--- a/data/outputs/v2/Essential_Mathematics/SS2.1_Similarity_and_Enlargement/Essential_Mathematics_Similarity_and_Enlargement_CBE_LessonSequence.docx
+++ b/data/outputs/v2/Essential_Mathematics/SS2.1_Similarity_and_Enlargement/Essential_Mathematics_Similarity_and_Enlargement_CBE_LessonSequence.docx
@@ -3362,7 +3362,7 @@
             <w:pPr>
               <w:spacing w:after="20" w:before="0"/>
             </w:pPr>
-            <w:hyperlink w:history="1" r:id="rId695rhwfobcwuy6vyvwuee">
+            <w:hyperlink w:history="1" r:id="rIdsjor9thycxklezsgbv5qp">
               <w:r>
                 <w:rPr>
                   <w:rFonts w:ascii="Arial" w:cs="Arial" w:eastAsia="Arial" w:hAnsi="Arial"/>
@@ -3371,7 +3371,7 @@
                   <w:szCs w:val="16"/>
                   <w:u w:val="single" w:color="2E75B6"/>
                 </w:rPr>
-                <w:t xml:space="preserve">Genetics vocabulary</w:t>
+                <w:t xml:space="preserve">Corresponding points and sides of scaled shapes</w:t>
               </w:r>
             </w:hyperlink>
           </w:p>
@@ -3395,7 +3395,7 @@
               <w:spacing w:after="10" w:before="0"/>
               <w:ind w:left="120"/>
             </w:pPr>
-            <w:hyperlink w:history="1" r:id="rIdvb47f-nfut6u1npvbkixu">
+            <w:hyperlink w:history="1" r:id="rIdhevybttm6nnxbrpecwzx-">
               <w:r>
                 <w:rPr>
                   <w:rFonts w:ascii="Arial" w:cs="Arial" w:eastAsia="Arial" w:hAnsi="Arial"/>
@@ -3433,14 +3433,14 @@
                 <w:sz w:val="16"/>
                 <w:szCs w:val="16"/>
               </w:rPr>
-              <w:t xml:space="preserve">📖 HTML:</w:t>
+              <w:t xml:space="preserve">📖 EXERCISE:</w:t>
             </w:r>
           </w:p>
           <w:p>
             <w:pPr>
               <w:spacing w:after="20" w:before="0"/>
             </w:pPr>
-            <w:hyperlink w:history="1" r:id="rIdbdoq88x_0yzug1sroe73m">
+            <w:hyperlink w:history="1" r:id="rIdml_z1nq41-chm8khsdbuy">
               <w:r>
                 <w:rPr>
                   <w:rFonts w:ascii="Arial" w:cs="Arial" w:eastAsia="Arial" w:hAnsi="Arial"/>
@@ -3449,7 +3449,7 @@
                   <w:szCs w:val="16"/>
                   <w:u w:val="single" w:color="2E75B6"/>
                 </w:rPr>
-                <w:t xml:space="preserve">Triangle Identification as Similar, Congruent, or Neither (Flexbook)</w:t>
+                <w:t xml:space="preserve">Corresponding sides and points</w:t>
               </w:r>
             </w:hyperlink>
           </w:p>
@@ -3465,7 +3465,7 @@
                 <w:sz w:val="14"/>
                 <w:szCs w:val="14"/>
               </w:rPr>
-              <w:t xml:space="preserve">Source: CK-12</w:t>
+              <w:t xml:space="preserve">Source: Khan Academy (English - US curriculum)</w:t>
             </w:r>
           </w:p>
           <w:p>
@@ -3473,7 +3473,7 @@
               <w:spacing w:after="10" w:before="0"/>
               <w:ind w:left="120"/>
             </w:pPr>
-            <w:hyperlink w:history="1" r:id="rId3hpnrr5d0zqwlcydw8f1s">
+            <w:hyperlink w:history="1" r:id="rId2c6-25r3bxxouupeefg3g">
               <w:r>
                 <w:rPr>
                   <w:rFonts w:ascii="Arial" w:cs="Arial" w:eastAsia="Arial" w:hAnsi="Arial"/>
@@ -3668,7 +3668,7 @@
             <w:pPr>
               <w:spacing w:after="20" w:before="0"/>
             </w:pPr>
-            <w:hyperlink w:history="1" r:id="rIdjtmfeeu5arib88jqyb2r2">
+            <w:hyperlink w:history="1" r:id="rId84nwh5scq0aelhzvyxccg">
               <w:r>
                 <w:rPr>
                   <w:rFonts w:ascii="Arial" w:cs="Arial" w:eastAsia="Arial" w:hAnsi="Arial"/>
@@ -3677,7 +3677,7 @@
                   <w:szCs w:val="16"/>
                   <w:u w:val="single" w:color="2E75B6"/>
                 </w:rPr>
-                <w:t xml:space="preserve">Genetics vocabulary</w:t>
+                <w:t xml:space="preserve">Using similarity to estimate ratio between side lengths</w:t>
               </w:r>
             </w:hyperlink>
           </w:p>
@@ -3701,7 +3701,7 @@
               <w:spacing w:after="10" w:before="0"/>
               <w:ind w:left="120"/>
             </w:pPr>
-            <w:hyperlink w:history="1" r:id="rIdl-5ljua3sxxzmiympvfno">
+            <w:hyperlink w:history="1" r:id="rIdgxxlaywftdwg7jfjy1zbn">
               <w:r>
                 <w:rPr>
                   <w:rFonts w:ascii="Arial" w:cs="Arial" w:eastAsia="Arial" w:hAnsi="Arial"/>
@@ -3746,7 +3746,7 @@
             <w:pPr>
               <w:spacing w:after="20" w:before="0"/>
             </w:pPr>
-            <w:hyperlink w:history="1" r:id="rIdqwwxbhyg4pnep0al-wjom">
+            <w:hyperlink w:history="1" r:id="rIdvvsmkumeky-u4htbepanu">
               <w:r>
                 <w:rPr>
                   <w:rFonts w:ascii="Arial" w:cs="Arial" w:eastAsia="Arial" w:hAnsi="Arial"/>
@@ -3755,7 +3755,7 @@
                   <w:szCs w:val="16"/>
                   <w:u w:val="single" w:color="2E75B6"/>
                 </w:rPr>
-                <w:t xml:space="preserve">Triangle Identification as Similar, Congruent, or Neither (Flexbook)</w:t>
+                <w:t xml:space="preserve">Corresponding Parts of Similar Figures (Flexbook)</w:t>
               </w:r>
             </w:hyperlink>
           </w:p>
@@ -3779,7 +3779,7 @@
               <w:spacing w:after="10" w:before="0"/>
               <w:ind w:left="120"/>
             </w:pPr>
-            <w:hyperlink w:history="1" r:id="rId-gr7psxy5fvw66llftkps">
+            <w:hyperlink w:history="1" r:id="rIdxurapgfkgygfdcdwwrimx">
               <w:r>
                 <w:rPr>
                   <w:rFonts w:ascii="Arial" w:cs="Arial" w:eastAsia="Arial" w:hAnsi="Arial"/>
@@ -3974,7 +3974,7 @@
             <w:pPr>
               <w:spacing w:after="20" w:before="0"/>
             </w:pPr>
-            <w:hyperlink w:history="1" r:id="rIdfybunkl1vo5tkz4sy_wdu">
+            <w:hyperlink w:history="1" r:id="rIdrfdj_qg1t78dfgcqbrorl">
               <w:r>
                 <w:rPr>
                   <w:rFonts w:ascii="Arial" w:cs="Arial" w:eastAsia="Arial" w:hAnsi="Arial"/>
@@ -3983,7 +3983,7 @@
                   <w:szCs w:val="16"/>
                   <w:u w:val="single" w:color="2E75B6"/>
                 </w:rPr>
-                <w:t xml:space="preserve">Genetics vocabulary</w:t>
+                <w:t xml:space="preserve">Corresponding points and sides of scaled shapes</w:t>
               </w:r>
             </w:hyperlink>
           </w:p>
@@ -4007,7 +4007,7 @@
               <w:spacing w:after="10" w:before="0"/>
               <w:ind w:left="120"/>
             </w:pPr>
-            <w:hyperlink w:history="1" r:id="rId4ffzulqvscxwce_oj5skt">
+            <w:hyperlink w:history="1" r:id="rId5dgrsmzfergticrfdlso-">
               <w:r>
                 <w:rPr>
                   <w:rFonts w:ascii="Arial" w:cs="Arial" w:eastAsia="Arial" w:hAnsi="Arial"/>
@@ -4045,14 +4045,14 @@
                 <w:sz w:val="16"/>
                 <w:szCs w:val="16"/>
               </w:rPr>
-              <w:t xml:space="preserve">📖 HTML:</w:t>
+              <w:t xml:space="preserve">📖 EXERCISE:</w:t>
             </w:r>
           </w:p>
           <w:p>
             <w:pPr>
               <w:spacing w:after="20" w:before="0"/>
             </w:pPr>
-            <w:hyperlink w:history="1" r:id="rIdllr4tjuattitqkgrnqk6h">
+            <w:hyperlink w:history="1" r:id="rIdgnzeh0gvuazv8rw19ehq1">
               <w:r>
                 <w:rPr>
                   <w:rFonts w:ascii="Arial" w:cs="Arial" w:eastAsia="Arial" w:hAnsi="Arial"/>
@@ -4061,7 +4061,7 @@
                   <w:szCs w:val="16"/>
                   <w:u w:val="single" w:color="2E75B6"/>
                 </w:rPr>
-                <w:t xml:space="preserve">Triangle Identification as Similar, Congruent, or Neither (Flexbook)</w:t>
+                <w:t xml:space="preserve">Corresponding Parts of Similar Figures Practice</w:t>
               </w:r>
             </w:hyperlink>
           </w:p>
@@ -4085,7 +4085,7 @@
               <w:spacing w:after="10" w:before="0"/>
               <w:ind w:left="120"/>
             </w:pPr>
-            <w:hyperlink w:history="1" r:id="rIdohcjshddszhnos_f_0g6b">
+            <w:hyperlink w:history="1" r:id="rIdamklqlvm3sjz-plh2mlrx">
               <w:r>
                 <w:rPr>
                   <w:rFonts w:ascii="Arial" w:cs="Arial" w:eastAsia="Arial" w:hAnsi="Arial"/>
@@ -4280,7 +4280,7 @@
             <w:pPr>
               <w:spacing w:after="20" w:before="0"/>
             </w:pPr>
-            <w:hyperlink w:history="1" r:id="rIdib7gob3krp5_b8gihxidg">
+            <w:hyperlink w:history="1" r:id="rIdohfqubhotdqpxxjsrenww">
               <w:r>
                 <w:rPr>
                   <w:rFonts w:ascii="Arial" w:cs="Arial" w:eastAsia="Arial" w:hAnsi="Arial"/>
@@ -4289,7 +4289,7 @@
                   <w:szCs w:val="16"/>
                   <w:u w:val="single" w:color="2E75B6"/>
                 </w:rPr>
-                <w:t xml:space="preserve">Genetics vocabulary</w:t>
+                <w:t xml:space="preserve">Corresponding points and sides of scaled shapes</w:t>
               </w:r>
             </w:hyperlink>
           </w:p>
@@ -4313,7 +4313,7 @@
               <w:spacing w:after="10" w:before="0"/>
               <w:ind w:left="120"/>
             </w:pPr>
-            <w:hyperlink w:history="1" r:id="rId7p1osf4fhpmb-atrynvfa">
+            <w:hyperlink w:history="1" r:id="rIdhmag7cjjgvci1j34f8vzp">
               <w:r>
                 <w:rPr>
                   <w:rFonts w:ascii="Arial" w:cs="Arial" w:eastAsia="Arial" w:hAnsi="Arial"/>
@@ -4358,7 +4358,7 @@
             <w:pPr>
               <w:spacing w:after="20" w:before="0"/>
             </w:pPr>
-            <w:hyperlink w:history="1" r:id="rIdrz4p8lcvwwhfekci3csva">
+            <w:hyperlink w:history="1" r:id="rId6vzoshxmocoysiqj2ml5c">
               <w:r>
                 <w:rPr>
                   <w:rFonts w:ascii="Arial" w:cs="Arial" w:eastAsia="Arial" w:hAnsi="Arial"/>
@@ -4367,7 +4367,7 @@
                   <w:szCs w:val="16"/>
                   <w:u w:val="single" w:color="2E75B6"/>
                 </w:rPr>
-                <w:t xml:space="preserve">Triangle Identification as Similar, Congruent, or Neither (Flexbook)</w:t>
+                <w:t xml:space="preserve">Corresponding Sides of Similar Triangles (PLIX)</w:t>
               </w:r>
             </w:hyperlink>
           </w:p>
@@ -4391,7 +4391,7 @@
               <w:spacing w:after="10" w:before="0"/>
               <w:ind w:left="120"/>
             </w:pPr>
-            <w:hyperlink w:history="1" r:id="rId6zhaqd6upbpshwefcnhyz">
+            <w:hyperlink w:history="1" r:id="rIdyif1hwsvgwbcpqz-9mbnx">
               <w:r>
                 <w:rPr>
                   <w:rFonts w:ascii="Arial" w:cs="Arial" w:eastAsia="Arial" w:hAnsi="Arial"/>
@@ -4586,7 +4586,7 @@
             <w:pPr>
               <w:spacing w:after="20" w:before="0"/>
             </w:pPr>
-            <w:hyperlink w:history="1" r:id="rIdq9yy1kzazghf7_zmbesfg">
+            <w:hyperlink w:history="1" r:id="rIdiagfp2rt3j9t7xajenukz">
               <w:r>
                 <w:rPr>
                   <w:rFonts w:ascii="Arial" w:cs="Arial" w:eastAsia="Arial" w:hAnsi="Arial"/>
@@ -4595,7 +4595,7 @@
                   <w:szCs w:val="16"/>
                   <w:u w:val="single" w:color="2E75B6"/>
                 </w:rPr>
-                <w:t xml:space="preserve">Genetics vocabulary</w:t>
+                <w:t xml:space="preserve">Corresponding points and sides of scaled shapes</w:t>
               </w:r>
             </w:hyperlink>
           </w:p>
@@ -4619,7 +4619,7 @@
               <w:spacing w:after="10" w:before="0"/>
               <w:ind w:left="120"/>
             </w:pPr>
-            <w:hyperlink w:history="1" r:id="rIdjegij3eyoq_vvkw_a_i1s">
+            <w:hyperlink w:history="1" r:id="rIdbbbhzvwzl0w6dez-sbzs8">
               <w:r>
                 <w:rPr>
                   <w:rFonts w:ascii="Arial" w:cs="Arial" w:eastAsia="Arial" w:hAnsi="Arial"/>
@@ -4657,14 +4657,14 @@
                 <w:sz w:val="16"/>
                 <w:szCs w:val="16"/>
               </w:rPr>
-              <w:t xml:space="preserve">📖 HTML:</w:t>
+              <w:t xml:space="preserve">📖 EXERCISE:</w:t>
             </w:r>
           </w:p>
           <w:p>
             <w:pPr>
               <w:spacing w:after="20" w:before="0"/>
             </w:pPr>
-            <w:hyperlink w:history="1" r:id="rIdfh5gufpoegzamjic2bks8">
+            <w:hyperlink w:history="1" r:id="rIdb7ip6ygmhfqbk7ts7pex0">
               <w:r>
                 <w:rPr>
                   <w:rFonts w:ascii="Arial" w:cs="Arial" w:eastAsia="Arial" w:hAnsi="Arial"/>
@@ -4673,7 +4673,7 @@
                   <w:szCs w:val="16"/>
                   <w:u w:val="single" w:color="2E75B6"/>
                 </w:rPr>
-                <w:t xml:space="preserve">Triangle Identification as Similar, Congruent, or Neither (Flexbook)</w:t>
+                <w:t xml:space="preserve">Prove triangle similarity</w:t>
               </w:r>
             </w:hyperlink>
           </w:p>
@@ -4689,7 +4689,7 @@
                 <w:sz w:val="14"/>
                 <w:szCs w:val="14"/>
               </w:rPr>
-              <w:t xml:space="preserve">Source: CK-12</w:t>
+              <w:t xml:space="preserve">Source: Khan Academy (English - US curriculum)</w:t>
             </w:r>
           </w:p>
           <w:p>
@@ -4697,7 +4697,7 @@
               <w:spacing w:after="10" w:before="0"/>
               <w:ind w:left="120"/>
             </w:pPr>
-            <w:hyperlink w:history="1" r:id="rIdyjij5urnha496c5r8qffq">
+            <w:hyperlink w:history="1" r:id="rIdmkl-qmm-4ixgqtac2oqpu">
               <w:r>
                 <w:rPr>
                   <w:rFonts w:ascii="Arial" w:cs="Arial" w:eastAsia="Arial" w:hAnsi="Arial"/>
@@ -6336,7 +6336,7 @@
             <w:pPr>
               <w:spacing w:after="20" w:before="0"/>
             </w:pPr>
-            <w:hyperlink w:history="1" r:id="rIdhtm2bue1yy3sjgwjmkj-c">
+            <w:hyperlink w:history="1" r:id="rIdx8uyd0ygt4iwdn9ysz8a-">
               <w:r>
                 <w:rPr>
                   <w:rFonts w:ascii="Arial" w:cs="Arial" w:eastAsia="Arial" w:hAnsi="Arial"/>
@@ -6345,7 +6345,7 @@
                   <w:szCs w:val="16"/>
                   <w:u w:val="single" w:color="2E75B6"/>
                 </w:rPr>
-                <w:t xml:space="preserve">Comparing Cups and Pints by Pictures</w:t>
+                <w:t xml:space="preserve">Using similarity to estimate ratio between side lengths</w:t>
               </w:r>
             </w:hyperlink>
           </w:p>
@@ -6361,7 +6361,7 @@
                 <w:sz w:val="14"/>
                 <w:szCs w:val="14"/>
               </w:rPr>
-              <w:t xml:space="preserve">Source: CK-12</w:t>
+              <w:t xml:space="preserve">Source: Khan Academy (English - US curriculum)</w:t>
             </w:r>
           </w:p>
           <w:p>
@@ -6369,7 +6369,7 @@
               <w:spacing w:after="10" w:before="0"/>
               <w:ind w:left="120"/>
             </w:pPr>
-            <w:hyperlink w:history="1" r:id="rId38vz5i9rvymzeki1g4qi8">
+            <w:hyperlink w:history="1" r:id="rIdxewh7agvsk9jmqfuql6_t">
               <w:r>
                 <w:rPr>
                   <w:rFonts w:ascii="Arial" w:cs="Arial" w:eastAsia="Arial" w:hAnsi="Arial"/>
@@ -6414,7 +6414,7 @@
             <w:pPr>
               <w:spacing w:after="20" w:before="0"/>
             </w:pPr>
-            <w:hyperlink w:history="1" r:id="rIddfqjto7gkivdl1dpeavcl">
+            <w:hyperlink w:history="1" r:id="rIdon9zum2y8cio4ox8sa8pk">
               <w:r>
                 <w:rPr>
                   <w:rFonts w:ascii="Arial" w:cs="Arial" w:eastAsia="Arial" w:hAnsi="Arial"/>
@@ -6423,7 +6423,7 @@
                   <w:szCs w:val="16"/>
                   <w:u w:val="single" w:color="2E75B6"/>
                 </w:rPr>
-                <w:t xml:space="preserve">Linear Equations: Deep Dish Pizza (PLIX)</w:t>
+                <w:t xml:space="preserve">Corresponding Parts of Similar Figures (Flexbook)</w:t>
               </w:r>
             </w:hyperlink>
           </w:p>
@@ -6447,7 +6447,7 @@
               <w:spacing w:after="10" w:before="0"/>
               <w:ind w:left="120"/>
             </w:pPr>
-            <w:hyperlink w:history="1" r:id="rIdjwatkjww1eja6cbjqnamt">
+            <w:hyperlink w:history="1" r:id="rIdg0saogkscopl_03stwaje">
               <w:r>
                 <w:rPr>
                   <w:rFonts w:ascii="Arial" w:cs="Arial" w:eastAsia="Arial" w:hAnsi="Arial"/>
@@ -6642,7 +6642,7 @@
             <w:pPr>
               <w:spacing w:after="20" w:before="0"/>
             </w:pPr>
-            <w:hyperlink w:history="1" r:id="rIdhdnyrgzwv1_pgxcbncbvh">
+            <w:hyperlink w:history="1" r:id="rIdugp9igdlyfn9wodtmxogz">
               <w:r>
                 <w:rPr>
                   <w:rFonts w:ascii="Arial" w:cs="Arial" w:eastAsia="Arial" w:hAnsi="Arial"/>
@@ -6651,7 +6651,7 @@
                   <w:szCs w:val="16"/>
                   <w:u w:val="single" w:color="2E75B6"/>
                 </w:rPr>
-                <w:t xml:space="preserve">Comparing Cups and Pints by Pictures</w:t>
+                <w:t xml:space="preserve">Using similarity to estimate ratio between side lengths</w:t>
               </w:r>
             </w:hyperlink>
           </w:p>
@@ -6667,7 +6667,7 @@
                 <w:sz w:val="14"/>
                 <w:szCs w:val="14"/>
               </w:rPr>
-              <w:t xml:space="preserve">Source: CK-12</w:t>
+              <w:t xml:space="preserve">Source: Khan Academy (English - US curriculum)</w:t>
             </w:r>
           </w:p>
           <w:p>
@@ -6675,7 +6675,7 @@
               <w:spacing w:after="10" w:before="0"/>
               <w:ind w:left="120"/>
             </w:pPr>
-            <w:hyperlink w:history="1" r:id="rIdp7p7doi5lqs57zzkmmbel">
+            <w:hyperlink w:history="1" r:id="rIdvyqdknc2ywuusiorxhvav">
               <w:r>
                 <w:rPr>
                   <w:rFonts w:ascii="Arial" w:cs="Arial" w:eastAsia="Arial" w:hAnsi="Arial"/>
@@ -6713,14 +6713,14 @@
                 <w:sz w:val="16"/>
                 <w:szCs w:val="16"/>
               </w:rPr>
-              <w:t xml:space="preserve">📖 HTML:</w:t>
+              <w:t xml:space="preserve">📖 EXERCISE:</w:t>
             </w:r>
           </w:p>
           <w:p>
             <w:pPr>
               <w:spacing w:after="20" w:before="0"/>
             </w:pPr>
-            <w:hyperlink w:history="1" r:id="rIdakzoveb165xgj9ifhnlx-">
+            <w:hyperlink w:history="1" r:id="rIdlwbiawilikwro5v0mp17t">
               <w:r>
                 <w:rPr>
                   <w:rFonts w:ascii="Arial" w:cs="Arial" w:eastAsia="Arial" w:hAnsi="Arial"/>
@@ -6729,7 +6729,7 @@
                   <w:szCs w:val="16"/>
                   <w:u w:val="single" w:color="2E75B6"/>
                 </w:rPr>
-                <w:t xml:space="preserve">Linear Equations: Deep Dish Pizza (PLIX)</w:t>
+                <w:t xml:space="preserve">Corresponding Parts of Similar Figures Practice</w:t>
               </w:r>
             </w:hyperlink>
           </w:p>
@@ -6753,7 +6753,7 @@
               <w:spacing w:after="10" w:before="0"/>
               <w:ind w:left="120"/>
             </w:pPr>
-            <w:hyperlink w:history="1" r:id="rIdpjmvn2iq9genehdi-ckbs">
+            <w:hyperlink w:history="1" r:id="rIdsgubpwzazq8txs0ifuhcx">
               <w:r>
                 <w:rPr>
                   <w:rFonts w:ascii="Arial" w:cs="Arial" w:eastAsia="Arial" w:hAnsi="Arial"/>
@@ -6948,7 +6948,7 @@
             <w:pPr>
               <w:spacing w:after="20" w:before="0"/>
             </w:pPr>
-            <w:hyperlink w:history="1" r:id="rIdz5i5scrrnu5zjuyf4pkjj">
+            <w:hyperlink w:history="1" r:id="rId30iutnhbc2upau_m1n-wb">
               <w:r>
                 <w:rPr>
                   <w:rFonts w:ascii="Arial" w:cs="Arial" w:eastAsia="Arial" w:hAnsi="Arial"/>
@@ -6957,7 +6957,7 @@
                   <w:szCs w:val="16"/>
                   <w:u w:val="single" w:color="2E75B6"/>
                 </w:rPr>
-                <w:t xml:space="preserve">Comparing Cups and Pints by Pictures</w:t>
+                <w:t xml:space="preserve">Using similarity to estimate ratio between side lengths</w:t>
               </w:r>
             </w:hyperlink>
           </w:p>
@@ -6973,7 +6973,7 @@
                 <w:sz w:val="14"/>
                 <w:szCs w:val="14"/>
               </w:rPr>
-              <w:t xml:space="preserve">Source: CK-12</w:t>
+              <w:t xml:space="preserve">Source: Khan Academy (English - US curriculum)</w:t>
             </w:r>
           </w:p>
           <w:p>
@@ -6981,7 +6981,7 @@
               <w:spacing w:after="10" w:before="0"/>
               <w:ind w:left="120"/>
             </w:pPr>
-            <w:hyperlink w:history="1" r:id="rIdlwbke5y1golq4kavhc6zi">
+            <w:hyperlink w:history="1" r:id="rIdfui1msohq2piskwdum-es">
               <w:r>
                 <w:rPr>
                   <w:rFonts w:ascii="Arial" w:cs="Arial" w:eastAsia="Arial" w:hAnsi="Arial"/>
@@ -7019,14 +7019,14 @@
                 <w:sz w:val="16"/>
                 <w:szCs w:val="16"/>
               </w:rPr>
-              <w:t xml:space="preserve">📖 HTML:</w:t>
+              <w:t xml:space="preserve">📖 EXERCISE:</w:t>
             </w:r>
           </w:p>
           <w:p>
             <w:pPr>
               <w:spacing w:after="20" w:before="0"/>
             </w:pPr>
-            <w:hyperlink w:history="1" r:id="rIdpyw6ugnenelp3de0wtig3">
+            <w:hyperlink w:history="1" r:id="rIdxsvivpwt_umumju3pz486">
               <w:r>
                 <w:rPr>
                   <w:rFonts w:ascii="Arial" w:cs="Arial" w:eastAsia="Arial" w:hAnsi="Arial"/>
@@ -7035,7 +7035,7 @@
                   <w:szCs w:val="16"/>
                   <w:u w:val="single" w:color="2E75B6"/>
                 </w:rPr>
-                <w:t xml:space="preserve">Linear Equations: Deep Dish Pizza (PLIX)</w:t>
+                <w:t xml:space="preserve">Prove triangle similarity</w:t>
               </w:r>
             </w:hyperlink>
           </w:p>
@@ -7051,7 +7051,7 @@
                 <w:sz w:val="14"/>
                 <w:szCs w:val="14"/>
               </w:rPr>
-              <w:t xml:space="preserve">Source: CK-12</w:t>
+              <w:t xml:space="preserve">Source: Khan Academy (English - US curriculum)</w:t>
             </w:r>
           </w:p>
           <w:p>
@@ -7059,7 +7059,7 @@
               <w:spacing w:after="10" w:before="0"/>
               <w:ind w:left="120"/>
             </w:pPr>
-            <w:hyperlink w:history="1" r:id="rIdnm7lw-ojyxsszh6zdo7do">
+            <w:hyperlink w:history="1" r:id="rIdbyhexzlxme1t2fhqksnnc">
               <w:r>
                 <w:rPr>
                   <w:rFonts w:ascii="Arial" w:cs="Arial" w:eastAsia="Arial" w:hAnsi="Arial"/>
@@ -7254,7 +7254,7 @@
             <w:pPr>
               <w:spacing w:after="20" w:before="0"/>
             </w:pPr>
-            <w:hyperlink w:history="1" r:id="rIdikaasm-ut1nu0jx6zljwy">
+            <w:hyperlink w:history="1" r:id="rIdqekjmuagbhthyzbi7z2nf">
               <w:r>
                 <w:rPr>
                   <w:rFonts w:ascii="Arial" w:cs="Arial" w:eastAsia="Arial" w:hAnsi="Arial"/>
@@ -7263,7 +7263,7 @@
                   <w:szCs w:val="16"/>
                   <w:u w:val="single" w:color="2E75B6"/>
                 </w:rPr>
-                <w:t xml:space="preserve">Comparing Cups and Pints by Pictures</w:t>
+                <w:t xml:space="preserve">Using similarity to estimate ratio between side lengths</w:t>
               </w:r>
             </w:hyperlink>
           </w:p>
@@ -7279,7 +7279,7 @@
                 <w:sz w:val="14"/>
                 <w:szCs w:val="14"/>
               </w:rPr>
-              <w:t xml:space="preserve">Source: CK-12</w:t>
+              <w:t xml:space="preserve">Source: Khan Academy (English - US curriculum)</w:t>
             </w:r>
           </w:p>
           <w:p>
@@ -7287,7 +7287,7 @@
               <w:spacing w:after="10" w:before="0"/>
               <w:ind w:left="120"/>
             </w:pPr>
-            <w:hyperlink w:history="1" r:id="rIdf2-o5fxvs6pyl2ottemyq">
+            <w:hyperlink w:history="1" r:id="rId1e6bvyrectgwwqi1ayym8">
               <w:r>
                 <w:rPr>
                   <w:rFonts w:ascii="Arial" w:cs="Arial" w:eastAsia="Arial" w:hAnsi="Arial"/>
@@ -7332,7 +7332,7 @@
             <w:pPr>
               <w:spacing w:after="20" w:before="0"/>
             </w:pPr>
-            <w:hyperlink w:history="1" r:id="rIdrq1n8ws_zaetiur-oogvk">
+            <w:hyperlink w:history="1" r:id="rIdkfen9vatpo8etckuapf6-">
               <w:r>
                 <w:rPr>
                   <w:rFonts w:ascii="Arial" w:cs="Arial" w:eastAsia="Arial" w:hAnsi="Arial"/>
@@ -7341,7 +7341,7 @@
                   <w:szCs w:val="16"/>
                   <w:u w:val="single" w:color="2E75B6"/>
                 </w:rPr>
-                <w:t xml:space="preserve">Linear Equations: Deep Dish Pizza (PLIX)</w:t>
+                <w:t xml:space="preserve">Unknown Measures of Similar Figures (Flexbook)</w:t>
               </w:r>
             </w:hyperlink>
           </w:p>
@@ -7365,7 +7365,7 @@
               <w:spacing w:after="10" w:before="0"/>
               <w:ind w:left="120"/>
             </w:pPr>
-            <w:hyperlink w:history="1" r:id="rId5hfdwh5gdsf6kqgoj_gse">
+            <w:hyperlink w:history="1" r:id="rIdjq0dejf9dhvnbq91oom8m">
               <w:r>
                 <w:rPr>
                   <w:rFonts w:ascii="Arial" w:cs="Arial" w:eastAsia="Arial" w:hAnsi="Arial"/>
@@ -7560,7 +7560,7 @@
             <w:pPr>
               <w:spacing w:after="20" w:before="0"/>
             </w:pPr>
-            <w:hyperlink w:history="1" r:id="rIdlngju96_tclqxexamnj5t">
+            <w:hyperlink w:history="1" r:id="rIdq6lozxn29lq3m9cu4qlgz">
               <w:r>
                 <w:rPr>
                   <w:rFonts w:ascii="Arial" w:cs="Arial" w:eastAsia="Arial" w:hAnsi="Arial"/>
@@ -7569,7 +7569,7 @@
                   <w:szCs w:val="16"/>
                   <w:u w:val="single" w:color="2E75B6"/>
                 </w:rPr>
-                <w:t xml:space="preserve">Comparing Cups and Pints by Pictures</w:t>
+                <w:t xml:space="preserve">Using similarity to estimate ratio between side lengths</w:t>
               </w:r>
             </w:hyperlink>
           </w:p>
@@ -7585,7 +7585,7 @@
                 <w:sz w:val="14"/>
                 <w:szCs w:val="14"/>
               </w:rPr>
-              <w:t xml:space="preserve">Source: CK-12</w:t>
+              <w:t xml:space="preserve">Source: Khan Academy (English - US curriculum)</w:t>
             </w:r>
           </w:p>
           <w:p>
@@ -7593,7 +7593,7 @@
               <w:spacing w:after="10" w:before="0"/>
               <w:ind w:left="120"/>
             </w:pPr>
-            <w:hyperlink w:history="1" r:id="rIdubcmuju_b7tatecwqgfdh">
+            <w:hyperlink w:history="1" r:id="rIdrshwdhswxr-o3iiyfpnaw">
               <w:r>
                 <w:rPr>
                   <w:rFonts w:ascii="Arial" w:cs="Arial" w:eastAsia="Arial" w:hAnsi="Arial"/>
@@ -7631,14 +7631,14 @@
                 <w:sz w:val="16"/>
                 <w:szCs w:val="16"/>
               </w:rPr>
-              <w:t xml:space="preserve">📖 HTML:</w:t>
+              <w:t xml:space="preserve">📖 EXERCISE:</w:t>
             </w:r>
           </w:p>
           <w:p>
             <w:pPr>
               <w:spacing w:after="20" w:before="0"/>
             </w:pPr>
-            <w:hyperlink w:history="1" r:id="rId2rqylonyv2htcjnipdfga">
+            <w:hyperlink w:history="1" r:id="rId6xxkl2gndrsnrlprqzyxr">
               <w:r>
                 <w:rPr>
                   <w:rFonts w:ascii="Arial" w:cs="Arial" w:eastAsia="Arial" w:hAnsi="Arial"/>
@@ -7647,7 +7647,7 @@
                   <w:szCs w:val="16"/>
                   <w:u w:val="single" w:color="2E75B6"/>
                 </w:rPr>
-                <w:t xml:space="preserve">Linear Equations: Deep Dish Pizza (PLIX)</w:t>
+                <w:t xml:space="preserve">Unknown Measures of Similar Figures Practice</w:t>
               </w:r>
             </w:hyperlink>
           </w:p>
@@ -7671,7 +7671,7 @@
               <w:spacing w:after="10" w:before="0"/>
               <w:ind w:left="120"/>
             </w:pPr>
-            <w:hyperlink w:history="1" r:id="rIdg2-hsptd_lpfvpic1kmle">
+            <w:hyperlink w:history="1" r:id="rIdrqksxazssiu_itagkz3yh">
               <w:r>
                 <w:rPr>
                   <w:rFonts w:ascii="Arial" w:cs="Arial" w:eastAsia="Arial" w:hAnsi="Arial"/>
@@ -9317,7 +9317,84 @@
             <w:pPr>
               <w:spacing w:after="20" w:before="0"/>
             </w:pPr>
-            <w:hyperlink w:history="1" r:id="rIdcokeggwttvnrxy8l2gkeg">
+            <w:r>
+              <w:rPr>
+                <w:rFonts w:ascii="Arial" w:cs="Arial" w:eastAsia="Arial" w:hAnsi="Arial"/>
+                <w:i/>
+                <w:iCs/>
+                <w:color w:val="595959"/>
+                <w:sz w:val="16"/>
+                <w:szCs w:val="16"/>
+              </w:rPr>
+              <w:t xml:space="preserve">No closely matching video in the ARES library for this activity.</w:t>
+            </w:r>
+          </w:p>
+          <w:p>
+            <w:pPr>
+              <w:spacing w:after="10" w:before="0"/>
+              <w:ind w:left="120"/>
+            </w:pPr>
+            <w:hyperlink w:history="1" r:id="rIdpezolhldt9vocrfse1emp">
+              <w:r>
+                <w:rPr>
+                  <w:rFonts w:ascii="Arial" w:cs="Arial" w:eastAsia="Arial" w:hAnsi="Arial"/>
+                  <w:color w:val="595959"/>
+                  <w:sz w:val="14"/>
+                  <w:szCs w:val="14"/>
+                  <w:u w:val="single" w:color="595959"/>
+                </w:rPr>
+                <w:t xml:space="preserve">🔍 Search ARES for videos</w:t>
+              </w:r>
+            </w:hyperlink>
+          </w:p>
+          <w:p>
+            <w:pPr>
+              <w:spacing w:after="10" w:before="0"/>
+              <w:ind w:left="120"/>
+            </w:pPr>
+            <w:r>
+              <w:rPr>
+                <w:rFonts w:ascii="Arial" w:cs="Arial" w:eastAsia="Arial" w:hAnsi="Arial"/>
+                <w:color w:val="595959"/>
+                <w:sz w:val="14"/>
+                <w:szCs w:val="14"/>
+              </w:rPr>
+              <w:t xml:space="preserve">Search terms: similarity enlargement centre linear</w:t>
+            </w:r>
+          </w:p>
+          <w:p>
+            <w:pPr>
+              <w:spacing w:after="40" w:before="0"/>
+            </w:pPr>
+            <w:r>
+              <w:rPr>
+                <w:sz w:val="14"/>
+                <w:szCs w:val="14"/>
+              </w:rPr>
+              <w:t xml:space="preserve"/>
+            </w:r>
+          </w:p>
+          <w:p>
+            <w:pPr>
+              <w:spacing w:after="20" w:before="0"/>
+            </w:pPr>
+            <w:r>
+              <w:rPr>
+                <w:rFonts w:ascii="Arial" w:cs="Arial" w:eastAsia="Arial" w:hAnsi="Arial"/>
+                <w:b/>
+                <w:bCs/>
+                <w:color w:val="1F3864"/>
+                <w:sz w:val="16"/>
+                <w:szCs w:val="16"/>
+              </w:rPr>
+              <w:t xml:space="preserve">📖 EXERCISE:</w:t>
+            </w:r>
+          </w:p>
+          <w:p>
+            <w:pPr>
+              <w:spacing w:after="20" w:before="0"/>
+            </w:pPr>
+            <w:hyperlink w:history="1" r:id="rIduzypyhtf2et-5edvjfbjq">
               <w:r>
                 <w:rPr>
                   <w:rFonts w:ascii="Arial" w:cs="Arial" w:eastAsia="Arial" w:hAnsi="Arial"/>
@@ -9326,7 +9403,7 @@
                   <w:szCs w:val="16"/>
                   <w:u w:val="single" w:color="2E75B6"/>
                 </w:rPr>
-                <w:t xml:space="preserve">Genetics vocabulary</w:t>
+                <w:t xml:space="preserve">Prove triangle similarity</w:t>
               </w:r>
             </w:hyperlink>
           </w:p>
@@ -9350,85 +9427,7 @@
               <w:spacing w:after="10" w:before="0"/>
               <w:ind w:left="120"/>
             </w:pPr>
-            <w:hyperlink w:history="1" r:id="rIdbkly_1elg-dsskbforod9">
-              <w:r>
-                <w:rPr>
-                  <w:rFonts w:ascii="Arial" w:cs="Arial" w:eastAsia="Arial" w:hAnsi="Arial"/>
-                  <w:color w:val="595959"/>
-                  <w:sz w:val="14"/>
-                  <w:szCs w:val="14"/>
-                  <w:u w:val="single" w:color="595959"/>
-                </w:rPr>
-                <w:t xml:space="preserve">🔍 Search ARES for similar videos</w:t>
-              </w:r>
-            </w:hyperlink>
-          </w:p>
-          <w:p>
-            <w:pPr>
-              <w:spacing w:after="40" w:before="0"/>
-            </w:pPr>
-            <w:r>
-              <w:rPr>
-                <w:sz w:val="14"/>
-                <w:szCs w:val="14"/>
-              </w:rPr>
-              <w:t xml:space="preserve"/>
-            </w:r>
-          </w:p>
-          <w:p>
-            <w:pPr>
-              <w:spacing w:after="20" w:before="0"/>
-            </w:pPr>
-            <w:r>
-              <w:rPr>
-                <w:rFonts w:ascii="Arial" w:cs="Arial" w:eastAsia="Arial" w:hAnsi="Arial"/>
-                <w:b/>
-                <w:bCs/>
-                <w:color w:val="1F3864"/>
-                <w:sz w:val="16"/>
-                <w:szCs w:val="16"/>
-              </w:rPr>
-              <w:t xml:space="preserve">📖 HTML:</w:t>
-            </w:r>
-          </w:p>
-          <w:p>
-            <w:pPr>
-              <w:spacing w:after="20" w:before="0"/>
-            </w:pPr>
-            <w:hyperlink w:history="1" r:id="rId-stkd_nqc8tbfrkqh2zzw">
-              <w:r>
-                <w:rPr>
-                  <w:rFonts w:ascii="Arial" w:cs="Arial" w:eastAsia="Arial" w:hAnsi="Arial"/>
-                  <w:color w:val="2E75B6"/>
-                  <w:sz w:val="16"/>
-                  <w:szCs w:val="16"/>
-                  <w:u w:val="single" w:color="2E75B6"/>
-                </w:rPr>
-                <w:t xml:space="preserve">Linear Equations: Deep Dish Pizza (PLIX)</w:t>
-              </w:r>
-            </w:hyperlink>
-          </w:p>
-          <w:p>
-            <w:pPr>
-              <w:spacing w:after="10" w:before="0"/>
-              <w:ind w:left="120"/>
-            </w:pPr>
-            <w:r>
-              <w:rPr>
-                <w:rFonts w:ascii="Arial" w:cs="Arial" w:eastAsia="Arial" w:hAnsi="Arial"/>
-                <w:color w:val="595959"/>
-                <w:sz w:val="14"/>
-                <w:szCs w:val="14"/>
-              </w:rPr>
-              <w:t xml:space="preserve">Source: CK-12</w:t>
-            </w:r>
-          </w:p>
-          <w:p>
-            <w:pPr>
-              <w:spacing w:after="10" w:before="0"/>
-              <w:ind w:left="120"/>
-            </w:pPr>
-            <w:hyperlink w:history="1" r:id="rIdqv62n-kyak7hktbzattoh">
+            <w:hyperlink w:history="1" r:id="rIdaunlpmggk5cc1isnzupe0">
               <w:r>
                 <w:rPr>
                   <w:rFonts w:ascii="Arial" w:cs="Arial" w:eastAsia="Arial" w:hAnsi="Arial"/>
@@ -9623,7 +9622,84 @@
             <w:pPr>
               <w:spacing w:after="20" w:before="0"/>
             </w:pPr>
-            <w:hyperlink w:history="1" r:id="rIdkdvjgsmbt4dvv3chxi0tb">
+            <w:r>
+              <w:rPr>
+                <w:rFonts w:ascii="Arial" w:cs="Arial" w:eastAsia="Arial" w:hAnsi="Arial"/>
+                <w:i/>
+                <w:iCs/>
+                <w:color w:val="595959"/>
+                <w:sz w:val="16"/>
+                <w:szCs w:val="16"/>
+              </w:rPr>
+              <w:t xml:space="preserve">No closely matching video in the ARES library for this activity.</w:t>
+            </w:r>
+          </w:p>
+          <w:p>
+            <w:pPr>
+              <w:spacing w:after="10" w:before="0"/>
+              <w:ind w:left="120"/>
+            </w:pPr>
+            <w:hyperlink w:history="1" r:id="rIdqnh_h7cetgshay2xwjlz-">
+              <w:r>
+                <w:rPr>
+                  <w:rFonts w:ascii="Arial" w:cs="Arial" w:eastAsia="Arial" w:hAnsi="Arial"/>
+                  <w:color w:val="595959"/>
+                  <w:sz w:val="14"/>
+                  <w:szCs w:val="14"/>
+                  <w:u w:val="single" w:color="595959"/>
+                </w:rPr>
+                <w:t xml:space="preserve">🔍 Search ARES for videos</w:t>
+              </w:r>
+            </w:hyperlink>
+          </w:p>
+          <w:p>
+            <w:pPr>
+              <w:spacing w:after="10" w:before="0"/>
+              <w:ind w:left="120"/>
+            </w:pPr>
+            <w:r>
+              <w:rPr>
+                <w:rFonts w:ascii="Arial" w:cs="Arial" w:eastAsia="Arial" w:hAnsi="Arial"/>
+                <w:color w:val="595959"/>
+                <w:sz w:val="14"/>
+                <w:szCs w:val="14"/>
+              </w:rPr>
+              <w:t xml:space="preserve">Search terms: similarity enlargement centre linear</w:t>
+            </w:r>
+          </w:p>
+          <w:p>
+            <w:pPr>
+              <w:spacing w:after="40" w:before="0"/>
+            </w:pPr>
+            <w:r>
+              <w:rPr>
+                <w:sz w:val="14"/>
+                <w:szCs w:val="14"/>
+              </w:rPr>
+              <w:t xml:space="preserve"/>
+            </w:r>
+          </w:p>
+          <w:p>
+            <w:pPr>
+              <w:spacing w:after="20" w:before="0"/>
+            </w:pPr>
+            <w:r>
+              <w:rPr>
+                <w:rFonts w:ascii="Arial" w:cs="Arial" w:eastAsia="Arial" w:hAnsi="Arial"/>
+                <w:b/>
+                <w:bCs/>
+                <w:color w:val="1F3864"/>
+                <w:sz w:val="16"/>
+                <w:szCs w:val="16"/>
+              </w:rPr>
+              <w:t xml:space="preserve">📖 EXERCISE:</w:t>
+            </w:r>
+          </w:p>
+          <w:p>
+            <w:pPr>
+              <w:spacing w:after="20" w:before="0"/>
+            </w:pPr>
+            <w:hyperlink w:history="1" r:id="rIdg6-o2b6c3nfkrfhgkcvic">
               <w:r>
                 <w:rPr>
                   <w:rFonts w:ascii="Arial" w:cs="Arial" w:eastAsia="Arial" w:hAnsi="Arial"/>
@@ -9632,7 +9708,7 @@
                   <w:szCs w:val="16"/>
                   <w:u w:val="single" w:color="2E75B6"/>
                 </w:rPr>
-                <w:t xml:space="preserve">Genetics vocabulary</w:t>
+                <w:t xml:space="preserve">Prove triangle similarity</w:t>
               </w:r>
             </w:hyperlink>
           </w:p>
@@ -9656,85 +9732,7 @@
               <w:spacing w:after="10" w:before="0"/>
               <w:ind w:left="120"/>
             </w:pPr>
-            <w:hyperlink w:history="1" r:id="rIdpqnaardr-gsnbnhubqgf6">
-              <w:r>
-                <w:rPr>
-                  <w:rFonts w:ascii="Arial" w:cs="Arial" w:eastAsia="Arial" w:hAnsi="Arial"/>
-                  <w:color w:val="595959"/>
-                  <w:sz w:val="14"/>
-                  <w:szCs w:val="14"/>
-                  <w:u w:val="single" w:color="595959"/>
-                </w:rPr>
-                <w:t xml:space="preserve">🔍 Search ARES for similar videos</w:t>
-              </w:r>
-            </w:hyperlink>
-          </w:p>
-          <w:p>
-            <w:pPr>
-              <w:spacing w:after="40" w:before="0"/>
-            </w:pPr>
-            <w:r>
-              <w:rPr>
-                <w:sz w:val="14"/>
-                <w:szCs w:val="14"/>
-              </w:rPr>
-              <w:t xml:space="preserve"/>
-            </w:r>
-          </w:p>
-          <w:p>
-            <w:pPr>
-              <w:spacing w:after="20" w:before="0"/>
-            </w:pPr>
-            <w:r>
-              <w:rPr>
-                <w:rFonts w:ascii="Arial" w:cs="Arial" w:eastAsia="Arial" w:hAnsi="Arial"/>
-                <w:b/>
-                <w:bCs/>
-                <w:color w:val="1F3864"/>
-                <w:sz w:val="16"/>
-                <w:szCs w:val="16"/>
-              </w:rPr>
-              <w:t xml:space="preserve">📖 HTML:</w:t>
-            </w:r>
-          </w:p>
-          <w:p>
-            <w:pPr>
-              <w:spacing w:after="20" w:before="0"/>
-            </w:pPr>
-            <w:hyperlink w:history="1" r:id="rIdemzjztwvdcfgfty5wexlu">
-              <w:r>
-                <w:rPr>
-                  <w:rFonts w:ascii="Arial" w:cs="Arial" w:eastAsia="Arial" w:hAnsi="Arial"/>
-                  <w:color w:val="2E75B6"/>
-                  <w:sz w:val="16"/>
-                  <w:szCs w:val="16"/>
-                  <w:u w:val="single" w:color="2E75B6"/>
-                </w:rPr>
-                <w:t xml:space="preserve">Linear Equations: Deep Dish Pizza (PLIX)</w:t>
-              </w:r>
-            </w:hyperlink>
-          </w:p>
-          <w:p>
-            <w:pPr>
-              <w:spacing w:after="10" w:before="0"/>
-              <w:ind w:left="120"/>
-            </w:pPr>
-            <w:r>
-              <w:rPr>
-                <w:rFonts w:ascii="Arial" w:cs="Arial" w:eastAsia="Arial" w:hAnsi="Arial"/>
-                <w:color w:val="595959"/>
-                <w:sz w:val="14"/>
-                <w:szCs w:val="14"/>
-              </w:rPr>
-              <w:t xml:space="preserve">Source: CK-12</w:t>
-            </w:r>
-          </w:p>
-          <w:p>
-            <w:pPr>
-              <w:spacing w:after="10" w:before="0"/>
-              <w:ind w:left="120"/>
-            </w:pPr>
-            <w:hyperlink w:history="1" r:id="rIddkuk2f4pjyg-rvqdbv5yf">
+            <w:hyperlink w:history="1" r:id="rId_wkjdkkxu6mntmyvox6es">
               <w:r>
                 <w:rPr>
                   <w:rFonts w:ascii="Arial" w:cs="Arial" w:eastAsia="Arial" w:hAnsi="Arial"/>
@@ -9929,7 +9927,84 @@
             <w:pPr>
               <w:spacing w:after="20" w:before="0"/>
             </w:pPr>
-            <w:hyperlink w:history="1" r:id="rId3d7-vkkhq1j5owvs96mju">
+            <w:r>
+              <w:rPr>
+                <w:rFonts w:ascii="Arial" w:cs="Arial" w:eastAsia="Arial" w:hAnsi="Arial"/>
+                <w:i/>
+                <w:iCs/>
+                <w:color w:val="595959"/>
+                <w:sz w:val="16"/>
+                <w:szCs w:val="16"/>
+              </w:rPr>
+              <w:t xml:space="preserve">No closely matching video in the ARES library for this activity.</w:t>
+            </w:r>
+          </w:p>
+          <w:p>
+            <w:pPr>
+              <w:spacing w:after="10" w:before="0"/>
+              <w:ind w:left="120"/>
+            </w:pPr>
+            <w:hyperlink w:history="1" r:id="rIdzqpgjvlqvvkusjfypldy7">
+              <w:r>
+                <w:rPr>
+                  <w:rFonts w:ascii="Arial" w:cs="Arial" w:eastAsia="Arial" w:hAnsi="Arial"/>
+                  <w:color w:val="595959"/>
+                  <w:sz w:val="14"/>
+                  <w:szCs w:val="14"/>
+                  <w:u w:val="single" w:color="595959"/>
+                </w:rPr>
+                <w:t xml:space="preserve">🔍 Search ARES for videos</w:t>
+              </w:r>
+            </w:hyperlink>
+          </w:p>
+          <w:p>
+            <w:pPr>
+              <w:spacing w:after="10" w:before="0"/>
+              <w:ind w:left="120"/>
+            </w:pPr>
+            <w:r>
+              <w:rPr>
+                <w:rFonts w:ascii="Arial" w:cs="Arial" w:eastAsia="Arial" w:hAnsi="Arial"/>
+                <w:color w:val="595959"/>
+                <w:sz w:val="14"/>
+                <w:szCs w:val="14"/>
+              </w:rPr>
+              <w:t xml:space="preserve">Search terms: similarity enlargement centre linear</w:t>
+            </w:r>
+          </w:p>
+          <w:p>
+            <w:pPr>
+              <w:spacing w:after="40" w:before="0"/>
+            </w:pPr>
+            <w:r>
+              <w:rPr>
+                <w:sz w:val="14"/>
+                <w:szCs w:val="14"/>
+              </w:rPr>
+              <w:t xml:space="preserve"/>
+            </w:r>
+          </w:p>
+          <w:p>
+            <w:pPr>
+              <w:spacing w:after="20" w:before="0"/>
+            </w:pPr>
+            <w:r>
+              <w:rPr>
+                <w:rFonts w:ascii="Arial" w:cs="Arial" w:eastAsia="Arial" w:hAnsi="Arial"/>
+                <w:b/>
+                <w:bCs/>
+                <w:color w:val="1F3864"/>
+                <w:sz w:val="16"/>
+                <w:szCs w:val="16"/>
+              </w:rPr>
+              <w:t xml:space="preserve">📖 EXERCISE:</w:t>
+            </w:r>
+          </w:p>
+          <w:p>
+            <w:pPr>
+              <w:spacing w:after="20" w:before="0"/>
+            </w:pPr>
+            <w:hyperlink w:history="1" r:id="rIdg4g8dwbd9jjdnkgnltucy">
               <w:r>
                 <w:rPr>
                   <w:rFonts w:ascii="Arial" w:cs="Arial" w:eastAsia="Arial" w:hAnsi="Arial"/>
@@ -9938,7 +10013,7 @@
                   <w:szCs w:val="16"/>
                   <w:u w:val="single" w:color="2E75B6"/>
                 </w:rPr>
-                <w:t xml:space="preserve">Genetics vocabulary</w:t>
+                <w:t xml:space="preserve">Prove triangle similarity</w:t>
               </w:r>
             </w:hyperlink>
           </w:p>
@@ -9962,85 +10037,7 @@
               <w:spacing w:after="10" w:before="0"/>
               <w:ind w:left="120"/>
             </w:pPr>
-            <w:hyperlink w:history="1" r:id="rIdwiqjex6tgaz2rtcl5zmci">
-              <w:r>
-                <w:rPr>
-                  <w:rFonts w:ascii="Arial" w:cs="Arial" w:eastAsia="Arial" w:hAnsi="Arial"/>
-                  <w:color w:val="595959"/>
-                  <w:sz w:val="14"/>
-                  <w:szCs w:val="14"/>
-                  <w:u w:val="single" w:color="595959"/>
-                </w:rPr>
-                <w:t xml:space="preserve">🔍 Search ARES for similar videos</w:t>
-              </w:r>
-            </w:hyperlink>
-          </w:p>
-          <w:p>
-            <w:pPr>
-              <w:spacing w:after="40" w:before="0"/>
-            </w:pPr>
-            <w:r>
-              <w:rPr>
-                <w:sz w:val="14"/>
-                <w:szCs w:val="14"/>
-              </w:rPr>
-              <w:t xml:space="preserve"/>
-            </w:r>
-          </w:p>
-          <w:p>
-            <w:pPr>
-              <w:spacing w:after="20" w:before="0"/>
-            </w:pPr>
-            <w:r>
-              <w:rPr>
-                <w:rFonts w:ascii="Arial" w:cs="Arial" w:eastAsia="Arial" w:hAnsi="Arial"/>
-                <w:b/>
-                <w:bCs/>
-                <w:color w:val="1F3864"/>
-                <w:sz w:val="16"/>
-                <w:szCs w:val="16"/>
-              </w:rPr>
-              <w:t xml:space="preserve">📖 HTML:</w:t>
-            </w:r>
-          </w:p>
-          <w:p>
-            <w:pPr>
-              <w:spacing w:after="20" w:before="0"/>
-            </w:pPr>
-            <w:hyperlink w:history="1" r:id="rIdezilvijq8medjelcbo8n4">
-              <w:r>
-                <w:rPr>
-                  <w:rFonts w:ascii="Arial" w:cs="Arial" w:eastAsia="Arial" w:hAnsi="Arial"/>
-                  <w:color w:val="2E75B6"/>
-                  <w:sz w:val="16"/>
-                  <w:szCs w:val="16"/>
-                  <w:u w:val="single" w:color="2E75B6"/>
-                </w:rPr>
-                <w:t xml:space="preserve">Linear Equations: Deep Dish Pizza (PLIX)</w:t>
-              </w:r>
-            </w:hyperlink>
-          </w:p>
-          <w:p>
-            <w:pPr>
-              <w:spacing w:after="10" w:before="0"/>
-              <w:ind w:left="120"/>
-            </w:pPr>
-            <w:r>
-              <w:rPr>
-                <w:rFonts w:ascii="Arial" w:cs="Arial" w:eastAsia="Arial" w:hAnsi="Arial"/>
-                <w:color w:val="595959"/>
-                <w:sz w:val="14"/>
-                <w:szCs w:val="14"/>
-              </w:rPr>
-              <w:t xml:space="preserve">Source: CK-12</w:t>
-            </w:r>
-          </w:p>
-          <w:p>
-            <w:pPr>
-              <w:spacing w:after="10" w:before="0"/>
-              <w:ind w:left="120"/>
-            </w:pPr>
-            <w:hyperlink w:history="1" r:id="rId3stnwraed723vlwswnguy">
+            <w:hyperlink w:history="1" r:id="rIde9rtvwpjozusljr9xo_u0">
               <w:r>
                 <w:rPr>
                   <w:rFonts w:ascii="Arial" w:cs="Arial" w:eastAsia="Arial" w:hAnsi="Arial"/>
@@ -10235,7 +10232,84 @@
             <w:pPr>
               <w:spacing w:after="20" w:before="0"/>
             </w:pPr>
-            <w:hyperlink w:history="1" r:id="rIdwnjuwairzmkugu3wcv6vm">
+            <w:r>
+              <w:rPr>
+                <w:rFonts w:ascii="Arial" w:cs="Arial" w:eastAsia="Arial" w:hAnsi="Arial"/>
+                <w:i/>
+                <w:iCs/>
+                <w:color w:val="595959"/>
+                <w:sz w:val="16"/>
+                <w:szCs w:val="16"/>
+              </w:rPr>
+              <w:t xml:space="preserve">No closely matching video in the ARES library for this activity.</w:t>
+            </w:r>
+          </w:p>
+          <w:p>
+            <w:pPr>
+              <w:spacing w:after="10" w:before="0"/>
+              <w:ind w:left="120"/>
+            </w:pPr>
+            <w:hyperlink w:history="1" r:id="rId_esbecr4cystbqpomeag0">
+              <w:r>
+                <w:rPr>
+                  <w:rFonts w:ascii="Arial" w:cs="Arial" w:eastAsia="Arial" w:hAnsi="Arial"/>
+                  <w:color w:val="595959"/>
+                  <w:sz w:val="14"/>
+                  <w:szCs w:val="14"/>
+                  <w:u w:val="single" w:color="595959"/>
+                </w:rPr>
+                <w:t xml:space="preserve">🔍 Search ARES for videos</w:t>
+              </w:r>
+            </w:hyperlink>
+          </w:p>
+          <w:p>
+            <w:pPr>
+              <w:spacing w:after="10" w:before="0"/>
+              <w:ind w:left="120"/>
+            </w:pPr>
+            <w:r>
+              <w:rPr>
+                <w:rFonts w:ascii="Arial" w:cs="Arial" w:eastAsia="Arial" w:hAnsi="Arial"/>
+                <w:color w:val="595959"/>
+                <w:sz w:val="14"/>
+                <w:szCs w:val="14"/>
+              </w:rPr>
+              <w:t xml:space="preserve">Search terms: similarity enlargement centre linear</w:t>
+            </w:r>
+          </w:p>
+          <w:p>
+            <w:pPr>
+              <w:spacing w:after="40" w:before="0"/>
+            </w:pPr>
+            <w:r>
+              <w:rPr>
+                <w:sz w:val="14"/>
+                <w:szCs w:val="14"/>
+              </w:rPr>
+              <w:t xml:space="preserve"/>
+            </w:r>
+          </w:p>
+          <w:p>
+            <w:pPr>
+              <w:spacing w:after="20" w:before="0"/>
+            </w:pPr>
+            <w:r>
+              <w:rPr>
+                <w:rFonts w:ascii="Arial" w:cs="Arial" w:eastAsia="Arial" w:hAnsi="Arial"/>
+                <w:b/>
+                <w:bCs/>
+                <w:color w:val="1F3864"/>
+                <w:sz w:val="16"/>
+                <w:szCs w:val="16"/>
+              </w:rPr>
+              <w:t xml:space="preserve">📖 EXERCISE:</w:t>
+            </w:r>
+          </w:p>
+          <w:p>
+            <w:pPr>
+              <w:spacing w:after="20" w:before="0"/>
+            </w:pPr>
+            <w:hyperlink w:history="1" r:id="rIdgldg56wrpgrtutejte80h">
               <w:r>
                 <w:rPr>
                   <w:rFonts w:ascii="Arial" w:cs="Arial" w:eastAsia="Arial" w:hAnsi="Arial"/>
@@ -10244,7 +10318,7 @@
                   <w:szCs w:val="16"/>
                   <w:u w:val="single" w:color="2E75B6"/>
                 </w:rPr>
-                <w:t xml:space="preserve">Genetics vocabulary</w:t>
+                <w:t xml:space="preserve">Prove triangle similarity</w:t>
               </w:r>
             </w:hyperlink>
           </w:p>
@@ -10268,85 +10342,7 @@
               <w:spacing w:after="10" w:before="0"/>
               <w:ind w:left="120"/>
             </w:pPr>
-            <w:hyperlink w:history="1" r:id="rIdmudzcu2jgic3xcprtja8_">
-              <w:r>
-                <w:rPr>
-                  <w:rFonts w:ascii="Arial" w:cs="Arial" w:eastAsia="Arial" w:hAnsi="Arial"/>
-                  <w:color w:val="595959"/>
-                  <w:sz w:val="14"/>
-                  <w:szCs w:val="14"/>
-                  <w:u w:val="single" w:color="595959"/>
-                </w:rPr>
-                <w:t xml:space="preserve">🔍 Search ARES for similar videos</w:t>
-              </w:r>
-            </w:hyperlink>
-          </w:p>
-          <w:p>
-            <w:pPr>
-              <w:spacing w:after="40" w:before="0"/>
-            </w:pPr>
-            <w:r>
-              <w:rPr>
-                <w:sz w:val="14"/>
-                <w:szCs w:val="14"/>
-              </w:rPr>
-              <w:t xml:space="preserve"/>
-            </w:r>
-          </w:p>
-          <w:p>
-            <w:pPr>
-              <w:spacing w:after="20" w:before="0"/>
-            </w:pPr>
-            <w:r>
-              <w:rPr>
-                <w:rFonts w:ascii="Arial" w:cs="Arial" w:eastAsia="Arial" w:hAnsi="Arial"/>
-                <w:b/>
-                <w:bCs/>
-                <w:color w:val="1F3864"/>
-                <w:sz w:val="16"/>
-                <w:szCs w:val="16"/>
-              </w:rPr>
-              <w:t xml:space="preserve">📖 HTML:</w:t>
-            </w:r>
-          </w:p>
-          <w:p>
-            <w:pPr>
-              <w:spacing w:after="20" w:before="0"/>
-            </w:pPr>
-            <w:hyperlink w:history="1" r:id="rIdpahkk4e_h10jrbtd7atov">
-              <w:r>
-                <w:rPr>
-                  <w:rFonts w:ascii="Arial" w:cs="Arial" w:eastAsia="Arial" w:hAnsi="Arial"/>
-                  <w:color w:val="2E75B6"/>
-                  <w:sz w:val="16"/>
-                  <w:szCs w:val="16"/>
-                  <w:u w:val="single" w:color="2E75B6"/>
-                </w:rPr>
-                <w:t xml:space="preserve">Linear Equations: Deep Dish Pizza (PLIX)</w:t>
-              </w:r>
-            </w:hyperlink>
-          </w:p>
-          <w:p>
-            <w:pPr>
-              <w:spacing w:after="10" w:before="0"/>
-              <w:ind w:left="120"/>
-            </w:pPr>
-            <w:r>
-              <w:rPr>
-                <w:rFonts w:ascii="Arial" w:cs="Arial" w:eastAsia="Arial" w:hAnsi="Arial"/>
-                <w:color w:val="595959"/>
-                <w:sz w:val="14"/>
-                <w:szCs w:val="14"/>
-              </w:rPr>
-              <w:t xml:space="preserve">Source: CK-12</w:t>
-            </w:r>
-          </w:p>
-          <w:p>
-            <w:pPr>
-              <w:spacing w:after="10" w:before="0"/>
-              <w:ind w:left="120"/>
-            </w:pPr>
-            <w:hyperlink w:history="1" r:id="rId7zeoumcdoqtd-vgmjkbni">
+            <w:hyperlink w:history="1" r:id="rIdhalikt3lehxy4kp30kvx6">
               <w:r>
                 <w:rPr>
                   <w:rFonts w:ascii="Arial" w:cs="Arial" w:eastAsia="Arial" w:hAnsi="Arial"/>
@@ -10541,7 +10537,84 @@
             <w:pPr>
               <w:spacing w:after="20" w:before="0"/>
             </w:pPr>
-            <w:hyperlink w:history="1" r:id="rIdj88sn95yig7ngm4tnhm2k">
+            <w:r>
+              <w:rPr>
+                <w:rFonts w:ascii="Arial" w:cs="Arial" w:eastAsia="Arial" w:hAnsi="Arial"/>
+                <w:i/>
+                <w:iCs/>
+                <w:color w:val="595959"/>
+                <w:sz w:val="16"/>
+                <w:szCs w:val="16"/>
+              </w:rPr>
+              <w:t xml:space="preserve">No closely matching video in the ARES library for this activity.</w:t>
+            </w:r>
+          </w:p>
+          <w:p>
+            <w:pPr>
+              <w:spacing w:after="10" w:before="0"/>
+              <w:ind w:left="120"/>
+            </w:pPr>
+            <w:hyperlink w:history="1" r:id="rIdqw1oax4xpvf2plxiujs9o">
+              <w:r>
+                <w:rPr>
+                  <w:rFonts w:ascii="Arial" w:cs="Arial" w:eastAsia="Arial" w:hAnsi="Arial"/>
+                  <w:color w:val="595959"/>
+                  <w:sz w:val="14"/>
+                  <w:szCs w:val="14"/>
+                  <w:u w:val="single" w:color="595959"/>
+                </w:rPr>
+                <w:t xml:space="preserve">🔍 Search ARES for videos</w:t>
+              </w:r>
+            </w:hyperlink>
+          </w:p>
+          <w:p>
+            <w:pPr>
+              <w:spacing w:after="10" w:before="0"/>
+              <w:ind w:left="120"/>
+            </w:pPr>
+            <w:r>
+              <w:rPr>
+                <w:rFonts w:ascii="Arial" w:cs="Arial" w:eastAsia="Arial" w:hAnsi="Arial"/>
+                <w:color w:val="595959"/>
+                <w:sz w:val="14"/>
+                <w:szCs w:val="14"/>
+              </w:rPr>
+              <w:t xml:space="preserve">Search terms: similarity enlargement centre linear</w:t>
+            </w:r>
+          </w:p>
+          <w:p>
+            <w:pPr>
+              <w:spacing w:after="40" w:before="0"/>
+            </w:pPr>
+            <w:r>
+              <w:rPr>
+                <w:sz w:val="14"/>
+                <w:szCs w:val="14"/>
+              </w:rPr>
+              <w:t xml:space="preserve"/>
+            </w:r>
+          </w:p>
+          <w:p>
+            <w:pPr>
+              <w:spacing w:after="20" w:before="0"/>
+            </w:pPr>
+            <w:r>
+              <w:rPr>
+                <w:rFonts w:ascii="Arial" w:cs="Arial" w:eastAsia="Arial" w:hAnsi="Arial"/>
+                <w:b/>
+                <w:bCs/>
+                <w:color w:val="1F3864"/>
+                <w:sz w:val="16"/>
+                <w:szCs w:val="16"/>
+              </w:rPr>
+              <w:t xml:space="preserve">📖 EXERCISE:</w:t>
+            </w:r>
+          </w:p>
+          <w:p>
+            <w:pPr>
+              <w:spacing w:after="20" w:before="0"/>
+            </w:pPr>
+            <w:hyperlink w:history="1" r:id="rIdhptlddq3l31pm63meftnn">
               <w:r>
                 <w:rPr>
                   <w:rFonts w:ascii="Arial" w:cs="Arial" w:eastAsia="Arial" w:hAnsi="Arial"/>
@@ -10550,7 +10623,7 @@
                   <w:szCs w:val="16"/>
                   <w:u w:val="single" w:color="2E75B6"/>
                 </w:rPr>
-                <w:t xml:space="preserve">Genetics vocabulary</w:t>
+                <w:t xml:space="preserve">Prove triangle similarity</w:t>
               </w:r>
             </w:hyperlink>
           </w:p>
@@ -10574,85 +10647,7 @@
               <w:spacing w:after="10" w:before="0"/>
               <w:ind w:left="120"/>
             </w:pPr>
-            <w:hyperlink w:history="1" r:id="rIdcdluq-ifcukrhz3rwmqdv">
-              <w:r>
-                <w:rPr>
-                  <w:rFonts w:ascii="Arial" w:cs="Arial" w:eastAsia="Arial" w:hAnsi="Arial"/>
-                  <w:color w:val="595959"/>
-                  <w:sz w:val="14"/>
-                  <w:szCs w:val="14"/>
-                  <w:u w:val="single" w:color="595959"/>
-                </w:rPr>
-                <w:t xml:space="preserve">🔍 Search ARES for similar videos</w:t>
-              </w:r>
-            </w:hyperlink>
-          </w:p>
-          <w:p>
-            <w:pPr>
-              <w:spacing w:after="40" w:before="0"/>
-            </w:pPr>
-            <w:r>
-              <w:rPr>
-                <w:sz w:val="14"/>
-                <w:szCs w:val="14"/>
-              </w:rPr>
-              <w:t xml:space="preserve"/>
-            </w:r>
-          </w:p>
-          <w:p>
-            <w:pPr>
-              <w:spacing w:after="20" w:before="0"/>
-            </w:pPr>
-            <w:r>
-              <w:rPr>
-                <w:rFonts w:ascii="Arial" w:cs="Arial" w:eastAsia="Arial" w:hAnsi="Arial"/>
-                <w:b/>
-                <w:bCs/>
-                <w:color w:val="1F3864"/>
-                <w:sz w:val="16"/>
-                <w:szCs w:val="16"/>
-              </w:rPr>
-              <w:t xml:space="preserve">📖 HTML:</w:t>
-            </w:r>
-          </w:p>
-          <w:p>
-            <w:pPr>
-              <w:spacing w:after="20" w:before="0"/>
-            </w:pPr>
-            <w:hyperlink w:history="1" r:id="rIdqsfpdghdhi76v6udznawr">
-              <w:r>
-                <w:rPr>
-                  <w:rFonts w:ascii="Arial" w:cs="Arial" w:eastAsia="Arial" w:hAnsi="Arial"/>
-                  <w:color w:val="2E75B6"/>
-                  <w:sz w:val="16"/>
-                  <w:szCs w:val="16"/>
-                  <w:u w:val="single" w:color="2E75B6"/>
-                </w:rPr>
-                <w:t xml:space="preserve">Linear Equations: Deep Dish Pizza (PLIX)</w:t>
-              </w:r>
-            </w:hyperlink>
-          </w:p>
-          <w:p>
-            <w:pPr>
-              <w:spacing w:after="10" w:before="0"/>
-              <w:ind w:left="120"/>
-            </w:pPr>
-            <w:r>
-              <w:rPr>
-                <w:rFonts w:ascii="Arial" w:cs="Arial" w:eastAsia="Arial" w:hAnsi="Arial"/>
-                <w:color w:val="595959"/>
-                <w:sz w:val="14"/>
-                <w:szCs w:val="14"/>
-              </w:rPr>
-              <w:t xml:space="preserve">Source: CK-12</w:t>
-            </w:r>
-          </w:p>
-          <w:p>
-            <w:pPr>
-              <w:spacing w:after="10" w:before="0"/>
-              <w:ind w:left="120"/>
-            </w:pPr>
-            <w:hyperlink w:history="1" r:id="rIdcgkanv3zbu-0f9vgcgfxe">
+            <w:hyperlink w:history="1" r:id="rIdihzjohtrf39axflhuancv">
               <w:r>
                 <w:rPr>
                   <w:rFonts w:ascii="Arial" w:cs="Arial" w:eastAsia="Arial" w:hAnsi="Arial"/>
@@ -12215,7 +12210,7 @@
             <w:pPr>
               <w:spacing w:after="20" w:before="0"/>
             </w:pPr>
-            <w:hyperlink w:history="1" r:id="rIdin27dzrj3opyhz8osovrf">
+            <w:hyperlink w:history="1" r:id="rIdzfdi9ag0u4szrhhkc7hut">
               <w:r>
                 <w:rPr>
                   <w:rFonts w:ascii="Arial" w:cs="Arial" w:eastAsia="Arial" w:hAnsi="Arial"/>
@@ -12224,7 +12219,7 @@
                   <w:szCs w:val="16"/>
                   <w:u w:val="single" w:color="2E75B6"/>
                 </w:rPr>
-                <w:t xml:space="preserve">Comparing Cups and Pints by Pictures</w:t>
+                <w:t xml:space="preserve">Scale factors and area</w:t>
               </w:r>
             </w:hyperlink>
           </w:p>
@@ -12240,7 +12235,7 @@
                 <w:sz w:val="14"/>
                 <w:szCs w:val="14"/>
               </w:rPr>
-              <w:t xml:space="preserve">Source: CK-12</w:t>
+              <w:t xml:space="preserve">Source: Khan Academy (English - US curriculum)</w:t>
             </w:r>
           </w:p>
           <w:p>
@@ -12248,7 +12243,7 @@
               <w:spacing w:after="10" w:before="0"/>
               <w:ind w:left="120"/>
             </w:pPr>
-            <w:hyperlink w:history="1" r:id="rIdr7lvgqnklcqpe665vnbvm">
+            <w:hyperlink w:history="1" r:id="rIdexv_2dd8wgy-jhjwupmya">
               <w:r>
                 <w:rPr>
                   <w:rFonts w:ascii="Arial" w:cs="Arial" w:eastAsia="Arial" w:hAnsi="Arial"/>
@@ -12286,14 +12281,14 @@
                 <w:sz w:val="16"/>
                 <w:szCs w:val="16"/>
               </w:rPr>
-              <w:t xml:space="preserve">📖 HTML:</w:t>
+              <w:t xml:space="preserve">📖 EXERCISE:</w:t>
             </w:r>
           </w:p>
           <w:p>
             <w:pPr>
               <w:spacing w:after="20" w:before="0"/>
             </w:pPr>
-            <w:hyperlink w:history="1" r:id="rId7hkvstaizkmlef2xfx3zs">
+            <w:hyperlink w:history="1" r:id="rIdphhglvqik_uj55vunfpvh">
               <w:r>
                 <w:rPr>
                   <w:rFonts w:ascii="Arial" w:cs="Arial" w:eastAsia="Arial" w:hAnsi="Arial"/>
@@ -12302,7 +12297,7 @@
                   <w:szCs w:val="16"/>
                   <w:u w:val="single" w:color="2E75B6"/>
                 </w:rPr>
-                <w:t xml:space="preserve">Area Models for Decimal Multiplication (Flexbook)</w:t>
+                <w:t xml:space="preserve">Construct scale drawings</w:t>
               </w:r>
             </w:hyperlink>
           </w:p>
@@ -12318,7 +12313,7 @@
                 <w:sz w:val="14"/>
                 <w:szCs w:val="14"/>
               </w:rPr>
-              <w:t xml:space="preserve">Source: CK-12</w:t>
+              <w:t xml:space="preserve">Source: Khan Academy (English - US curriculum)</w:t>
             </w:r>
           </w:p>
           <w:p>
@@ -12326,7 +12321,7 @@
               <w:spacing w:after="10" w:before="0"/>
               <w:ind w:left="120"/>
             </w:pPr>
-            <w:hyperlink w:history="1" r:id="rId9e-5va7laa-g62hvuy4g5">
+            <w:hyperlink w:history="1" r:id="rIdgf_7cvkjfgxke6umr_9ki">
               <w:r>
                 <w:rPr>
                   <w:rFonts w:ascii="Arial" w:cs="Arial" w:eastAsia="Arial" w:hAnsi="Arial"/>
@@ -12521,7 +12516,7 @@
             <w:pPr>
               <w:spacing w:after="20" w:before="0"/>
             </w:pPr>
-            <w:hyperlink w:history="1" r:id="rIdzosc13qjyjfxssdjpr6nl">
+            <w:hyperlink w:history="1" r:id="rIdxb8zat8xhatgmlhu0bg0f">
               <w:r>
                 <w:rPr>
                   <w:rFonts w:ascii="Arial" w:cs="Arial" w:eastAsia="Arial" w:hAnsi="Arial"/>
@@ -12530,7 +12525,7 @@
                   <w:szCs w:val="16"/>
                   <w:u w:val="single" w:color="2E75B6"/>
                 </w:rPr>
-                <w:t xml:space="preserve">Comparing Cups and Pints by Pictures</w:t>
+                <w:t xml:space="preserve">Making a scale drawing</w:t>
               </w:r>
             </w:hyperlink>
           </w:p>
@@ -12546,7 +12541,7 @@
                 <w:sz w:val="14"/>
                 <w:szCs w:val="14"/>
               </w:rPr>
-              <w:t xml:space="preserve">Source: CK-12</w:t>
+              <w:t xml:space="preserve">Source: Khan Academy (English - US curriculum)</w:t>
             </w:r>
           </w:p>
           <w:p>
@@ -12554,7 +12549,7 @@
               <w:spacing w:after="10" w:before="0"/>
               <w:ind w:left="120"/>
             </w:pPr>
-            <w:hyperlink w:history="1" r:id="rIdodzpbeor1bsnxxo2vzheq">
+            <w:hyperlink w:history="1" r:id="rIdf13bl8fetjval8_mfm9su">
               <w:r>
                 <w:rPr>
                   <w:rFonts w:ascii="Arial" w:cs="Arial" w:eastAsia="Arial" w:hAnsi="Arial"/>
@@ -12592,14 +12587,14 @@
                 <w:sz w:val="16"/>
                 <w:szCs w:val="16"/>
               </w:rPr>
-              <w:t xml:space="preserve">📖 HTML:</w:t>
+              <w:t xml:space="preserve">📖 EXERCISE:</w:t>
             </w:r>
           </w:p>
           <w:p>
             <w:pPr>
               <w:spacing w:after="20" w:before="0"/>
             </w:pPr>
-            <w:hyperlink w:history="1" r:id="rIdkaotjjts0_rm2mcdvsl4n">
+            <w:hyperlink w:history="1" r:id="rIdizelzm1q89mq0-da9yfj_">
               <w:r>
                 <w:rPr>
                   <w:rFonts w:ascii="Arial" w:cs="Arial" w:eastAsia="Arial" w:hAnsi="Arial"/>
@@ -12608,7 +12603,7 @@
                   <w:szCs w:val="16"/>
                   <w:u w:val="single" w:color="2E75B6"/>
                 </w:rPr>
-                <w:t xml:space="preserve">Area Models for Decimal Multiplication (Flexbook)</w:t>
+                <w:t xml:space="preserve">Prove triangle similarity</w:t>
               </w:r>
             </w:hyperlink>
           </w:p>
@@ -12624,7 +12619,7 @@
                 <w:sz w:val="14"/>
                 <w:szCs w:val="14"/>
               </w:rPr>
-              <w:t xml:space="preserve">Source: CK-12</w:t>
+              <w:t xml:space="preserve">Source: Khan Academy (English - US curriculum)</w:t>
             </w:r>
           </w:p>
           <w:p>
@@ -12632,7 +12627,7 @@
               <w:spacing w:after="10" w:before="0"/>
               <w:ind w:left="120"/>
             </w:pPr>
-            <w:hyperlink w:history="1" r:id="rId1zoltywokaynbojcf2uhr">
+            <w:hyperlink w:history="1" r:id="rIdpxzgu0pbucyhnzvkeumb_">
               <w:r>
                 <w:rPr>
                   <w:rFonts w:ascii="Arial" w:cs="Arial" w:eastAsia="Arial" w:hAnsi="Arial"/>
@@ -12827,7 +12822,7 @@
             <w:pPr>
               <w:spacing w:after="20" w:before="0"/>
             </w:pPr>
-            <w:hyperlink w:history="1" r:id="rIdgh2h2axkby1of9f9ezjyo">
+            <w:hyperlink w:history="1" r:id="rIdcmprvsbgir55wiupuf8ec">
               <w:r>
                 <w:rPr>
                   <w:rFonts w:ascii="Arial" w:cs="Arial" w:eastAsia="Arial" w:hAnsi="Arial"/>
@@ -12836,7 +12831,7 @@
                   <w:szCs w:val="16"/>
                   <w:u w:val="single" w:color="2E75B6"/>
                 </w:rPr>
-                <w:t xml:space="preserve">Comparing Cups and Pints by Pictures</w:t>
+                <w:t xml:space="preserve">Measuring rectangles with different unit squares</w:t>
               </w:r>
             </w:hyperlink>
           </w:p>
@@ -12852,7 +12847,7 @@
                 <w:sz w:val="14"/>
                 <w:szCs w:val="14"/>
               </w:rPr>
-              <w:t xml:space="preserve">Source: CK-12</w:t>
+              <w:t xml:space="preserve">Source: Khan Academy (English - US curriculum)</w:t>
             </w:r>
           </w:p>
           <w:p>
@@ -12860,7 +12855,7 @@
               <w:spacing w:after="10" w:before="0"/>
               <w:ind w:left="120"/>
             </w:pPr>
-            <w:hyperlink w:history="1" r:id="rIdkiex5jfn_q1vzkitjv16r">
+            <w:hyperlink w:history="1" r:id="rIduaiv0dbma_vuk4kmrkfco">
               <w:r>
                 <w:rPr>
                   <w:rFonts w:ascii="Arial" w:cs="Arial" w:eastAsia="Arial" w:hAnsi="Arial"/>
@@ -12905,7 +12900,7 @@
             <w:pPr>
               <w:spacing w:after="20" w:before="0"/>
             </w:pPr>
-            <w:hyperlink w:history="1" r:id="rIdx_kfs8ix0ucih4jzwnwdb">
+            <w:hyperlink w:history="1" r:id="rIdc4k7mfj8iht1ulg5ammst">
               <w:r>
                 <w:rPr>
                   <w:rFonts w:ascii="Arial" w:cs="Arial" w:eastAsia="Arial" w:hAnsi="Arial"/>
@@ -12914,7 +12909,7 @@
                   <w:szCs w:val="16"/>
                   <w:u w:val="single" w:color="2E75B6"/>
                 </w:rPr>
-                <w:t xml:space="preserve">Area Models for Decimal Multiplication (Flexbook)</w:t>
+                <w:t xml:space="preserve">Corresponding Parts of Similar Figures (Flexbook)</w:t>
               </w:r>
             </w:hyperlink>
           </w:p>
@@ -12938,7 +12933,7 @@
               <w:spacing w:after="10" w:before="0"/>
               <w:ind w:left="120"/>
             </w:pPr>
-            <w:hyperlink w:history="1" r:id="rIduaqqumsebg4z9f8ausris">
+            <w:hyperlink w:history="1" r:id="rIdzlmbhvza75il3oww8ugba">
               <w:r>
                 <w:rPr>
                   <w:rFonts w:ascii="Arial" w:cs="Arial" w:eastAsia="Arial" w:hAnsi="Arial"/>
@@ -13133,7 +13128,7 @@
             <w:pPr>
               <w:spacing w:after="20" w:before="0"/>
             </w:pPr>
-            <w:hyperlink w:history="1" r:id="rIde0grjh4ibactjx5xip0w7">
+            <w:hyperlink w:history="1" r:id="rIdjaoxtwfi-xkmi0j-h6m-z">
               <w:r>
                 <w:rPr>
                   <w:rFonts w:ascii="Arial" w:cs="Arial" w:eastAsia="Arial" w:hAnsi="Arial"/>
@@ -13142,7 +13137,7 @@
                   <w:szCs w:val="16"/>
                   <w:u w:val="single" w:color="2E75B6"/>
                 </w:rPr>
-                <w:t xml:space="preserve">Comparing Cups and Pints by Pictures</w:t>
+                <w:t xml:space="preserve">Volume with cross sections: squares and rectangles (no graph)</w:t>
               </w:r>
             </w:hyperlink>
           </w:p>
@@ -13158,7 +13153,7 @@
                 <w:sz w:val="14"/>
                 <w:szCs w:val="14"/>
               </w:rPr>
-              <w:t xml:space="preserve">Source: CK-12</w:t>
+              <w:t xml:space="preserve">Source: Khan Academy (English - US curriculum)</w:t>
             </w:r>
           </w:p>
           <w:p>
@@ -13166,7 +13161,7 @@
               <w:spacing w:after="10" w:before="0"/>
               <w:ind w:left="120"/>
             </w:pPr>
-            <w:hyperlink w:history="1" r:id="rIdetuma9nrnp-q0jmnelgnx">
+            <w:hyperlink w:history="1" r:id="rId00cbejwqcvnlmxgtnypl9">
               <w:r>
                 <w:rPr>
                   <w:rFonts w:ascii="Arial" w:cs="Arial" w:eastAsia="Arial" w:hAnsi="Arial"/>
@@ -13204,14 +13199,14 @@
                 <w:sz w:val="16"/>
                 <w:szCs w:val="16"/>
               </w:rPr>
-              <w:t xml:space="preserve">📖 HTML:</w:t>
+              <w:t xml:space="preserve">📖 EXERCISE:</w:t>
             </w:r>
           </w:p>
           <w:p>
             <w:pPr>
               <w:spacing w:after="20" w:before="0"/>
             </w:pPr>
-            <w:hyperlink w:history="1" r:id="rIdj4ycwsjjolotsw6rmgrwk">
+            <w:hyperlink w:history="1" r:id="rId8aerxalapcrkmujcznklm">
               <w:r>
                 <w:rPr>
                   <w:rFonts w:ascii="Arial" w:cs="Arial" w:eastAsia="Arial" w:hAnsi="Arial"/>
@@ -13220,7 +13215,7 @@
                   <w:szCs w:val="16"/>
                   <w:u w:val="single" w:color="2E75B6"/>
                 </w:rPr>
-                <w:t xml:space="preserve">Area Models for Decimal Multiplication (Flexbook)</w:t>
+                <w:t xml:space="preserve">Corresponding Parts of Similar Figures Practice</w:t>
               </w:r>
             </w:hyperlink>
           </w:p>
@@ -13244,7 +13239,7 @@
               <w:spacing w:after="10" w:before="0"/>
               <w:ind w:left="120"/>
             </w:pPr>
-            <w:hyperlink w:history="1" r:id="rIdmchwkdfijhmtaooysj2sp">
+            <w:hyperlink w:history="1" r:id="rIds7bqlj2epcbn6cucbb0f1">
               <w:r>
                 <w:rPr>
                   <w:rFonts w:ascii="Arial" w:cs="Arial" w:eastAsia="Arial" w:hAnsi="Arial"/>
@@ -13439,7 +13434,7 @@
             <w:pPr>
               <w:spacing w:after="20" w:before="0"/>
             </w:pPr>
-            <w:hyperlink w:history="1" r:id="rIdl_xdtetoj40_eieyn_i0d">
+            <w:hyperlink w:history="1" r:id="rIdoahyxe8-jachznx9nkove">
               <w:r>
                 <w:rPr>
                   <w:rFonts w:ascii="Arial" w:cs="Arial" w:eastAsia="Arial" w:hAnsi="Arial"/>
@@ -13448,7 +13443,7 @@
                   <w:szCs w:val="16"/>
                   <w:u w:val="single" w:color="2E75B6"/>
                 </w:rPr>
-                <w:t xml:space="preserve">Comparing Cups and Pints by Pictures</w:t>
+                <w:t xml:space="preserve">Scale factors and area</w:t>
               </w:r>
             </w:hyperlink>
           </w:p>
@@ -13464,7 +13459,7 @@
                 <w:sz w:val="14"/>
                 <w:szCs w:val="14"/>
               </w:rPr>
-              <w:t xml:space="preserve">Source: CK-12</w:t>
+              <w:t xml:space="preserve">Source: Khan Academy (English - US curriculum)</w:t>
             </w:r>
           </w:p>
           <w:p>
@@ -13472,7 +13467,7 @@
               <w:spacing w:after="10" w:before="0"/>
               <w:ind w:left="120"/>
             </w:pPr>
-            <w:hyperlink w:history="1" r:id="rIdm-9d95zglfgawkmpnqzko">
+            <w:hyperlink w:history="1" r:id="rId51a3im2wlwcqfunbh1ulp">
               <w:r>
                 <w:rPr>
                   <w:rFonts w:ascii="Arial" w:cs="Arial" w:eastAsia="Arial" w:hAnsi="Arial"/>
@@ -13517,7 +13512,7 @@
             <w:pPr>
               <w:spacing w:after="20" w:before="0"/>
             </w:pPr>
-            <w:hyperlink w:history="1" r:id="rId5n9niokxwzizdtwwf9cgc">
+            <w:hyperlink w:history="1" r:id="rIdnveujhrrtfgxsw-beo39t">
               <w:r>
                 <w:rPr>
                   <w:rFonts w:ascii="Arial" w:cs="Arial" w:eastAsia="Arial" w:hAnsi="Arial"/>
@@ -13526,7 +13521,7 @@
                   <w:szCs w:val="16"/>
                   <w:u w:val="single" w:color="2E75B6"/>
                 </w:rPr>
-                <w:t xml:space="preserve">Area Models for Decimal Multiplication (Flexbook)</w:t>
+                <w:t xml:space="preserve">Unknown Measures of Similar Figures (Flexbook)</w:t>
               </w:r>
             </w:hyperlink>
           </w:p>
@@ -13550,7 +13545,7 @@
               <w:spacing w:after="10" w:before="0"/>
               <w:ind w:left="120"/>
             </w:pPr>
-            <w:hyperlink w:history="1" r:id="rIdolxbvaolrgtw-dnvneeji">
+            <w:hyperlink w:history="1" r:id="rIdfrtspqxkqbinqr6d_icng">
               <w:r>
                 <w:rPr>
                   <w:rFonts w:ascii="Arial" w:cs="Arial" w:eastAsia="Arial" w:hAnsi="Arial"/>
@@ -15037,7 +15032,7 @@
             <w:pPr>
               <w:spacing w:after="20" w:before="0"/>
             </w:pPr>
-            <w:hyperlink w:history="1" r:id="rIdajeuaf07p9e6phjmiukmm">
+            <w:hyperlink w:history="1" r:id="rId_5ah9izmxesvx-7h63y7q">
               <w:r>
                 <w:rPr>
                   <w:rFonts w:ascii="Arial" w:cs="Arial" w:eastAsia="Arial" w:hAnsi="Arial"/>
@@ -15046,7 +15041,7 @@
                   <w:szCs w:val="16"/>
                   <w:u w:val="single" w:color="2E75B6"/>
                 </w:rPr>
-                <w:t xml:space="preserve">Function notation example</w:t>
+                <w:t xml:space="preserve">Area and Volume of Similar Solids Principles</w:t>
               </w:r>
             </w:hyperlink>
           </w:p>
@@ -15062,7 +15057,7 @@
                 <w:sz w:val="14"/>
                 <w:szCs w:val="14"/>
               </w:rPr>
-              <w:t xml:space="preserve">Source: Khan Academy (English - US curriculum)</w:t>
+              <w:t xml:space="preserve">Source: CK-12</w:t>
             </w:r>
           </w:p>
           <w:p>
@@ -15070,7 +15065,7 @@
               <w:spacing w:after="10" w:before="0"/>
               <w:ind w:left="120"/>
             </w:pPr>
-            <w:hyperlink w:history="1" r:id="rIdjzwattsriejrzbmschg_o">
+            <w:hyperlink w:history="1" r:id="rIdxmppcv7qsk2v6nbvnxijx">
               <w:r>
                 <w:rPr>
                   <w:rFonts w:ascii="Arial" w:cs="Arial" w:eastAsia="Arial" w:hAnsi="Arial"/>
@@ -15115,7 +15110,7 @@
             <w:pPr>
               <w:spacing w:after="20" w:before="0"/>
             </w:pPr>
-            <w:hyperlink w:history="1" r:id="rIdyuzgjqkhlt1e2sfb-n33c">
+            <w:hyperlink w:history="1" r:id="rIdr-fvml-ak74wbzi1vn12k">
               <w:r>
                 <w:rPr>
                   <w:rFonts w:ascii="Arial" w:cs="Arial" w:eastAsia="Arial" w:hAnsi="Arial"/>
@@ -15124,7 +15119,7 @@
                   <w:szCs w:val="16"/>
                   <w:u w:val="single" w:color="2E75B6"/>
                 </w:rPr>
-                <w:t xml:space="preserve">Comparing Standard Units of Volume (PLIX)</w:t>
+                <w:t xml:space="preserve">Area and Volume of Similar Solids (Flexbook)</w:t>
               </w:r>
             </w:hyperlink>
           </w:p>
@@ -15148,7 +15143,7 @@
               <w:spacing w:after="10" w:before="0"/>
               <w:ind w:left="120"/>
             </w:pPr>
-            <w:hyperlink w:history="1" r:id="rIdqozguatulnfjumya2w9kf">
+            <w:hyperlink w:history="1" r:id="rIdxxwn1bzlbalvzzqt8tbsx">
               <w:r>
                 <w:rPr>
                   <w:rFonts w:ascii="Arial" w:cs="Arial" w:eastAsia="Arial" w:hAnsi="Arial"/>
@@ -15343,7 +15338,7 @@
             <w:pPr>
               <w:spacing w:after="20" w:before="0"/>
             </w:pPr>
-            <w:hyperlink w:history="1" r:id="rIdflsktigct0btnejzzmbmv">
+            <w:hyperlink w:history="1" r:id="rIdhzpp5gwmniux6hn8a037o">
               <w:r>
                 <w:rPr>
                   <w:rFonts w:ascii="Arial" w:cs="Arial" w:eastAsia="Arial" w:hAnsi="Arial"/>
@@ -15352,7 +15347,7 @@
                   <w:szCs w:val="16"/>
                   <w:u w:val="single" w:color="2E75B6"/>
                 </w:rPr>
-                <w:t xml:space="preserve">Function notation example</w:t>
+                <w:t xml:space="preserve">Scale factors and area</w:t>
               </w:r>
             </w:hyperlink>
           </w:p>
@@ -15376,7 +15371,7 @@
               <w:spacing w:after="10" w:before="0"/>
               <w:ind w:left="120"/>
             </w:pPr>
-            <w:hyperlink w:history="1" r:id="rIdckoyeuyoqz-nqd-0d8elz">
+            <w:hyperlink w:history="1" r:id="rId4s-92v4mnsegsekb-zjc-">
               <w:r>
                 <w:rPr>
                   <w:rFonts w:ascii="Arial" w:cs="Arial" w:eastAsia="Arial" w:hAnsi="Arial"/>
@@ -15414,14 +15409,14 @@
                 <w:sz w:val="16"/>
                 <w:szCs w:val="16"/>
               </w:rPr>
-              <w:t xml:space="preserve">📖 HTML:</w:t>
+              <w:t xml:space="preserve">📖 EXERCISE:</w:t>
             </w:r>
           </w:p>
           <w:p>
             <w:pPr>
               <w:spacing w:after="20" w:before="0"/>
             </w:pPr>
-            <w:hyperlink w:history="1" r:id="rIdnnog7rfeyaswlzmzkyitm">
+            <w:hyperlink w:history="1" r:id="rIdqpx-tpz37eawtvgdzzyfm">
               <w:r>
                 <w:rPr>
                   <w:rFonts w:ascii="Arial" w:cs="Arial" w:eastAsia="Arial" w:hAnsi="Arial"/>
@@ -15430,7 +15425,7 @@
                   <w:szCs w:val="16"/>
                   <w:u w:val="single" w:color="2E75B6"/>
                 </w:rPr>
-                <w:t xml:space="preserve">Comparing Standard Units of Volume (PLIX)</w:t>
+                <w:t xml:space="preserve">Area and Volume of Similar Solids Practice</w:t>
               </w:r>
             </w:hyperlink>
           </w:p>
@@ -15454,7 +15449,7 @@
               <w:spacing w:after="10" w:before="0"/>
               <w:ind w:left="120"/>
             </w:pPr>
-            <w:hyperlink w:history="1" r:id="rIdztcyiaskn13crglws3icm">
+            <w:hyperlink w:history="1" r:id="rIdcss7u3ktw4tbvj-ytcsu8">
               <w:r>
                 <w:rPr>
                   <w:rFonts w:ascii="Arial" w:cs="Arial" w:eastAsia="Arial" w:hAnsi="Arial"/>
@@ -15649,7 +15644,7 @@
             <w:pPr>
               <w:spacing w:after="20" w:before="0"/>
             </w:pPr>
-            <w:hyperlink w:history="1" r:id="rIdh0pil-h2edxunh_wdcipk">
+            <w:hyperlink w:history="1" r:id="rIdkcsz6nqu9bvx3wclkjhnf">
               <w:r>
                 <w:rPr>
                   <w:rFonts w:ascii="Arial" w:cs="Arial" w:eastAsia="Arial" w:hAnsi="Arial"/>
@@ -15658,7 +15653,7 @@
                   <w:szCs w:val="16"/>
                   <w:u w:val="single" w:color="2E75B6"/>
                 </w:rPr>
-                <w:t xml:space="preserve">Function notation example</w:t>
+                <w:t xml:space="preserve">Area and Volume of Similar Solids Principles</w:t>
               </w:r>
             </w:hyperlink>
           </w:p>
@@ -15674,7 +15669,7 @@
                 <w:sz w:val="14"/>
                 <w:szCs w:val="14"/>
               </w:rPr>
-              <w:t xml:space="preserve">Source: Khan Academy (English - US curriculum)</w:t>
+              <w:t xml:space="preserve">Source: CK-12</w:t>
             </w:r>
           </w:p>
           <w:p>
@@ -15682,7 +15677,7 @@
               <w:spacing w:after="10" w:before="0"/>
               <w:ind w:left="120"/>
             </w:pPr>
-            <w:hyperlink w:history="1" r:id="rIdwu6qtfwypzo4hg6-ly6wn">
+            <w:hyperlink w:history="1" r:id="rIdjrvizyrwsxx1wxhkfcmbu">
               <w:r>
                 <w:rPr>
                   <w:rFonts w:ascii="Arial" w:cs="Arial" w:eastAsia="Arial" w:hAnsi="Arial"/>
@@ -15720,14 +15715,14 @@
                 <w:sz w:val="16"/>
                 <w:szCs w:val="16"/>
               </w:rPr>
-              <w:t xml:space="preserve">📖 HTML:</w:t>
+              <w:t xml:space="preserve">📖 EXERCISE:</w:t>
             </w:r>
           </w:p>
           <w:p>
             <w:pPr>
               <w:spacing w:after="20" w:before="0"/>
             </w:pPr>
-            <w:hyperlink w:history="1" r:id="rIdhzykkkg_hzsuva5dd08xs">
+            <w:hyperlink w:history="1" r:id="rIdxnw-miutmz6ovo9ehaufr">
               <w:r>
                 <w:rPr>
                   <w:rFonts w:ascii="Arial" w:cs="Arial" w:eastAsia="Arial" w:hAnsi="Arial"/>
@@ -15736,7 +15731,7 @@
                   <w:szCs w:val="16"/>
                   <w:u w:val="single" w:color="2E75B6"/>
                 </w:rPr>
-                <w:t xml:space="preserve">Comparing Standard Units of Volume (PLIX)</w:t>
+                <w:t xml:space="preserve">Solid geometry word problems</w:t>
               </w:r>
             </w:hyperlink>
           </w:p>
@@ -15752,7 +15747,7 @@
                 <w:sz w:val="14"/>
                 <w:szCs w:val="14"/>
               </w:rPr>
-              <w:t xml:space="preserve">Source: CK-12</w:t>
+              <w:t xml:space="preserve">Source: Khan Academy (English - US curriculum)</w:t>
             </w:r>
           </w:p>
           <w:p>
@@ -15760,7 +15755,7 @@
               <w:spacing w:after="10" w:before="0"/>
               <w:ind w:left="120"/>
             </w:pPr>
-            <w:hyperlink w:history="1" r:id="rIdkaxk43zlfcisxchl4jekg">
+            <w:hyperlink w:history="1" r:id="rIdvgbjdh_hfbm9qm2pjblpo">
               <w:r>
                 <w:rPr>
                   <w:rFonts w:ascii="Arial" w:cs="Arial" w:eastAsia="Arial" w:hAnsi="Arial"/>
@@ -15955,7 +15950,7 @@
             <w:pPr>
               <w:spacing w:after="20" w:before="0"/>
             </w:pPr>
-            <w:hyperlink w:history="1" r:id="rIdvap_vazkskyyymjstjubd">
+            <w:hyperlink w:history="1" r:id="rIdzz8e4soe4url_mzdbopsy">
               <w:r>
                 <w:rPr>
                   <w:rFonts w:ascii="Arial" w:cs="Arial" w:eastAsia="Arial" w:hAnsi="Arial"/>
@@ -15964,7 +15959,7 @@
                   <w:szCs w:val="16"/>
                   <w:u w:val="single" w:color="2E75B6"/>
                 </w:rPr>
-                <w:t xml:space="preserve">Function notation example</w:t>
+                <w:t xml:space="preserve">Area and Volume of Similar Solids Principles</w:t>
               </w:r>
             </w:hyperlink>
           </w:p>
@@ -15980,7 +15975,7 @@
                 <w:sz w:val="14"/>
                 <w:szCs w:val="14"/>
               </w:rPr>
-              <w:t xml:space="preserve">Source: Khan Academy (English - US curriculum)</w:t>
+              <w:t xml:space="preserve">Source: CK-12</w:t>
             </w:r>
           </w:p>
           <w:p>
@@ -15988,7 +15983,7 @@
               <w:spacing w:after="10" w:before="0"/>
               <w:ind w:left="120"/>
             </w:pPr>
-            <w:hyperlink w:history="1" r:id="rIdryebynnrqohy8ipunoymd">
+            <w:hyperlink w:history="1" r:id="rIdbzn-yx6w9plaioeq8e3-9">
               <w:r>
                 <w:rPr>
                   <w:rFonts w:ascii="Arial" w:cs="Arial" w:eastAsia="Arial" w:hAnsi="Arial"/>
@@ -16033,7 +16028,7 @@
             <w:pPr>
               <w:spacing w:after="20" w:before="0"/>
             </w:pPr>
-            <w:hyperlink w:history="1" r:id="rIdeqrjt6upetdrgwp5czk-s">
+            <w:hyperlink w:history="1" r:id="rIdgzbocjxhxsoffb10lu5rt">
               <w:r>
                 <w:rPr>
                   <w:rFonts w:ascii="Arial" w:cs="Arial" w:eastAsia="Arial" w:hAnsi="Arial"/>
@@ -16042,7 +16037,7 @@
                   <w:szCs w:val="16"/>
                   <w:u w:val="single" w:color="2E75B6"/>
                 </w:rPr>
-                <w:t xml:space="preserve">Comparing Standard Units of Volume (PLIX)</w:t>
+                <w:t xml:space="preserve">Similar Solids (PLIX)</w:t>
               </w:r>
             </w:hyperlink>
           </w:p>
@@ -16066,7 +16061,7 @@
               <w:spacing w:after="10" w:before="0"/>
               <w:ind w:left="120"/>
             </w:pPr>
-            <w:hyperlink w:history="1" r:id="rIdrwysuqlvkxptplgmsk0_r">
+            <w:hyperlink w:history="1" r:id="rIdninjp1jpv8jgqrfgjbuoc">
               <w:r>
                 <w:rPr>
                   <w:rFonts w:ascii="Arial" w:cs="Arial" w:eastAsia="Arial" w:hAnsi="Arial"/>
@@ -16261,7 +16256,7 @@
             <w:pPr>
               <w:spacing w:after="20" w:before="0"/>
             </w:pPr>
-            <w:hyperlink w:history="1" r:id="rIdc7bqorm-zvcxcz2ull7qm">
+            <w:hyperlink w:history="1" r:id="rIdpg9to2cz3qpf1fizfnqzh">
               <w:r>
                 <w:rPr>
                   <w:rFonts w:ascii="Arial" w:cs="Arial" w:eastAsia="Arial" w:hAnsi="Arial"/>
@@ -16270,7 +16265,7 @@
                   <w:szCs w:val="16"/>
                   <w:u w:val="single" w:color="2E75B6"/>
                 </w:rPr>
-                <w:t xml:space="preserve">Function notation example</w:t>
+                <w:t xml:space="preserve">Area and Volume of Similar Solids Principles</w:t>
               </w:r>
             </w:hyperlink>
           </w:p>
@@ -16286,7 +16281,7 @@
                 <w:sz w:val="14"/>
                 <w:szCs w:val="14"/>
               </w:rPr>
-              <w:t xml:space="preserve">Source: Khan Academy (English - US curriculum)</w:t>
+              <w:t xml:space="preserve">Source: CK-12</w:t>
             </w:r>
           </w:p>
           <w:p>
@@ -16294,7 +16289,7 @@
               <w:spacing w:after="10" w:before="0"/>
               <w:ind w:left="120"/>
             </w:pPr>
-            <w:hyperlink w:history="1" r:id="rIdqrdusujhhqahk-ddvsshv">
+            <w:hyperlink w:history="1" r:id="rIdd1tbsmemfnand4kb9luey">
               <w:r>
                 <w:rPr>
                   <w:rFonts w:ascii="Arial" w:cs="Arial" w:eastAsia="Arial" w:hAnsi="Arial"/>
@@ -16332,14 +16327,14 @@
                 <w:sz w:val="16"/>
                 <w:szCs w:val="16"/>
               </w:rPr>
-              <w:t xml:space="preserve">📖 HTML:</w:t>
+              <w:t xml:space="preserve">📖 EXERCISE:</w:t>
             </w:r>
           </w:p>
           <w:p>
             <w:pPr>
               <w:spacing w:after="20" w:before="0"/>
             </w:pPr>
-            <w:hyperlink w:history="1" r:id="rIdhvq00iaynzf7uazxdwamr">
+            <w:hyperlink w:history="1" r:id="rIdmzvvsypzj1awtde43ak8-">
               <w:r>
                 <w:rPr>
                   <w:rFonts w:ascii="Arial" w:cs="Arial" w:eastAsia="Arial" w:hAnsi="Arial"/>
@@ -16348,7 +16343,7 @@
                   <w:szCs w:val="16"/>
                   <w:u w:val="single" w:color="2E75B6"/>
                 </w:rPr>
-                <w:t xml:space="preserve">Comparing Standard Units of Volume (PLIX)</w:t>
+                <w:t xml:space="preserve">Similar Solids Practice</w:t>
               </w:r>
             </w:hyperlink>
           </w:p>
@@ -16372,7 +16367,7 @@
               <w:spacing w:after="10" w:before="0"/>
               <w:ind w:left="120"/>
             </w:pPr>
-            <w:hyperlink w:history="1" r:id="rIdg2rpydvlcfspyawhnse4l">
+            <w:hyperlink w:history="1" r:id="rIdz3b4nogon6knkybpbblrc">
               <w:r>
                 <w:rPr>
                   <w:rFonts w:ascii="Arial" w:cs="Arial" w:eastAsia="Arial" w:hAnsi="Arial"/>
@@ -17859,7 +17854,7 @@
             <w:pPr>
               <w:spacing w:after="20" w:before="0"/>
             </w:pPr>
-            <w:hyperlink w:history="1" r:id="rIdnn4l_we7zqrikbcavbcal">
+            <w:hyperlink w:history="1" r:id="rIdalntp5dgooixbgomrjfgz">
               <w:r>
                 <w:rPr>
                   <w:rFonts w:ascii="Arial" w:cs="Arial" w:eastAsia="Arial" w:hAnsi="Arial"/>
@@ -17868,7 +17863,7 @@
                   <w:szCs w:val="16"/>
                   <w:u w:val="single" w:color="2E75B6"/>
                 </w:rPr>
-                <w:t xml:space="preserve">Function notation example</w:t>
+                <w:t xml:space="preserve">Area and Volume of Similar Solids Principles</w:t>
               </w:r>
             </w:hyperlink>
           </w:p>
@@ -17884,7 +17879,7 @@
                 <w:sz w:val="14"/>
                 <w:szCs w:val="14"/>
               </w:rPr>
-              <w:t xml:space="preserve">Source: Khan Academy (English - US curriculum)</w:t>
+              <w:t xml:space="preserve">Source: CK-12</w:t>
             </w:r>
           </w:p>
           <w:p>
@@ -17892,7 +17887,7 @@
               <w:spacing w:after="10" w:before="0"/>
               <w:ind w:left="120"/>
             </w:pPr>
-            <w:hyperlink w:history="1" r:id="rIdjkofnikkymhgimyhqju6t">
+            <w:hyperlink w:history="1" r:id="rIdwzpadvpgx_9yykxq0pnex">
               <w:r>
                 <w:rPr>
                   <w:rFonts w:ascii="Arial" w:cs="Arial" w:eastAsia="Arial" w:hAnsi="Arial"/>
@@ -17937,7 +17932,7 @@
             <w:pPr>
               <w:spacing w:after="20" w:before="0"/>
             </w:pPr>
-            <w:hyperlink w:history="1" r:id="rIdqlah_hgp0zx8pz4viju2o">
+            <w:hyperlink w:history="1" r:id="rIdlulucfbsecqrz0lgozr6x">
               <w:r>
                 <w:rPr>
                   <w:rFonts w:ascii="Arial" w:cs="Arial" w:eastAsia="Arial" w:hAnsi="Arial"/>
@@ -17946,7 +17941,7 @@
                   <w:szCs w:val="16"/>
                   <w:u w:val="single" w:color="2E75B6"/>
                 </w:rPr>
-                <w:t xml:space="preserve">Similarity (Flexbook)</w:t>
+                <w:t xml:space="preserve">Area and Volume of Similar Solids (Flexbook)</w:t>
               </w:r>
             </w:hyperlink>
           </w:p>
@@ -17970,7 +17965,7 @@
               <w:spacing w:after="10" w:before="0"/>
               <w:ind w:left="120"/>
             </w:pPr>
-            <w:hyperlink w:history="1" r:id="rIdym9-ygr3ls_njmtdt5d4c">
+            <w:hyperlink w:history="1" r:id="rIdbukenogxtg3x8-nitx1iu">
               <w:r>
                 <w:rPr>
                   <w:rFonts w:ascii="Arial" w:cs="Arial" w:eastAsia="Arial" w:hAnsi="Arial"/>
@@ -18165,7 +18160,7 @@
             <w:pPr>
               <w:spacing w:after="20" w:before="0"/>
             </w:pPr>
-            <w:hyperlink w:history="1" r:id="rIdbwm33nos2wvepsomghcvc">
+            <w:hyperlink w:history="1" r:id="rIdpkfjqfi54ddq-0jptbj-t">
               <w:r>
                 <w:rPr>
                   <w:rFonts w:ascii="Arial" w:cs="Arial" w:eastAsia="Arial" w:hAnsi="Arial"/>
@@ -18174,7 +18169,7 @@
                   <w:szCs w:val="16"/>
                   <w:u w:val="single" w:color="2E75B6"/>
                 </w:rPr>
-                <w:t xml:space="preserve">Function notation example</w:t>
+                <w:t xml:space="preserve">Scale factors and area</w:t>
               </w:r>
             </w:hyperlink>
           </w:p>
@@ -18198,7 +18193,7 @@
               <w:spacing w:after="10" w:before="0"/>
               <w:ind w:left="120"/>
             </w:pPr>
-            <w:hyperlink w:history="1" r:id="rIdbpkifbtcccgsolbvwrkn5">
+            <w:hyperlink w:history="1" r:id="rId_rku-9vmg7bf6x5m9sfl-">
               <w:r>
                 <w:rPr>
                   <w:rFonts w:ascii="Arial" w:cs="Arial" w:eastAsia="Arial" w:hAnsi="Arial"/>
@@ -18236,14 +18231,14 @@
                 <w:sz w:val="16"/>
                 <w:szCs w:val="16"/>
               </w:rPr>
-              <w:t xml:space="preserve">📖 HTML:</w:t>
+              <w:t xml:space="preserve">📖 EXERCISE:</w:t>
             </w:r>
           </w:p>
           <w:p>
             <w:pPr>
               <w:spacing w:after="20" w:before="0"/>
             </w:pPr>
-            <w:hyperlink w:history="1" r:id="rIddjj6wgrvviqt63q9xtri9">
+            <w:hyperlink w:history="1" r:id="rIdwvv6u7xfdtys8i_fl6gjm">
               <w:r>
                 <w:rPr>
                   <w:rFonts w:ascii="Arial" w:cs="Arial" w:eastAsia="Arial" w:hAnsi="Arial"/>
@@ -18252,7 +18247,7 @@
                   <w:szCs w:val="16"/>
                   <w:u w:val="single" w:color="2E75B6"/>
                 </w:rPr>
-                <w:t xml:space="preserve">Similarity (Flexbook)</w:t>
+                <w:t xml:space="preserve">Area and Volume of Similar Solids Practice</w:t>
               </w:r>
             </w:hyperlink>
           </w:p>
@@ -18276,7 +18271,7 @@
               <w:spacing w:after="10" w:before="0"/>
               <w:ind w:left="120"/>
             </w:pPr>
-            <w:hyperlink w:history="1" r:id="rIdznz9h7h2qwgzjs55afzfk">
+            <w:hyperlink w:history="1" r:id="rIdlyy430wnuc2gs8zwjvzyx">
               <w:r>
                 <w:rPr>
                   <w:rFonts w:ascii="Arial" w:cs="Arial" w:eastAsia="Arial" w:hAnsi="Arial"/>
@@ -18471,7 +18466,7 @@
             <w:pPr>
               <w:spacing w:after="20" w:before="0"/>
             </w:pPr>
-            <w:hyperlink w:history="1" r:id="rId6pbxcjavatfbeerubpjhn">
+            <w:hyperlink w:history="1" r:id="rIdfnqdy2ex3ctzpw1ejjv7r">
               <w:r>
                 <w:rPr>
                   <w:rFonts w:ascii="Arial" w:cs="Arial" w:eastAsia="Arial" w:hAnsi="Arial"/>
@@ -18480,7 +18475,7 @@
                   <w:szCs w:val="16"/>
                   <w:u w:val="single" w:color="2E75B6"/>
                 </w:rPr>
-                <w:t xml:space="preserve">Function notation example</w:t>
+                <w:t xml:space="preserve">Area and Volume of Similar Solids Principles</w:t>
               </w:r>
             </w:hyperlink>
           </w:p>
@@ -18496,7 +18491,7 @@
                 <w:sz w:val="14"/>
                 <w:szCs w:val="14"/>
               </w:rPr>
-              <w:t xml:space="preserve">Source: Khan Academy (English - US curriculum)</w:t>
+              <w:t xml:space="preserve">Source: CK-12</w:t>
             </w:r>
           </w:p>
           <w:p>
@@ -18504,7 +18499,7 @@
               <w:spacing w:after="10" w:before="0"/>
               <w:ind w:left="120"/>
             </w:pPr>
-            <w:hyperlink w:history="1" r:id="rIdq9ibohggmojsp0ecolivl">
+            <w:hyperlink w:history="1" r:id="rId9-kjzfn3auzyfdtjne7h1">
               <w:r>
                 <w:rPr>
                   <w:rFonts w:ascii="Arial" w:cs="Arial" w:eastAsia="Arial" w:hAnsi="Arial"/>
@@ -18549,7 +18544,7 @@
             <w:pPr>
               <w:spacing w:after="20" w:before="0"/>
             </w:pPr>
-            <w:hyperlink w:history="1" r:id="rIdaedxi8fndovqvl3wn44tz">
+            <w:hyperlink w:history="1" r:id="rIdzlxs2h40ii0v0ai07o72_">
               <w:r>
                 <w:rPr>
                   <w:rFonts w:ascii="Arial" w:cs="Arial" w:eastAsia="Arial" w:hAnsi="Arial"/>
@@ -18558,7 +18553,7 @@
                   <w:szCs w:val="16"/>
                   <w:u w:val="single" w:color="2E75B6"/>
                 </w:rPr>
-                <w:t xml:space="preserve">Similarity (Flexbook)</w:t>
+                <w:t xml:space="preserve">Area and Volume of Similar Solids (Flexbook)</w:t>
               </w:r>
             </w:hyperlink>
           </w:p>
@@ -18582,7 +18577,7 @@
               <w:spacing w:after="10" w:before="0"/>
               <w:ind w:left="120"/>
             </w:pPr>
-            <w:hyperlink w:history="1" r:id="rIdkv0cx8wgdsoufw6hgbxtt">
+            <w:hyperlink w:history="1" r:id="rIdcud8x6bqzydekrjnw4gtb">
               <w:r>
                 <w:rPr>
                   <w:rFonts w:ascii="Arial" w:cs="Arial" w:eastAsia="Arial" w:hAnsi="Arial"/>
@@ -18777,7 +18772,7 @@
             <w:pPr>
               <w:spacing w:after="20" w:before="0"/>
             </w:pPr>
-            <w:hyperlink w:history="1" r:id="rIdjqwej_mujkjpbdmp-gvod">
+            <w:hyperlink w:history="1" r:id="rIdpujajsooyzwonpvdg8kg2">
               <w:r>
                 <w:rPr>
                   <w:rFonts w:ascii="Arial" w:cs="Arial" w:eastAsia="Arial" w:hAnsi="Arial"/>
@@ -18786,7 +18781,7 @@
                   <w:szCs w:val="16"/>
                   <w:u w:val="single" w:color="2E75B6"/>
                 </w:rPr>
-                <w:t xml:space="preserve">Function notation example</w:t>
+                <w:t xml:space="preserve">Area and Volume of Similar Solids Principles</w:t>
               </w:r>
             </w:hyperlink>
           </w:p>
@@ -18802,7 +18797,7 @@
                 <w:sz w:val="14"/>
                 <w:szCs w:val="14"/>
               </w:rPr>
-              <w:t xml:space="preserve">Source: Khan Academy (English - US curriculum)</w:t>
+              <w:t xml:space="preserve">Source: CK-12</w:t>
             </w:r>
           </w:p>
           <w:p>
@@ -18810,7 +18805,7 @@
               <w:spacing w:after="10" w:before="0"/>
               <w:ind w:left="120"/>
             </w:pPr>
-            <w:hyperlink w:history="1" r:id="rIdyxj-1k8u8zqe6_spqduey">
+            <w:hyperlink w:history="1" r:id="rId_pix8ph-x3icnrsbdmrk0">
               <w:r>
                 <w:rPr>
                   <w:rFonts w:ascii="Arial" w:cs="Arial" w:eastAsia="Arial" w:hAnsi="Arial"/>
@@ -18855,7 +18850,7 @@
             <w:pPr>
               <w:spacing w:after="20" w:before="0"/>
             </w:pPr>
-            <w:hyperlink w:history="1" r:id="rIdkktcmb999tanbuif-uvkl">
+            <w:hyperlink w:history="1" r:id="rIdosa3yko9bo9r5kzjixzbg">
               <w:r>
                 <w:rPr>
                   <w:rFonts w:ascii="Arial" w:cs="Arial" w:eastAsia="Arial" w:hAnsi="Arial"/>
@@ -18864,7 +18859,7 @@
                   <w:szCs w:val="16"/>
                   <w:u w:val="single" w:color="2E75B6"/>
                 </w:rPr>
-                <w:t xml:space="preserve">Similarity (Flexbook)</w:t>
+                <w:t xml:space="preserve">Area and Volume of Similar Solids (Flexbook)</w:t>
               </w:r>
             </w:hyperlink>
           </w:p>
@@ -18888,7 +18883,7 @@
               <w:spacing w:after="10" w:before="0"/>
               <w:ind w:left="120"/>
             </w:pPr>
-            <w:hyperlink w:history="1" r:id="rIdbdoirqqqbxanwmplfaac3">
+            <w:hyperlink w:history="1" r:id="rIdomdsrhbu7ga9vrwocflfk">
               <w:r>
                 <w:rPr>
                   <w:rFonts w:ascii="Arial" w:cs="Arial" w:eastAsia="Arial" w:hAnsi="Arial"/>
@@ -19083,7 +19078,7 @@
             <w:pPr>
               <w:spacing w:after="20" w:before="0"/>
             </w:pPr>
-            <w:hyperlink w:history="1" r:id="rIdppi0gego-npjrhry2bsl-">
+            <w:hyperlink w:history="1" r:id="rIdbqjyvqeimpyb6e9qxoy4g">
               <w:r>
                 <w:rPr>
                   <w:rFonts w:ascii="Arial" w:cs="Arial" w:eastAsia="Arial" w:hAnsi="Arial"/>
@@ -19092,7 +19087,7 @@
                   <w:szCs w:val="16"/>
                   <w:u w:val="single" w:color="2E75B6"/>
                 </w:rPr>
-                <w:t xml:space="preserve">Function notation example</w:t>
+                <w:t xml:space="preserve">Area and Volume of Similar Solids Principles</w:t>
               </w:r>
             </w:hyperlink>
           </w:p>
@@ -19108,7 +19103,7 @@
                 <w:sz w:val="14"/>
                 <w:szCs w:val="14"/>
               </w:rPr>
-              <w:t xml:space="preserve">Source: Khan Academy (English - US curriculum)</w:t>
+              <w:t xml:space="preserve">Source: CK-12</w:t>
             </w:r>
           </w:p>
           <w:p>
@@ -19116,7 +19111,7 @@
               <w:spacing w:after="10" w:before="0"/>
               <w:ind w:left="120"/>
             </w:pPr>
-            <w:hyperlink w:history="1" r:id="rIdqobezfnmxap0zch21ohbb">
+            <w:hyperlink w:history="1" r:id="rIdigi0jab3rkvtk2hd9l_tu">
               <w:r>
                 <w:rPr>
                   <w:rFonts w:ascii="Arial" w:cs="Arial" w:eastAsia="Arial" w:hAnsi="Arial"/>
@@ -19161,7 +19156,7 @@
             <w:pPr>
               <w:spacing w:after="20" w:before="0"/>
             </w:pPr>
-            <w:hyperlink w:history="1" r:id="rId9vwg1mqdjljvn6wvncu6p">
+            <w:hyperlink w:history="1" r:id="rIdh4hw78hy7qth3orbfrq3v">
               <w:r>
                 <w:rPr>
                   <w:rFonts w:ascii="Arial" w:cs="Arial" w:eastAsia="Arial" w:hAnsi="Arial"/>
@@ -19170,7 +19165,7 @@
                   <w:szCs w:val="16"/>
                   <w:u w:val="single" w:color="2E75B6"/>
                 </w:rPr>
-                <w:t xml:space="preserve">Similarity (Flexbook)</w:t>
+                <w:t xml:space="preserve">Area and Volume of Similar Solids (Flexbook)</w:t>
               </w:r>
             </w:hyperlink>
           </w:p>
@@ -19194,7 +19189,7 @@
               <w:spacing w:after="10" w:before="0"/>
               <w:ind w:left="120"/>
             </w:pPr>
-            <w:hyperlink w:history="1" r:id="rIdahiowlzqa63tnzw96b0-n">
+            <w:hyperlink w:history="1" r:id="rIdbjexwarghulvu3y2ewl0l">
               <w:r>
                 <w:rPr>
                   <w:rFonts w:ascii="Arial" w:cs="Arial" w:eastAsia="Arial" w:hAnsi="Arial"/>
@@ -20681,7 +20676,7 @@
             <w:pPr>
               <w:spacing w:after="20" w:before="0"/>
             </w:pPr>
-            <w:hyperlink w:history="1" r:id="rIdeckewe78prweaomijzlvs">
+            <w:hyperlink w:history="1" r:id="rIdbxkyv46zdgkunfca_qa6r">
               <w:r>
                 <w:rPr>
                   <w:rFonts w:ascii="Arial" w:cs="Arial" w:eastAsia="Arial" w:hAnsi="Arial"/>
@@ -20690,7 +20685,7 @@
                   <w:szCs w:val="16"/>
                   <w:u w:val="single" w:color="2E75B6"/>
                 </w:rPr>
-                <w:t xml:space="preserve">Video: Reactants, Products and Leftovers</w:t>
+                <w:t xml:space="preserve">Scale factors and area</w:t>
               </w:r>
             </w:hyperlink>
           </w:p>
@@ -20706,7 +20701,7 @@
                 <w:sz w:val="14"/>
                 <w:szCs w:val="14"/>
               </w:rPr>
-              <w:t xml:space="preserve">Source: PhET Interactive Simulations (English)</w:t>
+              <w:t xml:space="preserve">Source: Khan Academy (English - US curriculum)</w:t>
             </w:r>
           </w:p>
           <w:p>
@@ -20714,7 +20709,7 @@
               <w:spacing w:after="10" w:before="0"/>
               <w:ind w:left="120"/>
             </w:pPr>
-            <w:hyperlink w:history="1" r:id="rId0c-80qetdipk1ev4-csha">
+            <w:hyperlink w:history="1" r:id="rIdgpymqnajrgyuuotcs8tq-">
               <w:r>
                 <w:rPr>
                   <w:rFonts w:ascii="Arial" w:cs="Arial" w:eastAsia="Arial" w:hAnsi="Arial"/>
@@ -20752,14 +20747,14 @@
                 <w:sz w:val="16"/>
                 <w:szCs w:val="16"/>
               </w:rPr>
-              <w:t xml:space="preserve">📖 HTML:</w:t>
+              <w:t xml:space="preserve">📖 EXERCISE:</w:t>
             </w:r>
           </w:p>
           <w:p>
             <w:pPr>
               <w:spacing w:after="20" w:before="0"/>
             </w:pPr>
-            <w:hyperlink w:history="1" r:id="rIdes5wjgsaqgmlpi8mygogf">
+            <w:hyperlink w:history="1" r:id="rIdbjbl28dh6es5ic0v6acs4">
               <w:r>
                 <w:rPr>
                   <w:rFonts w:ascii="Arial" w:cs="Arial" w:eastAsia="Arial" w:hAnsi="Arial"/>
@@ -20768,7 +20763,7 @@
                   <w:szCs w:val="16"/>
                   <w:u w:val="single" w:color="2E75B6"/>
                 </w:rPr>
-                <w:t xml:space="preserve">Similarity (Flexbook)</w:t>
+                <w:t xml:space="preserve">Dilations: scale factor</w:t>
               </w:r>
             </w:hyperlink>
           </w:p>
@@ -20784,7 +20779,7 @@
                 <w:sz w:val="14"/>
                 <w:szCs w:val="14"/>
               </w:rPr>
-              <w:t xml:space="preserve">Source: CK-12</w:t>
+              <w:t xml:space="preserve">Source: Khan Academy (English - US curriculum)</w:t>
             </w:r>
           </w:p>
           <w:p>
@@ -20792,7 +20787,7 @@
               <w:spacing w:after="10" w:before="0"/>
               <w:ind w:left="120"/>
             </w:pPr>
-            <w:hyperlink w:history="1" r:id="rIdgornodhbdyz1upkjtrozq">
+            <w:hyperlink w:history="1" r:id="rIdhgkpgg2njdqdjoaqrwv3c">
               <w:r>
                 <w:rPr>
                   <w:rFonts w:ascii="Arial" w:cs="Arial" w:eastAsia="Arial" w:hAnsi="Arial"/>
@@ -20987,7 +20982,7 @@
             <w:pPr>
               <w:spacing w:after="20" w:before="0"/>
             </w:pPr>
-            <w:hyperlink w:history="1" r:id="rIdtny4rg7dg8wptx4ukzaqp">
+            <w:hyperlink w:history="1" r:id="rIdwbjhmr-hfbb7du19esvgn">
               <w:r>
                 <w:rPr>
                   <w:rFonts w:ascii="Arial" w:cs="Arial" w:eastAsia="Arial" w:hAnsi="Arial"/>
@@ -20996,7 +20991,7 @@
                   <w:szCs w:val="16"/>
                   <w:u w:val="single" w:color="2E75B6"/>
                 </w:rPr>
-                <w:t xml:space="preserve">Video: Reactants, Products and Leftovers</w:t>
+                <w:t xml:space="preserve">Dilations: scale factor</w:t>
               </w:r>
             </w:hyperlink>
           </w:p>
@@ -21012,7 +21007,7 @@
                 <w:sz w:val="14"/>
                 <w:szCs w:val="14"/>
               </w:rPr>
-              <w:t xml:space="preserve">Source: PhET Interactive Simulations (English)</w:t>
+              <w:t xml:space="preserve">Source: Khan Academy (English - US curriculum)</w:t>
             </w:r>
           </w:p>
           <w:p>
@@ -21020,7 +21015,7 @@
               <w:spacing w:after="10" w:before="0"/>
               <w:ind w:left="120"/>
             </w:pPr>
-            <w:hyperlink w:history="1" r:id="rIduguqx5ykooomk4evlhb7q">
+            <w:hyperlink w:history="1" r:id="rIdh2kie_rjazo_t6aidvjvs">
               <w:r>
                 <w:rPr>
                   <w:rFonts w:ascii="Arial" w:cs="Arial" w:eastAsia="Arial" w:hAnsi="Arial"/>
@@ -21065,7 +21060,7 @@
             <w:pPr>
               <w:spacing w:after="20" w:before="0"/>
             </w:pPr>
-            <w:hyperlink w:history="1" r:id="rIdpp9hpbt7sz40x8ani2lzd">
+            <w:hyperlink w:history="1" r:id="rIdg_wvgqqajt6vvx-omd29x">
               <w:r>
                 <w:rPr>
                   <w:rFonts w:ascii="Arial" w:cs="Arial" w:eastAsia="Arial" w:hAnsi="Arial"/>
@@ -21074,7 +21069,7 @@
                   <w:szCs w:val="16"/>
                   <w:u w:val="single" w:color="2E75B6"/>
                 </w:rPr>
-                <w:t xml:space="preserve">Similarity (Flexbook)</w:t>
+                <w:t xml:space="preserve">Use Scale Factor When Problem Solving (Flexbook)</w:t>
               </w:r>
             </w:hyperlink>
           </w:p>
@@ -21098,7 +21093,7 @@
               <w:spacing w:after="10" w:before="0"/>
               <w:ind w:left="120"/>
             </w:pPr>
-            <w:hyperlink w:history="1" r:id="rId3gjm0nxnenhl_5rhcd70p">
+            <w:hyperlink w:history="1" r:id="rIdwhtn1t9vc-olax_mnsc-k">
               <w:r>
                 <w:rPr>
                   <w:rFonts w:ascii="Arial" w:cs="Arial" w:eastAsia="Arial" w:hAnsi="Arial"/>
@@ -21407,7 +21402,7 @@
             <w:pPr>
               <w:spacing w:after="20" w:before="0"/>
             </w:pPr>
-            <w:hyperlink w:history="1" r:id="rIdv7wn_81jtejrtpdcvysb7">
+            <w:hyperlink w:history="1" r:id="rIdl94ybvoocmtrxvedaj5mp">
               <w:r>
                 <w:rPr>
                   <w:rFonts w:ascii="Arial" w:cs="Arial" w:eastAsia="Arial" w:hAnsi="Arial"/>
@@ -21416,7 +21411,7 @@
                   <w:szCs w:val="16"/>
                   <w:u w:val="single" w:color="2E75B6"/>
                 </w:rPr>
-                <w:t xml:space="preserve">Video: Reactants, Products and Leftovers</w:t>
+                <w:t xml:space="preserve">Solving a scale drawing word problem</w:t>
               </w:r>
             </w:hyperlink>
           </w:p>
@@ -21432,7 +21427,7 @@
                 <w:sz w:val="14"/>
                 <w:szCs w:val="14"/>
               </w:rPr>
-              <w:t xml:space="preserve">Source: PhET Interactive Simulations (English)</w:t>
+              <w:t xml:space="preserve">Source: Khan Academy (English - US curriculum)</w:t>
             </w:r>
           </w:p>
           <w:p>
@@ -21440,7 +21435,7 @@
               <w:spacing w:after="10" w:before="0"/>
               <w:ind w:left="120"/>
             </w:pPr>
-            <w:hyperlink w:history="1" r:id="rIdpemwcoimc1vxh-roxcatp">
+            <w:hyperlink w:history="1" r:id="rIdyowq3liwn04u_racdnhqv">
               <w:r>
                 <w:rPr>
                   <w:rFonts w:ascii="Arial" w:cs="Arial" w:eastAsia="Arial" w:hAnsi="Arial"/>
@@ -21478,14 +21473,14 @@
                 <w:sz w:val="16"/>
                 <w:szCs w:val="16"/>
               </w:rPr>
-              <w:t xml:space="preserve">📖 HTML:</w:t>
+              <w:t xml:space="preserve">📖 EXERCISE:</w:t>
             </w:r>
           </w:p>
           <w:p>
             <w:pPr>
               <w:spacing w:after="20" w:before="0"/>
             </w:pPr>
-            <w:hyperlink w:history="1" r:id="rIdnh_dttdcwnzp9fv2yikja">
+            <w:hyperlink w:history="1" r:id="rIdayegwq5puchyas7wb7qk9">
               <w:r>
                 <w:rPr>
                   <w:rFonts w:ascii="Arial" w:cs="Arial" w:eastAsia="Arial" w:hAnsi="Arial"/>
@@ -21494,7 +21489,7 @@
                   <w:szCs w:val="16"/>
                   <w:u w:val="single" w:color="2E75B6"/>
                 </w:rPr>
-                <w:t xml:space="preserve">Similarity (Flexbook)</w:t>
+                <w:t xml:space="preserve">Prove triangle similarity</w:t>
               </w:r>
             </w:hyperlink>
           </w:p>
@@ -21510,7 +21505,7 @@
                 <w:sz w:val="14"/>
                 <w:szCs w:val="14"/>
               </w:rPr>
-              <w:t xml:space="preserve">Source: CK-12</w:t>
+              <w:t xml:space="preserve">Source: Khan Academy (English - US curriculum)</w:t>
             </w:r>
           </w:p>
           <w:p>
@@ -21518,7 +21513,7 @@
               <w:spacing w:after="10" w:before="0"/>
               <w:ind w:left="120"/>
             </w:pPr>
-            <w:hyperlink w:history="1" r:id="rId3jurpjrljacbu8c_rb8a_">
+            <w:hyperlink w:history="1" r:id="rIdalq76o1dnewt5ynefov5h">
               <w:r>
                 <w:rPr>
                   <w:rFonts w:ascii="Arial" w:cs="Arial" w:eastAsia="Arial" w:hAnsi="Arial"/>
@@ -21789,7 +21784,7 @@
             <w:pPr>
               <w:spacing w:after="20" w:before="0"/>
             </w:pPr>
-            <w:hyperlink w:history="1" r:id="rId36i6dethk0ulgcgconupj">
+            <w:hyperlink w:history="1" r:id="rIdq84pqcb2txf1_pfb8sb_-">
               <w:r>
                 <w:rPr>
                   <w:rFonts w:ascii="Arial" w:cs="Arial" w:eastAsia="Arial" w:hAnsi="Arial"/>
@@ -21798,7 +21793,7 @@
                   <w:szCs w:val="16"/>
                   <w:u w:val="single" w:color="2E75B6"/>
                 </w:rPr>
-                <w:t xml:space="preserve">Video: Reactants, Products and Leftovers</w:t>
+                <w:t xml:space="preserve">Scale factors and area</w:t>
               </w:r>
             </w:hyperlink>
           </w:p>
@@ -21814,7 +21809,7 @@
                 <w:sz w:val="14"/>
                 <w:szCs w:val="14"/>
               </w:rPr>
-              <w:t xml:space="preserve">Source: PhET Interactive Simulations (English)</w:t>
+              <w:t xml:space="preserve">Source: Khan Academy (English - US curriculum)</w:t>
             </w:r>
           </w:p>
           <w:p>
@@ -21822,7 +21817,7 @@
               <w:spacing w:after="10" w:before="0"/>
               <w:ind w:left="120"/>
             </w:pPr>
-            <w:hyperlink w:history="1" r:id="rIdb_lhxvt0zihddcnahg9n4">
+            <w:hyperlink w:history="1" r:id="rIdp3n0abpob6cacvnqwaatx">
               <w:r>
                 <w:rPr>
                   <w:rFonts w:ascii="Arial" w:cs="Arial" w:eastAsia="Arial" w:hAnsi="Arial"/>
@@ -21867,7 +21862,7 @@
             <w:pPr>
               <w:spacing w:after="20" w:before="0"/>
             </w:pPr>
-            <w:hyperlink w:history="1" r:id="rIdfpix4oypgbvmeoi2apujo">
+            <w:hyperlink w:history="1" r:id="rIds__mihd4nadd8sr6v9sxl">
               <w:r>
                 <w:rPr>
                   <w:rFonts w:ascii="Arial" w:cs="Arial" w:eastAsia="Arial" w:hAnsi="Arial"/>
@@ -21876,7 +21871,7 @@
                   <w:szCs w:val="16"/>
                   <w:u w:val="single" w:color="2E75B6"/>
                 </w:rPr>
-                <w:t xml:space="preserve">Similarity (Flexbook)</w:t>
+                <w:t xml:space="preserve">Use Unit Scale When Problem Solving (Flexbook)</w:t>
               </w:r>
             </w:hyperlink>
           </w:p>
@@ -21900,7 +21895,7 @@
               <w:spacing w:after="10" w:before="0"/>
               <w:ind w:left="120"/>
             </w:pPr>
-            <w:hyperlink w:history="1" r:id="rIdtjt4afmsgn2j3wqlwnzjv">
+            <w:hyperlink w:history="1" r:id="rIdwgpxqo4ccjprm_ji6yb0n">
               <w:r>
                 <w:rPr>
                   <w:rFonts w:ascii="Arial" w:cs="Arial" w:eastAsia="Arial" w:hAnsi="Arial"/>
@@ -22133,7 +22128,7 @@
             <w:pPr>
               <w:spacing w:after="20" w:before="0"/>
             </w:pPr>
-            <w:hyperlink w:history="1" r:id="rIdmdmkeqzbye57a_dvo9w0u">
+            <w:hyperlink w:history="1" r:id="rIduytkg5a-02env2x7glwan">
               <w:r>
                 <w:rPr>
                   <w:rFonts w:ascii="Arial" w:cs="Arial" w:eastAsia="Arial" w:hAnsi="Arial"/>
@@ -22142,7 +22137,7 @@
                   <w:szCs w:val="16"/>
                   <w:u w:val="single" w:color="2E75B6"/>
                 </w:rPr>
-                <w:t xml:space="preserve">Video: Reactants, Products and Leftovers</w:t>
+                <w:t xml:space="preserve">Scale factors and area</w:t>
               </w:r>
             </w:hyperlink>
           </w:p>
@@ -22158,7 +22153,7 @@
                 <w:sz w:val="14"/>
                 <w:szCs w:val="14"/>
               </w:rPr>
-              <w:t xml:space="preserve">Source: PhET Interactive Simulations (English)</w:t>
+              <w:t xml:space="preserve">Source: Khan Academy (English - US curriculum)</w:t>
             </w:r>
           </w:p>
           <w:p>
@@ -22166,7 +22161,7 @@
               <w:spacing w:after="10" w:before="0"/>
               <w:ind w:left="120"/>
             </w:pPr>
-            <w:hyperlink w:history="1" r:id="rIdvbhxbbqyiesuofvhuo-_s">
+            <w:hyperlink w:history="1" r:id="rIdc6rva_lo0grl7xbuilidf">
               <w:r>
                 <w:rPr>
                   <w:rFonts w:ascii="Arial" w:cs="Arial" w:eastAsia="Arial" w:hAnsi="Arial"/>
@@ -22204,14 +22199,14 @@
                 <w:sz w:val="16"/>
                 <w:szCs w:val="16"/>
               </w:rPr>
-              <w:t xml:space="preserve">📖 HTML:</w:t>
+              <w:t xml:space="preserve">📖 EXERCISE:</w:t>
             </w:r>
           </w:p>
           <w:p>
             <w:pPr>
               <w:spacing w:after="20" w:before="0"/>
             </w:pPr>
-            <w:hyperlink w:history="1" r:id="rIdbajzvdvxd1utzhacca1d1">
+            <w:hyperlink w:history="1" r:id="rId6asmxplm8siwziald5h3v">
               <w:r>
                 <w:rPr>
                   <w:rFonts w:ascii="Arial" w:cs="Arial" w:eastAsia="Arial" w:hAnsi="Arial"/>
@@ -22220,7 +22215,7 @@
                   <w:szCs w:val="16"/>
                   <w:u w:val="single" w:color="2E75B6"/>
                 </w:rPr>
-                <w:t xml:space="preserve">Similarity (Flexbook)</w:t>
+                <w:t xml:space="preserve">Construct scale drawings</w:t>
               </w:r>
             </w:hyperlink>
           </w:p>
@@ -22236,7 +22231,7 @@
                 <w:sz w:val="14"/>
                 <w:szCs w:val="14"/>
               </w:rPr>
-              <w:t xml:space="preserve">Source: CK-12</w:t>
+              <w:t xml:space="preserve">Source: Khan Academy (English - US curriculum)</w:t>
             </w:r>
           </w:p>
           <w:p>
@@ -22244,7 +22239,7 @@
               <w:spacing w:after="10" w:before="0"/>
               <w:ind w:left="120"/>
             </w:pPr>
-            <w:hyperlink w:history="1" r:id="rIdv0pi7jvl9nqincygyn-gv">
+            <w:hyperlink w:history="1" r:id="rIdhc-rdqyzs3kp7x9jbmsbo">
               <w:r>
                 <w:rPr>
                   <w:rFonts w:ascii="Arial" w:cs="Arial" w:eastAsia="Arial" w:hAnsi="Arial"/>
@@ -23826,7 +23821,7 @@
             <w:pPr>
               <w:spacing w:after="20" w:before="0"/>
             </w:pPr>
-            <w:hyperlink w:history="1" r:id="rId-6ad5mai5k0chaps-c1qz">
+            <w:hyperlink w:history="1" r:id="rIdercssj6ixgfrhce5axiko">
               <w:r>
                 <w:rPr>
                   <w:rFonts w:ascii="Arial" w:cs="Arial" w:eastAsia="Arial" w:hAnsi="Arial"/>
@@ -23835,7 +23830,7 @@
                   <w:szCs w:val="16"/>
                   <w:u w:val="single" w:color="2E75B6"/>
                 </w:rPr>
-                <w:t xml:space="preserve">Function notation example</w:t>
+                <w:t xml:space="preserve">Scale factors and area</w:t>
               </w:r>
             </w:hyperlink>
           </w:p>
@@ -23859,7 +23854,7 @@
               <w:spacing w:after="10" w:before="0"/>
               <w:ind w:left="120"/>
             </w:pPr>
-            <w:hyperlink w:history="1" r:id="rIdnue-oowq8kkkm_o0uazyy">
+            <w:hyperlink w:history="1" r:id="rIda72sqxe9k99seiqrflzsa">
               <w:r>
                 <w:rPr>
                   <w:rFonts w:ascii="Arial" w:cs="Arial" w:eastAsia="Arial" w:hAnsi="Arial"/>
@@ -23897,14 +23892,14 @@
                 <w:sz w:val="16"/>
                 <w:szCs w:val="16"/>
               </w:rPr>
-              <w:t xml:space="preserve">📖 HTML:</w:t>
+              <w:t xml:space="preserve">📖 EXERCISE:</w:t>
             </w:r>
           </w:p>
           <w:p>
             <w:pPr>
               <w:spacing w:after="20" w:before="0"/>
             </w:pPr>
-            <w:hyperlink w:history="1" r:id="rIdzlyn9it330srveoeu5wm9">
+            <w:hyperlink w:history="1" r:id="rIdn5gba71zwlnexhack1jax">
               <w:r>
                 <w:rPr>
                   <w:rFonts w:ascii="Arial" w:cs="Arial" w:eastAsia="Arial" w:hAnsi="Arial"/>
@@ -23913,7 +23908,7 @@
                   <w:szCs w:val="16"/>
                   <w:u w:val="single" w:color="2E75B6"/>
                 </w:rPr>
-                <w:t xml:space="preserve">Similarity (Flexbook)</w:t>
+                <w:t xml:space="preserve">Prove triangle similarity</w:t>
               </w:r>
             </w:hyperlink>
           </w:p>
@@ -23929,7 +23924,7 @@
                 <w:sz w:val="14"/>
                 <w:szCs w:val="14"/>
               </w:rPr>
-              <w:t xml:space="preserve">Source: CK-12</w:t>
+              <w:t xml:space="preserve">Source: Khan Academy (English - US curriculum)</w:t>
             </w:r>
           </w:p>
           <w:p>
@@ -23937,7 +23932,7 @@
               <w:spacing w:after="10" w:before="0"/>
               <w:ind w:left="120"/>
             </w:pPr>
-            <w:hyperlink w:history="1" r:id="rId0bvacadytreocyiosisqy">
+            <w:hyperlink w:history="1" r:id="rIdo9jyasab5bqihxl-6wkns">
               <w:r>
                 <w:rPr>
                   <w:rFonts w:ascii="Arial" w:cs="Arial" w:eastAsia="Arial" w:hAnsi="Arial"/>
@@ -24132,7 +24127,7 @@
             <w:pPr>
               <w:spacing w:after="20" w:before="0"/>
             </w:pPr>
-            <w:hyperlink w:history="1" r:id="rIdh7budqxmaenfnr-vmr4ct">
+            <w:hyperlink w:history="1" r:id="rIdeqaqxdfico7dl6xugtgyf">
               <w:r>
                 <w:rPr>
                   <w:rFonts w:ascii="Arial" w:cs="Arial" w:eastAsia="Arial" w:hAnsi="Arial"/>
@@ -24141,7 +24136,7 @@
                   <w:szCs w:val="16"/>
                   <w:u w:val="single" w:color="2E75B6"/>
                 </w:rPr>
-                <w:t xml:space="preserve">Function notation example</w:t>
+                <w:t xml:space="preserve">Scale factors and area</w:t>
               </w:r>
             </w:hyperlink>
           </w:p>
@@ -24165,7 +24160,7 @@
               <w:spacing w:after="10" w:before="0"/>
               <w:ind w:left="120"/>
             </w:pPr>
-            <w:hyperlink w:history="1" r:id="rIdculy6zks90s2pxz3r6u1m">
+            <w:hyperlink w:history="1" r:id="rIdd6r4d0-wkqt5u0258lq7l">
               <w:r>
                 <w:rPr>
                   <w:rFonts w:ascii="Arial" w:cs="Arial" w:eastAsia="Arial" w:hAnsi="Arial"/>
@@ -24203,14 +24198,14 @@
                 <w:sz w:val="16"/>
                 <w:szCs w:val="16"/>
               </w:rPr>
-              <w:t xml:space="preserve">📖 HTML:</w:t>
+              <w:t xml:space="preserve">📖 EXERCISE:</w:t>
             </w:r>
           </w:p>
           <w:p>
             <w:pPr>
               <w:spacing w:after="20" w:before="0"/>
             </w:pPr>
-            <w:hyperlink w:history="1" r:id="rIdsjlgd130ruzleypd0ncvz">
+            <w:hyperlink w:history="1" r:id="rId9q_e3k_8bsllbqicpbhkw">
               <w:r>
                 <w:rPr>
                   <w:rFonts w:ascii="Arial" w:cs="Arial" w:eastAsia="Arial" w:hAnsi="Arial"/>
@@ -24219,7 +24214,7 @@
                   <w:szCs w:val="16"/>
                   <w:u w:val="single" w:color="2E75B6"/>
                 </w:rPr>
-                <w:t xml:space="preserve">Similarity (Flexbook)</w:t>
+                <w:t xml:space="preserve">Construct scale drawings</w:t>
               </w:r>
             </w:hyperlink>
           </w:p>
@@ -24235,7 +24230,7 @@
                 <w:sz w:val="14"/>
                 <w:szCs w:val="14"/>
               </w:rPr>
-              <w:t xml:space="preserve">Source: CK-12</w:t>
+              <w:t xml:space="preserve">Source: Khan Academy (English - US curriculum)</w:t>
             </w:r>
           </w:p>
           <w:p>
@@ -24243,7 +24238,7 @@
               <w:spacing w:after="10" w:before="0"/>
               <w:ind w:left="120"/>
             </w:pPr>
-            <w:hyperlink w:history="1" r:id="rIdine6k9jw070aekme8dmrl">
+            <w:hyperlink w:history="1" r:id="rIdncjexen1avaomlm1uzco-">
               <w:r>
                 <w:rPr>
                   <w:rFonts w:ascii="Arial" w:cs="Arial" w:eastAsia="Arial" w:hAnsi="Arial"/>
@@ -24438,7 +24433,7 @@
             <w:pPr>
               <w:spacing w:after="20" w:before="0"/>
             </w:pPr>
-            <w:hyperlink w:history="1" r:id="rId2gs-v3kgk5rw89cuqg-yi">
+            <w:hyperlink w:history="1" r:id="rIduiwzuvzpsxbhyninxmtmy">
               <w:r>
                 <w:rPr>
                   <w:rFonts w:ascii="Arial" w:cs="Arial" w:eastAsia="Arial" w:hAnsi="Arial"/>
@@ -24447,7 +24442,7 @@
                   <w:szCs w:val="16"/>
                   <w:u w:val="single" w:color="2E75B6"/>
                 </w:rPr>
-                <w:t xml:space="preserve">Function notation example</w:t>
+                <w:t xml:space="preserve">Scale factors and area</w:t>
               </w:r>
             </w:hyperlink>
           </w:p>
@@ -24471,7 +24466,7 @@
               <w:spacing w:after="10" w:before="0"/>
               <w:ind w:left="120"/>
             </w:pPr>
-            <w:hyperlink w:history="1" r:id="rIdj1xhb2ihqnbvxbbmexhjd">
+            <w:hyperlink w:history="1" r:id="rIdqorr1nk6d5gzx_hmorwtb">
               <w:r>
                 <w:rPr>
                   <w:rFonts w:ascii="Arial" w:cs="Arial" w:eastAsia="Arial" w:hAnsi="Arial"/>
@@ -24509,14 +24504,14 @@
                 <w:sz w:val="16"/>
                 <w:szCs w:val="16"/>
               </w:rPr>
-              <w:t xml:space="preserve">📖 HTML:</w:t>
+              <w:t xml:space="preserve">📖 EXERCISE:</w:t>
             </w:r>
           </w:p>
           <w:p>
             <w:pPr>
               <w:spacing w:after="20" w:before="0"/>
             </w:pPr>
-            <w:hyperlink w:history="1" r:id="rIdsnqrwjlcu2l1yvi37pxx-">
+            <w:hyperlink w:history="1" r:id="rIdrr97bh7v3esn4vqya60sl">
               <w:r>
                 <w:rPr>
                   <w:rFonts w:ascii="Arial" w:cs="Arial" w:eastAsia="Arial" w:hAnsi="Arial"/>
@@ -24525,7 +24520,7 @@
                   <w:szCs w:val="16"/>
                   <w:u w:val="single" w:color="2E75B6"/>
                 </w:rPr>
-                <w:t xml:space="preserve">Similarity (Flexbook)</w:t>
+                <w:t xml:space="preserve">Prove triangle similarity</w:t>
               </w:r>
             </w:hyperlink>
           </w:p>
@@ -24541,7 +24536,7 @@
                 <w:sz w:val="14"/>
                 <w:szCs w:val="14"/>
               </w:rPr>
-              <w:t xml:space="preserve">Source: CK-12</w:t>
+              <w:t xml:space="preserve">Source: Khan Academy (English - US curriculum)</w:t>
             </w:r>
           </w:p>
           <w:p>
@@ -24549,7 +24544,7 @@
               <w:spacing w:after="10" w:before="0"/>
               <w:ind w:left="120"/>
             </w:pPr>
-            <w:hyperlink w:history="1" r:id="rId4vvq7lcrqtf2q54srpazz">
+            <w:hyperlink w:history="1" r:id="rIdf41h8i_izmre31bmgl7xp">
               <w:r>
                 <w:rPr>
                   <w:rFonts w:ascii="Arial" w:cs="Arial" w:eastAsia="Arial" w:hAnsi="Arial"/>
@@ -24744,7 +24739,7 @@
             <w:pPr>
               <w:spacing w:after="20" w:before="0"/>
             </w:pPr>
-            <w:hyperlink w:history="1" r:id="rIdwyrj90mkuj4zaxl5lme3o">
+            <w:hyperlink w:history="1" r:id="rIdbhctc8pguyqxfwnipcn44">
               <w:r>
                 <w:rPr>
                   <w:rFonts w:ascii="Arial" w:cs="Arial" w:eastAsia="Arial" w:hAnsi="Arial"/>
@@ -24753,7 +24748,7 @@
                   <w:szCs w:val="16"/>
                   <w:u w:val="single" w:color="2E75B6"/>
                 </w:rPr>
-                <w:t xml:space="preserve">Function notation example</w:t>
+                <w:t xml:space="preserve">Scale factors and area</w:t>
               </w:r>
             </w:hyperlink>
           </w:p>
@@ -24777,7 +24772,7 @@
               <w:spacing w:after="10" w:before="0"/>
               <w:ind w:left="120"/>
             </w:pPr>
-            <w:hyperlink w:history="1" r:id="rIdiz7bj-gumak65ubp8tw9n">
+            <w:hyperlink w:history="1" r:id="rId9td1bylgszygmfvpvwcwe">
               <w:r>
                 <w:rPr>
                   <w:rFonts w:ascii="Arial" w:cs="Arial" w:eastAsia="Arial" w:hAnsi="Arial"/>
@@ -24815,14 +24810,14 @@
                 <w:sz w:val="16"/>
                 <w:szCs w:val="16"/>
               </w:rPr>
-              <w:t xml:space="preserve">📖 HTML:</w:t>
+              <w:t xml:space="preserve">📖 EXERCISE:</w:t>
             </w:r>
           </w:p>
           <w:p>
             <w:pPr>
               <w:spacing w:after="20" w:before="0"/>
             </w:pPr>
-            <w:hyperlink w:history="1" r:id="rIdd8xkjcqotqhr5uofhu2uw">
+            <w:hyperlink w:history="1" r:id="rIdyqrffueqiz6fb_vw0s3cd">
               <w:r>
                 <w:rPr>
                   <w:rFonts w:ascii="Arial" w:cs="Arial" w:eastAsia="Arial" w:hAnsi="Arial"/>
@@ -24831,7 +24826,7 @@
                   <w:szCs w:val="16"/>
                   <w:u w:val="single" w:color="2E75B6"/>
                 </w:rPr>
-                <w:t xml:space="preserve">Similarity (Flexbook)</w:t>
+                <w:t xml:space="preserve">Prove triangle similarity</w:t>
               </w:r>
             </w:hyperlink>
           </w:p>
@@ -24847,7 +24842,7 @@
                 <w:sz w:val="14"/>
                 <w:szCs w:val="14"/>
               </w:rPr>
-              <w:t xml:space="preserve">Source: CK-12</w:t>
+              <w:t xml:space="preserve">Source: Khan Academy (English - US curriculum)</w:t>
             </w:r>
           </w:p>
           <w:p>
@@ -24855,7 +24850,7 @@
               <w:spacing w:after="10" w:before="0"/>
               <w:ind w:left="120"/>
             </w:pPr>
-            <w:hyperlink w:history="1" r:id="rIduhjz0dohtirqmk7v3ldmi">
+            <w:hyperlink w:history="1" r:id="rId9vr2yuesyaekhhwng2eqa">
               <w:r>
                 <w:rPr>
                   <w:rFonts w:ascii="Arial" w:cs="Arial" w:eastAsia="Arial" w:hAnsi="Arial"/>
@@ -25050,7 +25045,7 @@
             <w:pPr>
               <w:spacing w:after="20" w:before="0"/>
             </w:pPr>
-            <w:hyperlink w:history="1" r:id="rIdwhfts7f61bsqp22nm1oft">
+            <w:hyperlink w:history="1" r:id="rIdtp6ntrft3bvlsi2j4wsjj">
               <w:r>
                 <w:rPr>
                   <w:rFonts w:ascii="Arial" w:cs="Arial" w:eastAsia="Arial" w:hAnsi="Arial"/>
@@ -25059,7 +25054,7 @@
                   <w:szCs w:val="16"/>
                   <w:u w:val="single" w:color="2E75B6"/>
                 </w:rPr>
-                <w:t xml:space="preserve">Function notation example</w:t>
+                <w:t xml:space="preserve">Scale factors and area</w:t>
               </w:r>
             </w:hyperlink>
           </w:p>
@@ -25083,7 +25078,7 @@
               <w:spacing w:after="10" w:before="0"/>
               <w:ind w:left="120"/>
             </w:pPr>
-            <w:hyperlink w:history="1" r:id="rIdz6xbgbw7t90lu916nlidk">
+            <w:hyperlink w:history="1" r:id="rId8aagbmj3fxpti0wllehre">
               <w:r>
                 <w:rPr>
                   <w:rFonts w:ascii="Arial" w:cs="Arial" w:eastAsia="Arial" w:hAnsi="Arial"/>
@@ -25121,14 +25116,14 @@
                 <w:sz w:val="16"/>
                 <w:szCs w:val="16"/>
               </w:rPr>
-              <w:t xml:space="preserve">📖 HTML:</w:t>
+              <w:t xml:space="preserve">📖 EXERCISE:</w:t>
             </w:r>
           </w:p>
           <w:p>
             <w:pPr>
               <w:spacing w:after="20" w:before="0"/>
             </w:pPr>
-            <w:hyperlink w:history="1" r:id="rIdltp0wn1hqjpk3raonacff">
+            <w:hyperlink w:history="1" r:id="rId7b0-dt5x7hxs3bfu5newp">
               <w:r>
                 <w:rPr>
                   <w:rFonts w:ascii="Arial" w:cs="Arial" w:eastAsia="Arial" w:hAnsi="Arial"/>
@@ -25137,7 +25132,7 @@
                   <w:szCs w:val="16"/>
                   <w:u w:val="single" w:color="2E75B6"/>
                 </w:rPr>
-                <w:t xml:space="preserve">Similarity (Flexbook)</w:t>
+                <w:t xml:space="preserve">Prove triangle similarity</w:t>
               </w:r>
             </w:hyperlink>
           </w:p>
@@ -25153,7 +25148,7 @@
                 <w:sz w:val="14"/>
                 <w:szCs w:val="14"/>
               </w:rPr>
-              <w:t xml:space="preserve">Source: CK-12</w:t>
+              <w:t xml:space="preserve">Source: Khan Academy (English - US curriculum)</w:t>
             </w:r>
           </w:p>
           <w:p>
@@ -25161,7 +25156,7 @@
               <w:spacing w:after="10" w:before="0"/>
               <w:ind w:left="120"/>
             </w:pPr>
-            <w:hyperlink w:history="1" r:id="rIdh4vjsvdbvnbfrs73p4ojl">
+            <w:hyperlink w:history="1" r:id="rId2jeuguud_d-m9pml81gqi">
               <w:r>
                 <w:rPr>
                   <w:rFonts w:ascii="Arial" w:cs="Arial" w:eastAsia="Arial" w:hAnsi="Arial"/>

--- a/data/outputs/v2/Essential_Mathematics/SS2.1_Similarity_and_Enlargement/Essential_Mathematics_Similarity_and_Enlargement_CBE_LessonSequence.docx
+++ b/data/outputs/v2/Essential_Mathematics/SS2.1_Similarity_and_Enlargement/Essential_Mathematics_Similarity_and_Enlargement_CBE_LessonSequence.docx
@@ -3362,7 +3362,7 @@
             <w:pPr>
               <w:spacing w:after="20" w:before="0"/>
             </w:pPr>
-            <w:hyperlink w:history="1" r:id="rIdsjor9thycxklezsgbv5qp">
+            <w:hyperlink w:history="1" r:id="rIdwf8ovj1hkncggso20dbdq">
               <w:r>
                 <w:rPr>
                   <w:rFonts w:ascii="Arial" w:cs="Arial" w:eastAsia="Arial" w:hAnsi="Arial"/>
@@ -3395,7 +3395,7 @@
               <w:spacing w:after="10" w:before="0"/>
               <w:ind w:left="120"/>
             </w:pPr>
-            <w:hyperlink w:history="1" r:id="rIdhevybttm6nnxbrpecwzx-">
+            <w:hyperlink w:history="1" r:id="rIdr6ygqsfai4b3nvukse5ne">
               <w:r>
                 <w:rPr>
                   <w:rFonts w:ascii="Arial" w:cs="Arial" w:eastAsia="Arial" w:hAnsi="Arial"/>
@@ -3440,7 +3440,7 @@
             <w:pPr>
               <w:spacing w:after="20" w:before="0"/>
             </w:pPr>
-            <w:hyperlink w:history="1" r:id="rIdml_z1nq41-chm8khsdbuy">
+            <w:hyperlink w:history="1" r:id="rIdixsebzv2jakeoxrfhu_88">
               <w:r>
                 <w:rPr>
                   <w:rFonts w:ascii="Arial" w:cs="Arial" w:eastAsia="Arial" w:hAnsi="Arial"/>
@@ -3473,7 +3473,7 @@
               <w:spacing w:after="10" w:before="0"/>
               <w:ind w:left="120"/>
             </w:pPr>
-            <w:hyperlink w:history="1" r:id="rId2c6-25r3bxxouupeefg3g">
+            <w:hyperlink w:history="1" r:id="rId9gxbaspkgy6k3flnak2py">
               <w:r>
                 <w:rPr>
                   <w:rFonts w:ascii="Arial" w:cs="Arial" w:eastAsia="Arial" w:hAnsi="Arial"/>
@@ -3668,7 +3668,7 @@
             <w:pPr>
               <w:spacing w:after="20" w:before="0"/>
             </w:pPr>
-            <w:hyperlink w:history="1" r:id="rId84nwh5scq0aelhzvyxccg">
+            <w:hyperlink w:history="1" r:id="rIdbhrljfoqgygxczcdbpd5w">
               <w:r>
                 <w:rPr>
                   <w:rFonts w:ascii="Arial" w:cs="Arial" w:eastAsia="Arial" w:hAnsi="Arial"/>
@@ -3701,7 +3701,7 @@
               <w:spacing w:after="10" w:before="0"/>
               <w:ind w:left="120"/>
             </w:pPr>
-            <w:hyperlink w:history="1" r:id="rIdgxxlaywftdwg7jfjy1zbn">
+            <w:hyperlink w:history="1" r:id="rIdsuboswydtwxxbuc2csfza">
               <w:r>
                 <w:rPr>
                   <w:rFonts w:ascii="Arial" w:cs="Arial" w:eastAsia="Arial" w:hAnsi="Arial"/>
@@ -3746,7 +3746,7 @@
             <w:pPr>
               <w:spacing w:after="20" w:before="0"/>
             </w:pPr>
-            <w:hyperlink w:history="1" r:id="rIdvvsmkumeky-u4htbepanu">
+            <w:hyperlink w:history="1" r:id="rId_vne2pruf3dyig_pycm8u">
               <w:r>
                 <w:rPr>
                   <w:rFonts w:ascii="Arial" w:cs="Arial" w:eastAsia="Arial" w:hAnsi="Arial"/>
@@ -3779,7 +3779,7 @@
               <w:spacing w:after="10" w:before="0"/>
               <w:ind w:left="120"/>
             </w:pPr>
-            <w:hyperlink w:history="1" r:id="rIdxurapgfkgygfdcdwwrimx">
+            <w:hyperlink w:history="1" r:id="rIdjtseevqcc6obdtkwpgwht">
               <w:r>
                 <w:rPr>
                   <w:rFonts w:ascii="Arial" w:cs="Arial" w:eastAsia="Arial" w:hAnsi="Arial"/>
@@ -3974,7 +3974,619 @@
             <w:pPr>
               <w:spacing w:after="20" w:before="0"/>
             </w:pPr>
-            <w:hyperlink w:history="1" r:id="rIdrfdj_qg1t78dfgcqbrorl">
+            <w:hyperlink w:history="1" r:id="rIdyxvlnuzppb4iift3pwbot">
+              <w:r>
+                <w:rPr>
+                  <w:rFonts w:ascii="Arial" w:cs="Arial" w:eastAsia="Arial" w:hAnsi="Arial"/>
+                  <w:color w:val="2E75B6"/>
+                  <w:sz w:val="16"/>
+                  <w:szCs w:val="16"/>
+                  <w:u w:val="single" w:color="2E75B6"/>
+                </w:rPr>
+                <w:t xml:space="preserve">Side lengths after dilation</w:t>
+              </w:r>
+            </w:hyperlink>
+          </w:p>
+          <w:p>
+            <w:pPr>
+              <w:spacing w:after="10" w:before="0"/>
+              <w:ind w:left="120"/>
+            </w:pPr>
+            <w:r>
+              <w:rPr>
+                <w:rFonts w:ascii="Arial" w:cs="Arial" w:eastAsia="Arial" w:hAnsi="Arial"/>
+                <w:color w:val="595959"/>
+                <w:sz w:val="14"/>
+                <w:szCs w:val="14"/>
+              </w:rPr>
+              <w:t xml:space="preserve">Source: Khan Academy (English - US curriculum)</w:t>
+            </w:r>
+          </w:p>
+          <w:p>
+            <w:pPr>
+              <w:spacing w:after="10" w:before="0"/>
+              <w:ind w:left="120"/>
+            </w:pPr>
+            <w:hyperlink w:history="1" r:id="rIdtkhjabnvfwnywq7setoh-">
+              <w:r>
+                <w:rPr>
+                  <w:rFonts w:ascii="Arial" w:cs="Arial" w:eastAsia="Arial" w:hAnsi="Arial"/>
+                  <w:color w:val="595959"/>
+                  <w:sz w:val="14"/>
+                  <w:szCs w:val="14"/>
+                  <w:u w:val="single" w:color="595959"/>
+                </w:rPr>
+                <w:t xml:space="preserve">🔍 Search ARES for similar videos</w:t>
+              </w:r>
+            </w:hyperlink>
+          </w:p>
+          <w:p>
+            <w:pPr>
+              <w:spacing w:after="40" w:before="0"/>
+            </w:pPr>
+            <w:r>
+              <w:rPr>
+                <w:sz w:val="14"/>
+                <w:szCs w:val="14"/>
+              </w:rPr>
+              <w:t xml:space="preserve"/>
+            </w:r>
+          </w:p>
+          <w:p>
+            <w:pPr>
+              <w:spacing w:after="20" w:before="0"/>
+            </w:pPr>
+            <w:r>
+              <w:rPr>
+                <w:rFonts w:ascii="Arial" w:cs="Arial" w:eastAsia="Arial" w:hAnsi="Arial"/>
+                <w:b/>
+                <w:bCs/>
+                <w:color w:val="1F3864"/>
+                <w:sz w:val="16"/>
+                <w:szCs w:val="16"/>
+              </w:rPr>
+              <w:t xml:space="preserve">📖 EXERCISE:</w:t>
+            </w:r>
+          </w:p>
+          <w:p>
+            <w:pPr>
+              <w:spacing w:after="20" w:before="0"/>
+            </w:pPr>
+            <w:hyperlink w:history="1" r:id="rIdmkpkk9edqa-uyg0glowpf">
+              <w:r>
+                <w:rPr>
+                  <w:rFonts w:ascii="Arial" w:cs="Arial" w:eastAsia="Arial" w:hAnsi="Arial"/>
+                  <w:color w:val="2E75B6"/>
+                  <w:sz w:val="16"/>
+                  <w:szCs w:val="16"/>
+                  <w:u w:val="single" w:color="2E75B6"/>
+                </w:rPr>
+                <w:t xml:space="preserve">Corresponding Parts of Similar Figures Practice</w:t>
+              </w:r>
+            </w:hyperlink>
+          </w:p>
+          <w:p>
+            <w:pPr>
+              <w:spacing w:after="10" w:before="0"/>
+              <w:ind w:left="120"/>
+            </w:pPr>
+            <w:r>
+              <w:rPr>
+                <w:rFonts w:ascii="Arial" w:cs="Arial" w:eastAsia="Arial" w:hAnsi="Arial"/>
+                <w:color w:val="595959"/>
+                <w:sz w:val="14"/>
+                <w:szCs w:val="14"/>
+              </w:rPr>
+              <w:t xml:space="preserve">Source: CK-12</w:t>
+            </w:r>
+          </w:p>
+          <w:p>
+            <w:pPr>
+              <w:spacing w:after="10" w:before="0"/>
+              <w:ind w:left="120"/>
+            </w:pPr>
+            <w:hyperlink w:history="1" r:id="rIdr5lseltmylkdv_yx3isab">
+              <w:r>
+                <w:rPr>
+                  <w:rFonts w:ascii="Arial" w:cs="Arial" w:eastAsia="Arial" w:hAnsi="Arial"/>
+                  <w:color w:val="595959"/>
+                  <w:sz w:val="14"/>
+                  <w:szCs w:val="14"/>
+                  <w:u w:val="single" w:color="595959"/>
+                </w:rPr>
+                <w:t xml:space="preserve">🔍 Search ARES for similar readings</w:t>
+              </w:r>
+            </w:hyperlink>
+          </w:p>
+        </w:tc>
+        <w:tc>
+          <w:tcPr>
+            <w:tcW w:type="dxa" w:w="3040"/>
+            <w:shd w:fill="FFFFFF" w:color="auto" w:val="clear"/>
+            <w:tcMar>
+              <w:top w:type="dxa" w:w="60"/>
+              <w:left w:type="dxa" w:w="120"/>
+              <w:bottom w:type="dxa" w:w="60"/>
+              <w:right w:type="dxa" w:w="120"/>
+            </w:tcMar>
+            <w:vAlign w:val="top"/>
+          </w:tcPr>
+          <w:p>
+            <w:pPr>
+              <w:spacing w:after="40" w:before="0"/>
+              <w:jc w:val="left"/>
+            </w:pPr>
+            <w:r>
+              <w:rPr>
+                <w:rFonts w:ascii="Arial" w:cs="Arial" w:eastAsia="Arial" w:hAnsi="Arial"/>
+                <w:b w:val="false"/>
+                <w:bCs w:val="false"/>
+                <w:i w:val="false"/>
+                <w:iCs w:val="false"/>
+                <w:color w:val="000000"/>
+                <w:sz w:val="18"/>
+                <w:szCs w:val="18"/>
+              </w:rPr>
+              <w:t xml:space="preserve">Each group shares one pair of objects they measured and their ratio results. The class collates findings on a shared class table on the board. Learners identify that for all pairs they agreed were 'similar,' the ratio of corresponding lengths was constant and the corresponding angles were equal. The teacher formalises these two properties and introduces the term linear scale factor. Learners write the formal definition in their notebooks and label a diagram of two similar rectangles with the scale factor. They connect this back to the uji cups: the cups have a linear scale factor of 2 (medium:small), yet the water fills were 4 — a number the teacher asks learners to notice equals 2².</w:t>
+            </w:r>
+          </w:p>
+        </w:tc>
+        <w:tc>
+          <w:tcPr>
+            <w:tcW w:type="dxa" w:w="3040"/>
+            <w:shd w:fill="F2F2F2" w:color="auto" w:val="clear"/>
+            <w:tcMar>
+              <w:top w:type="dxa" w:w="60"/>
+              <w:left w:type="dxa" w:w="120"/>
+              <w:bottom w:type="dxa" w:w="60"/>
+              <w:right w:type="dxa" w:w="120"/>
+            </w:tcMar>
+            <w:vAlign w:val="top"/>
+          </w:tcPr>
+          <w:p>
+            <w:pPr>
+              <w:spacing w:after="40" w:before="0"/>
+              <w:jc w:val="left"/>
+            </w:pPr>
+            <w:r>
+              <w:rPr>
+                <w:rFonts w:ascii="Arial" w:cs="Arial" w:eastAsia="Arial" w:hAnsi="Arial"/>
+                <w:b w:val="false"/>
+                <w:bCs w:val="false"/>
+                <w:i w:val="false"/>
+                <w:iCs w:val="false"/>
+                <w:color w:val="000000"/>
+                <w:sz w:val="18"/>
+                <w:szCs w:val="18"/>
+              </w:rPr>
+              <w:t xml:space="preserve">Bring the class back together. Say: 'Each group, give me one sentence: what ratio did you find, and do you think your two objects are similar?' Cold-call all 6 groups in turn. Record each group's ratio on the board class table. Say: 'Look at this table. What do you notice about the groups whose objects you all agree look similar?' [WAIT 15 seconds.] Invite 3 learners: 'Zawadi, what do you see?' After responses, say: 'The pattern you have found has a name. When two figures are similar, their corresponding angles are equal AND the ratios of their corresponding sides are equal. That constant ratio is called the LINEAR SCALE FACTOR — we write it as k.' Write on the board: Similar figures → (1) Corresponding angles equal, (2) Corresponding sides in constant ratio k. Say: 'Now look at the uji cups. The medium cup has a linear scale factor of k = 2 compared to the small cup. We filled it with 4 small cups of water. Someone tell me: what is 2 squared?' [WAIT 10 seconds.] Cold-call 2 learners. Say: 'And the large cup: k = 3, fills = 9. What is 3 squared?' [WAIT 10 seconds.] Say: 'Write this in your notebook and circle it: k = 2 → fills = 4 = 2². k = 3 → fills = 9 = 3². We are not ready to explain this fully yet — but keep it in mind. That is our puzzle for the unit.'</w:t>
+            </w:r>
+          </w:p>
+        </w:tc>
+        <w:tc>
+          <w:tcPr>
+            <w:tcW w:type="dxa" w:w="3040"/>
+            <w:shd w:fill="FFFFFF" w:color="auto" w:val="clear"/>
+            <w:tcMar>
+              <w:top w:type="dxa" w:w="60"/>
+              <w:left w:type="dxa" w:w="120"/>
+              <w:bottom w:type="dxa" w:w="60"/>
+              <w:right w:type="dxa" w:w="120"/>
+            </w:tcMar>
+            <w:vAlign w:val="top"/>
+          </w:tcPr>
+          <w:p>
+            <w:pPr>
+              <w:spacing w:after="40" w:before="0"/>
+              <w:jc w:val="left"/>
+            </w:pPr>
+            <w:r>
+              <w:rPr>
+                <w:rFonts w:ascii="Arial" w:cs="Arial" w:eastAsia="Arial" w:hAnsi="Arial"/>
+                <w:b w:val="false"/>
+                <w:bCs w:val="false"/>
+                <w:i w:val="false"/>
+                <w:iCs w:val="false"/>
+                <w:color w:val="000000"/>
+                <w:sz w:val="18"/>
+                <w:szCs w:val="18"/>
+              </w:rPr>
+              <w:t xml:space="preserve">Class Data Synthesis with Formal Definition Anchoring: Pooling group measurements into a single class table makes the pattern (constant ratio = similar) emerge from the learners' own data rather than being imposed by the teacher. Formal vocabulary is introduced only after the pattern is visible in the data, so the definition is a name for something learners have already noticed. Connecting the formal definition immediately back to the phenomenon (k = 2, fills = 4 = k²) plants the seed of the area-scale-factor relationship without requiring learners to explain it yet.</w:t>
+            </w:r>
+          </w:p>
+        </w:tc>
+        <w:tc>
+          <w:tcPr>
+            <w:tcW w:type="dxa" w:w="3040"/>
+            <w:shd w:fill="F2F2F2" w:color="auto" w:val="clear"/>
+            <w:tcMar>
+              <w:top w:type="dxa" w:w="60"/>
+              <w:left w:type="dxa" w:w="120"/>
+              <w:bottom w:type="dxa" w:w="60"/>
+              <w:right w:type="dxa" w:w="120"/>
+            </w:tcMar>
+            <w:vAlign w:val="top"/>
+          </w:tcPr>
+          <w:p>
+            <w:pPr>
+              <w:spacing w:after="40" w:before="0"/>
+              <w:jc w:val="left"/>
+            </w:pPr>
+            <w:r>
+              <w:rPr>
+                <w:rFonts w:ascii="Arial" w:cs="Arial" w:eastAsia="Arial" w:hAnsi="Arial"/>
+                <w:b w:val="false"/>
+                <w:bCs w:val="false"/>
+                <w:i w:val="false"/>
+                <w:iCs w:val="false"/>
+                <w:color w:val="000000"/>
+                <w:sz w:val="18"/>
+                <w:szCs w:val="18"/>
+              </w:rPr>
+              <w:t xml:space="preserve">Exit check: ask learners to quickly sketch two rectangles where one has sides 3 cm × 2 cm and the other has sides 6 cm × 4 cm, and write whether they are similar and what the linear scale factor is. Circulate and check: (a) Does the learner correctly identify k = 2? (b) Does the learner correctly identify that angles are equal (all 90°)? (c) Does the learner check both ratios (6/3 = 2 AND 4/2 = 2)? This takes 2 minutes and reveals whether the formal definition has been internalised before the DQB phase.</w:t>
+            </w:r>
+          </w:p>
+        </w:tc>
+      </w:tr>
+      <w:tr>
+        <w:tc>
+          <w:tcPr>
+            <w:tcW w:type="dxa" w:w="1520"/>
+            <w:shd w:fill="FCE4D6" w:color="auto" w:val="clear"/>
+            <w:tcMar>
+              <w:top w:type="dxa" w:w="60"/>
+              <w:left w:type="dxa" w:w="120"/>
+              <w:bottom w:type="dxa" w:w="60"/>
+              <w:right w:type="dxa" w:w="120"/>
+            </w:tcMar>
+            <w:vAlign w:val="top"/>
+          </w:tcPr>
+          <w:p>
+            <w:pPr>
+              <w:spacing w:after="40" w:before="0"/>
+              <w:jc w:val="left"/>
+            </w:pPr>
+            <w:r>
+              <w:rPr>
+                <w:rFonts w:ascii="Arial" w:cs="Arial" w:eastAsia="Arial" w:hAnsi="Arial"/>
+                <w:b/>
+                <w:bCs/>
+                <w:i w:val="false"/>
+                <w:iCs w:val="false"/>
+                <w:color w:val="000000"/>
+                <w:sz w:val="18"/>
+                <w:szCs w:val="18"/>
+              </w:rPr>
+              <w:t xml:space="preserve">Driving Question Board (DQB) Creation</w:t>
+            </w:r>
+          </w:p>
+          <w:p>
+            <w:pPr>
+              <w:spacing w:after="20" w:before="0"/>
+            </w:pPr>
+            <w:r>
+              <w:rPr>
+                <w:rFonts w:ascii="Arial" w:cs="Arial" w:eastAsia="Arial" w:hAnsi="Arial"/>
+                <w:b/>
+                <w:bCs/>
+                <w:color w:val="1F3864"/>
+                <w:sz w:val="16"/>
+                <w:szCs w:val="16"/>
+              </w:rPr>
+              <w:t xml:space="preserve">📹 VIDEO:</w:t>
+            </w:r>
+          </w:p>
+          <w:p>
+            <w:pPr>
+              <w:spacing w:after="20" w:before="0"/>
+            </w:pPr>
+            <w:hyperlink w:history="1" r:id="rId6zil0gjof1ig3nm7duprd">
+              <w:r>
+                <w:rPr>
+                  <w:rFonts w:ascii="Arial" w:cs="Arial" w:eastAsia="Arial" w:hAnsi="Arial"/>
+                  <w:color w:val="2E75B6"/>
+                  <w:sz w:val="16"/>
+                  <w:szCs w:val="16"/>
+                  <w:u w:val="single" w:color="2E75B6"/>
+                </w:rPr>
+                <w:t xml:space="preserve">Dilations and properties</w:t>
+              </w:r>
+            </w:hyperlink>
+          </w:p>
+          <w:p>
+            <w:pPr>
+              <w:spacing w:after="10" w:before="0"/>
+              <w:ind w:left="120"/>
+            </w:pPr>
+            <w:r>
+              <w:rPr>
+                <w:rFonts w:ascii="Arial" w:cs="Arial" w:eastAsia="Arial" w:hAnsi="Arial"/>
+                <w:color w:val="595959"/>
+                <w:sz w:val="14"/>
+                <w:szCs w:val="14"/>
+              </w:rPr>
+              <w:t xml:space="preserve">Source: Khan Academy (English - US curriculum)</w:t>
+            </w:r>
+          </w:p>
+          <w:p>
+            <w:pPr>
+              <w:spacing w:after="10" w:before="0"/>
+              <w:ind w:left="120"/>
+            </w:pPr>
+            <w:hyperlink w:history="1" r:id="rId__a02ygzdrtx_pxhvntiv">
+              <w:r>
+                <w:rPr>
+                  <w:rFonts w:ascii="Arial" w:cs="Arial" w:eastAsia="Arial" w:hAnsi="Arial"/>
+                  <w:color w:val="595959"/>
+                  <w:sz w:val="14"/>
+                  <w:szCs w:val="14"/>
+                  <w:u w:val="single" w:color="595959"/>
+                </w:rPr>
+                <w:t xml:space="preserve">🔍 Search ARES for similar videos</w:t>
+              </w:r>
+            </w:hyperlink>
+          </w:p>
+          <w:p>
+            <w:pPr>
+              <w:spacing w:after="40" w:before="0"/>
+            </w:pPr>
+            <w:r>
+              <w:rPr>
+                <w:sz w:val="14"/>
+                <w:szCs w:val="14"/>
+              </w:rPr>
+              <w:t xml:space="preserve"/>
+            </w:r>
+          </w:p>
+          <w:p>
+            <w:pPr>
+              <w:spacing w:after="20" w:before="0"/>
+            </w:pPr>
+            <w:r>
+              <w:rPr>
+                <w:rFonts w:ascii="Arial" w:cs="Arial" w:eastAsia="Arial" w:hAnsi="Arial"/>
+                <w:b/>
+                <w:bCs/>
+                <w:color w:val="1F3864"/>
+                <w:sz w:val="16"/>
+                <w:szCs w:val="16"/>
+              </w:rPr>
+              <w:t xml:space="preserve">📖 EXERCISE:</w:t>
+            </w:r>
+          </w:p>
+          <w:p>
+            <w:pPr>
+              <w:spacing w:after="20" w:before="0"/>
+            </w:pPr>
+            <w:hyperlink w:history="1" r:id="rIdxcankgj08klueqosnxnxz">
+              <w:r>
+                <w:rPr>
+                  <w:rFonts w:ascii="Arial" w:cs="Arial" w:eastAsia="Arial" w:hAnsi="Arial"/>
+                  <w:color w:val="2E75B6"/>
+                  <w:sz w:val="16"/>
+                  <w:szCs w:val="16"/>
+                  <w:u w:val="single" w:color="2E75B6"/>
+                </w:rPr>
+                <w:t xml:space="preserve">Prove triangle similarity</w:t>
+              </w:r>
+            </w:hyperlink>
+          </w:p>
+          <w:p>
+            <w:pPr>
+              <w:spacing w:after="10" w:before="0"/>
+              <w:ind w:left="120"/>
+            </w:pPr>
+            <w:r>
+              <w:rPr>
+                <w:rFonts w:ascii="Arial" w:cs="Arial" w:eastAsia="Arial" w:hAnsi="Arial"/>
+                <w:color w:val="595959"/>
+                <w:sz w:val="14"/>
+                <w:szCs w:val="14"/>
+              </w:rPr>
+              <w:t xml:space="preserve">Source: Khan Academy (English - US curriculum)</w:t>
+            </w:r>
+          </w:p>
+          <w:p>
+            <w:pPr>
+              <w:spacing w:after="10" w:before="0"/>
+              <w:ind w:left="120"/>
+            </w:pPr>
+            <w:hyperlink w:history="1" r:id="rIdry1unw1klcehw0fusplvs">
+              <w:r>
+                <w:rPr>
+                  <w:rFonts w:ascii="Arial" w:cs="Arial" w:eastAsia="Arial" w:hAnsi="Arial"/>
+                  <w:color w:val="595959"/>
+                  <w:sz w:val="14"/>
+                  <w:szCs w:val="14"/>
+                  <w:u w:val="single" w:color="595959"/>
+                </w:rPr>
+                <w:t xml:space="preserve">🔍 Search ARES for similar readings</w:t>
+              </w:r>
+            </w:hyperlink>
+          </w:p>
+        </w:tc>
+        <w:tc>
+          <w:tcPr>
+            <w:tcW w:type="dxa" w:w="3040"/>
+            <w:shd w:fill="FFFFFF" w:color="auto" w:val="clear"/>
+            <w:tcMar>
+              <w:top w:type="dxa" w:w="60"/>
+              <w:left w:type="dxa" w:w="120"/>
+              <w:bottom w:type="dxa" w:w="60"/>
+              <w:right w:type="dxa" w:w="120"/>
+            </w:tcMar>
+            <w:vAlign w:val="top"/>
+          </w:tcPr>
+          <w:p>
+            <w:pPr>
+              <w:spacing w:after="40" w:before="0"/>
+              <w:jc w:val="left"/>
+            </w:pPr>
+            <w:r>
+              <w:rPr>
+                <w:rFonts w:ascii="Arial" w:cs="Arial" w:eastAsia="Arial" w:hAnsi="Arial"/>
+                <w:b w:val="false"/>
+                <w:bCs w:val="false"/>
+                <w:i w:val="false"/>
+                <w:iCs w:val="false"/>
+                <w:color w:val="000000"/>
+                <w:sz w:val="18"/>
+                <w:szCs w:val="18"/>
+              </w:rPr>
+              <w:t xml:space="preserve">Each learner writes one question on a sticky note prompted by what they observed or cannot yet explain — especially about the uji cup mystery. Sticky notes are posted on a dedicated section of the wall or board labelled DRIVING QUESTION BOARD. The teacher reads selected questions aloud and the class organises them into two columns: Things we have noticed and Things we still cannot explain. The central driving question — 'Why does doubling the size of a container make it hold eight times as much?' — is written in large text at the top of the DQB by the teacher if not already suggested by a learner.</w:t>
+            </w:r>
+          </w:p>
+        </w:tc>
+        <w:tc>
+          <w:tcPr>
+            <w:tcW w:type="dxa" w:w="3040"/>
+            <w:shd w:fill="F2F2F2" w:color="auto" w:val="clear"/>
+            <w:tcMar>
+              <w:top w:type="dxa" w:w="60"/>
+              <w:left w:type="dxa" w:w="120"/>
+              <w:bottom w:type="dxa" w:w="60"/>
+              <w:right w:type="dxa" w:w="120"/>
+            </w:tcMar>
+            <w:vAlign w:val="top"/>
+          </w:tcPr>
+          <w:p>
+            <w:pPr>
+              <w:spacing w:after="40" w:before="0"/>
+              <w:jc w:val="left"/>
+            </w:pPr>
+            <w:r>
+              <w:rPr>
+                <w:rFonts w:ascii="Arial" w:cs="Arial" w:eastAsia="Arial" w:hAnsi="Arial"/>
+                <w:b w:val="false"/>
+                <w:bCs w:val="false"/>
+                <w:i w:val="false"/>
+                <w:iCs w:val="false"/>
+                <w:color w:val="000000"/>
+                <w:sz w:val="18"/>
+                <w:szCs w:val="18"/>
+              </w:rPr>
+              <w:t xml:space="preserve">Distribute a new sticky note to each learner. Say: 'Think about everything you saw and measured today. Write one question — something you observed that you cannot yet explain, or something you want to understand by the end of this unit. Start your question with WHY, HOW, or WHAT IF.' [WAIT 2 minutes in silence.] Then say: 'Come and post your question on the board.' Once all notes are posted, read 5–6 aloud, grouping similar questions by placing them close together. Say: 'I notice many of you are asking about the water cups — why four, why nine. That is our central mystery.' Write on the board in large letters: DRIVING QUESTION — Why does doubling the size of a container make it hold eight times as much — and how can we use this pattern to design and predict the properties of any similar shape? Say: 'Every lesson this unit, we will come back to this board. As we answer questions, we will move them to the EXPLAINED side. Questions that are still open stay here. By the end of the unit, this board should be mostly on the EXPLAINED side.' Point to the two columns you have labelled: STILL WONDERING | WE CAN NOW EXPLAIN.</w:t>
+            </w:r>
+          </w:p>
+        </w:tc>
+        <w:tc>
+          <w:tcPr>
+            <w:tcW w:type="dxa" w:w="3040"/>
+            <w:shd w:fill="FFFFFF" w:color="auto" w:val="clear"/>
+            <w:tcMar>
+              <w:top w:type="dxa" w:w="60"/>
+              <w:left w:type="dxa" w:w="120"/>
+              <w:bottom w:type="dxa" w:w="60"/>
+              <w:right w:type="dxa" w:w="120"/>
+            </w:tcMar>
+            <w:vAlign w:val="top"/>
+          </w:tcPr>
+          <w:p>
+            <w:pPr>
+              <w:spacing w:after="40" w:before="0"/>
+              <w:jc w:val="left"/>
+            </w:pPr>
+            <w:r>
+              <w:rPr>
+                <w:rFonts w:ascii="Arial" w:cs="Arial" w:eastAsia="Arial" w:hAnsi="Arial"/>
+                <w:b w:val="false"/>
+                <w:bCs w:val="false"/>
+                <w:i w:val="false"/>
+                <w:iCs w:val="false"/>
+                <w:color w:val="000000"/>
+                <w:sz w:val="18"/>
+                <w:szCs w:val="18"/>
+              </w:rPr>
+              <w:t xml:space="preserve">Driving Question Board (DQB) — Public Knowledge Tracker: The DQB makes the class's collective knowledge state visible and persistent. It externalises metacognition: learners can see what the class knows and what remains mysterious. Returning to the DQB at the start and end of every lesson creates a storyline thread — learners experience their own growing understanding as a narrative, not as isolated facts. Anchoring the DQB to the phenomenon ensures that abstract mathematical learning is always connected to a concrete, memorable context.</w:t>
+            </w:r>
+          </w:p>
+        </w:tc>
+        <w:tc>
+          <w:tcPr>
+            <w:tcW w:type="dxa" w:w="3040"/>
+            <w:shd w:fill="F2F2F2" w:color="auto" w:val="clear"/>
+            <w:tcMar>
+              <w:top w:type="dxa" w:w="60"/>
+              <w:left w:type="dxa" w:w="120"/>
+              <w:bottom w:type="dxa" w:w="60"/>
+              <w:right w:type="dxa" w:w="120"/>
+            </w:tcMar>
+            <w:vAlign w:val="top"/>
+          </w:tcPr>
+          <w:p>
+            <w:pPr>
+              <w:spacing w:after="40" w:before="0"/>
+              <w:jc w:val="left"/>
+            </w:pPr>
+            <w:r>
+              <w:rPr>
+                <w:rFonts w:ascii="Arial" w:cs="Arial" w:eastAsia="Arial" w:hAnsi="Arial"/>
+                <w:b w:val="false"/>
+                <w:bCs w:val="false"/>
+                <w:i w:val="false"/>
+                <w:iCs w:val="false"/>
+                <w:color w:val="000000"/>
+                <w:sz w:val="18"/>
+                <w:szCs w:val="18"/>
+              </w:rPr>
+              <w:t xml:space="preserve">Teacher reads all sticky notes before the next lesson and categorises them: (a) questions about area scaling (k²) — will be addressed in Lesson 3; (b) questions about volume scaling (k³) — will be addressed in Lesson 5; (c) questions about what 'corresponding' means — address in Lesson 2 warm-up; (d) questions that reveal a continuing misconception (e.g. 'Is k = 2 because the cup is twice as tall?') — flag for explicit address in Lesson 2. This informs the teacher's planning for subsequent lessons.</w:t>
+            </w:r>
+          </w:p>
+        </w:tc>
+      </w:tr>
+      <w:tr>
+        <w:tc>
+          <w:tcPr>
+            <w:tcW w:type="dxa" w:w="1520"/>
+            <w:shd w:fill="D5E8F0" w:color="auto" w:val="clear"/>
+            <w:tcMar>
+              <w:top w:type="dxa" w:w="60"/>
+              <w:left w:type="dxa" w:w="120"/>
+              <w:bottom w:type="dxa" w:w="60"/>
+              <w:right w:type="dxa" w:w="120"/>
+            </w:tcMar>
+            <w:vAlign w:val="top"/>
+          </w:tcPr>
+          <w:p>
+            <w:pPr>
+              <w:spacing w:after="40" w:before="0"/>
+              <w:jc w:val="left"/>
+            </w:pPr>
+            <w:r>
+              <w:rPr>
+                <w:rFonts w:ascii="Arial" w:cs="Arial" w:eastAsia="Arial" w:hAnsi="Arial"/>
+                <w:b/>
+                <w:bCs/>
+                <w:i w:val="false"/>
+                <w:iCs w:val="false"/>
+                <w:color w:val="000000"/>
+                <w:sz w:val="18"/>
+                <w:szCs w:val="18"/>
+              </w:rPr>
+              <w:t xml:space="preserve">Model Building Phase</w:t>
+            </w:r>
+          </w:p>
+          <w:p>
+            <w:pPr>
+              <w:spacing w:after="20" w:before="0"/>
+            </w:pPr>
+            <w:r>
+              <w:rPr>
+                <w:rFonts w:ascii="Arial" w:cs="Arial" w:eastAsia="Arial" w:hAnsi="Arial"/>
+                <w:b/>
+                <w:bCs/>
+                <w:color w:val="1F3864"/>
+                <w:sz w:val="16"/>
+                <w:szCs w:val="16"/>
+              </w:rPr>
+              <w:t xml:space="preserve">📹 VIDEO:</w:t>
+            </w:r>
+          </w:p>
+          <w:p>
+            <w:pPr>
+              <w:spacing w:after="20" w:before="0"/>
+            </w:pPr>
+            <w:hyperlink w:history="1" r:id="rIdvccprijiuflazwty7n-8p">
               <w:r>
                 <w:rPr>
                   <w:rFonts w:ascii="Arial" w:cs="Arial" w:eastAsia="Arial" w:hAnsi="Arial"/>
@@ -4007,7 +4619,7 @@
               <w:spacing w:after="10" w:before="0"/>
               <w:ind w:left="120"/>
             </w:pPr>
-            <w:hyperlink w:history="1" r:id="rId5dgrsmzfergticrfdlso-">
+            <w:hyperlink w:history="1" r:id="rIdmbdz9k0wsuawpyycz4neo">
               <w:r>
                 <w:rPr>
                   <w:rFonts w:ascii="Arial" w:cs="Arial" w:eastAsia="Arial" w:hAnsi="Arial"/>
@@ -4045,320 +4657,14 @@
                 <w:sz w:val="16"/>
                 <w:szCs w:val="16"/>
               </w:rPr>
-              <w:t xml:space="preserve">📖 EXERCISE:</w:t>
+              <w:t xml:space="preserve">📖 HTML:</w:t>
             </w:r>
           </w:p>
           <w:p>
             <w:pPr>
               <w:spacing w:after="20" w:before="0"/>
             </w:pPr>
-            <w:hyperlink w:history="1" r:id="rIdgnzeh0gvuazv8rw19ehq1">
-              <w:r>
-                <w:rPr>
-                  <w:rFonts w:ascii="Arial" w:cs="Arial" w:eastAsia="Arial" w:hAnsi="Arial"/>
-                  <w:color w:val="2E75B6"/>
-                  <w:sz w:val="16"/>
-                  <w:szCs w:val="16"/>
-                  <w:u w:val="single" w:color="2E75B6"/>
-                </w:rPr>
-                <w:t xml:space="preserve">Corresponding Parts of Similar Figures Practice</w:t>
-              </w:r>
-            </w:hyperlink>
-          </w:p>
-          <w:p>
-            <w:pPr>
-              <w:spacing w:after="10" w:before="0"/>
-              <w:ind w:left="120"/>
-            </w:pPr>
-            <w:r>
-              <w:rPr>
-                <w:rFonts w:ascii="Arial" w:cs="Arial" w:eastAsia="Arial" w:hAnsi="Arial"/>
-                <w:color w:val="595959"/>
-                <w:sz w:val="14"/>
-                <w:szCs w:val="14"/>
-              </w:rPr>
-              <w:t xml:space="preserve">Source: CK-12</w:t>
-            </w:r>
-          </w:p>
-          <w:p>
-            <w:pPr>
-              <w:spacing w:after="10" w:before="0"/>
-              <w:ind w:left="120"/>
-            </w:pPr>
-            <w:hyperlink w:history="1" r:id="rIdamklqlvm3sjz-plh2mlrx">
-              <w:r>
-                <w:rPr>
-                  <w:rFonts w:ascii="Arial" w:cs="Arial" w:eastAsia="Arial" w:hAnsi="Arial"/>
-                  <w:color w:val="595959"/>
-                  <w:sz w:val="14"/>
-                  <w:szCs w:val="14"/>
-                  <w:u w:val="single" w:color="595959"/>
-                </w:rPr>
-                <w:t xml:space="preserve">🔍 Search ARES for similar readings</w:t>
-              </w:r>
-            </w:hyperlink>
-          </w:p>
-        </w:tc>
-        <w:tc>
-          <w:tcPr>
-            <w:tcW w:type="dxa" w:w="3040"/>
-            <w:shd w:fill="FFFFFF" w:color="auto" w:val="clear"/>
-            <w:tcMar>
-              <w:top w:type="dxa" w:w="60"/>
-              <w:left w:type="dxa" w:w="120"/>
-              <w:bottom w:type="dxa" w:w="60"/>
-              <w:right w:type="dxa" w:w="120"/>
-            </w:tcMar>
-            <w:vAlign w:val="top"/>
-          </w:tcPr>
-          <w:p>
-            <w:pPr>
-              <w:spacing w:after="40" w:before="0"/>
-              <w:jc w:val="left"/>
-            </w:pPr>
-            <w:r>
-              <w:rPr>
-                <w:rFonts w:ascii="Arial" w:cs="Arial" w:eastAsia="Arial" w:hAnsi="Arial"/>
-                <w:b w:val="false"/>
-                <w:bCs w:val="false"/>
-                <w:i w:val="false"/>
-                <w:iCs w:val="false"/>
-                <w:color w:val="000000"/>
-                <w:sz w:val="18"/>
-                <w:szCs w:val="18"/>
-              </w:rPr>
-              <w:t xml:space="preserve">Each group shares one pair of objects they measured and their ratio results. The class collates findings on a shared class table on the board. Learners identify that for all pairs they agreed were 'similar,' the ratio of corresponding lengths was constant and the corresponding angles were equal. The teacher formalises these two properties and introduces the term linear scale factor. Learners write the formal definition in their notebooks and label a diagram of two similar rectangles with the scale factor. They connect this back to the uji cups: the cups have a linear scale factor of 2 (medium:small), yet the water fills were 4 — a number the teacher asks learners to notice equals 2².</w:t>
-            </w:r>
-          </w:p>
-        </w:tc>
-        <w:tc>
-          <w:tcPr>
-            <w:tcW w:type="dxa" w:w="3040"/>
-            <w:shd w:fill="F2F2F2" w:color="auto" w:val="clear"/>
-            <w:tcMar>
-              <w:top w:type="dxa" w:w="60"/>
-              <w:left w:type="dxa" w:w="120"/>
-              <w:bottom w:type="dxa" w:w="60"/>
-              <w:right w:type="dxa" w:w="120"/>
-            </w:tcMar>
-            <w:vAlign w:val="top"/>
-          </w:tcPr>
-          <w:p>
-            <w:pPr>
-              <w:spacing w:after="40" w:before="0"/>
-              <w:jc w:val="left"/>
-            </w:pPr>
-            <w:r>
-              <w:rPr>
-                <w:rFonts w:ascii="Arial" w:cs="Arial" w:eastAsia="Arial" w:hAnsi="Arial"/>
-                <w:b w:val="false"/>
-                <w:bCs w:val="false"/>
-                <w:i w:val="false"/>
-                <w:iCs w:val="false"/>
-                <w:color w:val="000000"/>
-                <w:sz w:val="18"/>
-                <w:szCs w:val="18"/>
-              </w:rPr>
-              <w:t xml:space="preserve">Bring the class back together. Say: 'Each group, give me one sentence: what ratio did you find, and do you think your two objects are similar?' Cold-call all 6 groups in turn. Record each group's ratio on the board class table. Say: 'Look at this table. What do you notice about the groups whose objects you all agree look similar?' [WAIT 15 seconds.] Invite 3 learners: 'Zawadi, what do you see?' After responses, say: 'The pattern you have found has a name. When two figures are similar, their corresponding angles are equal AND the ratios of their corresponding sides are equal. That constant ratio is called the LINEAR SCALE FACTOR — we write it as k.' Write on the board: Similar figures → (1) Corresponding angles equal, (2) Corresponding sides in constant ratio k. Say: 'Now look at the uji cups. The medium cup has a linear scale factor of k = 2 compared to the small cup. We filled it with 4 small cups of water. Someone tell me: what is 2 squared?' [WAIT 10 seconds.] Cold-call 2 learners. Say: 'And the large cup: k = 3, fills = 9. What is 3 squared?' [WAIT 10 seconds.] Say: 'Write this in your notebook and circle it: k = 2 → fills = 4 = 2². k = 3 → fills = 9 = 3². We are not ready to explain this fully yet — but keep it in mind. That is our puzzle for the unit.'</w:t>
-            </w:r>
-          </w:p>
-        </w:tc>
-        <w:tc>
-          <w:tcPr>
-            <w:tcW w:type="dxa" w:w="3040"/>
-            <w:shd w:fill="FFFFFF" w:color="auto" w:val="clear"/>
-            <w:tcMar>
-              <w:top w:type="dxa" w:w="60"/>
-              <w:left w:type="dxa" w:w="120"/>
-              <w:bottom w:type="dxa" w:w="60"/>
-              <w:right w:type="dxa" w:w="120"/>
-            </w:tcMar>
-            <w:vAlign w:val="top"/>
-          </w:tcPr>
-          <w:p>
-            <w:pPr>
-              <w:spacing w:after="40" w:before="0"/>
-              <w:jc w:val="left"/>
-            </w:pPr>
-            <w:r>
-              <w:rPr>
-                <w:rFonts w:ascii="Arial" w:cs="Arial" w:eastAsia="Arial" w:hAnsi="Arial"/>
-                <w:b w:val="false"/>
-                <w:bCs w:val="false"/>
-                <w:i w:val="false"/>
-                <w:iCs w:val="false"/>
-                <w:color w:val="000000"/>
-                <w:sz w:val="18"/>
-                <w:szCs w:val="18"/>
-              </w:rPr>
-              <w:t xml:space="preserve">Class Data Synthesis with Formal Definition Anchoring: Pooling group measurements into a single class table makes the pattern (constant ratio = similar) emerge from the learners' own data rather than being imposed by the teacher. Formal vocabulary is introduced only after the pattern is visible in the data, so the definition is a name for something learners have already noticed. Connecting the formal definition immediately back to the phenomenon (k = 2, fills = 4 = k²) plants the seed of the area-scale-factor relationship without requiring learners to explain it yet.</w:t>
-            </w:r>
-          </w:p>
-        </w:tc>
-        <w:tc>
-          <w:tcPr>
-            <w:tcW w:type="dxa" w:w="3040"/>
-            <w:shd w:fill="F2F2F2" w:color="auto" w:val="clear"/>
-            <w:tcMar>
-              <w:top w:type="dxa" w:w="60"/>
-              <w:left w:type="dxa" w:w="120"/>
-              <w:bottom w:type="dxa" w:w="60"/>
-              <w:right w:type="dxa" w:w="120"/>
-            </w:tcMar>
-            <w:vAlign w:val="top"/>
-          </w:tcPr>
-          <w:p>
-            <w:pPr>
-              <w:spacing w:after="40" w:before="0"/>
-              <w:jc w:val="left"/>
-            </w:pPr>
-            <w:r>
-              <w:rPr>
-                <w:rFonts w:ascii="Arial" w:cs="Arial" w:eastAsia="Arial" w:hAnsi="Arial"/>
-                <w:b w:val="false"/>
-                <w:bCs w:val="false"/>
-                <w:i w:val="false"/>
-                <w:iCs w:val="false"/>
-                <w:color w:val="000000"/>
-                <w:sz w:val="18"/>
-                <w:szCs w:val="18"/>
-              </w:rPr>
-              <w:t xml:space="preserve">Exit check: ask learners to quickly sketch two rectangles where one has sides 3 cm × 2 cm and the other has sides 6 cm × 4 cm, and write whether they are similar and what the linear scale factor is. Circulate and check: (a) Does the learner correctly identify k = 2? (b) Does the learner correctly identify that angles are equal (all 90°)? (c) Does the learner check both ratios (6/3 = 2 AND 4/2 = 2)? This takes 2 minutes and reveals whether the formal definition has been internalised before the DQB phase.</w:t>
-            </w:r>
-          </w:p>
-        </w:tc>
-      </w:tr>
-      <w:tr>
-        <w:tc>
-          <w:tcPr>
-            <w:tcW w:type="dxa" w:w="1520"/>
-            <w:shd w:fill="FCE4D6" w:color="auto" w:val="clear"/>
-            <w:tcMar>
-              <w:top w:type="dxa" w:w="60"/>
-              <w:left w:type="dxa" w:w="120"/>
-              <w:bottom w:type="dxa" w:w="60"/>
-              <w:right w:type="dxa" w:w="120"/>
-            </w:tcMar>
-            <w:vAlign w:val="top"/>
-          </w:tcPr>
-          <w:p>
-            <w:pPr>
-              <w:spacing w:after="40" w:before="0"/>
-              <w:jc w:val="left"/>
-            </w:pPr>
-            <w:r>
-              <w:rPr>
-                <w:rFonts w:ascii="Arial" w:cs="Arial" w:eastAsia="Arial" w:hAnsi="Arial"/>
-                <w:b/>
-                <w:bCs/>
-                <w:i w:val="false"/>
-                <w:iCs w:val="false"/>
-                <w:color w:val="000000"/>
-                <w:sz w:val="18"/>
-                <w:szCs w:val="18"/>
-              </w:rPr>
-              <w:t xml:space="preserve">Driving Question Board (DQB) Creation</w:t>
-            </w:r>
-          </w:p>
-          <w:p>
-            <w:pPr>
-              <w:spacing w:after="20" w:before="0"/>
-            </w:pPr>
-            <w:r>
-              <w:rPr>
-                <w:rFonts w:ascii="Arial" w:cs="Arial" w:eastAsia="Arial" w:hAnsi="Arial"/>
-                <w:b/>
-                <w:bCs/>
-                <w:color w:val="1F3864"/>
-                <w:sz w:val="16"/>
-                <w:szCs w:val="16"/>
-              </w:rPr>
-              <w:t xml:space="preserve">📹 VIDEO:</w:t>
-            </w:r>
-          </w:p>
-          <w:p>
-            <w:pPr>
-              <w:spacing w:after="20" w:before="0"/>
-            </w:pPr>
-            <w:hyperlink w:history="1" r:id="rIdohfqubhotdqpxxjsrenww">
-              <w:r>
-                <w:rPr>
-                  <w:rFonts w:ascii="Arial" w:cs="Arial" w:eastAsia="Arial" w:hAnsi="Arial"/>
-                  <w:color w:val="2E75B6"/>
-                  <w:sz w:val="16"/>
-                  <w:szCs w:val="16"/>
-                  <w:u w:val="single" w:color="2E75B6"/>
-                </w:rPr>
-                <w:t xml:space="preserve">Corresponding points and sides of scaled shapes</w:t>
-              </w:r>
-            </w:hyperlink>
-          </w:p>
-          <w:p>
-            <w:pPr>
-              <w:spacing w:after="10" w:before="0"/>
-              <w:ind w:left="120"/>
-            </w:pPr>
-            <w:r>
-              <w:rPr>
-                <w:rFonts w:ascii="Arial" w:cs="Arial" w:eastAsia="Arial" w:hAnsi="Arial"/>
-                <w:color w:val="595959"/>
-                <w:sz w:val="14"/>
-                <w:szCs w:val="14"/>
-              </w:rPr>
-              <w:t xml:space="preserve">Source: Khan Academy (English - US curriculum)</w:t>
-            </w:r>
-          </w:p>
-          <w:p>
-            <w:pPr>
-              <w:spacing w:after="10" w:before="0"/>
-              <w:ind w:left="120"/>
-            </w:pPr>
-            <w:hyperlink w:history="1" r:id="rIdhmag7cjjgvci1j34f8vzp">
-              <w:r>
-                <w:rPr>
-                  <w:rFonts w:ascii="Arial" w:cs="Arial" w:eastAsia="Arial" w:hAnsi="Arial"/>
-                  <w:color w:val="595959"/>
-                  <w:sz w:val="14"/>
-                  <w:szCs w:val="14"/>
-                  <w:u w:val="single" w:color="595959"/>
-                </w:rPr>
-                <w:t xml:space="preserve">🔍 Search ARES for similar videos</w:t>
-              </w:r>
-            </w:hyperlink>
-          </w:p>
-          <w:p>
-            <w:pPr>
-              <w:spacing w:after="40" w:before="0"/>
-            </w:pPr>
-            <w:r>
-              <w:rPr>
-                <w:sz w:val="14"/>
-                <w:szCs w:val="14"/>
-              </w:rPr>
-              <w:t xml:space="preserve"/>
-            </w:r>
-          </w:p>
-          <w:p>
-            <w:pPr>
-              <w:spacing w:after="20" w:before="0"/>
-            </w:pPr>
-            <w:r>
-              <w:rPr>
-                <w:rFonts w:ascii="Arial" w:cs="Arial" w:eastAsia="Arial" w:hAnsi="Arial"/>
-                <w:b/>
-                <w:bCs/>
-                <w:color w:val="1F3864"/>
-                <w:sz w:val="16"/>
-                <w:szCs w:val="16"/>
-              </w:rPr>
-              <w:t xml:space="preserve">📖 HTML:</w:t>
-            </w:r>
-          </w:p>
-          <w:p>
-            <w:pPr>
-              <w:spacing w:after="20" w:before="0"/>
-            </w:pPr>
-            <w:hyperlink w:history="1" r:id="rId6vzoshxmocoysiqj2ml5c">
+            <w:hyperlink w:history="1" r:id="rIdnxmvhrpczrakpql4rcllf">
               <w:r>
                 <w:rPr>
                   <w:rFonts w:ascii="Arial" w:cs="Arial" w:eastAsia="Arial" w:hAnsi="Arial"/>
@@ -4391,313 +4697,7 @@
               <w:spacing w:after="10" w:before="0"/>
               <w:ind w:left="120"/>
             </w:pPr>
-            <w:hyperlink w:history="1" r:id="rIdyif1hwsvgwbcpqz-9mbnx">
-              <w:r>
-                <w:rPr>
-                  <w:rFonts w:ascii="Arial" w:cs="Arial" w:eastAsia="Arial" w:hAnsi="Arial"/>
-                  <w:color w:val="595959"/>
-                  <w:sz w:val="14"/>
-                  <w:szCs w:val="14"/>
-                  <w:u w:val="single" w:color="595959"/>
-                </w:rPr>
-                <w:t xml:space="preserve">🔍 Search ARES for similar readings</w:t>
-              </w:r>
-            </w:hyperlink>
-          </w:p>
-        </w:tc>
-        <w:tc>
-          <w:tcPr>
-            <w:tcW w:type="dxa" w:w="3040"/>
-            <w:shd w:fill="FFFFFF" w:color="auto" w:val="clear"/>
-            <w:tcMar>
-              <w:top w:type="dxa" w:w="60"/>
-              <w:left w:type="dxa" w:w="120"/>
-              <w:bottom w:type="dxa" w:w="60"/>
-              <w:right w:type="dxa" w:w="120"/>
-            </w:tcMar>
-            <w:vAlign w:val="top"/>
-          </w:tcPr>
-          <w:p>
-            <w:pPr>
-              <w:spacing w:after="40" w:before="0"/>
-              <w:jc w:val="left"/>
-            </w:pPr>
-            <w:r>
-              <w:rPr>
-                <w:rFonts w:ascii="Arial" w:cs="Arial" w:eastAsia="Arial" w:hAnsi="Arial"/>
-                <w:b w:val="false"/>
-                <w:bCs w:val="false"/>
-                <w:i w:val="false"/>
-                <w:iCs w:val="false"/>
-                <w:color w:val="000000"/>
-                <w:sz w:val="18"/>
-                <w:szCs w:val="18"/>
-              </w:rPr>
-              <w:t xml:space="preserve">Each learner writes one question on a sticky note prompted by what they observed or cannot yet explain — especially about the uji cup mystery. Sticky notes are posted on a dedicated section of the wall or board labelled DRIVING QUESTION BOARD. The teacher reads selected questions aloud and the class organises them into two columns: Things we have noticed and Things we still cannot explain. The central driving question — 'Why does doubling the size of a container make it hold eight times as much?' — is written in large text at the top of the DQB by the teacher if not already suggested by a learner.</w:t>
-            </w:r>
-          </w:p>
-        </w:tc>
-        <w:tc>
-          <w:tcPr>
-            <w:tcW w:type="dxa" w:w="3040"/>
-            <w:shd w:fill="F2F2F2" w:color="auto" w:val="clear"/>
-            <w:tcMar>
-              <w:top w:type="dxa" w:w="60"/>
-              <w:left w:type="dxa" w:w="120"/>
-              <w:bottom w:type="dxa" w:w="60"/>
-              <w:right w:type="dxa" w:w="120"/>
-            </w:tcMar>
-            <w:vAlign w:val="top"/>
-          </w:tcPr>
-          <w:p>
-            <w:pPr>
-              <w:spacing w:after="40" w:before="0"/>
-              <w:jc w:val="left"/>
-            </w:pPr>
-            <w:r>
-              <w:rPr>
-                <w:rFonts w:ascii="Arial" w:cs="Arial" w:eastAsia="Arial" w:hAnsi="Arial"/>
-                <w:b w:val="false"/>
-                <w:bCs w:val="false"/>
-                <w:i w:val="false"/>
-                <w:iCs w:val="false"/>
-                <w:color w:val="000000"/>
-                <w:sz w:val="18"/>
-                <w:szCs w:val="18"/>
-              </w:rPr>
-              <w:t xml:space="preserve">Distribute a new sticky note to each learner. Say: 'Think about everything you saw and measured today. Write one question — something you observed that you cannot yet explain, or something you want to understand by the end of this unit. Start your question with WHY, HOW, or WHAT IF.' [WAIT 2 minutes in silence.] Then say: 'Come and post your question on the board.' Once all notes are posted, read 5–6 aloud, grouping similar questions by placing them close together. Say: 'I notice many of you are asking about the water cups — why four, why nine. That is our central mystery.' Write on the board in large letters: DRIVING QUESTION — Why does doubling the size of a container make it hold eight times as much — and how can we use this pattern to design and predict the properties of any similar shape? Say: 'Every lesson this unit, we will come back to this board. As we answer questions, we will move them to the EXPLAINED side. Questions that are still open stay here. By the end of the unit, this board should be mostly on the EXPLAINED side.' Point to the two columns you have labelled: STILL WONDERING | WE CAN NOW EXPLAIN.</w:t>
-            </w:r>
-          </w:p>
-        </w:tc>
-        <w:tc>
-          <w:tcPr>
-            <w:tcW w:type="dxa" w:w="3040"/>
-            <w:shd w:fill="FFFFFF" w:color="auto" w:val="clear"/>
-            <w:tcMar>
-              <w:top w:type="dxa" w:w="60"/>
-              <w:left w:type="dxa" w:w="120"/>
-              <w:bottom w:type="dxa" w:w="60"/>
-              <w:right w:type="dxa" w:w="120"/>
-            </w:tcMar>
-            <w:vAlign w:val="top"/>
-          </w:tcPr>
-          <w:p>
-            <w:pPr>
-              <w:spacing w:after="40" w:before="0"/>
-              <w:jc w:val="left"/>
-            </w:pPr>
-            <w:r>
-              <w:rPr>
-                <w:rFonts w:ascii="Arial" w:cs="Arial" w:eastAsia="Arial" w:hAnsi="Arial"/>
-                <w:b w:val="false"/>
-                <w:bCs w:val="false"/>
-                <w:i w:val="false"/>
-                <w:iCs w:val="false"/>
-                <w:color w:val="000000"/>
-                <w:sz w:val="18"/>
-                <w:szCs w:val="18"/>
-              </w:rPr>
-              <w:t xml:space="preserve">Driving Question Board (DQB) — Public Knowledge Tracker: The DQB makes the class's collective knowledge state visible and persistent. It externalises metacognition: learners can see what the class knows and what remains mysterious. Returning to the DQB at the start and end of every lesson creates a storyline thread — learners experience their own growing understanding as a narrative, not as isolated facts. Anchoring the DQB to the phenomenon ensures that abstract mathematical learning is always connected to a concrete, memorable context.</w:t>
-            </w:r>
-          </w:p>
-        </w:tc>
-        <w:tc>
-          <w:tcPr>
-            <w:tcW w:type="dxa" w:w="3040"/>
-            <w:shd w:fill="F2F2F2" w:color="auto" w:val="clear"/>
-            <w:tcMar>
-              <w:top w:type="dxa" w:w="60"/>
-              <w:left w:type="dxa" w:w="120"/>
-              <w:bottom w:type="dxa" w:w="60"/>
-              <w:right w:type="dxa" w:w="120"/>
-            </w:tcMar>
-            <w:vAlign w:val="top"/>
-          </w:tcPr>
-          <w:p>
-            <w:pPr>
-              <w:spacing w:after="40" w:before="0"/>
-              <w:jc w:val="left"/>
-            </w:pPr>
-            <w:r>
-              <w:rPr>
-                <w:rFonts w:ascii="Arial" w:cs="Arial" w:eastAsia="Arial" w:hAnsi="Arial"/>
-                <w:b w:val="false"/>
-                <w:bCs w:val="false"/>
-                <w:i w:val="false"/>
-                <w:iCs w:val="false"/>
-                <w:color w:val="000000"/>
-                <w:sz w:val="18"/>
-                <w:szCs w:val="18"/>
-              </w:rPr>
-              <w:t xml:space="preserve">Teacher reads all sticky notes before the next lesson and categorises them: (a) questions about area scaling (k²) — will be addressed in Lesson 3; (b) questions about volume scaling (k³) — will be addressed in Lesson 5; (c) questions about what 'corresponding' means — address in Lesson 2 warm-up; (d) questions that reveal a continuing misconception (e.g. 'Is k = 2 because the cup is twice as tall?') — flag for explicit address in Lesson 2. This informs the teacher's planning for subsequent lessons.</w:t>
-            </w:r>
-          </w:p>
-        </w:tc>
-      </w:tr>
-      <w:tr>
-        <w:tc>
-          <w:tcPr>
-            <w:tcW w:type="dxa" w:w="1520"/>
-            <w:shd w:fill="D5E8F0" w:color="auto" w:val="clear"/>
-            <w:tcMar>
-              <w:top w:type="dxa" w:w="60"/>
-              <w:left w:type="dxa" w:w="120"/>
-              <w:bottom w:type="dxa" w:w="60"/>
-              <w:right w:type="dxa" w:w="120"/>
-            </w:tcMar>
-            <w:vAlign w:val="top"/>
-          </w:tcPr>
-          <w:p>
-            <w:pPr>
-              <w:spacing w:after="40" w:before="0"/>
-              <w:jc w:val="left"/>
-            </w:pPr>
-            <w:r>
-              <w:rPr>
-                <w:rFonts w:ascii="Arial" w:cs="Arial" w:eastAsia="Arial" w:hAnsi="Arial"/>
-                <w:b/>
-                <w:bCs/>
-                <w:i w:val="false"/>
-                <w:iCs w:val="false"/>
-                <w:color w:val="000000"/>
-                <w:sz w:val="18"/>
-                <w:szCs w:val="18"/>
-              </w:rPr>
-              <w:t xml:space="preserve">Model Building Phase</w:t>
-            </w:r>
-          </w:p>
-          <w:p>
-            <w:pPr>
-              <w:spacing w:after="20" w:before="0"/>
-            </w:pPr>
-            <w:r>
-              <w:rPr>
-                <w:rFonts w:ascii="Arial" w:cs="Arial" w:eastAsia="Arial" w:hAnsi="Arial"/>
-                <w:b/>
-                <w:bCs/>
-                <w:color w:val="1F3864"/>
-                <w:sz w:val="16"/>
-                <w:szCs w:val="16"/>
-              </w:rPr>
-              <w:t xml:space="preserve">📹 VIDEO:</w:t>
-            </w:r>
-          </w:p>
-          <w:p>
-            <w:pPr>
-              <w:spacing w:after="20" w:before="0"/>
-            </w:pPr>
-            <w:hyperlink w:history="1" r:id="rIdiagfp2rt3j9t7xajenukz">
-              <w:r>
-                <w:rPr>
-                  <w:rFonts w:ascii="Arial" w:cs="Arial" w:eastAsia="Arial" w:hAnsi="Arial"/>
-                  <w:color w:val="2E75B6"/>
-                  <w:sz w:val="16"/>
-                  <w:szCs w:val="16"/>
-                  <w:u w:val="single" w:color="2E75B6"/>
-                </w:rPr>
-                <w:t xml:space="preserve">Corresponding points and sides of scaled shapes</w:t>
-              </w:r>
-            </w:hyperlink>
-          </w:p>
-          <w:p>
-            <w:pPr>
-              <w:spacing w:after="10" w:before="0"/>
-              <w:ind w:left="120"/>
-            </w:pPr>
-            <w:r>
-              <w:rPr>
-                <w:rFonts w:ascii="Arial" w:cs="Arial" w:eastAsia="Arial" w:hAnsi="Arial"/>
-                <w:color w:val="595959"/>
-                <w:sz w:val="14"/>
-                <w:szCs w:val="14"/>
-              </w:rPr>
-              <w:t xml:space="preserve">Source: Khan Academy (English - US curriculum)</w:t>
-            </w:r>
-          </w:p>
-          <w:p>
-            <w:pPr>
-              <w:spacing w:after="10" w:before="0"/>
-              <w:ind w:left="120"/>
-            </w:pPr>
-            <w:hyperlink w:history="1" r:id="rIdbbbhzvwzl0w6dez-sbzs8">
-              <w:r>
-                <w:rPr>
-                  <w:rFonts w:ascii="Arial" w:cs="Arial" w:eastAsia="Arial" w:hAnsi="Arial"/>
-                  <w:color w:val="595959"/>
-                  <w:sz w:val="14"/>
-                  <w:szCs w:val="14"/>
-                  <w:u w:val="single" w:color="595959"/>
-                </w:rPr>
-                <w:t xml:space="preserve">🔍 Search ARES for similar videos</w:t>
-              </w:r>
-            </w:hyperlink>
-          </w:p>
-          <w:p>
-            <w:pPr>
-              <w:spacing w:after="40" w:before="0"/>
-            </w:pPr>
-            <w:r>
-              <w:rPr>
-                <w:sz w:val="14"/>
-                <w:szCs w:val="14"/>
-              </w:rPr>
-              <w:t xml:space="preserve"/>
-            </w:r>
-          </w:p>
-          <w:p>
-            <w:pPr>
-              <w:spacing w:after="20" w:before="0"/>
-            </w:pPr>
-            <w:r>
-              <w:rPr>
-                <w:rFonts w:ascii="Arial" w:cs="Arial" w:eastAsia="Arial" w:hAnsi="Arial"/>
-                <w:b/>
-                <w:bCs/>
-                <w:color w:val="1F3864"/>
-                <w:sz w:val="16"/>
-                <w:szCs w:val="16"/>
-              </w:rPr>
-              <w:t xml:space="preserve">📖 EXERCISE:</w:t>
-            </w:r>
-          </w:p>
-          <w:p>
-            <w:pPr>
-              <w:spacing w:after="20" w:before="0"/>
-            </w:pPr>
-            <w:hyperlink w:history="1" r:id="rIdb7ip6ygmhfqbk7ts7pex0">
-              <w:r>
-                <w:rPr>
-                  <w:rFonts w:ascii="Arial" w:cs="Arial" w:eastAsia="Arial" w:hAnsi="Arial"/>
-                  <w:color w:val="2E75B6"/>
-                  <w:sz w:val="16"/>
-                  <w:szCs w:val="16"/>
-                  <w:u w:val="single" w:color="2E75B6"/>
-                </w:rPr>
-                <w:t xml:space="preserve">Prove triangle similarity</w:t>
-              </w:r>
-            </w:hyperlink>
-          </w:p>
-          <w:p>
-            <w:pPr>
-              <w:spacing w:after="10" w:before="0"/>
-              <w:ind w:left="120"/>
-            </w:pPr>
-            <w:r>
-              <w:rPr>
-                <w:rFonts w:ascii="Arial" w:cs="Arial" w:eastAsia="Arial" w:hAnsi="Arial"/>
-                <w:color w:val="595959"/>
-                <w:sz w:val="14"/>
-                <w:szCs w:val="14"/>
-              </w:rPr>
-              <w:t xml:space="preserve">Source: Khan Academy (English - US curriculum)</w:t>
-            </w:r>
-          </w:p>
-          <w:p>
-            <w:pPr>
-              <w:spacing w:after="10" w:before="0"/>
-              <w:ind w:left="120"/>
-            </w:pPr>
-            <w:hyperlink w:history="1" r:id="rIdmkl-qmm-4ixgqtac2oqpu">
+            <w:hyperlink w:history="1" r:id="rIdi4ng1pfclfe7flz9s1rc3">
               <w:r>
                 <w:rPr>
                   <w:rFonts w:ascii="Arial" w:cs="Arial" w:eastAsia="Arial" w:hAnsi="Arial"/>
@@ -6336,7 +6336,7 @@
             <w:pPr>
               <w:spacing w:after="20" w:before="0"/>
             </w:pPr>
-            <w:hyperlink w:history="1" r:id="rIdx8uyd0ygt4iwdn9ysz8a-">
+            <w:hyperlink w:history="1" r:id="rIdwsdmavrzmuqm8wnjz1xrq">
               <w:r>
                 <w:rPr>
                   <w:rFonts w:ascii="Arial" w:cs="Arial" w:eastAsia="Arial" w:hAnsi="Arial"/>
@@ -6369,7 +6369,7 @@
               <w:spacing w:after="10" w:before="0"/>
               <w:ind w:left="120"/>
             </w:pPr>
-            <w:hyperlink w:history="1" r:id="rIdxewh7agvsk9jmqfuql6_t">
+            <w:hyperlink w:history="1" r:id="rIdlvmgbvk4xpq5ftxja21ga">
               <w:r>
                 <w:rPr>
                   <w:rFonts w:ascii="Arial" w:cs="Arial" w:eastAsia="Arial" w:hAnsi="Arial"/>
@@ -6407,14 +6407,14 @@
                 <w:sz w:val="16"/>
                 <w:szCs w:val="16"/>
               </w:rPr>
-              <w:t xml:space="preserve">📖 HTML:</w:t>
+              <w:t xml:space="preserve">📖 EXERCISE:</w:t>
             </w:r>
           </w:p>
           <w:p>
             <w:pPr>
               <w:spacing w:after="20" w:before="0"/>
             </w:pPr>
-            <w:hyperlink w:history="1" r:id="rIdon9zum2y8cio4ox8sa8pk">
+            <w:hyperlink w:history="1" r:id="rIdvbwu3oumpemip8po8t8r3">
               <w:r>
                 <w:rPr>
                   <w:rFonts w:ascii="Arial" w:cs="Arial" w:eastAsia="Arial" w:hAnsi="Arial"/>
@@ -6423,7 +6423,7 @@
                   <w:szCs w:val="16"/>
                   <w:u w:val="single" w:color="2E75B6"/>
                 </w:rPr>
-                <w:t xml:space="preserve">Corresponding Parts of Similar Figures (Flexbook)</w:t>
+                <w:t xml:space="preserve">Dilations: scale factor</w:t>
               </w:r>
             </w:hyperlink>
           </w:p>
@@ -6439,7 +6439,7 @@
                 <w:sz w:val="14"/>
                 <w:szCs w:val="14"/>
               </w:rPr>
-              <w:t xml:space="preserve">Source: CK-12</w:t>
+              <w:t xml:space="preserve">Source: Khan Academy (English - US curriculum)</w:t>
             </w:r>
           </w:p>
           <w:p>
@@ -6447,7 +6447,7 @@
               <w:spacing w:after="10" w:before="0"/>
               <w:ind w:left="120"/>
             </w:pPr>
-            <w:hyperlink w:history="1" r:id="rIdg0saogkscopl_03stwaje">
+            <w:hyperlink w:history="1" r:id="rId1t_9ddqmcrb2kufsxvkof">
               <w:r>
                 <w:rPr>
                   <w:rFonts w:ascii="Arial" w:cs="Arial" w:eastAsia="Arial" w:hAnsi="Arial"/>
@@ -6642,7 +6642,7 @@
             <w:pPr>
               <w:spacing w:after="20" w:before="0"/>
             </w:pPr>
-            <w:hyperlink w:history="1" r:id="rIdugp9igdlyfn9wodtmxogz">
+            <w:hyperlink w:history="1" r:id="rIdprxagk5po_awl9zckxxdz">
               <w:r>
                 <w:rPr>
                   <w:rFonts w:ascii="Arial" w:cs="Arial" w:eastAsia="Arial" w:hAnsi="Arial"/>
@@ -6651,7 +6651,7 @@
                   <w:szCs w:val="16"/>
                   <w:u w:val="single" w:color="2E75B6"/>
                 </w:rPr>
-                <w:t xml:space="preserve">Using similarity to estimate ratio between side lengths</w:t>
+                <w:t xml:space="preserve">Dilations: center</w:t>
               </w:r>
             </w:hyperlink>
           </w:p>
@@ -6675,7 +6675,7 @@
               <w:spacing w:after="10" w:before="0"/>
               <w:ind w:left="120"/>
             </w:pPr>
-            <w:hyperlink w:history="1" r:id="rIdvyqdknc2ywuusiorxhvav">
+            <w:hyperlink w:history="1" r:id="rId8quvcc6kfzwsag9tv5bd6">
               <w:r>
                 <w:rPr>
                   <w:rFonts w:ascii="Arial" w:cs="Arial" w:eastAsia="Arial" w:hAnsi="Arial"/>
@@ -6720,7 +6720,7 @@
             <w:pPr>
               <w:spacing w:after="20" w:before="0"/>
             </w:pPr>
-            <w:hyperlink w:history="1" r:id="rIdlwbiawilikwro5v0mp17t">
+            <w:hyperlink w:history="1" r:id="rId82vlyarb4_kdqdbrniu27">
               <w:r>
                 <w:rPr>
                   <w:rFonts w:ascii="Arial" w:cs="Arial" w:eastAsia="Arial" w:hAnsi="Arial"/>
@@ -6729,7 +6729,7 @@
                   <w:szCs w:val="16"/>
                   <w:u w:val="single" w:color="2E75B6"/>
                 </w:rPr>
-                <w:t xml:space="preserve">Corresponding Parts of Similar Figures Practice</w:t>
+                <w:t xml:space="preserve">Dilations: center</w:t>
               </w:r>
             </w:hyperlink>
           </w:p>
@@ -6745,7 +6745,7 @@
                 <w:sz w:val="14"/>
                 <w:szCs w:val="14"/>
               </w:rPr>
-              <w:t xml:space="preserve">Source: CK-12</w:t>
+              <w:t xml:space="preserve">Source: Khan Academy (English - US curriculum)</w:t>
             </w:r>
           </w:p>
           <w:p>
@@ -6753,7 +6753,7 @@
               <w:spacing w:after="10" w:before="0"/>
               <w:ind w:left="120"/>
             </w:pPr>
-            <w:hyperlink w:history="1" r:id="rIdsgubpwzazq8txs0ifuhcx">
+            <w:hyperlink w:history="1" r:id="rIdtkzl03_t4zjhr1w5sb319">
               <w:r>
                 <w:rPr>
                   <w:rFonts w:ascii="Arial" w:cs="Arial" w:eastAsia="Arial" w:hAnsi="Arial"/>
@@ -6948,7 +6948,7 @@
             <w:pPr>
               <w:spacing w:after="20" w:before="0"/>
             </w:pPr>
-            <w:hyperlink w:history="1" r:id="rId30iutnhbc2upau_m1n-wb">
+            <w:hyperlink w:history="1" r:id="rIdhjht2siyegvpqf0odc53y">
               <w:r>
                 <w:rPr>
                   <w:rFonts w:ascii="Arial" w:cs="Arial" w:eastAsia="Arial" w:hAnsi="Arial"/>
@@ -6957,7 +6957,7 @@
                   <w:szCs w:val="16"/>
                   <w:u w:val="single" w:color="2E75B6"/>
                 </w:rPr>
-                <w:t xml:space="preserve">Using similarity to estimate ratio between side lengths</w:t>
+                <w:t xml:space="preserve">Dilations: scale factor</w:t>
               </w:r>
             </w:hyperlink>
           </w:p>
@@ -6981,7 +6981,7 @@
               <w:spacing w:after="10" w:before="0"/>
               <w:ind w:left="120"/>
             </w:pPr>
-            <w:hyperlink w:history="1" r:id="rIdfui1msohq2piskwdum-es">
+            <w:hyperlink w:history="1" r:id="rIdpca8h0gvc8erbucqvssvk">
               <w:r>
                 <w:rPr>
                   <w:rFonts w:ascii="Arial" w:cs="Arial" w:eastAsia="Arial" w:hAnsi="Arial"/>
@@ -7026,7 +7026,7 @@
             <w:pPr>
               <w:spacing w:after="20" w:before="0"/>
             </w:pPr>
-            <w:hyperlink w:history="1" r:id="rIdxsvivpwt_umumju3pz486">
+            <w:hyperlink w:history="1" r:id="rId195aobwz_itrxsqiccnao">
               <w:r>
                 <w:rPr>
                   <w:rFonts w:ascii="Arial" w:cs="Arial" w:eastAsia="Arial" w:hAnsi="Arial"/>
@@ -7035,7 +7035,7 @@
                   <w:szCs w:val="16"/>
                   <w:u w:val="single" w:color="2E75B6"/>
                 </w:rPr>
-                <w:t xml:space="preserve">Prove triangle similarity</w:t>
+                <w:t xml:space="preserve">Dilations: scale factor</w:t>
               </w:r>
             </w:hyperlink>
           </w:p>
@@ -7059,7 +7059,7 @@
               <w:spacing w:after="10" w:before="0"/>
               <w:ind w:left="120"/>
             </w:pPr>
-            <w:hyperlink w:history="1" r:id="rIdbyhexzlxme1t2fhqksnnc">
+            <w:hyperlink w:history="1" r:id="rId-mfsxscz9mrbjedaovcba">
               <w:r>
                 <w:rPr>
                   <w:rFonts w:ascii="Arial" w:cs="Arial" w:eastAsia="Arial" w:hAnsi="Arial"/>
@@ -7254,7 +7254,7 @@
             <w:pPr>
               <w:spacing w:after="20" w:before="0"/>
             </w:pPr>
-            <w:hyperlink w:history="1" r:id="rIdqekjmuagbhthyzbi7z2nf">
+            <w:hyperlink w:history="1" r:id="rIdsrhb62cdxbqoffbfmtegm">
               <w:r>
                 <w:rPr>
                   <w:rFonts w:ascii="Arial" w:cs="Arial" w:eastAsia="Arial" w:hAnsi="Arial"/>
@@ -7263,7 +7263,7 @@
                   <w:szCs w:val="16"/>
                   <w:u w:val="single" w:color="2E75B6"/>
                 </w:rPr>
-                <w:t xml:space="preserve">Using similarity to estimate ratio between side lengths</w:t>
+                <w:t xml:space="preserve">Dilating shapes: shrinking</w:t>
               </w:r>
             </w:hyperlink>
           </w:p>
@@ -7287,7 +7287,7 @@
               <w:spacing w:after="10" w:before="0"/>
               <w:ind w:left="120"/>
             </w:pPr>
-            <w:hyperlink w:history="1" r:id="rId1e6bvyrectgwwqi1ayym8">
+            <w:hyperlink w:history="1" r:id="rIdjjxoih5nfglhiej0arcmn">
               <w:r>
                 <w:rPr>
                   <w:rFonts w:ascii="Arial" w:cs="Arial" w:eastAsia="Arial" w:hAnsi="Arial"/>
@@ -7325,14 +7325,14 @@
                 <w:sz w:val="16"/>
                 <w:szCs w:val="16"/>
               </w:rPr>
-              <w:t xml:space="preserve">📖 HTML:</w:t>
+              <w:t xml:space="preserve">📖 EXERCISE:</w:t>
             </w:r>
           </w:p>
           <w:p>
             <w:pPr>
               <w:spacing w:after="20" w:before="0"/>
             </w:pPr>
-            <w:hyperlink w:history="1" r:id="rIdkfen9vatpo8etckuapf6-">
+            <w:hyperlink w:history="1" r:id="rIdmvtawwngdn93zz89gp7th">
               <w:r>
                 <w:rPr>
                   <w:rFonts w:ascii="Arial" w:cs="Arial" w:eastAsia="Arial" w:hAnsi="Arial"/>
@@ -7341,7 +7341,7 @@
                   <w:szCs w:val="16"/>
                   <w:u w:val="single" w:color="2E75B6"/>
                 </w:rPr>
-                <w:t xml:space="preserve">Unknown Measures of Similar Figures (Flexbook)</w:t>
+                <w:t xml:space="preserve">Dilations: scale factor</w:t>
               </w:r>
             </w:hyperlink>
           </w:p>
@@ -7357,7 +7357,7 @@
                 <w:sz w:val="14"/>
                 <w:szCs w:val="14"/>
               </w:rPr>
-              <w:t xml:space="preserve">Source: CK-12</w:t>
+              <w:t xml:space="preserve">Source: Khan Academy (English - US curriculum)</w:t>
             </w:r>
           </w:p>
           <w:p>
@@ -7365,7 +7365,7 @@
               <w:spacing w:after="10" w:before="0"/>
               <w:ind w:left="120"/>
             </w:pPr>
-            <w:hyperlink w:history="1" r:id="rIdjq0dejf9dhvnbq91oom8m">
+            <w:hyperlink w:history="1" r:id="rId-qz6fcihrndmhg56bkuts">
               <w:r>
                 <w:rPr>
                   <w:rFonts w:ascii="Arial" w:cs="Arial" w:eastAsia="Arial" w:hAnsi="Arial"/>
@@ -7560,7 +7560,7 @@
             <w:pPr>
               <w:spacing w:after="20" w:before="0"/>
             </w:pPr>
-            <w:hyperlink w:history="1" r:id="rIdq6lozxn29lq3m9cu4qlgz">
+            <w:hyperlink w:history="1" r:id="rIdghgmvhsb8uiycwdikqhsx">
               <w:r>
                 <w:rPr>
                   <w:rFonts w:ascii="Arial" w:cs="Arial" w:eastAsia="Arial" w:hAnsi="Arial"/>
@@ -7569,7 +7569,7 @@
                   <w:szCs w:val="16"/>
                   <w:u w:val="single" w:color="2E75B6"/>
                 </w:rPr>
-                <w:t xml:space="preserve">Using similarity to estimate ratio between side lengths</w:t>
+                <w:t xml:space="preserve">Dilating triangles: find the error</w:t>
               </w:r>
             </w:hyperlink>
           </w:p>
@@ -7593,7 +7593,7 @@
               <w:spacing w:after="10" w:before="0"/>
               <w:ind w:left="120"/>
             </w:pPr>
-            <w:hyperlink w:history="1" r:id="rIdrshwdhswxr-o3iiyfpnaw">
+            <w:hyperlink w:history="1" r:id="rIdciagqztiox2ffcarxa8pm">
               <w:r>
                 <w:rPr>
                   <w:rFonts w:ascii="Arial" w:cs="Arial" w:eastAsia="Arial" w:hAnsi="Arial"/>
@@ -7638,7 +7638,7 @@
             <w:pPr>
               <w:spacing w:after="20" w:before="0"/>
             </w:pPr>
-            <w:hyperlink w:history="1" r:id="rId6xxkl2gndrsnrlprqzyxr">
+            <w:hyperlink w:history="1" r:id="rId17puo1tclwaje86cndgqc">
               <w:r>
                 <w:rPr>
                   <w:rFonts w:ascii="Arial" w:cs="Arial" w:eastAsia="Arial" w:hAnsi="Arial"/>
@@ -7647,7 +7647,7 @@
                   <w:szCs w:val="16"/>
                   <w:u w:val="single" w:color="2E75B6"/>
                 </w:rPr>
-                <w:t xml:space="preserve">Unknown Measures of Similar Figures Practice</w:t>
+                <w:t xml:space="preserve">Dilations: scale factor</w:t>
               </w:r>
             </w:hyperlink>
           </w:p>
@@ -7663,7 +7663,7 @@
                 <w:sz w:val="14"/>
                 <w:szCs w:val="14"/>
               </w:rPr>
-              <w:t xml:space="preserve">Source: CK-12</w:t>
+              <w:t xml:space="preserve">Source: Khan Academy (English - US curriculum)</w:t>
             </w:r>
           </w:p>
           <w:p>
@@ -7671,7 +7671,7 @@
               <w:spacing w:after="10" w:before="0"/>
               <w:ind w:left="120"/>
             </w:pPr>
-            <w:hyperlink w:history="1" r:id="rIdrqksxazssiu_itagkz3yh">
+            <w:hyperlink w:history="1" r:id="rIdrrf3s2ogxyt7gv7nbq32c">
               <w:r>
                 <w:rPr>
                   <w:rFonts w:ascii="Arial" w:cs="Arial" w:eastAsia="Arial" w:hAnsi="Arial"/>
@@ -9317,24 +9317,40 @@
             <w:pPr>
               <w:spacing w:after="20" w:before="0"/>
             </w:pPr>
-            <w:r>
-              <w:rPr>
-                <w:rFonts w:ascii="Arial" w:cs="Arial" w:eastAsia="Arial" w:hAnsi="Arial"/>
-                <w:i/>
-                <w:iCs/>
-                <w:color w:val="595959"/>
-                <w:sz w:val="16"/>
-                <w:szCs w:val="16"/>
-              </w:rPr>
-              <w:t xml:space="preserve">No closely matching video in the ARES library for this activity.</w:t>
-            </w:r>
+            <w:hyperlink w:history="1" r:id="rIdwa9-nhhqbergc7eo5pnwp">
+              <w:r>
+                <w:rPr>
+                  <w:rFonts w:ascii="Arial" w:cs="Arial" w:eastAsia="Arial" w:hAnsi="Arial"/>
+                  <w:color w:val="2E75B6"/>
+                  <w:sz w:val="16"/>
+                  <w:szCs w:val="16"/>
+                  <w:u w:val="single" w:color="2E75B6"/>
+                </w:rPr>
+                <w:t xml:space="preserve">Dilations: center</w:t>
+              </w:r>
+            </w:hyperlink>
           </w:p>
           <w:p>
             <w:pPr>
               <w:spacing w:after="10" w:before="0"/>
               <w:ind w:left="120"/>
             </w:pPr>
-            <w:hyperlink w:history="1" r:id="rIdpezolhldt9vocrfse1emp">
+            <w:r>
+              <w:rPr>
+                <w:rFonts w:ascii="Arial" w:cs="Arial" w:eastAsia="Arial" w:hAnsi="Arial"/>
+                <w:color w:val="595959"/>
+                <w:sz w:val="14"/>
+                <w:szCs w:val="14"/>
+              </w:rPr>
+              <w:t xml:space="preserve">Source: Khan Academy (English - US curriculum)</w:t>
+            </w:r>
+          </w:p>
+          <w:p>
+            <w:pPr>
+              <w:spacing w:after="10" w:before="0"/>
+              <w:ind w:left="120"/>
+            </w:pPr>
+            <w:hyperlink w:history="1" r:id="rIdlouhczijf1y0bzec5buyu">
               <w:r>
                 <w:rPr>
                   <w:rFonts w:ascii="Arial" w:cs="Arial" w:eastAsia="Arial" w:hAnsi="Arial"/>
@@ -9343,24 +9359,9 @@
                   <w:szCs w:val="14"/>
                   <w:u w:val="single" w:color="595959"/>
                 </w:rPr>
-                <w:t xml:space="preserve">🔍 Search ARES for videos</w:t>
+                <w:t xml:space="preserve">🔍 Search ARES for similar videos</w:t>
               </w:r>
             </w:hyperlink>
-          </w:p>
-          <w:p>
-            <w:pPr>
-              <w:spacing w:after="10" w:before="0"/>
-              <w:ind w:left="120"/>
-            </w:pPr>
-            <w:r>
-              <w:rPr>
-                <w:rFonts w:ascii="Arial" w:cs="Arial" w:eastAsia="Arial" w:hAnsi="Arial"/>
-                <w:color w:val="595959"/>
-                <w:sz w:val="14"/>
-                <w:szCs w:val="14"/>
-              </w:rPr>
-              <w:t xml:space="preserve">Search terms: similarity enlargement centre linear</w:t>
-            </w:r>
           </w:p>
           <w:p>
             <w:pPr>
@@ -9394,7 +9395,7 @@
             <w:pPr>
               <w:spacing w:after="20" w:before="0"/>
             </w:pPr>
-            <w:hyperlink w:history="1" r:id="rIduzypyhtf2et-5edvjfbjq">
+            <w:hyperlink w:history="1" r:id="rIdufe_3a73zzdxfpytnvl_s">
               <w:r>
                 <w:rPr>
                   <w:rFonts w:ascii="Arial" w:cs="Arial" w:eastAsia="Arial" w:hAnsi="Arial"/>
@@ -9403,7 +9404,7 @@
                   <w:szCs w:val="16"/>
                   <w:u w:val="single" w:color="2E75B6"/>
                 </w:rPr>
-                <w:t xml:space="preserve">Prove triangle similarity</w:t>
+                <w:t xml:space="preserve">Dilations: scale factor</w:t>
               </w:r>
             </w:hyperlink>
           </w:p>
@@ -9427,7 +9428,7 @@
               <w:spacing w:after="10" w:before="0"/>
               <w:ind w:left="120"/>
             </w:pPr>
-            <w:hyperlink w:history="1" r:id="rIdaunlpmggk5cc1isnzupe0">
+            <w:hyperlink w:history="1" r:id="rIdftqyaa97xedqudmsxskso">
               <w:r>
                 <w:rPr>
                   <w:rFonts w:ascii="Arial" w:cs="Arial" w:eastAsia="Arial" w:hAnsi="Arial"/>
@@ -9622,24 +9623,40 @@
             <w:pPr>
               <w:spacing w:after="20" w:before="0"/>
             </w:pPr>
-            <w:r>
-              <w:rPr>
-                <w:rFonts w:ascii="Arial" w:cs="Arial" w:eastAsia="Arial" w:hAnsi="Arial"/>
-                <w:i/>
-                <w:iCs/>
-                <w:color w:val="595959"/>
-                <w:sz w:val="16"/>
-                <w:szCs w:val="16"/>
-              </w:rPr>
-              <w:t xml:space="preserve">No closely matching video in the ARES library for this activity.</w:t>
-            </w:r>
+            <w:hyperlink w:history="1" r:id="rIdzco82h7cybzvblqn9m5zj">
+              <w:r>
+                <w:rPr>
+                  <w:rFonts w:ascii="Arial" w:cs="Arial" w:eastAsia="Arial" w:hAnsi="Arial"/>
+                  <w:color w:val="2E75B6"/>
+                  <w:sz w:val="16"/>
+                  <w:szCs w:val="16"/>
+                  <w:u w:val="single" w:color="2E75B6"/>
+                </w:rPr>
+                <w:t xml:space="preserve">Dilations: scale factor</w:t>
+              </w:r>
+            </w:hyperlink>
           </w:p>
           <w:p>
             <w:pPr>
               <w:spacing w:after="10" w:before="0"/>
               <w:ind w:left="120"/>
             </w:pPr>
-            <w:hyperlink w:history="1" r:id="rIdqnh_h7cetgshay2xwjlz-">
+            <w:r>
+              <w:rPr>
+                <w:rFonts w:ascii="Arial" w:cs="Arial" w:eastAsia="Arial" w:hAnsi="Arial"/>
+                <w:color w:val="595959"/>
+                <w:sz w:val="14"/>
+                <w:szCs w:val="14"/>
+              </w:rPr>
+              <w:t xml:space="preserve">Source: Khan Academy (English - US curriculum)</w:t>
+            </w:r>
+          </w:p>
+          <w:p>
+            <w:pPr>
+              <w:spacing w:after="10" w:before="0"/>
+              <w:ind w:left="120"/>
+            </w:pPr>
+            <w:hyperlink w:history="1" r:id="rIdhe0mxtybd1qoplbbp9upw">
               <w:r>
                 <w:rPr>
                   <w:rFonts w:ascii="Arial" w:cs="Arial" w:eastAsia="Arial" w:hAnsi="Arial"/>
@@ -9648,24 +9665,9 @@
                   <w:szCs w:val="14"/>
                   <w:u w:val="single" w:color="595959"/>
                 </w:rPr>
-                <w:t xml:space="preserve">🔍 Search ARES for videos</w:t>
+                <w:t xml:space="preserve">🔍 Search ARES for similar videos</w:t>
               </w:r>
             </w:hyperlink>
-          </w:p>
-          <w:p>
-            <w:pPr>
-              <w:spacing w:after="10" w:before="0"/>
-              <w:ind w:left="120"/>
-            </w:pPr>
-            <w:r>
-              <w:rPr>
-                <w:rFonts w:ascii="Arial" w:cs="Arial" w:eastAsia="Arial" w:hAnsi="Arial"/>
-                <w:color w:val="595959"/>
-                <w:sz w:val="14"/>
-                <w:szCs w:val="14"/>
-              </w:rPr>
-              <w:t xml:space="preserve">Search terms: similarity enlargement centre linear</w:t>
-            </w:r>
           </w:p>
           <w:p>
             <w:pPr>
@@ -9699,7 +9701,7 @@
             <w:pPr>
               <w:spacing w:after="20" w:before="0"/>
             </w:pPr>
-            <w:hyperlink w:history="1" r:id="rIdg6-o2b6c3nfkrfhgkcvic">
+            <w:hyperlink w:history="1" r:id="rIdirnzhlyz4nrk8fi3yj79o">
               <w:r>
                 <w:rPr>
                   <w:rFonts w:ascii="Arial" w:cs="Arial" w:eastAsia="Arial" w:hAnsi="Arial"/>
@@ -9708,7 +9710,7 @@
                   <w:szCs w:val="16"/>
                   <w:u w:val="single" w:color="2E75B6"/>
                 </w:rPr>
-                <w:t xml:space="preserve">Prove triangle similarity</w:t>
+                <w:t xml:space="preserve">Dilations: center</w:t>
               </w:r>
             </w:hyperlink>
           </w:p>
@@ -9732,7 +9734,7 @@
               <w:spacing w:after="10" w:before="0"/>
               <w:ind w:left="120"/>
             </w:pPr>
-            <w:hyperlink w:history="1" r:id="rId_wkjdkkxu6mntmyvox6es">
+            <w:hyperlink w:history="1" r:id="rIdfiw9eqspplhfhl1a-amus">
               <w:r>
                 <w:rPr>
                   <w:rFonts w:ascii="Arial" w:cs="Arial" w:eastAsia="Arial" w:hAnsi="Arial"/>
@@ -9927,24 +9929,40 @@
             <w:pPr>
               <w:spacing w:after="20" w:before="0"/>
             </w:pPr>
-            <w:r>
-              <w:rPr>
-                <w:rFonts w:ascii="Arial" w:cs="Arial" w:eastAsia="Arial" w:hAnsi="Arial"/>
-                <w:i/>
-                <w:iCs/>
-                <w:color w:val="595959"/>
-                <w:sz w:val="16"/>
-                <w:szCs w:val="16"/>
-              </w:rPr>
-              <w:t xml:space="preserve">No closely matching video in the ARES library for this activity.</w:t>
-            </w:r>
+            <w:hyperlink w:history="1" r:id="rIducevcyrwhe611jeu-ydsh">
+              <w:r>
+                <w:rPr>
+                  <w:rFonts w:ascii="Arial" w:cs="Arial" w:eastAsia="Arial" w:hAnsi="Arial"/>
+                  <w:color w:val="2E75B6"/>
+                  <w:sz w:val="16"/>
+                  <w:szCs w:val="16"/>
+                  <w:u w:val="single" w:color="2E75B6"/>
+                </w:rPr>
+                <w:t xml:space="preserve">Dilating shapes: shrinking</w:t>
+              </w:r>
+            </w:hyperlink>
           </w:p>
           <w:p>
             <w:pPr>
               <w:spacing w:after="10" w:before="0"/>
               <w:ind w:left="120"/>
             </w:pPr>
-            <w:hyperlink w:history="1" r:id="rIdzqpgjvlqvvkusjfypldy7">
+            <w:r>
+              <w:rPr>
+                <w:rFonts w:ascii="Arial" w:cs="Arial" w:eastAsia="Arial" w:hAnsi="Arial"/>
+                <w:color w:val="595959"/>
+                <w:sz w:val="14"/>
+                <w:szCs w:val="14"/>
+              </w:rPr>
+              <w:t xml:space="preserve">Source: Khan Academy (English - US curriculum)</w:t>
+            </w:r>
+          </w:p>
+          <w:p>
+            <w:pPr>
+              <w:spacing w:after="10" w:before="0"/>
+              <w:ind w:left="120"/>
+            </w:pPr>
+            <w:hyperlink w:history="1" r:id="rIdptphjlvrmud4yk4jwz2-0">
               <w:r>
                 <w:rPr>
                   <w:rFonts w:ascii="Arial" w:cs="Arial" w:eastAsia="Arial" w:hAnsi="Arial"/>
@@ -9953,24 +9971,9 @@
                   <w:szCs w:val="14"/>
                   <w:u w:val="single" w:color="595959"/>
                 </w:rPr>
-                <w:t xml:space="preserve">🔍 Search ARES for videos</w:t>
+                <w:t xml:space="preserve">🔍 Search ARES for similar videos</w:t>
               </w:r>
             </w:hyperlink>
-          </w:p>
-          <w:p>
-            <w:pPr>
-              <w:spacing w:after="10" w:before="0"/>
-              <w:ind w:left="120"/>
-            </w:pPr>
-            <w:r>
-              <w:rPr>
-                <w:rFonts w:ascii="Arial" w:cs="Arial" w:eastAsia="Arial" w:hAnsi="Arial"/>
-                <w:color w:val="595959"/>
-                <w:sz w:val="14"/>
-                <w:szCs w:val="14"/>
-              </w:rPr>
-              <w:t xml:space="preserve">Search terms: similarity enlargement centre linear</w:t>
-            </w:r>
           </w:p>
           <w:p>
             <w:pPr>
@@ -10004,7 +10007,7 @@
             <w:pPr>
               <w:spacing w:after="20" w:before="0"/>
             </w:pPr>
-            <w:hyperlink w:history="1" r:id="rIdg4g8dwbd9jjdnkgnltucy">
+            <w:hyperlink w:history="1" r:id="rIdi6-emxifqt4m-cfjglans">
               <w:r>
                 <w:rPr>
                   <w:rFonts w:ascii="Arial" w:cs="Arial" w:eastAsia="Arial" w:hAnsi="Arial"/>
@@ -10013,7 +10016,7 @@
                   <w:szCs w:val="16"/>
                   <w:u w:val="single" w:color="2E75B6"/>
                 </w:rPr>
-                <w:t xml:space="preserve">Prove triangle similarity</w:t>
+                <w:t xml:space="preserve">Dilations: scale factor</w:t>
               </w:r>
             </w:hyperlink>
           </w:p>
@@ -10037,7 +10040,7 @@
               <w:spacing w:after="10" w:before="0"/>
               <w:ind w:left="120"/>
             </w:pPr>
-            <w:hyperlink w:history="1" r:id="rIde9rtvwpjozusljr9xo_u0">
+            <w:hyperlink w:history="1" r:id="rIdukmiykwxnrsmlp90obpqf">
               <w:r>
                 <w:rPr>
                   <w:rFonts w:ascii="Arial" w:cs="Arial" w:eastAsia="Arial" w:hAnsi="Arial"/>
@@ -10232,24 +10235,40 @@
             <w:pPr>
               <w:spacing w:after="20" w:before="0"/>
             </w:pPr>
-            <w:r>
-              <w:rPr>
-                <w:rFonts w:ascii="Arial" w:cs="Arial" w:eastAsia="Arial" w:hAnsi="Arial"/>
-                <w:i/>
-                <w:iCs/>
-                <w:color w:val="595959"/>
-                <w:sz w:val="16"/>
-                <w:szCs w:val="16"/>
-              </w:rPr>
-              <w:t xml:space="preserve">No closely matching video in the ARES library for this activity.</w:t>
-            </w:r>
+            <w:hyperlink w:history="1" r:id="rIdyhgfgblwvforpnklvfxox">
+              <w:r>
+                <w:rPr>
+                  <w:rFonts w:ascii="Arial" w:cs="Arial" w:eastAsia="Arial" w:hAnsi="Arial"/>
+                  <w:color w:val="2E75B6"/>
+                  <w:sz w:val="16"/>
+                  <w:szCs w:val="16"/>
+                  <w:u w:val="single" w:color="2E75B6"/>
+                </w:rPr>
+                <w:t xml:space="preserve">Dilating triangles: find the error</w:t>
+              </w:r>
+            </w:hyperlink>
           </w:p>
           <w:p>
             <w:pPr>
               <w:spacing w:after="10" w:before="0"/>
               <w:ind w:left="120"/>
             </w:pPr>
-            <w:hyperlink w:history="1" r:id="rId_esbecr4cystbqpomeag0">
+            <w:r>
+              <w:rPr>
+                <w:rFonts w:ascii="Arial" w:cs="Arial" w:eastAsia="Arial" w:hAnsi="Arial"/>
+                <w:color w:val="595959"/>
+                <w:sz w:val="14"/>
+                <w:szCs w:val="14"/>
+              </w:rPr>
+              <w:t xml:space="preserve">Source: Khan Academy (English - US curriculum)</w:t>
+            </w:r>
+          </w:p>
+          <w:p>
+            <w:pPr>
+              <w:spacing w:after="10" w:before="0"/>
+              <w:ind w:left="120"/>
+            </w:pPr>
+            <w:hyperlink w:history="1" r:id="rIdumlfftzczznzfcniw_4no">
               <w:r>
                 <w:rPr>
                   <w:rFonts w:ascii="Arial" w:cs="Arial" w:eastAsia="Arial" w:hAnsi="Arial"/>
@@ -10258,24 +10277,9 @@
                   <w:szCs w:val="14"/>
                   <w:u w:val="single" w:color="595959"/>
                 </w:rPr>
-                <w:t xml:space="preserve">🔍 Search ARES for videos</w:t>
+                <w:t xml:space="preserve">🔍 Search ARES for similar videos</w:t>
               </w:r>
             </w:hyperlink>
-          </w:p>
-          <w:p>
-            <w:pPr>
-              <w:spacing w:after="10" w:before="0"/>
-              <w:ind w:left="120"/>
-            </w:pPr>
-            <w:r>
-              <w:rPr>
-                <w:rFonts w:ascii="Arial" w:cs="Arial" w:eastAsia="Arial" w:hAnsi="Arial"/>
-                <w:color w:val="595959"/>
-                <w:sz w:val="14"/>
-                <w:szCs w:val="14"/>
-              </w:rPr>
-              <w:t xml:space="preserve">Search terms: similarity enlargement centre linear</w:t>
-            </w:r>
           </w:p>
           <w:p>
             <w:pPr>
@@ -10309,7 +10313,7 @@
             <w:pPr>
               <w:spacing w:after="20" w:before="0"/>
             </w:pPr>
-            <w:hyperlink w:history="1" r:id="rIdgldg56wrpgrtutejte80h">
+            <w:hyperlink w:history="1" r:id="rIdpt1aj9_b9tlgfsp_ynxfu">
               <w:r>
                 <w:rPr>
                   <w:rFonts w:ascii="Arial" w:cs="Arial" w:eastAsia="Arial" w:hAnsi="Arial"/>
@@ -10318,7 +10322,7 @@
                   <w:szCs w:val="16"/>
                   <w:u w:val="single" w:color="2E75B6"/>
                 </w:rPr>
-                <w:t xml:space="preserve">Prove triangle similarity</w:t>
+                <w:t xml:space="preserve">Dilations: scale factor</w:t>
               </w:r>
             </w:hyperlink>
           </w:p>
@@ -10342,7 +10346,7 @@
               <w:spacing w:after="10" w:before="0"/>
               <w:ind w:left="120"/>
             </w:pPr>
-            <w:hyperlink w:history="1" r:id="rIdhalikt3lehxy4kp30kvx6">
+            <w:hyperlink w:history="1" r:id="rIdykp7gxj6q8e0vaf7zh4ou">
               <w:r>
                 <w:rPr>
                   <w:rFonts w:ascii="Arial" w:cs="Arial" w:eastAsia="Arial" w:hAnsi="Arial"/>
@@ -10537,24 +10541,40 @@
             <w:pPr>
               <w:spacing w:after="20" w:before="0"/>
             </w:pPr>
-            <w:r>
-              <w:rPr>
-                <w:rFonts w:ascii="Arial" w:cs="Arial" w:eastAsia="Arial" w:hAnsi="Arial"/>
-                <w:i/>
-                <w:iCs/>
-                <w:color w:val="595959"/>
-                <w:sz w:val="16"/>
-                <w:szCs w:val="16"/>
-              </w:rPr>
-              <w:t xml:space="preserve">No closely matching video in the ARES library for this activity.</w:t>
-            </w:r>
+            <w:hyperlink w:history="1" r:id="rIde2xlemmt_apl6ti1dwmqy">
+              <w:r>
+                <w:rPr>
+                  <w:rFonts w:ascii="Arial" w:cs="Arial" w:eastAsia="Arial" w:hAnsi="Arial"/>
+                  <w:color w:val="2E75B6"/>
+                  <w:sz w:val="16"/>
+                  <w:szCs w:val="16"/>
+                  <w:u w:val="single" w:color="2E75B6"/>
+                </w:rPr>
+                <w:t xml:space="preserve">Dilations: center</w:t>
+              </w:r>
+            </w:hyperlink>
           </w:p>
           <w:p>
             <w:pPr>
               <w:spacing w:after="10" w:before="0"/>
               <w:ind w:left="120"/>
             </w:pPr>
-            <w:hyperlink w:history="1" r:id="rIdqw1oax4xpvf2plxiujs9o">
+            <w:r>
+              <w:rPr>
+                <w:rFonts w:ascii="Arial" w:cs="Arial" w:eastAsia="Arial" w:hAnsi="Arial"/>
+                <w:color w:val="595959"/>
+                <w:sz w:val="14"/>
+                <w:szCs w:val="14"/>
+              </w:rPr>
+              <w:t xml:space="preserve">Source: Khan Academy (English - US curriculum)</w:t>
+            </w:r>
+          </w:p>
+          <w:p>
+            <w:pPr>
+              <w:spacing w:after="10" w:before="0"/>
+              <w:ind w:left="120"/>
+            </w:pPr>
+            <w:hyperlink w:history="1" r:id="rIdwn9myfr3pri91t1cyx091">
               <w:r>
                 <w:rPr>
                   <w:rFonts w:ascii="Arial" w:cs="Arial" w:eastAsia="Arial" w:hAnsi="Arial"/>
@@ -10563,24 +10583,9 @@
                   <w:szCs w:val="14"/>
                   <w:u w:val="single" w:color="595959"/>
                 </w:rPr>
-                <w:t xml:space="preserve">🔍 Search ARES for videos</w:t>
+                <w:t xml:space="preserve">🔍 Search ARES for similar videos</w:t>
               </w:r>
             </w:hyperlink>
-          </w:p>
-          <w:p>
-            <w:pPr>
-              <w:spacing w:after="10" w:before="0"/>
-              <w:ind w:left="120"/>
-            </w:pPr>
-            <w:r>
-              <w:rPr>
-                <w:rFonts w:ascii="Arial" w:cs="Arial" w:eastAsia="Arial" w:hAnsi="Arial"/>
-                <w:color w:val="595959"/>
-                <w:sz w:val="14"/>
-                <w:szCs w:val="14"/>
-              </w:rPr>
-              <w:t xml:space="preserve">Search terms: similarity enlargement centre linear</w:t>
-            </w:r>
           </w:p>
           <w:p>
             <w:pPr>
@@ -10614,7 +10619,7 @@
             <w:pPr>
               <w:spacing w:after="20" w:before="0"/>
             </w:pPr>
-            <w:hyperlink w:history="1" r:id="rIdhptlddq3l31pm63meftnn">
+            <w:hyperlink w:history="1" r:id="rIdvrj9kvat7efrhd_fj3vtl">
               <w:r>
                 <w:rPr>
                   <w:rFonts w:ascii="Arial" w:cs="Arial" w:eastAsia="Arial" w:hAnsi="Arial"/>
@@ -10623,7 +10628,7 @@
                   <w:szCs w:val="16"/>
                   <w:u w:val="single" w:color="2E75B6"/>
                 </w:rPr>
-                <w:t xml:space="preserve">Prove triangle similarity</w:t>
+                <w:t xml:space="preserve">Dilations: scale factor</w:t>
               </w:r>
             </w:hyperlink>
           </w:p>
@@ -10647,7 +10652,7 @@
               <w:spacing w:after="10" w:before="0"/>
               <w:ind w:left="120"/>
             </w:pPr>
-            <w:hyperlink w:history="1" r:id="rIdihzjohtrf39axflhuancv">
+            <w:hyperlink w:history="1" r:id="rIdqlbrf53tzxxt4dswxmusb">
               <w:r>
                 <w:rPr>
                   <w:rFonts w:ascii="Arial" w:cs="Arial" w:eastAsia="Arial" w:hAnsi="Arial"/>
@@ -12210,7 +12215,313 @@
             <w:pPr>
               <w:spacing w:after="20" w:before="0"/>
             </w:pPr>
-            <w:hyperlink w:history="1" r:id="rIdzfdi9ag0u4szrhhkc7hut">
+            <w:hyperlink w:history="1" r:id="rIdxchqtdqq7pv7ny2qsyco6">
+              <w:r>
+                <w:rPr>
+                  <w:rFonts w:ascii="Arial" w:cs="Arial" w:eastAsia="Arial" w:hAnsi="Arial"/>
+                  <w:color w:val="2E75B6"/>
+                  <w:sz w:val="16"/>
+                  <w:szCs w:val="16"/>
+                  <w:u w:val="single" w:color="2E75B6"/>
+                </w:rPr>
+                <w:t xml:space="preserve">Dilations: scale factor</w:t>
+              </w:r>
+            </w:hyperlink>
+          </w:p>
+          <w:p>
+            <w:pPr>
+              <w:spacing w:after="10" w:before="0"/>
+              <w:ind w:left="120"/>
+            </w:pPr>
+            <w:r>
+              <w:rPr>
+                <w:rFonts w:ascii="Arial" w:cs="Arial" w:eastAsia="Arial" w:hAnsi="Arial"/>
+                <w:color w:val="595959"/>
+                <w:sz w:val="14"/>
+                <w:szCs w:val="14"/>
+              </w:rPr>
+              <w:t xml:space="preserve">Source: Khan Academy (English - US curriculum)</w:t>
+            </w:r>
+          </w:p>
+          <w:p>
+            <w:pPr>
+              <w:spacing w:after="10" w:before="0"/>
+              <w:ind w:left="120"/>
+            </w:pPr>
+            <w:hyperlink w:history="1" r:id="rIdyaas0rdwyfflkp7-9yxay">
+              <w:r>
+                <w:rPr>
+                  <w:rFonts w:ascii="Arial" w:cs="Arial" w:eastAsia="Arial" w:hAnsi="Arial"/>
+                  <w:color w:val="595959"/>
+                  <w:sz w:val="14"/>
+                  <w:szCs w:val="14"/>
+                  <w:u w:val="single" w:color="595959"/>
+                </w:rPr>
+                <w:t xml:space="preserve">🔍 Search ARES for similar videos</w:t>
+              </w:r>
+            </w:hyperlink>
+          </w:p>
+          <w:p>
+            <w:pPr>
+              <w:spacing w:after="40" w:before="0"/>
+            </w:pPr>
+            <w:r>
+              <w:rPr>
+                <w:sz w:val="14"/>
+                <w:szCs w:val="14"/>
+              </w:rPr>
+              <w:t xml:space="preserve"/>
+            </w:r>
+          </w:p>
+          <w:p>
+            <w:pPr>
+              <w:spacing w:after="20" w:before="0"/>
+            </w:pPr>
+            <w:r>
+              <w:rPr>
+                <w:rFonts w:ascii="Arial" w:cs="Arial" w:eastAsia="Arial" w:hAnsi="Arial"/>
+                <w:b/>
+                <w:bCs/>
+                <w:color w:val="1F3864"/>
+                <w:sz w:val="16"/>
+                <w:szCs w:val="16"/>
+              </w:rPr>
+              <w:t xml:space="preserve">📖 EXERCISE:</w:t>
+            </w:r>
+          </w:p>
+          <w:p>
+            <w:pPr>
+              <w:spacing w:after="20" w:before="0"/>
+            </w:pPr>
+            <w:hyperlink w:history="1" r:id="rIdfpjlkwajsp3udtzamoxhb">
+              <w:r>
+                <w:rPr>
+                  <w:rFonts w:ascii="Arial" w:cs="Arial" w:eastAsia="Arial" w:hAnsi="Arial"/>
+                  <w:color w:val="2E75B6"/>
+                  <w:sz w:val="16"/>
+                  <w:szCs w:val="16"/>
+                  <w:u w:val="single" w:color="2E75B6"/>
+                </w:rPr>
+                <w:t xml:space="preserve">Dilations: scale factor</w:t>
+              </w:r>
+            </w:hyperlink>
+          </w:p>
+          <w:p>
+            <w:pPr>
+              <w:spacing w:after="10" w:before="0"/>
+              <w:ind w:left="120"/>
+            </w:pPr>
+            <w:r>
+              <w:rPr>
+                <w:rFonts w:ascii="Arial" w:cs="Arial" w:eastAsia="Arial" w:hAnsi="Arial"/>
+                <w:color w:val="595959"/>
+                <w:sz w:val="14"/>
+                <w:szCs w:val="14"/>
+              </w:rPr>
+              <w:t xml:space="preserve">Source: Khan Academy (English - US curriculum)</w:t>
+            </w:r>
+          </w:p>
+          <w:p>
+            <w:pPr>
+              <w:spacing w:after="10" w:before="0"/>
+              <w:ind w:left="120"/>
+            </w:pPr>
+            <w:hyperlink w:history="1" r:id="rIdxphl1hxnn2meqnj304poq">
+              <w:r>
+                <w:rPr>
+                  <w:rFonts w:ascii="Arial" w:cs="Arial" w:eastAsia="Arial" w:hAnsi="Arial"/>
+                  <w:color w:val="595959"/>
+                  <w:sz w:val="14"/>
+                  <w:szCs w:val="14"/>
+                  <w:u w:val="single" w:color="595959"/>
+                </w:rPr>
+                <w:t xml:space="preserve">🔍 Search ARES for similar readings</w:t>
+              </w:r>
+            </w:hyperlink>
+          </w:p>
+        </w:tc>
+        <w:tc>
+          <w:tcPr>
+            <w:tcW w:type="dxa" w:w="3040"/>
+            <w:shd w:fill="FFFFFF" w:color="auto" w:val="clear"/>
+            <w:tcMar>
+              <w:top w:type="dxa" w:w="60"/>
+              <w:left w:type="dxa" w:w="120"/>
+              <w:bottom w:type="dxa" w:w="60"/>
+              <w:right w:type="dxa" w:w="120"/>
+            </w:tcMar>
+            <w:vAlign w:val="top"/>
+          </w:tcPr>
+          <w:p>
+            <w:pPr>
+              <w:spacing w:after="40" w:before="0"/>
+              <w:jc w:val="left"/>
+            </w:pPr>
+            <w:r>
+              <w:rPr>
+                <w:rFonts w:ascii="Arial" w:cs="Arial" w:eastAsia="Arial" w:hAnsi="Arial"/>
+                <w:b w:val="false"/>
+                <w:bCs w:val="false"/>
+                <w:i w:val="false"/>
+                <w:iCs w:val="false"/>
+                <w:color w:val="000000"/>
+                <w:sz w:val="18"/>
+                <w:szCs w:val="18"/>
+              </w:rPr>
+              <w:t xml:space="preserve">Each learner receives a half-sheet showing a small rectangle labelled 'Original' (4 cm × 3 cm) and is told its image has been enlarged with k = 3. Without measuring or calculating, learners individually write two predictions on a sticky note: (1) What are the dimensions of the image? (2) How many times bigger is the area of the image compared to the original? Learners stick their predictions on a class 'Prediction Wall' drawn on the chalkboard under two columns: 'Dimensions ×3' and 'Area ×?'.</w:t>
+            </w:r>
+          </w:p>
+        </w:tc>
+        <w:tc>
+          <w:tcPr>
+            <w:tcW w:type="dxa" w:w="3040"/>
+            <w:shd w:fill="F2F2F2" w:color="auto" w:val="clear"/>
+            <w:tcMar>
+              <w:top w:type="dxa" w:w="60"/>
+              <w:left w:type="dxa" w:w="120"/>
+              <w:bottom w:type="dxa" w:w="60"/>
+              <w:right w:type="dxa" w:w="120"/>
+            </w:tcMar>
+            <w:vAlign w:val="top"/>
+          </w:tcPr>
+          <w:p>
+            <w:pPr>
+              <w:spacing w:after="40" w:before="0"/>
+              <w:jc w:val="left"/>
+            </w:pPr>
+            <w:r>
+              <w:rPr>
+                <w:rFonts w:ascii="Arial" w:cs="Arial" w:eastAsia="Arial" w:hAnsi="Arial"/>
+                <w:b w:val="false"/>
+                <w:bCs w:val="false"/>
+                <w:i w:val="false"/>
+                <w:iCs w:val="false"/>
+                <w:color w:val="000000"/>
+                <w:sz w:val="18"/>
+                <w:szCs w:val="18"/>
+              </w:rPr>
+              <w:t xml:space="preserve">Distribute the half-sheets face-down. Say: 'Before you turn the sheet over, I want you to think only about what you already know from our last three lessons. We found that linear scale factor k tells us how many times each LENGTH grows. Now here is the big question — does AREA also grow by the same factor?' Allow 10 seconds of silent thinking (WAIT TIME). Then say: 'Turn your sheet over. Write your two predictions on the sticky note. You have 3 minutes — this is individual thinking time, no discussing yet.' After 3 minutes, cold-call 5 learners (mix of confident and hesitant) to read their area predictions aloud. Record the spread of responses on the board (common answers will be ×3, ×6, ×9). Do NOT correct yet. Say: 'We have three different predictions. By the end of today's lesson, you will know with certainty which is right — and more importantly, WHY.'</w:t>
+            </w:r>
+          </w:p>
+        </w:tc>
+        <w:tc>
+          <w:tcPr>
+            <w:tcW w:type="dxa" w:w="3040"/>
+            <w:shd w:fill="FFFFFF" w:color="auto" w:val="clear"/>
+            <w:tcMar>
+              <w:top w:type="dxa" w:w="60"/>
+              <w:left w:type="dxa" w:w="120"/>
+              <w:bottom w:type="dxa" w:w="60"/>
+              <w:right w:type="dxa" w:w="120"/>
+            </w:tcMar>
+            <w:vAlign w:val="top"/>
+          </w:tcPr>
+          <w:p>
+            <w:pPr>
+              <w:spacing w:after="40" w:before="0"/>
+              <w:jc w:val="left"/>
+            </w:pPr>
+            <w:r>
+              <w:rPr>
+                <w:rFonts w:ascii="Arial" w:cs="Arial" w:eastAsia="Arial" w:hAnsi="Arial"/>
+                <w:b w:val="false"/>
+                <w:bCs w:val="false"/>
+                <w:i w:val="false"/>
+                <w:iCs w:val="false"/>
+                <w:color w:val="000000"/>
+                <w:sz w:val="18"/>
+                <w:szCs w:val="18"/>
+              </w:rPr>
+              <w:t xml:space="preserve">Elicit-and-record prediction: surfacing prior conceptions before instruction creates cognitive dissonance that motivates the investigation. Recording the spread of predictions publicly gives every learner a personal stake in the outcome.</w:t>
+            </w:r>
+          </w:p>
+        </w:tc>
+        <w:tc>
+          <w:tcPr>
+            <w:tcW w:type="dxa" w:w="3040"/>
+            <w:shd w:fill="F2F2F2" w:color="auto" w:val="clear"/>
+            <w:tcMar>
+              <w:top w:type="dxa" w:w="60"/>
+              <w:left w:type="dxa" w:w="120"/>
+              <w:bottom w:type="dxa" w:w="60"/>
+              <w:right w:type="dxa" w:w="120"/>
+            </w:tcMar>
+            <w:vAlign w:val="top"/>
+          </w:tcPr>
+          <w:p>
+            <w:pPr>
+              <w:spacing w:after="40" w:before="0"/>
+              <w:jc w:val="left"/>
+            </w:pPr>
+            <w:r>
+              <w:rPr>
+                <w:rFonts w:ascii="Arial" w:cs="Arial" w:eastAsia="Arial" w:hAnsi="Arial"/>
+                <w:b w:val="false"/>
+                <w:bCs w:val="false"/>
+                <w:i w:val="false"/>
+                <w:iCs w:val="false"/>
+                <w:color w:val="000000"/>
+                <w:sz w:val="18"/>
+                <w:szCs w:val="18"/>
+              </w:rPr>
+              <w:t xml:space="preserve">Scan the sticky-note predictions. If more than 60% of learners predict ×3 (the most common misconception — assuming area scales linearly), note this and plan to return to it explicitly during the Explain phase. If most predict ×9, proceed but still require them to prove it empirically.</w:t>
+            </w:r>
+          </w:p>
+        </w:tc>
+      </w:tr>
+      <w:tr>
+        <w:tc>
+          <w:tcPr>
+            <w:tcW w:type="dxa" w:w="1520"/>
+            <w:shd w:fill="D9EEF1" w:color="auto" w:val="clear"/>
+            <w:tcMar>
+              <w:top w:type="dxa" w:w="60"/>
+              <w:left w:type="dxa" w:w="120"/>
+              <w:bottom w:type="dxa" w:w="60"/>
+              <w:right w:type="dxa" w:w="120"/>
+            </w:tcMar>
+            <w:vAlign w:val="top"/>
+          </w:tcPr>
+          <w:p>
+            <w:pPr>
+              <w:spacing w:after="40" w:before="0"/>
+              <w:jc w:val="left"/>
+            </w:pPr>
+            <w:r>
+              <w:rPr>
+                <w:rFonts w:ascii="Arial" w:cs="Arial" w:eastAsia="Arial" w:hAnsi="Arial"/>
+                <w:b/>
+                <w:bCs/>
+                <w:i w:val="false"/>
+                <w:iCs w:val="false"/>
+                <w:color w:val="000000"/>
+                <w:sz w:val="18"/>
+                <w:szCs w:val="18"/>
+              </w:rPr>
+              <w:t xml:space="preserve">Observe Phase</w:t>
+            </w:r>
+          </w:p>
+          <w:p>
+            <w:pPr>
+              <w:spacing w:after="20" w:before="0"/>
+            </w:pPr>
+            <w:r>
+              <w:rPr>
+                <w:rFonts w:ascii="Arial" w:cs="Arial" w:eastAsia="Arial" w:hAnsi="Arial"/>
+                <w:b/>
+                <w:bCs/>
+                <w:color w:val="1F3864"/>
+                <w:sz w:val="16"/>
+                <w:szCs w:val="16"/>
+              </w:rPr>
+              <w:t xml:space="preserve">📹 VIDEO:</w:t>
+            </w:r>
+          </w:p>
+          <w:p>
+            <w:pPr>
+              <w:spacing w:after="20" w:before="0"/>
+            </w:pPr>
+            <w:hyperlink w:history="1" r:id="rIdhsjnaak2yqfapz7mtv6vj">
               <w:r>
                 <w:rPr>
                   <w:rFonts w:ascii="Arial" w:cs="Arial" w:eastAsia="Arial" w:hAnsi="Arial"/>
@@ -12243,7 +12554,7 @@
               <w:spacing w:after="10" w:before="0"/>
               <w:ind w:left="120"/>
             </w:pPr>
-            <w:hyperlink w:history="1" r:id="rIdexv_2dd8wgy-jhjwupmya">
+            <w:hyperlink w:history="1" r:id="rIdvnsdqxkzr5ikpqhccdgre">
               <w:r>
                 <w:rPr>
                   <w:rFonts w:ascii="Arial" w:cs="Arial" w:eastAsia="Arial" w:hAnsi="Arial"/>
@@ -12288,7 +12599,313 @@
             <w:pPr>
               <w:spacing w:after="20" w:before="0"/>
             </w:pPr>
-            <w:hyperlink w:history="1" r:id="rIdphhglvqik_uj55vunfpvh">
+            <w:hyperlink w:history="1" r:id="rId_ou9wbiqpzxkvbwh2j1s2">
+              <w:r>
+                <w:rPr>
+                  <w:rFonts w:ascii="Arial" w:cs="Arial" w:eastAsia="Arial" w:hAnsi="Arial"/>
+                  <w:color w:val="2E75B6"/>
+                  <w:sz w:val="16"/>
+                  <w:szCs w:val="16"/>
+                  <w:u w:val="single" w:color="2E75B6"/>
+                </w:rPr>
+                <w:t xml:space="preserve">Prove triangle similarity</w:t>
+              </w:r>
+            </w:hyperlink>
+          </w:p>
+          <w:p>
+            <w:pPr>
+              <w:spacing w:after="10" w:before="0"/>
+              <w:ind w:left="120"/>
+            </w:pPr>
+            <w:r>
+              <w:rPr>
+                <w:rFonts w:ascii="Arial" w:cs="Arial" w:eastAsia="Arial" w:hAnsi="Arial"/>
+                <w:color w:val="595959"/>
+                <w:sz w:val="14"/>
+                <w:szCs w:val="14"/>
+              </w:rPr>
+              <w:t xml:space="preserve">Source: Khan Academy (English - US curriculum)</w:t>
+            </w:r>
+          </w:p>
+          <w:p>
+            <w:pPr>
+              <w:spacing w:after="10" w:before="0"/>
+              <w:ind w:left="120"/>
+            </w:pPr>
+            <w:hyperlink w:history="1" r:id="rIdsgzibdl4z-d1wt5dr1zk4">
+              <w:r>
+                <w:rPr>
+                  <w:rFonts w:ascii="Arial" w:cs="Arial" w:eastAsia="Arial" w:hAnsi="Arial"/>
+                  <w:color w:val="595959"/>
+                  <w:sz w:val="14"/>
+                  <w:szCs w:val="14"/>
+                  <w:u w:val="single" w:color="595959"/>
+                </w:rPr>
+                <w:t xml:space="preserve">🔍 Search ARES for similar readings</w:t>
+              </w:r>
+            </w:hyperlink>
+          </w:p>
+        </w:tc>
+        <w:tc>
+          <w:tcPr>
+            <w:tcW w:type="dxa" w:w="3040"/>
+            <w:shd w:fill="FFFFFF" w:color="auto" w:val="clear"/>
+            <w:tcMar>
+              <w:top w:type="dxa" w:w="60"/>
+              <w:left w:type="dxa" w:w="120"/>
+              <w:bottom w:type="dxa" w:w="60"/>
+              <w:right w:type="dxa" w:w="120"/>
+            </w:tcMar>
+            <w:vAlign w:val="top"/>
+          </w:tcPr>
+          <w:p>
+            <w:pPr>
+              <w:spacing w:after="40" w:before="0"/>
+              <w:jc w:val="left"/>
+            </w:pPr>
+            <w:r>
+              <w:rPr>
+                <w:rFonts w:ascii="Arial" w:cs="Arial" w:eastAsia="Arial" w:hAnsi="Arial"/>
+                <w:b w:val="false"/>
+                <w:bCs w:val="false"/>
+                <w:i w:val="false"/>
+                <w:iCs w:val="false"/>
+                <w:color w:val="000000"/>
+                <w:sz w:val="18"/>
+                <w:szCs w:val="18"/>
+              </w:rPr>
+              <w:t xml:space="preserve">Groups of 4 receive an envelope containing sets of pre-cut similar figures: Set A — three squares with sides 2 cm, 4 cm, and 6 cm (k = 2 and k = 3 relative to the smallest); Set B — three rectangles with dimensions 3 cm × 2 cm, 6 cm × 4 cm, and 9 cm × 6 cm. Each group also receives a blank recording table with columns: Figure | Length (cm) | Width (cm) | Area (cm²) | Ratio of Areas (Image:Original) | k | k². Learners measure all dimensions with rulers, compute all areas, fill in the table, and compute the ratios. They then add a k = 4 row by drawing (on squared paper) a 4th rectangle scaled by k = 4 from the original 3 cm × 2 cm rectangle, measure it, and complete the row. After completing the table, each group plots 'k' on the x-axis and 'Area Ratio' on the y-axis on a provided grid and connects the points.</w:t>
+            </w:r>
+          </w:p>
+        </w:tc>
+        <w:tc>
+          <w:tcPr>
+            <w:tcW w:type="dxa" w:w="3040"/>
+            <w:shd w:fill="F2F2F2" w:color="auto" w:val="clear"/>
+            <w:tcMar>
+              <w:top w:type="dxa" w:w="60"/>
+              <w:left w:type="dxa" w:w="120"/>
+              <w:bottom w:type="dxa" w:w="60"/>
+              <w:right w:type="dxa" w:w="120"/>
+            </w:tcMar>
+            <w:vAlign w:val="top"/>
+          </w:tcPr>
+          <w:p>
+            <w:pPr>
+              <w:spacing w:after="40" w:before="0"/>
+              <w:jc w:val="left"/>
+            </w:pPr>
+            <w:r>
+              <w:rPr>
+                <w:rFonts w:ascii="Arial" w:cs="Arial" w:eastAsia="Arial" w:hAnsi="Arial"/>
+                <w:b w:val="false"/>
+                <w:bCs w:val="false"/>
+                <w:i w:val="false"/>
+                <w:iCs w:val="false"/>
+                <w:color w:val="000000"/>
+                <w:sz w:val="18"/>
+                <w:szCs w:val="18"/>
+              </w:rPr>
+              <w:t xml:space="preserve">Distribute envelopes and recording sheets. Say: 'Your job right now is to be measurement scientists — like surveyors mapping plots of land in the Rift Valley. Measure carefully to the nearest millimetre, calculate the areas, and fill in every cell of your table. Do not skip the k² column — compute it even if you do not yet know why it is there.' Circulate continuously. At the 8-minute mark, cold-call one group: 'Group 3, what area did you get for the 4 cm × 4 cm square?' Confirm or prompt correction. At the 14-minute mark, pause the class: 'Raise your hand if your Area Ratio for k = 2 is 4.' Count hands aloud. 'Raise your hand if your Area Ratio for k = 3 is 9.' Count hands. Say: 'Look at your k² column. What do you notice?' Allow 15 seconds WAIT TIME. Cold-call 3 groups to share their observation. For the k = 4 extension row, circulate and check that learners are drawing the rectangle accurately on squared paper (12 cm × 8 cm) before they measure.</w:t>
+            </w:r>
+          </w:p>
+        </w:tc>
+        <w:tc>
+          <w:tcPr>
+            <w:tcW w:type="dxa" w:w="3040"/>
+            <w:shd w:fill="FFFFFF" w:color="auto" w:val="clear"/>
+            <w:tcMar>
+              <w:top w:type="dxa" w:w="60"/>
+              <w:left w:type="dxa" w:w="120"/>
+              <w:bottom w:type="dxa" w:w="60"/>
+              <w:right w:type="dxa" w:w="120"/>
+            </w:tcMar>
+            <w:vAlign w:val="top"/>
+          </w:tcPr>
+          <w:p>
+            <w:pPr>
+              <w:spacing w:after="40" w:before="0"/>
+              <w:jc w:val="left"/>
+            </w:pPr>
+            <w:r>
+              <w:rPr>
+                <w:rFonts w:ascii="Arial" w:cs="Arial" w:eastAsia="Arial" w:hAnsi="Arial"/>
+                <w:b w:val="false"/>
+                <w:bCs w:val="false"/>
+                <w:i w:val="false"/>
+                <w:iCs w:val="false"/>
+                <w:color w:val="000000"/>
+                <w:sz w:val="18"/>
+                <w:szCs w:val="18"/>
+              </w:rPr>
+              <w:t xml:space="preserve">Data-table pattern recognition: by computing both the area ratio AND k² side-by-side in the same table, learners are guided to notice the numerical equivalence themselves rather than being told. The graph converts the pattern into a visual curve (parabola), reinforcing that the relationship is non-linear.</w:t>
+            </w:r>
+          </w:p>
+        </w:tc>
+        <w:tc>
+          <w:tcPr>
+            <w:tcW w:type="dxa" w:w="3040"/>
+            <w:shd w:fill="F2F2F2" w:color="auto" w:val="clear"/>
+            <w:tcMar>
+              <w:top w:type="dxa" w:w="60"/>
+              <w:left w:type="dxa" w:w="120"/>
+              <w:bottom w:type="dxa" w:w="60"/>
+              <w:right w:type="dxa" w:w="120"/>
+            </w:tcMar>
+            <w:vAlign w:val="top"/>
+          </w:tcPr>
+          <w:p>
+            <w:pPr>
+              <w:spacing w:after="40" w:before="0"/>
+              <w:jc w:val="left"/>
+            </w:pPr>
+            <w:r>
+              <w:rPr>
+                <w:rFonts w:ascii="Arial" w:cs="Arial" w:eastAsia="Arial" w:hAnsi="Arial"/>
+                <w:b w:val="false"/>
+                <w:bCs w:val="false"/>
+                <w:i w:val="false"/>
+                <w:iCs w:val="false"/>
+                <w:color w:val="000000"/>
+                <w:sz w:val="18"/>
+                <w:szCs w:val="18"/>
+              </w:rPr>
+              <w:t xml:space="preserve">Check recording tables for two indicators: (1) correct area computations (e.g., 2×2=4, 4×4=16, ratio=4=2²; 3×2=6, 6×4=24, ratio=4=2²); (2) the k² column matches the area ratio column in every row. Groups with mismatched columns have either a measurement error or an arithmetic error — redirect them to re-measure before moving on. If a group's graph shows a straight line rather than a curve, this is a red flag — prompt: 'What is the area ratio when k=1? When k=2? When k=3? Can a straight line pass through all three points?'</w:t>
+            </w:r>
+          </w:p>
+        </w:tc>
+      </w:tr>
+      <w:tr>
+        <w:tc>
+          <w:tcPr>
+            <w:tcW w:type="dxa" w:w="1520"/>
+            <w:shd w:fill="E2EFDA" w:color="auto" w:val="clear"/>
+            <w:tcMar>
+              <w:top w:type="dxa" w:w="60"/>
+              <w:left w:type="dxa" w:w="120"/>
+              <w:bottom w:type="dxa" w:w="60"/>
+              <w:right w:type="dxa" w:w="120"/>
+            </w:tcMar>
+            <w:vAlign w:val="top"/>
+          </w:tcPr>
+          <w:p>
+            <w:pPr>
+              <w:spacing w:after="40" w:before="0"/>
+              <w:jc w:val="left"/>
+            </w:pPr>
+            <w:r>
+              <w:rPr>
+                <w:rFonts w:ascii="Arial" w:cs="Arial" w:eastAsia="Arial" w:hAnsi="Arial"/>
+                <w:b/>
+                <w:bCs/>
+                <w:i w:val="false"/>
+                <w:iCs w:val="false"/>
+                <w:color w:val="000000"/>
+                <w:sz w:val="18"/>
+                <w:szCs w:val="18"/>
+              </w:rPr>
+              <w:t xml:space="preserve">Explain Phase</w:t>
+            </w:r>
+          </w:p>
+          <w:p>
+            <w:pPr>
+              <w:spacing w:after="20" w:before="0"/>
+            </w:pPr>
+            <w:r>
+              <w:rPr>
+                <w:rFonts w:ascii="Arial" w:cs="Arial" w:eastAsia="Arial" w:hAnsi="Arial"/>
+                <w:b/>
+                <w:bCs/>
+                <w:color w:val="1F3864"/>
+                <w:sz w:val="16"/>
+                <w:szCs w:val="16"/>
+              </w:rPr>
+              <w:t xml:space="preserve">📹 VIDEO:</w:t>
+            </w:r>
+          </w:p>
+          <w:p>
+            <w:pPr>
+              <w:spacing w:after="20" w:before="0"/>
+            </w:pPr>
+            <w:hyperlink w:history="1" r:id="rId1thm_xkuure3sa38j-1j0">
+              <w:r>
+                <w:rPr>
+                  <w:rFonts w:ascii="Arial" w:cs="Arial" w:eastAsia="Arial" w:hAnsi="Arial"/>
+                  <w:color w:val="2E75B6"/>
+                  <w:sz w:val="16"/>
+                  <w:szCs w:val="16"/>
+                  <w:u w:val="single" w:color="2E75B6"/>
+                </w:rPr>
+                <w:t xml:space="preserve">Making a scale drawing</w:t>
+              </w:r>
+            </w:hyperlink>
+          </w:p>
+          <w:p>
+            <w:pPr>
+              <w:spacing w:after="10" w:before="0"/>
+              <w:ind w:left="120"/>
+            </w:pPr>
+            <w:r>
+              <w:rPr>
+                <w:rFonts w:ascii="Arial" w:cs="Arial" w:eastAsia="Arial" w:hAnsi="Arial"/>
+                <w:color w:val="595959"/>
+                <w:sz w:val="14"/>
+                <w:szCs w:val="14"/>
+              </w:rPr>
+              <w:t xml:space="preserve">Source: Khan Academy (English - US curriculum)</w:t>
+            </w:r>
+          </w:p>
+          <w:p>
+            <w:pPr>
+              <w:spacing w:after="10" w:before="0"/>
+              <w:ind w:left="120"/>
+            </w:pPr>
+            <w:hyperlink w:history="1" r:id="rIdefpn00nltd2hn6gfhf9nv">
+              <w:r>
+                <w:rPr>
+                  <w:rFonts w:ascii="Arial" w:cs="Arial" w:eastAsia="Arial" w:hAnsi="Arial"/>
+                  <w:color w:val="595959"/>
+                  <w:sz w:val="14"/>
+                  <w:szCs w:val="14"/>
+                  <w:u w:val="single" w:color="595959"/>
+                </w:rPr>
+                <w:t xml:space="preserve">🔍 Search ARES for similar videos</w:t>
+              </w:r>
+            </w:hyperlink>
+          </w:p>
+          <w:p>
+            <w:pPr>
+              <w:spacing w:after="40" w:before="0"/>
+            </w:pPr>
+            <w:r>
+              <w:rPr>
+                <w:sz w:val="14"/>
+                <w:szCs w:val="14"/>
+              </w:rPr>
+              <w:t xml:space="preserve"/>
+            </w:r>
+          </w:p>
+          <w:p>
+            <w:pPr>
+              <w:spacing w:after="20" w:before="0"/>
+            </w:pPr>
+            <w:r>
+              <w:rPr>
+                <w:rFonts w:ascii="Arial" w:cs="Arial" w:eastAsia="Arial" w:hAnsi="Arial"/>
+                <w:b/>
+                <w:bCs/>
+                <w:color w:val="1F3864"/>
+                <w:sz w:val="16"/>
+                <w:szCs w:val="16"/>
+              </w:rPr>
+              <w:t xml:space="preserve">📖 EXERCISE:</w:t>
+            </w:r>
+          </w:p>
+          <w:p>
+            <w:pPr>
+              <w:spacing w:after="20" w:before="0"/>
+            </w:pPr>
+            <w:hyperlink w:history="1" r:id="rId8oqnesnx3snkfaw0tydpx">
               <w:r>
                 <w:rPr>
                   <w:rFonts w:ascii="Arial" w:cs="Arial" w:eastAsia="Arial" w:hAnsi="Arial"/>
@@ -12321,7 +12938,7 @@
               <w:spacing w:after="10" w:before="0"/>
               <w:ind w:left="120"/>
             </w:pPr>
-            <w:hyperlink w:history="1" r:id="rIdgf_7cvkjfgxke6umr_9ki">
+            <w:hyperlink w:history="1" r:id="rIdtzungjdeb6-8lwx9rqpx-">
               <w:r>
                 <w:rPr>
                   <w:rFonts w:ascii="Arial" w:cs="Arial" w:eastAsia="Arial" w:hAnsi="Arial"/>
@@ -12363,7 +12980,7 @@
                 <w:sz w:val="18"/>
                 <w:szCs w:val="18"/>
               </w:rPr>
-              <w:t xml:space="preserve">Each learner receives a half-sheet showing a small rectangle labelled 'Original' (4 cm × 3 cm) and is told its image has been enlarged with k = 3. Without measuring or calculating, learners individually write two predictions on a sticky note: (1) What are the dimensions of the image? (2) How many times bigger is the area of the image compared to the original? Learners stick their predictions on a class 'Prediction Wall' drawn on the chalkboard under two columns: 'Dimensions ×3' and 'Area ×?'.</w:t>
+              <w:t xml:space="preserve">The class reconvenes. Learners first revisit their sticky-note predictions on the Prediction Wall and individually mark their prediction as correct or incorrect. The teacher facilitates a whole-class discussion to formalise the rule: Area Scale Factor = k². Learners then apply the rule directly to the anchoring phenomenon: given that the medium uji cup has k = 2 relative to the small cup, they calculate the expected cross-sectional area ratio (k² = 4) and confirm it matches the observed '4 small cups to fill the cross-section.' They repeat for the large cup (k = 3, k² = 9). Finally, each learner completes three 'Apply It' problems in their exercise books: (A) A square shamba in Kericho has side 10 m; its image on a map has linear scale factor k = 5 — find the area of the image shamba. (B) A rectangular billboard in Nairobi is similar to a small poster; the billboard is k = 4 times taller — how many times more paint does the billboard need? (C) Two similar triangular road signs — the larger has k = 3 relative to the smaller; the smaller has area 150 cm² — find the area of the larger sign.</w:t>
             </w:r>
           </w:p>
         </w:tc>
@@ -12395,7 +13012,7 @@
                 <w:sz w:val="18"/>
                 <w:szCs w:val="18"/>
               </w:rPr>
-              <w:t xml:space="preserve">Distribute the half-sheets face-down. Say: 'Before you turn the sheet over, I want you to think only about what you already know from our last three lessons. We found that linear scale factor k tells us how many times each LENGTH grows. Now here is the big question — does AREA also grow by the same factor?' Allow 10 seconds of silent thinking (WAIT TIME). Then say: 'Turn your sheet over. Write your two predictions on the sticky note. You have 3 minutes — this is individual thinking time, no discussing yet.' After 3 minutes, cold-call 5 learners (mix of confident and hesitant) to read their area predictions aloud. Record the spread of responses on the board (common answers will be ×3, ×6, ×9). Do NOT correct yet. Say: 'We have three different predictions. By the end of today's lesson, you will know with certainty which is right — and more importantly, WHY.'</w:t>
+              <w:t xml:space="preserve">Open by returning to the Prediction Wall: 'Look at your sticky note. Now that you have the data, who predicted ×9 for k = 3? Who predicted ×3? Let us understand WHY ×3 is wrong.' Draw a 1×1 square on the board. Say: 'If I scale every side by k = 3, I get a 3×3 square. The area was 1. The new area is 9. The area grew by 3 × 3 = k × k = k².' Pause 10 seconds WAIT TIME. Ask: 'Why can we NOT just multiply the area by k?' Cold-call 4 learners. Guide to the explanation: 'Because area has TWO dimensions — length AND width — and BOTH scale by k, so the total scaling is k × k.' Then say: 'Now let us go back to our uji cups. The medium cup has k = 2. What does our formula predict for the cross-sectional area ratio?' WAIT 10 seconds. Cold-call 3 learners. Write on the board: k² = 2² = 4. Say: 'Does this match what we measured in Lesson 1? Yes — we needed 4 small cups!' Repeat for k = 3 (large cup). For the Apply It problems, give 8 minutes individual silent work, then cold-call one learner per problem to present their solution step-by-step at the board. Correct misconceptions immediately.</w:t>
             </w:r>
           </w:p>
         </w:tc>
@@ -12427,7 +13044,7 @@
                 <w:sz w:val="18"/>
                 <w:szCs w:val="18"/>
               </w:rPr>
-              <w:t xml:space="preserve">Elicit-and-record prediction: surfacing prior conceptions before instruction creates cognitive dissonance that motivates the investigation. Recording the spread of predictions publicly gives every learner a personal stake in the outcome.</w:t>
+              <w:t xml:space="preserve">Claim-Evidence-Reasoning (CER): learners make a claim (area scales by k²), cite evidence (their data table), and reason through the mechanism (two-dimensional scaling). Connecting the formula to the phenomenon closes the explanatory loop and deepens retention.</w:t>
             </w:r>
           </w:p>
         </w:tc>
@@ -12459,7 +13076,7 @@
                 <w:sz w:val="18"/>
                 <w:szCs w:val="18"/>
               </w:rPr>
-              <w:t xml:space="preserve">Scan the sticky-note predictions. If more than 60% of learners predict ×3 (the most common misconception — assuming area scales linearly), note this and plan to return to it explicitly during the Explain phase. If most predict ×9, proceed but still require them to prove it empirically.</w:t>
+              <w:t xml:space="preserve">During Apply It, circulate and check exercise books. Look for: (A) correct answer 2500 m² (10×5=50m, 50²=2500 — note: this tests whether learners incorrectly apply k² to the side length rather than directly; the correct method is original area × k² = 100 × 25 = 2500 m²); (B) 16 times more paint (k²=16); (C) 150 × 9 = 1350 cm². A learner who gets 150 × 3 = 450 cm² for (C) is still applying the linear scale factor to area — intervene with a targeted re-explanation using the 1×1 square diagram.</w:t>
             </w:r>
           </w:p>
         </w:tc>
@@ -12468,32 +13085,32 @@
         <w:tc>
           <w:tcPr>
             <w:tcW w:type="dxa" w:w="1520"/>
-            <w:shd w:fill="D9EEF1" w:color="auto" w:val="clear"/>
-            <w:tcMar>
-              <w:top w:type="dxa" w:w="60"/>
-              <w:left w:type="dxa" w:w="120"/>
-              <w:bottom w:type="dxa" w:w="60"/>
-              <w:right w:type="dxa" w:w="120"/>
-            </w:tcMar>
-            <w:vAlign w:val="top"/>
-          </w:tcPr>
-          <w:p>
-            <w:pPr>
-              <w:spacing w:after="40" w:before="0"/>
-              <w:jc w:val="left"/>
-            </w:pPr>
-            <w:r>
-              <w:rPr>
-                <w:rFonts w:ascii="Arial" w:cs="Arial" w:eastAsia="Arial" w:hAnsi="Arial"/>
-                <w:b/>
-                <w:bCs/>
-                <w:i w:val="false"/>
-                <w:iCs w:val="false"/>
-                <w:color w:val="000000"/>
-                <w:sz w:val="18"/>
-                <w:szCs w:val="18"/>
-              </w:rPr>
-              <w:t xml:space="preserve">Observe Phase</w:t>
+            <w:shd w:fill="FCE4D6" w:color="auto" w:val="clear"/>
+            <w:tcMar>
+              <w:top w:type="dxa" w:w="60"/>
+              <w:left w:type="dxa" w:w="120"/>
+              <w:bottom w:type="dxa" w:w="60"/>
+              <w:right w:type="dxa" w:w="120"/>
+            </w:tcMar>
+            <w:vAlign w:val="top"/>
+          </w:tcPr>
+          <w:p>
+            <w:pPr>
+              <w:spacing w:after="40" w:before="0"/>
+              <w:jc w:val="left"/>
+            </w:pPr>
+            <w:r>
+              <w:rPr>
+                <w:rFonts w:ascii="Arial" w:cs="Arial" w:eastAsia="Arial" w:hAnsi="Arial"/>
+                <w:b/>
+                <w:bCs/>
+                <w:i w:val="false"/>
+                <w:iCs w:val="false"/>
+                <w:color w:val="000000"/>
+                <w:sz w:val="18"/>
+                <w:szCs w:val="18"/>
+              </w:rPr>
+              <w:t xml:space="preserve">Driving Question Board (DQB) Creation</w:t>
             </w:r>
           </w:p>
           <w:p>
@@ -12516,7 +13133,7 @@
             <w:pPr>
               <w:spacing w:after="20" w:before="0"/>
             </w:pPr>
-            <w:hyperlink w:history="1" r:id="rIdxb8zat8xhatgmlhu0bg0f">
+            <w:hyperlink w:history="1" r:id="rIdldtxhzmxwamkdyegbzoyx">
               <w:r>
                 <w:rPr>
                   <w:rFonts w:ascii="Arial" w:cs="Arial" w:eastAsia="Arial" w:hAnsi="Arial"/>
@@ -12525,7 +13142,7 @@
                   <w:szCs w:val="16"/>
                   <w:u w:val="single" w:color="2E75B6"/>
                 </w:rPr>
-                <w:t xml:space="preserve">Making a scale drawing</w:t>
+                <w:t xml:space="preserve">Measuring rectangles with different unit squares</w:t>
               </w:r>
             </w:hyperlink>
           </w:p>
@@ -12549,7 +13166,7 @@
               <w:spacing w:after="10" w:before="0"/>
               <w:ind w:left="120"/>
             </w:pPr>
-            <w:hyperlink w:history="1" r:id="rIdf13bl8fetjval8_mfm9su">
+            <w:hyperlink w:history="1" r:id="rIdzfrcstadyddxize-n-p8r">
               <w:r>
                 <w:rPr>
                   <w:rFonts w:ascii="Arial" w:cs="Arial" w:eastAsia="Arial" w:hAnsi="Arial"/>
@@ -12594,7 +13211,7 @@
             <w:pPr>
               <w:spacing w:after="20" w:before="0"/>
             </w:pPr>
-            <w:hyperlink w:history="1" r:id="rIdizelzm1q89mq0-da9yfj_">
+            <w:hyperlink w:history="1" r:id="rIdlecg6xonaruh-cpfckkde">
               <w:r>
                 <w:rPr>
                   <w:rFonts w:ascii="Arial" w:cs="Arial" w:eastAsia="Arial" w:hAnsi="Arial"/>
@@ -12603,7 +13220,7 @@
                   <w:szCs w:val="16"/>
                   <w:u w:val="single" w:color="2E75B6"/>
                 </w:rPr>
-                <w:t xml:space="preserve">Prove triangle similarity</w:t>
+                <w:t xml:space="preserve">Similarity &amp; transformations</w:t>
               </w:r>
             </w:hyperlink>
           </w:p>
@@ -12627,7 +13244,7 @@
               <w:spacing w:after="10" w:before="0"/>
               <w:ind w:left="120"/>
             </w:pPr>
-            <w:hyperlink w:history="1" r:id="rIdpxzgu0pbucyhnzvkeumb_">
+            <w:hyperlink w:history="1" r:id="rIdjdsnrb6xdh7kbcdpzkobo">
               <w:r>
                 <w:rPr>
                   <w:rFonts w:ascii="Arial" w:cs="Arial" w:eastAsia="Arial" w:hAnsi="Arial"/>
@@ -12669,7 +13286,7 @@
                 <w:sz w:val="18"/>
                 <w:szCs w:val="18"/>
               </w:rPr>
-              <w:t xml:space="preserve">Groups of 4 receive an envelope containing sets of pre-cut similar figures: Set A — three squares with sides 2 cm, 4 cm, and 6 cm (k = 2 and k = 3 relative to the smallest); Set B — three rectangles with dimensions 3 cm × 2 cm, 6 cm × 4 cm, and 9 cm × 6 cm. Each group also receives a blank recording table with columns: Figure | Length (cm) | Width (cm) | Area (cm²) | Ratio of Areas (Image:Original) | k | k². Learners measure all dimensions with rulers, compute all areas, fill in the table, and compute the ratios. They then add a k = 4 row by drawing (on squared paper) a 4th rectangle scaled by k = 4 from the original 3 cm × 2 cm rectangle, measure it, and complete the row. After completing the table, each group plots 'k' on the x-axis and 'Area Ratio' on the y-axis on a provided grid and connects the points.</w:t>
+              <w:t xml:space="preserve">The class gathers around the shared DQB (a large poster or section of the chalkboard). The DQB currently shows the driving question at the top, the uji cups phenomenon diagram, the linear scale factor definition from Lesson 2, and the centre-of-enlargement construction from Lesson 3. Each group writes one new 'We now know…' statement on a coloured card (green) and sticks it onto the DQB in the 'Area' section. They also write one remaining 'We still wonder…' question on an orange card — typically these will anticipate volume (e.g., 'If area scales by k², does volume scale by k³?'). The teacher adds a large annotated arrow on the DQB connecting the k (linear) node to the new k² (area) node, labelled 'Lesson 4: Area Scale Factor.'</w:t>
             </w:r>
           </w:p>
         </w:tc>
@@ -12701,7 +13318,7 @@
                 <w:sz w:val="18"/>
                 <w:szCs w:val="18"/>
               </w:rPr>
-              <w:t xml:space="preserve">Distribute envelopes and recording sheets. Say: 'Your job right now is to be measurement scientists — like surveyors mapping plots of land in the Rift Valley. Measure carefully to the nearest millimetre, calculate the areas, and fill in every cell of your table. Do not skip the k² column — compute it even if you do not yet know why it is there.' Circulate continuously. At the 8-minute mark, cold-call one group: 'Group 3, what area did you get for the 4 cm × 4 cm square?' Confirm or prompt correction. At the 14-minute mark, pause the class: 'Raise your hand if your Area Ratio for k = 2 is 4.' Count hands aloud. 'Raise your hand if your Area Ratio for k = 3 is 9.' Count hands. Say: 'Look at your k² column. What do you notice?' Allow 15 seconds WAIT TIME. Cold-call 3 groups to share their observation. For the k = 4 extension row, circulate and check that learners are drawing the rectangle accurately on squared paper (12 cm × 8 cm) before they measure.</w:t>
+              <w:t xml:space="preserve">Say: 'Take 3 minutes in your groups to agree on ONE thing you now know — write it on the green card — and ONE thing you still wonder — write it on the orange card. Use mathematics, not just words.' After 3 minutes, invite each group to place their cards. Read 2–3 orange 'wonder' cards aloud. Say: 'Look at these questions about volume. We have solved the cross-section mystery today. Next lesson we will investigate whether the volume mystery — why 9 small cups fill the large uji cup — follows the same kind of rule.' Draw the arrow on the DQB explicitly and label it. End by re-reading the driving question aloud: 'Why does doubling the size of a container make it hold eight times as much? We have now explained part of this — the area part. The volume part is coming.'</w:t>
             </w:r>
           </w:p>
         </w:tc>
@@ -12733,7 +13350,7 @@
                 <w:sz w:val="18"/>
                 <w:szCs w:val="18"/>
               </w:rPr>
-              <w:t xml:space="preserve">Data-table pattern recognition: by computing both the area ratio AND k² side-by-side in the same table, learners are guided to notice the numerical equivalence themselves rather than being told. The graph converts the pattern into a visual curve (parabola), reinforcing that the relationship is non-linear.</w:t>
+              <w:t xml:space="preserve">Public knowledge-building on the DQB: making the class's growing understanding visible and cumulative reinforces metacognition — learners see their own intellectual progress — and sets up productive anticipation for the next lesson.</w:t>
             </w:r>
           </w:p>
         </w:tc>
@@ -12765,7 +13382,7 @@
                 <w:sz w:val="18"/>
                 <w:szCs w:val="18"/>
               </w:rPr>
-              <w:t xml:space="preserve">Check recording tables for two indicators: (1) correct area computations (e.g., 2×2=4, 4×4=16, ratio=4=2²; 3×2=6, 6×4=24, ratio=4=2²); (2) the k² column matches the area ratio column in every row. Groups with mismatched columns have either a measurement error or an arithmetic error — redirect them to re-measure before moving on. If a group's graph shows a straight line rather than a curve, this is a red flag — prompt: 'What is the area ratio when k=1? When k=2? When k=3? Can a straight line pass through all three points?'</w:t>
+              <w:t xml:space="preserve">Read the green 'We now know' cards to check for accurate use of the k² formula. A card that says only 'area gets bigger' without referencing k² indicates incomplete understanding. A card that says 'area scale factor = k² because both length and width are multiplied by k' indicates strong understanding. Count the ratio of precise to vague cards as a class-level comprehension indicator.</w:t>
             </w:r>
           </w:p>
         </w:tc>
@@ -12774,32 +13391,32 @@
         <w:tc>
           <w:tcPr>
             <w:tcW w:type="dxa" w:w="1520"/>
-            <w:shd w:fill="E2EFDA" w:color="auto" w:val="clear"/>
-            <w:tcMar>
-              <w:top w:type="dxa" w:w="60"/>
-              <w:left w:type="dxa" w:w="120"/>
-              <w:bottom w:type="dxa" w:w="60"/>
-              <w:right w:type="dxa" w:w="120"/>
-            </w:tcMar>
-            <w:vAlign w:val="top"/>
-          </w:tcPr>
-          <w:p>
-            <w:pPr>
-              <w:spacing w:after="40" w:before="0"/>
-              <w:jc w:val="left"/>
-            </w:pPr>
-            <w:r>
-              <w:rPr>
-                <w:rFonts w:ascii="Arial" w:cs="Arial" w:eastAsia="Arial" w:hAnsi="Arial"/>
-                <w:b/>
-                <w:bCs/>
-                <w:i w:val="false"/>
-                <w:iCs w:val="false"/>
-                <w:color w:val="000000"/>
-                <w:sz w:val="18"/>
-                <w:szCs w:val="18"/>
-              </w:rPr>
-              <w:t xml:space="preserve">Explain Phase</w:t>
+            <w:shd w:fill="D5E8F0" w:color="auto" w:val="clear"/>
+            <w:tcMar>
+              <w:top w:type="dxa" w:w="60"/>
+              <w:left w:type="dxa" w:w="120"/>
+              <w:bottom w:type="dxa" w:w="60"/>
+              <w:right w:type="dxa" w:w="120"/>
+            </w:tcMar>
+            <w:vAlign w:val="top"/>
+          </w:tcPr>
+          <w:p>
+            <w:pPr>
+              <w:spacing w:after="40" w:before="0"/>
+              <w:jc w:val="left"/>
+            </w:pPr>
+            <w:r>
+              <w:rPr>
+                <w:rFonts w:ascii="Arial" w:cs="Arial" w:eastAsia="Arial" w:hAnsi="Arial"/>
+                <w:b/>
+                <w:bCs/>
+                <w:i w:val="false"/>
+                <w:iCs w:val="false"/>
+                <w:color w:val="000000"/>
+                <w:sz w:val="18"/>
+                <w:szCs w:val="18"/>
+              </w:rPr>
+              <w:t xml:space="preserve">Model Building Phase</w:t>
             </w:r>
           </w:p>
           <w:p>
@@ -12822,7 +13439,7 @@
             <w:pPr>
               <w:spacing w:after="20" w:before="0"/>
             </w:pPr>
-            <w:hyperlink w:history="1" r:id="rIdcmprvsbgir55wiupuf8ec">
+            <w:hyperlink w:history="1" r:id="rIdmjv8aekitihvk3ccvtwza">
               <w:r>
                 <w:rPr>
                   <w:rFonts w:ascii="Arial" w:cs="Arial" w:eastAsia="Arial" w:hAnsi="Arial"/>
@@ -12831,7 +13448,7 @@
                   <w:szCs w:val="16"/>
                   <w:u w:val="single" w:color="2E75B6"/>
                 </w:rPr>
-                <w:t xml:space="preserve">Measuring rectangles with different unit squares</w:t>
+                <w:t xml:space="preserve">Volume with cross sections: squares and rectangles (no graph)</w:t>
               </w:r>
             </w:hyperlink>
           </w:p>
@@ -12855,7 +13472,7 @@
               <w:spacing w:after="10" w:before="0"/>
               <w:ind w:left="120"/>
             </w:pPr>
-            <w:hyperlink w:history="1" r:id="rIduaiv0dbma_vuk4kmrkfco">
+            <w:hyperlink w:history="1" r:id="rIdhya_mgrkoqm8rcjnbllfc">
               <w:r>
                 <w:rPr>
                   <w:rFonts w:ascii="Arial" w:cs="Arial" w:eastAsia="Arial" w:hAnsi="Arial"/>
@@ -12893,14 +13510,14 @@
                 <w:sz w:val="16"/>
                 <w:szCs w:val="16"/>
               </w:rPr>
-              <w:t xml:space="preserve">📖 HTML:</w:t>
+              <w:t xml:space="preserve">📖 EXERCISE:</w:t>
             </w:r>
           </w:p>
           <w:p>
             <w:pPr>
               <w:spacing w:after="20" w:before="0"/>
             </w:pPr>
-            <w:hyperlink w:history="1" r:id="rIdc4k7mfj8iht1ulg5ammst">
+            <w:hyperlink w:history="1" r:id="rIdu8kcq1gfamju5tguu65ro">
               <w:r>
                 <w:rPr>
                   <w:rFonts w:ascii="Arial" w:cs="Arial" w:eastAsia="Arial" w:hAnsi="Arial"/>
@@ -12909,7 +13526,7 @@
                   <w:szCs w:val="16"/>
                   <w:u w:val="single" w:color="2E75B6"/>
                 </w:rPr>
-                <w:t xml:space="preserve">Corresponding Parts of Similar Figures (Flexbook)</w:t>
+                <w:t xml:space="preserve">Dilations: scale factor</w:t>
               </w:r>
             </w:hyperlink>
           </w:p>
@@ -12925,7 +13542,7 @@
                 <w:sz w:val="14"/>
                 <w:szCs w:val="14"/>
               </w:rPr>
-              <w:t xml:space="preserve">Source: CK-12</w:t>
+              <w:t xml:space="preserve">Source: Khan Academy (English - US curriculum)</w:t>
             </w:r>
           </w:p>
           <w:p>
@@ -12933,619 +13550,7 @@
               <w:spacing w:after="10" w:before="0"/>
               <w:ind w:left="120"/>
             </w:pPr>
-            <w:hyperlink w:history="1" r:id="rIdzlmbhvza75il3oww8ugba">
-              <w:r>
-                <w:rPr>
-                  <w:rFonts w:ascii="Arial" w:cs="Arial" w:eastAsia="Arial" w:hAnsi="Arial"/>
-                  <w:color w:val="595959"/>
-                  <w:sz w:val="14"/>
-                  <w:szCs w:val="14"/>
-                  <w:u w:val="single" w:color="595959"/>
-                </w:rPr>
-                <w:t xml:space="preserve">🔍 Search ARES for similar readings</w:t>
-              </w:r>
-            </w:hyperlink>
-          </w:p>
-        </w:tc>
-        <w:tc>
-          <w:tcPr>
-            <w:tcW w:type="dxa" w:w="3040"/>
-            <w:shd w:fill="FFFFFF" w:color="auto" w:val="clear"/>
-            <w:tcMar>
-              <w:top w:type="dxa" w:w="60"/>
-              <w:left w:type="dxa" w:w="120"/>
-              <w:bottom w:type="dxa" w:w="60"/>
-              <w:right w:type="dxa" w:w="120"/>
-            </w:tcMar>
-            <w:vAlign w:val="top"/>
-          </w:tcPr>
-          <w:p>
-            <w:pPr>
-              <w:spacing w:after="40" w:before="0"/>
-              <w:jc w:val="left"/>
-            </w:pPr>
-            <w:r>
-              <w:rPr>
-                <w:rFonts w:ascii="Arial" w:cs="Arial" w:eastAsia="Arial" w:hAnsi="Arial"/>
-                <w:b w:val="false"/>
-                <w:bCs w:val="false"/>
-                <w:i w:val="false"/>
-                <w:iCs w:val="false"/>
-                <w:color w:val="000000"/>
-                <w:sz w:val="18"/>
-                <w:szCs w:val="18"/>
-              </w:rPr>
-              <w:t xml:space="preserve">The class reconvenes. Learners first revisit their sticky-note predictions on the Prediction Wall and individually mark their prediction as correct or incorrect. The teacher facilitates a whole-class discussion to formalise the rule: Area Scale Factor = k². Learners then apply the rule directly to the anchoring phenomenon: given that the medium uji cup has k = 2 relative to the small cup, they calculate the expected cross-sectional area ratio (k² = 4) and confirm it matches the observed '4 small cups to fill the cross-section.' They repeat for the large cup (k = 3, k² = 9). Finally, each learner completes three 'Apply It' problems in their exercise books: (A) A square shamba in Kericho has side 10 m; its image on a map has linear scale factor k = 5 — find the area of the image shamba. (B) A rectangular billboard in Nairobi is similar to a small poster; the billboard is k = 4 times taller — how many times more paint does the billboard need? (C) Two similar triangular road signs — the larger has k = 3 relative to the smaller; the smaller has area 150 cm² — find the area of the larger sign.</w:t>
-            </w:r>
-          </w:p>
-        </w:tc>
-        <w:tc>
-          <w:tcPr>
-            <w:tcW w:type="dxa" w:w="3040"/>
-            <w:shd w:fill="F2F2F2" w:color="auto" w:val="clear"/>
-            <w:tcMar>
-              <w:top w:type="dxa" w:w="60"/>
-              <w:left w:type="dxa" w:w="120"/>
-              <w:bottom w:type="dxa" w:w="60"/>
-              <w:right w:type="dxa" w:w="120"/>
-            </w:tcMar>
-            <w:vAlign w:val="top"/>
-          </w:tcPr>
-          <w:p>
-            <w:pPr>
-              <w:spacing w:after="40" w:before="0"/>
-              <w:jc w:val="left"/>
-            </w:pPr>
-            <w:r>
-              <w:rPr>
-                <w:rFonts w:ascii="Arial" w:cs="Arial" w:eastAsia="Arial" w:hAnsi="Arial"/>
-                <w:b w:val="false"/>
-                <w:bCs w:val="false"/>
-                <w:i w:val="false"/>
-                <w:iCs w:val="false"/>
-                <w:color w:val="000000"/>
-                <w:sz w:val="18"/>
-                <w:szCs w:val="18"/>
-              </w:rPr>
-              <w:t xml:space="preserve">Open by returning to the Prediction Wall: 'Look at your sticky note. Now that you have the data, who predicted ×9 for k = 3? Who predicted ×3? Let us understand WHY ×3 is wrong.' Draw a 1×1 square on the board. Say: 'If I scale every side by k = 3, I get a 3×3 square. The area was 1. The new area is 9. The area grew by 3 × 3 = k × k = k².' Pause 10 seconds WAIT TIME. Ask: 'Why can we NOT just multiply the area by k?' Cold-call 4 learners. Guide to the explanation: 'Because area has TWO dimensions — length AND width — and BOTH scale by k, so the total scaling is k × k.' Then say: 'Now let us go back to our uji cups. The medium cup has k = 2. What does our formula predict for the cross-sectional area ratio?' WAIT 10 seconds. Cold-call 3 learners. Write on the board: k² = 2² = 4. Say: 'Does this match what we measured in Lesson 1? Yes — we needed 4 small cups!' Repeat for k = 3 (large cup). For the Apply It problems, give 8 minutes individual silent work, then cold-call one learner per problem to present their solution step-by-step at the board. Correct misconceptions immediately.</w:t>
-            </w:r>
-          </w:p>
-        </w:tc>
-        <w:tc>
-          <w:tcPr>
-            <w:tcW w:type="dxa" w:w="3040"/>
-            <w:shd w:fill="FFFFFF" w:color="auto" w:val="clear"/>
-            <w:tcMar>
-              <w:top w:type="dxa" w:w="60"/>
-              <w:left w:type="dxa" w:w="120"/>
-              <w:bottom w:type="dxa" w:w="60"/>
-              <w:right w:type="dxa" w:w="120"/>
-            </w:tcMar>
-            <w:vAlign w:val="top"/>
-          </w:tcPr>
-          <w:p>
-            <w:pPr>
-              <w:spacing w:after="40" w:before="0"/>
-              <w:jc w:val="left"/>
-            </w:pPr>
-            <w:r>
-              <w:rPr>
-                <w:rFonts w:ascii="Arial" w:cs="Arial" w:eastAsia="Arial" w:hAnsi="Arial"/>
-                <w:b w:val="false"/>
-                <w:bCs w:val="false"/>
-                <w:i w:val="false"/>
-                <w:iCs w:val="false"/>
-                <w:color w:val="000000"/>
-                <w:sz w:val="18"/>
-                <w:szCs w:val="18"/>
-              </w:rPr>
-              <w:t xml:space="preserve">Claim-Evidence-Reasoning (CER): learners make a claim (area scales by k²), cite evidence (their data table), and reason through the mechanism (two-dimensional scaling). Connecting the formula to the phenomenon closes the explanatory loop and deepens retention.</w:t>
-            </w:r>
-          </w:p>
-        </w:tc>
-        <w:tc>
-          <w:tcPr>
-            <w:tcW w:type="dxa" w:w="3040"/>
-            <w:shd w:fill="F2F2F2" w:color="auto" w:val="clear"/>
-            <w:tcMar>
-              <w:top w:type="dxa" w:w="60"/>
-              <w:left w:type="dxa" w:w="120"/>
-              <w:bottom w:type="dxa" w:w="60"/>
-              <w:right w:type="dxa" w:w="120"/>
-            </w:tcMar>
-            <w:vAlign w:val="top"/>
-          </w:tcPr>
-          <w:p>
-            <w:pPr>
-              <w:spacing w:after="40" w:before="0"/>
-              <w:jc w:val="left"/>
-            </w:pPr>
-            <w:r>
-              <w:rPr>
-                <w:rFonts w:ascii="Arial" w:cs="Arial" w:eastAsia="Arial" w:hAnsi="Arial"/>
-                <w:b w:val="false"/>
-                <w:bCs w:val="false"/>
-                <w:i w:val="false"/>
-                <w:iCs w:val="false"/>
-                <w:color w:val="000000"/>
-                <w:sz w:val="18"/>
-                <w:szCs w:val="18"/>
-              </w:rPr>
-              <w:t xml:space="preserve">During Apply It, circulate and check exercise books. Look for: (A) correct answer 2500 m² (10×5=50m, 50²=2500 — note: this tests whether learners incorrectly apply k² to the side length rather than directly; the correct method is original area × k² = 100 × 25 = 2500 m²); (B) 16 times more paint (k²=16); (C) 150 × 9 = 1350 cm². A learner who gets 150 × 3 = 450 cm² for (C) is still applying the linear scale factor to area — intervene with a targeted re-explanation using the 1×1 square diagram.</w:t>
-            </w:r>
-          </w:p>
-        </w:tc>
-      </w:tr>
-      <w:tr>
-        <w:tc>
-          <w:tcPr>
-            <w:tcW w:type="dxa" w:w="1520"/>
-            <w:shd w:fill="FCE4D6" w:color="auto" w:val="clear"/>
-            <w:tcMar>
-              <w:top w:type="dxa" w:w="60"/>
-              <w:left w:type="dxa" w:w="120"/>
-              <w:bottom w:type="dxa" w:w="60"/>
-              <w:right w:type="dxa" w:w="120"/>
-            </w:tcMar>
-            <w:vAlign w:val="top"/>
-          </w:tcPr>
-          <w:p>
-            <w:pPr>
-              <w:spacing w:after="40" w:before="0"/>
-              <w:jc w:val="left"/>
-            </w:pPr>
-            <w:r>
-              <w:rPr>
-                <w:rFonts w:ascii="Arial" w:cs="Arial" w:eastAsia="Arial" w:hAnsi="Arial"/>
-                <w:b/>
-                <w:bCs/>
-                <w:i w:val="false"/>
-                <w:iCs w:val="false"/>
-                <w:color w:val="000000"/>
-                <w:sz w:val="18"/>
-                <w:szCs w:val="18"/>
-              </w:rPr>
-              <w:t xml:space="preserve">Driving Question Board (DQB) Creation</w:t>
-            </w:r>
-          </w:p>
-          <w:p>
-            <w:pPr>
-              <w:spacing w:after="20" w:before="0"/>
-            </w:pPr>
-            <w:r>
-              <w:rPr>
-                <w:rFonts w:ascii="Arial" w:cs="Arial" w:eastAsia="Arial" w:hAnsi="Arial"/>
-                <w:b/>
-                <w:bCs/>
-                <w:color w:val="1F3864"/>
-                <w:sz w:val="16"/>
-                <w:szCs w:val="16"/>
-              </w:rPr>
-              <w:t xml:space="preserve">📹 VIDEO:</w:t>
-            </w:r>
-          </w:p>
-          <w:p>
-            <w:pPr>
-              <w:spacing w:after="20" w:before="0"/>
-            </w:pPr>
-            <w:hyperlink w:history="1" r:id="rIdjaoxtwfi-xkmi0j-h6m-z">
-              <w:r>
-                <w:rPr>
-                  <w:rFonts w:ascii="Arial" w:cs="Arial" w:eastAsia="Arial" w:hAnsi="Arial"/>
-                  <w:color w:val="2E75B6"/>
-                  <w:sz w:val="16"/>
-                  <w:szCs w:val="16"/>
-                  <w:u w:val="single" w:color="2E75B6"/>
-                </w:rPr>
-                <w:t xml:space="preserve">Volume with cross sections: squares and rectangles (no graph)</w:t>
-              </w:r>
-            </w:hyperlink>
-          </w:p>
-          <w:p>
-            <w:pPr>
-              <w:spacing w:after="10" w:before="0"/>
-              <w:ind w:left="120"/>
-            </w:pPr>
-            <w:r>
-              <w:rPr>
-                <w:rFonts w:ascii="Arial" w:cs="Arial" w:eastAsia="Arial" w:hAnsi="Arial"/>
-                <w:color w:val="595959"/>
-                <w:sz w:val="14"/>
-                <w:szCs w:val="14"/>
-              </w:rPr>
-              <w:t xml:space="preserve">Source: Khan Academy (English - US curriculum)</w:t>
-            </w:r>
-          </w:p>
-          <w:p>
-            <w:pPr>
-              <w:spacing w:after="10" w:before="0"/>
-              <w:ind w:left="120"/>
-            </w:pPr>
-            <w:hyperlink w:history="1" r:id="rId00cbejwqcvnlmxgtnypl9">
-              <w:r>
-                <w:rPr>
-                  <w:rFonts w:ascii="Arial" w:cs="Arial" w:eastAsia="Arial" w:hAnsi="Arial"/>
-                  <w:color w:val="595959"/>
-                  <w:sz w:val="14"/>
-                  <w:szCs w:val="14"/>
-                  <w:u w:val="single" w:color="595959"/>
-                </w:rPr>
-                <w:t xml:space="preserve">🔍 Search ARES for similar videos</w:t>
-              </w:r>
-            </w:hyperlink>
-          </w:p>
-          <w:p>
-            <w:pPr>
-              <w:spacing w:after="40" w:before="0"/>
-            </w:pPr>
-            <w:r>
-              <w:rPr>
-                <w:sz w:val="14"/>
-                <w:szCs w:val="14"/>
-              </w:rPr>
-              <w:t xml:space="preserve"/>
-            </w:r>
-          </w:p>
-          <w:p>
-            <w:pPr>
-              <w:spacing w:after="20" w:before="0"/>
-            </w:pPr>
-            <w:r>
-              <w:rPr>
-                <w:rFonts w:ascii="Arial" w:cs="Arial" w:eastAsia="Arial" w:hAnsi="Arial"/>
-                <w:b/>
-                <w:bCs/>
-                <w:color w:val="1F3864"/>
-                <w:sz w:val="16"/>
-                <w:szCs w:val="16"/>
-              </w:rPr>
-              <w:t xml:space="preserve">📖 EXERCISE:</w:t>
-            </w:r>
-          </w:p>
-          <w:p>
-            <w:pPr>
-              <w:spacing w:after="20" w:before="0"/>
-            </w:pPr>
-            <w:hyperlink w:history="1" r:id="rId8aerxalapcrkmujcznklm">
-              <w:r>
-                <w:rPr>
-                  <w:rFonts w:ascii="Arial" w:cs="Arial" w:eastAsia="Arial" w:hAnsi="Arial"/>
-                  <w:color w:val="2E75B6"/>
-                  <w:sz w:val="16"/>
-                  <w:szCs w:val="16"/>
-                  <w:u w:val="single" w:color="2E75B6"/>
-                </w:rPr>
-                <w:t xml:space="preserve">Corresponding Parts of Similar Figures Practice</w:t>
-              </w:r>
-            </w:hyperlink>
-          </w:p>
-          <w:p>
-            <w:pPr>
-              <w:spacing w:after="10" w:before="0"/>
-              <w:ind w:left="120"/>
-            </w:pPr>
-            <w:r>
-              <w:rPr>
-                <w:rFonts w:ascii="Arial" w:cs="Arial" w:eastAsia="Arial" w:hAnsi="Arial"/>
-                <w:color w:val="595959"/>
-                <w:sz w:val="14"/>
-                <w:szCs w:val="14"/>
-              </w:rPr>
-              <w:t xml:space="preserve">Source: CK-12</w:t>
-            </w:r>
-          </w:p>
-          <w:p>
-            <w:pPr>
-              <w:spacing w:after="10" w:before="0"/>
-              <w:ind w:left="120"/>
-            </w:pPr>
-            <w:hyperlink w:history="1" r:id="rIds7bqlj2epcbn6cucbb0f1">
-              <w:r>
-                <w:rPr>
-                  <w:rFonts w:ascii="Arial" w:cs="Arial" w:eastAsia="Arial" w:hAnsi="Arial"/>
-                  <w:color w:val="595959"/>
-                  <w:sz w:val="14"/>
-                  <w:szCs w:val="14"/>
-                  <w:u w:val="single" w:color="595959"/>
-                </w:rPr>
-                <w:t xml:space="preserve">🔍 Search ARES for similar readings</w:t>
-              </w:r>
-            </w:hyperlink>
-          </w:p>
-        </w:tc>
-        <w:tc>
-          <w:tcPr>
-            <w:tcW w:type="dxa" w:w="3040"/>
-            <w:shd w:fill="FFFFFF" w:color="auto" w:val="clear"/>
-            <w:tcMar>
-              <w:top w:type="dxa" w:w="60"/>
-              <w:left w:type="dxa" w:w="120"/>
-              <w:bottom w:type="dxa" w:w="60"/>
-              <w:right w:type="dxa" w:w="120"/>
-            </w:tcMar>
-            <w:vAlign w:val="top"/>
-          </w:tcPr>
-          <w:p>
-            <w:pPr>
-              <w:spacing w:after="40" w:before="0"/>
-              <w:jc w:val="left"/>
-            </w:pPr>
-            <w:r>
-              <w:rPr>
-                <w:rFonts w:ascii="Arial" w:cs="Arial" w:eastAsia="Arial" w:hAnsi="Arial"/>
-                <w:b w:val="false"/>
-                <w:bCs w:val="false"/>
-                <w:i w:val="false"/>
-                <w:iCs w:val="false"/>
-                <w:color w:val="000000"/>
-                <w:sz w:val="18"/>
-                <w:szCs w:val="18"/>
-              </w:rPr>
-              <w:t xml:space="preserve">The class gathers around the shared DQB (a large poster or section of the chalkboard). The DQB currently shows the driving question at the top, the uji cups phenomenon diagram, the linear scale factor definition from Lesson 2, and the centre-of-enlargement construction from Lesson 3. Each group writes one new 'We now know…' statement on a coloured card (green) and sticks it onto the DQB in the 'Area' section. They also write one remaining 'We still wonder…' question on an orange card — typically these will anticipate volume (e.g., 'If area scales by k², does volume scale by k³?'). The teacher adds a large annotated arrow on the DQB connecting the k (linear) node to the new k² (area) node, labelled 'Lesson 4: Area Scale Factor.'</w:t>
-            </w:r>
-          </w:p>
-        </w:tc>
-        <w:tc>
-          <w:tcPr>
-            <w:tcW w:type="dxa" w:w="3040"/>
-            <w:shd w:fill="F2F2F2" w:color="auto" w:val="clear"/>
-            <w:tcMar>
-              <w:top w:type="dxa" w:w="60"/>
-              <w:left w:type="dxa" w:w="120"/>
-              <w:bottom w:type="dxa" w:w="60"/>
-              <w:right w:type="dxa" w:w="120"/>
-            </w:tcMar>
-            <w:vAlign w:val="top"/>
-          </w:tcPr>
-          <w:p>
-            <w:pPr>
-              <w:spacing w:after="40" w:before="0"/>
-              <w:jc w:val="left"/>
-            </w:pPr>
-            <w:r>
-              <w:rPr>
-                <w:rFonts w:ascii="Arial" w:cs="Arial" w:eastAsia="Arial" w:hAnsi="Arial"/>
-                <w:b w:val="false"/>
-                <w:bCs w:val="false"/>
-                <w:i w:val="false"/>
-                <w:iCs w:val="false"/>
-                <w:color w:val="000000"/>
-                <w:sz w:val="18"/>
-                <w:szCs w:val="18"/>
-              </w:rPr>
-              <w:t xml:space="preserve">Say: 'Take 3 minutes in your groups to agree on ONE thing you now know — write it on the green card — and ONE thing you still wonder — write it on the orange card. Use mathematics, not just words.' After 3 minutes, invite each group to place their cards. Read 2–3 orange 'wonder' cards aloud. Say: 'Look at these questions about volume. We have solved the cross-section mystery today. Next lesson we will investigate whether the volume mystery — why 9 small cups fill the large uji cup — follows the same kind of rule.' Draw the arrow on the DQB explicitly and label it. End by re-reading the driving question aloud: 'Why does doubling the size of a container make it hold eight times as much? We have now explained part of this — the area part. The volume part is coming.'</w:t>
-            </w:r>
-          </w:p>
-        </w:tc>
-        <w:tc>
-          <w:tcPr>
-            <w:tcW w:type="dxa" w:w="3040"/>
-            <w:shd w:fill="FFFFFF" w:color="auto" w:val="clear"/>
-            <w:tcMar>
-              <w:top w:type="dxa" w:w="60"/>
-              <w:left w:type="dxa" w:w="120"/>
-              <w:bottom w:type="dxa" w:w="60"/>
-              <w:right w:type="dxa" w:w="120"/>
-            </w:tcMar>
-            <w:vAlign w:val="top"/>
-          </w:tcPr>
-          <w:p>
-            <w:pPr>
-              <w:spacing w:after="40" w:before="0"/>
-              <w:jc w:val="left"/>
-            </w:pPr>
-            <w:r>
-              <w:rPr>
-                <w:rFonts w:ascii="Arial" w:cs="Arial" w:eastAsia="Arial" w:hAnsi="Arial"/>
-                <w:b w:val="false"/>
-                <w:bCs w:val="false"/>
-                <w:i w:val="false"/>
-                <w:iCs w:val="false"/>
-                <w:color w:val="000000"/>
-                <w:sz w:val="18"/>
-                <w:szCs w:val="18"/>
-              </w:rPr>
-              <w:t xml:space="preserve">Public knowledge-building on the DQB: making the class's growing understanding visible and cumulative reinforces metacognition — learners see their own intellectual progress — and sets up productive anticipation for the next lesson.</w:t>
-            </w:r>
-          </w:p>
-        </w:tc>
-        <w:tc>
-          <w:tcPr>
-            <w:tcW w:type="dxa" w:w="3040"/>
-            <w:shd w:fill="F2F2F2" w:color="auto" w:val="clear"/>
-            <w:tcMar>
-              <w:top w:type="dxa" w:w="60"/>
-              <w:left w:type="dxa" w:w="120"/>
-              <w:bottom w:type="dxa" w:w="60"/>
-              <w:right w:type="dxa" w:w="120"/>
-            </w:tcMar>
-            <w:vAlign w:val="top"/>
-          </w:tcPr>
-          <w:p>
-            <w:pPr>
-              <w:spacing w:after="40" w:before="0"/>
-              <w:jc w:val="left"/>
-            </w:pPr>
-            <w:r>
-              <w:rPr>
-                <w:rFonts w:ascii="Arial" w:cs="Arial" w:eastAsia="Arial" w:hAnsi="Arial"/>
-                <w:b w:val="false"/>
-                <w:bCs w:val="false"/>
-                <w:i w:val="false"/>
-                <w:iCs w:val="false"/>
-                <w:color w:val="000000"/>
-                <w:sz w:val="18"/>
-                <w:szCs w:val="18"/>
-              </w:rPr>
-              <w:t xml:space="preserve">Read the green 'We now know' cards to check for accurate use of the k² formula. A card that says only 'area gets bigger' without referencing k² indicates incomplete understanding. A card that says 'area scale factor = k² because both length and width are multiplied by k' indicates strong understanding. Count the ratio of precise to vague cards as a class-level comprehension indicator.</w:t>
-            </w:r>
-          </w:p>
-        </w:tc>
-      </w:tr>
-      <w:tr>
-        <w:tc>
-          <w:tcPr>
-            <w:tcW w:type="dxa" w:w="1520"/>
-            <w:shd w:fill="D5E8F0" w:color="auto" w:val="clear"/>
-            <w:tcMar>
-              <w:top w:type="dxa" w:w="60"/>
-              <w:left w:type="dxa" w:w="120"/>
-              <w:bottom w:type="dxa" w:w="60"/>
-              <w:right w:type="dxa" w:w="120"/>
-            </w:tcMar>
-            <w:vAlign w:val="top"/>
-          </w:tcPr>
-          <w:p>
-            <w:pPr>
-              <w:spacing w:after="40" w:before="0"/>
-              <w:jc w:val="left"/>
-            </w:pPr>
-            <w:r>
-              <w:rPr>
-                <w:rFonts w:ascii="Arial" w:cs="Arial" w:eastAsia="Arial" w:hAnsi="Arial"/>
-                <w:b/>
-                <w:bCs/>
-                <w:i w:val="false"/>
-                <w:iCs w:val="false"/>
-                <w:color w:val="000000"/>
-                <w:sz w:val="18"/>
-                <w:szCs w:val="18"/>
-              </w:rPr>
-              <w:t xml:space="preserve">Model Building Phase</w:t>
-            </w:r>
-          </w:p>
-          <w:p>
-            <w:pPr>
-              <w:spacing w:after="20" w:before="0"/>
-            </w:pPr>
-            <w:r>
-              <w:rPr>
-                <w:rFonts w:ascii="Arial" w:cs="Arial" w:eastAsia="Arial" w:hAnsi="Arial"/>
-                <w:b/>
-                <w:bCs/>
-                <w:color w:val="1F3864"/>
-                <w:sz w:val="16"/>
-                <w:szCs w:val="16"/>
-              </w:rPr>
-              <w:t xml:space="preserve">📹 VIDEO:</w:t>
-            </w:r>
-          </w:p>
-          <w:p>
-            <w:pPr>
-              <w:spacing w:after="20" w:before="0"/>
-            </w:pPr>
-            <w:hyperlink w:history="1" r:id="rIdoahyxe8-jachznx9nkove">
-              <w:r>
-                <w:rPr>
-                  <w:rFonts w:ascii="Arial" w:cs="Arial" w:eastAsia="Arial" w:hAnsi="Arial"/>
-                  <w:color w:val="2E75B6"/>
-                  <w:sz w:val="16"/>
-                  <w:szCs w:val="16"/>
-                  <w:u w:val="single" w:color="2E75B6"/>
-                </w:rPr>
-                <w:t xml:space="preserve">Scale factors and area</w:t>
-              </w:r>
-            </w:hyperlink>
-          </w:p>
-          <w:p>
-            <w:pPr>
-              <w:spacing w:after="10" w:before="0"/>
-              <w:ind w:left="120"/>
-            </w:pPr>
-            <w:r>
-              <w:rPr>
-                <w:rFonts w:ascii="Arial" w:cs="Arial" w:eastAsia="Arial" w:hAnsi="Arial"/>
-                <w:color w:val="595959"/>
-                <w:sz w:val="14"/>
-                <w:szCs w:val="14"/>
-              </w:rPr>
-              <w:t xml:space="preserve">Source: Khan Academy (English - US curriculum)</w:t>
-            </w:r>
-          </w:p>
-          <w:p>
-            <w:pPr>
-              <w:spacing w:after="10" w:before="0"/>
-              <w:ind w:left="120"/>
-            </w:pPr>
-            <w:hyperlink w:history="1" r:id="rId51a3im2wlwcqfunbh1ulp">
-              <w:r>
-                <w:rPr>
-                  <w:rFonts w:ascii="Arial" w:cs="Arial" w:eastAsia="Arial" w:hAnsi="Arial"/>
-                  <w:color w:val="595959"/>
-                  <w:sz w:val="14"/>
-                  <w:szCs w:val="14"/>
-                  <w:u w:val="single" w:color="595959"/>
-                </w:rPr>
-                <w:t xml:space="preserve">🔍 Search ARES for similar videos</w:t>
-              </w:r>
-            </w:hyperlink>
-          </w:p>
-          <w:p>
-            <w:pPr>
-              <w:spacing w:after="40" w:before="0"/>
-            </w:pPr>
-            <w:r>
-              <w:rPr>
-                <w:sz w:val="14"/>
-                <w:szCs w:val="14"/>
-              </w:rPr>
-              <w:t xml:space="preserve"/>
-            </w:r>
-          </w:p>
-          <w:p>
-            <w:pPr>
-              <w:spacing w:after="20" w:before="0"/>
-            </w:pPr>
-            <w:r>
-              <w:rPr>
-                <w:rFonts w:ascii="Arial" w:cs="Arial" w:eastAsia="Arial" w:hAnsi="Arial"/>
-                <w:b/>
-                <w:bCs/>
-                <w:color w:val="1F3864"/>
-                <w:sz w:val="16"/>
-                <w:szCs w:val="16"/>
-              </w:rPr>
-              <w:t xml:space="preserve">📖 HTML:</w:t>
-            </w:r>
-          </w:p>
-          <w:p>
-            <w:pPr>
-              <w:spacing w:after="20" w:before="0"/>
-            </w:pPr>
-            <w:hyperlink w:history="1" r:id="rIdnveujhrrtfgxsw-beo39t">
-              <w:r>
-                <w:rPr>
-                  <w:rFonts w:ascii="Arial" w:cs="Arial" w:eastAsia="Arial" w:hAnsi="Arial"/>
-                  <w:color w:val="2E75B6"/>
-                  <w:sz w:val="16"/>
-                  <w:szCs w:val="16"/>
-                  <w:u w:val="single" w:color="2E75B6"/>
-                </w:rPr>
-                <w:t xml:space="preserve">Unknown Measures of Similar Figures (Flexbook)</w:t>
-              </w:r>
-            </w:hyperlink>
-          </w:p>
-          <w:p>
-            <w:pPr>
-              <w:spacing w:after="10" w:before="0"/>
-              <w:ind w:left="120"/>
-            </w:pPr>
-            <w:r>
-              <w:rPr>
-                <w:rFonts w:ascii="Arial" w:cs="Arial" w:eastAsia="Arial" w:hAnsi="Arial"/>
-                <w:color w:val="595959"/>
-                <w:sz w:val="14"/>
-                <w:szCs w:val="14"/>
-              </w:rPr>
-              <w:t xml:space="preserve">Source: CK-12</w:t>
-            </w:r>
-          </w:p>
-          <w:p>
-            <w:pPr>
-              <w:spacing w:after="10" w:before="0"/>
-              <w:ind w:left="120"/>
-            </w:pPr>
-            <w:hyperlink w:history="1" r:id="rIdfrtspqxkqbinqr6d_icng">
+            <w:hyperlink w:history="1" r:id="rId7x7p5_bubbx_xom2fzp_5">
               <w:r>
                 <w:rPr>
                   <w:rFonts w:ascii="Arial" w:cs="Arial" w:eastAsia="Arial" w:hAnsi="Arial"/>
@@ -15032,7 +15037,7 @@
             <w:pPr>
               <w:spacing w:after="20" w:before="0"/>
             </w:pPr>
-            <w:hyperlink w:history="1" r:id="rId_5ah9izmxesvx-7h63y7q">
+            <w:hyperlink w:history="1" r:id="rIdtd8wggg7xaoihwscv2jpg">
               <w:r>
                 <w:rPr>
                   <w:rFonts w:ascii="Arial" w:cs="Arial" w:eastAsia="Arial" w:hAnsi="Arial"/>
@@ -15065,7 +15070,7 @@
               <w:spacing w:after="10" w:before="0"/>
               <w:ind w:left="120"/>
             </w:pPr>
-            <w:hyperlink w:history="1" r:id="rIdxmppcv7qsk2v6nbvnxijx">
+            <w:hyperlink w:history="1" r:id="rIdm-zhiianwzsmfsxso4jk_">
               <w:r>
                 <w:rPr>
                   <w:rFonts w:ascii="Arial" w:cs="Arial" w:eastAsia="Arial" w:hAnsi="Arial"/>
@@ -15110,7 +15115,7 @@
             <w:pPr>
               <w:spacing w:after="20" w:before="0"/>
             </w:pPr>
-            <w:hyperlink w:history="1" r:id="rIdr-fvml-ak74wbzi1vn12k">
+            <w:hyperlink w:history="1" r:id="rIdzosj5jtei6amllodf_juk">
               <w:r>
                 <w:rPr>
                   <w:rFonts w:ascii="Arial" w:cs="Arial" w:eastAsia="Arial" w:hAnsi="Arial"/>
@@ -15143,7 +15148,7 @@
               <w:spacing w:after="10" w:before="0"/>
               <w:ind w:left="120"/>
             </w:pPr>
-            <w:hyperlink w:history="1" r:id="rIdxxwn1bzlbalvzzqt8tbsx">
+            <w:hyperlink w:history="1" r:id="rIdnnq1xxnytqfib27983jrp">
               <w:r>
                 <w:rPr>
                   <w:rFonts w:ascii="Arial" w:cs="Arial" w:eastAsia="Arial" w:hAnsi="Arial"/>
@@ -15338,7 +15343,925 @@
             <w:pPr>
               <w:spacing w:after="20" w:before="0"/>
             </w:pPr>
-            <w:hyperlink w:history="1" r:id="rIdhzpp5gwmniux6hn8a037o">
+            <w:hyperlink w:history="1" r:id="rIdkbmzchknnttdonrmm62bv">
+              <w:r>
+                <w:rPr>
+                  <w:rFonts w:ascii="Arial" w:cs="Arial" w:eastAsia="Arial" w:hAnsi="Arial"/>
+                  <w:color w:val="2E75B6"/>
+                  <w:sz w:val="16"/>
+                  <w:szCs w:val="16"/>
+                  <w:u w:val="single" w:color="2E75B6"/>
+                </w:rPr>
+                <w:t xml:space="preserve">Dilations: scale factor</w:t>
+              </w:r>
+            </w:hyperlink>
+          </w:p>
+          <w:p>
+            <w:pPr>
+              <w:spacing w:after="10" w:before="0"/>
+              <w:ind w:left="120"/>
+            </w:pPr>
+            <w:r>
+              <w:rPr>
+                <w:rFonts w:ascii="Arial" w:cs="Arial" w:eastAsia="Arial" w:hAnsi="Arial"/>
+                <w:color w:val="595959"/>
+                <w:sz w:val="14"/>
+                <w:szCs w:val="14"/>
+              </w:rPr>
+              <w:t xml:space="preserve">Source: Khan Academy (English - US curriculum)</w:t>
+            </w:r>
+          </w:p>
+          <w:p>
+            <w:pPr>
+              <w:spacing w:after="10" w:before="0"/>
+              <w:ind w:left="120"/>
+            </w:pPr>
+            <w:hyperlink w:history="1" r:id="rIdvosqcjdqr-vxuid9v2mnc">
+              <w:r>
+                <w:rPr>
+                  <w:rFonts w:ascii="Arial" w:cs="Arial" w:eastAsia="Arial" w:hAnsi="Arial"/>
+                  <w:color w:val="595959"/>
+                  <w:sz w:val="14"/>
+                  <w:szCs w:val="14"/>
+                  <w:u w:val="single" w:color="595959"/>
+                </w:rPr>
+                <w:t xml:space="preserve">🔍 Search ARES for similar videos</w:t>
+              </w:r>
+            </w:hyperlink>
+          </w:p>
+          <w:p>
+            <w:pPr>
+              <w:spacing w:after="40" w:before="0"/>
+            </w:pPr>
+            <w:r>
+              <w:rPr>
+                <w:sz w:val="14"/>
+                <w:szCs w:val="14"/>
+              </w:rPr>
+              <w:t xml:space="preserve"/>
+            </w:r>
+          </w:p>
+          <w:p>
+            <w:pPr>
+              <w:spacing w:after="20" w:before="0"/>
+            </w:pPr>
+            <w:r>
+              <w:rPr>
+                <w:rFonts w:ascii="Arial" w:cs="Arial" w:eastAsia="Arial" w:hAnsi="Arial"/>
+                <w:b/>
+                <w:bCs/>
+                <w:color w:val="1F3864"/>
+                <w:sz w:val="16"/>
+                <w:szCs w:val="16"/>
+              </w:rPr>
+              <w:t xml:space="preserve">📖 EXERCISE:</w:t>
+            </w:r>
+          </w:p>
+          <w:p>
+            <w:pPr>
+              <w:spacing w:after="20" w:before="0"/>
+            </w:pPr>
+            <w:hyperlink w:history="1" r:id="rIdzpkrwlbkn-3oqo4m8kvue">
+              <w:r>
+                <w:rPr>
+                  <w:rFonts w:ascii="Arial" w:cs="Arial" w:eastAsia="Arial" w:hAnsi="Arial"/>
+                  <w:color w:val="2E75B6"/>
+                  <w:sz w:val="16"/>
+                  <w:szCs w:val="16"/>
+                  <w:u w:val="single" w:color="2E75B6"/>
+                </w:rPr>
+                <w:t xml:space="preserve">Area and Volume of Similar Solids Practice</w:t>
+              </w:r>
+            </w:hyperlink>
+          </w:p>
+          <w:p>
+            <w:pPr>
+              <w:spacing w:after="10" w:before="0"/>
+              <w:ind w:left="120"/>
+            </w:pPr>
+            <w:r>
+              <w:rPr>
+                <w:rFonts w:ascii="Arial" w:cs="Arial" w:eastAsia="Arial" w:hAnsi="Arial"/>
+                <w:color w:val="595959"/>
+                <w:sz w:val="14"/>
+                <w:szCs w:val="14"/>
+              </w:rPr>
+              <w:t xml:space="preserve">Source: CK-12</w:t>
+            </w:r>
+          </w:p>
+          <w:p>
+            <w:pPr>
+              <w:spacing w:after="10" w:before="0"/>
+              <w:ind w:left="120"/>
+            </w:pPr>
+            <w:hyperlink w:history="1" r:id="rIdpwnaykaixgioemnrdmhdg">
+              <w:r>
+                <w:rPr>
+                  <w:rFonts w:ascii="Arial" w:cs="Arial" w:eastAsia="Arial" w:hAnsi="Arial"/>
+                  <w:color w:val="595959"/>
+                  <w:sz w:val="14"/>
+                  <w:szCs w:val="14"/>
+                  <w:u w:val="single" w:color="595959"/>
+                </w:rPr>
+                <w:t xml:space="preserve">🔍 Search ARES for similar readings</w:t>
+              </w:r>
+            </w:hyperlink>
+          </w:p>
+        </w:tc>
+        <w:tc>
+          <w:tcPr>
+            <w:tcW w:type="dxa" w:w="3040"/>
+            <w:shd w:fill="FFFFFF" w:color="auto" w:val="clear"/>
+            <w:tcMar>
+              <w:top w:type="dxa" w:w="60"/>
+              <w:left w:type="dxa" w:w="120"/>
+              <w:bottom w:type="dxa" w:w="60"/>
+              <w:right w:type="dxa" w:w="120"/>
+            </w:tcMar>
+            <w:vAlign w:val="top"/>
+          </w:tcPr>
+          <w:p>
+            <w:pPr>
+              <w:spacing w:after="40" w:before="0"/>
+              <w:jc w:val="left"/>
+            </w:pPr>
+            <w:r>
+              <w:rPr>
+                <w:rFonts w:ascii="Arial" w:cs="Arial" w:eastAsia="Arial" w:hAnsi="Arial"/>
+                <w:b w:val="false"/>
+                <w:bCs w:val="false"/>
+                <w:i w:val="false"/>
+                <w:iCs w:val="false"/>
+                <w:color w:val="000000"/>
+                <w:sz w:val="18"/>
+                <w:szCs w:val="18"/>
+              </w:rPr>
+              <w:t xml:space="preserve">Learners work in groups of 4. Each group receives: (a) a set of 3 similar wooden or cardboard model cubes with side lengths approximately 2 cm, 4 cm, and 6 cm (k = 1, 2, 3 relative to the smallest), OR (b) a small Kasuku tin and a large Kasuku tin whose diameter and height are in ratio 1:2. Groups also receive a 30 cm ruler, a recording worksheet, and a calculator. PART A — Measurement and Computation (15 min): Learners measure the length, width, and height (or radius and height for cylinders) of each solid to the nearest millimetre and record in the worksheet table. They then compute the volume of each solid using the appropriate formula (V = l × w × h for cuboids; V = πr²h for cylinders). They calculate the ratio Volume₂ / Volume₁ (large ÷ small) for k = 2 and Volume₃ / Volume₁ (largest ÷ small) for k = 3, and record these ratios as decimals and as fractions. PART B — Class Data Pool (8 min): One representative from each group writes their group's results on the shared class table on the board (pre-drawn with columns: Group | k | Measured volume ratio | k² | k³). All groups' data is now visible. PART C — Pattern Identification (5 min): Learners examine the class table and write ONE sentence on their whiteboard answering: 'What do you notice about the volume ratio column and the k³ column?'</w:t>
+            </w:r>
+          </w:p>
+        </w:tc>
+        <w:tc>
+          <w:tcPr>
+            <w:tcW w:type="dxa" w:w="3040"/>
+            <w:shd w:fill="F2F2F2" w:color="auto" w:val="clear"/>
+            <w:tcMar>
+              <w:top w:type="dxa" w:w="60"/>
+              <w:left w:type="dxa" w:w="120"/>
+              <w:bottom w:type="dxa" w:w="60"/>
+              <w:right w:type="dxa" w:w="120"/>
+            </w:tcMar>
+            <w:vAlign w:val="top"/>
+          </w:tcPr>
+          <w:p>
+            <w:pPr>
+              <w:spacing w:after="40" w:before="0"/>
+              <w:jc w:val="left"/>
+            </w:pPr>
+            <w:r>
+              <w:rPr>
+                <w:rFonts w:ascii="Arial" w:cs="Arial" w:eastAsia="Arial" w:hAnsi="Arial"/>
+                <w:b w:val="false"/>
+                <w:bCs w:val="false"/>
+                <w:i w:val="false"/>
+                <w:iCs w:val="false"/>
+                <w:color w:val="000000"/>
+                <w:sz w:val="18"/>
+                <w:szCs w:val="18"/>
+              </w:rPr>
+              <w:t xml:space="preserve">1. Distribute materials. Say: 'Your task has two parts. Part A: measure, compute volumes, and find the ratio. Part B: add your results to the class table. You have 15 minutes for Part A.' Display the worksheet structure on the board. 2. Circulate actively. Stop at each group for at least 60 seconds. Use targeted prompts: 'How did you decide which formula to use?' WAIT 10 seconds. 'What units will your volume be in?' WAIT 10 seconds. 'Before you divide — what do you expect the ratio to be based on our predictions?' 3. After 15 min, say: 'One spokesperson per group — write your k, your measured volume ratio, k², and k³ in the class table. You have 3 minutes.' 4. Once the table is filled, give learners 2 minutes to examine it silently. Then say: 'Write ONE sentence on your whiteboard: what pattern do you see between the volume ratio column and the k³ column?' WAIT 15 seconds of full silence. 5. Cold-call 4 learners (choose at least one from a group that used cylinders and one from a group that used cuboids): 'Kamau, read your sentence.' WAIT 10 seconds after each. 6. Affirm the pattern: 'Every group found that the volume ratio equals k³ — even though some of you used cubes, some used cuboids, and some used Kasuku tins. The shape does not matter. The rule is: volume scale factor = k³.'</w:t>
+            </w:r>
+          </w:p>
+        </w:tc>
+        <w:tc>
+          <w:tcPr>
+            <w:tcW w:type="dxa" w:w="3040"/>
+            <w:shd w:fill="FFFFFF" w:color="auto" w:val="clear"/>
+            <w:tcMar>
+              <w:top w:type="dxa" w:w="60"/>
+              <w:left w:type="dxa" w:w="120"/>
+              <w:bottom w:type="dxa" w:w="60"/>
+              <w:right w:type="dxa" w:w="120"/>
+            </w:tcMar>
+            <w:vAlign w:val="top"/>
+          </w:tcPr>
+          <w:p>
+            <w:pPr>
+              <w:spacing w:after="40" w:before="0"/>
+              <w:jc w:val="left"/>
+            </w:pPr>
+            <w:r>
+              <w:rPr>
+                <w:rFonts w:ascii="Arial" w:cs="Arial" w:eastAsia="Arial" w:hAnsi="Arial"/>
+                <w:b w:val="false"/>
+                <w:bCs w:val="false"/>
+                <w:i w:val="false"/>
+                <w:iCs w:val="false"/>
+                <w:color w:val="000000"/>
+                <w:sz w:val="18"/>
+                <w:szCs w:val="18"/>
+              </w:rPr>
+              <w:t xml:space="preserve">Data Pooling + Cross-Group Comparison: By pooling data from groups using different solid shapes (cubes, cuboids, cylinders), learners see that the k³ rule is shape-independent. This is a deliberate generalisation move — the pattern is more convincing when it appears across different physical objects than when seen in a single case.</w:t>
+            </w:r>
+          </w:p>
+        </w:tc>
+        <w:tc>
+          <w:tcPr>
+            <w:tcW w:type="dxa" w:w="3040"/>
+            <w:shd w:fill="F2F2F2" w:color="auto" w:val="clear"/>
+            <w:tcMar>
+              <w:top w:type="dxa" w:w="60"/>
+              <w:left w:type="dxa" w:w="120"/>
+              <w:bottom w:type="dxa" w:w="60"/>
+              <w:right w:type="dxa" w:w="120"/>
+            </w:tcMar>
+            <w:vAlign w:val="top"/>
+          </w:tcPr>
+          <w:p>
+            <w:pPr>
+              <w:spacing w:after="40" w:before="0"/>
+              <w:jc w:val="left"/>
+            </w:pPr>
+            <w:r>
+              <w:rPr>
+                <w:rFonts w:ascii="Arial" w:cs="Arial" w:eastAsia="Arial" w:hAnsi="Arial"/>
+                <w:b w:val="false"/>
+                <w:bCs w:val="false"/>
+                <w:i w:val="false"/>
+                <w:iCs w:val="false"/>
+                <w:color w:val="000000"/>
+                <w:sz w:val="18"/>
+                <w:szCs w:val="18"/>
+              </w:rPr>
+              <w:t xml:space="preserve">Observable indicators: (1) Each group's worksheet table is complete with correct volume calculations (teacher checks units — cm³ — and formula use during circulation). (2) Volume ratios in the class table are approximately 8 (for k = 2) and 27 (for k = 3) — flag any group with a ratio far from these for immediate re-measurement support. (3) Whiteboard sentences explicitly mention 'k³' or 'cube of k' — learners who write only 'it is bigger' need a targeted question: 'By exactly how much? Compare the ratio number to k and to k².' </w:t>
+            </w:r>
+          </w:p>
+        </w:tc>
+      </w:tr>
+      <w:tr>
+        <w:tc>
+          <w:tcPr>
+            <w:tcW w:type="dxa" w:w="1520"/>
+            <w:shd w:fill="E2EFDA" w:color="auto" w:val="clear"/>
+            <w:tcMar>
+              <w:top w:type="dxa" w:w="60"/>
+              <w:left w:type="dxa" w:w="120"/>
+              <w:bottom w:type="dxa" w:w="60"/>
+              <w:right w:type="dxa" w:w="120"/>
+            </w:tcMar>
+            <w:vAlign w:val="top"/>
+          </w:tcPr>
+          <w:p>
+            <w:pPr>
+              <w:spacing w:after="40" w:before="0"/>
+              <w:jc w:val="left"/>
+            </w:pPr>
+            <w:r>
+              <w:rPr>
+                <w:rFonts w:ascii="Arial" w:cs="Arial" w:eastAsia="Arial" w:hAnsi="Arial"/>
+                <w:b/>
+                <w:bCs/>
+                <w:i w:val="false"/>
+                <w:iCs w:val="false"/>
+                <w:color w:val="000000"/>
+                <w:sz w:val="18"/>
+                <w:szCs w:val="18"/>
+              </w:rPr>
+              <w:t xml:space="preserve">Explain Phase</w:t>
+            </w:r>
+          </w:p>
+          <w:p>
+            <w:pPr>
+              <w:spacing w:after="20" w:before="0"/>
+            </w:pPr>
+            <w:r>
+              <w:rPr>
+                <w:rFonts w:ascii="Arial" w:cs="Arial" w:eastAsia="Arial" w:hAnsi="Arial"/>
+                <w:b/>
+                <w:bCs/>
+                <w:color w:val="1F3864"/>
+                <w:sz w:val="16"/>
+                <w:szCs w:val="16"/>
+              </w:rPr>
+              <w:t xml:space="preserve">📹 VIDEO:</w:t>
+            </w:r>
+          </w:p>
+          <w:p>
+            <w:pPr>
+              <w:spacing w:after="20" w:before="0"/>
+            </w:pPr>
+            <w:hyperlink w:history="1" r:id="rIdnbqlqls6dttccdqnzsdeh">
+              <w:r>
+                <w:rPr>
+                  <w:rFonts w:ascii="Arial" w:cs="Arial" w:eastAsia="Arial" w:hAnsi="Arial"/>
+                  <w:color w:val="2E75B6"/>
+                  <w:sz w:val="16"/>
+                  <w:szCs w:val="16"/>
+                  <w:u w:val="single" w:color="2E75B6"/>
+                </w:rPr>
+                <w:t xml:space="preserve">Time dilation</w:t>
+              </w:r>
+            </w:hyperlink>
+          </w:p>
+          <w:p>
+            <w:pPr>
+              <w:spacing w:after="10" w:before="0"/>
+              <w:ind w:left="120"/>
+            </w:pPr>
+            <w:r>
+              <w:rPr>
+                <w:rFonts w:ascii="Arial" w:cs="Arial" w:eastAsia="Arial" w:hAnsi="Arial"/>
+                <w:color w:val="595959"/>
+                <w:sz w:val="14"/>
+                <w:szCs w:val="14"/>
+              </w:rPr>
+              <w:t xml:space="preserve">Source: Khan Academy (English - US curriculum)</w:t>
+            </w:r>
+          </w:p>
+          <w:p>
+            <w:pPr>
+              <w:spacing w:after="10" w:before="0"/>
+              <w:ind w:left="120"/>
+            </w:pPr>
+            <w:hyperlink w:history="1" r:id="rId99rvbk_hoggovn3vufc14">
+              <w:r>
+                <w:rPr>
+                  <w:rFonts w:ascii="Arial" w:cs="Arial" w:eastAsia="Arial" w:hAnsi="Arial"/>
+                  <w:color w:val="595959"/>
+                  <w:sz w:val="14"/>
+                  <w:szCs w:val="14"/>
+                  <w:u w:val="single" w:color="595959"/>
+                </w:rPr>
+                <w:t xml:space="preserve">🔍 Search ARES for similar videos</w:t>
+              </w:r>
+            </w:hyperlink>
+          </w:p>
+          <w:p>
+            <w:pPr>
+              <w:spacing w:after="40" w:before="0"/>
+            </w:pPr>
+            <w:r>
+              <w:rPr>
+                <w:sz w:val="14"/>
+                <w:szCs w:val="14"/>
+              </w:rPr>
+              <w:t xml:space="preserve"/>
+            </w:r>
+          </w:p>
+          <w:p>
+            <w:pPr>
+              <w:spacing w:after="20" w:before="0"/>
+            </w:pPr>
+            <w:r>
+              <w:rPr>
+                <w:rFonts w:ascii="Arial" w:cs="Arial" w:eastAsia="Arial" w:hAnsi="Arial"/>
+                <w:b/>
+                <w:bCs/>
+                <w:color w:val="1F3864"/>
+                <w:sz w:val="16"/>
+                <w:szCs w:val="16"/>
+              </w:rPr>
+              <w:t xml:space="preserve">📖 EXERCISE:</w:t>
+            </w:r>
+          </w:p>
+          <w:p>
+            <w:pPr>
+              <w:spacing w:after="20" w:before="0"/>
+            </w:pPr>
+            <w:hyperlink w:history="1" r:id="rIdsczvvm_2icb3qqjxtmw4t">
+              <w:r>
+                <w:rPr>
+                  <w:rFonts w:ascii="Arial" w:cs="Arial" w:eastAsia="Arial" w:hAnsi="Arial"/>
+                  <w:color w:val="2E75B6"/>
+                  <w:sz w:val="16"/>
+                  <w:szCs w:val="16"/>
+                  <w:u w:val="single" w:color="2E75B6"/>
+                </w:rPr>
+                <w:t xml:space="preserve">Dilations: scale factor</w:t>
+              </w:r>
+            </w:hyperlink>
+          </w:p>
+          <w:p>
+            <w:pPr>
+              <w:spacing w:after="10" w:before="0"/>
+              <w:ind w:left="120"/>
+            </w:pPr>
+            <w:r>
+              <w:rPr>
+                <w:rFonts w:ascii="Arial" w:cs="Arial" w:eastAsia="Arial" w:hAnsi="Arial"/>
+                <w:color w:val="595959"/>
+                <w:sz w:val="14"/>
+                <w:szCs w:val="14"/>
+              </w:rPr>
+              <w:t xml:space="preserve">Source: Khan Academy (English - US curriculum)</w:t>
+            </w:r>
+          </w:p>
+          <w:p>
+            <w:pPr>
+              <w:spacing w:after="10" w:before="0"/>
+              <w:ind w:left="120"/>
+            </w:pPr>
+            <w:hyperlink w:history="1" r:id="rIdqnchj95jpcvtsprxhkmb7">
+              <w:r>
+                <w:rPr>
+                  <w:rFonts w:ascii="Arial" w:cs="Arial" w:eastAsia="Arial" w:hAnsi="Arial"/>
+                  <w:color w:val="595959"/>
+                  <w:sz w:val="14"/>
+                  <w:szCs w:val="14"/>
+                  <w:u w:val="single" w:color="595959"/>
+                </w:rPr>
+                <w:t xml:space="preserve">🔍 Search ARES for similar readings</w:t>
+              </w:r>
+            </w:hyperlink>
+          </w:p>
+        </w:tc>
+        <w:tc>
+          <w:tcPr>
+            <w:tcW w:type="dxa" w:w="3040"/>
+            <w:shd w:fill="FFFFFF" w:color="auto" w:val="clear"/>
+            <w:tcMar>
+              <w:top w:type="dxa" w:w="60"/>
+              <w:left w:type="dxa" w:w="120"/>
+              <w:bottom w:type="dxa" w:w="60"/>
+              <w:right w:type="dxa" w:w="120"/>
+            </w:tcMar>
+            <w:vAlign w:val="top"/>
+          </w:tcPr>
+          <w:p>
+            <w:pPr>
+              <w:spacing w:after="40" w:before="0"/>
+              <w:jc w:val="left"/>
+            </w:pPr>
+            <w:r>
+              <w:rPr>
+                <w:rFonts w:ascii="Arial" w:cs="Arial" w:eastAsia="Arial" w:hAnsi="Arial"/>
+                <w:b w:val="false"/>
+                <w:bCs w:val="false"/>
+                <w:i w:val="false"/>
+                <w:iCs w:val="false"/>
+                <w:color w:val="000000"/>
+                <w:sz w:val="18"/>
+                <w:szCs w:val="18"/>
+              </w:rPr>
+              <w:t xml:space="preserve">PART A — Conceptual Explanation (8 min): The teacher leads a whole-class structured explanation of WHY volume scales by k³, using a visual decomposition on the board. For a cube of side 1 unit: V = 1³ = 1. Scale by k = 2: each side becomes 2, V = 2³ = 8. The teacher shows that you can fit exactly 8 copies of the small cube inside the large cube by drawing a 2×2×2 grid inside the larger cube. Learners copy the diagram into their notebooks and annotate it for k = 3 (showing a 3×3×3 = 27 grid). PART B — Phenomenon Explanation (7 min): Learners work individually for 4 minutes to write a full explanation (3–5 sentences) answering: 'Using the k³ rule, explain exactly why the large uji cup (k = 3) needs 27 small cups of water to fill it completely — not 3 and not 9.' They then share with a partner (Think-Pair-Share, 3 minutes). PART C — Sufuria Connection (5 min): The teacher poses: 'Mama Wanjiku has a small sufuria and a large sufuria. The large sufuria has a diameter twice as big as the small one AND is twice as tall. She wants to cook ugali for a wedding. How many times more maize flour does she need compared to using the small sufuria?' Learners solve individually on whiteboards (answer: k = 2, volume scale factor = 2³ = 8 — she needs 8 times as much flour). Cold-call 3 learners to share and justify.</w:t>
+            </w:r>
+          </w:p>
+        </w:tc>
+        <w:tc>
+          <w:tcPr>
+            <w:tcW w:type="dxa" w:w="3040"/>
+            <w:shd w:fill="F2F2F2" w:color="auto" w:val="clear"/>
+            <w:tcMar>
+              <w:top w:type="dxa" w:w="60"/>
+              <w:left w:type="dxa" w:w="120"/>
+              <w:bottom w:type="dxa" w:w="60"/>
+              <w:right w:type="dxa" w:w="120"/>
+            </w:tcMar>
+            <w:vAlign w:val="top"/>
+          </w:tcPr>
+          <w:p>
+            <w:pPr>
+              <w:spacing w:after="40" w:before="0"/>
+              <w:jc w:val="left"/>
+            </w:pPr>
+            <w:r>
+              <w:rPr>
+                <w:rFonts w:ascii="Arial" w:cs="Arial" w:eastAsia="Arial" w:hAnsi="Arial"/>
+                <w:b w:val="false"/>
+                <w:bCs w:val="false"/>
+                <w:i w:val="false"/>
+                <w:iCs w:val="false"/>
+                <w:color w:val="000000"/>
+                <w:sz w:val="18"/>
+                <w:szCs w:val="18"/>
+              </w:rPr>
+              <w:t xml:space="preserve">1. Draw a 1×1×1 cube on the board. Say: 'Volume = 1³ = 1 cubic unit. Now I scale every side by k = 2.' Draw the 2×2×2 cube beside it. 'Volume = 2³ = 8. But WHY 8? Watch.' Draw grid lines inside the large cube showing 2 layers, 2 rows, 2 columns. 'I can fit exactly 8 small cubes inside. One dimension gives me k = 2 copies. Two dimensions give me k² = 4. Three dimensions give me k³ = 8.' 2. Say: 'Now YOU draw this for k = 3 in your notebook — show the 3×3×3 grid. You have 3 minutes.' WAIT. Cold-call one learner to the board to draw their version. 3. Say: 'Now connect this to our uji cups. Write 3–5 sentences explaining why the large uji cup needs 27 small cups — not 3, not 9. Use the words: linear scale factor, volume scale factor, k³. You have 4 minutes.' WAIT. 4. Pair-share: 'Share with your partner. One of you reads, the other checks: did they mention k = 3, k³ = 27, and connect it to the three dimensions of the cup?' 3 minutes. 5. Cold-call 2 pairs to share their explanation. After each, ask the class: 'Thumbs up if their explanation mentioned all three: k, k³, and the three dimensions of the cup.' 6. Sufuria problem: Read aloud slowly. Say: 'On your whiteboard — what is k? What is the volume scale factor? How many times more flour?' WAIT 15 seconds. Cold-call 3 learners. Confirm: 'k = 2, volume scale factor = 2³ = 8. Mama Wanjiku needs 8 times more flour. This is exactly the same mathematics as our uji cup — just a different container.'</w:t>
+            </w:r>
+          </w:p>
+        </w:tc>
+        <w:tc>
+          <w:tcPr>
+            <w:tcW w:type="dxa" w:w="3040"/>
+            <w:shd w:fill="FFFFFF" w:color="auto" w:val="clear"/>
+            <w:tcMar>
+              <w:top w:type="dxa" w:w="60"/>
+              <w:left w:type="dxa" w:w="120"/>
+              <w:bottom w:type="dxa" w:w="60"/>
+              <w:right w:type="dxa" w:w="120"/>
+            </w:tcMar>
+            <w:vAlign w:val="top"/>
+          </w:tcPr>
+          <w:p>
+            <w:pPr>
+              <w:spacing w:after="40" w:before="0"/>
+              <w:jc w:val="left"/>
+            </w:pPr>
+            <w:r>
+              <w:rPr>
+                <w:rFonts w:ascii="Arial" w:cs="Arial" w:eastAsia="Arial" w:hAnsi="Arial"/>
+                <w:b w:val="false"/>
+                <w:bCs w:val="false"/>
+                <w:i w:val="false"/>
+                <w:iCs w:val="false"/>
+                <w:color w:val="000000"/>
+                <w:sz w:val="18"/>
+                <w:szCs w:val="18"/>
+              </w:rPr>
+              <w:t xml:space="preserve">Visual Decomposition + Phenomenon Re-Explanation: The 3D grid diagram makes the abstract k³ formula concrete and countable. Requiring learners to write the phenomenon explanation in their own words (then stress-test it with a partner) ensures they are not just reciting a formula but can deploy it as an explanatory tool. The sufuria transfer problem checks whether they can apply k³ to a new Kenyan context.</w:t>
+            </w:r>
+          </w:p>
+        </w:tc>
+        <w:tc>
+          <w:tcPr>
+            <w:tcW w:type="dxa" w:w="3040"/>
+            <w:shd w:fill="F2F2F2" w:color="auto" w:val="clear"/>
+            <w:tcMar>
+              <w:top w:type="dxa" w:w="60"/>
+              <w:left w:type="dxa" w:w="120"/>
+              <w:bottom w:type="dxa" w:w="60"/>
+              <w:right w:type="dxa" w:w="120"/>
+            </w:tcMar>
+            <w:vAlign w:val="top"/>
+          </w:tcPr>
+          <w:p>
+            <w:pPr>
+              <w:spacing w:after="40" w:before="0"/>
+              <w:jc w:val="left"/>
+            </w:pPr>
+            <w:r>
+              <w:rPr>
+                <w:rFonts w:ascii="Arial" w:cs="Arial" w:eastAsia="Arial" w:hAnsi="Arial"/>
+                <w:b w:val="false"/>
+                <w:bCs w:val="false"/>
+                <w:i w:val="false"/>
+                <w:iCs w:val="false"/>
+                <w:color w:val="000000"/>
+                <w:sz w:val="18"/>
+                <w:szCs w:val="18"/>
+              </w:rPr>
+              <w:t xml:space="preserve">Observable indicators: (1) Notebooks show a correctly drawn 3×3×3 grid with 27 small cubes visible (teacher circulates and stamps or ticks correct diagrams). (2) Written phenomenon explanations include the words 'k = 3', 'k³ = 27', and reference to three spatial dimensions — flag any explanation that says '9 × 3 = 27' without explaining WHY multiplication occurs in a third dimension. (3) Sufuria whiteboard answers show 'k = 2, 2³ = 8' — any learner who writes '2² = 4' is still conflating area and volume scale factors and needs targeted re-teaching in Phase 4 or as homework.</w:t>
+            </w:r>
+          </w:p>
+        </w:tc>
+      </w:tr>
+      <w:tr>
+        <w:tc>
+          <w:tcPr>
+            <w:tcW w:type="dxa" w:w="1520"/>
+            <w:shd w:fill="FCE4D6" w:color="auto" w:val="clear"/>
+            <w:tcMar>
+              <w:top w:type="dxa" w:w="60"/>
+              <w:left w:type="dxa" w:w="120"/>
+              <w:bottom w:type="dxa" w:w="60"/>
+              <w:right w:type="dxa" w:w="120"/>
+            </w:tcMar>
+            <w:vAlign w:val="top"/>
+          </w:tcPr>
+          <w:p>
+            <w:pPr>
+              <w:spacing w:after="40" w:before="0"/>
+              <w:jc w:val="left"/>
+            </w:pPr>
+            <w:r>
+              <w:rPr>
+                <w:rFonts w:ascii="Arial" w:cs="Arial" w:eastAsia="Arial" w:hAnsi="Arial"/>
+                <w:b/>
+                <w:bCs/>
+                <w:i w:val="false"/>
+                <w:iCs w:val="false"/>
+                <w:color w:val="000000"/>
+                <w:sz w:val="18"/>
+                <w:szCs w:val="18"/>
+              </w:rPr>
+              <w:t xml:space="preserve">Driving Question Board (DQB) Creation</w:t>
+            </w:r>
+          </w:p>
+          <w:p>
+            <w:pPr>
+              <w:spacing w:after="20" w:before="0"/>
+            </w:pPr>
+            <w:r>
+              <w:rPr>
+                <w:rFonts w:ascii="Arial" w:cs="Arial" w:eastAsia="Arial" w:hAnsi="Arial"/>
+                <w:b/>
+                <w:bCs/>
+                <w:color w:val="1F3864"/>
+                <w:sz w:val="16"/>
+                <w:szCs w:val="16"/>
+              </w:rPr>
+              <w:t xml:space="preserve">📹 VIDEO:</w:t>
+            </w:r>
+          </w:p>
+          <w:p>
+            <w:pPr>
+              <w:spacing w:after="20" w:before="0"/>
+            </w:pPr>
+            <w:hyperlink w:history="1" r:id="rIdujaakytiuvhpie1h1nznu">
+              <w:r>
+                <w:rPr>
+                  <w:rFonts w:ascii="Arial" w:cs="Arial" w:eastAsia="Arial" w:hAnsi="Arial"/>
+                  <w:color w:val="2E75B6"/>
+                  <w:sz w:val="16"/>
+                  <w:szCs w:val="16"/>
+                  <w:u w:val="single" w:color="2E75B6"/>
+                </w:rPr>
+                <w:t xml:space="preserve">What is Time Dilation?</w:t>
+              </w:r>
+            </w:hyperlink>
+          </w:p>
+          <w:p>
+            <w:pPr>
+              <w:spacing w:after="10" w:before="0"/>
+              <w:ind w:left="120"/>
+            </w:pPr>
+            <w:r>
+              <w:rPr>
+                <w:rFonts w:ascii="Arial" w:cs="Arial" w:eastAsia="Arial" w:hAnsi="Arial"/>
+                <w:color w:val="595959"/>
+                <w:sz w:val="14"/>
+                <w:szCs w:val="14"/>
+              </w:rPr>
+              <w:t xml:space="preserve">Source: Khan Academy (English - US curriculum)</w:t>
+            </w:r>
+          </w:p>
+          <w:p>
+            <w:pPr>
+              <w:spacing w:after="10" w:before="0"/>
+              <w:ind w:left="120"/>
+            </w:pPr>
+            <w:hyperlink w:history="1" r:id="rIdoybemsakfaazwmvusguj0">
+              <w:r>
+                <w:rPr>
+                  <w:rFonts w:ascii="Arial" w:cs="Arial" w:eastAsia="Arial" w:hAnsi="Arial"/>
+                  <w:color w:val="595959"/>
+                  <w:sz w:val="14"/>
+                  <w:szCs w:val="14"/>
+                  <w:u w:val="single" w:color="595959"/>
+                </w:rPr>
+                <w:t xml:space="preserve">🔍 Search ARES for similar videos</w:t>
+              </w:r>
+            </w:hyperlink>
+          </w:p>
+          <w:p>
+            <w:pPr>
+              <w:spacing w:after="40" w:before="0"/>
+            </w:pPr>
+            <w:r>
+              <w:rPr>
+                <w:sz w:val="14"/>
+                <w:szCs w:val="14"/>
+              </w:rPr>
+              <w:t xml:space="preserve"/>
+            </w:r>
+          </w:p>
+          <w:p>
+            <w:pPr>
+              <w:spacing w:after="20" w:before="0"/>
+            </w:pPr>
+            <w:r>
+              <w:rPr>
+                <w:rFonts w:ascii="Arial" w:cs="Arial" w:eastAsia="Arial" w:hAnsi="Arial"/>
+                <w:b/>
+                <w:bCs/>
+                <w:color w:val="1F3864"/>
+                <w:sz w:val="16"/>
+                <w:szCs w:val="16"/>
+              </w:rPr>
+              <w:t xml:space="preserve">📖 EXERCISE:</w:t>
+            </w:r>
+          </w:p>
+          <w:p>
+            <w:pPr>
+              <w:spacing w:after="20" w:before="0"/>
+            </w:pPr>
+            <w:hyperlink w:history="1" r:id="rIdtoithc6orebhdczn3_n_r">
+              <w:r>
+                <w:rPr>
+                  <w:rFonts w:ascii="Arial" w:cs="Arial" w:eastAsia="Arial" w:hAnsi="Arial"/>
+                  <w:color w:val="2E75B6"/>
+                  <w:sz w:val="16"/>
+                  <w:szCs w:val="16"/>
+                  <w:u w:val="single" w:color="2E75B6"/>
+                </w:rPr>
+                <w:t xml:space="preserve">Solid geometry word problems</w:t>
+              </w:r>
+            </w:hyperlink>
+          </w:p>
+          <w:p>
+            <w:pPr>
+              <w:spacing w:after="10" w:before="0"/>
+              <w:ind w:left="120"/>
+            </w:pPr>
+            <w:r>
+              <w:rPr>
+                <w:rFonts w:ascii="Arial" w:cs="Arial" w:eastAsia="Arial" w:hAnsi="Arial"/>
+                <w:color w:val="595959"/>
+                <w:sz w:val="14"/>
+                <w:szCs w:val="14"/>
+              </w:rPr>
+              <w:t xml:space="preserve">Source: Khan Academy (English - US curriculum)</w:t>
+            </w:r>
+          </w:p>
+          <w:p>
+            <w:pPr>
+              <w:spacing w:after="10" w:before="0"/>
+              <w:ind w:left="120"/>
+            </w:pPr>
+            <w:hyperlink w:history="1" r:id="rIdm6kvdaw3clu6bddoxuby5">
+              <w:r>
+                <w:rPr>
+                  <w:rFonts w:ascii="Arial" w:cs="Arial" w:eastAsia="Arial" w:hAnsi="Arial"/>
+                  <w:color w:val="595959"/>
+                  <w:sz w:val="14"/>
+                  <w:szCs w:val="14"/>
+                  <w:u w:val="single" w:color="595959"/>
+                </w:rPr>
+                <w:t xml:space="preserve">🔍 Search ARES for similar readings</w:t>
+              </w:r>
+            </w:hyperlink>
+          </w:p>
+        </w:tc>
+        <w:tc>
+          <w:tcPr>
+            <w:tcW w:type="dxa" w:w="3040"/>
+            <w:shd w:fill="FFFFFF" w:color="auto" w:val="clear"/>
+            <w:tcMar>
+              <w:top w:type="dxa" w:w="60"/>
+              <w:left w:type="dxa" w:w="120"/>
+              <w:bottom w:type="dxa" w:w="60"/>
+              <w:right w:type="dxa" w:w="120"/>
+            </w:tcMar>
+            <w:vAlign w:val="top"/>
+          </w:tcPr>
+          <w:p>
+            <w:pPr>
+              <w:spacing w:after="40" w:before="0"/>
+              <w:jc w:val="left"/>
+            </w:pPr>
+            <w:r>
+              <w:rPr>
+                <w:rFonts w:ascii="Arial" w:cs="Arial" w:eastAsia="Arial" w:hAnsi="Arial"/>
+                <w:b w:val="false"/>
+                <w:bCs w:val="false"/>
+                <w:i w:val="false"/>
+                <w:iCs w:val="false"/>
+                <w:color w:val="000000"/>
+                <w:sz w:val="18"/>
+                <w:szCs w:val="18"/>
+              </w:rPr>
+              <w:t xml:space="preserve">The teacher directs learners' attention to the class DQB (a large chart or section of the board that has been accumulating across all 8 lessons). Learners review what is already posted: Lesson 1 — phenomenon observations and initial questions; Lesson 2 — properties of similar figures and linear scale factor k; Lesson 3 — linear scale factor k confirmed with measurements; Lesson 4 — area scale factor k². Now the class adds the new understanding from Lesson 5. Each learner writes on a sticky note (or a strip of paper): one CLAIM (something they now know for certain) and one QUESTION (something they are still wondering about or want to explore). Claims are posted under the green 'We Now Know' column; questions under the yellow 'We Are Still Wondering' column. The teacher then draws attention to the complete scale-factor chain now visible on the DQB: k → k² → k³, and asks learners to suggest what real-life design questions this chain might help answer (expected: 'How do engineers design containers of different sizes?', 'How do architects scale up buildings?', 'Why does a large sufuria cost so much more to make than a small one?').</w:t>
+            </w:r>
+          </w:p>
+        </w:tc>
+        <w:tc>
+          <w:tcPr>
+            <w:tcW w:type="dxa" w:w="3040"/>
+            <w:shd w:fill="F2F2F2" w:color="auto" w:val="clear"/>
+            <w:tcMar>
+              <w:top w:type="dxa" w:w="60"/>
+              <w:left w:type="dxa" w:w="120"/>
+              <w:bottom w:type="dxa" w:w="60"/>
+              <w:right w:type="dxa" w:w="120"/>
+            </w:tcMar>
+            <w:vAlign w:val="top"/>
+          </w:tcPr>
+          <w:p>
+            <w:pPr>
+              <w:spacing w:after="40" w:before="0"/>
+              <w:jc w:val="left"/>
+            </w:pPr>
+            <w:r>
+              <w:rPr>
+                <w:rFonts w:ascii="Arial" w:cs="Arial" w:eastAsia="Arial" w:hAnsi="Arial"/>
+                <w:b w:val="false"/>
+                <w:bCs w:val="false"/>
+                <w:i w:val="false"/>
+                <w:iCs w:val="false"/>
+                <w:color w:val="000000"/>
+                <w:sz w:val="18"/>
+                <w:szCs w:val="18"/>
+              </w:rPr>
+              <w:t xml:space="preserve">1. Point to the DQB. Say: 'Let's look at where we started and how far we have come.' Read aloud the original phenomenon question posted in Lesson 1. 2. Walk through each lesson's addition briefly: 'Lesson 2 — we found k. Lesson 3 — we confirmed k with measurements. Lesson 4 — we discovered k². Today — we discovered k³.' As you name each, point to the relevant sticky notes or entries. 3. Distribute sticky notes. Say: 'Write ONE claim — something you are now certain is true — and ONE question you still have. You have 3 minutes. Write in full sentences.' WAIT. 4. Invite 4 learners (cold-call) to read their claim aloud before posting it. After each, ask: 'Class — do we agree this is a proven claim? Thumbs up or thumbs sideways.' 5. Post all notes. Then draw a large arrow on the board connecting k → k² → k³. Say: 'This chain is the mathematical heart of our unit. In Lessons 6 and 7 we will use it to solve real design problems. In Lesson 8 we will bring it all back to our uji cups one final time.' 6. Read 2–3 of the 'still wondering' questions aloud. Say: 'These are excellent mathematical questions. Keep them in mind as we continue.'</w:t>
+            </w:r>
+          </w:p>
+        </w:tc>
+        <w:tc>
+          <w:tcPr>
+            <w:tcW w:type="dxa" w:w="3040"/>
+            <w:shd w:fill="FFFFFF" w:color="auto" w:val="clear"/>
+            <w:tcMar>
+              <w:top w:type="dxa" w:w="60"/>
+              <w:left w:type="dxa" w:w="120"/>
+              <w:bottom w:type="dxa" w:w="60"/>
+              <w:right w:type="dxa" w:w="120"/>
+            </w:tcMar>
+            <w:vAlign w:val="top"/>
+          </w:tcPr>
+          <w:p>
+            <w:pPr>
+              <w:spacing w:after="40" w:before="0"/>
+              <w:jc w:val="left"/>
+            </w:pPr>
+            <w:r>
+              <w:rPr>
+                <w:rFonts w:ascii="Arial" w:cs="Arial" w:eastAsia="Arial" w:hAnsi="Arial"/>
+                <w:b w:val="false"/>
+                <w:bCs w:val="false"/>
+                <w:i w:val="false"/>
+                <w:iCs w:val="false"/>
+                <w:color w:val="000000"/>
+                <w:sz w:val="18"/>
+                <w:szCs w:val="18"/>
+              </w:rPr>
+              <w:t xml:space="preserve">DQB Claim-and-Question Protocol: Distinguishing 'what we know' from 'what we are still wondering' develops metacognitive awareness of the boundary between evidence and inference. Publicly posting the k → k² → k³ chain gives learners a visual organiser of the unit's conceptual arc and positions them to anticipate future lessons.</w:t>
+            </w:r>
+          </w:p>
+        </w:tc>
+        <w:tc>
+          <w:tcPr>
+            <w:tcW w:type="dxa" w:w="3040"/>
+            <w:shd w:fill="F2F2F2" w:color="auto" w:val="clear"/>
+            <w:tcMar>
+              <w:top w:type="dxa" w:w="60"/>
+              <w:left w:type="dxa" w:w="120"/>
+              <w:bottom w:type="dxa" w:w="60"/>
+              <w:right w:type="dxa" w:w="120"/>
+            </w:tcMar>
+            <w:vAlign w:val="top"/>
+          </w:tcPr>
+          <w:p>
+            <w:pPr>
+              <w:spacing w:after="40" w:before="0"/>
+              <w:jc w:val="left"/>
+            </w:pPr>
+            <w:r>
+              <w:rPr>
+                <w:rFonts w:ascii="Arial" w:cs="Arial" w:eastAsia="Arial" w:hAnsi="Arial"/>
+                <w:b w:val="false"/>
+                <w:bCs w:val="false"/>
+                <w:i w:val="false"/>
+                <w:iCs w:val="false"/>
+                <w:color w:val="000000"/>
+                <w:sz w:val="18"/>
+                <w:szCs w:val="18"/>
+              </w:rPr>
+              <w:t xml:space="preserve">Observable indicators: (1) Claims are specific and evidence-based (e.g. 'Volume scale factor = k³, proven by our Kasuku tin measurements') rather than vague (e.g. 'big things are bigger'). (2) Questions are mathematically productive (e.g. 'Does k³ work for spheres too?') rather than procedural (e.g. 'How do you calculate volume?'). Teacher photographs the DQB at the end of this phase for record-keeping and to share on the ARES platform.</w:t>
+            </w:r>
+          </w:p>
+        </w:tc>
+      </w:tr>
+      <w:tr>
+        <w:tc>
+          <w:tcPr>
+            <w:tcW w:type="dxa" w:w="1520"/>
+            <w:shd w:fill="D5E8F0" w:color="auto" w:val="clear"/>
+            <w:tcMar>
+              <w:top w:type="dxa" w:w="60"/>
+              <w:left w:type="dxa" w:w="120"/>
+              <w:bottom w:type="dxa" w:w="60"/>
+              <w:right w:type="dxa" w:w="120"/>
+            </w:tcMar>
+            <w:vAlign w:val="top"/>
+          </w:tcPr>
+          <w:p>
+            <w:pPr>
+              <w:spacing w:after="40" w:before="0"/>
+              <w:jc w:val="left"/>
+            </w:pPr>
+            <w:r>
+              <w:rPr>
+                <w:rFonts w:ascii="Arial" w:cs="Arial" w:eastAsia="Arial" w:hAnsi="Arial"/>
+                <w:b/>
+                <w:bCs/>
+                <w:i w:val="false"/>
+                <w:iCs w:val="false"/>
+                <w:color w:val="000000"/>
+                <w:sz w:val="18"/>
+                <w:szCs w:val="18"/>
+              </w:rPr>
+              <w:t xml:space="preserve">Model Building Phase</w:t>
+            </w:r>
+          </w:p>
+          <w:p>
+            <w:pPr>
+              <w:spacing w:after="20" w:before="0"/>
+            </w:pPr>
+            <w:r>
+              <w:rPr>
+                <w:rFonts w:ascii="Arial" w:cs="Arial" w:eastAsia="Arial" w:hAnsi="Arial"/>
+                <w:b/>
+                <w:bCs/>
+                <w:color w:val="1F3864"/>
+                <w:sz w:val="16"/>
+                <w:szCs w:val="16"/>
+              </w:rPr>
+              <w:t xml:space="preserve">📹 VIDEO:</w:t>
+            </w:r>
+          </w:p>
+          <w:p>
+            <w:pPr>
+              <w:spacing w:after="20" w:before="0"/>
+            </w:pPr>
+            <w:hyperlink w:history="1" r:id="rIdwszhbau3tuuy3jjiguwjv">
               <w:r>
                 <w:rPr>
                   <w:rFonts w:ascii="Arial" w:cs="Arial" w:eastAsia="Arial" w:hAnsi="Arial"/>
@@ -15371,7 +16294,7 @@
               <w:spacing w:after="10" w:before="0"/>
               <w:ind w:left="120"/>
             </w:pPr>
-            <w:hyperlink w:history="1" r:id="rId4s-92v4mnsegsekb-zjc-">
+            <w:hyperlink w:history="1" r:id="rId-khbbhwejjvrwzttepc0z">
               <w:r>
                 <w:rPr>
                   <w:rFonts w:ascii="Arial" w:cs="Arial" w:eastAsia="Arial" w:hAnsi="Arial"/>
@@ -15416,7 +16339,7 @@
             <w:pPr>
               <w:spacing w:after="20" w:before="0"/>
             </w:pPr>
-            <w:hyperlink w:history="1" r:id="rIdqpx-tpz37eawtvgdzzyfm">
+            <w:hyperlink w:history="1" r:id="rIdsig_ycdafgjjccxmjliog">
               <w:r>
                 <w:rPr>
                   <w:rFonts w:ascii="Arial" w:cs="Arial" w:eastAsia="Arial" w:hAnsi="Arial"/>
@@ -15425,7 +16348,7 @@
                   <w:szCs w:val="16"/>
                   <w:u w:val="single" w:color="2E75B6"/>
                 </w:rPr>
-                <w:t xml:space="preserve">Area and Volume of Similar Solids Practice</w:t>
+                <w:t xml:space="preserve">Volume by multiplying area of base times height</w:t>
               </w:r>
             </w:hyperlink>
           </w:p>
@@ -15441,7 +16364,7 @@
                 <w:sz w:val="14"/>
                 <w:szCs w:val="14"/>
               </w:rPr>
-              <w:t xml:space="preserve">Source: CK-12</w:t>
+              <w:t xml:space="preserve">Source: Khan Academy (English - US curriculum)</w:t>
             </w:r>
           </w:p>
           <w:p>
@@ -15449,925 +16372,7 @@
               <w:spacing w:after="10" w:before="0"/>
               <w:ind w:left="120"/>
             </w:pPr>
-            <w:hyperlink w:history="1" r:id="rIdcss7u3ktw4tbvj-ytcsu8">
-              <w:r>
-                <w:rPr>
-                  <w:rFonts w:ascii="Arial" w:cs="Arial" w:eastAsia="Arial" w:hAnsi="Arial"/>
-                  <w:color w:val="595959"/>
-                  <w:sz w:val="14"/>
-                  <w:szCs w:val="14"/>
-                  <w:u w:val="single" w:color="595959"/>
-                </w:rPr>
-                <w:t xml:space="preserve">🔍 Search ARES for similar readings</w:t>
-              </w:r>
-            </w:hyperlink>
-          </w:p>
-        </w:tc>
-        <w:tc>
-          <w:tcPr>
-            <w:tcW w:type="dxa" w:w="3040"/>
-            <w:shd w:fill="FFFFFF" w:color="auto" w:val="clear"/>
-            <w:tcMar>
-              <w:top w:type="dxa" w:w="60"/>
-              <w:left w:type="dxa" w:w="120"/>
-              <w:bottom w:type="dxa" w:w="60"/>
-              <w:right w:type="dxa" w:w="120"/>
-            </w:tcMar>
-            <w:vAlign w:val="top"/>
-          </w:tcPr>
-          <w:p>
-            <w:pPr>
-              <w:spacing w:after="40" w:before="0"/>
-              <w:jc w:val="left"/>
-            </w:pPr>
-            <w:r>
-              <w:rPr>
-                <w:rFonts w:ascii="Arial" w:cs="Arial" w:eastAsia="Arial" w:hAnsi="Arial"/>
-                <w:b w:val="false"/>
-                <w:bCs w:val="false"/>
-                <w:i w:val="false"/>
-                <w:iCs w:val="false"/>
-                <w:color w:val="000000"/>
-                <w:sz w:val="18"/>
-                <w:szCs w:val="18"/>
-              </w:rPr>
-              <w:t xml:space="preserve">Learners work in groups of 4. Each group receives: (a) a set of 3 similar wooden or cardboard model cubes with side lengths approximately 2 cm, 4 cm, and 6 cm (k = 1, 2, 3 relative to the smallest), OR (b) a small Kasuku tin and a large Kasuku tin whose diameter and height are in ratio 1:2. Groups also receive a 30 cm ruler, a recording worksheet, and a calculator. PART A — Measurement and Computation (15 min): Learners measure the length, width, and height (or radius and height for cylinders) of each solid to the nearest millimetre and record in the worksheet table. They then compute the volume of each solid using the appropriate formula (V = l × w × h for cuboids; V = πr²h for cylinders). They calculate the ratio Volume₂ / Volume₁ (large ÷ small) for k = 2 and Volume₃ / Volume₁ (largest ÷ small) for k = 3, and record these ratios as decimals and as fractions. PART B — Class Data Pool (8 min): One representative from each group writes their group's results on the shared class table on the board (pre-drawn with columns: Group | k | Measured volume ratio | k² | k³). All groups' data is now visible. PART C — Pattern Identification (5 min): Learners examine the class table and write ONE sentence on their whiteboard answering: 'What do you notice about the volume ratio column and the k³ column?'</w:t>
-            </w:r>
-          </w:p>
-        </w:tc>
-        <w:tc>
-          <w:tcPr>
-            <w:tcW w:type="dxa" w:w="3040"/>
-            <w:shd w:fill="F2F2F2" w:color="auto" w:val="clear"/>
-            <w:tcMar>
-              <w:top w:type="dxa" w:w="60"/>
-              <w:left w:type="dxa" w:w="120"/>
-              <w:bottom w:type="dxa" w:w="60"/>
-              <w:right w:type="dxa" w:w="120"/>
-            </w:tcMar>
-            <w:vAlign w:val="top"/>
-          </w:tcPr>
-          <w:p>
-            <w:pPr>
-              <w:spacing w:after="40" w:before="0"/>
-              <w:jc w:val="left"/>
-            </w:pPr>
-            <w:r>
-              <w:rPr>
-                <w:rFonts w:ascii="Arial" w:cs="Arial" w:eastAsia="Arial" w:hAnsi="Arial"/>
-                <w:b w:val="false"/>
-                <w:bCs w:val="false"/>
-                <w:i w:val="false"/>
-                <w:iCs w:val="false"/>
-                <w:color w:val="000000"/>
-                <w:sz w:val="18"/>
-                <w:szCs w:val="18"/>
-              </w:rPr>
-              <w:t xml:space="preserve">1. Distribute materials. Say: 'Your task has two parts. Part A: measure, compute volumes, and find the ratio. Part B: add your results to the class table. You have 15 minutes for Part A.' Display the worksheet structure on the board. 2. Circulate actively. Stop at each group for at least 60 seconds. Use targeted prompts: 'How did you decide which formula to use?' WAIT 10 seconds. 'What units will your volume be in?' WAIT 10 seconds. 'Before you divide — what do you expect the ratio to be based on our predictions?' 3. After 15 min, say: 'One spokesperson per group — write your k, your measured volume ratio, k², and k³ in the class table. You have 3 minutes.' 4. Once the table is filled, give learners 2 minutes to examine it silently. Then say: 'Write ONE sentence on your whiteboard: what pattern do you see between the volume ratio column and the k³ column?' WAIT 15 seconds of full silence. 5. Cold-call 4 learners (choose at least one from a group that used cylinders and one from a group that used cuboids): 'Kamau, read your sentence.' WAIT 10 seconds after each. 6. Affirm the pattern: 'Every group found that the volume ratio equals k³ — even though some of you used cubes, some used cuboids, and some used Kasuku tins. The shape does not matter. The rule is: volume scale factor = k³.'</w:t>
-            </w:r>
-          </w:p>
-        </w:tc>
-        <w:tc>
-          <w:tcPr>
-            <w:tcW w:type="dxa" w:w="3040"/>
-            <w:shd w:fill="FFFFFF" w:color="auto" w:val="clear"/>
-            <w:tcMar>
-              <w:top w:type="dxa" w:w="60"/>
-              <w:left w:type="dxa" w:w="120"/>
-              <w:bottom w:type="dxa" w:w="60"/>
-              <w:right w:type="dxa" w:w="120"/>
-            </w:tcMar>
-            <w:vAlign w:val="top"/>
-          </w:tcPr>
-          <w:p>
-            <w:pPr>
-              <w:spacing w:after="40" w:before="0"/>
-              <w:jc w:val="left"/>
-            </w:pPr>
-            <w:r>
-              <w:rPr>
-                <w:rFonts w:ascii="Arial" w:cs="Arial" w:eastAsia="Arial" w:hAnsi="Arial"/>
-                <w:b w:val="false"/>
-                <w:bCs w:val="false"/>
-                <w:i w:val="false"/>
-                <w:iCs w:val="false"/>
-                <w:color w:val="000000"/>
-                <w:sz w:val="18"/>
-                <w:szCs w:val="18"/>
-              </w:rPr>
-              <w:t xml:space="preserve">Data Pooling + Cross-Group Comparison: By pooling data from groups using different solid shapes (cubes, cuboids, cylinders), learners see that the k³ rule is shape-independent. This is a deliberate generalisation move — the pattern is more convincing when it appears across different physical objects than when seen in a single case.</w:t>
-            </w:r>
-          </w:p>
-        </w:tc>
-        <w:tc>
-          <w:tcPr>
-            <w:tcW w:type="dxa" w:w="3040"/>
-            <w:shd w:fill="F2F2F2" w:color="auto" w:val="clear"/>
-            <w:tcMar>
-              <w:top w:type="dxa" w:w="60"/>
-              <w:left w:type="dxa" w:w="120"/>
-              <w:bottom w:type="dxa" w:w="60"/>
-              <w:right w:type="dxa" w:w="120"/>
-            </w:tcMar>
-            <w:vAlign w:val="top"/>
-          </w:tcPr>
-          <w:p>
-            <w:pPr>
-              <w:spacing w:after="40" w:before="0"/>
-              <w:jc w:val="left"/>
-            </w:pPr>
-            <w:r>
-              <w:rPr>
-                <w:rFonts w:ascii="Arial" w:cs="Arial" w:eastAsia="Arial" w:hAnsi="Arial"/>
-                <w:b w:val="false"/>
-                <w:bCs w:val="false"/>
-                <w:i w:val="false"/>
-                <w:iCs w:val="false"/>
-                <w:color w:val="000000"/>
-                <w:sz w:val="18"/>
-                <w:szCs w:val="18"/>
-              </w:rPr>
-              <w:t xml:space="preserve">Observable indicators: (1) Each group's worksheet table is complete with correct volume calculations (teacher checks units — cm³ — and formula use during circulation). (2) Volume ratios in the class table are approximately 8 (for k = 2) and 27 (for k = 3) — flag any group with a ratio far from these for immediate re-measurement support. (3) Whiteboard sentences explicitly mention 'k³' or 'cube of k' — learners who write only 'it is bigger' need a targeted question: 'By exactly how much? Compare the ratio number to k and to k².' </w:t>
-            </w:r>
-          </w:p>
-        </w:tc>
-      </w:tr>
-      <w:tr>
-        <w:tc>
-          <w:tcPr>
-            <w:tcW w:type="dxa" w:w="1520"/>
-            <w:shd w:fill="E2EFDA" w:color="auto" w:val="clear"/>
-            <w:tcMar>
-              <w:top w:type="dxa" w:w="60"/>
-              <w:left w:type="dxa" w:w="120"/>
-              <w:bottom w:type="dxa" w:w="60"/>
-              <w:right w:type="dxa" w:w="120"/>
-            </w:tcMar>
-            <w:vAlign w:val="top"/>
-          </w:tcPr>
-          <w:p>
-            <w:pPr>
-              <w:spacing w:after="40" w:before="0"/>
-              <w:jc w:val="left"/>
-            </w:pPr>
-            <w:r>
-              <w:rPr>
-                <w:rFonts w:ascii="Arial" w:cs="Arial" w:eastAsia="Arial" w:hAnsi="Arial"/>
-                <w:b/>
-                <w:bCs/>
-                <w:i w:val="false"/>
-                <w:iCs w:val="false"/>
-                <w:color w:val="000000"/>
-                <w:sz w:val="18"/>
-                <w:szCs w:val="18"/>
-              </w:rPr>
-              <w:t xml:space="preserve">Explain Phase</w:t>
-            </w:r>
-          </w:p>
-          <w:p>
-            <w:pPr>
-              <w:spacing w:after="20" w:before="0"/>
-            </w:pPr>
-            <w:r>
-              <w:rPr>
-                <w:rFonts w:ascii="Arial" w:cs="Arial" w:eastAsia="Arial" w:hAnsi="Arial"/>
-                <w:b/>
-                <w:bCs/>
-                <w:color w:val="1F3864"/>
-                <w:sz w:val="16"/>
-                <w:szCs w:val="16"/>
-              </w:rPr>
-              <w:t xml:space="preserve">📹 VIDEO:</w:t>
-            </w:r>
-          </w:p>
-          <w:p>
-            <w:pPr>
-              <w:spacing w:after="20" w:before="0"/>
-            </w:pPr>
-            <w:hyperlink w:history="1" r:id="rIdkcsz6nqu9bvx3wclkjhnf">
-              <w:r>
-                <w:rPr>
-                  <w:rFonts w:ascii="Arial" w:cs="Arial" w:eastAsia="Arial" w:hAnsi="Arial"/>
-                  <w:color w:val="2E75B6"/>
-                  <w:sz w:val="16"/>
-                  <w:szCs w:val="16"/>
-                  <w:u w:val="single" w:color="2E75B6"/>
-                </w:rPr>
-                <w:t xml:space="preserve">Area and Volume of Similar Solids Principles</w:t>
-              </w:r>
-            </w:hyperlink>
-          </w:p>
-          <w:p>
-            <w:pPr>
-              <w:spacing w:after="10" w:before="0"/>
-              <w:ind w:left="120"/>
-            </w:pPr>
-            <w:r>
-              <w:rPr>
-                <w:rFonts w:ascii="Arial" w:cs="Arial" w:eastAsia="Arial" w:hAnsi="Arial"/>
-                <w:color w:val="595959"/>
-                <w:sz w:val="14"/>
-                <w:szCs w:val="14"/>
-              </w:rPr>
-              <w:t xml:space="preserve">Source: CK-12</w:t>
-            </w:r>
-          </w:p>
-          <w:p>
-            <w:pPr>
-              <w:spacing w:after="10" w:before="0"/>
-              <w:ind w:left="120"/>
-            </w:pPr>
-            <w:hyperlink w:history="1" r:id="rIdjrvizyrwsxx1wxhkfcmbu">
-              <w:r>
-                <w:rPr>
-                  <w:rFonts w:ascii="Arial" w:cs="Arial" w:eastAsia="Arial" w:hAnsi="Arial"/>
-                  <w:color w:val="595959"/>
-                  <w:sz w:val="14"/>
-                  <w:szCs w:val="14"/>
-                  <w:u w:val="single" w:color="595959"/>
-                </w:rPr>
-                <w:t xml:space="preserve">🔍 Search ARES for similar videos</w:t>
-              </w:r>
-            </w:hyperlink>
-          </w:p>
-          <w:p>
-            <w:pPr>
-              <w:spacing w:after="40" w:before="0"/>
-            </w:pPr>
-            <w:r>
-              <w:rPr>
-                <w:sz w:val="14"/>
-                <w:szCs w:val="14"/>
-              </w:rPr>
-              <w:t xml:space="preserve"/>
-            </w:r>
-          </w:p>
-          <w:p>
-            <w:pPr>
-              <w:spacing w:after="20" w:before="0"/>
-            </w:pPr>
-            <w:r>
-              <w:rPr>
-                <w:rFonts w:ascii="Arial" w:cs="Arial" w:eastAsia="Arial" w:hAnsi="Arial"/>
-                <w:b/>
-                <w:bCs/>
-                <w:color w:val="1F3864"/>
-                <w:sz w:val="16"/>
-                <w:szCs w:val="16"/>
-              </w:rPr>
-              <w:t xml:space="preserve">📖 EXERCISE:</w:t>
-            </w:r>
-          </w:p>
-          <w:p>
-            <w:pPr>
-              <w:spacing w:after="20" w:before="0"/>
-            </w:pPr>
-            <w:hyperlink w:history="1" r:id="rIdxnw-miutmz6ovo9ehaufr">
-              <w:r>
-                <w:rPr>
-                  <w:rFonts w:ascii="Arial" w:cs="Arial" w:eastAsia="Arial" w:hAnsi="Arial"/>
-                  <w:color w:val="2E75B6"/>
-                  <w:sz w:val="16"/>
-                  <w:szCs w:val="16"/>
-                  <w:u w:val="single" w:color="2E75B6"/>
-                </w:rPr>
-                <w:t xml:space="preserve">Solid geometry word problems</w:t>
-              </w:r>
-            </w:hyperlink>
-          </w:p>
-          <w:p>
-            <w:pPr>
-              <w:spacing w:after="10" w:before="0"/>
-              <w:ind w:left="120"/>
-            </w:pPr>
-            <w:r>
-              <w:rPr>
-                <w:rFonts w:ascii="Arial" w:cs="Arial" w:eastAsia="Arial" w:hAnsi="Arial"/>
-                <w:color w:val="595959"/>
-                <w:sz w:val="14"/>
-                <w:szCs w:val="14"/>
-              </w:rPr>
-              <w:t xml:space="preserve">Source: Khan Academy (English - US curriculum)</w:t>
-            </w:r>
-          </w:p>
-          <w:p>
-            <w:pPr>
-              <w:spacing w:after="10" w:before="0"/>
-              <w:ind w:left="120"/>
-            </w:pPr>
-            <w:hyperlink w:history="1" r:id="rIdvgbjdh_hfbm9qm2pjblpo">
-              <w:r>
-                <w:rPr>
-                  <w:rFonts w:ascii="Arial" w:cs="Arial" w:eastAsia="Arial" w:hAnsi="Arial"/>
-                  <w:color w:val="595959"/>
-                  <w:sz w:val="14"/>
-                  <w:szCs w:val="14"/>
-                  <w:u w:val="single" w:color="595959"/>
-                </w:rPr>
-                <w:t xml:space="preserve">🔍 Search ARES for similar readings</w:t>
-              </w:r>
-            </w:hyperlink>
-          </w:p>
-        </w:tc>
-        <w:tc>
-          <w:tcPr>
-            <w:tcW w:type="dxa" w:w="3040"/>
-            <w:shd w:fill="FFFFFF" w:color="auto" w:val="clear"/>
-            <w:tcMar>
-              <w:top w:type="dxa" w:w="60"/>
-              <w:left w:type="dxa" w:w="120"/>
-              <w:bottom w:type="dxa" w:w="60"/>
-              <w:right w:type="dxa" w:w="120"/>
-            </w:tcMar>
-            <w:vAlign w:val="top"/>
-          </w:tcPr>
-          <w:p>
-            <w:pPr>
-              <w:spacing w:after="40" w:before="0"/>
-              <w:jc w:val="left"/>
-            </w:pPr>
-            <w:r>
-              <w:rPr>
-                <w:rFonts w:ascii="Arial" w:cs="Arial" w:eastAsia="Arial" w:hAnsi="Arial"/>
-                <w:b w:val="false"/>
-                <w:bCs w:val="false"/>
-                <w:i w:val="false"/>
-                <w:iCs w:val="false"/>
-                <w:color w:val="000000"/>
-                <w:sz w:val="18"/>
-                <w:szCs w:val="18"/>
-              </w:rPr>
-              <w:t xml:space="preserve">PART A — Conceptual Explanation (8 min): The teacher leads a whole-class structured explanation of WHY volume scales by k³, using a visual decomposition on the board. For a cube of side 1 unit: V = 1³ = 1. Scale by k = 2: each side becomes 2, V = 2³ = 8. The teacher shows that you can fit exactly 8 copies of the small cube inside the large cube by drawing a 2×2×2 grid inside the larger cube. Learners copy the diagram into their notebooks and annotate it for k = 3 (showing a 3×3×3 = 27 grid). PART B — Phenomenon Explanation (7 min): Learners work individually for 4 minutes to write a full explanation (3–5 sentences) answering: 'Using the k³ rule, explain exactly why the large uji cup (k = 3) needs 27 small cups of water to fill it completely — not 3 and not 9.' They then share with a partner (Think-Pair-Share, 3 minutes). PART C — Sufuria Connection (5 min): The teacher poses: 'Mama Wanjiku has a small sufuria and a large sufuria. The large sufuria has a diameter twice as big as the small one AND is twice as tall. She wants to cook ugali for a wedding. How many times more maize flour does she need compared to using the small sufuria?' Learners solve individually on whiteboards (answer: k = 2, volume scale factor = 2³ = 8 — she needs 8 times as much flour). Cold-call 3 learners to share and justify.</w:t>
-            </w:r>
-          </w:p>
-        </w:tc>
-        <w:tc>
-          <w:tcPr>
-            <w:tcW w:type="dxa" w:w="3040"/>
-            <w:shd w:fill="F2F2F2" w:color="auto" w:val="clear"/>
-            <w:tcMar>
-              <w:top w:type="dxa" w:w="60"/>
-              <w:left w:type="dxa" w:w="120"/>
-              <w:bottom w:type="dxa" w:w="60"/>
-              <w:right w:type="dxa" w:w="120"/>
-            </w:tcMar>
-            <w:vAlign w:val="top"/>
-          </w:tcPr>
-          <w:p>
-            <w:pPr>
-              <w:spacing w:after="40" w:before="0"/>
-              <w:jc w:val="left"/>
-            </w:pPr>
-            <w:r>
-              <w:rPr>
-                <w:rFonts w:ascii="Arial" w:cs="Arial" w:eastAsia="Arial" w:hAnsi="Arial"/>
-                <w:b w:val="false"/>
-                <w:bCs w:val="false"/>
-                <w:i w:val="false"/>
-                <w:iCs w:val="false"/>
-                <w:color w:val="000000"/>
-                <w:sz w:val="18"/>
-                <w:szCs w:val="18"/>
-              </w:rPr>
-              <w:t xml:space="preserve">1. Draw a 1×1×1 cube on the board. Say: 'Volume = 1³ = 1 cubic unit. Now I scale every side by k = 2.' Draw the 2×2×2 cube beside it. 'Volume = 2³ = 8. But WHY 8? Watch.' Draw grid lines inside the large cube showing 2 layers, 2 rows, 2 columns. 'I can fit exactly 8 small cubes inside. One dimension gives me k = 2 copies. Two dimensions give me k² = 4. Three dimensions give me k³ = 8.' 2. Say: 'Now YOU draw this for k = 3 in your notebook — show the 3×3×3 grid. You have 3 minutes.' WAIT. Cold-call one learner to the board to draw their version. 3. Say: 'Now connect this to our uji cups. Write 3–5 sentences explaining why the large uji cup needs 27 small cups — not 3, not 9. Use the words: linear scale factor, volume scale factor, k³. You have 4 minutes.' WAIT. 4. Pair-share: 'Share with your partner. One of you reads, the other checks: did they mention k = 3, k³ = 27, and connect it to the three dimensions of the cup?' 3 minutes. 5. Cold-call 2 pairs to share their explanation. After each, ask the class: 'Thumbs up if their explanation mentioned all three: k, k³, and the three dimensions of the cup.' 6. Sufuria problem: Read aloud slowly. Say: 'On your whiteboard — what is k? What is the volume scale factor? How many times more flour?' WAIT 15 seconds. Cold-call 3 learners. Confirm: 'k = 2, volume scale factor = 2³ = 8. Mama Wanjiku needs 8 times more flour. This is exactly the same mathematics as our uji cup — just a different container.'</w:t>
-            </w:r>
-          </w:p>
-        </w:tc>
-        <w:tc>
-          <w:tcPr>
-            <w:tcW w:type="dxa" w:w="3040"/>
-            <w:shd w:fill="FFFFFF" w:color="auto" w:val="clear"/>
-            <w:tcMar>
-              <w:top w:type="dxa" w:w="60"/>
-              <w:left w:type="dxa" w:w="120"/>
-              <w:bottom w:type="dxa" w:w="60"/>
-              <w:right w:type="dxa" w:w="120"/>
-            </w:tcMar>
-            <w:vAlign w:val="top"/>
-          </w:tcPr>
-          <w:p>
-            <w:pPr>
-              <w:spacing w:after="40" w:before="0"/>
-              <w:jc w:val="left"/>
-            </w:pPr>
-            <w:r>
-              <w:rPr>
-                <w:rFonts w:ascii="Arial" w:cs="Arial" w:eastAsia="Arial" w:hAnsi="Arial"/>
-                <w:b w:val="false"/>
-                <w:bCs w:val="false"/>
-                <w:i w:val="false"/>
-                <w:iCs w:val="false"/>
-                <w:color w:val="000000"/>
-                <w:sz w:val="18"/>
-                <w:szCs w:val="18"/>
-              </w:rPr>
-              <w:t xml:space="preserve">Visual Decomposition + Phenomenon Re-Explanation: The 3D grid diagram makes the abstract k³ formula concrete and countable. Requiring learners to write the phenomenon explanation in their own words (then stress-test it with a partner) ensures they are not just reciting a formula but can deploy it as an explanatory tool. The sufuria transfer problem checks whether they can apply k³ to a new Kenyan context.</w:t>
-            </w:r>
-          </w:p>
-        </w:tc>
-        <w:tc>
-          <w:tcPr>
-            <w:tcW w:type="dxa" w:w="3040"/>
-            <w:shd w:fill="F2F2F2" w:color="auto" w:val="clear"/>
-            <w:tcMar>
-              <w:top w:type="dxa" w:w="60"/>
-              <w:left w:type="dxa" w:w="120"/>
-              <w:bottom w:type="dxa" w:w="60"/>
-              <w:right w:type="dxa" w:w="120"/>
-            </w:tcMar>
-            <w:vAlign w:val="top"/>
-          </w:tcPr>
-          <w:p>
-            <w:pPr>
-              <w:spacing w:after="40" w:before="0"/>
-              <w:jc w:val="left"/>
-            </w:pPr>
-            <w:r>
-              <w:rPr>
-                <w:rFonts w:ascii="Arial" w:cs="Arial" w:eastAsia="Arial" w:hAnsi="Arial"/>
-                <w:b w:val="false"/>
-                <w:bCs w:val="false"/>
-                <w:i w:val="false"/>
-                <w:iCs w:val="false"/>
-                <w:color w:val="000000"/>
-                <w:sz w:val="18"/>
-                <w:szCs w:val="18"/>
-              </w:rPr>
-              <w:t xml:space="preserve">Observable indicators: (1) Notebooks show a correctly drawn 3×3×3 grid with 27 small cubes visible (teacher circulates and stamps or ticks correct diagrams). (2) Written phenomenon explanations include the words 'k = 3', 'k³ = 27', and reference to three spatial dimensions — flag any explanation that says '9 × 3 = 27' without explaining WHY multiplication occurs in a third dimension. (3) Sufuria whiteboard answers show 'k = 2, 2³ = 8' — any learner who writes '2² = 4' is still conflating area and volume scale factors and needs targeted re-teaching in Phase 4 or as homework.</w:t>
-            </w:r>
-          </w:p>
-        </w:tc>
-      </w:tr>
-      <w:tr>
-        <w:tc>
-          <w:tcPr>
-            <w:tcW w:type="dxa" w:w="1520"/>
-            <w:shd w:fill="FCE4D6" w:color="auto" w:val="clear"/>
-            <w:tcMar>
-              <w:top w:type="dxa" w:w="60"/>
-              <w:left w:type="dxa" w:w="120"/>
-              <w:bottom w:type="dxa" w:w="60"/>
-              <w:right w:type="dxa" w:w="120"/>
-            </w:tcMar>
-            <w:vAlign w:val="top"/>
-          </w:tcPr>
-          <w:p>
-            <w:pPr>
-              <w:spacing w:after="40" w:before="0"/>
-              <w:jc w:val="left"/>
-            </w:pPr>
-            <w:r>
-              <w:rPr>
-                <w:rFonts w:ascii="Arial" w:cs="Arial" w:eastAsia="Arial" w:hAnsi="Arial"/>
-                <w:b/>
-                <w:bCs/>
-                <w:i w:val="false"/>
-                <w:iCs w:val="false"/>
-                <w:color w:val="000000"/>
-                <w:sz w:val="18"/>
-                <w:szCs w:val="18"/>
-              </w:rPr>
-              <w:t xml:space="preserve">Driving Question Board (DQB) Creation</w:t>
-            </w:r>
-          </w:p>
-          <w:p>
-            <w:pPr>
-              <w:spacing w:after="20" w:before="0"/>
-            </w:pPr>
-            <w:r>
-              <w:rPr>
-                <w:rFonts w:ascii="Arial" w:cs="Arial" w:eastAsia="Arial" w:hAnsi="Arial"/>
-                <w:b/>
-                <w:bCs/>
-                <w:color w:val="1F3864"/>
-                <w:sz w:val="16"/>
-                <w:szCs w:val="16"/>
-              </w:rPr>
-              <w:t xml:space="preserve">📹 VIDEO:</w:t>
-            </w:r>
-          </w:p>
-          <w:p>
-            <w:pPr>
-              <w:spacing w:after="20" w:before="0"/>
-            </w:pPr>
-            <w:hyperlink w:history="1" r:id="rIdzz8e4soe4url_mzdbopsy">
-              <w:r>
-                <w:rPr>
-                  <w:rFonts w:ascii="Arial" w:cs="Arial" w:eastAsia="Arial" w:hAnsi="Arial"/>
-                  <w:color w:val="2E75B6"/>
-                  <w:sz w:val="16"/>
-                  <w:szCs w:val="16"/>
-                  <w:u w:val="single" w:color="2E75B6"/>
-                </w:rPr>
-                <w:t xml:space="preserve">Area and Volume of Similar Solids Principles</w:t>
-              </w:r>
-            </w:hyperlink>
-          </w:p>
-          <w:p>
-            <w:pPr>
-              <w:spacing w:after="10" w:before="0"/>
-              <w:ind w:left="120"/>
-            </w:pPr>
-            <w:r>
-              <w:rPr>
-                <w:rFonts w:ascii="Arial" w:cs="Arial" w:eastAsia="Arial" w:hAnsi="Arial"/>
-                <w:color w:val="595959"/>
-                <w:sz w:val="14"/>
-                <w:szCs w:val="14"/>
-              </w:rPr>
-              <w:t xml:space="preserve">Source: CK-12</w:t>
-            </w:r>
-          </w:p>
-          <w:p>
-            <w:pPr>
-              <w:spacing w:after="10" w:before="0"/>
-              <w:ind w:left="120"/>
-            </w:pPr>
-            <w:hyperlink w:history="1" r:id="rIdbzn-yx6w9plaioeq8e3-9">
-              <w:r>
-                <w:rPr>
-                  <w:rFonts w:ascii="Arial" w:cs="Arial" w:eastAsia="Arial" w:hAnsi="Arial"/>
-                  <w:color w:val="595959"/>
-                  <w:sz w:val="14"/>
-                  <w:szCs w:val="14"/>
-                  <w:u w:val="single" w:color="595959"/>
-                </w:rPr>
-                <w:t xml:space="preserve">🔍 Search ARES for similar videos</w:t>
-              </w:r>
-            </w:hyperlink>
-          </w:p>
-          <w:p>
-            <w:pPr>
-              <w:spacing w:after="40" w:before="0"/>
-            </w:pPr>
-            <w:r>
-              <w:rPr>
-                <w:sz w:val="14"/>
-                <w:szCs w:val="14"/>
-              </w:rPr>
-              <w:t xml:space="preserve"/>
-            </w:r>
-          </w:p>
-          <w:p>
-            <w:pPr>
-              <w:spacing w:after="20" w:before="0"/>
-            </w:pPr>
-            <w:r>
-              <w:rPr>
-                <w:rFonts w:ascii="Arial" w:cs="Arial" w:eastAsia="Arial" w:hAnsi="Arial"/>
-                <w:b/>
-                <w:bCs/>
-                <w:color w:val="1F3864"/>
-                <w:sz w:val="16"/>
-                <w:szCs w:val="16"/>
-              </w:rPr>
-              <w:t xml:space="preserve">📖 HTML:</w:t>
-            </w:r>
-          </w:p>
-          <w:p>
-            <w:pPr>
-              <w:spacing w:after="20" w:before="0"/>
-            </w:pPr>
-            <w:hyperlink w:history="1" r:id="rIdgzbocjxhxsoffb10lu5rt">
-              <w:r>
-                <w:rPr>
-                  <w:rFonts w:ascii="Arial" w:cs="Arial" w:eastAsia="Arial" w:hAnsi="Arial"/>
-                  <w:color w:val="2E75B6"/>
-                  <w:sz w:val="16"/>
-                  <w:szCs w:val="16"/>
-                  <w:u w:val="single" w:color="2E75B6"/>
-                </w:rPr>
-                <w:t xml:space="preserve">Similar Solids (PLIX)</w:t>
-              </w:r>
-            </w:hyperlink>
-          </w:p>
-          <w:p>
-            <w:pPr>
-              <w:spacing w:after="10" w:before="0"/>
-              <w:ind w:left="120"/>
-            </w:pPr>
-            <w:r>
-              <w:rPr>
-                <w:rFonts w:ascii="Arial" w:cs="Arial" w:eastAsia="Arial" w:hAnsi="Arial"/>
-                <w:color w:val="595959"/>
-                <w:sz w:val="14"/>
-                <w:szCs w:val="14"/>
-              </w:rPr>
-              <w:t xml:space="preserve">Source: CK-12</w:t>
-            </w:r>
-          </w:p>
-          <w:p>
-            <w:pPr>
-              <w:spacing w:after="10" w:before="0"/>
-              <w:ind w:left="120"/>
-            </w:pPr>
-            <w:hyperlink w:history="1" r:id="rIdninjp1jpv8jgqrfgjbuoc">
-              <w:r>
-                <w:rPr>
-                  <w:rFonts w:ascii="Arial" w:cs="Arial" w:eastAsia="Arial" w:hAnsi="Arial"/>
-                  <w:color w:val="595959"/>
-                  <w:sz w:val="14"/>
-                  <w:szCs w:val="14"/>
-                  <w:u w:val="single" w:color="595959"/>
-                </w:rPr>
-                <w:t xml:space="preserve">🔍 Search ARES for similar readings</w:t>
-              </w:r>
-            </w:hyperlink>
-          </w:p>
-        </w:tc>
-        <w:tc>
-          <w:tcPr>
-            <w:tcW w:type="dxa" w:w="3040"/>
-            <w:shd w:fill="FFFFFF" w:color="auto" w:val="clear"/>
-            <w:tcMar>
-              <w:top w:type="dxa" w:w="60"/>
-              <w:left w:type="dxa" w:w="120"/>
-              <w:bottom w:type="dxa" w:w="60"/>
-              <w:right w:type="dxa" w:w="120"/>
-            </w:tcMar>
-            <w:vAlign w:val="top"/>
-          </w:tcPr>
-          <w:p>
-            <w:pPr>
-              <w:spacing w:after="40" w:before="0"/>
-              <w:jc w:val="left"/>
-            </w:pPr>
-            <w:r>
-              <w:rPr>
-                <w:rFonts w:ascii="Arial" w:cs="Arial" w:eastAsia="Arial" w:hAnsi="Arial"/>
-                <w:b w:val="false"/>
-                <w:bCs w:val="false"/>
-                <w:i w:val="false"/>
-                <w:iCs w:val="false"/>
-                <w:color w:val="000000"/>
-                <w:sz w:val="18"/>
-                <w:szCs w:val="18"/>
-              </w:rPr>
-              <w:t xml:space="preserve">The teacher directs learners' attention to the class DQB (a large chart or section of the board that has been accumulating across all 8 lessons). Learners review what is already posted: Lesson 1 — phenomenon observations and initial questions; Lesson 2 — properties of similar figures and linear scale factor k; Lesson 3 — linear scale factor k confirmed with measurements; Lesson 4 — area scale factor k². Now the class adds the new understanding from Lesson 5. Each learner writes on a sticky note (or a strip of paper): one CLAIM (something they now know for certain) and one QUESTION (something they are still wondering about or want to explore). Claims are posted under the green 'We Now Know' column; questions under the yellow 'We Are Still Wondering' column. The teacher then draws attention to the complete scale-factor chain now visible on the DQB: k → k² → k³, and asks learners to suggest what real-life design questions this chain might help answer (expected: 'How do engineers design containers of different sizes?', 'How do architects scale up buildings?', 'Why does a large sufuria cost so much more to make than a small one?').</w:t>
-            </w:r>
-          </w:p>
-        </w:tc>
-        <w:tc>
-          <w:tcPr>
-            <w:tcW w:type="dxa" w:w="3040"/>
-            <w:shd w:fill="F2F2F2" w:color="auto" w:val="clear"/>
-            <w:tcMar>
-              <w:top w:type="dxa" w:w="60"/>
-              <w:left w:type="dxa" w:w="120"/>
-              <w:bottom w:type="dxa" w:w="60"/>
-              <w:right w:type="dxa" w:w="120"/>
-            </w:tcMar>
-            <w:vAlign w:val="top"/>
-          </w:tcPr>
-          <w:p>
-            <w:pPr>
-              <w:spacing w:after="40" w:before="0"/>
-              <w:jc w:val="left"/>
-            </w:pPr>
-            <w:r>
-              <w:rPr>
-                <w:rFonts w:ascii="Arial" w:cs="Arial" w:eastAsia="Arial" w:hAnsi="Arial"/>
-                <w:b w:val="false"/>
-                <w:bCs w:val="false"/>
-                <w:i w:val="false"/>
-                <w:iCs w:val="false"/>
-                <w:color w:val="000000"/>
-                <w:sz w:val="18"/>
-                <w:szCs w:val="18"/>
-              </w:rPr>
-              <w:t xml:space="preserve">1. Point to the DQB. Say: 'Let's look at where we started and how far we have come.' Read aloud the original phenomenon question posted in Lesson 1. 2. Walk through each lesson's addition briefly: 'Lesson 2 — we found k. Lesson 3 — we confirmed k with measurements. Lesson 4 — we discovered k². Today — we discovered k³.' As you name each, point to the relevant sticky notes or entries. 3. Distribute sticky notes. Say: 'Write ONE claim — something you are now certain is true — and ONE question you still have. You have 3 minutes. Write in full sentences.' WAIT. 4. Invite 4 learners (cold-call) to read their claim aloud before posting it. After each, ask: 'Class — do we agree this is a proven claim? Thumbs up or thumbs sideways.' 5. Post all notes. Then draw a large arrow on the board connecting k → k² → k³. Say: 'This chain is the mathematical heart of our unit. In Lessons 6 and 7 we will use it to solve real design problems. In Lesson 8 we will bring it all back to our uji cups one final time.' 6. Read 2–3 of the 'still wondering' questions aloud. Say: 'These are excellent mathematical questions. Keep them in mind as we continue.'</w:t>
-            </w:r>
-          </w:p>
-        </w:tc>
-        <w:tc>
-          <w:tcPr>
-            <w:tcW w:type="dxa" w:w="3040"/>
-            <w:shd w:fill="FFFFFF" w:color="auto" w:val="clear"/>
-            <w:tcMar>
-              <w:top w:type="dxa" w:w="60"/>
-              <w:left w:type="dxa" w:w="120"/>
-              <w:bottom w:type="dxa" w:w="60"/>
-              <w:right w:type="dxa" w:w="120"/>
-            </w:tcMar>
-            <w:vAlign w:val="top"/>
-          </w:tcPr>
-          <w:p>
-            <w:pPr>
-              <w:spacing w:after="40" w:before="0"/>
-              <w:jc w:val="left"/>
-            </w:pPr>
-            <w:r>
-              <w:rPr>
-                <w:rFonts w:ascii="Arial" w:cs="Arial" w:eastAsia="Arial" w:hAnsi="Arial"/>
-                <w:b w:val="false"/>
-                <w:bCs w:val="false"/>
-                <w:i w:val="false"/>
-                <w:iCs w:val="false"/>
-                <w:color w:val="000000"/>
-                <w:sz w:val="18"/>
-                <w:szCs w:val="18"/>
-              </w:rPr>
-              <w:t xml:space="preserve">DQB Claim-and-Question Protocol: Distinguishing 'what we know' from 'what we are still wondering' develops metacognitive awareness of the boundary between evidence and inference. Publicly posting the k → k² → k³ chain gives learners a visual organiser of the unit's conceptual arc and positions them to anticipate future lessons.</w:t>
-            </w:r>
-          </w:p>
-        </w:tc>
-        <w:tc>
-          <w:tcPr>
-            <w:tcW w:type="dxa" w:w="3040"/>
-            <w:shd w:fill="F2F2F2" w:color="auto" w:val="clear"/>
-            <w:tcMar>
-              <w:top w:type="dxa" w:w="60"/>
-              <w:left w:type="dxa" w:w="120"/>
-              <w:bottom w:type="dxa" w:w="60"/>
-              <w:right w:type="dxa" w:w="120"/>
-            </w:tcMar>
-            <w:vAlign w:val="top"/>
-          </w:tcPr>
-          <w:p>
-            <w:pPr>
-              <w:spacing w:after="40" w:before="0"/>
-              <w:jc w:val="left"/>
-            </w:pPr>
-            <w:r>
-              <w:rPr>
-                <w:rFonts w:ascii="Arial" w:cs="Arial" w:eastAsia="Arial" w:hAnsi="Arial"/>
-                <w:b w:val="false"/>
-                <w:bCs w:val="false"/>
-                <w:i w:val="false"/>
-                <w:iCs w:val="false"/>
-                <w:color w:val="000000"/>
-                <w:sz w:val="18"/>
-                <w:szCs w:val="18"/>
-              </w:rPr>
-              <w:t xml:space="preserve">Observable indicators: (1) Claims are specific and evidence-based (e.g. 'Volume scale factor = k³, proven by our Kasuku tin measurements') rather than vague (e.g. 'big things are bigger'). (2) Questions are mathematically productive (e.g. 'Does k³ work for spheres too?') rather than procedural (e.g. 'How do you calculate volume?'). Teacher photographs the DQB at the end of this phase for record-keeping and to share on the ARES platform.</w:t>
-            </w:r>
-          </w:p>
-        </w:tc>
-      </w:tr>
-      <w:tr>
-        <w:tc>
-          <w:tcPr>
-            <w:tcW w:type="dxa" w:w="1520"/>
-            <w:shd w:fill="D5E8F0" w:color="auto" w:val="clear"/>
-            <w:tcMar>
-              <w:top w:type="dxa" w:w="60"/>
-              <w:left w:type="dxa" w:w="120"/>
-              <w:bottom w:type="dxa" w:w="60"/>
-              <w:right w:type="dxa" w:w="120"/>
-            </w:tcMar>
-            <w:vAlign w:val="top"/>
-          </w:tcPr>
-          <w:p>
-            <w:pPr>
-              <w:spacing w:after="40" w:before="0"/>
-              <w:jc w:val="left"/>
-            </w:pPr>
-            <w:r>
-              <w:rPr>
-                <w:rFonts w:ascii="Arial" w:cs="Arial" w:eastAsia="Arial" w:hAnsi="Arial"/>
-                <w:b/>
-                <w:bCs/>
-                <w:i w:val="false"/>
-                <w:iCs w:val="false"/>
-                <w:color w:val="000000"/>
-                <w:sz w:val="18"/>
-                <w:szCs w:val="18"/>
-              </w:rPr>
-              <w:t xml:space="preserve">Model Building Phase</w:t>
-            </w:r>
-          </w:p>
-          <w:p>
-            <w:pPr>
-              <w:spacing w:after="20" w:before="0"/>
-            </w:pPr>
-            <w:r>
-              <w:rPr>
-                <w:rFonts w:ascii="Arial" w:cs="Arial" w:eastAsia="Arial" w:hAnsi="Arial"/>
-                <w:b/>
-                <w:bCs/>
-                <w:color w:val="1F3864"/>
-                <w:sz w:val="16"/>
-                <w:szCs w:val="16"/>
-              </w:rPr>
-              <w:t xml:space="preserve">📹 VIDEO:</w:t>
-            </w:r>
-          </w:p>
-          <w:p>
-            <w:pPr>
-              <w:spacing w:after="20" w:before="0"/>
-            </w:pPr>
-            <w:hyperlink w:history="1" r:id="rIdpg9to2cz3qpf1fizfnqzh">
-              <w:r>
-                <w:rPr>
-                  <w:rFonts w:ascii="Arial" w:cs="Arial" w:eastAsia="Arial" w:hAnsi="Arial"/>
-                  <w:color w:val="2E75B6"/>
-                  <w:sz w:val="16"/>
-                  <w:szCs w:val="16"/>
-                  <w:u w:val="single" w:color="2E75B6"/>
-                </w:rPr>
-                <w:t xml:space="preserve">Area and Volume of Similar Solids Principles</w:t>
-              </w:r>
-            </w:hyperlink>
-          </w:p>
-          <w:p>
-            <w:pPr>
-              <w:spacing w:after="10" w:before="0"/>
-              <w:ind w:left="120"/>
-            </w:pPr>
-            <w:r>
-              <w:rPr>
-                <w:rFonts w:ascii="Arial" w:cs="Arial" w:eastAsia="Arial" w:hAnsi="Arial"/>
-                <w:color w:val="595959"/>
-                <w:sz w:val="14"/>
-                <w:szCs w:val="14"/>
-              </w:rPr>
-              <w:t xml:space="preserve">Source: CK-12</w:t>
-            </w:r>
-          </w:p>
-          <w:p>
-            <w:pPr>
-              <w:spacing w:after="10" w:before="0"/>
-              <w:ind w:left="120"/>
-            </w:pPr>
-            <w:hyperlink w:history="1" r:id="rIdd1tbsmemfnand4kb9luey">
-              <w:r>
-                <w:rPr>
-                  <w:rFonts w:ascii="Arial" w:cs="Arial" w:eastAsia="Arial" w:hAnsi="Arial"/>
-                  <w:color w:val="595959"/>
-                  <w:sz w:val="14"/>
-                  <w:szCs w:val="14"/>
-                  <w:u w:val="single" w:color="595959"/>
-                </w:rPr>
-                <w:t xml:space="preserve">🔍 Search ARES for similar videos</w:t>
-              </w:r>
-            </w:hyperlink>
-          </w:p>
-          <w:p>
-            <w:pPr>
-              <w:spacing w:after="40" w:before="0"/>
-            </w:pPr>
-            <w:r>
-              <w:rPr>
-                <w:sz w:val="14"/>
-                <w:szCs w:val="14"/>
-              </w:rPr>
-              <w:t xml:space="preserve"/>
-            </w:r>
-          </w:p>
-          <w:p>
-            <w:pPr>
-              <w:spacing w:after="20" w:before="0"/>
-            </w:pPr>
-            <w:r>
-              <w:rPr>
-                <w:rFonts w:ascii="Arial" w:cs="Arial" w:eastAsia="Arial" w:hAnsi="Arial"/>
-                <w:b/>
-                <w:bCs/>
-                <w:color w:val="1F3864"/>
-                <w:sz w:val="16"/>
-                <w:szCs w:val="16"/>
-              </w:rPr>
-              <w:t xml:space="preserve">📖 EXERCISE:</w:t>
-            </w:r>
-          </w:p>
-          <w:p>
-            <w:pPr>
-              <w:spacing w:after="20" w:before="0"/>
-            </w:pPr>
-            <w:hyperlink w:history="1" r:id="rIdmzvvsypzj1awtde43ak8-">
-              <w:r>
-                <w:rPr>
-                  <w:rFonts w:ascii="Arial" w:cs="Arial" w:eastAsia="Arial" w:hAnsi="Arial"/>
-                  <w:color w:val="2E75B6"/>
-                  <w:sz w:val="16"/>
-                  <w:szCs w:val="16"/>
-                  <w:u w:val="single" w:color="2E75B6"/>
-                </w:rPr>
-                <w:t xml:space="preserve">Similar Solids Practice</w:t>
-              </w:r>
-            </w:hyperlink>
-          </w:p>
-          <w:p>
-            <w:pPr>
-              <w:spacing w:after="10" w:before="0"/>
-              <w:ind w:left="120"/>
-            </w:pPr>
-            <w:r>
-              <w:rPr>
-                <w:rFonts w:ascii="Arial" w:cs="Arial" w:eastAsia="Arial" w:hAnsi="Arial"/>
-                <w:color w:val="595959"/>
-                <w:sz w:val="14"/>
-                <w:szCs w:val="14"/>
-              </w:rPr>
-              <w:t xml:space="preserve">Source: CK-12</w:t>
-            </w:r>
-          </w:p>
-          <w:p>
-            <w:pPr>
-              <w:spacing w:after="10" w:before="0"/>
-              <w:ind w:left="120"/>
-            </w:pPr>
-            <w:hyperlink w:history="1" r:id="rIdz3b4nogon6knkybpbblrc">
+            <w:hyperlink w:history="1" r:id="rId_dwqthyoqma9veb6tao2b">
               <w:r>
                 <w:rPr>
                   <w:rFonts w:ascii="Arial" w:cs="Arial" w:eastAsia="Arial" w:hAnsi="Arial"/>
@@ -17854,7 +17859,7 @@
             <w:pPr>
               <w:spacing w:after="20" w:before="0"/>
             </w:pPr>
-            <w:hyperlink w:history="1" r:id="rIdalntp5dgooixbgomrjfgz">
+            <w:hyperlink w:history="1" r:id="rId7ntg4omrqg4bkozedknwz">
               <w:r>
                 <w:rPr>
                   <w:rFonts w:ascii="Arial" w:cs="Arial" w:eastAsia="Arial" w:hAnsi="Arial"/>
@@ -17887,7 +17892,7 @@
               <w:spacing w:after="10" w:before="0"/>
               <w:ind w:left="120"/>
             </w:pPr>
-            <w:hyperlink w:history="1" r:id="rIdwzpadvpgx_9yykxq0pnex">
+            <w:hyperlink w:history="1" r:id="rIdnl9cwrmovcdnyirzaop2o">
               <w:r>
                 <w:rPr>
                   <w:rFonts w:ascii="Arial" w:cs="Arial" w:eastAsia="Arial" w:hAnsi="Arial"/>
@@ -17932,7 +17937,7 @@
             <w:pPr>
               <w:spacing w:after="20" w:before="0"/>
             </w:pPr>
-            <w:hyperlink w:history="1" r:id="rIdlulucfbsecqrz0lgozr6x">
+            <w:hyperlink w:history="1" r:id="rIdh2jiac7hjzep8xn5tacvz">
               <w:r>
                 <w:rPr>
                   <w:rFonts w:ascii="Arial" w:cs="Arial" w:eastAsia="Arial" w:hAnsi="Arial"/>
@@ -17965,7 +17970,7 @@
               <w:spacing w:after="10" w:before="0"/>
               <w:ind w:left="120"/>
             </w:pPr>
-            <w:hyperlink w:history="1" r:id="rIdbukenogxtg3x8-nitx1iu">
+            <w:hyperlink w:history="1" r:id="rIduy3gue5rs5kkc8catfxvr">
               <w:r>
                 <w:rPr>
                   <w:rFonts w:ascii="Arial" w:cs="Arial" w:eastAsia="Arial" w:hAnsi="Arial"/>
@@ -18160,7 +18165,313 @@
             <w:pPr>
               <w:spacing w:after="20" w:before="0"/>
             </w:pPr>
-            <w:hyperlink w:history="1" r:id="rIdpkfjqfi54ddq-0jptbj-t">
+            <w:hyperlink w:history="1" r:id="rId5fjqmcjqevsv97gp__vop">
+              <w:r>
+                <w:rPr>
+                  <w:rFonts w:ascii="Arial" w:cs="Arial" w:eastAsia="Arial" w:hAnsi="Arial"/>
+                  <w:color w:val="2E75B6"/>
+                  <w:sz w:val="16"/>
+                  <w:szCs w:val="16"/>
+                  <w:u w:val="single" w:color="2E75B6"/>
+                </w:rPr>
+                <w:t xml:space="preserve">Dilations: scale factor</w:t>
+              </w:r>
+            </w:hyperlink>
+          </w:p>
+          <w:p>
+            <w:pPr>
+              <w:spacing w:after="10" w:before="0"/>
+              <w:ind w:left="120"/>
+            </w:pPr>
+            <w:r>
+              <w:rPr>
+                <w:rFonts w:ascii="Arial" w:cs="Arial" w:eastAsia="Arial" w:hAnsi="Arial"/>
+                <w:color w:val="595959"/>
+                <w:sz w:val="14"/>
+                <w:szCs w:val="14"/>
+              </w:rPr>
+              <w:t xml:space="preserve">Source: Khan Academy (English - US curriculum)</w:t>
+            </w:r>
+          </w:p>
+          <w:p>
+            <w:pPr>
+              <w:spacing w:after="10" w:before="0"/>
+              <w:ind w:left="120"/>
+            </w:pPr>
+            <w:hyperlink w:history="1" r:id="rIdoovoqikyogux_vhztifo2">
+              <w:r>
+                <w:rPr>
+                  <w:rFonts w:ascii="Arial" w:cs="Arial" w:eastAsia="Arial" w:hAnsi="Arial"/>
+                  <w:color w:val="595959"/>
+                  <w:sz w:val="14"/>
+                  <w:szCs w:val="14"/>
+                  <w:u w:val="single" w:color="595959"/>
+                </w:rPr>
+                <w:t xml:space="preserve">🔍 Search ARES for similar videos</w:t>
+              </w:r>
+            </w:hyperlink>
+          </w:p>
+          <w:p>
+            <w:pPr>
+              <w:spacing w:after="40" w:before="0"/>
+            </w:pPr>
+            <w:r>
+              <w:rPr>
+                <w:sz w:val="14"/>
+                <w:szCs w:val="14"/>
+              </w:rPr>
+              <w:t xml:space="preserve"/>
+            </w:r>
+          </w:p>
+          <w:p>
+            <w:pPr>
+              <w:spacing w:after="20" w:before="0"/>
+            </w:pPr>
+            <w:r>
+              <w:rPr>
+                <w:rFonts w:ascii="Arial" w:cs="Arial" w:eastAsia="Arial" w:hAnsi="Arial"/>
+                <w:b/>
+                <w:bCs/>
+                <w:color w:val="1F3864"/>
+                <w:sz w:val="16"/>
+                <w:szCs w:val="16"/>
+              </w:rPr>
+              <w:t xml:space="preserve">📖 EXERCISE:</w:t>
+            </w:r>
+          </w:p>
+          <w:p>
+            <w:pPr>
+              <w:spacing w:after="20" w:before="0"/>
+            </w:pPr>
+            <w:hyperlink w:history="1" r:id="rId46eqd50z4oyfvxvalcipi">
+              <w:r>
+                <w:rPr>
+                  <w:rFonts w:ascii="Arial" w:cs="Arial" w:eastAsia="Arial" w:hAnsi="Arial"/>
+                  <w:color w:val="2E75B6"/>
+                  <w:sz w:val="16"/>
+                  <w:szCs w:val="16"/>
+                  <w:u w:val="single" w:color="2E75B6"/>
+                </w:rPr>
+                <w:t xml:space="preserve">Area and Volume of Similar Solids Practice</w:t>
+              </w:r>
+            </w:hyperlink>
+          </w:p>
+          <w:p>
+            <w:pPr>
+              <w:spacing w:after="10" w:before="0"/>
+              <w:ind w:left="120"/>
+            </w:pPr>
+            <w:r>
+              <w:rPr>
+                <w:rFonts w:ascii="Arial" w:cs="Arial" w:eastAsia="Arial" w:hAnsi="Arial"/>
+                <w:color w:val="595959"/>
+                <w:sz w:val="14"/>
+                <w:szCs w:val="14"/>
+              </w:rPr>
+              <w:t xml:space="preserve">Source: CK-12</w:t>
+            </w:r>
+          </w:p>
+          <w:p>
+            <w:pPr>
+              <w:spacing w:after="10" w:before="0"/>
+              <w:ind w:left="120"/>
+            </w:pPr>
+            <w:hyperlink w:history="1" r:id="rId2jqwants5xuzt9s8w_hdx">
+              <w:r>
+                <w:rPr>
+                  <w:rFonts w:ascii="Arial" w:cs="Arial" w:eastAsia="Arial" w:hAnsi="Arial"/>
+                  <w:color w:val="595959"/>
+                  <w:sz w:val="14"/>
+                  <w:szCs w:val="14"/>
+                  <w:u w:val="single" w:color="595959"/>
+                </w:rPr>
+                <w:t xml:space="preserve">🔍 Search ARES for similar readings</w:t>
+              </w:r>
+            </w:hyperlink>
+          </w:p>
+        </w:tc>
+        <w:tc>
+          <w:tcPr>
+            <w:tcW w:type="dxa" w:w="3040"/>
+            <w:shd w:fill="FFFFFF" w:color="auto" w:val="clear"/>
+            <w:tcMar>
+              <w:top w:type="dxa" w:w="60"/>
+              <w:left w:type="dxa" w:w="120"/>
+              <w:bottom w:type="dxa" w:w="60"/>
+              <w:right w:type="dxa" w:w="120"/>
+            </w:tcMar>
+            <w:vAlign w:val="top"/>
+          </w:tcPr>
+          <w:p>
+            <w:pPr>
+              <w:spacing w:after="40" w:before="0"/>
+              <w:jc w:val="left"/>
+            </w:pPr>
+            <w:r>
+              <w:rPr>
+                <w:rFonts w:ascii="Arial" w:cs="Arial" w:eastAsia="Arial" w:hAnsi="Arial"/>
+                <w:b w:val="false"/>
+                <w:bCs w:val="false"/>
+                <w:i w:val="false"/>
+                <w:iCs w:val="false"/>
+                <w:color w:val="000000"/>
+                <w:sz w:val="18"/>
+                <w:szCs w:val="18"/>
+              </w:rPr>
+              <w:t xml:space="preserve">Learners work in groups of 4 to complete a structured Unified Scale-Factor Table activity. Each group receives (or draws in their notebook) a table with columns: [Linear Scale Factor k | Area Scale Factor | Volume Scale Factor | Example: length of edge | Example: surface area | Example: volume]. Groups complete the table for k = 2, 3, 4, and 5, using their knowledge from Lessons 4 and 5. They then open a verified digital simulation on the Kenya Education Cloud (or teacher-provided GeoGebra file) on their learner digital devices and manipulate a 3-D cylinder — increasing its radius and height by factors of 2, 3, 4, and 5 — reading off the surface area and volume displayed by the app. They record the app's computed values alongside their table entries and check for agreement. Groups that finish early attempt the extension: k = 1.5 (representing a mug that is 1.5 times the height of the toddler uji cup).</w:t>
+            </w:r>
+          </w:p>
+        </w:tc>
+        <w:tc>
+          <w:tcPr>
+            <w:tcW w:type="dxa" w:w="3040"/>
+            <w:shd w:fill="F2F2F2" w:color="auto" w:val="clear"/>
+            <w:tcMar>
+              <w:top w:type="dxa" w:w="60"/>
+              <w:left w:type="dxa" w:w="120"/>
+              <w:bottom w:type="dxa" w:w="60"/>
+              <w:right w:type="dxa" w:w="120"/>
+            </w:tcMar>
+            <w:vAlign w:val="top"/>
+          </w:tcPr>
+          <w:p>
+            <w:pPr>
+              <w:spacing w:after="40" w:before="0"/>
+              <w:jc w:val="left"/>
+            </w:pPr>
+            <w:r>
+              <w:rPr>
+                <w:rFonts w:ascii="Arial" w:cs="Arial" w:eastAsia="Arial" w:hAnsi="Arial"/>
+                <w:b w:val="false"/>
+                <w:bCs w:val="false"/>
+                <w:i w:val="false"/>
+                <w:iCs w:val="false"/>
+                <w:color w:val="000000"/>
+                <w:sz w:val="18"/>
+                <w:szCs w:val="18"/>
+              </w:rPr>
+              <w:t xml:space="preserve">Distribute or project the blank Unified Scale-Factor Table template. Say: 'You have 12 minutes to complete columns 2 and 3 using what you already know from Lessons 4 and 5, then verify every entry using your digital device. If your table value and the app value disagree, that is important data — write down both and flag it for our discussion.' [Set a visible 12-minute timer.] Circulate and use targeted prompts: for groups stalling on k = 4, ask 'What is 4 squared? What is 4 cubed? How does that connect to your table?' [WAIT 10 seconds for response before elaborating.] After 12 minutes, pause the class: 'Hands up — which groups found a disagreement between their table and the app?' Address any disagreements publicly. Cold-call 3 groups to read out their k = 3 row. Say: 'Look at the row for k = 3 on your table. Freeze that row in your mind — it is the key row for our tank problem.'</w:t>
+            </w:r>
+          </w:p>
+        </w:tc>
+        <w:tc>
+          <w:tcPr>
+            <w:tcW w:type="dxa" w:w="3040"/>
+            <w:shd w:fill="FFFFFF" w:color="auto" w:val="clear"/>
+            <w:tcMar>
+              <w:top w:type="dxa" w:w="60"/>
+              <w:left w:type="dxa" w:w="120"/>
+              <w:bottom w:type="dxa" w:w="60"/>
+              <w:right w:type="dxa" w:w="120"/>
+            </w:tcMar>
+            <w:vAlign w:val="top"/>
+          </w:tcPr>
+          <w:p>
+            <w:pPr>
+              <w:spacing w:after="40" w:before="0"/>
+              <w:jc w:val="left"/>
+            </w:pPr>
+            <w:r>
+              <w:rPr>
+                <w:rFonts w:ascii="Arial" w:cs="Arial" w:eastAsia="Arial" w:hAnsi="Arial"/>
+                <w:b w:val="false"/>
+                <w:bCs w:val="false"/>
+                <w:i w:val="false"/>
+                <w:iCs w:val="false"/>
+                <w:color w:val="000000"/>
+                <w:sz w:val="18"/>
+                <w:szCs w:val="18"/>
+              </w:rPr>
+              <w:t xml:space="preserve">Data-Table + Digital Verification — completing the table by hand first activates prior knowledge and forces explicit calculation, while the app verification provides immediate corrective feedback and reinforces the pattern through a second representational mode (dynamic 3-D model), deepening understanding of the k / k² / k³ relationships.</w:t>
+            </w:r>
+          </w:p>
+        </w:tc>
+        <w:tc>
+          <w:tcPr>
+            <w:tcW w:type="dxa" w:w="3040"/>
+            <w:shd w:fill="F2F2F2" w:color="auto" w:val="clear"/>
+            <w:tcMar>
+              <w:top w:type="dxa" w:w="60"/>
+              <w:left w:type="dxa" w:w="120"/>
+              <w:bottom w:type="dxa" w:w="60"/>
+              <w:right w:type="dxa" w:w="120"/>
+            </w:tcMar>
+            <w:vAlign w:val="top"/>
+          </w:tcPr>
+          <w:p>
+            <w:pPr>
+              <w:spacing w:after="40" w:before="0"/>
+              <w:jc w:val="left"/>
+            </w:pPr>
+            <w:r>
+              <w:rPr>
+                <w:rFonts w:ascii="Arial" w:cs="Arial" w:eastAsia="Arial" w:hAnsi="Arial"/>
+                <w:b w:val="false"/>
+                <w:bCs w:val="false"/>
+                <w:i w:val="false"/>
+                <w:iCs w:val="false"/>
+                <w:color w:val="000000"/>
+                <w:sz w:val="18"/>
+                <w:szCs w:val="18"/>
+              </w:rPr>
+              <w:t xml:space="preserve">Observable indicator: Every group's table has correct entries for at least k = 2 and k = 3 (area scale factors 4 and 9; volume scale factors 8 and 27) before the Explain phase begins. Teacher checks by asking each group to hold up their table and scanning for the k = 3 row. Groups with incorrect entries are flagged for targeted support during the Explain phase.</w:t>
+            </w:r>
+          </w:p>
+        </w:tc>
+      </w:tr>
+      <w:tr>
+        <w:tc>
+          <w:tcPr>
+            <w:tcW w:type="dxa" w:w="1520"/>
+            <w:shd w:fill="E2EFDA" w:color="auto" w:val="clear"/>
+            <w:tcMar>
+              <w:top w:type="dxa" w:w="60"/>
+              <w:left w:type="dxa" w:w="120"/>
+              <w:bottom w:type="dxa" w:w="60"/>
+              <w:right w:type="dxa" w:w="120"/>
+            </w:tcMar>
+            <w:vAlign w:val="top"/>
+          </w:tcPr>
+          <w:p>
+            <w:pPr>
+              <w:spacing w:after="40" w:before="0"/>
+              <w:jc w:val="left"/>
+            </w:pPr>
+            <w:r>
+              <w:rPr>
+                <w:rFonts w:ascii="Arial" w:cs="Arial" w:eastAsia="Arial" w:hAnsi="Arial"/>
+                <w:b/>
+                <w:bCs/>
+                <w:i w:val="false"/>
+                <w:iCs w:val="false"/>
+                <w:color w:val="000000"/>
+                <w:sz w:val="18"/>
+                <w:szCs w:val="18"/>
+              </w:rPr>
+              <w:t xml:space="preserve">Explain Phase</w:t>
+            </w:r>
+          </w:p>
+          <w:p>
+            <w:pPr>
+              <w:spacing w:after="20" w:before="0"/>
+            </w:pPr>
+            <w:r>
+              <w:rPr>
+                <w:rFonts w:ascii="Arial" w:cs="Arial" w:eastAsia="Arial" w:hAnsi="Arial"/>
+                <w:b/>
+                <w:bCs/>
+                <w:color w:val="1F3864"/>
+                <w:sz w:val="16"/>
+                <w:szCs w:val="16"/>
+              </w:rPr>
+              <w:t xml:space="preserve">📹 VIDEO:</w:t>
+            </w:r>
+          </w:p>
+          <w:p>
+            <w:pPr>
+              <w:spacing w:after="20" w:before="0"/>
+            </w:pPr>
+            <w:hyperlink w:history="1" r:id="rIdpljeiiw2l5nwgxicxe_mg">
               <w:r>
                 <w:rPr>
                   <w:rFonts w:ascii="Arial" w:cs="Arial" w:eastAsia="Arial" w:hAnsi="Arial"/>
@@ -18193,7 +18504,7 @@
               <w:spacing w:after="10" w:before="0"/>
               <w:ind w:left="120"/>
             </w:pPr>
-            <w:hyperlink w:history="1" r:id="rId_rku-9vmg7bf6x5m9sfl-">
+            <w:hyperlink w:history="1" r:id="rIdcrmobcjqi9aezkvcqnutg">
               <w:r>
                 <w:rPr>
                   <w:rFonts w:ascii="Arial" w:cs="Arial" w:eastAsia="Arial" w:hAnsi="Arial"/>
@@ -18238,7 +18549,7 @@
             <w:pPr>
               <w:spacing w:after="20" w:before="0"/>
             </w:pPr>
-            <w:hyperlink w:history="1" r:id="rIdwvv6u7xfdtys8i_fl6gjm">
+            <w:hyperlink w:history="1" r:id="rIdn4qjqcw5f5nbiywae-6ny">
               <w:r>
                 <w:rPr>
                   <w:rFonts w:ascii="Arial" w:cs="Arial" w:eastAsia="Arial" w:hAnsi="Arial"/>
@@ -18247,7 +18558,7 @@
                   <w:szCs w:val="16"/>
                   <w:u w:val="single" w:color="2E75B6"/>
                 </w:rPr>
-                <w:t xml:space="preserve">Area and Volume of Similar Solids Practice</w:t>
+                <w:t xml:space="preserve">Dilations: scale factor</w:t>
               </w:r>
             </w:hyperlink>
           </w:p>
@@ -18263,7 +18574,7 @@
                 <w:sz w:val="14"/>
                 <w:szCs w:val="14"/>
               </w:rPr>
-              <w:t xml:space="preserve">Source: CK-12</w:t>
+              <w:t xml:space="preserve">Source: Khan Academy (English - US curriculum)</w:t>
             </w:r>
           </w:p>
           <w:p>
@@ -18271,7 +18582,7 @@
               <w:spacing w:after="10" w:before="0"/>
               <w:ind w:left="120"/>
             </w:pPr>
-            <w:hyperlink w:history="1" r:id="rIdlyy430wnuc2gs8zwjvzyx">
+            <w:hyperlink w:history="1" r:id="rIdaupnrhsve5clnumirl4tl">
               <w:r>
                 <w:rPr>
                   <w:rFonts w:ascii="Arial" w:cs="Arial" w:eastAsia="Arial" w:hAnsi="Arial"/>
@@ -18313,7 +18624,7 @@
                 <w:sz w:val="18"/>
                 <w:szCs w:val="18"/>
               </w:rPr>
-              <w:t xml:space="preserve">Learners work in groups of 4 to complete a structured Unified Scale-Factor Table activity. Each group receives (or draws in their notebook) a table with columns: [Linear Scale Factor k | Area Scale Factor | Volume Scale Factor | Example: length of edge | Example: surface area | Example: volume]. Groups complete the table for k = 2, 3, 4, and 5, using their knowledge from Lessons 4 and 5. They then open a verified digital simulation on the Kenya Education Cloud (or teacher-provided GeoGebra file) on their learner digital devices and manipulate a 3-D cylinder — increasing its radius and height by factors of 2, 3, 4, and 5 — reading off the surface area and volume displayed by the app. They record the app's computed values alongside their table entries and check for agreement. Groups that finish early attempt the extension: k = 1.5 (representing a mug that is 1.5 times the height of the toddler uji cup).</w:t>
+              <w:t xml:space="preserve">The teacher leads a whole-class worked-example sequence using the Rift Valley tank scenario as the anchor. Three connected problems are solved together on the board, with learners solving each step in their notebooks before the teacher reveals the answer: Problem A (forward, area): 'Two similar water tanks in the Rift Valley have a linear scale factor of 3. A painter charges Ksh 500 per square metre. If the small tank has a surface area of 18 m², how much will it cost to paint the large tank?' Problem B (forward, volume): 'The small tank holds 2,000 litres of water. How many litres does the large tank hold?' Problem C (inverse): 'A third tank has a surface area 25 times that of the small tank. What is the linear scale factor between the small tank and this third tank? How many times more water does it hold?' After each problem, learners compare their notebook answer with the board solution and mark it. The teacher then formally states the Unified Model: 'If two similar figures have linear scale factor k, then area scale factor = k² and volume scale factor = k³. One number — k — tells you everything.' Learners copy the boxed formula summary into their notebooks. A brief pair discussion follows: 'Looking back at our uji cups from Lesson 1 — the toddler cup was scaled by k = 2 to make the adult mug, and by k = 3 to make the catering flask. Use our unified model to explain every surprising number we measured in Lesson 1.'</w:t>
             </w:r>
           </w:p>
         </w:tc>
@@ -18345,7 +18656,7 @@
                 <w:sz w:val="18"/>
                 <w:szCs w:val="18"/>
               </w:rPr>
-              <w:t xml:space="preserve">Distribute or project the blank Unified Scale-Factor Table template. Say: 'You have 12 minutes to complete columns 2 and 3 using what you already know from Lessons 4 and 5, then verify every entry using your digital device. If your table value and the app value disagree, that is important data — write down both and flag it for our discussion.' [Set a visible 12-minute timer.] Circulate and use targeted prompts: for groups stalling on k = 4, ask 'What is 4 squared? What is 4 cubed? How does that connect to your table?' [WAIT 10 seconds for response before elaborating.] After 12 minutes, pause the class: 'Hands up — which groups found a disagreement between their table and the app?' Address any disagreements publicly. Cold-call 3 groups to read out their k = 3 row. Say: 'Look at the row for k = 3 on your table. Freeze that row in your mind — it is the key row for our tank problem.'</w:t>
+              <w:t xml:space="preserve">Write Problem A on the board and say: 'Work this out individually and silently — 3 minutes.' [WAIT 3 minutes.] Then say: 'Tell me: what scale factor do we use for surface area — is it k, k², or k³? Show me with your fingers: one finger for k, two fingers for k², three fingers for k³.' [WAIT 10 seconds for whole-class finger-vote.] Cold-call 2 learners who show different answers to explain their reasoning before revealing the solution. Repeat the finger-vote protocol for Problems B and C. For Problem C, use the prompt: 'We are working backwards — we know the area ratio is 25. What operation reverses squaring?' [WAIT 12 seconds.] Cold-call a learner who has written √25 = 5 in their notebook. After the formula box is copied, say: 'Turn to your partner. Use this model to explain why filling the adult uji mug needed four small cups of water, not two. You have 2 minutes.' Cold-call 2 pairs. Affirm and connect: 'You have just explained the phenomenon that puzzled us in Lesson 1. k = 2, k² = 4 — four small cups. The mathematics predicted it perfectly.'</w:t>
             </w:r>
           </w:p>
         </w:tc>
@@ -18377,7 +18688,7 @@
                 <w:sz w:val="18"/>
                 <w:szCs w:val="18"/>
               </w:rPr>
-              <w:t xml:space="preserve">Data-Table + Digital Verification — completing the table by hand first activates prior knowledge and forces explicit calculation, while the app verification provides immediate corrective feedback and reinforces the pattern through a second representational mode (dynamic 3-D model), deepening understanding of the k / k² / k³ relationships.</w:t>
+              <w:t xml:space="preserve">Worked-Example with Finger-Vote Checkpoints — the finger-vote forces every learner to commit to a choice (k, k², or k³) before the answer is revealed, making the decision-point cognitively explicit. Connecting back to the uji-cup phenomenon at the end of the phase reinforces that the abstract formula is the explanation for the concrete mystery learners observed in Lesson 1.</w:t>
             </w:r>
           </w:p>
         </w:tc>
@@ -18409,7 +18720,7 @@
                 <w:sz w:val="18"/>
                 <w:szCs w:val="18"/>
               </w:rPr>
-              <w:t xml:space="preserve">Observable indicator: Every group's table has correct entries for at least k = 2 and k = 3 (area scale factors 4 and 9; volume scale factors 8 and 27) before the Explain phase begins. Teacher checks by asking each group to hold up their table and scanning for the k = 3 row. Groups with incorrect entries are flagged for targeted support during the Explain phase.</w:t>
+              <w:t xml:space="preserve">Observable indicators: (1) During each finger-vote, teacher notes the ratio of correct to incorrect responses and adjusts pacing accordingly — if fewer than 70% of learners show the correct finger for Problem A, re-teach the area scale factor before proceeding to Problem B. (2) All learners have the formula box (k → lengths, k² → areas, k³ → volumes) correctly copied in their notebooks before the DQB phase begins. Teacher spot-checks 6 notebooks (2 high, 2 mid, 2 low attainment) during the pair discussion.</w:t>
             </w:r>
           </w:p>
         </w:tc>
@@ -18418,32 +18729,32 @@
         <w:tc>
           <w:tcPr>
             <w:tcW w:type="dxa" w:w="1520"/>
-            <w:shd w:fill="E2EFDA" w:color="auto" w:val="clear"/>
-            <w:tcMar>
-              <w:top w:type="dxa" w:w="60"/>
-              <w:left w:type="dxa" w:w="120"/>
-              <w:bottom w:type="dxa" w:w="60"/>
-              <w:right w:type="dxa" w:w="120"/>
-            </w:tcMar>
-            <w:vAlign w:val="top"/>
-          </w:tcPr>
-          <w:p>
-            <w:pPr>
-              <w:spacing w:after="40" w:before="0"/>
-              <w:jc w:val="left"/>
-            </w:pPr>
-            <w:r>
-              <w:rPr>
-                <w:rFonts w:ascii="Arial" w:cs="Arial" w:eastAsia="Arial" w:hAnsi="Arial"/>
-                <w:b/>
-                <w:bCs/>
-                <w:i w:val="false"/>
-                <w:iCs w:val="false"/>
-                <w:color w:val="000000"/>
-                <w:sz w:val="18"/>
-                <w:szCs w:val="18"/>
-              </w:rPr>
-              <w:t xml:space="preserve">Explain Phase</w:t>
+            <w:shd w:fill="FCE4D6" w:color="auto" w:val="clear"/>
+            <w:tcMar>
+              <w:top w:type="dxa" w:w="60"/>
+              <w:left w:type="dxa" w:w="120"/>
+              <w:bottom w:type="dxa" w:w="60"/>
+              <w:right w:type="dxa" w:w="120"/>
+            </w:tcMar>
+            <w:vAlign w:val="top"/>
+          </w:tcPr>
+          <w:p>
+            <w:pPr>
+              <w:spacing w:after="40" w:before="0"/>
+              <w:jc w:val="left"/>
+            </w:pPr>
+            <w:r>
+              <w:rPr>
+                <w:rFonts w:ascii="Arial" w:cs="Arial" w:eastAsia="Arial" w:hAnsi="Arial"/>
+                <w:b/>
+                <w:bCs/>
+                <w:i w:val="false"/>
+                <w:iCs w:val="false"/>
+                <w:color w:val="000000"/>
+                <w:sz w:val="18"/>
+                <w:szCs w:val="18"/>
+              </w:rPr>
+              <w:t xml:space="preserve">Driving Question Board (DQB) Creation</w:t>
             </w:r>
           </w:p>
           <w:p>
@@ -18466,7 +18777,7 @@
             <w:pPr>
               <w:spacing w:after="20" w:before="0"/>
             </w:pPr>
-            <w:hyperlink w:history="1" r:id="rIdfnqdy2ex3ctzpw1ejjv7r">
+            <w:hyperlink w:history="1" r:id="rIdxcjwgjspvvhcky9jwax7r">
               <w:r>
                 <w:rPr>
                   <w:rFonts w:ascii="Arial" w:cs="Arial" w:eastAsia="Arial" w:hAnsi="Arial"/>
@@ -18499,7 +18810,7 @@
               <w:spacing w:after="10" w:before="0"/>
               <w:ind w:left="120"/>
             </w:pPr>
-            <w:hyperlink w:history="1" r:id="rId9-kjzfn3auzyfdtjne7h1">
+            <w:hyperlink w:history="1" r:id="rIdcpm6jbe2vcxeipkpru8gx">
               <w:r>
                 <w:rPr>
                   <w:rFonts w:ascii="Arial" w:cs="Arial" w:eastAsia="Arial" w:hAnsi="Arial"/>
@@ -18544,7 +18855,7 @@
             <w:pPr>
               <w:spacing w:after="20" w:before="0"/>
             </w:pPr>
-            <w:hyperlink w:history="1" r:id="rIdzlxs2h40ii0v0ai07o72_">
+            <w:hyperlink w:history="1" r:id="rIdjzvick3vhu5rs-pw_yw9m">
               <w:r>
                 <w:rPr>
                   <w:rFonts w:ascii="Arial" w:cs="Arial" w:eastAsia="Arial" w:hAnsi="Arial"/>
@@ -18577,7 +18888,7 @@
               <w:spacing w:after="10" w:before="0"/>
               <w:ind w:left="120"/>
             </w:pPr>
-            <w:hyperlink w:history="1" r:id="rIdcud8x6bqzydekrjnw4gtb">
+            <w:hyperlink w:history="1" r:id="rIdpmnvcsnzzxkgkp_riv4ch">
               <w:r>
                 <w:rPr>
                   <w:rFonts w:ascii="Arial" w:cs="Arial" w:eastAsia="Arial" w:hAnsi="Arial"/>
@@ -18619,7 +18930,7 @@
                 <w:sz w:val="18"/>
                 <w:szCs w:val="18"/>
               </w:rPr>
-              <w:t xml:space="preserve">The teacher leads a whole-class worked-example sequence using the Rift Valley tank scenario as the anchor. Three connected problems are solved together on the board, with learners solving each step in their notebooks before the teacher reveals the answer: Problem A (forward, area): 'Two similar water tanks in the Rift Valley have a linear scale factor of 3. A painter charges Ksh 500 per square metre. If the small tank has a surface area of 18 m², how much will it cost to paint the large tank?' Problem B (forward, volume): 'The small tank holds 2,000 litres of water. How many litres does the large tank hold?' Problem C (inverse): 'A third tank has a surface area 25 times that of the small tank. What is the linear scale factor between the small tank and this third tank? How many times more water does it hold?' After each problem, learners compare their notebook answer with the board solution and mark it. The teacher then formally states the Unified Model: 'If two similar figures have linear scale factor k, then area scale factor = k² and volume scale factor = k³. One number — k — tells you everything.' Learners copy the boxed formula summary into their notebooks. A brief pair discussion follows: 'Looking back at our uji cups from Lesson 1 — the toddler cup was scaled by k = 2 to make the adult mug, and by k = 3 to make the catering flask. Use our unified model to explain every surprising number we measured in Lesson 1.'</w:t>
+              <w:t xml:space="preserve">Learners individually write one 'I now understand…' statement and one 'I still wonder…' question on separate sticky notes (or on torn notebook paper if sticky notes are unavailable). Two volunteers come to the front and update the class DQB: they add a new card titled 'The Unified Model' containing the formula summary (k → lengths, k² → areas, k³ → volumes) and attach it to the central driving question card. They also move any previously posted 'mystery' questions (e.g., 'Why did we need 9 small cups to fill the flask?' from Lesson 1) into a new column labelled 'Explained by the Unified Model'. The class briefly reviews the DQB together — identifying which sub-questions of the driving question are now answered and which remain open (e.g., applying the model to non-cylindrical shapes, and to the cost of manufacturing similar containers).</w:t>
             </w:r>
           </w:p>
         </w:tc>
@@ -18651,7 +18962,7 @@
                 <w:sz w:val="18"/>
                 <w:szCs w:val="18"/>
               </w:rPr>
-              <w:t xml:space="preserve">Write Problem A on the board and say: 'Work this out individually and silently — 3 minutes.' [WAIT 3 minutes.] Then say: 'Tell me: what scale factor do we use for surface area — is it k, k², or k³? Show me with your fingers: one finger for k, two fingers for k², three fingers for k³.' [WAIT 10 seconds for whole-class finger-vote.] Cold-call 2 learners who show different answers to explain their reasoning before revealing the solution. Repeat the finger-vote protocol for Problems B and C. For Problem C, use the prompt: 'We are working backwards — we know the area ratio is 25. What operation reverses squaring?' [WAIT 12 seconds.] Cold-call a learner who has written √25 = 5 in their notebook. After the formula box is copied, say: 'Turn to your partner. Use this model to explain why filling the adult uji mug needed four small cups of water, not two. You have 2 minutes.' Cold-call 2 pairs. Affirm and connect: 'You have just explained the phenomenon that puzzled us in Lesson 1. k = 2, k² = 4 — four small cups. The mathematics predicted it perfectly.'</w:t>
+              <w:t xml:space="preserve">Distribute sticky notes (or instruct learners to tear a page corner) and say: 'Write one thing you now understand about scaling — be specific, use numbers. And write one thing you are still wondering. You have 2 minutes.' [WAIT 2 minutes.] Invite volunteers for the DQB update — give them 2 minutes to arrange the cards while the class reads the board silently. Then facilitate a 3-minute whole-class scan of the DQB: 'Look at the board. Count how many of our original mystery questions from Lesson 1 can now be answered using the unified model.' Cold-call 3 learners to read one explained question and state the explanation in one sentence. Say: 'Our driving question asks why doubling a container makes it hold eight times as much. Can anyone answer that now in one sentence?' [WAIT 12 seconds.] Cold-call 2 learners. Acknowledge that the remaining open questions — particularly about designing and building containers — will be the focus of Lesson 7.</w:t>
             </w:r>
           </w:p>
         </w:tc>
@@ -18683,7 +18994,7 @@
                 <w:sz w:val="18"/>
                 <w:szCs w:val="18"/>
               </w:rPr>
-              <w:t xml:space="preserve">Worked-Example with Finger-Vote Checkpoints — the finger-vote forces every learner to commit to a choice (k, k², or k³) before the answer is revealed, making the decision-point cognitively explicit. Connecting back to the uji-cup phenomenon at the end of the phase reinforces that the abstract formula is the explanation for the concrete mystery learners observed in Lesson 1.</w:t>
+              <w:t xml:space="preserve">DQB Reorganisation with 'Explained' Column — physically moving mystery cards from 'open' to 'explained' gives learners a visible, tangible record of their growing understanding and makes the cumulative progress of the evidence-gathering sequence concrete. The remaining open questions sustain inquiry momentum into Lesson 7.</w:t>
             </w:r>
           </w:p>
         </w:tc>
@@ -18715,7 +19026,7 @@
                 <w:sz w:val="18"/>
                 <w:szCs w:val="18"/>
               </w:rPr>
-              <w:t xml:space="preserve">Observable indicators: (1) During each finger-vote, teacher notes the ratio of correct to incorrect responses and adjusts pacing accordingly — if fewer than 70% of learners show the correct finger for Problem A, re-teach the area scale factor before proceeding to Problem B. (2) All learners have the formula box (k → lengths, k² → areas, k³ → volumes) correctly copied in their notebooks before the DQB phase begins. Teacher spot-checks 6 notebooks (2 high, 2 mid, 2 low attainment) during the pair discussion.</w:t>
+              <w:t xml:space="preserve">Observable indicator: Every learner has produced a specific, numerical 'I now understand…' statement (e.g., 'I now understand that k = 3 means the large tank needs 9 times more paint and holds 27 times more water') rather than a vague one. Teacher reads 8–10 sticky notes during the next phase to identify persistent misconceptions for the Lesson 7 opening hook.</w:t>
             </w:r>
           </w:p>
         </w:tc>
@@ -18724,32 +19035,32 @@
         <w:tc>
           <w:tcPr>
             <w:tcW w:type="dxa" w:w="1520"/>
-            <w:shd w:fill="FCE4D6" w:color="auto" w:val="clear"/>
-            <w:tcMar>
-              <w:top w:type="dxa" w:w="60"/>
-              <w:left w:type="dxa" w:w="120"/>
-              <w:bottom w:type="dxa" w:w="60"/>
-              <w:right w:type="dxa" w:w="120"/>
-            </w:tcMar>
-            <w:vAlign w:val="top"/>
-          </w:tcPr>
-          <w:p>
-            <w:pPr>
-              <w:spacing w:after="40" w:before="0"/>
-              <w:jc w:val="left"/>
-            </w:pPr>
-            <w:r>
-              <w:rPr>
-                <w:rFonts w:ascii="Arial" w:cs="Arial" w:eastAsia="Arial" w:hAnsi="Arial"/>
-                <w:b/>
-                <w:bCs/>
-                <w:i w:val="false"/>
-                <w:iCs w:val="false"/>
-                <w:color w:val="000000"/>
-                <w:sz w:val="18"/>
-                <w:szCs w:val="18"/>
-              </w:rPr>
-              <w:t xml:space="preserve">Driving Question Board (DQB) Creation</w:t>
+            <w:shd w:fill="D5E8F0" w:color="auto" w:val="clear"/>
+            <w:tcMar>
+              <w:top w:type="dxa" w:w="60"/>
+              <w:left w:type="dxa" w:w="120"/>
+              <w:bottom w:type="dxa" w:w="60"/>
+              <w:right w:type="dxa" w:w="120"/>
+            </w:tcMar>
+            <w:vAlign w:val="top"/>
+          </w:tcPr>
+          <w:p>
+            <w:pPr>
+              <w:spacing w:after="40" w:before="0"/>
+              <w:jc w:val="left"/>
+            </w:pPr>
+            <w:r>
+              <w:rPr>
+                <w:rFonts w:ascii="Arial" w:cs="Arial" w:eastAsia="Arial" w:hAnsi="Arial"/>
+                <w:b/>
+                <w:bCs/>
+                <w:i w:val="false"/>
+                <w:iCs w:val="false"/>
+                <w:color w:val="000000"/>
+                <w:sz w:val="18"/>
+                <w:szCs w:val="18"/>
+              </w:rPr>
+              <w:t xml:space="preserve">Model Building Phase</w:t>
             </w:r>
           </w:p>
           <w:p>
@@ -18772,7 +19083,7 @@
             <w:pPr>
               <w:spacing w:after="20" w:before="0"/>
             </w:pPr>
-            <w:hyperlink w:history="1" r:id="rIdpujajsooyzwonpvdg8kg2">
+            <w:hyperlink w:history="1" r:id="rIddm1mkgry_duxicdcs4dlz">
               <w:r>
                 <w:rPr>
                   <w:rFonts w:ascii="Arial" w:cs="Arial" w:eastAsia="Arial" w:hAnsi="Arial"/>
@@ -18805,7 +19116,7 @@
               <w:spacing w:after="10" w:before="0"/>
               <w:ind w:left="120"/>
             </w:pPr>
-            <w:hyperlink w:history="1" r:id="rId_pix8ph-x3icnrsbdmrk0">
+            <w:hyperlink w:history="1" r:id="rIdkeb1uon3hsv7rsgiztzwr">
               <w:r>
                 <w:rPr>
                   <w:rFonts w:ascii="Arial" w:cs="Arial" w:eastAsia="Arial" w:hAnsi="Arial"/>
@@ -18850,7 +19161,7 @@
             <w:pPr>
               <w:spacing w:after="20" w:before="0"/>
             </w:pPr>
-            <w:hyperlink w:history="1" r:id="rIdosa3yko9bo9r5kzjixzbg">
+            <w:hyperlink w:history="1" r:id="rIdh1xhi8e-ommg9drvfjtce">
               <w:r>
                 <w:rPr>
                   <w:rFonts w:ascii="Arial" w:cs="Arial" w:eastAsia="Arial" w:hAnsi="Arial"/>
@@ -18883,313 +19194,7 @@
               <w:spacing w:after="10" w:before="0"/>
               <w:ind w:left="120"/>
             </w:pPr>
-            <w:hyperlink w:history="1" r:id="rIdomdsrhbu7ga9vrwocflfk">
-              <w:r>
-                <w:rPr>
-                  <w:rFonts w:ascii="Arial" w:cs="Arial" w:eastAsia="Arial" w:hAnsi="Arial"/>
-                  <w:color w:val="595959"/>
-                  <w:sz w:val="14"/>
-                  <w:szCs w:val="14"/>
-                  <w:u w:val="single" w:color="595959"/>
-                </w:rPr>
-                <w:t xml:space="preserve">🔍 Search ARES for similar readings</w:t>
-              </w:r>
-            </w:hyperlink>
-          </w:p>
-        </w:tc>
-        <w:tc>
-          <w:tcPr>
-            <w:tcW w:type="dxa" w:w="3040"/>
-            <w:shd w:fill="FFFFFF" w:color="auto" w:val="clear"/>
-            <w:tcMar>
-              <w:top w:type="dxa" w:w="60"/>
-              <w:left w:type="dxa" w:w="120"/>
-              <w:bottom w:type="dxa" w:w="60"/>
-              <w:right w:type="dxa" w:w="120"/>
-            </w:tcMar>
-            <w:vAlign w:val="top"/>
-          </w:tcPr>
-          <w:p>
-            <w:pPr>
-              <w:spacing w:after="40" w:before="0"/>
-              <w:jc w:val="left"/>
-            </w:pPr>
-            <w:r>
-              <w:rPr>
-                <w:rFonts w:ascii="Arial" w:cs="Arial" w:eastAsia="Arial" w:hAnsi="Arial"/>
-                <w:b w:val="false"/>
-                <w:bCs w:val="false"/>
-                <w:i w:val="false"/>
-                <w:iCs w:val="false"/>
-                <w:color w:val="000000"/>
-                <w:sz w:val="18"/>
-                <w:szCs w:val="18"/>
-              </w:rPr>
-              <w:t xml:space="preserve">Learners individually write one 'I now understand…' statement and one 'I still wonder…' question on separate sticky notes (or on torn notebook paper if sticky notes are unavailable). Two volunteers come to the front and update the class DQB: they add a new card titled 'The Unified Model' containing the formula summary (k → lengths, k² → areas, k³ → volumes) and attach it to the central driving question card. They also move any previously posted 'mystery' questions (e.g., 'Why did we need 9 small cups to fill the flask?' from Lesson 1) into a new column labelled 'Explained by the Unified Model'. The class briefly reviews the DQB together — identifying which sub-questions of the driving question are now answered and which remain open (e.g., applying the model to non-cylindrical shapes, and to the cost of manufacturing similar containers).</w:t>
-            </w:r>
-          </w:p>
-        </w:tc>
-        <w:tc>
-          <w:tcPr>
-            <w:tcW w:type="dxa" w:w="3040"/>
-            <w:shd w:fill="F2F2F2" w:color="auto" w:val="clear"/>
-            <w:tcMar>
-              <w:top w:type="dxa" w:w="60"/>
-              <w:left w:type="dxa" w:w="120"/>
-              <w:bottom w:type="dxa" w:w="60"/>
-              <w:right w:type="dxa" w:w="120"/>
-            </w:tcMar>
-            <w:vAlign w:val="top"/>
-          </w:tcPr>
-          <w:p>
-            <w:pPr>
-              <w:spacing w:after="40" w:before="0"/>
-              <w:jc w:val="left"/>
-            </w:pPr>
-            <w:r>
-              <w:rPr>
-                <w:rFonts w:ascii="Arial" w:cs="Arial" w:eastAsia="Arial" w:hAnsi="Arial"/>
-                <w:b w:val="false"/>
-                <w:bCs w:val="false"/>
-                <w:i w:val="false"/>
-                <w:iCs w:val="false"/>
-                <w:color w:val="000000"/>
-                <w:sz w:val="18"/>
-                <w:szCs w:val="18"/>
-              </w:rPr>
-              <w:t xml:space="preserve">Distribute sticky notes (or instruct learners to tear a page corner) and say: 'Write one thing you now understand about scaling — be specific, use numbers. And write one thing you are still wondering. You have 2 minutes.' [WAIT 2 minutes.] Invite volunteers for the DQB update — give them 2 minutes to arrange the cards while the class reads the board silently. Then facilitate a 3-minute whole-class scan of the DQB: 'Look at the board. Count how many of our original mystery questions from Lesson 1 can now be answered using the unified model.' Cold-call 3 learners to read one explained question and state the explanation in one sentence. Say: 'Our driving question asks why doubling a container makes it hold eight times as much. Can anyone answer that now in one sentence?' [WAIT 12 seconds.] Cold-call 2 learners. Acknowledge that the remaining open questions — particularly about designing and building containers — will be the focus of Lesson 7.</w:t>
-            </w:r>
-          </w:p>
-        </w:tc>
-        <w:tc>
-          <w:tcPr>
-            <w:tcW w:type="dxa" w:w="3040"/>
-            <w:shd w:fill="FFFFFF" w:color="auto" w:val="clear"/>
-            <w:tcMar>
-              <w:top w:type="dxa" w:w="60"/>
-              <w:left w:type="dxa" w:w="120"/>
-              <w:bottom w:type="dxa" w:w="60"/>
-              <w:right w:type="dxa" w:w="120"/>
-            </w:tcMar>
-            <w:vAlign w:val="top"/>
-          </w:tcPr>
-          <w:p>
-            <w:pPr>
-              <w:spacing w:after="40" w:before="0"/>
-              <w:jc w:val="left"/>
-            </w:pPr>
-            <w:r>
-              <w:rPr>
-                <w:rFonts w:ascii="Arial" w:cs="Arial" w:eastAsia="Arial" w:hAnsi="Arial"/>
-                <w:b w:val="false"/>
-                <w:bCs w:val="false"/>
-                <w:i w:val="false"/>
-                <w:iCs w:val="false"/>
-                <w:color w:val="000000"/>
-                <w:sz w:val="18"/>
-                <w:szCs w:val="18"/>
-              </w:rPr>
-              <w:t xml:space="preserve">DQB Reorganisation with 'Explained' Column — physically moving mystery cards from 'open' to 'explained' gives learners a visible, tangible record of their growing understanding and makes the cumulative progress of the evidence-gathering sequence concrete. The remaining open questions sustain inquiry momentum into Lesson 7.</w:t>
-            </w:r>
-          </w:p>
-        </w:tc>
-        <w:tc>
-          <w:tcPr>
-            <w:tcW w:type="dxa" w:w="3040"/>
-            <w:shd w:fill="F2F2F2" w:color="auto" w:val="clear"/>
-            <w:tcMar>
-              <w:top w:type="dxa" w:w="60"/>
-              <w:left w:type="dxa" w:w="120"/>
-              <w:bottom w:type="dxa" w:w="60"/>
-              <w:right w:type="dxa" w:w="120"/>
-            </w:tcMar>
-            <w:vAlign w:val="top"/>
-          </w:tcPr>
-          <w:p>
-            <w:pPr>
-              <w:spacing w:after="40" w:before="0"/>
-              <w:jc w:val="left"/>
-            </w:pPr>
-            <w:r>
-              <w:rPr>
-                <w:rFonts w:ascii="Arial" w:cs="Arial" w:eastAsia="Arial" w:hAnsi="Arial"/>
-                <w:b w:val="false"/>
-                <w:bCs w:val="false"/>
-                <w:i w:val="false"/>
-                <w:iCs w:val="false"/>
-                <w:color w:val="000000"/>
-                <w:sz w:val="18"/>
-                <w:szCs w:val="18"/>
-              </w:rPr>
-              <w:t xml:space="preserve">Observable indicator: Every learner has produced a specific, numerical 'I now understand…' statement (e.g., 'I now understand that k = 3 means the large tank needs 9 times more paint and holds 27 times more water') rather than a vague one. Teacher reads 8–10 sticky notes during the next phase to identify persistent misconceptions for the Lesson 7 opening hook.</w:t>
-            </w:r>
-          </w:p>
-        </w:tc>
-      </w:tr>
-      <w:tr>
-        <w:tc>
-          <w:tcPr>
-            <w:tcW w:type="dxa" w:w="1520"/>
-            <w:shd w:fill="D5E8F0" w:color="auto" w:val="clear"/>
-            <w:tcMar>
-              <w:top w:type="dxa" w:w="60"/>
-              <w:left w:type="dxa" w:w="120"/>
-              <w:bottom w:type="dxa" w:w="60"/>
-              <w:right w:type="dxa" w:w="120"/>
-            </w:tcMar>
-            <w:vAlign w:val="top"/>
-          </w:tcPr>
-          <w:p>
-            <w:pPr>
-              <w:spacing w:after="40" w:before="0"/>
-              <w:jc w:val="left"/>
-            </w:pPr>
-            <w:r>
-              <w:rPr>
-                <w:rFonts w:ascii="Arial" w:cs="Arial" w:eastAsia="Arial" w:hAnsi="Arial"/>
-                <w:b/>
-                <w:bCs/>
-                <w:i w:val="false"/>
-                <w:iCs w:val="false"/>
-                <w:color w:val="000000"/>
-                <w:sz w:val="18"/>
-                <w:szCs w:val="18"/>
-              </w:rPr>
-              <w:t xml:space="preserve">Model Building Phase</w:t>
-            </w:r>
-          </w:p>
-          <w:p>
-            <w:pPr>
-              <w:spacing w:after="20" w:before="0"/>
-            </w:pPr>
-            <w:r>
-              <w:rPr>
-                <w:rFonts w:ascii="Arial" w:cs="Arial" w:eastAsia="Arial" w:hAnsi="Arial"/>
-                <w:b/>
-                <w:bCs/>
-                <w:color w:val="1F3864"/>
-                <w:sz w:val="16"/>
-                <w:szCs w:val="16"/>
-              </w:rPr>
-              <w:t xml:space="preserve">📹 VIDEO:</w:t>
-            </w:r>
-          </w:p>
-          <w:p>
-            <w:pPr>
-              <w:spacing w:after="20" w:before="0"/>
-            </w:pPr>
-            <w:hyperlink w:history="1" r:id="rIdbqjyvqeimpyb6e9qxoy4g">
-              <w:r>
-                <w:rPr>
-                  <w:rFonts w:ascii="Arial" w:cs="Arial" w:eastAsia="Arial" w:hAnsi="Arial"/>
-                  <w:color w:val="2E75B6"/>
-                  <w:sz w:val="16"/>
-                  <w:szCs w:val="16"/>
-                  <w:u w:val="single" w:color="2E75B6"/>
-                </w:rPr>
-                <w:t xml:space="preserve">Area and Volume of Similar Solids Principles</w:t>
-              </w:r>
-            </w:hyperlink>
-          </w:p>
-          <w:p>
-            <w:pPr>
-              <w:spacing w:after="10" w:before="0"/>
-              <w:ind w:left="120"/>
-            </w:pPr>
-            <w:r>
-              <w:rPr>
-                <w:rFonts w:ascii="Arial" w:cs="Arial" w:eastAsia="Arial" w:hAnsi="Arial"/>
-                <w:color w:val="595959"/>
-                <w:sz w:val="14"/>
-                <w:szCs w:val="14"/>
-              </w:rPr>
-              <w:t xml:space="preserve">Source: CK-12</w:t>
-            </w:r>
-          </w:p>
-          <w:p>
-            <w:pPr>
-              <w:spacing w:after="10" w:before="0"/>
-              <w:ind w:left="120"/>
-            </w:pPr>
-            <w:hyperlink w:history="1" r:id="rIdigi0jab3rkvtk2hd9l_tu">
-              <w:r>
-                <w:rPr>
-                  <w:rFonts w:ascii="Arial" w:cs="Arial" w:eastAsia="Arial" w:hAnsi="Arial"/>
-                  <w:color w:val="595959"/>
-                  <w:sz w:val="14"/>
-                  <w:szCs w:val="14"/>
-                  <w:u w:val="single" w:color="595959"/>
-                </w:rPr>
-                <w:t xml:space="preserve">🔍 Search ARES for similar videos</w:t>
-              </w:r>
-            </w:hyperlink>
-          </w:p>
-          <w:p>
-            <w:pPr>
-              <w:spacing w:after="40" w:before="0"/>
-            </w:pPr>
-            <w:r>
-              <w:rPr>
-                <w:sz w:val="14"/>
-                <w:szCs w:val="14"/>
-              </w:rPr>
-              <w:t xml:space="preserve"/>
-            </w:r>
-          </w:p>
-          <w:p>
-            <w:pPr>
-              <w:spacing w:after="20" w:before="0"/>
-            </w:pPr>
-            <w:r>
-              <w:rPr>
-                <w:rFonts w:ascii="Arial" w:cs="Arial" w:eastAsia="Arial" w:hAnsi="Arial"/>
-                <w:b/>
-                <w:bCs/>
-                <w:color w:val="1F3864"/>
-                <w:sz w:val="16"/>
-                <w:szCs w:val="16"/>
-              </w:rPr>
-              <w:t xml:space="preserve">📖 HTML:</w:t>
-            </w:r>
-          </w:p>
-          <w:p>
-            <w:pPr>
-              <w:spacing w:after="20" w:before="0"/>
-            </w:pPr>
-            <w:hyperlink w:history="1" r:id="rIdh4hw78hy7qth3orbfrq3v">
-              <w:r>
-                <w:rPr>
-                  <w:rFonts w:ascii="Arial" w:cs="Arial" w:eastAsia="Arial" w:hAnsi="Arial"/>
-                  <w:color w:val="2E75B6"/>
-                  <w:sz w:val="16"/>
-                  <w:szCs w:val="16"/>
-                  <w:u w:val="single" w:color="2E75B6"/>
-                </w:rPr>
-                <w:t xml:space="preserve">Area and Volume of Similar Solids (Flexbook)</w:t>
-              </w:r>
-            </w:hyperlink>
-          </w:p>
-          <w:p>
-            <w:pPr>
-              <w:spacing w:after="10" w:before="0"/>
-              <w:ind w:left="120"/>
-            </w:pPr>
-            <w:r>
-              <w:rPr>
-                <w:rFonts w:ascii="Arial" w:cs="Arial" w:eastAsia="Arial" w:hAnsi="Arial"/>
-                <w:color w:val="595959"/>
-                <w:sz w:val="14"/>
-                <w:szCs w:val="14"/>
-              </w:rPr>
-              <w:t xml:space="preserve">Source: CK-12</w:t>
-            </w:r>
-          </w:p>
-          <w:p>
-            <w:pPr>
-              <w:spacing w:after="10" w:before="0"/>
-              <w:ind w:left="120"/>
-            </w:pPr>
-            <w:hyperlink w:history="1" r:id="rIdbjexwarghulvu3y2ewl0l">
+            <w:hyperlink w:history="1" r:id="rIdd9xtcaloljvezjnsazvgg">
               <w:r>
                 <w:rPr>
                   <w:rFonts w:ascii="Arial" w:cs="Arial" w:eastAsia="Arial" w:hAnsi="Arial"/>
@@ -20676,7 +20681,7 @@
             <w:pPr>
               <w:spacing w:after="20" w:before="0"/>
             </w:pPr>
-            <w:hyperlink w:history="1" r:id="rIdbxkyv46zdgkunfca_qa6r">
+            <w:hyperlink w:history="1" r:id="rId9gexgznkhydeuvwtgzw_d">
               <w:r>
                 <w:rPr>
                   <w:rFonts w:ascii="Arial" w:cs="Arial" w:eastAsia="Arial" w:hAnsi="Arial"/>
@@ -20685,7 +20690,7 @@
                   <w:szCs w:val="16"/>
                   <w:u w:val="single" w:color="2E75B6"/>
                 </w:rPr>
-                <w:t xml:space="preserve">Scale factors and area</w:t>
+                <w:t xml:space="preserve">Dilations: scale factor</w:t>
               </w:r>
             </w:hyperlink>
           </w:p>
@@ -20709,7 +20714,7 @@
               <w:spacing w:after="10" w:before="0"/>
               <w:ind w:left="120"/>
             </w:pPr>
-            <w:hyperlink w:history="1" r:id="rIdgpymqnajrgyuuotcs8tq-">
+            <w:hyperlink w:history="1" r:id="rId2ac1kszbcbznawk5qld7i">
               <w:r>
                 <w:rPr>
                   <w:rFonts w:ascii="Arial" w:cs="Arial" w:eastAsia="Arial" w:hAnsi="Arial"/>
@@ -20754,7 +20759,7 @@
             <w:pPr>
               <w:spacing w:after="20" w:before="0"/>
             </w:pPr>
-            <w:hyperlink w:history="1" r:id="rIdbjbl28dh6es5ic0v6acs4">
+            <w:hyperlink w:history="1" r:id="rIds_khlfn1rohrvo3qimxs-">
               <w:r>
                 <w:rPr>
                   <w:rFonts w:ascii="Arial" w:cs="Arial" w:eastAsia="Arial" w:hAnsi="Arial"/>
@@ -20787,7 +20792,7 @@
               <w:spacing w:after="10" w:before="0"/>
               <w:ind w:left="120"/>
             </w:pPr>
-            <w:hyperlink w:history="1" r:id="rIdhgkpgg2njdqdjoaqrwv3c">
+            <w:hyperlink w:history="1" r:id="rIdv87z_bqjekanqzafq8wkc">
               <w:r>
                 <w:rPr>
                   <w:rFonts w:ascii="Arial" w:cs="Arial" w:eastAsia="Arial" w:hAnsi="Arial"/>
@@ -20982,7 +20987,7 @@
             <w:pPr>
               <w:spacing w:after="20" w:before="0"/>
             </w:pPr>
-            <w:hyperlink w:history="1" r:id="rIdwbjhmr-hfbb7du19esvgn">
+            <w:hyperlink w:history="1" r:id="rIdsqyrbmmil71x5bd1igefg">
               <w:r>
                 <w:rPr>
                   <w:rFonts w:ascii="Arial" w:cs="Arial" w:eastAsia="Arial" w:hAnsi="Arial"/>
@@ -21015,7 +21020,7 @@
               <w:spacing w:after="10" w:before="0"/>
               <w:ind w:left="120"/>
             </w:pPr>
-            <w:hyperlink w:history="1" r:id="rIdh2kie_rjazo_t6aidvjvs">
+            <w:hyperlink w:history="1" r:id="rIdbwvt09jcasifjvj19pfmz">
               <w:r>
                 <w:rPr>
                   <w:rFonts w:ascii="Arial" w:cs="Arial" w:eastAsia="Arial" w:hAnsi="Arial"/>
@@ -21053,14 +21058,14 @@
                 <w:sz w:val="16"/>
                 <w:szCs w:val="16"/>
               </w:rPr>
-              <w:t xml:space="preserve">📖 HTML:</w:t>
+              <w:t xml:space="preserve">📖 EXERCISE:</w:t>
             </w:r>
           </w:p>
           <w:p>
             <w:pPr>
               <w:spacing w:after="20" w:before="0"/>
             </w:pPr>
-            <w:hyperlink w:history="1" r:id="rIdg_wvgqqajt6vvx-omd29x">
+            <w:hyperlink w:history="1" r:id="rIdweof6ht2guq45vn-y4x2e">
               <w:r>
                 <w:rPr>
                   <w:rFonts w:ascii="Arial" w:cs="Arial" w:eastAsia="Arial" w:hAnsi="Arial"/>
@@ -21069,7 +21074,7 @@
                   <w:szCs w:val="16"/>
                   <w:u w:val="single" w:color="2E75B6"/>
                 </w:rPr>
-                <w:t xml:space="preserve">Use Scale Factor When Problem Solving (Flexbook)</w:t>
+                <w:t xml:space="preserve">Dilations: scale factor</w:t>
               </w:r>
             </w:hyperlink>
           </w:p>
@@ -21085,7 +21090,7 @@
                 <w:sz w:val="14"/>
                 <w:szCs w:val="14"/>
               </w:rPr>
-              <w:t xml:space="preserve">Source: CK-12</w:t>
+              <w:t xml:space="preserve">Source: Khan Academy (English - US curriculum)</w:t>
             </w:r>
           </w:p>
           <w:p>
@@ -21093,7 +21098,7 @@
               <w:spacing w:after="10" w:before="0"/>
               <w:ind w:left="120"/>
             </w:pPr>
-            <w:hyperlink w:history="1" r:id="rIdwhtn1t9vc-olax_mnsc-k">
+            <w:hyperlink w:history="1" r:id="rIdrkftb9i3_nl-cqt2owswo">
               <w:r>
                 <w:rPr>
                   <w:rFonts w:ascii="Arial" w:cs="Arial" w:eastAsia="Arial" w:hAnsi="Arial"/>
@@ -21402,7 +21407,7 @@
             <w:pPr>
               <w:spacing w:after="20" w:before="0"/>
             </w:pPr>
-            <w:hyperlink w:history="1" r:id="rIdl94ybvoocmtrxvedaj5mp">
+            <w:hyperlink w:history="1" r:id="rId5hak_bhzeydrrybmkjkuv">
               <w:r>
                 <w:rPr>
                   <w:rFonts w:ascii="Arial" w:cs="Arial" w:eastAsia="Arial" w:hAnsi="Arial"/>
@@ -21411,7 +21416,7 @@
                   <w:szCs w:val="16"/>
                   <w:u w:val="single" w:color="2E75B6"/>
                 </w:rPr>
-                <w:t xml:space="preserve">Solving a scale drawing word problem</w:t>
+                <w:t xml:space="preserve">Dilations: scale factor</w:t>
               </w:r>
             </w:hyperlink>
           </w:p>
@@ -21435,7 +21440,7 @@
               <w:spacing w:after="10" w:before="0"/>
               <w:ind w:left="120"/>
             </w:pPr>
-            <w:hyperlink w:history="1" r:id="rIdyowq3liwn04u_racdnhqv">
+            <w:hyperlink w:history="1" r:id="rIdj1arz2sz8ah3qrghvrzdv">
               <w:r>
                 <w:rPr>
                   <w:rFonts w:ascii="Arial" w:cs="Arial" w:eastAsia="Arial" w:hAnsi="Arial"/>
@@ -21480,7 +21485,7 @@
             <w:pPr>
               <w:spacing w:after="20" w:before="0"/>
             </w:pPr>
-            <w:hyperlink w:history="1" r:id="rIdayegwq5puchyas7wb7qk9">
+            <w:hyperlink w:history="1" r:id="rIdpq9d0e6uaayjgvsqktiwn">
               <w:r>
                 <w:rPr>
                   <w:rFonts w:ascii="Arial" w:cs="Arial" w:eastAsia="Arial" w:hAnsi="Arial"/>
@@ -21489,7 +21494,7 @@
                   <w:szCs w:val="16"/>
                   <w:u w:val="single" w:color="2E75B6"/>
                 </w:rPr>
-                <w:t xml:space="preserve">Prove triangle similarity</w:t>
+                <w:t xml:space="preserve">Dilations: scale factor</w:t>
               </w:r>
             </w:hyperlink>
           </w:p>
@@ -21513,7 +21518,7 @@
               <w:spacing w:after="10" w:before="0"/>
               <w:ind w:left="120"/>
             </w:pPr>
-            <w:hyperlink w:history="1" r:id="rIdalq76o1dnewt5ynefov5h">
+            <w:hyperlink w:history="1" r:id="rIddsxiawbivcmeeyvyt39em">
               <w:r>
                 <w:rPr>
                   <w:rFonts w:ascii="Arial" w:cs="Arial" w:eastAsia="Arial" w:hAnsi="Arial"/>
@@ -21784,7 +21789,7 @@
             <w:pPr>
               <w:spacing w:after="20" w:before="0"/>
             </w:pPr>
-            <w:hyperlink w:history="1" r:id="rIdq84pqcb2txf1_pfb8sb_-">
+            <w:hyperlink w:history="1" r:id="rIdlncw7dmkqmtt5ufxz0rw4">
               <w:r>
                 <w:rPr>
                   <w:rFonts w:ascii="Arial" w:cs="Arial" w:eastAsia="Arial" w:hAnsi="Arial"/>
@@ -21793,7 +21798,7 @@
                   <w:szCs w:val="16"/>
                   <w:u w:val="single" w:color="2E75B6"/>
                 </w:rPr>
-                <w:t xml:space="preserve">Scale factors and area</w:t>
+                <w:t xml:space="preserve">Dilations: scale factor</w:t>
               </w:r>
             </w:hyperlink>
           </w:p>
@@ -21817,7 +21822,7 @@
               <w:spacing w:after="10" w:before="0"/>
               <w:ind w:left="120"/>
             </w:pPr>
-            <w:hyperlink w:history="1" r:id="rIdp3n0abpob6cacvnqwaatx">
+            <w:hyperlink w:history="1" r:id="rIdpzc4nfwxh0vb8-3ubteqk">
               <w:r>
                 <w:rPr>
                   <w:rFonts w:ascii="Arial" w:cs="Arial" w:eastAsia="Arial" w:hAnsi="Arial"/>
@@ -21855,14 +21860,14 @@
                 <w:sz w:val="16"/>
                 <w:szCs w:val="16"/>
               </w:rPr>
-              <w:t xml:space="preserve">📖 HTML:</w:t>
+              <w:t xml:space="preserve">📖 EXERCISE:</w:t>
             </w:r>
           </w:p>
           <w:p>
             <w:pPr>
               <w:spacing w:after="20" w:before="0"/>
             </w:pPr>
-            <w:hyperlink w:history="1" r:id="rIds__mihd4nadd8sr6v9sxl">
+            <w:hyperlink w:history="1" r:id="rIdvwmm4pc7cx9pwogtpdtws">
               <w:r>
                 <w:rPr>
                   <w:rFonts w:ascii="Arial" w:cs="Arial" w:eastAsia="Arial" w:hAnsi="Arial"/>
@@ -21871,7 +21876,7 @@
                   <w:szCs w:val="16"/>
                   <w:u w:val="single" w:color="2E75B6"/>
                 </w:rPr>
-                <w:t xml:space="preserve">Use Unit Scale When Problem Solving (Flexbook)</w:t>
+                <w:t xml:space="preserve">Dilations: scale factor</w:t>
               </w:r>
             </w:hyperlink>
           </w:p>
@@ -21887,7 +21892,7 @@
                 <w:sz w:val="14"/>
                 <w:szCs w:val="14"/>
               </w:rPr>
-              <w:t xml:space="preserve">Source: CK-12</w:t>
+              <w:t xml:space="preserve">Source: Khan Academy (English - US curriculum)</w:t>
             </w:r>
           </w:p>
           <w:p>
@@ -21895,7 +21900,7 @@
               <w:spacing w:after="10" w:before="0"/>
               <w:ind w:left="120"/>
             </w:pPr>
-            <w:hyperlink w:history="1" r:id="rIdwgpxqo4ccjprm_ji6yb0n">
+            <w:hyperlink w:history="1" r:id="rId6jpqxncc9z74eay_xi7pe">
               <w:r>
                 <w:rPr>
                   <w:rFonts w:ascii="Arial" w:cs="Arial" w:eastAsia="Arial" w:hAnsi="Arial"/>
@@ -22128,7 +22133,7 @@
             <w:pPr>
               <w:spacing w:after="20" w:before="0"/>
             </w:pPr>
-            <w:hyperlink w:history="1" r:id="rIduytkg5a-02env2x7glwan">
+            <w:hyperlink w:history="1" r:id="rIdygee-xlontykqdgh918yf">
               <w:r>
                 <w:rPr>
                   <w:rFonts w:ascii="Arial" w:cs="Arial" w:eastAsia="Arial" w:hAnsi="Arial"/>
@@ -22137,7 +22142,7 @@
                   <w:szCs w:val="16"/>
                   <w:u w:val="single" w:color="2E75B6"/>
                 </w:rPr>
-                <w:t xml:space="preserve">Scale factors and area</w:t>
+                <w:t xml:space="preserve">Dilations: scale factor</w:t>
               </w:r>
             </w:hyperlink>
           </w:p>
@@ -22161,7 +22166,7 @@
               <w:spacing w:after="10" w:before="0"/>
               <w:ind w:left="120"/>
             </w:pPr>
-            <w:hyperlink w:history="1" r:id="rIdc6rva_lo0grl7xbuilidf">
+            <w:hyperlink w:history="1" r:id="rIdy6ce11w8_j6lt_tpyfwuk">
               <w:r>
                 <w:rPr>
                   <w:rFonts w:ascii="Arial" w:cs="Arial" w:eastAsia="Arial" w:hAnsi="Arial"/>
@@ -22206,7 +22211,7 @@
             <w:pPr>
               <w:spacing w:after="20" w:before="0"/>
             </w:pPr>
-            <w:hyperlink w:history="1" r:id="rId6asmxplm8siwziald5h3v">
+            <w:hyperlink w:history="1" r:id="rIdoeif6diuvinkv3rg1-fyr">
               <w:r>
                 <w:rPr>
                   <w:rFonts w:ascii="Arial" w:cs="Arial" w:eastAsia="Arial" w:hAnsi="Arial"/>
@@ -22215,7 +22220,7 @@
                   <w:szCs w:val="16"/>
                   <w:u w:val="single" w:color="2E75B6"/>
                 </w:rPr>
-                <w:t xml:space="preserve">Construct scale drawings</w:t>
+                <w:t xml:space="preserve">Dilations: scale factor</w:t>
               </w:r>
             </w:hyperlink>
           </w:p>
@@ -22239,7 +22244,7 @@
               <w:spacing w:after="10" w:before="0"/>
               <w:ind w:left="120"/>
             </w:pPr>
-            <w:hyperlink w:history="1" r:id="rIdhc-rdqyzs3kp7x9jbmsbo">
+            <w:hyperlink w:history="1" r:id="rIdisqfgvzb2muxkyi708yqm">
               <w:r>
                 <w:rPr>
                   <w:rFonts w:ascii="Arial" w:cs="Arial" w:eastAsia="Arial" w:hAnsi="Arial"/>
@@ -23821,7 +23826,313 @@
             <w:pPr>
               <w:spacing w:after="20" w:before="0"/>
             </w:pPr>
-            <w:hyperlink w:history="1" r:id="rIdercssj6ixgfrhce5axiko">
+            <w:hyperlink w:history="1" r:id="rId-bioyed3xvrsff4n-bbf6">
+              <w:r>
+                <w:rPr>
+                  <w:rFonts w:ascii="Arial" w:cs="Arial" w:eastAsia="Arial" w:hAnsi="Arial"/>
+                  <w:color w:val="2E75B6"/>
+                  <w:sz w:val="16"/>
+                  <w:szCs w:val="16"/>
+                  <w:u w:val="single" w:color="2E75B6"/>
+                </w:rPr>
+                <w:t xml:space="preserve">Dilations: center</w:t>
+              </w:r>
+            </w:hyperlink>
+          </w:p>
+          <w:p>
+            <w:pPr>
+              <w:spacing w:after="10" w:before="0"/>
+              <w:ind w:left="120"/>
+            </w:pPr>
+            <w:r>
+              <w:rPr>
+                <w:rFonts w:ascii="Arial" w:cs="Arial" w:eastAsia="Arial" w:hAnsi="Arial"/>
+                <w:color w:val="595959"/>
+                <w:sz w:val="14"/>
+                <w:szCs w:val="14"/>
+              </w:rPr>
+              <w:t xml:space="preserve">Source: Khan Academy (English - US curriculum)</w:t>
+            </w:r>
+          </w:p>
+          <w:p>
+            <w:pPr>
+              <w:spacing w:after="10" w:before="0"/>
+              <w:ind w:left="120"/>
+            </w:pPr>
+            <w:hyperlink w:history="1" r:id="rIds7byfsz3fsnr74ccxnovr">
+              <w:r>
+                <w:rPr>
+                  <w:rFonts w:ascii="Arial" w:cs="Arial" w:eastAsia="Arial" w:hAnsi="Arial"/>
+                  <w:color w:val="595959"/>
+                  <w:sz w:val="14"/>
+                  <w:szCs w:val="14"/>
+                  <w:u w:val="single" w:color="595959"/>
+                </w:rPr>
+                <w:t xml:space="preserve">🔍 Search ARES for similar videos</w:t>
+              </w:r>
+            </w:hyperlink>
+          </w:p>
+          <w:p>
+            <w:pPr>
+              <w:spacing w:after="40" w:before="0"/>
+            </w:pPr>
+            <w:r>
+              <w:rPr>
+                <w:sz w:val="14"/>
+                <w:szCs w:val="14"/>
+              </w:rPr>
+              <w:t xml:space="preserve"/>
+            </w:r>
+          </w:p>
+          <w:p>
+            <w:pPr>
+              <w:spacing w:after="20" w:before="0"/>
+            </w:pPr>
+            <w:r>
+              <w:rPr>
+                <w:rFonts w:ascii="Arial" w:cs="Arial" w:eastAsia="Arial" w:hAnsi="Arial"/>
+                <w:b/>
+                <w:bCs/>
+                <w:color w:val="1F3864"/>
+                <w:sz w:val="16"/>
+                <w:szCs w:val="16"/>
+              </w:rPr>
+              <w:t xml:space="preserve">📖 EXERCISE:</w:t>
+            </w:r>
+          </w:p>
+          <w:p>
+            <w:pPr>
+              <w:spacing w:after="20" w:before="0"/>
+            </w:pPr>
+            <w:hyperlink w:history="1" r:id="rIduaxef6lu3iicmdlurzira">
+              <w:r>
+                <w:rPr>
+                  <w:rFonts w:ascii="Arial" w:cs="Arial" w:eastAsia="Arial" w:hAnsi="Arial"/>
+                  <w:color w:val="2E75B6"/>
+                  <w:sz w:val="16"/>
+                  <w:szCs w:val="16"/>
+                  <w:u w:val="single" w:color="2E75B6"/>
+                </w:rPr>
+                <w:t xml:space="preserve">Dilations: scale factor</w:t>
+              </w:r>
+            </w:hyperlink>
+          </w:p>
+          <w:p>
+            <w:pPr>
+              <w:spacing w:after="10" w:before="0"/>
+              <w:ind w:left="120"/>
+            </w:pPr>
+            <w:r>
+              <w:rPr>
+                <w:rFonts w:ascii="Arial" w:cs="Arial" w:eastAsia="Arial" w:hAnsi="Arial"/>
+                <w:color w:val="595959"/>
+                <w:sz w:val="14"/>
+                <w:szCs w:val="14"/>
+              </w:rPr>
+              <w:t xml:space="preserve">Source: Khan Academy (English - US curriculum)</w:t>
+            </w:r>
+          </w:p>
+          <w:p>
+            <w:pPr>
+              <w:spacing w:after="10" w:before="0"/>
+              <w:ind w:left="120"/>
+            </w:pPr>
+            <w:hyperlink w:history="1" r:id="rId4cquovk3otbgzzlvj07vo">
+              <w:r>
+                <w:rPr>
+                  <w:rFonts w:ascii="Arial" w:cs="Arial" w:eastAsia="Arial" w:hAnsi="Arial"/>
+                  <w:color w:val="595959"/>
+                  <w:sz w:val="14"/>
+                  <w:szCs w:val="14"/>
+                  <w:u w:val="single" w:color="595959"/>
+                </w:rPr>
+                <w:t xml:space="preserve">🔍 Search ARES for similar readings</w:t>
+              </w:r>
+            </w:hyperlink>
+          </w:p>
+        </w:tc>
+        <w:tc>
+          <w:tcPr>
+            <w:tcW w:type="dxa" w:w="3040"/>
+            <w:shd w:fill="FFFFFF" w:color="auto" w:val="clear"/>
+            <w:tcMar>
+              <w:top w:type="dxa" w:w="60"/>
+              <w:left w:type="dxa" w:w="120"/>
+              <w:bottom w:type="dxa" w:w="60"/>
+              <w:right w:type="dxa" w:w="120"/>
+            </w:tcMar>
+            <w:vAlign w:val="top"/>
+          </w:tcPr>
+          <w:p>
+            <w:pPr>
+              <w:spacing w:after="40" w:before="0"/>
+              <w:jc w:val="left"/>
+            </w:pPr>
+            <w:r>
+              <w:rPr>
+                <w:rFonts w:ascii="Arial" w:cs="Arial" w:eastAsia="Arial" w:hAnsi="Arial"/>
+                <w:b w:val="false"/>
+                <w:bCs w:val="false"/>
+                <w:i w:val="false"/>
+                <w:iCs w:val="false"/>
+                <w:color w:val="000000"/>
+                <w:sz w:val="18"/>
+                <w:szCs w:val="18"/>
+              </w:rPr>
+              <w:t xml:space="preserve">Learners retrieve their Lesson-1 written prediction cards (stored in their portfolios) about why the large uji cup needed nine small cups of water to fill it, not three. Working individually for 3 minutes, each learner writes one sentence completing the stem: 'I now know the large uji cup holds nine times as much water because…' They then turn and share with a partner. Selected pairs share with the whole class. Learners also retrieve their Day-1 rough model sketch and place it on their desk alongside the final model page they have been building since Lesson 5.</w:t>
+            </w:r>
+          </w:p>
+        </w:tc>
+        <w:tc>
+          <w:tcPr>
+            <w:tcW w:type="dxa" w:w="3040"/>
+            <w:shd w:fill="F2F2F2" w:color="auto" w:val="clear"/>
+            <w:tcMar>
+              <w:top w:type="dxa" w:w="60"/>
+              <w:left w:type="dxa" w:w="120"/>
+              <w:bottom w:type="dxa" w:w="60"/>
+              <w:right w:type="dxa" w:w="120"/>
+            </w:tcMar>
+            <w:vAlign w:val="top"/>
+          </w:tcPr>
+          <w:p>
+            <w:pPr>
+              <w:spacing w:after="40" w:before="0"/>
+              <w:jc w:val="left"/>
+            </w:pPr>
+            <w:r>
+              <w:rPr>
+                <w:rFonts w:ascii="Arial" w:cs="Arial" w:eastAsia="Arial" w:hAnsi="Arial"/>
+                <w:b w:val="false"/>
+                <w:bCs w:val="false"/>
+                <w:i w:val="false"/>
+                <w:iCs w:val="false"/>
+                <w:color w:val="000000"/>
+                <w:sz w:val="18"/>
+                <w:szCs w:val="18"/>
+              </w:rPr>
+              <w:t xml:space="preserve">Before presentations begin, display the three uji cups (or photographs) at the front — exactly as in Lesson 1. Say: 'We started with a mystery. Before your classmates show us what they built, let's check what you now know.' Distribute the Lesson-1 prediction cards back to learners. Give the 3-minute individual writing time. Then say: 'Turn and tell your partner your sentence.' Allow 90 seconds pair talk. Cold-call 4 learners (aim for gender balance and mixed ability): 'Aisha, please read your sentence.' After each response, WAIT 12 seconds before commenting. Prompt with: 'Can you name the exact scale factor that explains that?' If a learner says 'because the cup is bigger,' push with: 'How much bigger — in area? In volume? What is the mathematical relationship?' Record 3–4 key phrases on the board under the heading 'What we now know'. These will anchor the final explanation later.</w:t>
+            </w:r>
+          </w:p>
+        </w:tc>
+        <w:tc>
+          <w:tcPr>
+            <w:tcW w:type="dxa" w:w="3040"/>
+            <w:shd w:fill="FFFFFF" w:color="auto" w:val="clear"/>
+            <w:tcMar>
+              <w:top w:type="dxa" w:w="60"/>
+              <w:left w:type="dxa" w:w="120"/>
+              <w:bottom w:type="dxa" w:w="60"/>
+              <w:right w:type="dxa" w:w="120"/>
+            </w:tcMar>
+            <w:vAlign w:val="top"/>
+          </w:tcPr>
+          <w:p>
+            <w:pPr>
+              <w:spacing w:after="40" w:before="0"/>
+              <w:jc w:val="left"/>
+            </w:pPr>
+            <w:r>
+              <w:rPr>
+                <w:rFonts w:ascii="Arial" w:cs="Arial" w:eastAsia="Arial" w:hAnsi="Arial"/>
+                <w:b w:val="false"/>
+                <w:bCs w:val="false"/>
+                <w:i w:val="false"/>
+                <w:iCs w:val="false"/>
+                <w:color w:val="000000"/>
+                <w:sz w:val="18"/>
+                <w:szCs w:val="18"/>
+              </w:rPr>
+              <w:t xml:space="preserve">Retrieval practice with phenomenon anchoring — by reconnecting to the Lesson-1 uji-cup mystery before presentations, learners activate the full conceptual arc of the unit in working memory, priming them to evaluate peers' projects against the core mathematical ideas (k, k², k³) rather than purely aesthetic criteria.</w:t>
+            </w:r>
+          </w:p>
+        </w:tc>
+        <w:tc>
+          <w:tcPr>
+            <w:tcW w:type="dxa" w:w="3040"/>
+            <w:shd w:fill="F2F2F2" w:color="auto" w:val="clear"/>
+            <w:tcMar>
+              <w:top w:type="dxa" w:w="60"/>
+              <w:left w:type="dxa" w:w="120"/>
+              <w:bottom w:type="dxa" w:w="60"/>
+              <w:right w:type="dxa" w:w="120"/>
+            </w:tcMar>
+            <w:vAlign w:val="top"/>
+          </w:tcPr>
+          <w:p>
+            <w:pPr>
+              <w:spacing w:after="40" w:before="0"/>
+              <w:jc w:val="left"/>
+            </w:pPr>
+            <w:r>
+              <w:rPr>
+                <w:rFonts w:ascii="Arial" w:cs="Arial" w:eastAsia="Arial" w:hAnsi="Arial"/>
+                <w:b w:val="false"/>
+                <w:bCs w:val="false"/>
+                <w:i w:val="false"/>
+                <w:iCs w:val="false"/>
+                <w:color w:val="000000"/>
+                <w:sz w:val="18"/>
+                <w:szCs w:val="18"/>
+              </w:rPr>
+              <w:t xml:space="preserve">Observable indicator: each learner's written sentence correctly names at least one of the three scale factor relationships (linear k, area k², volume k³) and connects it to the uji-cup context. Teacher scans sentences during pair-share; learners who write only qualitative statements ('because the cup is bigger') are noted for targeted questioning during the Explain phase.</w:t>
+            </w:r>
+          </w:p>
+        </w:tc>
+      </w:tr>
+      <w:tr>
+        <w:tc>
+          <w:tcPr>
+            <w:tcW w:type="dxa" w:w="1520"/>
+            <w:shd w:fill="D9EEF1" w:color="auto" w:val="clear"/>
+            <w:tcMar>
+              <w:top w:type="dxa" w:w="60"/>
+              <w:left w:type="dxa" w:w="120"/>
+              <w:bottom w:type="dxa" w:w="60"/>
+              <w:right w:type="dxa" w:w="120"/>
+            </w:tcMar>
+            <w:vAlign w:val="top"/>
+          </w:tcPr>
+          <w:p>
+            <w:pPr>
+              <w:spacing w:after="40" w:before="0"/>
+              <w:jc w:val="left"/>
+            </w:pPr>
+            <w:r>
+              <w:rPr>
+                <w:rFonts w:ascii="Arial" w:cs="Arial" w:eastAsia="Arial" w:hAnsi="Arial"/>
+                <w:b/>
+                <w:bCs/>
+                <w:i w:val="false"/>
+                <w:iCs w:val="false"/>
+                <w:color w:val="000000"/>
+                <w:sz w:val="18"/>
+                <w:szCs w:val="18"/>
+              </w:rPr>
+              <w:t xml:space="preserve">Observe Phase</w:t>
+            </w:r>
+          </w:p>
+          <w:p>
+            <w:pPr>
+              <w:spacing w:after="20" w:before="0"/>
+            </w:pPr>
+            <w:r>
+              <w:rPr>
+                <w:rFonts w:ascii="Arial" w:cs="Arial" w:eastAsia="Arial" w:hAnsi="Arial"/>
+                <w:b/>
+                <w:bCs/>
+                <w:color w:val="1F3864"/>
+                <w:sz w:val="16"/>
+                <w:szCs w:val="16"/>
+              </w:rPr>
+              <w:t xml:space="preserve">📹 VIDEO:</w:t>
+            </w:r>
+          </w:p>
+          <w:p>
+            <w:pPr>
+              <w:spacing w:after="20" w:before="0"/>
+            </w:pPr>
+            <w:hyperlink w:history="1" r:id="rIdphdnnzvoprhutnsuc5vdr">
               <w:r>
                 <w:rPr>
                   <w:rFonts w:ascii="Arial" w:cs="Arial" w:eastAsia="Arial" w:hAnsi="Arial"/>
@@ -23854,7 +24165,7 @@
               <w:spacing w:after="10" w:before="0"/>
               <w:ind w:left="120"/>
             </w:pPr>
-            <w:hyperlink w:history="1" r:id="rIda72sqxe9k99seiqrflzsa">
+            <w:hyperlink w:history="1" r:id="rIdgn8pnlg-alrre9c-bmexn">
               <w:r>
                 <w:rPr>
                   <w:rFonts w:ascii="Arial" w:cs="Arial" w:eastAsia="Arial" w:hAnsi="Arial"/>
@@ -23899,7 +24210,313 @@
             <w:pPr>
               <w:spacing w:after="20" w:before="0"/>
             </w:pPr>
-            <w:hyperlink w:history="1" r:id="rIdn5gba71zwlnexhack1jax">
+            <w:hyperlink w:history="1" r:id="rIdpcn2rlrvcvmhvqzjkl5rt">
+              <w:r>
+                <w:rPr>
+                  <w:rFonts w:ascii="Arial" w:cs="Arial" w:eastAsia="Arial" w:hAnsi="Arial"/>
+                  <w:color w:val="2E75B6"/>
+                  <w:sz w:val="16"/>
+                  <w:szCs w:val="16"/>
+                  <w:u w:val="single" w:color="2E75B6"/>
+                </w:rPr>
+                <w:t xml:space="preserve">Dilations: center</w:t>
+              </w:r>
+            </w:hyperlink>
+          </w:p>
+          <w:p>
+            <w:pPr>
+              <w:spacing w:after="10" w:before="0"/>
+              <w:ind w:left="120"/>
+            </w:pPr>
+            <w:r>
+              <w:rPr>
+                <w:rFonts w:ascii="Arial" w:cs="Arial" w:eastAsia="Arial" w:hAnsi="Arial"/>
+                <w:color w:val="595959"/>
+                <w:sz w:val="14"/>
+                <w:szCs w:val="14"/>
+              </w:rPr>
+              <w:t xml:space="preserve">Source: Khan Academy (English - US curriculum)</w:t>
+            </w:r>
+          </w:p>
+          <w:p>
+            <w:pPr>
+              <w:spacing w:after="10" w:before="0"/>
+              <w:ind w:left="120"/>
+            </w:pPr>
+            <w:hyperlink w:history="1" r:id="rIdvd50fenxkhhzgg7fekzyu">
+              <w:r>
+                <w:rPr>
+                  <w:rFonts w:ascii="Arial" w:cs="Arial" w:eastAsia="Arial" w:hAnsi="Arial"/>
+                  <w:color w:val="595959"/>
+                  <w:sz w:val="14"/>
+                  <w:szCs w:val="14"/>
+                  <w:u w:val="single" w:color="595959"/>
+                </w:rPr>
+                <w:t xml:space="preserve">🔍 Search ARES for similar readings</w:t>
+              </w:r>
+            </w:hyperlink>
+          </w:p>
+        </w:tc>
+        <w:tc>
+          <w:tcPr>
+            <w:tcW w:type="dxa" w:w="3040"/>
+            <w:shd w:fill="FFFFFF" w:color="auto" w:val="clear"/>
+            <w:tcMar>
+              <w:top w:type="dxa" w:w="60"/>
+              <w:left w:type="dxa" w:w="120"/>
+              <w:bottom w:type="dxa" w:w="60"/>
+              <w:right w:type="dxa" w:w="120"/>
+            </w:tcMar>
+            <w:vAlign w:val="top"/>
+          </w:tcPr>
+          <w:p>
+            <w:pPr>
+              <w:spacing w:after="40" w:before="0"/>
+              <w:jc w:val="left"/>
+            </w:pPr>
+            <w:r>
+              <w:rPr>
+                <w:rFonts w:ascii="Arial" w:cs="Arial" w:eastAsia="Arial" w:hAnsi="Arial"/>
+                <w:b w:val="false"/>
+                <w:bCs w:val="false"/>
+                <w:i w:val="false"/>
+                <w:iCs w:val="false"/>
+                <w:color w:val="000000"/>
+                <w:sz w:val="18"/>
+                <w:szCs w:val="18"/>
+              </w:rPr>
+              <w:t xml:space="preserve">Each group (3–4 learners) presents their similar-container project for 4–5 minutes. The presenter must: (1) display the two (or more) containers side by side; (2) read aloud at least two corresponding measurements (e.g., height and diameter for cylinders, or length and width for cuboids); (3) state the linear scale factor k with working shown; (4) calculate the area scale factor k² and the volume scale factor k³ and compare them to actual measured or calculated surface area and volume; (5) describe one challenge faced during construction and how it was resolved. While each group presents, every other learner completes a Peer Rating Scale (four criteria, each scored 1–4): (a) Similar shape clearly demonstrated; (b) Linear scale factor correctly calculated and stated; (c) Area and volume scale factors correctly calculated; (d) Challenge documented and explained. Audience members write one 'warm' comment and one 'wonder' question on a sticky note to hand to the presenting group afterward.</w:t>
+            </w:r>
+          </w:p>
+        </w:tc>
+        <w:tc>
+          <w:tcPr>
+            <w:tcW w:type="dxa" w:w="3040"/>
+            <w:shd w:fill="F2F2F2" w:color="auto" w:val="clear"/>
+            <w:tcMar>
+              <w:top w:type="dxa" w:w="60"/>
+              <w:left w:type="dxa" w:w="120"/>
+              <w:bottom w:type="dxa" w:w="60"/>
+              <w:right w:type="dxa" w:w="120"/>
+            </w:tcMar>
+            <w:vAlign w:val="top"/>
+          </w:tcPr>
+          <w:p>
+            <w:pPr>
+              <w:spacing w:after="40" w:before="0"/>
+              <w:jc w:val="left"/>
+            </w:pPr>
+            <w:r>
+              <w:rPr>
+                <w:rFonts w:ascii="Arial" w:cs="Arial" w:eastAsia="Arial" w:hAnsi="Arial"/>
+                <w:b w:val="false"/>
+                <w:bCs w:val="false"/>
+                <w:i w:val="false"/>
+                <w:iCs w:val="false"/>
+                <w:color w:val="000000"/>
+                <w:sz w:val="18"/>
+                <w:szCs w:val="18"/>
+              </w:rPr>
+              <w:t xml:space="preserve">Seat the class in a horseshoe so all containers are visible. Before the first presentation say: 'Your job as an audience is to be a mathematical critic — not just to admire the container. Use your rating scale. Does their k² match the area ratio? Does k³ match the volume ratio? If not, that is an important finding, not a mistake to hide.' Time each group strictly (use a visible timer). After each presentation, invite one audience question: 'Who has a wonder question for this group?' WAIT 10 seconds. Cold-call if no volunteer. After all groups have presented, ask the whole class: 'Which group's containers showed the k / k² / k³ relationship most clearly — and how do you know?' WAIT 15 seconds. Cold-call 3 different learners. If a group's calculations contain errors, do not correct immediately — note it on the board as 'Let's investigate this together in Phase 3.' For groups presenting cylinders, prompt: 'Your cylinder is just like our uji cups — what does your data say about why the big cylinder holds k³ times as much?'</w:t>
+            </w:r>
+          </w:p>
+        </w:tc>
+        <w:tc>
+          <w:tcPr>
+            <w:tcW w:type="dxa" w:w="3040"/>
+            <w:shd w:fill="FFFFFF" w:color="auto" w:val="clear"/>
+            <w:tcMar>
+              <w:top w:type="dxa" w:w="60"/>
+              <w:left w:type="dxa" w:w="120"/>
+              <w:bottom w:type="dxa" w:w="60"/>
+              <w:right w:type="dxa" w:w="120"/>
+            </w:tcMar>
+            <w:vAlign w:val="top"/>
+          </w:tcPr>
+          <w:p>
+            <w:pPr>
+              <w:spacing w:after="40" w:before="0"/>
+              <w:jc w:val="left"/>
+            </w:pPr>
+            <w:r>
+              <w:rPr>
+                <w:rFonts w:ascii="Arial" w:cs="Arial" w:eastAsia="Arial" w:hAnsi="Arial"/>
+                <w:b w:val="false"/>
+                <w:bCs w:val="false"/>
+                <w:i w:val="false"/>
+                <w:iCs w:val="false"/>
+                <w:color w:val="000000"/>
+                <w:sz w:val="18"/>
+                <w:szCs w:val="18"/>
+              </w:rPr>
+              <w:t xml:space="preserve">Evidence-to-model presentation — learners use their own constructed artefacts as primary evidence, making the abstract relationship k → k² → k³ concrete and verifiable. Peer rating shifts evaluation authority to learners and requires them to apply the mathematical criteria rather than passively receive information. The 'warm/wonder' protocol promotes collaborative, respectful mathematical discourse.</w:t>
+            </w:r>
+          </w:p>
+        </w:tc>
+        <w:tc>
+          <w:tcPr>
+            <w:tcW w:type="dxa" w:w="3040"/>
+            <w:shd w:fill="F2F2F2" w:color="auto" w:val="clear"/>
+            <w:tcMar>
+              <w:top w:type="dxa" w:w="60"/>
+              <w:left w:type="dxa" w:w="120"/>
+              <w:bottom w:type="dxa" w:w="60"/>
+              <w:right w:type="dxa" w:w="120"/>
+            </w:tcMar>
+            <w:vAlign w:val="top"/>
+          </w:tcPr>
+          <w:p>
+            <w:pPr>
+              <w:spacing w:after="40" w:before="0"/>
+              <w:jc w:val="left"/>
+            </w:pPr>
+            <w:r>
+              <w:rPr>
+                <w:rFonts w:ascii="Arial" w:cs="Arial" w:eastAsia="Arial" w:hAnsi="Arial"/>
+                <w:b w:val="false"/>
+                <w:bCs w:val="false"/>
+                <w:i w:val="false"/>
+                <w:iCs w:val="false"/>
+                <w:color w:val="000000"/>
+                <w:sz w:val="18"/>
+                <w:szCs w:val="18"/>
+              </w:rPr>
+              <w:t xml:space="preserve">Observable indicators: (1) Completed peer rating scales — teacher collects these after presentations to identify which criteria were consistently rated low across groups. (2) Quality of wonder questions — questions that reference specific scale factors (e.g., 'Your k was 2 but your volume ratio was 6 — can you explain?') indicate deeper understanding than aesthetic questions. (3) Teacher notes any group whose stated k² or k³ values are inconsistent with their measurements — these become the focus of targeted correction in Phase 3.</w:t>
+            </w:r>
+          </w:p>
+        </w:tc>
+      </w:tr>
+      <w:tr>
+        <w:tc>
+          <w:tcPr>
+            <w:tcW w:type="dxa" w:w="1520"/>
+            <w:shd w:fill="E2EFDA" w:color="auto" w:val="clear"/>
+            <w:tcMar>
+              <w:top w:type="dxa" w:w="60"/>
+              <w:left w:type="dxa" w:w="120"/>
+              <w:bottom w:type="dxa" w:w="60"/>
+              <w:right w:type="dxa" w:w="120"/>
+            </w:tcMar>
+            <w:vAlign w:val="top"/>
+          </w:tcPr>
+          <w:p>
+            <w:pPr>
+              <w:spacing w:after="40" w:before="0"/>
+              <w:jc w:val="left"/>
+            </w:pPr>
+            <w:r>
+              <w:rPr>
+                <w:rFonts w:ascii="Arial" w:cs="Arial" w:eastAsia="Arial" w:hAnsi="Arial"/>
+                <w:b/>
+                <w:bCs/>
+                <w:i w:val="false"/>
+                <w:iCs w:val="false"/>
+                <w:color w:val="000000"/>
+                <w:sz w:val="18"/>
+                <w:szCs w:val="18"/>
+              </w:rPr>
+              <w:t xml:space="preserve">Explain Phase</w:t>
+            </w:r>
+          </w:p>
+          <w:p>
+            <w:pPr>
+              <w:spacing w:after="20" w:before="0"/>
+            </w:pPr>
+            <w:r>
+              <w:rPr>
+                <w:rFonts w:ascii="Arial" w:cs="Arial" w:eastAsia="Arial" w:hAnsi="Arial"/>
+                <w:b/>
+                <w:bCs/>
+                <w:color w:val="1F3864"/>
+                <w:sz w:val="16"/>
+                <w:szCs w:val="16"/>
+              </w:rPr>
+              <w:t xml:space="preserve">📹 VIDEO:</w:t>
+            </w:r>
+          </w:p>
+          <w:p>
+            <w:pPr>
+              <w:spacing w:after="20" w:before="0"/>
+            </w:pPr>
+            <w:hyperlink w:history="1" r:id="rIdmmzwo5xqrleaioubguqzy">
+              <w:r>
+                <w:rPr>
+                  <w:rFonts w:ascii="Arial" w:cs="Arial" w:eastAsia="Arial" w:hAnsi="Arial"/>
+                  <w:color w:val="2E75B6"/>
+                  <w:sz w:val="16"/>
+                  <w:szCs w:val="16"/>
+                  <w:u w:val="single" w:color="2E75B6"/>
+                </w:rPr>
+                <w:t xml:space="preserve">Dilating triangles: find the error</w:t>
+              </w:r>
+            </w:hyperlink>
+          </w:p>
+          <w:p>
+            <w:pPr>
+              <w:spacing w:after="10" w:before="0"/>
+              <w:ind w:left="120"/>
+            </w:pPr>
+            <w:r>
+              <w:rPr>
+                <w:rFonts w:ascii="Arial" w:cs="Arial" w:eastAsia="Arial" w:hAnsi="Arial"/>
+                <w:color w:val="595959"/>
+                <w:sz w:val="14"/>
+                <w:szCs w:val="14"/>
+              </w:rPr>
+              <w:t xml:space="preserve">Source: Khan Academy (English - US curriculum)</w:t>
+            </w:r>
+          </w:p>
+          <w:p>
+            <w:pPr>
+              <w:spacing w:after="10" w:before="0"/>
+              <w:ind w:left="120"/>
+            </w:pPr>
+            <w:hyperlink w:history="1" r:id="rIdj5yv-gne7pwxeshltwusf">
+              <w:r>
+                <w:rPr>
+                  <w:rFonts w:ascii="Arial" w:cs="Arial" w:eastAsia="Arial" w:hAnsi="Arial"/>
+                  <w:color w:val="595959"/>
+                  <w:sz w:val="14"/>
+                  <w:szCs w:val="14"/>
+                  <w:u w:val="single" w:color="595959"/>
+                </w:rPr>
+                <w:t xml:space="preserve">🔍 Search ARES for similar videos</w:t>
+              </w:r>
+            </w:hyperlink>
+          </w:p>
+          <w:p>
+            <w:pPr>
+              <w:spacing w:after="40" w:before="0"/>
+            </w:pPr>
+            <w:r>
+              <w:rPr>
+                <w:sz w:val="14"/>
+                <w:szCs w:val="14"/>
+              </w:rPr>
+              <w:t xml:space="preserve"/>
+            </w:r>
+          </w:p>
+          <w:p>
+            <w:pPr>
+              <w:spacing w:after="20" w:before="0"/>
+            </w:pPr>
+            <w:r>
+              <w:rPr>
+                <w:rFonts w:ascii="Arial" w:cs="Arial" w:eastAsia="Arial" w:hAnsi="Arial"/>
+                <w:b/>
+                <w:bCs/>
+                <w:color w:val="1F3864"/>
+                <w:sz w:val="16"/>
+                <w:szCs w:val="16"/>
+              </w:rPr>
+              <w:t xml:space="preserve">📖 EXERCISE:</w:t>
+            </w:r>
+          </w:p>
+          <w:p>
+            <w:pPr>
+              <w:spacing w:after="20" w:before="0"/>
+            </w:pPr>
+            <w:hyperlink w:history="1" r:id="rIdjdojcvaf7mdmvvtshbkz-">
               <w:r>
                 <w:rPr>
                   <w:rFonts w:ascii="Arial" w:cs="Arial" w:eastAsia="Arial" w:hAnsi="Arial"/>
@@ -23932,7 +24549,7 @@
               <w:spacing w:after="10" w:before="0"/>
               <w:ind w:left="120"/>
             </w:pPr>
-            <w:hyperlink w:history="1" r:id="rIdo9jyasab5bqihxl-6wkns">
+            <w:hyperlink w:history="1" r:id="rId5ucb_cej8khxfktk-rhmz">
               <w:r>
                 <w:rPr>
                   <w:rFonts w:ascii="Arial" w:cs="Arial" w:eastAsia="Arial" w:hAnsi="Arial"/>
@@ -23974,7 +24591,7 @@
                 <w:sz w:val="18"/>
                 <w:szCs w:val="18"/>
               </w:rPr>
-              <w:t xml:space="preserve">Learners retrieve their Lesson-1 written prediction cards (stored in their portfolios) about why the large uji cup needed nine small cups of water to fill it, not three. Working individually for 3 minutes, each learner writes one sentence completing the stem: 'I now know the large uji cup holds nine times as much water because…' They then turn and share with a partner. Selected pairs share with the whole class. Learners also retrieve their Day-1 rough model sketch and place it on their desk alongside the final model page they have been building since Lesson 5.</w:t>
+              <w:t xml:space="preserve">The teacher leads a whole-class final explanation structured around the uji cups. Learners open their exercise books to a fresh page headed 'Final Explanation'. The teacher works through a summary example on the board using measurements from one of the presented containers (or the uji cups), and learners write their own version simultaneously. The explanation covers: (a) definition and properties of similar figures; (b) determining the centre of enlargement; (c) linear scale factor k from corresponding lengths; (d) area scale factor = k² and why (two dimensions each scaled by k, so area scales by k × k); (e) volume scale factor = k³ and why (three dimensions each scaled by k, so volume scales by k × k × k); (f) a worked example: if a small cylindrical uji cup has radius 4 cm and height 8 cm, and the large cup has radius 8 cm and height 16 cm, find k, the surface area of each cup, and the volume of each cup — then verify that the area ratio equals k² and the volume ratio equals k³. Any calculation errors noted during presentations are resolved collaboratively here: the teacher writes the erroneous result on the board and asks 'What should this be? How do we correct it?' Learners also apply the concept to a new Kenyan context: a small mandazi mould has diameter 5 cm; a large similar mould has diameter 15 cm. What are k, k², and k³? How many small moulds of oil would fill the large mould?</w:t>
             </w:r>
           </w:p>
         </w:tc>
@@ -24006,7 +24623,7 @@
                 <w:sz w:val="18"/>
                 <w:szCs w:val="18"/>
               </w:rPr>
-              <w:t xml:space="preserve">Before presentations begin, display the three uji cups (or photographs) at the front — exactly as in Lesson 1. Say: 'We started with a mystery. Before your classmates show us what they built, let's check what you now know.' Distribute the Lesson-1 prediction cards back to learners. Give the 3-minute individual writing time. Then say: 'Turn and tell your partner your sentence.' Allow 90 seconds pair talk. Cold-call 4 learners (aim for gender balance and mixed ability): 'Aisha, please read your sentence.' After each response, WAIT 12 seconds before commenting. Prompt with: 'Can you name the exact scale factor that explains that?' If a learner says 'because the cup is bigger,' push with: 'How much bigger — in area? In volume? What is the mathematical relationship?' Record 3–4 key phrases on the board under the heading 'What we now know'. These will anchor the final explanation later.</w:t>
+              <w:t xml:space="preserve">Begin: 'Let's use what every group showed us to write the most complete explanation we have ever written for this unit.' Work through the uji-cup example step by step on the board, pausing after each step: 'Write this in your own words before I continue.' For the mandazi-mould extension: 'In your book, work out k, k², and k³ for the mandazi moulds. You have 4 minutes.' WAIT for independent work. Cold-call 3 learners to share answers, choosing one who has the correct answer, one who has a partial answer, and one who made an error: 'Kamau, show us your k. Wanjiru, yours was different — walk us through your thinking.' Address any presentation errors from Phase 2 here: 'Group 3 got a volume ratio of 6 when k was 2. Whose volume ratio was different? Let's resolve this together.' Use a targeted question: 'If k = 2, how many times does k appear when we scale volume — think about length, width, height.' WAIT 12 seconds. Do not answer for learners — redirect to a peer if needed.</w:t>
             </w:r>
           </w:p>
         </w:tc>
@@ -24038,7 +24655,7 @@
                 <w:sz w:val="18"/>
                 <w:szCs w:val="18"/>
               </w:rPr>
-              <w:t xml:space="preserve">Retrieval practice with phenomenon anchoring — by reconnecting to the Lesson-1 uji-cup mystery before presentations, learners activate the full conceptual arc of the unit in working memory, priming them to evaluate peers' projects against the core mathematical ideas (k, k², k³) rather than purely aesthetic criteria.</w:t>
+              <w:t xml:space="preserve">Collaborative error analysis with guided note-taking — by deliberately surfacing calculation errors from presentations and resolving them collaboratively, the teacher models mathematical self-correction and deepens procedural understanding. The mandazi-mould extension transfers the concept to a new Kenyan context, testing flexible application beyond the original phenomenon.</w:t>
             </w:r>
           </w:p>
         </w:tc>
@@ -24070,7 +24687,7 @@
                 <w:sz w:val="18"/>
                 <w:szCs w:val="18"/>
               </w:rPr>
-              <w:t xml:space="preserve">Observable indicator: each learner's written sentence correctly names at least one of the three scale factor relationships (linear k, area k², volume k³) and connects it to the uji-cup context. Teacher scans sentences during pair-share; learners who write only qualitative statements ('because the cup is bigger') are noted for targeted questioning during the Explain phase.</w:t>
+              <w:t xml:space="preserve">Observable indicators: (1) Learners' 'Final Explanation' notes — teacher circulates and stamps or ticks books where the uji-cup worked example is correctly completed with all three scale factors verified. (2) Mandazi-mould extension — correct answers: k = 3, k² = 9, k³ = 27; learners who obtain k³ = 27 but cannot explain why demonstrate procedural fluency without conceptual depth — note for written assessment. (3) Learner responses to error-resolution questions — learners who can identify that 'volume uses three dimensions so k appears three times' are demonstrating the target conceptual understanding.</w:t>
             </w:r>
           </w:p>
         </w:tc>
@@ -24079,32 +24696,32 @@
         <w:tc>
           <w:tcPr>
             <w:tcW w:type="dxa" w:w="1520"/>
-            <w:shd w:fill="D9EEF1" w:color="auto" w:val="clear"/>
-            <w:tcMar>
-              <w:top w:type="dxa" w:w="60"/>
-              <w:left w:type="dxa" w:w="120"/>
-              <w:bottom w:type="dxa" w:w="60"/>
-              <w:right w:type="dxa" w:w="120"/>
-            </w:tcMar>
-            <w:vAlign w:val="top"/>
-          </w:tcPr>
-          <w:p>
-            <w:pPr>
-              <w:spacing w:after="40" w:before="0"/>
-              <w:jc w:val="left"/>
-            </w:pPr>
-            <w:r>
-              <w:rPr>
-                <w:rFonts w:ascii="Arial" w:cs="Arial" w:eastAsia="Arial" w:hAnsi="Arial"/>
-                <w:b/>
-                <w:bCs/>
-                <w:i w:val="false"/>
-                <w:iCs w:val="false"/>
-                <w:color w:val="000000"/>
-                <w:sz w:val="18"/>
-                <w:szCs w:val="18"/>
-              </w:rPr>
-              <w:t xml:space="preserve">Observe Phase</w:t>
+            <w:shd w:fill="FCE4D6" w:color="auto" w:val="clear"/>
+            <w:tcMar>
+              <w:top w:type="dxa" w:w="60"/>
+              <w:left w:type="dxa" w:w="120"/>
+              <w:bottom w:type="dxa" w:w="60"/>
+              <w:right w:type="dxa" w:w="120"/>
+            </w:tcMar>
+            <w:vAlign w:val="top"/>
+          </w:tcPr>
+          <w:p>
+            <w:pPr>
+              <w:spacing w:after="40" w:before="0"/>
+              <w:jc w:val="left"/>
+            </w:pPr>
+            <w:r>
+              <w:rPr>
+                <w:rFonts w:ascii="Arial" w:cs="Arial" w:eastAsia="Arial" w:hAnsi="Arial"/>
+                <w:b/>
+                <w:bCs/>
+                <w:i w:val="false"/>
+                <w:iCs w:val="false"/>
+                <w:color w:val="000000"/>
+                <w:sz w:val="18"/>
+                <w:szCs w:val="18"/>
+              </w:rPr>
+              <w:t xml:space="preserve">Driving Question Board (DQB) Creation</w:t>
             </w:r>
           </w:p>
           <w:p>
@@ -24127,7 +24744,7 @@
             <w:pPr>
               <w:spacing w:after="20" w:before="0"/>
             </w:pPr>
-            <w:hyperlink w:history="1" r:id="rIdeqaqxdfico7dl6xugtgyf">
+            <w:hyperlink w:history="1" r:id="rIdklbtzzfku1q3u2gf1fmjr">
               <w:r>
                 <w:rPr>
                   <w:rFonts w:ascii="Arial" w:cs="Arial" w:eastAsia="Arial" w:hAnsi="Arial"/>
@@ -24136,7 +24753,7 @@
                   <w:szCs w:val="16"/>
                   <w:u w:val="single" w:color="2E75B6"/>
                 </w:rPr>
-                <w:t xml:space="preserve">Scale factors and area</w:t>
+                <w:t xml:space="preserve">Dilating shapes: shrinking</w:t>
               </w:r>
             </w:hyperlink>
           </w:p>
@@ -24160,7 +24777,7 @@
               <w:spacing w:after="10" w:before="0"/>
               <w:ind w:left="120"/>
             </w:pPr>
-            <w:hyperlink w:history="1" r:id="rIdd6r4d0-wkqt5u0258lq7l">
+            <w:hyperlink w:history="1" r:id="rIdpv3bslygmiaz9jiveydfz">
               <w:r>
                 <w:rPr>
                   <w:rFonts w:ascii="Arial" w:cs="Arial" w:eastAsia="Arial" w:hAnsi="Arial"/>
@@ -24205,7 +24822,7 @@
             <w:pPr>
               <w:spacing w:after="20" w:before="0"/>
             </w:pPr>
-            <w:hyperlink w:history="1" r:id="rId9q_e3k_8bsllbqicpbhkw">
+            <w:hyperlink w:history="1" r:id="rIdsieqepeh5fd9_numrgx0i">
               <w:r>
                 <w:rPr>
                   <w:rFonts w:ascii="Arial" w:cs="Arial" w:eastAsia="Arial" w:hAnsi="Arial"/>
@@ -24214,7 +24831,7 @@
                   <w:szCs w:val="16"/>
                   <w:u w:val="single" w:color="2E75B6"/>
                 </w:rPr>
-                <w:t xml:space="preserve">Construct scale drawings</w:t>
+                <w:t xml:space="preserve">Dilations: scale factor</w:t>
               </w:r>
             </w:hyperlink>
           </w:p>
@@ -24238,7 +24855,7 @@
               <w:spacing w:after="10" w:before="0"/>
               <w:ind w:left="120"/>
             </w:pPr>
-            <w:hyperlink w:history="1" r:id="rIdncjexen1avaomlm1uzco-">
+            <w:hyperlink w:history="1" r:id="rIdw0hloslqyb-vt6qthljtd">
               <w:r>
                 <w:rPr>
                   <w:rFonts w:ascii="Arial" w:cs="Arial" w:eastAsia="Arial" w:hAnsi="Arial"/>
@@ -24280,7 +24897,7 @@
                 <w:sz w:val="18"/>
                 <w:szCs w:val="18"/>
               </w:rPr>
-              <w:t xml:space="preserve">Each group (3–4 learners) presents their similar-container project for 4–5 minutes. The presenter must: (1) display the two (or more) containers side by side; (2) read aloud at least two corresponding measurements (e.g., height and diameter for cylinders, or length and width for cuboids); (3) state the linear scale factor k with working shown; (4) calculate the area scale factor k² and the volume scale factor k³ and compare them to actual measured or calculated surface area and volume; (5) describe one challenge faced during construction and how it was resolved. While each group presents, every other learner completes a Peer Rating Scale (four criteria, each scored 1–4): (a) Similar shape clearly demonstrated; (b) Linear scale factor correctly calculated and stated; (c) Area and volume scale factors correctly calculated; (d) Challenge documented and explained. Audience members write one 'warm' comment and one 'wonder' question on a sticky note to hand to the presenting group afterward.</w:t>
+              <w:t xml:space="preserve">The class Driving Question Board — maintained since Lesson 1 — is displayed at the front (or projected). It contains the main driving question and all sub-questions learners posted across the unit. The teacher reads each sub-question aloud. For each one, the class decides together: (a) Has this question been fully answered? (b) What is the answer, in one or two precise sentences? A nominated learner writes the agreed answer on a green sticky note and places it over the original question card, completing the DQB. Typical sub-questions that should now be answerable include: 'Why does the area not just double when the lengths double?'; 'What is a scale factor?'; 'Why do architects use scale models?'; 'Is a shadow of a shape similar to the original?'; 'How do manufacturers make containers of different sizes?'; 'What is the centre of enlargement?' If any sub-question remains unanswered, learners note it as an extension question for self-study. Finally, learners re-read the main driving question — 'Why does doubling the size of a container make it hold eight times as much — and how can we use this mathematical pattern to design, build, and predict the properties of any similar shape or object?' — and vote by show of hands: 'Can we now answer this fully? Yes or No?' The teacher asks two learners who voted Yes to give their answer aloud.</w:t>
             </w:r>
           </w:p>
         </w:tc>
@@ -24312,7 +24929,7 @@
                 <w:sz w:val="18"/>
                 <w:szCs w:val="18"/>
               </w:rPr>
-              <w:t xml:space="preserve">Seat the class in a horseshoe so all containers are visible. Before the first presentation say: 'Your job as an audience is to be a mathematical critic — not just to admire the container. Use your rating scale. Does their k² match the area ratio? Does k³ match the volume ratio? If not, that is an important finding, not a mistake to hide.' Time each group strictly (use a visible timer). After each presentation, invite one audience question: 'Who has a wonder question for this group?' WAIT 10 seconds. Cold-call if no volunteer. After all groups have presented, ask the whole class: 'Which group's containers showed the k / k² / k³ relationship most clearly — and how do you know?' WAIT 15 seconds. Cold-call 3 different learners. If a group's calculations contain errors, do not correct immediately — note it on the board as 'Let's investigate this together in Phase 3.' For groups presenting cylinders, prompt: 'Your cylinder is just like our uji cups — what does your data say about why the big cylinder holds k³ times as much?'</w:t>
+              <w:t xml:space="preserve">Stand beside the DQB. 'This board has been our compass since Lesson 1. Every question on it was raised by you. Let's honour that by answering every single one.' Read each sub-question clearly. For each: 'Who can answer this in one precise mathematical sentence? Hands up.' WAIT 10 seconds. If no hand, say: 'Think back to the lesson where we first found evidence for this.' After a learner responds, ask: 'Does everyone agree? Thumbs up / thumbs sideways / thumbs down.' For disagreements, facilitate briefly: 'Two different answers — which one uses the correct mathematical language?' For the final driving question vote, cold-call one Yes voter and one learner who hesitated: 'Tell me the part you are still unsure about.' Use this to bridge to the written assessment: 'The written activity will give you a chance to show me in detail exactly where you are with all of this.'</w:t>
             </w:r>
           </w:p>
         </w:tc>
@@ -24344,7 +24961,7 @@
                 <w:sz w:val="18"/>
                 <w:szCs w:val="18"/>
               </w:rPr>
-              <w:t xml:space="preserve">Evidence-to-model presentation — learners use their own constructed artefacts as primary evidence, making the abstract relationship k → k² → k³ concrete and verifiable. Peer rating shifts evaluation authority to learners and requires them to apply the mathematical criteria rather than passively receive information. The 'warm/wonder' protocol promotes collaborative, respectful mathematical discourse.</w:t>
+              <w:t xml:space="preserve">Driving Question Board synthesis — a public, collaborative closure of the inquiry arc. By requiring precise one-sentence answers (not vague summaries), the protocol forces learners to consolidate knowledge into transferable propositions. The vote on the driving question surfaces residual uncertainty and frames the written assessment as meaningful rather than arbitrary.</w:t>
             </w:r>
           </w:p>
         </w:tc>
@@ -24376,7 +24993,7 @@
                 <w:sz w:val="18"/>
                 <w:szCs w:val="18"/>
               </w:rPr>
-              <w:t xml:space="preserve">Observable indicators: (1) Completed peer rating scales — teacher collects these after presentations to identify which criteria were consistently rated low across groups. (2) Quality of wonder questions — questions that reference specific scale factors (e.g., 'Your k was 2 but your volume ratio was 6 — can you explain?') indicate deeper understanding than aesthetic questions. (3) Teacher notes any group whose stated k² or k³ values are inconsistent with their measurements — these become the focus of targeted correction in Phase 3.</w:t>
+              <w:t xml:space="preserve">Observable indicators: (1) Quality of green-sticky-note answers — well-formed answers name the scale factor algebraically (e.g., 'Area scales by k² because two linear dimensions are each multiplied by k'). Vague answers ('because it gets bigger') signal incomplete understanding and are sent back for revision before being posted. (2) Thumbs vote during discussion — widespread thumbs-sideways on a specific sub-question alerts the teacher to a concept that may need brief re-teaching before or during the written activity. (3) DQB is now fully green — all sub-questions answered; any remaining orange cards are recorded by the teacher for follow-up.</w:t>
             </w:r>
           </w:p>
         </w:tc>
@@ -24385,32 +25002,32 @@
         <w:tc>
           <w:tcPr>
             <w:tcW w:type="dxa" w:w="1520"/>
-            <w:shd w:fill="E2EFDA" w:color="auto" w:val="clear"/>
-            <w:tcMar>
-              <w:top w:type="dxa" w:w="60"/>
-              <w:left w:type="dxa" w:w="120"/>
-              <w:bottom w:type="dxa" w:w="60"/>
-              <w:right w:type="dxa" w:w="120"/>
-            </w:tcMar>
-            <w:vAlign w:val="top"/>
-          </w:tcPr>
-          <w:p>
-            <w:pPr>
-              <w:spacing w:after="40" w:before="0"/>
-              <w:jc w:val="left"/>
-            </w:pPr>
-            <w:r>
-              <w:rPr>
-                <w:rFonts w:ascii="Arial" w:cs="Arial" w:eastAsia="Arial" w:hAnsi="Arial"/>
-                <w:b/>
-                <w:bCs/>
-                <w:i w:val="false"/>
-                <w:iCs w:val="false"/>
-                <w:color w:val="000000"/>
-                <w:sz w:val="18"/>
-                <w:szCs w:val="18"/>
-              </w:rPr>
-              <w:t xml:space="preserve">Explain Phase</w:t>
+            <w:shd w:fill="D5E8F0" w:color="auto" w:val="clear"/>
+            <w:tcMar>
+              <w:top w:type="dxa" w:w="60"/>
+              <w:left w:type="dxa" w:w="120"/>
+              <w:bottom w:type="dxa" w:w="60"/>
+              <w:right w:type="dxa" w:w="120"/>
+            </w:tcMar>
+            <w:vAlign w:val="top"/>
+          </w:tcPr>
+          <w:p>
+            <w:pPr>
+              <w:spacing w:after="40" w:before="0"/>
+              <w:jc w:val="left"/>
+            </w:pPr>
+            <w:r>
+              <w:rPr>
+                <w:rFonts w:ascii="Arial" w:cs="Arial" w:eastAsia="Arial" w:hAnsi="Arial"/>
+                <w:b/>
+                <w:bCs/>
+                <w:i w:val="false"/>
+                <w:iCs w:val="false"/>
+                <w:color w:val="000000"/>
+                <w:sz w:val="18"/>
+                <w:szCs w:val="18"/>
+              </w:rPr>
+              <w:t xml:space="preserve">Model Building Phase</w:t>
             </w:r>
           </w:p>
           <w:p>
@@ -24433,7 +25050,7 @@
             <w:pPr>
               <w:spacing w:after="20" w:before="0"/>
             </w:pPr>
-            <w:hyperlink w:history="1" r:id="rIduiwzuvzpsxbhyninxmtmy">
+            <w:hyperlink w:history="1" r:id="rIdphdcfi7-wlxxgsnd7vzy4">
               <w:r>
                 <w:rPr>
                   <w:rFonts w:ascii="Arial" w:cs="Arial" w:eastAsia="Arial" w:hAnsi="Arial"/>
@@ -24442,7 +25059,7 @@
                   <w:szCs w:val="16"/>
                   <w:u w:val="single" w:color="2E75B6"/>
                 </w:rPr>
-                <w:t xml:space="preserve">Scale factors and area</w:t>
+                <w:t xml:space="preserve">Dilations: center</w:t>
               </w:r>
             </w:hyperlink>
           </w:p>
@@ -24466,7 +25083,7 @@
               <w:spacing w:after="10" w:before="0"/>
               <w:ind w:left="120"/>
             </w:pPr>
-            <w:hyperlink w:history="1" r:id="rIdqorr1nk6d5gzx_hmorwtb">
+            <w:hyperlink w:history="1" r:id="rId3p4rdpteqhjwywtwxvpum">
               <w:r>
                 <w:rPr>
                   <w:rFonts w:ascii="Arial" w:cs="Arial" w:eastAsia="Arial" w:hAnsi="Arial"/>
@@ -24511,7 +25128,7 @@
             <w:pPr>
               <w:spacing w:after="20" w:before="0"/>
             </w:pPr>
-            <w:hyperlink w:history="1" r:id="rIdrr97bh7v3esn4vqya60sl">
+            <w:hyperlink w:history="1" r:id="rIdbf2slw7bf9es-meggi79v">
               <w:r>
                 <w:rPr>
                   <w:rFonts w:ascii="Arial" w:cs="Arial" w:eastAsia="Arial" w:hAnsi="Arial"/>
@@ -24520,7 +25137,7 @@
                   <w:szCs w:val="16"/>
                   <w:u w:val="single" w:color="2E75B6"/>
                 </w:rPr>
-                <w:t xml:space="preserve">Prove triangle similarity</w:t>
+                <w:t xml:space="preserve">Dilations: scale factor</w:t>
               </w:r>
             </w:hyperlink>
           </w:p>
@@ -24544,619 +25161,7 @@
               <w:spacing w:after="10" w:before="0"/>
               <w:ind w:left="120"/>
             </w:pPr>
-            <w:hyperlink w:history="1" r:id="rIdf41h8i_izmre31bmgl7xp">
-              <w:r>
-                <w:rPr>
-                  <w:rFonts w:ascii="Arial" w:cs="Arial" w:eastAsia="Arial" w:hAnsi="Arial"/>
-                  <w:color w:val="595959"/>
-                  <w:sz w:val="14"/>
-                  <w:szCs w:val="14"/>
-                  <w:u w:val="single" w:color="595959"/>
-                </w:rPr>
-                <w:t xml:space="preserve">🔍 Search ARES for similar readings</w:t>
-              </w:r>
-            </w:hyperlink>
-          </w:p>
-        </w:tc>
-        <w:tc>
-          <w:tcPr>
-            <w:tcW w:type="dxa" w:w="3040"/>
-            <w:shd w:fill="FFFFFF" w:color="auto" w:val="clear"/>
-            <w:tcMar>
-              <w:top w:type="dxa" w:w="60"/>
-              <w:left w:type="dxa" w:w="120"/>
-              <w:bottom w:type="dxa" w:w="60"/>
-              <w:right w:type="dxa" w:w="120"/>
-            </w:tcMar>
-            <w:vAlign w:val="top"/>
-          </w:tcPr>
-          <w:p>
-            <w:pPr>
-              <w:spacing w:after="40" w:before="0"/>
-              <w:jc w:val="left"/>
-            </w:pPr>
-            <w:r>
-              <w:rPr>
-                <w:rFonts w:ascii="Arial" w:cs="Arial" w:eastAsia="Arial" w:hAnsi="Arial"/>
-                <w:b w:val="false"/>
-                <w:bCs w:val="false"/>
-                <w:i w:val="false"/>
-                <w:iCs w:val="false"/>
-                <w:color w:val="000000"/>
-                <w:sz w:val="18"/>
-                <w:szCs w:val="18"/>
-              </w:rPr>
-              <w:t xml:space="preserve">The teacher leads a whole-class final explanation structured around the uji cups. Learners open their exercise books to a fresh page headed 'Final Explanation'. The teacher works through a summary example on the board using measurements from one of the presented containers (or the uji cups), and learners write their own version simultaneously. The explanation covers: (a) definition and properties of similar figures; (b) determining the centre of enlargement; (c) linear scale factor k from corresponding lengths; (d) area scale factor = k² and why (two dimensions each scaled by k, so area scales by k × k); (e) volume scale factor = k³ and why (three dimensions each scaled by k, so volume scales by k × k × k); (f) a worked example: if a small cylindrical uji cup has radius 4 cm and height 8 cm, and the large cup has radius 8 cm and height 16 cm, find k, the surface area of each cup, and the volume of each cup — then verify that the area ratio equals k² and the volume ratio equals k³. Any calculation errors noted during presentations are resolved collaboratively here: the teacher writes the erroneous result on the board and asks 'What should this be? How do we correct it?' Learners also apply the concept to a new Kenyan context: a small mandazi mould has diameter 5 cm; a large similar mould has diameter 15 cm. What are k, k², and k³? How many small moulds of oil would fill the large mould?</w:t>
-            </w:r>
-          </w:p>
-        </w:tc>
-        <w:tc>
-          <w:tcPr>
-            <w:tcW w:type="dxa" w:w="3040"/>
-            <w:shd w:fill="F2F2F2" w:color="auto" w:val="clear"/>
-            <w:tcMar>
-              <w:top w:type="dxa" w:w="60"/>
-              <w:left w:type="dxa" w:w="120"/>
-              <w:bottom w:type="dxa" w:w="60"/>
-              <w:right w:type="dxa" w:w="120"/>
-            </w:tcMar>
-            <w:vAlign w:val="top"/>
-          </w:tcPr>
-          <w:p>
-            <w:pPr>
-              <w:spacing w:after="40" w:before="0"/>
-              <w:jc w:val="left"/>
-            </w:pPr>
-            <w:r>
-              <w:rPr>
-                <w:rFonts w:ascii="Arial" w:cs="Arial" w:eastAsia="Arial" w:hAnsi="Arial"/>
-                <w:b w:val="false"/>
-                <w:bCs w:val="false"/>
-                <w:i w:val="false"/>
-                <w:iCs w:val="false"/>
-                <w:color w:val="000000"/>
-                <w:sz w:val="18"/>
-                <w:szCs w:val="18"/>
-              </w:rPr>
-              <w:t xml:space="preserve">Begin: 'Let's use what every group showed us to write the most complete explanation we have ever written for this unit.' Work through the uji-cup example step by step on the board, pausing after each step: 'Write this in your own words before I continue.' For the mandazi-mould extension: 'In your book, work out k, k², and k³ for the mandazi moulds. You have 4 minutes.' WAIT for independent work. Cold-call 3 learners to share answers, choosing one who has the correct answer, one who has a partial answer, and one who made an error: 'Kamau, show us your k. Wanjiru, yours was different — walk us through your thinking.' Address any presentation errors from Phase 2 here: 'Group 3 got a volume ratio of 6 when k was 2. Whose volume ratio was different? Let's resolve this together.' Use a targeted question: 'If k = 2, how many times does k appear when we scale volume — think about length, width, height.' WAIT 12 seconds. Do not answer for learners — redirect to a peer if needed.</w:t>
-            </w:r>
-          </w:p>
-        </w:tc>
-        <w:tc>
-          <w:tcPr>
-            <w:tcW w:type="dxa" w:w="3040"/>
-            <w:shd w:fill="FFFFFF" w:color="auto" w:val="clear"/>
-            <w:tcMar>
-              <w:top w:type="dxa" w:w="60"/>
-              <w:left w:type="dxa" w:w="120"/>
-              <w:bottom w:type="dxa" w:w="60"/>
-              <w:right w:type="dxa" w:w="120"/>
-            </w:tcMar>
-            <w:vAlign w:val="top"/>
-          </w:tcPr>
-          <w:p>
-            <w:pPr>
-              <w:spacing w:after="40" w:before="0"/>
-              <w:jc w:val="left"/>
-            </w:pPr>
-            <w:r>
-              <w:rPr>
-                <w:rFonts w:ascii="Arial" w:cs="Arial" w:eastAsia="Arial" w:hAnsi="Arial"/>
-                <w:b w:val="false"/>
-                <w:bCs w:val="false"/>
-                <w:i w:val="false"/>
-                <w:iCs w:val="false"/>
-                <w:color w:val="000000"/>
-                <w:sz w:val="18"/>
-                <w:szCs w:val="18"/>
-              </w:rPr>
-              <w:t xml:space="preserve">Collaborative error analysis with guided note-taking — by deliberately surfacing calculation errors from presentations and resolving them collaboratively, the teacher models mathematical self-correction and deepens procedural understanding. The mandazi-mould extension transfers the concept to a new Kenyan context, testing flexible application beyond the original phenomenon.</w:t>
-            </w:r>
-          </w:p>
-        </w:tc>
-        <w:tc>
-          <w:tcPr>
-            <w:tcW w:type="dxa" w:w="3040"/>
-            <w:shd w:fill="F2F2F2" w:color="auto" w:val="clear"/>
-            <w:tcMar>
-              <w:top w:type="dxa" w:w="60"/>
-              <w:left w:type="dxa" w:w="120"/>
-              <w:bottom w:type="dxa" w:w="60"/>
-              <w:right w:type="dxa" w:w="120"/>
-            </w:tcMar>
-            <w:vAlign w:val="top"/>
-          </w:tcPr>
-          <w:p>
-            <w:pPr>
-              <w:spacing w:after="40" w:before="0"/>
-              <w:jc w:val="left"/>
-            </w:pPr>
-            <w:r>
-              <w:rPr>
-                <w:rFonts w:ascii="Arial" w:cs="Arial" w:eastAsia="Arial" w:hAnsi="Arial"/>
-                <w:b w:val="false"/>
-                <w:bCs w:val="false"/>
-                <w:i w:val="false"/>
-                <w:iCs w:val="false"/>
-                <w:color w:val="000000"/>
-                <w:sz w:val="18"/>
-                <w:szCs w:val="18"/>
-              </w:rPr>
-              <w:t xml:space="preserve">Observable indicators: (1) Learners' 'Final Explanation' notes — teacher circulates and stamps or ticks books where the uji-cup worked example is correctly completed with all three scale factors verified. (2) Mandazi-mould extension — correct answers: k = 3, k² = 9, k³ = 27; learners who obtain k³ = 27 but cannot explain why demonstrate procedural fluency without conceptual depth — note for written assessment. (3) Learner responses to error-resolution questions — learners who can identify that 'volume uses three dimensions so k appears three times' are demonstrating the target conceptual understanding.</w:t>
-            </w:r>
-          </w:p>
-        </w:tc>
-      </w:tr>
-      <w:tr>
-        <w:tc>
-          <w:tcPr>
-            <w:tcW w:type="dxa" w:w="1520"/>
-            <w:shd w:fill="FCE4D6" w:color="auto" w:val="clear"/>
-            <w:tcMar>
-              <w:top w:type="dxa" w:w="60"/>
-              <w:left w:type="dxa" w:w="120"/>
-              <w:bottom w:type="dxa" w:w="60"/>
-              <w:right w:type="dxa" w:w="120"/>
-            </w:tcMar>
-            <w:vAlign w:val="top"/>
-          </w:tcPr>
-          <w:p>
-            <w:pPr>
-              <w:spacing w:after="40" w:before="0"/>
-              <w:jc w:val="left"/>
-            </w:pPr>
-            <w:r>
-              <w:rPr>
-                <w:rFonts w:ascii="Arial" w:cs="Arial" w:eastAsia="Arial" w:hAnsi="Arial"/>
-                <w:b/>
-                <w:bCs/>
-                <w:i w:val="false"/>
-                <w:iCs w:val="false"/>
-                <w:color w:val="000000"/>
-                <w:sz w:val="18"/>
-                <w:szCs w:val="18"/>
-              </w:rPr>
-              <w:t xml:space="preserve">Driving Question Board (DQB) Creation</w:t>
-            </w:r>
-          </w:p>
-          <w:p>
-            <w:pPr>
-              <w:spacing w:after="20" w:before="0"/>
-            </w:pPr>
-            <w:r>
-              <w:rPr>
-                <w:rFonts w:ascii="Arial" w:cs="Arial" w:eastAsia="Arial" w:hAnsi="Arial"/>
-                <w:b/>
-                <w:bCs/>
-                <w:color w:val="1F3864"/>
-                <w:sz w:val="16"/>
-                <w:szCs w:val="16"/>
-              </w:rPr>
-              <w:t xml:space="preserve">📹 VIDEO:</w:t>
-            </w:r>
-          </w:p>
-          <w:p>
-            <w:pPr>
-              <w:spacing w:after="20" w:before="0"/>
-            </w:pPr>
-            <w:hyperlink w:history="1" r:id="rIdbhctc8pguyqxfwnipcn44">
-              <w:r>
-                <w:rPr>
-                  <w:rFonts w:ascii="Arial" w:cs="Arial" w:eastAsia="Arial" w:hAnsi="Arial"/>
-                  <w:color w:val="2E75B6"/>
-                  <w:sz w:val="16"/>
-                  <w:szCs w:val="16"/>
-                  <w:u w:val="single" w:color="2E75B6"/>
-                </w:rPr>
-                <w:t xml:space="preserve">Scale factors and area</w:t>
-              </w:r>
-            </w:hyperlink>
-          </w:p>
-          <w:p>
-            <w:pPr>
-              <w:spacing w:after="10" w:before="0"/>
-              <w:ind w:left="120"/>
-            </w:pPr>
-            <w:r>
-              <w:rPr>
-                <w:rFonts w:ascii="Arial" w:cs="Arial" w:eastAsia="Arial" w:hAnsi="Arial"/>
-                <w:color w:val="595959"/>
-                <w:sz w:val="14"/>
-                <w:szCs w:val="14"/>
-              </w:rPr>
-              <w:t xml:space="preserve">Source: Khan Academy (English - US curriculum)</w:t>
-            </w:r>
-          </w:p>
-          <w:p>
-            <w:pPr>
-              <w:spacing w:after="10" w:before="0"/>
-              <w:ind w:left="120"/>
-            </w:pPr>
-            <w:hyperlink w:history="1" r:id="rId9td1bylgszygmfvpvwcwe">
-              <w:r>
-                <w:rPr>
-                  <w:rFonts w:ascii="Arial" w:cs="Arial" w:eastAsia="Arial" w:hAnsi="Arial"/>
-                  <w:color w:val="595959"/>
-                  <w:sz w:val="14"/>
-                  <w:szCs w:val="14"/>
-                  <w:u w:val="single" w:color="595959"/>
-                </w:rPr>
-                <w:t xml:space="preserve">🔍 Search ARES for similar videos</w:t>
-              </w:r>
-            </w:hyperlink>
-          </w:p>
-          <w:p>
-            <w:pPr>
-              <w:spacing w:after="40" w:before="0"/>
-            </w:pPr>
-            <w:r>
-              <w:rPr>
-                <w:sz w:val="14"/>
-                <w:szCs w:val="14"/>
-              </w:rPr>
-              <w:t xml:space="preserve"/>
-            </w:r>
-          </w:p>
-          <w:p>
-            <w:pPr>
-              <w:spacing w:after="20" w:before="0"/>
-            </w:pPr>
-            <w:r>
-              <w:rPr>
-                <w:rFonts w:ascii="Arial" w:cs="Arial" w:eastAsia="Arial" w:hAnsi="Arial"/>
-                <w:b/>
-                <w:bCs/>
-                <w:color w:val="1F3864"/>
-                <w:sz w:val="16"/>
-                <w:szCs w:val="16"/>
-              </w:rPr>
-              <w:t xml:space="preserve">📖 EXERCISE:</w:t>
-            </w:r>
-          </w:p>
-          <w:p>
-            <w:pPr>
-              <w:spacing w:after="20" w:before="0"/>
-            </w:pPr>
-            <w:hyperlink w:history="1" r:id="rIdyqrffueqiz6fb_vw0s3cd">
-              <w:r>
-                <w:rPr>
-                  <w:rFonts w:ascii="Arial" w:cs="Arial" w:eastAsia="Arial" w:hAnsi="Arial"/>
-                  <w:color w:val="2E75B6"/>
-                  <w:sz w:val="16"/>
-                  <w:szCs w:val="16"/>
-                  <w:u w:val="single" w:color="2E75B6"/>
-                </w:rPr>
-                <w:t xml:space="preserve">Prove triangle similarity</w:t>
-              </w:r>
-            </w:hyperlink>
-          </w:p>
-          <w:p>
-            <w:pPr>
-              <w:spacing w:after="10" w:before="0"/>
-              <w:ind w:left="120"/>
-            </w:pPr>
-            <w:r>
-              <w:rPr>
-                <w:rFonts w:ascii="Arial" w:cs="Arial" w:eastAsia="Arial" w:hAnsi="Arial"/>
-                <w:color w:val="595959"/>
-                <w:sz w:val="14"/>
-                <w:szCs w:val="14"/>
-              </w:rPr>
-              <w:t xml:space="preserve">Source: Khan Academy (English - US curriculum)</w:t>
-            </w:r>
-          </w:p>
-          <w:p>
-            <w:pPr>
-              <w:spacing w:after="10" w:before="0"/>
-              <w:ind w:left="120"/>
-            </w:pPr>
-            <w:hyperlink w:history="1" r:id="rId9vr2yuesyaekhhwng2eqa">
-              <w:r>
-                <w:rPr>
-                  <w:rFonts w:ascii="Arial" w:cs="Arial" w:eastAsia="Arial" w:hAnsi="Arial"/>
-                  <w:color w:val="595959"/>
-                  <w:sz w:val="14"/>
-                  <w:szCs w:val="14"/>
-                  <w:u w:val="single" w:color="595959"/>
-                </w:rPr>
-                <w:t xml:space="preserve">🔍 Search ARES for similar readings</w:t>
-              </w:r>
-            </w:hyperlink>
-          </w:p>
-        </w:tc>
-        <w:tc>
-          <w:tcPr>
-            <w:tcW w:type="dxa" w:w="3040"/>
-            <w:shd w:fill="FFFFFF" w:color="auto" w:val="clear"/>
-            <w:tcMar>
-              <w:top w:type="dxa" w:w="60"/>
-              <w:left w:type="dxa" w:w="120"/>
-              <w:bottom w:type="dxa" w:w="60"/>
-              <w:right w:type="dxa" w:w="120"/>
-            </w:tcMar>
-            <w:vAlign w:val="top"/>
-          </w:tcPr>
-          <w:p>
-            <w:pPr>
-              <w:spacing w:after="40" w:before="0"/>
-              <w:jc w:val="left"/>
-            </w:pPr>
-            <w:r>
-              <w:rPr>
-                <w:rFonts w:ascii="Arial" w:cs="Arial" w:eastAsia="Arial" w:hAnsi="Arial"/>
-                <w:b w:val="false"/>
-                <w:bCs w:val="false"/>
-                <w:i w:val="false"/>
-                <w:iCs w:val="false"/>
-                <w:color w:val="000000"/>
-                <w:sz w:val="18"/>
-                <w:szCs w:val="18"/>
-              </w:rPr>
-              <w:t xml:space="preserve">The class Driving Question Board — maintained since Lesson 1 — is displayed at the front (or projected). It contains the main driving question and all sub-questions learners posted across the unit. The teacher reads each sub-question aloud. For each one, the class decides together: (a) Has this question been fully answered? (b) What is the answer, in one or two precise sentences? A nominated learner writes the agreed answer on a green sticky note and places it over the original question card, completing the DQB. Typical sub-questions that should now be answerable include: 'Why does the area not just double when the lengths double?'; 'What is a scale factor?'; 'Why do architects use scale models?'; 'Is a shadow of a shape similar to the original?'; 'How do manufacturers make containers of different sizes?'; 'What is the centre of enlargement?' If any sub-question remains unanswered, learners note it as an extension question for self-study. Finally, learners re-read the main driving question — 'Why does doubling the size of a container make it hold eight times as much — and how can we use this mathematical pattern to design, build, and predict the properties of any similar shape or object?' — and vote by show of hands: 'Can we now answer this fully? Yes or No?' The teacher asks two learners who voted Yes to give their answer aloud.</w:t>
-            </w:r>
-          </w:p>
-        </w:tc>
-        <w:tc>
-          <w:tcPr>
-            <w:tcW w:type="dxa" w:w="3040"/>
-            <w:shd w:fill="F2F2F2" w:color="auto" w:val="clear"/>
-            <w:tcMar>
-              <w:top w:type="dxa" w:w="60"/>
-              <w:left w:type="dxa" w:w="120"/>
-              <w:bottom w:type="dxa" w:w="60"/>
-              <w:right w:type="dxa" w:w="120"/>
-            </w:tcMar>
-            <w:vAlign w:val="top"/>
-          </w:tcPr>
-          <w:p>
-            <w:pPr>
-              <w:spacing w:after="40" w:before="0"/>
-              <w:jc w:val="left"/>
-            </w:pPr>
-            <w:r>
-              <w:rPr>
-                <w:rFonts w:ascii="Arial" w:cs="Arial" w:eastAsia="Arial" w:hAnsi="Arial"/>
-                <w:b w:val="false"/>
-                <w:bCs w:val="false"/>
-                <w:i w:val="false"/>
-                <w:iCs w:val="false"/>
-                <w:color w:val="000000"/>
-                <w:sz w:val="18"/>
-                <w:szCs w:val="18"/>
-              </w:rPr>
-              <w:t xml:space="preserve">Stand beside the DQB. 'This board has been our compass since Lesson 1. Every question on it was raised by you. Let's honour that by answering every single one.' Read each sub-question clearly. For each: 'Who can answer this in one precise mathematical sentence? Hands up.' WAIT 10 seconds. If no hand, say: 'Think back to the lesson where we first found evidence for this.' After a learner responds, ask: 'Does everyone agree? Thumbs up / thumbs sideways / thumbs down.' For disagreements, facilitate briefly: 'Two different answers — which one uses the correct mathematical language?' For the final driving question vote, cold-call one Yes voter and one learner who hesitated: 'Tell me the part you are still unsure about.' Use this to bridge to the written assessment: 'The written activity will give you a chance to show me in detail exactly where you are with all of this.'</w:t>
-            </w:r>
-          </w:p>
-        </w:tc>
-        <w:tc>
-          <w:tcPr>
-            <w:tcW w:type="dxa" w:w="3040"/>
-            <w:shd w:fill="FFFFFF" w:color="auto" w:val="clear"/>
-            <w:tcMar>
-              <w:top w:type="dxa" w:w="60"/>
-              <w:left w:type="dxa" w:w="120"/>
-              <w:bottom w:type="dxa" w:w="60"/>
-              <w:right w:type="dxa" w:w="120"/>
-            </w:tcMar>
-            <w:vAlign w:val="top"/>
-          </w:tcPr>
-          <w:p>
-            <w:pPr>
-              <w:spacing w:after="40" w:before="0"/>
-              <w:jc w:val="left"/>
-            </w:pPr>
-            <w:r>
-              <w:rPr>
-                <w:rFonts w:ascii="Arial" w:cs="Arial" w:eastAsia="Arial" w:hAnsi="Arial"/>
-                <w:b w:val="false"/>
-                <w:bCs w:val="false"/>
-                <w:i w:val="false"/>
-                <w:iCs w:val="false"/>
-                <w:color w:val="000000"/>
-                <w:sz w:val="18"/>
-                <w:szCs w:val="18"/>
-              </w:rPr>
-              <w:t xml:space="preserve">Driving Question Board synthesis — a public, collaborative closure of the inquiry arc. By requiring precise one-sentence answers (not vague summaries), the protocol forces learners to consolidate knowledge into transferable propositions. The vote on the driving question surfaces residual uncertainty and frames the written assessment as meaningful rather than arbitrary.</w:t>
-            </w:r>
-          </w:p>
-        </w:tc>
-        <w:tc>
-          <w:tcPr>
-            <w:tcW w:type="dxa" w:w="3040"/>
-            <w:shd w:fill="F2F2F2" w:color="auto" w:val="clear"/>
-            <w:tcMar>
-              <w:top w:type="dxa" w:w="60"/>
-              <w:left w:type="dxa" w:w="120"/>
-              <w:bottom w:type="dxa" w:w="60"/>
-              <w:right w:type="dxa" w:w="120"/>
-            </w:tcMar>
-            <w:vAlign w:val="top"/>
-          </w:tcPr>
-          <w:p>
-            <w:pPr>
-              <w:spacing w:after="40" w:before="0"/>
-              <w:jc w:val="left"/>
-            </w:pPr>
-            <w:r>
-              <w:rPr>
-                <w:rFonts w:ascii="Arial" w:cs="Arial" w:eastAsia="Arial" w:hAnsi="Arial"/>
-                <w:b w:val="false"/>
-                <w:bCs w:val="false"/>
-                <w:i w:val="false"/>
-                <w:iCs w:val="false"/>
-                <w:color w:val="000000"/>
-                <w:sz w:val="18"/>
-                <w:szCs w:val="18"/>
-              </w:rPr>
-              <w:t xml:space="preserve">Observable indicators: (1) Quality of green-sticky-note answers — well-formed answers name the scale factor algebraically (e.g., 'Area scales by k² because two linear dimensions are each multiplied by k'). Vague answers ('because it gets bigger') signal incomplete understanding and are sent back for revision before being posted. (2) Thumbs vote during discussion — widespread thumbs-sideways on a specific sub-question alerts the teacher to a concept that may need brief re-teaching before or during the written activity. (3) DQB is now fully green — all sub-questions answered; any remaining orange cards are recorded by the teacher for follow-up.</w:t>
-            </w:r>
-          </w:p>
-        </w:tc>
-      </w:tr>
-      <w:tr>
-        <w:tc>
-          <w:tcPr>
-            <w:tcW w:type="dxa" w:w="1520"/>
-            <w:shd w:fill="D5E8F0" w:color="auto" w:val="clear"/>
-            <w:tcMar>
-              <w:top w:type="dxa" w:w="60"/>
-              <w:left w:type="dxa" w:w="120"/>
-              <w:bottom w:type="dxa" w:w="60"/>
-              <w:right w:type="dxa" w:w="120"/>
-            </w:tcMar>
-            <w:vAlign w:val="top"/>
-          </w:tcPr>
-          <w:p>
-            <w:pPr>
-              <w:spacing w:after="40" w:before="0"/>
-              <w:jc w:val="left"/>
-            </w:pPr>
-            <w:r>
-              <w:rPr>
-                <w:rFonts w:ascii="Arial" w:cs="Arial" w:eastAsia="Arial" w:hAnsi="Arial"/>
-                <w:b/>
-                <w:bCs/>
-                <w:i w:val="false"/>
-                <w:iCs w:val="false"/>
-                <w:color w:val="000000"/>
-                <w:sz w:val="18"/>
-                <w:szCs w:val="18"/>
-              </w:rPr>
-              <w:t xml:space="preserve">Model Building Phase</w:t>
-            </w:r>
-          </w:p>
-          <w:p>
-            <w:pPr>
-              <w:spacing w:after="20" w:before="0"/>
-            </w:pPr>
-            <w:r>
-              <w:rPr>
-                <w:rFonts w:ascii="Arial" w:cs="Arial" w:eastAsia="Arial" w:hAnsi="Arial"/>
-                <w:b/>
-                <w:bCs/>
-                <w:color w:val="1F3864"/>
-                <w:sz w:val="16"/>
-                <w:szCs w:val="16"/>
-              </w:rPr>
-              <w:t xml:space="preserve">📹 VIDEO:</w:t>
-            </w:r>
-          </w:p>
-          <w:p>
-            <w:pPr>
-              <w:spacing w:after="20" w:before="0"/>
-            </w:pPr>
-            <w:hyperlink w:history="1" r:id="rIdtp6ntrft3bvlsi2j4wsjj">
-              <w:r>
-                <w:rPr>
-                  <w:rFonts w:ascii="Arial" w:cs="Arial" w:eastAsia="Arial" w:hAnsi="Arial"/>
-                  <w:color w:val="2E75B6"/>
-                  <w:sz w:val="16"/>
-                  <w:szCs w:val="16"/>
-                  <w:u w:val="single" w:color="2E75B6"/>
-                </w:rPr>
-                <w:t xml:space="preserve">Scale factors and area</w:t>
-              </w:r>
-            </w:hyperlink>
-          </w:p>
-          <w:p>
-            <w:pPr>
-              <w:spacing w:after="10" w:before="0"/>
-              <w:ind w:left="120"/>
-            </w:pPr>
-            <w:r>
-              <w:rPr>
-                <w:rFonts w:ascii="Arial" w:cs="Arial" w:eastAsia="Arial" w:hAnsi="Arial"/>
-                <w:color w:val="595959"/>
-                <w:sz w:val="14"/>
-                <w:szCs w:val="14"/>
-              </w:rPr>
-              <w:t xml:space="preserve">Source: Khan Academy (English - US curriculum)</w:t>
-            </w:r>
-          </w:p>
-          <w:p>
-            <w:pPr>
-              <w:spacing w:after="10" w:before="0"/>
-              <w:ind w:left="120"/>
-            </w:pPr>
-            <w:hyperlink w:history="1" r:id="rId8aagbmj3fxpti0wllehre">
-              <w:r>
-                <w:rPr>
-                  <w:rFonts w:ascii="Arial" w:cs="Arial" w:eastAsia="Arial" w:hAnsi="Arial"/>
-                  <w:color w:val="595959"/>
-                  <w:sz w:val="14"/>
-                  <w:szCs w:val="14"/>
-                  <w:u w:val="single" w:color="595959"/>
-                </w:rPr>
-                <w:t xml:space="preserve">🔍 Search ARES for similar videos</w:t>
-              </w:r>
-            </w:hyperlink>
-          </w:p>
-          <w:p>
-            <w:pPr>
-              <w:spacing w:after="40" w:before="0"/>
-            </w:pPr>
-            <w:r>
-              <w:rPr>
-                <w:sz w:val="14"/>
-                <w:szCs w:val="14"/>
-              </w:rPr>
-              <w:t xml:space="preserve"/>
-            </w:r>
-          </w:p>
-          <w:p>
-            <w:pPr>
-              <w:spacing w:after="20" w:before="0"/>
-            </w:pPr>
-            <w:r>
-              <w:rPr>
-                <w:rFonts w:ascii="Arial" w:cs="Arial" w:eastAsia="Arial" w:hAnsi="Arial"/>
-                <w:b/>
-                <w:bCs/>
-                <w:color w:val="1F3864"/>
-                <w:sz w:val="16"/>
-                <w:szCs w:val="16"/>
-              </w:rPr>
-              <w:t xml:space="preserve">📖 EXERCISE:</w:t>
-            </w:r>
-          </w:p>
-          <w:p>
-            <w:pPr>
-              <w:spacing w:after="20" w:before="0"/>
-            </w:pPr>
-            <w:hyperlink w:history="1" r:id="rId7b0-dt5x7hxs3bfu5newp">
-              <w:r>
-                <w:rPr>
-                  <w:rFonts w:ascii="Arial" w:cs="Arial" w:eastAsia="Arial" w:hAnsi="Arial"/>
-                  <w:color w:val="2E75B6"/>
-                  <w:sz w:val="16"/>
-                  <w:szCs w:val="16"/>
-                  <w:u w:val="single" w:color="2E75B6"/>
-                </w:rPr>
-                <w:t xml:space="preserve">Prove triangle similarity</w:t>
-              </w:r>
-            </w:hyperlink>
-          </w:p>
-          <w:p>
-            <w:pPr>
-              <w:spacing w:after="10" w:before="0"/>
-              <w:ind w:left="120"/>
-            </w:pPr>
-            <w:r>
-              <w:rPr>
-                <w:rFonts w:ascii="Arial" w:cs="Arial" w:eastAsia="Arial" w:hAnsi="Arial"/>
-                <w:color w:val="595959"/>
-                <w:sz w:val="14"/>
-                <w:szCs w:val="14"/>
-              </w:rPr>
-              <w:t xml:space="preserve">Source: Khan Academy (English - US curriculum)</w:t>
-            </w:r>
-          </w:p>
-          <w:p>
-            <w:pPr>
-              <w:spacing w:after="10" w:before="0"/>
-              <w:ind w:left="120"/>
-            </w:pPr>
-            <w:hyperlink w:history="1" r:id="rId2jeuguud_d-m9pml81gqi">
+            <w:hyperlink w:history="1" r:id="rIdn2m-nowwp7hevnfpp3s5x">
               <w:r>
                 <w:rPr>
                   <w:rFonts w:ascii="Arial" w:cs="Arial" w:eastAsia="Arial" w:hAnsi="Arial"/>

--- a/data/outputs/v2/Essential_Mathematics/SS2.1_Similarity_and_Enlargement/Essential_Mathematics_Similarity_and_Enlargement_CBE_LessonSequence.docx
+++ b/data/outputs/v2/Essential_Mathematics/SS2.1_Similarity_and_Enlargement/Essential_Mathematics_Similarity_and_Enlargement_CBE_LessonSequence.docx
@@ -42,6 +42,177 @@
     </w:p>
     <w:p>
       <w:pPr>
+        <w:spacing w:after="80" w:before="120"/>
+      </w:pPr>
+      <w:r>
+        <w:rPr>
+          <w:rFonts w:ascii="Arial" w:cs="Arial" w:eastAsia="Arial" w:hAnsi="Arial"/>
+          <w:b/>
+          <w:bCs/>
+          <w:color w:val="1F3864"/>
+          <w:sz w:val="20"/>
+          <w:szCs w:val="20"/>
+        </w:rPr>
+        <w:t xml:space="preserve">ATTRIBUTION AND LICENSING</w:t>
+      </w:r>
+    </w:p>
+    <w:p>
+      <w:pPr>
+        <w:spacing w:after="60" w:before="0"/>
+      </w:pPr>
+      <w:r>
+        <w:rPr>
+          <w:rFonts w:ascii="Arial" w:cs="Arial" w:eastAsia="Arial" w:hAnsi="Arial"/>
+          <w:b/>
+          <w:bCs/>
+          <w:sz w:val="17"/>
+          <w:szCs w:val="17"/>
+        </w:rPr>
+        <w:t xml:space="preserve">Curriculum Alignment: </w:t>
+      </w:r>
+      <w:r>
+        <w:rPr>
+          <w:rFonts w:ascii="Arial" w:cs="Arial" w:eastAsia="Arial" w:hAnsi="Arial"/>
+          <w:sz w:val="17"/>
+          <w:szCs w:val="17"/>
+        </w:rPr>
+        <w:t xml:space="preserve">Structured in pedagogical alignment with the competence-based curriculum format and learning outcomes established by the Kenya Institute of Curriculum Development (KICD). This material is independently developed and is not officially endorsed or published by KICD.</w:t>
+      </w:r>
+    </w:p>
+    <w:p>
+      <w:pPr>
+        <w:spacing w:after="60" w:before="0"/>
+      </w:pPr>
+      <w:r>
+        <w:rPr>
+          <w:rFonts w:ascii="Arial" w:cs="Arial" w:eastAsia="Arial" w:hAnsi="Arial"/>
+          <w:b/>
+          <w:bCs/>
+          <w:sz w:val="17"/>
+          <w:szCs w:val="17"/>
+        </w:rPr>
+        <w:t xml:space="preserve">Content &amp; Pedagogy: </w:t>
+      </w:r>
+      <w:r>
+        <w:rPr>
+          <w:rFonts w:ascii="Arial" w:cs="Arial" w:eastAsia="Arial" w:hAnsi="Arial"/>
+          <w:sz w:val="17"/>
+          <w:szCs w:val="17"/>
+        </w:rPr>
+        <w:t xml:space="preserve">Developed and adapted by the educator team at SeaVuria (registered 501(c)(3) in the United States and registered NGO in Kenya, No. 872-850A-BF11), who designed the pedagogical framework, lesson templates and exemplar lessons on which this material is based.</w:t>
+      </w:r>
+    </w:p>
+    <w:p>
+      <w:pPr>
+        <w:spacing w:after="60" w:before="0"/>
+      </w:pPr>
+      <w:r>
+        <w:rPr>
+          <w:rFonts w:ascii="Arial" w:cs="Arial" w:eastAsia="Arial" w:hAnsi="Arial"/>
+          <w:b/>
+          <w:bCs/>
+          <w:sz w:val="17"/>
+          <w:szCs w:val="17"/>
+        </w:rPr>
+        <w:t xml:space="preserve">Production &amp; Layout: </w:t>
+      </w:r>
+      <w:r>
+        <w:rPr>
+          <w:rFonts w:ascii="Arial" w:cs="Arial" w:eastAsia="Arial" w:hAnsi="Arial"/>
+          <w:sz w:val="17"/>
+          <w:szCs w:val="17"/>
+        </w:rPr>
+        <w:t xml:space="preserve">Educational design and curriculum sequencing by SeaVuria. Technical layout, structural formatting, and digital optimization/implementation executed in partnership with ARES Education (registered 501(c)(3) in the United States and Canada (as Afretech Aid) and registered NGO in Kenya), with lesson drafting and compilation assisted by AI (Claude, Anthropic).</w:t>
+      </w:r>
+    </w:p>
+    <w:p>
+      <w:pPr>
+        <w:pBdr>
+          <w:bottom w:val="single" w:color="1F3864" w:sz="6" w:space="6"/>
+        </w:pBdr>
+        <w:spacing w:after="60" w:before="0"/>
+      </w:pPr>
+      <w:r>
+        <w:rPr>
+          <w:rFonts w:ascii="Arial" w:cs="Arial" w:eastAsia="Arial" w:hAnsi="Arial"/>
+          <w:b/>
+          <w:bCs/>
+          <w:sz w:val="17"/>
+          <w:szCs w:val="17"/>
+        </w:rPr>
+        <w:t xml:space="preserve">Licensing &amp; Copyright: </w:t>
+      </w:r>
+      <w:r>
+        <w:rPr>
+          <w:rFonts w:ascii="Arial" w:cs="Arial" w:eastAsia="Arial" w:hAnsi="Arial"/>
+          <w:sz w:val="17"/>
+          <w:szCs w:val="17"/>
+        </w:rPr>
+        <w:t xml:space="preserve">© 2026 SeaVuria and ARES. This work is licensed under a </w:t>
+      </w:r>
+      <w:hyperlink w:history="1" r:id="rIdfjjj0gw-erqysucm3vmpw">
+        <w:r>
+          <w:rPr>
+            <w:rFonts w:ascii="Arial" w:cs="Arial" w:eastAsia="Arial" w:hAnsi="Arial"/>
+            <w:color w:val="1F6B75"/>
+            <w:sz w:val="17"/>
+            <w:szCs w:val="17"/>
+            <w:u w:val="single" w:color="1F6B75"/>
+          </w:rPr>
+          <w:t xml:space="preserve">Creative Commons Attribution-NonCommercial 4.0 International License</w:t>
+        </w:r>
+      </w:hyperlink>
+      <w:r>
+        <w:rPr>
+          <w:rFonts w:ascii="Arial" w:cs="Arial" w:eastAsia="Arial" w:hAnsi="Arial"/>
+          <w:sz w:val="17"/>
+          <w:szCs w:val="17"/>
+        </w:rPr>
+        <w:t xml:space="preserve"> (</w:t>
+      </w:r>
+      <w:hyperlink w:history="1" r:id="rId65ki1onts1se8alyo_k42">
+        <w:r>
+          <w:rPr>
+            <w:rFonts w:ascii="Arial" w:cs="Arial" w:eastAsia="Arial" w:hAnsi="Arial"/>
+            <w:color w:val="1F6B75"/>
+            <w:sz w:val="17"/>
+            <w:szCs w:val="17"/>
+            <w:u w:val="single" w:color="1F6B75"/>
+          </w:rPr>
+          <w:t xml:space="preserve">CC BY-NC 4.0</w:t>
+        </w:r>
+      </w:hyperlink>
+      <w:r>
+        <w:rPr>
+          <w:rFonts w:ascii="Arial" w:cs="Arial" w:eastAsia="Arial" w:hAnsi="Arial"/>
+          <w:sz w:val="17"/>
+          <w:szCs w:val="17"/>
+        </w:rPr>
+        <w:t xml:space="preserve">). To view a copy of this license, visit </w:t>
+      </w:r>
+      <w:hyperlink w:history="1" r:id="rId-u155iv88vwjrko0ebxkv">
+        <w:r>
+          <w:rPr>
+            <w:rFonts w:ascii="Arial" w:cs="Arial" w:eastAsia="Arial" w:hAnsi="Arial"/>
+            <w:color w:val="1F6B75"/>
+            <w:sz w:val="17"/>
+            <w:szCs w:val="17"/>
+            <w:u w:val="single" w:color="1F6B75"/>
+          </w:rPr>
+          <w:t xml:space="preserve">https://creativecommons.org/licenses/by-nc/4.0/</w:t>
+        </w:r>
+      </w:hyperlink>
+      <w:r>
+        <w:rPr>
+          <w:rFonts w:ascii="Arial" w:cs="Arial" w:eastAsia="Arial" w:hAnsi="Arial"/>
+          <w:sz w:val="17"/>
+          <w:szCs w:val="17"/>
+        </w:rPr>
+        <w:t xml:space="preserve">. You are free to copy, redistribute, and adapt this material in any medium or format, provided appropriate credit is given and the material is not used for commercial purposes. KICD learning outcomes and curriculum designations reproduced here for alignment purposes remain the property of KICD and are not covered by this license. Linked external resources (e.g. CK-12, Khan Academy, PhET) are subject to their own licenses.</w:t>
+      </w:r>
+    </w:p>
+    <w:p>
+      <w:pPr>
         <w:spacing w:after="120"/>
       </w:pPr>
       <w:r>
@@ -3362,7 +3533,7 @@
             <w:pPr>
               <w:spacing w:after="20" w:before="0"/>
             </w:pPr>
-            <w:hyperlink w:history="1" r:id="rIdwf8ovj1hkncggso20dbdq">
+            <w:hyperlink w:history="1" r:id="rIdmtsvmxtlzqjdkshf8uqbh">
               <w:r>
                 <w:rPr>
                   <w:rFonts w:ascii="Arial" w:cs="Arial" w:eastAsia="Arial" w:hAnsi="Arial"/>
@@ -3395,7 +3566,7 @@
               <w:spacing w:after="10" w:before="0"/>
               <w:ind w:left="120"/>
             </w:pPr>
-            <w:hyperlink w:history="1" r:id="rIdr6ygqsfai4b3nvukse5ne">
+            <w:hyperlink w:history="1" r:id="rIdddhmqmc9pwzck527log5m">
               <w:r>
                 <w:rPr>
                   <w:rFonts w:ascii="Arial" w:cs="Arial" w:eastAsia="Arial" w:hAnsi="Arial"/>
@@ -3440,7 +3611,7 @@
             <w:pPr>
               <w:spacing w:after="20" w:before="0"/>
             </w:pPr>
-            <w:hyperlink w:history="1" r:id="rIdixsebzv2jakeoxrfhu_88">
+            <w:hyperlink w:history="1" r:id="rIdvmwp7kmpbxemmvxqesbic">
               <w:r>
                 <w:rPr>
                   <w:rFonts w:ascii="Arial" w:cs="Arial" w:eastAsia="Arial" w:hAnsi="Arial"/>
@@ -3473,7 +3644,7 @@
               <w:spacing w:after="10" w:before="0"/>
               <w:ind w:left="120"/>
             </w:pPr>
-            <w:hyperlink w:history="1" r:id="rId9gxbaspkgy6k3flnak2py">
+            <w:hyperlink w:history="1" r:id="rIdaj-67duwlrbtsiow3yx8z">
               <w:r>
                 <w:rPr>
                   <w:rFonts w:ascii="Arial" w:cs="Arial" w:eastAsia="Arial" w:hAnsi="Arial"/>
@@ -3668,7 +3839,7 @@
             <w:pPr>
               <w:spacing w:after="20" w:before="0"/>
             </w:pPr>
-            <w:hyperlink w:history="1" r:id="rIdbhrljfoqgygxczcdbpd5w">
+            <w:hyperlink w:history="1" r:id="rIdt_4tuui-yknu0lb9wpr4d">
               <w:r>
                 <w:rPr>
                   <w:rFonts w:ascii="Arial" w:cs="Arial" w:eastAsia="Arial" w:hAnsi="Arial"/>
@@ -3701,7 +3872,7 @@
               <w:spacing w:after="10" w:before="0"/>
               <w:ind w:left="120"/>
             </w:pPr>
-            <w:hyperlink w:history="1" r:id="rIdsuboswydtwxxbuc2csfza">
+            <w:hyperlink w:history="1" r:id="rIdptgyoyuqudyfegzwsclc7">
               <w:r>
                 <w:rPr>
                   <w:rFonts w:ascii="Arial" w:cs="Arial" w:eastAsia="Arial" w:hAnsi="Arial"/>
@@ -3746,7 +3917,7 @@
             <w:pPr>
               <w:spacing w:after="20" w:before="0"/>
             </w:pPr>
-            <w:hyperlink w:history="1" r:id="rId_vne2pruf3dyig_pycm8u">
+            <w:hyperlink w:history="1" r:id="rId0_se9qlrsscgk4gvmqkdk">
               <w:r>
                 <w:rPr>
                   <w:rFonts w:ascii="Arial" w:cs="Arial" w:eastAsia="Arial" w:hAnsi="Arial"/>
@@ -3779,7 +3950,7 @@
               <w:spacing w:after="10" w:before="0"/>
               <w:ind w:left="120"/>
             </w:pPr>
-            <w:hyperlink w:history="1" r:id="rIdjtseevqcc6obdtkwpgwht">
+            <w:hyperlink w:history="1" r:id="rIdfe2jb79xccbstbkppws6g">
               <w:r>
                 <w:rPr>
                   <w:rFonts w:ascii="Arial" w:cs="Arial" w:eastAsia="Arial" w:hAnsi="Arial"/>
@@ -3974,7 +4145,7 @@
             <w:pPr>
               <w:spacing w:after="20" w:before="0"/>
             </w:pPr>
-            <w:hyperlink w:history="1" r:id="rIdyxvlnuzppb4iift3pwbot">
+            <w:hyperlink w:history="1" r:id="rIdmk6fukdewj9_vzpifzvzz">
               <w:r>
                 <w:rPr>
                   <w:rFonts w:ascii="Arial" w:cs="Arial" w:eastAsia="Arial" w:hAnsi="Arial"/>
@@ -4007,7 +4178,7 @@
               <w:spacing w:after="10" w:before="0"/>
               <w:ind w:left="120"/>
             </w:pPr>
-            <w:hyperlink w:history="1" r:id="rIdtkhjabnvfwnywq7setoh-">
+            <w:hyperlink w:history="1" r:id="rIdwanwq7l4q4ebtiyg5bsfh">
               <w:r>
                 <w:rPr>
                   <w:rFonts w:ascii="Arial" w:cs="Arial" w:eastAsia="Arial" w:hAnsi="Arial"/>
@@ -4052,7 +4223,7 @@
             <w:pPr>
               <w:spacing w:after="20" w:before="0"/>
             </w:pPr>
-            <w:hyperlink w:history="1" r:id="rIdmkpkk9edqa-uyg0glowpf">
+            <w:hyperlink w:history="1" r:id="rIdzcpxlmmtqpsvx4ghgvery">
               <w:r>
                 <w:rPr>
                   <w:rFonts w:ascii="Arial" w:cs="Arial" w:eastAsia="Arial" w:hAnsi="Arial"/>
@@ -4085,7 +4256,7 @@
               <w:spacing w:after="10" w:before="0"/>
               <w:ind w:left="120"/>
             </w:pPr>
-            <w:hyperlink w:history="1" r:id="rIdr5lseltmylkdv_yx3isab">
+            <w:hyperlink w:history="1" r:id="rIdo2tqwftn6o9fvzf3gt3hn">
               <w:r>
                 <w:rPr>
                   <w:rFonts w:ascii="Arial" w:cs="Arial" w:eastAsia="Arial" w:hAnsi="Arial"/>
@@ -4280,7 +4451,7 @@
             <w:pPr>
               <w:spacing w:after="20" w:before="0"/>
             </w:pPr>
-            <w:hyperlink w:history="1" r:id="rId6zil0gjof1ig3nm7duprd">
+            <w:hyperlink w:history="1" r:id="rIdhttqn2cwccrtxy4zgyecx">
               <w:r>
                 <w:rPr>
                   <w:rFonts w:ascii="Arial" w:cs="Arial" w:eastAsia="Arial" w:hAnsi="Arial"/>
@@ -4313,7 +4484,7 @@
               <w:spacing w:after="10" w:before="0"/>
               <w:ind w:left="120"/>
             </w:pPr>
-            <w:hyperlink w:history="1" r:id="rId__a02ygzdrtx_pxhvntiv">
+            <w:hyperlink w:history="1" r:id="rIdbqzkhjocwc-spwrbhujhq">
               <w:r>
                 <w:rPr>
                   <w:rFonts w:ascii="Arial" w:cs="Arial" w:eastAsia="Arial" w:hAnsi="Arial"/>
@@ -4358,7 +4529,7 @@
             <w:pPr>
               <w:spacing w:after="20" w:before="0"/>
             </w:pPr>
-            <w:hyperlink w:history="1" r:id="rIdxcankgj08klueqosnxnxz">
+            <w:hyperlink w:history="1" r:id="rIddzakjmaxl2x6dtrc6rzhq">
               <w:r>
                 <w:rPr>
                   <w:rFonts w:ascii="Arial" w:cs="Arial" w:eastAsia="Arial" w:hAnsi="Arial"/>
@@ -4391,7 +4562,7 @@
               <w:spacing w:after="10" w:before="0"/>
               <w:ind w:left="120"/>
             </w:pPr>
-            <w:hyperlink w:history="1" r:id="rIdry1unw1klcehw0fusplvs">
+            <w:hyperlink w:history="1" r:id="rId5b7vao0z5fdxsau969izt">
               <w:r>
                 <w:rPr>
                   <w:rFonts w:ascii="Arial" w:cs="Arial" w:eastAsia="Arial" w:hAnsi="Arial"/>
@@ -4586,7 +4757,7 @@
             <w:pPr>
               <w:spacing w:after="20" w:before="0"/>
             </w:pPr>
-            <w:hyperlink w:history="1" r:id="rIdvccprijiuflazwty7n-8p">
+            <w:hyperlink w:history="1" r:id="rIdk0-rjpwu2njr2q6n7ylnl">
               <w:r>
                 <w:rPr>
                   <w:rFonts w:ascii="Arial" w:cs="Arial" w:eastAsia="Arial" w:hAnsi="Arial"/>
@@ -4619,7 +4790,7 @@
               <w:spacing w:after="10" w:before="0"/>
               <w:ind w:left="120"/>
             </w:pPr>
-            <w:hyperlink w:history="1" r:id="rIdmbdz9k0wsuawpyycz4neo">
+            <w:hyperlink w:history="1" r:id="rIdtd_0qr9hy9n-euhvn3irv">
               <w:r>
                 <w:rPr>
                   <w:rFonts w:ascii="Arial" w:cs="Arial" w:eastAsia="Arial" w:hAnsi="Arial"/>
@@ -4664,7 +4835,7 @@
             <w:pPr>
               <w:spacing w:after="20" w:before="0"/>
             </w:pPr>
-            <w:hyperlink w:history="1" r:id="rIdnxmvhrpczrakpql4rcllf">
+            <w:hyperlink w:history="1" r:id="rIdand_0whiikp7nvzf8dly4">
               <w:r>
                 <w:rPr>
                   <w:rFonts w:ascii="Arial" w:cs="Arial" w:eastAsia="Arial" w:hAnsi="Arial"/>
@@ -4697,7 +4868,7 @@
               <w:spacing w:after="10" w:before="0"/>
               <w:ind w:left="120"/>
             </w:pPr>
-            <w:hyperlink w:history="1" r:id="rIdi4ng1pfclfe7flz9s1rc3">
+            <w:hyperlink w:history="1" r:id="rId2fwcle2wmzuqgy6kikp_f">
               <w:r>
                 <w:rPr>
                   <w:rFonts w:ascii="Arial" w:cs="Arial" w:eastAsia="Arial" w:hAnsi="Arial"/>
@@ -5345,6 +5516,65 @@
         </w:tc>
       </w:tr>
     </w:tbl>
+    <w:p>
+      <w:pPr>
+        <w:pBdr>
+          <w:top w:val="single" w:color="BBBBBB" w:sz="4" w:space="4"/>
+        </w:pBdr>
+        <w:spacing w:after="0" w:before="160"/>
+      </w:pPr>
+      <w:r>
+        <w:rPr>
+          <w:rFonts w:ascii="Arial" w:cs="Arial" w:eastAsia="Arial" w:hAnsi="Arial"/>
+          <w:color w:val="666666"/>
+          <w:sz w:val="14"/>
+          <w:szCs w:val="14"/>
+        </w:rPr>
+        <w:t xml:space="preserve">© 2026 SeaVuria and ARES. Aligned with KICD objectives. Developed by SeaVuria; technical implementation by ARES (with AI assistance from Claude). Licensed under </w:t>
+      </w:r>
+      <w:hyperlink w:history="1" r:id="rIdtqmubz_ugdwwuf6mrfqed">
+        <w:r>
+          <w:rPr>
+            <w:rFonts w:ascii="Arial" w:cs="Arial" w:eastAsia="Arial" w:hAnsi="Arial"/>
+            <w:color w:val="1F6B75"/>
+            <w:sz w:val="14"/>
+            <w:szCs w:val="14"/>
+            <w:u w:val="single" w:color="1F6B75"/>
+          </w:rPr>
+          <w:t xml:space="preserve">CC BY-NC 4.0</w:t>
+        </w:r>
+      </w:hyperlink>
+      <w:r>
+        <w:rPr>
+          <w:rFonts w:ascii="Arial" w:cs="Arial" w:eastAsia="Arial" w:hAnsi="Arial"/>
+          <w:color w:val="666666"/>
+          <w:sz w:val="14"/>
+          <w:szCs w:val="14"/>
+        </w:rPr>
+        <w:t xml:space="preserve"> (</w:t>
+      </w:r>
+      <w:hyperlink w:history="1" r:id="rIdd9gujclq67nst3qj_ihj6">
+        <w:r>
+          <w:rPr>
+            <w:rFonts w:ascii="Arial" w:cs="Arial" w:eastAsia="Arial" w:hAnsi="Arial"/>
+            <w:color w:val="1F6B75"/>
+            <w:sz w:val="14"/>
+            <w:szCs w:val="14"/>
+            <w:u w:val="single" w:color="1F6B75"/>
+          </w:rPr>
+          <w:t xml:space="preserve">https://creativecommons.org/licenses/by-nc/4.0/</w:t>
+        </w:r>
+      </w:hyperlink>
+      <w:r>
+        <w:rPr>
+          <w:rFonts w:ascii="Arial" w:cs="Arial" w:eastAsia="Arial" w:hAnsi="Arial"/>
+          <w:color w:val="666666"/>
+          <w:sz w:val="14"/>
+          <w:szCs w:val="14"/>
+        </w:rPr>
+        <w:t xml:space="preserve">).</w:t>
+      </w:r>
+    </w:p>
     <w:p>
       <w:r>
         <w:br w:type="page"/>
@@ -6336,7 +6566,7 @@
             <w:pPr>
               <w:spacing w:after="20" w:before="0"/>
             </w:pPr>
-            <w:hyperlink w:history="1" r:id="rIdwsdmavrzmuqm8wnjz1xrq">
+            <w:hyperlink w:history="1" r:id="rId8fjlxd8kuotihwdygq7sw">
               <w:r>
                 <w:rPr>
                   <w:rFonts w:ascii="Arial" w:cs="Arial" w:eastAsia="Arial" w:hAnsi="Arial"/>
@@ -6369,7 +6599,7 @@
               <w:spacing w:after="10" w:before="0"/>
               <w:ind w:left="120"/>
             </w:pPr>
-            <w:hyperlink w:history="1" r:id="rIdlvmgbvk4xpq5ftxja21ga">
+            <w:hyperlink w:history="1" r:id="rIdlk9vaduilgl4ekntb3lbd">
               <w:r>
                 <w:rPr>
                   <w:rFonts w:ascii="Arial" w:cs="Arial" w:eastAsia="Arial" w:hAnsi="Arial"/>
@@ -6414,7 +6644,7 @@
             <w:pPr>
               <w:spacing w:after="20" w:before="0"/>
             </w:pPr>
-            <w:hyperlink w:history="1" r:id="rIdvbwu3oumpemip8po8t8r3">
+            <w:hyperlink w:history="1" r:id="rIdlmkgi_dhd0t00hjc5jdee">
               <w:r>
                 <w:rPr>
                   <w:rFonts w:ascii="Arial" w:cs="Arial" w:eastAsia="Arial" w:hAnsi="Arial"/>
@@ -6447,7 +6677,7 @@
               <w:spacing w:after="10" w:before="0"/>
               <w:ind w:left="120"/>
             </w:pPr>
-            <w:hyperlink w:history="1" r:id="rId1t_9ddqmcrb2kufsxvkof">
+            <w:hyperlink w:history="1" r:id="rIdptmnxabs7lbeekdg3aigh">
               <w:r>
                 <w:rPr>
                   <w:rFonts w:ascii="Arial" w:cs="Arial" w:eastAsia="Arial" w:hAnsi="Arial"/>
@@ -6642,7 +6872,7 @@
             <w:pPr>
               <w:spacing w:after="20" w:before="0"/>
             </w:pPr>
-            <w:hyperlink w:history="1" r:id="rIdprxagk5po_awl9zckxxdz">
+            <w:hyperlink w:history="1" r:id="rIdmj67j-bmjw7gum6epsmtg">
               <w:r>
                 <w:rPr>
                   <w:rFonts w:ascii="Arial" w:cs="Arial" w:eastAsia="Arial" w:hAnsi="Arial"/>
@@ -6675,7 +6905,7 @@
               <w:spacing w:after="10" w:before="0"/>
               <w:ind w:left="120"/>
             </w:pPr>
-            <w:hyperlink w:history="1" r:id="rId8quvcc6kfzwsag9tv5bd6">
+            <w:hyperlink w:history="1" r:id="rIdqxxmy8zum80zda4ugyfy0">
               <w:r>
                 <w:rPr>
                   <w:rFonts w:ascii="Arial" w:cs="Arial" w:eastAsia="Arial" w:hAnsi="Arial"/>
@@ -6720,7 +6950,7 @@
             <w:pPr>
               <w:spacing w:after="20" w:before="0"/>
             </w:pPr>
-            <w:hyperlink w:history="1" r:id="rId82vlyarb4_kdqdbrniu27">
+            <w:hyperlink w:history="1" r:id="rIdn8ozchoxt9eot7cof7kdh">
               <w:r>
                 <w:rPr>
                   <w:rFonts w:ascii="Arial" w:cs="Arial" w:eastAsia="Arial" w:hAnsi="Arial"/>
@@ -6753,7 +6983,7 @@
               <w:spacing w:after="10" w:before="0"/>
               <w:ind w:left="120"/>
             </w:pPr>
-            <w:hyperlink w:history="1" r:id="rIdtkzl03_t4zjhr1w5sb319">
+            <w:hyperlink w:history="1" r:id="rId4qmqd0st2t5g3v8he20wg">
               <w:r>
                 <w:rPr>
                   <w:rFonts w:ascii="Arial" w:cs="Arial" w:eastAsia="Arial" w:hAnsi="Arial"/>
@@ -6948,7 +7178,7 @@
             <w:pPr>
               <w:spacing w:after="20" w:before="0"/>
             </w:pPr>
-            <w:hyperlink w:history="1" r:id="rIdhjht2siyegvpqf0odc53y">
+            <w:hyperlink w:history="1" r:id="rId4qv6nvdmdtrxvax5wxwou">
               <w:r>
                 <w:rPr>
                   <w:rFonts w:ascii="Arial" w:cs="Arial" w:eastAsia="Arial" w:hAnsi="Arial"/>
@@ -6981,7 +7211,7 @@
               <w:spacing w:after="10" w:before="0"/>
               <w:ind w:left="120"/>
             </w:pPr>
-            <w:hyperlink w:history="1" r:id="rIdpca8h0gvc8erbucqvssvk">
+            <w:hyperlink w:history="1" r:id="rIdi1xarluzlynca18y2rhgh">
               <w:r>
                 <w:rPr>
                   <w:rFonts w:ascii="Arial" w:cs="Arial" w:eastAsia="Arial" w:hAnsi="Arial"/>
@@ -7026,7 +7256,7 @@
             <w:pPr>
               <w:spacing w:after="20" w:before="0"/>
             </w:pPr>
-            <w:hyperlink w:history="1" r:id="rId195aobwz_itrxsqiccnao">
+            <w:hyperlink w:history="1" r:id="rId9w-c6pb5sszf-ixfz4ns9">
               <w:r>
                 <w:rPr>
                   <w:rFonts w:ascii="Arial" w:cs="Arial" w:eastAsia="Arial" w:hAnsi="Arial"/>
@@ -7059,7 +7289,7 @@
               <w:spacing w:after="10" w:before="0"/>
               <w:ind w:left="120"/>
             </w:pPr>
-            <w:hyperlink w:history="1" r:id="rId-mfsxscz9mrbjedaovcba">
+            <w:hyperlink w:history="1" r:id="rIdnh60sxdp2xuzmm21ckp3n">
               <w:r>
                 <w:rPr>
                   <w:rFonts w:ascii="Arial" w:cs="Arial" w:eastAsia="Arial" w:hAnsi="Arial"/>
@@ -7254,7 +7484,7 @@
             <w:pPr>
               <w:spacing w:after="20" w:before="0"/>
             </w:pPr>
-            <w:hyperlink w:history="1" r:id="rIdsrhb62cdxbqoffbfmtegm">
+            <w:hyperlink w:history="1" r:id="rId-geier0ixfbxmaov0f9vm">
               <w:r>
                 <w:rPr>
                   <w:rFonts w:ascii="Arial" w:cs="Arial" w:eastAsia="Arial" w:hAnsi="Arial"/>
@@ -7287,7 +7517,7 @@
               <w:spacing w:after="10" w:before="0"/>
               <w:ind w:left="120"/>
             </w:pPr>
-            <w:hyperlink w:history="1" r:id="rIdjjxoih5nfglhiej0arcmn">
+            <w:hyperlink w:history="1" r:id="rIdzhi-4kmnsmjktcjf8-csk">
               <w:r>
                 <w:rPr>
                   <w:rFonts w:ascii="Arial" w:cs="Arial" w:eastAsia="Arial" w:hAnsi="Arial"/>
@@ -7332,7 +7562,7 @@
             <w:pPr>
               <w:spacing w:after="20" w:before="0"/>
             </w:pPr>
-            <w:hyperlink w:history="1" r:id="rIdmvtawwngdn93zz89gp7th">
+            <w:hyperlink w:history="1" r:id="rId9yct_srwnpvg1o_kjeob0">
               <w:r>
                 <w:rPr>
                   <w:rFonts w:ascii="Arial" w:cs="Arial" w:eastAsia="Arial" w:hAnsi="Arial"/>
@@ -7365,7 +7595,7 @@
               <w:spacing w:after="10" w:before="0"/>
               <w:ind w:left="120"/>
             </w:pPr>
-            <w:hyperlink w:history="1" r:id="rId-qz6fcihrndmhg56bkuts">
+            <w:hyperlink w:history="1" r:id="rIdws78vv2br-zjfpipczsy5">
               <w:r>
                 <w:rPr>
                   <w:rFonts w:ascii="Arial" w:cs="Arial" w:eastAsia="Arial" w:hAnsi="Arial"/>
@@ -7560,7 +7790,7 @@
             <w:pPr>
               <w:spacing w:after="20" w:before="0"/>
             </w:pPr>
-            <w:hyperlink w:history="1" r:id="rIdghgmvhsb8uiycwdikqhsx">
+            <w:hyperlink w:history="1" r:id="rIdyz7gvnqjf2wwirwjgifsm">
               <w:r>
                 <w:rPr>
                   <w:rFonts w:ascii="Arial" w:cs="Arial" w:eastAsia="Arial" w:hAnsi="Arial"/>
@@ -7593,7 +7823,7 @@
               <w:spacing w:after="10" w:before="0"/>
               <w:ind w:left="120"/>
             </w:pPr>
-            <w:hyperlink w:history="1" r:id="rIdciagqztiox2ffcarxa8pm">
+            <w:hyperlink w:history="1" r:id="rIdmjkno8ykifmtjpmb8qsu4">
               <w:r>
                 <w:rPr>
                   <w:rFonts w:ascii="Arial" w:cs="Arial" w:eastAsia="Arial" w:hAnsi="Arial"/>
@@ -7638,7 +7868,7 @@
             <w:pPr>
               <w:spacing w:after="20" w:before="0"/>
             </w:pPr>
-            <w:hyperlink w:history="1" r:id="rId17puo1tclwaje86cndgqc">
+            <w:hyperlink w:history="1" r:id="rIdqa3jg-iyd4mkn_c3pdqum">
               <w:r>
                 <w:rPr>
                   <w:rFonts w:ascii="Arial" w:cs="Arial" w:eastAsia="Arial" w:hAnsi="Arial"/>
@@ -7671,7 +7901,7 @@
               <w:spacing w:after="10" w:before="0"/>
               <w:ind w:left="120"/>
             </w:pPr>
-            <w:hyperlink w:history="1" r:id="rIdrrf3s2ogxyt7gv7nbq32c">
+            <w:hyperlink w:history="1" r:id="rIduaml0jqmxpuj16mohnw0t">
               <w:r>
                 <w:rPr>
                   <w:rFonts w:ascii="Arial" w:cs="Arial" w:eastAsia="Arial" w:hAnsi="Arial"/>
@@ -8167,6 +8397,65 @@
         </w:tc>
       </w:tr>
     </w:tbl>
+    <w:p>
+      <w:pPr>
+        <w:pBdr>
+          <w:top w:val="single" w:color="BBBBBB" w:sz="4" w:space="4"/>
+        </w:pBdr>
+        <w:spacing w:after="0" w:before="160"/>
+      </w:pPr>
+      <w:r>
+        <w:rPr>
+          <w:rFonts w:ascii="Arial" w:cs="Arial" w:eastAsia="Arial" w:hAnsi="Arial"/>
+          <w:color w:val="666666"/>
+          <w:sz w:val="14"/>
+          <w:szCs w:val="14"/>
+        </w:rPr>
+        <w:t xml:space="preserve">© 2026 SeaVuria and ARES. Aligned with KICD objectives. Developed by SeaVuria; technical implementation by ARES (with AI assistance from Claude). Licensed under </w:t>
+      </w:r>
+      <w:hyperlink w:history="1" r:id="rIdvdgkbkmksdcgrcaw5eo1t">
+        <w:r>
+          <w:rPr>
+            <w:rFonts w:ascii="Arial" w:cs="Arial" w:eastAsia="Arial" w:hAnsi="Arial"/>
+            <w:color w:val="1F6B75"/>
+            <w:sz w:val="14"/>
+            <w:szCs w:val="14"/>
+            <w:u w:val="single" w:color="1F6B75"/>
+          </w:rPr>
+          <w:t xml:space="preserve">CC BY-NC 4.0</w:t>
+        </w:r>
+      </w:hyperlink>
+      <w:r>
+        <w:rPr>
+          <w:rFonts w:ascii="Arial" w:cs="Arial" w:eastAsia="Arial" w:hAnsi="Arial"/>
+          <w:color w:val="666666"/>
+          <w:sz w:val="14"/>
+          <w:szCs w:val="14"/>
+        </w:rPr>
+        <w:t xml:space="preserve"> (</w:t>
+      </w:r>
+      <w:hyperlink w:history="1" r:id="rIdq36fpnb3_gm7m_pkrgikz">
+        <w:r>
+          <w:rPr>
+            <w:rFonts w:ascii="Arial" w:cs="Arial" w:eastAsia="Arial" w:hAnsi="Arial"/>
+            <w:color w:val="1F6B75"/>
+            <w:sz w:val="14"/>
+            <w:szCs w:val="14"/>
+            <w:u w:val="single" w:color="1F6B75"/>
+          </w:rPr>
+          <w:t xml:space="preserve">https://creativecommons.org/licenses/by-nc/4.0/</w:t>
+        </w:r>
+      </w:hyperlink>
+      <w:r>
+        <w:rPr>
+          <w:rFonts w:ascii="Arial" w:cs="Arial" w:eastAsia="Arial" w:hAnsi="Arial"/>
+          <w:color w:val="666666"/>
+          <w:sz w:val="14"/>
+          <w:szCs w:val="14"/>
+        </w:rPr>
+        <w:t xml:space="preserve">).</w:t>
+      </w:r>
+    </w:p>
     <w:p>
       <w:r>
         <w:br w:type="page"/>
@@ -9317,7 +9606,7 @@
             <w:pPr>
               <w:spacing w:after="20" w:before="0"/>
             </w:pPr>
-            <w:hyperlink w:history="1" r:id="rIdwa9-nhhqbergc7eo5pnwp">
+            <w:hyperlink w:history="1" r:id="rIdaohiiaoopwpug_en77h0i">
               <w:r>
                 <w:rPr>
                   <w:rFonts w:ascii="Arial" w:cs="Arial" w:eastAsia="Arial" w:hAnsi="Arial"/>
@@ -9350,7 +9639,7 @@
               <w:spacing w:after="10" w:before="0"/>
               <w:ind w:left="120"/>
             </w:pPr>
-            <w:hyperlink w:history="1" r:id="rIdlouhczijf1y0bzec5buyu">
+            <w:hyperlink w:history="1" r:id="rIdlf4sbtyv61ptb-lebhx8c">
               <w:r>
                 <w:rPr>
                   <w:rFonts w:ascii="Arial" w:cs="Arial" w:eastAsia="Arial" w:hAnsi="Arial"/>
@@ -9395,7 +9684,7 @@
             <w:pPr>
               <w:spacing w:after="20" w:before="0"/>
             </w:pPr>
-            <w:hyperlink w:history="1" r:id="rIdufe_3a73zzdxfpytnvl_s">
+            <w:hyperlink w:history="1" r:id="rIdedyynugabzaazqje2216a">
               <w:r>
                 <w:rPr>
                   <w:rFonts w:ascii="Arial" w:cs="Arial" w:eastAsia="Arial" w:hAnsi="Arial"/>
@@ -9428,7 +9717,7 @@
               <w:spacing w:after="10" w:before="0"/>
               <w:ind w:left="120"/>
             </w:pPr>
-            <w:hyperlink w:history="1" r:id="rIdftqyaa97xedqudmsxskso">
+            <w:hyperlink w:history="1" r:id="rIdp6tmxitaqwytjznthtyag">
               <w:r>
                 <w:rPr>
                   <w:rFonts w:ascii="Arial" w:cs="Arial" w:eastAsia="Arial" w:hAnsi="Arial"/>
@@ -9623,7 +9912,7 @@
             <w:pPr>
               <w:spacing w:after="20" w:before="0"/>
             </w:pPr>
-            <w:hyperlink w:history="1" r:id="rIdzco82h7cybzvblqn9m5zj">
+            <w:hyperlink w:history="1" r:id="rIdhtpxt_xloc7zumbgibi-a">
               <w:r>
                 <w:rPr>
                   <w:rFonts w:ascii="Arial" w:cs="Arial" w:eastAsia="Arial" w:hAnsi="Arial"/>
@@ -9656,7 +9945,7 @@
               <w:spacing w:after="10" w:before="0"/>
               <w:ind w:left="120"/>
             </w:pPr>
-            <w:hyperlink w:history="1" r:id="rIdhe0mxtybd1qoplbbp9upw">
+            <w:hyperlink w:history="1" r:id="rIdnlz1plghb20mtiryxlmwm">
               <w:r>
                 <w:rPr>
                   <w:rFonts w:ascii="Arial" w:cs="Arial" w:eastAsia="Arial" w:hAnsi="Arial"/>
@@ -9701,7 +9990,7 @@
             <w:pPr>
               <w:spacing w:after="20" w:before="0"/>
             </w:pPr>
-            <w:hyperlink w:history="1" r:id="rIdirnzhlyz4nrk8fi3yj79o">
+            <w:hyperlink w:history="1" r:id="rIdaxxaaubis_s1kr5dk40gu">
               <w:r>
                 <w:rPr>
                   <w:rFonts w:ascii="Arial" w:cs="Arial" w:eastAsia="Arial" w:hAnsi="Arial"/>
@@ -9734,7 +10023,7 @@
               <w:spacing w:after="10" w:before="0"/>
               <w:ind w:left="120"/>
             </w:pPr>
-            <w:hyperlink w:history="1" r:id="rIdfiw9eqspplhfhl1a-amus">
+            <w:hyperlink w:history="1" r:id="rIdshs96sljbfmnesmazvylu">
               <w:r>
                 <w:rPr>
                   <w:rFonts w:ascii="Arial" w:cs="Arial" w:eastAsia="Arial" w:hAnsi="Arial"/>
@@ -9929,7 +10218,7 @@
             <w:pPr>
               <w:spacing w:after="20" w:before="0"/>
             </w:pPr>
-            <w:hyperlink w:history="1" r:id="rIducevcyrwhe611jeu-ydsh">
+            <w:hyperlink w:history="1" r:id="rIdsdzie6sh-t8to5fgf9ez9">
               <w:r>
                 <w:rPr>
                   <w:rFonts w:ascii="Arial" w:cs="Arial" w:eastAsia="Arial" w:hAnsi="Arial"/>
@@ -9962,7 +10251,7 @@
               <w:spacing w:after="10" w:before="0"/>
               <w:ind w:left="120"/>
             </w:pPr>
-            <w:hyperlink w:history="1" r:id="rIdptphjlvrmud4yk4jwz2-0">
+            <w:hyperlink w:history="1" r:id="rIdsme_vrpzqfyyw7tv-1rki">
               <w:r>
                 <w:rPr>
                   <w:rFonts w:ascii="Arial" w:cs="Arial" w:eastAsia="Arial" w:hAnsi="Arial"/>
@@ -10007,7 +10296,7 @@
             <w:pPr>
               <w:spacing w:after="20" w:before="0"/>
             </w:pPr>
-            <w:hyperlink w:history="1" r:id="rIdi6-emxifqt4m-cfjglans">
+            <w:hyperlink w:history="1" r:id="rId0kze3puiwnzf7xzfxio2j">
               <w:r>
                 <w:rPr>
                   <w:rFonts w:ascii="Arial" w:cs="Arial" w:eastAsia="Arial" w:hAnsi="Arial"/>
@@ -10040,7 +10329,7 @@
               <w:spacing w:after="10" w:before="0"/>
               <w:ind w:left="120"/>
             </w:pPr>
-            <w:hyperlink w:history="1" r:id="rIdukmiykwxnrsmlp90obpqf">
+            <w:hyperlink w:history="1" r:id="rIdtiwastfcy38hpideoe390">
               <w:r>
                 <w:rPr>
                   <w:rFonts w:ascii="Arial" w:cs="Arial" w:eastAsia="Arial" w:hAnsi="Arial"/>
@@ -10235,7 +10524,7 @@
             <w:pPr>
               <w:spacing w:after="20" w:before="0"/>
             </w:pPr>
-            <w:hyperlink w:history="1" r:id="rIdyhgfgblwvforpnklvfxox">
+            <w:hyperlink w:history="1" r:id="rIddeod2rmtb06jqz8wp7rfh">
               <w:r>
                 <w:rPr>
                   <w:rFonts w:ascii="Arial" w:cs="Arial" w:eastAsia="Arial" w:hAnsi="Arial"/>
@@ -10268,7 +10557,7 @@
               <w:spacing w:after="10" w:before="0"/>
               <w:ind w:left="120"/>
             </w:pPr>
-            <w:hyperlink w:history="1" r:id="rIdumlfftzczznzfcniw_4no">
+            <w:hyperlink w:history="1" r:id="rIdqteknjchfq8w0una6r6_w">
               <w:r>
                 <w:rPr>
                   <w:rFonts w:ascii="Arial" w:cs="Arial" w:eastAsia="Arial" w:hAnsi="Arial"/>
@@ -10313,7 +10602,7 @@
             <w:pPr>
               <w:spacing w:after="20" w:before="0"/>
             </w:pPr>
-            <w:hyperlink w:history="1" r:id="rIdpt1aj9_b9tlgfsp_ynxfu">
+            <w:hyperlink w:history="1" r:id="rIdsybsi7jlgtesrknzwjdhv">
               <w:r>
                 <w:rPr>
                   <w:rFonts w:ascii="Arial" w:cs="Arial" w:eastAsia="Arial" w:hAnsi="Arial"/>
@@ -10346,7 +10635,7 @@
               <w:spacing w:after="10" w:before="0"/>
               <w:ind w:left="120"/>
             </w:pPr>
-            <w:hyperlink w:history="1" r:id="rIdykp7gxj6q8e0vaf7zh4ou">
+            <w:hyperlink w:history="1" r:id="rIdivjzwwujfm5csip88v22h">
               <w:r>
                 <w:rPr>
                   <w:rFonts w:ascii="Arial" w:cs="Arial" w:eastAsia="Arial" w:hAnsi="Arial"/>
@@ -10541,7 +10830,7 @@
             <w:pPr>
               <w:spacing w:after="20" w:before="0"/>
             </w:pPr>
-            <w:hyperlink w:history="1" r:id="rIde2xlemmt_apl6ti1dwmqy">
+            <w:hyperlink w:history="1" r:id="rIdh8tilln1w_z-g9yjvkhyj">
               <w:r>
                 <w:rPr>
                   <w:rFonts w:ascii="Arial" w:cs="Arial" w:eastAsia="Arial" w:hAnsi="Arial"/>
@@ -10574,7 +10863,7 @@
               <w:spacing w:after="10" w:before="0"/>
               <w:ind w:left="120"/>
             </w:pPr>
-            <w:hyperlink w:history="1" r:id="rIdwn9myfr3pri91t1cyx091">
+            <w:hyperlink w:history="1" r:id="rIdc6v7ggbwgdu-2emea0mdz">
               <w:r>
                 <w:rPr>
                   <w:rFonts w:ascii="Arial" w:cs="Arial" w:eastAsia="Arial" w:hAnsi="Arial"/>
@@ -10619,7 +10908,7 @@
             <w:pPr>
               <w:spacing w:after="20" w:before="0"/>
             </w:pPr>
-            <w:hyperlink w:history="1" r:id="rIdvrj9kvat7efrhd_fj3vtl">
+            <w:hyperlink w:history="1" r:id="rIdszyhifnuchkd7b90erwib">
               <w:r>
                 <w:rPr>
                   <w:rFonts w:ascii="Arial" w:cs="Arial" w:eastAsia="Arial" w:hAnsi="Arial"/>
@@ -10652,7 +10941,7 @@
               <w:spacing w:after="10" w:before="0"/>
               <w:ind w:left="120"/>
             </w:pPr>
-            <w:hyperlink w:history="1" r:id="rIdqlbrf53tzxxt4dswxmusb">
+            <w:hyperlink w:history="1" r:id="rIdiczykmwvndxvw8_i7qjzq">
               <w:r>
                 <w:rPr>
                   <w:rFonts w:ascii="Arial" w:cs="Arial" w:eastAsia="Arial" w:hAnsi="Arial"/>
@@ -11224,6 +11513,65 @@
         </w:tc>
       </w:tr>
     </w:tbl>
+    <w:p>
+      <w:pPr>
+        <w:pBdr>
+          <w:top w:val="single" w:color="BBBBBB" w:sz="4" w:space="4"/>
+        </w:pBdr>
+        <w:spacing w:after="0" w:before="160"/>
+      </w:pPr>
+      <w:r>
+        <w:rPr>
+          <w:rFonts w:ascii="Arial" w:cs="Arial" w:eastAsia="Arial" w:hAnsi="Arial"/>
+          <w:color w:val="666666"/>
+          <w:sz w:val="14"/>
+          <w:szCs w:val="14"/>
+        </w:rPr>
+        <w:t xml:space="preserve">© 2026 SeaVuria and ARES. Aligned with KICD objectives. Developed by SeaVuria; technical implementation by ARES (with AI assistance from Claude). Licensed under </w:t>
+      </w:r>
+      <w:hyperlink w:history="1" r:id="rIdct7ftpoan4renb1uehcvv">
+        <w:r>
+          <w:rPr>
+            <w:rFonts w:ascii="Arial" w:cs="Arial" w:eastAsia="Arial" w:hAnsi="Arial"/>
+            <w:color w:val="1F6B75"/>
+            <w:sz w:val="14"/>
+            <w:szCs w:val="14"/>
+            <w:u w:val="single" w:color="1F6B75"/>
+          </w:rPr>
+          <w:t xml:space="preserve">CC BY-NC 4.0</w:t>
+        </w:r>
+      </w:hyperlink>
+      <w:r>
+        <w:rPr>
+          <w:rFonts w:ascii="Arial" w:cs="Arial" w:eastAsia="Arial" w:hAnsi="Arial"/>
+          <w:color w:val="666666"/>
+          <w:sz w:val="14"/>
+          <w:szCs w:val="14"/>
+        </w:rPr>
+        <w:t xml:space="preserve"> (</w:t>
+      </w:r>
+      <w:hyperlink w:history="1" r:id="rIdbcworrl5pyqnjfltdvpa-">
+        <w:r>
+          <w:rPr>
+            <w:rFonts w:ascii="Arial" w:cs="Arial" w:eastAsia="Arial" w:hAnsi="Arial"/>
+            <w:color w:val="1F6B75"/>
+            <w:sz w:val="14"/>
+            <w:szCs w:val="14"/>
+            <w:u w:val="single" w:color="1F6B75"/>
+          </w:rPr>
+          <w:t xml:space="preserve">https://creativecommons.org/licenses/by-nc/4.0/</w:t>
+        </w:r>
+      </w:hyperlink>
+      <w:r>
+        <w:rPr>
+          <w:rFonts w:ascii="Arial" w:cs="Arial" w:eastAsia="Arial" w:hAnsi="Arial"/>
+          <w:color w:val="666666"/>
+          <w:sz w:val="14"/>
+          <w:szCs w:val="14"/>
+        </w:rPr>
+        <w:t xml:space="preserve">).</w:t>
+      </w:r>
+    </w:p>
     <w:p>
       <w:r>
         <w:br w:type="page"/>
@@ -12215,7 +12563,7 @@
             <w:pPr>
               <w:spacing w:after="20" w:before="0"/>
             </w:pPr>
-            <w:hyperlink w:history="1" r:id="rIdxchqtdqq7pv7ny2qsyco6">
+            <w:hyperlink w:history="1" r:id="rIdftj3i0rpzbzgsgnkiukfe">
               <w:r>
                 <w:rPr>
                   <w:rFonts w:ascii="Arial" w:cs="Arial" w:eastAsia="Arial" w:hAnsi="Arial"/>
@@ -12248,7 +12596,7 @@
               <w:spacing w:after="10" w:before="0"/>
               <w:ind w:left="120"/>
             </w:pPr>
-            <w:hyperlink w:history="1" r:id="rIdyaas0rdwyfflkp7-9yxay">
+            <w:hyperlink w:history="1" r:id="rIdx-fjzyldpqfc84bht4qol">
               <w:r>
                 <w:rPr>
                   <w:rFonts w:ascii="Arial" w:cs="Arial" w:eastAsia="Arial" w:hAnsi="Arial"/>
@@ -12293,7 +12641,7 @@
             <w:pPr>
               <w:spacing w:after="20" w:before="0"/>
             </w:pPr>
-            <w:hyperlink w:history="1" r:id="rIdfpjlkwajsp3udtzamoxhb">
+            <w:hyperlink w:history="1" r:id="rId_snfknznbqselqxxqqehd">
               <w:r>
                 <w:rPr>
                   <w:rFonts w:ascii="Arial" w:cs="Arial" w:eastAsia="Arial" w:hAnsi="Arial"/>
@@ -12326,7 +12674,7 @@
               <w:spacing w:after="10" w:before="0"/>
               <w:ind w:left="120"/>
             </w:pPr>
-            <w:hyperlink w:history="1" r:id="rIdxphl1hxnn2meqnj304poq">
+            <w:hyperlink w:history="1" r:id="rIdxijpcpovcnjqv8n8kpg3k">
               <w:r>
                 <w:rPr>
                   <w:rFonts w:ascii="Arial" w:cs="Arial" w:eastAsia="Arial" w:hAnsi="Arial"/>
@@ -12521,7 +12869,7 @@
             <w:pPr>
               <w:spacing w:after="20" w:before="0"/>
             </w:pPr>
-            <w:hyperlink w:history="1" r:id="rIdhsjnaak2yqfapz7mtv6vj">
+            <w:hyperlink w:history="1" r:id="rIdl3mxlnivvseoyc-eq0qol">
               <w:r>
                 <w:rPr>
                   <w:rFonts w:ascii="Arial" w:cs="Arial" w:eastAsia="Arial" w:hAnsi="Arial"/>
@@ -12554,7 +12902,7 @@
               <w:spacing w:after="10" w:before="0"/>
               <w:ind w:left="120"/>
             </w:pPr>
-            <w:hyperlink w:history="1" r:id="rIdvnsdqxkzr5ikpqhccdgre">
+            <w:hyperlink w:history="1" r:id="rIdi8jfkcr0zn2meytvhcblw">
               <w:r>
                 <w:rPr>
                   <w:rFonts w:ascii="Arial" w:cs="Arial" w:eastAsia="Arial" w:hAnsi="Arial"/>
@@ -12599,7 +12947,7 @@
             <w:pPr>
               <w:spacing w:after="20" w:before="0"/>
             </w:pPr>
-            <w:hyperlink w:history="1" r:id="rId_ou9wbiqpzxkvbwh2j1s2">
+            <w:hyperlink w:history="1" r:id="rIdbrqgjltjvnm_qdvo6j2wy">
               <w:r>
                 <w:rPr>
                   <w:rFonts w:ascii="Arial" w:cs="Arial" w:eastAsia="Arial" w:hAnsi="Arial"/>
@@ -12632,7 +12980,7 @@
               <w:spacing w:after="10" w:before="0"/>
               <w:ind w:left="120"/>
             </w:pPr>
-            <w:hyperlink w:history="1" r:id="rIdsgzibdl4z-d1wt5dr1zk4">
+            <w:hyperlink w:history="1" r:id="rIdwgnm979dvvl8-cwklsh8t">
               <w:r>
                 <w:rPr>
                   <w:rFonts w:ascii="Arial" w:cs="Arial" w:eastAsia="Arial" w:hAnsi="Arial"/>
@@ -12827,7 +13175,7 @@
             <w:pPr>
               <w:spacing w:after="20" w:before="0"/>
             </w:pPr>
-            <w:hyperlink w:history="1" r:id="rId1thm_xkuure3sa38j-1j0">
+            <w:hyperlink w:history="1" r:id="rIdutlg7jn8q2gyi6_3jzqxg">
               <w:r>
                 <w:rPr>
                   <w:rFonts w:ascii="Arial" w:cs="Arial" w:eastAsia="Arial" w:hAnsi="Arial"/>
@@ -12860,7 +13208,7 @@
               <w:spacing w:after="10" w:before="0"/>
               <w:ind w:left="120"/>
             </w:pPr>
-            <w:hyperlink w:history="1" r:id="rIdefpn00nltd2hn6gfhf9nv">
+            <w:hyperlink w:history="1" r:id="rIdz6kdpgfoxv7hi8krwcfua">
               <w:r>
                 <w:rPr>
                   <w:rFonts w:ascii="Arial" w:cs="Arial" w:eastAsia="Arial" w:hAnsi="Arial"/>
@@ -12905,7 +13253,7 @@
             <w:pPr>
               <w:spacing w:after="20" w:before="0"/>
             </w:pPr>
-            <w:hyperlink w:history="1" r:id="rId8oqnesnx3snkfaw0tydpx">
+            <w:hyperlink w:history="1" r:id="rIdllbhlx0tp9mice-pfanl7">
               <w:r>
                 <w:rPr>
                   <w:rFonts w:ascii="Arial" w:cs="Arial" w:eastAsia="Arial" w:hAnsi="Arial"/>
@@ -12938,7 +13286,7 @@
               <w:spacing w:after="10" w:before="0"/>
               <w:ind w:left="120"/>
             </w:pPr>
-            <w:hyperlink w:history="1" r:id="rIdtzungjdeb6-8lwx9rqpx-">
+            <w:hyperlink w:history="1" r:id="rIdzscd7bm4rhfa1yg5-ftia">
               <w:r>
                 <w:rPr>
                   <w:rFonts w:ascii="Arial" w:cs="Arial" w:eastAsia="Arial" w:hAnsi="Arial"/>
@@ -13133,7 +13481,7 @@
             <w:pPr>
               <w:spacing w:after="20" w:before="0"/>
             </w:pPr>
-            <w:hyperlink w:history="1" r:id="rIdldtxhzmxwamkdyegbzoyx">
+            <w:hyperlink w:history="1" r:id="rIdar_z-klqsj4gjyn_u14md">
               <w:r>
                 <w:rPr>
                   <w:rFonts w:ascii="Arial" w:cs="Arial" w:eastAsia="Arial" w:hAnsi="Arial"/>
@@ -13166,7 +13514,7 @@
               <w:spacing w:after="10" w:before="0"/>
               <w:ind w:left="120"/>
             </w:pPr>
-            <w:hyperlink w:history="1" r:id="rIdzfrcstadyddxize-n-p8r">
+            <w:hyperlink w:history="1" r:id="rId6x1fitmys9pwvtgputhfz">
               <w:r>
                 <w:rPr>
                   <w:rFonts w:ascii="Arial" w:cs="Arial" w:eastAsia="Arial" w:hAnsi="Arial"/>
@@ -13211,7 +13559,7 @@
             <w:pPr>
               <w:spacing w:after="20" w:before="0"/>
             </w:pPr>
-            <w:hyperlink w:history="1" r:id="rIdlecg6xonaruh-cpfckkde">
+            <w:hyperlink w:history="1" r:id="rIddwurd8nup9ih8ysipzaxg">
               <w:r>
                 <w:rPr>
                   <w:rFonts w:ascii="Arial" w:cs="Arial" w:eastAsia="Arial" w:hAnsi="Arial"/>
@@ -13244,7 +13592,7 @@
               <w:spacing w:after="10" w:before="0"/>
               <w:ind w:left="120"/>
             </w:pPr>
-            <w:hyperlink w:history="1" r:id="rIdjdsnrb6xdh7kbcdpzkobo">
+            <w:hyperlink w:history="1" r:id="rIddpcrsskty4aqdomnsfw9_">
               <w:r>
                 <w:rPr>
                   <w:rFonts w:ascii="Arial" w:cs="Arial" w:eastAsia="Arial" w:hAnsi="Arial"/>
@@ -13439,7 +13787,7 @@
             <w:pPr>
               <w:spacing w:after="20" w:before="0"/>
             </w:pPr>
-            <w:hyperlink w:history="1" r:id="rIdmjv8aekitihvk3ccvtwza">
+            <w:hyperlink w:history="1" r:id="rId4qlingxjgpjzcexlm9cqo">
               <w:r>
                 <w:rPr>
                   <w:rFonts w:ascii="Arial" w:cs="Arial" w:eastAsia="Arial" w:hAnsi="Arial"/>
@@ -13472,7 +13820,7 @@
               <w:spacing w:after="10" w:before="0"/>
               <w:ind w:left="120"/>
             </w:pPr>
-            <w:hyperlink w:history="1" r:id="rIdhya_mgrkoqm8rcjnbllfc">
+            <w:hyperlink w:history="1" r:id="rIdn3c7kl9xqtwdc8qb_ylyp">
               <w:r>
                 <w:rPr>
                   <w:rFonts w:ascii="Arial" w:cs="Arial" w:eastAsia="Arial" w:hAnsi="Arial"/>
@@ -13517,7 +13865,7 @@
             <w:pPr>
               <w:spacing w:after="20" w:before="0"/>
             </w:pPr>
-            <w:hyperlink w:history="1" r:id="rIdu8kcq1gfamju5tguu65ro">
+            <w:hyperlink w:history="1" r:id="rIdnbmaoljc7oqgnl3rei8se">
               <w:r>
                 <w:rPr>
                   <w:rFonts w:ascii="Arial" w:cs="Arial" w:eastAsia="Arial" w:hAnsi="Arial"/>
@@ -13550,7 +13898,7 @@
               <w:spacing w:after="10" w:before="0"/>
               <w:ind w:left="120"/>
             </w:pPr>
-            <w:hyperlink w:history="1" r:id="rId7x7p5_bubbx_xom2fzp_5">
+            <w:hyperlink w:history="1" r:id="rIdgxctdncc80cvl7ynmq_lt">
               <w:r>
                 <w:rPr>
                   <w:rFonts w:ascii="Arial" w:cs="Arial" w:eastAsia="Arial" w:hAnsi="Arial"/>
@@ -14046,6 +14394,65 @@
         </w:tc>
       </w:tr>
     </w:tbl>
+    <w:p>
+      <w:pPr>
+        <w:pBdr>
+          <w:top w:val="single" w:color="BBBBBB" w:sz="4" w:space="4"/>
+        </w:pBdr>
+        <w:spacing w:after="0" w:before="160"/>
+      </w:pPr>
+      <w:r>
+        <w:rPr>
+          <w:rFonts w:ascii="Arial" w:cs="Arial" w:eastAsia="Arial" w:hAnsi="Arial"/>
+          <w:color w:val="666666"/>
+          <w:sz w:val="14"/>
+          <w:szCs w:val="14"/>
+        </w:rPr>
+        <w:t xml:space="preserve">© 2026 SeaVuria and ARES. Aligned with KICD objectives. Developed by SeaVuria; technical implementation by ARES (with AI assistance from Claude). Licensed under </w:t>
+      </w:r>
+      <w:hyperlink w:history="1" r:id="rId351tvxjc-wis0pq_ajpec">
+        <w:r>
+          <w:rPr>
+            <w:rFonts w:ascii="Arial" w:cs="Arial" w:eastAsia="Arial" w:hAnsi="Arial"/>
+            <w:color w:val="1F6B75"/>
+            <w:sz w:val="14"/>
+            <w:szCs w:val="14"/>
+            <w:u w:val="single" w:color="1F6B75"/>
+          </w:rPr>
+          <w:t xml:space="preserve">CC BY-NC 4.0</w:t>
+        </w:r>
+      </w:hyperlink>
+      <w:r>
+        <w:rPr>
+          <w:rFonts w:ascii="Arial" w:cs="Arial" w:eastAsia="Arial" w:hAnsi="Arial"/>
+          <w:color w:val="666666"/>
+          <w:sz w:val="14"/>
+          <w:szCs w:val="14"/>
+        </w:rPr>
+        <w:t xml:space="preserve"> (</w:t>
+      </w:r>
+      <w:hyperlink w:history="1" r:id="rIdzwfqp2zkq7vbmlxdutd4l">
+        <w:r>
+          <w:rPr>
+            <w:rFonts w:ascii="Arial" w:cs="Arial" w:eastAsia="Arial" w:hAnsi="Arial"/>
+            <w:color w:val="1F6B75"/>
+            <w:sz w:val="14"/>
+            <w:szCs w:val="14"/>
+            <w:u w:val="single" w:color="1F6B75"/>
+          </w:rPr>
+          <w:t xml:space="preserve">https://creativecommons.org/licenses/by-nc/4.0/</w:t>
+        </w:r>
+      </w:hyperlink>
+      <w:r>
+        <w:rPr>
+          <w:rFonts w:ascii="Arial" w:cs="Arial" w:eastAsia="Arial" w:hAnsi="Arial"/>
+          <w:color w:val="666666"/>
+          <w:sz w:val="14"/>
+          <w:szCs w:val="14"/>
+        </w:rPr>
+        <w:t xml:space="preserve">).</w:t>
+      </w:r>
+    </w:p>
     <w:p>
       <w:r>
         <w:br w:type="page"/>
@@ -15037,7 +15444,7 @@
             <w:pPr>
               <w:spacing w:after="20" w:before="0"/>
             </w:pPr>
-            <w:hyperlink w:history="1" r:id="rIdtd8wggg7xaoihwscv2jpg">
+            <w:hyperlink w:history="1" r:id="rIdbpqirm_wsheur9tinc0ou">
               <w:r>
                 <w:rPr>
                   <w:rFonts w:ascii="Arial" w:cs="Arial" w:eastAsia="Arial" w:hAnsi="Arial"/>
@@ -15070,7 +15477,7 @@
               <w:spacing w:after="10" w:before="0"/>
               <w:ind w:left="120"/>
             </w:pPr>
-            <w:hyperlink w:history="1" r:id="rIdm-zhiianwzsmfsxso4jk_">
+            <w:hyperlink w:history="1" r:id="rIdk4wspv2jeioey9simbpho">
               <w:r>
                 <w:rPr>
                   <w:rFonts w:ascii="Arial" w:cs="Arial" w:eastAsia="Arial" w:hAnsi="Arial"/>
@@ -15115,7 +15522,7 @@
             <w:pPr>
               <w:spacing w:after="20" w:before="0"/>
             </w:pPr>
-            <w:hyperlink w:history="1" r:id="rIdzosj5jtei6amllodf_juk">
+            <w:hyperlink w:history="1" r:id="rIdl5npohhmsjhcso_qj6vgj">
               <w:r>
                 <w:rPr>
                   <w:rFonts w:ascii="Arial" w:cs="Arial" w:eastAsia="Arial" w:hAnsi="Arial"/>
@@ -15148,7 +15555,7 @@
               <w:spacing w:after="10" w:before="0"/>
               <w:ind w:left="120"/>
             </w:pPr>
-            <w:hyperlink w:history="1" r:id="rIdnnq1xxnytqfib27983jrp">
+            <w:hyperlink w:history="1" r:id="rIdqoih9hohkra3qnnhhjnir">
               <w:r>
                 <w:rPr>
                   <w:rFonts w:ascii="Arial" w:cs="Arial" w:eastAsia="Arial" w:hAnsi="Arial"/>
@@ -15343,7 +15750,7 @@
             <w:pPr>
               <w:spacing w:after="20" w:before="0"/>
             </w:pPr>
-            <w:hyperlink w:history="1" r:id="rIdkbmzchknnttdonrmm62bv">
+            <w:hyperlink w:history="1" r:id="rIddwimttlk9dx45dwybw8e2">
               <w:r>
                 <w:rPr>
                   <w:rFonts w:ascii="Arial" w:cs="Arial" w:eastAsia="Arial" w:hAnsi="Arial"/>
@@ -15376,7 +15783,7 @@
               <w:spacing w:after="10" w:before="0"/>
               <w:ind w:left="120"/>
             </w:pPr>
-            <w:hyperlink w:history="1" r:id="rIdvosqcjdqr-vxuid9v2mnc">
+            <w:hyperlink w:history="1" r:id="rIdfuf7oyzz8pzcu0ghl2jes">
               <w:r>
                 <w:rPr>
                   <w:rFonts w:ascii="Arial" w:cs="Arial" w:eastAsia="Arial" w:hAnsi="Arial"/>
@@ -15421,7 +15828,7 @@
             <w:pPr>
               <w:spacing w:after="20" w:before="0"/>
             </w:pPr>
-            <w:hyperlink w:history="1" r:id="rIdzpkrwlbkn-3oqo4m8kvue">
+            <w:hyperlink w:history="1" r:id="rIdaog0z0ss_21clugplcuup">
               <w:r>
                 <w:rPr>
                   <w:rFonts w:ascii="Arial" w:cs="Arial" w:eastAsia="Arial" w:hAnsi="Arial"/>
@@ -15454,7 +15861,7 @@
               <w:spacing w:after="10" w:before="0"/>
               <w:ind w:left="120"/>
             </w:pPr>
-            <w:hyperlink w:history="1" r:id="rIdpwnaykaixgioemnrdmhdg">
+            <w:hyperlink w:history="1" r:id="rIdj8r_apbielgu3bvo0kjn2">
               <w:r>
                 <w:rPr>
                   <w:rFonts w:ascii="Arial" w:cs="Arial" w:eastAsia="Arial" w:hAnsi="Arial"/>
@@ -15649,7 +16056,7 @@
             <w:pPr>
               <w:spacing w:after="20" w:before="0"/>
             </w:pPr>
-            <w:hyperlink w:history="1" r:id="rIdnbqlqls6dttccdqnzsdeh">
+            <w:hyperlink w:history="1" r:id="rIdadsaj6mm6zvnrh9aiaizu">
               <w:r>
                 <w:rPr>
                   <w:rFonts w:ascii="Arial" w:cs="Arial" w:eastAsia="Arial" w:hAnsi="Arial"/>
@@ -15682,7 +16089,7 @@
               <w:spacing w:after="10" w:before="0"/>
               <w:ind w:left="120"/>
             </w:pPr>
-            <w:hyperlink w:history="1" r:id="rId99rvbk_hoggovn3vufc14">
+            <w:hyperlink w:history="1" r:id="rIdlivzn8skm2zfhfixys_zb">
               <w:r>
                 <w:rPr>
                   <w:rFonts w:ascii="Arial" w:cs="Arial" w:eastAsia="Arial" w:hAnsi="Arial"/>
@@ -15727,7 +16134,7 @@
             <w:pPr>
               <w:spacing w:after="20" w:before="0"/>
             </w:pPr>
-            <w:hyperlink w:history="1" r:id="rIdsczvvm_2icb3qqjxtmw4t">
+            <w:hyperlink w:history="1" r:id="rIdls-kfhytllyvix3ikpfnj">
               <w:r>
                 <w:rPr>
                   <w:rFonts w:ascii="Arial" w:cs="Arial" w:eastAsia="Arial" w:hAnsi="Arial"/>
@@ -15760,7 +16167,7 @@
               <w:spacing w:after="10" w:before="0"/>
               <w:ind w:left="120"/>
             </w:pPr>
-            <w:hyperlink w:history="1" r:id="rIdqnchj95jpcvtsprxhkmb7">
+            <w:hyperlink w:history="1" r:id="rIdo4xpmxri7cucxx91ewc-a">
               <w:r>
                 <w:rPr>
                   <w:rFonts w:ascii="Arial" w:cs="Arial" w:eastAsia="Arial" w:hAnsi="Arial"/>
@@ -15955,7 +16362,7 @@
             <w:pPr>
               <w:spacing w:after="20" w:before="0"/>
             </w:pPr>
-            <w:hyperlink w:history="1" r:id="rIdujaakytiuvhpie1h1nznu">
+            <w:hyperlink w:history="1" r:id="rIdnppwney0muzjdvixapkbl">
               <w:r>
                 <w:rPr>
                   <w:rFonts w:ascii="Arial" w:cs="Arial" w:eastAsia="Arial" w:hAnsi="Arial"/>
@@ -15988,7 +16395,7 @@
               <w:spacing w:after="10" w:before="0"/>
               <w:ind w:left="120"/>
             </w:pPr>
-            <w:hyperlink w:history="1" r:id="rIdoybemsakfaazwmvusguj0">
+            <w:hyperlink w:history="1" r:id="rIdyvf3dr5hzwuabihtkaoed">
               <w:r>
                 <w:rPr>
                   <w:rFonts w:ascii="Arial" w:cs="Arial" w:eastAsia="Arial" w:hAnsi="Arial"/>
@@ -16033,7 +16440,7 @@
             <w:pPr>
               <w:spacing w:after="20" w:before="0"/>
             </w:pPr>
-            <w:hyperlink w:history="1" r:id="rIdtoithc6orebhdczn3_n_r">
+            <w:hyperlink w:history="1" r:id="rIdpuhcto_km25bgddxkwkis">
               <w:r>
                 <w:rPr>
                   <w:rFonts w:ascii="Arial" w:cs="Arial" w:eastAsia="Arial" w:hAnsi="Arial"/>
@@ -16066,7 +16473,7 @@
               <w:spacing w:after="10" w:before="0"/>
               <w:ind w:left="120"/>
             </w:pPr>
-            <w:hyperlink w:history="1" r:id="rIdm6kvdaw3clu6bddoxuby5">
+            <w:hyperlink w:history="1" r:id="rIdevqyy7rys5cklno9befmb">
               <w:r>
                 <w:rPr>
                   <w:rFonts w:ascii="Arial" w:cs="Arial" w:eastAsia="Arial" w:hAnsi="Arial"/>
@@ -16261,7 +16668,7 @@
             <w:pPr>
               <w:spacing w:after="20" w:before="0"/>
             </w:pPr>
-            <w:hyperlink w:history="1" r:id="rIdwszhbau3tuuy3jjiguwjv">
+            <w:hyperlink w:history="1" r:id="rIditpasjit-biucqfqzryx8">
               <w:r>
                 <w:rPr>
                   <w:rFonts w:ascii="Arial" w:cs="Arial" w:eastAsia="Arial" w:hAnsi="Arial"/>
@@ -16294,7 +16701,7 @@
               <w:spacing w:after="10" w:before="0"/>
               <w:ind w:left="120"/>
             </w:pPr>
-            <w:hyperlink w:history="1" r:id="rId-khbbhwejjvrwzttepc0z">
+            <w:hyperlink w:history="1" r:id="rId8xupclec_3zqz7ezif5qk">
               <w:r>
                 <w:rPr>
                   <w:rFonts w:ascii="Arial" w:cs="Arial" w:eastAsia="Arial" w:hAnsi="Arial"/>
@@ -16339,7 +16746,7 @@
             <w:pPr>
               <w:spacing w:after="20" w:before="0"/>
             </w:pPr>
-            <w:hyperlink w:history="1" r:id="rIdsig_ycdafgjjccxmjliog">
+            <w:hyperlink w:history="1" r:id="rIdx4ckfoqyntrt8evhmw4le">
               <w:r>
                 <w:rPr>
                   <w:rFonts w:ascii="Arial" w:cs="Arial" w:eastAsia="Arial" w:hAnsi="Arial"/>
@@ -16372,7 +16779,7 @@
               <w:spacing w:after="10" w:before="0"/>
               <w:ind w:left="120"/>
             </w:pPr>
-            <w:hyperlink w:history="1" r:id="rId_dwqthyoqma9veb6tao2b">
+            <w:hyperlink w:history="1" r:id="rIdmsv0viryc-seitdin1knz">
               <w:r>
                 <w:rPr>
                   <w:rFonts w:ascii="Arial" w:cs="Arial" w:eastAsia="Arial" w:hAnsi="Arial"/>
@@ -16868,6 +17275,65 @@
         </w:tc>
       </w:tr>
     </w:tbl>
+    <w:p>
+      <w:pPr>
+        <w:pBdr>
+          <w:top w:val="single" w:color="BBBBBB" w:sz="4" w:space="4"/>
+        </w:pBdr>
+        <w:spacing w:after="0" w:before="160"/>
+      </w:pPr>
+      <w:r>
+        <w:rPr>
+          <w:rFonts w:ascii="Arial" w:cs="Arial" w:eastAsia="Arial" w:hAnsi="Arial"/>
+          <w:color w:val="666666"/>
+          <w:sz w:val="14"/>
+          <w:szCs w:val="14"/>
+        </w:rPr>
+        <w:t xml:space="preserve">© 2026 SeaVuria and ARES. Aligned with KICD objectives. Developed by SeaVuria; technical implementation by ARES (with AI assistance from Claude). Licensed under </w:t>
+      </w:r>
+      <w:hyperlink w:history="1" r:id="rIdglpfnaov1yvfazeoxibap">
+        <w:r>
+          <w:rPr>
+            <w:rFonts w:ascii="Arial" w:cs="Arial" w:eastAsia="Arial" w:hAnsi="Arial"/>
+            <w:color w:val="1F6B75"/>
+            <w:sz w:val="14"/>
+            <w:szCs w:val="14"/>
+            <w:u w:val="single" w:color="1F6B75"/>
+          </w:rPr>
+          <w:t xml:space="preserve">CC BY-NC 4.0</w:t>
+        </w:r>
+      </w:hyperlink>
+      <w:r>
+        <w:rPr>
+          <w:rFonts w:ascii="Arial" w:cs="Arial" w:eastAsia="Arial" w:hAnsi="Arial"/>
+          <w:color w:val="666666"/>
+          <w:sz w:val="14"/>
+          <w:szCs w:val="14"/>
+        </w:rPr>
+        <w:t xml:space="preserve"> (</w:t>
+      </w:r>
+      <w:hyperlink w:history="1" r:id="rId80w_1shke8b_ojmz5ebyh">
+        <w:r>
+          <w:rPr>
+            <w:rFonts w:ascii="Arial" w:cs="Arial" w:eastAsia="Arial" w:hAnsi="Arial"/>
+            <w:color w:val="1F6B75"/>
+            <w:sz w:val="14"/>
+            <w:szCs w:val="14"/>
+            <w:u w:val="single" w:color="1F6B75"/>
+          </w:rPr>
+          <w:t xml:space="preserve">https://creativecommons.org/licenses/by-nc/4.0/</w:t>
+        </w:r>
+      </w:hyperlink>
+      <w:r>
+        <w:rPr>
+          <w:rFonts w:ascii="Arial" w:cs="Arial" w:eastAsia="Arial" w:hAnsi="Arial"/>
+          <w:color w:val="666666"/>
+          <w:sz w:val="14"/>
+          <w:szCs w:val="14"/>
+        </w:rPr>
+        <w:t xml:space="preserve">).</w:t>
+      </w:r>
+    </w:p>
     <w:p>
       <w:r>
         <w:br w:type="page"/>
@@ -17859,7 +18325,7 @@
             <w:pPr>
               <w:spacing w:after="20" w:before="0"/>
             </w:pPr>
-            <w:hyperlink w:history="1" r:id="rId7ntg4omrqg4bkozedknwz">
+            <w:hyperlink w:history="1" r:id="rIddpihagsfwblwlntp9cmr2">
               <w:r>
                 <w:rPr>
                   <w:rFonts w:ascii="Arial" w:cs="Arial" w:eastAsia="Arial" w:hAnsi="Arial"/>
@@ -17892,7 +18358,7 @@
               <w:spacing w:after="10" w:before="0"/>
               <w:ind w:left="120"/>
             </w:pPr>
-            <w:hyperlink w:history="1" r:id="rIdnl9cwrmovcdnyirzaop2o">
+            <w:hyperlink w:history="1" r:id="rIdtyrwtpln_-mac6g-nmtal">
               <w:r>
                 <w:rPr>
                   <w:rFonts w:ascii="Arial" w:cs="Arial" w:eastAsia="Arial" w:hAnsi="Arial"/>
@@ -17937,7 +18403,7 @@
             <w:pPr>
               <w:spacing w:after="20" w:before="0"/>
             </w:pPr>
-            <w:hyperlink w:history="1" r:id="rIdh2jiac7hjzep8xn5tacvz">
+            <w:hyperlink w:history="1" r:id="rIdoxmokaky6ixkh9p07wp0d">
               <w:r>
                 <w:rPr>
                   <w:rFonts w:ascii="Arial" w:cs="Arial" w:eastAsia="Arial" w:hAnsi="Arial"/>
@@ -17970,7 +18436,7 @@
               <w:spacing w:after="10" w:before="0"/>
               <w:ind w:left="120"/>
             </w:pPr>
-            <w:hyperlink w:history="1" r:id="rIduy3gue5rs5kkc8catfxvr">
+            <w:hyperlink w:history="1" r:id="rId15xwqoktu9hnknoyik3uh">
               <w:r>
                 <w:rPr>
                   <w:rFonts w:ascii="Arial" w:cs="Arial" w:eastAsia="Arial" w:hAnsi="Arial"/>
@@ -18165,7 +18631,7 @@
             <w:pPr>
               <w:spacing w:after="20" w:before="0"/>
             </w:pPr>
-            <w:hyperlink w:history="1" r:id="rId5fjqmcjqevsv97gp__vop">
+            <w:hyperlink w:history="1" r:id="rIde3jcvigtrh4nd2fistiy6">
               <w:r>
                 <w:rPr>
                   <w:rFonts w:ascii="Arial" w:cs="Arial" w:eastAsia="Arial" w:hAnsi="Arial"/>
@@ -18198,7 +18664,7 @@
               <w:spacing w:after="10" w:before="0"/>
               <w:ind w:left="120"/>
             </w:pPr>
-            <w:hyperlink w:history="1" r:id="rIdoovoqikyogux_vhztifo2">
+            <w:hyperlink w:history="1" r:id="rIdov1lbxzfqpczrwtz0drmb">
               <w:r>
                 <w:rPr>
                   <w:rFonts w:ascii="Arial" w:cs="Arial" w:eastAsia="Arial" w:hAnsi="Arial"/>
@@ -18243,7 +18709,7 @@
             <w:pPr>
               <w:spacing w:after="20" w:before="0"/>
             </w:pPr>
-            <w:hyperlink w:history="1" r:id="rId46eqd50z4oyfvxvalcipi">
+            <w:hyperlink w:history="1" r:id="rIdpz89peyxrmiut5zt5uuyj">
               <w:r>
                 <w:rPr>
                   <w:rFonts w:ascii="Arial" w:cs="Arial" w:eastAsia="Arial" w:hAnsi="Arial"/>
@@ -18276,7 +18742,7 @@
               <w:spacing w:after="10" w:before="0"/>
               <w:ind w:left="120"/>
             </w:pPr>
-            <w:hyperlink w:history="1" r:id="rId2jqwants5xuzt9s8w_hdx">
+            <w:hyperlink w:history="1" r:id="rId9k550xabp9gmwyymvlqks">
               <w:r>
                 <w:rPr>
                   <w:rFonts w:ascii="Arial" w:cs="Arial" w:eastAsia="Arial" w:hAnsi="Arial"/>
@@ -18471,7 +18937,7 @@
             <w:pPr>
               <w:spacing w:after="20" w:before="0"/>
             </w:pPr>
-            <w:hyperlink w:history="1" r:id="rIdpljeiiw2l5nwgxicxe_mg">
+            <w:hyperlink w:history="1" r:id="rId6h6fjf1987fbkwy6ka5e_">
               <w:r>
                 <w:rPr>
                   <w:rFonts w:ascii="Arial" w:cs="Arial" w:eastAsia="Arial" w:hAnsi="Arial"/>
@@ -18504,7 +18970,7 @@
               <w:spacing w:after="10" w:before="0"/>
               <w:ind w:left="120"/>
             </w:pPr>
-            <w:hyperlink w:history="1" r:id="rIdcrmobcjqi9aezkvcqnutg">
+            <w:hyperlink w:history="1" r:id="rIdq8payirg7xkfppbcuer5y">
               <w:r>
                 <w:rPr>
                   <w:rFonts w:ascii="Arial" w:cs="Arial" w:eastAsia="Arial" w:hAnsi="Arial"/>
@@ -18549,7 +19015,7 @@
             <w:pPr>
               <w:spacing w:after="20" w:before="0"/>
             </w:pPr>
-            <w:hyperlink w:history="1" r:id="rIdn4qjqcw5f5nbiywae-6ny">
+            <w:hyperlink w:history="1" r:id="rIdl_mhawt6t-bynrorsjr32">
               <w:r>
                 <w:rPr>
                   <w:rFonts w:ascii="Arial" w:cs="Arial" w:eastAsia="Arial" w:hAnsi="Arial"/>
@@ -18582,7 +19048,7 @@
               <w:spacing w:after="10" w:before="0"/>
               <w:ind w:left="120"/>
             </w:pPr>
-            <w:hyperlink w:history="1" r:id="rIdaupnrhsve5clnumirl4tl">
+            <w:hyperlink w:history="1" r:id="rIdexbjqw2-2ivoux5d5ymdw">
               <w:r>
                 <w:rPr>
                   <w:rFonts w:ascii="Arial" w:cs="Arial" w:eastAsia="Arial" w:hAnsi="Arial"/>
@@ -18777,7 +19243,7 @@
             <w:pPr>
               <w:spacing w:after="20" w:before="0"/>
             </w:pPr>
-            <w:hyperlink w:history="1" r:id="rIdxcjwgjspvvhcky9jwax7r">
+            <w:hyperlink w:history="1" r:id="rIdrpdndmwjybkwileprnmyl">
               <w:r>
                 <w:rPr>
                   <w:rFonts w:ascii="Arial" w:cs="Arial" w:eastAsia="Arial" w:hAnsi="Arial"/>
@@ -18810,7 +19276,7 @@
               <w:spacing w:after="10" w:before="0"/>
               <w:ind w:left="120"/>
             </w:pPr>
-            <w:hyperlink w:history="1" r:id="rIdcpm6jbe2vcxeipkpru8gx">
+            <w:hyperlink w:history="1" r:id="rIdgpvvdz1wzyqx_5lezcggm">
               <w:r>
                 <w:rPr>
                   <w:rFonts w:ascii="Arial" w:cs="Arial" w:eastAsia="Arial" w:hAnsi="Arial"/>
@@ -18855,7 +19321,7 @@
             <w:pPr>
               <w:spacing w:after="20" w:before="0"/>
             </w:pPr>
-            <w:hyperlink w:history="1" r:id="rIdjzvick3vhu5rs-pw_yw9m">
+            <w:hyperlink w:history="1" r:id="rIdn1mnjbesetoqusd-7phy9">
               <w:r>
                 <w:rPr>
                   <w:rFonts w:ascii="Arial" w:cs="Arial" w:eastAsia="Arial" w:hAnsi="Arial"/>
@@ -18888,7 +19354,7 @@
               <w:spacing w:after="10" w:before="0"/>
               <w:ind w:left="120"/>
             </w:pPr>
-            <w:hyperlink w:history="1" r:id="rIdpmnvcsnzzxkgkp_riv4ch">
+            <w:hyperlink w:history="1" r:id="rIdwob3vt1sde109g8v-k7u2">
               <w:r>
                 <w:rPr>
                   <w:rFonts w:ascii="Arial" w:cs="Arial" w:eastAsia="Arial" w:hAnsi="Arial"/>
@@ -19083,7 +19549,7 @@
             <w:pPr>
               <w:spacing w:after="20" w:before="0"/>
             </w:pPr>
-            <w:hyperlink w:history="1" r:id="rIddm1mkgry_duxicdcs4dlz">
+            <w:hyperlink w:history="1" r:id="rId_elxabs83qdaoi0hffcj7">
               <w:r>
                 <w:rPr>
                   <w:rFonts w:ascii="Arial" w:cs="Arial" w:eastAsia="Arial" w:hAnsi="Arial"/>
@@ -19116,7 +19582,7 @@
               <w:spacing w:after="10" w:before="0"/>
               <w:ind w:left="120"/>
             </w:pPr>
-            <w:hyperlink w:history="1" r:id="rIdkeb1uon3hsv7rsgiztzwr">
+            <w:hyperlink w:history="1" r:id="rIdpita0waffibrvm7mrpiez">
               <w:r>
                 <w:rPr>
                   <w:rFonts w:ascii="Arial" w:cs="Arial" w:eastAsia="Arial" w:hAnsi="Arial"/>
@@ -19161,7 +19627,7 @@
             <w:pPr>
               <w:spacing w:after="20" w:before="0"/>
             </w:pPr>
-            <w:hyperlink w:history="1" r:id="rIdh1xhi8e-ommg9drvfjtce">
+            <w:hyperlink w:history="1" r:id="rIdlkn0kwxas2uwb7iyf_4yo">
               <w:r>
                 <w:rPr>
                   <w:rFonts w:ascii="Arial" w:cs="Arial" w:eastAsia="Arial" w:hAnsi="Arial"/>
@@ -19194,7 +19660,7 @@
               <w:spacing w:after="10" w:before="0"/>
               <w:ind w:left="120"/>
             </w:pPr>
-            <w:hyperlink w:history="1" r:id="rIdd9xtcaloljvezjnsazvgg">
+            <w:hyperlink w:history="1" r:id="rIdqjnfwleguu2m_qcg9omen">
               <w:r>
                 <w:rPr>
                   <w:rFonts w:ascii="Arial" w:cs="Arial" w:eastAsia="Arial" w:hAnsi="Arial"/>
@@ -19690,6 +20156,65 @@
         </w:tc>
       </w:tr>
     </w:tbl>
+    <w:p>
+      <w:pPr>
+        <w:pBdr>
+          <w:top w:val="single" w:color="BBBBBB" w:sz="4" w:space="4"/>
+        </w:pBdr>
+        <w:spacing w:after="0" w:before="160"/>
+      </w:pPr>
+      <w:r>
+        <w:rPr>
+          <w:rFonts w:ascii="Arial" w:cs="Arial" w:eastAsia="Arial" w:hAnsi="Arial"/>
+          <w:color w:val="666666"/>
+          <w:sz w:val="14"/>
+          <w:szCs w:val="14"/>
+        </w:rPr>
+        <w:t xml:space="preserve">© 2026 SeaVuria and ARES. Aligned with KICD objectives. Developed by SeaVuria; technical implementation by ARES (with AI assistance from Claude). Licensed under </w:t>
+      </w:r>
+      <w:hyperlink w:history="1" r:id="rIde8nzn54xhrvejfljbwmtx">
+        <w:r>
+          <w:rPr>
+            <w:rFonts w:ascii="Arial" w:cs="Arial" w:eastAsia="Arial" w:hAnsi="Arial"/>
+            <w:color w:val="1F6B75"/>
+            <w:sz w:val="14"/>
+            <w:szCs w:val="14"/>
+            <w:u w:val="single" w:color="1F6B75"/>
+          </w:rPr>
+          <w:t xml:space="preserve">CC BY-NC 4.0</w:t>
+        </w:r>
+      </w:hyperlink>
+      <w:r>
+        <w:rPr>
+          <w:rFonts w:ascii="Arial" w:cs="Arial" w:eastAsia="Arial" w:hAnsi="Arial"/>
+          <w:color w:val="666666"/>
+          <w:sz w:val="14"/>
+          <w:szCs w:val="14"/>
+        </w:rPr>
+        <w:t xml:space="preserve"> (</w:t>
+      </w:r>
+      <w:hyperlink w:history="1" r:id="rIdxehmm-u290prrmo9k1edx">
+        <w:r>
+          <w:rPr>
+            <w:rFonts w:ascii="Arial" w:cs="Arial" w:eastAsia="Arial" w:hAnsi="Arial"/>
+            <w:color w:val="1F6B75"/>
+            <w:sz w:val="14"/>
+            <w:szCs w:val="14"/>
+            <w:u w:val="single" w:color="1F6B75"/>
+          </w:rPr>
+          <w:t xml:space="preserve">https://creativecommons.org/licenses/by-nc/4.0/</w:t>
+        </w:r>
+      </w:hyperlink>
+      <w:r>
+        <w:rPr>
+          <w:rFonts w:ascii="Arial" w:cs="Arial" w:eastAsia="Arial" w:hAnsi="Arial"/>
+          <w:color w:val="666666"/>
+          <w:sz w:val="14"/>
+          <w:szCs w:val="14"/>
+        </w:rPr>
+        <w:t xml:space="preserve">).</w:t>
+      </w:r>
+    </w:p>
     <w:p>
       <w:r>
         <w:br w:type="page"/>
@@ -20681,7 +21206,7 @@
             <w:pPr>
               <w:spacing w:after="20" w:before="0"/>
             </w:pPr>
-            <w:hyperlink w:history="1" r:id="rId9gexgznkhydeuvwtgzw_d">
+            <w:hyperlink w:history="1" r:id="rIdxyzerijxlg1nfstu1o3ot">
               <w:r>
                 <w:rPr>
                   <w:rFonts w:ascii="Arial" w:cs="Arial" w:eastAsia="Arial" w:hAnsi="Arial"/>
@@ -20714,7 +21239,7 @@
               <w:spacing w:after="10" w:before="0"/>
               <w:ind w:left="120"/>
             </w:pPr>
-            <w:hyperlink w:history="1" r:id="rId2ac1kszbcbznawk5qld7i">
+            <w:hyperlink w:history="1" r:id="rIdab4tif19ysmp1zt5nrrub">
               <w:r>
                 <w:rPr>
                   <w:rFonts w:ascii="Arial" w:cs="Arial" w:eastAsia="Arial" w:hAnsi="Arial"/>
@@ -20759,7 +21284,7 @@
             <w:pPr>
               <w:spacing w:after="20" w:before="0"/>
             </w:pPr>
-            <w:hyperlink w:history="1" r:id="rIds_khlfn1rohrvo3qimxs-">
+            <w:hyperlink w:history="1" r:id="rIdxzitzc9xntboad9izt8uf">
               <w:r>
                 <w:rPr>
                   <w:rFonts w:ascii="Arial" w:cs="Arial" w:eastAsia="Arial" w:hAnsi="Arial"/>
@@ -20792,7 +21317,7 @@
               <w:spacing w:after="10" w:before="0"/>
               <w:ind w:left="120"/>
             </w:pPr>
-            <w:hyperlink w:history="1" r:id="rIdv87z_bqjekanqzafq8wkc">
+            <w:hyperlink w:history="1" r:id="rIdbqywu-iec6lwxn4reuo3o">
               <w:r>
                 <w:rPr>
                   <w:rFonts w:ascii="Arial" w:cs="Arial" w:eastAsia="Arial" w:hAnsi="Arial"/>
@@ -20987,7 +21512,7 @@
             <w:pPr>
               <w:spacing w:after="20" w:before="0"/>
             </w:pPr>
-            <w:hyperlink w:history="1" r:id="rIdsqyrbmmil71x5bd1igefg">
+            <w:hyperlink w:history="1" r:id="rIdyfx_l96xlj-6tubdx8sn-">
               <w:r>
                 <w:rPr>
                   <w:rFonts w:ascii="Arial" w:cs="Arial" w:eastAsia="Arial" w:hAnsi="Arial"/>
@@ -21020,7 +21545,7 @@
               <w:spacing w:after="10" w:before="0"/>
               <w:ind w:left="120"/>
             </w:pPr>
-            <w:hyperlink w:history="1" r:id="rIdbwvt09jcasifjvj19pfmz">
+            <w:hyperlink w:history="1" r:id="rIdrpir8bfxjopy309vrh2cd">
               <w:r>
                 <w:rPr>
                   <w:rFonts w:ascii="Arial" w:cs="Arial" w:eastAsia="Arial" w:hAnsi="Arial"/>
@@ -21065,7 +21590,7 @@
             <w:pPr>
               <w:spacing w:after="20" w:before="0"/>
             </w:pPr>
-            <w:hyperlink w:history="1" r:id="rIdweof6ht2guq45vn-y4x2e">
+            <w:hyperlink w:history="1" r:id="rId3ciu27kbsrj69gx6nd_sb">
               <w:r>
                 <w:rPr>
                   <w:rFonts w:ascii="Arial" w:cs="Arial" w:eastAsia="Arial" w:hAnsi="Arial"/>
@@ -21098,7 +21623,7 @@
               <w:spacing w:after="10" w:before="0"/>
               <w:ind w:left="120"/>
             </w:pPr>
-            <w:hyperlink w:history="1" r:id="rIdrkftb9i3_nl-cqt2owswo">
+            <w:hyperlink w:history="1" r:id="rIda8uoftstauuy5e2xwt858">
               <w:r>
                 <w:rPr>
                   <w:rFonts w:ascii="Arial" w:cs="Arial" w:eastAsia="Arial" w:hAnsi="Arial"/>
@@ -21407,7 +21932,7 @@
             <w:pPr>
               <w:spacing w:after="20" w:before="0"/>
             </w:pPr>
-            <w:hyperlink w:history="1" r:id="rId5hak_bhzeydrrybmkjkuv">
+            <w:hyperlink w:history="1" r:id="rIdtaz3s7w90cdegdicysluh">
               <w:r>
                 <w:rPr>
                   <w:rFonts w:ascii="Arial" w:cs="Arial" w:eastAsia="Arial" w:hAnsi="Arial"/>
@@ -21440,7 +21965,7 @@
               <w:spacing w:after="10" w:before="0"/>
               <w:ind w:left="120"/>
             </w:pPr>
-            <w:hyperlink w:history="1" r:id="rIdj1arz2sz8ah3qrghvrzdv">
+            <w:hyperlink w:history="1" r:id="rIds_yosmmlr_64ykpdhms6m">
               <w:r>
                 <w:rPr>
                   <w:rFonts w:ascii="Arial" w:cs="Arial" w:eastAsia="Arial" w:hAnsi="Arial"/>
@@ -21485,7 +22010,7 @@
             <w:pPr>
               <w:spacing w:after="20" w:before="0"/>
             </w:pPr>
-            <w:hyperlink w:history="1" r:id="rIdpq9d0e6uaayjgvsqktiwn">
+            <w:hyperlink w:history="1" r:id="rIdgnbtb7gjq2ohoo-fj77ib">
               <w:r>
                 <w:rPr>
                   <w:rFonts w:ascii="Arial" w:cs="Arial" w:eastAsia="Arial" w:hAnsi="Arial"/>
@@ -21518,7 +22043,7 @@
               <w:spacing w:after="10" w:before="0"/>
               <w:ind w:left="120"/>
             </w:pPr>
-            <w:hyperlink w:history="1" r:id="rIddsxiawbivcmeeyvyt39em">
+            <w:hyperlink w:history="1" r:id="rIdfnridmhucwktczhexuoiu">
               <w:r>
                 <w:rPr>
                   <w:rFonts w:ascii="Arial" w:cs="Arial" w:eastAsia="Arial" w:hAnsi="Arial"/>
@@ -21789,7 +22314,7 @@
             <w:pPr>
               <w:spacing w:after="20" w:before="0"/>
             </w:pPr>
-            <w:hyperlink w:history="1" r:id="rIdlncw7dmkqmtt5ufxz0rw4">
+            <w:hyperlink w:history="1" r:id="rIdxy8prai5nblhq0wloupsx">
               <w:r>
                 <w:rPr>
                   <w:rFonts w:ascii="Arial" w:cs="Arial" w:eastAsia="Arial" w:hAnsi="Arial"/>
@@ -21822,7 +22347,7 @@
               <w:spacing w:after="10" w:before="0"/>
               <w:ind w:left="120"/>
             </w:pPr>
-            <w:hyperlink w:history="1" r:id="rIdpzc4nfwxh0vb8-3ubteqk">
+            <w:hyperlink w:history="1" r:id="rIdplhdiasiz2e7ssdioh-mr">
               <w:r>
                 <w:rPr>
                   <w:rFonts w:ascii="Arial" w:cs="Arial" w:eastAsia="Arial" w:hAnsi="Arial"/>
@@ -21867,7 +22392,7 @@
             <w:pPr>
               <w:spacing w:after="20" w:before="0"/>
             </w:pPr>
-            <w:hyperlink w:history="1" r:id="rIdvwmm4pc7cx9pwogtpdtws">
+            <w:hyperlink w:history="1" r:id="rIdhiebn5w2junl7vndnnznt">
               <w:r>
                 <w:rPr>
                   <w:rFonts w:ascii="Arial" w:cs="Arial" w:eastAsia="Arial" w:hAnsi="Arial"/>
@@ -21900,7 +22425,7 @@
               <w:spacing w:after="10" w:before="0"/>
               <w:ind w:left="120"/>
             </w:pPr>
-            <w:hyperlink w:history="1" r:id="rId6jpqxncc9z74eay_xi7pe">
+            <w:hyperlink w:history="1" r:id="rIdehilvxejeqvdqbc9ubpwt">
               <w:r>
                 <w:rPr>
                   <w:rFonts w:ascii="Arial" w:cs="Arial" w:eastAsia="Arial" w:hAnsi="Arial"/>
@@ -22133,7 +22658,7 @@
             <w:pPr>
               <w:spacing w:after="20" w:before="0"/>
             </w:pPr>
-            <w:hyperlink w:history="1" r:id="rIdygee-xlontykqdgh918yf">
+            <w:hyperlink w:history="1" r:id="rIdzyngh4blonqy6jup0hxry">
               <w:r>
                 <w:rPr>
                   <w:rFonts w:ascii="Arial" w:cs="Arial" w:eastAsia="Arial" w:hAnsi="Arial"/>
@@ -22166,7 +22691,7 @@
               <w:spacing w:after="10" w:before="0"/>
               <w:ind w:left="120"/>
             </w:pPr>
-            <w:hyperlink w:history="1" r:id="rIdy6ce11w8_j6lt_tpyfwuk">
+            <w:hyperlink w:history="1" r:id="rId20juur8ngdfkzltew4lip">
               <w:r>
                 <w:rPr>
                   <w:rFonts w:ascii="Arial" w:cs="Arial" w:eastAsia="Arial" w:hAnsi="Arial"/>
@@ -22211,7 +22736,7 @@
             <w:pPr>
               <w:spacing w:after="20" w:before="0"/>
             </w:pPr>
-            <w:hyperlink w:history="1" r:id="rIdoeif6diuvinkv3rg1-fyr">
+            <w:hyperlink w:history="1" r:id="rIdbvsdvuipxq2xup4xxh5mp">
               <w:r>
                 <w:rPr>
                   <w:rFonts w:ascii="Arial" w:cs="Arial" w:eastAsia="Arial" w:hAnsi="Arial"/>
@@ -22244,7 +22769,7 @@
               <w:spacing w:after="10" w:before="0"/>
               <w:ind w:left="120"/>
             </w:pPr>
-            <w:hyperlink w:history="1" r:id="rIdisqfgvzb2muxkyi708yqm">
+            <w:hyperlink w:history="1" r:id="rId2i3sjr_luonwu-lzpx7dj">
               <w:r>
                 <w:rPr>
                   <w:rFonts w:ascii="Arial" w:cs="Arial" w:eastAsia="Arial" w:hAnsi="Arial"/>
@@ -22835,6 +23360,65 @@
         </w:tc>
       </w:tr>
     </w:tbl>
+    <w:p>
+      <w:pPr>
+        <w:pBdr>
+          <w:top w:val="single" w:color="BBBBBB" w:sz="4" w:space="4"/>
+        </w:pBdr>
+        <w:spacing w:after="0" w:before="160"/>
+      </w:pPr>
+      <w:r>
+        <w:rPr>
+          <w:rFonts w:ascii="Arial" w:cs="Arial" w:eastAsia="Arial" w:hAnsi="Arial"/>
+          <w:color w:val="666666"/>
+          <w:sz w:val="14"/>
+          <w:szCs w:val="14"/>
+        </w:rPr>
+        <w:t xml:space="preserve">© 2026 SeaVuria and ARES. Aligned with KICD objectives. Developed by SeaVuria; technical implementation by ARES (with AI assistance from Claude). Licensed under </w:t>
+      </w:r>
+      <w:hyperlink w:history="1" r:id="rIdv4x3qmz1vo84z-17fypek">
+        <w:r>
+          <w:rPr>
+            <w:rFonts w:ascii="Arial" w:cs="Arial" w:eastAsia="Arial" w:hAnsi="Arial"/>
+            <w:color w:val="1F6B75"/>
+            <w:sz w:val="14"/>
+            <w:szCs w:val="14"/>
+            <w:u w:val="single" w:color="1F6B75"/>
+          </w:rPr>
+          <w:t xml:space="preserve">CC BY-NC 4.0</w:t>
+        </w:r>
+      </w:hyperlink>
+      <w:r>
+        <w:rPr>
+          <w:rFonts w:ascii="Arial" w:cs="Arial" w:eastAsia="Arial" w:hAnsi="Arial"/>
+          <w:color w:val="666666"/>
+          <w:sz w:val="14"/>
+          <w:szCs w:val="14"/>
+        </w:rPr>
+        <w:t xml:space="preserve"> (</w:t>
+      </w:r>
+      <w:hyperlink w:history="1" r:id="rIdl79tskpma5i5gi8orstou">
+        <w:r>
+          <w:rPr>
+            <w:rFonts w:ascii="Arial" w:cs="Arial" w:eastAsia="Arial" w:hAnsi="Arial"/>
+            <w:color w:val="1F6B75"/>
+            <w:sz w:val="14"/>
+            <w:szCs w:val="14"/>
+            <w:u w:val="single" w:color="1F6B75"/>
+          </w:rPr>
+          <w:t xml:space="preserve">https://creativecommons.org/licenses/by-nc/4.0/</w:t>
+        </w:r>
+      </w:hyperlink>
+      <w:r>
+        <w:rPr>
+          <w:rFonts w:ascii="Arial" w:cs="Arial" w:eastAsia="Arial" w:hAnsi="Arial"/>
+          <w:color w:val="666666"/>
+          <w:sz w:val="14"/>
+          <w:szCs w:val="14"/>
+        </w:rPr>
+        <w:t xml:space="preserve">).</w:t>
+      </w:r>
+    </w:p>
     <w:p>
       <w:r>
         <w:br w:type="page"/>
@@ -23826,7 +24410,7 @@
             <w:pPr>
               <w:spacing w:after="20" w:before="0"/>
             </w:pPr>
-            <w:hyperlink w:history="1" r:id="rId-bioyed3xvrsff4n-bbf6">
+            <w:hyperlink w:history="1" r:id="rIdk3msb3tv8fzk3vsknm7s3">
               <w:r>
                 <w:rPr>
                   <w:rFonts w:ascii="Arial" w:cs="Arial" w:eastAsia="Arial" w:hAnsi="Arial"/>
@@ -23859,7 +24443,7 @@
               <w:spacing w:after="10" w:before="0"/>
               <w:ind w:left="120"/>
             </w:pPr>
-            <w:hyperlink w:history="1" r:id="rIds7byfsz3fsnr74ccxnovr">
+            <w:hyperlink w:history="1" r:id="rId8xsas-fevv742smxklnyt">
               <w:r>
                 <w:rPr>
                   <w:rFonts w:ascii="Arial" w:cs="Arial" w:eastAsia="Arial" w:hAnsi="Arial"/>
@@ -23904,7 +24488,7 @@
             <w:pPr>
               <w:spacing w:after="20" w:before="0"/>
             </w:pPr>
-            <w:hyperlink w:history="1" r:id="rIduaxef6lu3iicmdlurzira">
+            <w:hyperlink w:history="1" r:id="rId23b8dqawahydws8xujwhn">
               <w:r>
                 <w:rPr>
                   <w:rFonts w:ascii="Arial" w:cs="Arial" w:eastAsia="Arial" w:hAnsi="Arial"/>
@@ -23937,7 +24521,7 @@
               <w:spacing w:after="10" w:before="0"/>
               <w:ind w:left="120"/>
             </w:pPr>
-            <w:hyperlink w:history="1" r:id="rId4cquovk3otbgzzlvj07vo">
+            <w:hyperlink w:history="1" r:id="rIddwzh3m8d-ejvplpu-xy7i">
               <w:r>
                 <w:rPr>
                   <w:rFonts w:ascii="Arial" w:cs="Arial" w:eastAsia="Arial" w:hAnsi="Arial"/>
@@ -24132,7 +24716,7 @@
             <w:pPr>
               <w:spacing w:after="20" w:before="0"/>
             </w:pPr>
-            <w:hyperlink w:history="1" r:id="rIdphdnnzvoprhutnsuc5vdr">
+            <w:hyperlink w:history="1" r:id="rIdogsp6iyje7ewgn0qykc5t">
               <w:r>
                 <w:rPr>
                   <w:rFonts w:ascii="Arial" w:cs="Arial" w:eastAsia="Arial" w:hAnsi="Arial"/>
@@ -24165,7 +24749,7 @@
               <w:spacing w:after="10" w:before="0"/>
               <w:ind w:left="120"/>
             </w:pPr>
-            <w:hyperlink w:history="1" r:id="rIdgn8pnlg-alrre9c-bmexn">
+            <w:hyperlink w:history="1" r:id="rIdgjtikas_dadh01s3d-r73">
               <w:r>
                 <w:rPr>
                   <w:rFonts w:ascii="Arial" w:cs="Arial" w:eastAsia="Arial" w:hAnsi="Arial"/>
@@ -24210,7 +24794,7 @@
             <w:pPr>
               <w:spacing w:after="20" w:before="0"/>
             </w:pPr>
-            <w:hyperlink w:history="1" r:id="rIdpcn2rlrvcvmhvqzjkl5rt">
+            <w:hyperlink w:history="1" r:id="rIdbcyuzkbuncfdklar8re4p">
               <w:r>
                 <w:rPr>
                   <w:rFonts w:ascii="Arial" w:cs="Arial" w:eastAsia="Arial" w:hAnsi="Arial"/>
@@ -24243,7 +24827,7 @@
               <w:spacing w:after="10" w:before="0"/>
               <w:ind w:left="120"/>
             </w:pPr>
-            <w:hyperlink w:history="1" r:id="rIdvd50fenxkhhzgg7fekzyu">
+            <w:hyperlink w:history="1" r:id="rIdv1l5758s9xkl8rchnkerw">
               <w:r>
                 <w:rPr>
                   <w:rFonts w:ascii="Arial" w:cs="Arial" w:eastAsia="Arial" w:hAnsi="Arial"/>
@@ -24438,7 +25022,7 @@
             <w:pPr>
               <w:spacing w:after="20" w:before="0"/>
             </w:pPr>
-            <w:hyperlink w:history="1" r:id="rIdmmzwo5xqrleaioubguqzy">
+            <w:hyperlink w:history="1" r:id="rIdfaycofo-p93cc234ybftn">
               <w:r>
                 <w:rPr>
                   <w:rFonts w:ascii="Arial" w:cs="Arial" w:eastAsia="Arial" w:hAnsi="Arial"/>
@@ -24471,7 +25055,7 @@
               <w:spacing w:after="10" w:before="0"/>
               <w:ind w:left="120"/>
             </w:pPr>
-            <w:hyperlink w:history="1" r:id="rIdj5yv-gne7pwxeshltwusf">
+            <w:hyperlink w:history="1" r:id="rIduocvcj_uqk4gw7lwqmtoi">
               <w:r>
                 <w:rPr>
                   <w:rFonts w:ascii="Arial" w:cs="Arial" w:eastAsia="Arial" w:hAnsi="Arial"/>
@@ -24516,7 +25100,7 @@
             <w:pPr>
               <w:spacing w:after="20" w:before="0"/>
             </w:pPr>
-            <w:hyperlink w:history="1" r:id="rIdjdojcvaf7mdmvvtshbkz-">
+            <w:hyperlink w:history="1" r:id="rIdtdnewjj7qshg_gk4kimn7">
               <w:r>
                 <w:rPr>
                   <w:rFonts w:ascii="Arial" w:cs="Arial" w:eastAsia="Arial" w:hAnsi="Arial"/>
@@ -24549,7 +25133,7 @@
               <w:spacing w:after="10" w:before="0"/>
               <w:ind w:left="120"/>
             </w:pPr>
-            <w:hyperlink w:history="1" r:id="rId5ucb_cej8khxfktk-rhmz">
+            <w:hyperlink w:history="1" r:id="rIda5y-0-khqyjlfo_uogylo">
               <w:r>
                 <w:rPr>
                   <w:rFonts w:ascii="Arial" w:cs="Arial" w:eastAsia="Arial" w:hAnsi="Arial"/>
@@ -24744,7 +25328,7 @@
             <w:pPr>
               <w:spacing w:after="20" w:before="0"/>
             </w:pPr>
-            <w:hyperlink w:history="1" r:id="rIdklbtzzfku1q3u2gf1fmjr">
+            <w:hyperlink w:history="1" r:id="rIdnshlptixzmk3synqoxiqd">
               <w:r>
                 <w:rPr>
                   <w:rFonts w:ascii="Arial" w:cs="Arial" w:eastAsia="Arial" w:hAnsi="Arial"/>
@@ -24777,7 +25361,7 @@
               <w:spacing w:after="10" w:before="0"/>
               <w:ind w:left="120"/>
             </w:pPr>
-            <w:hyperlink w:history="1" r:id="rIdpv3bslygmiaz9jiveydfz">
+            <w:hyperlink w:history="1" r:id="rIdjkffcwnfz2-jkrvdqbnyz">
               <w:r>
                 <w:rPr>
                   <w:rFonts w:ascii="Arial" w:cs="Arial" w:eastAsia="Arial" w:hAnsi="Arial"/>
@@ -24822,7 +25406,7 @@
             <w:pPr>
               <w:spacing w:after="20" w:before="0"/>
             </w:pPr>
-            <w:hyperlink w:history="1" r:id="rIdsieqepeh5fd9_numrgx0i">
+            <w:hyperlink w:history="1" r:id="rIdec4uvzfcu9wj_0ocm24j8">
               <w:r>
                 <w:rPr>
                   <w:rFonts w:ascii="Arial" w:cs="Arial" w:eastAsia="Arial" w:hAnsi="Arial"/>
@@ -24855,7 +25439,7 @@
               <w:spacing w:after="10" w:before="0"/>
               <w:ind w:left="120"/>
             </w:pPr>
-            <w:hyperlink w:history="1" r:id="rIdw0hloslqyb-vt6qthljtd">
+            <w:hyperlink w:history="1" r:id="rIda5zvofcttyvxeptmpxa-k">
               <w:r>
                 <w:rPr>
                   <w:rFonts w:ascii="Arial" w:cs="Arial" w:eastAsia="Arial" w:hAnsi="Arial"/>
@@ -25050,7 +25634,7 @@
             <w:pPr>
               <w:spacing w:after="20" w:before="0"/>
             </w:pPr>
-            <w:hyperlink w:history="1" r:id="rIdphdcfi7-wlxxgsnd7vzy4">
+            <w:hyperlink w:history="1" r:id="rIdzmfh6210eab9jyhqdj7it">
               <w:r>
                 <w:rPr>
                   <w:rFonts w:ascii="Arial" w:cs="Arial" w:eastAsia="Arial" w:hAnsi="Arial"/>
@@ -25083,7 +25667,7 @@
               <w:spacing w:after="10" w:before="0"/>
               <w:ind w:left="120"/>
             </w:pPr>
-            <w:hyperlink w:history="1" r:id="rId3p4rdpteqhjwywtwxvpum">
+            <w:hyperlink w:history="1" r:id="rIdaid6xcxndbdpw1qw5ugme">
               <w:r>
                 <w:rPr>
                   <w:rFonts w:ascii="Arial" w:cs="Arial" w:eastAsia="Arial" w:hAnsi="Arial"/>
@@ -25128,7 +25712,7 @@
             <w:pPr>
               <w:spacing w:after="20" w:before="0"/>
             </w:pPr>
-            <w:hyperlink w:history="1" r:id="rIdbf2slw7bf9es-meggi79v">
+            <w:hyperlink w:history="1" r:id="rIdcn1ggdsspkc2k96jg3o6h">
               <w:r>
                 <w:rPr>
                   <w:rFonts w:ascii="Arial" w:cs="Arial" w:eastAsia="Arial" w:hAnsi="Arial"/>
@@ -25161,7 +25745,7 @@
               <w:spacing w:after="10" w:before="0"/>
               <w:ind w:left="120"/>
             </w:pPr>
-            <w:hyperlink w:history="1" r:id="rIdn2m-nowwp7hevnfpp3s5x">
+            <w:hyperlink w:history="1" r:id="rIdusti3zu6cwtj9jgxn5wl8">
               <w:r>
                 <w:rPr>
                   <w:rFonts w:ascii="Arial" w:cs="Arial" w:eastAsia="Arial" w:hAnsi="Arial"/>
@@ -25771,6 +26355,65 @@
         </w:tc>
       </w:tr>
     </w:tbl>
+    <w:p>
+      <w:pPr>
+        <w:pBdr>
+          <w:top w:val="single" w:color="BBBBBB" w:sz="4" w:space="4"/>
+        </w:pBdr>
+        <w:spacing w:after="0" w:before="160"/>
+      </w:pPr>
+      <w:r>
+        <w:rPr>
+          <w:rFonts w:ascii="Arial" w:cs="Arial" w:eastAsia="Arial" w:hAnsi="Arial"/>
+          <w:color w:val="666666"/>
+          <w:sz w:val="14"/>
+          <w:szCs w:val="14"/>
+        </w:rPr>
+        <w:t xml:space="preserve">© 2026 SeaVuria and ARES. Aligned with KICD objectives. Developed by SeaVuria; technical implementation by ARES (with AI assistance from Claude). Licensed under </w:t>
+      </w:r>
+      <w:hyperlink w:history="1" r:id="rId0dpg9pwpqsausj2jlxxfa">
+        <w:r>
+          <w:rPr>
+            <w:rFonts w:ascii="Arial" w:cs="Arial" w:eastAsia="Arial" w:hAnsi="Arial"/>
+            <w:color w:val="1F6B75"/>
+            <w:sz w:val="14"/>
+            <w:szCs w:val="14"/>
+            <w:u w:val="single" w:color="1F6B75"/>
+          </w:rPr>
+          <w:t xml:space="preserve">CC BY-NC 4.0</w:t>
+        </w:r>
+      </w:hyperlink>
+      <w:r>
+        <w:rPr>
+          <w:rFonts w:ascii="Arial" w:cs="Arial" w:eastAsia="Arial" w:hAnsi="Arial"/>
+          <w:color w:val="666666"/>
+          <w:sz w:val="14"/>
+          <w:szCs w:val="14"/>
+        </w:rPr>
+        <w:t xml:space="preserve"> (</w:t>
+      </w:r>
+      <w:hyperlink w:history="1" r:id="rIdpxagn8iirqvwkzueovao-">
+        <w:r>
+          <w:rPr>
+            <w:rFonts w:ascii="Arial" w:cs="Arial" w:eastAsia="Arial" w:hAnsi="Arial"/>
+            <w:color w:val="1F6B75"/>
+            <w:sz w:val="14"/>
+            <w:szCs w:val="14"/>
+            <w:u w:val="single" w:color="1F6B75"/>
+          </w:rPr>
+          <w:t xml:space="preserve">https://creativecommons.org/licenses/by-nc/4.0/</w:t>
+        </w:r>
+      </w:hyperlink>
+      <w:r>
+        <w:rPr>
+          <w:rFonts w:ascii="Arial" w:cs="Arial" w:eastAsia="Arial" w:hAnsi="Arial"/>
+          <w:color w:val="666666"/>
+          <w:sz w:val="14"/>
+          <w:szCs w:val="14"/>
+        </w:rPr>
+        <w:t xml:space="preserve">).</w:t>
+      </w:r>
+    </w:p>
     <w:p>
       <w:r>
         <w:br w:type="page"/>

--- a/data/outputs/v2/Essential_Mathematics/SS2.1_Similarity_and_Enlargement/Essential_Mathematics_Similarity_and_Enlargement_CBE_LessonSequence.docx
+++ b/data/outputs/v2/Essential_Mathematics/SS2.1_Similarity_and_Enlargement/Essential_Mathematics_Similarity_and_Enlargement_CBE_LessonSequence.docx
@@ -38,6 +38,2158 @@
           <w:szCs w:val="22"/>
         </w:rPr>
         <w:t xml:space="preserve">CBE Phenomenon-Driven Lesson Sequence — Sub-Strand 2.1 (8 Lessons)</w:t>
+      </w:r>
+    </w:p>
+    <w:p>
+      <w:pPr>
+        <w:spacing w:after="120"/>
+      </w:pPr>
+      <w:r>
+        <w:t xml:space="preserve"/>
+      </w:r>
+    </w:p>
+    <w:tbl>
+      <w:tblPr>
+        <w:tblW w:type="dxa" w:w="13680"/>
+        <w:tblBorders>
+          <w:top w:val="single" w:color="AAAAAA" w:sz="4"/>
+          <w:left w:val="single" w:color="AAAAAA" w:sz="4"/>
+          <w:bottom w:val="single" w:color="AAAAAA" w:sz="4"/>
+          <w:right w:val="single" w:color="AAAAAA" w:sz="4"/>
+          <w:insideH w:val="single" w:color="auto" w:sz="4"/>
+          <w:insideV w:val="single" w:color="auto" w:sz="4"/>
+        </w:tblBorders>
+        <w:tblLayout w:type="fixed"/>
+      </w:tblPr>
+      <w:tblGrid>
+        <w:gridCol w:w="3000"/>
+        <w:gridCol w:w="10680"/>
+      </w:tblGrid>
+      <w:tr>
+        <w:tc>
+          <w:tcPr>
+            <w:tcW w:type="dxa" w:w="13680"/>
+            <w:gridSpan w:val="2"/>
+            <w:shd w:fill="1F3864" w:color="auto" w:val="clear"/>
+            <w:tcMar>
+              <w:top w:type="dxa" w:w="60"/>
+              <w:left w:type="dxa" w:w="120"/>
+              <w:bottom w:type="dxa" w:w="60"/>
+              <w:right w:type="dxa" w:w="120"/>
+            </w:tcMar>
+            <w:vAlign w:val="top"/>
+          </w:tcPr>
+          <w:p>
+            <w:pPr>
+              <w:spacing w:after="40" w:before="0"/>
+              <w:jc w:val="center"/>
+            </w:pPr>
+            <w:r>
+              <w:rPr>
+                <w:rFonts w:ascii="Arial" w:cs="Arial" w:eastAsia="Arial" w:hAnsi="Arial"/>
+                <w:b/>
+                <w:bCs/>
+                <w:i w:val="false"/>
+                <w:iCs w:val="false"/>
+                <w:color w:val="FFFFFF"/>
+                <w:sz w:val="22"/>
+                <w:szCs w:val="22"/>
+              </w:rPr>
+              <w:t xml:space="preserve">SUB-STRAND OVERVIEW</w:t>
+            </w:r>
+          </w:p>
+        </w:tc>
+      </w:tr>
+      <w:tr>
+        <w:tc>
+          <w:tcPr>
+            <w:tcW w:type="dxa" w:w="3000"/>
+            <w:shd w:fill="D5E8F0" w:color="auto" w:val="clear"/>
+            <w:tcMar>
+              <w:top w:type="dxa" w:w="60"/>
+              <w:left w:type="dxa" w:w="120"/>
+              <w:bottom w:type="dxa" w:w="60"/>
+              <w:right w:type="dxa" w:w="120"/>
+            </w:tcMar>
+            <w:vAlign w:val="top"/>
+          </w:tcPr>
+          <w:p>
+            <w:pPr>
+              <w:spacing w:after="40" w:before="0"/>
+              <w:jc w:val="left"/>
+            </w:pPr>
+            <w:r>
+              <w:rPr>
+                <w:rFonts w:ascii="Arial" w:cs="Arial" w:eastAsia="Arial" w:hAnsi="Arial"/>
+                <w:b/>
+                <w:bCs/>
+                <w:i w:val="false"/>
+                <w:iCs w:val="false"/>
+                <w:color w:val="000000"/>
+                <w:sz w:val="18"/>
+                <w:szCs w:val="18"/>
+              </w:rPr>
+              <w:t xml:space="preserve">Grade Level</w:t>
+            </w:r>
+          </w:p>
+        </w:tc>
+        <w:tc>
+          <w:tcPr>
+            <w:tcW w:type="dxa" w:w="10680"/>
+            <w:shd w:fill="FFFFFF" w:color="auto" w:val="clear"/>
+            <w:tcMar>
+              <w:top w:type="dxa" w:w="60"/>
+              <w:left w:type="dxa" w:w="120"/>
+              <w:bottom w:type="dxa" w:w="60"/>
+              <w:right w:type="dxa" w:w="120"/>
+            </w:tcMar>
+            <w:vAlign w:val="top"/>
+          </w:tcPr>
+          <w:p>
+            <w:pPr>
+              <w:spacing w:after="40" w:before="0"/>
+              <w:jc w:val="left"/>
+            </w:pPr>
+            <w:r>
+              <w:rPr>
+                <w:rFonts w:ascii="Arial" w:cs="Arial" w:eastAsia="Arial" w:hAnsi="Arial"/>
+                <w:b w:val="false"/>
+                <w:bCs w:val="false"/>
+                <w:i w:val="false"/>
+                <w:iCs w:val="false"/>
+                <w:color w:val="000000"/>
+                <w:sz w:val="18"/>
+                <w:szCs w:val="18"/>
+              </w:rPr>
+              <w:t xml:space="preserve">10</w:t>
+            </w:r>
+          </w:p>
+        </w:tc>
+      </w:tr>
+      <w:tr>
+        <w:tc>
+          <w:tcPr>
+            <w:tcW w:type="dxa" w:w="3000"/>
+            <w:shd w:fill="D5E8F0" w:color="auto" w:val="clear"/>
+            <w:tcMar>
+              <w:top w:type="dxa" w:w="60"/>
+              <w:left w:type="dxa" w:w="120"/>
+              <w:bottom w:type="dxa" w:w="60"/>
+              <w:right w:type="dxa" w:w="120"/>
+            </w:tcMar>
+            <w:vAlign w:val="top"/>
+          </w:tcPr>
+          <w:p>
+            <w:pPr>
+              <w:spacing w:after="40" w:before="0"/>
+              <w:jc w:val="left"/>
+            </w:pPr>
+            <w:r>
+              <w:rPr>
+                <w:rFonts w:ascii="Arial" w:cs="Arial" w:eastAsia="Arial" w:hAnsi="Arial"/>
+                <w:b/>
+                <w:bCs/>
+                <w:i w:val="false"/>
+                <w:iCs w:val="false"/>
+                <w:color w:val="000000"/>
+                <w:sz w:val="18"/>
+                <w:szCs w:val="18"/>
+              </w:rPr>
+              <w:t xml:space="preserve">Subject</w:t>
+            </w:r>
+          </w:p>
+        </w:tc>
+        <w:tc>
+          <w:tcPr>
+            <w:tcW w:type="dxa" w:w="10680"/>
+            <w:shd w:fill="FFFFFF" w:color="auto" w:val="clear"/>
+            <w:tcMar>
+              <w:top w:type="dxa" w:w="60"/>
+              <w:left w:type="dxa" w:w="120"/>
+              <w:bottom w:type="dxa" w:w="60"/>
+              <w:right w:type="dxa" w:w="120"/>
+            </w:tcMar>
+            <w:vAlign w:val="top"/>
+          </w:tcPr>
+          <w:p>
+            <w:pPr>
+              <w:spacing w:after="40" w:before="0"/>
+              <w:jc w:val="left"/>
+            </w:pPr>
+            <w:r>
+              <w:rPr>
+                <w:rFonts w:ascii="Arial" w:cs="Arial" w:eastAsia="Arial" w:hAnsi="Arial"/>
+                <w:b w:val="false"/>
+                <w:bCs w:val="false"/>
+                <w:i w:val="false"/>
+                <w:iCs w:val="false"/>
+                <w:color w:val="000000"/>
+                <w:sz w:val="18"/>
+                <w:szCs w:val="18"/>
+              </w:rPr>
+              <w:t xml:space="preserve">Essential Mathematics</w:t>
+            </w:r>
+          </w:p>
+        </w:tc>
+      </w:tr>
+      <w:tr>
+        <w:tc>
+          <w:tcPr>
+            <w:tcW w:type="dxa" w:w="3000"/>
+            <w:shd w:fill="D5E8F0" w:color="auto" w:val="clear"/>
+            <w:tcMar>
+              <w:top w:type="dxa" w:w="60"/>
+              <w:left w:type="dxa" w:w="120"/>
+              <w:bottom w:type="dxa" w:w="60"/>
+              <w:right w:type="dxa" w:w="120"/>
+            </w:tcMar>
+            <w:vAlign w:val="top"/>
+          </w:tcPr>
+          <w:p>
+            <w:pPr>
+              <w:spacing w:after="40" w:before="0"/>
+              <w:jc w:val="left"/>
+            </w:pPr>
+            <w:r>
+              <w:rPr>
+                <w:rFonts w:ascii="Arial" w:cs="Arial" w:eastAsia="Arial" w:hAnsi="Arial"/>
+                <w:b/>
+                <w:bCs/>
+                <w:i w:val="false"/>
+                <w:iCs w:val="false"/>
+                <w:color w:val="000000"/>
+                <w:sz w:val="18"/>
+                <w:szCs w:val="18"/>
+              </w:rPr>
+              <w:t xml:space="preserve">Strand</w:t>
+            </w:r>
+          </w:p>
+        </w:tc>
+        <w:tc>
+          <w:tcPr>
+            <w:tcW w:type="dxa" w:w="10680"/>
+            <w:shd w:fill="FFFFFF" w:color="auto" w:val="clear"/>
+            <w:tcMar>
+              <w:top w:type="dxa" w:w="60"/>
+              <w:left w:type="dxa" w:w="120"/>
+              <w:bottom w:type="dxa" w:w="60"/>
+              <w:right w:type="dxa" w:w="120"/>
+            </w:tcMar>
+            <w:vAlign w:val="top"/>
+          </w:tcPr>
+          <w:p>
+            <w:pPr>
+              <w:spacing w:after="40" w:before="0"/>
+              <w:jc w:val="left"/>
+            </w:pPr>
+            <w:r>
+              <w:rPr>
+                <w:rFonts w:ascii="Arial" w:cs="Arial" w:eastAsia="Arial" w:hAnsi="Arial"/>
+                <w:b w:val="false"/>
+                <w:bCs w:val="false"/>
+                <w:i w:val="false"/>
+                <w:iCs w:val="false"/>
+                <w:color w:val="000000"/>
+                <w:sz w:val="18"/>
+                <w:szCs w:val="18"/>
+              </w:rPr>
+              <w:t xml:space="preserve">Strand 2.0: Measurements and Geometry</w:t>
+            </w:r>
+          </w:p>
+        </w:tc>
+      </w:tr>
+      <w:tr>
+        <w:tc>
+          <w:tcPr>
+            <w:tcW w:type="dxa" w:w="3000"/>
+            <w:shd w:fill="D5E8F0" w:color="auto" w:val="clear"/>
+            <w:tcMar>
+              <w:top w:type="dxa" w:w="60"/>
+              <w:left w:type="dxa" w:w="120"/>
+              <w:bottom w:type="dxa" w:w="60"/>
+              <w:right w:type="dxa" w:w="120"/>
+            </w:tcMar>
+            <w:vAlign w:val="top"/>
+          </w:tcPr>
+          <w:p>
+            <w:pPr>
+              <w:spacing w:after="40" w:before="0"/>
+              <w:jc w:val="left"/>
+            </w:pPr>
+            <w:r>
+              <w:rPr>
+                <w:rFonts w:ascii="Arial" w:cs="Arial" w:eastAsia="Arial" w:hAnsi="Arial"/>
+                <w:b/>
+                <w:bCs/>
+                <w:i w:val="false"/>
+                <w:iCs w:val="false"/>
+                <w:color w:val="000000"/>
+                <w:sz w:val="18"/>
+                <w:szCs w:val="18"/>
+              </w:rPr>
+              <w:t xml:space="preserve">Sub-Strand</w:t>
+            </w:r>
+          </w:p>
+        </w:tc>
+        <w:tc>
+          <w:tcPr>
+            <w:tcW w:type="dxa" w:w="10680"/>
+            <w:shd w:fill="FFFFFF" w:color="auto" w:val="clear"/>
+            <w:tcMar>
+              <w:top w:type="dxa" w:w="60"/>
+              <w:left w:type="dxa" w:w="120"/>
+              <w:bottom w:type="dxa" w:w="60"/>
+              <w:right w:type="dxa" w:w="120"/>
+            </w:tcMar>
+            <w:vAlign w:val="top"/>
+          </w:tcPr>
+          <w:p>
+            <w:pPr>
+              <w:spacing w:after="40" w:before="0"/>
+              <w:jc w:val="left"/>
+            </w:pPr>
+            <w:r>
+              <w:rPr>
+                <w:rFonts w:ascii="Arial" w:cs="Arial" w:eastAsia="Arial" w:hAnsi="Arial"/>
+                <w:b w:val="false"/>
+                <w:bCs w:val="false"/>
+                <w:i w:val="false"/>
+                <w:iCs w:val="false"/>
+                <w:color w:val="000000"/>
+                <w:sz w:val="18"/>
+                <w:szCs w:val="18"/>
+              </w:rPr>
+              <w:t xml:space="preserve">Sub-Strand 2.1: Similarity and Enlargement</w:t>
+            </w:r>
+          </w:p>
+        </w:tc>
+      </w:tr>
+      <w:tr>
+        <w:tc>
+          <w:tcPr>
+            <w:tcW w:type="dxa" w:w="3000"/>
+            <w:shd w:fill="D5E8F0" w:color="auto" w:val="clear"/>
+            <w:tcMar>
+              <w:top w:type="dxa" w:w="60"/>
+              <w:left w:type="dxa" w:w="120"/>
+              <w:bottom w:type="dxa" w:w="60"/>
+              <w:right w:type="dxa" w:w="120"/>
+            </w:tcMar>
+            <w:vAlign w:val="top"/>
+          </w:tcPr>
+          <w:p>
+            <w:pPr>
+              <w:spacing w:after="40" w:before="0"/>
+              <w:jc w:val="left"/>
+            </w:pPr>
+            <w:r>
+              <w:rPr>
+                <w:rFonts w:ascii="Arial" w:cs="Arial" w:eastAsia="Arial" w:hAnsi="Arial"/>
+                <w:b/>
+                <w:bCs/>
+                <w:i w:val="false"/>
+                <w:iCs w:val="false"/>
+                <w:color w:val="000000"/>
+                <w:sz w:val="18"/>
+                <w:szCs w:val="18"/>
+              </w:rPr>
+              <w:t xml:space="preserve">Total Duration</w:t>
+            </w:r>
+          </w:p>
+        </w:tc>
+        <w:tc>
+          <w:tcPr>
+            <w:tcW w:type="dxa" w:w="10680"/>
+            <w:shd w:fill="FFFFFF" w:color="auto" w:val="clear"/>
+            <w:tcMar>
+              <w:top w:type="dxa" w:w="60"/>
+              <w:left w:type="dxa" w:w="120"/>
+              <w:bottom w:type="dxa" w:w="60"/>
+              <w:right w:type="dxa" w:w="120"/>
+            </w:tcMar>
+            <w:vAlign w:val="top"/>
+          </w:tcPr>
+          <w:p>
+            <w:pPr>
+              <w:spacing w:after="40" w:before="0"/>
+              <w:jc w:val="left"/>
+            </w:pPr>
+            <w:r>
+              <w:rPr>
+                <w:rFonts w:ascii="Arial" w:cs="Arial" w:eastAsia="Arial" w:hAnsi="Arial"/>
+                <w:b w:val="false"/>
+                <w:bCs w:val="false"/>
+                <w:i w:val="false"/>
+                <w:iCs w:val="false"/>
+                <w:color w:val="000000"/>
+                <w:sz w:val="18"/>
+                <w:szCs w:val="18"/>
+              </w:rPr>
+              <w:t xml:space="preserve">8 lessons × 40 minutes = 320 minutes total</w:t>
+            </w:r>
+          </w:p>
+        </w:tc>
+      </w:tr>
+      <w:tr>
+        <w:tc>
+          <w:tcPr>
+            <w:tcW w:type="dxa" w:w="3000"/>
+            <w:shd w:fill="D5E8F0" w:color="auto" w:val="clear"/>
+            <w:tcMar>
+              <w:top w:type="dxa" w:w="60"/>
+              <w:left w:type="dxa" w:w="120"/>
+              <w:bottom w:type="dxa" w:w="60"/>
+              <w:right w:type="dxa" w:w="120"/>
+            </w:tcMar>
+            <w:vAlign w:val="top"/>
+          </w:tcPr>
+          <w:p>
+            <w:pPr>
+              <w:spacing w:after="40" w:before="0"/>
+              <w:jc w:val="left"/>
+            </w:pPr>
+            <w:r>
+              <w:rPr>
+                <w:rFonts w:ascii="Arial" w:cs="Arial" w:eastAsia="Arial" w:hAnsi="Arial"/>
+                <w:b/>
+                <w:bCs/>
+                <w:i w:val="false"/>
+                <w:iCs w:val="false"/>
+                <w:color w:val="000000"/>
+                <w:sz w:val="18"/>
+                <w:szCs w:val="18"/>
+              </w:rPr>
+              <w:t xml:space="preserve">Sub-Strand Content</w:t>
+            </w:r>
+          </w:p>
+        </w:tc>
+        <w:tc>
+          <w:tcPr>
+            <w:tcW w:type="dxa" w:w="10680"/>
+            <w:shd w:fill="FFFFFF" w:color="auto" w:val="clear"/>
+            <w:tcMar>
+              <w:top w:type="dxa" w:w="60"/>
+              <w:left w:type="dxa" w:w="120"/>
+              <w:bottom w:type="dxa" w:w="60"/>
+              <w:right w:type="dxa" w:w="120"/>
+            </w:tcMar>
+            <w:vAlign w:val="top"/>
+          </w:tcPr>
+          <w:p>
+            <w:pPr>
+              <w:spacing w:after="30" w:before="0"/>
+              <w:ind w:left="360" w:hanging="180"/>
+              <w:jc w:val="left"/>
+            </w:pPr>
+            <w:r>
+              <w:rPr>
+                <w:rFonts w:ascii="Arial" w:cs="Arial" w:eastAsia="Arial" w:hAnsi="Arial"/>
+                <w:b w:val="false"/>
+                <w:bCs w:val="false"/>
+                <w:i w:val="false"/>
+                <w:iCs w:val="false"/>
+                <w:color w:val="000000"/>
+                <w:sz w:val="18"/>
+                <w:szCs w:val="18"/>
+              </w:rPr>
+              <w:t xml:space="preserve">–  Similarity between objects — identifying and sorting similar figures from the environment</w:t>
+            </w:r>
+          </w:p>
+          <w:p>
+            <w:pPr>
+              <w:spacing w:after="30" w:before="0"/>
+              <w:ind w:left="360" w:hanging="180"/>
+              <w:jc w:val="left"/>
+            </w:pPr>
+            <w:r>
+              <w:rPr>
+                <w:rFonts w:ascii="Arial" w:cs="Arial" w:eastAsia="Arial" w:hAnsi="Arial"/>
+                <w:b w:val="false"/>
+                <w:bCs w:val="false"/>
+                <w:i w:val="false"/>
+                <w:iCs w:val="false"/>
+                <w:color w:val="000000"/>
+                <w:sz w:val="18"/>
+                <w:szCs w:val="18"/>
+              </w:rPr>
+              <w:t xml:space="preserve">–  Properties of similar figures — corresponding angles and proportional sides</w:t>
+            </w:r>
+          </w:p>
+          <w:p>
+            <w:pPr>
+              <w:spacing w:after="30" w:before="0"/>
+              <w:ind w:left="360" w:hanging="180"/>
+              <w:jc w:val="left"/>
+            </w:pPr>
+            <w:r>
+              <w:rPr>
+                <w:rFonts w:ascii="Arial" w:cs="Arial" w:eastAsia="Arial" w:hAnsi="Arial"/>
+                <w:b w:val="false"/>
+                <w:bCs w:val="false"/>
+                <w:i w:val="false"/>
+                <w:iCs w:val="false"/>
+                <w:color w:val="000000"/>
+                <w:sz w:val="18"/>
+                <w:szCs w:val="18"/>
+              </w:rPr>
+              <w:t xml:space="preserve">–  Centre of enlargement — locating and tracing the centre on plain paper</w:t>
+            </w:r>
+          </w:p>
+          <w:p>
+            <w:pPr>
+              <w:spacing w:after="30" w:before="0"/>
+              <w:ind w:left="360" w:hanging="180"/>
+              <w:jc w:val="left"/>
+            </w:pPr>
+            <w:r>
+              <w:rPr>
+                <w:rFonts w:ascii="Arial" w:cs="Arial" w:eastAsia="Arial" w:hAnsi="Arial"/>
+                <w:b w:val="false"/>
+                <w:bCs w:val="false"/>
+                <w:i w:val="false"/>
+                <w:iCs w:val="false"/>
+                <w:color w:val="000000"/>
+                <w:sz w:val="18"/>
+                <w:szCs w:val="18"/>
+              </w:rPr>
+              <w:t xml:space="preserve">–  Linear scale factor — measuring corresponding sides and computing the ratio</w:t>
+            </w:r>
+          </w:p>
+          <w:p>
+            <w:pPr>
+              <w:spacing w:after="30" w:before="0"/>
+              <w:ind w:left="360" w:hanging="180"/>
+              <w:jc w:val="left"/>
+            </w:pPr>
+            <w:r>
+              <w:rPr>
+                <w:rFonts w:ascii="Arial" w:cs="Arial" w:eastAsia="Arial" w:hAnsi="Arial"/>
+                <w:b w:val="false"/>
+                <w:bCs w:val="false"/>
+                <w:i w:val="false"/>
+                <w:iCs w:val="false"/>
+                <w:color w:val="000000"/>
+                <w:sz w:val="18"/>
+                <w:szCs w:val="18"/>
+              </w:rPr>
+              <w:t xml:space="preserve">–  Drawing the image of an object given the centre of enlargement and linear scale factor</w:t>
+            </w:r>
+          </w:p>
+          <w:p>
+            <w:pPr>
+              <w:spacing w:after="30" w:before="0"/>
+              <w:ind w:left="360" w:hanging="180"/>
+              <w:jc w:val="left"/>
+            </w:pPr>
+            <w:r>
+              <w:rPr>
+                <w:rFonts w:ascii="Arial" w:cs="Arial" w:eastAsia="Arial" w:hAnsi="Arial"/>
+                <w:b w:val="false"/>
+                <w:bCs w:val="false"/>
+                <w:i w:val="false"/>
+                <w:iCs w:val="false"/>
+                <w:color w:val="000000"/>
+                <w:sz w:val="18"/>
+                <w:szCs w:val="18"/>
+              </w:rPr>
+              <w:t xml:space="preserve">–  Area scale factor — relating the ratio of image area to object area</w:t>
+            </w:r>
+          </w:p>
+          <w:p>
+            <w:pPr>
+              <w:spacing w:after="30" w:before="0"/>
+              <w:ind w:left="360" w:hanging="180"/>
+              <w:jc w:val="left"/>
+            </w:pPr>
+            <w:r>
+              <w:rPr>
+                <w:rFonts w:ascii="Arial" w:cs="Arial" w:eastAsia="Arial" w:hAnsi="Arial"/>
+                <w:b w:val="false"/>
+                <w:bCs w:val="false"/>
+                <w:i w:val="false"/>
+                <w:iCs w:val="false"/>
+                <w:color w:val="000000"/>
+                <w:sz w:val="18"/>
+                <w:szCs w:val="18"/>
+              </w:rPr>
+              <w:t xml:space="preserve">–  Volume scale factor — relating the ratio of volumes of similar solids</w:t>
+            </w:r>
+          </w:p>
+          <w:p>
+            <w:pPr>
+              <w:spacing w:after="30" w:before="0"/>
+              <w:ind w:left="360" w:hanging="180"/>
+              <w:jc w:val="left"/>
+            </w:pPr>
+            <w:r>
+              <w:rPr>
+                <w:rFonts w:ascii="Arial" w:cs="Arial" w:eastAsia="Arial" w:hAnsi="Arial"/>
+                <w:b w:val="false"/>
+                <w:bCs w:val="false"/>
+                <w:i w:val="false"/>
+                <w:iCs w:val="false"/>
+                <w:color w:val="000000"/>
+                <w:sz w:val="18"/>
+                <w:szCs w:val="18"/>
+              </w:rPr>
+              <w:t xml:space="preserve">–  Relationship between linear scale factor, area scale factor and volume scale factor</w:t>
+            </w:r>
+          </w:p>
+          <w:p>
+            <w:pPr>
+              <w:spacing w:after="30" w:before="0"/>
+              <w:ind w:left="360" w:hanging="180"/>
+              <w:jc w:val="left"/>
+            </w:pPr>
+            <w:r>
+              <w:rPr>
+                <w:rFonts w:ascii="Arial" w:cs="Arial" w:eastAsia="Arial" w:hAnsi="Arial"/>
+                <w:b w:val="false"/>
+                <w:bCs w:val="false"/>
+                <w:i w:val="false"/>
+                <w:iCs w:val="false"/>
+                <w:color w:val="000000"/>
+                <w:sz w:val="18"/>
+                <w:szCs w:val="18"/>
+              </w:rPr>
+              <w:t xml:space="preserve">–  Application of similarity and enlargement in real-life situations</w:t>
+            </w:r>
+          </w:p>
+          <w:p>
+            <w:pPr>
+              <w:spacing w:after="30" w:before="0"/>
+              <w:ind w:left="360" w:hanging="180"/>
+              <w:jc w:val="left"/>
+            </w:pPr>
+            <w:r>
+              <w:rPr>
+                <w:rFonts w:ascii="Arial" w:cs="Arial" w:eastAsia="Arial" w:hAnsi="Arial"/>
+                <w:b w:val="false"/>
+                <w:bCs w:val="false"/>
+                <w:i w:val="false"/>
+                <w:iCs w:val="false"/>
+                <w:color w:val="000000"/>
+                <w:sz w:val="18"/>
+                <w:szCs w:val="18"/>
+              </w:rPr>
+              <w:t xml:space="preserve">–  Project: making similar containers (cubes, cuboids, cylinders) of different sizes using locally available materials</w:t>
+            </w:r>
+          </w:p>
+        </w:tc>
+      </w:tr>
+      <w:tr>
+        <w:tc>
+          <w:tcPr>
+            <w:tcW w:type="dxa" w:w="3000"/>
+            <w:shd w:fill="D5E8F0" w:color="auto" w:val="clear"/>
+            <w:tcMar>
+              <w:top w:type="dxa" w:w="60"/>
+              <w:left w:type="dxa" w:w="120"/>
+              <w:bottom w:type="dxa" w:w="60"/>
+              <w:right w:type="dxa" w:w="120"/>
+            </w:tcMar>
+            <w:vAlign w:val="top"/>
+          </w:tcPr>
+          <w:p>
+            <w:pPr>
+              <w:spacing w:after="40" w:before="0"/>
+              <w:jc w:val="left"/>
+            </w:pPr>
+            <w:r>
+              <w:rPr>
+                <w:rFonts w:ascii="Arial" w:cs="Arial" w:eastAsia="Arial" w:hAnsi="Arial"/>
+                <w:b/>
+                <w:bCs/>
+                <w:i w:val="false"/>
+                <w:iCs w:val="false"/>
+                <w:color w:val="000000"/>
+                <w:sz w:val="18"/>
+                <w:szCs w:val="18"/>
+              </w:rPr>
+              <w:t xml:space="preserve">Learning Outcomes</w:t>
+            </w:r>
+          </w:p>
+        </w:tc>
+        <w:tc>
+          <w:tcPr>
+            <w:tcW w:type="dxa" w:w="10680"/>
+            <w:shd w:fill="FFFFFF" w:color="auto" w:val="clear"/>
+            <w:tcMar>
+              <w:top w:type="dxa" w:w="60"/>
+              <w:left w:type="dxa" w:w="120"/>
+              <w:bottom w:type="dxa" w:w="60"/>
+              <w:right w:type="dxa" w:w="120"/>
+            </w:tcMar>
+            <w:vAlign w:val="top"/>
+          </w:tcPr>
+          <w:p>
+            <w:pPr>
+              <w:spacing w:after="40" w:before="0"/>
+              <w:jc w:val="left"/>
+            </w:pPr>
+            <w:r>
+              <w:rPr>
+                <w:rFonts w:ascii="Arial" w:cs="Arial" w:eastAsia="Arial" w:hAnsi="Arial"/>
+                <w:b w:val="false"/>
+                <w:bCs w:val="false"/>
+                <w:i w:val="false"/>
+                <w:iCs w:val="false"/>
+                <w:color w:val="000000"/>
+                <w:sz w:val="18"/>
+                <w:szCs w:val="18"/>
+              </w:rPr>
+              <w:t xml:space="preserve">By the end of the sub-strand, the learner should be able to:</w:t>
+            </w:r>
+          </w:p>
+          <w:p>
+            <w:pPr>
+              <w:spacing w:after="40" w:before="0"/>
+              <w:jc w:val="left"/>
+            </w:pPr>
+            <w:r>
+              <w:rPr>
+                <w:rFonts w:ascii="Arial" w:cs="Arial" w:eastAsia="Arial" w:hAnsi="Arial"/>
+                <w:b w:val="false"/>
+                <w:bCs w:val="false"/>
+                <w:i w:val="false"/>
+                <w:iCs w:val="false"/>
+                <w:color w:val="000000"/>
+                <w:sz w:val="18"/>
+                <w:szCs w:val="18"/>
+              </w:rPr>
+              <w:t xml:space="preserve">a) identify properties of similar figures,</w:t>
+            </w:r>
+          </w:p>
+          <w:p>
+            <w:pPr>
+              <w:spacing w:after="40" w:before="0"/>
+              <w:jc w:val="left"/>
+            </w:pPr>
+            <w:r>
+              <w:rPr>
+                <w:rFonts w:ascii="Arial" w:cs="Arial" w:eastAsia="Arial" w:hAnsi="Arial"/>
+                <w:b w:val="false"/>
+                <w:bCs w:val="false"/>
+                <w:i w:val="false"/>
+                <w:iCs w:val="false"/>
+                <w:color w:val="000000"/>
+                <w:sz w:val="18"/>
+                <w:szCs w:val="18"/>
+              </w:rPr>
+              <w:t xml:space="preserve">b) determine the centre of enlargement and the linear scale factor of similar figures,</w:t>
+            </w:r>
+          </w:p>
+          <w:p>
+            <w:pPr>
+              <w:spacing w:after="40" w:before="0"/>
+              <w:jc w:val="left"/>
+            </w:pPr>
+            <w:r>
+              <w:rPr>
+                <w:rFonts w:ascii="Arial" w:cs="Arial" w:eastAsia="Arial" w:hAnsi="Arial"/>
+                <w:b w:val="false"/>
+                <w:bCs w:val="false"/>
+                <w:i w:val="false"/>
+                <w:iCs w:val="false"/>
+                <w:color w:val="000000"/>
+                <w:sz w:val="18"/>
+                <w:szCs w:val="18"/>
+              </w:rPr>
+              <w:t xml:space="preserve">c) draw the image of an object given the centre of enlargement and the linear scale factor,</w:t>
+            </w:r>
+          </w:p>
+          <w:p>
+            <w:pPr>
+              <w:spacing w:after="40" w:before="0"/>
+              <w:jc w:val="left"/>
+            </w:pPr>
+            <w:r>
+              <w:rPr>
+                <w:rFonts w:ascii="Arial" w:cs="Arial" w:eastAsia="Arial" w:hAnsi="Arial"/>
+                <w:b w:val="false"/>
+                <w:bCs w:val="false"/>
+                <w:i w:val="false"/>
+                <w:iCs w:val="false"/>
+                <w:color w:val="000000"/>
+                <w:sz w:val="18"/>
+                <w:szCs w:val="18"/>
+              </w:rPr>
+              <w:t xml:space="preserve">d) determine the area scale factor of similar figures,</w:t>
+            </w:r>
+          </w:p>
+          <w:p>
+            <w:pPr>
+              <w:spacing w:after="40" w:before="0"/>
+              <w:jc w:val="left"/>
+            </w:pPr>
+            <w:r>
+              <w:rPr>
+                <w:rFonts w:ascii="Arial" w:cs="Arial" w:eastAsia="Arial" w:hAnsi="Arial"/>
+                <w:b w:val="false"/>
+                <w:bCs w:val="false"/>
+                <w:i w:val="false"/>
+                <w:iCs w:val="false"/>
+                <w:color w:val="000000"/>
+                <w:sz w:val="18"/>
+                <w:szCs w:val="18"/>
+              </w:rPr>
+              <w:t xml:space="preserve">e) determine the volume scale factor of similar objects,</w:t>
+            </w:r>
+          </w:p>
+          <w:p>
+            <w:pPr>
+              <w:spacing w:after="40" w:before="0"/>
+              <w:jc w:val="left"/>
+            </w:pPr>
+            <w:r>
+              <w:rPr>
+                <w:rFonts w:ascii="Arial" w:cs="Arial" w:eastAsia="Arial" w:hAnsi="Arial"/>
+                <w:b w:val="false"/>
+                <w:bCs w:val="false"/>
+                <w:i w:val="false"/>
+                <w:iCs w:val="false"/>
+                <w:color w:val="000000"/>
+                <w:sz w:val="18"/>
+                <w:szCs w:val="18"/>
+              </w:rPr>
+              <w:t xml:space="preserve">f) relate linear scale factor to area and volume scale factor of similar objects,</w:t>
+            </w:r>
+          </w:p>
+          <w:p>
+            <w:pPr>
+              <w:spacing w:after="40" w:before="0"/>
+              <w:jc w:val="left"/>
+            </w:pPr>
+            <w:r>
+              <w:rPr>
+                <w:rFonts w:ascii="Arial" w:cs="Arial" w:eastAsia="Arial" w:hAnsi="Arial"/>
+                <w:b w:val="false"/>
+                <w:bCs w:val="false"/>
+                <w:i w:val="false"/>
+                <w:iCs w:val="false"/>
+                <w:color w:val="000000"/>
+                <w:sz w:val="18"/>
+                <w:szCs w:val="18"/>
+              </w:rPr>
+              <w:t xml:space="preserve">g) apply similarity and enlargement to real-life situations,</w:t>
+            </w:r>
+          </w:p>
+          <w:p>
+            <w:pPr>
+              <w:spacing w:after="40" w:before="0"/>
+              <w:jc w:val="left"/>
+            </w:pPr>
+            <w:r>
+              <w:rPr>
+                <w:rFonts w:ascii="Arial" w:cs="Arial" w:eastAsia="Arial" w:hAnsi="Arial"/>
+                <w:b w:val="false"/>
+                <w:bCs w:val="false"/>
+                <w:i w:val="false"/>
+                <w:iCs w:val="false"/>
+                <w:color w:val="000000"/>
+                <w:sz w:val="18"/>
+                <w:szCs w:val="18"/>
+              </w:rPr>
+              <w:t xml:space="preserve">h) appreciate the use of similarity and enlargement in real-life situations.</w:t>
+            </w:r>
+          </w:p>
+        </w:tc>
+      </w:tr>
+      <w:tr>
+        <w:tc>
+          <w:tcPr>
+            <w:tcW w:type="dxa" w:w="3000"/>
+            <w:shd w:fill="D5E8F0" w:color="auto" w:val="clear"/>
+            <w:tcMar>
+              <w:top w:type="dxa" w:w="60"/>
+              <w:left w:type="dxa" w:w="120"/>
+              <w:bottom w:type="dxa" w:w="60"/>
+              <w:right w:type="dxa" w:w="120"/>
+            </w:tcMar>
+            <w:vAlign w:val="top"/>
+          </w:tcPr>
+          <w:p>
+            <w:pPr>
+              <w:spacing w:after="40" w:before="0"/>
+              <w:jc w:val="left"/>
+            </w:pPr>
+            <w:r>
+              <w:rPr>
+                <w:rFonts w:ascii="Arial" w:cs="Arial" w:eastAsia="Arial" w:hAnsi="Arial"/>
+                <w:b/>
+                <w:bCs/>
+                <w:i w:val="false"/>
+                <w:iCs w:val="false"/>
+                <w:color w:val="000000"/>
+                <w:sz w:val="18"/>
+                <w:szCs w:val="18"/>
+              </w:rPr>
+              <w:t xml:space="preserve">Core Competencies</w:t>
+            </w:r>
+          </w:p>
+        </w:tc>
+        <w:tc>
+          <w:tcPr>
+            <w:tcW w:type="dxa" w:w="10680"/>
+            <w:shd w:fill="FFFFFF" w:color="auto" w:val="clear"/>
+            <w:tcMar>
+              <w:top w:type="dxa" w:w="60"/>
+              <w:left w:type="dxa" w:w="120"/>
+              <w:bottom w:type="dxa" w:w="60"/>
+              <w:right w:type="dxa" w:w="120"/>
+            </w:tcMar>
+            <w:vAlign w:val="top"/>
+          </w:tcPr>
+          <w:p>
+            <w:pPr>
+              <w:spacing w:after="30" w:before="0"/>
+              <w:ind w:left="360" w:hanging="180"/>
+              <w:jc w:val="left"/>
+            </w:pPr>
+            <w:r>
+              <w:rPr>
+                <w:rFonts w:ascii="Arial" w:cs="Arial" w:eastAsia="Arial" w:hAnsi="Arial"/>
+                <w:b w:val="false"/>
+                <w:bCs w:val="false"/>
+                <w:i w:val="false"/>
+                <w:iCs w:val="false"/>
+                <w:color w:val="000000"/>
+                <w:sz w:val="18"/>
+                <w:szCs w:val="18"/>
+              </w:rPr>
+              <w:t xml:space="preserve">–  Digital Literacy: The learner develops the skills of connecting and interacting with digital technology when using digital resources (e.g., the Kenya Education Cloud or learner digital devices) to manipulate objects or figures — zooming or shrinking sizes — and to learn more on the application of similarity and enlargement in real life.</w:t>
+            </w:r>
+          </w:p>
+          <w:p>
+            <w:pPr>
+              <w:spacing w:after="30" w:before="0"/>
+              <w:ind w:left="360" w:hanging="180"/>
+              <w:jc w:val="left"/>
+            </w:pPr>
+            <w:r>
+              <w:rPr>
+                <w:rFonts w:ascii="Arial" w:cs="Arial" w:eastAsia="Arial" w:hAnsi="Arial"/>
+                <w:b w:val="false"/>
+                <w:bCs w:val="false"/>
+                <w:i w:val="false"/>
+                <w:iCs w:val="false"/>
+                <w:color w:val="000000"/>
+                <w:sz w:val="18"/>
+                <w:szCs w:val="18"/>
+              </w:rPr>
+              <w:t xml:space="preserve">–  Creativity and Imagination: The learner acquires networking and connection skills when drawing images of given objects under a particular enlargement scale factor and when designing and constructing similar containers of different sizes during the project.</w:t>
+            </w:r>
+          </w:p>
+        </w:tc>
+      </w:tr>
+      <w:tr>
+        <w:tc>
+          <w:tcPr>
+            <w:tcW w:type="dxa" w:w="3000"/>
+            <w:shd w:fill="E2EFDA" w:color="auto" w:val="clear"/>
+            <w:tcMar>
+              <w:top w:type="dxa" w:w="60"/>
+              <w:left w:type="dxa" w:w="120"/>
+              <w:bottom w:type="dxa" w:w="60"/>
+              <w:right w:type="dxa" w:w="120"/>
+            </w:tcMar>
+            <w:vAlign w:val="top"/>
+          </w:tcPr>
+          <w:p>
+            <w:pPr>
+              <w:spacing w:after="40" w:before="0"/>
+              <w:jc w:val="left"/>
+            </w:pPr>
+            <w:r>
+              <w:rPr>
+                <w:rFonts w:ascii="Arial" w:cs="Arial" w:eastAsia="Arial" w:hAnsi="Arial"/>
+                <w:b/>
+                <w:bCs/>
+                <w:i w:val="false"/>
+                <w:iCs w:val="false"/>
+                <w:color w:val="000000"/>
+                <w:sz w:val="18"/>
+                <w:szCs w:val="18"/>
+              </w:rPr>
+              <w:t xml:space="preserve">Core Values</w:t>
+            </w:r>
+          </w:p>
+        </w:tc>
+        <w:tc>
+          <w:tcPr>
+            <w:tcW w:type="dxa" w:w="10680"/>
+            <w:shd w:fill="FFFFFF" w:color="auto" w:val="clear"/>
+            <w:tcMar>
+              <w:top w:type="dxa" w:w="60"/>
+              <w:left w:type="dxa" w:w="120"/>
+              <w:bottom w:type="dxa" w:w="60"/>
+              <w:right w:type="dxa" w:w="120"/>
+            </w:tcMar>
+            <w:vAlign w:val="top"/>
+          </w:tcPr>
+          <w:p>
+            <w:pPr>
+              <w:spacing w:after="30" w:before="0"/>
+              <w:ind w:left="360" w:hanging="180"/>
+              <w:jc w:val="left"/>
+            </w:pPr>
+            <w:r>
+              <w:rPr>
+                <w:rFonts w:ascii="Arial" w:cs="Arial" w:eastAsia="Arial" w:hAnsi="Arial"/>
+                <w:b w:val="false"/>
+                <w:bCs w:val="false"/>
+                <w:i w:val="false"/>
+                <w:iCs w:val="false"/>
+                <w:color w:val="000000"/>
+                <w:sz w:val="18"/>
+                <w:szCs w:val="18"/>
+              </w:rPr>
+              <w:t xml:space="preserve">–  Responsibility: The learner takes care of objects and containers collected from the immediate environment (e.g., packaging tins, juice cartons, sufuria lids) and of instruments used during construction and measurement tasks.</w:t>
+            </w:r>
+          </w:p>
+        </w:tc>
+      </w:tr>
+      <w:tr>
+        <w:tc>
+          <w:tcPr>
+            <w:tcW w:type="dxa" w:w="3000"/>
+            <w:shd w:fill="D5E8F0" w:color="auto" w:val="clear"/>
+            <w:tcMar>
+              <w:top w:type="dxa" w:w="60"/>
+              <w:left w:type="dxa" w:w="120"/>
+              <w:bottom w:type="dxa" w:w="60"/>
+              <w:right w:type="dxa" w:w="120"/>
+            </w:tcMar>
+            <w:vAlign w:val="top"/>
+          </w:tcPr>
+          <w:p>
+            <w:pPr>
+              <w:spacing w:after="40" w:before="0"/>
+              <w:jc w:val="left"/>
+            </w:pPr>
+            <w:r>
+              <w:rPr>
+                <w:rFonts w:ascii="Arial" w:cs="Arial" w:eastAsia="Arial" w:hAnsi="Arial"/>
+                <w:b/>
+                <w:bCs/>
+                <w:i w:val="false"/>
+                <w:iCs w:val="false"/>
+                <w:color w:val="000000"/>
+                <w:sz w:val="18"/>
+                <w:szCs w:val="18"/>
+              </w:rPr>
+              <w:t xml:space="preserve">Science &amp; Engineering Practices</w:t>
+            </w:r>
+          </w:p>
+        </w:tc>
+        <w:tc>
+          <w:tcPr>
+            <w:tcW w:type="dxa" w:w="10680"/>
+            <w:shd w:fill="FFFFFF" w:color="auto" w:val="clear"/>
+            <w:tcMar>
+              <w:top w:type="dxa" w:w="60"/>
+              <w:left w:type="dxa" w:w="120"/>
+              <w:bottom w:type="dxa" w:w="60"/>
+              <w:right w:type="dxa" w:w="120"/>
+            </w:tcMar>
+            <w:vAlign w:val="top"/>
+          </w:tcPr>
+          <w:p>
+            <w:pPr>
+              <w:spacing w:after="30" w:before="0"/>
+              <w:ind w:left="360" w:hanging="180"/>
+              <w:jc w:val="left"/>
+            </w:pPr>
+            <w:r>
+              <w:rPr>
+                <w:rFonts w:ascii="Arial" w:cs="Arial" w:eastAsia="Arial" w:hAnsi="Arial"/>
+                <w:b w:val="false"/>
+                <w:bCs w:val="false"/>
+                <w:i w:val="false"/>
+                <w:iCs w:val="false"/>
+                <w:color w:val="000000"/>
+                <w:sz w:val="18"/>
+                <w:szCs w:val="18"/>
+              </w:rPr>
+              <w:t xml:space="preserve">–  Asking Questions and Defining Problems: Learners observe similar objects from the Kenyan environment (e.g., different-sized Kimbo tins, uji cups, water jerricans) and pose questions about what makes two objects truly similar and how one can be obtained from the other.</w:t>
+            </w:r>
+          </w:p>
+          <w:p>
+            <w:pPr>
+              <w:spacing w:after="30" w:before="0"/>
+              <w:ind w:left="360" w:hanging="180"/>
+              <w:jc w:val="left"/>
+            </w:pPr>
+            <w:r>
+              <w:rPr>
+                <w:rFonts w:ascii="Arial" w:cs="Arial" w:eastAsia="Arial" w:hAnsi="Arial"/>
+                <w:b w:val="false"/>
+                <w:bCs w:val="false"/>
+                <w:i w:val="false"/>
+                <w:iCs w:val="false"/>
+                <w:color w:val="000000"/>
+                <w:sz w:val="18"/>
+                <w:szCs w:val="18"/>
+              </w:rPr>
+              <w:t xml:space="preserve">–  Planning and Carrying Out Investigations: Learners systematically measure corresponding sides of similar figures, record data in tables, and compute linear, area, and volume scale factors to test their predictions.</w:t>
+            </w:r>
+          </w:p>
+          <w:p>
+            <w:pPr>
+              <w:spacing w:after="30" w:before="0"/>
+              <w:ind w:left="360" w:hanging="180"/>
+              <w:jc w:val="left"/>
+            </w:pPr>
+            <w:r>
+              <w:rPr>
+                <w:rFonts w:ascii="Arial" w:cs="Arial" w:eastAsia="Arial" w:hAnsi="Arial"/>
+                <w:b w:val="false"/>
+                <w:bCs w:val="false"/>
+                <w:i w:val="false"/>
+                <w:iCs w:val="false"/>
+                <w:color w:val="000000"/>
+                <w:sz w:val="18"/>
+                <w:szCs w:val="18"/>
+              </w:rPr>
+              <w:t xml:space="preserve">–  Using Mathematics and Computational Thinking: Learners apply ratios, proportions, and algebraic relationships to determine scale factors and to verify the relationship k² (area) and k³ (volume) from the linear scale factor k.</w:t>
+            </w:r>
+          </w:p>
+          <w:p>
+            <w:pPr>
+              <w:spacing w:after="30" w:before="0"/>
+              <w:ind w:left="360" w:hanging="180"/>
+              <w:jc w:val="left"/>
+            </w:pPr>
+            <w:r>
+              <w:rPr>
+                <w:rFonts w:ascii="Arial" w:cs="Arial" w:eastAsia="Arial" w:hAnsi="Arial"/>
+                <w:b w:val="false"/>
+                <w:bCs w:val="false"/>
+                <w:i w:val="false"/>
+                <w:iCs w:val="false"/>
+                <w:color w:val="000000"/>
+                <w:sz w:val="18"/>
+                <w:szCs w:val="18"/>
+              </w:rPr>
+              <w:t xml:space="preserve">–  Constructing Explanations: Learners use measurements and computed scale factors to explain why two containers hold volumes in the ratio k³ and to justify their model-building decisions during the project.</w:t>
+            </w:r>
+          </w:p>
+          <w:p>
+            <w:pPr>
+              <w:spacing w:after="30" w:before="0"/>
+              <w:ind w:left="360" w:hanging="180"/>
+              <w:jc w:val="left"/>
+            </w:pPr>
+            <w:r>
+              <w:rPr>
+                <w:rFonts w:ascii="Arial" w:cs="Arial" w:eastAsia="Arial" w:hAnsi="Arial"/>
+                <w:b w:val="false"/>
+                <w:bCs w:val="false"/>
+                <w:i w:val="false"/>
+                <w:iCs w:val="false"/>
+                <w:color w:val="000000"/>
+                <w:sz w:val="18"/>
+                <w:szCs w:val="18"/>
+              </w:rPr>
+              <w:t xml:space="preserve">–  Obtaining, Evaluating, and Communicating Information: Learners use digital devices and print resources to research real-life applications of similarity and enlargement (e.g., architectural scale drawings, mapmaking, photography) and present findings to peers.</w:t>
+            </w:r>
+          </w:p>
+        </w:tc>
+      </w:tr>
+      <w:tr>
+        <w:tc>
+          <w:tcPr>
+            <w:tcW w:type="dxa" w:w="3000"/>
+            <w:shd w:fill="FCE4D6" w:color="auto" w:val="clear"/>
+            <w:tcMar>
+              <w:top w:type="dxa" w:w="60"/>
+              <w:left w:type="dxa" w:w="120"/>
+              <w:bottom w:type="dxa" w:w="60"/>
+              <w:right w:type="dxa" w:w="120"/>
+            </w:tcMar>
+            <w:vAlign w:val="top"/>
+          </w:tcPr>
+          <w:p>
+            <w:pPr>
+              <w:spacing w:after="40" w:before="0"/>
+              <w:jc w:val="left"/>
+            </w:pPr>
+            <w:r>
+              <w:rPr>
+                <w:rFonts w:ascii="Arial" w:cs="Arial" w:eastAsia="Arial" w:hAnsi="Arial"/>
+                <w:b/>
+                <w:bCs/>
+                <w:i w:val="false"/>
+                <w:iCs w:val="false"/>
+                <w:color w:val="000000"/>
+                <w:sz w:val="18"/>
+                <w:szCs w:val="18"/>
+              </w:rPr>
+              <w:t xml:space="preserve">Pertinent &amp; Contemporary Issues (PCIs)</w:t>
+            </w:r>
+          </w:p>
+        </w:tc>
+        <w:tc>
+          <w:tcPr>
+            <w:tcW w:type="dxa" w:w="10680"/>
+            <w:shd w:fill="FFFFFF" w:color="auto" w:val="clear"/>
+            <w:tcMar>
+              <w:top w:type="dxa" w:w="60"/>
+              <w:left w:type="dxa" w:w="120"/>
+              <w:bottom w:type="dxa" w:w="60"/>
+              <w:right w:type="dxa" w:w="120"/>
+            </w:tcMar>
+            <w:vAlign w:val="top"/>
+          </w:tcPr>
+          <w:p>
+            <w:pPr>
+              <w:spacing w:after="30" w:before="0"/>
+              <w:ind w:left="360" w:hanging="180"/>
+              <w:jc w:val="left"/>
+            </w:pPr>
+            <w:r>
+              <w:rPr>
+                <w:rFonts w:ascii="Arial" w:cs="Arial" w:eastAsia="Arial" w:hAnsi="Arial"/>
+                <w:b w:val="false"/>
+                <w:bCs w:val="false"/>
+                <w:i w:val="false"/>
+                <w:iCs w:val="false"/>
+                <w:color w:val="000000"/>
+                <w:sz w:val="18"/>
+                <w:szCs w:val="18"/>
+              </w:rPr>
+              <w:t xml:space="preserve">–  Environment and Technology: The learner acquires the skill of sorting and responsibly managing the environment after collecting and sorting objects and containers from the immediate surroundings, and uses digital devices appropriately to explore enlargement.</w:t>
+            </w:r>
+          </w:p>
+        </w:tc>
+      </w:tr>
+      <w:tr>
+        <w:tc>
+          <w:tcPr>
+            <w:tcW w:type="dxa" w:w="3000"/>
+            <w:shd w:fill="D9EEF1" w:color="auto" w:val="clear"/>
+            <w:tcMar>
+              <w:top w:type="dxa" w:w="60"/>
+              <w:left w:type="dxa" w:w="120"/>
+              <w:bottom w:type="dxa" w:w="60"/>
+              <w:right w:type="dxa" w:w="120"/>
+            </w:tcMar>
+            <w:vAlign w:val="top"/>
+          </w:tcPr>
+          <w:p>
+            <w:pPr>
+              <w:spacing w:after="40" w:before="0"/>
+              <w:jc w:val="left"/>
+            </w:pPr>
+            <w:r>
+              <w:rPr>
+                <w:rFonts w:ascii="Arial" w:cs="Arial" w:eastAsia="Arial" w:hAnsi="Arial"/>
+                <w:b/>
+                <w:bCs/>
+                <w:i w:val="false"/>
+                <w:iCs w:val="false"/>
+                <w:color w:val="000000"/>
+                <w:sz w:val="18"/>
+                <w:szCs w:val="18"/>
+              </w:rPr>
+              <w:t xml:space="preserve">Career Connections</w:t>
+            </w:r>
+          </w:p>
+        </w:tc>
+        <w:tc>
+          <w:tcPr>
+            <w:tcW w:type="dxa" w:w="10680"/>
+            <w:shd w:fill="FFFFFF" w:color="auto" w:val="clear"/>
+            <w:tcMar>
+              <w:top w:type="dxa" w:w="60"/>
+              <w:left w:type="dxa" w:w="120"/>
+              <w:bottom w:type="dxa" w:w="60"/>
+              <w:right w:type="dxa" w:w="120"/>
+            </w:tcMar>
+            <w:vAlign w:val="top"/>
+          </w:tcPr>
+          <w:p>
+            <w:pPr>
+              <w:spacing w:after="30" w:before="0"/>
+              <w:ind w:left="360" w:hanging="180"/>
+              <w:jc w:val="left"/>
+            </w:pPr>
+            <w:r>
+              <w:rPr>
+                <w:rFonts w:ascii="Arial" w:cs="Arial" w:eastAsia="Arial" w:hAnsi="Arial"/>
+                <w:b w:val="false"/>
+                <w:bCs w:val="false"/>
+                <w:i w:val="false"/>
+                <w:iCs w:val="false"/>
+                <w:color w:val="000000"/>
+                <w:sz w:val="18"/>
+                <w:szCs w:val="18"/>
+              </w:rPr>
+              <w:t xml:space="preserve">–  Architecture and Building Construction: Scale drawings of buildings, rooms, and urban plans in Nairobi or Mombasa rely directly on similarity and linear scale factors.</w:t>
+            </w:r>
+          </w:p>
+          <w:p>
+            <w:pPr>
+              <w:spacing w:after="30" w:before="0"/>
+              <w:ind w:left="360" w:hanging="180"/>
+              <w:jc w:val="left"/>
+            </w:pPr>
+            <w:r>
+              <w:rPr>
+                <w:rFonts w:ascii="Arial" w:cs="Arial" w:eastAsia="Arial" w:hAnsi="Arial"/>
+                <w:b w:val="false"/>
+                <w:bCs w:val="false"/>
+                <w:i w:val="false"/>
+                <w:iCs w:val="false"/>
+                <w:color w:val="000000"/>
+                <w:sz w:val="18"/>
+                <w:szCs w:val="18"/>
+              </w:rPr>
+              <w:t xml:space="preserve">–  Cartography and Geography: Map-making for Kenya's counties and national parks uses enlargement and scale factors to represent large real-world distances on paper.</w:t>
+            </w:r>
+          </w:p>
+          <w:p>
+            <w:pPr>
+              <w:spacing w:after="30" w:before="0"/>
+              <w:ind w:left="360" w:hanging="180"/>
+              <w:jc w:val="left"/>
+            </w:pPr>
+            <w:r>
+              <w:rPr>
+                <w:rFonts w:ascii="Arial" w:cs="Arial" w:eastAsia="Arial" w:hAnsi="Arial"/>
+                <w:b w:val="false"/>
+                <w:bCs w:val="false"/>
+                <w:i w:val="false"/>
+                <w:iCs w:val="false"/>
+                <w:color w:val="000000"/>
+                <w:sz w:val="18"/>
+                <w:szCs w:val="18"/>
+              </w:rPr>
+              <w:t xml:space="preserve">–  Photography and Media Technology: Zooming in or out on images and resizing photographs for print or digital media applies area scale factor relationships.</w:t>
+            </w:r>
+          </w:p>
+          <w:p>
+            <w:pPr>
+              <w:spacing w:after="30" w:before="0"/>
+              <w:ind w:left="360" w:hanging="180"/>
+              <w:jc w:val="left"/>
+            </w:pPr>
+            <w:r>
+              <w:rPr>
+                <w:rFonts w:ascii="Arial" w:cs="Arial" w:eastAsia="Arial" w:hAnsi="Arial"/>
+                <w:b w:val="false"/>
+                <w:bCs w:val="false"/>
+                <w:i w:val="false"/>
+                <w:iCs w:val="false"/>
+                <w:color w:val="000000"/>
+                <w:sz w:val="18"/>
+                <w:szCs w:val="18"/>
+              </w:rPr>
+              <w:t xml:space="preserve">–  Fashion and Textile Design: Pattern grading — scaling clothing patterns up or down for different body sizes — uses the principles of similarity.</w:t>
+            </w:r>
+          </w:p>
+          <w:p>
+            <w:pPr>
+              <w:spacing w:after="30" w:before="0"/>
+              <w:ind w:left="360" w:hanging="180"/>
+              <w:jc w:val="left"/>
+            </w:pPr>
+            <w:r>
+              <w:rPr>
+                <w:rFonts w:ascii="Arial" w:cs="Arial" w:eastAsia="Arial" w:hAnsi="Arial"/>
+                <w:b w:val="false"/>
+                <w:bCs w:val="false"/>
+                <w:i w:val="false"/>
+                <w:iCs w:val="false"/>
+                <w:color w:val="000000"/>
+                <w:sz w:val="18"/>
+                <w:szCs w:val="18"/>
+              </w:rPr>
+              <w:t xml:space="preserve">–  Sports Management and Coaching: Designing scaled models of pitches, courts, and arenas (e.g., Kasarani Stadium layouts) involves enlargement and similarity.</w:t>
+            </w:r>
+          </w:p>
+          <w:p>
+            <w:pPr>
+              <w:spacing w:after="30" w:before="0"/>
+              <w:ind w:left="360" w:hanging="180"/>
+              <w:jc w:val="left"/>
+            </w:pPr>
+            <w:r>
+              <w:rPr>
+                <w:rFonts w:ascii="Arial" w:cs="Arial" w:eastAsia="Arial" w:hAnsi="Arial"/>
+                <w:b w:val="false"/>
+                <w:bCs w:val="false"/>
+                <w:i w:val="false"/>
+                <w:iCs w:val="false"/>
+                <w:color w:val="000000"/>
+                <w:sz w:val="18"/>
+                <w:szCs w:val="18"/>
+              </w:rPr>
+              <w:t xml:space="preserve">–  Hospitality Industry: Scaling recipes (e.g., ugali, mandazi, pilau) for different numbers of guests and resizing baking tins relies on volume scale factor reasoning.</w:t>
+            </w:r>
+          </w:p>
+          <w:p>
+            <w:pPr>
+              <w:spacing w:after="30" w:before="0"/>
+              <w:ind w:left="360" w:hanging="180"/>
+              <w:jc w:val="left"/>
+            </w:pPr>
+            <w:r>
+              <w:rPr>
+                <w:rFonts w:ascii="Arial" w:cs="Arial" w:eastAsia="Arial" w:hAnsi="Arial"/>
+                <w:b w:val="false"/>
+                <w:bCs w:val="false"/>
+                <w:i w:val="false"/>
+                <w:iCs w:val="false"/>
+                <w:color w:val="000000"/>
+                <w:sz w:val="18"/>
+                <w:szCs w:val="18"/>
+              </w:rPr>
+              <w:t xml:space="preserve">–  Engineering and Manufacturing: Producing components in different sizes (e.g., machine parts, water tanks, grain silos in the Rift Valley) requires precise application of linear, area, and volume scale factors.</w:t>
+            </w:r>
+          </w:p>
+        </w:tc>
+      </w:tr>
+      <w:tr>
+        <w:tc>
+          <w:tcPr>
+            <w:tcW w:type="dxa" w:w="3000"/>
+            <w:shd w:fill="D5E8F0" w:color="auto" w:val="clear"/>
+            <w:tcMar>
+              <w:top w:type="dxa" w:w="60"/>
+              <w:left w:type="dxa" w:w="120"/>
+              <w:bottom w:type="dxa" w:w="60"/>
+              <w:right w:type="dxa" w:w="120"/>
+            </w:tcMar>
+            <w:vAlign w:val="top"/>
+          </w:tcPr>
+          <w:p>
+            <w:pPr>
+              <w:spacing w:after="40" w:before="0"/>
+              <w:jc w:val="left"/>
+            </w:pPr>
+            <w:r>
+              <w:rPr>
+                <w:rFonts w:ascii="Arial" w:cs="Arial" w:eastAsia="Arial" w:hAnsi="Arial"/>
+                <w:b/>
+                <w:bCs/>
+                <w:i w:val="false"/>
+                <w:iCs w:val="false"/>
+                <w:color w:val="000000"/>
+                <w:sz w:val="18"/>
+                <w:szCs w:val="18"/>
+              </w:rPr>
+              <w:t xml:space="preserve">Focus for Lessons</w:t>
+            </w:r>
+          </w:p>
+        </w:tc>
+        <w:tc>
+          <w:tcPr>
+            <w:tcW w:type="dxa" w:w="10680"/>
+            <w:shd w:fill="FFFFFF" w:color="auto" w:val="clear"/>
+            <w:tcMar>
+              <w:top w:type="dxa" w:w="60"/>
+              <w:left w:type="dxa" w:w="120"/>
+              <w:bottom w:type="dxa" w:w="60"/>
+              <w:right w:type="dxa" w:w="120"/>
+            </w:tcMar>
+            <w:vAlign w:val="top"/>
+          </w:tcPr>
+          <w:p>
+            <w:pPr>
+              <w:spacing w:after="40" w:before="0"/>
+              <w:jc w:val="left"/>
+            </w:pPr>
+            <w:r>
+              <w:rPr>
+                <w:rFonts w:ascii="Arial" w:cs="Arial" w:eastAsia="Arial" w:hAnsi="Arial"/>
+                <w:b w:val="false"/>
+                <w:bCs w:val="false"/>
+                <w:i w:val="false"/>
+                <w:iCs w:val="false"/>
+                <w:color w:val="000000"/>
+                <w:sz w:val="18"/>
+                <w:szCs w:val="18"/>
+              </w:rPr>
+              <w:t xml:space="preserve">This unit develops learners' understanding of geometric similarity and enlargement by anchoring instruction in tangible, Kenya-relevant objects — from differently-sized cooking pots and juice containers to architectural scale drawings. Learners move progressively from identifying properties of similar figures, through computing linear, area, and volume scale factors, to constructing their own similar containers as a project. Throughout, digital tools and hands-on measurement tasks are used to build both conceptual understanding and practical competence in applying similarity and enlargement to real-life situations.</w:t>
+            </w:r>
+          </w:p>
+        </w:tc>
+      </w:tr>
+      <w:tr>
+        <w:tc>
+          <w:tcPr>
+            <w:tcW w:type="dxa" w:w="3000"/>
+            <w:shd w:fill="EAD1F5" w:color="auto" w:val="clear"/>
+            <w:tcMar>
+              <w:top w:type="dxa" w:w="60"/>
+              <w:left w:type="dxa" w:w="120"/>
+              <w:bottom w:type="dxa" w:w="60"/>
+              <w:right w:type="dxa" w:w="120"/>
+            </w:tcMar>
+            <w:vAlign w:val="top"/>
+          </w:tcPr>
+          <w:p>
+            <w:pPr>
+              <w:spacing w:after="40" w:before="0"/>
+              <w:jc w:val="left"/>
+            </w:pPr>
+            <w:r>
+              <w:rPr>
+                <w:rFonts w:ascii="Arial" w:cs="Arial" w:eastAsia="Arial" w:hAnsi="Arial"/>
+                <w:b/>
+                <w:bCs/>
+                <w:i w:val="false"/>
+                <w:iCs w:val="false"/>
+                <w:color w:val="000000"/>
+                <w:sz w:val="18"/>
+                <w:szCs w:val="18"/>
+              </w:rPr>
+              <w:t xml:space="preserve">Driving Question / Key Inquiry Questions</w:t>
+            </w:r>
+          </w:p>
+        </w:tc>
+        <w:tc>
+          <w:tcPr>
+            <w:tcW w:type="dxa" w:w="10680"/>
+            <w:shd w:fill="FFFFFF" w:color="auto" w:val="clear"/>
+            <w:tcMar>
+              <w:top w:type="dxa" w:w="60"/>
+              <w:left w:type="dxa" w:w="120"/>
+              <w:bottom w:type="dxa" w:w="60"/>
+              <w:right w:type="dxa" w:w="120"/>
+            </w:tcMar>
+            <w:vAlign w:val="top"/>
+          </w:tcPr>
+          <w:p>
+            <w:pPr>
+              <w:spacing w:after="40" w:before="0"/>
+              <w:jc w:val="left"/>
+            </w:pPr>
+            <w:r>
+              <w:rPr>
+                <w:rFonts w:ascii="Arial" w:cs="Arial" w:eastAsia="Arial" w:hAnsi="Arial"/>
+                <w:b w:val="false"/>
+                <w:bCs w:val="false"/>
+                <w:i w:val="false"/>
+                <w:iCs w:val="false"/>
+                <w:color w:val="000000"/>
+                <w:sz w:val="18"/>
+                <w:szCs w:val="18"/>
+              </w:rPr>
+              <w:t xml:space="preserve">DRIVING QUESTION: Why does doubling the size of a container make it hold eight times as much — and how can we use this mathematical pattern to design, build, and predict the properties of any similar shape or object?</w:t>
+            </w:r>
+          </w:p>
+          <w:p>
+            <w:pPr>
+              <w:spacing w:after="40" w:before="0"/>
+              <w:jc w:val="left"/>
+            </w:pPr>
+            <w:r>
+              <w:rPr>
+                <w:rFonts w:ascii="Arial" w:cs="Arial" w:eastAsia="Arial" w:hAnsi="Arial"/>
+                <w:b w:val="false"/>
+                <w:bCs w:val="false"/>
+                <w:i w:val="false"/>
+                <w:iCs w:val="false"/>
+                <w:color w:val="000000"/>
+                <w:sz w:val="18"/>
+                <w:szCs w:val="18"/>
+              </w:rPr>
+              <w:t xml:space="preserve"/>
+            </w:r>
+          </w:p>
+          <w:p>
+            <w:pPr>
+              <w:spacing w:after="40" w:before="0"/>
+              <w:jc w:val="left"/>
+            </w:pPr>
+            <w:r>
+              <w:rPr>
+                <w:rFonts w:ascii="Arial" w:cs="Arial" w:eastAsia="Arial" w:hAnsi="Arial"/>
+                <w:b w:val="false"/>
+                <w:bCs w:val="false"/>
+                <w:i w:val="false"/>
+                <w:iCs w:val="false"/>
+                <w:color w:val="000000"/>
+                <w:sz w:val="18"/>
+                <w:szCs w:val="18"/>
+              </w:rPr>
+              <w:t xml:space="preserve">KICD KEY INQUIRY QUESTION:</w:t>
+            </w:r>
+          </w:p>
+          <w:p>
+            <w:pPr>
+              <w:spacing w:after="40" w:before="0"/>
+              <w:jc w:val="left"/>
+            </w:pPr>
+            <w:r>
+              <w:rPr>
+                <w:rFonts w:ascii="Arial" w:cs="Arial" w:eastAsia="Arial" w:hAnsi="Arial"/>
+                <w:b w:val="false"/>
+                <w:bCs w:val="false"/>
+                <w:i w:val="false"/>
+                <w:iCs w:val="false"/>
+                <w:color w:val="000000"/>
+                <w:sz w:val="18"/>
+                <w:szCs w:val="18"/>
+              </w:rPr>
+              <w:t xml:space="preserve">1. How is similarity and enlargement applied in real life?</w:t>
+            </w:r>
+          </w:p>
+        </w:tc>
+      </w:tr>
+      <w:tr>
+        <w:tc>
+          <w:tcPr>
+            <w:tcW w:type="dxa" w:w="3000"/>
+            <w:shd w:fill="EAD1F5" w:color="auto" w:val="clear"/>
+            <w:tcMar>
+              <w:top w:type="dxa" w:w="60"/>
+              <w:left w:type="dxa" w:w="120"/>
+              <w:bottom w:type="dxa" w:w="60"/>
+              <w:right w:type="dxa" w:w="120"/>
+            </w:tcMar>
+            <w:vAlign w:val="top"/>
+          </w:tcPr>
+          <w:p>
+            <w:pPr>
+              <w:spacing w:after="40" w:before="0"/>
+              <w:jc w:val="left"/>
+            </w:pPr>
+            <w:r>
+              <w:rPr>
+                <w:rFonts w:ascii="Arial" w:cs="Arial" w:eastAsia="Arial" w:hAnsi="Arial"/>
+                <w:b/>
+                <w:bCs/>
+                <w:i w:val="false"/>
+                <w:iCs w:val="false"/>
+                <w:color w:val="000000"/>
+                <w:sz w:val="18"/>
+                <w:szCs w:val="18"/>
+              </w:rPr>
+              <w:t xml:space="preserve">Anchoring Phenomenon</w:t>
+            </w:r>
+          </w:p>
+        </w:tc>
+        <w:tc>
+          <w:tcPr>
+            <w:tcW w:type="dxa" w:w="10680"/>
+            <w:shd w:fill="FFFFFF" w:color="auto" w:val="clear"/>
+            <w:tcMar>
+              <w:top w:type="dxa" w:w="60"/>
+              <w:left w:type="dxa" w:w="120"/>
+              <w:bottom w:type="dxa" w:w="60"/>
+              <w:right w:type="dxa" w:w="120"/>
+            </w:tcMar>
+            <w:vAlign w:val="top"/>
+          </w:tcPr>
+          <w:p>
+            <w:pPr>
+              <w:spacing w:after="40" w:before="0"/>
+              <w:jc w:val="left"/>
+            </w:pPr>
+            <w:r>
+              <w:rPr>
+                <w:rFonts w:ascii="Arial" w:cs="Arial" w:eastAsia="Arial" w:hAnsi="Arial"/>
+                <w:b w:val="false"/>
+                <w:bCs w:val="false"/>
+                <w:i w:val="false"/>
+                <w:iCs w:val="false"/>
+                <w:color w:val="000000"/>
+                <w:sz w:val="18"/>
+                <w:szCs w:val="18"/>
+              </w:rPr>
+              <w:t xml:space="preserve">ANCHORING PHENOMENON — "The Shrinking Uji Cup":</w:t>
+            </w:r>
+          </w:p>
+          <w:p>
+            <w:pPr>
+              <w:spacing w:after="40" w:before="0"/>
+              <w:jc w:val="left"/>
+            </w:pPr>
+            <w:r>
+              <w:rPr>
+                <w:rFonts w:ascii="Arial" w:cs="Arial" w:eastAsia="Arial" w:hAnsi="Arial"/>
+                <w:b w:val="false"/>
+                <w:bCs w:val="false"/>
+                <w:i w:val="false"/>
+                <w:iCs w:val="false"/>
+                <w:color w:val="000000"/>
+                <w:sz w:val="18"/>
+                <w:szCs w:val="18"/>
+              </w:rPr>
+              <w:t xml:space="preserve">A teacher brings to class three different-sized cylindrical uji (porridge) cups — a small cup used by a toddler, a standard adult mug, and a large catering flask — all made by the same manufacturer and clearly sharing the same shape. When learners measure the height and diameter of each cup they discover that every dimension of the larger cup is exactly twice (or three times) the corresponding dimension of the smaller cup. Yet when they fill the small cup with water and try to fill the medium cup, they need FOUR small cups of water — not two. And to fill the large cup they need NINE small cups — not three. The numbers are puzzling: if the cup is "twice as big," why does it hold four times as much water in cross-section and apparently more in volume? Students are also surprised to find that the label (surface area) of the large cup requires NINE times as much paper as the small cup, not three times. This observable, countable mystery — that scaling lengths by k scales areas by k² and volumes by k³ — anchors the entire unit and drives learners to build a mathematical model that explains and predicts these relationships for any similar figures or solids.</w:t>
+            </w:r>
+          </w:p>
+        </w:tc>
+      </w:tr>
+      <w:tr>
+        <w:tc>
+          <w:tcPr>
+            <w:tcW w:type="dxa" w:w="3000"/>
+            <w:shd w:fill="D9EEF1" w:color="auto" w:val="clear"/>
+            <w:tcMar>
+              <w:top w:type="dxa" w:w="60"/>
+              <w:left w:type="dxa" w:w="120"/>
+              <w:bottom w:type="dxa" w:w="60"/>
+              <w:right w:type="dxa" w:w="120"/>
+            </w:tcMar>
+            <w:vAlign w:val="top"/>
+          </w:tcPr>
+          <w:p>
+            <w:pPr>
+              <w:spacing w:after="40" w:before="0"/>
+              <w:jc w:val="left"/>
+            </w:pPr>
+            <w:r>
+              <w:rPr>
+                <w:rFonts w:ascii="Arial" w:cs="Arial" w:eastAsia="Arial" w:hAnsi="Arial"/>
+                <w:b/>
+                <w:bCs/>
+                <w:i w:val="false"/>
+                <w:iCs w:val="false"/>
+                <w:color w:val="000000"/>
+                <w:sz w:val="18"/>
+                <w:szCs w:val="18"/>
+              </w:rPr>
+              <w:t xml:space="preserve">Storyline Thread</w:t>
+            </w:r>
+          </w:p>
+        </w:tc>
+        <w:tc>
+          <w:tcPr>
+            <w:tcW w:type="dxa" w:w="10680"/>
+            <w:shd w:fill="FFFFFF" w:color="auto" w:val="clear"/>
+            <w:tcMar>
+              <w:top w:type="dxa" w:w="60"/>
+              <w:left w:type="dxa" w:w="120"/>
+              <w:bottom w:type="dxa" w:w="60"/>
+              <w:right w:type="dxa" w:w="120"/>
+            </w:tcMar>
+            <w:vAlign w:val="top"/>
+          </w:tcPr>
+          <w:p>
+            <w:pPr>
+              <w:spacing w:after="40" w:before="0"/>
+              <w:jc w:val="left"/>
+            </w:pPr>
+            <w:r>
+              <w:rPr>
+                <w:rFonts w:ascii="Arial" w:cs="Arial" w:eastAsia="Arial" w:hAnsi="Arial"/>
+                <w:b w:val="false"/>
+                <w:bCs w:val="false"/>
+                <w:i w:val="false"/>
+                <w:iCs w:val="false"/>
+                <w:color w:val="000000"/>
+                <w:sz w:val="18"/>
+                <w:szCs w:val="18"/>
+              </w:rPr>
+              <w:t xml:space="preserve">Lesson 1 — Noticing Similarity (Predict &amp; Observe): Learners collect objects and containers from their immediate environment (tins, cups, boxes). Working in groups, they sort objects they believe are "similar" and record their sorting rules. The teacher introduces the anchoring phenomenon (the three uji cups) and learners predict: if one cup is twice as tall as another, how many small cups of water will fill the big one? Predictions are recorded on the Driving Question Board (DQB). Learners then measure corresponding sides of sorted similar objects, observe that angles are equal and side ratios are constant, and formalise the properties of similar figures.</w:t>
+            </w:r>
+          </w:p>
+          <w:p>
+            <w:pPr>
+              <w:spacing w:after="40" w:before="0"/>
+              <w:jc w:val="left"/>
+            </w:pPr>
+            <w:r>
+              <w:rPr>
+                <w:rFonts w:ascii="Arial" w:cs="Arial" w:eastAsia="Arial" w:hAnsi="Arial"/>
+                <w:b w:val="false"/>
+                <w:bCs w:val="false"/>
+                <w:i w:val="false"/>
+                <w:iCs w:val="false"/>
+                <w:color w:val="000000"/>
+                <w:sz w:val="18"/>
+                <w:szCs w:val="18"/>
+              </w:rPr>
+              <w:t xml:space="preserve"/>
+            </w:r>
+          </w:p>
+          <w:p>
+            <w:pPr>
+              <w:spacing w:after="40" w:before="0"/>
+              <w:jc w:val="left"/>
+            </w:pPr>
+            <w:r>
+              <w:rPr>
+                <w:rFonts w:ascii="Arial" w:cs="Arial" w:eastAsia="Arial" w:hAnsi="Arial"/>
+                <w:b w:val="false"/>
+                <w:bCs w:val="false"/>
+                <w:i w:val="false"/>
+                <w:iCs w:val="false"/>
+                <w:color w:val="000000"/>
+                <w:sz w:val="18"/>
+                <w:szCs w:val="18"/>
+              </w:rPr>
+              <w:t xml:space="preserve">Lesson 2 — Centre of Enlargement and Linear Scale Factor (Observe &amp; Explain): Learners trace an object and its image on plain paper and physically locate the centre of enlargement by drawing lines through corresponding vertices. They measure corresponding sides and compute the linear scale factor k. Multiple examples (different objects, different positions of the centre) consolidate understanding. Learners update the DQB with what they now know about how enlargement works.</w:t>
+            </w:r>
+          </w:p>
+          <w:p>
+            <w:pPr>
+              <w:spacing w:after="40" w:before="0"/>
+              <w:jc w:val="left"/>
+            </w:pPr>
+            <w:r>
+              <w:rPr>
+                <w:rFonts w:ascii="Arial" w:cs="Arial" w:eastAsia="Arial" w:hAnsi="Arial"/>
+                <w:b w:val="false"/>
+                <w:bCs w:val="false"/>
+                <w:i w:val="false"/>
+                <w:iCs w:val="false"/>
+                <w:color w:val="000000"/>
+                <w:sz w:val="18"/>
+                <w:szCs w:val="18"/>
+              </w:rPr>
+              <w:t xml:space="preserve"/>
+            </w:r>
+          </w:p>
+          <w:p>
+            <w:pPr>
+              <w:spacing w:after="40" w:before="0"/>
+              <w:jc w:val="left"/>
+            </w:pPr>
+            <w:r>
+              <w:rPr>
+                <w:rFonts w:ascii="Arial" w:cs="Arial" w:eastAsia="Arial" w:hAnsi="Arial"/>
+                <w:b w:val="false"/>
+                <w:bCs w:val="false"/>
+                <w:i w:val="false"/>
+                <w:iCs w:val="false"/>
+                <w:color w:val="000000"/>
+                <w:sz w:val="18"/>
+                <w:szCs w:val="18"/>
+              </w:rPr>
+              <w:t xml:space="preserve">Lesson 3 — Drawing Enlargements (Explain &amp; Apply): Given a centre of enlargement and a linear scale factor (k = 2, 3, ½), learners construct the image of a given figure step by step. They verify their constructions by measuring. The teacher connects this to real-life contexts: a photographer in Mombasa enlarging a portrait, or a cartographer scaling a map of Kisumu. Learners discuss: does the shape change? Does the angle change? Does size change? They refine their DQB entries.</w:t>
+            </w:r>
+          </w:p>
+          <w:p>
+            <w:pPr>
+              <w:spacing w:after="40" w:before="0"/>
+              <w:jc w:val="left"/>
+            </w:pPr>
+            <w:r>
+              <w:rPr>
+                <w:rFonts w:ascii="Arial" w:cs="Arial" w:eastAsia="Arial" w:hAnsi="Arial"/>
+                <w:b w:val="false"/>
+                <w:bCs w:val="false"/>
+                <w:i w:val="false"/>
+                <w:iCs w:val="false"/>
+                <w:color w:val="000000"/>
+                <w:sz w:val="18"/>
+                <w:szCs w:val="18"/>
+              </w:rPr>
+              <w:t xml:space="preserve"/>
+            </w:r>
+          </w:p>
+          <w:p>
+            <w:pPr>
+              <w:spacing w:after="40" w:before="0"/>
+              <w:jc w:val="left"/>
+            </w:pPr>
+            <w:r>
+              <w:rPr>
+                <w:rFonts w:ascii="Arial" w:cs="Arial" w:eastAsia="Arial" w:hAnsi="Arial"/>
+                <w:b w:val="false"/>
+                <w:bCs w:val="false"/>
+                <w:i w:val="false"/>
+                <w:iCs w:val="false"/>
+                <w:color w:val="000000"/>
+                <w:sz w:val="18"/>
+                <w:szCs w:val="18"/>
+              </w:rPr>
+              <w:t xml:space="preserve">Lesson 4 — Area Scale Factor (Observe &amp; Explain): Learners use cut-out squares and rectangles (similar figures of known dimensions) to compute the area of an object and its image. They tabulate ratios of areas for k = 2, 3, 4 and discover the pattern: area scale factor = k². The teacher returns to the anchoring phenomenon — the uji cups — and learners explain why four small cups of water fill the cross-section of the medium cup. Model revision: learners add the k² relationship to their cumulative class diagram on the DQB.</w:t>
+            </w:r>
+          </w:p>
+          <w:p>
+            <w:pPr>
+              <w:spacing w:after="40" w:before="0"/>
+              <w:jc w:val="left"/>
+            </w:pPr>
+            <w:r>
+              <w:rPr>
+                <w:rFonts w:ascii="Arial" w:cs="Arial" w:eastAsia="Arial" w:hAnsi="Arial"/>
+                <w:b w:val="false"/>
+                <w:bCs w:val="false"/>
+                <w:i w:val="false"/>
+                <w:iCs w:val="false"/>
+                <w:color w:val="000000"/>
+                <w:sz w:val="18"/>
+                <w:szCs w:val="18"/>
+              </w:rPr>
+              <w:t xml:space="preserve"/>
+            </w:r>
+          </w:p>
+          <w:p>
+            <w:pPr>
+              <w:spacing w:after="40" w:before="0"/>
+              <w:jc w:val="left"/>
+            </w:pPr>
+            <w:r>
+              <w:rPr>
+                <w:rFonts w:ascii="Arial" w:cs="Arial" w:eastAsia="Arial" w:hAnsi="Arial"/>
+                <w:b w:val="false"/>
+                <w:bCs w:val="false"/>
+                <w:i w:val="false"/>
+                <w:iCs w:val="false"/>
+                <w:color w:val="000000"/>
+                <w:sz w:val="18"/>
+                <w:szCs w:val="18"/>
+              </w:rPr>
+              <w:t xml:space="preserve">Lesson 5 — Volume Scale Factor (Observe &amp; Explain): Learners use model cubes and cuboids of different sizes (or containers such as small and large Kasuku tins) to measure dimensions, compute volumes, and tabulate the ratio of volumes for k = 2, 3. They discover the pattern: volume scale factor = k³. They explain the anchoring phenomenon fully — why the large uji cup needs nine small cups of water. Learners also connect to the sufuria supporting phenomenon. DQB is updated with k³.</w:t>
+            </w:r>
+          </w:p>
+          <w:p>
+            <w:pPr>
+              <w:spacing w:after="40" w:before="0"/>
+              <w:jc w:val="left"/>
+            </w:pPr>
+            <w:r>
+              <w:rPr>
+                <w:rFonts w:ascii="Arial" w:cs="Arial" w:eastAsia="Arial" w:hAnsi="Arial"/>
+                <w:b w:val="false"/>
+                <w:bCs w:val="false"/>
+                <w:i w:val="false"/>
+                <w:iCs w:val="false"/>
+                <w:color w:val="000000"/>
+                <w:sz w:val="18"/>
+                <w:szCs w:val="18"/>
+              </w:rPr>
+              <w:t xml:space="preserve"/>
+            </w:r>
+          </w:p>
+          <w:p>
+            <w:pPr>
+              <w:spacing w:after="40" w:before="0"/>
+              <w:jc w:val="left"/>
+            </w:pPr>
+            <w:r>
+              <w:rPr>
+                <w:rFonts w:ascii="Arial" w:cs="Arial" w:eastAsia="Arial" w:hAnsi="Arial"/>
+                <w:b w:val="false"/>
+                <w:bCs w:val="false"/>
+                <w:i w:val="false"/>
+                <w:iCs w:val="false"/>
+                <w:color w:val="000000"/>
+                <w:sz w:val="18"/>
+                <w:szCs w:val="18"/>
+              </w:rPr>
+              <w:t xml:space="preserve">Lesson 6 — Relating Linear, Area and Volume Scale Factors (Explain &amp; Model Building): Learners consolidate all three relationships (k, k², k³) using a unified table. They solve mixed problems: given that two similar water tanks in the Rift Valley have a linear scale factor of 3, find how many times more paint is needed for the larger tank (k² = 9) and how many times more water it holds (k³ = 27). Digital devices are used to explore and verify. Learners build a complete annotated model (diagram + formula summary) in their notebooks and on the class DQB.</w:t>
+            </w:r>
+          </w:p>
+          <w:p>
+            <w:pPr>
+              <w:spacing w:after="40" w:before="0"/>
+              <w:jc w:val="left"/>
+            </w:pPr>
+            <w:r>
+              <w:rPr>
+                <w:rFonts w:ascii="Arial" w:cs="Arial" w:eastAsia="Arial" w:hAnsi="Arial"/>
+                <w:b w:val="false"/>
+                <w:bCs w:val="false"/>
+                <w:i w:val="false"/>
+                <w:iCs w:val="false"/>
+                <w:color w:val="000000"/>
+                <w:sz w:val="18"/>
+                <w:szCs w:val="18"/>
+              </w:rPr>
+              <w:t xml:space="preserve"/>
+            </w:r>
+          </w:p>
+          <w:p>
+            <w:pPr>
+              <w:spacing w:after="40" w:before="0"/>
+              <w:jc w:val="left"/>
+            </w:pPr>
+            <w:r>
+              <w:rPr>
+                <w:rFonts w:ascii="Arial" w:cs="Arial" w:eastAsia="Arial" w:hAnsi="Arial"/>
+                <w:b w:val="false"/>
+                <w:bCs w:val="false"/>
+                <w:i w:val="false"/>
+                <w:iCs w:val="false"/>
+                <w:color w:val="000000"/>
+                <w:sz w:val="18"/>
+                <w:szCs w:val="18"/>
+              </w:rPr>
+              <w:t xml:space="preserve">Lesson 7 — Real-Life Applications and Problem Solving (Apply &amp; Communicate): Learners apply similarity and enlargement to multi-step real-life problems: scale drawings of school buildings, resizing recipes (e.g., scaling a mandazi recipe for a school party — doubling the tin size means eight times the dough), and map reading. Learners use digital or print resources to find additional examples and present one finding to the class. The driving question is revisited and learners articulate a full answer supported by evidence.</w:t>
+            </w:r>
+          </w:p>
+          <w:p>
+            <w:pPr>
+              <w:spacing w:after="40" w:before="0"/>
+              <w:jc w:val="left"/>
+            </w:pPr>
+            <w:r>
+              <w:rPr>
+                <w:rFonts w:ascii="Arial" w:cs="Arial" w:eastAsia="Arial" w:hAnsi="Arial"/>
+                <w:b w:val="false"/>
+                <w:bCs w:val="false"/>
+                <w:i w:val="false"/>
+                <w:iCs w:val="false"/>
+                <w:color w:val="000000"/>
+                <w:sz w:val="18"/>
+                <w:szCs w:val="18"/>
+              </w:rPr>
+              <w:t xml:space="preserve"/>
+            </w:r>
+          </w:p>
+          <w:p>
+            <w:pPr>
+              <w:spacing w:after="40" w:before="0"/>
+              <w:jc w:val="left"/>
+            </w:pPr>
+            <w:r>
+              <w:rPr>
+                <w:rFonts w:ascii="Arial" w:cs="Arial" w:eastAsia="Arial" w:hAnsi="Arial"/>
+                <w:b w:val="false"/>
+                <w:bCs w:val="false"/>
+                <w:i w:val="false"/>
+                <w:iCs w:val="false"/>
+                <w:color w:val="000000"/>
+                <w:sz w:val="18"/>
+                <w:szCs w:val="18"/>
+              </w:rPr>
+              <w:t xml:space="preserve">Lesson 8 — Project Presentations and Assessment (Model Building &amp; Evaluation): Learners present their project: similar containers (cubes, cuboids, cylinders) constructed from locally available materials in at least two different sizes. They demonstrate measurement of dimensions, calculation of linear, area, and volume scale factors, and document challenges. Peers and the teacher use a rating scale for assessment. The class DQB is reviewed and completed — all sub-questions raised in Lesson 1 are answered. A written class activity consolidates individual assessment of all learning outcomes.</w:t>
+            </w:r>
+          </w:p>
+        </w:tc>
+      </w:tr>
+      <w:tr>
+        <w:tc>
+          <w:tcPr>
+            <w:tcW w:type="dxa" w:w="3000"/>
+            <w:shd w:fill="EAD1F5" w:color="auto" w:val="clear"/>
+            <w:tcMar>
+              <w:top w:type="dxa" w:w="60"/>
+              <w:left w:type="dxa" w:w="120"/>
+              <w:bottom w:type="dxa" w:w="60"/>
+              <w:right w:type="dxa" w:w="120"/>
+            </w:tcMar>
+            <w:vAlign w:val="top"/>
+          </w:tcPr>
+          <w:p>
+            <w:pPr>
+              <w:spacing w:after="40" w:before="0"/>
+              <w:jc w:val="left"/>
+            </w:pPr>
+            <w:r>
+              <w:rPr>
+                <w:rFonts w:ascii="Arial" w:cs="Arial" w:eastAsia="Arial" w:hAnsi="Arial"/>
+                <w:b/>
+                <w:bCs/>
+                <w:i w:val="false"/>
+                <w:iCs w:val="false"/>
+                <w:color w:val="000000"/>
+                <w:sz w:val="18"/>
+                <w:szCs w:val="18"/>
+              </w:rPr>
+              <w:t xml:space="preserve">Supporting Phenomena</w:t>
+            </w:r>
+          </w:p>
+        </w:tc>
+        <w:tc>
+          <w:tcPr>
+            <w:tcW w:type="dxa" w:w="10680"/>
+            <w:shd w:fill="FFFFFF" w:color="auto" w:val="clear"/>
+            <w:tcMar>
+              <w:top w:type="dxa" w:w="60"/>
+              <w:left w:type="dxa" w:w="120"/>
+              <w:bottom w:type="dxa" w:w="60"/>
+              <w:right w:type="dxa" w:w="120"/>
+            </w:tcMar>
+            <w:vAlign w:val="top"/>
+          </w:tcPr>
+          <w:p>
+            <w:pPr>
+              <w:spacing w:after="30" w:before="0"/>
+              <w:ind w:left="360" w:hanging="180"/>
+              <w:jc w:val="left"/>
+            </w:pPr>
+            <w:r>
+              <w:rPr>
+                <w:rFonts w:ascii="Arial" w:cs="Arial" w:eastAsia="Arial" w:hAnsi="Arial"/>
+                <w:b w:val="false"/>
+                <w:bCs w:val="false"/>
+                <w:i w:val="false"/>
+                <w:iCs w:val="false"/>
+                <w:color w:val="000000"/>
+                <w:sz w:val="18"/>
+                <w:szCs w:val="18"/>
+              </w:rPr>
+              <w:t xml:space="preserve">–  Differently-sized sufuria (cooking pots) used in a Kenyan kitchen: learners observe that a sufuria with double the diameter holds roughly eight times as much ugali, prompting the need to relate linear scale factor to volume scale factor.</w:t>
+            </w:r>
+          </w:p>
+          <w:p>
+            <w:pPr>
+              <w:spacing w:after="30" w:before="0"/>
+              <w:ind w:left="360" w:hanging="180"/>
+              <w:jc w:val="left"/>
+            </w:pPr>
+            <w:r>
+              <w:rPr>
+                <w:rFonts w:ascii="Arial" w:cs="Arial" w:eastAsia="Arial" w:hAnsi="Arial"/>
+                <w:b w:val="false"/>
+                <w:bCs w:val="false"/>
+                <w:i w:val="false"/>
+                <w:iCs w:val="false"/>
+                <w:color w:val="000000"/>
+                <w:sz w:val="18"/>
+                <w:szCs w:val="18"/>
+              </w:rPr>
+              <w:t xml:space="preserve">–  Aerial vs. ground-level photographs of Uhuru Park, Nairobi: a photograph taken from a drone at twice the altitude produces an image in which the park appears one-quarter the size — illustrating the area scale factor k² in a real mapping context.</w:t>
+            </w:r>
+          </w:p>
+          <w:p>
+            <w:pPr>
+              <w:spacing w:after="30" w:before="0"/>
+              <w:ind w:left="360" w:hanging="180"/>
+              <w:jc w:val="left"/>
+            </w:pPr>
+            <w:r>
+              <w:rPr>
+                <w:rFonts w:ascii="Arial" w:cs="Arial" w:eastAsia="Arial" w:hAnsi="Arial"/>
+                <w:b w:val="false"/>
+                <w:bCs w:val="false"/>
+                <w:i w:val="false"/>
+                <w:iCs w:val="false"/>
+                <w:color w:val="000000"/>
+                <w:sz w:val="18"/>
+                <w:szCs w:val="18"/>
+              </w:rPr>
+              <w:t xml:space="preserve">–  Architectural scale drawings of a school classroom: a builder's blueprint drawn at a scale of 1:50 shows how every length on paper relates to the real dimension, and learners calculate actual room areas and volumes from the drawing, reinforcing all three scale factors.</w:t>
+            </w:r>
+          </w:p>
+          <w:p>
+            <w:pPr>
+              <w:spacing w:after="30" w:before="0"/>
+              <w:ind w:left="360" w:hanging="180"/>
+              <w:jc w:val="left"/>
+            </w:pPr>
+            <w:r>
+              <w:rPr>
+                <w:rFonts w:ascii="Arial" w:cs="Arial" w:eastAsia="Arial" w:hAnsi="Arial"/>
+                <w:b w:val="false"/>
+                <w:bCs w:val="false"/>
+                <w:i w:val="false"/>
+                <w:iCs w:val="false"/>
+                <w:color w:val="000000"/>
+                <w:sz w:val="18"/>
+                <w:szCs w:val="18"/>
+              </w:rPr>
+              <w:t xml:space="preserve">–  Packaging of Cowboy or Kasuku cooking fat: the small, medium, and large tins are geometrically similar; learners compare their masses (proportional to volume) and label areas to verify k², k³ relationships using real consumer products found in Kenyan shops.</w:t>
+            </w:r>
+          </w:p>
+        </w:tc>
+      </w:tr>
+    </w:tbl>
+    <w:p>
+      <w:pPr>
+        <w:spacing w:after="120"/>
+      </w:pPr>
+      <w:r>
+        <w:t xml:space="preserve"/>
       </w:r>
     </w:p>
     <w:p>
@@ -150,7 +2302,7 @@
         </w:rPr>
         <w:t xml:space="preserve">© 2026 SeaVuria and ARES. This work is licensed under a </w:t>
       </w:r>
-      <w:hyperlink w:history="1" r:id="rIdfjjj0gw-erqysucm3vmpw">
+      <w:hyperlink w:history="1" r:id="rIdduxspjovlhhyrwbfbuaoc">
         <w:r>
           <w:rPr>
             <w:rFonts w:ascii="Arial" w:cs="Arial" w:eastAsia="Arial" w:hAnsi="Arial"/>
@@ -170,7 +2322,7 @@
         </w:rPr>
         <w:t xml:space="preserve"> (</w:t>
       </w:r>
-      <w:hyperlink w:history="1" r:id="rId65ki1onts1se8alyo_k42">
+      <w:hyperlink w:history="1" r:id="rIdl0_qahdeiia9z9umob3wc">
         <w:r>
           <w:rPr>
             <w:rFonts w:ascii="Arial" w:cs="Arial" w:eastAsia="Arial" w:hAnsi="Arial"/>
@@ -190,7 +2342,7 @@
         </w:rPr>
         <w:t xml:space="preserve">). To view a copy of this license, visit </w:t>
       </w:r>
-      <w:hyperlink w:history="1" r:id="rId-u155iv88vwjrko0ebxkv">
+      <w:hyperlink w:history="1" r:id="rIdwui2m-cxhwylgjlk1nkf3">
         <w:r>
           <w:rPr>
             <w:rFonts w:ascii="Arial" w:cs="Arial" w:eastAsia="Arial" w:hAnsi="Arial"/>
@@ -209,2158 +2361,6 @@
           <w:szCs w:val="17"/>
         </w:rPr>
         <w:t xml:space="preserve">. You are free to copy, redistribute, and adapt this material in any medium or format, provided appropriate credit is given and the material is not used for commercial purposes. KICD learning outcomes and curriculum designations reproduced here for alignment purposes remain the property of KICD and are not covered by this license. Linked external resources (e.g. CK-12, Khan Academy, PhET) are subject to their own licenses.</w:t>
-      </w:r>
-    </w:p>
-    <w:p>
-      <w:pPr>
-        <w:spacing w:after="120"/>
-      </w:pPr>
-      <w:r>
-        <w:t xml:space="preserve"/>
-      </w:r>
-    </w:p>
-    <w:tbl>
-      <w:tblPr>
-        <w:tblW w:type="dxa" w:w="13680"/>
-        <w:tblBorders>
-          <w:top w:val="single" w:color="AAAAAA" w:sz="4"/>
-          <w:left w:val="single" w:color="AAAAAA" w:sz="4"/>
-          <w:bottom w:val="single" w:color="AAAAAA" w:sz="4"/>
-          <w:right w:val="single" w:color="AAAAAA" w:sz="4"/>
-          <w:insideH w:val="single" w:color="auto" w:sz="4"/>
-          <w:insideV w:val="single" w:color="auto" w:sz="4"/>
-        </w:tblBorders>
-        <w:tblLayout w:type="fixed"/>
-      </w:tblPr>
-      <w:tblGrid>
-        <w:gridCol w:w="3000"/>
-        <w:gridCol w:w="10680"/>
-      </w:tblGrid>
-      <w:tr>
-        <w:tc>
-          <w:tcPr>
-            <w:tcW w:type="dxa" w:w="13680"/>
-            <w:gridSpan w:val="2"/>
-            <w:shd w:fill="1F3864" w:color="auto" w:val="clear"/>
-            <w:tcMar>
-              <w:top w:type="dxa" w:w="60"/>
-              <w:left w:type="dxa" w:w="120"/>
-              <w:bottom w:type="dxa" w:w="60"/>
-              <w:right w:type="dxa" w:w="120"/>
-            </w:tcMar>
-            <w:vAlign w:val="top"/>
-          </w:tcPr>
-          <w:p>
-            <w:pPr>
-              <w:spacing w:after="40" w:before="0"/>
-              <w:jc w:val="center"/>
-            </w:pPr>
-            <w:r>
-              <w:rPr>
-                <w:rFonts w:ascii="Arial" w:cs="Arial" w:eastAsia="Arial" w:hAnsi="Arial"/>
-                <w:b/>
-                <w:bCs/>
-                <w:i w:val="false"/>
-                <w:iCs w:val="false"/>
-                <w:color w:val="FFFFFF"/>
-                <w:sz w:val="22"/>
-                <w:szCs w:val="22"/>
-              </w:rPr>
-              <w:t xml:space="preserve">SUB-STRAND OVERVIEW</w:t>
-            </w:r>
-          </w:p>
-        </w:tc>
-      </w:tr>
-      <w:tr>
-        <w:tc>
-          <w:tcPr>
-            <w:tcW w:type="dxa" w:w="3000"/>
-            <w:shd w:fill="D5E8F0" w:color="auto" w:val="clear"/>
-            <w:tcMar>
-              <w:top w:type="dxa" w:w="60"/>
-              <w:left w:type="dxa" w:w="120"/>
-              <w:bottom w:type="dxa" w:w="60"/>
-              <w:right w:type="dxa" w:w="120"/>
-            </w:tcMar>
-            <w:vAlign w:val="top"/>
-          </w:tcPr>
-          <w:p>
-            <w:pPr>
-              <w:spacing w:after="40" w:before="0"/>
-              <w:jc w:val="left"/>
-            </w:pPr>
-            <w:r>
-              <w:rPr>
-                <w:rFonts w:ascii="Arial" w:cs="Arial" w:eastAsia="Arial" w:hAnsi="Arial"/>
-                <w:b/>
-                <w:bCs/>
-                <w:i w:val="false"/>
-                <w:iCs w:val="false"/>
-                <w:color w:val="000000"/>
-                <w:sz w:val="18"/>
-                <w:szCs w:val="18"/>
-              </w:rPr>
-              <w:t xml:space="preserve">Grade Level</w:t>
-            </w:r>
-          </w:p>
-        </w:tc>
-        <w:tc>
-          <w:tcPr>
-            <w:tcW w:type="dxa" w:w="10680"/>
-            <w:shd w:fill="FFFFFF" w:color="auto" w:val="clear"/>
-            <w:tcMar>
-              <w:top w:type="dxa" w:w="60"/>
-              <w:left w:type="dxa" w:w="120"/>
-              <w:bottom w:type="dxa" w:w="60"/>
-              <w:right w:type="dxa" w:w="120"/>
-            </w:tcMar>
-            <w:vAlign w:val="top"/>
-          </w:tcPr>
-          <w:p>
-            <w:pPr>
-              <w:spacing w:after="40" w:before="0"/>
-              <w:jc w:val="left"/>
-            </w:pPr>
-            <w:r>
-              <w:rPr>
-                <w:rFonts w:ascii="Arial" w:cs="Arial" w:eastAsia="Arial" w:hAnsi="Arial"/>
-                <w:b w:val="false"/>
-                <w:bCs w:val="false"/>
-                <w:i w:val="false"/>
-                <w:iCs w:val="false"/>
-                <w:color w:val="000000"/>
-                <w:sz w:val="18"/>
-                <w:szCs w:val="18"/>
-              </w:rPr>
-              <w:t xml:space="preserve">10</w:t>
-            </w:r>
-          </w:p>
-        </w:tc>
-      </w:tr>
-      <w:tr>
-        <w:tc>
-          <w:tcPr>
-            <w:tcW w:type="dxa" w:w="3000"/>
-            <w:shd w:fill="D5E8F0" w:color="auto" w:val="clear"/>
-            <w:tcMar>
-              <w:top w:type="dxa" w:w="60"/>
-              <w:left w:type="dxa" w:w="120"/>
-              <w:bottom w:type="dxa" w:w="60"/>
-              <w:right w:type="dxa" w:w="120"/>
-            </w:tcMar>
-            <w:vAlign w:val="top"/>
-          </w:tcPr>
-          <w:p>
-            <w:pPr>
-              <w:spacing w:after="40" w:before="0"/>
-              <w:jc w:val="left"/>
-            </w:pPr>
-            <w:r>
-              <w:rPr>
-                <w:rFonts w:ascii="Arial" w:cs="Arial" w:eastAsia="Arial" w:hAnsi="Arial"/>
-                <w:b/>
-                <w:bCs/>
-                <w:i w:val="false"/>
-                <w:iCs w:val="false"/>
-                <w:color w:val="000000"/>
-                <w:sz w:val="18"/>
-                <w:szCs w:val="18"/>
-              </w:rPr>
-              <w:t xml:space="preserve">Subject</w:t>
-            </w:r>
-          </w:p>
-        </w:tc>
-        <w:tc>
-          <w:tcPr>
-            <w:tcW w:type="dxa" w:w="10680"/>
-            <w:shd w:fill="FFFFFF" w:color="auto" w:val="clear"/>
-            <w:tcMar>
-              <w:top w:type="dxa" w:w="60"/>
-              <w:left w:type="dxa" w:w="120"/>
-              <w:bottom w:type="dxa" w:w="60"/>
-              <w:right w:type="dxa" w:w="120"/>
-            </w:tcMar>
-            <w:vAlign w:val="top"/>
-          </w:tcPr>
-          <w:p>
-            <w:pPr>
-              <w:spacing w:after="40" w:before="0"/>
-              <w:jc w:val="left"/>
-            </w:pPr>
-            <w:r>
-              <w:rPr>
-                <w:rFonts w:ascii="Arial" w:cs="Arial" w:eastAsia="Arial" w:hAnsi="Arial"/>
-                <w:b w:val="false"/>
-                <w:bCs w:val="false"/>
-                <w:i w:val="false"/>
-                <w:iCs w:val="false"/>
-                <w:color w:val="000000"/>
-                <w:sz w:val="18"/>
-                <w:szCs w:val="18"/>
-              </w:rPr>
-              <w:t xml:space="preserve">Essential Mathematics</w:t>
-            </w:r>
-          </w:p>
-        </w:tc>
-      </w:tr>
-      <w:tr>
-        <w:tc>
-          <w:tcPr>
-            <w:tcW w:type="dxa" w:w="3000"/>
-            <w:shd w:fill="D5E8F0" w:color="auto" w:val="clear"/>
-            <w:tcMar>
-              <w:top w:type="dxa" w:w="60"/>
-              <w:left w:type="dxa" w:w="120"/>
-              <w:bottom w:type="dxa" w:w="60"/>
-              <w:right w:type="dxa" w:w="120"/>
-            </w:tcMar>
-            <w:vAlign w:val="top"/>
-          </w:tcPr>
-          <w:p>
-            <w:pPr>
-              <w:spacing w:after="40" w:before="0"/>
-              <w:jc w:val="left"/>
-            </w:pPr>
-            <w:r>
-              <w:rPr>
-                <w:rFonts w:ascii="Arial" w:cs="Arial" w:eastAsia="Arial" w:hAnsi="Arial"/>
-                <w:b/>
-                <w:bCs/>
-                <w:i w:val="false"/>
-                <w:iCs w:val="false"/>
-                <w:color w:val="000000"/>
-                <w:sz w:val="18"/>
-                <w:szCs w:val="18"/>
-              </w:rPr>
-              <w:t xml:space="preserve">Strand</w:t>
-            </w:r>
-          </w:p>
-        </w:tc>
-        <w:tc>
-          <w:tcPr>
-            <w:tcW w:type="dxa" w:w="10680"/>
-            <w:shd w:fill="FFFFFF" w:color="auto" w:val="clear"/>
-            <w:tcMar>
-              <w:top w:type="dxa" w:w="60"/>
-              <w:left w:type="dxa" w:w="120"/>
-              <w:bottom w:type="dxa" w:w="60"/>
-              <w:right w:type="dxa" w:w="120"/>
-            </w:tcMar>
-            <w:vAlign w:val="top"/>
-          </w:tcPr>
-          <w:p>
-            <w:pPr>
-              <w:spacing w:after="40" w:before="0"/>
-              <w:jc w:val="left"/>
-            </w:pPr>
-            <w:r>
-              <w:rPr>
-                <w:rFonts w:ascii="Arial" w:cs="Arial" w:eastAsia="Arial" w:hAnsi="Arial"/>
-                <w:b w:val="false"/>
-                <w:bCs w:val="false"/>
-                <w:i w:val="false"/>
-                <w:iCs w:val="false"/>
-                <w:color w:val="000000"/>
-                <w:sz w:val="18"/>
-                <w:szCs w:val="18"/>
-              </w:rPr>
-              <w:t xml:space="preserve">Strand 2.0: Measurements and Geometry</w:t>
-            </w:r>
-          </w:p>
-        </w:tc>
-      </w:tr>
-      <w:tr>
-        <w:tc>
-          <w:tcPr>
-            <w:tcW w:type="dxa" w:w="3000"/>
-            <w:shd w:fill="D5E8F0" w:color="auto" w:val="clear"/>
-            <w:tcMar>
-              <w:top w:type="dxa" w:w="60"/>
-              <w:left w:type="dxa" w:w="120"/>
-              <w:bottom w:type="dxa" w:w="60"/>
-              <w:right w:type="dxa" w:w="120"/>
-            </w:tcMar>
-            <w:vAlign w:val="top"/>
-          </w:tcPr>
-          <w:p>
-            <w:pPr>
-              <w:spacing w:after="40" w:before="0"/>
-              <w:jc w:val="left"/>
-            </w:pPr>
-            <w:r>
-              <w:rPr>
-                <w:rFonts w:ascii="Arial" w:cs="Arial" w:eastAsia="Arial" w:hAnsi="Arial"/>
-                <w:b/>
-                <w:bCs/>
-                <w:i w:val="false"/>
-                <w:iCs w:val="false"/>
-                <w:color w:val="000000"/>
-                <w:sz w:val="18"/>
-                <w:szCs w:val="18"/>
-              </w:rPr>
-              <w:t xml:space="preserve">Sub-Strand</w:t>
-            </w:r>
-          </w:p>
-        </w:tc>
-        <w:tc>
-          <w:tcPr>
-            <w:tcW w:type="dxa" w:w="10680"/>
-            <w:shd w:fill="FFFFFF" w:color="auto" w:val="clear"/>
-            <w:tcMar>
-              <w:top w:type="dxa" w:w="60"/>
-              <w:left w:type="dxa" w:w="120"/>
-              <w:bottom w:type="dxa" w:w="60"/>
-              <w:right w:type="dxa" w:w="120"/>
-            </w:tcMar>
-            <w:vAlign w:val="top"/>
-          </w:tcPr>
-          <w:p>
-            <w:pPr>
-              <w:spacing w:after="40" w:before="0"/>
-              <w:jc w:val="left"/>
-            </w:pPr>
-            <w:r>
-              <w:rPr>
-                <w:rFonts w:ascii="Arial" w:cs="Arial" w:eastAsia="Arial" w:hAnsi="Arial"/>
-                <w:b w:val="false"/>
-                <w:bCs w:val="false"/>
-                <w:i w:val="false"/>
-                <w:iCs w:val="false"/>
-                <w:color w:val="000000"/>
-                <w:sz w:val="18"/>
-                <w:szCs w:val="18"/>
-              </w:rPr>
-              <w:t xml:space="preserve">Sub-Strand 2.1: Similarity and Enlargement</w:t>
-            </w:r>
-          </w:p>
-        </w:tc>
-      </w:tr>
-      <w:tr>
-        <w:tc>
-          <w:tcPr>
-            <w:tcW w:type="dxa" w:w="3000"/>
-            <w:shd w:fill="D5E8F0" w:color="auto" w:val="clear"/>
-            <w:tcMar>
-              <w:top w:type="dxa" w:w="60"/>
-              <w:left w:type="dxa" w:w="120"/>
-              <w:bottom w:type="dxa" w:w="60"/>
-              <w:right w:type="dxa" w:w="120"/>
-            </w:tcMar>
-            <w:vAlign w:val="top"/>
-          </w:tcPr>
-          <w:p>
-            <w:pPr>
-              <w:spacing w:after="40" w:before="0"/>
-              <w:jc w:val="left"/>
-            </w:pPr>
-            <w:r>
-              <w:rPr>
-                <w:rFonts w:ascii="Arial" w:cs="Arial" w:eastAsia="Arial" w:hAnsi="Arial"/>
-                <w:b/>
-                <w:bCs/>
-                <w:i w:val="false"/>
-                <w:iCs w:val="false"/>
-                <w:color w:val="000000"/>
-                <w:sz w:val="18"/>
-                <w:szCs w:val="18"/>
-              </w:rPr>
-              <w:t xml:space="preserve">Total Duration</w:t>
-            </w:r>
-          </w:p>
-        </w:tc>
-        <w:tc>
-          <w:tcPr>
-            <w:tcW w:type="dxa" w:w="10680"/>
-            <w:shd w:fill="FFFFFF" w:color="auto" w:val="clear"/>
-            <w:tcMar>
-              <w:top w:type="dxa" w:w="60"/>
-              <w:left w:type="dxa" w:w="120"/>
-              <w:bottom w:type="dxa" w:w="60"/>
-              <w:right w:type="dxa" w:w="120"/>
-            </w:tcMar>
-            <w:vAlign w:val="top"/>
-          </w:tcPr>
-          <w:p>
-            <w:pPr>
-              <w:spacing w:after="40" w:before="0"/>
-              <w:jc w:val="left"/>
-            </w:pPr>
-            <w:r>
-              <w:rPr>
-                <w:rFonts w:ascii="Arial" w:cs="Arial" w:eastAsia="Arial" w:hAnsi="Arial"/>
-                <w:b w:val="false"/>
-                <w:bCs w:val="false"/>
-                <w:i w:val="false"/>
-                <w:iCs w:val="false"/>
-                <w:color w:val="000000"/>
-                <w:sz w:val="18"/>
-                <w:szCs w:val="18"/>
-              </w:rPr>
-              <w:t xml:space="preserve">8 lessons × 40 minutes = 320 minutes total</w:t>
-            </w:r>
-          </w:p>
-        </w:tc>
-      </w:tr>
-      <w:tr>
-        <w:tc>
-          <w:tcPr>
-            <w:tcW w:type="dxa" w:w="3000"/>
-            <w:shd w:fill="D5E8F0" w:color="auto" w:val="clear"/>
-            <w:tcMar>
-              <w:top w:type="dxa" w:w="60"/>
-              <w:left w:type="dxa" w:w="120"/>
-              <w:bottom w:type="dxa" w:w="60"/>
-              <w:right w:type="dxa" w:w="120"/>
-            </w:tcMar>
-            <w:vAlign w:val="top"/>
-          </w:tcPr>
-          <w:p>
-            <w:pPr>
-              <w:spacing w:after="40" w:before="0"/>
-              <w:jc w:val="left"/>
-            </w:pPr>
-            <w:r>
-              <w:rPr>
-                <w:rFonts w:ascii="Arial" w:cs="Arial" w:eastAsia="Arial" w:hAnsi="Arial"/>
-                <w:b/>
-                <w:bCs/>
-                <w:i w:val="false"/>
-                <w:iCs w:val="false"/>
-                <w:color w:val="000000"/>
-                <w:sz w:val="18"/>
-                <w:szCs w:val="18"/>
-              </w:rPr>
-              <w:t xml:space="preserve">Sub-Strand Content</w:t>
-            </w:r>
-          </w:p>
-        </w:tc>
-        <w:tc>
-          <w:tcPr>
-            <w:tcW w:type="dxa" w:w="10680"/>
-            <w:shd w:fill="FFFFFF" w:color="auto" w:val="clear"/>
-            <w:tcMar>
-              <w:top w:type="dxa" w:w="60"/>
-              <w:left w:type="dxa" w:w="120"/>
-              <w:bottom w:type="dxa" w:w="60"/>
-              <w:right w:type="dxa" w:w="120"/>
-            </w:tcMar>
-            <w:vAlign w:val="top"/>
-          </w:tcPr>
-          <w:p>
-            <w:pPr>
-              <w:spacing w:after="30" w:before="0"/>
-              <w:ind w:left="360" w:hanging="180"/>
-              <w:jc w:val="left"/>
-            </w:pPr>
-            <w:r>
-              <w:rPr>
-                <w:rFonts w:ascii="Arial" w:cs="Arial" w:eastAsia="Arial" w:hAnsi="Arial"/>
-                <w:b w:val="false"/>
-                <w:bCs w:val="false"/>
-                <w:i w:val="false"/>
-                <w:iCs w:val="false"/>
-                <w:color w:val="000000"/>
-                <w:sz w:val="18"/>
-                <w:szCs w:val="18"/>
-              </w:rPr>
-              <w:t xml:space="preserve">–  Similarity between objects — identifying and sorting similar figures from the environment</w:t>
-            </w:r>
-          </w:p>
-          <w:p>
-            <w:pPr>
-              <w:spacing w:after="30" w:before="0"/>
-              <w:ind w:left="360" w:hanging="180"/>
-              <w:jc w:val="left"/>
-            </w:pPr>
-            <w:r>
-              <w:rPr>
-                <w:rFonts w:ascii="Arial" w:cs="Arial" w:eastAsia="Arial" w:hAnsi="Arial"/>
-                <w:b w:val="false"/>
-                <w:bCs w:val="false"/>
-                <w:i w:val="false"/>
-                <w:iCs w:val="false"/>
-                <w:color w:val="000000"/>
-                <w:sz w:val="18"/>
-                <w:szCs w:val="18"/>
-              </w:rPr>
-              <w:t xml:space="preserve">–  Properties of similar figures — corresponding angles and proportional sides</w:t>
-            </w:r>
-          </w:p>
-          <w:p>
-            <w:pPr>
-              <w:spacing w:after="30" w:before="0"/>
-              <w:ind w:left="360" w:hanging="180"/>
-              <w:jc w:val="left"/>
-            </w:pPr>
-            <w:r>
-              <w:rPr>
-                <w:rFonts w:ascii="Arial" w:cs="Arial" w:eastAsia="Arial" w:hAnsi="Arial"/>
-                <w:b w:val="false"/>
-                <w:bCs w:val="false"/>
-                <w:i w:val="false"/>
-                <w:iCs w:val="false"/>
-                <w:color w:val="000000"/>
-                <w:sz w:val="18"/>
-                <w:szCs w:val="18"/>
-              </w:rPr>
-              <w:t xml:space="preserve">–  Centre of enlargement — locating and tracing the centre on plain paper</w:t>
-            </w:r>
-          </w:p>
-          <w:p>
-            <w:pPr>
-              <w:spacing w:after="30" w:before="0"/>
-              <w:ind w:left="360" w:hanging="180"/>
-              <w:jc w:val="left"/>
-            </w:pPr>
-            <w:r>
-              <w:rPr>
-                <w:rFonts w:ascii="Arial" w:cs="Arial" w:eastAsia="Arial" w:hAnsi="Arial"/>
-                <w:b w:val="false"/>
-                <w:bCs w:val="false"/>
-                <w:i w:val="false"/>
-                <w:iCs w:val="false"/>
-                <w:color w:val="000000"/>
-                <w:sz w:val="18"/>
-                <w:szCs w:val="18"/>
-              </w:rPr>
-              <w:t xml:space="preserve">–  Linear scale factor — measuring corresponding sides and computing the ratio</w:t>
-            </w:r>
-          </w:p>
-          <w:p>
-            <w:pPr>
-              <w:spacing w:after="30" w:before="0"/>
-              <w:ind w:left="360" w:hanging="180"/>
-              <w:jc w:val="left"/>
-            </w:pPr>
-            <w:r>
-              <w:rPr>
-                <w:rFonts w:ascii="Arial" w:cs="Arial" w:eastAsia="Arial" w:hAnsi="Arial"/>
-                <w:b w:val="false"/>
-                <w:bCs w:val="false"/>
-                <w:i w:val="false"/>
-                <w:iCs w:val="false"/>
-                <w:color w:val="000000"/>
-                <w:sz w:val="18"/>
-                <w:szCs w:val="18"/>
-              </w:rPr>
-              <w:t xml:space="preserve">–  Drawing the image of an object given the centre of enlargement and linear scale factor</w:t>
-            </w:r>
-          </w:p>
-          <w:p>
-            <w:pPr>
-              <w:spacing w:after="30" w:before="0"/>
-              <w:ind w:left="360" w:hanging="180"/>
-              <w:jc w:val="left"/>
-            </w:pPr>
-            <w:r>
-              <w:rPr>
-                <w:rFonts w:ascii="Arial" w:cs="Arial" w:eastAsia="Arial" w:hAnsi="Arial"/>
-                <w:b w:val="false"/>
-                <w:bCs w:val="false"/>
-                <w:i w:val="false"/>
-                <w:iCs w:val="false"/>
-                <w:color w:val="000000"/>
-                <w:sz w:val="18"/>
-                <w:szCs w:val="18"/>
-              </w:rPr>
-              <w:t xml:space="preserve">–  Area scale factor — relating the ratio of image area to object area</w:t>
-            </w:r>
-          </w:p>
-          <w:p>
-            <w:pPr>
-              <w:spacing w:after="30" w:before="0"/>
-              <w:ind w:left="360" w:hanging="180"/>
-              <w:jc w:val="left"/>
-            </w:pPr>
-            <w:r>
-              <w:rPr>
-                <w:rFonts w:ascii="Arial" w:cs="Arial" w:eastAsia="Arial" w:hAnsi="Arial"/>
-                <w:b w:val="false"/>
-                <w:bCs w:val="false"/>
-                <w:i w:val="false"/>
-                <w:iCs w:val="false"/>
-                <w:color w:val="000000"/>
-                <w:sz w:val="18"/>
-                <w:szCs w:val="18"/>
-              </w:rPr>
-              <w:t xml:space="preserve">–  Volume scale factor — relating the ratio of volumes of similar solids</w:t>
-            </w:r>
-          </w:p>
-          <w:p>
-            <w:pPr>
-              <w:spacing w:after="30" w:before="0"/>
-              <w:ind w:left="360" w:hanging="180"/>
-              <w:jc w:val="left"/>
-            </w:pPr>
-            <w:r>
-              <w:rPr>
-                <w:rFonts w:ascii="Arial" w:cs="Arial" w:eastAsia="Arial" w:hAnsi="Arial"/>
-                <w:b w:val="false"/>
-                <w:bCs w:val="false"/>
-                <w:i w:val="false"/>
-                <w:iCs w:val="false"/>
-                <w:color w:val="000000"/>
-                <w:sz w:val="18"/>
-                <w:szCs w:val="18"/>
-              </w:rPr>
-              <w:t xml:space="preserve">–  Relationship between linear scale factor, area scale factor and volume scale factor</w:t>
-            </w:r>
-          </w:p>
-          <w:p>
-            <w:pPr>
-              <w:spacing w:after="30" w:before="0"/>
-              <w:ind w:left="360" w:hanging="180"/>
-              <w:jc w:val="left"/>
-            </w:pPr>
-            <w:r>
-              <w:rPr>
-                <w:rFonts w:ascii="Arial" w:cs="Arial" w:eastAsia="Arial" w:hAnsi="Arial"/>
-                <w:b w:val="false"/>
-                <w:bCs w:val="false"/>
-                <w:i w:val="false"/>
-                <w:iCs w:val="false"/>
-                <w:color w:val="000000"/>
-                <w:sz w:val="18"/>
-                <w:szCs w:val="18"/>
-              </w:rPr>
-              <w:t xml:space="preserve">–  Application of similarity and enlargement in real-life situations</w:t>
-            </w:r>
-          </w:p>
-          <w:p>
-            <w:pPr>
-              <w:spacing w:after="30" w:before="0"/>
-              <w:ind w:left="360" w:hanging="180"/>
-              <w:jc w:val="left"/>
-            </w:pPr>
-            <w:r>
-              <w:rPr>
-                <w:rFonts w:ascii="Arial" w:cs="Arial" w:eastAsia="Arial" w:hAnsi="Arial"/>
-                <w:b w:val="false"/>
-                <w:bCs w:val="false"/>
-                <w:i w:val="false"/>
-                <w:iCs w:val="false"/>
-                <w:color w:val="000000"/>
-                <w:sz w:val="18"/>
-                <w:szCs w:val="18"/>
-              </w:rPr>
-              <w:t xml:space="preserve">–  Project: making similar containers (cubes, cuboids, cylinders) of different sizes using locally available materials</w:t>
-            </w:r>
-          </w:p>
-        </w:tc>
-      </w:tr>
-      <w:tr>
-        <w:tc>
-          <w:tcPr>
-            <w:tcW w:type="dxa" w:w="3000"/>
-            <w:shd w:fill="D5E8F0" w:color="auto" w:val="clear"/>
-            <w:tcMar>
-              <w:top w:type="dxa" w:w="60"/>
-              <w:left w:type="dxa" w:w="120"/>
-              <w:bottom w:type="dxa" w:w="60"/>
-              <w:right w:type="dxa" w:w="120"/>
-            </w:tcMar>
-            <w:vAlign w:val="top"/>
-          </w:tcPr>
-          <w:p>
-            <w:pPr>
-              <w:spacing w:after="40" w:before="0"/>
-              <w:jc w:val="left"/>
-            </w:pPr>
-            <w:r>
-              <w:rPr>
-                <w:rFonts w:ascii="Arial" w:cs="Arial" w:eastAsia="Arial" w:hAnsi="Arial"/>
-                <w:b/>
-                <w:bCs/>
-                <w:i w:val="false"/>
-                <w:iCs w:val="false"/>
-                <w:color w:val="000000"/>
-                <w:sz w:val="18"/>
-                <w:szCs w:val="18"/>
-              </w:rPr>
-              <w:t xml:space="preserve">Learning Outcomes</w:t>
-            </w:r>
-          </w:p>
-        </w:tc>
-        <w:tc>
-          <w:tcPr>
-            <w:tcW w:type="dxa" w:w="10680"/>
-            <w:shd w:fill="FFFFFF" w:color="auto" w:val="clear"/>
-            <w:tcMar>
-              <w:top w:type="dxa" w:w="60"/>
-              <w:left w:type="dxa" w:w="120"/>
-              <w:bottom w:type="dxa" w:w="60"/>
-              <w:right w:type="dxa" w:w="120"/>
-            </w:tcMar>
-            <w:vAlign w:val="top"/>
-          </w:tcPr>
-          <w:p>
-            <w:pPr>
-              <w:spacing w:after="40" w:before="0"/>
-              <w:jc w:val="left"/>
-            </w:pPr>
-            <w:r>
-              <w:rPr>
-                <w:rFonts w:ascii="Arial" w:cs="Arial" w:eastAsia="Arial" w:hAnsi="Arial"/>
-                <w:b w:val="false"/>
-                <w:bCs w:val="false"/>
-                <w:i w:val="false"/>
-                <w:iCs w:val="false"/>
-                <w:color w:val="000000"/>
-                <w:sz w:val="18"/>
-                <w:szCs w:val="18"/>
-              </w:rPr>
-              <w:t xml:space="preserve">By the end of the sub-strand, the learner should be able to:</w:t>
-            </w:r>
-          </w:p>
-          <w:p>
-            <w:pPr>
-              <w:spacing w:after="40" w:before="0"/>
-              <w:jc w:val="left"/>
-            </w:pPr>
-            <w:r>
-              <w:rPr>
-                <w:rFonts w:ascii="Arial" w:cs="Arial" w:eastAsia="Arial" w:hAnsi="Arial"/>
-                <w:b w:val="false"/>
-                <w:bCs w:val="false"/>
-                <w:i w:val="false"/>
-                <w:iCs w:val="false"/>
-                <w:color w:val="000000"/>
-                <w:sz w:val="18"/>
-                <w:szCs w:val="18"/>
-              </w:rPr>
-              <w:t xml:space="preserve">a) identify properties of similar figures,</w:t>
-            </w:r>
-          </w:p>
-          <w:p>
-            <w:pPr>
-              <w:spacing w:after="40" w:before="0"/>
-              <w:jc w:val="left"/>
-            </w:pPr>
-            <w:r>
-              <w:rPr>
-                <w:rFonts w:ascii="Arial" w:cs="Arial" w:eastAsia="Arial" w:hAnsi="Arial"/>
-                <w:b w:val="false"/>
-                <w:bCs w:val="false"/>
-                <w:i w:val="false"/>
-                <w:iCs w:val="false"/>
-                <w:color w:val="000000"/>
-                <w:sz w:val="18"/>
-                <w:szCs w:val="18"/>
-              </w:rPr>
-              <w:t xml:space="preserve">b) determine the centre of enlargement and the linear scale factor of similar figures,</w:t>
-            </w:r>
-          </w:p>
-          <w:p>
-            <w:pPr>
-              <w:spacing w:after="40" w:before="0"/>
-              <w:jc w:val="left"/>
-            </w:pPr>
-            <w:r>
-              <w:rPr>
-                <w:rFonts w:ascii="Arial" w:cs="Arial" w:eastAsia="Arial" w:hAnsi="Arial"/>
-                <w:b w:val="false"/>
-                <w:bCs w:val="false"/>
-                <w:i w:val="false"/>
-                <w:iCs w:val="false"/>
-                <w:color w:val="000000"/>
-                <w:sz w:val="18"/>
-                <w:szCs w:val="18"/>
-              </w:rPr>
-              <w:t xml:space="preserve">c) draw the image of an object given the centre of enlargement and the linear scale factor,</w:t>
-            </w:r>
-          </w:p>
-          <w:p>
-            <w:pPr>
-              <w:spacing w:after="40" w:before="0"/>
-              <w:jc w:val="left"/>
-            </w:pPr>
-            <w:r>
-              <w:rPr>
-                <w:rFonts w:ascii="Arial" w:cs="Arial" w:eastAsia="Arial" w:hAnsi="Arial"/>
-                <w:b w:val="false"/>
-                <w:bCs w:val="false"/>
-                <w:i w:val="false"/>
-                <w:iCs w:val="false"/>
-                <w:color w:val="000000"/>
-                <w:sz w:val="18"/>
-                <w:szCs w:val="18"/>
-              </w:rPr>
-              <w:t xml:space="preserve">d) determine the area scale factor of similar figures,</w:t>
-            </w:r>
-          </w:p>
-          <w:p>
-            <w:pPr>
-              <w:spacing w:after="40" w:before="0"/>
-              <w:jc w:val="left"/>
-            </w:pPr>
-            <w:r>
-              <w:rPr>
-                <w:rFonts w:ascii="Arial" w:cs="Arial" w:eastAsia="Arial" w:hAnsi="Arial"/>
-                <w:b w:val="false"/>
-                <w:bCs w:val="false"/>
-                <w:i w:val="false"/>
-                <w:iCs w:val="false"/>
-                <w:color w:val="000000"/>
-                <w:sz w:val="18"/>
-                <w:szCs w:val="18"/>
-              </w:rPr>
-              <w:t xml:space="preserve">e) determine the volume scale factor of similar objects,</w:t>
-            </w:r>
-          </w:p>
-          <w:p>
-            <w:pPr>
-              <w:spacing w:after="40" w:before="0"/>
-              <w:jc w:val="left"/>
-            </w:pPr>
-            <w:r>
-              <w:rPr>
-                <w:rFonts w:ascii="Arial" w:cs="Arial" w:eastAsia="Arial" w:hAnsi="Arial"/>
-                <w:b w:val="false"/>
-                <w:bCs w:val="false"/>
-                <w:i w:val="false"/>
-                <w:iCs w:val="false"/>
-                <w:color w:val="000000"/>
-                <w:sz w:val="18"/>
-                <w:szCs w:val="18"/>
-              </w:rPr>
-              <w:t xml:space="preserve">f) relate linear scale factor to area and volume scale factor of similar objects,</w:t>
-            </w:r>
-          </w:p>
-          <w:p>
-            <w:pPr>
-              <w:spacing w:after="40" w:before="0"/>
-              <w:jc w:val="left"/>
-            </w:pPr>
-            <w:r>
-              <w:rPr>
-                <w:rFonts w:ascii="Arial" w:cs="Arial" w:eastAsia="Arial" w:hAnsi="Arial"/>
-                <w:b w:val="false"/>
-                <w:bCs w:val="false"/>
-                <w:i w:val="false"/>
-                <w:iCs w:val="false"/>
-                <w:color w:val="000000"/>
-                <w:sz w:val="18"/>
-                <w:szCs w:val="18"/>
-              </w:rPr>
-              <w:t xml:space="preserve">g) apply similarity and enlargement to real-life situations,</w:t>
-            </w:r>
-          </w:p>
-          <w:p>
-            <w:pPr>
-              <w:spacing w:after="40" w:before="0"/>
-              <w:jc w:val="left"/>
-            </w:pPr>
-            <w:r>
-              <w:rPr>
-                <w:rFonts w:ascii="Arial" w:cs="Arial" w:eastAsia="Arial" w:hAnsi="Arial"/>
-                <w:b w:val="false"/>
-                <w:bCs w:val="false"/>
-                <w:i w:val="false"/>
-                <w:iCs w:val="false"/>
-                <w:color w:val="000000"/>
-                <w:sz w:val="18"/>
-                <w:szCs w:val="18"/>
-              </w:rPr>
-              <w:t xml:space="preserve">h) appreciate the use of similarity and enlargement in real-life situations.</w:t>
-            </w:r>
-          </w:p>
-        </w:tc>
-      </w:tr>
-      <w:tr>
-        <w:tc>
-          <w:tcPr>
-            <w:tcW w:type="dxa" w:w="3000"/>
-            <w:shd w:fill="D5E8F0" w:color="auto" w:val="clear"/>
-            <w:tcMar>
-              <w:top w:type="dxa" w:w="60"/>
-              <w:left w:type="dxa" w:w="120"/>
-              <w:bottom w:type="dxa" w:w="60"/>
-              <w:right w:type="dxa" w:w="120"/>
-            </w:tcMar>
-            <w:vAlign w:val="top"/>
-          </w:tcPr>
-          <w:p>
-            <w:pPr>
-              <w:spacing w:after="40" w:before="0"/>
-              <w:jc w:val="left"/>
-            </w:pPr>
-            <w:r>
-              <w:rPr>
-                <w:rFonts w:ascii="Arial" w:cs="Arial" w:eastAsia="Arial" w:hAnsi="Arial"/>
-                <w:b/>
-                <w:bCs/>
-                <w:i w:val="false"/>
-                <w:iCs w:val="false"/>
-                <w:color w:val="000000"/>
-                <w:sz w:val="18"/>
-                <w:szCs w:val="18"/>
-              </w:rPr>
-              <w:t xml:space="preserve">Core Competencies</w:t>
-            </w:r>
-          </w:p>
-        </w:tc>
-        <w:tc>
-          <w:tcPr>
-            <w:tcW w:type="dxa" w:w="10680"/>
-            <w:shd w:fill="FFFFFF" w:color="auto" w:val="clear"/>
-            <w:tcMar>
-              <w:top w:type="dxa" w:w="60"/>
-              <w:left w:type="dxa" w:w="120"/>
-              <w:bottom w:type="dxa" w:w="60"/>
-              <w:right w:type="dxa" w:w="120"/>
-            </w:tcMar>
-            <w:vAlign w:val="top"/>
-          </w:tcPr>
-          <w:p>
-            <w:pPr>
-              <w:spacing w:after="30" w:before="0"/>
-              <w:ind w:left="360" w:hanging="180"/>
-              <w:jc w:val="left"/>
-            </w:pPr>
-            <w:r>
-              <w:rPr>
-                <w:rFonts w:ascii="Arial" w:cs="Arial" w:eastAsia="Arial" w:hAnsi="Arial"/>
-                <w:b w:val="false"/>
-                <w:bCs w:val="false"/>
-                <w:i w:val="false"/>
-                <w:iCs w:val="false"/>
-                <w:color w:val="000000"/>
-                <w:sz w:val="18"/>
-                <w:szCs w:val="18"/>
-              </w:rPr>
-              <w:t xml:space="preserve">–  Digital Literacy: The learner develops the skills of connecting and interacting with digital technology when using digital resources (e.g., the Kenya Education Cloud or learner digital devices) to manipulate objects or figures — zooming or shrinking sizes — and to learn more on the application of similarity and enlargement in real life.</w:t>
-            </w:r>
-          </w:p>
-          <w:p>
-            <w:pPr>
-              <w:spacing w:after="30" w:before="0"/>
-              <w:ind w:left="360" w:hanging="180"/>
-              <w:jc w:val="left"/>
-            </w:pPr>
-            <w:r>
-              <w:rPr>
-                <w:rFonts w:ascii="Arial" w:cs="Arial" w:eastAsia="Arial" w:hAnsi="Arial"/>
-                <w:b w:val="false"/>
-                <w:bCs w:val="false"/>
-                <w:i w:val="false"/>
-                <w:iCs w:val="false"/>
-                <w:color w:val="000000"/>
-                <w:sz w:val="18"/>
-                <w:szCs w:val="18"/>
-              </w:rPr>
-              <w:t xml:space="preserve">–  Creativity and Imagination: The learner acquires networking and connection skills when drawing images of given objects under a particular enlargement scale factor and when designing and constructing similar containers of different sizes during the project.</w:t>
-            </w:r>
-          </w:p>
-        </w:tc>
-      </w:tr>
-      <w:tr>
-        <w:tc>
-          <w:tcPr>
-            <w:tcW w:type="dxa" w:w="3000"/>
-            <w:shd w:fill="E2EFDA" w:color="auto" w:val="clear"/>
-            <w:tcMar>
-              <w:top w:type="dxa" w:w="60"/>
-              <w:left w:type="dxa" w:w="120"/>
-              <w:bottom w:type="dxa" w:w="60"/>
-              <w:right w:type="dxa" w:w="120"/>
-            </w:tcMar>
-            <w:vAlign w:val="top"/>
-          </w:tcPr>
-          <w:p>
-            <w:pPr>
-              <w:spacing w:after="40" w:before="0"/>
-              <w:jc w:val="left"/>
-            </w:pPr>
-            <w:r>
-              <w:rPr>
-                <w:rFonts w:ascii="Arial" w:cs="Arial" w:eastAsia="Arial" w:hAnsi="Arial"/>
-                <w:b/>
-                <w:bCs/>
-                <w:i w:val="false"/>
-                <w:iCs w:val="false"/>
-                <w:color w:val="000000"/>
-                <w:sz w:val="18"/>
-                <w:szCs w:val="18"/>
-              </w:rPr>
-              <w:t xml:space="preserve">Core Values</w:t>
-            </w:r>
-          </w:p>
-        </w:tc>
-        <w:tc>
-          <w:tcPr>
-            <w:tcW w:type="dxa" w:w="10680"/>
-            <w:shd w:fill="FFFFFF" w:color="auto" w:val="clear"/>
-            <w:tcMar>
-              <w:top w:type="dxa" w:w="60"/>
-              <w:left w:type="dxa" w:w="120"/>
-              <w:bottom w:type="dxa" w:w="60"/>
-              <w:right w:type="dxa" w:w="120"/>
-            </w:tcMar>
-            <w:vAlign w:val="top"/>
-          </w:tcPr>
-          <w:p>
-            <w:pPr>
-              <w:spacing w:after="30" w:before="0"/>
-              <w:ind w:left="360" w:hanging="180"/>
-              <w:jc w:val="left"/>
-            </w:pPr>
-            <w:r>
-              <w:rPr>
-                <w:rFonts w:ascii="Arial" w:cs="Arial" w:eastAsia="Arial" w:hAnsi="Arial"/>
-                <w:b w:val="false"/>
-                <w:bCs w:val="false"/>
-                <w:i w:val="false"/>
-                <w:iCs w:val="false"/>
-                <w:color w:val="000000"/>
-                <w:sz w:val="18"/>
-                <w:szCs w:val="18"/>
-              </w:rPr>
-              <w:t xml:space="preserve">–  Responsibility: The learner takes care of objects and containers collected from the immediate environment (e.g., packaging tins, juice cartons, sufuria lids) and of instruments used during construction and measurement tasks.</w:t>
-            </w:r>
-          </w:p>
-        </w:tc>
-      </w:tr>
-      <w:tr>
-        <w:tc>
-          <w:tcPr>
-            <w:tcW w:type="dxa" w:w="3000"/>
-            <w:shd w:fill="D5E8F0" w:color="auto" w:val="clear"/>
-            <w:tcMar>
-              <w:top w:type="dxa" w:w="60"/>
-              <w:left w:type="dxa" w:w="120"/>
-              <w:bottom w:type="dxa" w:w="60"/>
-              <w:right w:type="dxa" w:w="120"/>
-            </w:tcMar>
-            <w:vAlign w:val="top"/>
-          </w:tcPr>
-          <w:p>
-            <w:pPr>
-              <w:spacing w:after="40" w:before="0"/>
-              <w:jc w:val="left"/>
-            </w:pPr>
-            <w:r>
-              <w:rPr>
-                <w:rFonts w:ascii="Arial" w:cs="Arial" w:eastAsia="Arial" w:hAnsi="Arial"/>
-                <w:b/>
-                <w:bCs/>
-                <w:i w:val="false"/>
-                <w:iCs w:val="false"/>
-                <w:color w:val="000000"/>
-                <w:sz w:val="18"/>
-                <w:szCs w:val="18"/>
-              </w:rPr>
-              <w:t xml:space="preserve">Science &amp; Engineering Practices</w:t>
-            </w:r>
-          </w:p>
-        </w:tc>
-        <w:tc>
-          <w:tcPr>
-            <w:tcW w:type="dxa" w:w="10680"/>
-            <w:shd w:fill="FFFFFF" w:color="auto" w:val="clear"/>
-            <w:tcMar>
-              <w:top w:type="dxa" w:w="60"/>
-              <w:left w:type="dxa" w:w="120"/>
-              <w:bottom w:type="dxa" w:w="60"/>
-              <w:right w:type="dxa" w:w="120"/>
-            </w:tcMar>
-            <w:vAlign w:val="top"/>
-          </w:tcPr>
-          <w:p>
-            <w:pPr>
-              <w:spacing w:after="30" w:before="0"/>
-              <w:ind w:left="360" w:hanging="180"/>
-              <w:jc w:val="left"/>
-            </w:pPr>
-            <w:r>
-              <w:rPr>
-                <w:rFonts w:ascii="Arial" w:cs="Arial" w:eastAsia="Arial" w:hAnsi="Arial"/>
-                <w:b w:val="false"/>
-                <w:bCs w:val="false"/>
-                <w:i w:val="false"/>
-                <w:iCs w:val="false"/>
-                <w:color w:val="000000"/>
-                <w:sz w:val="18"/>
-                <w:szCs w:val="18"/>
-              </w:rPr>
-              <w:t xml:space="preserve">–  Asking Questions and Defining Problems: Learners observe similar objects from the Kenyan environment (e.g., different-sized Kimbo tins, uji cups, water jerricans) and pose questions about what makes two objects truly similar and how one can be obtained from the other.</w:t>
-            </w:r>
-          </w:p>
-          <w:p>
-            <w:pPr>
-              <w:spacing w:after="30" w:before="0"/>
-              <w:ind w:left="360" w:hanging="180"/>
-              <w:jc w:val="left"/>
-            </w:pPr>
-            <w:r>
-              <w:rPr>
-                <w:rFonts w:ascii="Arial" w:cs="Arial" w:eastAsia="Arial" w:hAnsi="Arial"/>
-                <w:b w:val="false"/>
-                <w:bCs w:val="false"/>
-                <w:i w:val="false"/>
-                <w:iCs w:val="false"/>
-                <w:color w:val="000000"/>
-                <w:sz w:val="18"/>
-                <w:szCs w:val="18"/>
-              </w:rPr>
-              <w:t xml:space="preserve">–  Planning and Carrying Out Investigations: Learners systematically measure corresponding sides of similar figures, record data in tables, and compute linear, area, and volume scale factors to test their predictions.</w:t>
-            </w:r>
-          </w:p>
-          <w:p>
-            <w:pPr>
-              <w:spacing w:after="30" w:before="0"/>
-              <w:ind w:left="360" w:hanging="180"/>
-              <w:jc w:val="left"/>
-            </w:pPr>
-            <w:r>
-              <w:rPr>
-                <w:rFonts w:ascii="Arial" w:cs="Arial" w:eastAsia="Arial" w:hAnsi="Arial"/>
-                <w:b w:val="false"/>
-                <w:bCs w:val="false"/>
-                <w:i w:val="false"/>
-                <w:iCs w:val="false"/>
-                <w:color w:val="000000"/>
-                <w:sz w:val="18"/>
-                <w:szCs w:val="18"/>
-              </w:rPr>
-              <w:t xml:space="preserve">–  Using Mathematics and Computational Thinking: Learners apply ratios, proportions, and algebraic relationships to determine scale factors and to verify the relationship k² (area) and k³ (volume) from the linear scale factor k.</w:t>
-            </w:r>
-          </w:p>
-          <w:p>
-            <w:pPr>
-              <w:spacing w:after="30" w:before="0"/>
-              <w:ind w:left="360" w:hanging="180"/>
-              <w:jc w:val="left"/>
-            </w:pPr>
-            <w:r>
-              <w:rPr>
-                <w:rFonts w:ascii="Arial" w:cs="Arial" w:eastAsia="Arial" w:hAnsi="Arial"/>
-                <w:b w:val="false"/>
-                <w:bCs w:val="false"/>
-                <w:i w:val="false"/>
-                <w:iCs w:val="false"/>
-                <w:color w:val="000000"/>
-                <w:sz w:val="18"/>
-                <w:szCs w:val="18"/>
-              </w:rPr>
-              <w:t xml:space="preserve">–  Constructing Explanations: Learners use measurements and computed scale factors to explain why two containers hold volumes in the ratio k³ and to justify their model-building decisions during the project.</w:t>
-            </w:r>
-          </w:p>
-          <w:p>
-            <w:pPr>
-              <w:spacing w:after="30" w:before="0"/>
-              <w:ind w:left="360" w:hanging="180"/>
-              <w:jc w:val="left"/>
-            </w:pPr>
-            <w:r>
-              <w:rPr>
-                <w:rFonts w:ascii="Arial" w:cs="Arial" w:eastAsia="Arial" w:hAnsi="Arial"/>
-                <w:b w:val="false"/>
-                <w:bCs w:val="false"/>
-                <w:i w:val="false"/>
-                <w:iCs w:val="false"/>
-                <w:color w:val="000000"/>
-                <w:sz w:val="18"/>
-                <w:szCs w:val="18"/>
-              </w:rPr>
-              <w:t xml:space="preserve">–  Obtaining, Evaluating, and Communicating Information: Learners use digital devices and print resources to research real-life applications of similarity and enlargement (e.g., architectural scale drawings, mapmaking, photography) and present findings to peers.</w:t>
-            </w:r>
-          </w:p>
-        </w:tc>
-      </w:tr>
-      <w:tr>
-        <w:tc>
-          <w:tcPr>
-            <w:tcW w:type="dxa" w:w="3000"/>
-            <w:shd w:fill="FCE4D6" w:color="auto" w:val="clear"/>
-            <w:tcMar>
-              <w:top w:type="dxa" w:w="60"/>
-              <w:left w:type="dxa" w:w="120"/>
-              <w:bottom w:type="dxa" w:w="60"/>
-              <w:right w:type="dxa" w:w="120"/>
-            </w:tcMar>
-            <w:vAlign w:val="top"/>
-          </w:tcPr>
-          <w:p>
-            <w:pPr>
-              <w:spacing w:after="40" w:before="0"/>
-              <w:jc w:val="left"/>
-            </w:pPr>
-            <w:r>
-              <w:rPr>
-                <w:rFonts w:ascii="Arial" w:cs="Arial" w:eastAsia="Arial" w:hAnsi="Arial"/>
-                <w:b/>
-                <w:bCs/>
-                <w:i w:val="false"/>
-                <w:iCs w:val="false"/>
-                <w:color w:val="000000"/>
-                <w:sz w:val="18"/>
-                <w:szCs w:val="18"/>
-              </w:rPr>
-              <w:t xml:space="preserve">Pertinent &amp; Contemporary Issues (PCIs)</w:t>
-            </w:r>
-          </w:p>
-        </w:tc>
-        <w:tc>
-          <w:tcPr>
-            <w:tcW w:type="dxa" w:w="10680"/>
-            <w:shd w:fill="FFFFFF" w:color="auto" w:val="clear"/>
-            <w:tcMar>
-              <w:top w:type="dxa" w:w="60"/>
-              <w:left w:type="dxa" w:w="120"/>
-              <w:bottom w:type="dxa" w:w="60"/>
-              <w:right w:type="dxa" w:w="120"/>
-            </w:tcMar>
-            <w:vAlign w:val="top"/>
-          </w:tcPr>
-          <w:p>
-            <w:pPr>
-              <w:spacing w:after="30" w:before="0"/>
-              <w:ind w:left="360" w:hanging="180"/>
-              <w:jc w:val="left"/>
-            </w:pPr>
-            <w:r>
-              <w:rPr>
-                <w:rFonts w:ascii="Arial" w:cs="Arial" w:eastAsia="Arial" w:hAnsi="Arial"/>
-                <w:b w:val="false"/>
-                <w:bCs w:val="false"/>
-                <w:i w:val="false"/>
-                <w:iCs w:val="false"/>
-                <w:color w:val="000000"/>
-                <w:sz w:val="18"/>
-                <w:szCs w:val="18"/>
-              </w:rPr>
-              <w:t xml:space="preserve">–  Environment and Technology: The learner acquires the skill of sorting and responsibly managing the environment after collecting and sorting objects and containers from the immediate surroundings, and uses digital devices appropriately to explore enlargement.</w:t>
-            </w:r>
-          </w:p>
-        </w:tc>
-      </w:tr>
-      <w:tr>
-        <w:tc>
-          <w:tcPr>
-            <w:tcW w:type="dxa" w:w="3000"/>
-            <w:shd w:fill="D9EEF1" w:color="auto" w:val="clear"/>
-            <w:tcMar>
-              <w:top w:type="dxa" w:w="60"/>
-              <w:left w:type="dxa" w:w="120"/>
-              <w:bottom w:type="dxa" w:w="60"/>
-              <w:right w:type="dxa" w:w="120"/>
-            </w:tcMar>
-            <w:vAlign w:val="top"/>
-          </w:tcPr>
-          <w:p>
-            <w:pPr>
-              <w:spacing w:after="40" w:before="0"/>
-              <w:jc w:val="left"/>
-            </w:pPr>
-            <w:r>
-              <w:rPr>
-                <w:rFonts w:ascii="Arial" w:cs="Arial" w:eastAsia="Arial" w:hAnsi="Arial"/>
-                <w:b/>
-                <w:bCs/>
-                <w:i w:val="false"/>
-                <w:iCs w:val="false"/>
-                <w:color w:val="000000"/>
-                <w:sz w:val="18"/>
-                <w:szCs w:val="18"/>
-              </w:rPr>
-              <w:t xml:space="preserve">Career Connections</w:t>
-            </w:r>
-          </w:p>
-        </w:tc>
-        <w:tc>
-          <w:tcPr>
-            <w:tcW w:type="dxa" w:w="10680"/>
-            <w:shd w:fill="FFFFFF" w:color="auto" w:val="clear"/>
-            <w:tcMar>
-              <w:top w:type="dxa" w:w="60"/>
-              <w:left w:type="dxa" w:w="120"/>
-              <w:bottom w:type="dxa" w:w="60"/>
-              <w:right w:type="dxa" w:w="120"/>
-            </w:tcMar>
-            <w:vAlign w:val="top"/>
-          </w:tcPr>
-          <w:p>
-            <w:pPr>
-              <w:spacing w:after="30" w:before="0"/>
-              <w:ind w:left="360" w:hanging="180"/>
-              <w:jc w:val="left"/>
-            </w:pPr>
-            <w:r>
-              <w:rPr>
-                <w:rFonts w:ascii="Arial" w:cs="Arial" w:eastAsia="Arial" w:hAnsi="Arial"/>
-                <w:b w:val="false"/>
-                <w:bCs w:val="false"/>
-                <w:i w:val="false"/>
-                <w:iCs w:val="false"/>
-                <w:color w:val="000000"/>
-                <w:sz w:val="18"/>
-                <w:szCs w:val="18"/>
-              </w:rPr>
-              <w:t xml:space="preserve">–  Architecture and Building Construction: Scale drawings of buildings, rooms, and urban plans in Nairobi or Mombasa rely directly on similarity and linear scale factors.</w:t>
-            </w:r>
-          </w:p>
-          <w:p>
-            <w:pPr>
-              <w:spacing w:after="30" w:before="0"/>
-              <w:ind w:left="360" w:hanging="180"/>
-              <w:jc w:val="left"/>
-            </w:pPr>
-            <w:r>
-              <w:rPr>
-                <w:rFonts w:ascii="Arial" w:cs="Arial" w:eastAsia="Arial" w:hAnsi="Arial"/>
-                <w:b w:val="false"/>
-                <w:bCs w:val="false"/>
-                <w:i w:val="false"/>
-                <w:iCs w:val="false"/>
-                <w:color w:val="000000"/>
-                <w:sz w:val="18"/>
-                <w:szCs w:val="18"/>
-              </w:rPr>
-              <w:t xml:space="preserve">–  Cartography and Geography: Map-making for Kenya's counties and national parks uses enlargement and scale factors to represent large real-world distances on paper.</w:t>
-            </w:r>
-          </w:p>
-          <w:p>
-            <w:pPr>
-              <w:spacing w:after="30" w:before="0"/>
-              <w:ind w:left="360" w:hanging="180"/>
-              <w:jc w:val="left"/>
-            </w:pPr>
-            <w:r>
-              <w:rPr>
-                <w:rFonts w:ascii="Arial" w:cs="Arial" w:eastAsia="Arial" w:hAnsi="Arial"/>
-                <w:b w:val="false"/>
-                <w:bCs w:val="false"/>
-                <w:i w:val="false"/>
-                <w:iCs w:val="false"/>
-                <w:color w:val="000000"/>
-                <w:sz w:val="18"/>
-                <w:szCs w:val="18"/>
-              </w:rPr>
-              <w:t xml:space="preserve">–  Photography and Media Technology: Zooming in or out on images and resizing photographs for print or digital media applies area scale factor relationships.</w:t>
-            </w:r>
-          </w:p>
-          <w:p>
-            <w:pPr>
-              <w:spacing w:after="30" w:before="0"/>
-              <w:ind w:left="360" w:hanging="180"/>
-              <w:jc w:val="left"/>
-            </w:pPr>
-            <w:r>
-              <w:rPr>
-                <w:rFonts w:ascii="Arial" w:cs="Arial" w:eastAsia="Arial" w:hAnsi="Arial"/>
-                <w:b w:val="false"/>
-                <w:bCs w:val="false"/>
-                <w:i w:val="false"/>
-                <w:iCs w:val="false"/>
-                <w:color w:val="000000"/>
-                <w:sz w:val="18"/>
-                <w:szCs w:val="18"/>
-              </w:rPr>
-              <w:t xml:space="preserve">–  Fashion and Textile Design: Pattern grading — scaling clothing patterns up or down for different body sizes — uses the principles of similarity.</w:t>
-            </w:r>
-          </w:p>
-          <w:p>
-            <w:pPr>
-              <w:spacing w:after="30" w:before="0"/>
-              <w:ind w:left="360" w:hanging="180"/>
-              <w:jc w:val="left"/>
-            </w:pPr>
-            <w:r>
-              <w:rPr>
-                <w:rFonts w:ascii="Arial" w:cs="Arial" w:eastAsia="Arial" w:hAnsi="Arial"/>
-                <w:b w:val="false"/>
-                <w:bCs w:val="false"/>
-                <w:i w:val="false"/>
-                <w:iCs w:val="false"/>
-                <w:color w:val="000000"/>
-                <w:sz w:val="18"/>
-                <w:szCs w:val="18"/>
-              </w:rPr>
-              <w:t xml:space="preserve">–  Sports Management and Coaching: Designing scaled models of pitches, courts, and arenas (e.g., Kasarani Stadium layouts) involves enlargement and similarity.</w:t>
-            </w:r>
-          </w:p>
-          <w:p>
-            <w:pPr>
-              <w:spacing w:after="30" w:before="0"/>
-              <w:ind w:left="360" w:hanging="180"/>
-              <w:jc w:val="left"/>
-            </w:pPr>
-            <w:r>
-              <w:rPr>
-                <w:rFonts w:ascii="Arial" w:cs="Arial" w:eastAsia="Arial" w:hAnsi="Arial"/>
-                <w:b w:val="false"/>
-                <w:bCs w:val="false"/>
-                <w:i w:val="false"/>
-                <w:iCs w:val="false"/>
-                <w:color w:val="000000"/>
-                <w:sz w:val="18"/>
-                <w:szCs w:val="18"/>
-              </w:rPr>
-              <w:t xml:space="preserve">–  Hospitality Industry: Scaling recipes (e.g., ugali, mandazi, pilau) for different numbers of guests and resizing baking tins relies on volume scale factor reasoning.</w:t>
-            </w:r>
-          </w:p>
-          <w:p>
-            <w:pPr>
-              <w:spacing w:after="30" w:before="0"/>
-              <w:ind w:left="360" w:hanging="180"/>
-              <w:jc w:val="left"/>
-            </w:pPr>
-            <w:r>
-              <w:rPr>
-                <w:rFonts w:ascii="Arial" w:cs="Arial" w:eastAsia="Arial" w:hAnsi="Arial"/>
-                <w:b w:val="false"/>
-                <w:bCs w:val="false"/>
-                <w:i w:val="false"/>
-                <w:iCs w:val="false"/>
-                <w:color w:val="000000"/>
-                <w:sz w:val="18"/>
-                <w:szCs w:val="18"/>
-              </w:rPr>
-              <w:t xml:space="preserve">–  Engineering and Manufacturing: Producing components in different sizes (e.g., machine parts, water tanks, grain silos in the Rift Valley) requires precise application of linear, area, and volume scale factors.</w:t>
-            </w:r>
-          </w:p>
-        </w:tc>
-      </w:tr>
-      <w:tr>
-        <w:tc>
-          <w:tcPr>
-            <w:tcW w:type="dxa" w:w="3000"/>
-            <w:shd w:fill="D5E8F0" w:color="auto" w:val="clear"/>
-            <w:tcMar>
-              <w:top w:type="dxa" w:w="60"/>
-              <w:left w:type="dxa" w:w="120"/>
-              <w:bottom w:type="dxa" w:w="60"/>
-              <w:right w:type="dxa" w:w="120"/>
-            </w:tcMar>
-            <w:vAlign w:val="top"/>
-          </w:tcPr>
-          <w:p>
-            <w:pPr>
-              <w:spacing w:after="40" w:before="0"/>
-              <w:jc w:val="left"/>
-            </w:pPr>
-            <w:r>
-              <w:rPr>
-                <w:rFonts w:ascii="Arial" w:cs="Arial" w:eastAsia="Arial" w:hAnsi="Arial"/>
-                <w:b/>
-                <w:bCs/>
-                <w:i w:val="false"/>
-                <w:iCs w:val="false"/>
-                <w:color w:val="000000"/>
-                <w:sz w:val="18"/>
-                <w:szCs w:val="18"/>
-              </w:rPr>
-              <w:t xml:space="preserve">Focus for Lessons</w:t>
-            </w:r>
-          </w:p>
-        </w:tc>
-        <w:tc>
-          <w:tcPr>
-            <w:tcW w:type="dxa" w:w="10680"/>
-            <w:shd w:fill="FFFFFF" w:color="auto" w:val="clear"/>
-            <w:tcMar>
-              <w:top w:type="dxa" w:w="60"/>
-              <w:left w:type="dxa" w:w="120"/>
-              <w:bottom w:type="dxa" w:w="60"/>
-              <w:right w:type="dxa" w:w="120"/>
-            </w:tcMar>
-            <w:vAlign w:val="top"/>
-          </w:tcPr>
-          <w:p>
-            <w:pPr>
-              <w:spacing w:after="40" w:before="0"/>
-              <w:jc w:val="left"/>
-            </w:pPr>
-            <w:r>
-              <w:rPr>
-                <w:rFonts w:ascii="Arial" w:cs="Arial" w:eastAsia="Arial" w:hAnsi="Arial"/>
-                <w:b w:val="false"/>
-                <w:bCs w:val="false"/>
-                <w:i w:val="false"/>
-                <w:iCs w:val="false"/>
-                <w:color w:val="000000"/>
-                <w:sz w:val="18"/>
-                <w:szCs w:val="18"/>
-              </w:rPr>
-              <w:t xml:space="preserve">This unit develops learners' understanding of geometric similarity and enlargement by anchoring instruction in tangible, Kenya-relevant objects — from differently-sized cooking pots and juice containers to architectural scale drawings. Learners move progressively from identifying properties of similar figures, through computing linear, area, and volume scale factors, to constructing their own similar containers as a project. Throughout, digital tools and hands-on measurement tasks are used to build both conceptual understanding and practical competence in applying similarity and enlargement to real-life situations.</w:t>
-            </w:r>
-          </w:p>
-        </w:tc>
-      </w:tr>
-      <w:tr>
-        <w:tc>
-          <w:tcPr>
-            <w:tcW w:type="dxa" w:w="3000"/>
-            <w:shd w:fill="EAD1F5" w:color="auto" w:val="clear"/>
-            <w:tcMar>
-              <w:top w:type="dxa" w:w="60"/>
-              <w:left w:type="dxa" w:w="120"/>
-              <w:bottom w:type="dxa" w:w="60"/>
-              <w:right w:type="dxa" w:w="120"/>
-            </w:tcMar>
-            <w:vAlign w:val="top"/>
-          </w:tcPr>
-          <w:p>
-            <w:pPr>
-              <w:spacing w:after="40" w:before="0"/>
-              <w:jc w:val="left"/>
-            </w:pPr>
-            <w:r>
-              <w:rPr>
-                <w:rFonts w:ascii="Arial" w:cs="Arial" w:eastAsia="Arial" w:hAnsi="Arial"/>
-                <w:b/>
-                <w:bCs/>
-                <w:i w:val="false"/>
-                <w:iCs w:val="false"/>
-                <w:color w:val="000000"/>
-                <w:sz w:val="18"/>
-                <w:szCs w:val="18"/>
-              </w:rPr>
-              <w:t xml:space="preserve">Driving Question / Key Inquiry Questions</w:t>
-            </w:r>
-          </w:p>
-        </w:tc>
-        <w:tc>
-          <w:tcPr>
-            <w:tcW w:type="dxa" w:w="10680"/>
-            <w:shd w:fill="FFFFFF" w:color="auto" w:val="clear"/>
-            <w:tcMar>
-              <w:top w:type="dxa" w:w="60"/>
-              <w:left w:type="dxa" w:w="120"/>
-              <w:bottom w:type="dxa" w:w="60"/>
-              <w:right w:type="dxa" w:w="120"/>
-            </w:tcMar>
-            <w:vAlign w:val="top"/>
-          </w:tcPr>
-          <w:p>
-            <w:pPr>
-              <w:spacing w:after="40" w:before="0"/>
-              <w:jc w:val="left"/>
-            </w:pPr>
-            <w:r>
-              <w:rPr>
-                <w:rFonts w:ascii="Arial" w:cs="Arial" w:eastAsia="Arial" w:hAnsi="Arial"/>
-                <w:b w:val="false"/>
-                <w:bCs w:val="false"/>
-                <w:i w:val="false"/>
-                <w:iCs w:val="false"/>
-                <w:color w:val="000000"/>
-                <w:sz w:val="18"/>
-                <w:szCs w:val="18"/>
-              </w:rPr>
-              <w:t xml:space="preserve">DRIVING QUESTION: Why does doubling the size of a container make it hold eight times as much — and how can we use this mathematical pattern to design, build, and predict the properties of any similar shape or object?</w:t>
-            </w:r>
-          </w:p>
-          <w:p>
-            <w:pPr>
-              <w:spacing w:after="40" w:before="0"/>
-              <w:jc w:val="left"/>
-            </w:pPr>
-            <w:r>
-              <w:rPr>
-                <w:rFonts w:ascii="Arial" w:cs="Arial" w:eastAsia="Arial" w:hAnsi="Arial"/>
-                <w:b w:val="false"/>
-                <w:bCs w:val="false"/>
-                <w:i w:val="false"/>
-                <w:iCs w:val="false"/>
-                <w:color w:val="000000"/>
-                <w:sz w:val="18"/>
-                <w:szCs w:val="18"/>
-              </w:rPr>
-              <w:t xml:space="preserve"/>
-            </w:r>
-          </w:p>
-          <w:p>
-            <w:pPr>
-              <w:spacing w:after="40" w:before="0"/>
-              <w:jc w:val="left"/>
-            </w:pPr>
-            <w:r>
-              <w:rPr>
-                <w:rFonts w:ascii="Arial" w:cs="Arial" w:eastAsia="Arial" w:hAnsi="Arial"/>
-                <w:b w:val="false"/>
-                <w:bCs w:val="false"/>
-                <w:i w:val="false"/>
-                <w:iCs w:val="false"/>
-                <w:color w:val="000000"/>
-                <w:sz w:val="18"/>
-                <w:szCs w:val="18"/>
-              </w:rPr>
-              <w:t xml:space="preserve">KICD KEY INQUIRY QUESTION:</w:t>
-            </w:r>
-          </w:p>
-          <w:p>
-            <w:pPr>
-              <w:spacing w:after="40" w:before="0"/>
-              <w:jc w:val="left"/>
-            </w:pPr>
-            <w:r>
-              <w:rPr>
-                <w:rFonts w:ascii="Arial" w:cs="Arial" w:eastAsia="Arial" w:hAnsi="Arial"/>
-                <w:b w:val="false"/>
-                <w:bCs w:val="false"/>
-                <w:i w:val="false"/>
-                <w:iCs w:val="false"/>
-                <w:color w:val="000000"/>
-                <w:sz w:val="18"/>
-                <w:szCs w:val="18"/>
-              </w:rPr>
-              <w:t xml:space="preserve">1. How is similarity and enlargement applied in real life?</w:t>
-            </w:r>
-          </w:p>
-        </w:tc>
-      </w:tr>
-      <w:tr>
-        <w:tc>
-          <w:tcPr>
-            <w:tcW w:type="dxa" w:w="3000"/>
-            <w:shd w:fill="EAD1F5" w:color="auto" w:val="clear"/>
-            <w:tcMar>
-              <w:top w:type="dxa" w:w="60"/>
-              <w:left w:type="dxa" w:w="120"/>
-              <w:bottom w:type="dxa" w:w="60"/>
-              <w:right w:type="dxa" w:w="120"/>
-            </w:tcMar>
-            <w:vAlign w:val="top"/>
-          </w:tcPr>
-          <w:p>
-            <w:pPr>
-              <w:spacing w:after="40" w:before="0"/>
-              <w:jc w:val="left"/>
-            </w:pPr>
-            <w:r>
-              <w:rPr>
-                <w:rFonts w:ascii="Arial" w:cs="Arial" w:eastAsia="Arial" w:hAnsi="Arial"/>
-                <w:b/>
-                <w:bCs/>
-                <w:i w:val="false"/>
-                <w:iCs w:val="false"/>
-                <w:color w:val="000000"/>
-                <w:sz w:val="18"/>
-                <w:szCs w:val="18"/>
-              </w:rPr>
-              <w:t xml:space="preserve">Anchoring Phenomenon</w:t>
-            </w:r>
-          </w:p>
-        </w:tc>
-        <w:tc>
-          <w:tcPr>
-            <w:tcW w:type="dxa" w:w="10680"/>
-            <w:shd w:fill="FFFFFF" w:color="auto" w:val="clear"/>
-            <w:tcMar>
-              <w:top w:type="dxa" w:w="60"/>
-              <w:left w:type="dxa" w:w="120"/>
-              <w:bottom w:type="dxa" w:w="60"/>
-              <w:right w:type="dxa" w:w="120"/>
-            </w:tcMar>
-            <w:vAlign w:val="top"/>
-          </w:tcPr>
-          <w:p>
-            <w:pPr>
-              <w:spacing w:after="40" w:before="0"/>
-              <w:jc w:val="left"/>
-            </w:pPr>
-            <w:r>
-              <w:rPr>
-                <w:rFonts w:ascii="Arial" w:cs="Arial" w:eastAsia="Arial" w:hAnsi="Arial"/>
-                <w:b w:val="false"/>
-                <w:bCs w:val="false"/>
-                <w:i w:val="false"/>
-                <w:iCs w:val="false"/>
-                <w:color w:val="000000"/>
-                <w:sz w:val="18"/>
-                <w:szCs w:val="18"/>
-              </w:rPr>
-              <w:t xml:space="preserve">ANCHORING PHENOMENON — "The Shrinking Uji Cup":</w:t>
-            </w:r>
-          </w:p>
-          <w:p>
-            <w:pPr>
-              <w:spacing w:after="40" w:before="0"/>
-              <w:jc w:val="left"/>
-            </w:pPr>
-            <w:r>
-              <w:rPr>
-                <w:rFonts w:ascii="Arial" w:cs="Arial" w:eastAsia="Arial" w:hAnsi="Arial"/>
-                <w:b w:val="false"/>
-                <w:bCs w:val="false"/>
-                <w:i w:val="false"/>
-                <w:iCs w:val="false"/>
-                <w:color w:val="000000"/>
-                <w:sz w:val="18"/>
-                <w:szCs w:val="18"/>
-              </w:rPr>
-              <w:t xml:space="preserve">A teacher brings to class three different-sized cylindrical uji (porridge) cups — a small cup used by a toddler, a standard adult mug, and a large catering flask — all made by the same manufacturer and clearly sharing the same shape. When learners measure the height and diameter of each cup they discover that every dimension of the larger cup is exactly twice (or three times) the corresponding dimension of the smaller cup. Yet when they fill the small cup with water and try to fill the medium cup, they need FOUR small cups of water — not two. And to fill the large cup they need NINE small cups — not three. The numbers are puzzling: if the cup is "twice as big," why does it hold four times as much water in cross-section and apparently more in volume? Students are also surprised to find that the label (surface area) of the large cup requires NINE times as much paper as the small cup, not three times. This observable, countable mystery — that scaling lengths by k scales areas by k² and volumes by k³ — anchors the entire unit and drives learners to build a mathematical model that explains and predicts these relationships for any similar figures or solids.</w:t>
-            </w:r>
-          </w:p>
-        </w:tc>
-      </w:tr>
-      <w:tr>
-        <w:tc>
-          <w:tcPr>
-            <w:tcW w:type="dxa" w:w="3000"/>
-            <w:shd w:fill="D9EEF1" w:color="auto" w:val="clear"/>
-            <w:tcMar>
-              <w:top w:type="dxa" w:w="60"/>
-              <w:left w:type="dxa" w:w="120"/>
-              <w:bottom w:type="dxa" w:w="60"/>
-              <w:right w:type="dxa" w:w="120"/>
-            </w:tcMar>
-            <w:vAlign w:val="top"/>
-          </w:tcPr>
-          <w:p>
-            <w:pPr>
-              <w:spacing w:after="40" w:before="0"/>
-              <w:jc w:val="left"/>
-            </w:pPr>
-            <w:r>
-              <w:rPr>
-                <w:rFonts w:ascii="Arial" w:cs="Arial" w:eastAsia="Arial" w:hAnsi="Arial"/>
-                <w:b/>
-                <w:bCs/>
-                <w:i w:val="false"/>
-                <w:iCs w:val="false"/>
-                <w:color w:val="000000"/>
-                <w:sz w:val="18"/>
-                <w:szCs w:val="18"/>
-              </w:rPr>
-              <w:t xml:space="preserve">Storyline Thread</w:t>
-            </w:r>
-          </w:p>
-        </w:tc>
-        <w:tc>
-          <w:tcPr>
-            <w:tcW w:type="dxa" w:w="10680"/>
-            <w:shd w:fill="FFFFFF" w:color="auto" w:val="clear"/>
-            <w:tcMar>
-              <w:top w:type="dxa" w:w="60"/>
-              <w:left w:type="dxa" w:w="120"/>
-              <w:bottom w:type="dxa" w:w="60"/>
-              <w:right w:type="dxa" w:w="120"/>
-            </w:tcMar>
-            <w:vAlign w:val="top"/>
-          </w:tcPr>
-          <w:p>
-            <w:pPr>
-              <w:spacing w:after="40" w:before="0"/>
-              <w:jc w:val="left"/>
-            </w:pPr>
-            <w:r>
-              <w:rPr>
-                <w:rFonts w:ascii="Arial" w:cs="Arial" w:eastAsia="Arial" w:hAnsi="Arial"/>
-                <w:b w:val="false"/>
-                <w:bCs w:val="false"/>
-                <w:i w:val="false"/>
-                <w:iCs w:val="false"/>
-                <w:color w:val="000000"/>
-                <w:sz w:val="18"/>
-                <w:szCs w:val="18"/>
-              </w:rPr>
-              <w:t xml:space="preserve">Lesson 1 — Noticing Similarity (Predict &amp; Observe): Learners collect objects and containers from their immediate environment (tins, cups, boxes). Working in groups, they sort objects they believe are "similar" and record their sorting rules. The teacher introduces the anchoring phenomenon (the three uji cups) and learners predict: if one cup is twice as tall as another, how many small cups of water will fill the big one? Predictions are recorded on the Driving Question Board (DQB). Learners then measure corresponding sides of sorted similar objects, observe that angles are equal and side ratios are constant, and formalise the properties of similar figures.</w:t>
-            </w:r>
-          </w:p>
-          <w:p>
-            <w:pPr>
-              <w:spacing w:after="40" w:before="0"/>
-              <w:jc w:val="left"/>
-            </w:pPr>
-            <w:r>
-              <w:rPr>
-                <w:rFonts w:ascii="Arial" w:cs="Arial" w:eastAsia="Arial" w:hAnsi="Arial"/>
-                <w:b w:val="false"/>
-                <w:bCs w:val="false"/>
-                <w:i w:val="false"/>
-                <w:iCs w:val="false"/>
-                <w:color w:val="000000"/>
-                <w:sz w:val="18"/>
-                <w:szCs w:val="18"/>
-              </w:rPr>
-              <w:t xml:space="preserve"/>
-            </w:r>
-          </w:p>
-          <w:p>
-            <w:pPr>
-              <w:spacing w:after="40" w:before="0"/>
-              <w:jc w:val="left"/>
-            </w:pPr>
-            <w:r>
-              <w:rPr>
-                <w:rFonts w:ascii="Arial" w:cs="Arial" w:eastAsia="Arial" w:hAnsi="Arial"/>
-                <w:b w:val="false"/>
-                <w:bCs w:val="false"/>
-                <w:i w:val="false"/>
-                <w:iCs w:val="false"/>
-                <w:color w:val="000000"/>
-                <w:sz w:val="18"/>
-                <w:szCs w:val="18"/>
-              </w:rPr>
-              <w:t xml:space="preserve">Lesson 2 — Centre of Enlargement and Linear Scale Factor (Observe &amp; Explain): Learners trace an object and its image on plain paper and physically locate the centre of enlargement by drawing lines through corresponding vertices. They measure corresponding sides and compute the linear scale factor k. Multiple examples (different objects, different positions of the centre) consolidate understanding. Learners update the DQB with what they now know about how enlargement works.</w:t>
-            </w:r>
-          </w:p>
-          <w:p>
-            <w:pPr>
-              <w:spacing w:after="40" w:before="0"/>
-              <w:jc w:val="left"/>
-            </w:pPr>
-            <w:r>
-              <w:rPr>
-                <w:rFonts w:ascii="Arial" w:cs="Arial" w:eastAsia="Arial" w:hAnsi="Arial"/>
-                <w:b w:val="false"/>
-                <w:bCs w:val="false"/>
-                <w:i w:val="false"/>
-                <w:iCs w:val="false"/>
-                <w:color w:val="000000"/>
-                <w:sz w:val="18"/>
-                <w:szCs w:val="18"/>
-              </w:rPr>
-              <w:t xml:space="preserve"/>
-            </w:r>
-          </w:p>
-          <w:p>
-            <w:pPr>
-              <w:spacing w:after="40" w:before="0"/>
-              <w:jc w:val="left"/>
-            </w:pPr>
-            <w:r>
-              <w:rPr>
-                <w:rFonts w:ascii="Arial" w:cs="Arial" w:eastAsia="Arial" w:hAnsi="Arial"/>
-                <w:b w:val="false"/>
-                <w:bCs w:val="false"/>
-                <w:i w:val="false"/>
-                <w:iCs w:val="false"/>
-                <w:color w:val="000000"/>
-                <w:sz w:val="18"/>
-                <w:szCs w:val="18"/>
-              </w:rPr>
-              <w:t xml:space="preserve">Lesson 3 — Drawing Enlargements (Explain &amp; Apply): Given a centre of enlargement and a linear scale factor (k = 2, 3, ½), learners construct the image of a given figure step by step. They verify their constructions by measuring. The teacher connects this to real-life contexts: a photographer in Mombasa enlarging a portrait, or a cartographer scaling a map of Kisumu. Learners discuss: does the shape change? Does the angle change? Does size change? They refine their DQB entries.</w:t>
-            </w:r>
-          </w:p>
-          <w:p>
-            <w:pPr>
-              <w:spacing w:after="40" w:before="0"/>
-              <w:jc w:val="left"/>
-            </w:pPr>
-            <w:r>
-              <w:rPr>
-                <w:rFonts w:ascii="Arial" w:cs="Arial" w:eastAsia="Arial" w:hAnsi="Arial"/>
-                <w:b w:val="false"/>
-                <w:bCs w:val="false"/>
-                <w:i w:val="false"/>
-                <w:iCs w:val="false"/>
-                <w:color w:val="000000"/>
-                <w:sz w:val="18"/>
-                <w:szCs w:val="18"/>
-              </w:rPr>
-              <w:t xml:space="preserve"/>
-            </w:r>
-          </w:p>
-          <w:p>
-            <w:pPr>
-              <w:spacing w:after="40" w:before="0"/>
-              <w:jc w:val="left"/>
-            </w:pPr>
-            <w:r>
-              <w:rPr>
-                <w:rFonts w:ascii="Arial" w:cs="Arial" w:eastAsia="Arial" w:hAnsi="Arial"/>
-                <w:b w:val="false"/>
-                <w:bCs w:val="false"/>
-                <w:i w:val="false"/>
-                <w:iCs w:val="false"/>
-                <w:color w:val="000000"/>
-                <w:sz w:val="18"/>
-                <w:szCs w:val="18"/>
-              </w:rPr>
-              <w:t xml:space="preserve">Lesson 4 — Area Scale Factor (Observe &amp; Explain): Learners use cut-out squares and rectangles (similar figures of known dimensions) to compute the area of an object and its image. They tabulate ratios of areas for k = 2, 3, 4 and discover the pattern: area scale factor = k². The teacher returns to the anchoring phenomenon — the uji cups — and learners explain why four small cups of water fill the cross-section of the medium cup. Model revision: learners add the k² relationship to their cumulative class diagram on the DQB.</w:t>
-            </w:r>
-          </w:p>
-          <w:p>
-            <w:pPr>
-              <w:spacing w:after="40" w:before="0"/>
-              <w:jc w:val="left"/>
-            </w:pPr>
-            <w:r>
-              <w:rPr>
-                <w:rFonts w:ascii="Arial" w:cs="Arial" w:eastAsia="Arial" w:hAnsi="Arial"/>
-                <w:b w:val="false"/>
-                <w:bCs w:val="false"/>
-                <w:i w:val="false"/>
-                <w:iCs w:val="false"/>
-                <w:color w:val="000000"/>
-                <w:sz w:val="18"/>
-                <w:szCs w:val="18"/>
-              </w:rPr>
-              <w:t xml:space="preserve"/>
-            </w:r>
-          </w:p>
-          <w:p>
-            <w:pPr>
-              <w:spacing w:after="40" w:before="0"/>
-              <w:jc w:val="left"/>
-            </w:pPr>
-            <w:r>
-              <w:rPr>
-                <w:rFonts w:ascii="Arial" w:cs="Arial" w:eastAsia="Arial" w:hAnsi="Arial"/>
-                <w:b w:val="false"/>
-                <w:bCs w:val="false"/>
-                <w:i w:val="false"/>
-                <w:iCs w:val="false"/>
-                <w:color w:val="000000"/>
-                <w:sz w:val="18"/>
-                <w:szCs w:val="18"/>
-              </w:rPr>
-              <w:t xml:space="preserve">Lesson 5 — Volume Scale Factor (Observe &amp; Explain): Learners use model cubes and cuboids of different sizes (or containers such as small and large Kasuku tins) to measure dimensions, compute volumes, and tabulate the ratio of volumes for k = 2, 3. They discover the pattern: volume scale factor = k³. They explain the anchoring phenomenon fully — why the large uji cup needs nine small cups of water. Learners also connect to the sufuria supporting phenomenon. DQB is updated with k³.</w:t>
-            </w:r>
-          </w:p>
-          <w:p>
-            <w:pPr>
-              <w:spacing w:after="40" w:before="0"/>
-              <w:jc w:val="left"/>
-            </w:pPr>
-            <w:r>
-              <w:rPr>
-                <w:rFonts w:ascii="Arial" w:cs="Arial" w:eastAsia="Arial" w:hAnsi="Arial"/>
-                <w:b w:val="false"/>
-                <w:bCs w:val="false"/>
-                <w:i w:val="false"/>
-                <w:iCs w:val="false"/>
-                <w:color w:val="000000"/>
-                <w:sz w:val="18"/>
-                <w:szCs w:val="18"/>
-              </w:rPr>
-              <w:t xml:space="preserve"/>
-            </w:r>
-          </w:p>
-          <w:p>
-            <w:pPr>
-              <w:spacing w:after="40" w:before="0"/>
-              <w:jc w:val="left"/>
-            </w:pPr>
-            <w:r>
-              <w:rPr>
-                <w:rFonts w:ascii="Arial" w:cs="Arial" w:eastAsia="Arial" w:hAnsi="Arial"/>
-                <w:b w:val="false"/>
-                <w:bCs w:val="false"/>
-                <w:i w:val="false"/>
-                <w:iCs w:val="false"/>
-                <w:color w:val="000000"/>
-                <w:sz w:val="18"/>
-                <w:szCs w:val="18"/>
-              </w:rPr>
-              <w:t xml:space="preserve">Lesson 6 — Relating Linear, Area and Volume Scale Factors (Explain &amp; Model Building): Learners consolidate all three relationships (k, k², k³) using a unified table. They solve mixed problems: given that two similar water tanks in the Rift Valley have a linear scale factor of 3, find how many times more paint is needed for the larger tank (k² = 9) and how many times more water it holds (k³ = 27). Digital devices are used to explore and verify. Learners build a complete annotated model (diagram + formula summary) in their notebooks and on the class DQB.</w:t>
-            </w:r>
-          </w:p>
-          <w:p>
-            <w:pPr>
-              <w:spacing w:after="40" w:before="0"/>
-              <w:jc w:val="left"/>
-            </w:pPr>
-            <w:r>
-              <w:rPr>
-                <w:rFonts w:ascii="Arial" w:cs="Arial" w:eastAsia="Arial" w:hAnsi="Arial"/>
-                <w:b w:val="false"/>
-                <w:bCs w:val="false"/>
-                <w:i w:val="false"/>
-                <w:iCs w:val="false"/>
-                <w:color w:val="000000"/>
-                <w:sz w:val="18"/>
-                <w:szCs w:val="18"/>
-              </w:rPr>
-              <w:t xml:space="preserve"/>
-            </w:r>
-          </w:p>
-          <w:p>
-            <w:pPr>
-              <w:spacing w:after="40" w:before="0"/>
-              <w:jc w:val="left"/>
-            </w:pPr>
-            <w:r>
-              <w:rPr>
-                <w:rFonts w:ascii="Arial" w:cs="Arial" w:eastAsia="Arial" w:hAnsi="Arial"/>
-                <w:b w:val="false"/>
-                <w:bCs w:val="false"/>
-                <w:i w:val="false"/>
-                <w:iCs w:val="false"/>
-                <w:color w:val="000000"/>
-                <w:sz w:val="18"/>
-                <w:szCs w:val="18"/>
-              </w:rPr>
-              <w:t xml:space="preserve">Lesson 7 — Real-Life Applications and Problem Solving (Apply &amp; Communicate): Learners apply similarity and enlargement to multi-step real-life problems: scale drawings of school buildings, resizing recipes (e.g., scaling a mandazi recipe for a school party — doubling the tin size means eight times the dough), and map reading. Learners use digital or print resources to find additional examples and present one finding to the class. The driving question is revisited and learners articulate a full answer supported by evidence.</w:t>
-            </w:r>
-          </w:p>
-          <w:p>
-            <w:pPr>
-              <w:spacing w:after="40" w:before="0"/>
-              <w:jc w:val="left"/>
-            </w:pPr>
-            <w:r>
-              <w:rPr>
-                <w:rFonts w:ascii="Arial" w:cs="Arial" w:eastAsia="Arial" w:hAnsi="Arial"/>
-                <w:b w:val="false"/>
-                <w:bCs w:val="false"/>
-                <w:i w:val="false"/>
-                <w:iCs w:val="false"/>
-                <w:color w:val="000000"/>
-                <w:sz w:val="18"/>
-                <w:szCs w:val="18"/>
-              </w:rPr>
-              <w:t xml:space="preserve"/>
-            </w:r>
-          </w:p>
-          <w:p>
-            <w:pPr>
-              <w:spacing w:after="40" w:before="0"/>
-              <w:jc w:val="left"/>
-            </w:pPr>
-            <w:r>
-              <w:rPr>
-                <w:rFonts w:ascii="Arial" w:cs="Arial" w:eastAsia="Arial" w:hAnsi="Arial"/>
-                <w:b w:val="false"/>
-                <w:bCs w:val="false"/>
-                <w:i w:val="false"/>
-                <w:iCs w:val="false"/>
-                <w:color w:val="000000"/>
-                <w:sz w:val="18"/>
-                <w:szCs w:val="18"/>
-              </w:rPr>
-              <w:t xml:space="preserve">Lesson 8 — Project Presentations and Assessment (Model Building &amp; Evaluation): Learners present their project: similar containers (cubes, cuboids, cylinders) constructed from locally available materials in at least two different sizes. They demonstrate measurement of dimensions, calculation of linear, area, and volume scale factors, and document challenges. Peers and the teacher use a rating scale for assessment. The class DQB is reviewed and completed — all sub-questions raised in Lesson 1 are answered. A written class activity consolidates individual assessment of all learning outcomes.</w:t>
-            </w:r>
-          </w:p>
-        </w:tc>
-      </w:tr>
-      <w:tr>
-        <w:tc>
-          <w:tcPr>
-            <w:tcW w:type="dxa" w:w="3000"/>
-            <w:shd w:fill="EAD1F5" w:color="auto" w:val="clear"/>
-            <w:tcMar>
-              <w:top w:type="dxa" w:w="60"/>
-              <w:left w:type="dxa" w:w="120"/>
-              <w:bottom w:type="dxa" w:w="60"/>
-              <w:right w:type="dxa" w:w="120"/>
-            </w:tcMar>
-            <w:vAlign w:val="top"/>
-          </w:tcPr>
-          <w:p>
-            <w:pPr>
-              <w:spacing w:after="40" w:before="0"/>
-              <w:jc w:val="left"/>
-            </w:pPr>
-            <w:r>
-              <w:rPr>
-                <w:rFonts w:ascii="Arial" w:cs="Arial" w:eastAsia="Arial" w:hAnsi="Arial"/>
-                <w:b/>
-                <w:bCs/>
-                <w:i w:val="false"/>
-                <w:iCs w:val="false"/>
-                <w:color w:val="000000"/>
-                <w:sz w:val="18"/>
-                <w:szCs w:val="18"/>
-              </w:rPr>
-              <w:t xml:space="preserve">Supporting Phenomena</w:t>
-            </w:r>
-          </w:p>
-        </w:tc>
-        <w:tc>
-          <w:tcPr>
-            <w:tcW w:type="dxa" w:w="10680"/>
-            <w:shd w:fill="FFFFFF" w:color="auto" w:val="clear"/>
-            <w:tcMar>
-              <w:top w:type="dxa" w:w="60"/>
-              <w:left w:type="dxa" w:w="120"/>
-              <w:bottom w:type="dxa" w:w="60"/>
-              <w:right w:type="dxa" w:w="120"/>
-            </w:tcMar>
-            <w:vAlign w:val="top"/>
-          </w:tcPr>
-          <w:p>
-            <w:pPr>
-              <w:spacing w:after="30" w:before="0"/>
-              <w:ind w:left="360" w:hanging="180"/>
-              <w:jc w:val="left"/>
-            </w:pPr>
-            <w:r>
-              <w:rPr>
-                <w:rFonts w:ascii="Arial" w:cs="Arial" w:eastAsia="Arial" w:hAnsi="Arial"/>
-                <w:b w:val="false"/>
-                <w:bCs w:val="false"/>
-                <w:i w:val="false"/>
-                <w:iCs w:val="false"/>
-                <w:color w:val="000000"/>
-                <w:sz w:val="18"/>
-                <w:szCs w:val="18"/>
-              </w:rPr>
-              <w:t xml:space="preserve">–  Differently-sized sufuria (cooking pots) used in a Kenyan kitchen: learners observe that a sufuria with double the diameter holds roughly eight times as much ugali, prompting the need to relate linear scale factor to volume scale factor.</w:t>
-            </w:r>
-          </w:p>
-          <w:p>
-            <w:pPr>
-              <w:spacing w:after="30" w:before="0"/>
-              <w:ind w:left="360" w:hanging="180"/>
-              <w:jc w:val="left"/>
-            </w:pPr>
-            <w:r>
-              <w:rPr>
-                <w:rFonts w:ascii="Arial" w:cs="Arial" w:eastAsia="Arial" w:hAnsi="Arial"/>
-                <w:b w:val="false"/>
-                <w:bCs w:val="false"/>
-                <w:i w:val="false"/>
-                <w:iCs w:val="false"/>
-                <w:color w:val="000000"/>
-                <w:sz w:val="18"/>
-                <w:szCs w:val="18"/>
-              </w:rPr>
-              <w:t xml:space="preserve">–  Aerial vs. ground-level photographs of Uhuru Park, Nairobi: a photograph taken from a drone at twice the altitude produces an image in which the park appears one-quarter the size — illustrating the area scale factor k² in a real mapping context.</w:t>
-            </w:r>
-          </w:p>
-          <w:p>
-            <w:pPr>
-              <w:spacing w:after="30" w:before="0"/>
-              <w:ind w:left="360" w:hanging="180"/>
-              <w:jc w:val="left"/>
-            </w:pPr>
-            <w:r>
-              <w:rPr>
-                <w:rFonts w:ascii="Arial" w:cs="Arial" w:eastAsia="Arial" w:hAnsi="Arial"/>
-                <w:b w:val="false"/>
-                <w:bCs w:val="false"/>
-                <w:i w:val="false"/>
-                <w:iCs w:val="false"/>
-                <w:color w:val="000000"/>
-                <w:sz w:val="18"/>
-                <w:szCs w:val="18"/>
-              </w:rPr>
-              <w:t xml:space="preserve">–  Architectural scale drawings of a school classroom: a builder's blueprint drawn at a scale of 1:50 shows how every length on paper relates to the real dimension, and learners calculate actual room areas and volumes from the drawing, reinforcing all three scale factors.</w:t>
-            </w:r>
-          </w:p>
-          <w:p>
-            <w:pPr>
-              <w:spacing w:after="30" w:before="0"/>
-              <w:ind w:left="360" w:hanging="180"/>
-              <w:jc w:val="left"/>
-            </w:pPr>
-            <w:r>
-              <w:rPr>
-                <w:rFonts w:ascii="Arial" w:cs="Arial" w:eastAsia="Arial" w:hAnsi="Arial"/>
-                <w:b w:val="false"/>
-                <w:bCs w:val="false"/>
-                <w:i w:val="false"/>
-                <w:iCs w:val="false"/>
-                <w:color w:val="000000"/>
-                <w:sz w:val="18"/>
-                <w:szCs w:val="18"/>
-              </w:rPr>
-              <w:t xml:space="preserve">–  Packaging of Cowboy or Kasuku cooking fat: the small, medium, and large tins are geometrically similar; learners compare their masses (proportional to volume) and label areas to verify k², k³ relationships using real consumer products found in Kenyan shops.</w:t>
-            </w:r>
-          </w:p>
-        </w:tc>
-      </w:tr>
-    </w:tbl>
-    <w:p>
-      <w:pPr>
-        <w:spacing w:after="120"/>
-      </w:pPr>
-      <w:r>
-        <w:t xml:space="preserve"/>
       </w:r>
     </w:p>
     <w:p>
@@ -3533,7 +3533,7 @@
             <w:pPr>
               <w:spacing w:after="20" w:before="0"/>
             </w:pPr>
-            <w:hyperlink w:history="1" r:id="rIdmtsvmxtlzqjdkshf8uqbh">
+            <w:hyperlink w:history="1" r:id="rIdiannhlwv0pidbrxpljkva">
               <w:r>
                 <w:rPr>
                   <w:rFonts w:ascii="Arial" w:cs="Arial" w:eastAsia="Arial" w:hAnsi="Arial"/>
@@ -3566,7 +3566,7 @@
               <w:spacing w:after="10" w:before="0"/>
               <w:ind w:left="120"/>
             </w:pPr>
-            <w:hyperlink w:history="1" r:id="rIdddhmqmc9pwzck527log5m">
+            <w:hyperlink w:history="1" r:id="rIds1bcdmkxzjmbpnxrz3ylw">
               <w:r>
                 <w:rPr>
                   <w:rFonts w:ascii="Arial" w:cs="Arial" w:eastAsia="Arial" w:hAnsi="Arial"/>
@@ -3611,7 +3611,7 @@
             <w:pPr>
               <w:spacing w:after="20" w:before="0"/>
             </w:pPr>
-            <w:hyperlink w:history="1" r:id="rIdvmwp7kmpbxemmvxqesbic">
+            <w:hyperlink w:history="1" r:id="rIdk9lebvf9bqkkhccn7zchm">
               <w:r>
                 <w:rPr>
                   <w:rFonts w:ascii="Arial" w:cs="Arial" w:eastAsia="Arial" w:hAnsi="Arial"/>
@@ -3644,7 +3644,7 @@
               <w:spacing w:after="10" w:before="0"/>
               <w:ind w:left="120"/>
             </w:pPr>
-            <w:hyperlink w:history="1" r:id="rIdaj-67duwlrbtsiow3yx8z">
+            <w:hyperlink w:history="1" r:id="rIdvxqb0yvvvctbx9o_x5mbz">
               <w:r>
                 <w:rPr>
                   <w:rFonts w:ascii="Arial" w:cs="Arial" w:eastAsia="Arial" w:hAnsi="Arial"/>
@@ -3839,7 +3839,7 @@
             <w:pPr>
               <w:spacing w:after="20" w:before="0"/>
             </w:pPr>
-            <w:hyperlink w:history="1" r:id="rIdt_4tuui-yknu0lb9wpr4d">
+            <w:hyperlink w:history="1" r:id="rIdqeun_ud7ypio69b20k5el">
               <w:r>
                 <w:rPr>
                   <w:rFonts w:ascii="Arial" w:cs="Arial" w:eastAsia="Arial" w:hAnsi="Arial"/>
@@ -3872,7 +3872,7 @@
               <w:spacing w:after="10" w:before="0"/>
               <w:ind w:left="120"/>
             </w:pPr>
-            <w:hyperlink w:history="1" r:id="rIdptgyoyuqudyfegzwsclc7">
+            <w:hyperlink w:history="1" r:id="rIdhjjcd6wx-xitqf6wlvjd1">
               <w:r>
                 <w:rPr>
                   <w:rFonts w:ascii="Arial" w:cs="Arial" w:eastAsia="Arial" w:hAnsi="Arial"/>
@@ -3917,7 +3917,7 @@
             <w:pPr>
               <w:spacing w:after="20" w:before="0"/>
             </w:pPr>
-            <w:hyperlink w:history="1" r:id="rId0_se9qlrsscgk4gvmqkdk">
+            <w:hyperlink w:history="1" r:id="rIdutxv_eesei_orpkucesjx">
               <w:r>
                 <w:rPr>
                   <w:rFonts w:ascii="Arial" w:cs="Arial" w:eastAsia="Arial" w:hAnsi="Arial"/>
@@ -3950,7 +3950,7 @@
               <w:spacing w:after="10" w:before="0"/>
               <w:ind w:left="120"/>
             </w:pPr>
-            <w:hyperlink w:history="1" r:id="rIdfe2jb79xccbstbkppws6g">
+            <w:hyperlink w:history="1" r:id="rId8ser5sdfjqkn2ppkwnsg5">
               <w:r>
                 <w:rPr>
                   <w:rFonts w:ascii="Arial" w:cs="Arial" w:eastAsia="Arial" w:hAnsi="Arial"/>
@@ -4145,7 +4145,7 @@
             <w:pPr>
               <w:spacing w:after="20" w:before="0"/>
             </w:pPr>
-            <w:hyperlink w:history="1" r:id="rIdmk6fukdewj9_vzpifzvzz">
+            <w:hyperlink w:history="1" r:id="rIdinlohtu9sanneftgenexg">
               <w:r>
                 <w:rPr>
                   <w:rFonts w:ascii="Arial" w:cs="Arial" w:eastAsia="Arial" w:hAnsi="Arial"/>
@@ -4178,7 +4178,7 @@
               <w:spacing w:after="10" w:before="0"/>
               <w:ind w:left="120"/>
             </w:pPr>
-            <w:hyperlink w:history="1" r:id="rIdwanwq7l4q4ebtiyg5bsfh">
+            <w:hyperlink w:history="1" r:id="rIdiartawkzcys6yumr8sgpd">
               <w:r>
                 <w:rPr>
                   <w:rFonts w:ascii="Arial" w:cs="Arial" w:eastAsia="Arial" w:hAnsi="Arial"/>
@@ -4223,7 +4223,7 @@
             <w:pPr>
               <w:spacing w:after="20" w:before="0"/>
             </w:pPr>
-            <w:hyperlink w:history="1" r:id="rIdzcpxlmmtqpsvx4ghgvery">
+            <w:hyperlink w:history="1" r:id="rIdtjnlncewxfvzkguoiuetc">
               <w:r>
                 <w:rPr>
                   <w:rFonts w:ascii="Arial" w:cs="Arial" w:eastAsia="Arial" w:hAnsi="Arial"/>
@@ -4256,7 +4256,7 @@
               <w:spacing w:after="10" w:before="0"/>
               <w:ind w:left="120"/>
             </w:pPr>
-            <w:hyperlink w:history="1" r:id="rIdo2tqwftn6o9fvzf3gt3hn">
+            <w:hyperlink w:history="1" r:id="rIdwjg3hebpqt679ijoz54dp">
               <w:r>
                 <w:rPr>
                   <w:rFonts w:ascii="Arial" w:cs="Arial" w:eastAsia="Arial" w:hAnsi="Arial"/>
@@ -4451,7 +4451,7 @@
             <w:pPr>
               <w:spacing w:after="20" w:before="0"/>
             </w:pPr>
-            <w:hyperlink w:history="1" r:id="rIdhttqn2cwccrtxy4zgyecx">
+            <w:hyperlink w:history="1" r:id="rIdqd9prquaziytfbeepxhpm">
               <w:r>
                 <w:rPr>
                   <w:rFonts w:ascii="Arial" w:cs="Arial" w:eastAsia="Arial" w:hAnsi="Arial"/>
@@ -4484,7 +4484,7 @@
               <w:spacing w:after="10" w:before="0"/>
               <w:ind w:left="120"/>
             </w:pPr>
-            <w:hyperlink w:history="1" r:id="rIdbqzkhjocwc-spwrbhujhq">
+            <w:hyperlink w:history="1" r:id="rIdqqjrhd0wm_5uquc5qjz3v">
               <w:r>
                 <w:rPr>
                   <w:rFonts w:ascii="Arial" w:cs="Arial" w:eastAsia="Arial" w:hAnsi="Arial"/>
@@ -4529,7 +4529,7 @@
             <w:pPr>
               <w:spacing w:after="20" w:before="0"/>
             </w:pPr>
-            <w:hyperlink w:history="1" r:id="rIddzakjmaxl2x6dtrc6rzhq">
+            <w:hyperlink w:history="1" r:id="rIdngwmrmyzfuw2lgqijvbye">
               <w:r>
                 <w:rPr>
                   <w:rFonts w:ascii="Arial" w:cs="Arial" w:eastAsia="Arial" w:hAnsi="Arial"/>
@@ -4562,7 +4562,7 @@
               <w:spacing w:after="10" w:before="0"/>
               <w:ind w:left="120"/>
             </w:pPr>
-            <w:hyperlink w:history="1" r:id="rId5b7vao0z5fdxsau969izt">
+            <w:hyperlink w:history="1" r:id="rIdwudwo3gvgc7kuv9xxm1j3">
               <w:r>
                 <w:rPr>
                   <w:rFonts w:ascii="Arial" w:cs="Arial" w:eastAsia="Arial" w:hAnsi="Arial"/>
@@ -4757,7 +4757,7 @@
             <w:pPr>
               <w:spacing w:after="20" w:before="0"/>
             </w:pPr>
-            <w:hyperlink w:history="1" r:id="rIdk0-rjpwu2njr2q6n7ylnl">
+            <w:hyperlink w:history="1" r:id="rIdddvwdnyuvzoppuf9rlxi6">
               <w:r>
                 <w:rPr>
                   <w:rFonts w:ascii="Arial" w:cs="Arial" w:eastAsia="Arial" w:hAnsi="Arial"/>
@@ -4790,7 +4790,7 @@
               <w:spacing w:after="10" w:before="0"/>
               <w:ind w:left="120"/>
             </w:pPr>
-            <w:hyperlink w:history="1" r:id="rIdtd_0qr9hy9n-euhvn3irv">
+            <w:hyperlink w:history="1" r:id="rIdxivhaivxejkfppavptkca">
               <w:r>
                 <w:rPr>
                   <w:rFonts w:ascii="Arial" w:cs="Arial" w:eastAsia="Arial" w:hAnsi="Arial"/>
@@ -4835,7 +4835,7 @@
             <w:pPr>
               <w:spacing w:after="20" w:before="0"/>
             </w:pPr>
-            <w:hyperlink w:history="1" r:id="rIdand_0whiikp7nvzf8dly4">
+            <w:hyperlink w:history="1" r:id="rId0zgukewqkt_67lkcsse8y">
               <w:r>
                 <w:rPr>
                   <w:rFonts w:ascii="Arial" w:cs="Arial" w:eastAsia="Arial" w:hAnsi="Arial"/>
@@ -4868,7 +4868,7 @@
               <w:spacing w:after="10" w:before="0"/>
               <w:ind w:left="120"/>
             </w:pPr>
-            <w:hyperlink w:history="1" r:id="rId2fwcle2wmzuqgy6kikp_f">
+            <w:hyperlink w:history="1" r:id="rIduk_j_awk4cqyft8k_-he0">
               <w:r>
                 <w:rPr>
                   <w:rFonts w:ascii="Arial" w:cs="Arial" w:eastAsia="Arial" w:hAnsi="Arial"/>
@@ -5532,7 +5532,7 @@
         </w:rPr>
         <w:t xml:space="preserve">© 2026 SeaVuria and ARES. Aligned with KICD objectives. Developed by SeaVuria; technical implementation by ARES (with AI assistance from Claude). Licensed under </w:t>
       </w:r>
-      <w:hyperlink w:history="1" r:id="rIdtqmubz_ugdwwuf6mrfqed">
+      <w:hyperlink w:history="1" r:id="rIdd9ph3d39nfs7my5myvrrk">
         <w:r>
           <w:rPr>
             <w:rFonts w:ascii="Arial" w:cs="Arial" w:eastAsia="Arial" w:hAnsi="Arial"/>
@@ -5553,7 +5553,7 @@
         </w:rPr>
         <w:t xml:space="preserve"> (</w:t>
       </w:r>
-      <w:hyperlink w:history="1" r:id="rIdd9gujclq67nst3qj_ihj6">
+      <w:hyperlink w:history="1" r:id="rIdj0ecfkk8lrmpuevmg-dma">
         <w:r>
           <w:rPr>
             <w:rFonts w:ascii="Arial" w:cs="Arial" w:eastAsia="Arial" w:hAnsi="Arial"/>
@@ -6566,7 +6566,7 @@
             <w:pPr>
               <w:spacing w:after="20" w:before="0"/>
             </w:pPr>
-            <w:hyperlink w:history="1" r:id="rId8fjlxd8kuotihwdygq7sw">
+            <w:hyperlink w:history="1" r:id="rId6jlcnfa32_0jtab50tiqd">
               <w:r>
                 <w:rPr>
                   <w:rFonts w:ascii="Arial" w:cs="Arial" w:eastAsia="Arial" w:hAnsi="Arial"/>
@@ -6599,7 +6599,7 @@
               <w:spacing w:after="10" w:before="0"/>
               <w:ind w:left="120"/>
             </w:pPr>
-            <w:hyperlink w:history="1" r:id="rIdlk9vaduilgl4ekntb3lbd">
+            <w:hyperlink w:history="1" r:id="rIduft7zhstigepsmrbdmaea">
               <w:r>
                 <w:rPr>
                   <w:rFonts w:ascii="Arial" w:cs="Arial" w:eastAsia="Arial" w:hAnsi="Arial"/>
@@ -6644,7 +6644,7 @@
             <w:pPr>
               <w:spacing w:after="20" w:before="0"/>
             </w:pPr>
-            <w:hyperlink w:history="1" r:id="rIdlmkgi_dhd0t00hjc5jdee">
+            <w:hyperlink w:history="1" r:id="rId5pfoiifv6budeo0hlchr_">
               <w:r>
                 <w:rPr>
                   <w:rFonts w:ascii="Arial" w:cs="Arial" w:eastAsia="Arial" w:hAnsi="Arial"/>
@@ -6677,7 +6677,7 @@
               <w:spacing w:after="10" w:before="0"/>
               <w:ind w:left="120"/>
             </w:pPr>
-            <w:hyperlink w:history="1" r:id="rIdptmnxabs7lbeekdg3aigh">
+            <w:hyperlink w:history="1" r:id="rIdj7fuzclhkrnkx-__xndue">
               <w:r>
                 <w:rPr>
                   <w:rFonts w:ascii="Arial" w:cs="Arial" w:eastAsia="Arial" w:hAnsi="Arial"/>
@@ -6872,7 +6872,7 @@
             <w:pPr>
               <w:spacing w:after="20" w:before="0"/>
             </w:pPr>
-            <w:hyperlink w:history="1" r:id="rIdmj67j-bmjw7gum6epsmtg">
+            <w:hyperlink w:history="1" r:id="rIdkcj53r5yhvvitcxhoxdbt">
               <w:r>
                 <w:rPr>
                   <w:rFonts w:ascii="Arial" w:cs="Arial" w:eastAsia="Arial" w:hAnsi="Arial"/>
@@ -6905,7 +6905,7 @@
               <w:spacing w:after="10" w:before="0"/>
               <w:ind w:left="120"/>
             </w:pPr>
-            <w:hyperlink w:history="1" r:id="rIdqxxmy8zum80zda4ugyfy0">
+            <w:hyperlink w:history="1" r:id="rId0f8uzkfajsdidglcsq_xu">
               <w:r>
                 <w:rPr>
                   <w:rFonts w:ascii="Arial" w:cs="Arial" w:eastAsia="Arial" w:hAnsi="Arial"/>
@@ -6950,7 +6950,7 @@
             <w:pPr>
               <w:spacing w:after="20" w:before="0"/>
             </w:pPr>
-            <w:hyperlink w:history="1" r:id="rIdn8ozchoxt9eot7cof7kdh">
+            <w:hyperlink w:history="1" r:id="rIduks7vbh_tvxusv_ldjf4h">
               <w:r>
                 <w:rPr>
                   <w:rFonts w:ascii="Arial" w:cs="Arial" w:eastAsia="Arial" w:hAnsi="Arial"/>
@@ -6983,7 +6983,7 @@
               <w:spacing w:after="10" w:before="0"/>
               <w:ind w:left="120"/>
             </w:pPr>
-            <w:hyperlink w:history="1" r:id="rId4qmqd0st2t5g3v8he20wg">
+            <w:hyperlink w:history="1" r:id="rIdingbwnlotc5wvr6vfytad">
               <w:r>
                 <w:rPr>
                   <w:rFonts w:ascii="Arial" w:cs="Arial" w:eastAsia="Arial" w:hAnsi="Arial"/>
@@ -7178,7 +7178,7 @@
             <w:pPr>
               <w:spacing w:after="20" w:before="0"/>
             </w:pPr>
-            <w:hyperlink w:history="1" r:id="rId4qv6nvdmdtrxvax5wxwou">
+            <w:hyperlink w:history="1" r:id="rIdi5yfz7vyc5whlfclawq_f">
               <w:r>
                 <w:rPr>
                   <w:rFonts w:ascii="Arial" w:cs="Arial" w:eastAsia="Arial" w:hAnsi="Arial"/>
@@ -7211,7 +7211,7 @@
               <w:spacing w:after="10" w:before="0"/>
               <w:ind w:left="120"/>
             </w:pPr>
-            <w:hyperlink w:history="1" r:id="rIdi1xarluzlynca18y2rhgh">
+            <w:hyperlink w:history="1" r:id="rIdkztiqjzifi9truvkvb6xf">
               <w:r>
                 <w:rPr>
                   <w:rFonts w:ascii="Arial" w:cs="Arial" w:eastAsia="Arial" w:hAnsi="Arial"/>
@@ -7256,7 +7256,7 @@
             <w:pPr>
               <w:spacing w:after="20" w:before="0"/>
             </w:pPr>
-            <w:hyperlink w:history="1" r:id="rId9w-c6pb5sszf-ixfz4ns9">
+            <w:hyperlink w:history="1" r:id="rIdfnlknx7poan8k1nolvchm">
               <w:r>
                 <w:rPr>
                   <w:rFonts w:ascii="Arial" w:cs="Arial" w:eastAsia="Arial" w:hAnsi="Arial"/>
@@ -7289,7 +7289,7 @@
               <w:spacing w:after="10" w:before="0"/>
               <w:ind w:left="120"/>
             </w:pPr>
-            <w:hyperlink w:history="1" r:id="rIdnh60sxdp2xuzmm21ckp3n">
+            <w:hyperlink w:history="1" r:id="rIdkmnx9bgtnoxvapqtw1bnm">
               <w:r>
                 <w:rPr>
                   <w:rFonts w:ascii="Arial" w:cs="Arial" w:eastAsia="Arial" w:hAnsi="Arial"/>
@@ -7484,7 +7484,7 @@
             <w:pPr>
               <w:spacing w:after="20" w:before="0"/>
             </w:pPr>
-            <w:hyperlink w:history="1" r:id="rId-geier0ixfbxmaov0f9vm">
+            <w:hyperlink w:history="1" r:id="rIdbtykki5nn5rcwpcydljh3">
               <w:r>
                 <w:rPr>
                   <w:rFonts w:ascii="Arial" w:cs="Arial" w:eastAsia="Arial" w:hAnsi="Arial"/>
@@ -7517,7 +7517,7 @@
               <w:spacing w:after="10" w:before="0"/>
               <w:ind w:left="120"/>
             </w:pPr>
-            <w:hyperlink w:history="1" r:id="rIdzhi-4kmnsmjktcjf8-csk">
+            <w:hyperlink w:history="1" r:id="rIdtzmhfwumc14ejyi4yllxu">
               <w:r>
                 <w:rPr>
                   <w:rFonts w:ascii="Arial" w:cs="Arial" w:eastAsia="Arial" w:hAnsi="Arial"/>
@@ -7562,7 +7562,7 @@
             <w:pPr>
               <w:spacing w:after="20" w:before="0"/>
             </w:pPr>
-            <w:hyperlink w:history="1" r:id="rId9yct_srwnpvg1o_kjeob0">
+            <w:hyperlink w:history="1" r:id="rIdrgtpcvsdid21-euj1eoqx">
               <w:r>
                 <w:rPr>
                   <w:rFonts w:ascii="Arial" w:cs="Arial" w:eastAsia="Arial" w:hAnsi="Arial"/>
@@ -7595,7 +7595,7 @@
               <w:spacing w:after="10" w:before="0"/>
               <w:ind w:left="120"/>
             </w:pPr>
-            <w:hyperlink w:history="1" r:id="rIdws78vv2br-zjfpipczsy5">
+            <w:hyperlink w:history="1" r:id="rIdfd0zntuqyvzsrdyldvfgr">
               <w:r>
                 <w:rPr>
                   <w:rFonts w:ascii="Arial" w:cs="Arial" w:eastAsia="Arial" w:hAnsi="Arial"/>
@@ -7790,7 +7790,7 @@
             <w:pPr>
               <w:spacing w:after="20" w:before="0"/>
             </w:pPr>
-            <w:hyperlink w:history="1" r:id="rIdyz7gvnqjf2wwirwjgifsm">
+            <w:hyperlink w:history="1" r:id="rIdhzlhjfceakq68tc9nyci3">
               <w:r>
                 <w:rPr>
                   <w:rFonts w:ascii="Arial" w:cs="Arial" w:eastAsia="Arial" w:hAnsi="Arial"/>
@@ -7823,7 +7823,7 @@
               <w:spacing w:after="10" w:before="0"/>
               <w:ind w:left="120"/>
             </w:pPr>
-            <w:hyperlink w:history="1" r:id="rIdmjkno8ykifmtjpmb8qsu4">
+            <w:hyperlink w:history="1" r:id="rId0ajhpsxpsxymsmjlk-fkc">
               <w:r>
                 <w:rPr>
                   <w:rFonts w:ascii="Arial" w:cs="Arial" w:eastAsia="Arial" w:hAnsi="Arial"/>
@@ -7868,7 +7868,7 @@
             <w:pPr>
               <w:spacing w:after="20" w:before="0"/>
             </w:pPr>
-            <w:hyperlink w:history="1" r:id="rIdqa3jg-iyd4mkn_c3pdqum">
+            <w:hyperlink w:history="1" r:id="rIdkakrk7yx_5rqbo9mckv2s">
               <w:r>
                 <w:rPr>
                   <w:rFonts w:ascii="Arial" w:cs="Arial" w:eastAsia="Arial" w:hAnsi="Arial"/>
@@ -7901,7 +7901,7 @@
               <w:spacing w:after="10" w:before="0"/>
               <w:ind w:left="120"/>
             </w:pPr>
-            <w:hyperlink w:history="1" r:id="rIduaml0jqmxpuj16mohnw0t">
+            <w:hyperlink w:history="1" r:id="rIda5vcl1tewjks8ehweltwb">
               <w:r>
                 <w:rPr>
                   <w:rFonts w:ascii="Arial" w:cs="Arial" w:eastAsia="Arial" w:hAnsi="Arial"/>
@@ -8413,7 +8413,7 @@
         </w:rPr>
         <w:t xml:space="preserve">© 2026 SeaVuria and ARES. Aligned with KICD objectives. Developed by SeaVuria; technical implementation by ARES (with AI assistance from Claude). Licensed under </w:t>
       </w:r>
-      <w:hyperlink w:history="1" r:id="rIdvdgkbkmksdcgrcaw5eo1t">
+      <w:hyperlink w:history="1" r:id="rIdpyh_yobx9ve_rrrdmfq0u">
         <w:r>
           <w:rPr>
             <w:rFonts w:ascii="Arial" w:cs="Arial" w:eastAsia="Arial" w:hAnsi="Arial"/>
@@ -8434,7 +8434,7 @@
         </w:rPr>
         <w:t xml:space="preserve"> (</w:t>
       </w:r>
-      <w:hyperlink w:history="1" r:id="rIdq36fpnb3_gm7m_pkrgikz">
+      <w:hyperlink w:history="1" r:id="rIdtuycyovhuu-s3b9ccpokk">
         <w:r>
           <w:rPr>
             <w:rFonts w:ascii="Arial" w:cs="Arial" w:eastAsia="Arial" w:hAnsi="Arial"/>
@@ -9606,7 +9606,7 @@
             <w:pPr>
               <w:spacing w:after="20" w:before="0"/>
             </w:pPr>
-            <w:hyperlink w:history="1" r:id="rIdaohiiaoopwpug_en77h0i">
+            <w:hyperlink w:history="1" r:id="rIdrw4jhquy9q16w9grrezft">
               <w:r>
                 <w:rPr>
                   <w:rFonts w:ascii="Arial" w:cs="Arial" w:eastAsia="Arial" w:hAnsi="Arial"/>
@@ -9639,7 +9639,7 @@
               <w:spacing w:after="10" w:before="0"/>
               <w:ind w:left="120"/>
             </w:pPr>
-            <w:hyperlink w:history="1" r:id="rIdlf4sbtyv61ptb-lebhx8c">
+            <w:hyperlink w:history="1" r:id="rIdru8ofezodkjhijklw3nhv">
               <w:r>
                 <w:rPr>
                   <w:rFonts w:ascii="Arial" w:cs="Arial" w:eastAsia="Arial" w:hAnsi="Arial"/>
@@ -9684,7 +9684,7 @@
             <w:pPr>
               <w:spacing w:after="20" w:before="0"/>
             </w:pPr>
-            <w:hyperlink w:history="1" r:id="rIdedyynugabzaazqje2216a">
+            <w:hyperlink w:history="1" r:id="rIdvblyelkkzyggf-shde9ae">
               <w:r>
                 <w:rPr>
                   <w:rFonts w:ascii="Arial" w:cs="Arial" w:eastAsia="Arial" w:hAnsi="Arial"/>
@@ -9717,7 +9717,7 @@
               <w:spacing w:after="10" w:before="0"/>
               <w:ind w:left="120"/>
             </w:pPr>
-            <w:hyperlink w:history="1" r:id="rIdp6tmxitaqwytjznthtyag">
+            <w:hyperlink w:history="1" r:id="rIdjm-03e6exyxkgb8xsylrv">
               <w:r>
                 <w:rPr>
                   <w:rFonts w:ascii="Arial" w:cs="Arial" w:eastAsia="Arial" w:hAnsi="Arial"/>
@@ -9912,7 +9912,7 @@
             <w:pPr>
               <w:spacing w:after="20" w:before="0"/>
             </w:pPr>
-            <w:hyperlink w:history="1" r:id="rIdhtpxt_xloc7zumbgibi-a">
+            <w:hyperlink w:history="1" r:id="rIdymbf4levtiqc489gzrjwl">
               <w:r>
                 <w:rPr>
                   <w:rFonts w:ascii="Arial" w:cs="Arial" w:eastAsia="Arial" w:hAnsi="Arial"/>
@@ -9945,7 +9945,7 @@
               <w:spacing w:after="10" w:before="0"/>
               <w:ind w:left="120"/>
             </w:pPr>
-            <w:hyperlink w:history="1" r:id="rIdnlz1plghb20mtiryxlmwm">
+            <w:hyperlink w:history="1" r:id="rId3zlu_jazrkswycj2l0jx6">
               <w:r>
                 <w:rPr>
                   <w:rFonts w:ascii="Arial" w:cs="Arial" w:eastAsia="Arial" w:hAnsi="Arial"/>
@@ -9990,7 +9990,7 @@
             <w:pPr>
               <w:spacing w:after="20" w:before="0"/>
             </w:pPr>
-            <w:hyperlink w:history="1" r:id="rIdaxxaaubis_s1kr5dk40gu">
+            <w:hyperlink w:history="1" r:id="rId8xcaj9gxngbjhjhbayabm">
               <w:r>
                 <w:rPr>
                   <w:rFonts w:ascii="Arial" w:cs="Arial" w:eastAsia="Arial" w:hAnsi="Arial"/>
@@ -10023,7 +10023,7 @@
               <w:spacing w:after="10" w:before="0"/>
               <w:ind w:left="120"/>
             </w:pPr>
-            <w:hyperlink w:history="1" r:id="rIdshs96sljbfmnesmazvylu">
+            <w:hyperlink w:history="1" r:id="rId-addvarwt5kb1v3dsbi0n">
               <w:r>
                 <w:rPr>
                   <w:rFonts w:ascii="Arial" w:cs="Arial" w:eastAsia="Arial" w:hAnsi="Arial"/>
@@ -10218,7 +10218,7 @@
             <w:pPr>
               <w:spacing w:after="20" w:before="0"/>
             </w:pPr>
-            <w:hyperlink w:history="1" r:id="rIdsdzie6sh-t8to5fgf9ez9">
+            <w:hyperlink w:history="1" r:id="rIdifji-bslxyvrcw9uswx08">
               <w:r>
                 <w:rPr>
                   <w:rFonts w:ascii="Arial" w:cs="Arial" w:eastAsia="Arial" w:hAnsi="Arial"/>
@@ -10251,7 +10251,7 @@
               <w:spacing w:after="10" w:before="0"/>
               <w:ind w:left="120"/>
             </w:pPr>
-            <w:hyperlink w:history="1" r:id="rIdsme_vrpzqfyyw7tv-1rki">
+            <w:hyperlink w:history="1" r:id="rId_tbigakqeqzgc4wheazql">
               <w:r>
                 <w:rPr>
                   <w:rFonts w:ascii="Arial" w:cs="Arial" w:eastAsia="Arial" w:hAnsi="Arial"/>
@@ -10296,7 +10296,7 @@
             <w:pPr>
               <w:spacing w:after="20" w:before="0"/>
             </w:pPr>
-            <w:hyperlink w:history="1" r:id="rId0kze3puiwnzf7xzfxio2j">
+            <w:hyperlink w:history="1" r:id="rIdaoogzxxiweqp6een7ejwd">
               <w:r>
                 <w:rPr>
                   <w:rFonts w:ascii="Arial" w:cs="Arial" w:eastAsia="Arial" w:hAnsi="Arial"/>
@@ -10329,7 +10329,7 @@
               <w:spacing w:after="10" w:before="0"/>
               <w:ind w:left="120"/>
             </w:pPr>
-            <w:hyperlink w:history="1" r:id="rIdtiwastfcy38hpideoe390">
+            <w:hyperlink w:history="1" r:id="rIdae_pwxsr3fdt17y4pk1dq">
               <w:r>
                 <w:rPr>
                   <w:rFonts w:ascii="Arial" w:cs="Arial" w:eastAsia="Arial" w:hAnsi="Arial"/>
@@ -10524,7 +10524,7 @@
             <w:pPr>
               <w:spacing w:after="20" w:before="0"/>
             </w:pPr>
-            <w:hyperlink w:history="1" r:id="rIddeod2rmtb06jqz8wp7rfh">
+            <w:hyperlink w:history="1" r:id="rIddzxw5-o5anzgsj6wchnfh">
               <w:r>
                 <w:rPr>
                   <w:rFonts w:ascii="Arial" w:cs="Arial" w:eastAsia="Arial" w:hAnsi="Arial"/>
@@ -10557,7 +10557,7 @@
               <w:spacing w:after="10" w:before="0"/>
               <w:ind w:left="120"/>
             </w:pPr>
-            <w:hyperlink w:history="1" r:id="rIdqteknjchfq8w0una6r6_w">
+            <w:hyperlink w:history="1" r:id="rId6cr0chus8m74xewj0wkqo">
               <w:r>
                 <w:rPr>
                   <w:rFonts w:ascii="Arial" w:cs="Arial" w:eastAsia="Arial" w:hAnsi="Arial"/>
@@ -10602,7 +10602,7 @@
             <w:pPr>
               <w:spacing w:after="20" w:before="0"/>
             </w:pPr>
-            <w:hyperlink w:history="1" r:id="rIdsybsi7jlgtesrknzwjdhv">
+            <w:hyperlink w:history="1" r:id="rIdptq4rxoo780noj8vovdvz">
               <w:r>
                 <w:rPr>
                   <w:rFonts w:ascii="Arial" w:cs="Arial" w:eastAsia="Arial" w:hAnsi="Arial"/>
@@ -10635,7 +10635,7 @@
               <w:spacing w:after="10" w:before="0"/>
               <w:ind w:left="120"/>
             </w:pPr>
-            <w:hyperlink w:history="1" r:id="rIdivjzwwujfm5csip88v22h">
+            <w:hyperlink w:history="1" r:id="rIdr6_x6fpb7gqvny5hw5mvg">
               <w:r>
                 <w:rPr>
                   <w:rFonts w:ascii="Arial" w:cs="Arial" w:eastAsia="Arial" w:hAnsi="Arial"/>
@@ -10830,7 +10830,7 @@
             <w:pPr>
               <w:spacing w:after="20" w:before="0"/>
             </w:pPr>
-            <w:hyperlink w:history="1" r:id="rIdh8tilln1w_z-g9yjvkhyj">
+            <w:hyperlink w:history="1" r:id="rIdymtvitckc1c_pfrxvutwa">
               <w:r>
                 <w:rPr>
                   <w:rFonts w:ascii="Arial" w:cs="Arial" w:eastAsia="Arial" w:hAnsi="Arial"/>
@@ -10863,7 +10863,7 @@
               <w:spacing w:after="10" w:before="0"/>
               <w:ind w:left="120"/>
             </w:pPr>
-            <w:hyperlink w:history="1" r:id="rIdc6v7ggbwgdu-2emea0mdz">
+            <w:hyperlink w:history="1" r:id="rIduyxiadvgzgooep9zpmbur">
               <w:r>
                 <w:rPr>
                   <w:rFonts w:ascii="Arial" w:cs="Arial" w:eastAsia="Arial" w:hAnsi="Arial"/>
@@ -10908,7 +10908,7 @@
             <w:pPr>
               <w:spacing w:after="20" w:before="0"/>
             </w:pPr>
-            <w:hyperlink w:history="1" r:id="rIdszyhifnuchkd7b90erwib">
+            <w:hyperlink w:history="1" r:id="rIdhlt3wocv3hkodbhphuth_">
               <w:r>
                 <w:rPr>
                   <w:rFonts w:ascii="Arial" w:cs="Arial" w:eastAsia="Arial" w:hAnsi="Arial"/>
@@ -10941,7 +10941,7 @@
               <w:spacing w:after="10" w:before="0"/>
               <w:ind w:left="120"/>
             </w:pPr>
-            <w:hyperlink w:history="1" r:id="rIdiczykmwvndxvw8_i7qjzq">
+            <w:hyperlink w:history="1" r:id="rIdg-deejmdaakejw8g1rjuo">
               <w:r>
                 <w:rPr>
                   <w:rFonts w:ascii="Arial" w:cs="Arial" w:eastAsia="Arial" w:hAnsi="Arial"/>
@@ -11529,7 +11529,7 @@
         </w:rPr>
         <w:t xml:space="preserve">© 2026 SeaVuria and ARES. Aligned with KICD objectives. Developed by SeaVuria; technical implementation by ARES (with AI assistance from Claude). Licensed under </w:t>
       </w:r>
-      <w:hyperlink w:history="1" r:id="rIdct7ftpoan4renb1uehcvv">
+      <w:hyperlink w:history="1" r:id="rId-k19bz0arz4m9vezowea9">
         <w:r>
           <w:rPr>
             <w:rFonts w:ascii="Arial" w:cs="Arial" w:eastAsia="Arial" w:hAnsi="Arial"/>
@@ -11550,7 +11550,7 @@
         </w:rPr>
         <w:t xml:space="preserve"> (</w:t>
       </w:r>
-      <w:hyperlink w:history="1" r:id="rIdbcworrl5pyqnjfltdvpa-">
+      <w:hyperlink w:history="1" r:id="rId4udxolq08rjjhihdxwi8b">
         <w:r>
           <w:rPr>
             <w:rFonts w:ascii="Arial" w:cs="Arial" w:eastAsia="Arial" w:hAnsi="Arial"/>
@@ -12563,7 +12563,7 @@
             <w:pPr>
               <w:spacing w:after="20" w:before="0"/>
             </w:pPr>
-            <w:hyperlink w:history="1" r:id="rIdftj3i0rpzbzgsgnkiukfe">
+            <w:hyperlink w:history="1" r:id="rIde27rw2twmgsonkn6avnxh">
               <w:r>
                 <w:rPr>
                   <w:rFonts w:ascii="Arial" w:cs="Arial" w:eastAsia="Arial" w:hAnsi="Arial"/>
@@ -12596,7 +12596,7 @@
               <w:spacing w:after="10" w:before="0"/>
               <w:ind w:left="120"/>
             </w:pPr>
-            <w:hyperlink w:history="1" r:id="rIdx-fjzyldpqfc84bht4qol">
+            <w:hyperlink w:history="1" r:id="rIdcxf8zaumw6zcsbuuhx3rs">
               <w:r>
                 <w:rPr>
                   <w:rFonts w:ascii="Arial" w:cs="Arial" w:eastAsia="Arial" w:hAnsi="Arial"/>
@@ -12641,7 +12641,7 @@
             <w:pPr>
               <w:spacing w:after="20" w:before="0"/>
             </w:pPr>
-            <w:hyperlink w:history="1" r:id="rId_snfknznbqselqxxqqehd">
+            <w:hyperlink w:history="1" r:id="rIdsze4kkt7y3rp0lqpncetq">
               <w:r>
                 <w:rPr>
                   <w:rFonts w:ascii="Arial" w:cs="Arial" w:eastAsia="Arial" w:hAnsi="Arial"/>
@@ -12674,7 +12674,7 @@
               <w:spacing w:after="10" w:before="0"/>
               <w:ind w:left="120"/>
             </w:pPr>
-            <w:hyperlink w:history="1" r:id="rIdxijpcpovcnjqv8n8kpg3k">
+            <w:hyperlink w:history="1" r:id="rIdkckwvhxpaouj99jbvzn7o">
               <w:r>
                 <w:rPr>
                   <w:rFonts w:ascii="Arial" w:cs="Arial" w:eastAsia="Arial" w:hAnsi="Arial"/>
@@ -12869,7 +12869,7 @@
             <w:pPr>
               <w:spacing w:after="20" w:before="0"/>
             </w:pPr>
-            <w:hyperlink w:history="1" r:id="rIdl3mxlnivvseoyc-eq0qol">
+            <w:hyperlink w:history="1" r:id="rIdie242gzvjgeovwdnkyzzr">
               <w:r>
                 <w:rPr>
                   <w:rFonts w:ascii="Arial" w:cs="Arial" w:eastAsia="Arial" w:hAnsi="Arial"/>
@@ -12902,7 +12902,7 @@
               <w:spacing w:after="10" w:before="0"/>
               <w:ind w:left="120"/>
             </w:pPr>
-            <w:hyperlink w:history="1" r:id="rIdi8jfkcr0zn2meytvhcblw">
+            <w:hyperlink w:history="1" r:id="rIdioyxkjugv4vejgb-25mta">
               <w:r>
                 <w:rPr>
                   <w:rFonts w:ascii="Arial" w:cs="Arial" w:eastAsia="Arial" w:hAnsi="Arial"/>
@@ -12947,7 +12947,7 @@
             <w:pPr>
               <w:spacing w:after="20" w:before="0"/>
             </w:pPr>
-            <w:hyperlink w:history="1" r:id="rIdbrqgjltjvnm_qdvo6j2wy">
+            <w:hyperlink w:history="1" r:id="rIdz9b1cii0c8zhsbj2gdfbw">
               <w:r>
                 <w:rPr>
                   <w:rFonts w:ascii="Arial" w:cs="Arial" w:eastAsia="Arial" w:hAnsi="Arial"/>
@@ -12980,7 +12980,7 @@
               <w:spacing w:after="10" w:before="0"/>
               <w:ind w:left="120"/>
             </w:pPr>
-            <w:hyperlink w:history="1" r:id="rIdwgnm979dvvl8-cwklsh8t">
+            <w:hyperlink w:history="1" r:id="rId0yikc7qpinukmm2ruh_lj">
               <w:r>
                 <w:rPr>
                   <w:rFonts w:ascii="Arial" w:cs="Arial" w:eastAsia="Arial" w:hAnsi="Arial"/>
@@ -13175,7 +13175,7 @@
             <w:pPr>
               <w:spacing w:after="20" w:before="0"/>
             </w:pPr>
-            <w:hyperlink w:history="1" r:id="rIdutlg7jn8q2gyi6_3jzqxg">
+            <w:hyperlink w:history="1" r:id="rIdcnd4ffr1q1fen2ab10ydb">
               <w:r>
                 <w:rPr>
                   <w:rFonts w:ascii="Arial" w:cs="Arial" w:eastAsia="Arial" w:hAnsi="Arial"/>
@@ -13208,7 +13208,7 @@
               <w:spacing w:after="10" w:before="0"/>
               <w:ind w:left="120"/>
             </w:pPr>
-            <w:hyperlink w:history="1" r:id="rIdz6kdpgfoxv7hi8krwcfua">
+            <w:hyperlink w:history="1" r:id="rIdkfouaojbsvw4lwyxwgofi">
               <w:r>
                 <w:rPr>
                   <w:rFonts w:ascii="Arial" w:cs="Arial" w:eastAsia="Arial" w:hAnsi="Arial"/>
@@ -13253,7 +13253,7 @@
             <w:pPr>
               <w:spacing w:after="20" w:before="0"/>
             </w:pPr>
-            <w:hyperlink w:history="1" r:id="rIdllbhlx0tp9mice-pfanl7">
+            <w:hyperlink w:history="1" r:id="rIdrmhqzbo6dgvhlf9pujkzg">
               <w:r>
                 <w:rPr>
                   <w:rFonts w:ascii="Arial" w:cs="Arial" w:eastAsia="Arial" w:hAnsi="Arial"/>
@@ -13286,7 +13286,7 @@
               <w:spacing w:after="10" w:before="0"/>
               <w:ind w:left="120"/>
             </w:pPr>
-            <w:hyperlink w:history="1" r:id="rIdzscd7bm4rhfa1yg5-ftia">
+            <w:hyperlink w:history="1" r:id="rIdedc32gtuwwmdhwi9c7sfy">
               <w:r>
                 <w:rPr>
                   <w:rFonts w:ascii="Arial" w:cs="Arial" w:eastAsia="Arial" w:hAnsi="Arial"/>
@@ -13481,7 +13481,7 @@
             <w:pPr>
               <w:spacing w:after="20" w:before="0"/>
             </w:pPr>
-            <w:hyperlink w:history="1" r:id="rIdar_z-klqsj4gjyn_u14md">
+            <w:hyperlink w:history="1" r:id="rIdlxucutlmbgrhahwlw-vkj">
               <w:r>
                 <w:rPr>
                   <w:rFonts w:ascii="Arial" w:cs="Arial" w:eastAsia="Arial" w:hAnsi="Arial"/>
@@ -13514,7 +13514,7 @@
               <w:spacing w:after="10" w:before="0"/>
               <w:ind w:left="120"/>
             </w:pPr>
-            <w:hyperlink w:history="1" r:id="rId6x1fitmys9pwvtgputhfz">
+            <w:hyperlink w:history="1" r:id="rIdw45yd1vm0wdv6evabxx0-">
               <w:r>
                 <w:rPr>
                   <w:rFonts w:ascii="Arial" w:cs="Arial" w:eastAsia="Arial" w:hAnsi="Arial"/>
@@ -13559,7 +13559,7 @@
             <w:pPr>
               <w:spacing w:after="20" w:before="0"/>
             </w:pPr>
-            <w:hyperlink w:history="1" r:id="rIddwurd8nup9ih8ysipzaxg">
+            <w:hyperlink w:history="1" r:id="rIdtn7ztvzrlaluuqc8mfd7c">
               <w:r>
                 <w:rPr>
                   <w:rFonts w:ascii="Arial" w:cs="Arial" w:eastAsia="Arial" w:hAnsi="Arial"/>
@@ -13592,7 +13592,7 @@
               <w:spacing w:after="10" w:before="0"/>
               <w:ind w:left="120"/>
             </w:pPr>
-            <w:hyperlink w:history="1" r:id="rIddpcrsskty4aqdomnsfw9_">
+            <w:hyperlink w:history="1" r:id="rIdu3zr5bvhgldopvgapggje">
               <w:r>
                 <w:rPr>
                   <w:rFonts w:ascii="Arial" w:cs="Arial" w:eastAsia="Arial" w:hAnsi="Arial"/>
@@ -13787,7 +13787,7 @@
             <w:pPr>
               <w:spacing w:after="20" w:before="0"/>
             </w:pPr>
-            <w:hyperlink w:history="1" r:id="rId4qlingxjgpjzcexlm9cqo">
+            <w:hyperlink w:history="1" r:id="rIdjub5r48-jvbumvcdwavd3">
               <w:r>
                 <w:rPr>
                   <w:rFonts w:ascii="Arial" w:cs="Arial" w:eastAsia="Arial" w:hAnsi="Arial"/>
@@ -13820,7 +13820,7 @@
               <w:spacing w:after="10" w:before="0"/>
               <w:ind w:left="120"/>
             </w:pPr>
-            <w:hyperlink w:history="1" r:id="rIdn3c7kl9xqtwdc8qb_ylyp">
+            <w:hyperlink w:history="1" r:id="rIds18c0q5e5x9tdqgdcxoup">
               <w:r>
                 <w:rPr>
                   <w:rFonts w:ascii="Arial" w:cs="Arial" w:eastAsia="Arial" w:hAnsi="Arial"/>
@@ -13865,7 +13865,7 @@
             <w:pPr>
               <w:spacing w:after="20" w:before="0"/>
             </w:pPr>
-            <w:hyperlink w:history="1" r:id="rIdnbmaoljc7oqgnl3rei8se">
+            <w:hyperlink w:history="1" r:id="rIdp9zjuamrv-exsnz2snk7i">
               <w:r>
                 <w:rPr>
                   <w:rFonts w:ascii="Arial" w:cs="Arial" w:eastAsia="Arial" w:hAnsi="Arial"/>
@@ -13898,7 +13898,7 @@
               <w:spacing w:after="10" w:before="0"/>
               <w:ind w:left="120"/>
             </w:pPr>
-            <w:hyperlink w:history="1" r:id="rIdgxctdncc80cvl7ynmq_lt">
+            <w:hyperlink w:history="1" r:id="rIdkxx5hnycbd8fdmrogyg2u">
               <w:r>
                 <w:rPr>
                   <w:rFonts w:ascii="Arial" w:cs="Arial" w:eastAsia="Arial" w:hAnsi="Arial"/>
@@ -14410,7 +14410,7 @@
         </w:rPr>
         <w:t xml:space="preserve">© 2026 SeaVuria and ARES. Aligned with KICD objectives. Developed by SeaVuria; technical implementation by ARES (with AI assistance from Claude). Licensed under </w:t>
       </w:r>
-      <w:hyperlink w:history="1" r:id="rId351tvxjc-wis0pq_ajpec">
+      <w:hyperlink w:history="1" r:id="rIdayl-8bdb4clhfexy7ewm2">
         <w:r>
           <w:rPr>
             <w:rFonts w:ascii="Arial" w:cs="Arial" w:eastAsia="Arial" w:hAnsi="Arial"/>
@@ -14431,7 +14431,7 @@
         </w:rPr>
         <w:t xml:space="preserve"> (</w:t>
       </w:r>
-      <w:hyperlink w:history="1" r:id="rIdzwfqp2zkq7vbmlxdutd4l">
+      <w:hyperlink w:history="1" r:id="rIdtpotg48j_tge3nepw313s">
         <w:r>
           <w:rPr>
             <w:rFonts w:ascii="Arial" w:cs="Arial" w:eastAsia="Arial" w:hAnsi="Arial"/>
@@ -15444,7 +15444,7 @@
             <w:pPr>
               <w:spacing w:after="20" w:before="0"/>
             </w:pPr>
-            <w:hyperlink w:history="1" r:id="rIdbpqirm_wsheur9tinc0ou">
+            <w:hyperlink w:history="1" r:id="rIdqlhtdirbpvkbcxz44vqoa">
               <w:r>
                 <w:rPr>
                   <w:rFonts w:ascii="Arial" w:cs="Arial" w:eastAsia="Arial" w:hAnsi="Arial"/>
@@ -15477,7 +15477,7 @@
               <w:spacing w:after="10" w:before="0"/>
               <w:ind w:left="120"/>
             </w:pPr>
-            <w:hyperlink w:history="1" r:id="rIdk4wspv2jeioey9simbpho">
+            <w:hyperlink w:history="1" r:id="rIdkrnmx7fc_74z0qqrnappr">
               <w:r>
                 <w:rPr>
                   <w:rFonts w:ascii="Arial" w:cs="Arial" w:eastAsia="Arial" w:hAnsi="Arial"/>
@@ -15522,7 +15522,7 @@
             <w:pPr>
               <w:spacing w:after="20" w:before="0"/>
             </w:pPr>
-            <w:hyperlink w:history="1" r:id="rIdl5npohhmsjhcso_qj6vgj">
+            <w:hyperlink w:history="1" r:id="rIdnw4ed9bej-hdubm4nqzhl">
               <w:r>
                 <w:rPr>
                   <w:rFonts w:ascii="Arial" w:cs="Arial" w:eastAsia="Arial" w:hAnsi="Arial"/>
@@ -15555,7 +15555,7 @@
               <w:spacing w:after="10" w:before="0"/>
               <w:ind w:left="120"/>
             </w:pPr>
-            <w:hyperlink w:history="1" r:id="rIdqoih9hohkra3qnnhhjnir">
+            <w:hyperlink w:history="1" r:id="rIdzkq97y4djvabvpx1djibz">
               <w:r>
                 <w:rPr>
                   <w:rFonts w:ascii="Arial" w:cs="Arial" w:eastAsia="Arial" w:hAnsi="Arial"/>
@@ -15750,7 +15750,7 @@
             <w:pPr>
               <w:spacing w:after="20" w:before="0"/>
             </w:pPr>
-            <w:hyperlink w:history="1" r:id="rIddwimttlk9dx45dwybw8e2">
+            <w:hyperlink w:history="1" r:id="rIdknb5pgzuxaxsntclurj7x">
               <w:r>
                 <w:rPr>
                   <w:rFonts w:ascii="Arial" w:cs="Arial" w:eastAsia="Arial" w:hAnsi="Arial"/>
@@ -15783,7 +15783,7 @@
               <w:spacing w:after="10" w:before="0"/>
               <w:ind w:left="120"/>
             </w:pPr>
-            <w:hyperlink w:history="1" r:id="rIdfuf7oyzz8pzcu0ghl2jes">
+            <w:hyperlink w:history="1" r:id="rIdxjhlfmtn2w6qrpcrnctk9">
               <w:r>
                 <w:rPr>
                   <w:rFonts w:ascii="Arial" w:cs="Arial" w:eastAsia="Arial" w:hAnsi="Arial"/>
@@ -15828,7 +15828,7 @@
             <w:pPr>
               <w:spacing w:after="20" w:before="0"/>
             </w:pPr>
-            <w:hyperlink w:history="1" r:id="rIdaog0z0ss_21clugplcuup">
+            <w:hyperlink w:history="1" r:id="rIddby9hc3em9iht5kprqypw">
               <w:r>
                 <w:rPr>
                   <w:rFonts w:ascii="Arial" w:cs="Arial" w:eastAsia="Arial" w:hAnsi="Arial"/>
@@ -15861,7 +15861,7 @@
               <w:spacing w:after="10" w:before="0"/>
               <w:ind w:left="120"/>
             </w:pPr>
-            <w:hyperlink w:history="1" r:id="rIdj8r_apbielgu3bvo0kjn2">
+            <w:hyperlink w:history="1" r:id="rIduc7e3gohztkpy6lbuay6m">
               <w:r>
                 <w:rPr>
                   <w:rFonts w:ascii="Arial" w:cs="Arial" w:eastAsia="Arial" w:hAnsi="Arial"/>
@@ -16056,7 +16056,7 @@
             <w:pPr>
               <w:spacing w:after="20" w:before="0"/>
             </w:pPr>
-            <w:hyperlink w:history="1" r:id="rIdadsaj6mm6zvnrh9aiaizu">
+            <w:hyperlink w:history="1" r:id="rIdnlswgextr9ib4f8hqnaqz">
               <w:r>
                 <w:rPr>
                   <w:rFonts w:ascii="Arial" w:cs="Arial" w:eastAsia="Arial" w:hAnsi="Arial"/>
@@ -16089,7 +16089,7 @@
               <w:spacing w:after="10" w:before="0"/>
               <w:ind w:left="120"/>
             </w:pPr>
-            <w:hyperlink w:history="1" r:id="rIdlivzn8skm2zfhfixys_zb">
+            <w:hyperlink w:history="1" r:id="rId56gdjstxuhtplgovzcgfs">
               <w:r>
                 <w:rPr>
                   <w:rFonts w:ascii="Arial" w:cs="Arial" w:eastAsia="Arial" w:hAnsi="Arial"/>
@@ -16134,7 +16134,7 @@
             <w:pPr>
               <w:spacing w:after="20" w:before="0"/>
             </w:pPr>
-            <w:hyperlink w:history="1" r:id="rIdls-kfhytllyvix3ikpfnj">
+            <w:hyperlink w:history="1" r:id="rIdbkpphrzkj5_sujl5lp550">
               <w:r>
                 <w:rPr>
                   <w:rFonts w:ascii="Arial" w:cs="Arial" w:eastAsia="Arial" w:hAnsi="Arial"/>
@@ -16167,7 +16167,7 @@
               <w:spacing w:after="10" w:before="0"/>
               <w:ind w:left="120"/>
             </w:pPr>
-            <w:hyperlink w:history="1" r:id="rIdo4xpmxri7cucxx91ewc-a">
+            <w:hyperlink w:history="1" r:id="rIdr_ogmoglqmtjawmdhba2x">
               <w:r>
                 <w:rPr>
                   <w:rFonts w:ascii="Arial" w:cs="Arial" w:eastAsia="Arial" w:hAnsi="Arial"/>
@@ -16362,7 +16362,7 @@
             <w:pPr>
               <w:spacing w:after="20" w:before="0"/>
             </w:pPr>
-            <w:hyperlink w:history="1" r:id="rIdnppwney0muzjdvixapkbl">
+            <w:hyperlink w:history="1" r:id="rIdf8zqhughav2rrzz7cwb6d">
               <w:r>
                 <w:rPr>
                   <w:rFonts w:ascii="Arial" w:cs="Arial" w:eastAsia="Arial" w:hAnsi="Arial"/>
@@ -16395,7 +16395,7 @@
               <w:spacing w:after="10" w:before="0"/>
               <w:ind w:left="120"/>
             </w:pPr>
-            <w:hyperlink w:history="1" r:id="rIdyvf3dr5hzwuabihtkaoed">
+            <w:hyperlink w:history="1" r:id="rId5qmjgx86dy0pms7kcjh2i">
               <w:r>
                 <w:rPr>
                   <w:rFonts w:ascii="Arial" w:cs="Arial" w:eastAsia="Arial" w:hAnsi="Arial"/>
@@ -16440,7 +16440,7 @@
             <w:pPr>
               <w:spacing w:after="20" w:before="0"/>
             </w:pPr>
-            <w:hyperlink w:history="1" r:id="rIdpuhcto_km25bgddxkwkis">
+            <w:hyperlink w:history="1" r:id="rIdgpknvwtzz-blp-vzfq4gs">
               <w:r>
                 <w:rPr>
                   <w:rFonts w:ascii="Arial" w:cs="Arial" w:eastAsia="Arial" w:hAnsi="Arial"/>
@@ -16473,7 +16473,7 @@
               <w:spacing w:after="10" w:before="0"/>
               <w:ind w:left="120"/>
             </w:pPr>
-            <w:hyperlink w:history="1" r:id="rIdevqyy7rys5cklno9befmb">
+            <w:hyperlink w:history="1" r:id="rId438f8e1jdcvxrrt6jf0t5">
               <w:r>
                 <w:rPr>
                   <w:rFonts w:ascii="Arial" w:cs="Arial" w:eastAsia="Arial" w:hAnsi="Arial"/>
@@ -16668,7 +16668,7 @@
             <w:pPr>
               <w:spacing w:after="20" w:before="0"/>
             </w:pPr>
-            <w:hyperlink w:history="1" r:id="rIditpasjit-biucqfqzryx8">
+            <w:hyperlink w:history="1" r:id="rIdnalhajr5jp5b3_74cn9kp">
               <w:r>
                 <w:rPr>
                   <w:rFonts w:ascii="Arial" w:cs="Arial" w:eastAsia="Arial" w:hAnsi="Arial"/>
@@ -16701,7 +16701,7 @@
               <w:spacing w:after="10" w:before="0"/>
               <w:ind w:left="120"/>
             </w:pPr>
-            <w:hyperlink w:history="1" r:id="rId8xupclec_3zqz7ezif5qk">
+            <w:hyperlink w:history="1" r:id="rIdz8iu0vmnlosizrf2iajfj">
               <w:r>
                 <w:rPr>
                   <w:rFonts w:ascii="Arial" w:cs="Arial" w:eastAsia="Arial" w:hAnsi="Arial"/>
@@ -16746,7 +16746,7 @@
             <w:pPr>
               <w:spacing w:after="20" w:before="0"/>
             </w:pPr>
-            <w:hyperlink w:history="1" r:id="rIdx4ckfoqyntrt8evhmw4le">
+            <w:hyperlink w:history="1" r:id="rIdschmcex3ewelclcrlnn5s">
               <w:r>
                 <w:rPr>
                   <w:rFonts w:ascii="Arial" w:cs="Arial" w:eastAsia="Arial" w:hAnsi="Arial"/>
@@ -16779,7 +16779,7 @@
               <w:spacing w:after="10" w:before="0"/>
               <w:ind w:left="120"/>
             </w:pPr>
-            <w:hyperlink w:history="1" r:id="rIdmsv0viryc-seitdin1knz">
+            <w:hyperlink w:history="1" r:id="rId4x0j1cmnht5mmdy5dvsnc">
               <w:r>
                 <w:rPr>
                   <w:rFonts w:ascii="Arial" w:cs="Arial" w:eastAsia="Arial" w:hAnsi="Arial"/>
@@ -17291,7 +17291,7 @@
         </w:rPr>
         <w:t xml:space="preserve">© 2026 SeaVuria and ARES. Aligned with KICD objectives. Developed by SeaVuria; technical implementation by ARES (with AI assistance from Claude). Licensed under </w:t>
       </w:r>
-      <w:hyperlink w:history="1" r:id="rIdglpfnaov1yvfazeoxibap">
+      <w:hyperlink w:history="1" r:id="rIdcytthwhdybqx9gkakzq1y">
         <w:r>
           <w:rPr>
             <w:rFonts w:ascii="Arial" w:cs="Arial" w:eastAsia="Arial" w:hAnsi="Arial"/>
@@ -17312,7 +17312,7 @@
         </w:rPr>
         <w:t xml:space="preserve"> (</w:t>
       </w:r>
-      <w:hyperlink w:history="1" r:id="rId80w_1shke8b_ojmz5ebyh">
+      <w:hyperlink w:history="1" r:id="rIda_1f9lqloa00cw3d6dsbu">
         <w:r>
           <w:rPr>
             <w:rFonts w:ascii="Arial" w:cs="Arial" w:eastAsia="Arial" w:hAnsi="Arial"/>
@@ -18325,7 +18325,7 @@
             <w:pPr>
               <w:spacing w:after="20" w:before="0"/>
             </w:pPr>
-            <w:hyperlink w:history="1" r:id="rIddpihagsfwblwlntp9cmr2">
+            <w:hyperlink w:history="1" r:id="rIdrhgwmtwejczaqdzeuaw3n">
               <w:r>
                 <w:rPr>
                   <w:rFonts w:ascii="Arial" w:cs="Arial" w:eastAsia="Arial" w:hAnsi="Arial"/>
@@ -18358,7 +18358,7 @@
               <w:spacing w:after="10" w:before="0"/>
               <w:ind w:left="120"/>
             </w:pPr>
-            <w:hyperlink w:history="1" r:id="rIdtyrwtpln_-mac6g-nmtal">
+            <w:hyperlink w:history="1" r:id="rIdmidxkmmzqc5hfygibv2e7">
               <w:r>
                 <w:rPr>
                   <w:rFonts w:ascii="Arial" w:cs="Arial" w:eastAsia="Arial" w:hAnsi="Arial"/>
@@ -18403,7 +18403,7 @@
             <w:pPr>
               <w:spacing w:after="20" w:before="0"/>
             </w:pPr>
-            <w:hyperlink w:history="1" r:id="rIdoxmokaky6ixkh9p07wp0d">
+            <w:hyperlink w:history="1" r:id="rIdgupyk1plba7808vaodlfl">
               <w:r>
                 <w:rPr>
                   <w:rFonts w:ascii="Arial" w:cs="Arial" w:eastAsia="Arial" w:hAnsi="Arial"/>
@@ -18436,7 +18436,7 @@
               <w:spacing w:after="10" w:before="0"/>
               <w:ind w:left="120"/>
             </w:pPr>
-            <w:hyperlink w:history="1" r:id="rId15xwqoktu9hnknoyik3uh">
+            <w:hyperlink w:history="1" r:id="rIdf0ooo9j6v9xe-rdjgtjcr">
               <w:r>
                 <w:rPr>
                   <w:rFonts w:ascii="Arial" w:cs="Arial" w:eastAsia="Arial" w:hAnsi="Arial"/>
@@ -18631,7 +18631,7 @@
             <w:pPr>
               <w:spacing w:after="20" w:before="0"/>
             </w:pPr>
-            <w:hyperlink w:history="1" r:id="rIde3jcvigtrh4nd2fistiy6">
+            <w:hyperlink w:history="1" r:id="rIdmt5gsxdjlzkmshlomsjgr">
               <w:r>
                 <w:rPr>
                   <w:rFonts w:ascii="Arial" w:cs="Arial" w:eastAsia="Arial" w:hAnsi="Arial"/>
@@ -18664,7 +18664,7 @@
               <w:spacing w:after="10" w:before="0"/>
               <w:ind w:left="120"/>
             </w:pPr>
-            <w:hyperlink w:history="1" r:id="rIdov1lbxzfqpczrwtz0drmb">
+            <w:hyperlink w:history="1" r:id="rIdr_rrbhvtsufdmq8rgxuik">
               <w:r>
                 <w:rPr>
                   <w:rFonts w:ascii="Arial" w:cs="Arial" w:eastAsia="Arial" w:hAnsi="Arial"/>
@@ -18709,7 +18709,7 @@
             <w:pPr>
               <w:spacing w:after="20" w:before="0"/>
             </w:pPr>
-            <w:hyperlink w:history="1" r:id="rIdpz89peyxrmiut5zt5uuyj">
+            <w:hyperlink w:history="1" r:id="rIdrn-zs9rq0wuasnrv-xjf1">
               <w:r>
                 <w:rPr>
                   <w:rFonts w:ascii="Arial" w:cs="Arial" w:eastAsia="Arial" w:hAnsi="Arial"/>
@@ -18742,7 +18742,7 @@
               <w:spacing w:after="10" w:before="0"/>
               <w:ind w:left="120"/>
             </w:pPr>
-            <w:hyperlink w:history="1" r:id="rId9k550xabp9gmwyymvlqks">
+            <w:hyperlink w:history="1" r:id="rId31lqnkv0sju9stkuegtnl">
               <w:r>
                 <w:rPr>
                   <w:rFonts w:ascii="Arial" w:cs="Arial" w:eastAsia="Arial" w:hAnsi="Arial"/>
@@ -18937,7 +18937,7 @@
             <w:pPr>
               <w:spacing w:after="20" w:before="0"/>
             </w:pPr>
-            <w:hyperlink w:history="1" r:id="rId6h6fjf1987fbkwy6ka5e_">
+            <w:hyperlink w:history="1" r:id="rIdz4k0mb_wus8viv8h0f2gd">
               <w:r>
                 <w:rPr>
                   <w:rFonts w:ascii="Arial" w:cs="Arial" w:eastAsia="Arial" w:hAnsi="Arial"/>
@@ -18970,7 +18970,7 @@
               <w:spacing w:after="10" w:before="0"/>
               <w:ind w:left="120"/>
             </w:pPr>
-            <w:hyperlink w:history="1" r:id="rIdq8payirg7xkfppbcuer5y">
+            <w:hyperlink w:history="1" r:id="rId6xogovr2qhpn3ps00fv2w">
               <w:r>
                 <w:rPr>
                   <w:rFonts w:ascii="Arial" w:cs="Arial" w:eastAsia="Arial" w:hAnsi="Arial"/>
@@ -19015,7 +19015,7 @@
             <w:pPr>
               <w:spacing w:after="20" w:before="0"/>
             </w:pPr>
-            <w:hyperlink w:history="1" r:id="rIdl_mhawt6t-bynrorsjr32">
+            <w:hyperlink w:history="1" r:id="rId5jboxesqhrckjzbqk6ghn">
               <w:r>
                 <w:rPr>
                   <w:rFonts w:ascii="Arial" w:cs="Arial" w:eastAsia="Arial" w:hAnsi="Arial"/>
@@ -19048,7 +19048,7 @@
               <w:spacing w:after="10" w:before="0"/>
               <w:ind w:left="120"/>
             </w:pPr>
-            <w:hyperlink w:history="1" r:id="rIdexbjqw2-2ivoux5d5ymdw">
+            <w:hyperlink w:history="1" r:id="rIdyxfgfzxtmwn51lj4t_ja1">
               <w:r>
                 <w:rPr>
                   <w:rFonts w:ascii="Arial" w:cs="Arial" w:eastAsia="Arial" w:hAnsi="Arial"/>
@@ -19243,7 +19243,7 @@
             <w:pPr>
               <w:spacing w:after="20" w:before="0"/>
             </w:pPr>
-            <w:hyperlink w:history="1" r:id="rIdrpdndmwjybkwileprnmyl">
+            <w:hyperlink w:history="1" r:id="rIdob20sh0kjopaq9ftikqnz">
               <w:r>
                 <w:rPr>
                   <w:rFonts w:ascii="Arial" w:cs="Arial" w:eastAsia="Arial" w:hAnsi="Arial"/>
@@ -19276,7 +19276,7 @@
               <w:spacing w:after="10" w:before="0"/>
               <w:ind w:left="120"/>
             </w:pPr>
-            <w:hyperlink w:history="1" r:id="rIdgpvvdz1wzyqx_5lezcggm">
+            <w:hyperlink w:history="1" r:id="rIdsavsmlfbmzu44rklvkxlk">
               <w:r>
                 <w:rPr>
                   <w:rFonts w:ascii="Arial" w:cs="Arial" w:eastAsia="Arial" w:hAnsi="Arial"/>
@@ -19321,7 +19321,7 @@
             <w:pPr>
               <w:spacing w:after="20" w:before="0"/>
             </w:pPr>
-            <w:hyperlink w:history="1" r:id="rIdn1mnjbesetoqusd-7phy9">
+            <w:hyperlink w:history="1" r:id="rIdcqlzhqkxwmu5rufprhlg-">
               <w:r>
                 <w:rPr>
                   <w:rFonts w:ascii="Arial" w:cs="Arial" w:eastAsia="Arial" w:hAnsi="Arial"/>
@@ -19354,7 +19354,7 @@
               <w:spacing w:after="10" w:before="0"/>
               <w:ind w:left="120"/>
             </w:pPr>
-            <w:hyperlink w:history="1" r:id="rIdwob3vt1sde109g8v-k7u2">
+            <w:hyperlink w:history="1" r:id="rIdmvxmtaamtjzl_safkfhxo">
               <w:r>
                 <w:rPr>
                   <w:rFonts w:ascii="Arial" w:cs="Arial" w:eastAsia="Arial" w:hAnsi="Arial"/>
@@ -19549,7 +19549,7 @@
             <w:pPr>
               <w:spacing w:after="20" w:before="0"/>
             </w:pPr>
-            <w:hyperlink w:history="1" r:id="rId_elxabs83qdaoi0hffcj7">
+            <w:hyperlink w:history="1" r:id="rId81dkxarlpcfdmggd1zzm4">
               <w:r>
                 <w:rPr>
                   <w:rFonts w:ascii="Arial" w:cs="Arial" w:eastAsia="Arial" w:hAnsi="Arial"/>
@@ -19582,7 +19582,7 @@
               <w:spacing w:after="10" w:before="0"/>
               <w:ind w:left="120"/>
             </w:pPr>
-            <w:hyperlink w:history="1" r:id="rIdpita0waffibrvm7mrpiez">
+            <w:hyperlink w:history="1" r:id="rId8u7jw-jbsi2d0i6w8njtd">
               <w:r>
                 <w:rPr>
                   <w:rFonts w:ascii="Arial" w:cs="Arial" w:eastAsia="Arial" w:hAnsi="Arial"/>
@@ -19627,7 +19627,7 @@
             <w:pPr>
               <w:spacing w:after="20" w:before="0"/>
             </w:pPr>
-            <w:hyperlink w:history="1" r:id="rIdlkn0kwxas2uwb7iyf_4yo">
+            <w:hyperlink w:history="1" r:id="rIdxapf7vqktm9k8lvgrlspm">
               <w:r>
                 <w:rPr>
                   <w:rFonts w:ascii="Arial" w:cs="Arial" w:eastAsia="Arial" w:hAnsi="Arial"/>
@@ -19660,7 +19660,7 @@
               <w:spacing w:after="10" w:before="0"/>
               <w:ind w:left="120"/>
             </w:pPr>
-            <w:hyperlink w:history="1" r:id="rIdqjnfwleguu2m_qcg9omen">
+            <w:hyperlink w:history="1" r:id="rId22rcr0ghc8rzxrcletkmn">
               <w:r>
                 <w:rPr>
                   <w:rFonts w:ascii="Arial" w:cs="Arial" w:eastAsia="Arial" w:hAnsi="Arial"/>
@@ -20172,7 +20172,7 @@
         </w:rPr>
         <w:t xml:space="preserve">© 2026 SeaVuria and ARES. Aligned with KICD objectives. Developed by SeaVuria; technical implementation by ARES (with AI assistance from Claude). Licensed under </w:t>
       </w:r>
-      <w:hyperlink w:history="1" r:id="rIde8nzn54xhrvejfljbwmtx">
+      <w:hyperlink w:history="1" r:id="rIds7rhfelyo1qy91rf-e7mw">
         <w:r>
           <w:rPr>
             <w:rFonts w:ascii="Arial" w:cs="Arial" w:eastAsia="Arial" w:hAnsi="Arial"/>
@@ -20193,7 +20193,7 @@
         </w:rPr>
         <w:t xml:space="preserve"> (</w:t>
       </w:r>
-      <w:hyperlink w:history="1" r:id="rIdxehmm-u290prrmo9k1edx">
+      <w:hyperlink w:history="1" r:id="rIduh8wakkdkdarq1cm1sdow">
         <w:r>
           <w:rPr>
             <w:rFonts w:ascii="Arial" w:cs="Arial" w:eastAsia="Arial" w:hAnsi="Arial"/>
@@ -21206,7 +21206,7 @@
             <w:pPr>
               <w:spacing w:after="20" w:before="0"/>
             </w:pPr>
-            <w:hyperlink w:history="1" r:id="rIdxyzerijxlg1nfstu1o3ot">
+            <w:hyperlink w:history="1" r:id="rIdjauky_oa0ssqfqupjngkb">
               <w:r>
                 <w:rPr>
                   <w:rFonts w:ascii="Arial" w:cs="Arial" w:eastAsia="Arial" w:hAnsi="Arial"/>
@@ -21239,7 +21239,7 @@
               <w:spacing w:after="10" w:before="0"/>
               <w:ind w:left="120"/>
             </w:pPr>
-            <w:hyperlink w:history="1" r:id="rIdab4tif19ysmp1zt5nrrub">
+            <w:hyperlink w:history="1" r:id="rIdktdmno7dklr5lsdtr9s22">
               <w:r>
                 <w:rPr>
                   <w:rFonts w:ascii="Arial" w:cs="Arial" w:eastAsia="Arial" w:hAnsi="Arial"/>
@@ -21284,7 +21284,7 @@
             <w:pPr>
               <w:spacing w:after="20" w:before="0"/>
             </w:pPr>
-            <w:hyperlink w:history="1" r:id="rIdxzitzc9xntboad9izt8uf">
+            <w:hyperlink w:history="1" r:id="rIdsklhsujwe781w97tcfhlp">
               <w:r>
                 <w:rPr>
                   <w:rFonts w:ascii="Arial" w:cs="Arial" w:eastAsia="Arial" w:hAnsi="Arial"/>
@@ -21317,7 +21317,7 @@
               <w:spacing w:after="10" w:before="0"/>
               <w:ind w:left="120"/>
             </w:pPr>
-            <w:hyperlink w:history="1" r:id="rIdbqywu-iec6lwxn4reuo3o">
+            <w:hyperlink w:history="1" r:id="rIdzqqow1xmal3x_irpwjdfd">
               <w:r>
                 <w:rPr>
                   <w:rFonts w:ascii="Arial" w:cs="Arial" w:eastAsia="Arial" w:hAnsi="Arial"/>
@@ -21512,7 +21512,7 @@
             <w:pPr>
               <w:spacing w:after="20" w:before="0"/>
             </w:pPr>
-            <w:hyperlink w:history="1" r:id="rIdyfx_l96xlj-6tubdx8sn-">
+            <w:hyperlink w:history="1" r:id="rIdcc-9m4xjp9ho3ju_69pl-">
               <w:r>
                 <w:rPr>
                   <w:rFonts w:ascii="Arial" w:cs="Arial" w:eastAsia="Arial" w:hAnsi="Arial"/>
@@ -21545,7 +21545,7 @@
               <w:spacing w:after="10" w:before="0"/>
               <w:ind w:left="120"/>
             </w:pPr>
-            <w:hyperlink w:history="1" r:id="rIdrpir8bfxjopy309vrh2cd">
+            <w:hyperlink w:history="1" r:id="rIdnwoovaazs5bxgqtw4osf7">
               <w:r>
                 <w:rPr>
                   <w:rFonts w:ascii="Arial" w:cs="Arial" w:eastAsia="Arial" w:hAnsi="Arial"/>
@@ -21590,7 +21590,7 @@
             <w:pPr>
               <w:spacing w:after="20" w:before="0"/>
             </w:pPr>
-            <w:hyperlink w:history="1" r:id="rId3ciu27kbsrj69gx6nd_sb">
+            <w:hyperlink w:history="1" r:id="rIdaho0hlqmn-ljrcysuba8g">
               <w:r>
                 <w:rPr>
                   <w:rFonts w:ascii="Arial" w:cs="Arial" w:eastAsia="Arial" w:hAnsi="Arial"/>
@@ -21623,7 +21623,7 @@
               <w:spacing w:after="10" w:before="0"/>
               <w:ind w:left="120"/>
             </w:pPr>
-            <w:hyperlink w:history="1" r:id="rIda8uoftstauuy5e2xwt858">
+            <w:hyperlink w:history="1" r:id="rIdoobq9v22jnqlvdsokdieo">
               <w:r>
                 <w:rPr>
                   <w:rFonts w:ascii="Arial" w:cs="Arial" w:eastAsia="Arial" w:hAnsi="Arial"/>
@@ -21932,7 +21932,7 @@
             <w:pPr>
               <w:spacing w:after="20" w:before="0"/>
             </w:pPr>
-            <w:hyperlink w:history="1" r:id="rIdtaz3s7w90cdegdicysluh">
+            <w:hyperlink w:history="1" r:id="rIdhpqvqnh7urqwdxu9b0opr">
               <w:r>
                 <w:rPr>
                   <w:rFonts w:ascii="Arial" w:cs="Arial" w:eastAsia="Arial" w:hAnsi="Arial"/>
@@ -21965,7 +21965,7 @@
               <w:spacing w:after="10" w:before="0"/>
               <w:ind w:left="120"/>
             </w:pPr>
-            <w:hyperlink w:history="1" r:id="rIds_yosmmlr_64ykpdhms6m">
+            <w:hyperlink w:history="1" r:id="rId6h2ofrcpamkqf3usxsh8x">
               <w:r>
                 <w:rPr>
                   <w:rFonts w:ascii="Arial" w:cs="Arial" w:eastAsia="Arial" w:hAnsi="Arial"/>
@@ -22010,7 +22010,7 @@
             <w:pPr>
               <w:spacing w:after="20" w:before="0"/>
             </w:pPr>
-            <w:hyperlink w:history="1" r:id="rIdgnbtb7gjq2ohoo-fj77ib">
+            <w:hyperlink w:history="1" r:id="rId0_k5nqcipdddcm6i9qsoq">
               <w:r>
                 <w:rPr>
                   <w:rFonts w:ascii="Arial" w:cs="Arial" w:eastAsia="Arial" w:hAnsi="Arial"/>
@@ -22043,7 +22043,7 @@
               <w:spacing w:after="10" w:before="0"/>
               <w:ind w:left="120"/>
             </w:pPr>
-            <w:hyperlink w:history="1" r:id="rIdfnridmhucwktczhexuoiu">
+            <w:hyperlink w:history="1" r:id="rId6qftl9prqcjnni-19deo1">
               <w:r>
                 <w:rPr>
                   <w:rFonts w:ascii="Arial" w:cs="Arial" w:eastAsia="Arial" w:hAnsi="Arial"/>
@@ -22314,7 +22314,7 @@
             <w:pPr>
               <w:spacing w:after="20" w:before="0"/>
             </w:pPr>
-            <w:hyperlink w:history="1" r:id="rIdxy8prai5nblhq0wloupsx">
+            <w:hyperlink w:history="1" r:id="rIdaiw9rfdsyar9qivd8kr2b">
               <w:r>
                 <w:rPr>
                   <w:rFonts w:ascii="Arial" w:cs="Arial" w:eastAsia="Arial" w:hAnsi="Arial"/>
@@ -22347,7 +22347,7 @@
               <w:spacing w:after="10" w:before="0"/>
               <w:ind w:left="120"/>
             </w:pPr>
-            <w:hyperlink w:history="1" r:id="rIdplhdiasiz2e7ssdioh-mr">
+            <w:hyperlink w:history="1" r:id="rIdwilsg8zgndancnal1ycxj">
               <w:r>
                 <w:rPr>
                   <w:rFonts w:ascii="Arial" w:cs="Arial" w:eastAsia="Arial" w:hAnsi="Arial"/>
@@ -22392,7 +22392,7 @@
             <w:pPr>
               <w:spacing w:after="20" w:before="0"/>
             </w:pPr>
-            <w:hyperlink w:history="1" r:id="rIdhiebn5w2junl7vndnnznt">
+            <w:hyperlink w:history="1" r:id="rIdfnmriwsb1l1a64nplet-j">
               <w:r>
                 <w:rPr>
                   <w:rFonts w:ascii="Arial" w:cs="Arial" w:eastAsia="Arial" w:hAnsi="Arial"/>
@@ -22425,7 +22425,7 @@
               <w:spacing w:after="10" w:before="0"/>
               <w:ind w:left="120"/>
             </w:pPr>
-            <w:hyperlink w:history="1" r:id="rIdehilvxejeqvdqbc9ubpwt">
+            <w:hyperlink w:history="1" r:id="rId-qd5sl0t6sgrhr909awnr">
               <w:r>
                 <w:rPr>
                   <w:rFonts w:ascii="Arial" w:cs="Arial" w:eastAsia="Arial" w:hAnsi="Arial"/>
@@ -22658,7 +22658,7 @@
             <w:pPr>
               <w:spacing w:after="20" w:before="0"/>
             </w:pPr>
-            <w:hyperlink w:history="1" r:id="rIdzyngh4blonqy6jup0hxry">
+            <w:hyperlink w:history="1" r:id="rIdlfj2jjnzguoaxayj5vetm">
               <w:r>
                 <w:rPr>
                   <w:rFonts w:ascii="Arial" w:cs="Arial" w:eastAsia="Arial" w:hAnsi="Arial"/>
@@ -22691,7 +22691,7 @@
               <w:spacing w:after="10" w:before="0"/>
               <w:ind w:left="120"/>
             </w:pPr>
-            <w:hyperlink w:history="1" r:id="rId20juur8ngdfkzltew4lip">
+            <w:hyperlink w:history="1" r:id="rIdsa4fyaijhyexqwafpabvk">
               <w:r>
                 <w:rPr>
                   <w:rFonts w:ascii="Arial" w:cs="Arial" w:eastAsia="Arial" w:hAnsi="Arial"/>
@@ -22736,7 +22736,7 @@
             <w:pPr>
               <w:spacing w:after="20" w:before="0"/>
             </w:pPr>
-            <w:hyperlink w:history="1" r:id="rIdbvsdvuipxq2xup4xxh5mp">
+            <w:hyperlink w:history="1" r:id="rIdv0al7caklzgbo3i0ffuiq">
               <w:r>
                 <w:rPr>
                   <w:rFonts w:ascii="Arial" w:cs="Arial" w:eastAsia="Arial" w:hAnsi="Arial"/>
@@ -22769,7 +22769,7 @@
               <w:spacing w:after="10" w:before="0"/>
               <w:ind w:left="120"/>
             </w:pPr>
-            <w:hyperlink w:history="1" r:id="rId2i3sjr_luonwu-lzpx7dj">
+            <w:hyperlink w:history="1" r:id="rIdk9me-3rg_hiqv4ddvmfs1">
               <w:r>
                 <w:rPr>
                   <w:rFonts w:ascii="Arial" w:cs="Arial" w:eastAsia="Arial" w:hAnsi="Arial"/>
@@ -23376,7 +23376,7 @@
         </w:rPr>
         <w:t xml:space="preserve">© 2026 SeaVuria and ARES. Aligned with KICD objectives. Developed by SeaVuria; technical implementation by ARES (with AI assistance from Claude). Licensed under </w:t>
       </w:r>
-      <w:hyperlink w:history="1" r:id="rIdv4x3qmz1vo84z-17fypek">
+      <w:hyperlink w:history="1" r:id="rIdqmmhvykkapt60z_a-ed_h">
         <w:r>
           <w:rPr>
             <w:rFonts w:ascii="Arial" w:cs="Arial" w:eastAsia="Arial" w:hAnsi="Arial"/>
@@ -23397,7 +23397,7 @@
         </w:rPr>
         <w:t xml:space="preserve"> (</w:t>
       </w:r>
-      <w:hyperlink w:history="1" r:id="rIdl79tskpma5i5gi8orstou">
+      <w:hyperlink w:history="1" r:id="rIdjfbinldklieujnwwvvsr8">
         <w:r>
           <w:rPr>
             <w:rFonts w:ascii="Arial" w:cs="Arial" w:eastAsia="Arial" w:hAnsi="Arial"/>
@@ -24410,7 +24410,7 @@
             <w:pPr>
               <w:spacing w:after="20" w:before="0"/>
             </w:pPr>
-            <w:hyperlink w:history="1" r:id="rIdk3msb3tv8fzk3vsknm7s3">
+            <w:hyperlink w:history="1" r:id="rId9f3c2ddqvaa562bk6e09u">
               <w:r>
                 <w:rPr>
                   <w:rFonts w:ascii="Arial" w:cs="Arial" w:eastAsia="Arial" w:hAnsi="Arial"/>
@@ -24443,7 +24443,7 @@
               <w:spacing w:after="10" w:before="0"/>
               <w:ind w:left="120"/>
             </w:pPr>
-            <w:hyperlink w:history="1" r:id="rId8xsas-fevv742smxklnyt">
+            <w:hyperlink w:history="1" r:id="rIdtvvxazdokux4utackxisb">
               <w:r>
                 <w:rPr>
                   <w:rFonts w:ascii="Arial" w:cs="Arial" w:eastAsia="Arial" w:hAnsi="Arial"/>
@@ -24488,7 +24488,7 @@
             <w:pPr>
               <w:spacing w:after="20" w:before="0"/>
             </w:pPr>
-            <w:hyperlink w:history="1" r:id="rId23b8dqawahydws8xujwhn">
+            <w:hyperlink w:history="1" r:id="rId5akjkxzeib3of_3geplk5">
               <w:r>
                 <w:rPr>
                   <w:rFonts w:ascii="Arial" w:cs="Arial" w:eastAsia="Arial" w:hAnsi="Arial"/>
@@ -24521,7 +24521,7 @@
               <w:spacing w:after="10" w:before="0"/>
               <w:ind w:left="120"/>
             </w:pPr>
-            <w:hyperlink w:history="1" r:id="rIddwzh3m8d-ejvplpu-xy7i">
+            <w:hyperlink w:history="1" r:id="rIdkcjb-cok7wgjitcrv6lni">
               <w:r>
                 <w:rPr>
                   <w:rFonts w:ascii="Arial" w:cs="Arial" w:eastAsia="Arial" w:hAnsi="Arial"/>
@@ -24716,7 +24716,7 @@
             <w:pPr>
               <w:spacing w:after="20" w:before="0"/>
             </w:pPr>
-            <w:hyperlink w:history="1" r:id="rIdogsp6iyje7ewgn0qykc5t">
+            <w:hyperlink w:history="1" r:id="rIdejevnvtyx1kbzcgyskpd8">
               <w:r>
                 <w:rPr>
                   <w:rFonts w:ascii="Arial" w:cs="Arial" w:eastAsia="Arial" w:hAnsi="Arial"/>
@@ -24749,7 +24749,7 @@
               <w:spacing w:after="10" w:before="0"/>
               <w:ind w:left="120"/>
             </w:pPr>
-            <w:hyperlink w:history="1" r:id="rIdgjtikas_dadh01s3d-r73">
+            <w:hyperlink w:history="1" r:id="rId30hhrbhc2pulo7u4tq8ca">
               <w:r>
                 <w:rPr>
                   <w:rFonts w:ascii="Arial" w:cs="Arial" w:eastAsia="Arial" w:hAnsi="Arial"/>
@@ -24794,7 +24794,7 @@
             <w:pPr>
               <w:spacing w:after="20" w:before="0"/>
             </w:pPr>
-            <w:hyperlink w:history="1" r:id="rIdbcyuzkbuncfdklar8re4p">
+            <w:hyperlink w:history="1" r:id="rIdf-9e6_sodfok3tbbjhqv3">
               <w:r>
                 <w:rPr>
                   <w:rFonts w:ascii="Arial" w:cs="Arial" w:eastAsia="Arial" w:hAnsi="Arial"/>
@@ -24827,7 +24827,7 @@
               <w:spacing w:after="10" w:before="0"/>
               <w:ind w:left="120"/>
             </w:pPr>
-            <w:hyperlink w:history="1" r:id="rIdv1l5758s9xkl8rchnkerw">
+            <w:hyperlink w:history="1" r:id="rId1v6ieksa_frx2sld1uzut">
               <w:r>
                 <w:rPr>
                   <w:rFonts w:ascii="Arial" w:cs="Arial" w:eastAsia="Arial" w:hAnsi="Arial"/>
@@ -25022,7 +25022,7 @@
             <w:pPr>
               <w:spacing w:after="20" w:before="0"/>
             </w:pPr>
-            <w:hyperlink w:history="1" r:id="rIdfaycofo-p93cc234ybftn">
+            <w:hyperlink w:history="1" r:id="rIdoztp461bdqhn_4o-xlea2">
               <w:r>
                 <w:rPr>
                   <w:rFonts w:ascii="Arial" w:cs="Arial" w:eastAsia="Arial" w:hAnsi="Arial"/>
@@ -25055,7 +25055,7 @@
               <w:spacing w:after="10" w:before="0"/>
               <w:ind w:left="120"/>
             </w:pPr>
-            <w:hyperlink w:history="1" r:id="rIduocvcj_uqk4gw7lwqmtoi">
+            <w:hyperlink w:history="1" r:id="rIdkb2ipeokgepy0p-ii_zan">
               <w:r>
                 <w:rPr>
                   <w:rFonts w:ascii="Arial" w:cs="Arial" w:eastAsia="Arial" w:hAnsi="Arial"/>
@@ -25100,7 +25100,7 @@
             <w:pPr>
               <w:spacing w:after="20" w:before="0"/>
             </w:pPr>
-            <w:hyperlink w:history="1" r:id="rIdtdnewjj7qshg_gk4kimn7">
+            <w:hyperlink w:history="1" r:id="rIdsx_ufokmvvlrmxacqvsnv">
               <w:r>
                 <w:rPr>
                   <w:rFonts w:ascii="Arial" w:cs="Arial" w:eastAsia="Arial" w:hAnsi="Arial"/>
@@ -25133,7 +25133,7 @@
               <w:spacing w:after="10" w:before="0"/>
               <w:ind w:left="120"/>
             </w:pPr>
-            <w:hyperlink w:history="1" r:id="rIda5y-0-khqyjlfo_uogylo">
+            <w:hyperlink w:history="1" r:id="rIdb0-nqou0dzw1t2kvtkxk8">
               <w:r>
                 <w:rPr>
                   <w:rFonts w:ascii="Arial" w:cs="Arial" w:eastAsia="Arial" w:hAnsi="Arial"/>
@@ -25328,7 +25328,7 @@
             <w:pPr>
               <w:spacing w:after="20" w:before="0"/>
             </w:pPr>
-            <w:hyperlink w:history="1" r:id="rIdnshlptixzmk3synqoxiqd">
+            <w:hyperlink w:history="1" r:id="rIdy-xpw_jb4ghduxzv95omg">
               <w:r>
                 <w:rPr>
                   <w:rFonts w:ascii="Arial" w:cs="Arial" w:eastAsia="Arial" w:hAnsi="Arial"/>
@@ -25361,7 +25361,7 @@
               <w:spacing w:after="10" w:before="0"/>
               <w:ind w:left="120"/>
             </w:pPr>
-            <w:hyperlink w:history="1" r:id="rIdjkffcwnfz2-jkrvdqbnyz">
+            <w:hyperlink w:history="1" r:id="rIdhn6fvlcdtqm3en07vhr2-">
               <w:r>
                 <w:rPr>
                   <w:rFonts w:ascii="Arial" w:cs="Arial" w:eastAsia="Arial" w:hAnsi="Arial"/>
@@ -25406,7 +25406,7 @@
             <w:pPr>
               <w:spacing w:after="20" w:before="0"/>
             </w:pPr>
-            <w:hyperlink w:history="1" r:id="rIdec4uvzfcu9wj_0ocm24j8">
+            <w:hyperlink w:history="1" r:id="rIdzvlu62-gnlf2kt-ooqyde">
               <w:r>
                 <w:rPr>
                   <w:rFonts w:ascii="Arial" w:cs="Arial" w:eastAsia="Arial" w:hAnsi="Arial"/>
@@ -25439,7 +25439,7 @@
               <w:spacing w:after="10" w:before="0"/>
               <w:ind w:left="120"/>
             </w:pPr>
-            <w:hyperlink w:history="1" r:id="rIda5zvofcttyvxeptmpxa-k">
+            <w:hyperlink w:history="1" r:id="rIdaciqvrfdnbvmxag_sgecw">
               <w:r>
                 <w:rPr>
                   <w:rFonts w:ascii="Arial" w:cs="Arial" w:eastAsia="Arial" w:hAnsi="Arial"/>
@@ -25634,7 +25634,7 @@
             <w:pPr>
               <w:spacing w:after="20" w:before="0"/>
             </w:pPr>
-            <w:hyperlink w:history="1" r:id="rIdzmfh6210eab9jyhqdj7it">
+            <w:hyperlink w:history="1" r:id="rIdxqovtvid_ss-ll1cvflfu">
               <w:r>
                 <w:rPr>
                   <w:rFonts w:ascii="Arial" w:cs="Arial" w:eastAsia="Arial" w:hAnsi="Arial"/>
@@ -25667,7 +25667,7 @@
               <w:spacing w:after="10" w:before="0"/>
               <w:ind w:left="120"/>
             </w:pPr>
-            <w:hyperlink w:history="1" r:id="rIdaid6xcxndbdpw1qw5ugme">
+            <w:hyperlink w:history="1" r:id="rIdvdp2pbu_ek7kvaapxtdtj">
               <w:r>
                 <w:rPr>
                   <w:rFonts w:ascii="Arial" w:cs="Arial" w:eastAsia="Arial" w:hAnsi="Arial"/>
@@ -25712,7 +25712,7 @@
             <w:pPr>
               <w:spacing w:after="20" w:before="0"/>
             </w:pPr>
-            <w:hyperlink w:history="1" r:id="rIdcn1ggdsspkc2k96jg3o6h">
+            <w:hyperlink w:history="1" r:id="rIdinbvtzj8umnlv94rkjtmg">
               <w:r>
                 <w:rPr>
                   <w:rFonts w:ascii="Arial" w:cs="Arial" w:eastAsia="Arial" w:hAnsi="Arial"/>
@@ -25745,7 +25745,7 @@
               <w:spacing w:after="10" w:before="0"/>
               <w:ind w:left="120"/>
             </w:pPr>
-            <w:hyperlink w:history="1" r:id="rIdusti3zu6cwtj9jgxn5wl8">
+            <w:hyperlink w:history="1" r:id="rIdl9ios3exlctgqmgpj0e6o">
               <w:r>
                 <w:rPr>
                   <w:rFonts w:ascii="Arial" w:cs="Arial" w:eastAsia="Arial" w:hAnsi="Arial"/>
@@ -26371,7 +26371,7 @@
         </w:rPr>
         <w:t xml:space="preserve">© 2026 SeaVuria and ARES. Aligned with KICD objectives. Developed by SeaVuria; technical implementation by ARES (with AI assistance from Claude). Licensed under </w:t>
       </w:r>
-      <w:hyperlink w:history="1" r:id="rId0dpg9pwpqsausj2jlxxfa">
+      <w:hyperlink w:history="1" r:id="rIdlpycwoxn3yfif0ebv-tld">
         <w:r>
           <w:rPr>
             <w:rFonts w:ascii="Arial" w:cs="Arial" w:eastAsia="Arial" w:hAnsi="Arial"/>
@@ -26392,7 +26392,7 @@
         </w:rPr>
         <w:t xml:space="preserve"> (</w:t>
       </w:r>
-      <w:hyperlink w:history="1" r:id="rIdpxagn8iirqvwkzueovao-">
+      <w:hyperlink w:history="1" r:id="rId6p7iux1qcxzhj2c5kjo0z">
         <w:r>
           <w:rPr>
             <w:rFonts w:ascii="Arial" w:cs="Arial" w:eastAsia="Arial" w:hAnsi="Arial"/>

--- a/data/outputs/v2/Essential_Mathematics/SS2.1_Similarity_and_Enlargement/Essential_Mathematics_Similarity_and_Enlargement_CBE_LessonSequence.docx
+++ b/data/outputs/v2/Essential_Mathematics/SS2.1_Similarity_and_Enlargement/Essential_Mathematics_Similarity_and_Enlargement_CBE_LessonSequence.docx
@@ -2302,7 +2302,7 @@
         </w:rPr>
         <w:t xml:space="preserve">© 2026 SeaVuria and ARES. This work is licensed under a </w:t>
       </w:r>
-      <w:hyperlink w:history="1" r:id="rIdk1frfisdgfbhlw25rvuog">
+      <w:hyperlink w:history="1" r:id="rIdcpwruugy15udvl_vhlkvx">
         <w:r>
           <w:rPr>
             <w:rFonts w:ascii="Arial" w:cs="Arial" w:eastAsia="Arial" w:hAnsi="Arial"/>
@@ -2322,7 +2322,7 @@
         </w:rPr>
         <w:t xml:space="preserve"> (</w:t>
       </w:r>
-      <w:hyperlink w:history="1" r:id="rId4kenipjzfnpfi7ud6pmfx">
+      <w:hyperlink w:history="1" r:id="rIdmgm6b65pwgexq3ibbnplp">
         <w:r>
           <w:rPr>
             <w:rFonts w:ascii="Arial" w:cs="Arial" w:eastAsia="Arial" w:hAnsi="Arial"/>
@@ -2342,7 +2342,7 @@
         </w:rPr>
         <w:t xml:space="preserve">). To view a copy of this license, visit </w:t>
       </w:r>
-      <w:hyperlink w:history="1" r:id="rIdyysmrqf1eotjvm6anpwv0">
+      <w:hyperlink w:history="1" r:id="rIdcjhn-kn2ps0nttnejto2g">
         <w:r>
           <w:rPr>
             <w:rFonts w:ascii="Arial" w:cs="Arial" w:eastAsia="Arial" w:hAnsi="Arial"/>
@@ -3533,7 +3533,7 @@
             <w:pPr>
               <w:spacing w:after="20" w:before="0"/>
             </w:pPr>
-            <w:hyperlink w:history="1" r:id="rIdov-bfimeqtzahvwqpfvak">
+            <w:hyperlink w:history="1" r:id="rIdzxxahgnx9xsgtrgfewwst">
               <w:r>
                 <w:rPr>
                   <w:rFonts w:ascii="Arial" w:cs="Arial" w:eastAsia="Arial" w:hAnsi="Arial"/>
@@ -3566,7 +3566,7 @@
               <w:spacing w:after="10" w:before="0"/>
               <w:ind w:left="120"/>
             </w:pPr>
-            <w:hyperlink w:history="1" r:id="rIdicr_vw0as4nesr9ys3du2">
+            <w:hyperlink w:history="1" r:id="rIdhvrstr4yljdq9cpka7bub">
               <w:r>
                 <w:rPr>
                   <w:rFonts w:ascii="Arial" w:cs="Arial" w:eastAsia="Arial" w:hAnsi="Arial"/>
@@ -3611,7 +3611,7 @@
             <w:pPr>
               <w:spacing w:after="20" w:before="0"/>
             </w:pPr>
-            <w:hyperlink w:history="1" r:id="rIdnoaz_pk-cpsb3wsmpjuaa">
+            <w:hyperlink w:history="1" r:id="rId799ihn4zcxuo_ldmfdjm0">
               <w:r>
                 <w:rPr>
                   <w:rFonts w:ascii="Arial" w:cs="Arial" w:eastAsia="Arial" w:hAnsi="Arial"/>
@@ -3644,7 +3644,7 @@
               <w:spacing w:after="10" w:before="0"/>
               <w:ind w:left="120"/>
             </w:pPr>
-            <w:hyperlink w:history="1" r:id="rIdx08cn3kzsa3ydhwwrhotp">
+            <w:hyperlink w:history="1" r:id="rId4tqy49afgrji7l2pcstfr">
               <w:r>
                 <w:rPr>
                   <w:rFonts w:ascii="Arial" w:cs="Arial" w:eastAsia="Arial" w:hAnsi="Arial"/>
@@ -3839,7 +3839,7 @@
             <w:pPr>
               <w:spacing w:after="20" w:before="0"/>
             </w:pPr>
-            <w:hyperlink w:history="1" r:id="rIdy9dr_6ogp-_drdlzdxfrz">
+            <w:hyperlink w:history="1" r:id="rIdztj-aywuax33rasn18u-g">
               <w:r>
                 <w:rPr>
                   <w:rFonts w:ascii="Arial" w:cs="Arial" w:eastAsia="Arial" w:hAnsi="Arial"/>
@@ -3872,7 +3872,7 @@
               <w:spacing w:after="10" w:before="0"/>
               <w:ind w:left="120"/>
             </w:pPr>
-            <w:hyperlink w:history="1" r:id="rIda8njkn02rgujtoud6wd93">
+            <w:hyperlink w:history="1" r:id="rIdpvlbfkc2xi306dna_wtii">
               <w:r>
                 <w:rPr>
                   <w:rFonts w:ascii="Arial" w:cs="Arial" w:eastAsia="Arial" w:hAnsi="Arial"/>
@@ -3917,7 +3917,7 @@
             <w:pPr>
               <w:spacing w:after="20" w:before="0"/>
             </w:pPr>
-            <w:hyperlink w:history="1" r:id="rIdp1kehjsotbnukwtelzoxk">
+            <w:hyperlink w:history="1" r:id="rIdgn1igffzbbmbbydmci_ov">
               <w:r>
                 <w:rPr>
                   <w:rFonts w:ascii="Arial" w:cs="Arial" w:eastAsia="Arial" w:hAnsi="Arial"/>
@@ -3950,7 +3950,7 @@
               <w:spacing w:after="10" w:before="0"/>
               <w:ind w:left="120"/>
             </w:pPr>
-            <w:hyperlink w:history="1" r:id="rIduaka_ufcosgpspuozvx4c">
+            <w:hyperlink w:history="1" r:id="rIdxpbt8_l9seob5vcped-ia">
               <w:r>
                 <w:rPr>
                   <w:rFonts w:ascii="Arial" w:cs="Arial" w:eastAsia="Arial" w:hAnsi="Arial"/>
@@ -4145,7 +4145,7 @@
             <w:pPr>
               <w:spacing w:after="20" w:before="0"/>
             </w:pPr>
-            <w:hyperlink w:history="1" r:id="rIdtjk4ba-u9470k1qffo_mp">
+            <w:hyperlink w:history="1" r:id="rId0kmzwawm1mdm5g5pqj8nq">
               <w:r>
                 <w:rPr>
                   <w:rFonts w:ascii="Arial" w:cs="Arial" w:eastAsia="Arial" w:hAnsi="Arial"/>
@@ -4194,7 +4194,7 @@
               <w:spacing w:after="10" w:before="0"/>
               <w:ind w:left="120"/>
             </w:pPr>
-            <w:hyperlink w:history="1" r:id="rIdxucm1g8aomq3if_rs3rqq">
+            <w:hyperlink w:history="1" r:id="rId6q0d-7jvgzbzca8hymasp">
               <w:r>
                 <w:rPr>
                   <w:rFonts w:ascii="Arial" w:cs="Arial" w:eastAsia="Arial" w:hAnsi="Arial"/>
@@ -4239,7 +4239,7 @@
             <w:pPr>
               <w:spacing w:after="20" w:before="0"/>
             </w:pPr>
-            <w:hyperlink w:history="1" r:id="rIddngbcgayagtug6ze0glpp">
+            <w:hyperlink w:history="1" r:id="rId6vcxjjowq5ln_ktsahz9w">
               <w:r>
                 <w:rPr>
                   <w:rFonts w:ascii="Arial" w:cs="Arial" w:eastAsia="Arial" w:hAnsi="Arial"/>
@@ -4272,7 +4272,7 @@
               <w:spacing w:after="10" w:before="0"/>
               <w:ind w:left="120"/>
             </w:pPr>
-            <w:hyperlink w:history="1" r:id="rIdzbcgys-7--f4gznqvkkyl">
+            <w:hyperlink w:history="1" r:id="rIdblkpjqz1pgyk_opta-ptp">
               <w:r>
                 <w:rPr>
                   <w:rFonts w:ascii="Arial" w:cs="Arial" w:eastAsia="Arial" w:hAnsi="Arial"/>
@@ -4467,7 +4467,7 @@
             <w:pPr>
               <w:spacing w:after="20" w:before="0"/>
             </w:pPr>
-            <w:hyperlink w:history="1" r:id="rIdfa5k78ajojruwwpdrjpuf">
+            <w:hyperlink w:history="1" r:id="rIdn5rkinoif1rb2vtekstaq">
               <w:r>
                 <w:rPr>
                   <w:rFonts w:ascii="Arial" w:cs="Arial" w:eastAsia="Arial" w:hAnsi="Arial"/>
@@ -4516,7 +4516,7 @@
               <w:spacing w:after="10" w:before="0"/>
               <w:ind w:left="120"/>
             </w:pPr>
-            <w:hyperlink w:history="1" r:id="rIdv5mxswne9wn6z4rlv9rnu">
+            <w:hyperlink w:history="1" r:id="rIdmrfxtmb3dbhipyg1e4hxh">
               <w:r>
                 <w:rPr>
                   <w:rFonts w:ascii="Arial" w:cs="Arial" w:eastAsia="Arial" w:hAnsi="Arial"/>
@@ -4561,7 +4561,7 @@
             <w:pPr>
               <w:spacing w:after="20" w:before="0"/>
             </w:pPr>
-            <w:hyperlink w:history="1" r:id="rIdfpvsxdzpt1powf1lwopld">
+            <w:hyperlink w:history="1" r:id="rIde7z6rskcorbzutq-d5jl9">
               <w:r>
                 <w:rPr>
                   <w:rFonts w:ascii="Arial" w:cs="Arial" w:eastAsia="Arial" w:hAnsi="Arial"/>
@@ -4594,7 +4594,7 @@
               <w:spacing w:after="10" w:before="0"/>
               <w:ind w:left="120"/>
             </w:pPr>
-            <w:hyperlink w:history="1" r:id="rIdsv__c5upaafefw_229b1e">
+            <w:hyperlink w:history="1" r:id="rIduscqv-ivsxgblwvhvo3k3">
               <w:r>
                 <w:rPr>
                   <w:rFonts w:ascii="Arial" w:cs="Arial" w:eastAsia="Arial" w:hAnsi="Arial"/>
@@ -4789,7 +4789,7 @@
             <w:pPr>
               <w:spacing w:after="20" w:before="0"/>
             </w:pPr>
-            <w:hyperlink w:history="1" r:id="rIdywrc5ngyeqcxpmpjqxbdh">
+            <w:hyperlink w:history="1" r:id="rId0og36fmmbvvlmtaqizmia">
               <w:r>
                 <w:rPr>
                   <w:rFonts w:ascii="Arial" w:cs="Arial" w:eastAsia="Arial" w:hAnsi="Arial"/>
@@ -4838,7 +4838,7 @@
               <w:spacing w:after="10" w:before="0"/>
               <w:ind w:left="120"/>
             </w:pPr>
-            <w:hyperlink w:history="1" r:id="rIdklfdxvyh24q86swo2afqy">
+            <w:hyperlink w:history="1" r:id="rIdcd2hacsm8mksusla6tvrl">
               <w:r>
                 <w:rPr>
                   <w:rFonts w:ascii="Arial" w:cs="Arial" w:eastAsia="Arial" w:hAnsi="Arial"/>
@@ -4883,7 +4883,7 @@
             <w:pPr>
               <w:spacing w:after="20" w:before="0"/>
             </w:pPr>
-            <w:hyperlink w:history="1" r:id="rId8apejkpnwt-lhusglkbuf">
+            <w:hyperlink w:history="1" r:id="rIdn9hbjmozy4hwh3f3vd6uy">
               <w:r>
                 <w:rPr>
                   <w:rFonts w:ascii="Arial" w:cs="Arial" w:eastAsia="Arial" w:hAnsi="Arial"/>
@@ -4916,7 +4916,7 @@
               <w:spacing w:after="10" w:before="0"/>
               <w:ind w:left="120"/>
             </w:pPr>
-            <w:hyperlink w:history="1" r:id="rId1l6enmno5xfe4gohtwvgo">
+            <w:hyperlink w:history="1" r:id="rId7o1wefuyjiqwjqewz05ob">
               <w:r>
                 <w:rPr>
                   <w:rFonts w:ascii="Arial" w:cs="Arial" w:eastAsia="Arial" w:hAnsi="Arial"/>
@@ -5580,7 +5580,7 @@
         </w:rPr>
         <w:t xml:space="preserve">© 2026 SeaVuria and ARES. Aligned with KICD objectives. Developed by SeaVuria; technical implementation by ARES (with AI assistance from Claude). Licensed under </w:t>
       </w:r>
-      <w:hyperlink w:history="1" r:id="rIdv23pwk2n3lf3a-n7uj-lw">
+      <w:hyperlink w:history="1" r:id="rIdvrgmpmoev1k-gacavhkra">
         <w:r>
           <w:rPr>
             <w:rFonts w:ascii="Arial" w:cs="Arial" w:eastAsia="Arial" w:hAnsi="Arial"/>
@@ -5601,7 +5601,7 @@
         </w:rPr>
         <w:t xml:space="preserve"> (</w:t>
       </w:r>
-      <w:hyperlink w:history="1" r:id="rId7t_udqrvx0rgkow-mnnhn">
+      <w:hyperlink w:history="1" r:id="rIdztui7qutcfqecsvvbg0tc">
         <w:r>
           <w:rPr>
             <w:rFonts w:ascii="Arial" w:cs="Arial" w:eastAsia="Arial" w:hAnsi="Arial"/>
@@ -6614,7 +6614,7 @@
             <w:pPr>
               <w:spacing w:after="20" w:before="0"/>
             </w:pPr>
-            <w:hyperlink w:history="1" r:id="rIdlo8nv4oxzvnldnatt7cf2">
+            <w:hyperlink w:history="1" r:id="rIdjkmwlkczny0njiw1bwjkx">
               <w:r>
                 <w:rPr>
                   <w:rFonts w:ascii="Arial" w:cs="Arial" w:eastAsia="Arial" w:hAnsi="Arial"/>
@@ -6647,7 +6647,7 @@
               <w:spacing w:after="10" w:before="0"/>
               <w:ind w:left="120"/>
             </w:pPr>
-            <w:hyperlink w:history="1" r:id="rIdzvn64e02e0v0pjhhmxegz">
+            <w:hyperlink w:history="1" r:id="rIddtti6fd3imwy626qho_nl">
               <w:r>
                 <w:rPr>
                   <w:rFonts w:ascii="Arial" w:cs="Arial" w:eastAsia="Arial" w:hAnsi="Arial"/>
@@ -6692,7 +6692,7 @@
             <w:pPr>
               <w:spacing w:after="20" w:before="0"/>
             </w:pPr>
-            <w:hyperlink w:history="1" r:id="rId6jlhcq3poebpjeqvgwlmd">
+            <w:hyperlink w:history="1" r:id="rIdurhgbin7wgyyavelgfzut">
               <w:r>
                 <w:rPr>
                   <w:rFonts w:ascii="Arial" w:cs="Arial" w:eastAsia="Arial" w:hAnsi="Arial"/>
@@ -6725,7 +6725,7 @@
               <w:spacing w:after="10" w:before="0"/>
               <w:ind w:left="120"/>
             </w:pPr>
-            <w:hyperlink w:history="1" r:id="rIdtisznphy5vf4uongzu2xn">
+            <w:hyperlink w:history="1" r:id="rIdg1a_l4fysty5aqvgnre_d">
               <w:r>
                 <w:rPr>
                   <w:rFonts w:ascii="Arial" w:cs="Arial" w:eastAsia="Arial" w:hAnsi="Arial"/>
@@ -6920,7 +6920,7 @@
             <w:pPr>
               <w:spacing w:after="20" w:before="0"/>
             </w:pPr>
-            <w:hyperlink w:history="1" r:id="rId6tu4orz1j8sonurnq62vo">
+            <w:hyperlink w:history="1" r:id="rId7estz3aiixag4pqc1zfkj">
               <w:r>
                 <w:rPr>
                   <w:rFonts w:ascii="Arial" w:cs="Arial" w:eastAsia="Arial" w:hAnsi="Arial"/>
@@ -6953,7 +6953,7 @@
               <w:spacing w:after="10" w:before="0"/>
               <w:ind w:left="120"/>
             </w:pPr>
-            <w:hyperlink w:history="1" r:id="rIdmvv5r6mj0yim7lm6rynug">
+            <w:hyperlink w:history="1" r:id="rId3zbldsqlgs-ntvau5i3m_">
               <w:r>
                 <w:rPr>
                   <w:rFonts w:ascii="Arial" w:cs="Arial" w:eastAsia="Arial" w:hAnsi="Arial"/>
@@ -6998,7 +6998,7 @@
             <w:pPr>
               <w:spacing w:after="20" w:before="0"/>
             </w:pPr>
-            <w:hyperlink w:history="1" r:id="rIdprgl59ok8jakrngbtzshr">
+            <w:hyperlink w:history="1" r:id="rId9b5zepvmyszgeh6i7kbak">
               <w:r>
                 <w:rPr>
                   <w:rFonts w:ascii="Arial" w:cs="Arial" w:eastAsia="Arial" w:hAnsi="Arial"/>
@@ -7031,7 +7031,7 @@
               <w:spacing w:after="10" w:before="0"/>
               <w:ind w:left="120"/>
             </w:pPr>
-            <w:hyperlink w:history="1" r:id="rIdfo8xca0-amis2xzzsnwit">
+            <w:hyperlink w:history="1" r:id="rId0ukiil5fiaoihgag4wy7j">
               <w:r>
                 <w:rPr>
                   <w:rFonts w:ascii="Arial" w:cs="Arial" w:eastAsia="Arial" w:hAnsi="Arial"/>
@@ -7226,7 +7226,7 @@
             <w:pPr>
               <w:spacing w:after="20" w:before="0"/>
             </w:pPr>
-            <w:hyperlink w:history="1" r:id="rIdcf7lxnd3pzt5lchsiy7d0">
+            <w:hyperlink w:history="1" r:id="rIdwjwvgspwdoucp_acquhsm">
               <w:r>
                 <w:rPr>
                   <w:rFonts w:ascii="Arial" w:cs="Arial" w:eastAsia="Arial" w:hAnsi="Arial"/>
@@ -7259,7 +7259,7 @@
               <w:spacing w:after="10" w:before="0"/>
               <w:ind w:left="120"/>
             </w:pPr>
-            <w:hyperlink w:history="1" r:id="rIdsp4q2wmdswvvb0sdypslx">
+            <w:hyperlink w:history="1" r:id="rIdux2-7a7yj9cy4pv1smi9n">
               <w:r>
                 <w:rPr>
                   <w:rFonts w:ascii="Arial" w:cs="Arial" w:eastAsia="Arial" w:hAnsi="Arial"/>
@@ -7304,7 +7304,7 @@
             <w:pPr>
               <w:spacing w:after="20" w:before="0"/>
             </w:pPr>
-            <w:hyperlink w:history="1" r:id="rIdctrof-3_mpssseytmiwmg">
+            <w:hyperlink w:history="1" r:id="rIdyrk_vgpht5vdirm4iu9wu">
               <w:r>
                 <w:rPr>
                   <w:rFonts w:ascii="Arial" w:cs="Arial" w:eastAsia="Arial" w:hAnsi="Arial"/>
@@ -7353,7 +7353,7 @@
               <w:spacing w:after="10" w:before="0"/>
               <w:ind w:left="120"/>
             </w:pPr>
-            <w:hyperlink w:history="1" r:id="rIdb_rjdhlc4q0pck1vbpc4p">
+            <w:hyperlink w:history="1" r:id="rIdypn0yycfxif6z6ulbo2ma">
               <w:r>
                 <w:rPr>
                   <w:rFonts w:ascii="Arial" w:cs="Arial" w:eastAsia="Arial" w:hAnsi="Arial"/>
@@ -7548,7 +7548,7 @@
             <w:pPr>
               <w:spacing w:after="20" w:before="0"/>
             </w:pPr>
-            <w:hyperlink w:history="1" r:id="rIds7xyxofydmvmftdcdwq7f">
+            <w:hyperlink w:history="1" r:id="rIdvbzupz2gyibxffoya2slu">
               <w:r>
                 <w:rPr>
                   <w:rFonts w:ascii="Arial" w:cs="Arial" w:eastAsia="Arial" w:hAnsi="Arial"/>
@@ -7581,7 +7581,7 @@
               <w:spacing w:after="10" w:before="0"/>
               <w:ind w:left="120"/>
             </w:pPr>
-            <w:hyperlink w:history="1" r:id="rIdwbekri1fiev7wnqahplin">
+            <w:hyperlink w:history="1" r:id="rId6kv49psffc2l_gti9gaqp">
               <w:r>
                 <w:rPr>
                   <w:rFonts w:ascii="Arial" w:cs="Arial" w:eastAsia="Arial" w:hAnsi="Arial"/>
@@ -7626,7 +7626,7 @@
             <w:pPr>
               <w:spacing w:after="20" w:before="0"/>
             </w:pPr>
-            <w:hyperlink w:history="1" r:id="rIdoolg1ymtepllhnfqai4ak">
+            <w:hyperlink w:history="1" r:id="rId1h8musezpw2aolkjvbe9g">
               <w:r>
                 <w:rPr>
                   <w:rFonts w:ascii="Arial" w:cs="Arial" w:eastAsia="Arial" w:hAnsi="Arial"/>
@@ -7675,7 +7675,7 @@
               <w:spacing w:after="10" w:before="0"/>
               <w:ind w:left="120"/>
             </w:pPr>
-            <w:hyperlink w:history="1" r:id="rIde-y2-tpiug_iov0lrdphc">
+            <w:hyperlink w:history="1" r:id="rIdhgafqh-grvjf1qus7krei">
               <w:r>
                 <w:rPr>
                   <w:rFonts w:ascii="Arial" w:cs="Arial" w:eastAsia="Arial" w:hAnsi="Arial"/>
@@ -7870,7 +7870,7 @@
             <w:pPr>
               <w:spacing w:after="20" w:before="0"/>
             </w:pPr>
-            <w:hyperlink w:history="1" r:id="rIdd-8bx2cqnjg7axosip_h7">
+            <w:hyperlink w:history="1" r:id="rIdydxvs78f3x8vzzk4cmtqo">
               <w:r>
                 <w:rPr>
                   <w:rFonts w:ascii="Arial" w:cs="Arial" w:eastAsia="Arial" w:hAnsi="Arial"/>
@@ -7919,7 +7919,7 @@
               <w:spacing w:after="10" w:before="0"/>
               <w:ind w:left="120"/>
             </w:pPr>
-            <w:hyperlink w:history="1" r:id="rId0bsfczw1th2umvj84hif0">
+            <w:hyperlink w:history="1" r:id="rIdlieyg6cytseovusa_v48j">
               <w:r>
                 <w:rPr>
                   <w:rFonts w:ascii="Arial" w:cs="Arial" w:eastAsia="Arial" w:hAnsi="Arial"/>
@@ -7964,7 +7964,7 @@
             <w:pPr>
               <w:spacing w:after="20" w:before="0"/>
             </w:pPr>
-            <w:hyperlink w:history="1" r:id="rIdar0499mfcnzzr7vwske3e">
+            <w:hyperlink w:history="1" r:id="rIdz2vjhkuewizznkfuu1hwo">
               <w:r>
                 <w:rPr>
                   <w:rFonts w:ascii="Arial" w:cs="Arial" w:eastAsia="Arial" w:hAnsi="Arial"/>
@@ -8013,7 +8013,7 @@
               <w:spacing w:after="10" w:before="0"/>
               <w:ind w:left="120"/>
             </w:pPr>
-            <w:hyperlink w:history="1" r:id="rIdmuhr1fl4laorfufchal2c">
+            <w:hyperlink w:history="1" r:id="rIdcobhko_kk1cmnmb_5gxl4">
               <w:r>
                 <w:rPr>
                   <w:rFonts w:ascii="Arial" w:cs="Arial" w:eastAsia="Arial" w:hAnsi="Arial"/>
@@ -8525,7 +8525,7 @@
         </w:rPr>
         <w:t xml:space="preserve">© 2026 SeaVuria and ARES. Aligned with KICD objectives. Developed by SeaVuria; technical implementation by ARES (with AI assistance from Claude). Licensed under </w:t>
       </w:r>
-      <w:hyperlink w:history="1" r:id="rIdzi6rrbdufjlvg6yvf74mp">
+      <w:hyperlink w:history="1" r:id="rIdbnm3xsddivdcdwijsn38y">
         <w:r>
           <w:rPr>
             <w:rFonts w:ascii="Arial" w:cs="Arial" w:eastAsia="Arial" w:hAnsi="Arial"/>
@@ -8546,7 +8546,7 @@
         </w:rPr>
         <w:t xml:space="preserve"> (</w:t>
       </w:r>
-      <w:hyperlink w:history="1" r:id="rId0ld-5ep07kxhkd9otaea4">
+      <w:hyperlink w:history="1" r:id="rIdcx-wa8whi1n4zfj2smdjc">
         <w:r>
           <w:rPr>
             <w:rFonts w:ascii="Arial" w:cs="Arial" w:eastAsia="Arial" w:hAnsi="Arial"/>
@@ -9718,7 +9718,7 @@
             <w:pPr>
               <w:spacing w:after="20" w:before="0"/>
             </w:pPr>
-            <w:hyperlink w:history="1" r:id="rIdwclyq5o4vbx1sjyw3z_0r">
+            <w:hyperlink w:history="1" r:id="rIdxfpsn8eblkwdtybezzgot">
               <w:r>
                 <w:rPr>
                   <w:rFonts w:ascii="Arial" w:cs="Arial" w:eastAsia="Arial" w:hAnsi="Arial"/>
@@ -9751,7 +9751,7 @@
               <w:spacing w:after="10" w:before="0"/>
               <w:ind w:left="120"/>
             </w:pPr>
-            <w:hyperlink w:history="1" r:id="rId2jrddaxnq3ezt0pojo3zv">
+            <w:hyperlink w:history="1" r:id="rIdtmnomiqukpm0ncmqufpu_">
               <w:r>
                 <w:rPr>
                   <w:rFonts w:ascii="Arial" w:cs="Arial" w:eastAsia="Arial" w:hAnsi="Arial"/>
@@ -9796,7 +9796,7 @@
             <w:pPr>
               <w:spacing w:after="20" w:before="0"/>
             </w:pPr>
-            <w:hyperlink w:history="1" r:id="rId2nem_a0inqrnxdvxz4afe">
+            <w:hyperlink w:history="1" r:id="rIdwgz8hd9in8eyhvma6nthg">
               <w:r>
                 <w:rPr>
                   <w:rFonts w:ascii="Arial" w:cs="Arial" w:eastAsia="Arial" w:hAnsi="Arial"/>
@@ -9829,7 +9829,7 @@
               <w:spacing w:after="10" w:before="0"/>
               <w:ind w:left="120"/>
             </w:pPr>
-            <w:hyperlink w:history="1" r:id="rIdyviblylasovgewavvhuhs">
+            <w:hyperlink w:history="1" r:id="rIdnof8n5_h_ziadq7ptbo47">
               <w:r>
                 <w:rPr>
                   <w:rFonts w:ascii="Arial" w:cs="Arial" w:eastAsia="Arial" w:hAnsi="Arial"/>
@@ -10024,7 +10024,7 @@
             <w:pPr>
               <w:spacing w:after="20" w:before="0"/>
             </w:pPr>
-            <w:hyperlink w:history="1" r:id="rIdwzj1rkk1-abbx0snfegdz">
+            <w:hyperlink w:history="1" r:id="rIdohxhubhfoa4spbij1eycq">
               <w:r>
                 <w:rPr>
                   <w:rFonts w:ascii="Arial" w:cs="Arial" w:eastAsia="Arial" w:hAnsi="Arial"/>
@@ -10057,7 +10057,7 @@
               <w:spacing w:after="10" w:before="0"/>
               <w:ind w:left="120"/>
             </w:pPr>
-            <w:hyperlink w:history="1" r:id="rIdm8lv60djhbberf8gwzizj">
+            <w:hyperlink w:history="1" r:id="rId_-2-2zcxz40xtcefrzg5e">
               <w:r>
                 <w:rPr>
                   <w:rFonts w:ascii="Arial" w:cs="Arial" w:eastAsia="Arial" w:hAnsi="Arial"/>
@@ -10102,7 +10102,7 @@
             <w:pPr>
               <w:spacing w:after="20" w:before="0"/>
             </w:pPr>
-            <w:hyperlink w:history="1" r:id="rIdo60vsaulsije1ne-q06cp">
+            <w:hyperlink w:history="1" r:id="rIduqrgxxemeisxsnzyvxqza">
               <w:r>
                 <w:rPr>
                   <w:rFonts w:ascii="Arial" w:cs="Arial" w:eastAsia="Arial" w:hAnsi="Arial"/>
@@ -10135,7 +10135,7 @@
               <w:spacing w:after="10" w:before="0"/>
               <w:ind w:left="120"/>
             </w:pPr>
-            <w:hyperlink w:history="1" r:id="rIdv2nksmknaf60t_9mkhpk1">
+            <w:hyperlink w:history="1" r:id="rIdvilb_wezk1byouahsh-5v">
               <w:r>
                 <w:rPr>
                   <w:rFonts w:ascii="Arial" w:cs="Arial" w:eastAsia="Arial" w:hAnsi="Arial"/>
@@ -10330,7 +10330,7 @@
             <w:pPr>
               <w:spacing w:after="20" w:before="0"/>
             </w:pPr>
-            <w:hyperlink w:history="1" r:id="rId7f9r7c9mehwsngojvr1iy">
+            <w:hyperlink w:history="1" r:id="rIdk1gexsukia9qsf7rfezif">
               <w:r>
                 <w:rPr>
                   <w:rFonts w:ascii="Arial" w:cs="Arial" w:eastAsia="Arial" w:hAnsi="Arial"/>
@@ -10363,7 +10363,7 @@
               <w:spacing w:after="10" w:before="0"/>
               <w:ind w:left="120"/>
             </w:pPr>
-            <w:hyperlink w:history="1" r:id="rIdyev7vxuicnwpg-9czpso5">
+            <w:hyperlink w:history="1" r:id="rIdctnwjrnz921zwhgfoph88">
               <w:r>
                 <w:rPr>
                   <w:rFonts w:ascii="Arial" w:cs="Arial" w:eastAsia="Arial" w:hAnsi="Arial"/>
@@ -10408,7 +10408,7 @@
             <w:pPr>
               <w:spacing w:after="20" w:before="0"/>
             </w:pPr>
-            <w:hyperlink w:history="1" r:id="rIdrghkawuzkty1f7g0up-yn">
+            <w:hyperlink w:history="1" r:id="rIdsvbs5ckla8y-8nzfqahju">
               <w:r>
                 <w:rPr>
                   <w:rFonts w:ascii="Arial" w:cs="Arial" w:eastAsia="Arial" w:hAnsi="Arial"/>
@@ -10457,7 +10457,7 @@
               <w:spacing w:after="10" w:before="0"/>
               <w:ind w:left="120"/>
             </w:pPr>
-            <w:hyperlink w:history="1" r:id="rId22t9kur296s6pvhz9lqov">
+            <w:hyperlink w:history="1" r:id="rIdk3tanfuzatxeathzjcrtd">
               <w:r>
                 <w:rPr>
                   <w:rFonts w:ascii="Arial" w:cs="Arial" w:eastAsia="Arial" w:hAnsi="Arial"/>
@@ -10652,7 +10652,7 @@
             <w:pPr>
               <w:spacing w:after="20" w:before="0"/>
             </w:pPr>
-            <w:hyperlink w:history="1" r:id="rIdgmw7-3w4ibsa1yqd-gs8j">
+            <w:hyperlink w:history="1" r:id="rIdxwdkmhgxyh1jj0c1cpvcq">
               <w:r>
                 <w:rPr>
                   <w:rFonts w:ascii="Arial" w:cs="Arial" w:eastAsia="Arial" w:hAnsi="Arial"/>
@@ -10685,7 +10685,7 @@
               <w:spacing w:after="10" w:before="0"/>
               <w:ind w:left="120"/>
             </w:pPr>
-            <w:hyperlink w:history="1" r:id="rIdgklp1oczvdzsrsmckozlw">
+            <w:hyperlink w:history="1" r:id="rIdbpyz8wrse19fhoms5yyth">
               <w:r>
                 <w:rPr>
                   <w:rFonts w:ascii="Arial" w:cs="Arial" w:eastAsia="Arial" w:hAnsi="Arial"/>
@@ -10730,7 +10730,7 @@
             <w:pPr>
               <w:spacing w:after="20" w:before="0"/>
             </w:pPr>
-            <w:hyperlink w:history="1" r:id="rIdkq04sc8blvdqxlvaxo_4q">
+            <w:hyperlink w:history="1" r:id="rIdxog2_-gtvcoujs5h-myrj">
               <w:r>
                 <w:rPr>
                   <w:rFonts w:ascii="Arial" w:cs="Arial" w:eastAsia="Arial" w:hAnsi="Arial"/>
@@ -10779,7 +10779,7 @@
               <w:spacing w:after="10" w:before="0"/>
               <w:ind w:left="120"/>
             </w:pPr>
-            <w:hyperlink w:history="1" r:id="rId-yglvgbxpuew-smq06l8i">
+            <w:hyperlink w:history="1" r:id="rIdh6ejj-c6zbnncsarppndm">
               <w:r>
                 <w:rPr>
                   <w:rFonts w:ascii="Arial" w:cs="Arial" w:eastAsia="Arial" w:hAnsi="Arial"/>
@@ -10974,7 +10974,7 @@
             <w:pPr>
               <w:spacing w:after="20" w:before="0"/>
             </w:pPr>
-            <w:hyperlink w:history="1" r:id="rId12zbnvp5nqcubifrehupv">
+            <w:hyperlink w:history="1" r:id="rIdx5pfjgtqam06n9znuuiht">
               <w:r>
                 <w:rPr>
                   <w:rFonts w:ascii="Arial" w:cs="Arial" w:eastAsia="Arial" w:hAnsi="Arial"/>
@@ -11007,7 +11007,7 @@
               <w:spacing w:after="10" w:before="0"/>
               <w:ind w:left="120"/>
             </w:pPr>
-            <w:hyperlink w:history="1" r:id="rIduwrkqijos159rlwyip8o3">
+            <w:hyperlink w:history="1" r:id="rIdii100qd9ocwtnej8e2usr">
               <w:r>
                 <w:rPr>
                   <w:rFonts w:ascii="Arial" w:cs="Arial" w:eastAsia="Arial" w:hAnsi="Arial"/>
@@ -11052,7 +11052,7 @@
             <w:pPr>
               <w:spacing w:after="20" w:before="0"/>
             </w:pPr>
-            <w:hyperlink w:history="1" r:id="rIdnypsiyi9vbg8rc_hpfe_5">
+            <w:hyperlink w:history="1" r:id="rIdu_taa_sbxtrkpva-anic1">
               <w:r>
                 <w:rPr>
                   <w:rFonts w:ascii="Arial" w:cs="Arial" w:eastAsia="Arial" w:hAnsi="Arial"/>
@@ -11101,7 +11101,7 @@
               <w:spacing w:after="10" w:before="0"/>
               <w:ind w:left="120"/>
             </w:pPr>
-            <w:hyperlink w:history="1" r:id="rIdg7cdi1gfzczvrdxg1ewmi">
+            <w:hyperlink w:history="1" r:id="rIdtio2-go8gbl46mylcnvmu">
               <w:r>
                 <w:rPr>
                   <w:rFonts w:ascii="Arial" w:cs="Arial" w:eastAsia="Arial" w:hAnsi="Arial"/>
@@ -11689,7 +11689,7 @@
         </w:rPr>
         <w:t xml:space="preserve">© 2026 SeaVuria and ARES. Aligned with KICD objectives. Developed by SeaVuria; technical implementation by ARES (with AI assistance from Claude). Licensed under </w:t>
       </w:r>
-      <w:hyperlink w:history="1" r:id="rId1rxru7kxvdx4ltrv9jgin">
+      <w:hyperlink w:history="1" r:id="rIde1vidcyvyucogzkjspldg">
         <w:r>
           <w:rPr>
             <w:rFonts w:ascii="Arial" w:cs="Arial" w:eastAsia="Arial" w:hAnsi="Arial"/>
@@ -11710,7 +11710,7 @@
         </w:rPr>
         <w:t xml:space="preserve"> (</w:t>
       </w:r>
-      <w:hyperlink w:history="1" r:id="rIdpahso9smvlgyrbts2uzmw">
+      <w:hyperlink w:history="1" r:id="rIdgmig_9eti1yp_nluaaxxl">
         <w:r>
           <w:rPr>
             <w:rFonts w:ascii="Arial" w:cs="Arial" w:eastAsia="Arial" w:hAnsi="Arial"/>
@@ -12723,7 +12723,7 @@
             <w:pPr>
               <w:spacing w:after="20" w:before="0"/>
             </w:pPr>
-            <w:hyperlink w:history="1" r:id="rId7shqkjgsdzbwc1qvvg-b-">
+            <w:hyperlink w:history="1" r:id="rIdfj2-drnn62tvkny77wdwk">
               <w:r>
                 <w:rPr>
                   <w:rFonts w:ascii="Arial" w:cs="Arial" w:eastAsia="Arial" w:hAnsi="Arial"/>
@@ -12756,7 +12756,7 @@
               <w:spacing w:after="10" w:before="0"/>
               <w:ind w:left="120"/>
             </w:pPr>
-            <w:hyperlink w:history="1" r:id="rIdghpvdjcsp2pdnknqp8upf">
+            <w:hyperlink w:history="1" r:id="rIdogihmbbugoahd9uhzpt4k">
               <w:r>
                 <w:rPr>
                   <w:rFonts w:ascii="Arial" w:cs="Arial" w:eastAsia="Arial" w:hAnsi="Arial"/>
@@ -12801,7 +12801,7 @@
             <w:pPr>
               <w:spacing w:after="20" w:before="0"/>
             </w:pPr>
-            <w:hyperlink w:history="1" r:id="rId2cbixu0_zrnxypzgjo3lq">
+            <w:hyperlink w:history="1" r:id="rIdvjanadyiux5jgltua_n21">
               <w:r>
                 <w:rPr>
                   <w:rFonts w:ascii="Arial" w:cs="Arial" w:eastAsia="Arial" w:hAnsi="Arial"/>
@@ -12850,7 +12850,7 @@
               <w:spacing w:after="10" w:before="0"/>
               <w:ind w:left="120"/>
             </w:pPr>
-            <w:hyperlink w:history="1" r:id="rIdbgqdfjoqkvotvbu_f89nd">
+            <w:hyperlink w:history="1" r:id="rIddmcf5ho6q-5u3mwpdjm9-">
               <w:r>
                 <w:rPr>
                   <w:rFonts w:ascii="Arial" w:cs="Arial" w:eastAsia="Arial" w:hAnsi="Arial"/>
@@ -13045,7 +13045,7 @@
             <w:pPr>
               <w:spacing w:after="20" w:before="0"/>
             </w:pPr>
-            <w:hyperlink w:history="1" r:id="rId8wp6abpn1qpkqmmjkxal3">
+            <w:hyperlink w:history="1" r:id="rIdmkwpgaexzwlr3osb_c005">
               <w:r>
                 <w:rPr>
                   <w:rFonts w:ascii="Arial" w:cs="Arial" w:eastAsia="Arial" w:hAnsi="Arial"/>
@@ -13078,7 +13078,7 @@
               <w:spacing w:after="10" w:before="0"/>
               <w:ind w:left="120"/>
             </w:pPr>
-            <w:hyperlink w:history="1" r:id="rIdw24bd_fmbbkh9yara53to">
+            <w:hyperlink w:history="1" r:id="rIdzcogntqawc_dqzs8w8uft">
               <w:r>
                 <w:rPr>
                   <w:rFonts w:ascii="Arial" w:cs="Arial" w:eastAsia="Arial" w:hAnsi="Arial"/>
@@ -13123,7 +13123,7 @@
             <w:pPr>
               <w:spacing w:after="20" w:before="0"/>
             </w:pPr>
-            <w:hyperlink w:history="1" r:id="rIdr1yttlk8sculz23grrzkx">
+            <w:hyperlink w:history="1" r:id="rIdoie88wg7fsv1vxmazw0dz">
               <w:r>
                 <w:rPr>
                   <w:rFonts w:ascii="Arial" w:cs="Arial" w:eastAsia="Arial" w:hAnsi="Arial"/>
@@ -13172,7 +13172,7 @@
               <w:spacing w:after="10" w:before="0"/>
               <w:ind w:left="120"/>
             </w:pPr>
-            <w:hyperlink w:history="1" r:id="rIdj2cu9h-emm5xdhmuswx_h">
+            <w:hyperlink w:history="1" r:id="rIdkl2zvr8e975sxe1inf14y">
               <w:r>
                 <w:rPr>
                   <w:rFonts w:ascii="Arial" w:cs="Arial" w:eastAsia="Arial" w:hAnsi="Arial"/>
@@ -13367,7 +13367,7 @@
             <w:pPr>
               <w:spacing w:after="20" w:before="0"/>
             </w:pPr>
-            <w:hyperlink w:history="1" r:id="rIdimezdz1nmqd6tdhrttan-">
+            <w:hyperlink w:history="1" r:id="rIdngodjw-1swrrs58ehfupn">
               <w:r>
                 <w:rPr>
                   <w:rFonts w:ascii="Arial" w:cs="Arial" w:eastAsia="Arial" w:hAnsi="Arial"/>
@@ -13400,7 +13400,7 @@
               <w:spacing w:after="10" w:before="0"/>
               <w:ind w:left="120"/>
             </w:pPr>
-            <w:hyperlink w:history="1" r:id="rIdwcjw2am_yfmvbyor8u2nl">
+            <w:hyperlink w:history="1" r:id="rIdkx4jrvnb_ukxrhxyugnue">
               <w:r>
                 <w:rPr>
                   <w:rFonts w:ascii="Arial" w:cs="Arial" w:eastAsia="Arial" w:hAnsi="Arial"/>
@@ -13445,7 +13445,7 @@
             <w:pPr>
               <w:spacing w:after="20" w:before="0"/>
             </w:pPr>
-            <w:hyperlink w:history="1" r:id="rIdg5hihxnixs43n8kuih-4s">
+            <w:hyperlink w:history="1" r:id="rIdu9y6hgjmfr4bhonm2_wjq">
               <w:r>
                 <w:rPr>
                   <w:rFonts w:ascii="Arial" w:cs="Arial" w:eastAsia="Arial" w:hAnsi="Arial"/>
@@ -13494,7 +13494,7 @@
               <w:spacing w:after="10" w:before="0"/>
               <w:ind w:left="120"/>
             </w:pPr>
-            <w:hyperlink w:history="1" r:id="rId-vvfxwz4cqmr7nskyhw00">
+            <w:hyperlink w:history="1" r:id="rIdu9vmx7wlz9vv1_4kkmmgu">
               <w:r>
                 <w:rPr>
                   <w:rFonts w:ascii="Arial" w:cs="Arial" w:eastAsia="Arial" w:hAnsi="Arial"/>
@@ -13689,7 +13689,7 @@
             <w:pPr>
               <w:spacing w:after="20" w:before="0"/>
             </w:pPr>
-            <w:hyperlink w:history="1" r:id="rIdqjdaybwy7z-6fy_nsdqpq">
+            <w:hyperlink w:history="1" r:id="rId8a9gfudezjfj_slrd7dwn">
               <w:r>
                 <w:rPr>
                   <w:rFonts w:ascii="Arial" w:cs="Arial" w:eastAsia="Arial" w:hAnsi="Arial"/>
@@ -13722,7 +13722,7 @@
               <w:spacing w:after="10" w:before="0"/>
               <w:ind w:left="120"/>
             </w:pPr>
-            <w:hyperlink w:history="1" r:id="rIdbi1u6c7igzl_k6qamd9rb">
+            <w:hyperlink w:history="1" r:id="rIdehsum280julgx_gz8owpo">
               <w:r>
                 <w:rPr>
                   <w:rFonts w:ascii="Arial" w:cs="Arial" w:eastAsia="Arial" w:hAnsi="Arial"/>
@@ -13767,7 +13767,7 @@
             <w:pPr>
               <w:spacing w:after="20" w:before="0"/>
             </w:pPr>
-            <w:hyperlink w:history="1" r:id="rIdxo9ikln6rp1lxcaomojne">
+            <w:hyperlink w:history="1" r:id="rIdrqgxug6eo_qisj_14j93a">
               <w:r>
                 <w:rPr>
                   <w:rFonts w:ascii="Arial" w:cs="Arial" w:eastAsia="Arial" w:hAnsi="Arial"/>
@@ -13816,7 +13816,7 @@
               <w:spacing w:after="10" w:before="0"/>
               <w:ind w:left="120"/>
             </w:pPr>
-            <w:hyperlink w:history="1" r:id="rIdo3s_y_zyjlureb0_qclrc">
+            <w:hyperlink w:history="1" r:id="rIdk_3jl5k15pu7nse_v42fs">
               <w:r>
                 <w:rPr>
                   <w:rFonts w:ascii="Arial" w:cs="Arial" w:eastAsia="Arial" w:hAnsi="Arial"/>
@@ -14011,7 +14011,7 @@
             <w:pPr>
               <w:spacing w:after="20" w:before="0"/>
             </w:pPr>
-            <w:hyperlink w:history="1" r:id="rIdwcexgvmrmdgenjaqc2ihc">
+            <w:hyperlink w:history="1" r:id="rIdsb_8tkgcqytqym2hjeqvn">
               <w:r>
                 <w:rPr>
                   <w:rFonts w:ascii="Arial" w:cs="Arial" w:eastAsia="Arial" w:hAnsi="Arial"/>
@@ -14060,7 +14060,7 @@
               <w:spacing w:after="10" w:before="0"/>
               <w:ind w:left="120"/>
             </w:pPr>
-            <w:hyperlink w:history="1" r:id="rIdmkgxl-hjmnr7dwvhic8jf">
+            <w:hyperlink w:history="1" r:id="rIdfvd4pyumqzo1qoepznreh">
               <w:r>
                 <w:rPr>
                   <w:rFonts w:ascii="Arial" w:cs="Arial" w:eastAsia="Arial" w:hAnsi="Arial"/>
@@ -14105,7 +14105,7 @@
             <w:pPr>
               <w:spacing w:after="20" w:before="0"/>
             </w:pPr>
-            <w:hyperlink w:history="1" r:id="rIdqkr71sh75h51w4kykqc3q">
+            <w:hyperlink w:history="1" r:id="rId5junencscmj7ithgla7ut">
               <w:r>
                 <w:rPr>
                   <w:rFonts w:ascii="Arial" w:cs="Arial" w:eastAsia="Arial" w:hAnsi="Arial"/>
@@ -14154,7 +14154,7 @@
               <w:spacing w:after="10" w:before="0"/>
               <w:ind w:left="120"/>
             </w:pPr>
-            <w:hyperlink w:history="1" r:id="rId61zyd7zqtve8w-mza8lrw">
+            <w:hyperlink w:history="1" r:id="rIdl0pdpnlykjhirktod4fy9">
               <w:r>
                 <w:rPr>
                   <w:rFonts w:ascii="Arial" w:cs="Arial" w:eastAsia="Arial" w:hAnsi="Arial"/>
@@ -14666,7 +14666,7 @@
         </w:rPr>
         <w:t xml:space="preserve">© 2026 SeaVuria and ARES. Aligned with KICD objectives. Developed by SeaVuria; technical implementation by ARES (with AI assistance from Claude). Licensed under </w:t>
       </w:r>
-      <w:hyperlink w:history="1" r:id="rId_yrz5qpqrcpj7_jvpjzvv">
+      <w:hyperlink w:history="1" r:id="rIdd2jiwtbrinm5cnhe9sylt">
         <w:r>
           <w:rPr>
             <w:rFonts w:ascii="Arial" w:cs="Arial" w:eastAsia="Arial" w:hAnsi="Arial"/>
@@ -14687,7 +14687,7 @@
         </w:rPr>
         <w:t xml:space="preserve"> (</w:t>
       </w:r>
-      <w:hyperlink w:history="1" r:id="rIdc_t_-fhpbtzkses2ysj3g">
+      <w:hyperlink w:history="1" r:id="rId7vz5ih6uvflhoeh_gyiwm">
         <w:r>
           <w:rPr>
             <w:rFonts w:ascii="Arial" w:cs="Arial" w:eastAsia="Arial" w:hAnsi="Arial"/>
@@ -15700,7 +15700,7 @@
             <w:pPr>
               <w:spacing w:after="20" w:before="0"/>
             </w:pPr>
-            <w:hyperlink w:history="1" r:id="rIdj-us0ld0pst_6_kn-crt2">
+            <w:hyperlink w:history="1" r:id="rIdeidj7wb-kjvxjddispwi1">
               <w:r>
                 <w:rPr>
                   <w:rFonts w:ascii="Arial" w:cs="Arial" w:eastAsia="Arial" w:hAnsi="Arial"/>
@@ -15733,7 +15733,7 @@
               <w:spacing w:after="10" w:before="0"/>
               <w:ind w:left="120"/>
             </w:pPr>
-            <w:hyperlink w:history="1" r:id="rIdr5jih0l9pajpr_ertesyp">
+            <w:hyperlink w:history="1" r:id="rIdzdggxzqpaz6bt_ftoftja">
               <w:r>
                 <w:rPr>
                   <w:rFonts w:ascii="Arial" w:cs="Arial" w:eastAsia="Arial" w:hAnsi="Arial"/>
@@ -15778,7 +15778,7 @@
             <w:pPr>
               <w:spacing w:after="20" w:before="0"/>
             </w:pPr>
-            <w:hyperlink w:history="1" r:id="rId8z-cnhatptwvuzggbzatw">
+            <w:hyperlink w:history="1" r:id="rId_aeyefkuq2pvs8vgx-n6g">
               <w:r>
                 <w:rPr>
                   <w:rFonts w:ascii="Arial" w:cs="Arial" w:eastAsia="Arial" w:hAnsi="Arial"/>
@@ -15811,7 +15811,7 @@
               <w:spacing w:after="10" w:before="0"/>
               <w:ind w:left="120"/>
             </w:pPr>
-            <w:hyperlink w:history="1" r:id="rIdlfrzcpib03l9uxv-b85tf">
+            <w:hyperlink w:history="1" r:id="rIdnkhzek1yd5ld5fa0ueboy">
               <w:r>
                 <w:rPr>
                   <w:rFonts w:ascii="Arial" w:cs="Arial" w:eastAsia="Arial" w:hAnsi="Arial"/>
@@ -16006,7 +16006,7 @@
             <w:pPr>
               <w:spacing w:after="20" w:before="0"/>
             </w:pPr>
-            <w:hyperlink w:history="1" r:id="rIdha8fkw0kukvvsgetuhv4c">
+            <w:hyperlink w:history="1" r:id="rIdq91imykym28mzcq0abl13">
               <w:r>
                 <w:rPr>
                   <w:rFonts w:ascii="Arial" w:cs="Arial" w:eastAsia="Arial" w:hAnsi="Arial"/>
@@ -16039,7 +16039,7 @@
               <w:spacing w:after="10" w:before="0"/>
               <w:ind w:left="120"/>
             </w:pPr>
-            <w:hyperlink w:history="1" r:id="rIdkqerkvubqwa5eyif8f8ha">
+            <w:hyperlink w:history="1" r:id="rId43d0rmpdadqgrifr6wyiu">
               <w:r>
                 <w:rPr>
                   <w:rFonts w:ascii="Arial" w:cs="Arial" w:eastAsia="Arial" w:hAnsi="Arial"/>
@@ -16084,7 +16084,7 @@
             <w:pPr>
               <w:spacing w:after="20" w:before="0"/>
             </w:pPr>
-            <w:hyperlink w:history="1" r:id="rId08xuztfuf7y7axrfrmprm">
+            <w:hyperlink w:history="1" r:id="rIdajiliqeadnnxqwxxxkwpj">
               <w:r>
                 <w:rPr>
                   <w:rFonts w:ascii="Arial" w:cs="Arial" w:eastAsia="Arial" w:hAnsi="Arial"/>
@@ -16117,7 +16117,7 @@
               <w:spacing w:after="10" w:before="0"/>
               <w:ind w:left="120"/>
             </w:pPr>
-            <w:hyperlink w:history="1" r:id="rIdnf0alcyox4yabcibvebvn">
+            <w:hyperlink w:history="1" r:id="rIdt-0iij7pazjqqgztprate">
               <w:r>
                 <w:rPr>
                   <w:rFonts w:ascii="Arial" w:cs="Arial" w:eastAsia="Arial" w:hAnsi="Arial"/>
@@ -16312,7 +16312,7 @@
             <w:pPr>
               <w:spacing w:after="20" w:before="0"/>
             </w:pPr>
-            <w:hyperlink w:history="1" r:id="rIdn-75cadck5burol2phxmh">
+            <w:hyperlink w:history="1" r:id="rIdore-sdt05zh_eyjiodcri">
               <w:r>
                 <w:rPr>
                   <w:rFonts w:ascii="Arial" w:cs="Arial" w:eastAsia="Arial" w:hAnsi="Arial"/>
@@ -16361,7 +16361,7 @@
               <w:spacing w:after="10" w:before="0"/>
               <w:ind w:left="120"/>
             </w:pPr>
-            <w:hyperlink w:history="1" r:id="rIdzn2zcjiau3n-44vziueth">
+            <w:hyperlink w:history="1" r:id="rIduacak5gwyqlddztwvplq5">
               <w:r>
                 <w:rPr>
                   <w:rFonts w:ascii="Arial" w:cs="Arial" w:eastAsia="Arial" w:hAnsi="Arial"/>
@@ -16406,7 +16406,7 @@
             <w:pPr>
               <w:spacing w:after="20" w:before="0"/>
             </w:pPr>
-            <w:hyperlink w:history="1" r:id="rIdix66yjcyqpkueogbvsih_">
+            <w:hyperlink w:history="1" r:id="rIdsyf9qspnl0s1_-tdjuyfz">
               <w:r>
                 <w:rPr>
                   <w:rFonts w:ascii="Arial" w:cs="Arial" w:eastAsia="Arial" w:hAnsi="Arial"/>
@@ -16439,7 +16439,7 @@
               <w:spacing w:after="10" w:before="0"/>
               <w:ind w:left="120"/>
             </w:pPr>
-            <w:hyperlink w:history="1" r:id="rIdn0otoxhblsx1jmx84ll3m">
+            <w:hyperlink w:history="1" r:id="rId_6c2pa0gp7noktnkdflvz">
               <w:r>
                 <w:rPr>
                   <w:rFonts w:ascii="Arial" w:cs="Arial" w:eastAsia="Arial" w:hAnsi="Arial"/>
@@ -16634,7 +16634,7 @@
             <w:pPr>
               <w:spacing w:after="20" w:before="0"/>
             </w:pPr>
-            <w:hyperlink w:history="1" r:id="rIdmsvsi0elic_yvffkvmfqd">
+            <w:hyperlink w:history="1" r:id="rIdk6u6sn8to76ehkuemxv0f">
               <w:r>
                 <w:rPr>
                   <w:rFonts w:ascii="Arial" w:cs="Arial" w:eastAsia="Arial" w:hAnsi="Arial"/>
@@ -16683,7 +16683,7 @@
               <w:spacing w:after="10" w:before="0"/>
               <w:ind w:left="120"/>
             </w:pPr>
-            <w:hyperlink w:history="1" r:id="rIdohyk06n80_gyybhvzrtd-">
+            <w:hyperlink w:history="1" r:id="rIduziuudjogt7borcw-irfo">
               <w:r>
                 <w:rPr>
                   <w:rFonts w:ascii="Arial" w:cs="Arial" w:eastAsia="Arial" w:hAnsi="Arial"/>
@@ -16728,7 +16728,7 @@
             <w:pPr>
               <w:spacing w:after="20" w:before="0"/>
             </w:pPr>
-            <w:hyperlink w:history="1" r:id="rIdbywvcdjcnqerazt8nuqqd">
+            <w:hyperlink w:history="1" r:id="rIdxfv-h50tlqqzvkym0qilu">
               <w:r>
                 <w:rPr>
                   <w:rFonts w:ascii="Arial" w:cs="Arial" w:eastAsia="Arial" w:hAnsi="Arial"/>
@@ -16761,7 +16761,7 @@
               <w:spacing w:after="10" w:before="0"/>
               <w:ind w:left="120"/>
             </w:pPr>
-            <w:hyperlink w:history="1" r:id="rId7pl6fh8mni-ahxptrgbtz">
+            <w:hyperlink w:history="1" r:id="rIdkf_jnti-x1r8ryh4viama">
               <w:r>
                 <w:rPr>
                   <w:rFonts w:ascii="Arial" w:cs="Arial" w:eastAsia="Arial" w:hAnsi="Arial"/>
@@ -16956,7 +16956,7 @@
             <w:pPr>
               <w:spacing w:after="20" w:before="0"/>
             </w:pPr>
-            <w:hyperlink w:history="1" r:id="rIddzoxqqf7g4rphnj6cojl9">
+            <w:hyperlink w:history="1" r:id="rIdnj59tas6wopsjf1xlvola">
               <w:r>
                 <w:rPr>
                   <w:rFonts w:ascii="Arial" w:cs="Arial" w:eastAsia="Arial" w:hAnsi="Arial"/>
@@ -17005,7 +17005,7 @@
               <w:spacing w:after="10" w:before="0"/>
               <w:ind w:left="120"/>
             </w:pPr>
-            <w:hyperlink w:history="1" r:id="rId3tlpno750vgqw1l-7lnds">
+            <w:hyperlink w:history="1" r:id="rIdwak0m8plrylcppjbju6yh">
               <w:r>
                 <w:rPr>
                   <w:rFonts w:ascii="Arial" w:cs="Arial" w:eastAsia="Arial" w:hAnsi="Arial"/>
@@ -17050,7 +17050,7 @@
             <w:pPr>
               <w:spacing w:after="20" w:before="0"/>
             </w:pPr>
-            <w:hyperlink w:history="1" r:id="rIdh10o1-ayqp_mhnpyfxnzb">
+            <w:hyperlink w:history="1" r:id="rIdmjlcdvvjdhbtnm0hvn4e-">
               <w:r>
                 <w:rPr>
                   <w:rFonts w:ascii="Arial" w:cs="Arial" w:eastAsia="Arial" w:hAnsi="Arial"/>
@@ -17099,7 +17099,7 @@
               <w:spacing w:after="10" w:before="0"/>
               <w:ind w:left="120"/>
             </w:pPr>
-            <w:hyperlink w:history="1" r:id="rIdmvrzvzqunymqwwuxfp1zj">
+            <w:hyperlink w:history="1" r:id="rIddnq2ejexppaz4rz8brazy">
               <w:r>
                 <w:rPr>
                   <w:rFonts w:ascii="Arial" w:cs="Arial" w:eastAsia="Arial" w:hAnsi="Arial"/>
@@ -17141,7 +17141,7 @@
                 <w:sz w:val="18"/>
                 <w:szCs w:val="18"/>
               </w:rPr>
-              <w:t xml:space="preserve">Learners retrieve their cumulative model diagram begun in Lesson 2 and revised in Lessons 3 and 4 (a labelled drawing or concept map showing a small solid and a large similar solid with annotations). They now add the volume scale factor layer: they draw a third annotation arrow on their diagram labelled 'Volume scale factor = k³' and add a worked numerical example for k = 3 (showing 3³ = 27). They also add a brief 'phenomenon connection' box: 'Large uji cup (k = 3): volume = 27 × small cup. Needs 27 small cups of water.' Learners who finish early extend their model to include the complete chain k → k² → k³ in a table format with columns for k = 1, 2, 3, 4. The lesson closes with a 3-question exit ticket on mini-whiteboards: Q1 — 'A small cube has side 3 cm. A similar cube has side 9 cm. What is k?' (Answer: 3). Q2 — 'What is the volume scale factor?' (Answer: 27). Q3 — 'If the small cube holds 27 cm³ of water, how much does the large cube hold?' (Answer: 729 cm³). Learners hold up whiteboards simultaneously on the teacher's signal.</w:t>
+              <w:t xml:space="preserve">Learners retrieve their cumulative model diagram begun in Lesson 1 and revised in Lessons 2 to 4 (a labelled drawing or concept map showing a small solid and a large similar solid with annotations). They now add the volume scale factor layer: they draw a third annotation arrow on their diagram labelled 'Volume scale factor = k³' and add a worked numerical example for k = 3 (showing 3³ = 27). They also add a brief 'phenomenon connection' box: 'Large uji cup (k = 3): volume = 27 × small cup. Needs 27 small cups of water.' Learners who finish early extend their model to include the complete chain k → k² → k³ in a table format with columns for k = 1, 2, 3, 4. The lesson closes with a 3-question exit ticket on mini-whiteboards: Q1 — 'A small cube has side 3 cm. A similar cube has side 9 cm. What is k?' (Answer: 3). Q2 — 'What is the volume scale factor?' (Answer: 27). Q3 — 'If the small cube holds 27 cm³ of water, how much does the large cube hold?' (Answer: 729 cm³). Learners hold up whiteboards simultaneously on the teacher's signal.</w:t>
             </w:r>
           </w:p>
         </w:tc>
@@ -17611,7 +17611,7 @@
         </w:rPr>
         <w:t xml:space="preserve">© 2026 SeaVuria and ARES. Aligned with KICD objectives. Developed by SeaVuria; technical implementation by ARES (with AI assistance from Claude). Licensed under </w:t>
       </w:r>
-      <w:hyperlink w:history="1" r:id="rIdblkkm6mq4r1tjiuwmn1so">
+      <w:hyperlink w:history="1" r:id="rIdpdwegecd5sf58zzfdrpco">
         <w:r>
           <w:rPr>
             <w:rFonts w:ascii="Arial" w:cs="Arial" w:eastAsia="Arial" w:hAnsi="Arial"/>
@@ -17632,7 +17632,7 @@
         </w:rPr>
         <w:t xml:space="preserve"> (</w:t>
       </w:r>
-      <w:hyperlink w:history="1" r:id="rIdkrhhwojyljw4o2kx8x7zv">
+      <w:hyperlink w:history="1" r:id="rIdsws9d5fztvlm83pmuzr0q">
         <w:r>
           <w:rPr>
             <w:rFonts w:ascii="Arial" w:cs="Arial" w:eastAsia="Arial" w:hAnsi="Arial"/>
@@ -18645,7 +18645,7 @@
             <w:pPr>
               <w:spacing w:after="20" w:before="0"/>
             </w:pPr>
-            <w:hyperlink w:history="1" r:id="rIdfyxvfa5ev5ehmzolsi8e8">
+            <w:hyperlink w:history="1" r:id="rIde68bcdaizxcuzc1lfgybg">
               <w:r>
                 <w:rPr>
                   <w:rFonts w:ascii="Arial" w:cs="Arial" w:eastAsia="Arial" w:hAnsi="Arial"/>
@@ -18678,7 +18678,7 @@
               <w:spacing w:after="10" w:before="0"/>
               <w:ind w:left="120"/>
             </w:pPr>
-            <w:hyperlink w:history="1" r:id="rIdyarmanhan25ua3u70rlyb">
+            <w:hyperlink w:history="1" r:id="rIdsjbtti2r-btuw4bddgbg4">
               <w:r>
                 <w:rPr>
                   <w:rFonts w:ascii="Arial" w:cs="Arial" w:eastAsia="Arial" w:hAnsi="Arial"/>
@@ -18723,7 +18723,7 @@
             <w:pPr>
               <w:spacing w:after="20" w:before="0"/>
             </w:pPr>
-            <w:hyperlink w:history="1" r:id="rIdx5aruhlarftrlmeroytgx">
+            <w:hyperlink w:history="1" r:id="rIdakz9y2omm53d3nyxbkrdh">
               <w:r>
                 <w:rPr>
                   <w:rFonts w:ascii="Arial" w:cs="Arial" w:eastAsia="Arial" w:hAnsi="Arial"/>
@@ -18756,7 +18756,7 @@
               <w:spacing w:after="10" w:before="0"/>
               <w:ind w:left="120"/>
             </w:pPr>
-            <w:hyperlink w:history="1" r:id="rIdivcfhutp9picrc5i_hb54">
+            <w:hyperlink w:history="1" r:id="rIdy1bxxqckjttzfslg-djls">
               <w:r>
                 <w:rPr>
                   <w:rFonts w:ascii="Arial" w:cs="Arial" w:eastAsia="Arial" w:hAnsi="Arial"/>
@@ -18951,7 +18951,7 @@
             <w:pPr>
               <w:spacing w:after="20" w:before="0"/>
             </w:pPr>
-            <w:hyperlink w:history="1" r:id="rId_1hhtky-klsfum0mbvznl">
+            <w:hyperlink w:history="1" r:id="rId6l_rb6igrutrjwq6u7p1j">
               <w:r>
                 <w:rPr>
                   <w:rFonts w:ascii="Arial" w:cs="Arial" w:eastAsia="Arial" w:hAnsi="Arial"/>
@@ -18984,7 +18984,7 @@
               <w:spacing w:after="10" w:before="0"/>
               <w:ind w:left="120"/>
             </w:pPr>
-            <w:hyperlink w:history="1" r:id="rIdbndwwpeqcdfyxuikhqeq3">
+            <w:hyperlink w:history="1" r:id="rIdzc81wttamc_cx2gpxtdby">
               <w:r>
                 <w:rPr>
                   <w:rFonts w:ascii="Arial" w:cs="Arial" w:eastAsia="Arial" w:hAnsi="Arial"/>
@@ -19029,7 +19029,7 @@
             <w:pPr>
               <w:spacing w:after="20" w:before="0"/>
             </w:pPr>
-            <w:hyperlink w:history="1" r:id="rIda8c4zfr_mztrr4qxh2h2v">
+            <w:hyperlink w:history="1" r:id="rIdt-adrp7mmgkro5l0nhsjp">
               <w:r>
                 <w:rPr>
                   <w:rFonts w:ascii="Arial" w:cs="Arial" w:eastAsia="Arial" w:hAnsi="Arial"/>
@@ -19062,7 +19062,7 @@
               <w:spacing w:after="10" w:before="0"/>
               <w:ind w:left="120"/>
             </w:pPr>
-            <w:hyperlink w:history="1" r:id="rIdn3kkxl5vlwpvtqjkd90yi">
+            <w:hyperlink w:history="1" r:id="rId-z-kn0dsf4q4cynjdbgsf">
               <w:r>
                 <w:rPr>
                   <w:rFonts w:ascii="Arial" w:cs="Arial" w:eastAsia="Arial" w:hAnsi="Arial"/>
@@ -19257,7 +19257,7 @@
             <w:pPr>
               <w:spacing w:after="20" w:before="0"/>
             </w:pPr>
-            <w:hyperlink w:history="1" r:id="rIdavhqtrkyqdi-gdtk-ucbk">
+            <w:hyperlink w:history="1" r:id="rId2mrx2k-28-4te_pryyfwe">
               <w:r>
                 <w:rPr>
                   <w:rFonts w:ascii="Arial" w:cs="Arial" w:eastAsia="Arial" w:hAnsi="Arial"/>
@@ -19306,7 +19306,7 @@
               <w:spacing w:after="10" w:before="0"/>
               <w:ind w:left="120"/>
             </w:pPr>
-            <w:hyperlink w:history="1" r:id="rIdzuqtk_fiflswjittheyrq">
+            <w:hyperlink w:history="1" r:id="rIdzqhaernkmzcicghdapmw1">
               <w:r>
                 <w:rPr>
                   <w:rFonts w:ascii="Arial" w:cs="Arial" w:eastAsia="Arial" w:hAnsi="Arial"/>
@@ -19351,7 +19351,7 @@
             <w:pPr>
               <w:spacing w:after="20" w:before="0"/>
             </w:pPr>
-            <w:hyperlink w:history="1" r:id="rIdyqoygozowewns82n5hs7d">
+            <w:hyperlink w:history="1" r:id="rId43nayyeaoa4tevztimmey">
               <w:r>
                 <w:rPr>
                   <w:rFonts w:ascii="Arial" w:cs="Arial" w:eastAsia="Arial" w:hAnsi="Arial"/>
@@ -19384,7 +19384,7 @@
               <w:spacing w:after="10" w:before="0"/>
               <w:ind w:left="120"/>
             </w:pPr>
-            <w:hyperlink w:history="1" r:id="rIdantkphdm8k0peneibchs1">
+            <w:hyperlink w:history="1" r:id="rId5sleoxbzh14ytn3t3ko3u">
               <w:r>
                 <w:rPr>
                   <w:rFonts w:ascii="Arial" w:cs="Arial" w:eastAsia="Arial" w:hAnsi="Arial"/>
@@ -19579,7 +19579,7 @@
             <w:pPr>
               <w:spacing w:after="20" w:before="0"/>
             </w:pPr>
-            <w:hyperlink w:history="1" r:id="rIdepswjcwhii8fm3fns1cyu">
+            <w:hyperlink w:history="1" r:id="rIdo7i5wlnuckplxqi4zmwhw">
               <w:r>
                 <w:rPr>
                   <w:rFonts w:ascii="Arial" w:cs="Arial" w:eastAsia="Arial" w:hAnsi="Arial"/>
@@ -19628,7 +19628,7 @@
               <w:spacing w:after="10" w:before="0"/>
               <w:ind w:left="120"/>
             </w:pPr>
-            <w:hyperlink w:history="1" r:id="rIdumprebgyzakfav5ttuefh">
+            <w:hyperlink w:history="1" r:id="rIdiqynae32_7uex7oosjxew">
               <w:r>
                 <w:rPr>
                   <w:rFonts w:ascii="Arial" w:cs="Arial" w:eastAsia="Arial" w:hAnsi="Arial"/>
@@ -19673,7 +19673,7 @@
             <w:pPr>
               <w:spacing w:after="20" w:before="0"/>
             </w:pPr>
-            <w:hyperlink w:history="1" r:id="rId-9gqazauvnjyx8dplzsko">
+            <w:hyperlink w:history="1" r:id="rIdff5x63afb1x56i4_3k-y0">
               <w:r>
                 <w:rPr>
                   <w:rFonts w:ascii="Arial" w:cs="Arial" w:eastAsia="Arial" w:hAnsi="Arial"/>
@@ -19706,7 +19706,7 @@
               <w:spacing w:after="10" w:before="0"/>
               <w:ind w:left="120"/>
             </w:pPr>
-            <w:hyperlink w:history="1" r:id="rIdplinl2mbwtegpo2iqnxr2">
+            <w:hyperlink w:history="1" r:id="rIdkyqlsowbacb_n9zpmwran">
               <w:r>
                 <w:rPr>
                   <w:rFonts w:ascii="Arial" w:cs="Arial" w:eastAsia="Arial" w:hAnsi="Arial"/>
@@ -19901,7 +19901,7 @@
             <w:pPr>
               <w:spacing w:after="20" w:before="0"/>
             </w:pPr>
-            <w:hyperlink w:history="1" r:id="rIdpcb7csxcd-r_iqo46ehs5">
+            <w:hyperlink w:history="1" r:id="rIdwrwxl0wpo1szkkrnsskew">
               <w:r>
                 <w:rPr>
                   <w:rFonts w:ascii="Arial" w:cs="Arial" w:eastAsia="Arial" w:hAnsi="Arial"/>
@@ -19950,7 +19950,7 @@
               <w:spacing w:after="10" w:before="0"/>
               <w:ind w:left="120"/>
             </w:pPr>
-            <w:hyperlink w:history="1" r:id="rIdiszntw0yrlsqixylk1uuv">
+            <w:hyperlink w:history="1" r:id="rIdyoywm6w-zyzsamafhm-ko">
               <w:r>
                 <w:rPr>
                   <w:rFonts w:ascii="Arial" w:cs="Arial" w:eastAsia="Arial" w:hAnsi="Arial"/>
@@ -19995,7 +19995,7 @@
             <w:pPr>
               <w:spacing w:after="20" w:before="0"/>
             </w:pPr>
-            <w:hyperlink w:history="1" r:id="rIdzpfk0hfcrsm0d6eizmdeb">
+            <w:hyperlink w:history="1" r:id="rIdn712w_1zsq2eujeq2etnz">
               <w:r>
                 <w:rPr>
                   <w:rFonts w:ascii="Arial" w:cs="Arial" w:eastAsia="Arial" w:hAnsi="Arial"/>
@@ -20044,7 +20044,7 @@
               <w:spacing w:after="10" w:before="0"/>
               <w:ind w:left="120"/>
             </w:pPr>
-            <w:hyperlink w:history="1" r:id="rIdrzcgu5hrmqpr9vdxzz8og">
+            <w:hyperlink w:history="1" r:id="rIdehazjxm2rvdldaq6kk2mm">
               <w:r>
                 <w:rPr>
                   <w:rFonts w:ascii="Arial" w:cs="Arial" w:eastAsia="Arial" w:hAnsi="Arial"/>
@@ -20556,7 +20556,7 @@
         </w:rPr>
         <w:t xml:space="preserve">© 2026 SeaVuria and ARES. Aligned with KICD objectives. Developed by SeaVuria; technical implementation by ARES (with AI assistance from Claude). Licensed under </w:t>
       </w:r>
-      <w:hyperlink w:history="1" r:id="rIdrd4ymvnytmwnmvz6zwhat">
+      <w:hyperlink w:history="1" r:id="rIdg2bkodudnyx6yh53dd65r">
         <w:r>
           <w:rPr>
             <w:rFonts w:ascii="Arial" w:cs="Arial" w:eastAsia="Arial" w:hAnsi="Arial"/>
@@ -20577,7 +20577,7 @@
         </w:rPr>
         <w:t xml:space="preserve"> (</w:t>
       </w:r>
-      <w:hyperlink w:history="1" r:id="rIdzs7rjoug88nu9amjdtqw1">
+      <w:hyperlink w:history="1" r:id="rIdhny310vhzo-yynlvc2oku">
         <w:r>
           <w:rPr>
             <w:rFonts w:ascii="Arial" w:cs="Arial" w:eastAsia="Arial" w:hAnsi="Arial"/>
@@ -21590,7 +21590,7 @@
             <w:pPr>
               <w:spacing w:after="20" w:before="0"/>
             </w:pPr>
-            <w:hyperlink w:history="1" r:id="rIdcqe5pswe5rmzbcnmuyklb">
+            <w:hyperlink w:history="1" r:id="rIdlpvuanzbgn6w8q4a3lbm5">
               <w:r>
                 <w:rPr>
                   <w:rFonts w:ascii="Arial" w:cs="Arial" w:eastAsia="Arial" w:hAnsi="Arial"/>
@@ -21623,7 +21623,7 @@
               <w:spacing w:after="10" w:before="0"/>
               <w:ind w:left="120"/>
             </w:pPr>
-            <w:hyperlink w:history="1" r:id="rIdff0thfjun2b0f0vk49a8c">
+            <w:hyperlink w:history="1" r:id="rIdhwm3zamtyreskgbyhfmlt">
               <w:r>
                 <w:rPr>
                   <w:rFonts w:ascii="Arial" w:cs="Arial" w:eastAsia="Arial" w:hAnsi="Arial"/>
@@ -21668,7 +21668,7 @@
             <w:pPr>
               <w:spacing w:after="20" w:before="0"/>
             </w:pPr>
-            <w:hyperlink w:history="1" r:id="rIdkjj1_2xul-0qwrklwb6op">
+            <w:hyperlink w:history="1" r:id="rIdtrdbvqo4snjwmwmjiqkj5">
               <w:r>
                 <w:rPr>
                   <w:rFonts w:ascii="Arial" w:cs="Arial" w:eastAsia="Arial" w:hAnsi="Arial"/>
@@ -21701,7 +21701,7 @@
               <w:spacing w:after="10" w:before="0"/>
               <w:ind w:left="120"/>
             </w:pPr>
-            <w:hyperlink w:history="1" r:id="rIdcgwctk62pgkiggzkpz8kj">
+            <w:hyperlink w:history="1" r:id="rIdwi647mmuebkvjpsf-hrwh">
               <w:r>
                 <w:rPr>
                   <w:rFonts w:ascii="Arial" w:cs="Arial" w:eastAsia="Arial" w:hAnsi="Arial"/>
@@ -21896,7 +21896,7 @@
             <w:pPr>
               <w:spacing w:after="20" w:before="0"/>
             </w:pPr>
-            <w:hyperlink w:history="1" r:id="rIdgvlwfngvp6al5o3ofcuuo">
+            <w:hyperlink w:history="1" r:id="rIdh9rui7vt_rxf1e8jyfss-">
               <w:r>
                 <w:rPr>
                   <w:rFonts w:ascii="Arial" w:cs="Arial" w:eastAsia="Arial" w:hAnsi="Arial"/>
@@ -21929,7 +21929,7 @@
               <w:spacing w:after="10" w:before="0"/>
               <w:ind w:left="120"/>
             </w:pPr>
-            <w:hyperlink w:history="1" r:id="rIdgrufmj8pkaqnteeljrkde">
+            <w:hyperlink w:history="1" r:id="rIdxk3yqkbrjeujsa-rvphmg">
               <w:r>
                 <w:rPr>
                   <w:rFonts w:ascii="Arial" w:cs="Arial" w:eastAsia="Arial" w:hAnsi="Arial"/>
@@ -21974,7 +21974,7 @@
             <w:pPr>
               <w:spacing w:after="20" w:before="0"/>
             </w:pPr>
-            <w:hyperlink w:history="1" r:id="rIdczvtyecofofj7sf-yjrxn">
+            <w:hyperlink w:history="1" r:id="rIdu4cyshftzqogecv0kiaad">
               <w:r>
                 <w:rPr>
                   <w:rFonts w:ascii="Arial" w:cs="Arial" w:eastAsia="Arial" w:hAnsi="Arial"/>
@@ -22007,7 +22007,7 @@
               <w:spacing w:after="10" w:before="0"/>
               <w:ind w:left="120"/>
             </w:pPr>
-            <w:hyperlink w:history="1" r:id="rIdptpbkkexa2nho3ef8dkwv">
+            <w:hyperlink w:history="1" r:id="rIddiqid_kwtrauxumqoj67t">
               <w:r>
                 <w:rPr>
                   <w:rFonts w:ascii="Arial" w:cs="Arial" w:eastAsia="Arial" w:hAnsi="Arial"/>
@@ -22316,7 +22316,7 @@
             <w:pPr>
               <w:spacing w:after="20" w:before="0"/>
             </w:pPr>
-            <w:hyperlink w:history="1" r:id="rId7p7-q3bxtxhf34og81jrm">
+            <w:hyperlink w:history="1" r:id="rIduj6ewp1jtqhjka8ejyc4i">
               <w:r>
                 <w:rPr>
                   <w:rFonts w:ascii="Arial" w:cs="Arial" w:eastAsia="Arial" w:hAnsi="Arial"/>
@@ -22349,7 +22349,7 @@
               <w:spacing w:after="10" w:before="0"/>
               <w:ind w:left="120"/>
             </w:pPr>
-            <w:hyperlink w:history="1" r:id="rId-qnobvxeavmgb_qpi24ec">
+            <w:hyperlink w:history="1" r:id="rId4grs9curhs8auwgpo004c">
               <w:r>
                 <w:rPr>
                   <w:rFonts w:ascii="Arial" w:cs="Arial" w:eastAsia="Arial" w:hAnsi="Arial"/>
@@ -22394,7 +22394,7 @@
             <w:pPr>
               <w:spacing w:after="20" w:before="0"/>
             </w:pPr>
-            <w:hyperlink w:history="1" r:id="rIdnlvm3pthvytq5vbdoxm3e">
+            <w:hyperlink w:history="1" r:id="rIdv_2sqhjo2zt73bpvi1hvc">
               <w:r>
                 <w:rPr>
                   <w:rFonts w:ascii="Arial" w:cs="Arial" w:eastAsia="Arial" w:hAnsi="Arial"/>
@@ -22427,7 +22427,7 @@
               <w:spacing w:after="10" w:before="0"/>
               <w:ind w:left="120"/>
             </w:pPr>
-            <w:hyperlink w:history="1" r:id="rIdu4uvdlwjgfywk4j2ceaew">
+            <w:hyperlink w:history="1" r:id="rIdcopyecxzqjpqdprydfyhr">
               <w:r>
                 <w:rPr>
                   <w:rFonts w:ascii="Arial" w:cs="Arial" w:eastAsia="Arial" w:hAnsi="Arial"/>
@@ -22698,7 +22698,7 @@
             <w:pPr>
               <w:spacing w:after="20" w:before="0"/>
             </w:pPr>
-            <w:hyperlink w:history="1" r:id="rIdisv2btwwgavptuepbtqsz">
+            <w:hyperlink w:history="1" r:id="rIdfqxbjvt7eopudjsd0q2a2">
               <w:r>
                 <w:rPr>
                   <w:rFonts w:ascii="Arial" w:cs="Arial" w:eastAsia="Arial" w:hAnsi="Arial"/>
@@ -22731,7 +22731,7 @@
               <w:spacing w:after="10" w:before="0"/>
               <w:ind w:left="120"/>
             </w:pPr>
-            <w:hyperlink w:history="1" r:id="rIdfhq2nbsebhgq98vdjsh-m">
+            <w:hyperlink w:history="1" r:id="rIdq4jb4uctaljr736wmywpv">
               <w:r>
                 <w:rPr>
                   <w:rFonts w:ascii="Arial" w:cs="Arial" w:eastAsia="Arial" w:hAnsi="Arial"/>
@@ -22776,7 +22776,7 @@
             <w:pPr>
               <w:spacing w:after="20" w:before="0"/>
             </w:pPr>
-            <w:hyperlink w:history="1" r:id="rIdipxpknavmbhnbapcd1ggi">
+            <w:hyperlink w:history="1" r:id="rIdavuxnlxocyc_youlfjmig">
               <w:r>
                 <w:rPr>
                   <w:rFonts w:ascii="Arial" w:cs="Arial" w:eastAsia="Arial" w:hAnsi="Arial"/>
@@ -22809,7 +22809,7 @@
               <w:spacing w:after="10" w:before="0"/>
               <w:ind w:left="120"/>
             </w:pPr>
-            <w:hyperlink w:history="1" r:id="rIddljtvvsdb2hhqjhfzadx4">
+            <w:hyperlink w:history="1" r:id="rIdmwn9fc9kb5rxrhdolz8da">
               <w:r>
                 <w:rPr>
                   <w:rFonts w:ascii="Arial" w:cs="Arial" w:eastAsia="Arial" w:hAnsi="Arial"/>
@@ -23042,7 +23042,7 @@
             <w:pPr>
               <w:spacing w:after="20" w:before="0"/>
             </w:pPr>
-            <w:hyperlink w:history="1" r:id="rIdajljeuanesz9ezojiujb9">
+            <w:hyperlink w:history="1" r:id="rIdjzzpqpv8p9nvaf_9cj9ws">
               <w:r>
                 <w:rPr>
                   <w:rFonts w:ascii="Arial" w:cs="Arial" w:eastAsia="Arial" w:hAnsi="Arial"/>
@@ -23075,7 +23075,7 @@
               <w:spacing w:after="10" w:before="0"/>
               <w:ind w:left="120"/>
             </w:pPr>
-            <w:hyperlink w:history="1" r:id="rIdqeooqk2fsbeimp1_ykrtf">
+            <w:hyperlink w:history="1" r:id="rIdbzleur9jhrvxkdj2yp3qx">
               <w:r>
                 <w:rPr>
                   <w:rFonts w:ascii="Arial" w:cs="Arial" w:eastAsia="Arial" w:hAnsi="Arial"/>
@@ -23120,7 +23120,7 @@
             <w:pPr>
               <w:spacing w:after="20" w:before="0"/>
             </w:pPr>
-            <w:hyperlink w:history="1" r:id="rIdl4wtu_rk-6pteiiq_dbrh">
+            <w:hyperlink w:history="1" r:id="rId4ifxddy6maruyftgdouvn">
               <w:r>
                 <w:rPr>
                   <w:rFonts w:ascii="Arial" w:cs="Arial" w:eastAsia="Arial" w:hAnsi="Arial"/>
@@ -23153,7 +23153,7 @@
               <w:spacing w:after="10" w:before="0"/>
               <w:ind w:left="120"/>
             </w:pPr>
-            <w:hyperlink w:history="1" r:id="rIdcjpuv7fioyfvrhbe806ph">
+            <w:hyperlink w:history="1" r:id="rIdhuw4lka6vyagn4ajdthm1">
               <w:r>
                 <w:rPr>
                   <w:rFonts w:ascii="Arial" w:cs="Arial" w:eastAsia="Arial" w:hAnsi="Arial"/>
@@ -23738,7 +23738,7 @@
                 <w:sz w:val="18"/>
                 <w:szCs w:val="18"/>
               </w:rPr>
-              <w:t xml:space="preserve">The uji cup phenomenon — where doubling every dimension of the cup requires 8× as much water to fill it, not 2× — is explained by the k³ volume rule. Because volume depends on three linear dimensions multiplied together, scaling each by k scales the total volume by k × k × k = k³. The same logic explains why Mama Wanjiru needed 4 000 g of flour (not 1 000 g) for the large mandazi tin, and why the Lake Victoria area on a redrawn map at twice the linear scale is 4× larger, not 2×.</w:t>
+              <w:t xml:space="preserve">The uji cup phenomenon — where doubling every dimension of the cup requires 8× as much water to fill it, not 2× — is explained by the k³ volume rule. Because volume depends on three linear dimensions multiplied together, scaling each by k scales the total volume by k × k × k = k³. The same logic explains why Mama Akinyi needed 4 000 g of flour (not 1 000 g) for the large mandazi tin, and why the Lake Victoria area on a redrawn map at twice the linear scale is 4× larger, not 2×.</w:t>
             </w:r>
           </w:p>
         </w:tc>
@@ -23760,7 +23760,7 @@
         </w:rPr>
         <w:t xml:space="preserve">© 2026 SeaVuria and ARES. Aligned with KICD objectives. Developed by SeaVuria; technical implementation by ARES (with AI assistance from Claude). Licensed under </w:t>
       </w:r>
-      <w:hyperlink w:history="1" r:id="rId4ctncsblaxm-0l87cfbn4">
+      <w:hyperlink w:history="1" r:id="rId51jj9ewuhruies3kb1gyo">
         <w:r>
           <w:rPr>
             <w:rFonts w:ascii="Arial" w:cs="Arial" w:eastAsia="Arial" w:hAnsi="Arial"/>
@@ -23781,7 +23781,7 @@
         </w:rPr>
         <w:t xml:space="preserve"> (</w:t>
       </w:r>
-      <w:hyperlink w:history="1" r:id="rIduxlnmrjujahsi9fv628se">
+      <w:hyperlink w:history="1" r:id="rId50-5vukie8dayckb-qv1q">
         <w:r>
           <w:rPr>
             <w:rFonts w:ascii="Arial" w:cs="Arial" w:eastAsia="Arial" w:hAnsi="Arial"/>
@@ -24794,7 +24794,7 @@
             <w:pPr>
               <w:spacing w:after="20" w:before="0"/>
             </w:pPr>
-            <w:hyperlink w:history="1" r:id="rIdqkkpvj_hwgulghurkhv3b">
+            <w:hyperlink w:history="1" r:id="rIdrdfxvl4wuxedqtwhqbmdh">
               <w:r>
                 <w:rPr>
                   <w:rFonts w:ascii="Arial" w:cs="Arial" w:eastAsia="Arial" w:hAnsi="Arial"/>
@@ -24827,7 +24827,7 @@
               <w:spacing w:after="10" w:before="0"/>
               <w:ind w:left="120"/>
             </w:pPr>
-            <w:hyperlink w:history="1" r:id="rIda0r-hngthjourtss68kzs">
+            <w:hyperlink w:history="1" r:id="rIdqbjj8z0etuhaon30wddgk">
               <w:r>
                 <w:rPr>
                   <w:rFonts w:ascii="Arial" w:cs="Arial" w:eastAsia="Arial" w:hAnsi="Arial"/>
@@ -24872,7 +24872,7 @@
             <w:pPr>
               <w:spacing w:after="20" w:before="0"/>
             </w:pPr>
-            <w:hyperlink w:history="1" r:id="rIdjtdkurmzezv6gnnjvvsie">
+            <w:hyperlink w:history="1" r:id="rId6pu6le6oeomnsble-n1gj">
               <w:r>
                 <w:rPr>
                   <w:rFonts w:ascii="Arial" w:cs="Arial" w:eastAsia="Arial" w:hAnsi="Arial"/>
@@ -24921,7 +24921,7 @@
               <w:spacing w:after="10" w:before="0"/>
               <w:ind w:left="120"/>
             </w:pPr>
-            <w:hyperlink w:history="1" r:id="rIdsiowtogasaj6xxfrhnhdp">
+            <w:hyperlink w:history="1" r:id="rId582bn6znp1kh0aqw0mmj_">
               <w:r>
                 <w:rPr>
                   <w:rFonts w:ascii="Arial" w:cs="Arial" w:eastAsia="Arial" w:hAnsi="Arial"/>
@@ -24963,7 +24963,7 @@
                 <w:sz w:val="18"/>
                 <w:szCs w:val="18"/>
               </w:rPr>
-              <w:t xml:space="preserve">Learners retrieve their Lesson-1 written prediction cards (stored in their portfolios) about why the large uji cup needed nine small cups of water to fill it, not three. Working individually for 3 minutes, each learner writes one sentence completing the stem: 'I now know the large uji cup holds nine times as much water because…' They then turn and share with a partner. Selected pairs share with the whole class. Learners also retrieve their Day-1 rough model sketch and place it on their desk alongside the final model page they have been building since Lesson 5.</w:t>
+              <w:t xml:space="preserve">Learners retrieve their Lesson-1 written prediction cards (stored in their portfolios) about why the large uji cup needed nine small cups of water to fill it, not three. Working individually for 3 minutes, each learner writes one sentence completing the stem: 'I now know the large uji cup holds nine times as much water because…' They then turn and share with a partner. Selected pairs share with the whole class. Learners also retrieve their Day-1 rough model sketch and place it on their desk alongside the final model page they have been building since Lesson 1.</w:t>
             </w:r>
           </w:p>
         </w:tc>
@@ -25116,7 +25116,7 @@
             <w:pPr>
               <w:spacing w:after="20" w:before="0"/>
             </w:pPr>
-            <w:hyperlink w:history="1" r:id="rId1qouih8xbkghyza_zcvn7">
+            <w:hyperlink w:history="1" r:id="rId04s9kxlgjdkkwr-bfq4hb">
               <w:r>
                 <w:rPr>
                   <w:rFonts w:ascii="Arial" w:cs="Arial" w:eastAsia="Arial" w:hAnsi="Arial"/>
@@ -25149,7 +25149,7 @@
               <w:spacing w:after="10" w:before="0"/>
               <w:ind w:left="120"/>
             </w:pPr>
-            <w:hyperlink w:history="1" r:id="rId4puam7vvnnke-ahttnhpo">
+            <w:hyperlink w:history="1" r:id="rIds5y-epcw0jpjnttrwy9cw">
               <w:r>
                 <w:rPr>
                   <w:rFonts w:ascii="Arial" w:cs="Arial" w:eastAsia="Arial" w:hAnsi="Arial"/>
@@ -25194,7 +25194,7 @@
             <w:pPr>
               <w:spacing w:after="20" w:before="0"/>
             </w:pPr>
-            <w:hyperlink w:history="1" r:id="rIdp-tbwruthv8okrmx-f0om">
+            <w:hyperlink w:history="1" r:id="rIdk86_tsqv41iiz2xpzg7kt">
               <w:r>
                 <w:rPr>
                   <w:rFonts w:ascii="Arial" w:cs="Arial" w:eastAsia="Arial" w:hAnsi="Arial"/>
@@ -25243,7 +25243,7 @@
               <w:spacing w:after="10" w:before="0"/>
               <w:ind w:left="120"/>
             </w:pPr>
-            <w:hyperlink w:history="1" r:id="rIdweyjhv8etqahhtzw4v6ur">
+            <w:hyperlink w:history="1" r:id="rIdsuty-6-xrtlx2gncsifev">
               <w:r>
                 <w:rPr>
                   <w:rFonts w:ascii="Arial" w:cs="Arial" w:eastAsia="Arial" w:hAnsi="Arial"/>
@@ -25438,7 +25438,7 @@
             <w:pPr>
               <w:spacing w:after="20" w:before="0"/>
             </w:pPr>
-            <w:hyperlink w:history="1" r:id="rIdzlj-5nl5mae3gc1o3xfkx">
+            <w:hyperlink w:history="1" r:id="rIdy-bh5yx2ukzhmo71ech40">
               <w:r>
                 <w:rPr>
                   <w:rFonts w:ascii="Arial" w:cs="Arial" w:eastAsia="Arial" w:hAnsi="Arial"/>
@@ -25487,7 +25487,7 @@
               <w:spacing w:after="10" w:before="0"/>
               <w:ind w:left="120"/>
             </w:pPr>
-            <w:hyperlink w:history="1" r:id="rIdbhpj8l6wbzzcahhxjhfha">
+            <w:hyperlink w:history="1" r:id="rIdhav5a8nf27sajbicke_pz">
               <w:r>
                 <w:rPr>
                   <w:rFonts w:ascii="Arial" w:cs="Arial" w:eastAsia="Arial" w:hAnsi="Arial"/>
@@ -25532,7 +25532,7 @@
             <w:pPr>
               <w:spacing w:after="20" w:before="0"/>
             </w:pPr>
-            <w:hyperlink w:history="1" r:id="rId0gstwsmjddy9zbbqyttur">
+            <w:hyperlink w:history="1" r:id="rIdmmmcpwevvp7fg6rblp3dq">
               <w:r>
                 <w:rPr>
                   <w:rFonts w:ascii="Arial" w:cs="Arial" w:eastAsia="Arial" w:hAnsi="Arial"/>
@@ -25581,7 +25581,7 @@
               <w:spacing w:after="10" w:before="0"/>
               <w:ind w:left="120"/>
             </w:pPr>
-            <w:hyperlink w:history="1" r:id="rIdqoqm2dygcexdqe5y8dwhj">
+            <w:hyperlink w:history="1" r:id="rIdwjiuhanckck_bwflczg9f">
               <w:r>
                 <w:rPr>
                   <w:rFonts w:ascii="Arial" w:cs="Arial" w:eastAsia="Arial" w:hAnsi="Arial"/>
@@ -25776,7 +25776,7 @@
             <w:pPr>
               <w:spacing w:after="20" w:before="0"/>
             </w:pPr>
-            <w:hyperlink w:history="1" r:id="rId13jpltxp5kly4bcxggrst">
+            <w:hyperlink w:history="1" r:id="rId49z4pxlhws9div-gwwarb">
               <w:r>
                 <w:rPr>
                   <w:rFonts w:ascii="Arial" w:cs="Arial" w:eastAsia="Arial" w:hAnsi="Arial"/>
@@ -25825,7 +25825,7 @@
               <w:spacing w:after="10" w:before="0"/>
               <w:ind w:left="120"/>
             </w:pPr>
-            <w:hyperlink w:history="1" r:id="rIdogk_ly7i6vombhovojdri">
+            <w:hyperlink w:history="1" r:id="rIduqhtfqoybqe9cubbpnogn">
               <w:r>
                 <w:rPr>
                   <w:rFonts w:ascii="Arial" w:cs="Arial" w:eastAsia="Arial" w:hAnsi="Arial"/>
@@ -25870,7 +25870,7 @@
             <w:pPr>
               <w:spacing w:after="20" w:before="0"/>
             </w:pPr>
-            <w:hyperlink w:history="1" r:id="rIdgcx4jdv6r9n0eez3a24pz">
+            <w:hyperlink w:history="1" r:id="rIdpxz6ofg32ns24_jl90o5t">
               <w:r>
                 <w:rPr>
                   <w:rFonts w:ascii="Arial" w:cs="Arial" w:eastAsia="Arial" w:hAnsi="Arial"/>
@@ -25919,7 +25919,7 @@
               <w:spacing w:after="10" w:before="0"/>
               <w:ind w:left="120"/>
             </w:pPr>
-            <w:hyperlink w:history="1" r:id="rIdmojbrppvq3w9tf0ftn4mo">
+            <w:hyperlink w:history="1" r:id="rIdkza0xkv9unztssyogbjcw">
               <w:r>
                 <w:rPr>
                   <w:rFonts w:ascii="Arial" w:cs="Arial" w:eastAsia="Arial" w:hAnsi="Arial"/>
@@ -26114,7 +26114,7 @@
             <w:pPr>
               <w:spacing w:after="20" w:before="0"/>
             </w:pPr>
-            <w:hyperlink w:history="1" r:id="rIdqfw0erre0ybxfap1tv0uz">
+            <w:hyperlink w:history="1" r:id="rIdjcqyafudnwm42m4mlf3mb">
               <w:r>
                 <w:rPr>
                   <w:rFonts w:ascii="Arial" w:cs="Arial" w:eastAsia="Arial" w:hAnsi="Arial"/>
@@ -26163,7 +26163,7 @@
               <w:spacing w:after="10" w:before="0"/>
               <w:ind w:left="120"/>
             </w:pPr>
-            <w:hyperlink w:history="1" r:id="rIdolkjaqi2shnxluwd9scqb">
+            <w:hyperlink w:history="1" r:id="rIdhxrj-g1wgrng7euxvbimt">
               <w:r>
                 <w:rPr>
                   <w:rFonts w:ascii="Arial" w:cs="Arial" w:eastAsia="Arial" w:hAnsi="Arial"/>
@@ -26208,7 +26208,7 @@
             <w:pPr>
               <w:spacing w:after="20" w:before="0"/>
             </w:pPr>
-            <w:hyperlink w:history="1" r:id="rIdevqf2vuthor6r1plbtoov">
+            <w:hyperlink w:history="1" r:id="rIda80cjuqtccnwaz9exfxzw">
               <w:r>
                 <w:rPr>
                   <w:rFonts w:ascii="Arial" w:cs="Arial" w:eastAsia="Arial" w:hAnsi="Arial"/>
@@ -26257,7 +26257,7 @@
               <w:spacing w:after="10" w:before="0"/>
               <w:ind w:left="120"/>
             </w:pPr>
-            <w:hyperlink w:history="1" r:id="rIdi943fjyqcnb5_ki-atwba">
+            <w:hyperlink w:history="1" r:id="rIdz6tgej6iklaxcln5tewdl">
               <w:r>
                 <w:rPr>
                   <w:rFonts w:ascii="Arial" w:cs="Arial" w:eastAsia="Arial" w:hAnsi="Arial"/>
@@ -26299,7 +26299,7 @@
                 <w:sz w:val="18"/>
                 <w:szCs w:val="18"/>
               </w:rPr>
-              <w:t xml:space="preserve">Learners first spend 5 minutes revising their cumulative model diagram (built progressively since Lesson 5). They add a final layer: a labelled arrow from 'linear scale factor k' branching into 'area scale factor k²' and 'volume scale factor k³', each with a real-number example from their own project. They also annotate one feature of their diagram that was wrong or incomplete in Lesson 1 and write beside it: 'I used to think… Now I know…'. They then complete a written class activity (individual, 15 minutes) comprising the following tasks: (1) Two similar cuboid water tanks used on Rift Valley farms — Tank A: 50 cm × 40 cm × 30 cm; Tank B has all dimensions scaled by k = 2.5. Find (a) the dimensions of Tank B, (b) the surface area of each tank and the area scale factor, (c) the volume of each tank and the volume scale factor, (d) the number of 20-litre jerricans needed to fill Tank B if Tank A holds exactly 2 jerricans. (2) A label designer in Nairobi wraps a cylindrical tin of radius 6 cm and height 10 cm. A similar larger tin has radius 9 cm. Find the linear scale factor, the area of the label for each tin (curved surface area only), and verify the area ratio equals k². (3) Short answer: In your own words, explain why doubling all dimensions of a container multiplies its volume by 8, not 2. Use the uji-cup story in your answer.</w:t>
+              <w:t xml:space="preserve">Learners first spend 5 minutes revising their cumulative model diagram (built progressively since Lesson 1). They add a final layer: a labelled arrow from 'linear scale factor k' branching into 'area scale factor k²' and 'volume scale factor k³', each with a real-number example from their own project. They also annotate one feature of their diagram that was wrong or incomplete in Lesson 1 and write beside it: 'I used to think… Now I know…'. They then complete a written class activity (individual, 15 minutes) comprising the following tasks: (1) Two similar cuboid water tanks used on Rift Valley farms — Tank A: 50 cm × 40 cm × 30 cm; Tank B has all dimensions scaled by k = 2.5. Find (a) the dimensions of Tank B, (b) the surface area of each tank and the area scale factor, (c) the volume of each tank and the volume scale factor, (d) the number of 20-litre jerricans needed to fill Tank B if Tank A holds exactly 2 jerricans. (2) A label designer in Nairobi wraps a cylindrical tin of radius 6 cm and height 10 cm. A similar larger tin has radius 9 cm. Find the linear scale factor, the area of the label for each tin (curved surface area only), and verify the area ratio equals k². (3) Short answer: In your own words, explain why doubling all dimensions of a container multiplies its volume by 8, not 2. Use the uji-cup story in your answer.</w:t>
             </w:r>
           </w:p>
         </w:tc>
@@ -26883,7 +26883,7 @@
         </w:rPr>
         <w:t xml:space="preserve">© 2026 SeaVuria and ARES. Aligned with KICD objectives. Developed by SeaVuria; technical implementation by ARES (with AI assistance from Claude). Licensed under </w:t>
       </w:r>
-      <w:hyperlink w:history="1" r:id="rIdtm3vgfxbj6uk2iw_mondo">
+      <w:hyperlink w:history="1" r:id="rIdfxlj9lpz-lorhbsegc392">
         <w:r>
           <w:rPr>
             <w:rFonts w:ascii="Arial" w:cs="Arial" w:eastAsia="Arial" w:hAnsi="Arial"/>
@@ -26904,7 +26904,7 @@
         </w:rPr>
         <w:t xml:space="preserve"> (</w:t>
       </w:r>
-      <w:hyperlink w:history="1" r:id="rIdfhvmbnmkh66siebrscgxc">
+      <w:hyperlink w:history="1" r:id="rId9vthlq9phn9fh0hnqtong">
         <w:r>
           <w:rPr>
             <w:rFonts w:ascii="Arial" w:cs="Arial" w:eastAsia="Arial" w:hAnsi="Arial"/>

--- a/data/outputs/v2/Essential_Mathematics/SS2.1_Similarity_and_Enlargement/Essential_Mathematics_Similarity_and_Enlargement_CBE_LessonSequence.docx
+++ b/data/outputs/v2/Essential_Mathematics/SS2.1_Similarity_and_Enlargement/Essential_Mathematics_Similarity_and_Enlargement_CBE_LessonSequence.docx
@@ -2302,7 +2302,7 @@
         </w:rPr>
         <w:t xml:space="preserve">© 2026 SeaVuria and ARES. This work is licensed under a </w:t>
       </w:r>
-      <w:hyperlink w:history="1" r:id="rIdcpwruugy15udvl_vhlkvx">
+      <w:hyperlink w:history="1" r:id="rIdzbadeyjyfxawle_9rfett">
         <w:r>
           <w:rPr>
             <w:rFonts w:ascii="Arial" w:cs="Arial" w:eastAsia="Arial" w:hAnsi="Arial"/>
@@ -2322,7 +2322,7 @@
         </w:rPr>
         <w:t xml:space="preserve"> (</w:t>
       </w:r>
-      <w:hyperlink w:history="1" r:id="rIdmgm6b65pwgexq3ibbnplp">
+      <w:hyperlink w:history="1" r:id="rIdcxa3uui83nt3ar6wjxbgy">
         <w:r>
           <w:rPr>
             <w:rFonts w:ascii="Arial" w:cs="Arial" w:eastAsia="Arial" w:hAnsi="Arial"/>
@@ -2342,7 +2342,7 @@
         </w:rPr>
         <w:t xml:space="preserve">). To view a copy of this license, visit </w:t>
       </w:r>
-      <w:hyperlink w:history="1" r:id="rIdcjhn-kn2ps0nttnejto2g">
+      <w:hyperlink w:history="1" r:id="rIdjf_l9ezqpk0t1nydy1wtk">
         <w:r>
           <w:rPr>
             <w:rFonts w:ascii="Arial" w:cs="Arial" w:eastAsia="Arial" w:hAnsi="Arial"/>
@@ -3533,7 +3533,7 @@
             <w:pPr>
               <w:spacing w:after="20" w:before="0"/>
             </w:pPr>
-            <w:hyperlink w:history="1" r:id="rIdzxxahgnx9xsgtrgfewwst">
+            <w:hyperlink w:history="1" r:id="rId4fmj2v1t-ek3j-t-dunat">
               <w:r>
                 <w:rPr>
                   <w:rFonts w:ascii="Arial" w:cs="Arial" w:eastAsia="Arial" w:hAnsi="Arial"/>
@@ -3566,7 +3566,7 @@
               <w:spacing w:after="10" w:before="0"/>
               <w:ind w:left="120"/>
             </w:pPr>
-            <w:hyperlink w:history="1" r:id="rIdhvrstr4yljdq9cpka7bub">
+            <w:hyperlink w:history="1" r:id="rId997mckwpemioltze8smh8">
               <w:r>
                 <w:rPr>
                   <w:rFonts w:ascii="Arial" w:cs="Arial" w:eastAsia="Arial" w:hAnsi="Arial"/>
@@ -3611,7 +3611,7 @@
             <w:pPr>
               <w:spacing w:after="20" w:before="0"/>
             </w:pPr>
-            <w:hyperlink w:history="1" r:id="rId799ihn4zcxuo_ldmfdjm0">
+            <w:hyperlink w:history="1" r:id="rIdhyg_90-mz-akorabcy8bc">
               <w:r>
                 <w:rPr>
                   <w:rFonts w:ascii="Arial" w:cs="Arial" w:eastAsia="Arial" w:hAnsi="Arial"/>
@@ -3644,7 +3644,7 @@
               <w:spacing w:after="10" w:before="0"/>
               <w:ind w:left="120"/>
             </w:pPr>
-            <w:hyperlink w:history="1" r:id="rId4tqy49afgrji7l2pcstfr">
+            <w:hyperlink w:history="1" r:id="rId0ffvez1pt1xpub-wtkzjn">
               <w:r>
                 <w:rPr>
                   <w:rFonts w:ascii="Arial" w:cs="Arial" w:eastAsia="Arial" w:hAnsi="Arial"/>
@@ -3839,7 +3839,7 @@
             <w:pPr>
               <w:spacing w:after="20" w:before="0"/>
             </w:pPr>
-            <w:hyperlink w:history="1" r:id="rIdztj-aywuax33rasn18u-g">
+            <w:hyperlink w:history="1" r:id="rId30em4ocvyrxesnk3zgtzb">
               <w:r>
                 <w:rPr>
                   <w:rFonts w:ascii="Arial" w:cs="Arial" w:eastAsia="Arial" w:hAnsi="Arial"/>
@@ -3872,7 +3872,7 @@
               <w:spacing w:after="10" w:before="0"/>
               <w:ind w:left="120"/>
             </w:pPr>
-            <w:hyperlink w:history="1" r:id="rIdpvlbfkc2xi306dna_wtii">
+            <w:hyperlink w:history="1" r:id="rIdsb9nipwvnjbwt4mihs1qv">
               <w:r>
                 <w:rPr>
                   <w:rFonts w:ascii="Arial" w:cs="Arial" w:eastAsia="Arial" w:hAnsi="Arial"/>
@@ -3917,7 +3917,7 @@
             <w:pPr>
               <w:spacing w:after="20" w:before="0"/>
             </w:pPr>
-            <w:hyperlink w:history="1" r:id="rIdgn1igffzbbmbbydmci_ov">
+            <w:hyperlink w:history="1" r:id="rIdj6gm7atyib0apjthub0ec">
               <w:r>
                 <w:rPr>
                   <w:rFonts w:ascii="Arial" w:cs="Arial" w:eastAsia="Arial" w:hAnsi="Arial"/>
@@ -3950,7 +3950,7 @@
               <w:spacing w:after="10" w:before="0"/>
               <w:ind w:left="120"/>
             </w:pPr>
-            <w:hyperlink w:history="1" r:id="rIdxpbt8_l9seob5vcped-ia">
+            <w:hyperlink w:history="1" r:id="rIdqojbocul-ciiwlulp1nck">
               <w:r>
                 <w:rPr>
                   <w:rFonts w:ascii="Arial" w:cs="Arial" w:eastAsia="Arial" w:hAnsi="Arial"/>
@@ -4145,7 +4145,7 @@
             <w:pPr>
               <w:spacing w:after="20" w:before="0"/>
             </w:pPr>
-            <w:hyperlink w:history="1" r:id="rId0kmzwawm1mdm5g5pqj8nq">
+            <w:hyperlink w:history="1" r:id="rId9adgxa5iz5gtnqri0nf2w">
               <w:r>
                 <w:rPr>
                   <w:rFonts w:ascii="Arial" w:cs="Arial" w:eastAsia="Arial" w:hAnsi="Arial"/>
@@ -4194,7 +4194,7 @@
               <w:spacing w:after="10" w:before="0"/>
               <w:ind w:left="120"/>
             </w:pPr>
-            <w:hyperlink w:history="1" r:id="rId6q0d-7jvgzbzca8hymasp">
+            <w:hyperlink w:history="1" r:id="rIdb2qrnaqwfipkklcmv7kih">
               <w:r>
                 <w:rPr>
                   <w:rFonts w:ascii="Arial" w:cs="Arial" w:eastAsia="Arial" w:hAnsi="Arial"/>
@@ -4239,7 +4239,7 @@
             <w:pPr>
               <w:spacing w:after="20" w:before="0"/>
             </w:pPr>
-            <w:hyperlink w:history="1" r:id="rId6vcxjjowq5ln_ktsahz9w">
+            <w:hyperlink w:history="1" r:id="rIdipnwy1cthko9rn314okz3">
               <w:r>
                 <w:rPr>
                   <w:rFonts w:ascii="Arial" w:cs="Arial" w:eastAsia="Arial" w:hAnsi="Arial"/>
@@ -4272,7 +4272,7 @@
               <w:spacing w:after="10" w:before="0"/>
               <w:ind w:left="120"/>
             </w:pPr>
-            <w:hyperlink w:history="1" r:id="rIdblkpjqz1pgyk_opta-ptp">
+            <w:hyperlink w:history="1" r:id="rId-cpfdk8v91kfvdahsx_ef">
               <w:r>
                 <w:rPr>
                   <w:rFonts w:ascii="Arial" w:cs="Arial" w:eastAsia="Arial" w:hAnsi="Arial"/>
@@ -4467,7 +4467,7 @@
             <w:pPr>
               <w:spacing w:after="20" w:before="0"/>
             </w:pPr>
-            <w:hyperlink w:history="1" r:id="rIdn5rkinoif1rb2vtekstaq">
+            <w:hyperlink w:history="1" r:id="rIdvldvqrww5i4gzwcijzoth">
               <w:r>
                 <w:rPr>
                   <w:rFonts w:ascii="Arial" w:cs="Arial" w:eastAsia="Arial" w:hAnsi="Arial"/>
@@ -4516,7 +4516,7 @@
               <w:spacing w:after="10" w:before="0"/>
               <w:ind w:left="120"/>
             </w:pPr>
-            <w:hyperlink w:history="1" r:id="rIdmrfxtmb3dbhipyg1e4hxh">
+            <w:hyperlink w:history="1" r:id="rId5lhfoigk7wevzqnm-doll">
               <w:r>
                 <w:rPr>
                   <w:rFonts w:ascii="Arial" w:cs="Arial" w:eastAsia="Arial" w:hAnsi="Arial"/>
@@ -4561,7 +4561,7 @@
             <w:pPr>
               <w:spacing w:after="20" w:before="0"/>
             </w:pPr>
-            <w:hyperlink w:history="1" r:id="rIde7z6rskcorbzutq-d5jl9">
+            <w:hyperlink w:history="1" r:id="rIdgjqjvgxm7dkqroz3l9jkd">
               <w:r>
                 <w:rPr>
                   <w:rFonts w:ascii="Arial" w:cs="Arial" w:eastAsia="Arial" w:hAnsi="Arial"/>
@@ -4594,7 +4594,7 @@
               <w:spacing w:after="10" w:before="0"/>
               <w:ind w:left="120"/>
             </w:pPr>
-            <w:hyperlink w:history="1" r:id="rIduscqv-ivsxgblwvhvo3k3">
+            <w:hyperlink w:history="1" r:id="rIdvemkya6kzzabumldb8q7m">
               <w:r>
                 <w:rPr>
                   <w:rFonts w:ascii="Arial" w:cs="Arial" w:eastAsia="Arial" w:hAnsi="Arial"/>
@@ -4789,7 +4789,7 @@
             <w:pPr>
               <w:spacing w:after="20" w:before="0"/>
             </w:pPr>
-            <w:hyperlink w:history="1" r:id="rId0og36fmmbvvlmtaqizmia">
+            <w:hyperlink w:history="1" r:id="rIdyr60x3295mvwmhc9__et9">
               <w:r>
                 <w:rPr>
                   <w:rFonts w:ascii="Arial" w:cs="Arial" w:eastAsia="Arial" w:hAnsi="Arial"/>
@@ -4838,7 +4838,7 @@
               <w:spacing w:after="10" w:before="0"/>
               <w:ind w:left="120"/>
             </w:pPr>
-            <w:hyperlink w:history="1" r:id="rIdcd2hacsm8mksusla6tvrl">
+            <w:hyperlink w:history="1" r:id="rIdr_kphjilc1qzqoio6w2vg">
               <w:r>
                 <w:rPr>
                   <w:rFonts w:ascii="Arial" w:cs="Arial" w:eastAsia="Arial" w:hAnsi="Arial"/>
@@ -4883,7 +4883,7 @@
             <w:pPr>
               <w:spacing w:after="20" w:before="0"/>
             </w:pPr>
-            <w:hyperlink w:history="1" r:id="rIdn9hbjmozy4hwh3f3vd6uy">
+            <w:hyperlink w:history="1" r:id="rIdfem-qssw_3h-ari7l0dwj">
               <w:r>
                 <w:rPr>
                   <w:rFonts w:ascii="Arial" w:cs="Arial" w:eastAsia="Arial" w:hAnsi="Arial"/>
@@ -4916,7 +4916,7 @@
               <w:spacing w:after="10" w:before="0"/>
               <w:ind w:left="120"/>
             </w:pPr>
-            <w:hyperlink w:history="1" r:id="rId7o1wefuyjiqwjqewz05ob">
+            <w:hyperlink w:history="1" r:id="rIdmrrdzo4stqt3eec2hx-os">
               <w:r>
                 <w:rPr>
                   <w:rFonts w:ascii="Arial" w:cs="Arial" w:eastAsia="Arial" w:hAnsi="Arial"/>
@@ -5580,7 +5580,7 @@
         </w:rPr>
         <w:t xml:space="preserve">© 2026 SeaVuria and ARES. Aligned with KICD objectives. Developed by SeaVuria; technical implementation by ARES (with AI assistance from Claude). Licensed under </w:t>
       </w:r>
-      <w:hyperlink w:history="1" r:id="rIdvrgmpmoev1k-gacavhkra">
+      <w:hyperlink w:history="1" r:id="rIdoxe5hwdneyfqc_oikipfc">
         <w:r>
           <w:rPr>
             <w:rFonts w:ascii="Arial" w:cs="Arial" w:eastAsia="Arial" w:hAnsi="Arial"/>
@@ -5601,7 +5601,7 @@
         </w:rPr>
         <w:t xml:space="preserve"> (</w:t>
       </w:r>
-      <w:hyperlink w:history="1" r:id="rIdztui7qutcfqecsvvbg0tc">
+      <w:hyperlink w:history="1" r:id="rId9lloflxhfdcdj7ydczo9p">
         <w:r>
           <w:rPr>
             <w:rFonts w:ascii="Arial" w:cs="Arial" w:eastAsia="Arial" w:hAnsi="Arial"/>
@@ -6614,7 +6614,7 @@
             <w:pPr>
               <w:spacing w:after="20" w:before="0"/>
             </w:pPr>
-            <w:hyperlink w:history="1" r:id="rIdjkmwlkczny0njiw1bwjkx">
+            <w:hyperlink w:history="1" r:id="rIdllc4fptekvv2tcgo6xu2t">
               <w:r>
                 <w:rPr>
                   <w:rFonts w:ascii="Arial" w:cs="Arial" w:eastAsia="Arial" w:hAnsi="Arial"/>
@@ -6647,7 +6647,7 @@
               <w:spacing w:after="10" w:before="0"/>
               <w:ind w:left="120"/>
             </w:pPr>
-            <w:hyperlink w:history="1" r:id="rIddtti6fd3imwy626qho_nl">
+            <w:hyperlink w:history="1" r:id="rIdta1cvl9tm5w8hm4f5y-xq">
               <w:r>
                 <w:rPr>
                   <w:rFonts w:ascii="Arial" w:cs="Arial" w:eastAsia="Arial" w:hAnsi="Arial"/>
@@ -6692,7 +6692,7 @@
             <w:pPr>
               <w:spacing w:after="20" w:before="0"/>
             </w:pPr>
-            <w:hyperlink w:history="1" r:id="rIdurhgbin7wgyyavelgfzut">
+            <w:hyperlink w:history="1" r:id="rId_qxcoigp7v-9yxykpb7ea">
               <w:r>
                 <w:rPr>
                   <w:rFonts w:ascii="Arial" w:cs="Arial" w:eastAsia="Arial" w:hAnsi="Arial"/>
@@ -6725,7 +6725,7 @@
               <w:spacing w:after="10" w:before="0"/>
               <w:ind w:left="120"/>
             </w:pPr>
-            <w:hyperlink w:history="1" r:id="rIdg1a_l4fysty5aqvgnre_d">
+            <w:hyperlink w:history="1" r:id="rIdeyzgkx_6cg4t9gjs3cg1p">
               <w:r>
                 <w:rPr>
                   <w:rFonts w:ascii="Arial" w:cs="Arial" w:eastAsia="Arial" w:hAnsi="Arial"/>
@@ -6920,7 +6920,7 @@
             <w:pPr>
               <w:spacing w:after="20" w:before="0"/>
             </w:pPr>
-            <w:hyperlink w:history="1" r:id="rId7estz3aiixag4pqc1zfkj">
+            <w:hyperlink w:history="1" r:id="rIdxsjtowt5zkrgkllr0oxjh">
               <w:r>
                 <w:rPr>
                   <w:rFonts w:ascii="Arial" w:cs="Arial" w:eastAsia="Arial" w:hAnsi="Arial"/>
@@ -6953,7 +6953,7 @@
               <w:spacing w:after="10" w:before="0"/>
               <w:ind w:left="120"/>
             </w:pPr>
-            <w:hyperlink w:history="1" r:id="rId3zbldsqlgs-ntvau5i3m_">
+            <w:hyperlink w:history="1" r:id="rId9tmd24r8dxvr23afrdydc">
               <w:r>
                 <w:rPr>
                   <w:rFonts w:ascii="Arial" w:cs="Arial" w:eastAsia="Arial" w:hAnsi="Arial"/>
@@ -6998,7 +6998,7 @@
             <w:pPr>
               <w:spacing w:after="20" w:before="0"/>
             </w:pPr>
-            <w:hyperlink w:history="1" r:id="rId9b5zepvmyszgeh6i7kbak">
+            <w:hyperlink w:history="1" r:id="rIddagpicb3goxds_b59ymbn">
               <w:r>
                 <w:rPr>
                   <w:rFonts w:ascii="Arial" w:cs="Arial" w:eastAsia="Arial" w:hAnsi="Arial"/>
@@ -7031,7 +7031,7 @@
               <w:spacing w:after="10" w:before="0"/>
               <w:ind w:left="120"/>
             </w:pPr>
-            <w:hyperlink w:history="1" r:id="rId0ukiil5fiaoihgag4wy7j">
+            <w:hyperlink w:history="1" r:id="rId1mq4qohfihbujngiu4xuj">
               <w:r>
                 <w:rPr>
                   <w:rFonts w:ascii="Arial" w:cs="Arial" w:eastAsia="Arial" w:hAnsi="Arial"/>
@@ -7226,7 +7226,7 @@
             <w:pPr>
               <w:spacing w:after="20" w:before="0"/>
             </w:pPr>
-            <w:hyperlink w:history="1" r:id="rIdwjwvgspwdoucp_acquhsm">
+            <w:hyperlink w:history="1" r:id="rIdeag-cdkcokl5pbwgj_bt6">
               <w:r>
                 <w:rPr>
                   <w:rFonts w:ascii="Arial" w:cs="Arial" w:eastAsia="Arial" w:hAnsi="Arial"/>
@@ -7259,7 +7259,7 @@
               <w:spacing w:after="10" w:before="0"/>
               <w:ind w:left="120"/>
             </w:pPr>
-            <w:hyperlink w:history="1" r:id="rIdux2-7a7yj9cy4pv1smi9n">
+            <w:hyperlink w:history="1" r:id="rIdfh5mmvydmzjcxe1ox4ez7">
               <w:r>
                 <w:rPr>
                   <w:rFonts w:ascii="Arial" w:cs="Arial" w:eastAsia="Arial" w:hAnsi="Arial"/>
@@ -7304,7 +7304,7 @@
             <w:pPr>
               <w:spacing w:after="20" w:before="0"/>
             </w:pPr>
-            <w:hyperlink w:history="1" r:id="rIdyrk_vgpht5vdirm4iu9wu">
+            <w:hyperlink w:history="1" r:id="rIdznpzd447c4zgggfadxmiz">
               <w:r>
                 <w:rPr>
                   <w:rFonts w:ascii="Arial" w:cs="Arial" w:eastAsia="Arial" w:hAnsi="Arial"/>
@@ -7353,7 +7353,7 @@
               <w:spacing w:after="10" w:before="0"/>
               <w:ind w:left="120"/>
             </w:pPr>
-            <w:hyperlink w:history="1" r:id="rIdypn0yycfxif6z6ulbo2ma">
+            <w:hyperlink w:history="1" r:id="rIdn6mucosy5jr42n56odygt">
               <w:r>
                 <w:rPr>
                   <w:rFonts w:ascii="Arial" w:cs="Arial" w:eastAsia="Arial" w:hAnsi="Arial"/>
@@ -7548,7 +7548,7 @@
             <w:pPr>
               <w:spacing w:after="20" w:before="0"/>
             </w:pPr>
-            <w:hyperlink w:history="1" r:id="rIdvbzupz2gyibxffoya2slu">
+            <w:hyperlink w:history="1" r:id="rIdk_m1tn3-nkl_fp7c37go5">
               <w:r>
                 <w:rPr>
                   <w:rFonts w:ascii="Arial" w:cs="Arial" w:eastAsia="Arial" w:hAnsi="Arial"/>
@@ -7581,7 +7581,7 @@
               <w:spacing w:after="10" w:before="0"/>
               <w:ind w:left="120"/>
             </w:pPr>
-            <w:hyperlink w:history="1" r:id="rId6kv49psffc2l_gti9gaqp">
+            <w:hyperlink w:history="1" r:id="rIdwb4wcnkd7ugtbnn7hok7l">
               <w:r>
                 <w:rPr>
                   <w:rFonts w:ascii="Arial" w:cs="Arial" w:eastAsia="Arial" w:hAnsi="Arial"/>
@@ -7626,7 +7626,7 @@
             <w:pPr>
               <w:spacing w:after="20" w:before="0"/>
             </w:pPr>
-            <w:hyperlink w:history="1" r:id="rId1h8musezpw2aolkjvbe9g">
+            <w:hyperlink w:history="1" r:id="rIdl9uhumxzoutoflndrtru4">
               <w:r>
                 <w:rPr>
                   <w:rFonts w:ascii="Arial" w:cs="Arial" w:eastAsia="Arial" w:hAnsi="Arial"/>
@@ -7675,7 +7675,7 @@
               <w:spacing w:after="10" w:before="0"/>
               <w:ind w:left="120"/>
             </w:pPr>
-            <w:hyperlink w:history="1" r:id="rIdhgafqh-grvjf1qus7krei">
+            <w:hyperlink w:history="1" r:id="rIdebrdik1d3pwl4gak_w70w">
               <w:r>
                 <w:rPr>
                   <w:rFonts w:ascii="Arial" w:cs="Arial" w:eastAsia="Arial" w:hAnsi="Arial"/>
@@ -7870,7 +7870,7 @@
             <w:pPr>
               <w:spacing w:after="20" w:before="0"/>
             </w:pPr>
-            <w:hyperlink w:history="1" r:id="rIdydxvs78f3x8vzzk4cmtqo">
+            <w:hyperlink w:history="1" r:id="rIddkkp2-wsnhhjj6hftmdsl">
               <w:r>
                 <w:rPr>
                   <w:rFonts w:ascii="Arial" w:cs="Arial" w:eastAsia="Arial" w:hAnsi="Arial"/>
@@ -7919,7 +7919,7 @@
               <w:spacing w:after="10" w:before="0"/>
               <w:ind w:left="120"/>
             </w:pPr>
-            <w:hyperlink w:history="1" r:id="rIdlieyg6cytseovusa_v48j">
+            <w:hyperlink w:history="1" r:id="rIdz4eqjbsi01lgmkxrgfplr">
               <w:r>
                 <w:rPr>
                   <w:rFonts w:ascii="Arial" w:cs="Arial" w:eastAsia="Arial" w:hAnsi="Arial"/>
@@ -7964,7 +7964,7 @@
             <w:pPr>
               <w:spacing w:after="20" w:before="0"/>
             </w:pPr>
-            <w:hyperlink w:history="1" r:id="rIdz2vjhkuewizznkfuu1hwo">
+            <w:hyperlink w:history="1" r:id="rIdgix3g1acy2b535ih_tpon">
               <w:r>
                 <w:rPr>
                   <w:rFonts w:ascii="Arial" w:cs="Arial" w:eastAsia="Arial" w:hAnsi="Arial"/>
@@ -8013,7 +8013,7 @@
               <w:spacing w:after="10" w:before="0"/>
               <w:ind w:left="120"/>
             </w:pPr>
-            <w:hyperlink w:history="1" r:id="rIdcobhko_kk1cmnmb_5gxl4">
+            <w:hyperlink w:history="1" r:id="rIdwkhfsquts-niulrp5eg1y">
               <w:r>
                 <w:rPr>
                   <w:rFonts w:ascii="Arial" w:cs="Arial" w:eastAsia="Arial" w:hAnsi="Arial"/>
@@ -8525,7 +8525,7 @@
         </w:rPr>
         <w:t xml:space="preserve">© 2026 SeaVuria and ARES. Aligned with KICD objectives. Developed by SeaVuria; technical implementation by ARES (with AI assistance from Claude). Licensed under </w:t>
       </w:r>
-      <w:hyperlink w:history="1" r:id="rIdbnm3xsddivdcdwijsn38y">
+      <w:hyperlink w:history="1" r:id="rId6b5xaoihjp3rmndynr-jj">
         <w:r>
           <w:rPr>
             <w:rFonts w:ascii="Arial" w:cs="Arial" w:eastAsia="Arial" w:hAnsi="Arial"/>
@@ -8546,7 +8546,7 @@
         </w:rPr>
         <w:t xml:space="preserve"> (</w:t>
       </w:r>
-      <w:hyperlink w:history="1" r:id="rIdcx-wa8whi1n4zfj2smdjc">
+      <w:hyperlink w:history="1" r:id="rIdak6desdka2odkp0i-jdx7">
         <w:r>
           <w:rPr>
             <w:rFonts w:ascii="Arial" w:cs="Arial" w:eastAsia="Arial" w:hAnsi="Arial"/>
@@ -9718,7 +9718,7 @@
             <w:pPr>
               <w:spacing w:after="20" w:before="0"/>
             </w:pPr>
-            <w:hyperlink w:history="1" r:id="rIdxfpsn8eblkwdtybezzgot">
+            <w:hyperlink w:history="1" r:id="rIdahirf3xrycwrmzydtqvcx">
               <w:r>
                 <w:rPr>
                   <w:rFonts w:ascii="Arial" w:cs="Arial" w:eastAsia="Arial" w:hAnsi="Arial"/>
@@ -9751,7 +9751,7 @@
               <w:spacing w:after="10" w:before="0"/>
               <w:ind w:left="120"/>
             </w:pPr>
-            <w:hyperlink w:history="1" r:id="rIdtmnomiqukpm0ncmqufpu_">
+            <w:hyperlink w:history="1" r:id="rIdgdxrbfg1xxuyb5x-fuwwh">
               <w:r>
                 <w:rPr>
                   <w:rFonts w:ascii="Arial" w:cs="Arial" w:eastAsia="Arial" w:hAnsi="Arial"/>
@@ -9796,7 +9796,7 @@
             <w:pPr>
               <w:spacing w:after="20" w:before="0"/>
             </w:pPr>
-            <w:hyperlink w:history="1" r:id="rIdwgz8hd9in8eyhvma6nthg">
+            <w:hyperlink w:history="1" r:id="rIdeqxgpz3ep2mv4ha7myxdn">
               <w:r>
                 <w:rPr>
                   <w:rFonts w:ascii="Arial" w:cs="Arial" w:eastAsia="Arial" w:hAnsi="Arial"/>
@@ -9829,7 +9829,7 @@
               <w:spacing w:after="10" w:before="0"/>
               <w:ind w:left="120"/>
             </w:pPr>
-            <w:hyperlink w:history="1" r:id="rIdnof8n5_h_ziadq7ptbo47">
+            <w:hyperlink w:history="1" r:id="rIdjh4iyod9p7j7y0v7s9ywr">
               <w:r>
                 <w:rPr>
                   <w:rFonts w:ascii="Arial" w:cs="Arial" w:eastAsia="Arial" w:hAnsi="Arial"/>
@@ -10024,7 +10024,7 @@
             <w:pPr>
               <w:spacing w:after="20" w:before="0"/>
             </w:pPr>
-            <w:hyperlink w:history="1" r:id="rIdohxhubhfoa4spbij1eycq">
+            <w:hyperlink w:history="1" r:id="rId1-eg3aamxgllbzgztient">
               <w:r>
                 <w:rPr>
                   <w:rFonts w:ascii="Arial" w:cs="Arial" w:eastAsia="Arial" w:hAnsi="Arial"/>
@@ -10057,7 +10057,7 @@
               <w:spacing w:after="10" w:before="0"/>
               <w:ind w:left="120"/>
             </w:pPr>
-            <w:hyperlink w:history="1" r:id="rId_-2-2zcxz40xtcefrzg5e">
+            <w:hyperlink w:history="1" r:id="rIdtl227cs_2emjzc31gmraz">
               <w:r>
                 <w:rPr>
                   <w:rFonts w:ascii="Arial" w:cs="Arial" w:eastAsia="Arial" w:hAnsi="Arial"/>
@@ -10102,7 +10102,7 @@
             <w:pPr>
               <w:spacing w:after="20" w:before="0"/>
             </w:pPr>
-            <w:hyperlink w:history="1" r:id="rIduqrgxxemeisxsnzyvxqza">
+            <w:hyperlink w:history="1" r:id="rIdyck3jj6fmrdloxvmnxqvw">
               <w:r>
                 <w:rPr>
                   <w:rFonts w:ascii="Arial" w:cs="Arial" w:eastAsia="Arial" w:hAnsi="Arial"/>
@@ -10135,7 +10135,7 @@
               <w:spacing w:after="10" w:before="0"/>
               <w:ind w:left="120"/>
             </w:pPr>
-            <w:hyperlink w:history="1" r:id="rIdvilb_wezk1byouahsh-5v">
+            <w:hyperlink w:history="1" r:id="rIdgy0lizyb8qww_olenfvhi">
               <w:r>
                 <w:rPr>
                   <w:rFonts w:ascii="Arial" w:cs="Arial" w:eastAsia="Arial" w:hAnsi="Arial"/>
@@ -10330,7 +10330,7 @@
             <w:pPr>
               <w:spacing w:after="20" w:before="0"/>
             </w:pPr>
-            <w:hyperlink w:history="1" r:id="rIdk1gexsukia9qsf7rfezif">
+            <w:hyperlink w:history="1" r:id="rIdd3iv55iu_jecv7zi7bgsg">
               <w:r>
                 <w:rPr>
                   <w:rFonts w:ascii="Arial" w:cs="Arial" w:eastAsia="Arial" w:hAnsi="Arial"/>
@@ -10363,7 +10363,7 @@
               <w:spacing w:after="10" w:before="0"/>
               <w:ind w:left="120"/>
             </w:pPr>
-            <w:hyperlink w:history="1" r:id="rIdctnwjrnz921zwhgfoph88">
+            <w:hyperlink w:history="1" r:id="rId25jtjimw3ldftsb9z1pph">
               <w:r>
                 <w:rPr>
                   <w:rFonts w:ascii="Arial" w:cs="Arial" w:eastAsia="Arial" w:hAnsi="Arial"/>
@@ -10408,7 +10408,7 @@
             <w:pPr>
               <w:spacing w:after="20" w:before="0"/>
             </w:pPr>
-            <w:hyperlink w:history="1" r:id="rIdsvbs5ckla8y-8nzfqahju">
+            <w:hyperlink w:history="1" r:id="rIdlihixzpx0ok-rziplcwk6">
               <w:r>
                 <w:rPr>
                   <w:rFonts w:ascii="Arial" w:cs="Arial" w:eastAsia="Arial" w:hAnsi="Arial"/>
@@ -10457,7 +10457,7 @@
               <w:spacing w:after="10" w:before="0"/>
               <w:ind w:left="120"/>
             </w:pPr>
-            <w:hyperlink w:history="1" r:id="rIdk3tanfuzatxeathzjcrtd">
+            <w:hyperlink w:history="1" r:id="rIdzs3jxaidr58vyc7s5gnue">
               <w:r>
                 <w:rPr>
                   <w:rFonts w:ascii="Arial" w:cs="Arial" w:eastAsia="Arial" w:hAnsi="Arial"/>
@@ -10652,7 +10652,7 @@
             <w:pPr>
               <w:spacing w:after="20" w:before="0"/>
             </w:pPr>
-            <w:hyperlink w:history="1" r:id="rIdxwdkmhgxyh1jj0c1cpvcq">
+            <w:hyperlink w:history="1" r:id="rIdxtcxyzhmrucuvoul5_aln">
               <w:r>
                 <w:rPr>
                   <w:rFonts w:ascii="Arial" w:cs="Arial" w:eastAsia="Arial" w:hAnsi="Arial"/>
@@ -10685,7 +10685,7 @@
               <w:spacing w:after="10" w:before="0"/>
               <w:ind w:left="120"/>
             </w:pPr>
-            <w:hyperlink w:history="1" r:id="rIdbpyz8wrse19fhoms5yyth">
+            <w:hyperlink w:history="1" r:id="rIdjqbcqhspj5ekzgxr2fng_">
               <w:r>
                 <w:rPr>
                   <w:rFonts w:ascii="Arial" w:cs="Arial" w:eastAsia="Arial" w:hAnsi="Arial"/>
@@ -10730,7 +10730,7 @@
             <w:pPr>
               <w:spacing w:after="20" w:before="0"/>
             </w:pPr>
-            <w:hyperlink w:history="1" r:id="rIdxog2_-gtvcoujs5h-myrj">
+            <w:hyperlink w:history="1" r:id="rIdtqlz7xwhf7gv4g4sx_ad6">
               <w:r>
                 <w:rPr>
                   <w:rFonts w:ascii="Arial" w:cs="Arial" w:eastAsia="Arial" w:hAnsi="Arial"/>
@@ -10779,7 +10779,7 @@
               <w:spacing w:after="10" w:before="0"/>
               <w:ind w:left="120"/>
             </w:pPr>
-            <w:hyperlink w:history="1" r:id="rIdh6ejj-c6zbnncsarppndm">
+            <w:hyperlink w:history="1" r:id="rIddtyftmlz1l99slaq4qlz4">
               <w:r>
                 <w:rPr>
                   <w:rFonts w:ascii="Arial" w:cs="Arial" w:eastAsia="Arial" w:hAnsi="Arial"/>
@@ -10974,7 +10974,7 @@
             <w:pPr>
               <w:spacing w:after="20" w:before="0"/>
             </w:pPr>
-            <w:hyperlink w:history="1" r:id="rIdx5pfjgtqam06n9znuuiht">
+            <w:hyperlink w:history="1" r:id="rIdmshldfmbschhfsckjiern">
               <w:r>
                 <w:rPr>
                   <w:rFonts w:ascii="Arial" w:cs="Arial" w:eastAsia="Arial" w:hAnsi="Arial"/>
@@ -11007,7 +11007,7 @@
               <w:spacing w:after="10" w:before="0"/>
               <w:ind w:left="120"/>
             </w:pPr>
-            <w:hyperlink w:history="1" r:id="rIdii100qd9ocwtnej8e2usr">
+            <w:hyperlink w:history="1" r:id="rIdkgplg0x6ibl46jvfxxq_l">
               <w:r>
                 <w:rPr>
                   <w:rFonts w:ascii="Arial" w:cs="Arial" w:eastAsia="Arial" w:hAnsi="Arial"/>
@@ -11052,7 +11052,7 @@
             <w:pPr>
               <w:spacing w:after="20" w:before="0"/>
             </w:pPr>
-            <w:hyperlink w:history="1" r:id="rIdu_taa_sbxtrkpva-anic1">
+            <w:hyperlink w:history="1" r:id="rIdmtrgqlsv8wy8miryrtr7o">
               <w:r>
                 <w:rPr>
                   <w:rFonts w:ascii="Arial" w:cs="Arial" w:eastAsia="Arial" w:hAnsi="Arial"/>
@@ -11101,7 +11101,7 @@
               <w:spacing w:after="10" w:before="0"/>
               <w:ind w:left="120"/>
             </w:pPr>
-            <w:hyperlink w:history="1" r:id="rIdtio2-go8gbl46mylcnvmu">
+            <w:hyperlink w:history="1" r:id="rId8v0t-frglyineyowm5bj8">
               <w:r>
                 <w:rPr>
                   <w:rFonts w:ascii="Arial" w:cs="Arial" w:eastAsia="Arial" w:hAnsi="Arial"/>
@@ -11689,7 +11689,7 @@
         </w:rPr>
         <w:t xml:space="preserve">© 2026 SeaVuria and ARES. Aligned with KICD objectives. Developed by SeaVuria; technical implementation by ARES (with AI assistance from Claude). Licensed under </w:t>
       </w:r>
-      <w:hyperlink w:history="1" r:id="rIde1vidcyvyucogzkjspldg">
+      <w:hyperlink w:history="1" r:id="rIdm_orgbsqex6goihqz2uku">
         <w:r>
           <w:rPr>
             <w:rFonts w:ascii="Arial" w:cs="Arial" w:eastAsia="Arial" w:hAnsi="Arial"/>
@@ -11710,7 +11710,7 @@
         </w:rPr>
         <w:t xml:space="preserve"> (</w:t>
       </w:r>
-      <w:hyperlink w:history="1" r:id="rIdgmig_9eti1yp_nluaaxxl">
+      <w:hyperlink w:history="1" r:id="rIdcytxfluvadc8n95w0qbq3">
         <w:r>
           <w:rPr>
             <w:rFonts w:ascii="Arial" w:cs="Arial" w:eastAsia="Arial" w:hAnsi="Arial"/>
@@ -12723,7 +12723,7 @@
             <w:pPr>
               <w:spacing w:after="20" w:before="0"/>
             </w:pPr>
-            <w:hyperlink w:history="1" r:id="rIdfj2-drnn62tvkny77wdwk">
+            <w:hyperlink w:history="1" r:id="rIdvxi9zex_hjvbsonjr7ff5">
               <w:r>
                 <w:rPr>
                   <w:rFonts w:ascii="Arial" w:cs="Arial" w:eastAsia="Arial" w:hAnsi="Arial"/>
@@ -12756,7 +12756,7 @@
               <w:spacing w:after="10" w:before="0"/>
               <w:ind w:left="120"/>
             </w:pPr>
-            <w:hyperlink w:history="1" r:id="rIdogihmbbugoahd9uhzpt4k">
+            <w:hyperlink w:history="1" r:id="rIdv8qse52toh88adkhedvt6">
               <w:r>
                 <w:rPr>
                   <w:rFonts w:ascii="Arial" w:cs="Arial" w:eastAsia="Arial" w:hAnsi="Arial"/>
@@ -12801,7 +12801,7 @@
             <w:pPr>
               <w:spacing w:after="20" w:before="0"/>
             </w:pPr>
-            <w:hyperlink w:history="1" r:id="rIdvjanadyiux5jgltua_n21">
+            <w:hyperlink w:history="1" r:id="rIdctg0_zqkmvma61dab8okn">
               <w:r>
                 <w:rPr>
                   <w:rFonts w:ascii="Arial" w:cs="Arial" w:eastAsia="Arial" w:hAnsi="Arial"/>
@@ -12850,7 +12850,7 @@
               <w:spacing w:after="10" w:before="0"/>
               <w:ind w:left="120"/>
             </w:pPr>
-            <w:hyperlink w:history="1" r:id="rIddmcf5ho6q-5u3mwpdjm9-">
+            <w:hyperlink w:history="1" r:id="rIdoapmkm6d-7lmsozc61fss">
               <w:r>
                 <w:rPr>
                   <w:rFonts w:ascii="Arial" w:cs="Arial" w:eastAsia="Arial" w:hAnsi="Arial"/>
@@ -13045,7 +13045,7 @@
             <w:pPr>
               <w:spacing w:after="20" w:before="0"/>
             </w:pPr>
-            <w:hyperlink w:history="1" r:id="rIdmkwpgaexzwlr3osb_c005">
+            <w:hyperlink w:history="1" r:id="rIdp8fnq53zqa5nbhpuk9dz9">
               <w:r>
                 <w:rPr>
                   <w:rFonts w:ascii="Arial" w:cs="Arial" w:eastAsia="Arial" w:hAnsi="Arial"/>
@@ -13078,7 +13078,7 @@
               <w:spacing w:after="10" w:before="0"/>
               <w:ind w:left="120"/>
             </w:pPr>
-            <w:hyperlink w:history="1" r:id="rIdzcogntqawc_dqzs8w8uft">
+            <w:hyperlink w:history="1" r:id="rIdixoh_zuo0csc3q93g01yg">
               <w:r>
                 <w:rPr>
                   <w:rFonts w:ascii="Arial" w:cs="Arial" w:eastAsia="Arial" w:hAnsi="Arial"/>
@@ -13123,7 +13123,7 @@
             <w:pPr>
               <w:spacing w:after="20" w:before="0"/>
             </w:pPr>
-            <w:hyperlink w:history="1" r:id="rIdoie88wg7fsv1vxmazw0dz">
+            <w:hyperlink w:history="1" r:id="rId3buz4b835oxzcgfyme5ab">
               <w:r>
                 <w:rPr>
                   <w:rFonts w:ascii="Arial" w:cs="Arial" w:eastAsia="Arial" w:hAnsi="Arial"/>
@@ -13172,7 +13172,7 @@
               <w:spacing w:after="10" w:before="0"/>
               <w:ind w:left="120"/>
             </w:pPr>
-            <w:hyperlink w:history="1" r:id="rIdkl2zvr8e975sxe1inf14y">
+            <w:hyperlink w:history="1" r:id="rIdzurwixdif7hxp_cww2lp3">
               <w:r>
                 <w:rPr>
                   <w:rFonts w:ascii="Arial" w:cs="Arial" w:eastAsia="Arial" w:hAnsi="Arial"/>
@@ -13367,7 +13367,7 @@
             <w:pPr>
               <w:spacing w:after="20" w:before="0"/>
             </w:pPr>
-            <w:hyperlink w:history="1" r:id="rIdngodjw-1swrrs58ehfupn">
+            <w:hyperlink w:history="1" r:id="rIdctuxp-aksjua_6wa_kcf4">
               <w:r>
                 <w:rPr>
                   <w:rFonts w:ascii="Arial" w:cs="Arial" w:eastAsia="Arial" w:hAnsi="Arial"/>
@@ -13400,7 +13400,7 @@
               <w:spacing w:after="10" w:before="0"/>
               <w:ind w:left="120"/>
             </w:pPr>
-            <w:hyperlink w:history="1" r:id="rIdkx4jrvnb_ukxrhxyugnue">
+            <w:hyperlink w:history="1" r:id="rId2vq8nltz1w_cfpaz-rvay">
               <w:r>
                 <w:rPr>
                   <w:rFonts w:ascii="Arial" w:cs="Arial" w:eastAsia="Arial" w:hAnsi="Arial"/>
@@ -13445,7 +13445,7 @@
             <w:pPr>
               <w:spacing w:after="20" w:before="0"/>
             </w:pPr>
-            <w:hyperlink w:history="1" r:id="rIdu9y6hgjmfr4bhonm2_wjq">
+            <w:hyperlink w:history="1" r:id="rIdif3at1i2pikmnjv1150-c">
               <w:r>
                 <w:rPr>
                   <w:rFonts w:ascii="Arial" w:cs="Arial" w:eastAsia="Arial" w:hAnsi="Arial"/>
@@ -13494,7 +13494,7 @@
               <w:spacing w:after="10" w:before="0"/>
               <w:ind w:left="120"/>
             </w:pPr>
-            <w:hyperlink w:history="1" r:id="rIdu9vmx7wlz9vv1_4kkmmgu">
+            <w:hyperlink w:history="1" r:id="rId-dum6gbijlrq9sywcjx1r">
               <w:r>
                 <w:rPr>
                   <w:rFonts w:ascii="Arial" w:cs="Arial" w:eastAsia="Arial" w:hAnsi="Arial"/>
@@ -13689,7 +13689,7 @@
             <w:pPr>
               <w:spacing w:after="20" w:before="0"/>
             </w:pPr>
-            <w:hyperlink w:history="1" r:id="rId8a9gfudezjfj_slrd7dwn">
+            <w:hyperlink w:history="1" r:id="rId-y2exqkysnzohvigx8x64">
               <w:r>
                 <w:rPr>
                   <w:rFonts w:ascii="Arial" w:cs="Arial" w:eastAsia="Arial" w:hAnsi="Arial"/>
@@ -13722,7 +13722,7 @@
               <w:spacing w:after="10" w:before="0"/>
               <w:ind w:left="120"/>
             </w:pPr>
-            <w:hyperlink w:history="1" r:id="rIdehsum280julgx_gz8owpo">
+            <w:hyperlink w:history="1" r:id="rIdtvdwhvjrtycwyapxfxjjj">
               <w:r>
                 <w:rPr>
                   <w:rFonts w:ascii="Arial" w:cs="Arial" w:eastAsia="Arial" w:hAnsi="Arial"/>
@@ -13767,7 +13767,7 @@
             <w:pPr>
               <w:spacing w:after="20" w:before="0"/>
             </w:pPr>
-            <w:hyperlink w:history="1" r:id="rIdrqgxug6eo_qisj_14j93a">
+            <w:hyperlink w:history="1" r:id="rIdgfe-yxkiyaa55dnyvt4g3">
               <w:r>
                 <w:rPr>
                   <w:rFonts w:ascii="Arial" w:cs="Arial" w:eastAsia="Arial" w:hAnsi="Arial"/>
@@ -13816,7 +13816,7 @@
               <w:spacing w:after="10" w:before="0"/>
               <w:ind w:left="120"/>
             </w:pPr>
-            <w:hyperlink w:history="1" r:id="rIdk_3jl5k15pu7nse_v42fs">
+            <w:hyperlink w:history="1" r:id="rId8aefxcselfx6ukjbq72he">
               <w:r>
                 <w:rPr>
                   <w:rFonts w:ascii="Arial" w:cs="Arial" w:eastAsia="Arial" w:hAnsi="Arial"/>
@@ -14011,7 +14011,7 @@
             <w:pPr>
               <w:spacing w:after="20" w:before="0"/>
             </w:pPr>
-            <w:hyperlink w:history="1" r:id="rIdsb_8tkgcqytqym2hjeqvn">
+            <w:hyperlink w:history="1" r:id="rId4v47fkr80grml6lihrd-r">
               <w:r>
                 <w:rPr>
                   <w:rFonts w:ascii="Arial" w:cs="Arial" w:eastAsia="Arial" w:hAnsi="Arial"/>
@@ -14060,7 +14060,7 @@
               <w:spacing w:after="10" w:before="0"/>
               <w:ind w:left="120"/>
             </w:pPr>
-            <w:hyperlink w:history="1" r:id="rIdfvd4pyumqzo1qoepznreh">
+            <w:hyperlink w:history="1" r:id="rIdsmqozvq7xrthpf0m9ykid">
               <w:r>
                 <w:rPr>
                   <w:rFonts w:ascii="Arial" w:cs="Arial" w:eastAsia="Arial" w:hAnsi="Arial"/>
@@ -14105,7 +14105,7 @@
             <w:pPr>
               <w:spacing w:after="20" w:before="0"/>
             </w:pPr>
-            <w:hyperlink w:history="1" r:id="rId5junencscmj7ithgla7ut">
+            <w:hyperlink w:history="1" r:id="rIdbp5zrsu7jrip9chipa2az">
               <w:r>
                 <w:rPr>
                   <w:rFonts w:ascii="Arial" w:cs="Arial" w:eastAsia="Arial" w:hAnsi="Arial"/>
@@ -14154,7 +14154,7 @@
               <w:spacing w:after="10" w:before="0"/>
               <w:ind w:left="120"/>
             </w:pPr>
-            <w:hyperlink w:history="1" r:id="rIdl0pdpnlykjhirktod4fy9">
+            <w:hyperlink w:history="1" r:id="rIdk94n_ly10vxhlh1vardxr">
               <w:r>
                 <w:rPr>
                   <w:rFonts w:ascii="Arial" w:cs="Arial" w:eastAsia="Arial" w:hAnsi="Arial"/>
@@ -14666,7 +14666,7 @@
         </w:rPr>
         <w:t xml:space="preserve">© 2026 SeaVuria and ARES. Aligned with KICD objectives. Developed by SeaVuria; technical implementation by ARES (with AI assistance from Claude). Licensed under </w:t>
       </w:r>
-      <w:hyperlink w:history="1" r:id="rIdd2jiwtbrinm5cnhe9sylt">
+      <w:hyperlink w:history="1" r:id="rIdfucnhrexzyges2cpkrafl">
         <w:r>
           <w:rPr>
             <w:rFonts w:ascii="Arial" w:cs="Arial" w:eastAsia="Arial" w:hAnsi="Arial"/>
@@ -14687,7 +14687,7 @@
         </w:rPr>
         <w:t xml:space="preserve"> (</w:t>
       </w:r>
-      <w:hyperlink w:history="1" r:id="rId7vz5ih6uvflhoeh_gyiwm">
+      <w:hyperlink w:history="1" r:id="rIdcmfo3li_tfrodlqvpblgx">
         <w:r>
           <w:rPr>
             <w:rFonts w:ascii="Arial" w:cs="Arial" w:eastAsia="Arial" w:hAnsi="Arial"/>
@@ -15700,7 +15700,7 @@
             <w:pPr>
               <w:spacing w:after="20" w:before="0"/>
             </w:pPr>
-            <w:hyperlink w:history="1" r:id="rIdeidj7wb-kjvxjddispwi1">
+            <w:hyperlink w:history="1" r:id="rIdbnuldamrazecp9m2ckeap">
               <w:r>
                 <w:rPr>
                   <w:rFonts w:ascii="Arial" w:cs="Arial" w:eastAsia="Arial" w:hAnsi="Arial"/>
@@ -15733,7 +15733,7 @@
               <w:spacing w:after="10" w:before="0"/>
               <w:ind w:left="120"/>
             </w:pPr>
-            <w:hyperlink w:history="1" r:id="rIdzdggxzqpaz6bt_ftoftja">
+            <w:hyperlink w:history="1" r:id="rIdsyhiyjzghqqljvjugpnxd">
               <w:r>
                 <w:rPr>
                   <w:rFonts w:ascii="Arial" w:cs="Arial" w:eastAsia="Arial" w:hAnsi="Arial"/>
@@ -15778,7 +15778,7 @@
             <w:pPr>
               <w:spacing w:after="20" w:before="0"/>
             </w:pPr>
-            <w:hyperlink w:history="1" r:id="rId_aeyefkuq2pvs8vgx-n6g">
+            <w:hyperlink w:history="1" r:id="rIdhiifwum5nmm_5ohbqsb7y">
               <w:r>
                 <w:rPr>
                   <w:rFonts w:ascii="Arial" w:cs="Arial" w:eastAsia="Arial" w:hAnsi="Arial"/>
@@ -15811,7 +15811,7 @@
               <w:spacing w:after="10" w:before="0"/>
               <w:ind w:left="120"/>
             </w:pPr>
-            <w:hyperlink w:history="1" r:id="rIdnkhzek1yd5ld5fa0ueboy">
+            <w:hyperlink w:history="1" r:id="rIdyef9iby060c2srwu7qphj">
               <w:r>
                 <w:rPr>
                   <w:rFonts w:ascii="Arial" w:cs="Arial" w:eastAsia="Arial" w:hAnsi="Arial"/>
@@ -16006,7 +16006,7 @@
             <w:pPr>
               <w:spacing w:after="20" w:before="0"/>
             </w:pPr>
-            <w:hyperlink w:history="1" r:id="rIdq91imykym28mzcq0abl13">
+            <w:hyperlink w:history="1" r:id="rIdoflcl-e6zs9gbubwpf4j5">
               <w:r>
                 <w:rPr>
                   <w:rFonts w:ascii="Arial" w:cs="Arial" w:eastAsia="Arial" w:hAnsi="Arial"/>
@@ -16039,7 +16039,7 @@
               <w:spacing w:after="10" w:before="0"/>
               <w:ind w:left="120"/>
             </w:pPr>
-            <w:hyperlink w:history="1" r:id="rId43d0rmpdadqgrifr6wyiu">
+            <w:hyperlink w:history="1" r:id="rIds5ai6bcrltprkea_3jlwe">
               <w:r>
                 <w:rPr>
                   <w:rFonts w:ascii="Arial" w:cs="Arial" w:eastAsia="Arial" w:hAnsi="Arial"/>
@@ -16084,7 +16084,7 @@
             <w:pPr>
               <w:spacing w:after="20" w:before="0"/>
             </w:pPr>
-            <w:hyperlink w:history="1" r:id="rIdajiliqeadnnxqwxxxkwpj">
+            <w:hyperlink w:history="1" r:id="rIdvc_mvp-tesshmpjw_qi82">
               <w:r>
                 <w:rPr>
                   <w:rFonts w:ascii="Arial" w:cs="Arial" w:eastAsia="Arial" w:hAnsi="Arial"/>
@@ -16117,7 +16117,7 @@
               <w:spacing w:after="10" w:before="0"/>
               <w:ind w:left="120"/>
             </w:pPr>
-            <w:hyperlink w:history="1" r:id="rIdt-0iij7pazjqqgztprate">
+            <w:hyperlink w:history="1" r:id="rIdthho6h7vgnlucp63gi1gz">
               <w:r>
                 <w:rPr>
                   <w:rFonts w:ascii="Arial" w:cs="Arial" w:eastAsia="Arial" w:hAnsi="Arial"/>
@@ -16312,7 +16312,7 @@
             <w:pPr>
               <w:spacing w:after="20" w:before="0"/>
             </w:pPr>
-            <w:hyperlink w:history="1" r:id="rIdore-sdt05zh_eyjiodcri">
+            <w:hyperlink w:history="1" r:id="rIdohpjoxmpqlh4olzh6zxjj">
               <w:r>
                 <w:rPr>
                   <w:rFonts w:ascii="Arial" w:cs="Arial" w:eastAsia="Arial" w:hAnsi="Arial"/>
@@ -16361,7 +16361,7 @@
               <w:spacing w:after="10" w:before="0"/>
               <w:ind w:left="120"/>
             </w:pPr>
-            <w:hyperlink w:history="1" r:id="rIduacak5gwyqlddztwvplq5">
+            <w:hyperlink w:history="1" r:id="rIdrrjdkmle-fscduf1e_nv_">
               <w:r>
                 <w:rPr>
                   <w:rFonts w:ascii="Arial" w:cs="Arial" w:eastAsia="Arial" w:hAnsi="Arial"/>
@@ -16406,7 +16406,7 @@
             <w:pPr>
               <w:spacing w:after="20" w:before="0"/>
             </w:pPr>
-            <w:hyperlink w:history="1" r:id="rIdsyf9qspnl0s1_-tdjuyfz">
+            <w:hyperlink w:history="1" r:id="rIdmjhd026-cp-bb-tdjwzej">
               <w:r>
                 <w:rPr>
                   <w:rFonts w:ascii="Arial" w:cs="Arial" w:eastAsia="Arial" w:hAnsi="Arial"/>
@@ -16439,7 +16439,7 @@
               <w:spacing w:after="10" w:before="0"/>
               <w:ind w:left="120"/>
             </w:pPr>
-            <w:hyperlink w:history="1" r:id="rId_6c2pa0gp7noktnkdflvz">
+            <w:hyperlink w:history="1" r:id="rIdtvgwgqd7mb0pogbfxlk4x">
               <w:r>
                 <w:rPr>
                   <w:rFonts w:ascii="Arial" w:cs="Arial" w:eastAsia="Arial" w:hAnsi="Arial"/>
@@ -16634,7 +16634,7 @@
             <w:pPr>
               <w:spacing w:after="20" w:before="0"/>
             </w:pPr>
-            <w:hyperlink w:history="1" r:id="rIdk6u6sn8to76ehkuemxv0f">
+            <w:hyperlink w:history="1" r:id="rIdqpj4fmywtjcr-mpti23u8">
               <w:r>
                 <w:rPr>
                   <w:rFonts w:ascii="Arial" w:cs="Arial" w:eastAsia="Arial" w:hAnsi="Arial"/>
@@ -16683,7 +16683,7 @@
               <w:spacing w:after="10" w:before="0"/>
               <w:ind w:left="120"/>
             </w:pPr>
-            <w:hyperlink w:history="1" r:id="rIduziuudjogt7borcw-irfo">
+            <w:hyperlink w:history="1" r:id="rId4lw6xurcdsgz9c9emywci">
               <w:r>
                 <w:rPr>
                   <w:rFonts w:ascii="Arial" w:cs="Arial" w:eastAsia="Arial" w:hAnsi="Arial"/>
@@ -16728,7 +16728,7 @@
             <w:pPr>
               <w:spacing w:after="20" w:before="0"/>
             </w:pPr>
-            <w:hyperlink w:history="1" r:id="rIdxfv-h50tlqqzvkym0qilu">
+            <w:hyperlink w:history="1" r:id="rIdvafrm9ii4joa0erhmg2we">
               <w:r>
                 <w:rPr>
                   <w:rFonts w:ascii="Arial" w:cs="Arial" w:eastAsia="Arial" w:hAnsi="Arial"/>
@@ -16761,7 +16761,7 @@
               <w:spacing w:after="10" w:before="0"/>
               <w:ind w:left="120"/>
             </w:pPr>
-            <w:hyperlink w:history="1" r:id="rIdkf_jnti-x1r8ryh4viama">
+            <w:hyperlink w:history="1" r:id="rId8omlfrltnjl6w6726vqol">
               <w:r>
                 <w:rPr>
                   <w:rFonts w:ascii="Arial" w:cs="Arial" w:eastAsia="Arial" w:hAnsi="Arial"/>
@@ -16956,7 +16956,7 @@
             <w:pPr>
               <w:spacing w:after="20" w:before="0"/>
             </w:pPr>
-            <w:hyperlink w:history="1" r:id="rIdnj59tas6wopsjf1xlvola">
+            <w:hyperlink w:history="1" r:id="rId4g_ufhdy7lqnu56z_wooe">
               <w:r>
                 <w:rPr>
                   <w:rFonts w:ascii="Arial" w:cs="Arial" w:eastAsia="Arial" w:hAnsi="Arial"/>
@@ -17005,7 +17005,7 @@
               <w:spacing w:after="10" w:before="0"/>
               <w:ind w:left="120"/>
             </w:pPr>
-            <w:hyperlink w:history="1" r:id="rIdwak0m8plrylcppjbju6yh">
+            <w:hyperlink w:history="1" r:id="rIdbycitldsyvr9ew-blrgzj">
               <w:r>
                 <w:rPr>
                   <w:rFonts w:ascii="Arial" w:cs="Arial" w:eastAsia="Arial" w:hAnsi="Arial"/>
@@ -17050,7 +17050,7 @@
             <w:pPr>
               <w:spacing w:after="20" w:before="0"/>
             </w:pPr>
-            <w:hyperlink w:history="1" r:id="rIdmjlcdvvjdhbtnm0hvn4e-">
+            <w:hyperlink w:history="1" r:id="rIdpxyk86hchliknulovcmdr">
               <w:r>
                 <w:rPr>
                   <w:rFonts w:ascii="Arial" w:cs="Arial" w:eastAsia="Arial" w:hAnsi="Arial"/>
@@ -17099,7 +17099,7 @@
               <w:spacing w:after="10" w:before="0"/>
               <w:ind w:left="120"/>
             </w:pPr>
-            <w:hyperlink w:history="1" r:id="rIddnq2ejexppaz4rz8brazy">
+            <w:hyperlink w:history="1" r:id="rIdyifk2nirhtrejuefxnzu3">
               <w:r>
                 <w:rPr>
                   <w:rFonts w:ascii="Arial" w:cs="Arial" w:eastAsia="Arial" w:hAnsi="Arial"/>
@@ -17611,7 +17611,7 @@
         </w:rPr>
         <w:t xml:space="preserve">© 2026 SeaVuria and ARES. Aligned with KICD objectives. Developed by SeaVuria; technical implementation by ARES (with AI assistance from Claude). Licensed under </w:t>
       </w:r>
-      <w:hyperlink w:history="1" r:id="rIdpdwegecd5sf58zzfdrpco">
+      <w:hyperlink w:history="1" r:id="rIdzfyzp1x8iwb8w9qjndct8">
         <w:r>
           <w:rPr>
             <w:rFonts w:ascii="Arial" w:cs="Arial" w:eastAsia="Arial" w:hAnsi="Arial"/>
@@ -17632,7 +17632,7 @@
         </w:rPr>
         <w:t xml:space="preserve"> (</w:t>
       </w:r>
-      <w:hyperlink w:history="1" r:id="rIdsws9d5fztvlm83pmuzr0q">
+      <w:hyperlink w:history="1" r:id="rIdrt_q0juvs5n0nwpkkfoqf">
         <w:r>
           <w:rPr>
             <w:rFonts w:ascii="Arial" w:cs="Arial" w:eastAsia="Arial" w:hAnsi="Arial"/>
@@ -18645,7 +18645,7 @@
             <w:pPr>
               <w:spacing w:after="20" w:before="0"/>
             </w:pPr>
-            <w:hyperlink w:history="1" r:id="rIde68bcdaizxcuzc1lfgybg">
+            <w:hyperlink w:history="1" r:id="rIdnmdt4kjih-xh0bp6wqpxb">
               <w:r>
                 <w:rPr>
                   <w:rFonts w:ascii="Arial" w:cs="Arial" w:eastAsia="Arial" w:hAnsi="Arial"/>
@@ -18678,7 +18678,7 @@
               <w:spacing w:after="10" w:before="0"/>
               <w:ind w:left="120"/>
             </w:pPr>
-            <w:hyperlink w:history="1" r:id="rIdsjbtti2r-btuw4bddgbg4">
+            <w:hyperlink w:history="1" r:id="rIdocrsmwypqlmvu7-p_0tyt">
               <w:r>
                 <w:rPr>
                   <w:rFonts w:ascii="Arial" w:cs="Arial" w:eastAsia="Arial" w:hAnsi="Arial"/>
@@ -18723,7 +18723,7 @@
             <w:pPr>
               <w:spacing w:after="20" w:before="0"/>
             </w:pPr>
-            <w:hyperlink w:history="1" r:id="rIdakz9y2omm53d3nyxbkrdh">
+            <w:hyperlink w:history="1" r:id="rIdkpo4l1uuj6d1yozr1bnry">
               <w:r>
                 <w:rPr>
                   <w:rFonts w:ascii="Arial" w:cs="Arial" w:eastAsia="Arial" w:hAnsi="Arial"/>
@@ -18756,7 +18756,7 @@
               <w:spacing w:after="10" w:before="0"/>
               <w:ind w:left="120"/>
             </w:pPr>
-            <w:hyperlink w:history="1" r:id="rIdy1bxxqckjttzfslg-djls">
+            <w:hyperlink w:history="1" r:id="rIdxv6khbas7sz6yqij5brms">
               <w:r>
                 <w:rPr>
                   <w:rFonts w:ascii="Arial" w:cs="Arial" w:eastAsia="Arial" w:hAnsi="Arial"/>
@@ -18951,7 +18951,7 @@
             <w:pPr>
               <w:spacing w:after="20" w:before="0"/>
             </w:pPr>
-            <w:hyperlink w:history="1" r:id="rId6l_rb6igrutrjwq6u7p1j">
+            <w:hyperlink w:history="1" r:id="rIdy6y7fo6ggglzteqyhotvu">
               <w:r>
                 <w:rPr>
                   <w:rFonts w:ascii="Arial" w:cs="Arial" w:eastAsia="Arial" w:hAnsi="Arial"/>
@@ -18984,7 +18984,7 @@
               <w:spacing w:after="10" w:before="0"/>
               <w:ind w:left="120"/>
             </w:pPr>
-            <w:hyperlink w:history="1" r:id="rIdzc81wttamc_cx2gpxtdby">
+            <w:hyperlink w:history="1" r:id="rIdh5z62bbh0jmseh3snqngv">
               <w:r>
                 <w:rPr>
                   <w:rFonts w:ascii="Arial" w:cs="Arial" w:eastAsia="Arial" w:hAnsi="Arial"/>
@@ -19029,7 +19029,7 @@
             <w:pPr>
               <w:spacing w:after="20" w:before="0"/>
             </w:pPr>
-            <w:hyperlink w:history="1" r:id="rIdt-adrp7mmgkro5l0nhsjp">
+            <w:hyperlink w:history="1" r:id="rIdo7wacbma7g8jbuonxt6vi">
               <w:r>
                 <w:rPr>
                   <w:rFonts w:ascii="Arial" w:cs="Arial" w:eastAsia="Arial" w:hAnsi="Arial"/>
@@ -19062,7 +19062,7 @@
               <w:spacing w:after="10" w:before="0"/>
               <w:ind w:left="120"/>
             </w:pPr>
-            <w:hyperlink w:history="1" r:id="rId-z-kn0dsf4q4cynjdbgsf">
+            <w:hyperlink w:history="1" r:id="rIdra7vlnq4ic0wam6b7ekne">
               <w:r>
                 <w:rPr>
                   <w:rFonts w:ascii="Arial" w:cs="Arial" w:eastAsia="Arial" w:hAnsi="Arial"/>
@@ -19257,7 +19257,7 @@
             <w:pPr>
               <w:spacing w:after="20" w:before="0"/>
             </w:pPr>
-            <w:hyperlink w:history="1" r:id="rId2mrx2k-28-4te_pryyfwe">
+            <w:hyperlink w:history="1" r:id="rId0firhhf7pdutpnrpbhjo0">
               <w:r>
                 <w:rPr>
                   <w:rFonts w:ascii="Arial" w:cs="Arial" w:eastAsia="Arial" w:hAnsi="Arial"/>
@@ -19306,7 +19306,7 @@
               <w:spacing w:after="10" w:before="0"/>
               <w:ind w:left="120"/>
             </w:pPr>
-            <w:hyperlink w:history="1" r:id="rIdzqhaernkmzcicghdapmw1">
+            <w:hyperlink w:history="1" r:id="rIdgis9ldkohwxx1qfajkper">
               <w:r>
                 <w:rPr>
                   <w:rFonts w:ascii="Arial" w:cs="Arial" w:eastAsia="Arial" w:hAnsi="Arial"/>
@@ -19351,7 +19351,7 @@
             <w:pPr>
               <w:spacing w:after="20" w:before="0"/>
             </w:pPr>
-            <w:hyperlink w:history="1" r:id="rId43nayyeaoa4tevztimmey">
+            <w:hyperlink w:history="1" r:id="rIdkwno8kwcaikfss_qlt9dm">
               <w:r>
                 <w:rPr>
                   <w:rFonts w:ascii="Arial" w:cs="Arial" w:eastAsia="Arial" w:hAnsi="Arial"/>
@@ -19384,7 +19384,7 @@
               <w:spacing w:after="10" w:before="0"/>
               <w:ind w:left="120"/>
             </w:pPr>
-            <w:hyperlink w:history="1" r:id="rId5sleoxbzh14ytn3t3ko3u">
+            <w:hyperlink w:history="1" r:id="rId9jhd6t6dvslavcjj_mw4y">
               <w:r>
                 <w:rPr>
                   <w:rFonts w:ascii="Arial" w:cs="Arial" w:eastAsia="Arial" w:hAnsi="Arial"/>
@@ -19579,7 +19579,7 @@
             <w:pPr>
               <w:spacing w:after="20" w:before="0"/>
             </w:pPr>
-            <w:hyperlink w:history="1" r:id="rIdo7i5wlnuckplxqi4zmwhw">
+            <w:hyperlink w:history="1" r:id="rIddkqpwv6qe2tymdjd-k2aa">
               <w:r>
                 <w:rPr>
                   <w:rFonts w:ascii="Arial" w:cs="Arial" w:eastAsia="Arial" w:hAnsi="Arial"/>
@@ -19628,7 +19628,7 @@
               <w:spacing w:after="10" w:before="0"/>
               <w:ind w:left="120"/>
             </w:pPr>
-            <w:hyperlink w:history="1" r:id="rIdiqynae32_7uex7oosjxew">
+            <w:hyperlink w:history="1" r:id="rId9pldveiw-cgddk-nr7pka">
               <w:r>
                 <w:rPr>
                   <w:rFonts w:ascii="Arial" w:cs="Arial" w:eastAsia="Arial" w:hAnsi="Arial"/>
@@ -19673,7 +19673,7 @@
             <w:pPr>
               <w:spacing w:after="20" w:before="0"/>
             </w:pPr>
-            <w:hyperlink w:history="1" r:id="rIdff5x63afb1x56i4_3k-y0">
+            <w:hyperlink w:history="1" r:id="rIdxcc5u__wwkwz1kqv16hj2">
               <w:r>
                 <w:rPr>
                   <w:rFonts w:ascii="Arial" w:cs="Arial" w:eastAsia="Arial" w:hAnsi="Arial"/>
@@ -19706,7 +19706,7 @@
               <w:spacing w:after="10" w:before="0"/>
               <w:ind w:left="120"/>
             </w:pPr>
-            <w:hyperlink w:history="1" r:id="rIdkyqlsowbacb_n9zpmwran">
+            <w:hyperlink w:history="1" r:id="rId05vxlcnfbu-sdslrvtynf">
               <w:r>
                 <w:rPr>
                   <w:rFonts w:ascii="Arial" w:cs="Arial" w:eastAsia="Arial" w:hAnsi="Arial"/>
@@ -19901,7 +19901,7 @@
             <w:pPr>
               <w:spacing w:after="20" w:before="0"/>
             </w:pPr>
-            <w:hyperlink w:history="1" r:id="rIdwrwxl0wpo1szkkrnsskew">
+            <w:hyperlink w:history="1" r:id="rId0p4sfblzqhf2qyb8dm6-l">
               <w:r>
                 <w:rPr>
                   <w:rFonts w:ascii="Arial" w:cs="Arial" w:eastAsia="Arial" w:hAnsi="Arial"/>
@@ -19950,7 +19950,7 @@
               <w:spacing w:after="10" w:before="0"/>
               <w:ind w:left="120"/>
             </w:pPr>
-            <w:hyperlink w:history="1" r:id="rIdyoywm6w-zyzsamafhm-ko">
+            <w:hyperlink w:history="1" r:id="rIdvgamgn9cjrkl8taiwf7fx">
               <w:r>
                 <w:rPr>
                   <w:rFonts w:ascii="Arial" w:cs="Arial" w:eastAsia="Arial" w:hAnsi="Arial"/>
@@ -19995,7 +19995,7 @@
             <w:pPr>
               <w:spacing w:after="20" w:before="0"/>
             </w:pPr>
-            <w:hyperlink w:history="1" r:id="rIdn712w_1zsq2eujeq2etnz">
+            <w:hyperlink w:history="1" r:id="rIdaw-lpraeeluxi44gr3cka">
               <w:r>
                 <w:rPr>
                   <w:rFonts w:ascii="Arial" w:cs="Arial" w:eastAsia="Arial" w:hAnsi="Arial"/>
@@ -20044,7 +20044,7 @@
               <w:spacing w:after="10" w:before="0"/>
               <w:ind w:left="120"/>
             </w:pPr>
-            <w:hyperlink w:history="1" r:id="rIdehazjxm2rvdldaq6kk2mm">
+            <w:hyperlink w:history="1" r:id="rIddnzoyrgfdahjrvo5cjqjp">
               <w:r>
                 <w:rPr>
                   <w:rFonts w:ascii="Arial" w:cs="Arial" w:eastAsia="Arial" w:hAnsi="Arial"/>
@@ -20556,7 +20556,7 @@
         </w:rPr>
         <w:t xml:space="preserve">© 2026 SeaVuria and ARES. Aligned with KICD objectives. Developed by SeaVuria; technical implementation by ARES (with AI assistance from Claude). Licensed under </w:t>
       </w:r>
-      <w:hyperlink w:history="1" r:id="rIdg2bkodudnyx6yh53dd65r">
+      <w:hyperlink w:history="1" r:id="rIdn7vz_xjzxbk6iirw8l3km">
         <w:r>
           <w:rPr>
             <w:rFonts w:ascii="Arial" w:cs="Arial" w:eastAsia="Arial" w:hAnsi="Arial"/>
@@ -20577,7 +20577,7 @@
         </w:rPr>
         <w:t xml:space="preserve"> (</w:t>
       </w:r>
-      <w:hyperlink w:history="1" r:id="rIdhny310vhzo-yynlvc2oku">
+      <w:hyperlink w:history="1" r:id="rIddb1b_027-smhnvwzl39ao">
         <w:r>
           <w:rPr>
             <w:rFonts w:ascii="Arial" w:cs="Arial" w:eastAsia="Arial" w:hAnsi="Arial"/>
@@ -21590,7 +21590,7 @@
             <w:pPr>
               <w:spacing w:after="20" w:before="0"/>
             </w:pPr>
-            <w:hyperlink w:history="1" r:id="rIdlpvuanzbgn6w8q4a3lbm5">
+            <w:hyperlink w:history="1" r:id="rIdw_ryiunkatebknghzav_s">
               <w:r>
                 <w:rPr>
                   <w:rFonts w:ascii="Arial" w:cs="Arial" w:eastAsia="Arial" w:hAnsi="Arial"/>
@@ -21623,7 +21623,7 @@
               <w:spacing w:after="10" w:before="0"/>
               <w:ind w:left="120"/>
             </w:pPr>
-            <w:hyperlink w:history="1" r:id="rIdhwm3zamtyreskgbyhfmlt">
+            <w:hyperlink w:history="1" r:id="rIdx1dmkesi0nn5hhnxvjozg">
               <w:r>
                 <w:rPr>
                   <w:rFonts w:ascii="Arial" w:cs="Arial" w:eastAsia="Arial" w:hAnsi="Arial"/>
@@ -21668,7 +21668,7 @@
             <w:pPr>
               <w:spacing w:after="20" w:before="0"/>
             </w:pPr>
-            <w:hyperlink w:history="1" r:id="rIdtrdbvqo4snjwmwmjiqkj5">
+            <w:hyperlink w:history="1" r:id="rIdxhkqotyqzrfsbptnyij8o">
               <w:r>
                 <w:rPr>
                   <w:rFonts w:ascii="Arial" w:cs="Arial" w:eastAsia="Arial" w:hAnsi="Arial"/>
@@ -21701,7 +21701,7 @@
               <w:spacing w:after="10" w:before="0"/>
               <w:ind w:left="120"/>
             </w:pPr>
-            <w:hyperlink w:history="1" r:id="rIdwi647mmuebkvjpsf-hrwh">
+            <w:hyperlink w:history="1" r:id="rIdc3xjdqnixhkiwa0scxujx">
               <w:r>
                 <w:rPr>
                   <w:rFonts w:ascii="Arial" w:cs="Arial" w:eastAsia="Arial" w:hAnsi="Arial"/>
@@ -21896,7 +21896,7 @@
             <w:pPr>
               <w:spacing w:after="20" w:before="0"/>
             </w:pPr>
-            <w:hyperlink w:history="1" r:id="rIdh9rui7vt_rxf1e8jyfss-">
+            <w:hyperlink w:history="1" r:id="rIdtdglger6x6xgsmp_fm3bq">
               <w:r>
                 <w:rPr>
                   <w:rFonts w:ascii="Arial" w:cs="Arial" w:eastAsia="Arial" w:hAnsi="Arial"/>
@@ -21929,7 +21929,7 @@
               <w:spacing w:after="10" w:before="0"/>
               <w:ind w:left="120"/>
             </w:pPr>
-            <w:hyperlink w:history="1" r:id="rIdxk3yqkbrjeujsa-rvphmg">
+            <w:hyperlink w:history="1" r:id="rIdgyrklt4agsj7z6-kp66_m">
               <w:r>
                 <w:rPr>
                   <w:rFonts w:ascii="Arial" w:cs="Arial" w:eastAsia="Arial" w:hAnsi="Arial"/>
@@ -21974,7 +21974,7 @@
             <w:pPr>
               <w:spacing w:after="20" w:before="0"/>
             </w:pPr>
-            <w:hyperlink w:history="1" r:id="rIdu4cyshftzqogecv0kiaad">
+            <w:hyperlink w:history="1" r:id="rIddjyekgabjfdjntfhuk1k6">
               <w:r>
                 <w:rPr>
                   <w:rFonts w:ascii="Arial" w:cs="Arial" w:eastAsia="Arial" w:hAnsi="Arial"/>
@@ -22007,7 +22007,7 @@
               <w:spacing w:after="10" w:before="0"/>
               <w:ind w:left="120"/>
             </w:pPr>
-            <w:hyperlink w:history="1" r:id="rIddiqid_kwtrauxumqoj67t">
+            <w:hyperlink w:history="1" r:id="rIdo0sa6vs13tny-p6xmmk7y">
               <w:r>
                 <w:rPr>
                   <w:rFonts w:ascii="Arial" w:cs="Arial" w:eastAsia="Arial" w:hAnsi="Arial"/>
@@ -22316,7 +22316,7 @@
             <w:pPr>
               <w:spacing w:after="20" w:before="0"/>
             </w:pPr>
-            <w:hyperlink w:history="1" r:id="rIduj6ewp1jtqhjka8ejyc4i">
+            <w:hyperlink w:history="1" r:id="rIdca9i8wwiqkzv1r1ys11-p">
               <w:r>
                 <w:rPr>
                   <w:rFonts w:ascii="Arial" w:cs="Arial" w:eastAsia="Arial" w:hAnsi="Arial"/>
@@ -22349,7 +22349,7 @@
               <w:spacing w:after="10" w:before="0"/>
               <w:ind w:left="120"/>
             </w:pPr>
-            <w:hyperlink w:history="1" r:id="rId4grs9curhs8auwgpo004c">
+            <w:hyperlink w:history="1" r:id="rIdyariwlcysbholuvuyeh_v">
               <w:r>
                 <w:rPr>
                   <w:rFonts w:ascii="Arial" w:cs="Arial" w:eastAsia="Arial" w:hAnsi="Arial"/>
@@ -22394,7 +22394,7 @@
             <w:pPr>
               <w:spacing w:after="20" w:before="0"/>
             </w:pPr>
-            <w:hyperlink w:history="1" r:id="rIdv_2sqhjo2zt73bpvi1hvc">
+            <w:hyperlink w:history="1" r:id="rIdupnqs-ogtvuiyh4omd-d1">
               <w:r>
                 <w:rPr>
                   <w:rFonts w:ascii="Arial" w:cs="Arial" w:eastAsia="Arial" w:hAnsi="Arial"/>
@@ -22427,7 +22427,7 @@
               <w:spacing w:after="10" w:before="0"/>
               <w:ind w:left="120"/>
             </w:pPr>
-            <w:hyperlink w:history="1" r:id="rIdcopyecxzqjpqdprydfyhr">
+            <w:hyperlink w:history="1" r:id="rIdx2urieevpcnu64cyvvqcg">
               <w:r>
                 <w:rPr>
                   <w:rFonts w:ascii="Arial" w:cs="Arial" w:eastAsia="Arial" w:hAnsi="Arial"/>
@@ -22698,7 +22698,7 @@
             <w:pPr>
               <w:spacing w:after="20" w:before="0"/>
             </w:pPr>
-            <w:hyperlink w:history="1" r:id="rIdfqxbjvt7eopudjsd0q2a2">
+            <w:hyperlink w:history="1" r:id="rIdghkviexsrdhpct1zthcyd">
               <w:r>
                 <w:rPr>
                   <w:rFonts w:ascii="Arial" w:cs="Arial" w:eastAsia="Arial" w:hAnsi="Arial"/>
@@ -22731,7 +22731,7 @@
               <w:spacing w:after="10" w:before="0"/>
               <w:ind w:left="120"/>
             </w:pPr>
-            <w:hyperlink w:history="1" r:id="rIdq4jb4uctaljr736wmywpv">
+            <w:hyperlink w:history="1" r:id="rIdrniujjzeebougwrhza4y8">
               <w:r>
                 <w:rPr>
                   <w:rFonts w:ascii="Arial" w:cs="Arial" w:eastAsia="Arial" w:hAnsi="Arial"/>
@@ -22776,7 +22776,7 @@
             <w:pPr>
               <w:spacing w:after="20" w:before="0"/>
             </w:pPr>
-            <w:hyperlink w:history="1" r:id="rIdavuxnlxocyc_youlfjmig">
+            <w:hyperlink w:history="1" r:id="rIdfsatzi5-wl6qembsj1pon">
               <w:r>
                 <w:rPr>
                   <w:rFonts w:ascii="Arial" w:cs="Arial" w:eastAsia="Arial" w:hAnsi="Arial"/>
@@ -22809,7 +22809,7 @@
               <w:spacing w:after="10" w:before="0"/>
               <w:ind w:left="120"/>
             </w:pPr>
-            <w:hyperlink w:history="1" r:id="rIdmwn9fc9kb5rxrhdolz8da">
+            <w:hyperlink w:history="1" r:id="rIdxjgufpsdjz9knk0evs-ea">
               <w:r>
                 <w:rPr>
                   <w:rFonts w:ascii="Arial" w:cs="Arial" w:eastAsia="Arial" w:hAnsi="Arial"/>
@@ -23042,7 +23042,7 @@
             <w:pPr>
               <w:spacing w:after="20" w:before="0"/>
             </w:pPr>
-            <w:hyperlink w:history="1" r:id="rIdjzzpqpv8p9nvaf_9cj9ws">
+            <w:hyperlink w:history="1" r:id="rIdpdhe-oqqel7kba2njritx">
               <w:r>
                 <w:rPr>
                   <w:rFonts w:ascii="Arial" w:cs="Arial" w:eastAsia="Arial" w:hAnsi="Arial"/>
@@ -23075,7 +23075,7 @@
               <w:spacing w:after="10" w:before="0"/>
               <w:ind w:left="120"/>
             </w:pPr>
-            <w:hyperlink w:history="1" r:id="rIdbzleur9jhrvxkdj2yp3qx">
+            <w:hyperlink w:history="1" r:id="rId7wuovs7ut5z5grn_kdasx">
               <w:r>
                 <w:rPr>
                   <w:rFonts w:ascii="Arial" w:cs="Arial" w:eastAsia="Arial" w:hAnsi="Arial"/>
@@ -23120,7 +23120,7 @@
             <w:pPr>
               <w:spacing w:after="20" w:before="0"/>
             </w:pPr>
-            <w:hyperlink w:history="1" r:id="rId4ifxddy6maruyftgdouvn">
+            <w:hyperlink w:history="1" r:id="rIdvhxeptzmo_imfilebxpy_">
               <w:r>
                 <w:rPr>
                   <w:rFonts w:ascii="Arial" w:cs="Arial" w:eastAsia="Arial" w:hAnsi="Arial"/>
@@ -23153,7 +23153,7 @@
               <w:spacing w:after="10" w:before="0"/>
               <w:ind w:left="120"/>
             </w:pPr>
-            <w:hyperlink w:history="1" r:id="rIdhuw4lka6vyagn4ajdthm1">
+            <w:hyperlink w:history="1" r:id="rIdyfvu7l5rpor4cnrboq83z">
               <w:r>
                 <w:rPr>
                   <w:rFonts w:ascii="Arial" w:cs="Arial" w:eastAsia="Arial" w:hAnsi="Arial"/>
@@ -23760,7 +23760,7 @@
         </w:rPr>
         <w:t xml:space="preserve">© 2026 SeaVuria and ARES. Aligned with KICD objectives. Developed by SeaVuria; technical implementation by ARES (with AI assistance from Claude). Licensed under </w:t>
       </w:r>
-      <w:hyperlink w:history="1" r:id="rId51jj9ewuhruies3kb1gyo">
+      <w:hyperlink w:history="1" r:id="rId3xyyue5na98pjj2--lek_">
         <w:r>
           <w:rPr>
             <w:rFonts w:ascii="Arial" w:cs="Arial" w:eastAsia="Arial" w:hAnsi="Arial"/>
@@ -23781,7 +23781,7 @@
         </w:rPr>
         <w:t xml:space="preserve"> (</w:t>
       </w:r>
-      <w:hyperlink w:history="1" r:id="rId50-5vukie8dayckb-qv1q">
+      <w:hyperlink w:history="1" r:id="rIdffnvyf-bhiyggyga6erea">
         <w:r>
           <w:rPr>
             <w:rFonts w:ascii="Arial" w:cs="Arial" w:eastAsia="Arial" w:hAnsi="Arial"/>
@@ -24794,7 +24794,7 @@
             <w:pPr>
               <w:spacing w:after="20" w:before="0"/>
             </w:pPr>
-            <w:hyperlink w:history="1" r:id="rIdrdfxvl4wuxedqtwhqbmdh">
+            <w:hyperlink w:history="1" r:id="rIdwfoudn-04bmcobd0i2zc-">
               <w:r>
                 <w:rPr>
                   <w:rFonts w:ascii="Arial" w:cs="Arial" w:eastAsia="Arial" w:hAnsi="Arial"/>
@@ -24827,7 +24827,7 @@
               <w:spacing w:after="10" w:before="0"/>
               <w:ind w:left="120"/>
             </w:pPr>
-            <w:hyperlink w:history="1" r:id="rIdqbjj8z0etuhaon30wddgk">
+            <w:hyperlink w:history="1" r:id="rIdqsldjfekccdghnsgwgthq">
               <w:r>
                 <w:rPr>
                   <w:rFonts w:ascii="Arial" w:cs="Arial" w:eastAsia="Arial" w:hAnsi="Arial"/>
@@ -24872,7 +24872,7 @@
             <w:pPr>
               <w:spacing w:after="20" w:before="0"/>
             </w:pPr>
-            <w:hyperlink w:history="1" r:id="rId6pu6le6oeomnsble-n1gj">
+            <w:hyperlink w:history="1" r:id="rIdgjo8v08f0oe-6ps9hpsfq">
               <w:r>
                 <w:rPr>
                   <w:rFonts w:ascii="Arial" w:cs="Arial" w:eastAsia="Arial" w:hAnsi="Arial"/>
@@ -24921,7 +24921,7 @@
               <w:spacing w:after="10" w:before="0"/>
               <w:ind w:left="120"/>
             </w:pPr>
-            <w:hyperlink w:history="1" r:id="rId582bn6znp1kh0aqw0mmj_">
+            <w:hyperlink w:history="1" r:id="rIdmk82yyn2xepuewd5wvyrl">
               <w:r>
                 <w:rPr>
                   <w:rFonts w:ascii="Arial" w:cs="Arial" w:eastAsia="Arial" w:hAnsi="Arial"/>
@@ -25116,7 +25116,7 @@
             <w:pPr>
               <w:spacing w:after="20" w:before="0"/>
             </w:pPr>
-            <w:hyperlink w:history="1" r:id="rId04s9kxlgjdkkwr-bfq4hb">
+            <w:hyperlink w:history="1" r:id="rIdxqm68kkkoy6xrn4dqswg2">
               <w:r>
                 <w:rPr>
                   <w:rFonts w:ascii="Arial" w:cs="Arial" w:eastAsia="Arial" w:hAnsi="Arial"/>
@@ -25149,7 +25149,7 @@
               <w:spacing w:after="10" w:before="0"/>
               <w:ind w:left="120"/>
             </w:pPr>
-            <w:hyperlink w:history="1" r:id="rIds5y-epcw0jpjnttrwy9cw">
+            <w:hyperlink w:history="1" r:id="rId7vbytrb-qpmgwyjg43ykc">
               <w:r>
                 <w:rPr>
                   <w:rFonts w:ascii="Arial" w:cs="Arial" w:eastAsia="Arial" w:hAnsi="Arial"/>
@@ -25194,7 +25194,7 @@
             <w:pPr>
               <w:spacing w:after="20" w:before="0"/>
             </w:pPr>
-            <w:hyperlink w:history="1" r:id="rIdk86_tsqv41iiz2xpzg7kt">
+            <w:hyperlink w:history="1" r:id="rIdinetvylxeooogv97ovvht">
               <w:r>
                 <w:rPr>
                   <w:rFonts w:ascii="Arial" w:cs="Arial" w:eastAsia="Arial" w:hAnsi="Arial"/>
@@ -25243,7 +25243,7 @@
               <w:spacing w:after="10" w:before="0"/>
               <w:ind w:left="120"/>
             </w:pPr>
-            <w:hyperlink w:history="1" r:id="rIdsuty-6-xrtlx2gncsifev">
+            <w:hyperlink w:history="1" r:id="rId5-rwnkov1ygvwtmpxo5g8">
               <w:r>
                 <w:rPr>
                   <w:rFonts w:ascii="Arial" w:cs="Arial" w:eastAsia="Arial" w:hAnsi="Arial"/>
@@ -25438,7 +25438,7 @@
             <w:pPr>
               <w:spacing w:after="20" w:before="0"/>
             </w:pPr>
-            <w:hyperlink w:history="1" r:id="rIdy-bh5yx2ukzhmo71ech40">
+            <w:hyperlink w:history="1" r:id="rId9q-9fqljemqt8cn79tfjl">
               <w:r>
                 <w:rPr>
                   <w:rFonts w:ascii="Arial" w:cs="Arial" w:eastAsia="Arial" w:hAnsi="Arial"/>
@@ -25487,7 +25487,7 @@
               <w:spacing w:after="10" w:before="0"/>
               <w:ind w:left="120"/>
             </w:pPr>
-            <w:hyperlink w:history="1" r:id="rIdhav5a8nf27sajbicke_pz">
+            <w:hyperlink w:history="1" r:id="rIdyxz6fgvzje2ldo9pldx3n">
               <w:r>
                 <w:rPr>
                   <w:rFonts w:ascii="Arial" w:cs="Arial" w:eastAsia="Arial" w:hAnsi="Arial"/>
@@ -25532,7 +25532,7 @@
             <w:pPr>
               <w:spacing w:after="20" w:before="0"/>
             </w:pPr>
-            <w:hyperlink w:history="1" r:id="rIdmmmcpwevvp7fg6rblp3dq">
+            <w:hyperlink w:history="1" r:id="rIdbce0_gpbvltxmb7bzjcoh">
               <w:r>
                 <w:rPr>
                   <w:rFonts w:ascii="Arial" w:cs="Arial" w:eastAsia="Arial" w:hAnsi="Arial"/>
@@ -25581,7 +25581,7 @@
               <w:spacing w:after="10" w:before="0"/>
               <w:ind w:left="120"/>
             </w:pPr>
-            <w:hyperlink w:history="1" r:id="rIdwjiuhanckck_bwflczg9f">
+            <w:hyperlink w:history="1" r:id="rId3ja4c809icj0hadkluhkx">
               <w:r>
                 <w:rPr>
                   <w:rFonts w:ascii="Arial" w:cs="Arial" w:eastAsia="Arial" w:hAnsi="Arial"/>
@@ -25776,7 +25776,7 @@
             <w:pPr>
               <w:spacing w:after="20" w:before="0"/>
             </w:pPr>
-            <w:hyperlink w:history="1" r:id="rId49z4pxlhws9div-gwwarb">
+            <w:hyperlink w:history="1" r:id="rId3matqisjjjp5toufo0vdo">
               <w:r>
                 <w:rPr>
                   <w:rFonts w:ascii="Arial" w:cs="Arial" w:eastAsia="Arial" w:hAnsi="Arial"/>
@@ -25825,7 +25825,7 @@
               <w:spacing w:after="10" w:before="0"/>
               <w:ind w:left="120"/>
             </w:pPr>
-            <w:hyperlink w:history="1" r:id="rIduqhtfqoybqe9cubbpnogn">
+            <w:hyperlink w:history="1" r:id="rIdsivpn8qisfowjgql1ihzo">
               <w:r>
                 <w:rPr>
                   <w:rFonts w:ascii="Arial" w:cs="Arial" w:eastAsia="Arial" w:hAnsi="Arial"/>
@@ -25870,7 +25870,7 @@
             <w:pPr>
               <w:spacing w:after="20" w:before="0"/>
             </w:pPr>
-            <w:hyperlink w:history="1" r:id="rIdpxz6ofg32ns24_jl90o5t">
+            <w:hyperlink w:history="1" r:id="rId6v18sc3wty_cu-rclp5z_">
               <w:r>
                 <w:rPr>
                   <w:rFonts w:ascii="Arial" w:cs="Arial" w:eastAsia="Arial" w:hAnsi="Arial"/>
@@ -25919,7 +25919,7 @@
               <w:spacing w:after="10" w:before="0"/>
               <w:ind w:left="120"/>
             </w:pPr>
-            <w:hyperlink w:history="1" r:id="rIdkza0xkv9unztssyogbjcw">
+            <w:hyperlink w:history="1" r:id="rIdzhtfbwgahoifvjfupr7az">
               <w:r>
                 <w:rPr>
                   <w:rFonts w:ascii="Arial" w:cs="Arial" w:eastAsia="Arial" w:hAnsi="Arial"/>
@@ -26114,7 +26114,7 @@
             <w:pPr>
               <w:spacing w:after="20" w:before="0"/>
             </w:pPr>
-            <w:hyperlink w:history="1" r:id="rIdjcqyafudnwm42m4mlf3mb">
+            <w:hyperlink w:history="1" r:id="rIdgy6vhn88niekdtrkxglye">
               <w:r>
                 <w:rPr>
                   <w:rFonts w:ascii="Arial" w:cs="Arial" w:eastAsia="Arial" w:hAnsi="Arial"/>
@@ -26163,7 +26163,7 @@
               <w:spacing w:after="10" w:before="0"/>
               <w:ind w:left="120"/>
             </w:pPr>
-            <w:hyperlink w:history="1" r:id="rIdhxrj-g1wgrng7euxvbimt">
+            <w:hyperlink w:history="1" r:id="rIdzghbxlhm6424roj5quou_">
               <w:r>
                 <w:rPr>
                   <w:rFonts w:ascii="Arial" w:cs="Arial" w:eastAsia="Arial" w:hAnsi="Arial"/>
@@ -26208,7 +26208,7 @@
             <w:pPr>
               <w:spacing w:after="20" w:before="0"/>
             </w:pPr>
-            <w:hyperlink w:history="1" r:id="rIda80cjuqtccnwaz9exfxzw">
+            <w:hyperlink w:history="1" r:id="rId5r0lty2fh_cou1kdsukiv">
               <w:r>
                 <w:rPr>
                   <w:rFonts w:ascii="Arial" w:cs="Arial" w:eastAsia="Arial" w:hAnsi="Arial"/>
@@ -26257,7 +26257,7 @@
               <w:spacing w:after="10" w:before="0"/>
               <w:ind w:left="120"/>
             </w:pPr>
-            <w:hyperlink w:history="1" r:id="rIdz6tgej6iklaxcln5tewdl">
+            <w:hyperlink w:history="1" r:id="rIdkdpaec0d9rdnm75z7xhf4">
               <w:r>
                 <w:rPr>
                   <w:rFonts w:ascii="Arial" w:cs="Arial" w:eastAsia="Arial" w:hAnsi="Arial"/>
@@ -26883,7 +26883,7 @@
         </w:rPr>
         <w:t xml:space="preserve">© 2026 SeaVuria and ARES. Aligned with KICD objectives. Developed by SeaVuria; technical implementation by ARES (with AI assistance from Claude). Licensed under </w:t>
       </w:r>
-      <w:hyperlink w:history="1" r:id="rIdfxlj9lpz-lorhbsegc392">
+      <w:hyperlink w:history="1" r:id="rIduxghykjafihldtabvvqfe">
         <w:r>
           <w:rPr>
             <w:rFonts w:ascii="Arial" w:cs="Arial" w:eastAsia="Arial" w:hAnsi="Arial"/>
@@ -26904,7 +26904,7 @@
         </w:rPr>
         <w:t xml:space="preserve"> (</w:t>
       </w:r>
-      <w:hyperlink w:history="1" r:id="rId9vthlq9phn9fh0hnqtong">
+      <w:hyperlink w:history="1" r:id="rId909_i14ypsmvpac0pzmfz">
         <w:r>
           <w:rPr>
             <w:rFonts w:ascii="Arial" w:cs="Arial" w:eastAsia="Arial" w:hAnsi="Arial"/>

--- a/data/outputs/v2/Essential_Mathematics/SS2.1_Similarity_and_Enlargement/Essential_Mathematics_Similarity_and_Enlargement_CBE_LessonSequence.docx
+++ b/data/outputs/v2/Essential_Mathematics/SS2.1_Similarity_and_Enlargement/Essential_Mathematics_Similarity_and_Enlargement_CBE_LessonSequence.docx
@@ -2030,7 +2030,7 @@
         </w:rPr>
         <w:t xml:space="preserve">© 2026 SeaVuria and ARES. This work is licensed under a </w:t>
       </w:r>
-      <w:hyperlink w:history="1" r:id="rId74pfdim3dtwcgibcnboul">
+      <w:hyperlink w:history="1" r:id="rIddbqqlyc_hia2mpjef-k9w">
         <w:r>
           <w:rPr>
             <w:rFonts w:ascii="Arial" w:cs="Arial" w:eastAsia="Arial" w:hAnsi="Arial"/>
@@ -2050,7 +2050,7 @@
         </w:rPr>
         <w:t xml:space="preserve"> (</w:t>
       </w:r>
-      <w:hyperlink w:history="1" r:id="rIdzfk78ar0wfqq13oxphdss">
+      <w:hyperlink w:history="1" r:id="rIdnpag1tzcdv9yalcpteen4">
         <w:r>
           <w:rPr>
             <w:rFonts w:ascii="Arial" w:cs="Arial" w:eastAsia="Arial" w:hAnsi="Arial"/>
@@ -2070,7 +2070,7 @@
         </w:rPr>
         <w:t xml:space="preserve">). To view a copy of this license, visit </w:t>
       </w:r>
-      <w:hyperlink w:history="1" r:id="rIdqvm-d3oquyfq2wt5fzwsp">
+      <w:hyperlink w:history="1" r:id="rIdqod4-hp1trtjsqlwa5cmj">
         <w:r>
           <w:rPr>
             <w:rFonts w:ascii="Arial" w:cs="Arial" w:eastAsia="Arial" w:hAnsi="Arial"/>
@@ -3082,7 +3082,7 @@
             <w:pPr>
               <w:spacing w:after="20" w:before="0"/>
             </w:pPr>
-            <w:hyperlink w:history="1" r:id="rIdk1f-leezycgy2klvrfcmq">
+            <w:hyperlink w:history="1" r:id="rIdedcd5xv7ujmdnmig_5ygd">
               <w:r>
                 <w:rPr>
                   <w:rFonts w:ascii="Arial" w:cs="Arial" w:eastAsia="Arial" w:hAnsi="Arial"/>
@@ -3115,7 +3115,7 @@
               <w:spacing w:after="10" w:before="0"/>
               <w:ind w:left="120"/>
             </w:pPr>
-            <w:hyperlink w:history="1" r:id="rIdqt0jl54-wik5oj65ws7de">
+            <w:hyperlink w:history="1" r:id="rIdihyqbssnp7dm2amyltiwh">
               <w:r>
                 <w:rPr>
                   <w:rFonts w:ascii="Arial" w:cs="Arial" w:eastAsia="Arial" w:hAnsi="Arial"/>
@@ -3160,7 +3160,7 @@
             <w:pPr>
               <w:spacing w:after="20" w:before="0"/>
             </w:pPr>
-            <w:hyperlink w:history="1" r:id="rIdren9cdpdh35bm7ks1vhoa">
+            <w:hyperlink w:history="1" r:id="rIdowgwj6tgsoan37jtyfb88">
               <w:r>
                 <w:rPr>
                   <w:rFonts w:ascii="Arial" w:cs="Arial" w:eastAsia="Arial" w:hAnsi="Arial"/>
@@ -3193,7 +3193,7 @@
               <w:spacing w:after="10" w:before="0"/>
               <w:ind w:left="120"/>
             </w:pPr>
-            <w:hyperlink w:history="1" r:id="rIdvicfpeu29eiwiu0dmai_8">
+            <w:hyperlink w:history="1" r:id="rIdpfn5hbryawvai9gxdsizh">
               <w:r>
                 <w:rPr>
                   <w:rFonts w:ascii="Arial" w:cs="Arial" w:eastAsia="Arial" w:hAnsi="Arial"/>
@@ -3388,7 +3388,7 @@
             <w:pPr>
               <w:spacing w:after="20" w:before="0"/>
             </w:pPr>
-            <w:hyperlink w:history="1" r:id="rIdhf34tnlp4doyqusqyuzjm">
+            <w:hyperlink w:history="1" r:id="rIdp_pybhnajv9ooh26xxpim">
               <w:r>
                 <w:rPr>
                   <w:rFonts w:ascii="Arial" w:cs="Arial" w:eastAsia="Arial" w:hAnsi="Arial"/>
@@ -3421,7 +3421,7 @@
               <w:spacing w:after="10" w:before="0"/>
               <w:ind w:left="120"/>
             </w:pPr>
-            <w:hyperlink w:history="1" r:id="rIdw0cpgh69lkt0kmj0slz4o">
+            <w:hyperlink w:history="1" r:id="rIdxnvieg3zofmkbky4lpo1h">
               <w:r>
                 <w:rPr>
                   <w:rFonts w:ascii="Arial" w:cs="Arial" w:eastAsia="Arial" w:hAnsi="Arial"/>
@@ -3466,7 +3466,7 @@
             <w:pPr>
               <w:spacing w:after="20" w:before="0"/>
             </w:pPr>
-            <w:hyperlink w:history="1" r:id="rIdn8ze8ocx3tx7jaggc52dw">
+            <w:hyperlink w:history="1" r:id="rId1ezxvw3grmxjwesqa0yk7">
               <w:r>
                 <w:rPr>
                   <w:rFonts w:ascii="Arial" w:cs="Arial" w:eastAsia="Arial" w:hAnsi="Arial"/>
@@ -3499,7 +3499,7 @@
               <w:spacing w:after="10" w:before="0"/>
               <w:ind w:left="120"/>
             </w:pPr>
-            <w:hyperlink w:history="1" r:id="rIdjmsdgtzqno2kgz3ax6pak">
+            <w:hyperlink w:history="1" r:id="rIdmb2k2it_2bzfw0gccmvps">
               <w:r>
                 <w:rPr>
                   <w:rFonts w:ascii="Arial" w:cs="Arial" w:eastAsia="Arial" w:hAnsi="Arial"/>
@@ -3694,7 +3694,7 @@
             <w:pPr>
               <w:spacing w:after="20" w:before="0"/>
             </w:pPr>
-            <w:hyperlink w:history="1" r:id="rIdgl7na_xocnc-pikkhiqhu">
+            <w:hyperlink w:history="1" r:id="rId6jeatg2ohmeq2wwt2uich">
               <w:r>
                 <w:rPr>
                   <w:rFonts w:ascii="Arial" w:cs="Arial" w:eastAsia="Arial" w:hAnsi="Arial"/>
@@ -3743,7 +3743,7 @@
               <w:spacing w:after="10" w:before="0"/>
               <w:ind w:left="120"/>
             </w:pPr>
-            <w:hyperlink w:history="1" r:id="rIdsf4mwedsxmyypbuvucufx">
+            <w:hyperlink w:history="1" r:id="rIdqdm0l1s7be5cjf18nkesr">
               <w:r>
                 <w:rPr>
                   <w:rFonts w:ascii="Arial" w:cs="Arial" w:eastAsia="Arial" w:hAnsi="Arial"/>
@@ -3788,7 +3788,7 @@
             <w:pPr>
               <w:spacing w:after="20" w:before="0"/>
             </w:pPr>
-            <w:hyperlink w:history="1" r:id="rIdgfowi4ucnaujc7xqin0zm">
+            <w:hyperlink w:history="1" r:id="rIdh-5lb1yksbzjap0cp4vqb">
               <w:r>
                 <w:rPr>
                   <w:rFonts w:ascii="Arial" w:cs="Arial" w:eastAsia="Arial" w:hAnsi="Arial"/>
@@ -3837,7 +3837,7 @@
               <w:spacing w:after="10" w:before="0"/>
               <w:ind w:left="120"/>
             </w:pPr>
-            <w:hyperlink w:history="1" r:id="rIdh3lxmno5hh4okrmjz2jar">
+            <w:hyperlink w:history="1" r:id="rIdsjw6r3vpmzvwvzkhqjzsw">
               <w:r>
                 <w:rPr>
                   <w:rFonts w:ascii="Arial" w:cs="Arial" w:eastAsia="Arial" w:hAnsi="Arial"/>
@@ -4032,7 +4032,7 @@
             <w:pPr>
               <w:spacing w:after="20" w:before="0"/>
             </w:pPr>
-            <w:hyperlink w:history="1" r:id="rIdf1evfbohff_zlrej21swo">
+            <w:hyperlink w:history="1" r:id="rIdxvgtwgnmk33yo9lm8xpvm">
               <w:r>
                 <w:rPr>
                   <w:rFonts w:ascii="Arial" w:cs="Arial" w:eastAsia="Arial" w:hAnsi="Arial"/>
@@ -4081,7 +4081,7 @@
               <w:spacing w:after="10" w:before="0"/>
               <w:ind w:left="120"/>
             </w:pPr>
-            <w:hyperlink w:history="1" r:id="rId4rlndkrremox98x7kkvb3">
+            <w:hyperlink w:history="1" r:id="rIdqx5unvuzxgpaux_jvnrba">
               <w:r>
                 <w:rPr>
                   <w:rFonts w:ascii="Arial" w:cs="Arial" w:eastAsia="Arial" w:hAnsi="Arial"/>
@@ -4126,7 +4126,7 @@
             <w:pPr>
               <w:spacing w:after="20" w:before="0"/>
             </w:pPr>
-            <w:hyperlink w:history="1" r:id="rIdpxgae2kuas7q3m_wlcjas">
+            <w:hyperlink w:history="1" r:id="rIdpmvrdql2sxfrgx64w0wsz">
               <w:r>
                 <w:rPr>
                   <w:rFonts w:ascii="Arial" w:cs="Arial" w:eastAsia="Arial" w:hAnsi="Arial"/>
@@ -4175,7 +4175,7 @@
               <w:spacing w:after="10" w:before="0"/>
               <w:ind w:left="120"/>
             </w:pPr>
-            <w:hyperlink w:history="1" r:id="rIdxuhheumkqzpllefvw8tmp">
+            <w:hyperlink w:history="1" r:id="rId-y1yzne5jlopzjzrspjeg">
               <w:r>
                 <w:rPr>
                   <w:rFonts w:ascii="Arial" w:cs="Arial" w:eastAsia="Arial" w:hAnsi="Arial"/>
@@ -4370,7 +4370,7 @@
             <w:pPr>
               <w:spacing w:after="20" w:before="0"/>
             </w:pPr>
-            <w:hyperlink w:history="1" r:id="rIdnjndsu90tqqbiya_4q5t1">
+            <w:hyperlink w:history="1" r:id="rIdr9esl3l40fjdiisrchsuc">
               <w:r>
                 <w:rPr>
                   <w:rFonts w:ascii="Arial" w:cs="Arial" w:eastAsia="Arial" w:hAnsi="Arial"/>
@@ -4419,7 +4419,7 @@
               <w:spacing w:after="10" w:before="0"/>
               <w:ind w:left="120"/>
             </w:pPr>
-            <w:hyperlink w:history="1" r:id="rIdaeojx0hcmvgru9dmcwdfa">
+            <w:hyperlink w:history="1" r:id="rId5pwmbuonwmcxxdxoz_fhv">
               <w:r>
                 <w:rPr>
                   <w:rFonts w:ascii="Arial" w:cs="Arial" w:eastAsia="Arial" w:hAnsi="Arial"/>
@@ -4464,7 +4464,7 @@
             <w:pPr>
               <w:spacing w:after="20" w:before="0"/>
             </w:pPr>
-            <w:hyperlink w:history="1" r:id="rId6coy-trfc0ebjgcpt4nbb">
+            <w:hyperlink w:history="1" r:id="rIdrqsvbpelf35heznnzw23i">
               <w:r>
                 <w:rPr>
                   <w:rFonts w:ascii="Arial" w:cs="Arial" w:eastAsia="Arial" w:hAnsi="Arial"/>
@@ -4513,7 +4513,7 @@
               <w:spacing w:after="10" w:before="0"/>
               <w:ind w:left="120"/>
             </w:pPr>
-            <w:hyperlink w:history="1" r:id="rIdu1gtpwbobpu-wptmejb1d">
+            <w:hyperlink w:history="1" r:id="rIdirn7dhya0x8req4iqbbul">
               <w:r>
                 <w:rPr>
                   <w:rFonts w:ascii="Arial" w:cs="Arial" w:eastAsia="Arial" w:hAnsi="Arial"/>
@@ -5025,7 +5025,7 @@
         </w:rPr>
         <w:t xml:space="preserve">© 2026 SeaVuria and ARES. Aligned with KICD objectives. Developed by SeaVuria; technical implementation by ARES (with AI assistance from Claude). Licensed under </w:t>
       </w:r>
-      <w:hyperlink w:history="1" r:id="rIdtz26bujuba7komvj7-xbx">
+      <w:hyperlink w:history="1" r:id="rIdt-elczpuqkjpeqjvzkvkn">
         <w:r>
           <w:rPr>
             <w:rFonts w:ascii="Arial" w:cs="Arial" w:eastAsia="Arial" w:hAnsi="Arial"/>
@@ -5046,7 +5046,7 @@
         </w:rPr>
         <w:t xml:space="preserve"> (</w:t>
       </w:r>
-      <w:hyperlink w:history="1" r:id="rIdyxjkumuzwkrxet9rgrb-f">
+      <w:hyperlink w:history="1" r:id="rIdrkazdxoevtrfaigs8zfdy">
         <w:r>
           <w:rPr>
             <w:rFonts w:ascii="Arial" w:cs="Arial" w:eastAsia="Arial" w:hAnsi="Arial"/>
@@ -6059,7 +6059,7 @@
             <w:pPr>
               <w:spacing w:after="20" w:before="0"/>
             </w:pPr>
-            <w:hyperlink w:history="1" r:id="rIdi-9al8ymf82em0beihrfe">
+            <w:hyperlink w:history="1" r:id="rIdepa8rykzkmylk2eay9tip">
               <w:r>
                 <w:rPr>
                   <w:rFonts w:ascii="Arial" w:cs="Arial" w:eastAsia="Arial" w:hAnsi="Arial"/>
@@ -6092,7 +6092,7 @@
               <w:spacing w:after="10" w:before="0"/>
               <w:ind w:left="120"/>
             </w:pPr>
-            <w:hyperlink w:history="1" r:id="rIdejzuamzn_6qyvz6kvw6yl">
+            <w:hyperlink w:history="1" r:id="rIdnnerxbvh91h3gpn0po_dv">
               <w:r>
                 <w:rPr>
                   <w:rFonts w:ascii="Arial" w:cs="Arial" w:eastAsia="Arial" w:hAnsi="Arial"/>
@@ -6137,7 +6137,7 @@
             <w:pPr>
               <w:spacing w:after="20" w:before="0"/>
             </w:pPr>
-            <w:hyperlink w:history="1" r:id="rIdjf7p2-rvz4m23wr09kklo">
+            <w:hyperlink w:history="1" r:id="rIdv7d25moeasucukuklmpux">
               <w:r>
                 <w:rPr>
                   <w:rFonts w:ascii="Arial" w:cs="Arial" w:eastAsia="Arial" w:hAnsi="Arial"/>
@@ -6170,7 +6170,7 @@
               <w:spacing w:after="10" w:before="0"/>
               <w:ind w:left="120"/>
             </w:pPr>
-            <w:hyperlink w:history="1" r:id="rIdxurhkbbi7qsvuef4b1fxn">
+            <w:hyperlink w:history="1" r:id="rIdcgmlwn58dk0rzpupcmimq">
               <w:r>
                 <w:rPr>
                   <w:rFonts w:ascii="Arial" w:cs="Arial" w:eastAsia="Arial" w:hAnsi="Arial"/>
@@ -6365,7 +6365,619 @@
             <w:pPr>
               <w:spacing w:after="20" w:before="0"/>
             </w:pPr>
-            <w:hyperlink w:history="1" r:id="rId1gpejj13gduitxfe_qf7a">
+            <w:hyperlink w:history="1" r:id="rId1gpnl27vvauo51rd8cijp">
+              <w:r>
+                <w:rPr>
+                  <w:rFonts w:ascii="Arial" w:cs="Arial" w:eastAsia="Arial" w:hAnsi="Arial"/>
+                  <w:color w:val="2E75B6"/>
+                  <w:sz w:val="16"/>
+                  <w:szCs w:val="16"/>
+                  <w:u w:val="single" w:color="2E75B6"/>
+                </w:rPr>
+                <w:t xml:space="preserve">Identifying scale factors</w:t>
+              </w:r>
+            </w:hyperlink>
+          </w:p>
+          <w:p>
+            <w:pPr>
+              <w:spacing w:after="10" w:before="0"/>
+              <w:ind w:left="120"/>
+            </w:pPr>
+            <w:r>
+              <w:rPr>
+                <w:rFonts w:ascii="Arial" w:cs="Arial" w:eastAsia="Arial" w:hAnsi="Arial"/>
+                <w:color w:val="595959"/>
+                <w:sz w:val="14"/>
+                <w:szCs w:val="14"/>
+              </w:rPr>
+              <w:t xml:space="preserve">Source: Khan Academy (English - US curriculum)</w:t>
+            </w:r>
+          </w:p>
+          <w:p>
+            <w:pPr>
+              <w:spacing w:after="10" w:before="0"/>
+              <w:ind w:left="120"/>
+            </w:pPr>
+            <w:hyperlink w:history="1" r:id="rIdflfif4c9emxwojfy18bjg">
+              <w:r>
+                <w:rPr>
+                  <w:rFonts w:ascii="Arial" w:cs="Arial" w:eastAsia="Arial" w:hAnsi="Arial"/>
+                  <w:color w:val="595959"/>
+                  <w:sz w:val="14"/>
+                  <w:szCs w:val="14"/>
+                  <w:u w:val="single" w:color="595959"/>
+                </w:rPr>
+                <w:t xml:space="preserve">🔍 Search ARES for similar videos</w:t>
+              </w:r>
+            </w:hyperlink>
+          </w:p>
+          <w:p>
+            <w:pPr>
+              <w:spacing w:after="40" w:before="0"/>
+            </w:pPr>
+            <w:r>
+              <w:rPr>
+                <w:sz w:val="14"/>
+                <w:szCs w:val="14"/>
+              </w:rPr>
+              <w:t xml:space="preserve"/>
+            </w:r>
+          </w:p>
+          <w:p>
+            <w:pPr>
+              <w:spacing w:after="20" w:before="0"/>
+            </w:pPr>
+            <w:r>
+              <w:rPr>
+                <w:rFonts w:ascii="Arial" w:cs="Arial" w:eastAsia="Arial" w:hAnsi="Arial"/>
+                <w:b/>
+                <w:bCs/>
+                <w:color w:val="1F3864"/>
+                <w:sz w:val="16"/>
+                <w:szCs w:val="16"/>
+              </w:rPr>
+              <w:t xml:space="preserve">📖 HTML:</w:t>
+            </w:r>
+          </w:p>
+          <w:p>
+            <w:pPr>
+              <w:spacing w:after="20" w:before="0"/>
+            </w:pPr>
+            <w:hyperlink w:history="1" r:id="rIdwalb2n-qcb5qz0_kul-oe">
+              <w:r>
+                <w:rPr>
+                  <w:rFonts w:ascii="Arial" w:cs="Arial" w:eastAsia="Arial" w:hAnsi="Arial"/>
+                  <w:color w:val="2E75B6"/>
+                  <w:sz w:val="16"/>
+                  <w:szCs w:val="16"/>
+                  <w:u w:val="single" w:color="2E75B6"/>
+                </w:rPr>
+                <w:t xml:space="preserve">Corresponding Parts of Similar Figures (Flexbook)</w:t>
+              </w:r>
+            </w:hyperlink>
+          </w:p>
+          <w:p>
+            <w:pPr>
+              <w:spacing w:after="10" w:before="0"/>
+              <w:ind w:left="120"/>
+            </w:pPr>
+            <w:r>
+              <w:rPr>
+                <w:rFonts w:ascii="Arial" w:cs="Arial" w:eastAsia="Arial" w:hAnsi="Arial"/>
+                <w:color w:val="595959"/>
+                <w:sz w:val="14"/>
+                <w:szCs w:val="14"/>
+              </w:rPr>
+              <w:t xml:space="preserve">Source: CK-12</w:t>
+            </w:r>
+          </w:p>
+          <w:p>
+            <w:pPr>
+              <w:spacing w:after="10" w:before="0"/>
+              <w:ind w:left="120"/>
+            </w:pPr>
+            <w:hyperlink w:history="1" r:id="rIdsvc4s7pw0mqdlnbarqnhc">
+              <w:r>
+                <w:rPr>
+                  <w:rFonts w:ascii="Arial" w:cs="Arial" w:eastAsia="Arial" w:hAnsi="Arial"/>
+                  <w:color w:val="595959"/>
+                  <w:sz w:val="14"/>
+                  <w:szCs w:val="14"/>
+                  <w:u w:val="single" w:color="595959"/>
+                </w:rPr>
+                <w:t xml:space="preserve">🔍 Search ARES for similar readings</w:t>
+              </w:r>
+            </w:hyperlink>
+          </w:p>
+        </w:tc>
+        <w:tc>
+          <w:tcPr>
+            <w:tcW w:type="dxa" w:w="3040"/>
+            <w:shd w:fill="FFFFFF" w:color="auto" w:val="clear"/>
+            <w:tcMar>
+              <w:top w:type="dxa" w:w="60"/>
+              <w:left w:type="dxa" w:w="120"/>
+              <w:bottom w:type="dxa" w:w="60"/>
+              <w:right w:type="dxa" w:w="120"/>
+            </w:tcMar>
+            <w:vAlign w:val="top"/>
+          </w:tcPr>
+          <w:p>
+            <w:pPr>
+              <w:spacing w:after="40" w:before="0"/>
+              <w:jc w:val="left"/>
+            </w:pPr>
+            <w:r>
+              <w:rPr>
+                <w:rFonts w:ascii="Arial" w:cs="Arial" w:eastAsia="Arial" w:hAnsi="Arial"/>
+                <w:b w:val="false"/>
+                <w:bCs w:val="false"/>
+                <w:i w:val="false"/>
+                <w:iCs w:val="false"/>
+                <w:color w:val="000000"/>
+                <w:sz w:val="18"/>
+                <w:szCs w:val="18"/>
+              </w:rPr>
+              <w:t xml:space="preserve">Part 1 (about 25 minutes): Groups measure the sides of rectangles A, B and C to the nearest 0.1 cm using a ruler and check each corner with a set square or the corner of an exercise book. They record results in a table with columns for Rectangle, Length, Width, and Angles. They then calculate ratios of corresponding sides: B to A (length 6/4, width 9/6 using the long and short sides in the same order, giving 1.5 for both) and C to A (6/4 = 1.5 for the short side and 8/6 = 1.33 for the long side). They write down whether the ratios are the same. Part 2 (about 15 minutes): Groups use the measurements of Mama Achieng's sufurias (S: height 12 cm, diameter 16 cm; M: height 18 cm, diameter 24 cm; L: height 24 cm, diameter 32 cm), measured directly from real or cardboard models or taken from the data card, and calculate M/S and L/S for height and for diameter: 18/12 = 1.5, 24/12 = 2, 24/16 = 1.5, 32/16 = 2. They record that the ratios are the same for height and diameter.</w:t>
+            </w:r>
+          </w:p>
+        </w:tc>
+        <w:tc>
+          <w:tcPr>
+            <w:tcW w:type="dxa" w:w="3040"/>
+            <w:shd w:fill="F2F2F2" w:color="auto" w:val="clear"/>
+            <w:tcMar>
+              <w:top w:type="dxa" w:w="60"/>
+              <w:left w:type="dxa" w:w="120"/>
+              <w:bottom w:type="dxa" w:w="60"/>
+              <w:right w:type="dxa" w:w="120"/>
+            </w:tcMar>
+            <w:vAlign w:val="top"/>
+          </w:tcPr>
+          <w:p>
+            <w:pPr>
+              <w:spacing w:after="40" w:before="0"/>
+              <w:jc w:val="left"/>
+            </w:pPr>
+            <w:r>
+              <w:rPr>
+                <w:rFonts w:ascii="Arial" w:cs="Arial" w:eastAsia="Arial" w:hAnsi="Arial"/>
+                <w:b w:val="false"/>
+                <w:bCs w:val="false"/>
+                <w:i w:val="false"/>
+                <w:iCs w:val="false"/>
+                <w:color w:val="000000"/>
+                <w:sz w:val="18"/>
+                <w:szCs w:val="18"/>
+              </w:rPr>
+              <w:t xml:space="preserve">Distribute rulers, set squares and cut-outs; assign roles: measurer, recorder, checker, reporter, and rotate the roles half way through. Say: 'Measure to the nearest 0.1 cm. The checker must confirm every measurement before it goes in the table.' Circulate and ask: 'Which side of B matches the 4 cm side of A?' and 'What do you get when you divide the long side of C by the long side of A?' For groups that match sides wrongly, say: 'Turn the rectangle so the short side lines up with the short side.' WAIT TIME: 10 seconds after each question before prompting. After the rectangles, ask all groups to hold up a card showing the ratio for the short sides and for the long sides of C. Cold-call 4 groups to report their ratios for B and C. Write the class values on the board: B 1.5 and 1.5, C 1.5 and 1.33. Ask: 'Are the two ratios for C equal? What does that tell you about C?' For Part 2, say: 'Now test Mama Achieng's claim. Is the ratio the same for height and for diameter?' Make sure groups write 'about' when rounding 1.33.</w:t>
+            </w:r>
+          </w:p>
+        </w:tc>
+        <w:tc>
+          <w:tcPr>
+            <w:tcW w:type="dxa" w:w="3040"/>
+            <w:shd w:fill="FFFFFF" w:color="auto" w:val="clear"/>
+            <w:tcMar>
+              <w:top w:type="dxa" w:w="60"/>
+              <w:left w:type="dxa" w:w="120"/>
+              <w:bottom w:type="dxa" w:w="60"/>
+              <w:right w:type="dxa" w:w="120"/>
+            </w:tcMar>
+            <w:vAlign w:val="top"/>
+          </w:tcPr>
+          <w:p>
+            <w:pPr>
+              <w:spacing w:after="40" w:before="0"/>
+              <w:jc w:val="left"/>
+            </w:pPr>
+            <w:r>
+              <w:rPr>
+                <w:rFonts w:ascii="Arial" w:cs="Arial" w:eastAsia="Arial" w:hAnsi="Arial"/>
+                <w:b w:val="false"/>
+                <w:bCs w:val="false"/>
+                <w:i w:val="false"/>
+                <w:iCs w:val="false"/>
+                <w:color w:val="000000"/>
+                <w:sz w:val="18"/>
+                <w:szCs w:val="18"/>
+              </w:rPr>
+              <w:t xml:space="preserve">Data Table and Pattern Finding (Analysing and Interpreting Data): organising measurements in a table and calculating ratios side by side makes the constant ratio visible and lets learners see for themselves that one matching ratio is not enough. Comparing rectangles with sufurias links the abstract shape test to the phenomenon.</w:t>
+            </w:r>
+          </w:p>
+        </w:tc>
+        <w:tc>
+          <w:tcPr>
+            <w:tcW w:type="dxa" w:w="3040"/>
+            <w:shd w:fill="F2F2F2" w:color="auto" w:val="clear"/>
+            <w:tcMar>
+              <w:top w:type="dxa" w:w="60"/>
+              <w:left w:type="dxa" w:w="120"/>
+              <w:bottom w:type="dxa" w:w="60"/>
+              <w:right w:type="dxa" w:w="120"/>
+            </w:tcMar>
+            <w:vAlign w:val="top"/>
+          </w:tcPr>
+          <w:p>
+            <w:pPr>
+              <w:spacing w:after="40" w:before="0"/>
+              <w:jc w:val="left"/>
+            </w:pPr>
+            <w:r>
+              <w:rPr>
+                <w:rFonts w:ascii="Arial" w:cs="Arial" w:eastAsia="Arial" w:hAnsi="Arial"/>
+                <w:b w:val="false"/>
+                <w:bCs w:val="false"/>
+                <w:i w:val="false"/>
+                <w:iCs w:val="false"/>
+                <w:color w:val="000000"/>
+                <w:sz w:val="18"/>
+                <w:szCs w:val="18"/>
+              </w:rPr>
+              <w:t xml:space="preserve">Look for learners who match corresponding sides correctly (short with short, long with long), measure to the nearest 0.1 cm, and divide image by object consistently. Observable indicator: the group table shows 1.5 and 1.5 for B and 1.5 and about 1.33 for C. Ask a quick check: 'Point to the side of C that does not match the ratio.' Note any group that checks only one pair of sides, or that gets ratios like 0.67 by dividing in the opposite order, and ask them to state the order they used.</w:t>
+            </w:r>
+          </w:p>
+        </w:tc>
+      </w:tr>
+      <w:tr>
+        <w:tc>
+          <w:tcPr>
+            <w:tcW w:type="dxa" w:w="1520"/>
+            <w:shd w:fill="E2EFDA" w:color="auto" w:val="clear"/>
+            <w:tcMar>
+              <w:top w:type="dxa" w:w="60"/>
+              <w:left w:type="dxa" w:w="120"/>
+              <w:bottom w:type="dxa" w:w="60"/>
+              <w:right w:type="dxa" w:w="120"/>
+            </w:tcMar>
+            <w:vAlign w:val="top"/>
+          </w:tcPr>
+          <w:p>
+            <w:pPr>
+              <w:spacing w:after="40" w:before="0"/>
+              <w:jc w:val="left"/>
+            </w:pPr>
+            <w:r>
+              <w:rPr>
+                <w:rFonts w:ascii="Arial" w:cs="Arial" w:eastAsia="Arial" w:hAnsi="Arial"/>
+                <w:b/>
+                <w:bCs/>
+                <w:i w:val="false"/>
+                <w:iCs w:val="false"/>
+                <w:color w:val="000000"/>
+                <w:sz w:val="18"/>
+                <w:szCs w:val="18"/>
+              </w:rPr>
+              <w:t xml:space="preserve">Explain Phase</w:t>
+            </w:r>
+          </w:p>
+          <w:p>
+            <w:pPr>
+              <w:spacing w:after="20" w:before="0"/>
+            </w:pPr>
+            <w:r>
+              <w:rPr>
+                <w:rFonts w:ascii="Arial" w:cs="Arial" w:eastAsia="Arial" w:hAnsi="Arial"/>
+                <w:b/>
+                <w:bCs/>
+                <w:color w:val="1F3864"/>
+                <w:sz w:val="16"/>
+                <w:szCs w:val="16"/>
+              </w:rPr>
+              <w:t xml:space="preserve">📹 VIDEO:</w:t>
+            </w:r>
+          </w:p>
+          <w:p>
+            <w:pPr>
+              <w:spacing w:after="20" w:before="0"/>
+            </w:pPr>
+            <w:hyperlink w:history="1" r:id="rIdasc1lmbbsshxqqd4mkmts">
+              <w:r>
+                <w:rPr>
+                  <w:rFonts w:ascii="Arial" w:cs="Arial" w:eastAsia="Arial" w:hAnsi="Arial"/>
+                  <w:color w:val="2E75B6"/>
+                  <w:sz w:val="16"/>
+                  <w:szCs w:val="16"/>
+                  <w:u w:val="single" w:color="2E75B6"/>
+                </w:rPr>
+                <w:t xml:space="preserve">Interpreting scale factors in drawings</w:t>
+              </w:r>
+            </w:hyperlink>
+          </w:p>
+          <w:p>
+            <w:pPr>
+              <w:spacing w:after="10" w:before="0"/>
+              <w:ind w:left="120"/>
+            </w:pPr>
+            <w:r>
+              <w:rPr>
+                <w:rFonts w:ascii="Arial" w:cs="Arial" w:eastAsia="Arial" w:hAnsi="Arial"/>
+                <w:color w:val="595959"/>
+                <w:sz w:val="14"/>
+                <w:szCs w:val="14"/>
+              </w:rPr>
+              <w:t xml:space="preserve">Source: Khan Academy (English - US curriculum)</w:t>
+            </w:r>
+          </w:p>
+          <w:p>
+            <w:pPr>
+              <w:spacing w:after="10" w:before="0"/>
+              <w:ind w:left="120"/>
+            </w:pPr>
+            <w:hyperlink w:history="1" r:id="rId8zx7l3es47hkodbr-b2kj">
+              <w:r>
+                <w:rPr>
+                  <w:rFonts w:ascii="Arial" w:cs="Arial" w:eastAsia="Arial" w:hAnsi="Arial"/>
+                  <w:color w:val="595959"/>
+                  <w:sz w:val="14"/>
+                  <w:szCs w:val="14"/>
+                  <w:u w:val="single" w:color="595959"/>
+                </w:rPr>
+                <w:t xml:space="preserve">🔍 Search ARES for similar videos</w:t>
+              </w:r>
+            </w:hyperlink>
+          </w:p>
+          <w:p>
+            <w:pPr>
+              <w:spacing w:after="40" w:before="0"/>
+            </w:pPr>
+            <w:r>
+              <w:rPr>
+                <w:sz w:val="14"/>
+                <w:szCs w:val="14"/>
+              </w:rPr>
+              <w:t xml:space="preserve"/>
+            </w:r>
+          </w:p>
+          <w:p>
+            <w:pPr>
+              <w:spacing w:after="20" w:before="0"/>
+            </w:pPr>
+            <w:r>
+              <w:rPr>
+                <w:rFonts w:ascii="Arial" w:cs="Arial" w:eastAsia="Arial" w:hAnsi="Arial"/>
+                <w:b/>
+                <w:bCs/>
+                <w:color w:val="1F3864"/>
+                <w:sz w:val="16"/>
+                <w:szCs w:val="16"/>
+              </w:rPr>
+              <w:t xml:space="preserve">📖 EXERCISE:</w:t>
+            </w:r>
+          </w:p>
+          <w:p>
+            <w:pPr>
+              <w:spacing w:after="20" w:before="0"/>
+            </w:pPr>
+            <w:hyperlink w:history="1" r:id="rId3fokcvmyn-dnzegg0vdel">
+              <w:r>
+                <w:rPr>
+                  <w:rFonts w:ascii="Arial" w:cs="Arial" w:eastAsia="Arial" w:hAnsi="Arial"/>
+                  <w:color w:val="2E75B6"/>
+                  <w:sz w:val="16"/>
+                  <w:szCs w:val="16"/>
+                  <w:u w:val="single" w:color="2E75B6"/>
+                </w:rPr>
+                <w:t xml:space="preserve">Corresponding Parts of Similar Figures Practice</w:t>
+              </w:r>
+            </w:hyperlink>
+          </w:p>
+          <w:p>
+            <w:pPr>
+              <w:spacing w:after="10" w:before="0"/>
+              <w:ind w:left="120"/>
+            </w:pPr>
+            <w:r>
+              <w:rPr>
+                <w:rFonts w:ascii="Arial" w:cs="Arial" w:eastAsia="Arial" w:hAnsi="Arial"/>
+                <w:color w:val="595959"/>
+                <w:sz w:val="14"/>
+                <w:szCs w:val="14"/>
+              </w:rPr>
+              <w:t xml:space="preserve">Source: CK-12</w:t>
+            </w:r>
+          </w:p>
+          <w:p>
+            <w:pPr>
+              <w:spacing w:after="10" w:before="0"/>
+              <w:ind w:left="120"/>
+            </w:pPr>
+            <w:hyperlink w:history="1" r:id="rIdk1wftlntjmdzxa7c8q6qb">
+              <w:r>
+                <w:rPr>
+                  <w:rFonts w:ascii="Arial" w:cs="Arial" w:eastAsia="Arial" w:hAnsi="Arial"/>
+                  <w:color w:val="595959"/>
+                  <w:sz w:val="14"/>
+                  <w:szCs w:val="14"/>
+                  <w:u w:val="single" w:color="595959"/>
+                </w:rPr>
+                <w:t xml:space="preserve">🔍 Search ARES for similar readings</w:t>
+              </w:r>
+            </w:hyperlink>
+          </w:p>
+        </w:tc>
+        <w:tc>
+          <w:tcPr>
+            <w:tcW w:type="dxa" w:w="3040"/>
+            <w:shd w:fill="FFFFFF" w:color="auto" w:val="clear"/>
+            <w:tcMar>
+              <w:top w:type="dxa" w:w="60"/>
+              <w:left w:type="dxa" w:w="120"/>
+              <w:bottom w:type="dxa" w:w="60"/>
+              <w:right w:type="dxa" w:w="120"/>
+            </w:tcMar>
+            <w:vAlign w:val="top"/>
+          </w:tcPr>
+          <w:p>
+            <w:pPr>
+              <w:spacing w:after="40" w:before="0"/>
+              <w:jc w:val="left"/>
+            </w:pPr>
+            <w:r>
+              <w:rPr>
+                <w:rFonts w:ascii="Arial" w:cs="Arial" w:eastAsia="Arial" w:hAnsi="Arial"/>
+                <w:b w:val="false"/>
+                <w:bCs w:val="false"/>
+                <w:i w:val="false"/>
+                <w:iCs w:val="false"/>
+                <w:color w:val="000000"/>
+                <w:sz w:val="18"/>
+                <w:szCs w:val="18"/>
+              </w:rPr>
+              <w:t xml:space="preserve">Learners work in their groups to write a short explanation answering: 'How can we tell whether two figures are similar?' Using their tables, they complete the statement: 'Two figures are similar when all corresponding angles are ____ and all corresponding sides are in the ____ ratio.' They explain why C is not similar to A even though one pair of sides has the ratio 1.5, and why B is similar to A. They then explain why the three sufurias are similar: height ratios and diameter ratios are both 1 : 1.5 : 2. Each learner writes one sentence connecting the result to Mama Achieng: 'Her sufurias are similar because ...'. Groups also try a counter-example: 'Could a rectangle 6 cm by 8 cm ever be made similar to A by changing only one side?'</w:t>
+            </w:r>
+          </w:p>
+        </w:tc>
+        <w:tc>
+          <w:tcPr>
+            <w:tcW w:type="dxa" w:w="3040"/>
+            <w:shd w:fill="F2F2F2" w:color="auto" w:val="clear"/>
+            <w:tcMar>
+              <w:top w:type="dxa" w:w="60"/>
+              <w:left w:type="dxa" w:w="120"/>
+              <w:bottom w:type="dxa" w:w="60"/>
+              <w:right w:type="dxa" w:w="120"/>
+            </w:tcMar>
+            <w:vAlign w:val="top"/>
+          </w:tcPr>
+          <w:p>
+            <w:pPr>
+              <w:spacing w:after="40" w:before="0"/>
+              <w:jc w:val="left"/>
+            </w:pPr>
+            <w:r>
+              <w:rPr>
+                <w:rFonts w:ascii="Arial" w:cs="Arial" w:eastAsia="Arial" w:hAnsi="Arial"/>
+                <w:b w:val="false"/>
+                <w:bCs w:val="false"/>
+                <w:i w:val="false"/>
+                <w:iCs w:val="false"/>
+                <w:color w:val="000000"/>
+                <w:sz w:val="18"/>
+                <w:szCs w:val="18"/>
+              </w:rPr>
+              <w:t xml:space="preserve">Say: 'Use your numbers, not your eyes. Who can explain, using evidence, why C is not similar to A?' WAIT TIME: 10-15 seconds, then cold-call 3 learners from different groups. After each answer ask: 'Who can add to that, or disagree with evidence?' Introduce the vocabulary 'corresponding sides', 'constant ratio' and 'similar' only after learners have described the idea in their own words. Write the class definition on the board: 'Similar figures have equal corresponding angles and corresponding sides in the same ratio (a constant ratio).' Make the contrast explicit: 'Same angles alone are not enough here: A, B and C are all rectangles with four right angles, but only B is similar.' Then ask: 'Mama Achieng's large sufuria is exactly twice as tall and twice as wide as the small one. What does that tell us about the ratio?' Confirm: each length of L is 2 times the matching length of S. Do not explain area or capacity; say: 'We have not yet explained why the amount of githeri behaves differently. That is for later lessons. Put it on the board as a question.'</w:t>
+            </w:r>
+          </w:p>
+        </w:tc>
+        <w:tc>
+          <w:tcPr>
+            <w:tcW w:type="dxa" w:w="3040"/>
+            <w:shd w:fill="FFFFFF" w:color="auto" w:val="clear"/>
+            <w:tcMar>
+              <w:top w:type="dxa" w:w="60"/>
+              <w:left w:type="dxa" w:w="120"/>
+              <w:bottom w:type="dxa" w:w="60"/>
+              <w:right w:type="dxa" w:w="120"/>
+            </w:tcMar>
+            <w:vAlign w:val="top"/>
+          </w:tcPr>
+          <w:p>
+            <w:pPr>
+              <w:spacing w:after="40" w:before="0"/>
+              <w:jc w:val="left"/>
+            </w:pPr>
+            <w:r>
+              <w:rPr>
+                <w:rFonts w:ascii="Arial" w:cs="Arial" w:eastAsia="Arial" w:hAnsi="Arial"/>
+                <w:b w:val="false"/>
+                <w:bCs w:val="false"/>
+                <w:i w:val="false"/>
+                <w:iCs w:val="false"/>
+                <w:color w:val="000000"/>
+                <w:sz w:val="18"/>
+                <w:szCs w:val="18"/>
+              </w:rPr>
+              <w:t xml:space="preserve">Claim-Evidence-Reasoning (Constructing Explanations and Argument from Evidence): learners state a claim (B is similar, C is not), cite their measured ratios as evidence, and give reasoning (similar figures need a constant ratio for all sides). The rectangle contrast gives the reasoning concrete support before it is applied to the sufurias.</w:t>
+            </w:r>
+          </w:p>
+        </w:tc>
+        <w:tc>
+          <w:tcPr>
+            <w:tcW w:type="dxa" w:w="3040"/>
+            <w:shd w:fill="F2F2F2" w:color="auto" w:val="clear"/>
+            <w:tcMar>
+              <w:top w:type="dxa" w:w="60"/>
+              <w:left w:type="dxa" w:w="120"/>
+              <w:bottom w:type="dxa" w:w="60"/>
+              <w:right w:type="dxa" w:w="120"/>
+            </w:tcMar>
+            <w:vAlign w:val="top"/>
+          </w:tcPr>
+          <w:p>
+            <w:pPr>
+              <w:spacing w:after="40" w:before="0"/>
+              <w:jc w:val="left"/>
+            </w:pPr>
+            <w:r>
+              <w:rPr>
+                <w:rFonts w:ascii="Arial" w:cs="Arial" w:eastAsia="Arial" w:hAnsi="Arial"/>
+                <w:b w:val="false"/>
+                <w:bCs w:val="false"/>
+                <w:i w:val="false"/>
+                <w:iCs w:val="false"/>
+                <w:color w:val="000000"/>
+                <w:sz w:val="18"/>
+                <w:szCs w:val="18"/>
+              </w:rPr>
+              <w:t xml:space="preserve">Listen for the key ideas: 'all pairs of sides have the same ratio', 'one ratio is not enough', and 'angles are equal'. Indicator of understanding: a learner explains that C fails because 6/4 = 1.5 but 8/6 is about 1.33. Misconception to note: 'C is similar because it is also a rectangle' or 'because one side is 1.5 times'. Use a quick exit statement on a slip: 'True or False: if one pair of sides has ratio 1.5, the figures are similar. Give a reason.' Check that at least 80% write False with a reason.</w:t>
+            </w:r>
+          </w:p>
+        </w:tc>
+      </w:tr>
+      <w:tr>
+        <w:tc>
+          <w:tcPr>
+            <w:tcW w:type="dxa" w:w="1520"/>
+            <w:shd w:fill="FCE4D6" w:color="auto" w:val="clear"/>
+            <w:tcMar>
+              <w:top w:type="dxa" w:w="60"/>
+              <w:left w:type="dxa" w:w="120"/>
+              <w:bottom w:type="dxa" w:w="60"/>
+              <w:right w:type="dxa" w:w="120"/>
+            </w:tcMar>
+            <w:vAlign w:val="top"/>
+          </w:tcPr>
+          <w:p>
+            <w:pPr>
+              <w:spacing w:after="40" w:before="0"/>
+              <w:jc w:val="left"/>
+            </w:pPr>
+            <w:r>
+              <w:rPr>
+                <w:rFonts w:ascii="Arial" w:cs="Arial" w:eastAsia="Arial" w:hAnsi="Arial"/>
+                <w:b/>
+                <w:bCs/>
+                <w:i w:val="false"/>
+                <w:iCs w:val="false"/>
+                <w:color w:val="000000"/>
+                <w:sz w:val="18"/>
+                <w:szCs w:val="18"/>
+              </w:rPr>
+              <w:t xml:space="preserve">Driving Question Board (DQB) Creation</w:t>
+            </w:r>
+          </w:p>
+          <w:p>
+            <w:pPr>
+              <w:spacing w:after="20" w:before="0"/>
+            </w:pPr>
+            <w:r>
+              <w:rPr>
+                <w:rFonts w:ascii="Arial" w:cs="Arial" w:eastAsia="Arial" w:hAnsi="Arial"/>
+                <w:b/>
+                <w:bCs/>
+                <w:color w:val="1F3864"/>
+                <w:sz w:val="16"/>
+                <w:szCs w:val="16"/>
+              </w:rPr>
+              <w:t xml:space="preserve">📹 VIDEO:</w:t>
+            </w:r>
+          </w:p>
+          <w:p>
+            <w:pPr>
+              <w:spacing w:after="20" w:before="0"/>
+            </w:pPr>
+            <w:hyperlink w:history="1" r:id="rIdqtkkove5w0ixdkhfhx8vd">
               <w:r>
                 <w:rPr>
                   <w:rFonts w:ascii="Arial" w:cs="Arial" w:eastAsia="Arial" w:hAnsi="Arial"/>
@@ -6398,7 +7010,7 @@
               <w:spacing w:after="10" w:before="0"/>
               <w:ind w:left="120"/>
             </w:pPr>
-            <w:hyperlink w:history="1" r:id="rIdfkvlk2otyizo7cmbztdld">
+            <w:hyperlink w:history="1" r:id="rIdejt9sezcxsibbbxcxzk8f">
               <w:r>
                 <w:rPr>
                   <w:rFonts w:ascii="Arial" w:cs="Arial" w:eastAsia="Arial" w:hAnsi="Arial"/>
@@ -6443,7 +7055,7 @@
             <w:pPr>
               <w:spacing w:after="20" w:before="0"/>
             </w:pPr>
-            <w:hyperlink w:history="1" r:id="rIdweo4hfrahrxlefxuftlym">
+            <w:hyperlink w:history="1" r:id="rIdvk-7ilbcznlw0p_quw9e1">
               <w:r>
                 <w:rPr>
                   <w:rFonts w:ascii="Arial" w:cs="Arial" w:eastAsia="Arial" w:hAnsi="Arial"/>
@@ -6452,7 +7064,7 @@
                   <w:szCs w:val="16"/>
                   <w:u w:val="single" w:color="2E75B6"/>
                 </w:rPr>
-                <w:t xml:space="preserve">Corresponding Parts of Similar Figures (Flexbook)</w:t>
+                <w:t xml:space="preserve">Corresponding Sides of Similar Triangles (PLIX)</w:t>
               </w:r>
             </w:hyperlink>
           </w:p>
@@ -6476,7 +7088,7 @@
               <w:spacing w:after="10" w:before="0"/>
               <w:ind w:left="120"/>
             </w:pPr>
-            <w:hyperlink w:history="1" r:id="rIdbrmw3varlrrdujgoheouo">
+            <w:hyperlink w:history="1" r:id="rIdfefh3nfxikkc31tju5koo">
               <w:r>
                 <w:rPr>
                   <w:rFonts w:ascii="Arial" w:cs="Arial" w:eastAsia="Arial" w:hAnsi="Arial"/>
@@ -6518,7 +7130,7 @@
                 <w:sz w:val="18"/>
                 <w:szCs w:val="18"/>
               </w:rPr>
-              <w:t xml:space="preserve">Part 1 (about 25 minutes): Groups measure the sides of rectangles A, B and C to the nearest 0.1 cm using a ruler and check each corner with a set square or the corner of an exercise book. They record results in a table with columns for Rectangle, Length, Width, and Angles. They then calculate ratios of corresponding sides: B to A (length 6/4, width 9/6 using the long and short sides in the same order, giving 1.5 for both) and C to A (6/4 = 1.5 for the short side and 8/6 = 1.33 for the long side). They write down whether the ratios are the same. Part 2 (about 15 minutes): Groups use the measurements of Mama Achieng's sufurias (S: height 12 cm, diameter 16 cm; M: height 18 cm, diameter 24 cm; L: height 24 cm, diameter 32 cm), measured directly from real or cardboard models or taken from the data card, and calculate M/S and L/S for height and for diameter: 18/12 = 1.5, 24/12 = 2, 24/16 = 1.5, 32/16 = 2. They record that the ratios are the same for height and diameter.</w:t>
+              <w:t xml:space="preserve">Learners return to the Driving Question Board. In groups they write questions on sticky notes or paper strips arising from today's work, for example: 'The sufurias have the same ratio for height and diameter, so why does the large one hold much more than twice as much githeri?' and 'Does the same ratio of lengths mean the same ratio of areas?' and 'Why does Mama Achieng's paint cost more than double?' They place the notes on the DQB under the headings 'What we now know', 'What we still wonder' and 'How can we find out?'. One learner per group reads a question aloud. Learners mark which earlier questions from Lesson 1 can now be partly answered, such as 'Are the sufurias really the same shape?'</w:t>
             </w:r>
           </w:p>
         </w:tc>
@@ -6550,7 +7162,7 @@
                 <w:sz w:val="18"/>
                 <w:szCs w:val="18"/>
               </w:rPr>
-              <w:t xml:space="preserve">Distribute rulers, set squares and cut-outs; assign roles: measurer, recorder, checker, reporter, and rotate the roles half way through. Say: 'Measure to the nearest 0.1 cm. The checker must confirm every measurement before it goes in the table.' Circulate and ask: 'Which side of B matches the 4 cm side of A?' and 'What do you get when you divide the long side of C by the long side of A?' For groups that match sides wrongly, say: 'Turn the rectangle so the short side lines up with the short side.' WAIT TIME: 10 seconds after each question before prompting. After the rectangles, ask all groups to hold up a card showing the ratio for the short sides and for the long sides of C. Cold-call 4 groups to report their ratios for B and C. Write the class values on the board: B 1.5 and 1.5, C 1.5 and 1.33. Ask: 'Are the two ratios for C equal? What does that tell you about C?' For Part 2, say: 'Now test Mama Achieng's claim. Is the ratio the same for height and for diameter?' Make sure groups write 'about' when rounding 1.33.</w:t>
+              <w:t xml:space="preserve">Say: 'Look at the DQB. Which question from Lesson 1 can we now answer with evidence? Which new questions did today's measuring bring up?' Give 3 minutes of silent writing, then WAIT TIME of 10 seconds before sharing. Cold-call 3 groups to read and place a question. Ask: 'How is this question connected to Mama Achieng's sufurias?' Group similar questions together. Point out the key puzzle: 'All lengths are doubled, but the githeri is not just doubled. What do you think needs to be measured next?' Guide, without answering, to the next step: a way to describe the doubling of lengths and where it comes from, which leads to Lesson 3. Move the Lesson 1 question about the same shape to the 'What we now know' column with the evidence note 'ratio 1 : 1.5 : 2 for height and diameter'.</w:t>
             </w:r>
           </w:p>
         </w:tc>
@@ -6582,7 +7194,7 @@
                 <w:sz w:val="18"/>
                 <w:szCs w:val="18"/>
               </w:rPr>
-              <w:t xml:space="preserve">Data Table and Pattern Finding (Analysing and Interpreting Data): organising measurements in a table and calculating ratios side by side makes the constant ratio visible and lets learners see for themselves that one matching ratio is not enough. Comparing rectangles with sufurias links the abstract shape test to the phenomenon.</w:t>
+              <w:t xml:space="preserve">Driving Question Board (Tracking Growing Understanding): sorting questions into 'know', 'wonder' and 'find out' lets learners see their own progress and motivates the next investigation, keeping the phenomenon at the centre.</w:t>
             </w:r>
           </w:p>
         </w:tc>
@@ -6614,7 +7226,7 @@
                 <w:sz w:val="18"/>
                 <w:szCs w:val="18"/>
               </w:rPr>
-              <w:t xml:space="preserve">Look for learners who match corresponding sides correctly (short with short, long with long), measure to the nearest 0.1 cm, and divide image by object consistently. Observable indicator: the group table shows 1.5 and 1.5 for B and 1.5 and about 1.33 for C. Ask a quick check: 'Point to the side of C that does not match the ratio.' Note any group that checks only one pair of sides, or that gets ratios like 0.67 by dividing in the opposite order, and ask them to state the order they used.</w:t>
+              <w:t xml:space="preserve">Check that each group contributes at least 2 questions, and that at least one links the constant ratio of lengths to capacity, paint or price. Quality indicator: questions that refer to evidence from today (for example 'ratios 1.5 and 2') rather than only 'why is it bigger?'. Note learners who only write factual questions and prompt them with 'What would you like to find out about the area or the amount of githeri?'</w:t>
             </w:r>
           </w:p>
         </w:tc>
@@ -6623,32 +7235,32 @@
         <w:tc>
           <w:tcPr>
             <w:tcW w:type="dxa" w:w="1520"/>
-            <w:shd w:fill="E2EFDA" w:color="auto" w:val="clear"/>
-            <w:tcMar>
-              <w:top w:type="dxa" w:w="60"/>
-              <w:left w:type="dxa" w:w="120"/>
-              <w:bottom w:type="dxa" w:w="60"/>
-              <w:right w:type="dxa" w:w="120"/>
-            </w:tcMar>
-            <w:vAlign w:val="top"/>
-          </w:tcPr>
-          <w:p>
-            <w:pPr>
-              <w:spacing w:after="40" w:before="0"/>
-              <w:jc w:val="left"/>
-            </w:pPr>
-            <w:r>
-              <w:rPr>
-                <w:rFonts w:ascii="Arial" w:cs="Arial" w:eastAsia="Arial" w:hAnsi="Arial"/>
-                <w:b/>
-                <w:bCs/>
-                <w:i w:val="false"/>
-                <w:iCs w:val="false"/>
-                <w:color w:val="000000"/>
-                <w:sz w:val="18"/>
-                <w:szCs w:val="18"/>
-              </w:rPr>
-              <w:t xml:space="preserve">Explain Phase</w:t>
+            <w:shd w:fill="D5E8F0" w:color="auto" w:val="clear"/>
+            <w:tcMar>
+              <w:top w:type="dxa" w:w="60"/>
+              <w:left w:type="dxa" w:w="120"/>
+              <w:bottom w:type="dxa" w:w="60"/>
+              <w:right w:type="dxa" w:w="120"/>
+            </w:tcMar>
+            <w:vAlign w:val="top"/>
+          </w:tcPr>
+          <w:p>
+            <w:pPr>
+              <w:spacing w:after="40" w:before="0"/>
+              <w:jc w:val="left"/>
+            </w:pPr>
+            <w:r>
+              <w:rPr>
+                <w:rFonts w:ascii="Arial" w:cs="Arial" w:eastAsia="Arial" w:hAnsi="Arial"/>
+                <w:b/>
+                <w:bCs/>
+                <w:i w:val="false"/>
+                <w:iCs w:val="false"/>
+                <w:color w:val="000000"/>
+                <w:sz w:val="18"/>
+                <w:szCs w:val="18"/>
+              </w:rPr>
+              <w:t xml:space="preserve">Model Building Phase</w:t>
             </w:r>
           </w:p>
           <w:p>
@@ -6671,7 +7283,7 @@
             <w:pPr>
               <w:spacing w:after="20" w:before="0"/>
             </w:pPr>
-            <w:hyperlink w:history="1" r:id="rIdroqgkm4pkul6krm7vuy1r">
+            <w:hyperlink w:history="1" r:id="rIdma-hvhgvnxurgc_6v49i3">
               <w:r>
                 <w:rPr>
                   <w:rFonts w:ascii="Arial" w:cs="Arial" w:eastAsia="Arial" w:hAnsi="Arial"/>
@@ -6680,25 +7292,9 @@
                   <w:szCs w:val="16"/>
                   <w:u w:val="single" w:color="2E75B6"/>
                 </w:rPr>
-                <w:t xml:space="preserve">Using similarity to estimate ratio between side lengths</w:t>
+                <w:t xml:space="preserve">Identifying scale factors</w:t>
               </w:r>
             </w:hyperlink>
-          </w:p>
-          <w:p>
-            <w:pPr>
-              <w:spacing w:after="20" w:before="0"/>
-            </w:pPr>
-            <w:r>
-              <w:rPr>
-                <w:rFonts w:ascii="Arial" w:cs="Arial" w:eastAsia="Arial" w:hAnsi="Arial"/>
-                <w:i/>
-                <w:iCs/>
-                <w:color w:val="595959"/>
-                <w:sz w:val="16"/>
-                <w:szCs w:val="16"/>
-              </w:rPr>
-              <w:t xml:space="preserve">Related topic: not an exact match for this lesson.</w:t>
-            </w:r>
           </w:p>
           <w:p>
             <w:pPr>
@@ -6720,7 +7316,7 @@
               <w:spacing w:after="10" w:before="0"/>
               <w:ind w:left="120"/>
             </w:pPr>
-            <w:hyperlink w:history="1" r:id="rId5nhiz4urngr3plwzwnp3d">
+            <w:hyperlink w:history="1" r:id="rIdf7x9hnht4vujfyosiajfe">
               <w:r>
                 <w:rPr>
                   <w:rFonts w:ascii="Arial" w:cs="Arial" w:eastAsia="Arial" w:hAnsi="Arial"/>
@@ -6765,7 +7361,7 @@
             <w:pPr>
               <w:spacing w:after="20" w:before="0"/>
             </w:pPr>
-            <w:hyperlink w:history="1" r:id="rIdvloox-deuzg2v6qtjmvvv">
+            <w:hyperlink w:history="1" r:id="rIde-ztnubc-npa8mmw-cw1l">
               <w:r>
                 <w:rPr>
                   <w:rFonts w:ascii="Arial" w:cs="Arial" w:eastAsia="Arial" w:hAnsi="Arial"/>
@@ -6774,7 +7370,7 @@
                   <w:szCs w:val="16"/>
                   <w:u w:val="single" w:color="2E75B6"/>
                 </w:rPr>
-                <w:t xml:space="preserve">Corresponding Parts of Similar Figures Practice</w:t>
+                <w:t xml:space="preserve">Unknown Measures of Similar Figures Practice</w:t>
               </w:r>
             </w:hyperlink>
           </w:p>
@@ -6798,651 +7394,7 @@
               <w:spacing w:after="10" w:before="0"/>
               <w:ind w:left="120"/>
             </w:pPr>
-            <w:hyperlink w:history="1" r:id="rIdyvo3bbnv52sxxl6ink5ry">
-              <w:r>
-                <w:rPr>
-                  <w:rFonts w:ascii="Arial" w:cs="Arial" w:eastAsia="Arial" w:hAnsi="Arial"/>
-                  <w:color w:val="595959"/>
-                  <w:sz w:val="14"/>
-                  <w:szCs w:val="14"/>
-                  <w:u w:val="single" w:color="595959"/>
-                </w:rPr>
-                <w:t xml:space="preserve">🔍 Search ARES for similar readings</w:t>
-              </w:r>
-            </w:hyperlink>
-          </w:p>
-        </w:tc>
-        <w:tc>
-          <w:tcPr>
-            <w:tcW w:type="dxa" w:w="3040"/>
-            <w:shd w:fill="FFFFFF" w:color="auto" w:val="clear"/>
-            <w:tcMar>
-              <w:top w:type="dxa" w:w="60"/>
-              <w:left w:type="dxa" w:w="120"/>
-              <w:bottom w:type="dxa" w:w="60"/>
-              <w:right w:type="dxa" w:w="120"/>
-            </w:tcMar>
-            <w:vAlign w:val="top"/>
-          </w:tcPr>
-          <w:p>
-            <w:pPr>
-              <w:spacing w:after="40" w:before="0"/>
-              <w:jc w:val="left"/>
-            </w:pPr>
-            <w:r>
-              <w:rPr>
-                <w:rFonts w:ascii="Arial" w:cs="Arial" w:eastAsia="Arial" w:hAnsi="Arial"/>
-                <w:b w:val="false"/>
-                <w:bCs w:val="false"/>
-                <w:i w:val="false"/>
-                <w:iCs w:val="false"/>
-                <w:color w:val="000000"/>
-                <w:sz w:val="18"/>
-                <w:szCs w:val="18"/>
-              </w:rPr>
-              <w:t xml:space="preserve">Learners work in their groups to write a short explanation answering: 'How can we tell whether two figures are similar?' Using their tables, they complete the statement: 'Two figures are similar when all corresponding angles are ____ and all corresponding sides are in the ____ ratio.' They explain why C is not similar to A even though one pair of sides has the ratio 1.5, and why B is similar to A. They then explain why the three sufurias are similar: height ratios and diameter ratios are both 1 : 1.5 : 2. Each learner writes one sentence connecting the result to Mama Achieng: 'Her sufurias are similar because ...'. Groups also try a counter-example: 'Could a rectangle 6 cm by 8 cm ever be made similar to A by changing only one side?'</w:t>
-            </w:r>
-          </w:p>
-        </w:tc>
-        <w:tc>
-          <w:tcPr>
-            <w:tcW w:type="dxa" w:w="3040"/>
-            <w:shd w:fill="F2F2F2" w:color="auto" w:val="clear"/>
-            <w:tcMar>
-              <w:top w:type="dxa" w:w="60"/>
-              <w:left w:type="dxa" w:w="120"/>
-              <w:bottom w:type="dxa" w:w="60"/>
-              <w:right w:type="dxa" w:w="120"/>
-            </w:tcMar>
-            <w:vAlign w:val="top"/>
-          </w:tcPr>
-          <w:p>
-            <w:pPr>
-              <w:spacing w:after="40" w:before="0"/>
-              <w:jc w:val="left"/>
-            </w:pPr>
-            <w:r>
-              <w:rPr>
-                <w:rFonts w:ascii="Arial" w:cs="Arial" w:eastAsia="Arial" w:hAnsi="Arial"/>
-                <w:b w:val="false"/>
-                <w:bCs w:val="false"/>
-                <w:i w:val="false"/>
-                <w:iCs w:val="false"/>
-                <w:color w:val="000000"/>
-                <w:sz w:val="18"/>
-                <w:szCs w:val="18"/>
-              </w:rPr>
-              <w:t xml:space="preserve">Say: 'Use your numbers, not your eyes. Who can explain, using evidence, why C is not similar to A?' WAIT TIME: 10-15 seconds, then cold-call 3 learners from different groups. After each answer ask: 'Who can add to that, or disagree with evidence?' Introduce the vocabulary 'corresponding sides', 'constant ratio' and 'similar' only after learners have described the idea in their own words. Write the class definition on the board: 'Similar figures have equal corresponding angles and corresponding sides in the same ratio (a constant ratio).' Make the contrast explicit: 'Same angles alone are not enough here: A, B and C are all rectangles with four right angles, but only B is similar.' Then ask: 'Mama Achieng's large sufuria is exactly twice as tall and twice as wide as the small one. What does that tell us about the ratio?' Confirm: each length of L is 2 times the matching length of S. Do not explain area or capacity; say: 'We have not yet explained why the amount of githeri behaves differently. That is for later lessons. Put it on the board as a question.'</w:t>
-            </w:r>
-          </w:p>
-        </w:tc>
-        <w:tc>
-          <w:tcPr>
-            <w:tcW w:type="dxa" w:w="3040"/>
-            <w:shd w:fill="FFFFFF" w:color="auto" w:val="clear"/>
-            <w:tcMar>
-              <w:top w:type="dxa" w:w="60"/>
-              <w:left w:type="dxa" w:w="120"/>
-              <w:bottom w:type="dxa" w:w="60"/>
-              <w:right w:type="dxa" w:w="120"/>
-            </w:tcMar>
-            <w:vAlign w:val="top"/>
-          </w:tcPr>
-          <w:p>
-            <w:pPr>
-              <w:spacing w:after="40" w:before="0"/>
-              <w:jc w:val="left"/>
-            </w:pPr>
-            <w:r>
-              <w:rPr>
-                <w:rFonts w:ascii="Arial" w:cs="Arial" w:eastAsia="Arial" w:hAnsi="Arial"/>
-                <w:b w:val="false"/>
-                <w:bCs w:val="false"/>
-                <w:i w:val="false"/>
-                <w:iCs w:val="false"/>
-                <w:color w:val="000000"/>
-                <w:sz w:val="18"/>
-                <w:szCs w:val="18"/>
-              </w:rPr>
-              <w:t xml:space="preserve">Claim-Evidence-Reasoning (Constructing Explanations and Argument from Evidence): learners state a claim (B is similar, C is not), cite their measured ratios as evidence, and give reasoning (similar figures need a constant ratio for all sides). The rectangle contrast gives the reasoning concrete support before it is applied to the sufurias.</w:t>
-            </w:r>
-          </w:p>
-        </w:tc>
-        <w:tc>
-          <w:tcPr>
-            <w:tcW w:type="dxa" w:w="3040"/>
-            <w:shd w:fill="F2F2F2" w:color="auto" w:val="clear"/>
-            <w:tcMar>
-              <w:top w:type="dxa" w:w="60"/>
-              <w:left w:type="dxa" w:w="120"/>
-              <w:bottom w:type="dxa" w:w="60"/>
-              <w:right w:type="dxa" w:w="120"/>
-            </w:tcMar>
-            <w:vAlign w:val="top"/>
-          </w:tcPr>
-          <w:p>
-            <w:pPr>
-              <w:spacing w:after="40" w:before="0"/>
-              <w:jc w:val="left"/>
-            </w:pPr>
-            <w:r>
-              <w:rPr>
-                <w:rFonts w:ascii="Arial" w:cs="Arial" w:eastAsia="Arial" w:hAnsi="Arial"/>
-                <w:b w:val="false"/>
-                <w:bCs w:val="false"/>
-                <w:i w:val="false"/>
-                <w:iCs w:val="false"/>
-                <w:color w:val="000000"/>
-                <w:sz w:val="18"/>
-                <w:szCs w:val="18"/>
-              </w:rPr>
-              <w:t xml:space="preserve">Listen for the key ideas: 'all pairs of sides have the same ratio', 'one ratio is not enough', and 'angles are equal'. Indicator of understanding: a learner explains that C fails because 6/4 = 1.5 but 8/6 is about 1.33. Misconception to note: 'C is similar because it is also a rectangle' or 'because one side is 1.5 times'. Use a quick exit statement on a slip: 'True or False: if one pair of sides has ratio 1.5, the figures are similar. Give a reason.' Check that at least 80% write False with a reason.</w:t>
-            </w:r>
-          </w:p>
-        </w:tc>
-      </w:tr>
-      <w:tr>
-        <w:tc>
-          <w:tcPr>
-            <w:tcW w:type="dxa" w:w="1520"/>
-            <w:shd w:fill="FCE4D6" w:color="auto" w:val="clear"/>
-            <w:tcMar>
-              <w:top w:type="dxa" w:w="60"/>
-              <w:left w:type="dxa" w:w="120"/>
-              <w:bottom w:type="dxa" w:w="60"/>
-              <w:right w:type="dxa" w:w="120"/>
-            </w:tcMar>
-            <w:vAlign w:val="top"/>
-          </w:tcPr>
-          <w:p>
-            <w:pPr>
-              <w:spacing w:after="40" w:before="0"/>
-              <w:jc w:val="left"/>
-            </w:pPr>
-            <w:r>
-              <w:rPr>
-                <w:rFonts w:ascii="Arial" w:cs="Arial" w:eastAsia="Arial" w:hAnsi="Arial"/>
-                <w:b/>
-                <w:bCs/>
-                <w:i w:val="false"/>
-                <w:iCs w:val="false"/>
-                <w:color w:val="000000"/>
-                <w:sz w:val="18"/>
-                <w:szCs w:val="18"/>
-              </w:rPr>
-              <w:t xml:space="preserve">Driving Question Board (DQB) Creation</w:t>
-            </w:r>
-          </w:p>
-          <w:p>
-            <w:pPr>
-              <w:spacing w:after="20" w:before="0"/>
-            </w:pPr>
-            <w:r>
-              <w:rPr>
-                <w:rFonts w:ascii="Arial" w:cs="Arial" w:eastAsia="Arial" w:hAnsi="Arial"/>
-                <w:b/>
-                <w:bCs/>
-                <w:color w:val="1F3864"/>
-                <w:sz w:val="16"/>
-                <w:szCs w:val="16"/>
-              </w:rPr>
-              <w:t xml:space="preserve">📹 VIDEO:</w:t>
-            </w:r>
-          </w:p>
-          <w:p>
-            <w:pPr>
-              <w:spacing w:after="20" w:before="0"/>
-            </w:pPr>
-            <w:hyperlink w:history="1" r:id="rIdpur0ucfalwxbxxmmh9b5c">
-              <w:r>
-                <w:rPr>
-                  <w:rFonts w:ascii="Arial" w:cs="Arial" w:eastAsia="Arial" w:hAnsi="Arial"/>
-                  <w:color w:val="2E75B6"/>
-                  <w:sz w:val="16"/>
-                  <w:szCs w:val="16"/>
-                  <w:u w:val="single" w:color="2E75B6"/>
-                </w:rPr>
-                <w:t xml:space="preserve">Dilations: scale factor</w:t>
-              </w:r>
-            </w:hyperlink>
-          </w:p>
-          <w:p>
-            <w:pPr>
-              <w:spacing w:after="20" w:before="0"/>
-            </w:pPr>
-            <w:r>
-              <w:rPr>
-                <w:rFonts w:ascii="Arial" w:cs="Arial" w:eastAsia="Arial" w:hAnsi="Arial"/>
-                <w:i/>
-                <w:iCs/>
-                <w:color w:val="595959"/>
-                <w:sz w:val="16"/>
-                <w:szCs w:val="16"/>
-              </w:rPr>
-              <w:t xml:space="preserve">Related topic: not an exact match for this lesson.</w:t>
-            </w:r>
-          </w:p>
-          <w:p>
-            <w:pPr>
-              <w:spacing w:after="10" w:before="0"/>
-              <w:ind w:left="120"/>
-            </w:pPr>
-            <w:r>
-              <w:rPr>
-                <w:rFonts w:ascii="Arial" w:cs="Arial" w:eastAsia="Arial" w:hAnsi="Arial"/>
-                <w:color w:val="595959"/>
-                <w:sz w:val="14"/>
-                <w:szCs w:val="14"/>
-              </w:rPr>
-              <w:t xml:space="preserve">Source: Khan Academy (English - US curriculum)</w:t>
-            </w:r>
-          </w:p>
-          <w:p>
-            <w:pPr>
-              <w:spacing w:after="10" w:before="0"/>
-              <w:ind w:left="120"/>
-            </w:pPr>
-            <w:hyperlink w:history="1" r:id="rIdo0ynf2qx75szptipkgxzr">
-              <w:r>
-                <w:rPr>
-                  <w:rFonts w:ascii="Arial" w:cs="Arial" w:eastAsia="Arial" w:hAnsi="Arial"/>
-                  <w:color w:val="595959"/>
-                  <w:sz w:val="14"/>
-                  <w:szCs w:val="14"/>
-                  <w:u w:val="single" w:color="595959"/>
-                </w:rPr>
-                <w:t xml:space="preserve">🔍 Search ARES for similar videos</w:t>
-              </w:r>
-            </w:hyperlink>
-          </w:p>
-          <w:p>
-            <w:pPr>
-              <w:spacing w:after="40" w:before="0"/>
-            </w:pPr>
-            <w:r>
-              <w:rPr>
-                <w:sz w:val="14"/>
-                <w:szCs w:val="14"/>
-              </w:rPr>
-              <w:t xml:space="preserve"/>
-            </w:r>
-          </w:p>
-          <w:p>
-            <w:pPr>
-              <w:spacing w:after="20" w:before="0"/>
-            </w:pPr>
-            <w:r>
-              <w:rPr>
-                <w:rFonts w:ascii="Arial" w:cs="Arial" w:eastAsia="Arial" w:hAnsi="Arial"/>
-                <w:b/>
-                <w:bCs/>
-                <w:color w:val="1F3864"/>
-                <w:sz w:val="16"/>
-                <w:szCs w:val="16"/>
-              </w:rPr>
-              <w:t xml:space="preserve">📖 HTML:</w:t>
-            </w:r>
-          </w:p>
-          <w:p>
-            <w:pPr>
-              <w:spacing w:after="20" w:before="0"/>
-            </w:pPr>
-            <w:hyperlink w:history="1" r:id="rIdgxepgljqz0kart-46mien">
-              <w:r>
-                <w:rPr>
-                  <w:rFonts w:ascii="Arial" w:cs="Arial" w:eastAsia="Arial" w:hAnsi="Arial"/>
-                  <w:color w:val="2E75B6"/>
-                  <w:sz w:val="16"/>
-                  <w:szCs w:val="16"/>
-                  <w:u w:val="single" w:color="2E75B6"/>
-                </w:rPr>
-                <w:t xml:space="preserve">Corresponding Sides of Similar Triangles (PLIX)</w:t>
-              </w:r>
-            </w:hyperlink>
-          </w:p>
-          <w:p>
-            <w:pPr>
-              <w:spacing w:after="10" w:before="0"/>
-              <w:ind w:left="120"/>
-            </w:pPr>
-            <w:r>
-              <w:rPr>
-                <w:rFonts w:ascii="Arial" w:cs="Arial" w:eastAsia="Arial" w:hAnsi="Arial"/>
-                <w:color w:val="595959"/>
-                <w:sz w:val="14"/>
-                <w:szCs w:val="14"/>
-              </w:rPr>
-              <w:t xml:space="preserve">Source: CK-12</w:t>
-            </w:r>
-          </w:p>
-          <w:p>
-            <w:pPr>
-              <w:spacing w:after="10" w:before="0"/>
-              <w:ind w:left="120"/>
-            </w:pPr>
-            <w:hyperlink w:history="1" r:id="rIdfcskstnqb-yznv9qpqbze">
-              <w:r>
-                <w:rPr>
-                  <w:rFonts w:ascii="Arial" w:cs="Arial" w:eastAsia="Arial" w:hAnsi="Arial"/>
-                  <w:color w:val="595959"/>
-                  <w:sz w:val="14"/>
-                  <w:szCs w:val="14"/>
-                  <w:u w:val="single" w:color="595959"/>
-                </w:rPr>
-                <w:t xml:space="preserve">🔍 Search ARES for similar readings</w:t>
-              </w:r>
-            </w:hyperlink>
-          </w:p>
-        </w:tc>
-        <w:tc>
-          <w:tcPr>
-            <w:tcW w:type="dxa" w:w="3040"/>
-            <w:shd w:fill="FFFFFF" w:color="auto" w:val="clear"/>
-            <w:tcMar>
-              <w:top w:type="dxa" w:w="60"/>
-              <w:left w:type="dxa" w:w="120"/>
-              <w:bottom w:type="dxa" w:w="60"/>
-              <w:right w:type="dxa" w:w="120"/>
-            </w:tcMar>
-            <w:vAlign w:val="top"/>
-          </w:tcPr>
-          <w:p>
-            <w:pPr>
-              <w:spacing w:after="40" w:before="0"/>
-              <w:jc w:val="left"/>
-            </w:pPr>
-            <w:r>
-              <w:rPr>
-                <w:rFonts w:ascii="Arial" w:cs="Arial" w:eastAsia="Arial" w:hAnsi="Arial"/>
-                <w:b w:val="false"/>
-                <w:bCs w:val="false"/>
-                <w:i w:val="false"/>
-                <w:iCs w:val="false"/>
-                <w:color w:val="000000"/>
-                <w:sz w:val="18"/>
-                <w:szCs w:val="18"/>
-              </w:rPr>
-              <w:t xml:space="preserve">Learners return to the Driving Question Board. In groups they write questions on sticky notes or paper strips arising from today's work, for example: 'The sufurias have the same ratio for height and diameter, so why does the large one hold much more than twice as much githeri?' and 'Does the same ratio of lengths mean the same ratio of areas?' and 'Why does Mama Achieng's paint cost more than double?' They place the notes on the DQB under the headings 'What we now know', 'What we still wonder' and 'How can we find out?'. One learner per group reads a question aloud. Learners mark which earlier questions from Lesson 1 can now be partly answered, such as 'Are the sufurias really the same shape?'</w:t>
-            </w:r>
-          </w:p>
-        </w:tc>
-        <w:tc>
-          <w:tcPr>
-            <w:tcW w:type="dxa" w:w="3040"/>
-            <w:shd w:fill="F2F2F2" w:color="auto" w:val="clear"/>
-            <w:tcMar>
-              <w:top w:type="dxa" w:w="60"/>
-              <w:left w:type="dxa" w:w="120"/>
-              <w:bottom w:type="dxa" w:w="60"/>
-              <w:right w:type="dxa" w:w="120"/>
-            </w:tcMar>
-            <w:vAlign w:val="top"/>
-          </w:tcPr>
-          <w:p>
-            <w:pPr>
-              <w:spacing w:after="40" w:before="0"/>
-              <w:jc w:val="left"/>
-            </w:pPr>
-            <w:r>
-              <w:rPr>
-                <w:rFonts w:ascii="Arial" w:cs="Arial" w:eastAsia="Arial" w:hAnsi="Arial"/>
-                <w:b w:val="false"/>
-                <w:bCs w:val="false"/>
-                <w:i w:val="false"/>
-                <w:iCs w:val="false"/>
-                <w:color w:val="000000"/>
-                <w:sz w:val="18"/>
-                <w:szCs w:val="18"/>
-              </w:rPr>
-              <w:t xml:space="preserve">Say: 'Look at the DQB. Which question from Lesson 1 can we now answer with evidence? Which new questions did today's measuring bring up?' Give 3 minutes of silent writing, then WAIT TIME of 10 seconds before sharing. Cold-call 3 groups to read and place a question. Ask: 'How is this question connected to Mama Achieng's sufurias?' Group similar questions together. Point out the key puzzle: 'All lengths are doubled, but the githeri is not just doubled. What do you think needs to be measured next?' Guide, without answering, to the next step: a way to describe the doubling of lengths and where it comes from, which leads to Lesson 3. Move the Lesson 1 question about the same shape to the 'What we now know' column with the evidence note 'ratio 1 : 1.5 : 2 for height and diameter'.</w:t>
-            </w:r>
-          </w:p>
-        </w:tc>
-        <w:tc>
-          <w:tcPr>
-            <w:tcW w:type="dxa" w:w="3040"/>
-            <w:shd w:fill="FFFFFF" w:color="auto" w:val="clear"/>
-            <w:tcMar>
-              <w:top w:type="dxa" w:w="60"/>
-              <w:left w:type="dxa" w:w="120"/>
-              <w:bottom w:type="dxa" w:w="60"/>
-              <w:right w:type="dxa" w:w="120"/>
-            </w:tcMar>
-            <w:vAlign w:val="top"/>
-          </w:tcPr>
-          <w:p>
-            <w:pPr>
-              <w:spacing w:after="40" w:before="0"/>
-              <w:jc w:val="left"/>
-            </w:pPr>
-            <w:r>
-              <w:rPr>
-                <w:rFonts w:ascii="Arial" w:cs="Arial" w:eastAsia="Arial" w:hAnsi="Arial"/>
-                <w:b w:val="false"/>
-                <w:bCs w:val="false"/>
-                <w:i w:val="false"/>
-                <w:iCs w:val="false"/>
-                <w:color w:val="000000"/>
-                <w:sz w:val="18"/>
-                <w:szCs w:val="18"/>
-              </w:rPr>
-              <w:t xml:space="preserve">Driving Question Board (Tracking Growing Understanding): sorting questions into 'know', 'wonder' and 'find out' lets learners see their own progress and motivates the next investigation, keeping the phenomenon at the centre.</w:t>
-            </w:r>
-          </w:p>
-        </w:tc>
-        <w:tc>
-          <w:tcPr>
-            <w:tcW w:type="dxa" w:w="3040"/>
-            <w:shd w:fill="F2F2F2" w:color="auto" w:val="clear"/>
-            <w:tcMar>
-              <w:top w:type="dxa" w:w="60"/>
-              <w:left w:type="dxa" w:w="120"/>
-              <w:bottom w:type="dxa" w:w="60"/>
-              <w:right w:type="dxa" w:w="120"/>
-            </w:tcMar>
-            <w:vAlign w:val="top"/>
-          </w:tcPr>
-          <w:p>
-            <w:pPr>
-              <w:spacing w:after="40" w:before="0"/>
-              <w:jc w:val="left"/>
-            </w:pPr>
-            <w:r>
-              <w:rPr>
-                <w:rFonts w:ascii="Arial" w:cs="Arial" w:eastAsia="Arial" w:hAnsi="Arial"/>
-                <w:b w:val="false"/>
-                <w:bCs w:val="false"/>
-                <w:i w:val="false"/>
-                <w:iCs w:val="false"/>
-                <w:color w:val="000000"/>
-                <w:sz w:val="18"/>
-                <w:szCs w:val="18"/>
-              </w:rPr>
-              <w:t xml:space="preserve">Check that each group contributes at least 2 questions, and that at least one links the constant ratio of lengths to capacity, paint or price. Quality indicator: questions that refer to evidence from today (for example 'ratios 1.5 and 2') rather than only 'why is it bigger?'. Note learners who only write factual questions and prompt them with 'What would you like to find out about the area or the amount of githeri?'</w:t>
-            </w:r>
-          </w:p>
-        </w:tc>
-      </w:tr>
-      <w:tr>
-        <w:tc>
-          <w:tcPr>
-            <w:tcW w:type="dxa" w:w="1520"/>
-            <w:shd w:fill="D5E8F0" w:color="auto" w:val="clear"/>
-            <w:tcMar>
-              <w:top w:type="dxa" w:w="60"/>
-              <w:left w:type="dxa" w:w="120"/>
-              <w:bottom w:type="dxa" w:w="60"/>
-              <w:right w:type="dxa" w:w="120"/>
-            </w:tcMar>
-            <w:vAlign w:val="top"/>
-          </w:tcPr>
-          <w:p>
-            <w:pPr>
-              <w:spacing w:after="40" w:before="0"/>
-              <w:jc w:val="left"/>
-            </w:pPr>
-            <w:r>
-              <w:rPr>
-                <w:rFonts w:ascii="Arial" w:cs="Arial" w:eastAsia="Arial" w:hAnsi="Arial"/>
-                <w:b/>
-                <w:bCs/>
-                <w:i w:val="false"/>
-                <w:iCs w:val="false"/>
-                <w:color w:val="000000"/>
-                <w:sz w:val="18"/>
-                <w:szCs w:val="18"/>
-              </w:rPr>
-              <w:t xml:space="preserve">Model Building Phase</w:t>
-            </w:r>
-          </w:p>
-          <w:p>
-            <w:pPr>
-              <w:spacing w:after="20" w:before="0"/>
-            </w:pPr>
-            <w:r>
-              <w:rPr>
-                <w:rFonts w:ascii="Arial" w:cs="Arial" w:eastAsia="Arial" w:hAnsi="Arial"/>
-                <w:b/>
-                <w:bCs/>
-                <w:color w:val="1F3864"/>
-                <w:sz w:val="16"/>
-                <w:szCs w:val="16"/>
-              </w:rPr>
-              <w:t xml:space="preserve">📹 VIDEO:</w:t>
-            </w:r>
-          </w:p>
-          <w:p>
-            <w:pPr>
-              <w:spacing w:after="20" w:before="0"/>
-            </w:pPr>
-            <w:hyperlink w:history="1" r:id="rId_85hj_9gff_22kwbbu8pw">
-              <w:r>
-                <w:rPr>
-                  <w:rFonts w:ascii="Arial" w:cs="Arial" w:eastAsia="Arial" w:hAnsi="Arial"/>
-                  <w:color w:val="2E75B6"/>
-                  <w:sz w:val="16"/>
-                  <w:szCs w:val="16"/>
-                  <w:u w:val="single" w:color="2E75B6"/>
-                </w:rPr>
-                <w:t xml:space="preserve">Scale drawings</w:t>
-              </w:r>
-            </w:hyperlink>
-          </w:p>
-          <w:p>
-            <w:pPr>
-              <w:spacing w:after="20" w:before="0"/>
-            </w:pPr>
-            <w:r>
-              <w:rPr>
-                <w:rFonts w:ascii="Arial" w:cs="Arial" w:eastAsia="Arial" w:hAnsi="Arial"/>
-                <w:i/>
-                <w:iCs/>
-                <w:color w:val="595959"/>
-                <w:sz w:val="16"/>
-                <w:szCs w:val="16"/>
-              </w:rPr>
-              <w:t xml:space="preserve">Related topic: not an exact match for this lesson.</w:t>
-            </w:r>
-          </w:p>
-          <w:p>
-            <w:pPr>
-              <w:spacing w:after="10" w:before="0"/>
-              <w:ind w:left="120"/>
-            </w:pPr>
-            <w:r>
-              <w:rPr>
-                <w:rFonts w:ascii="Arial" w:cs="Arial" w:eastAsia="Arial" w:hAnsi="Arial"/>
-                <w:color w:val="595959"/>
-                <w:sz w:val="14"/>
-                <w:szCs w:val="14"/>
-              </w:rPr>
-              <w:t xml:space="preserve">Source: Khan Academy (English - US curriculum)</w:t>
-            </w:r>
-          </w:p>
-          <w:p>
-            <w:pPr>
-              <w:spacing w:after="10" w:before="0"/>
-              <w:ind w:left="120"/>
-            </w:pPr>
-            <w:hyperlink w:history="1" r:id="rIdr-ut7vc86v7z2sgvwws-m">
-              <w:r>
-                <w:rPr>
-                  <w:rFonts w:ascii="Arial" w:cs="Arial" w:eastAsia="Arial" w:hAnsi="Arial"/>
-                  <w:color w:val="595959"/>
-                  <w:sz w:val="14"/>
-                  <w:szCs w:val="14"/>
-                  <w:u w:val="single" w:color="595959"/>
-                </w:rPr>
-                <w:t xml:space="preserve">🔍 Search ARES for similar videos</w:t>
-              </w:r>
-            </w:hyperlink>
-          </w:p>
-          <w:p>
-            <w:pPr>
-              <w:spacing w:after="40" w:before="0"/>
-            </w:pPr>
-            <w:r>
-              <w:rPr>
-                <w:sz w:val="14"/>
-                <w:szCs w:val="14"/>
-              </w:rPr>
-              <w:t xml:space="preserve"/>
-            </w:r>
-          </w:p>
-          <w:p>
-            <w:pPr>
-              <w:spacing w:after="20" w:before="0"/>
-            </w:pPr>
-            <w:r>
-              <w:rPr>
-                <w:rFonts w:ascii="Arial" w:cs="Arial" w:eastAsia="Arial" w:hAnsi="Arial"/>
-                <w:b/>
-                <w:bCs/>
-                <w:color w:val="1F3864"/>
-                <w:sz w:val="16"/>
-                <w:szCs w:val="16"/>
-              </w:rPr>
-              <w:t xml:space="preserve">📖 EXERCISE:</w:t>
-            </w:r>
-          </w:p>
-          <w:p>
-            <w:pPr>
-              <w:spacing w:after="20" w:before="0"/>
-            </w:pPr>
-            <w:hyperlink w:history="1" r:id="rIdiscu-saaha8zjucyudm81">
-              <w:r>
-                <w:rPr>
-                  <w:rFonts w:ascii="Arial" w:cs="Arial" w:eastAsia="Arial" w:hAnsi="Arial"/>
-                  <w:color w:val="2E75B6"/>
-                  <w:sz w:val="16"/>
-                  <w:szCs w:val="16"/>
-                  <w:u w:val="single" w:color="2E75B6"/>
-                </w:rPr>
-                <w:t xml:space="preserve">Corresponding sides and points</w:t>
-              </w:r>
-            </w:hyperlink>
-          </w:p>
-          <w:p>
-            <w:pPr>
-              <w:spacing w:after="10" w:before="0"/>
-              <w:ind w:left="120"/>
-            </w:pPr>
-            <w:r>
-              <w:rPr>
-                <w:rFonts w:ascii="Arial" w:cs="Arial" w:eastAsia="Arial" w:hAnsi="Arial"/>
-                <w:color w:val="595959"/>
-                <w:sz w:val="14"/>
-                <w:szCs w:val="14"/>
-              </w:rPr>
-              <w:t xml:space="preserve">Source: Khan Academy (English - US curriculum)</w:t>
-            </w:r>
-          </w:p>
-          <w:p>
-            <w:pPr>
-              <w:spacing w:after="10" w:before="0"/>
-              <w:ind w:left="120"/>
-            </w:pPr>
-            <w:hyperlink w:history="1" r:id="rId-mh1weee2ek5hgkivqwnj">
+            <w:hyperlink w:history="1" r:id="rId9gmksm0usvpif35u10joe">
               <w:r>
                 <w:rPr>
                   <w:rFonts w:ascii="Arial" w:cs="Arial" w:eastAsia="Arial" w:hAnsi="Arial"/>
@@ -7954,7 +7906,7 @@
         </w:rPr>
         <w:t xml:space="preserve">© 2026 SeaVuria and ARES. Aligned with KICD objectives. Developed by SeaVuria; technical implementation by ARES (with AI assistance from Claude). Licensed under </w:t>
       </w:r>
-      <w:hyperlink w:history="1" r:id="rIdcamrel64q3h_jgqdxpqub">
+      <w:hyperlink w:history="1" r:id="rIdsoxq8f1sqhp6kffv43boa">
         <w:r>
           <w:rPr>
             <w:rFonts w:ascii="Arial" w:cs="Arial" w:eastAsia="Arial" w:hAnsi="Arial"/>
@@ -7975,7 +7927,7 @@
         </w:rPr>
         <w:t xml:space="preserve"> (</w:t>
       </w:r>
-      <w:hyperlink w:history="1" r:id="rIdk5j7thfh80jqmg9l6grkg">
+      <w:hyperlink w:history="1" r:id="rIdt8ank3yxh3g8bc-433mt3">
         <w:r>
           <w:rPr>
             <w:rFonts w:ascii="Arial" w:cs="Arial" w:eastAsia="Arial" w:hAnsi="Arial"/>
@@ -8988,7 +8940,7 @@
             <w:pPr>
               <w:spacing w:after="20" w:before="0"/>
             </w:pPr>
-            <w:hyperlink w:history="1" r:id="rIdxrqvp0-ebk--pcqo1e7__">
+            <w:hyperlink w:history="1" r:id="rIdjkwtyiqxljpoitk98dtwc">
               <w:r>
                 <w:rPr>
                   <w:rFonts w:ascii="Arial" w:cs="Arial" w:eastAsia="Arial" w:hAnsi="Arial"/>
@@ -9021,7 +8973,7 @@
               <w:spacing w:after="10" w:before="0"/>
               <w:ind w:left="120"/>
             </w:pPr>
-            <w:hyperlink w:history="1" r:id="rId8ya5lz5kfvxcpc295ue8z">
+            <w:hyperlink w:history="1" r:id="rIdmem-vgxm8_w_ag-vjw4pr">
               <w:r>
                 <w:rPr>
                   <w:rFonts w:ascii="Arial" w:cs="Arial" w:eastAsia="Arial" w:hAnsi="Arial"/>
@@ -9066,7 +9018,7 @@
             <w:pPr>
               <w:spacing w:after="20" w:before="0"/>
             </w:pPr>
-            <w:hyperlink w:history="1" r:id="rIdbfrklgu8a7cc9xz7elk9l">
+            <w:hyperlink w:history="1" r:id="rIdcoadkxxybg0mqvnh_umpb">
               <w:r>
                 <w:rPr>
                   <w:rFonts w:ascii="Arial" w:cs="Arial" w:eastAsia="Arial" w:hAnsi="Arial"/>
@@ -9099,7 +9051,7 @@
               <w:spacing w:after="10" w:before="0"/>
               <w:ind w:left="120"/>
             </w:pPr>
-            <w:hyperlink w:history="1" r:id="rIdfgakz_cmxt1-18a_joyyl">
+            <w:hyperlink w:history="1" r:id="rIdpnagxdlx4w1pgdsa9oqhy">
               <w:r>
                 <w:rPr>
                   <w:rFonts w:ascii="Arial" w:cs="Arial" w:eastAsia="Arial" w:hAnsi="Arial"/>
@@ -9294,7 +9246,7 @@
             <w:pPr>
               <w:spacing w:after="20" w:before="0"/>
             </w:pPr>
-            <w:hyperlink w:history="1" r:id="rIdpfrtlkvl78ov4wqbqurmh">
+            <w:hyperlink w:history="1" r:id="rIdb1fvsg8rnaxgybi5aji7b">
               <w:r>
                 <w:rPr>
                   <w:rFonts w:ascii="Arial" w:cs="Arial" w:eastAsia="Arial" w:hAnsi="Arial"/>
@@ -9327,7 +9279,7 @@
               <w:spacing w:after="10" w:before="0"/>
               <w:ind w:left="120"/>
             </w:pPr>
-            <w:hyperlink w:history="1" r:id="rIdlg80gv6rqho_psnyqje21">
+            <w:hyperlink w:history="1" r:id="rId-9ktqupnosljzwrdc2ovn">
               <w:r>
                 <w:rPr>
                   <w:rFonts w:ascii="Arial" w:cs="Arial" w:eastAsia="Arial" w:hAnsi="Arial"/>
@@ -9372,7 +9324,7 @@
             <w:pPr>
               <w:spacing w:after="20" w:before="0"/>
             </w:pPr>
-            <w:hyperlink w:history="1" r:id="rIdztdkzru8i-dwceesindng">
+            <w:hyperlink w:history="1" r:id="rIdmefxg7rb8tv3ui0al6oxn">
               <w:r>
                 <w:rPr>
                   <w:rFonts w:ascii="Arial" w:cs="Arial" w:eastAsia="Arial" w:hAnsi="Arial"/>
@@ -9405,7 +9357,7 @@
               <w:spacing w:after="10" w:before="0"/>
               <w:ind w:left="120"/>
             </w:pPr>
-            <w:hyperlink w:history="1" r:id="rIddshxgd99-eflcveya1okg">
+            <w:hyperlink w:history="1" r:id="rId2m71x4rxkotj4o6wwi9tk">
               <w:r>
                 <w:rPr>
                   <w:rFonts w:ascii="Arial" w:cs="Arial" w:eastAsia="Arial" w:hAnsi="Arial"/>
@@ -9600,7 +9552,7 @@
             <w:pPr>
               <w:spacing w:after="20" w:before="0"/>
             </w:pPr>
-            <w:hyperlink w:history="1" r:id="rIdmqv0lqvy9e3dyb3i6aoa-">
+            <w:hyperlink w:history="1" r:id="rIdmnl0kqfdyuqiptrwoysnv">
               <w:r>
                 <w:rPr>
                   <w:rFonts w:ascii="Arial" w:cs="Arial" w:eastAsia="Arial" w:hAnsi="Arial"/>
@@ -9633,7 +9585,7 @@
               <w:spacing w:after="10" w:before="0"/>
               <w:ind w:left="120"/>
             </w:pPr>
-            <w:hyperlink w:history="1" r:id="rIdfzjutv_bo2oyvma6itfyx">
+            <w:hyperlink w:history="1" r:id="rIdtb4jtetbpm5f89qqt7utz">
               <w:r>
                 <w:rPr>
                   <w:rFonts w:ascii="Arial" w:cs="Arial" w:eastAsia="Arial" w:hAnsi="Arial"/>
@@ -9678,7 +9630,7 @@
             <w:pPr>
               <w:spacing w:after="20" w:before="0"/>
             </w:pPr>
-            <w:hyperlink w:history="1" r:id="rIdrrbwcf_elt4dithyymg4f">
+            <w:hyperlink w:history="1" r:id="rId2ydecddjjkejhlsuxbfqa">
               <w:r>
                 <w:rPr>
                   <w:rFonts w:ascii="Arial" w:cs="Arial" w:eastAsia="Arial" w:hAnsi="Arial"/>
@@ -9711,7 +9663,7 @@
               <w:spacing w:after="10" w:before="0"/>
               <w:ind w:left="120"/>
             </w:pPr>
-            <w:hyperlink w:history="1" r:id="rIdejwehth58ti5lr-_uuszu">
+            <w:hyperlink w:history="1" r:id="rIdkwarmeupcw-1ftmccylv6">
               <w:r>
                 <w:rPr>
                   <w:rFonts w:ascii="Arial" w:cs="Arial" w:eastAsia="Arial" w:hAnsi="Arial"/>
@@ -9906,7 +9858,7 @@
             <w:pPr>
               <w:spacing w:after="20" w:before="0"/>
             </w:pPr>
-            <w:hyperlink w:history="1" r:id="rIdewsnm1jp8a0xdjep9dzof">
+            <w:hyperlink w:history="1" r:id="rIdddvkhemljciex9kvycvhb">
               <w:r>
                 <w:rPr>
                   <w:rFonts w:ascii="Arial" w:cs="Arial" w:eastAsia="Arial" w:hAnsi="Arial"/>
@@ -9939,7 +9891,7 @@
               <w:spacing w:after="10" w:before="0"/>
               <w:ind w:left="120"/>
             </w:pPr>
-            <w:hyperlink w:history="1" r:id="rIdhvh5ecmi6bqwukx__xpim">
+            <w:hyperlink w:history="1" r:id="rId486k4zt7v2asjov0e4pra">
               <w:r>
                 <w:rPr>
                   <w:rFonts w:ascii="Arial" w:cs="Arial" w:eastAsia="Arial" w:hAnsi="Arial"/>
@@ -9984,7 +9936,7 @@
             <w:pPr>
               <w:spacing w:after="20" w:before="0"/>
             </w:pPr>
-            <w:hyperlink w:history="1" r:id="rIdnqofpyujb9zbv5nhknz7-">
+            <w:hyperlink w:history="1" r:id="rId9kfy0extcgixylz8qjao-">
               <w:r>
                 <w:rPr>
                   <w:rFonts w:ascii="Arial" w:cs="Arial" w:eastAsia="Arial" w:hAnsi="Arial"/>
@@ -10017,7 +9969,7 @@
               <w:spacing w:after="10" w:before="0"/>
               <w:ind w:left="120"/>
             </w:pPr>
-            <w:hyperlink w:history="1" r:id="rIdznlsfpxj94qkrzkg5hmgm">
+            <w:hyperlink w:history="1" r:id="rIdh4pyaviist0tzigo7om2j">
               <w:r>
                 <w:rPr>
                   <w:rFonts w:ascii="Arial" w:cs="Arial" w:eastAsia="Arial" w:hAnsi="Arial"/>
@@ -10212,7 +10164,7 @@
             <w:pPr>
               <w:spacing w:after="20" w:before="0"/>
             </w:pPr>
-            <w:hyperlink w:history="1" r:id="rIdfij57d_x5gpl4qqur_phf">
+            <w:hyperlink w:history="1" r:id="rId5rirb1puyuckzcidjlwqb">
               <w:r>
                 <w:rPr>
                   <w:rFonts w:ascii="Arial" w:cs="Arial" w:eastAsia="Arial" w:hAnsi="Arial"/>
@@ -10245,7 +10197,7 @@
               <w:spacing w:after="10" w:before="0"/>
               <w:ind w:left="120"/>
             </w:pPr>
-            <w:hyperlink w:history="1" r:id="rIda9ishct9f6tgwmmgwwuci">
+            <w:hyperlink w:history="1" r:id="rIdonbstxeuea8i0tzsxzc9l">
               <w:r>
                 <w:rPr>
                   <w:rFonts w:ascii="Arial" w:cs="Arial" w:eastAsia="Arial" w:hAnsi="Arial"/>
@@ -10290,7 +10242,7 @@
             <w:pPr>
               <w:spacing w:after="20" w:before="0"/>
             </w:pPr>
-            <w:hyperlink w:history="1" r:id="rIdm2zdqwpwvrrbi4rcjrasy">
+            <w:hyperlink w:history="1" r:id="rId5eeq1habc-xvb7w07hrv7">
               <w:r>
                 <w:rPr>
                   <w:rFonts w:ascii="Arial" w:cs="Arial" w:eastAsia="Arial" w:hAnsi="Arial"/>
@@ -10339,7 +10291,7 @@
               <w:spacing w:after="10" w:before="0"/>
               <w:ind w:left="120"/>
             </w:pPr>
-            <w:hyperlink w:history="1" r:id="rIdlycdm0bmornbkjnfildfs">
+            <w:hyperlink w:history="1" r:id="rId1ayqobmzgdmjoni5guimq">
               <w:r>
                 <w:rPr>
                   <w:rFonts w:ascii="Arial" w:cs="Arial" w:eastAsia="Arial" w:hAnsi="Arial"/>
@@ -10851,7 +10803,7 @@
         </w:rPr>
         <w:t xml:space="preserve">© 2026 SeaVuria and ARES. Aligned with KICD objectives. Developed by SeaVuria; technical implementation by ARES (with AI assistance from Claude). Licensed under </w:t>
       </w:r>
-      <w:hyperlink w:history="1" r:id="rId3lfndcrfyvt18tefiq9kg">
+      <w:hyperlink w:history="1" r:id="rIddwepwg5_nnbf6mpnpzrw3">
         <w:r>
           <w:rPr>
             <w:rFonts w:ascii="Arial" w:cs="Arial" w:eastAsia="Arial" w:hAnsi="Arial"/>
@@ -10872,7 +10824,7 @@
         </w:rPr>
         <w:t xml:space="preserve"> (</w:t>
       </w:r>
-      <w:hyperlink w:history="1" r:id="rIdprtgsitv-rvb0tzp0wn9a">
+      <w:hyperlink w:history="1" r:id="rIdexgvrnrovk7i_lgv_bnhf">
         <w:r>
           <w:rPr>
             <w:rFonts w:ascii="Arial" w:cs="Arial" w:eastAsia="Arial" w:hAnsi="Arial"/>
@@ -11885,7 +11837,7 @@
             <w:pPr>
               <w:spacing w:after="20" w:before="0"/>
             </w:pPr>
-            <w:hyperlink w:history="1" r:id="rIdtfcf8oynzdvrm7mjo6wii">
+            <w:hyperlink w:history="1" r:id="rIdpu99mfa92evvpmnqow8ar">
               <w:r>
                 <w:rPr>
                   <w:rFonts w:ascii="Arial" w:cs="Arial" w:eastAsia="Arial" w:hAnsi="Arial"/>
@@ -11918,7 +11870,7 @@
               <w:spacing w:after="10" w:before="0"/>
               <w:ind w:left="120"/>
             </w:pPr>
-            <w:hyperlink w:history="1" r:id="rId63oo-xc4mwzaxll9phn45">
+            <w:hyperlink w:history="1" r:id="rIdt1cfljygakc_yqjv7akbn">
               <w:r>
                 <w:rPr>
                   <w:rFonts w:ascii="Arial" w:cs="Arial" w:eastAsia="Arial" w:hAnsi="Arial"/>
@@ -11963,7 +11915,7 @@
             <w:pPr>
               <w:spacing w:after="20" w:before="0"/>
             </w:pPr>
-            <w:hyperlink w:history="1" r:id="rId3-4yzntahs_3_0zbwygc0">
+            <w:hyperlink w:history="1" r:id="rIdxpfvuf2pbfv99_vo7gskv">
               <w:r>
                 <w:rPr>
                   <w:rFonts w:ascii="Arial" w:cs="Arial" w:eastAsia="Arial" w:hAnsi="Arial"/>
@@ -11996,7 +11948,7 @@
               <w:spacing w:after="10" w:before="0"/>
               <w:ind w:left="120"/>
             </w:pPr>
-            <w:hyperlink w:history="1" r:id="rIdrbagbzf0naax922_x7fzi">
+            <w:hyperlink w:history="1" r:id="rIdklvkcqxewkcnkvlsftv23">
               <w:r>
                 <w:rPr>
                   <w:rFonts w:ascii="Arial" w:cs="Arial" w:eastAsia="Arial" w:hAnsi="Arial"/>
@@ -12191,7 +12143,7 @@
             <w:pPr>
               <w:spacing w:after="20" w:before="0"/>
             </w:pPr>
-            <w:hyperlink w:history="1" r:id="rIdrhr2qe43wdei_h73yzuu8">
+            <w:hyperlink w:history="1" r:id="rId8chgt_188hy39yewreaf5">
               <w:r>
                 <w:rPr>
                   <w:rFonts w:ascii="Arial" w:cs="Arial" w:eastAsia="Arial" w:hAnsi="Arial"/>
@@ -12224,7 +12176,7 @@
               <w:spacing w:after="10" w:before="0"/>
               <w:ind w:left="120"/>
             </w:pPr>
-            <w:hyperlink w:history="1" r:id="rId4exldpbpatqprroby-frd">
+            <w:hyperlink w:history="1" r:id="rIdnqdohgfngse2zjn9hofff">
               <w:r>
                 <w:rPr>
                   <w:rFonts w:ascii="Arial" w:cs="Arial" w:eastAsia="Arial" w:hAnsi="Arial"/>
@@ -12269,7 +12221,7 @@
             <w:pPr>
               <w:spacing w:after="20" w:before="0"/>
             </w:pPr>
-            <w:hyperlink w:history="1" r:id="rId651l2t7z9mzds3y23sfg8">
+            <w:hyperlink w:history="1" r:id="rIdsl2lajd1vsniop1ojzgod">
               <w:r>
                 <w:rPr>
                   <w:rFonts w:ascii="Arial" w:cs="Arial" w:eastAsia="Arial" w:hAnsi="Arial"/>
@@ -12302,7 +12254,7 @@
               <w:spacing w:after="10" w:before="0"/>
               <w:ind w:left="120"/>
             </w:pPr>
-            <w:hyperlink w:history="1" r:id="rIdx-gasml__r25qkvbe0xkk">
+            <w:hyperlink w:history="1" r:id="rIdwqnuylqoq6h683_yxecdg">
               <w:r>
                 <w:rPr>
                   <w:rFonts w:ascii="Arial" w:cs="Arial" w:eastAsia="Arial" w:hAnsi="Arial"/>
@@ -12497,7 +12449,7 @@
             <w:pPr>
               <w:spacing w:after="20" w:before="0"/>
             </w:pPr>
-            <w:hyperlink w:history="1" r:id="rIduxmjal9q6hngtd77lshkh">
+            <w:hyperlink w:history="1" r:id="rId4b8hagbhz9tgxmhzfd1_e">
               <w:r>
                 <w:rPr>
                   <w:rFonts w:ascii="Arial" w:cs="Arial" w:eastAsia="Arial" w:hAnsi="Arial"/>
@@ -12530,7 +12482,7 @@
               <w:spacing w:after="10" w:before="0"/>
               <w:ind w:left="120"/>
             </w:pPr>
-            <w:hyperlink w:history="1" r:id="rIdv2wqcvc8mjacepvaqxrag">
+            <w:hyperlink w:history="1" r:id="rId2p1i92wfe3lv6wdxkfeid">
               <w:r>
                 <w:rPr>
                   <w:rFonts w:ascii="Arial" w:cs="Arial" w:eastAsia="Arial" w:hAnsi="Arial"/>
@@ -12575,7 +12527,7 @@
             <w:pPr>
               <w:spacing w:after="20" w:before="0"/>
             </w:pPr>
-            <w:hyperlink w:history="1" r:id="rIdynrlxzrfkow-hnlrqvpmd">
+            <w:hyperlink w:history="1" r:id="rIdfj8jwblsiaswue2csps80">
               <w:r>
                 <w:rPr>
                   <w:rFonts w:ascii="Arial" w:cs="Arial" w:eastAsia="Arial" w:hAnsi="Arial"/>
@@ -12624,7 +12576,7 @@
               <w:spacing w:after="10" w:before="0"/>
               <w:ind w:left="120"/>
             </w:pPr>
-            <w:hyperlink w:history="1" r:id="rIdk7gib1adyks40tpn-o_fh">
+            <w:hyperlink w:history="1" r:id="rIdq1hx80pfbu0_ncug64rbm">
               <w:r>
                 <w:rPr>
                   <w:rFonts w:ascii="Arial" w:cs="Arial" w:eastAsia="Arial" w:hAnsi="Arial"/>
@@ -12819,7 +12771,7 @@
             <w:pPr>
               <w:spacing w:after="20" w:before="0"/>
             </w:pPr>
-            <w:hyperlink w:history="1" r:id="rIdwvhlyrvlcbjpjhqftr-61">
+            <w:hyperlink w:history="1" r:id="rId8gsoruaxqtz4qr99wsvqc">
               <w:r>
                 <w:rPr>
                   <w:rFonts w:ascii="Arial" w:cs="Arial" w:eastAsia="Arial" w:hAnsi="Arial"/>
@@ -12852,7 +12804,7 @@
               <w:spacing w:after="10" w:before="0"/>
               <w:ind w:left="120"/>
             </w:pPr>
-            <w:hyperlink w:history="1" r:id="rIdtbxwnugae-fhurdhharyg">
+            <w:hyperlink w:history="1" r:id="rIdbprrqjd3ym0unnnpxmf3i">
               <w:r>
                 <w:rPr>
                   <w:rFonts w:ascii="Arial" w:cs="Arial" w:eastAsia="Arial" w:hAnsi="Arial"/>
@@ -12897,7 +12849,7 @@
             <w:pPr>
               <w:spacing w:after="20" w:before="0"/>
             </w:pPr>
-            <w:hyperlink w:history="1" r:id="rIdbcwj1gmq676iju98gui2o">
+            <w:hyperlink w:history="1" r:id="rIddmgflkzfjpkz2qvpy7i2t">
               <w:r>
                 <w:rPr>
                   <w:rFonts w:ascii="Arial" w:cs="Arial" w:eastAsia="Arial" w:hAnsi="Arial"/>
@@ -12946,7 +12898,7 @@
               <w:spacing w:after="10" w:before="0"/>
               <w:ind w:left="120"/>
             </w:pPr>
-            <w:hyperlink w:history="1" r:id="rIdovun-ewwymevwx_tqw5ar">
+            <w:hyperlink w:history="1" r:id="rIdflvpidvur3nw6socberat">
               <w:r>
                 <w:rPr>
                   <w:rFonts w:ascii="Arial" w:cs="Arial" w:eastAsia="Arial" w:hAnsi="Arial"/>
@@ -13141,7 +13093,7 @@
             <w:pPr>
               <w:spacing w:after="20" w:before="0"/>
             </w:pPr>
-            <w:hyperlink w:history="1" r:id="rIdvhtdv7kmdkgzhvpixpzuj">
+            <w:hyperlink w:history="1" r:id="rIdiymbd4iewi0nrbnp6aw1i">
               <w:r>
                 <w:rPr>
                   <w:rFonts w:ascii="Arial" w:cs="Arial" w:eastAsia="Arial" w:hAnsi="Arial"/>
@@ -13174,7 +13126,7 @@
               <w:spacing w:after="10" w:before="0"/>
               <w:ind w:left="120"/>
             </w:pPr>
-            <w:hyperlink w:history="1" r:id="rId2xpbunhtnssj9cse6m2cs">
+            <w:hyperlink w:history="1" r:id="rIdipadlfgn_tkahbj3xtf1v">
               <w:r>
                 <w:rPr>
                   <w:rFonts w:ascii="Arial" w:cs="Arial" w:eastAsia="Arial" w:hAnsi="Arial"/>
@@ -13219,7 +13171,7 @@
             <w:pPr>
               <w:spacing w:after="20" w:before="0"/>
             </w:pPr>
-            <w:hyperlink w:history="1" r:id="rIdaaefsx1q40seglolsbq-v">
+            <w:hyperlink w:history="1" r:id="rIdxczb54frz26bi3pbmo15h">
               <w:r>
                 <w:rPr>
                   <w:rFonts w:ascii="Arial" w:cs="Arial" w:eastAsia="Arial" w:hAnsi="Arial"/>
@@ -13268,7 +13220,7 @@
               <w:spacing w:after="10" w:before="0"/>
               <w:ind w:left="120"/>
             </w:pPr>
-            <w:hyperlink w:history="1" r:id="rIdlefslr7c-izffuqczxcbz">
+            <w:hyperlink w:history="1" r:id="rIdjck3g33fqlssfz3m8x5v5">
               <w:r>
                 <w:rPr>
                   <w:rFonts w:ascii="Arial" w:cs="Arial" w:eastAsia="Arial" w:hAnsi="Arial"/>
@@ -13780,7 +13732,7 @@
         </w:rPr>
         <w:t xml:space="preserve">© 2026 SeaVuria and ARES. Aligned with KICD objectives. Developed by SeaVuria; technical implementation by ARES (with AI assistance from Claude). Licensed under </w:t>
       </w:r>
-      <w:hyperlink w:history="1" r:id="rId6hh5kevjqo6krj5sm2b5-">
+      <w:hyperlink w:history="1" r:id="rId5-arzasefyibepfqvpzle">
         <w:r>
           <w:rPr>
             <w:rFonts w:ascii="Arial" w:cs="Arial" w:eastAsia="Arial" w:hAnsi="Arial"/>
@@ -13801,7 +13753,7 @@
         </w:rPr>
         <w:t xml:space="preserve"> (</w:t>
       </w:r>
-      <w:hyperlink w:history="1" r:id="rId96uhb_ea8ksbcl8ssmnvc">
+      <w:hyperlink w:history="1" r:id="rId7pf1nlrddijsld99cybso">
         <w:r>
           <w:rPr>
             <w:rFonts w:ascii="Arial" w:cs="Arial" w:eastAsia="Arial" w:hAnsi="Arial"/>
@@ -14814,7 +14766,7 @@
             <w:pPr>
               <w:spacing w:after="20" w:before="0"/>
             </w:pPr>
-            <w:hyperlink w:history="1" r:id="rIdckhxuo5xqz_t8-hzlakin">
+            <w:hyperlink w:history="1" r:id="rIdstxrxtb0hrt4ulfum60rm">
               <w:r>
                 <w:rPr>
                   <w:rFonts w:ascii="Arial" w:cs="Arial" w:eastAsia="Arial" w:hAnsi="Arial"/>
@@ -14847,7 +14799,7 @@
               <w:spacing w:after="10" w:before="0"/>
               <w:ind w:left="120"/>
             </w:pPr>
-            <w:hyperlink w:history="1" r:id="rIdh01hrq4pkw4gzxyuj5wcm">
+            <w:hyperlink w:history="1" r:id="rId6t69mygfbulrarkkoyhzw">
               <w:r>
                 <w:rPr>
                   <w:rFonts w:ascii="Arial" w:cs="Arial" w:eastAsia="Arial" w:hAnsi="Arial"/>
@@ -14892,7 +14844,7 @@
             <w:pPr>
               <w:spacing w:after="20" w:before="0"/>
             </w:pPr>
-            <w:hyperlink w:history="1" r:id="rIdxituofrr-9c-h7np9prhs">
+            <w:hyperlink w:history="1" r:id="rIdg7autjgvqlf9-9au6wvn4">
               <w:r>
                 <w:rPr>
                   <w:rFonts w:ascii="Arial" w:cs="Arial" w:eastAsia="Arial" w:hAnsi="Arial"/>
@@ -14925,7 +14877,7 @@
               <w:spacing w:after="10" w:before="0"/>
               <w:ind w:left="120"/>
             </w:pPr>
-            <w:hyperlink w:history="1" r:id="rIdnyeayi1upkxmxschdcovy">
+            <w:hyperlink w:history="1" r:id="rIdimi7i1ag2xypqfx6oggkt">
               <w:r>
                 <w:rPr>
                   <w:rFonts w:ascii="Arial" w:cs="Arial" w:eastAsia="Arial" w:hAnsi="Arial"/>
@@ -15120,7 +15072,7 @@
             <w:pPr>
               <w:spacing w:after="20" w:before="0"/>
             </w:pPr>
-            <w:hyperlink w:history="1" r:id="rIdzmwk_n5gajvjhei0rwwik">
+            <w:hyperlink w:history="1" r:id="rIdfcjgrkoqnv741a-7k0b3j">
               <w:r>
                 <w:rPr>
                   <w:rFonts w:ascii="Arial" w:cs="Arial" w:eastAsia="Arial" w:hAnsi="Arial"/>
@@ -15153,7 +15105,7 @@
               <w:spacing w:after="10" w:before="0"/>
               <w:ind w:left="120"/>
             </w:pPr>
-            <w:hyperlink w:history="1" r:id="rIdrinzxix9a9bsdnpl_mjcf">
+            <w:hyperlink w:history="1" r:id="rIdil7nvd70xswvbcejdcfdj">
               <w:r>
                 <w:rPr>
                   <w:rFonts w:ascii="Arial" w:cs="Arial" w:eastAsia="Arial" w:hAnsi="Arial"/>
@@ -15198,7 +15150,7 @@
             <w:pPr>
               <w:spacing w:after="20" w:before="0"/>
             </w:pPr>
-            <w:hyperlink w:history="1" r:id="rId8b1zggma6fu_ngmjbvisx">
+            <w:hyperlink w:history="1" r:id="rIddr9ql8y_y3n8ubbrj5cbk">
               <w:r>
                 <w:rPr>
                   <w:rFonts w:ascii="Arial" w:cs="Arial" w:eastAsia="Arial" w:hAnsi="Arial"/>
@@ -15231,7 +15183,7 @@
               <w:spacing w:after="10" w:before="0"/>
               <w:ind w:left="120"/>
             </w:pPr>
-            <w:hyperlink w:history="1" r:id="rIdtcxwjcfzk-0hto5x7y4lp">
+            <w:hyperlink w:history="1" r:id="rId9qvqvxrlnrxatsww2pcgs">
               <w:r>
                 <w:rPr>
                   <w:rFonts w:ascii="Arial" w:cs="Arial" w:eastAsia="Arial" w:hAnsi="Arial"/>
@@ -15426,7 +15378,7 @@
             <w:pPr>
               <w:spacing w:after="20" w:before="0"/>
             </w:pPr>
-            <w:hyperlink w:history="1" r:id="rId_8coe1sumiotdol9o4ldo">
+            <w:hyperlink w:history="1" r:id="rIdoo7_awcqdxqkajiqh4pmp">
               <w:r>
                 <w:rPr>
                   <w:rFonts w:ascii="Arial" w:cs="Arial" w:eastAsia="Arial" w:hAnsi="Arial"/>
@@ -15475,7 +15427,7 @@
               <w:spacing w:after="10" w:before="0"/>
               <w:ind w:left="120"/>
             </w:pPr>
-            <w:hyperlink w:history="1" r:id="rIdq9uau5pm56lrq5efqdlb9">
+            <w:hyperlink w:history="1" r:id="rIdxrr0xlo1oobz0h9atajx1">
               <w:r>
                 <w:rPr>
                   <w:rFonts w:ascii="Arial" w:cs="Arial" w:eastAsia="Arial" w:hAnsi="Arial"/>
@@ -15520,7 +15472,7 @@
             <w:pPr>
               <w:spacing w:after="20" w:before="0"/>
             </w:pPr>
-            <w:hyperlink w:history="1" r:id="rIdzujyh348nrrdjqoemjsi4">
+            <w:hyperlink w:history="1" r:id="rIdze0lfmoggb4xzrcil6xd7">
               <w:r>
                 <w:rPr>
                   <w:rFonts w:ascii="Arial" w:cs="Arial" w:eastAsia="Arial" w:hAnsi="Arial"/>
@@ -15569,7 +15521,7 @@
               <w:spacing w:after="10" w:before="0"/>
               <w:ind w:left="120"/>
             </w:pPr>
-            <w:hyperlink w:history="1" r:id="rIda6prcom1h3i0uoxt7t-wp">
+            <w:hyperlink w:history="1" r:id="rId3la7cnqedp0uw0x5dcknx">
               <w:r>
                 <w:rPr>
                   <w:rFonts w:ascii="Arial" w:cs="Arial" w:eastAsia="Arial" w:hAnsi="Arial"/>
@@ -15764,7 +15716,7 @@
             <w:pPr>
               <w:spacing w:after="20" w:before="0"/>
             </w:pPr>
-            <w:hyperlink w:history="1" r:id="rIdr1ocxh4ia_w3bfuabncgh">
+            <w:hyperlink w:history="1" r:id="rIdy0ypycgrbpeziblkem8u6">
               <w:r>
                 <w:rPr>
                   <w:rFonts w:ascii="Arial" w:cs="Arial" w:eastAsia="Arial" w:hAnsi="Arial"/>
@@ -15813,7 +15765,7 @@
               <w:spacing w:after="10" w:before="0"/>
               <w:ind w:left="120"/>
             </w:pPr>
-            <w:hyperlink w:history="1" r:id="rIdabcheildw07qsfpszdecs">
+            <w:hyperlink w:history="1" r:id="rIduea7kf-jjlseog2swwgtz">
               <w:r>
                 <w:rPr>
                   <w:rFonts w:ascii="Arial" w:cs="Arial" w:eastAsia="Arial" w:hAnsi="Arial"/>
@@ -15858,7 +15810,7 @@
             <w:pPr>
               <w:spacing w:after="20" w:before="0"/>
             </w:pPr>
-            <w:hyperlink w:history="1" r:id="rIddksfp82hw3flbrhgxrzst">
+            <w:hyperlink w:history="1" r:id="rIdlstoneup-5vtgmxtlanor">
               <w:r>
                 <w:rPr>
                   <w:rFonts w:ascii="Arial" w:cs="Arial" w:eastAsia="Arial" w:hAnsi="Arial"/>
@@ -15907,7 +15859,7 @@
               <w:spacing w:after="10" w:before="0"/>
               <w:ind w:left="120"/>
             </w:pPr>
-            <w:hyperlink w:history="1" r:id="rIdjmavdsc0-tqf7xdpmhkhk">
+            <w:hyperlink w:history="1" r:id="rIdco4658he1xj03tqp6l0j7">
               <w:r>
                 <w:rPr>
                   <w:rFonts w:ascii="Arial" w:cs="Arial" w:eastAsia="Arial" w:hAnsi="Arial"/>
@@ -16102,7 +16054,7 @@
             <w:pPr>
               <w:spacing w:after="20" w:before="0"/>
             </w:pPr>
-            <w:hyperlink w:history="1" r:id="rIdbjld82_fh9qyl76qchddc">
+            <w:hyperlink w:history="1" r:id="rIdrf6iu4oe2wfa-vh8z1sky">
               <w:r>
                 <w:rPr>
                   <w:rFonts w:ascii="Arial" w:cs="Arial" w:eastAsia="Arial" w:hAnsi="Arial"/>
@@ -16151,7 +16103,7 @@
               <w:spacing w:after="10" w:before="0"/>
               <w:ind w:left="120"/>
             </w:pPr>
-            <w:hyperlink w:history="1" r:id="rIdlzlzvg9is_j5zctoncpst">
+            <w:hyperlink w:history="1" r:id="rId_xqh9_cvvmkrnndagkwu2">
               <w:r>
                 <w:rPr>
                   <w:rFonts w:ascii="Arial" w:cs="Arial" w:eastAsia="Arial" w:hAnsi="Arial"/>
@@ -16196,7 +16148,7 @@
             <w:pPr>
               <w:spacing w:after="20" w:before="0"/>
             </w:pPr>
-            <w:hyperlink w:history="1" r:id="rIdd-to1jtgjnmujmfjdbqo6">
+            <w:hyperlink w:history="1" r:id="rIdvoch0lruzwigankmulc9b">
               <w:r>
                 <w:rPr>
                   <w:rFonts w:ascii="Arial" w:cs="Arial" w:eastAsia="Arial" w:hAnsi="Arial"/>
@@ -16245,7 +16197,7 @@
               <w:spacing w:after="10" w:before="0"/>
               <w:ind w:left="120"/>
             </w:pPr>
-            <w:hyperlink w:history="1" r:id="rIddcxisoponrucgls5jflb_">
+            <w:hyperlink w:history="1" r:id="rIdnvr4vku-gawlqxcxxrc1l">
               <w:r>
                 <w:rPr>
                   <w:rFonts w:ascii="Arial" w:cs="Arial" w:eastAsia="Arial" w:hAnsi="Arial"/>
@@ -16757,7 +16709,7 @@
         </w:rPr>
         <w:t xml:space="preserve">© 2026 SeaVuria and ARES. Aligned with KICD objectives. Developed by SeaVuria; technical implementation by ARES (with AI assistance from Claude). Licensed under </w:t>
       </w:r>
-      <w:hyperlink w:history="1" r:id="rId2ymlu_1mcszrhlhvnqyso">
+      <w:hyperlink w:history="1" r:id="rId9fg5gsefshuubryl3rkef">
         <w:r>
           <w:rPr>
             <w:rFonts w:ascii="Arial" w:cs="Arial" w:eastAsia="Arial" w:hAnsi="Arial"/>
@@ -16778,7 +16730,7 @@
         </w:rPr>
         <w:t xml:space="preserve"> (</w:t>
       </w:r>
-      <w:hyperlink w:history="1" r:id="rIdq3n5hc5nyspigaem6qll6">
+      <w:hyperlink w:history="1" r:id="rIdlkhiqtekti2g7awo2-lsa">
         <w:r>
           <w:rPr>
             <w:rFonts w:ascii="Arial" w:cs="Arial" w:eastAsia="Arial" w:hAnsi="Arial"/>
@@ -17791,7 +17743,7 @@
             <w:pPr>
               <w:spacing w:after="20" w:before="0"/>
             </w:pPr>
-            <w:hyperlink w:history="1" r:id="rIddu_yiad37ewnn_mykhxrh">
+            <w:hyperlink w:history="1" r:id="rIda4fxzgkcem4ne9tb4fhie">
               <w:r>
                 <w:rPr>
                   <w:rFonts w:ascii="Arial" w:cs="Arial" w:eastAsia="Arial" w:hAnsi="Arial"/>
@@ -17824,7 +17776,7 @@
               <w:spacing w:after="10" w:before="0"/>
               <w:ind w:left="120"/>
             </w:pPr>
-            <w:hyperlink w:history="1" r:id="rIdksfzjipj_fvbqfdxoo9cn">
+            <w:hyperlink w:history="1" r:id="rIdvqigm_-js8hjxumabokwv">
               <w:r>
                 <w:rPr>
                   <w:rFonts w:ascii="Arial" w:cs="Arial" w:eastAsia="Arial" w:hAnsi="Arial"/>
@@ -17869,7 +17821,7 @@
             <w:pPr>
               <w:spacing w:after="20" w:before="0"/>
             </w:pPr>
-            <w:hyperlink w:history="1" r:id="rId4dzg3ojkfhruoejlm6jbh">
+            <w:hyperlink w:history="1" r:id="rId3csdusegzya8d1hhwxi_f">
               <w:r>
                 <w:rPr>
                   <w:rFonts w:ascii="Arial" w:cs="Arial" w:eastAsia="Arial" w:hAnsi="Arial"/>
@@ -17902,7 +17854,7 @@
               <w:spacing w:after="10" w:before="0"/>
               <w:ind w:left="120"/>
             </w:pPr>
-            <w:hyperlink w:history="1" r:id="rIdknqlnbx5elqubhrxpbd1o">
+            <w:hyperlink w:history="1" r:id="rIdwmrou0w-gxemtlgr3z_ra">
               <w:r>
                 <w:rPr>
                   <w:rFonts w:ascii="Arial" w:cs="Arial" w:eastAsia="Arial" w:hAnsi="Arial"/>
@@ -18097,7 +18049,7 @@
             <w:pPr>
               <w:spacing w:after="20" w:before="0"/>
             </w:pPr>
-            <w:hyperlink w:history="1" r:id="rIdc6zxknqkp6f4kn0nrc7l9">
+            <w:hyperlink w:history="1" r:id="rIdq5pdfrk4yeh_ymyuss6qh">
               <w:r>
                 <w:rPr>
                   <w:rFonts w:ascii="Arial" w:cs="Arial" w:eastAsia="Arial" w:hAnsi="Arial"/>
@@ -18130,7 +18082,7 @@
               <w:spacing w:after="10" w:before="0"/>
               <w:ind w:left="120"/>
             </w:pPr>
-            <w:hyperlink w:history="1" r:id="rIdpf8ymneiua-_tl9wakap-">
+            <w:hyperlink w:history="1" r:id="rId7fsqp75qnxbxkz_yrczxm">
               <w:r>
                 <w:rPr>
                   <w:rFonts w:ascii="Arial" w:cs="Arial" w:eastAsia="Arial" w:hAnsi="Arial"/>
@@ -18175,7 +18127,7 @@
             <w:pPr>
               <w:spacing w:after="20" w:before="0"/>
             </w:pPr>
-            <w:hyperlink w:history="1" r:id="rIdql9icw-_p9j0j0bzzcdkd">
+            <w:hyperlink w:history="1" r:id="rId4gqp5zlecfmf9pbhe_jni">
               <w:r>
                 <w:rPr>
                   <w:rFonts w:ascii="Arial" w:cs="Arial" w:eastAsia="Arial" w:hAnsi="Arial"/>
@@ -18208,7 +18160,7 @@
               <w:spacing w:after="10" w:before="0"/>
               <w:ind w:left="120"/>
             </w:pPr>
-            <w:hyperlink w:history="1" r:id="rIdps4ho9azgeoxhaojmodzc">
+            <w:hyperlink w:history="1" r:id="rIdv5tyd6twgwlx9gkhc8knk">
               <w:r>
                 <w:rPr>
                   <w:rFonts w:ascii="Arial" w:cs="Arial" w:eastAsia="Arial" w:hAnsi="Arial"/>
@@ -18403,7 +18355,7 @@
             <w:pPr>
               <w:spacing w:after="20" w:before="0"/>
             </w:pPr>
-            <w:hyperlink w:history="1" r:id="rIdpuidpe3ze2ainehlylc5w">
+            <w:hyperlink w:history="1" r:id="rIdq02q1ky3oob3ed8ty_oys">
               <w:r>
                 <w:rPr>
                   <w:rFonts w:ascii="Arial" w:cs="Arial" w:eastAsia="Arial" w:hAnsi="Arial"/>
@@ -18452,7 +18404,7 @@
               <w:spacing w:after="10" w:before="0"/>
               <w:ind w:left="120"/>
             </w:pPr>
-            <w:hyperlink w:history="1" r:id="rId9gkwurjm1wgyukdfowx4u">
+            <w:hyperlink w:history="1" r:id="rId7w4qkuhhqdy78igafbqpd">
               <w:r>
                 <w:rPr>
                   <w:rFonts w:ascii="Arial" w:cs="Arial" w:eastAsia="Arial" w:hAnsi="Arial"/>
@@ -18497,7 +18449,7 @@
             <w:pPr>
               <w:spacing w:after="20" w:before="0"/>
             </w:pPr>
-            <w:hyperlink w:history="1" r:id="rIdubxhdqmx4dhoesjkzkerc">
+            <w:hyperlink w:history="1" r:id="rIdq4tss7qsnrfloykls4h25">
               <w:r>
                 <w:rPr>
                   <w:rFonts w:ascii="Arial" w:cs="Arial" w:eastAsia="Arial" w:hAnsi="Arial"/>
@@ -18530,7 +18482,7 @@
               <w:spacing w:after="10" w:before="0"/>
               <w:ind w:left="120"/>
             </w:pPr>
-            <w:hyperlink w:history="1" r:id="rIdydzbzqeq3jbss6vbtc6fu">
+            <w:hyperlink w:history="1" r:id="rIdgyiwlxwhvb7fe7cj-rbqd">
               <w:r>
                 <w:rPr>
                   <w:rFonts w:ascii="Arial" w:cs="Arial" w:eastAsia="Arial" w:hAnsi="Arial"/>
@@ -18725,7 +18677,7 @@
             <w:pPr>
               <w:spacing w:after="20" w:before="0"/>
             </w:pPr>
-            <w:hyperlink w:history="1" r:id="rIdwsxotanksf24l3cveo8-j">
+            <w:hyperlink w:history="1" r:id="rIdjnesan5vgg5pmycufq_nr">
               <w:r>
                 <w:rPr>
                   <w:rFonts w:ascii="Arial" w:cs="Arial" w:eastAsia="Arial" w:hAnsi="Arial"/>
@@ -18774,7 +18726,7 @@
               <w:spacing w:after="10" w:before="0"/>
               <w:ind w:left="120"/>
             </w:pPr>
-            <w:hyperlink w:history="1" r:id="rIdmctmrxcenzylv80s78_op">
+            <w:hyperlink w:history="1" r:id="rIdwc6x3blwzv7ebhejwcu_c">
               <w:r>
                 <w:rPr>
                   <w:rFonts w:ascii="Arial" w:cs="Arial" w:eastAsia="Arial" w:hAnsi="Arial"/>
@@ -18819,7 +18771,7 @@
             <w:pPr>
               <w:spacing w:after="20" w:before="0"/>
             </w:pPr>
-            <w:hyperlink w:history="1" r:id="rIdxruwpoi7tfmsb6v8by1jq">
+            <w:hyperlink w:history="1" r:id="rIdsm6aufhgeebxm1rtm0vyn">
               <w:r>
                 <w:rPr>
                   <w:rFonts w:ascii="Arial" w:cs="Arial" w:eastAsia="Arial" w:hAnsi="Arial"/>
@@ -18852,7 +18804,7 @@
               <w:spacing w:after="10" w:before="0"/>
               <w:ind w:left="120"/>
             </w:pPr>
-            <w:hyperlink w:history="1" r:id="rIdtwgoj9c2ezuufkcavlldg">
+            <w:hyperlink w:history="1" r:id="rId-a9vefhusx2qt4lit9sno">
               <w:r>
                 <w:rPr>
                   <w:rFonts w:ascii="Arial" w:cs="Arial" w:eastAsia="Arial" w:hAnsi="Arial"/>
@@ -19047,7 +18999,7 @@
             <w:pPr>
               <w:spacing w:after="20" w:before="0"/>
             </w:pPr>
-            <w:hyperlink w:history="1" r:id="rIdp6qminmggem2vzowfycvg">
+            <w:hyperlink w:history="1" r:id="rIdvns4mu3llcsjmjnubec_c">
               <w:r>
                 <w:rPr>
                   <w:rFonts w:ascii="Arial" w:cs="Arial" w:eastAsia="Arial" w:hAnsi="Arial"/>
@@ -19096,7 +19048,7 @@
               <w:spacing w:after="10" w:before="0"/>
               <w:ind w:left="120"/>
             </w:pPr>
-            <w:hyperlink w:history="1" r:id="rIdu23fq9c26eh_190swjgpf">
+            <w:hyperlink w:history="1" r:id="rIdknjkn4cajucdplhoaqhat">
               <w:r>
                 <w:rPr>
                   <w:rFonts w:ascii="Arial" w:cs="Arial" w:eastAsia="Arial" w:hAnsi="Arial"/>
@@ -19141,7 +19093,7 @@
             <w:pPr>
               <w:spacing w:after="20" w:before="0"/>
             </w:pPr>
-            <w:hyperlink w:history="1" r:id="rIdr1gtjnsgn0kgewltqn-ih">
+            <w:hyperlink w:history="1" r:id="rIdsuawu015fnuqaqolkzadf">
               <w:r>
                 <w:rPr>
                   <w:rFonts w:ascii="Arial" w:cs="Arial" w:eastAsia="Arial" w:hAnsi="Arial"/>
@@ -19190,7 +19142,7 @@
               <w:spacing w:after="10" w:before="0"/>
               <w:ind w:left="120"/>
             </w:pPr>
-            <w:hyperlink w:history="1" r:id="rIddsujjvliouliheikqrcbo">
+            <w:hyperlink w:history="1" r:id="rIdhn1w3iinwq8t0342uoa-b">
               <w:r>
                 <w:rPr>
                   <w:rFonts w:ascii="Arial" w:cs="Arial" w:eastAsia="Arial" w:hAnsi="Arial"/>
@@ -19702,7 +19654,7 @@
         </w:rPr>
         <w:t xml:space="preserve">© 2026 SeaVuria and ARES. Aligned with KICD objectives. Developed by SeaVuria; technical implementation by ARES (with AI assistance from Claude). Licensed under </w:t>
       </w:r>
-      <w:hyperlink w:history="1" r:id="rIdxlgfika_o7vkxp3qpqe5y">
+      <w:hyperlink w:history="1" r:id="rIdzr5hrwr24909ffi8mvcf7">
         <w:r>
           <w:rPr>
             <w:rFonts w:ascii="Arial" w:cs="Arial" w:eastAsia="Arial" w:hAnsi="Arial"/>
@@ -19723,7 +19675,7 @@
         </w:rPr>
         <w:t xml:space="preserve"> (</w:t>
       </w:r>
-      <w:hyperlink w:history="1" r:id="rIdwdh7e9is2aihz-s_axoq7">
+      <w:hyperlink w:history="1" r:id="rIdfn8r0mkht7cpm6y8h5qje">
         <w:r>
           <w:rPr>
             <w:rFonts w:ascii="Arial" w:cs="Arial" w:eastAsia="Arial" w:hAnsi="Arial"/>
@@ -20736,7 +20688,7 @@
             <w:pPr>
               <w:spacing w:after="20" w:before="0"/>
             </w:pPr>
-            <w:hyperlink w:history="1" r:id="rIdq167psfsdijusfahxalxd">
+            <w:hyperlink w:history="1" r:id="rIdppb0irhusnm4m590cp_9v">
               <w:r>
                 <w:rPr>
                   <w:rFonts w:ascii="Arial" w:cs="Arial" w:eastAsia="Arial" w:hAnsi="Arial"/>
@@ -20769,7 +20721,7 @@
               <w:spacing w:after="10" w:before="0"/>
               <w:ind w:left="120"/>
             </w:pPr>
-            <w:hyperlink w:history="1" r:id="rId3w9cjpfnzuz0mxdlu7zkt">
+            <w:hyperlink w:history="1" r:id="rIdfl5yyovx8ljtntskg_30o">
               <w:r>
                 <w:rPr>
                   <w:rFonts w:ascii="Arial" w:cs="Arial" w:eastAsia="Arial" w:hAnsi="Arial"/>
@@ -20814,7 +20766,7 @@
             <w:pPr>
               <w:spacing w:after="20" w:before="0"/>
             </w:pPr>
-            <w:hyperlink w:history="1" r:id="rId1kyavttdwqfusiiq_nmdx">
+            <w:hyperlink w:history="1" r:id="rIdc7p4winjnorrt-ibk9jy3">
               <w:r>
                 <w:rPr>
                   <w:rFonts w:ascii="Arial" w:cs="Arial" w:eastAsia="Arial" w:hAnsi="Arial"/>
@@ -20847,7 +20799,7 @@
               <w:spacing w:after="10" w:before="0"/>
               <w:ind w:left="120"/>
             </w:pPr>
-            <w:hyperlink w:history="1" r:id="rIdlowxp8ygisbhaq-jixo4s">
+            <w:hyperlink w:history="1" r:id="rIdndvwgok2x9loscwusiqjf">
               <w:r>
                 <w:rPr>
                   <w:rFonts w:ascii="Arial" w:cs="Arial" w:eastAsia="Arial" w:hAnsi="Arial"/>
@@ -21042,7 +20994,7 @@
             <w:pPr>
               <w:spacing w:after="20" w:before="0"/>
             </w:pPr>
-            <w:hyperlink w:history="1" r:id="rIdykpoc8bi7sfs7w212c4rp">
+            <w:hyperlink w:history="1" r:id="rIdyia0jeyhjam4swu-8tasu">
               <w:r>
                 <w:rPr>
                   <w:rFonts w:ascii="Arial" w:cs="Arial" w:eastAsia="Arial" w:hAnsi="Arial"/>
@@ -21075,7 +21027,7 @@
               <w:spacing w:after="10" w:before="0"/>
               <w:ind w:left="120"/>
             </w:pPr>
-            <w:hyperlink w:history="1" r:id="rIdbxihqncauigbwg1rdaeys">
+            <w:hyperlink w:history="1" r:id="rIdzk-9_nwtrg_futbstfvlq">
               <w:r>
                 <w:rPr>
                   <w:rFonts w:ascii="Arial" w:cs="Arial" w:eastAsia="Arial" w:hAnsi="Arial"/>
@@ -21120,7 +21072,7 @@
             <w:pPr>
               <w:spacing w:after="20" w:before="0"/>
             </w:pPr>
-            <w:hyperlink w:history="1" r:id="rIddnhrrvda6shhllkp6whkq">
+            <w:hyperlink w:history="1" r:id="rIdynxidqx9qllzgrfne9r_f">
               <w:r>
                 <w:rPr>
                   <w:rFonts w:ascii="Arial" w:cs="Arial" w:eastAsia="Arial" w:hAnsi="Arial"/>
@@ -21153,7 +21105,7 @@
               <w:spacing w:after="10" w:before="0"/>
               <w:ind w:left="120"/>
             </w:pPr>
-            <w:hyperlink w:history="1" r:id="rIdupkzmjhqvvdp1itf0xj8t">
+            <w:hyperlink w:history="1" r:id="rIdnnyh0lkvedly7xvi_oqit">
               <w:r>
                 <w:rPr>
                   <w:rFonts w:ascii="Arial" w:cs="Arial" w:eastAsia="Arial" w:hAnsi="Arial"/>
@@ -21348,7 +21300,7 @@
             <w:pPr>
               <w:spacing w:after="20" w:before="0"/>
             </w:pPr>
-            <w:hyperlink w:history="1" r:id="rId9onhytvbi9j1gedglinai">
+            <w:hyperlink w:history="1" r:id="rIdpgcdsad8-h8w_rpbnxehp">
               <w:r>
                 <w:rPr>
                   <w:rFonts w:ascii="Arial" w:cs="Arial" w:eastAsia="Arial" w:hAnsi="Arial"/>
@@ -21381,7 +21333,7 @@
               <w:spacing w:after="10" w:before="0"/>
               <w:ind w:left="120"/>
             </w:pPr>
-            <w:hyperlink w:history="1" r:id="rIdwhqukztat7cyw-2jt6tge">
+            <w:hyperlink w:history="1" r:id="rIdntr82jwurqhwdb8fgpcye">
               <w:r>
                 <w:rPr>
                   <w:rFonts w:ascii="Arial" w:cs="Arial" w:eastAsia="Arial" w:hAnsi="Arial"/>
@@ -21426,7 +21378,7 @@
             <w:pPr>
               <w:spacing w:after="20" w:before="0"/>
             </w:pPr>
-            <w:hyperlink w:history="1" r:id="rId2ur88icwp_fqxfxoerd2e">
+            <w:hyperlink w:history="1" r:id="rIdlsv1bkgjczrb1e3exor6s">
               <w:r>
                 <w:rPr>
                   <w:rFonts w:ascii="Arial" w:cs="Arial" w:eastAsia="Arial" w:hAnsi="Arial"/>
@@ -21459,7 +21411,7 @@
               <w:spacing w:after="10" w:before="0"/>
               <w:ind w:left="120"/>
             </w:pPr>
-            <w:hyperlink w:history="1" r:id="rId3vxir4kfcv5djqmmph1m4">
+            <w:hyperlink w:history="1" r:id="rIdc2pp_uaaw1omwtahgzrzr">
               <w:r>
                 <w:rPr>
                   <w:rFonts w:ascii="Arial" w:cs="Arial" w:eastAsia="Arial" w:hAnsi="Arial"/>
@@ -21654,7 +21606,7 @@
             <w:pPr>
               <w:spacing w:after="20" w:before="0"/>
             </w:pPr>
-            <w:hyperlink w:history="1" r:id="rId24b7brebxmazojglukhpd">
+            <w:hyperlink w:history="1" r:id="rIdhq-0cklo3hzwuwgsaeae8">
               <w:r>
                 <w:rPr>
                   <w:rFonts w:ascii="Arial" w:cs="Arial" w:eastAsia="Arial" w:hAnsi="Arial"/>
@@ -21687,7 +21639,7 @@
               <w:spacing w:after="10" w:before="0"/>
               <w:ind w:left="120"/>
             </w:pPr>
-            <w:hyperlink w:history="1" r:id="rIdijkyoofczo88oymnidj1j">
+            <w:hyperlink w:history="1" r:id="rId4bhpmalj2zzcdmebpc1qr">
               <w:r>
                 <w:rPr>
                   <w:rFonts w:ascii="Arial" w:cs="Arial" w:eastAsia="Arial" w:hAnsi="Arial"/>
@@ -21732,7 +21684,7 @@
             <w:pPr>
               <w:spacing w:after="20" w:before="0"/>
             </w:pPr>
-            <w:hyperlink w:history="1" r:id="rId9qqzszvisuj27fs-qrop0">
+            <w:hyperlink w:history="1" r:id="rId0nzhj1zrfeu_45kh9nmyr">
               <w:r>
                 <w:rPr>
                   <w:rFonts w:ascii="Arial" w:cs="Arial" w:eastAsia="Arial" w:hAnsi="Arial"/>
@@ -21765,7 +21717,7 @@
               <w:spacing w:after="10" w:before="0"/>
               <w:ind w:left="120"/>
             </w:pPr>
-            <w:hyperlink w:history="1" r:id="rIdxcwtrut64__doadxz3t_o">
+            <w:hyperlink w:history="1" r:id="rIdye6hre-9f7d6rnbjzmsa_">
               <w:r>
                 <w:rPr>
                   <w:rFonts w:ascii="Arial" w:cs="Arial" w:eastAsia="Arial" w:hAnsi="Arial"/>
@@ -21960,7 +21912,7 @@
             <w:pPr>
               <w:spacing w:after="20" w:before="0"/>
             </w:pPr>
-            <w:hyperlink w:history="1" r:id="rId_p0fdhbhqntgufbw8q2s0">
+            <w:hyperlink w:history="1" r:id="rIdk2xofsppcdu8esmkcstw_">
               <w:r>
                 <w:rPr>
                   <w:rFonts w:ascii="Arial" w:cs="Arial" w:eastAsia="Arial" w:hAnsi="Arial"/>
@@ -21993,7 +21945,7 @@
               <w:spacing w:after="10" w:before="0"/>
               <w:ind w:left="120"/>
             </w:pPr>
-            <w:hyperlink w:history="1" r:id="rIdaummd3ipeytwnqbfmrmlz">
+            <w:hyperlink w:history="1" r:id="rIdul9pxc3odnpiul0qangft">
               <w:r>
                 <w:rPr>
                   <w:rFonts w:ascii="Arial" w:cs="Arial" w:eastAsia="Arial" w:hAnsi="Arial"/>
@@ -22038,7 +21990,7 @@
             <w:pPr>
               <w:spacing w:after="20" w:before="0"/>
             </w:pPr>
-            <w:hyperlink w:history="1" r:id="rIdshg-_sxijv69p3bhqsmv5">
+            <w:hyperlink w:history="1" r:id="rIdtyt8u5xinvrjww2hwiy-l">
               <w:r>
                 <w:rPr>
                   <w:rFonts w:ascii="Arial" w:cs="Arial" w:eastAsia="Arial" w:hAnsi="Arial"/>
@@ -22087,7 +22039,7 @@
               <w:spacing w:after="10" w:before="0"/>
               <w:ind w:left="120"/>
             </w:pPr>
-            <w:hyperlink w:history="1" r:id="rIdvcaive4y83fbv54_olqxr">
+            <w:hyperlink w:history="1" r:id="rIdsv5ce6h2wehrfangsthif">
               <w:r>
                 <w:rPr>
                   <w:rFonts w:ascii="Arial" w:cs="Arial" w:eastAsia="Arial" w:hAnsi="Arial"/>
@@ -22599,7 +22551,7 @@
         </w:rPr>
         <w:t xml:space="preserve">© 2026 SeaVuria and ARES. Aligned with KICD objectives. Developed by SeaVuria; technical implementation by ARES (with AI assistance from Claude). Licensed under </w:t>
       </w:r>
-      <w:hyperlink w:history="1" r:id="rIdcabcjjgf-lsceanug9afs">
+      <w:hyperlink w:history="1" r:id="rIdamf4yqe2lthzem9pin_ps">
         <w:r>
           <w:rPr>
             <w:rFonts w:ascii="Arial" w:cs="Arial" w:eastAsia="Arial" w:hAnsi="Arial"/>
@@ -22620,7 +22572,7 @@
         </w:rPr>
         <w:t xml:space="preserve"> (</w:t>
       </w:r>
-      <w:hyperlink w:history="1" r:id="rIdmmpjkix5m6wp9pgbmljcb">
+      <w:hyperlink w:history="1" r:id="rId1x18t2ggkemnw77c4ynr0">
         <w:r>
           <w:rPr>
             <w:rFonts w:ascii="Arial" w:cs="Arial" w:eastAsia="Arial" w:hAnsi="Arial"/>
@@ -23633,7 +23585,7 @@
             <w:pPr>
               <w:spacing w:after="20" w:before="0"/>
             </w:pPr>
-            <w:hyperlink w:history="1" r:id="rIdaekkpmzbwhbatrn764jrv">
+            <w:hyperlink w:history="1" r:id="rIdfshmpexh1o19tfxzq8l47">
               <w:r>
                 <w:rPr>
                   <w:rFonts w:ascii="Arial" w:cs="Arial" w:eastAsia="Arial" w:hAnsi="Arial"/>
@@ -23666,7 +23618,7 @@
               <w:spacing w:after="10" w:before="0"/>
               <w:ind w:left="120"/>
             </w:pPr>
-            <w:hyperlink w:history="1" r:id="rId3zetqlva3h2x1lhc0dj9g">
+            <w:hyperlink w:history="1" r:id="rIdvrp315uc8nybdaxigfbih">
               <w:r>
                 <w:rPr>
                   <w:rFonts w:ascii="Arial" w:cs="Arial" w:eastAsia="Arial" w:hAnsi="Arial"/>
@@ -23711,7 +23663,7 @@
             <w:pPr>
               <w:spacing w:after="20" w:before="0"/>
             </w:pPr>
-            <w:hyperlink w:history="1" r:id="rIdo2mqaxf321wurm1_3zymy">
+            <w:hyperlink w:history="1" r:id="rIdmxkcupvmmfsns5mlpm22k">
               <w:r>
                 <w:rPr>
                   <w:rFonts w:ascii="Arial" w:cs="Arial" w:eastAsia="Arial" w:hAnsi="Arial"/>
@@ -23744,7 +23696,7 @@
               <w:spacing w:after="10" w:before="0"/>
               <w:ind w:left="120"/>
             </w:pPr>
-            <w:hyperlink w:history="1" r:id="rIde1qk3bewpastwf8hzgw2n">
+            <w:hyperlink w:history="1" r:id="rIdtkzkxaoiccbyu7jarqal5">
               <w:r>
                 <w:rPr>
                   <w:rFonts w:ascii="Arial" w:cs="Arial" w:eastAsia="Arial" w:hAnsi="Arial"/>
@@ -23939,7 +23891,7 @@
             <w:pPr>
               <w:spacing w:after="20" w:before="0"/>
             </w:pPr>
-            <w:hyperlink w:history="1" r:id="rId0rrcsl_rhyv4xx4lfkarr">
+            <w:hyperlink w:history="1" r:id="rIdaeta_vyyrjdzh6mecdeid">
               <w:r>
                 <w:rPr>
                   <w:rFonts w:ascii="Arial" w:cs="Arial" w:eastAsia="Arial" w:hAnsi="Arial"/>
@@ -23972,7 +23924,7 @@
               <w:spacing w:after="10" w:before="0"/>
               <w:ind w:left="120"/>
             </w:pPr>
-            <w:hyperlink w:history="1" r:id="rIdchmm9h4tcaip25h-v2axu">
+            <w:hyperlink w:history="1" r:id="rIdnwbof3tubmc756jrkwrme">
               <w:r>
                 <w:rPr>
                   <w:rFonts w:ascii="Arial" w:cs="Arial" w:eastAsia="Arial" w:hAnsi="Arial"/>
@@ -24017,7 +23969,7 @@
             <w:pPr>
               <w:spacing w:after="20" w:before="0"/>
             </w:pPr>
-            <w:hyperlink w:history="1" r:id="rIdikuuj3qzit6aboswzkj2i">
+            <w:hyperlink w:history="1" r:id="rIdiudikrrh-xrnlzz7hmxfh">
               <w:r>
                 <w:rPr>
                   <w:rFonts w:ascii="Arial" w:cs="Arial" w:eastAsia="Arial" w:hAnsi="Arial"/>
@@ -24050,7 +24002,7 @@
               <w:spacing w:after="10" w:before="0"/>
               <w:ind w:left="120"/>
             </w:pPr>
-            <w:hyperlink w:history="1" r:id="rIdudspsvptmwn-0wf4b4dch">
+            <w:hyperlink w:history="1" r:id="rIdaqkicl4gujpfp13lku1tg">
               <w:r>
                 <w:rPr>
                   <w:rFonts w:ascii="Arial" w:cs="Arial" w:eastAsia="Arial" w:hAnsi="Arial"/>
@@ -24245,7 +24197,7 @@
             <w:pPr>
               <w:spacing w:after="20" w:before="0"/>
             </w:pPr>
-            <w:hyperlink w:history="1" r:id="rId8mgq_wyepovabvsmsjx9s">
+            <w:hyperlink w:history="1" r:id="rIdktba9nx687yx2papzgo61">
               <w:r>
                 <w:rPr>
                   <w:rFonts w:ascii="Arial" w:cs="Arial" w:eastAsia="Arial" w:hAnsi="Arial"/>
@@ -24294,7 +24246,7 @@
               <w:spacing w:after="10" w:before="0"/>
               <w:ind w:left="120"/>
             </w:pPr>
-            <w:hyperlink w:history="1" r:id="rIdrhwy7cucmvywcrfgxtfwk">
+            <w:hyperlink w:history="1" r:id="rIdngsiz9ygvly5vlcdcskii">
               <w:r>
                 <w:rPr>
                   <w:rFonts w:ascii="Arial" w:cs="Arial" w:eastAsia="Arial" w:hAnsi="Arial"/>
@@ -24339,7 +24291,7 @@
             <w:pPr>
               <w:spacing w:after="20" w:before="0"/>
             </w:pPr>
-            <w:hyperlink w:history="1" r:id="rIdfey_tubukyrmxsfo5j6ti">
+            <w:hyperlink w:history="1" r:id="rId5jh1kfd5dl5euajmxul10">
               <w:r>
                 <w:rPr>
                   <w:rFonts w:ascii="Arial" w:cs="Arial" w:eastAsia="Arial" w:hAnsi="Arial"/>
@@ -24388,7 +24340,7 @@
               <w:spacing w:after="10" w:before="0"/>
               <w:ind w:left="120"/>
             </w:pPr>
-            <w:hyperlink w:history="1" r:id="rIdwhzc4b5ulchvejinc8hfa">
+            <w:hyperlink w:history="1" r:id="rIdsxubc7h0ej2zjdooufslr">
               <w:r>
                 <w:rPr>
                   <w:rFonts w:ascii="Arial" w:cs="Arial" w:eastAsia="Arial" w:hAnsi="Arial"/>
@@ -24583,7 +24535,7 @@
             <w:pPr>
               <w:spacing w:after="20" w:before="0"/>
             </w:pPr>
-            <w:hyperlink w:history="1" r:id="rIdmmznrsmmrdga8o5mh4q6h">
+            <w:hyperlink w:history="1" r:id="rIdyblal4di5o_ad7kgiuivy">
               <w:r>
                 <w:rPr>
                   <w:rFonts w:ascii="Arial" w:cs="Arial" w:eastAsia="Arial" w:hAnsi="Arial"/>
@@ -24632,7 +24584,7 @@
               <w:spacing w:after="10" w:before="0"/>
               <w:ind w:left="120"/>
             </w:pPr>
-            <w:hyperlink w:history="1" r:id="rIdlkjqq6ebniuthmnzkyzry">
+            <w:hyperlink w:history="1" r:id="rId-p8ekgd9xi89md4u2pbro">
               <w:r>
                 <w:rPr>
                   <w:rFonts w:ascii="Arial" w:cs="Arial" w:eastAsia="Arial" w:hAnsi="Arial"/>
@@ -24677,7 +24629,7 @@
             <w:pPr>
               <w:spacing w:after="20" w:before="0"/>
             </w:pPr>
-            <w:hyperlink w:history="1" r:id="rIdcqg4zkwpdfpf0a4k-hloi">
+            <w:hyperlink w:history="1" r:id="rIdaud53hh1pipijtvrftv4-">
               <w:r>
                 <w:rPr>
                   <w:rFonts w:ascii="Arial" w:cs="Arial" w:eastAsia="Arial" w:hAnsi="Arial"/>
@@ -24726,7 +24678,7 @@
               <w:spacing w:after="10" w:before="0"/>
               <w:ind w:left="120"/>
             </w:pPr>
-            <w:hyperlink w:history="1" r:id="rIdr8jlfnzcudvhz9xhnhl5r">
+            <w:hyperlink w:history="1" r:id="rIdxjftlodjg_fugavyocty7">
               <w:r>
                 <w:rPr>
                   <w:rFonts w:ascii="Arial" w:cs="Arial" w:eastAsia="Arial" w:hAnsi="Arial"/>
@@ -24921,7 +24873,7 @@
             <w:pPr>
               <w:spacing w:after="20" w:before="0"/>
             </w:pPr>
-            <w:hyperlink w:history="1" r:id="rId6znria2qxkwr1bf3l-cis">
+            <w:hyperlink w:history="1" r:id="rId9heh2bp0_f5zvava0rtst">
               <w:r>
                 <w:rPr>
                   <w:rFonts w:ascii="Arial" w:cs="Arial" w:eastAsia="Arial" w:hAnsi="Arial"/>
@@ -24970,7 +24922,7 @@
               <w:spacing w:after="10" w:before="0"/>
               <w:ind w:left="120"/>
             </w:pPr>
-            <w:hyperlink w:history="1" r:id="rIdg6-gncjcg-naujbbcxiyq">
+            <w:hyperlink w:history="1" r:id="rIdgvdo8_wpecyxvouk64dgf">
               <w:r>
                 <w:rPr>
                   <w:rFonts w:ascii="Arial" w:cs="Arial" w:eastAsia="Arial" w:hAnsi="Arial"/>
@@ -25015,7 +24967,7 @@
             <w:pPr>
               <w:spacing w:after="20" w:before="0"/>
             </w:pPr>
-            <w:hyperlink w:history="1" r:id="rIdzhb7p7pdjuhffxc3az_jg">
+            <w:hyperlink w:history="1" r:id="rIdhc6ogqmame78jdzcklpau">
               <w:r>
                 <w:rPr>
                   <w:rFonts w:ascii="Arial" w:cs="Arial" w:eastAsia="Arial" w:hAnsi="Arial"/>
@@ -25064,7 +25016,7 @@
               <w:spacing w:after="10" w:before="0"/>
               <w:ind w:left="120"/>
             </w:pPr>
-            <w:hyperlink w:history="1" r:id="rIdin24wutawhphkcdsiiei8">
+            <w:hyperlink w:history="1" r:id="rIdolbvq3ojbn6lbsi3z7uy6">
               <w:r>
                 <w:rPr>
                   <w:rFonts w:ascii="Arial" w:cs="Arial" w:eastAsia="Arial" w:hAnsi="Arial"/>
@@ -25576,7 +25528,7 @@
         </w:rPr>
         <w:t xml:space="preserve">© 2026 SeaVuria and ARES. Aligned with KICD objectives. Developed by SeaVuria; technical implementation by ARES (with AI assistance from Claude). Licensed under </w:t>
       </w:r>
-      <w:hyperlink w:history="1" r:id="rIdl6f2tnjtruxre-dsth1oe">
+      <w:hyperlink w:history="1" r:id="rIdjby-0kf1ymwsfkbv978kr">
         <w:r>
           <w:rPr>
             <w:rFonts w:ascii="Arial" w:cs="Arial" w:eastAsia="Arial" w:hAnsi="Arial"/>
@@ -25597,7 +25549,7 @@
         </w:rPr>
         <w:t xml:space="preserve"> (</w:t>
       </w:r>
-      <w:hyperlink w:history="1" r:id="rIdeng0hm-tiycu-us2sdwi7">
+      <w:hyperlink w:history="1" r:id="rIdie2svkzahxzw4wfgch9pe">
         <w:r>
           <w:rPr>
             <w:rFonts w:ascii="Arial" w:cs="Arial" w:eastAsia="Arial" w:hAnsi="Arial"/>

--- a/data/outputs/v2/Essential_Mathematics/SS2.1_Similarity_and_Enlargement/Essential_Mathematics_Similarity_and_Enlargement_CBE_LessonSequence.docx
+++ b/data/outputs/v2/Essential_Mathematics/SS2.1_Similarity_and_Enlargement/Essential_Mathematics_Similarity_and_Enlargement_CBE_LessonSequence.docx
@@ -4,6 +4,7 @@
   <w:body>
     <w:p>
       <w:pPr>
+        <w:keepNext w:val="false"/>
         <w:spacing w:after="30" w:before="0"/>
         <w:jc w:val="center"/>
       </w:pPr>
@@ -23,6 +24,7 @@
     </w:p>
     <w:p>
       <w:pPr>
+        <w:keepNext w:val="false"/>
         <w:spacing w:after="60" w:before="0"/>
         <w:jc w:val="center"/>
       </w:pPr>
@@ -81,6 +83,7 @@
           </w:tcPr>
           <w:p>
             <w:pPr>
+              <w:keepNext w:val="false"/>
               <w:spacing w:after="40" w:before="0"/>
               <w:jc w:val="center"/>
             </w:pPr>
@@ -115,6 +118,7 @@
           </w:tcPr>
           <w:p>
             <w:pPr>
+              <w:keepNext w:val="false"/>
               <w:spacing w:after="40" w:before="0"/>
               <w:jc w:val="left"/>
             </w:pPr>
@@ -147,6 +151,7 @@
           </w:tcPr>
           <w:p>
             <w:pPr>
+              <w:keepNext w:val="false"/>
               <w:spacing w:after="40" w:before="0"/>
               <w:jc w:val="left"/>
             </w:pPr>
@@ -181,6 +186,7 @@
           </w:tcPr>
           <w:p>
             <w:pPr>
+              <w:keepNext w:val="false"/>
               <w:spacing w:after="40" w:before="0"/>
               <w:jc w:val="left"/>
             </w:pPr>
@@ -213,6 +219,7 @@
           </w:tcPr>
           <w:p>
             <w:pPr>
+              <w:keepNext w:val="false"/>
               <w:spacing w:after="40" w:before="0"/>
               <w:jc w:val="left"/>
             </w:pPr>
@@ -247,6 +254,7 @@
           </w:tcPr>
           <w:p>
             <w:pPr>
+              <w:keepNext w:val="false"/>
               <w:spacing w:after="40" w:before="0"/>
               <w:jc w:val="left"/>
             </w:pPr>
@@ -279,6 +287,7 @@
           </w:tcPr>
           <w:p>
             <w:pPr>
+              <w:keepNext w:val="false"/>
               <w:spacing w:after="40" w:before="0"/>
               <w:jc w:val="left"/>
             </w:pPr>
@@ -313,6 +322,7 @@
           </w:tcPr>
           <w:p>
             <w:pPr>
+              <w:keepNext w:val="false"/>
               <w:spacing w:after="40" w:before="0"/>
               <w:jc w:val="left"/>
             </w:pPr>
@@ -345,6 +355,7 @@
           </w:tcPr>
           <w:p>
             <w:pPr>
+              <w:keepNext w:val="false"/>
               <w:spacing w:after="40" w:before="0"/>
               <w:jc w:val="left"/>
             </w:pPr>
@@ -379,6 +390,7 @@
           </w:tcPr>
           <w:p>
             <w:pPr>
+              <w:keepNext w:val="false"/>
               <w:spacing w:after="40" w:before="0"/>
               <w:jc w:val="left"/>
             </w:pPr>
@@ -411,6 +423,7 @@
           </w:tcPr>
           <w:p>
             <w:pPr>
+              <w:keepNext w:val="false"/>
               <w:spacing w:after="40" w:before="0"/>
               <w:jc w:val="left"/>
             </w:pPr>
@@ -445,6 +458,7 @@
           </w:tcPr>
           <w:p>
             <w:pPr>
+              <w:keepNext w:val="false"/>
               <w:spacing w:after="40" w:before="0"/>
               <w:jc w:val="left"/>
             </w:pPr>
@@ -572,6 +586,7 @@
           </w:tcPr>
           <w:p>
             <w:pPr>
+              <w:keepNext w:val="false"/>
               <w:spacing w:after="40" w:before="0"/>
               <w:jc w:val="left"/>
             </w:pPr>
@@ -604,6 +619,7 @@
           </w:tcPr>
           <w:p>
             <w:pPr>
+              <w:keepNext w:val="false"/>
               <w:spacing w:after="40" w:before="0"/>
               <w:jc w:val="left"/>
             </w:pPr>
@@ -623,6 +639,7 @@
           </w:p>
           <w:p>
             <w:pPr>
+              <w:keepNext w:val="false"/>
               <w:spacing w:after="40" w:before="0"/>
               <w:jc w:val="left"/>
             </w:pPr>
@@ -642,6 +659,7 @@
           </w:p>
           <w:p>
             <w:pPr>
+              <w:keepNext w:val="false"/>
               <w:spacing w:after="40" w:before="0"/>
               <w:jc w:val="left"/>
             </w:pPr>
@@ -661,6 +679,7 @@
           </w:p>
           <w:p>
             <w:pPr>
+              <w:keepNext w:val="false"/>
               <w:spacing w:after="40" w:before="0"/>
               <w:jc w:val="left"/>
             </w:pPr>
@@ -680,6 +699,7 @@
           </w:p>
           <w:p>
             <w:pPr>
+              <w:keepNext w:val="false"/>
               <w:spacing w:after="40" w:before="0"/>
               <w:jc w:val="left"/>
             </w:pPr>
@@ -699,6 +719,7 @@
           </w:p>
           <w:p>
             <w:pPr>
+              <w:keepNext w:val="false"/>
               <w:spacing w:after="40" w:before="0"/>
               <w:jc w:val="left"/>
             </w:pPr>
@@ -718,6 +739,7 @@
           </w:p>
           <w:p>
             <w:pPr>
+              <w:keepNext w:val="false"/>
               <w:spacing w:after="40" w:before="0"/>
               <w:jc w:val="left"/>
             </w:pPr>
@@ -737,6 +759,7 @@
           </w:p>
           <w:p>
             <w:pPr>
+              <w:keepNext w:val="false"/>
               <w:spacing w:after="40" w:before="0"/>
               <w:jc w:val="left"/>
             </w:pPr>
@@ -756,6 +779,7 @@
           </w:p>
           <w:p>
             <w:pPr>
+              <w:keepNext w:val="false"/>
               <w:spacing w:after="40" w:before="0"/>
               <w:jc w:val="left"/>
             </w:pPr>
@@ -790,6 +814,7 @@
           </w:tcPr>
           <w:p>
             <w:pPr>
+              <w:keepNext w:val="false"/>
               <w:spacing w:after="40" w:before="0"/>
               <w:jc w:val="left"/>
             </w:pPr>
@@ -877,6 +902,7 @@
           </w:tcPr>
           <w:p>
             <w:pPr>
+              <w:keepNext w:val="false"/>
               <w:spacing w:after="40" w:before="0"/>
               <w:jc w:val="left"/>
             </w:pPr>
@@ -944,6 +970,7 @@
           </w:tcPr>
           <w:p>
             <w:pPr>
+              <w:keepNext w:val="false"/>
               <w:spacing w:after="40" w:before="0"/>
               <w:jc w:val="left"/>
             </w:pPr>
@@ -1111,6 +1138,7 @@
           </w:tcPr>
           <w:p>
             <w:pPr>
+              <w:keepNext w:val="false"/>
               <w:spacing w:after="40" w:before="0"/>
               <w:jc w:val="left"/>
             </w:pPr>
@@ -1178,6 +1206,7 @@
           </w:tcPr>
           <w:p>
             <w:pPr>
+              <w:keepNext w:val="false"/>
               <w:spacing w:after="40" w:before="0"/>
               <w:jc w:val="left"/>
             </w:pPr>
@@ -1345,6 +1374,7 @@
           </w:tcPr>
           <w:p>
             <w:pPr>
+              <w:keepNext w:val="false"/>
               <w:spacing w:after="40" w:before="0"/>
               <w:jc w:val="left"/>
             </w:pPr>
@@ -1377,6 +1407,7 @@
           </w:tcPr>
           <w:p>
             <w:pPr>
+              <w:keepNext w:val="false"/>
               <w:spacing w:after="40" w:before="0"/>
               <w:jc w:val="left"/>
             </w:pPr>
@@ -1411,6 +1442,7 @@
           </w:tcPr>
           <w:p>
             <w:pPr>
+              <w:keepNext w:val="false"/>
               <w:spacing w:after="40" w:before="0"/>
               <w:jc w:val="left"/>
             </w:pPr>
@@ -1443,6 +1475,7 @@
           </w:tcPr>
           <w:p>
             <w:pPr>
+              <w:keepNext w:val="false"/>
               <w:spacing w:after="40" w:before="0"/>
               <w:jc w:val="left"/>
             </w:pPr>
@@ -1462,6 +1495,7 @@
           </w:p>
           <w:p>
             <w:pPr>
+              <w:keepNext w:val="false"/>
               <w:spacing w:after="40" w:before="0"/>
               <w:jc w:val="left"/>
             </w:pPr>
@@ -1481,6 +1515,7 @@
           </w:p>
           <w:p>
             <w:pPr>
+              <w:keepNext w:val="false"/>
               <w:spacing w:after="40" w:before="0"/>
               <w:jc w:val="left"/>
             </w:pPr>
@@ -1500,6 +1535,7 @@
           </w:p>
           <w:p>
             <w:pPr>
+              <w:keepNext w:val="false"/>
               <w:spacing w:after="40" w:before="0"/>
               <w:jc w:val="left"/>
             </w:pPr>
@@ -1534,6 +1570,7 @@
           </w:tcPr>
           <w:p>
             <w:pPr>
+              <w:keepNext w:val="false"/>
               <w:spacing w:after="40" w:before="0"/>
               <w:jc w:val="left"/>
             </w:pPr>
@@ -1566,6 +1603,7 @@
           </w:tcPr>
           <w:p>
             <w:pPr>
+              <w:keepNext w:val="false"/>
               <w:spacing w:after="40" w:before="0"/>
               <w:jc w:val="left"/>
             </w:pPr>
@@ -1600,6 +1638,7 @@
           </w:tcPr>
           <w:p>
             <w:pPr>
+              <w:keepNext w:val="false"/>
               <w:spacing w:after="40" w:before="0"/>
               <w:jc w:val="left"/>
             </w:pPr>
@@ -1632,6 +1671,7 @@
           </w:tcPr>
           <w:p>
             <w:pPr>
+              <w:keepNext w:val="false"/>
               <w:spacing w:after="40" w:before="0"/>
               <w:jc w:val="left"/>
             </w:pPr>
@@ -1651,6 +1691,7 @@
           </w:p>
           <w:p>
             <w:pPr>
+              <w:keepNext w:val="false"/>
               <w:spacing w:after="40" w:before="0"/>
               <w:jc w:val="left"/>
             </w:pPr>
@@ -1670,6 +1711,7 @@
           </w:p>
           <w:p>
             <w:pPr>
+              <w:keepNext w:val="false"/>
               <w:spacing w:after="40" w:before="0"/>
               <w:jc w:val="left"/>
             </w:pPr>
@@ -1689,6 +1731,7 @@
           </w:p>
           <w:p>
             <w:pPr>
+              <w:keepNext w:val="false"/>
               <w:spacing w:after="40" w:before="0"/>
               <w:jc w:val="left"/>
             </w:pPr>
@@ -1708,6 +1751,7 @@
           </w:p>
           <w:p>
             <w:pPr>
+              <w:keepNext w:val="false"/>
               <w:spacing w:after="40" w:before="0"/>
               <w:jc w:val="left"/>
             </w:pPr>
@@ -1727,6 +1771,7 @@
           </w:p>
           <w:p>
             <w:pPr>
+              <w:keepNext w:val="false"/>
               <w:spacing w:after="40" w:before="0"/>
               <w:jc w:val="left"/>
             </w:pPr>
@@ -1746,6 +1791,7 @@
           </w:p>
           <w:p>
             <w:pPr>
+              <w:keepNext w:val="false"/>
               <w:spacing w:after="40" w:before="0"/>
               <w:jc w:val="left"/>
             </w:pPr>
@@ -1765,6 +1811,7 @@
           </w:p>
           <w:p>
             <w:pPr>
+              <w:keepNext w:val="false"/>
               <w:spacing w:after="40" w:before="0"/>
               <w:jc w:val="left"/>
             </w:pPr>
@@ -1799,6 +1846,7 @@
           </w:tcPr>
           <w:p>
             <w:pPr>
+              <w:keepNext w:val="false"/>
               <w:spacing w:after="40" w:before="0"/>
               <w:jc w:val="left"/>
             </w:pPr>
@@ -2030,7 +2078,7 @@
         </w:rPr>
         <w:t xml:space="preserve">© 2026 SeaVuria and ARES. This work is licensed under a </w:t>
       </w:r>
-      <w:hyperlink w:history="1" r:id="rIddbqqlyc_hia2mpjef-k9w">
+      <w:hyperlink w:history="1" r:id="rIdyrk98dlz0kgk8dik7mvgp">
         <w:r>
           <w:rPr>
             <w:rFonts w:ascii="Arial" w:cs="Arial" w:eastAsia="Arial" w:hAnsi="Arial"/>
@@ -2050,7 +2098,7 @@
         </w:rPr>
         <w:t xml:space="preserve"> (</w:t>
       </w:r>
-      <w:hyperlink w:history="1" r:id="rIdnpag1tzcdv9yalcpteen4">
+      <w:hyperlink w:history="1" r:id="rId54lcbs0lt6llaofve9ycx">
         <w:r>
           <w:rPr>
             <w:rFonts w:ascii="Arial" w:cs="Arial" w:eastAsia="Arial" w:hAnsi="Arial"/>
@@ -2070,7 +2118,7 @@
         </w:rPr>
         <w:t xml:space="preserve">). To view a copy of this license, visit </w:t>
       </w:r>
-      <w:hyperlink w:history="1" r:id="rIdqod4-hp1trtjsqlwa5cmj">
+      <w:hyperlink w:history="1" r:id="rId1ophdchroowxwhrugrygm">
         <w:r>
           <w:rPr>
             <w:rFonts w:ascii="Arial" w:cs="Arial" w:eastAsia="Arial" w:hAnsi="Arial"/>
@@ -2129,6 +2177,7 @@
           </w:tcPr>
           <w:p>
             <w:pPr>
+              <w:keepNext w:val="false"/>
               <w:spacing w:after="40" w:before="0"/>
               <w:jc w:val="center"/>
             </w:pPr>
@@ -2164,6 +2213,7 @@
           </w:tcPr>
           <w:p>
             <w:pPr>
+              <w:keepNext w:val="false"/>
               <w:spacing w:after="40" w:before="0"/>
               <w:jc w:val="center"/>
             </w:pPr>
@@ -2198,6 +2248,7 @@
           </w:tcPr>
           <w:p>
             <w:pPr>
+              <w:keepNext w:val="false"/>
               <w:spacing w:after="40" w:before="0"/>
               <w:jc w:val="left"/>
             </w:pPr>
@@ -2230,6 +2281,7 @@
           </w:tcPr>
           <w:p>
             <w:pPr>
+              <w:keepNext w:val="false"/>
               <w:spacing w:after="40" w:before="0"/>
               <w:jc w:val="left"/>
             </w:pPr>
@@ -2264,6 +2316,7 @@
           </w:tcPr>
           <w:p>
             <w:pPr>
+              <w:keepNext w:val="false"/>
               <w:spacing w:after="40" w:before="0"/>
               <w:jc w:val="left"/>
             </w:pPr>
@@ -2296,6 +2349,7 @@
           </w:tcPr>
           <w:p>
             <w:pPr>
+              <w:keepNext w:val="false"/>
               <w:spacing w:after="40" w:before="0"/>
               <w:jc w:val="left"/>
             </w:pPr>
@@ -2330,6 +2384,7 @@
           </w:tcPr>
           <w:p>
             <w:pPr>
+              <w:keepNext w:val="false"/>
               <w:spacing w:after="40" w:before="0"/>
               <w:jc w:val="left"/>
             </w:pPr>
@@ -2362,6 +2417,7 @@
           </w:tcPr>
           <w:p>
             <w:pPr>
+              <w:keepNext w:val="false"/>
               <w:spacing w:after="40" w:before="0"/>
               <w:jc w:val="left"/>
             </w:pPr>
@@ -2396,6 +2452,7 @@
           </w:tcPr>
           <w:p>
             <w:pPr>
+              <w:keepNext w:val="false"/>
               <w:spacing w:after="40" w:before="0"/>
               <w:jc w:val="left"/>
             </w:pPr>
@@ -2428,6 +2485,7 @@
           </w:tcPr>
           <w:p>
             <w:pPr>
+              <w:keepNext w:val="false"/>
               <w:spacing w:after="40" w:before="0"/>
               <w:jc w:val="left"/>
             </w:pPr>
@@ -2462,6 +2520,7 @@
           </w:tcPr>
           <w:p>
             <w:pPr>
+              <w:keepNext w:val="false"/>
               <w:spacing w:after="40" w:before="0"/>
               <w:jc w:val="left"/>
             </w:pPr>
@@ -2494,6 +2553,7 @@
           </w:tcPr>
           <w:p>
             <w:pPr>
+              <w:keepNext w:val="false"/>
               <w:spacing w:after="40" w:before="0"/>
               <w:jc w:val="left"/>
             </w:pPr>
@@ -2528,6 +2588,7 @@
           </w:tcPr>
           <w:p>
             <w:pPr>
+              <w:keepNext w:val="false"/>
               <w:spacing w:after="40" w:before="0"/>
               <w:jc w:val="left"/>
             </w:pPr>
@@ -2560,6 +2621,7 @@
           </w:tcPr>
           <w:p>
             <w:pPr>
+              <w:keepNext w:val="false"/>
               <w:spacing w:after="40" w:before="0"/>
               <w:jc w:val="left"/>
             </w:pPr>
@@ -2594,6 +2656,7 @@
           </w:tcPr>
           <w:p>
             <w:pPr>
+              <w:keepNext w:val="false"/>
               <w:spacing w:after="40" w:before="0"/>
               <w:jc w:val="left"/>
             </w:pPr>
@@ -2626,6 +2689,7 @@
           </w:tcPr>
           <w:p>
             <w:pPr>
+              <w:keepNext w:val="false"/>
               <w:spacing w:after="40" w:before="0"/>
               <w:jc w:val="left"/>
             </w:pPr>
@@ -2660,6 +2724,7 @@
           </w:tcPr>
           <w:p>
             <w:pPr>
+              <w:keepNext w:val="false"/>
               <w:spacing w:after="40" w:before="0"/>
               <w:jc w:val="left"/>
             </w:pPr>
@@ -2692,6 +2757,7 @@
           </w:tcPr>
           <w:p>
             <w:pPr>
+              <w:keepNext w:val="false"/>
               <w:spacing w:after="40" w:before="0"/>
               <w:jc w:val="left"/>
             </w:pPr>
@@ -2751,6 +2817,7 @@
           </w:tcPr>
           <w:p>
             <w:pPr>
+              <w:keepNext w:val="false"/>
               <w:spacing w:after="40" w:before="0"/>
               <w:jc w:val="center"/>
             </w:pPr>
@@ -2785,6 +2852,7 @@
           </w:tcPr>
           <w:p>
             <w:pPr>
+              <w:keepNext w:val="false"/>
               <w:spacing w:after="40" w:before="0"/>
               <w:jc w:val="left"/>
             </w:pPr>
@@ -2849,6 +2917,7 @@
           </w:tcPr>
           <w:p>
             <w:pPr>
+              <w:keepNext w:val="false"/>
               <w:spacing w:after="40" w:before="0"/>
               <w:jc w:val="center"/>
             </w:pPr>
@@ -2883,6 +2952,7 @@
           </w:tcPr>
           <w:p>
             <w:pPr>
+              <w:keepNext w:val="false"/>
               <w:spacing w:after="40" w:before="0"/>
               <w:jc w:val="left"/>
             </w:pPr>
@@ -2915,6 +2985,7 @@
           </w:tcPr>
           <w:p>
             <w:pPr>
+              <w:keepNext w:val="false"/>
               <w:spacing w:after="40" w:before="0"/>
               <w:jc w:val="left"/>
             </w:pPr>
@@ -2947,6 +3018,7 @@
           </w:tcPr>
           <w:p>
             <w:pPr>
+              <w:keepNext w:val="false"/>
               <w:spacing w:after="40" w:before="0"/>
               <w:jc w:val="left"/>
             </w:pPr>
@@ -2979,6 +3051,7 @@
           </w:tcPr>
           <w:p>
             <w:pPr>
+              <w:keepNext w:val="false"/>
               <w:spacing w:after="40" w:before="0"/>
               <w:jc w:val="left"/>
             </w:pPr>
@@ -3011,6 +3084,7 @@
           </w:tcPr>
           <w:p>
             <w:pPr>
+              <w:keepNext w:val="false"/>
               <w:spacing w:after="40" w:before="0"/>
               <w:jc w:val="left"/>
             </w:pPr>
@@ -3045,6 +3119,7 @@
           </w:tcPr>
           <w:p>
             <w:pPr>
+              <w:keepNext w:val="false"/>
               <w:spacing w:after="40" w:before="0"/>
               <w:jc w:val="left"/>
             </w:pPr>
@@ -3082,7 +3157,7 @@
             <w:pPr>
               <w:spacing w:after="20" w:before="0"/>
             </w:pPr>
-            <w:hyperlink w:history="1" r:id="rIdedcd5xv7ujmdnmig_5ygd">
+            <w:hyperlink w:history="1" r:id="rIdl6q_hd97n_o7k1nrqbcvf">
               <w:r>
                 <w:rPr>
                   <w:rFonts w:ascii="Arial" w:cs="Arial" w:eastAsia="Arial" w:hAnsi="Arial"/>
@@ -3115,7 +3190,7 @@
               <w:spacing w:after="10" w:before="0"/>
               <w:ind w:left="120"/>
             </w:pPr>
-            <w:hyperlink w:history="1" r:id="rIdihyqbssnp7dm2amyltiwh">
+            <w:hyperlink w:history="1" r:id="rIdjnbkayswwzgbcmv66pnl4">
               <w:r>
                 <w:rPr>
                   <w:rFonts w:ascii="Arial" w:cs="Arial" w:eastAsia="Arial" w:hAnsi="Arial"/>
@@ -3160,7 +3235,7 @@
             <w:pPr>
               <w:spacing w:after="20" w:before="0"/>
             </w:pPr>
-            <w:hyperlink w:history="1" r:id="rIdowgwj6tgsoan37jtyfb88">
+            <w:hyperlink w:history="1" r:id="rIdulnyvu5zfo-plud4dzbr_">
               <w:r>
                 <w:rPr>
                   <w:rFonts w:ascii="Arial" w:cs="Arial" w:eastAsia="Arial" w:hAnsi="Arial"/>
@@ -3193,7 +3268,7 @@
               <w:spacing w:after="10" w:before="0"/>
               <w:ind w:left="120"/>
             </w:pPr>
-            <w:hyperlink w:history="1" r:id="rIdpfn5hbryawvai9gxdsizh">
+            <w:hyperlink w:history="1" r:id="rIdxvwhqac69zxxtbon805j5">
               <w:r>
                 <w:rPr>
                   <w:rFonts w:ascii="Arial" w:cs="Arial" w:eastAsia="Arial" w:hAnsi="Arial"/>
@@ -3221,6 +3296,7 @@
           </w:tcPr>
           <w:p>
             <w:pPr>
+              <w:keepNext w:val="false"/>
               <w:spacing w:after="40" w:before="0"/>
               <w:jc w:val="left"/>
             </w:pPr>
@@ -3253,6 +3329,7 @@
           </w:tcPr>
           <w:p>
             <w:pPr>
+              <w:keepNext w:val="false"/>
               <w:spacing w:after="40" w:before="0"/>
               <w:jc w:val="left"/>
             </w:pPr>
@@ -3285,6 +3362,7 @@
           </w:tcPr>
           <w:p>
             <w:pPr>
+              <w:keepNext w:val="false"/>
               <w:spacing w:after="40" w:before="0"/>
               <w:jc w:val="left"/>
             </w:pPr>
@@ -3317,6 +3395,7 @@
           </w:tcPr>
           <w:p>
             <w:pPr>
+              <w:keepNext w:val="false"/>
               <w:spacing w:after="40" w:before="0"/>
               <w:jc w:val="left"/>
             </w:pPr>
@@ -3351,6 +3430,7 @@
           </w:tcPr>
           <w:p>
             <w:pPr>
+              <w:keepNext w:val="false"/>
               <w:spacing w:after="40" w:before="0"/>
               <w:jc w:val="left"/>
             </w:pPr>
@@ -3388,7 +3468,7 @@
             <w:pPr>
               <w:spacing w:after="20" w:before="0"/>
             </w:pPr>
-            <w:hyperlink w:history="1" r:id="rIdp_pybhnajv9ooh26xxpim">
+            <w:hyperlink w:history="1" r:id="rIdbj8lmvzikqldjvfs6jduw">
               <w:r>
                 <w:rPr>
                   <w:rFonts w:ascii="Arial" w:cs="Arial" w:eastAsia="Arial" w:hAnsi="Arial"/>
@@ -3421,7 +3501,7 @@
               <w:spacing w:after="10" w:before="0"/>
               <w:ind w:left="120"/>
             </w:pPr>
-            <w:hyperlink w:history="1" r:id="rIdxnvieg3zofmkbky4lpo1h">
+            <w:hyperlink w:history="1" r:id="rId1cwqmeti0upnhg3eqpn_t">
               <w:r>
                 <w:rPr>
                   <w:rFonts w:ascii="Arial" w:cs="Arial" w:eastAsia="Arial" w:hAnsi="Arial"/>
@@ -3466,7 +3546,7 @@
             <w:pPr>
               <w:spacing w:after="20" w:before="0"/>
             </w:pPr>
-            <w:hyperlink w:history="1" r:id="rId1ezxvw3grmxjwesqa0yk7">
+            <w:hyperlink w:history="1" r:id="rIdrwvspk6ch7muxnrgqrwkv">
               <w:r>
                 <w:rPr>
                   <w:rFonts w:ascii="Arial" w:cs="Arial" w:eastAsia="Arial" w:hAnsi="Arial"/>
@@ -3499,7 +3579,7 @@
               <w:spacing w:after="10" w:before="0"/>
               <w:ind w:left="120"/>
             </w:pPr>
-            <w:hyperlink w:history="1" r:id="rIdmb2k2it_2bzfw0gccmvps">
+            <w:hyperlink w:history="1" r:id="rIdsrq5cpqwospov7pmmul_g">
               <w:r>
                 <w:rPr>
                   <w:rFonts w:ascii="Arial" w:cs="Arial" w:eastAsia="Arial" w:hAnsi="Arial"/>
@@ -3527,6 +3607,7 @@
           </w:tcPr>
           <w:p>
             <w:pPr>
+              <w:keepNext w:val="false"/>
               <w:spacing w:after="40" w:before="0"/>
               <w:jc w:val="left"/>
             </w:pPr>
@@ -3559,6 +3640,7 @@
           </w:tcPr>
           <w:p>
             <w:pPr>
+              <w:keepNext w:val="false"/>
               <w:spacing w:after="40" w:before="0"/>
               <w:jc w:val="left"/>
             </w:pPr>
@@ -3591,6 +3673,7 @@
           </w:tcPr>
           <w:p>
             <w:pPr>
+              <w:keepNext w:val="false"/>
               <w:spacing w:after="40" w:before="0"/>
               <w:jc w:val="left"/>
             </w:pPr>
@@ -3623,6 +3706,7 @@
           </w:tcPr>
           <w:p>
             <w:pPr>
+              <w:keepNext w:val="false"/>
               <w:spacing w:after="40" w:before="0"/>
               <w:jc w:val="left"/>
             </w:pPr>
@@ -3657,6 +3741,7 @@
           </w:tcPr>
           <w:p>
             <w:pPr>
+              <w:keepNext w:val="false"/>
               <w:spacing w:after="40" w:before="0"/>
               <w:jc w:val="left"/>
             </w:pPr>
@@ -3694,7 +3779,7 @@
             <w:pPr>
               <w:spacing w:after="20" w:before="0"/>
             </w:pPr>
-            <w:hyperlink w:history="1" r:id="rId6jeatg2ohmeq2wwt2uich">
+            <w:hyperlink w:history="1" r:id="rIdnxyr-mp3lmjtz8dzhdqhv">
               <w:r>
                 <w:rPr>
                   <w:rFonts w:ascii="Arial" w:cs="Arial" w:eastAsia="Arial" w:hAnsi="Arial"/>
@@ -3743,7 +3828,7 @@
               <w:spacing w:after="10" w:before="0"/>
               <w:ind w:left="120"/>
             </w:pPr>
-            <w:hyperlink w:history="1" r:id="rIdqdm0l1s7be5cjf18nkesr">
+            <w:hyperlink w:history="1" r:id="rIdliuljuofb8jntiqv1iahq">
               <w:r>
                 <w:rPr>
                   <w:rFonts w:ascii="Arial" w:cs="Arial" w:eastAsia="Arial" w:hAnsi="Arial"/>
@@ -3788,7 +3873,7 @@
             <w:pPr>
               <w:spacing w:after="20" w:before="0"/>
             </w:pPr>
-            <w:hyperlink w:history="1" r:id="rIdh-5lb1yksbzjap0cp4vqb">
+            <w:hyperlink w:history="1" r:id="rIdwhqyaaiq5u0-6tpbl9mm_">
               <w:r>
                 <w:rPr>
                   <w:rFonts w:ascii="Arial" w:cs="Arial" w:eastAsia="Arial" w:hAnsi="Arial"/>
@@ -3837,7 +3922,7 @@
               <w:spacing w:after="10" w:before="0"/>
               <w:ind w:left="120"/>
             </w:pPr>
-            <w:hyperlink w:history="1" r:id="rIdsjw6r3vpmzvwvzkhqjzsw">
+            <w:hyperlink w:history="1" r:id="rIdzaqsgeavimfwkcwuk0u6b">
               <w:r>
                 <w:rPr>
                   <w:rFonts w:ascii="Arial" w:cs="Arial" w:eastAsia="Arial" w:hAnsi="Arial"/>
@@ -3865,6 +3950,7 @@
           </w:tcPr>
           <w:p>
             <w:pPr>
+              <w:keepNext w:val="false"/>
               <w:spacing w:after="40" w:before="0"/>
               <w:jc w:val="left"/>
             </w:pPr>
@@ -3897,6 +3983,7 @@
           </w:tcPr>
           <w:p>
             <w:pPr>
+              <w:keepNext w:val="false"/>
               <w:spacing w:after="40" w:before="0"/>
               <w:jc w:val="left"/>
             </w:pPr>
@@ -3929,6 +4016,7 @@
           </w:tcPr>
           <w:p>
             <w:pPr>
+              <w:keepNext w:val="false"/>
               <w:spacing w:after="40" w:before="0"/>
               <w:jc w:val="left"/>
             </w:pPr>
@@ -3961,6 +4049,7 @@
           </w:tcPr>
           <w:p>
             <w:pPr>
+              <w:keepNext w:val="false"/>
               <w:spacing w:after="40" w:before="0"/>
               <w:jc w:val="left"/>
             </w:pPr>
@@ -3995,6 +4084,7 @@
           </w:tcPr>
           <w:p>
             <w:pPr>
+              <w:keepNext w:val="false"/>
               <w:spacing w:after="40" w:before="0"/>
               <w:jc w:val="left"/>
             </w:pPr>
@@ -4032,7 +4122,7 @@
             <w:pPr>
               <w:spacing w:after="20" w:before="0"/>
             </w:pPr>
-            <w:hyperlink w:history="1" r:id="rIdxvgtwgnmk33yo9lm8xpvm">
+            <w:hyperlink w:history="1" r:id="rIdjjhzupefja6tjuzfnxmny">
               <w:r>
                 <w:rPr>
                   <w:rFonts w:ascii="Arial" w:cs="Arial" w:eastAsia="Arial" w:hAnsi="Arial"/>
@@ -4081,7 +4171,7 @@
               <w:spacing w:after="10" w:before="0"/>
               <w:ind w:left="120"/>
             </w:pPr>
-            <w:hyperlink w:history="1" r:id="rIdqx5unvuzxgpaux_jvnrba">
+            <w:hyperlink w:history="1" r:id="rIdt_yqycdyovkbyull253ju">
               <w:r>
                 <w:rPr>
                   <w:rFonts w:ascii="Arial" w:cs="Arial" w:eastAsia="Arial" w:hAnsi="Arial"/>
@@ -4126,7 +4216,7 @@
             <w:pPr>
               <w:spacing w:after="20" w:before="0"/>
             </w:pPr>
-            <w:hyperlink w:history="1" r:id="rIdpmvrdql2sxfrgx64w0wsz">
+            <w:hyperlink w:history="1" r:id="rIdqaidlp9ameekhi1qo-3fe">
               <w:r>
                 <w:rPr>
                   <w:rFonts w:ascii="Arial" w:cs="Arial" w:eastAsia="Arial" w:hAnsi="Arial"/>
@@ -4175,7 +4265,7 @@
               <w:spacing w:after="10" w:before="0"/>
               <w:ind w:left="120"/>
             </w:pPr>
-            <w:hyperlink w:history="1" r:id="rId-y1yzne5jlopzjzrspjeg">
+            <w:hyperlink w:history="1" r:id="rIdke-l1r6yvargxbwf_dzwd">
               <w:r>
                 <w:rPr>
                   <w:rFonts w:ascii="Arial" w:cs="Arial" w:eastAsia="Arial" w:hAnsi="Arial"/>
@@ -4203,6 +4293,7 @@
           </w:tcPr>
           <w:p>
             <w:pPr>
+              <w:keepNext w:val="false"/>
               <w:spacing w:after="40" w:before="0"/>
               <w:jc w:val="left"/>
             </w:pPr>
@@ -4235,6 +4326,7 @@
           </w:tcPr>
           <w:p>
             <w:pPr>
+              <w:keepNext w:val="false"/>
               <w:spacing w:after="40" w:before="0"/>
               <w:jc w:val="left"/>
             </w:pPr>
@@ -4267,6 +4359,7 @@
           </w:tcPr>
           <w:p>
             <w:pPr>
+              <w:keepNext w:val="false"/>
               <w:spacing w:after="40" w:before="0"/>
               <w:jc w:val="left"/>
             </w:pPr>
@@ -4299,6 +4392,7 @@
           </w:tcPr>
           <w:p>
             <w:pPr>
+              <w:keepNext w:val="false"/>
               <w:spacing w:after="40" w:before="0"/>
               <w:jc w:val="left"/>
             </w:pPr>
@@ -4333,6 +4427,7 @@
           </w:tcPr>
           <w:p>
             <w:pPr>
+              <w:keepNext w:val="false"/>
               <w:spacing w:after="40" w:before="0"/>
               <w:jc w:val="left"/>
             </w:pPr>
@@ -4370,7 +4465,7 @@
             <w:pPr>
               <w:spacing w:after="20" w:before="0"/>
             </w:pPr>
-            <w:hyperlink w:history="1" r:id="rIdr9esl3l40fjdiisrchsuc">
+            <w:hyperlink w:history="1" r:id="rIdoioqm9yps1qek_ntbniin">
               <w:r>
                 <w:rPr>
                   <w:rFonts w:ascii="Arial" w:cs="Arial" w:eastAsia="Arial" w:hAnsi="Arial"/>
@@ -4419,7 +4514,7 @@
               <w:spacing w:after="10" w:before="0"/>
               <w:ind w:left="120"/>
             </w:pPr>
-            <w:hyperlink w:history="1" r:id="rId5pwmbuonwmcxxdxoz_fhv">
+            <w:hyperlink w:history="1" r:id="rId0rohcczw1xuplgsogxlfx">
               <w:r>
                 <w:rPr>
                   <w:rFonts w:ascii="Arial" w:cs="Arial" w:eastAsia="Arial" w:hAnsi="Arial"/>
@@ -4464,7 +4559,7 @@
             <w:pPr>
               <w:spacing w:after="20" w:before="0"/>
             </w:pPr>
-            <w:hyperlink w:history="1" r:id="rIdrqsvbpelf35heznnzw23i">
+            <w:hyperlink w:history="1" r:id="rIdvxhevaedyksehe4thxyyl">
               <w:r>
                 <w:rPr>
                   <w:rFonts w:ascii="Arial" w:cs="Arial" w:eastAsia="Arial" w:hAnsi="Arial"/>
@@ -4513,7 +4608,7 @@
               <w:spacing w:after="10" w:before="0"/>
               <w:ind w:left="120"/>
             </w:pPr>
-            <w:hyperlink w:history="1" r:id="rIdirn7dhya0x8req4iqbbul">
+            <w:hyperlink w:history="1" r:id="rIdp94frb4fyvbgpzzukth66">
               <w:r>
                 <w:rPr>
                   <w:rFonts w:ascii="Arial" w:cs="Arial" w:eastAsia="Arial" w:hAnsi="Arial"/>
@@ -4541,6 +4636,7 @@
           </w:tcPr>
           <w:p>
             <w:pPr>
+              <w:keepNext w:val="false"/>
               <w:spacing w:after="40" w:before="0"/>
               <w:jc w:val="left"/>
             </w:pPr>
@@ -4573,6 +4669,7 @@
           </w:tcPr>
           <w:p>
             <w:pPr>
+              <w:keepNext w:val="false"/>
               <w:spacing w:after="40" w:before="0"/>
               <w:jc w:val="left"/>
             </w:pPr>
@@ -4605,6 +4702,7 @@
           </w:tcPr>
           <w:p>
             <w:pPr>
+              <w:keepNext w:val="false"/>
               <w:spacing w:after="40" w:before="0"/>
               <w:jc w:val="left"/>
             </w:pPr>
@@ -4637,6 +4735,7 @@
           </w:tcPr>
           <w:p>
             <w:pPr>
+              <w:keepNext w:val="false"/>
               <w:spacing w:after="40" w:before="0"/>
               <w:jc w:val="left"/>
             </w:pPr>
@@ -4696,6 +4795,7 @@
           </w:tcPr>
           <w:p>
             <w:pPr>
+              <w:keepNext w:val="false"/>
               <w:spacing w:after="40" w:before="0"/>
               <w:jc w:val="center"/>
             </w:pPr>
@@ -4730,6 +4830,7 @@
           </w:tcPr>
           <w:p>
             <w:pPr>
+              <w:keepNext w:val="false"/>
               <w:spacing w:after="40" w:before="0"/>
               <w:jc w:val="left"/>
             </w:pPr>
@@ -4791,6 +4892,7 @@
           </w:tcPr>
           <w:p>
             <w:pPr>
+              <w:keepNext w:val="false"/>
               <w:spacing w:after="40" w:before="0"/>
               <w:jc w:val="center"/>
             </w:pPr>
@@ -4825,6 +4927,7 @@
           </w:tcPr>
           <w:p>
             <w:pPr>
+              <w:keepNext w:val="false"/>
               <w:spacing w:after="40" w:before="0"/>
               <w:jc w:val="left"/>
             </w:pPr>
@@ -4857,6 +4960,7 @@
           </w:tcPr>
           <w:p>
             <w:pPr>
+              <w:keepNext w:val="false"/>
               <w:spacing w:after="40" w:before="0"/>
               <w:jc w:val="left"/>
             </w:pPr>
@@ -4891,6 +4995,7 @@
           </w:tcPr>
           <w:p>
             <w:pPr>
+              <w:keepNext w:val="false"/>
               <w:spacing w:after="40" w:before="0"/>
               <w:jc w:val="left"/>
             </w:pPr>
@@ -4923,6 +5028,7 @@
           </w:tcPr>
           <w:p>
             <w:pPr>
+              <w:keepNext w:val="false"/>
               <w:spacing w:after="40" w:before="0"/>
               <w:jc w:val="left"/>
             </w:pPr>
@@ -4957,6 +5063,7 @@
           </w:tcPr>
           <w:p>
             <w:pPr>
+              <w:keepNext w:val="false"/>
               <w:spacing w:after="40" w:before="0"/>
               <w:jc w:val="left"/>
             </w:pPr>
@@ -4989,6 +5096,7 @@
           </w:tcPr>
           <w:p>
             <w:pPr>
+              <w:keepNext w:val="false"/>
               <w:spacing w:after="40" w:before="0"/>
               <w:jc w:val="left"/>
             </w:pPr>
@@ -5025,7 +5133,7 @@
         </w:rPr>
         <w:t xml:space="preserve">© 2026 SeaVuria and ARES. Aligned with KICD objectives. Developed by SeaVuria; technical implementation by ARES (with AI assistance from Claude). Licensed under </w:t>
       </w:r>
-      <w:hyperlink w:history="1" r:id="rIdt-elczpuqkjpeqjvzkvkn">
+      <w:hyperlink w:history="1" r:id="rIdobk8tmzegtjs7pg85forr">
         <w:r>
           <w:rPr>
             <w:rFonts w:ascii="Arial" w:cs="Arial" w:eastAsia="Arial" w:hAnsi="Arial"/>
@@ -5046,7 +5154,7 @@
         </w:rPr>
         <w:t xml:space="preserve"> (</w:t>
       </w:r>
-      <w:hyperlink w:history="1" r:id="rIdrkazdxoevtrfaigs8zfdy">
+      <w:hyperlink w:history="1" r:id="rIdztjrnefzxfhbw9k4zpuq3">
         <w:r>
           <w:rPr>
             <w:rFonts w:ascii="Arial" w:cs="Arial" w:eastAsia="Arial" w:hAnsi="Arial"/>
@@ -5106,6 +5214,7 @@
           </w:tcPr>
           <w:p>
             <w:pPr>
+              <w:keepNext w:val="false"/>
               <w:spacing w:after="40" w:before="0"/>
               <w:jc w:val="center"/>
             </w:pPr>
@@ -5141,6 +5250,7 @@
           </w:tcPr>
           <w:p>
             <w:pPr>
+              <w:keepNext w:val="false"/>
               <w:spacing w:after="40" w:before="0"/>
               <w:jc w:val="center"/>
             </w:pPr>
@@ -5175,6 +5285,7 @@
           </w:tcPr>
           <w:p>
             <w:pPr>
+              <w:keepNext w:val="false"/>
               <w:spacing w:after="40" w:before="0"/>
               <w:jc w:val="left"/>
             </w:pPr>
@@ -5207,6 +5318,7 @@
           </w:tcPr>
           <w:p>
             <w:pPr>
+              <w:keepNext w:val="false"/>
               <w:spacing w:after="40" w:before="0"/>
               <w:jc w:val="left"/>
             </w:pPr>
@@ -5241,6 +5353,7 @@
           </w:tcPr>
           <w:p>
             <w:pPr>
+              <w:keepNext w:val="false"/>
               <w:spacing w:after="40" w:before="0"/>
               <w:jc w:val="left"/>
             </w:pPr>
@@ -5273,6 +5386,7 @@
           </w:tcPr>
           <w:p>
             <w:pPr>
+              <w:keepNext w:val="false"/>
               <w:spacing w:after="40" w:before="0"/>
               <w:jc w:val="left"/>
             </w:pPr>
@@ -5307,6 +5421,7 @@
           </w:tcPr>
           <w:p>
             <w:pPr>
+              <w:keepNext w:val="false"/>
               <w:spacing w:after="40" w:before="0"/>
               <w:jc w:val="left"/>
             </w:pPr>
@@ -5339,6 +5454,7 @@
           </w:tcPr>
           <w:p>
             <w:pPr>
+              <w:keepNext w:val="false"/>
               <w:spacing w:after="40" w:before="0"/>
               <w:jc w:val="left"/>
             </w:pPr>
@@ -5373,6 +5489,7 @@
           </w:tcPr>
           <w:p>
             <w:pPr>
+              <w:keepNext w:val="false"/>
               <w:spacing w:after="40" w:before="0"/>
               <w:jc w:val="left"/>
             </w:pPr>
@@ -5405,6 +5522,7 @@
           </w:tcPr>
           <w:p>
             <w:pPr>
+              <w:keepNext w:val="false"/>
               <w:spacing w:after="40" w:before="0"/>
               <w:jc w:val="left"/>
             </w:pPr>
@@ -5439,6 +5557,7 @@
           </w:tcPr>
           <w:p>
             <w:pPr>
+              <w:keepNext w:val="false"/>
               <w:spacing w:after="40" w:before="0"/>
               <w:jc w:val="left"/>
             </w:pPr>
@@ -5471,6 +5590,7 @@
           </w:tcPr>
           <w:p>
             <w:pPr>
+              <w:keepNext w:val="false"/>
               <w:spacing w:after="40" w:before="0"/>
               <w:jc w:val="left"/>
             </w:pPr>
@@ -5505,6 +5625,7 @@
           </w:tcPr>
           <w:p>
             <w:pPr>
+              <w:keepNext w:val="false"/>
               <w:spacing w:after="40" w:before="0"/>
               <w:jc w:val="left"/>
             </w:pPr>
@@ -5537,6 +5658,7 @@
           </w:tcPr>
           <w:p>
             <w:pPr>
+              <w:keepNext w:val="false"/>
               <w:spacing w:after="40" w:before="0"/>
               <w:jc w:val="left"/>
             </w:pPr>
@@ -5571,6 +5693,7 @@
           </w:tcPr>
           <w:p>
             <w:pPr>
+              <w:keepNext w:val="false"/>
               <w:spacing w:after="40" w:before="0"/>
               <w:jc w:val="left"/>
             </w:pPr>
@@ -5603,6 +5726,7 @@
           </w:tcPr>
           <w:p>
             <w:pPr>
+              <w:keepNext w:val="false"/>
               <w:spacing w:after="40" w:before="0"/>
               <w:jc w:val="left"/>
             </w:pPr>
@@ -5637,6 +5761,7 @@
           </w:tcPr>
           <w:p>
             <w:pPr>
+              <w:keepNext w:val="false"/>
               <w:spacing w:after="40" w:before="0"/>
               <w:jc w:val="left"/>
             </w:pPr>
@@ -5669,6 +5794,7 @@
           </w:tcPr>
           <w:p>
             <w:pPr>
+              <w:keepNext w:val="false"/>
               <w:spacing w:after="40" w:before="0"/>
               <w:jc w:val="left"/>
             </w:pPr>
@@ -5728,6 +5854,7 @@
           </w:tcPr>
           <w:p>
             <w:pPr>
+              <w:keepNext w:val="false"/>
               <w:spacing w:after="40" w:before="0"/>
               <w:jc w:val="center"/>
             </w:pPr>
@@ -5762,6 +5889,7 @@
           </w:tcPr>
           <w:p>
             <w:pPr>
+              <w:keepNext w:val="false"/>
               <w:spacing w:after="40" w:before="0"/>
               <w:jc w:val="left"/>
             </w:pPr>
@@ -5826,6 +5954,7 @@
           </w:tcPr>
           <w:p>
             <w:pPr>
+              <w:keepNext w:val="false"/>
               <w:spacing w:after="40" w:before="0"/>
               <w:jc w:val="center"/>
             </w:pPr>
@@ -5860,6 +5989,7 @@
           </w:tcPr>
           <w:p>
             <w:pPr>
+              <w:keepNext w:val="false"/>
               <w:spacing w:after="40" w:before="0"/>
               <w:jc w:val="left"/>
             </w:pPr>
@@ -5892,6 +6022,7 @@
           </w:tcPr>
           <w:p>
             <w:pPr>
+              <w:keepNext w:val="false"/>
               <w:spacing w:after="40" w:before="0"/>
               <w:jc w:val="left"/>
             </w:pPr>
@@ -5924,6 +6055,7 @@
           </w:tcPr>
           <w:p>
             <w:pPr>
+              <w:keepNext w:val="false"/>
               <w:spacing w:after="40" w:before="0"/>
               <w:jc w:val="left"/>
             </w:pPr>
@@ -5956,6 +6088,7 @@
           </w:tcPr>
           <w:p>
             <w:pPr>
+              <w:keepNext w:val="false"/>
               <w:spacing w:after="40" w:before="0"/>
               <w:jc w:val="left"/>
             </w:pPr>
@@ -5988,6 +6121,7 @@
           </w:tcPr>
           <w:p>
             <w:pPr>
+              <w:keepNext w:val="false"/>
               <w:spacing w:after="40" w:before="0"/>
               <w:jc w:val="left"/>
             </w:pPr>
@@ -6022,6 +6156,7 @@
           </w:tcPr>
           <w:p>
             <w:pPr>
+              <w:keepNext w:val="false"/>
               <w:spacing w:after="40" w:before="0"/>
               <w:jc w:val="left"/>
             </w:pPr>
@@ -6059,7 +6194,7 @@
             <w:pPr>
               <w:spacing w:after="20" w:before="0"/>
             </w:pPr>
-            <w:hyperlink w:history="1" r:id="rIdepa8rykzkmylk2eay9tip">
+            <w:hyperlink w:history="1" r:id="rId232k9wqbjwym5jcfdpevb">
               <w:r>
                 <w:rPr>
                   <w:rFonts w:ascii="Arial" w:cs="Arial" w:eastAsia="Arial" w:hAnsi="Arial"/>
@@ -6092,7 +6227,7 @@
               <w:spacing w:after="10" w:before="0"/>
               <w:ind w:left="120"/>
             </w:pPr>
-            <w:hyperlink w:history="1" r:id="rIdnnerxbvh91h3gpn0po_dv">
+            <w:hyperlink w:history="1" r:id="rIdyepka43eg6sypdtntii4t">
               <w:r>
                 <w:rPr>
                   <w:rFonts w:ascii="Arial" w:cs="Arial" w:eastAsia="Arial" w:hAnsi="Arial"/>
@@ -6137,7 +6272,7 @@
             <w:pPr>
               <w:spacing w:after="20" w:before="0"/>
             </w:pPr>
-            <w:hyperlink w:history="1" r:id="rIdv7d25moeasucukuklmpux">
+            <w:hyperlink w:history="1" r:id="rIdeuuy6jn7yh3dww38po1gj">
               <w:r>
                 <w:rPr>
                   <w:rFonts w:ascii="Arial" w:cs="Arial" w:eastAsia="Arial" w:hAnsi="Arial"/>
@@ -6170,7 +6305,7 @@
               <w:spacing w:after="10" w:before="0"/>
               <w:ind w:left="120"/>
             </w:pPr>
-            <w:hyperlink w:history="1" r:id="rIdcgmlwn58dk0rzpupcmimq">
+            <w:hyperlink w:history="1" r:id="rId0wvr_a19o9qfgzoaqzbjw">
               <w:r>
                 <w:rPr>
                   <w:rFonts w:ascii="Arial" w:cs="Arial" w:eastAsia="Arial" w:hAnsi="Arial"/>
@@ -6198,6 +6333,7 @@
           </w:tcPr>
           <w:p>
             <w:pPr>
+              <w:keepNext w:val="false"/>
               <w:spacing w:after="40" w:before="0"/>
               <w:jc w:val="left"/>
             </w:pPr>
@@ -6230,6 +6366,7 @@
           </w:tcPr>
           <w:p>
             <w:pPr>
+              <w:keepNext w:val="false"/>
               <w:spacing w:after="40" w:before="0"/>
               <w:jc w:val="left"/>
             </w:pPr>
@@ -6262,6 +6399,7 @@
           </w:tcPr>
           <w:p>
             <w:pPr>
+              <w:keepNext w:val="false"/>
               <w:spacing w:after="40" w:before="0"/>
               <w:jc w:val="left"/>
             </w:pPr>
@@ -6294,6 +6432,7 @@
           </w:tcPr>
           <w:p>
             <w:pPr>
+              <w:keepNext w:val="false"/>
               <w:spacing w:after="40" w:before="0"/>
               <w:jc w:val="left"/>
             </w:pPr>
@@ -6328,6 +6467,7 @@
           </w:tcPr>
           <w:p>
             <w:pPr>
+              <w:keepNext w:val="false"/>
               <w:spacing w:after="40" w:before="0"/>
               <w:jc w:val="left"/>
             </w:pPr>
@@ -6365,7 +6505,7 @@
             <w:pPr>
               <w:spacing w:after="20" w:before="0"/>
             </w:pPr>
-            <w:hyperlink w:history="1" r:id="rId1gpnl27vvauo51rd8cijp">
+            <w:hyperlink w:history="1" r:id="rIdfcbrw-wdxrrcnzbgf0ma-">
               <w:r>
                 <w:rPr>
                   <w:rFonts w:ascii="Arial" w:cs="Arial" w:eastAsia="Arial" w:hAnsi="Arial"/>
@@ -6398,7 +6538,7 @@
               <w:spacing w:after="10" w:before="0"/>
               <w:ind w:left="120"/>
             </w:pPr>
-            <w:hyperlink w:history="1" r:id="rIdflfif4c9emxwojfy18bjg">
+            <w:hyperlink w:history="1" r:id="rIdah6dpyajfvijobngbxntn">
               <w:r>
                 <w:rPr>
                   <w:rFonts w:ascii="Arial" w:cs="Arial" w:eastAsia="Arial" w:hAnsi="Arial"/>
@@ -6443,7 +6583,7 @@
             <w:pPr>
               <w:spacing w:after="20" w:before="0"/>
             </w:pPr>
-            <w:hyperlink w:history="1" r:id="rIdwalb2n-qcb5qz0_kul-oe">
+            <w:hyperlink w:history="1" r:id="rIdo3amgi13mz96vegmjxcuw">
               <w:r>
                 <w:rPr>
                   <w:rFonts w:ascii="Arial" w:cs="Arial" w:eastAsia="Arial" w:hAnsi="Arial"/>
@@ -6476,7 +6616,7 @@
               <w:spacing w:after="10" w:before="0"/>
               <w:ind w:left="120"/>
             </w:pPr>
-            <w:hyperlink w:history="1" r:id="rIdsvc4s7pw0mqdlnbarqnhc">
+            <w:hyperlink w:history="1" r:id="rId9qdx7qytoanfgwnp2-wsh">
               <w:r>
                 <w:rPr>
                   <w:rFonts w:ascii="Arial" w:cs="Arial" w:eastAsia="Arial" w:hAnsi="Arial"/>
@@ -6504,6 +6644,7 @@
           </w:tcPr>
           <w:p>
             <w:pPr>
+              <w:keepNext w:val="false"/>
               <w:spacing w:after="40" w:before="0"/>
               <w:jc w:val="left"/>
             </w:pPr>
@@ -6536,6 +6677,7 @@
           </w:tcPr>
           <w:p>
             <w:pPr>
+              <w:keepNext w:val="false"/>
               <w:spacing w:after="40" w:before="0"/>
               <w:jc w:val="left"/>
             </w:pPr>
@@ -6568,6 +6710,7 @@
           </w:tcPr>
           <w:p>
             <w:pPr>
+              <w:keepNext w:val="false"/>
               <w:spacing w:after="40" w:before="0"/>
               <w:jc w:val="left"/>
             </w:pPr>
@@ -6600,6 +6743,7 @@
           </w:tcPr>
           <w:p>
             <w:pPr>
+              <w:keepNext w:val="false"/>
               <w:spacing w:after="40" w:before="0"/>
               <w:jc w:val="left"/>
             </w:pPr>
@@ -6634,6 +6778,7 @@
           </w:tcPr>
           <w:p>
             <w:pPr>
+              <w:keepNext w:val="false"/>
               <w:spacing w:after="40" w:before="0"/>
               <w:jc w:val="left"/>
             </w:pPr>
@@ -6671,7 +6816,7 @@
             <w:pPr>
               <w:spacing w:after="20" w:before="0"/>
             </w:pPr>
-            <w:hyperlink w:history="1" r:id="rIdasc1lmbbsshxqqd4mkmts">
+            <w:hyperlink w:history="1" r:id="rIdhfoicowgwuqpeynemhhue">
               <w:r>
                 <w:rPr>
                   <w:rFonts w:ascii="Arial" w:cs="Arial" w:eastAsia="Arial" w:hAnsi="Arial"/>
@@ -6704,7 +6849,7 @@
               <w:spacing w:after="10" w:before="0"/>
               <w:ind w:left="120"/>
             </w:pPr>
-            <w:hyperlink w:history="1" r:id="rId8zx7l3es47hkodbr-b2kj">
+            <w:hyperlink w:history="1" r:id="rId5mbkdtobdberk1pqztohz">
               <w:r>
                 <w:rPr>
                   <w:rFonts w:ascii="Arial" w:cs="Arial" w:eastAsia="Arial" w:hAnsi="Arial"/>
@@ -6749,7 +6894,7 @@
             <w:pPr>
               <w:spacing w:after="20" w:before="0"/>
             </w:pPr>
-            <w:hyperlink w:history="1" r:id="rId3fokcvmyn-dnzegg0vdel">
+            <w:hyperlink w:history="1" r:id="rIduraspgi86qlnmepyeuyr3">
               <w:r>
                 <w:rPr>
                   <w:rFonts w:ascii="Arial" w:cs="Arial" w:eastAsia="Arial" w:hAnsi="Arial"/>
@@ -6782,7 +6927,7 @@
               <w:spacing w:after="10" w:before="0"/>
               <w:ind w:left="120"/>
             </w:pPr>
-            <w:hyperlink w:history="1" r:id="rIdk1wftlntjmdzxa7c8q6qb">
+            <w:hyperlink w:history="1" r:id="rIdql7moslytmhqftqsnneie">
               <w:r>
                 <w:rPr>
                   <w:rFonts w:ascii="Arial" w:cs="Arial" w:eastAsia="Arial" w:hAnsi="Arial"/>
@@ -6810,6 +6955,7 @@
           </w:tcPr>
           <w:p>
             <w:pPr>
+              <w:keepNext w:val="false"/>
               <w:spacing w:after="40" w:before="0"/>
               <w:jc w:val="left"/>
             </w:pPr>
@@ -6842,6 +6988,7 @@
           </w:tcPr>
           <w:p>
             <w:pPr>
+              <w:keepNext w:val="false"/>
               <w:spacing w:after="40" w:before="0"/>
               <w:jc w:val="left"/>
             </w:pPr>
@@ -6874,6 +7021,7 @@
           </w:tcPr>
           <w:p>
             <w:pPr>
+              <w:keepNext w:val="false"/>
               <w:spacing w:after="40" w:before="0"/>
               <w:jc w:val="left"/>
             </w:pPr>
@@ -6906,6 +7054,7 @@
           </w:tcPr>
           <w:p>
             <w:pPr>
+              <w:keepNext w:val="false"/>
               <w:spacing w:after="40" w:before="0"/>
               <w:jc w:val="left"/>
             </w:pPr>
@@ -6940,6 +7089,7 @@
           </w:tcPr>
           <w:p>
             <w:pPr>
+              <w:keepNext w:val="false"/>
               <w:spacing w:after="40" w:before="0"/>
               <w:jc w:val="left"/>
             </w:pPr>
@@ -6977,7 +7127,7 @@
             <w:pPr>
               <w:spacing w:after="20" w:before="0"/>
             </w:pPr>
-            <w:hyperlink w:history="1" r:id="rIdqtkkove5w0ixdkhfhx8vd">
+            <w:hyperlink w:history="1" r:id="rId88ypyruzbuogsyyty6qdl">
               <w:r>
                 <w:rPr>
                   <w:rFonts w:ascii="Arial" w:cs="Arial" w:eastAsia="Arial" w:hAnsi="Arial"/>
@@ -7010,7 +7160,7 @@
               <w:spacing w:after="10" w:before="0"/>
               <w:ind w:left="120"/>
             </w:pPr>
-            <w:hyperlink w:history="1" r:id="rIdejt9sezcxsibbbxcxzk8f">
+            <w:hyperlink w:history="1" r:id="rIdx5gsoggf3xqafpc2_2lg9">
               <w:r>
                 <w:rPr>
                   <w:rFonts w:ascii="Arial" w:cs="Arial" w:eastAsia="Arial" w:hAnsi="Arial"/>
@@ -7055,7 +7205,7 @@
             <w:pPr>
               <w:spacing w:after="20" w:before="0"/>
             </w:pPr>
-            <w:hyperlink w:history="1" r:id="rIdvk-7ilbcznlw0p_quw9e1">
+            <w:hyperlink w:history="1" r:id="rIdikachxd2o3u9b-se9qdr5">
               <w:r>
                 <w:rPr>
                   <w:rFonts w:ascii="Arial" w:cs="Arial" w:eastAsia="Arial" w:hAnsi="Arial"/>
@@ -7088,7 +7238,7 @@
               <w:spacing w:after="10" w:before="0"/>
               <w:ind w:left="120"/>
             </w:pPr>
-            <w:hyperlink w:history="1" r:id="rIdfefh3nfxikkc31tju5koo">
+            <w:hyperlink w:history="1" r:id="rIdwhgjujafkha7bsc3d3xrn">
               <w:r>
                 <w:rPr>
                   <w:rFonts w:ascii="Arial" w:cs="Arial" w:eastAsia="Arial" w:hAnsi="Arial"/>
@@ -7116,6 +7266,7 @@
           </w:tcPr>
           <w:p>
             <w:pPr>
+              <w:keepNext w:val="false"/>
               <w:spacing w:after="40" w:before="0"/>
               <w:jc w:val="left"/>
             </w:pPr>
@@ -7148,6 +7299,7 @@
           </w:tcPr>
           <w:p>
             <w:pPr>
+              <w:keepNext w:val="false"/>
               <w:spacing w:after="40" w:before="0"/>
               <w:jc w:val="left"/>
             </w:pPr>
@@ -7180,6 +7332,7 @@
           </w:tcPr>
           <w:p>
             <w:pPr>
+              <w:keepNext w:val="false"/>
               <w:spacing w:after="40" w:before="0"/>
               <w:jc w:val="left"/>
             </w:pPr>
@@ -7212,6 +7365,7 @@
           </w:tcPr>
           <w:p>
             <w:pPr>
+              <w:keepNext w:val="false"/>
               <w:spacing w:after="40" w:before="0"/>
               <w:jc w:val="left"/>
             </w:pPr>
@@ -7246,6 +7400,7 @@
           </w:tcPr>
           <w:p>
             <w:pPr>
+              <w:keepNext w:val="false"/>
               <w:spacing w:after="40" w:before="0"/>
               <w:jc w:val="left"/>
             </w:pPr>
@@ -7283,7 +7438,7 @@
             <w:pPr>
               <w:spacing w:after="20" w:before="0"/>
             </w:pPr>
-            <w:hyperlink w:history="1" r:id="rIdma-hvhgvnxurgc_6v49i3">
+            <w:hyperlink w:history="1" r:id="rIda9c8yggfdhg_7s6ta7ktn">
               <w:r>
                 <w:rPr>
                   <w:rFonts w:ascii="Arial" w:cs="Arial" w:eastAsia="Arial" w:hAnsi="Arial"/>
@@ -7316,7 +7471,7 @@
               <w:spacing w:after="10" w:before="0"/>
               <w:ind w:left="120"/>
             </w:pPr>
-            <w:hyperlink w:history="1" r:id="rIdf7x9hnht4vujfyosiajfe">
+            <w:hyperlink w:history="1" r:id="rId0rq_pfvf-exvepsnyjyy9">
               <w:r>
                 <w:rPr>
                   <w:rFonts w:ascii="Arial" w:cs="Arial" w:eastAsia="Arial" w:hAnsi="Arial"/>
@@ -7361,7 +7516,7 @@
             <w:pPr>
               <w:spacing w:after="20" w:before="0"/>
             </w:pPr>
-            <w:hyperlink w:history="1" r:id="rIde-ztnubc-npa8mmw-cw1l">
+            <w:hyperlink w:history="1" r:id="rIdkcmboucrsk6hvweop1s3x">
               <w:r>
                 <w:rPr>
                   <w:rFonts w:ascii="Arial" w:cs="Arial" w:eastAsia="Arial" w:hAnsi="Arial"/>
@@ -7394,7 +7549,7 @@
               <w:spacing w:after="10" w:before="0"/>
               <w:ind w:left="120"/>
             </w:pPr>
-            <w:hyperlink w:history="1" r:id="rId9gmksm0usvpif35u10joe">
+            <w:hyperlink w:history="1" r:id="rIdcwpjmwv4bbdkzl_emotvl">
               <w:r>
                 <w:rPr>
                   <w:rFonts w:ascii="Arial" w:cs="Arial" w:eastAsia="Arial" w:hAnsi="Arial"/>
@@ -7422,6 +7577,7 @@
           </w:tcPr>
           <w:p>
             <w:pPr>
+              <w:keepNext w:val="false"/>
               <w:spacing w:after="40" w:before="0"/>
               <w:jc w:val="left"/>
             </w:pPr>
@@ -7454,6 +7610,7 @@
           </w:tcPr>
           <w:p>
             <w:pPr>
+              <w:keepNext w:val="false"/>
               <w:spacing w:after="40" w:before="0"/>
               <w:jc w:val="left"/>
             </w:pPr>
@@ -7486,6 +7643,7 @@
           </w:tcPr>
           <w:p>
             <w:pPr>
+              <w:keepNext w:val="false"/>
               <w:spacing w:after="40" w:before="0"/>
               <w:jc w:val="left"/>
             </w:pPr>
@@ -7518,6 +7676,7 @@
           </w:tcPr>
           <w:p>
             <w:pPr>
+              <w:keepNext w:val="false"/>
               <w:spacing w:after="40" w:before="0"/>
               <w:jc w:val="left"/>
             </w:pPr>
@@ -7577,6 +7736,7 @@
           </w:tcPr>
           <w:p>
             <w:pPr>
+              <w:keepNext w:val="false"/>
               <w:spacing w:after="40" w:before="0"/>
               <w:jc w:val="center"/>
             </w:pPr>
@@ -7611,6 +7771,7 @@
           </w:tcPr>
           <w:p>
             <w:pPr>
+              <w:keepNext w:val="false"/>
               <w:spacing w:after="40" w:before="0"/>
               <w:jc w:val="left"/>
             </w:pPr>
@@ -7672,6 +7833,7 @@
           </w:tcPr>
           <w:p>
             <w:pPr>
+              <w:keepNext w:val="false"/>
               <w:spacing w:after="40" w:before="0"/>
               <w:jc w:val="center"/>
             </w:pPr>
@@ -7706,6 +7868,7 @@
           </w:tcPr>
           <w:p>
             <w:pPr>
+              <w:keepNext w:val="false"/>
               <w:spacing w:after="40" w:before="0"/>
               <w:jc w:val="left"/>
             </w:pPr>
@@ -7738,6 +7901,7 @@
           </w:tcPr>
           <w:p>
             <w:pPr>
+              <w:keepNext w:val="false"/>
               <w:spacing w:after="40" w:before="0"/>
               <w:jc w:val="left"/>
             </w:pPr>
@@ -7772,6 +7936,7 @@
           </w:tcPr>
           <w:p>
             <w:pPr>
+              <w:keepNext w:val="false"/>
               <w:spacing w:after="40" w:before="0"/>
               <w:jc w:val="left"/>
             </w:pPr>
@@ -7804,6 +7969,7 @@
           </w:tcPr>
           <w:p>
             <w:pPr>
+              <w:keepNext w:val="false"/>
               <w:spacing w:after="40" w:before="0"/>
               <w:jc w:val="left"/>
             </w:pPr>
@@ -7838,6 +8004,7 @@
           </w:tcPr>
           <w:p>
             <w:pPr>
+              <w:keepNext w:val="false"/>
               <w:spacing w:after="40" w:before="0"/>
               <w:jc w:val="left"/>
             </w:pPr>
@@ -7870,6 +8037,7 @@
           </w:tcPr>
           <w:p>
             <w:pPr>
+              <w:keepNext w:val="false"/>
               <w:spacing w:after="40" w:before="0"/>
               <w:jc w:val="left"/>
             </w:pPr>
@@ -7906,7 +8074,7 @@
         </w:rPr>
         <w:t xml:space="preserve">© 2026 SeaVuria and ARES. Aligned with KICD objectives. Developed by SeaVuria; technical implementation by ARES (with AI assistance from Claude). Licensed under </w:t>
       </w:r>
-      <w:hyperlink w:history="1" r:id="rIdsoxq8f1sqhp6kffv43boa">
+      <w:hyperlink w:history="1" r:id="rIdfrvzbqfn85nnhavc-kf0j">
         <w:r>
           <w:rPr>
             <w:rFonts w:ascii="Arial" w:cs="Arial" w:eastAsia="Arial" w:hAnsi="Arial"/>
@@ -7927,7 +8095,7 @@
         </w:rPr>
         <w:t xml:space="preserve"> (</w:t>
       </w:r>
-      <w:hyperlink w:history="1" r:id="rIdt8ank3yxh3g8bc-433mt3">
+      <w:hyperlink w:history="1" r:id="rIdwggqhodyduz25qg34lf1k">
         <w:r>
           <w:rPr>
             <w:rFonts w:ascii="Arial" w:cs="Arial" w:eastAsia="Arial" w:hAnsi="Arial"/>
@@ -7987,6 +8155,7 @@
           </w:tcPr>
           <w:p>
             <w:pPr>
+              <w:keepNext w:val="false"/>
               <w:spacing w:after="40" w:before="0"/>
               <w:jc w:val="center"/>
             </w:pPr>
@@ -8022,6 +8191,7 @@
           </w:tcPr>
           <w:p>
             <w:pPr>
+              <w:keepNext w:val="false"/>
               <w:spacing w:after="40" w:before="0"/>
               <w:jc w:val="center"/>
             </w:pPr>
@@ -8056,6 +8226,7 @@
           </w:tcPr>
           <w:p>
             <w:pPr>
+              <w:keepNext w:val="false"/>
               <w:spacing w:after="40" w:before="0"/>
               <w:jc w:val="left"/>
             </w:pPr>
@@ -8088,6 +8259,7 @@
           </w:tcPr>
           <w:p>
             <w:pPr>
+              <w:keepNext w:val="false"/>
               <w:spacing w:after="40" w:before="0"/>
               <w:jc w:val="left"/>
             </w:pPr>
@@ -8122,6 +8294,7 @@
           </w:tcPr>
           <w:p>
             <w:pPr>
+              <w:keepNext w:val="false"/>
               <w:spacing w:after="40" w:before="0"/>
               <w:jc w:val="left"/>
             </w:pPr>
@@ -8154,6 +8327,7 @@
           </w:tcPr>
           <w:p>
             <w:pPr>
+              <w:keepNext w:val="false"/>
               <w:spacing w:after="40" w:before="0"/>
               <w:jc w:val="left"/>
             </w:pPr>
@@ -8188,6 +8362,7 @@
           </w:tcPr>
           <w:p>
             <w:pPr>
+              <w:keepNext w:val="false"/>
               <w:spacing w:after="40" w:before="0"/>
               <w:jc w:val="left"/>
             </w:pPr>
@@ -8220,6 +8395,7 @@
           </w:tcPr>
           <w:p>
             <w:pPr>
+              <w:keepNext w:val="false"/>
               <w:spacing w:after="40" w:before="0"/>
               <w:jc w:val="left"/>
             </w:pPr>
@@ -8254,6 +8430,7 @@
           </w:tcPr>
           <w:p>
             <w:pPr>
+              <w:keepNext w:val="false"/>
               <w:spacing w:after="40" w:before="0"/>
               <w:jc w:val="left"/>
             </w:pPr>
@@ -8286,6 +8463,7 @@
           </w:tcPr>
           <w:p>
             <w:pPr>
+              <w:keepNext w:val="false"/>
               <w:spacing w:after="40" w:before="0"/>
               <w:jc w:val="left"/>
             </w:pPr>
@@ -8320,6 +8498,7 @@
           </w:tcPr>
           <w:p>
             <w:pPr>
+              <w:keepNext w:val="false"/>
               <w:spacing w:after="40" w:before="0"/>
               <w:jc w:val="left"/>
             </w:pPr>
@@ -8352,6 +8531,7 @@
           </w:tcPr>
           <w:p>
             <w:pPr>
+              <w:keepNext w:val="false"/>
               <w:spacing w:after="40" w:before="0"/>
               <w:jc w:val="left"/>
             </w:pPr>
@@ -8386,6 +8566,7 @@
           </w:tcPr>
           <w:p>
             <w:pPr>
+              <w:keepNext w:val="false"/>
               <w:spacing w:after="40" w:before="0"/>
               <w:jc w:val="left"/>
             </w:pPr>
@@ -8418,6 +8599,7 @@
           </w:tcPr>
           <w:p>
             <w:pPr>
+              <w:keepNext w:val="false"/>
               <w:spacing w:after="40" w:before="0"/>
               <w:jc w:val="left"/>
             </w:pPr>
@@ -8452,6 +8634,7 @@
           </w:tcPr>
           <w:p>
             <w:pPr>
+              <w:keepNext w:val="false"/>
               <w:spacing w:after="40" w:before="0"/>
               <w:jc w:val="left"/>
             </w:pPr>
@@ -8484,6 +8667,7 @@
           </w:tcPr>
           <w:p>
             <w:pPr>
+              <w:keepNext w:val="false"/>
               <w:spacing w:after="40" w:before="0"/>
               <w:jc w:val="left"/>
             </w:pPr>
@@ -8518,6 +8702,7 @@
           </w:tcPr>
           <w:p>
             <w:pPr>
+              <w:keepNext w:val="false"/>
               <w:spacing w:after="40" w:before="0"/>
               <w:jc w:val="left"/>
             </w:pPr>
@@ -8550,6 +8735,7 @@
           </w:tcPr>
           <w:p>
             <w:pPr>
+              <w:keepNext w:val="false"/>
               <w:spacing w:after="40" w:before="0"/>
               <w:jc w:val="left"/>
             </w:pPr>
@@ -8609,6 +8795,7 @@
           </w:tcPr>
           <w:p>
             <w:pPr>
+              <w:keepNext w:val="false"/>
               <w:spacing w:after="40" w:before="0"/>
               <w:jc w:val="center"/>
             </w:pPr>
@@ -8643,6 +8830,7 @@
           </w:tcPr>
           <w:p>
             <w:pPr>
+              <w:keepNext w:val="false"/>
               <w:spacing w:after="40" w:before="0"/>
               <w:jc w:val="left"/>
             </w:pPr>
@@ -8707,6 +8895,7 @@
           </w:tcPr>
           <w:p>
             <w:pPr>
+              <w:keepNext w:val="false"/>
               <w:spacing w:after="40" w:before="0"/>
               <w:jc w:val="center"/>
             </w:pPr>
@@ -8741,6 +8930,7 @@
           </w:tcPr>
           <w:p>
             <w:pPr>
+              <w:keepNext w:val="false"/>
               <w:spacing w:after="40" w:before="0"/>
               <w:jc w:val="left"/>
             </w:pPr>
@@ -8773,6 +8963,7 @@
           </w:tcPr>
           <w:p>
             <w:pPr>
+              <w:keepNext w:val="false"/>
               <w:spacing w:after="40" w:before="0"/>
               <w:jc w:val="left"/>
             </w:pPr>
@@ -8805,6 +8996,7 @@
           </w:tcPr>
           <w:p>
             <w:pPr>
+              <w:keepNext w:val="false"/>
               <w:spacing w:after="40" w:before="0"/>
               <w:jc w:val="left"/>
             </w:pPr>
@@ -8837,6 +9029,7 @@
           </w:tcPr>
           <w:p>
             <w:pPr>
+              <w:keepNext w:val="false"/>
               <w:spacing w:after="40" w:before="0"/>
               <w:jc w:val="left"/>
             </w:pPr>
@@ -8869,6 +9062,7 @@
           </w:tcPr>
           <w:p>
             <w:pPr>
+              <w:keepNext w:val="false"/>
               <w:spacing w:after="40" w:before="0"/>
               <w:jc w:val="left"/>
             </w:pPr>
@@ -8903,6 +9097,7 @@
           </w:tcPr>
           <w:p>
             <w:pPr>
+              <w:keepNext w:val="false"/>
               <w:spacing w:after="40" w:before="0"/>
               <w:jc w:val="left"/>
             </w:pPr>
@@ -8940,7 +9135,7 @@
             <w:pPr>
               <w:spacing w:after="20" w:before="0"/>
             </w:pPr>
-            <w:hyperlink w:history="1" r:id="rIdjkwtyiqxljpoitk98dtwc">
+            <w:hyperlink w:history="1" r:id="rIdl_pvbmxi3o-qbooqyps5n">
               <w:r>
                 <w:rPr>
                   <w:rFonts w:ascii="Arial" w:cs="Arial" w:eastAsia="Arial" w:hAnsi="Arial"/>
@@ -8973,7 +9168,7 @@
               <w:spacing w:after="10" w:before="0"/>
               <w:ind w:left="120"/>
             </w:pPr>
-            <w:hyperlink w:history="1" r:id="rIdmem-vgxm8_w_ag-vjw4pr">
+            <w:hyperlink w:history="1" r:id="rId4nozsiougwapuzcbpu00o">
               <w:r>
                 <w:rPr>
                   <w:rFonts w:ascii="Arial" w:cs="Arial" w:eastAsia="Arial" w:hAnsi="Arial"/>
@@ -9018,7 +9213,7 @@
             <w:pPr>
               <w:spacing w:after="20" w:before="0"/>
             </w:pPr>
-            <w:hyperlink w:history="1" r:id="rIdcoadkxxybg0mqvnh_umpb">
+            <w:hyperlink w:history="1" r:id="rId0sxq5slhrxy-em9ijhzj1">
               <w:r>
                 <w:rPr>
                   <w:rFonts w:ascii="Arial" w:cs="Arial" w:eastAsia="Arial" w:hAnsi="Arial"/>
@@ -9051,7 +9246,7 @@
               <w:spacing w:after="10" w:before="0"/>
               <w:ind w:left="120"/>
             </w:pPr>
-            <w:hyperlink w:history="1" r:id="rIdpnagxdlx4w1pgdsa9oqhy">
+            <w:hyperlink w:history="1" r:id="rIdfsdvjtv09kp99_jodsoaf">
               <w:r>
                 <w:rPr>
                   <w:rFonts w:ascii="Arial" w:cs="Arial" w:eastAsia="Arial" w:hAnsi="Arial"/>
@@ -9079,6 +9274,7 @@
           </w:tcPr>
           <w:p>
             <w:pPr>
+              <w:keepNext w:val="false"/>
               <w:spacing w:after="40" w:before="0"/>
               <w:jc w:val="left"/>
             </w:pPr>
@@ -9111,6 +9307,7 @@
           </w:tcPr>
           <w:p>
             <w:pPr>
+              <w:keepNext w:val="false"/>
               <w:spacing w:after="40" w:before="0"/>
               <w:jc w:val="left"/>
             </w:pPr>
@@ -9143,6 +9340,7 @@
           </w:tcPr>
           <w:p>
             <w:pPr>
+              <w:keepNext w:val="false"/>
               <w:spacing w:after="40" w:before="0"/>
               <w:jc w:val="left"/>
             </w:pPr>
@@ -9175,6 +9373,7 @@
           </w:tcPr>
           <w:p>
             <w:pPr>
+              <w:keepNext w:val="false"/>
               <w:spacing w:after="40" w:before="0"/>
               <w:jc w:val="left"/>
             </w:pPr>
@@ -9209,6 +9408,7 @@
           </w:tcPr>
           <w:p>
             <w:pPr>
+              <w:keepNext w:val="false"/>
               <w:spacing w:after="40" w:before="0"/>
               <w:jc w:val="left"/>
             </w:pPr>
@@ -9246,7 +9446,7 @@
             <w:pPr>
               <w:spacing w:after="20" w:before="0"/>
             </w:pPr>
-            <w:hyperlink w:history="1" r:id="rIdb1fvsg8rnaxgybi5aji7b">
+            <w:hyperlink w:history="1" r:id="rIdxiugkincmneamr9jhvhi7">
               <w:r>
                 <w:rPr>
                   <w:rFonts w:ascii="Arial" w:cs="Arial" w:eastAsia="Arial" w:hAnsi="Arial"/>
@@ -9279,7 +9479,7 @@
               <w:spacing w:after="10" w:before="0"/>
               <w:ind w:left="120"/>
             </w:pPr>
-            <w:hyperlink w:history="1" r:id="rId-9ktqupnosljzwrdc2ovn">
+            <w:hyperlink w:history="1" r:id="rIdafgz5fejbevcbjb6lzlzy">
               <w:r>
                 <w:rPr>
                   <w:rFonts w:ascii="Arial" w:cs="Arial" w:eastAsia="Arial" w:hAnsi="Arial"/>
@@ -9324,7 +9524,7 @@
             <w:pPr>
               <w:spacing w:after="20" w:before="0"/>
             </w:pPr>
-            <w:hyperlink w:history="1" r:id="rIdmefxg7rb8tv3ui0al6oxn">
+            <w:hyperlink w:history="1" r:id="rIdwlurh6_lwa1qaa61itx5v">
               <w:r>
                 <w:rPr>
                   <w:rFonts w:ascii="Arial" w:cs="Arial" w:eastAsia="Arial" w:hAnsi="Arial"/>
@@ -9357,7 +9557,7 @@
               <w:spacing w:after="10" w:before="0"/>
               <w:ind w:left="120"/>
             </w:pPr>
-            <w:hyperlink w:history="1" r:id="rId2m71x4rxkotj4o6wwi9tk">
+            <w:hyperlink w:history="1" r:id="rIdxiklugxq1dee8ygjv5hlj">
               <w:r>
                 <w:rPr>
                   <w:rFonts w:ascii="Arial" w:cs="Arial" w:eastAsia="Arial" w:hAnsi="Arial"/>
@@ -9385,6 +9585,7 @@
           </w:tcPr>
           <w:p>
             <w:pPr>
+              <w:keepNext w:val="false"/>
               <w:spacing w:after="40" w:before="0"/>
               <w:jc w:val="left"/>
             </w:pPr>
@@ -9417,6 +9618,7 @@
           </w:tcPr>
           <w:p>
             <w:pPr>
+              <w:keepNext w:val="false"/>
               <w:spacing w:after="40" w:before="0"/>
               <w:jc w:val="left"/>
             </w:pPr>
@@ -9449,6 +9651,7 @@
           </w:tcPr>
           <w:p>
             <w:pPr>
+              <w:keepNext w:val="false"/>
               <w:spacing w:after="40" w:before="0"/>
               <w:jc w:val="left"/>
             </w:pPr>
@@ -9481,6 +9684,7 @@
           </w:tcPr>
           <w:p>
             <w:pPr>
+              <w:keepNext w:val="false"/>
               <w:spacing w:after="40" w:before="0"/>
               <w:jc w:val="left"/>
             </w:pPr>
@@ -9515,6 +9719,7 @@
           </w:tcPr>
           <w:p>
             <w:pPr>
+              <w:keepNext w:val="false"/>
               <w:spacing w:after="40" w:before="0"/>
               <w:jc w:val="left"/>
             </w:pPr>
@@ -9552,7 +9757,7 @@
             <w:pPr>
               <w:spacing w:after="20" w:before="0"/>
             </w:pPr>
-            <w:hyperlink w:history="1" r:id="rIdmnl0kqfdyuqiptrwoysnv">
+            <w:hyperlink w:history="1" r:id="rIdswwbwgq07vqffzxlludk9">
               <w:r>
                 <w:rPr>
                   <w:rFonts w:ascii="Arial" w:cs="Arial" w:eastAsia="Arial" w:hAnsi="Arial"/>
@@ -9585,7 +9790,7 @@
               <w:spacing w:after="10" w:before="0"/>
               <w:ind w:left="120"/>
             </w:pPr>
-            <w:hyperlink w:history="1" r:id="rIdtb4jtetbpm5f89qqt7utz">
+            <w:hyperlink w:history="1" r:id="rId8nl39nwoljudjiqkjgdzk">
               <w:r>
                 <w:rPr>
                   <w:rFonts w:ascii="Arial" w:cs="Arial" w:eastAsia="Arial" w:hAnsi="Arial"/>
@@ -9630,7 +9835,7 @@
             <w:pPr>
               <w:spacing w:after="20" w:before="0"/>
             </w:pPr>
-            <w:hyperlink w:history="1" r:id="rId2ydecddjjkejhlsuxbfqa">
+            <w:hyperlink w:history="1" r:id="rId4p_klw-g4dosp-gnzfvee">
               <w:r>
                 <w:rPr>
                   <w:rFonts w:ascii="Arial" w:cs="Arial" w:eastAsia="Arial" w:hAnsi="Arial"/>
@@ -9663,7 +9868,7 @@
               <w:spacing w:after="10" w:before="0"/>
               <w:ind w:left="120"/>
             </w:pPr>
-            <w:hyperlink w:history="1" r:id="rIdkwarmeupcw-1ftmccylv6">
+            <w:hyperlink w:history="1" r:id="rIdirqdn9o63t3rhzjiwndhb">
               <w:r>
                 <w:rPr>
                   <w:rFonts w:ascii="Arial" w:cs="Arial" w:eastAsia="Arial" w:hAnsi="Arial"/>
@@ -9691,6 +9896,7 @@
           </w:tcPr>
           <w:p>
             <w:pPr>
+              <w:keepNext w:val="false"/>
               <w:spacing w:after="40" w:before="0"/>
               <w:jc w:val="left"/>
             </w:pPr>
@@ -9723,6 +9929,7 @@
           </w:tcPr>
           <w:p>
             <w:pPr>
+              <w:keepNext w:val="false"/>
               <w:spacing w:after="40" w:before="0"/>
               <w:jc w:val="left"/>
             </w:pPr>
@@ -9755,6 +9962,7 @@
           </w:tcPr>
           <w:p>
             <w:pPr>
+              <w:keepNext w:val="false"/>
               <w:spacing w:after="40" w:before="0"/>
               <w:jc w:val="left"/>
             </w:pPr>
@@ -9787,6 +9995,7 @@
           </w:tcPr>
           <w:p>
             <w:pPr>
+              <w:keepNext w:val="false"/>
               <w:spacing w:after="40" w:before="0"/>
               <w:jc w:val="left"/>
             </w:pPr>
@@ -9821,6 +10030,7 @@
           </w:tcPr>
           <w:p>
             <w:pPr>
+              <w:keepNext w:val="false"/>
               <w:spacing w:after="40" w:before="0"/>
               <w:jc w:val="left"/>
             </w:pPr>
@@ -9858,7 +10068,7 @@
             <w:pPr>
               <w:spacing w:after="20" w:before="0"/>
             </w:pPr>
-            <w:hyperlink w:history="1" r:id="rIdddvkhemljciex9kvycvhb">
+            <w:hyperlink w:history="1" r:id="rIdky8fgfhgfai8u8lx6rl5b">
               <w:r>
                 <w:rPr>
                   <w:rFonts w:ascii="Arial" w:cs="Arial" w:eastAsia="Arial" w:hAnsi="Arial"/>
@@ -9891,7 +10101,7 @@
               <w:spacing w:after="10" w:before="0"/>
               <w:ind w:left="120"/>
             </w:pPr>
-            <w:hyperlink w:history="1" r:id="rId486k4zt7v2asjov0e4pra">
+            <w:hyperlink w:history="1" r:id="rIdnij3j5ed-9pybti9cd9d6">
               <w:r>
                 <w:rPr>
                   <w:rFonts w:ascii="Arial" w:cs="Arial" w:eastAsia="Arial" w:hAnsi="Arial"/>
@@ -9936,7 +10146,7 @@
             <w:pPr>
               <w:spacing w:after="20" w:before="0"/>
             </w:pPr>
-            <w:hyperlink w:history="1" r:id="rId9kfy0extcgixylz8qjao-">
+            <w:hyperlink w:history="1" r:id="rIdkknbq2brn-g6jiqufvhe2">
               <w:r>
                 <w:rPr>
                   <w:rFonts w:ascii="Arial" w:cs="Arial" w:eastAsia="Arial" w:hAnsi="Arial"/>
@@ -9969,7 +10179,7 @@
               <w:spacing w:after="10" w:before="0"/>
               <w:ind w:left="120"/>
             </w:pPr>
-            <w:hyperlink w:history="1" r:id="rIdh4pyaviist0tzigo7om2j">
+            <w:hyperlink w:history="1" r:id="rIdinu4835lpps-2fqobpaqu">
               <w:r>
                 <w:rPr>
                   <w:rFonts w:ascii="Arial" w:cs="Arial" w:eastAsia="Arial" w:hAnsi="Arial"/>
@@ -9997,6 +10207,7 @@
           </w:tcPr>
           <w:p>
             <w:pPr>
+              <w:keepNext w:val="false"/>
               <w:spacing w:after="40" w:before="0"/>
               <w:jc w:val="left"/>
             </w:pPr>
@@ -10029,6 +10240,7 @@
           </w:tcPr>
           <w:p>
             <w:pPr>
+              <w:keepNext w:val="false"/>
               <w:spacing w:after="40" w:before="0"/>
               <w:jc w:val="left"/>
             </w:pPr>
@@ -10061,6 +10273,7 @@
           </w:tcPr>
           <w:p>
             <w:pPr>
+              <w:keepNext w:val="false"/>
               <w:spacing w:after="40" w:before="0"/>
               <w:jc w:val="left"/>
             </w:pPr>
@@ -10093,6 +10306,7 @@
           </w:tcPr>
           <w:p>
             <w:pPr>
+              <w:keepNext w:val="false"/>
               <w:spacing w:after="40" w:before="0"/>
               <w:jc w:val="left"/>
             </w:pPr>
@@ -10127,6 +10341,7 @@
           </w:tcPr>
           <w:p>
             <w:pPr>
+              <w:keepNext w:val="false"/>
               <w:spacing w:after="40" w:before="0"/>
               <w:jc w:val="left"/>
             </w:pPr>
@@ -10164,7 +10379,7 @@
             <w:pPr>
               <w:spacing w:after="20" w:before="0"/>
             </w:pPr>
-            <w:hyperlink w:history="1" r:id="rId5rirb1puyuckzcidjlwqb">
+            <w:hyperlink w:history="1" r:id="rIdhwdtvxm1a4wfqbssulxi8">
               <w:r>
                 <w:rPr>
                   <w:rFonts w:ascii="Arial" w:cs="Arial" w:eastAsia="Arial" w:hAnsi="Arial"/>
@@ -10197,7 +10412,7 @@
               <w:spacing w:after="10" w:before="0"/>
               <w:ind w:left="120"/>
             </w:pPr>
-            <w:hyperlink w:history="1" r:id="rIdonbstxeuea8i0tzsxzc9l">
+            <w:hyperlink w:history="1" r:id="rIduqamtsrj7h0pidnvi1y4c">
               <w:r>
                 <w:rPr>
                   <w:rFonts w:ascii="Arial" w:cs="Arial" w:eastAsia="Arial" w:hAnsi="Arial"/>
@@ -10242,7 +10457,7 @@
             <w:pPr>
               <w:spacing w:after="20" w:before="0"/>
             </w:pPr>
-            <w:hyperlink w:history="1" r:id="rId5eeq1habc-xvb7w07hrv7">
+            <w:hyperlink w:history="1" r:id="rIdu-0jawmgag6kydowneiay">
               <w:r>
                 <w:rPr>
                   <w:rFonts w:ascii="Arial" w:cs="Arial" w:eastAsia="Arial" w:hAnsi="Arial"/>
@@ -10291,7 +10506,7 @@
               <w:spacing w:after="10" w:before="0"/>
               <w:ind w:left="120"/>
             </w:pPr>
-            <w:hyperlink w:history="1" r:id="rId1ayqobmzgdmjoni5guimq">
+            <w:hyperlink w:history="1" r:id="rIdnfjt7gdgqbhpmpp-bv15s">
               <w:r>
                 <w:rPr>
                   <w:rFonts w:ascii="Arial" w:cs="Arial" w:eastAsia="Arial" w:hAnsi="Arial"/>
@@ -10319,6 +10534,7 @@
           </w:tcPr>
           <w:p>
             <w:pPr>
+              <w:keepNext w:val="false"/>
               <w:spacing w:after="40" w:before="0"/>
               <w:jc w:val="left"/>
             </w:pPr>
@@ -10351,6 +10567,7 @@
           </w:tcPr>
           <w:p>
             <w:pPr>
+              <w:keepNext w:val="false"/>
               <w:spacing w:after="40" w:before="0"/>
               <w:jc w:val="left"/>
             </w:pPr>
@@ -10383,6 +10600,7 @@
           </w:tcPr>
           <w:p>
             <w:pPr>
+              <w:keepNext w:val="false"/>
               <w:spacing w:after="40" w:before="0"/>
               <w:jc w:val="left"/>
             </w:pPr>
@@ -10415,6 +10633,7 @@
           </w:tcPr>
           <w:p>
             <w:pPr>
+              <w:keepNext w:val="false"/>
               <w:spacing w:after="40" w:before="0"/>
               <w:jc w:val="left"/>
             </w:pPr>
@@ -10474,6 +10693,7 @@
           </w:tcPr>
           <w:p>
             <w:pPr>
+              <w:keepNext w:val="false"/>
               <w:spacing w:after="40" w:before="0"/>
               <w:jc w:val="center"/>
             </w:pPr>
@@ -10508,6 +10728,7 @@
           </w:tcPr>
           <w:p>
             <w:pPr>
+              <w:keepNext w:val="false"/>
               <w:spacing w:after="40" w:before="0"/>
               <w:jc w:val="left"/>
             </w:pPr>
@@ -10569,6 +10790,7 @@
           </w:tcPr>
           <w:p>
             <w:pPr>
+              <w:keepNext w:val="false"/>
               <w:spacing w:after="40" w:before="0"/>
               <w:jc w:val="center"/>
             </w:pPr>
@@ -10603,6 +10825,7 @@
           </w:tcPr>
           <w:p>
             <w:pPr>
+              <w:keepNext w:val="false"/>
               <w:spacing w:after="40" w:before="0"/>
               <w:jc w:val="left"/>
             </w:pPr>
@@ -10635,6 +10858,7 @@
           </w:tcPr>
           <w:p>
             <w:pPr>
+              <w:keepNext w:val="false"/>
               <w:spacing w:after="40" w:before="0"/>
               <w:jc w:val="left"/>
             </w:pPr>
@@ -10669,6 +10893,7 @@
           </w:tcPr>
           <w:p>
             <w:pPr>
+              <w:keepNext w:val="false"/>
               <w:spacing w:after="40" w:before="0"/>
               <w:jc w:val="left"/>
             </w:pPr>
@@ -10701,6 +10926,7 @@
           </w:tcPr>
           <w:p>
             <w:pPr>
+              <w:keepNext w:val="false"/>
               <w:spacing w:after="40" w:before="0"/>
               <w:jc w:val="left"/>
             </w:pPr>
@@ -10735,6 +10961,7 @@
           </w:tcPr>
           <w:p>
             <w:pPr>
+              <w:keepNext w:val="false"/>
               <w:spacing w:after="40" w:before="0"/>
               <w:jc w:val="left"/>
             </w:pPr>
@@ -10767,6 +10994,7 @@
           </w:tcPr>
           <w:p>
             <w:pPr>
+              <w:keepNext w:val="false"/>
               <w:spacing w:after="40" w:before="0"/>
               <w:jc w:val="left"/>
             </w:pPr>
@@ -10803,7 +11031,7 @@
         </w:rPr>
         <w:t xml:space="preserve">© 2026 SeaVuria and ARES. Aligned with KICD objectives. Developed by SeaVuria; technical implementation by ARES (with AI assistance from Claude). Licensed under </w:t>
       </w:r>
-      <w:hyperlink w:history="1" r:id="rIddwepwg5_nnbf6mpnpzrw3">
+      <w:hyperlink w:history="1" r:id="rId-jd5wwl8cxnhaavrqhudf">
         <w:r>
           <w:rPr>
             <w:rFonts w:ascii="Arial" w:cs="Arial" w:eastAsia="Arial" w:hAnsi="Arial"/>
@@ -10824,7 +11052,7 @@
         </w:rPr>
         <w:t xml:space="preserve"> (</w:t>
       </w:r>
-      <w:hyperlink w:history="1" r:id="rIdexgvrnrovk7i_lgv_bnhf">
+      <w:hyperlink w:history="1" r:id="rIdurxas1x_cmtahdefr7sd5">
         <w:r>
           <w:rPr>
             <w:rFonts w:ascii="Arial" w:cs="Arial" w:eastAsia="Arial" w:hAnsi="Arial"/>
@@ -10884,6 +11112,7 @@
           </w:tcPr>
           <w:p>
             <w:pPr>
+              <w:keepNext w:val="false"/>
               <w:spacing w:after="40" w:before="0"/>
               <w:jc w:val="center"/>
             </w:pPr>
@@ -10919,6 +11148,7 @@
           </w:tcPr>
           <w:p>
             <w:pPr>
+              <w:keepNext w:val="false"/>
               <w:spacing w:after="40" w:before="0"/>
               <w:jc w:val="center"/>
             </w:pPr>
@@ -10953,6 +11183,7 @@
           </w:tcPr>
           <w:p>
             <w:pPr>
+              <w:keepNext w:val="false"/>
               <w:spacing w:after="40" w:before="0"/>
               <w:jc w:val="left"/>
             </w:pPr>
@@ -10985,6 +11216,7 @@
           </w:tcPr>
           <w:p>
             <w:pPr>
+              <w:keepNext w:val="false"/>
               <w:spacing w:after="40" w:before="0"/>
               <w:jc w:val="left"/>
             </w:pPr>
@@ -11019,6 +11251,7 @@
           </w:tcPr>
           <w:p>
             <w:pPr>
+              <w:keepNext w:val="false"/>
               <w:spacing w:after="40" w:before="0"/>
               <w:jc w:val="left"/>
             </w:pPr>
@@ -11051,6 +11284,7 @@
           </w:tcPr>
           <w:p>
             <w:pPr>
+              <w:keepNext w:val="false"/>
               <w:spacing w:after="40" w:before="0"/>
               <w:jc w:val="left"/>
             </w:pPr>
@@ -11085,6 +11319,7 @@
           </w:tcPr>
           <w:p>
             <w:pPr>
+              <w:keepNext w:val="false"/>
               <w:spacing w:after="40" w:before="0"/>
               <w:jc w:val="left"/>
             </w:pPr>
@@ -11117,6 +11352,7 @@
           </w:tcPr>
           <w:p>
             <w:pPr>
+              <w:keepNext w:val="false"/>
               <w:spacing w:after="40" w:before="0"/>
               <w:jc w:val="left"/>
             </w:pPr>
@@ -11151,6 +11387,7 @@
           </w:tcPr>
           <w:p>
             <w:pPr>
+              <w:keepNext w:val="false"/>
               <w:spacing w:after="40" w:before="0"/>
               <w:jc w:val="left"/>
             </w:pPr>
@@ -11183,6 +11420,7 @@
           </w:tcPr>
           <w:p>
             <w:pPr>
+              <w:keepNext w:val="false"/>
               <w:spacing w:after="40" w:before="0"/>
               <w:jc w:val="left"/>
             </w:pPr>
@@ -11217,6 +11455,7 @@
           </w:tcPr>
           <w:p>
             <w:pPr>
+              <w:keepNext w:val="false"/>
               <w:spacing w:after="40" w:before="0"/>
               <w:jc w:val="left"/>
             </w:pPr>
@@ -11249,6 +11488,7 @@
           </w:tcPr>
           <w:p>
             <w:pPr>
+              <w:keepNext w:val="false"/>
               <w:spacing w:after="40" w:before="0"/>
               <w:jc w:val="left"/>
             </w:pPr>
@@ -11283,6 +11523,7 @@
           </w:tcPr>
           <w:p>
             <w:pPr>
+              <w:keepNext w:val="false"/>
               <w:spacing w:after="40" w:before="0"/>
               <w:jc w:val="left"/>
             </w:pPr>
@@ -11315,6 +11556,7 @@
           </w:tcPr>
           <w:p>
             <w:pPr>
+              <w:keepNext w:val="false"/>
               <w:spacing w:after="40" w:before="0"/>
               <w:jc w:val="left"/>
             </w:pPr>
@@ -11349,6 +11591,7 @@
           </w:tcPr>
           <w:p>
             <w:pPr>
+              <w:keepNext w:val="false"/>
               <w:spacing w:after="40" w:before="0"/>
               <w:jc w:val="left"/>
             </w:pPr>
@@ -11381,6 +11624,7 @@
           </w:tcPr>
           <w:p>
             <w:pPr>
+              <w:keepNext w:val="false"/>
               <w:spacing w:after="40" w:before="0"/>
               <w:jc w:val="left"/>
             </w:pPr>
@@ -11415,6 +11659,7 @@
           </w:tcPr>
           <w:p>
             <w:pPr>
+              <w:keepNext w:val="false"/>
               <w:spacing w:after="40" w:before="0"/>
               <w:jc w:val="left"/>
             </w:pPr>
@@ -11447,6 +11692,7 @@
           </w:tcPr>
           <w:p>
             <w:pPr>
+              <w:keepNext w:val="false"/>
               <w:spacing w:after="40" w:before="0"/>
               <w:jc w:val="left"/>
             </w:pPr>
@@ -11506,6 +11752,7 @@
           </w:tcPr>
           <w:p>
             <w:pPr>
+              <w:keepNext w:val="false"/>
               <w:spacing w:after="40" w:before="0"/>
               <w:jc w:val="center"/>
             </w:pPr>
@@ -11540,6 +11787,7 @@
           </w:tcPr>
           <w:p>
             <w:pPr>
+              <w:keepNext w:val="false"/>
               <w:spacing w:after="40" w:before="0"/>
               <w:jc w:val="left"/>
             </w:pPr>
@@ -11604,6 +11852,7 @@
           </w:tcPr>
           <w:p>
             <w:pPr>
+              <w:keepNext w:val="false"/>
               <w:spacing w:after="40" w:before="0"/>
               <w:jc w:val="center"/>
             </w:pPr>
@@ -11638,6 +11887,7 @@
           </w:tcPr>
           <w:p>
             <w:pPr>
+              <w:keepNext w:val="false"/>
               <w:spacing w:after="40" w:before="0"/>
               <w:jc w:val="left"/>
             </w:pPr>
@@ -11670,6 +11920,7 @@
           </w:tcPr>
           <w:p>
             <w:pPr>
+              <w:keepNext w:val="false"/>
               <w:spacing w:after="40" w:before="0"/>
               <w:jc w:val="left"/>
             </w:pPr>
@@ -11702,6 +11953,7 @@
           </w:tcPr>
           <w:p>
             <w:pPr>
+              <w:keepNext w:val="false"/>
               <w:spacing w:after="40" w:before="0"/>
               <w:jc w:val="left"/>
             </w:pPr>
@@ -11734,6 +11986,7 @@
           </w:tcPr>
           <w:p>
             <w:pPr>
+              <w:keepNext w:val="false"/>
               <w:spacing w:after="40" w:before="0"/>
               <w:jc w:val="left"/>
             </w:pPr>
@@ -11766,6 +12019,7 @@
           </w:tcPr>
           <w:p>
             <w:pPr>
+              <w:keepNext w:val="false"/>
               <w:spacing w:after="40" w:before="0"/>
               <w:jc w:val="left"/>
             </w:pPr>
@@ -11800,6 +12054,7 @@
           </w:tcPr>
           <w:p>
             <w:pPr>
+              <w:keepNext w:val="false"/>
               <w:spacing w:after="40" w:before="0"/>
               <w:jc w:val="left"/>
             </w:pPr>
@@ -11837,7 +12092,7 @@
             <w:pPr>
               <w:spacing w:after="20" w:before="0"/>
             </w:pPr>
-            <w:hyperlink w:history="1" r:id="rIdpu99mfa92evvpmnqow8ar">
+            <w:hyperlink w:history="1" r:id="rIdij4rqcvozwhqh71f26zkf">
               <w:r>
                 <w:rPr>
                   <w:rFonts w:ascii="Arial" w:cs="Arial" w:eastAsia="Arial" w:hAnsi="Arial"/>
@@ -11870,7 +12125,7 @@
               <w:spacing w:after="10" w:before="0"/>
               <w:ind w:left="120"/>
             </w:pPr>
-            <w:hyperlink w:history="1" r:id="rIdt1cfljygakc_yqjv7akbn">
+            <w:hyperlink w:history="1" r:id="rIdovdgegrcq0arngahgfyt3">
               <w:r>
                 <w:rPr>
                   <w:rFonts w:ascii="Arial" w:cs="Arial" w:eastAsia="Arial" w:hAnsi="Arial"/>
@@ -11915,7 +12170,7 @@
             <w:pPr>
               <w:spacing w:after="20" w:before="0"/>
             </w:pPr>
-            <w:hyperlink w:history="1" r:id="rIdxpfvuf2pbfv99_vo7gskv">
+            <w:hyperlink w:history="1" r:id="rIdj4bqu44v_pqgt0r65acod">
               <w:r>
                 <w:rPr>
                   <w:rFonts w:ascii="Arial" w:cs="Arial" w:eastAsia="Arial" w:hAnsi="Arial"/>
@@ -11948,7 +12203,7 @@
               <w:spacing w:after="10" w:before="0"/>
               <w:ind w:left="120"/>
             </w:pPr>
-            <w:hyperlink w:history="1" r:id="rIdklvkcqxewkcnkvlsftv23">
+            <w:hyperlink w:history="1" r:id="rIdap6kcdjtcf_1lhbpyes-7">
               <w:r>
                 <w:rPr>
                   <w:rFonts w:ascii="Arial" w:cs="Arial" w:eastAsia="Arial" w:hAnsi="Arial"/>
@@ -11976,6 +12231,7 @@
           </w:tcPr>
           <w:p>
             <w:pPr>
+              <w:keepNext w:val="false"/>
               <w:spacing w:after="40" w:before="0"/>
               <w:jc w:val="left"/>
             </w:pPr>
@@ -12008,6 +12264,7 @@
           </w:tcPr>
           <w:p>
             <w:pPr>
+              <w:keepNext w:val="false"/>
               <w:spacing w:after="40" w:before="0"/>
               <w:jc w:val="left"/>
             </w:pPr>
@@ -12040,6 +12297,7 @@
           </w:tcPr>
           <w:p>
             <w:pPr>
+              <w:keepNext w:val="false"/>
               <w:spacing w:after="40" w:before="0"/>
               <w:jc w:val="left"/>
             </w:pPr>
@@ -12072,6 +12330,7 @@
           </w:tcPr>
           <w:p>
             <w:pPr>
+              <w:keepNext w:val="false"/>
               <w:spacing w:after="40" w:before="0"/>
               <w:jc w:val="left"/>
             </w:pPr>
@@ -12106,6 +12365,7 @@
           </w:tcPr>
           <w:p>
             <w:pPr>
+              <w:keepNext w:val="false"/>
               <w:spacing w:after="40" w:before="0"/>
               <w:jc w:val="left"/>
             </w:pPr>
@@ -12143,7 +12403,7 @@
             <w:pPr>
               <w:spacing w:after="20" w:before="0"/>
             </w:pPr>
-            <w:hyperlink w:history="1" r:id="rId8chgt_188hy39yewreaf5">
+            <w:hyperlink w:history="1" r:id="rIdbwgiwhrymx-k7duzpe4tr">
               <w:r>
                 <w:rPr>
                   <w:rFonts w:ascii="Arial" w:cs="Arial" w:eastAsia="Arial" w:hAnsi="Arial"/>
@@ -12176,7 +12436,7 @@
               <w:spacing w:after="10" w:before="0"/>
               <w:ind w:left="120"/>
             </w:pPr>
-            <w:hyperlink w:history="1" r:id="rIdnqdohgfngse2zjn9hofff">
+            <w:hyperlink w:history="1" r:id="rIdwgsxqqfteh-l6oe4pne-6">
               <w:r>
                 <w:rPr>
                   <w:rFonts w:ascii="Arial" w:cs="Arial" w:eastAsia="Arial" w:hAnsi="Arial"/>
@@ -12221,7 +12481,7 @@
             <w:pPr>
               <w:spacing w:after="20" w:before="0"/>
             </w:pPr>
-            <w:hyperlink w:history="1" r:id="rIdsl2lajd1vsniop1ojzgod">
+            <w:hyperlink w:history="1" r:id="rIdpo7odrh4xdxlnbxlkppk7">
               <w:r>
                 <w:rPr>
                   <w:rFonts w:ascii="Arial" w:cs="Arial" w:eastAsia="Arial" w:hAnsi="Arial"/>
@@ -12254,7 +12514,7 @@
               <w:spacing w:after="10" w:before="0"/>
               <w:ind w:left="120"/>
             </w:pPr>
-            <w:hyperlink w:history="1" r:id="rIdwqnuylqoq6h683_yxecdg">
+            <w:hyperlink w:history="1" r:id="rIdrzxpyqaqqfhkr3qfealjy">
               <w:r>
                 <w:rPr>
                   <w:rFonts w:ascii="Arial" w:cs="Arial" w:eastAsia="Arial" w:hAnsi="Arial"/>
@@ -12282,6 +12542,7 @@
           </w:tcPr>
           <w:p>
             <w:pPr>
+              <w:keepNext w:val="false"/>
               <w:spacing w:after="40" w:before="0"/>
               <w:jc w:val="left"/>
             </w:pPr>
@@ -12314,6 +12575,7 @@
           </w:tcPr>
           <w:p>
             <w:pPr>
+              <w:keepNext w:val="false"/>
               <w:spacing w:after="40" w:before="0"/>
               <w:jc w:val="left"/>
             </w:pPr>
@@ -12346,6 +12608,7 @@
           </w:tcPr>
           <w:p>
             <w:pPr>
+              <w:keepNext w:val="false"/>
               <w:spacing w:after="40" w:before="0"/>
               <w:jc w:val="left"/>
             </w:pPr>
@@ -12378,6 +12641,7 @@
           </w:tcPr>
           <w:p>
             <w:pPr>
+              <w:keepNext w:val="false"/>
               <w:spacing w:after="40" w:before="0"/>
               <w:jc w:val="left"/>
             </w:pPr>
@@ -12412,6 +12676,7 @@
           </w:tcPr>
           <w:p>
             <w:pPr>
+              <w:keepNext w:val="false"/>
               <w:spacing w:after="40" w:before="0"/>
               <w:jc w:val="left"/>
             </w:pPr>
@@ -12449,7 +12714,7 @@
             <w:pPr>
               <w:spacing w:after="20" w:before="0"/>
             </w:pPr>
-            <w:hyperlink w:history="1" r:id="rId4b8hagbhz9tgxmhzfd1_e">
+            <w:hyperlink w:history="1" r:id="rIdym8ldlmyd7humdod773ok">
               <w:r>
                 <w:rPr>
                   <w:rFonts w:ascii="Arial" w:cs="Arial" w:eastAsia="Arial" w:hAnsi="Arial"/>
@@ -12482,7 +12747,7 @@
               <w:spacing w:after="10" w:before="0"/>
               <w:ind w:left="120"/>
             </w:pPr>
-            <w:hyperlink w:history="1" r:id="rId2p1i92wfe3lv6wdxkfeid">
+            <w:hyperlink w:history="1" r:id="rIdj56c5hpw3wocl9aiviv0d">
               <w:r>
                 <w:rPr>
                   <w:rFonts w:ascii="Arial" w:cs="Arial" w:eastAsia="Arial" w:hAnsi="Arial"/>
@@ -12527,7 +12792,7 @@
             <w:pPr>
               <w:spacing w:after="20" w:before="0"/>
             </w:pPr>
-            <w:hyperlink w:history="1" r:id="rIdfj8jwblsiaswue2csps80">
+            <w:hyperlink w:history="1" r:id="rIdynsbbe6gfc6po59rconul">
               <w:r>
                 <w:rPr>
                   <w:rFonts w:ascii="Arial" w:cs="Arial" w:eastAsia="Arial" w:hAnsi="Arial"/>
@@ -12576,7 +12841,7 @@
               <w:spacing w:after="10" w:before="0"/>
               <w:ind w:left="120"/>
             </w:pPr>
-            <w:hyperlink w:history="1" r:id="rIdq1hx80pfbu0_ncug64rbm">
+            <w:hyperlink w:history="1" r:id="rIdinxccrelroms0lt3ompnz">
               <w:r>
                 <w:rPr>
                   <w:rFonts w:ascii="Arial" w:cs="Arial" w:eastAsia="Arial" w:hAnsi="Arial"/>
@@ -12604,6 +12869,7 @@
           </w:tcPr>
           <w:p>
             <w:pPr>
+              <w:keepNext w:val="false"/>
               <w:spacing w:after="40" w:before="0"/>
               <w:jc w:val="left"/>
             </w:pPr>
@@ -12636,6 +12902,7 @@
           </w:tcPr>
           <w:p>
             <w:pPr>
+              <w:keepNext w:val="false"/>
               <w:spacing w:after="40" w:before="0"/>
               <w:jc w:val="left"/>
             </w:pPr>
@@ -12668,6 +12935,7 @@
           </w:tcPr>
           <w:p>
             <w:pPr>
+              <w:keepNext w:val="false"/>
               <w:spacing w:after="40" w:before="0"/>
               <w:jc w:val="left"/>
             </w:pPr>
@@ -12700,6 +12968,7 @@
           </w:tcPr>
           <w:p>
             <w:pPr>
+              <w:keepNext w:val="false"/>
               <w:spacing w:after="40" w:before="0"/>
               <w:jc w:val="left"/>
             </w:pPr>
@@ -12734,6 +13003,7 @@
           </w:tcPr>
           <w:p>
             <w:pPr>
+              <w:keepNext w:val="false"/>
               <w:spacing w:after="40" w:before="0"/>
               <w:jc w:val="left"/>
             </w:pPr>
@@ -12771,7 +13041,7 @@
             <w:pPr>
               <w:spacing w:after="20" w:before="0"/>
             </w:pPr>
-            <w:hyperlink w:history="1" r:id="rId8gsoruaxqtz4qr99wsvqc">
+            <w:hyperlink w:history="1" r:id="rIde0tlhcaasbpljflt0r6ve">
               <w:r>
                 <w:rPr>
                   <w:rFonts w:ascii="Arial" w:cs="Arial" w:eastAsia="Arial" w:hAnsi="Arial"/>
@@ -12804,7 +13074,7 @@
               <w:spacing w:after="10" w:before="0"/>
               <w:ind w:left="120"/>
             </w:pPr>
-            <w:hyperlink w:history="1" r:id="rIdbprrqjd3ym0unnnpxmf3i">
+            <w:hyperlink w:history="1" r:id="rIdwtrljadbuj1ixuczfrawk">
               <w:r>
                 <w:rPr>
                   <w:rFonts w:ascii="Arial" w:cs="Arial" w:eastAsia="Arial" w:hAnsi="Arial"/>
@@ -12849,7 +13119,7 @@
             <w:pPr>
               <w:spacing w:after="20" w:before="0"/>
             </w:pPr>
-            <w:hyperlink w:history="1" r:id="rIddmgflkzfjpkz2qvpy7i2t">
+            <w:hyperlink w:history="1" r:id="rIdfsafw_avslvknl3tikonq">
               <w:r>
                 <w:rPr>
                   <w:rFonts w:ascii="Arial" w:cs="Arial" w:eastAsia="Arial" w:hAnsi="Arial"/>
@@ -12898,7 +13168,7 @@
               <w:spacing w:after="10" w:before="0"/>
               <w:ind w:left="120"/>
             </w:pPr>
-            <w:hyperlink w:history="1" r:id="rIdflvpidvur3nw6socberat">
+            <w:hyperlink w:history="1" r:id="rIdevxnlpkq4b6s10tprmwym">
               <w:r>
                 <w:rPr>
                   <w:rFonts w:ascii="Arial" w:cs="Arial" w:eastAsia="Arial" w:hAnsi="Arial"/>
@@ -12926,6 +13196,7 @@
           </w:tcPr>
           <w:p>
             <w:pPr>
+              <w:keepNext w:val="false"/>
               <w:spacing w:after="40" w:before="0"/>
               <w:jc w:val="left"/>
             </w:pPr>
@@ -12958,6 +13229,7 @@
           </w:tcPr>
           <w:p>
             <w:pPr>
+              <w:keepNext w:val="false"/>
               <w:spacing w:after="40" w:before="0"/>
               <w:jc w:val="left"/>
             </w:pPr>
@@ -12990,6 +13262,7 @@
           </w:tcPr>
           <w:p>
             <w:pPr>
+              <w:keepNext w:val="false"/>
               <w:spacing w:after="40" w:before="0"/>
               <w:jc w:val="left"/>
             </w:pPr>
@@ -13022,6 +13295,7 @@
           </w:tcPr>
           <w:p>
             <w:pPr>
+              <w:keepNext w:val="false"/>
               <w:spacing w:after="40" w:before="0"/>
               <w:jc w:val="left"/>
             </w:pPr>
@@ -13056,6 +13330,7 @@
           </w:tcPr>
           <w:p>
             <w:pPr>
+              <w:keepNext w:val="false"/>
               <w:spacing w:after="40" w:before="0"/>
               <w:jc w:val="left"/>
             </w:pPr>
@@ -13093,7 +13368,7 @@
             <w:pPr>
               <w:spacing w:after="20" w:before="0"/>
             </w:pPr>
-            <w:hyperlink w:history="1" r:id="rIdiymbd4iewi0nrbnp6aw1i">
+            <w:hyperlink w:history="1" r:id="rIdbvskgumgy-4atcxkczemz">
               <w:r>
                 <w:rPr>
                   <w:rFonts w:ascii="Arial" w:cs="Arial" w:eastAsia="Arial" w:hAnsi="Arial"/>
@@ -13126,7 +13401,7 @@
               <w:spacing w:after="10" w:before="0"/>
               <w:ind w:left="120"/>
             </w:pPr>
-            <w:hyperlink w:history="1" r:id="rIdipadlfgn_tkahbj3xtf1v">
+            <w:hyperlink w:history="1" r:id="rIdifdchno4ogpxgvv5p1qjz">
               <w:r>
                 <w:rPr>
                   <w:rFonts w:ascii="Arial" w:cs="Arial" w:eastAsia="Arial" w:hAnsi="Arial"/>
@@ -13171,7 +13446,7 @@
             <w:pPr>
               <w:spacing w:after="20" w:before="0"/>
             </w:pPr>
-            <w:hyperlink w:history="1" r:id="rIdxczb54frz26bi3pbmo15h">
+            <w:hyperlink w:history="1" r:id="rIdsud5vrljkwi5azpg-o6ux">
               <w:r>
                 <w:rPr>
                   <w:rFonts w:ascii="Arial" w:cs="Arial" w:eastAsia="Arial" w:hAnsi="Arial"/>
@@ -13220,7 +13495,7 @@
               <w:spacing w:after="10" w:before="0"/>
               <w:ind w:left="120"/>
             </w:pPr>
-            <w:hyperlink w:history="1" r:id="rIdjck3g33fqlssfz3m8x5v5">
+            <w:hyperlink w:history="1" r:id="rIdp_fyzkv_cj2bwqo1nyuv6">
               <w:r>
                 <w:rPr>
                   <w:rFonts w:ascii="Arial" w:cs="Arial" w:eastAsia="Arial" w:hAnsi="Arial"/>
@@ -13248,6 +13523,7 @@
           </w:tcPr>
           <w:p>
             <w:pPr>
+              <w:keepNext w:val="false"/>
               <w:spacing w:after="40" w:before="0"/>
               <w:jc w:val="left"/>
             </w:pPr>
@@ -13280,6 +13556,7 @@
           </w:tcPr>
           <w:p>
             <w:pPr>
+              <w:keepNext w:val="false"/>
               <w:spacing w:after="40" w:before="0"/>
               <w:jc w:val="left"/>
             </w:pPr>
@@ -13312,6 +13589,7 @@
           </w:tcPr>
           <w:p>
             <w:pPr>
+              <w:keepNext w:val="false"/>
               <w:spacing w:after="40" w:before="0"/>
               <w:jc w:val="left"/>
             </w:pPr>
@@ -13344,6 +13622,7 @@
           </w:tcPr>
           <w:p>
             <w:pPr>
+              <w:keepNext w:val="false"/>
               <w:spacing w:after="40" w:before="0"/>
               <w:jc w:val="left"/>
             </w:pPr>
@@ -13403,6 +13682,7 @@
           </w:tcPr>
           <w:p>
             <w:pPr>
+              <w:keepNext w:val="false"/>
               <w:spacing w:after="40" w:before="0"/>
               <w:jc w:val="center"/>
             </w:pPr>
@@ -13437,6 +13717,7 @@
           </w:tcPr>
           <w:p>
             <w:pPr>
+              <w:keepNext w:val="false"/>
               <w:spacing w:after="40" w:before="0"/>
               <w:jc w:val="left"/>
             </w:pPr>
@@ -13498,6 +13779,7 @@
           </w:tcPr>
           <w:p>
             <w:pPr>
+              <w:keepNext w:val="false"/>
               <w:spacing w:after="40" w:before="0"/>
               <w:jc w:val="center"/>
             </w:pPr>
@@ -13532,6 +13814,7 @@
           </w:tcPr>
           <w:p>
             <w:pPr>
+              <w:keepNext w:val="false"/>
               <w:spacing w:after="40" w:before="0"/>
               <w:jc w:val="left"/>
             </w:pPr>
@@ -13564,6 +13847,7 @@
           </w:tcPr>
           <w:p>
             <w:pPr>
+              <w:keepNext w:val="false"/>
               <w:spacing w:after="40" w:before="0"/>
               <w:jc w:val="left"/>
             </w:pPr>
@@ -13598,6 +13882,7 @@
           </w:tcPr>
           <w:p>
             <w:pPr>
+              <w:keepNext w:val="false"/>
               <w:spacing w:after="40" w:before="0"/>
               <w:jc w:val="left"/>
             </w:pPr>
@@ -13630,6 +13915,7 @@
           </w:tcPr>
           <w:p>
             <w:pPr>
+              <w:keepNext w:val="false"/>
               <w:spacing w:after="40" w:before="0"/>
               <w:jc w:val="left"/>
             </w:pPr>
@@ -13664,6 +13950,7 @@
           </w:tcPr>
           <w:p>
             <w:pPr>
+              <w:keepNext w:val="false"/>
               <w:spacing w:after="40" w:before="0"/>
               <w:jc w:val="left"/>
             </w:pPr>
@@ -13696,6 +13983,7 @@
           </w:tcPr>
           <w:p>
             <w:pPr>
+              <w:keepNext w:val="false"/>
               <w:spacing w:after="40" w:before="0"/>
               <w:jc w:val="left"/>
             </w:pPr>
@@ -13732,7 +14020,7 @@
         </w:rPr>
         <w:t xml:space="preserve">© 2026 SeaVuria and ARES. Aligned with KICD objectives. Developed by SeaVuria; technical implementation by ARES (with AI assistance from Claude). Licensed under </w:t>
       </w:r>
-      <w:hyperlink w:history="1" r:id="rId5-arzasefyibepfqvpzle">
+      <w:hyperlink w:history="1" r:id="rIdstici-qgugutrzx_sdfzf">
         <w:r>
           <w:rPr>
             <w:rFonts w:ascii="Arial" w:cs="Arial" w:eastAsia="Arial" w:hAnsi="Arial"/>
@@ -13753,7 +14041,7 @@
         </w:rPr>
         <w:t xml:space="preserve"> (</w:t>
       </w:r>
-      <w:hyperlink w:history="1" r:id="rId7pf1nlrddijsld99cybso">
+      <w:hyperlink w:history="1" r:id="rIdoccjae2s3ua5wcdrfjnjc">
         <w:r>
           <w:rPr>
             <w:rFonts w:ascii="Arial" w:cs="Arial" w:eastAsia="Arial" w:hAnsi="Arial"/>
@@ -13813,6 +14101,7 @@
           </w:tcPr>
           <w:p>
             <w:pPr>
+              <w:keepNext w:val="false"/>
               <w:spacing w:after="40" w:before="0"/>
               <w:jc w:val="center"/>
             </w:pPr>
@@ -13848,6 +14137,7 @@
           </w:tcPr>
           <w:p>
             <w:pPr>
+              <w:keepNext w:val="false"/>
               <w:spacing w:after="40" w:before="0"/>
               <w:jc w:val="center"/>
             </w:pPr>
@@ -13882,6 +14172,7 @@
           </w:tcPr>
           <w:p>
             <w:pPr>
+              <w:keepNext w:val="false"/>
               <w:spacing w:after="40" w:before="0"/>
               <w:jc w:val="left"/>
             </w:pPr>
@@ -13914,6 +14205,7 @@
           </w:tcPr>
           <w:p>
             <w:pPr>
+              <w:keepNext w:val="false"/>
               <w:spacing w:after="40" w:before="0"/>
               <w:jc w:val="left"/>
             </w:pPr>
@@ -13948,6 +14240,7 @@
           </w:tcPr>
           <w:p>
             <w:pPr>
+              <w:keepNext w:val="false"/>
               <w:spacing w:after="40" w:before="0"/>
               <w:jc w:val="left"/>
             </w:pPr>
@@ -13980,6 +14273,7 @@
           </w:tcPr>
           <w:p>
             <w:pPr>
+              <w:keepNext w:val="false"/>
               <w:spacing w:after="40" w:before="0"/>
               <w:jc w:val="left"/>
             </w:pPr>
@@ -14014,6 +14308,7 @@
           </w:tcPr>
           <w:p>
             <w:pPr>
+              <w:keepNext w:val="false"/>
               <w:spacing w:after="40" w:before="0"/>
               <w:jc w:val="left"/>
             </w:pPr>
@@ -14046,6 +14341,7 @@
           </w:tcPr>
           <w:p>
             <w:pPr>
+              <w:keepNext w:val="false"/>
               <w:spacing w:after="40" w:before="0"/>
               <w:jc w:val="left"/>
             </w:pPr>
@@ -14080,6 +14376,7 @@
           </w:tcPr>
           <w:p>
             <w:pPr>
+              <w:keepNext w:val="false"/>
               <w:spacing w:after="40" w:before="0"/>
               <w:jc w:val="left"/>
             </w:pPr>
@@ -14112,6 +14409,7 @@
           </w:tcPr>
           <w:p>
             <w:pPr>
+              <w:keepNext w:val="false"/>
               <w:spacing w:after="40" w:before="0"/>
               <w:jc w:val="left"/>
             </w:pPr>
@@ -14146,6 +14444,7 @@
           </w:tcPr>
           <w:p>
             <w:pPr>
+              <w:keepNext w:val="false"/>
               <w:spacing w:after="40" w:before="0"/>
               <w:jc w:val="left"/>
             </w:pPr>
@@ -14178,6 +14477,7 @@
           </w:tcPr>
           <w:p>
             <w:pPr>
+              <w:keepNext w:val="false"/>
               <w:spacing w:after="40" w:before="0"/>
               <w:jc w:val="left"/>
             </w:pPr>
@@ -14212,6 +14512,7 @@
           </w:tcPr>
           <w:p>
             <w:pPr>
+              <w:keepNext w:val="false"/>
               <w:spacing w:after="40" w:before="0"/>
               <w:jc w:val="left"/>
             </w:pPr>
@@ -14244,6 +14545,7 @@
           </w:tcPr>
           <w:p>
             <w:pPr>
+              <w:keepNext w:val="false"/>
               <w:spacing w:after="40" w:before="0"/>
               <w:jc w:val="left"/>
             </w:pPr>
@@ -14278,6 +14580,7 @@
           </w:tcPr>
           <w:p>
             <w:pPr>
+              <w:keepNext w:val="false"/>
               <w:spacing w:after="40" w:before="0"/>
               <w:jc w:val="left"/>
             </w:pPr>
@@ -14310,6 +14613,7 @@
           </w:tcPr>
           <w:p>
             <w:pPr>
+              <w:keepNext w:val="false"/>
               <w:spacing w:after="40" w:before="0"/>
               <w:jc w:val="left"/>
             </w:pPr>
@@ -14344,6 +14648,7 @@
           </w:tcPr>
           <w:p>
             <w:pPr>
+              <w:keepNext w:val="false"/>
               <w:spacing w:after="40" w:before="0"/>
               <w:jc w:val="left"/>
             </w:pPr>
@@ -14376,6 +14681,7 @@
           </w:tcPr>
           <w:p>
             <w:pPr>
+              <w:keepNext w:val="false"/>
               <w:spacing w:after="40" w:before="0"/>
               <w:jc w:val="left"/>
             </w:pPr>
@@ -14435,6 +14741,7 @@
           </w:tcPr>
           <w:p>
             <w:pPr>
+              <w:keepNext w:val="false"/>
               <w:spacing w:after="40" w:before="0"/>
               <w:jc w:val="center"/>
             </w:pPr>
@@ -14469,6 +14776,7 @@
           </w:tcPr>
           <w:p>
             <w:pPr>
+              <w:keepNext w:val="false"/>
               <w:spacing w:after="40" w:before="0"/>
               <w:jc w:val="left"/>
             </w:pPr>
@@ -14533,6 +14841,7 @@
           </w:tcPr>
           <w:p>
             <w:pPr>
+              <w:keepNext w:val="false"/>
               <w:spacing w:after="40" w:before="0"/>
               <w:jc w:val="center"/>
             </w:pPr>
@@ -14567,6 +14876,7 @@
           </w:tcPr>
           <w:p>
             <w:pPr>
+              <w:keepNext w:val="false"/>
               <w:spacing w:after="40" w:before="0"/>
               <w:jc w:val="left"/>
             </w:pPr>
@@ -14599,6 +14909,7 @@
           </w:tcPr>
           <w:p>
             <w:pPr>
+              <w:keepNext w:val="false"/>
               <w:spacing w:after="40" w:before="0"/>
               <w:jc w:val="left"/>
             </w:pPr>
@@ -14631,6 +14942,7 @@
           </w:tcPr>
           <w:p>
             <w:pPr>
+              <w:keepNext w:val="false"/>
               <w:spacing w:after="40" w:before="0"/>
               <w:jc w:val="left"/>
             </w:pPr>
@@ -14663,6 +14975,7 @@
           </w:tcPr>
           <w:p>
             <w:pPr>
+              <w:keepNext w:val="false"/>
               <w:spacing w:after="40" w:before="0"/>
               <w:jc w:val="left"/>
             </w:pPr>
@@ -14695,6 +15008,7 @@
           </w:tcPr>
           <w:p>
             <w:pPr>
+              <w:keepNext w:val="false"/>
               <w:spacing w:after="40" w:before="0"/>
               <w:jc w:val="left"/>
             </w:pPr>
@@ -14729,6 +15043,7 @@
           </w:tcPr>
           <w:p>
             <w:pPr>
+              <w:keepNext w:val="false"/>
               <w:spacing w:after="40" w:before="0"/>
               <w:jc w:val="left"/>
             </w:pPr>
@@ -14766,7 +15081,7 @@
             <w:pPr>
               <w:spacing w:after="20" w:before="0"/>
             </w:pPr>
-            <w:hyperlink w:history="1" r:id="rIdstxrxtb0hrt4ulfum60rm">
+            <w:hyperlink w:history="1" r:id="rId7oztlk_jptasge54egnef">
               <w:r>
                 <w:rPr>
                   <w:rFonts w:ascii="Arial" w:cs="Arial" w:eastAsia="Arial" w:hAnsi="Arial"/>
@@ -14799,7 +15114,7 @@
               <w:spacing w:after="10" w:before="0"/>
               <w:ind w:left="120"/>
             </w:pPr>
-            <w:hyperlink w:history="1" r:id="rId6t69mygfbulrarkkoyhzw">
+            <w:hyperlink w:history="1" r:id="rIdwcmutsprs_qynrpijcoif">
               <w:r>
                 <w:rPr>
                   <w:rFonts w:ascii="Arial" w:cs="Arial" w:eastAsia="Arial" w:hAnsi="Arial"/>
@@ -14844,7 +15159,7 @@
             <w:pPr>
               <w:spacing w:after="20" w:before="0"/>
             </w:pPr>
-            <w:hyperlink w:history="1" r:id="rIdg7autjgvqlf9-9au6wvn4">
+            <w:hyperlink w:history="1" r:id="rIdrmp9jxpskduc_-op7hvt_">
               <w:r>
                 <w:rPr>
                   <w:rFonts w:ascii="Arial" w:cs="Arial" w:eastAsia="Arial" w:hAnsi="Arial"/>
@@ -14877,7 +15192,7 @@
               <w:spacing w:after="10" w:before="0"/>
               <w:ind w:left="120"/>
             </w:pPr>
-            <w:hyperlink w:history="1" r:id="rIdimi7i1ag2xypqfx6oggkt">
+            <w:hyperlink w:history="1" r:id="rId6u-mnturocfox1hypuwug">
               <w:r>
                 <w:rPr>
                   <w:rFonts w:ascii="Arial" w:cs="Arial" w:eastAsia="Arial" w:hAnsi="Arial"/>
@@ -14905,6 +15220,7 @@
           </w:tcPr>
           <w:p>
             <w:pPr>
+              <w:keepNext w:val="false"/>
               <w:spacing w:after="40" w:before="0"/>
               <w:jc w:val="left"/>
             </w:pPr>
@@ -14937,6 +15253,7 @@
           </w:tcPr>
           <w:p>
             <w:pPr>
+              <w:keepNext w:val="false"/>
               <w:spacing w:after="40" w:before="0"/>
               <w:jc w:val="left"/>
             </w:pPr>
@@ -14969,6 +15286,7 @@
           </w:tcPr>
           <w:p>
             <w:pPr>
+              <w:keepNext w:val="false"/>
               <w:spacing w:after="40" w:before="0"/>
               <w:jc w:val="left"/>
             </w:pPr>
@@ -15001,6 +15319,7 @@
           </w:tcPr>
           <w:p>
             <w:pPr>
+              <w:keepNext w:val="false"/>
               <w:spacing w:after="40" w:before="0"/>
               <w:jc w:val="left"/>
             </w:pPr>
@@ -15035,6 +15354,7 @@
           </w:tcPr>
           <w:p>
             <w:pPr>
+              <w:keepNext w:val="false"/>
               <w:spacing w:after="40" w:before="0"/>
               <w:jc w:val="left"/>
             </w:pPr>
@@ -15072,7 +15392,7 @@
             <w:pPr>
               <w:spacing w:after="20" w:before="0"/>
             </w:pPr>
-            <w:hyperlink w:history="1" r:id="rIdfcjgrkoqnv741a-7k0b3j">
+            <w:hyperlink w:history="1" r:id="rIdjyxe9p-j_zn170bbkgf6o">
               <w:r>
                 <w:rPr>
                   <w:rFonts w:ascii="Arial" w:cs="Arial" w:eastAsia="Arial" w:hAnsi="Arial"/>
@@ -15105,7 +15425,7 @@
               <w:spacing w:after="10" w:before="0"/>
               <w:ind w:left="120"/>
             </w:pPr>
-            <w:hyperlink w:history="1" r:id="rIdil7nvd70xswvbcejdcfdj">
+            <w:hyperlink w:history="1" r:id="rId0lg8_vndvjc8iifxkufdn">
               <w:r>
                 <w:rPr>
                   <w:rFonts w:ascii="Arial" w:cs="Arial" w:eastAsia="Arial" w:hAnsi="Arial"/>
@@ -15150,7 +15470,7 @@
             <w:pPr>
               <w:spacing w:after="20" w:before="0"/>
             </w:pPr>
-            <w:hyperlink w:history="1" r:id="rIddr9ql8y_y3n8ubbrj5cbk">
+            <w:hyperlink w:history="1" r:id="rIds1l_dbxf9btpfqmzt0c9w">
               <w:r>
                 <w:rPr>
                   <w:rFonts w:ascii="Arial" w:cs="Arial" w:eastAsia="Arial" w:hAnsi="Arial"/>
@@ -15183,7 +15503,7 @@
               <w:spacing w:after="10" w:before="0"/>
               <w:ind w:left="120"/>
             </w:pPr>
-            <w:hyperlink w:history="1" r:id="rId9qvqvxrlnrxatsww2pcgs">
+            <w:hyperlink w:history="1" r:id="rIdugvaqf5r2y95pnxg-mn3o">
               <w:r>
                 <w:rPr>
                   <w:rFonts w:ascii="Arial" w:cs="Arial" w:eastAsia="Arial" w:hAnsi="Arial"/>
@@ -15211,6 +15531,7 @@
           </w:tcPr>
           <w:p>
             <w:pPr>
+              <w:keepNext w:val="false"/>
               <w:spacing w:after="40" w:before="0"/>
               <w:jc w:val="left"/>
             </w:pPr>
@@ -15243,6 +15564,7 @@
           </w:tcPr>
           <w:p>
             <w:pPr>
+              <w:keepNext w:val="false"/>
               <w:spacing w:after="40" w:before="0"/>
               <w:jc w:val="left"/>
             </w:pPr>
@@ -15275,6 +15597,7 @@
           </w:tcPr>
           <w:p>
             <w:pPr>
+              <w:keepNext w:val="false"/>
               <w:spacing w:after="40" w:before="0"/>
               <w:jc w:val="left"/>
             </w:pPr>
@@ -15307,6 +15630,7 @@
           </w:tcPr>
           <w:p>
             <w:pPr>
+              <w:keepNext w:val="false"/>
               <w:spacing w:after="40" w:before="0"/>
               <w:jc w:val="left"/>
             </w:pPr>
@@ -15341,6 +15665,7 @@
           </w:tcPr>
           <w:p>
             <w:pPr>
+              <w:keepNext w:val="false"/>
               <w:spacing w:after="40" w:before="0"/>
               <w:jc w:val="left"/>
             </w:pPr>
@@ -15378,7 +15703,7 @@
             <w:pPr>
               <w:spacing w:after="20" w:before="0"/>
             </w:pPr>
-            <w:hyperlink w:history="1" r:id="rIdoo7_awcqdxqkajiqh4pmp">
+            <w:hyperlink w:history="1" r:id="rIdwkbiot5bqzaorbucxhpen">
               <w:r>
                 <w:rPr>
                   <w:rFonts w:ascii="Arial" w:cs="Arial" w:eastAsia="Arial" w:hAnsi="Arial"/>
@@ -15427,7 +15752,7 @@
               <w:spacing w:after="10" w:before="0"/>
               <w:ind w:left="120"/>
             </w:pPr>
-            <w:hyperlink w:history="1" r:id="rIdxrr0xlo1oobz0h9atajx1">
+            <w:hyperlink w:history="1" r:id="rId8yjnwzqrzkfsbdjwiyqpb">
               <w:r>
                 <w:rPr>
                   <w:rFonts w:ascii="Arial" w:cs="Arial" w:eastAsia="Arial" w:hAnsi="Arial"/>
@@ -15472,7 +15797,7 @@
             <w:pPr>
               <w:spacing w:after="20" w:before="0"/>
             </w:pPr>
-            <w:hyperlink w:history="1" r:id="rIdze0lfmoggb4xzrcil6xd7">
+            <w:hyperlink w:history="1" r:id="rIda2ktyuzhexkhkhfqpzmpz">
               <w:r>
                 <w:rPr>
                   <w:rFonts w:ascii="Arial" w:cs="Arial" w:eastAsia="Arial" w:hAnsi="Arial"/>
@@ -15521,7 +15846,7 @@
               <w:spacing w:after="10" w:before="0"/>
               <w:ind w:left="120"/>
             </w:pPr>
-            <w:hyperlink w:history="1" r:id="rId3la7cnqedp0uw0x5dcknx">
+            <w:hyperlink w:history="1" r:id="rId1r85nkauf6dji_zwwpfgf">
               <w:r>
                 <w:rPr>
                   <w:rFonts w:ascii="Arial" w:cs="Arial" w:eastAsia="Arial" w:hAnsi="Arial"/>
@@ -15549,6 +15874,7 @@
           </w:tcPr>
           <w:p>
             <w:pPr>
+              <w:keepNext w:val="false"/>
               <w:spacing w:after="40" w:before="0"/>
               <w:jc w:val="left"/>
             </w:pPr>
@@ -15581,6 +15907,7 @@
           </w:tcPr>
           <w:p>
             <w:pPr>
+              <w:keepNext w:val="false"/>
               <w:spacing w:after="40" w:before="0"/>
               <w:jc w:val="left"/>
             </w:pPr>
@@ -15613,6 +15940,7 @@
           </w:tcPr>
           <w:p>
             <w:pPr>
+              <w:keepNext w:val="false"/>
               <w:spacing w:after="40" w:before="0"/>
               <w:jc w:val="left"/>
             </w:pPr>
@@ -15645,6 +15973,7 @@
           </w:tcPr>
           <w:p>
             <w:pPr>
+              <w:keepNext w:val="false"/>
               <w:spacing w:after="40" w:before="0"/>
               <w:jc w:val="left"/>
             </w:pPr>
@@ -15679,6 +16008,7 @@
           </w:tcPr>
           <w:p>
             <w:pPr>
+              <w:keepNext w:val="false"/>
               <w:spacing w:after="40" w:before="0"/>
               <w:jc w:val="left"/>
             </w:pPr>
@@ -15716,7 +16046,7 @@
             <w:pPr>
               <w:spacing w:after="20" w:before="0"/>
             </w:pPr>
-            <w:hyperlink w:history="1" r:id="rIdy0ypycgrbpeziblkem8u6">
+            <w:hyperlink w:history="1" r:id="rIdypqqn4vd7m83xltih1fgr">
               <w:r>
                 <w:rPr>
                   <w:rFonts w:ascii="Arial" w:cs="Arial" w:eastAsia="Arial" w:hAnsi="Arial"/>
@@ -15765,7 +16095,7 @@
               <w:spacing w:after="10" w:before="0"/>
               <w:ind w:left="120"/>
             </w:pPr>
-            <w:hyperlink w:history="1" r:id="rIduea7kf-jjlseog2swwgtz">
+            <w:hyperlink w:history="1" r:id="rIda3f_rqpmz8l5hg8xdwiet">
               <w:r>
                 <w:rPr>
                   <w:rFonts w:ascii="Arial" w:cs="Arial" w:eastAsia="Arial" w:hAnsi="Arial"/>
@@ -15810,7 +16140,7 @@
             <w:pPr>
               <w:spacing w:after="20" w:before="0"/>
             </w:pPr>
-            <w:hyperlink w:history="1" r:id="rIdlstoneup-5vtgmxtlanor">
+            <w:hyperlink w:history="1" r:id="rIdhsigcjrtcvryywiofp7sp">
               <w:r>
                 <w:rPr>
                   <w:rFonts w:ascii="Arial" w:cs="Arial" w:eastAsia="Arial" w:hAnsi="Arial"/>
@@ -15859,7 +16189,7 @@
               <w:spacing w:after="10" w:before="0"/>
               <w:ind w:left="120"/>
             </w:pPr>
-            <w:hyperlink w:history="1" r:id="rIdco4658he1xj03tqp6l0j7">
+            <w:hyperlink w:history="1" r:id="rIdt60dzfnuwgwyxzm9pv-7d">
               <w:r>
                 <w:rPr>
                   <w:rFonts w:ascii="Arial" w:cs="Arial" w:eastAsia="Arial" w:hAnsi="Arial"/>
@@ -15887,6 +16217,7 @@
           </w:tcPr>
           <w:p>
             <w:pPr>
+              <w:keepNext w:val="false"/>
               <w:spacing w:after="40" w:before="0"/>
               <w:jc w:val="left"/>
             </w:pPr>
@@ -15919,6 +16250,7 @@
           </w:tcPr>
           <w:p>
             <w:pPr>
+              <w:keepNext w:val="false"/>
               <w:spacing w:after="40" w:before="0"/>
               <w:jc w:val="left"/>
             </w:pPr>
@@ -15951,6 +16283,7 @@
           </w:tcPr>
           <w:p>
             <w:pPr>
+              <w:keepNext w:val="false"/>
               <w:spacing w:after="40" w:before="0"/>
               <w:jc w:val="left"/>
             </w:pPr>
@@ -15983,6 +16316,7 @@
           </w:tcPr>
           <w:p>
             <w:pPr>
+              <w:keepNext w:val="false"/>
               <w:spacing w:after="40" w:before="0"/>
               <w:jc w:val="left"/>
             </w:pPr>
@@ -16017,6 +16351,7 @@
           </w:tcPr>
           <w:p>
             <w:pPr>
+              <w:keepNext w:val="false"/>
               <w:spacing w:after="40" w:before="0"/>
               <w:jc w:val="left"/>
             </w:pPr>
@@ -16054,7 +16389,7 @@
             <w:pPr>
               <w:spacing w:after="20" w:before="0"/>
             </w:pPr>
-            <w:hyperlink w:history="1" r:id="rIdrf6iu4oe2wfa-vh8z1sky">
+            <w:hyperlink w:history="1" r:id="rId6jh06uvidhcuazbd4sra3">
               <w:r>
                 <w:rPr>
                   <w:rFonts w:ascii="Arial" w:cs="Arial" w:eastAsia="Arial" w:hAnsi="Arial"/>
@@ -16103,7 +16438,7 @@
               <w:spacing w:after="10" w:before="0"/>
               <w:ind w:left="120"/>
             </w:pPr>
-            <w:hyperlink w:history="1" r:id="rId_xqh9_cvvmkrnndagkwu2">
+            <w:hyperlink w:history="1" r:id="rIdekn-ovdazkbpqc0v_exzg">
               <w:r>
                 <w:rPr>
                   <w:rFonts w:ascii="Arial" w:cs="Arial" w:eastAsia="Arial" w:hAnsi="Arial"/>
@@ -16148,7 +16483,7 @@
             <w:pPr>
               <w:spacing w:after="20" w:before="0"/>
             </w:pPr>
-            <w:hyperlink w:history="1" r:id="rIdvoch0lruzwigankmulc9b">
+            <w:hyperlink w:history="1" r:id="rIdf49tpoepfaxkw7q3cz7qq">
               <w:r>
                 <w:rPr>
                   <w:rFonts w:ascii="Arial" w:cs="Arial" w:eastAsia="Arial" w:hAnsi="Arial"/>
@@ -16197,7 +16532,7 @@
               <w:spacing w:after="10" w:before="0"/>
               <w:ind w:left="120"/>
             </w:pPr>
-            <w:hyperlink w:history="1" r:id="rIdnvr4vku-gawlqxcxxrc1l">
+            <w:hyperlink w:history="1" r:id="rIdzgvi_lrr9shbmfh2gscq1">
               <w:r>
                 <w:rPr>
                   <w:rFonts w:ascii="Arial" w:cs="Arial" w:eastAsia="Arial" w:hAnsi="Arial"/>
@@ -16225,6 +16560,7 @@
           </w:tcPr>
           <w:p>
             <w:pPr>
+              <w:keepNext w:val="false"/>
               <w:spacing w:after="40" w:before="0"/>
               <w:jc w:val="left"/>
             </w:pPr>
@@ -16257,6 +16593,7 @@
           </w:tcPr>
           <w:p>
             <w:pPr>
+              <w:keepNext w:val="false"/>
               <w:spacing w:after="40" w:before="0"/>
               <w:jc w:val="left"/>
             </w:pPr>
@@ -16289,6 +16626,7 @@
           </w:tcPr>
           <w:p>
             <w:pPr>
+              <w:keepNext w:val="false"/>
               <w:spacing w:after="40" w:before="0"/>
               <w:jc w:val="left"/>
             </w:pPr>
@@ -16321,6 +16659,7 @@
           </w:tcPr>
           <w:p>
             <w:pPr>
+              <w:keepNext w:val="false"/>
               <w:spacing w:after="40" w:before="0"/>
               <w:jc w:val="left"/>
             </w:pPr>
@@ -16380,6 +16719,7 @@
           </w:tcPr>
           <w:p>
             <w:pPr>
+              <w:keepNext w:val="false"/>
               <w:spacing w:after="40" w:before="0"/>
               <w:jc w:val="center"/>
             </w:pPr>
@@ -16414,6 +16754,7 @@
           </w:tcPr>
           <w:p>
             <w:pPr>
+              <w:keepNext w:val="false"/>
               <w:spacing w:after="40" w:before="0"/>
               <w:jc w:val="left"/>
             </w:pPr>
@@ -16475,6 +16816,7 @@
           </w:tcPr>
           <w:p>
             <w:pPr>
+              <w:keepNext w:val="false"/>
               <w:spacing w:after="40" w:before="0"/>
               <w:jc w:val="center"/>
             </w:pPr>
@@ -16509,6 +16851,7 @@
           </w:tcPr>
           <w:p>
             <w:pPr>
+              <w:keepNext w:val="false"/>
               <w:spacing w:after="40" w:before="0"/>
               <w:jc w:val="left"/>
             </w:pPr>
@@ -16541,6 +16884,7 @@
           </w:tcPr>
           <w:p>
             <w:pPr>
+              <w:keepNext w:val="false"/>
               <w:spacing w:after="40" w:before="0"/>
               <w:jc w:val="left"/>
             </w:pPr>
@@ -16575,6 +16919,7 @@
           </w:tcPr>
           <w:p>
             <w:pPr>
+              <w:keepNext w:val="false"/>
               <w:spacing w:after="40" w:before="0"/>
               <w:jc w:val="left"/>
             </w:pPr>
@@ -16607,6 +16952,7 @@
           </w:tcPr>
           <w:p>
             <w:pPr>
+              <w:keepNext w:val="false"/>
               <w:spacing w:after="40" w:before="0"/>
               <w:jc w:val="left"/>
             </w:pPr>
@@ -16641,6 +16987,7 @@
           </w:tcPr>
           <w:p>
             <w:pPr>
+              <w:keepNext w:val="false"/>
               <w:spacing w:after="40" w:before="0"/>
               <w:jc w:val="left"/>
             </w:pPr>
@@ -16673,6 +17020,7 @@
           </w:tcPr>
           <w:p>
             <w:pPr>
+              <w:keepNext w:val="false"/>
               <w:spacing w:after="40" w:before="0"/>
               <w:jc w:val="left"/>
             </w:pPr>
@@ -16709,7 +17057,7 @@
         </w:rPr>
         <w:t xml:space="preserve">© 2026 SeaVuria and ARES. Aligned with KICD objectives. Developed by SeaVuria; technical implementation by ARES (with AI assistance from Claude). Licensed under </w:t>
       </w:r>
-      <w:hyperlink w:history="1" r:id="rId9fg5gsefshuubryl3rkef">
+      <w:hyperlink w:history="1" r:id="rIdophuk2vei9hardohp_ibp">
         <w:r>
           <w:rPr>
             <w:rFonts w:ascii="Arial" w:cs="Arial" w:eastAsia="Arial" w:hAnsi="Arial"/>
@@ -16730,7 +17078,7 @@
         </w:rPr>
         <w:t xml:space="preserve"> (</w:t>
       </w:r>
-      <w:hyperlink w:history="1" r:id="rIdlkhiqtekti2g7awo2-lsa">
+      <w:hyperlink w:history="1" r:id="rIdpty6w-znjygi7mtl6cpxn">
         <w:r>
           <w:rPr>
             <w:rFonts w:ascii="Arial" w:cs="Arial" w:eastAsia="Arial" w:hAnsi="Arial"/>
@@ -16790,6 +17138,7 @@
           </w:tcPr>
           <w:p>
             <w:pPr>
+              <w:keepNext w:val="false"/>
               <w:spacing w:after="40" w:before="0"/>
               <w:jc w:val="center"/>
             </w:pPr>
@@ -16825,6 +17174,7 @@
           </w:tcPr>
           <w:p>
             <w:pPr>
+              <w:keepNext w:val="false"/>
               <w:spacing w:after="40" w:before="0"/>
               <w:jc w:val="center"/>
             </w:pPr>
@@ -16859,6 +17209,7 @@
           </w:tcPr>
           <w:p>
             <w:pPr>
+              <w:keepNext w:val="false"/>
               <w:spacing w:after="40" w:before="0"/>
               <w:jc w:val="left"/>
             </w:pPr>
@@ -16891,6 +17242,7 @@
           </w:tcPr>
           <w:p>
             <w:pPr>
+              <w:keepNext w:val="false"/>
               <w:spacing w:after="40" w:before="0"/>
               <w:jc w:val="left"/>
             </w:pPr>
@@ -16925,6 +17277,7 @@
           </w:tcPr>
           <w:p>
             <w:pPr>
+              <w:keepNext w:val="false"/>
               <w:spacing w:after="40" w:before="0"/>
               <w:jc w:val="left"/>
             </w:pPr>
@@ -16957,6 +17310,7 @@
           </w:tcPr>
           <w:p>
             <w:pPr>
+              <w:keepNext w:val="false"/>
               <w:spacing w:after="40" w:before="0"/>
               <w:jc w:val="left"/>
             </w:pPr>
@@ -16991,6 +17345,7 @@
           </w:tcPr>
           <w:p>
             <w:pPr>
+              <w:keepNext w:val="false"/>
               <w:spacing w:after="40" w:before="0"/>
               <w:jc w:val="left"/>
             </w:pPr>
@@ -17023,6 +17378,7 @@
           </w:tcPr>
           <w:p>
             <w:pPr>
+              <w:keepNext w:val="false"/>
               <w:spacing w:after="40" w:before="0"/>
               <w:jc w:val="left"/>
             </w:pPr>
@@ -17057,6 +17413,7 @@
           </w:tcPr>
           <w:p>
             <w:pPr>
+              <w:keepNext w:val="false"/>
               <w:spacing w:after="40" w:before="0"/>
               <w:jc w:val="left"/>
             </w:pPr>
@@ -17089,6 +17446,7 @@
           </w:tcPr>
           <w:p>
             <w:pPr>
+              <w:keepNext w:val="false"/>
               <w:spacing w:after="40" w:before="0"/>
               <w:jc w:val="left"/>
             </w:pPr>
@@ -17123,6 +17481,7 @@
           </w:tcPr>
           <w:p>
             <w:pPr>
+              <w:keepNext w:val="false"/>
               <w:spacing w:after="40" w:before="0"/>
               <w:jc w:val="left"/>
             </w:pPr>
@@ -17155,6 +17514,7 @@
           </w:tcPr>
           <w:p>
             <w:pPr>
+              <w:keepNext w:val="false"/>
               <w:spacing w:after="40" w:before="0"/>
               <w:jc w:val="left"/>
             </w:pPr>
@@ -17189,6 +17549,7 @@
           </w:tcPr>
           <w:p>
             <w:pPr>
+              <w:keepNext w:val="false"/>
               <w:spacing w:after="40" w:before="0"/>
               <w:jc w:val="left"/>
             </w:pPr>
@@ -17221,6 +17582,7 @@
           </w:tcPr>
           <w:p>
             <w:pPr>
+              <w:keepNext w:val="false"/>
               <w:spacing w:after="40" w:before="0"/>
               <w:jc w:val="left"/>
             </w:pPr>
@@ -17255,6 +17617,7 @@
           </w:tcPr>
           <w:p>
             <w:pPr>
+              <w:keepNext w:val="false"/>
               <w:spacing w:after="40" w:before="0"/>
               <w:jc w:val="left"/>
             </w:pPr>
@@ -17287,6 +17650,7 @@
           </w:tcPr>
           <w:p>
             <w:pPr>
+              <w:keepNext w:val="false"/>
               <w:spacing w:after="40" w:before="0"/>
               <w:jc w:val="left"/>
             </w:pPr>
@@ -17321,6 +17685,7 @@
           </w:tcPr>
           <w:p>
             <w:pPr>
+              <w:keepNext w:val="false"/>
               <w:spacing w:after="40" w:before="0"/>
               <w:jc w:val="left"/>
             </w:pPr>
@@ -17353,6 +17718,7 @@
           </w:tcPr>
           <w:p>
             <w:pPr>
+              <w:keepNext w:val="false"/>
               <w:spacing w:after="40" w:before="0"/>
               <w:jc w:val="left"/>
             </w:pPr>
@@ -17412,6 +17778,7 @@
           </w:tcPr>
           <w:p>
             <w:pPr>
+              <w:keepNext w:val="false"/>
               <w:spacing w:after="40" w:before="0"/>
               <w:jc w:val="center"/>
             </w:pPr>
@@ -17446,6 +17813,7 @@
           </w:tcPr>
           <w:p>
             <w:pPr>
+              <w:keepNext w:val="false"/>
               <w:spacing w:after="40" w:before="0"/>
               <w:jc w:val="left"/>
             </w:pPr>
@@ -17510,6 +17878,7 @@
           </w:tcPr>
           <w:p>
             <w:pPr>
+              <w:keepNext w:val="false"/>
               <w:spacing w:after="40" w:before="0"/>
               <w:jc w:val="center"/>
             </w:pPr>
@@ -17544,6 +17913,7 @@
           </w:tcPr>
           <w:p>
             <w:pPr>
+              <w:keepNext w:val="false"/>
               <w:spacing w:after="40" w:before="0"/>
               <w:jc w:val="left"/>
             </w:pPr>
@@ -17576,6 +17946,7 @@
           </w:tcPr>
           <w:p>
             <w:pPr>
+              <w:keepNext w:val="false"/>
               <w:spacing w:after="40" w:before="0"/>
               <w:jc w:val="left"/>
             </w:pPr>
@@ -17608,6 +17979,7 @@
           </w:tcPr>
           <w:p>
             <w:pPr>
+              <w:keepNext w:val="false"/>
               <w:spacing w:after="40" w:before="0"/>
               <w:jc w:val="left"/>
             </w:pPr>
@@ -17640,6 +18012,7 @@
           </w:tcPr>
           <w:p>
             <w:pPr>
+              <w:keepNext w:val="false"/>
               <w:spacing w:after="40" w:before="0"/>
               <w:jc w:val="left"/>
             </w:pPr>
@@ -17672,6 +18045,7 @@
           </w:tcPr>
           <w:p>
             <w:pPr>
+              <w:keepNext w:val="false"/>
               <w:spacing w:after="40" w:before="0"/>
               <w:jc w:val="left"/>
             </w:pPr>
@@ -17706,6 +18080,7 @@
           </w:tcPr>
           <w:p>
             <w:pPr>
+              <w:keepNext w:val="false"/>
               <w:spacing w:after="40" w:before="0"/>
               <w:jc w:val="left"/>
             </w:pPr>
@@ -17743,7 +18118,7 @@
             <w:pPr>
               <w:spacing w:after="20" w:before="0"/>
             </w:pPr>
-            <w:hyperlink w:history="1" r:id="rIda4fxzgkcem4ne9tb4fhie">
+            <w:hyperlink w:history="1" r:id="rIdsmpoowehqqznmceslobn3">
               <w:r>
                 <w:rPr>
                   <w:rFonts w:ascii="Arial" w:cs="Arial" w:eastAsia="Arial" w:hAnsi="Arial"/>
@@ -17776,7 +18151,7 @@
               <w:spacing w:after="10" w:before="0"/>
               <w:ind w:left="120"/>
             </w:pPr>
-            <w:hyperlink w:history="1" r:id="rIdvqigm_-js8hjxumabokwv">
+            <w:hyperlink w:history="1" r:id="rIdud8ofr_esx3gpx1z3meyw">
               <w:r>
                 <w:rPr>
                   <w:rFonts w:ascii="Arial" w:cs="Arial" w:eastAsia="Arial" w:hAnsi="Arial"/>
@@ -17821,7 +18196,7 @@
             <w:pPr>
               <w:spacing w:after="20" w:before="0"/>
             </w:pPr>
-            <w:hyperlink w:history="1" r:id="rId3csdusegzya8d1hhwxi_f">
+            <w:hyperlink w:history="1" r:id="rIdxfotmeln7mlxotldpi6fb">
               <w:r>
                 <w:rPr>
                   <w:rFonts w:ascii="Arial" w:cs="Arial" w:eastAsia="Arial" w:hAnsi="Arial"/>
@@ -17854,7 +18229,7 @@
               <w:spacing w:after="10" w:before="0"/>
               <w:ind w:left="120"/>
             </w:pPr>
-            <w:hyperlink w:history="1" r:id="rIdwmrou0w-gxemtlgr3z_ra">
+            <w:hyperlink w:history="1" r:id="rIddxw8cqjcfwfgrkfnb-cln">
               <w:r>
                 <w:rPr>
                   <w:rFonts w:ascii="Arial" w:cs="Arial" w:eastAsia="Arial" w:hAnsi="Arial"/>
@@ -17882,6 +18257,7 @@
           </w:tcPr>
           <w:p>
             <w:pPr>
+              <w:keepNext w:val="false"/>
               <w:spacing w:after="40" w:before="0"/>
               <w:jc w:val="left"/>
             </w:pPr>
@@ -17914,6 +18290,7 @@
           </w:tcPr>
           <w:p>
             <w:pPr>
+              <w:keepNext w:val="false"/>
               <w:spacing w:after="40" w:before="0"/>
               <w:jc w:val="left"/>
             </w:pPr>
@@ -17946,6 +18323,7 @@
           </w:tcPr>
           <w:p>
             <w:pPr>
+              <w:keepNext w:val="false"/>
               <w:spacing w:after="40" w:before="0"/>
               <w:jc w:val="left"/>
             </w:pPr>
@@ -17978,6 +18356,7 @@
           </w:tcPr>
           <w:p>
             <w:pPr>
+              <w:keepNext w:val="false"/>
               <w:spacing w:after="40" w:before="0"/>
               <w:jc w:val="left"/>
             </w:pPr>
@@ -18012,6 +18391,7 @@
           </w:tcPr>
           <w:p>
             <w:pPr>
+              <w:keepNext w:val="false"/>
               <w:spacing w:after="40" w:before="0"/>
               <w:jc w:val="left"/>
             </w:pPr>
@@ -18049,7 +18429,7 @@
             <w:pPr>
               <w:spacing w:after="20" w:before="0"/>
             </w:pPr>
-            <w:hyperlink w:history="1" r:id="rIdq5pdfrk4yeh_ymyuss6qh">
+            <w:hyperlink w:history="1" r:id="rIdtxtinpxbw2xl6vctjoumz">
               <w:r>
                 <w:rPr>
                   <w:rFonts w:ascii="Arial" w:cs="Arial" w:eastAsia="Arial" w:hAnsi="Arial"/>
@@ -18082,7 +18462,7 @@
               <w:spacing w:after="10" w:before="0"/>
               <w:ind w:left="120"/>
             </w:pPr>
-            <w:hyperlink w:history="1" r:id="rId7fsqp75qnxbxkz_yrczxm">
+            <w:hyperlink w:history="1" r:id="rIdandtentvmgni-xd4ayhfk">
               <w:r>
                 <w:rPr>
                   <w:rFonts w:ascii="Arial" w:cs="Arial" w:eastAsia="Arial" w:hAnsi="Arial"/>
@@ -18127,7 +18507,7 @@
             <w:pPr>
               <w:spacing w:after="20" w:before="0"/>
             </w:pPr>
-            <w:hyperlink w:history="1" r:id="rId4gqp5zlecfmf9pbhe_jni">
+            <w:hyperlink w:history="1" r:id="rIdfz3m2jzuvw4cdvqlre_fz">
               <w:r>
                 <w:rPr>
                   <w:rFonts w:ascii="Arial" w:cs="Arial" w:eastAsia="Arial" w:hAnsi="Arial"/>
@@ -18160,7 +18540,7 @@
               <w:spacing w:after="10" w:before="0"/>
               <w:ind w:left="120"/>
             </w:pPr>
-            <w:hyperlink w:history="1" r:id="rIdv5tyd6twgwlx9gkhc8knk">
+            <w:hyperlink w:history="1" r:id="rIdohtvmfirxsj9li6neju4f">
               <w:r>
                 <w:rPr>
                   <w:rFonts w:ascii="Arial" w:cs="Arial" w:eastAsia="Arial" w:hAnsi="Arial"/>
@@ -18188,6 +18568,7 @@
           </w:tcPr>
           <w:p>
             <w:pPr>
+              <w:keepNext w:val="false"/>
               <w:spacing w:after="40" w:before="0"/>
               <w:jc w:val="left"/>
             </w:pPr>
@@ -18220,6 +18601,7 @@
           </w:tcPr>
           <w:p>
             <w:pPr>
+              <w:keepNext w:val="false"/>
               <w:spacing w:after="40" w:before="0"/>
               <w:jc w:val="left"/>
             </w:pPr>
@@ -18252,6 +18634,7 @@
           </w:tcPr>
           <w:p>
             <w:pPr>
+              <w:keepNext w:val="false"/>
               <w:spacing w:after="40" w:before="0"/>
               <w:jc w:val="left"/>
             </w:pPr>
@@ -18284,6 +18667,7 @@
           </w:tcPr>
           <w:p>
             <w:pPr>
+              <w:keepNext w:val="false"/>
               <w:spacing w:after="40" w:before="0"/>
               <w:jc w:val="left"/>
             </w:pPr>
@@ -18318,6 +18702,7 @@
           </w:tcPr>
           <w:p>
             <w:pPr>
+              <w:keepNext w:val="false"/>
               <w:spacing w:after="40" w:before="0"/>
               <w:jc w:val="left"/>
             </w:pPr>
@@ -18355,7 +18740,7 @@
             <w:pPr>
               <w:spacing w:after="20" w:before="0"/>
             </w:pPr>
-            <w:hyperlink w:history="1" r:id="rIdq02q1ky3oob3ed8ty_oys">
+            <w:hyperlink w:history="1" r:id="rIdakqsbcgcmoxrpyn3lq-qx">
               <w:r>
                 <w:rPr>
                   <w:rFonts w:ascii="Arial" w:cs="Arial" w:eastAsia="Arial" w:hAnsi="Arial"/>
@@ -18404,7 +18789,7 @@
               <w:spacing w:after="10" w:before="0"/>
               <w:ind w:left="120"/>
             </w:pPr>
-            <w:hyperlink w:history="1" r:id="rId7w4qkuhhqdy78igafbqpd">
+            <w:hyperlink w:history="1" r:id="rIdxqwdm6ztck3l3fhitkmep">
               <w:r>
                 <w:rPr>
                   <w:rFonts w:ascii="Arial" w:cs="Arial" w:eastAsia="Arial" w:hAnsi="Arial"/>
@@ -18449,7 +18834,7 @@
             <w:pPr>
               <w:spacing w:after="20" w:before="0"/>
             </w:pPr>
-            <w:hyperlink w:history="1" r:id="rIdq4tss7qsnrfloykls4h25">
+            <w:hyperlink w:history="1" r:id="rIdbirb4qpftgo9v5c5eiff1">
               <w:r>
                 <w:rPr>
                   <w:rFonts w:ascii="Arial" w:cs="Arial" w:eastAsia="Arial" w:hAnsi="Arial"/>
@@ -18482,7 +18867,7 @@
               <w:spacing w:after="10" w:before="0"/>
               <w:ind w:left="120"/>
             </w:pPr>
-            <w:hyperlink w:history="1" r:id="rIdgyiwlxwhvb7fe7cj-rbqd">
+            <w:hyperlink w:history="1" r:id="rIdx2fflx7viandgjg2oayni">
               <w:r>
                 <w:rPr>
                   <w:rFonts w:ascii="Arial" w:cs="Arial" w:eastAsia="Arial" w:hAnsi="Arial"/>
@@ -18510,6 +18895,7 @@
           </w:tcPr>
           <w:p>
             <w:pPr>
+              <w:keepNext w:val="false"/>
               <w:spacing w:after="40" w:before="0"/>
               <w:jc w:val="left"/>
             </w:pPr>
@@ -18542,6 +18928,7 @@
           </w:tcPr>
           <w:p>
             <w:pPr>
+              <w:keepNext w:val="false"/>
               <w:spacing w:after="40" w:before="0"/>
               <w:jc w:val="left"/>
             </w:pPr>
@@ -18574,6 +18961,7 @@
           </w:tcPr>
           <w:p>
             <w:pPr>
+              <w:keepNext w:val="false"/>
               <w:spacing w:after="40" w:before="0"/>
               <w:jc w:val="left"/>
             </w:pPr>
@@ -18606,6 +18994,7 @@
           </w:tcPr>
           <w:p>
             <w:pPr>
+              <w:keepNext w:val="false"/>
               <w:spacing w:after="40" w:before="0"/>
               <w:jc w:val="left"/>
             </w:pPr>
@@ -18640,6 +19029,7 @@
           </w:tcPr>
           <w:p>
             <w:pPr>
+              <w:keepNext w:val="false"/>
               <w:spacing w:after="40" w:before="0"/>
               <w:jc w:val="left"/>
             </w:pPr>
@@ -18677,7 +19067,7 @@
             <w:pPr>
               <w:spacing w:after="20" w:before="0"/>
             </w:pPr>
-            <w:hyperlink w:history="1" r:id="rIdjnesan5vgg5pmycufq_nr">
+            <w:hyperlink w:history="1" r:id="rIdeh-jfz0i20gtixx5bayka">
               <w:r>
                 <w:rPr>
                   <w:rFonts w:ascii="Arial" w:cs="Arial" w:eastAsia="Arial" w:hAnsi="Arial"/>
@@ -18726,7 +19116,7 @@
               <w:spacing w:after="10" w:before="0"/>
               <w:ind w:left="120"/>
             </w:pPr>
-            <w:hyperlink w:history="1" r:id="rIdwc6x3blwzv7ebhejwcu_c">
+            <w:hyperlink w:history="1" r:id="rId95lud-b8kce8rohs_dcm8">
               <w:r>
                 <w:rPr>
                   <w:rFonts w:ascii="Arial" w:cs="Arial" w:eastAsia="Arial" w:hAnsi="Arial"/>
@@ -18771,7 +19161,7 @@
             <w:pPr>
               <w:spacing w:after="20" w:before="0"/>
             </w:pPr>
-            <w:hyperlink w:history="1" r:id="rIdsm6aufhgeebxm1rtm0vyn">
+            <w:hyperlink w:history="1" r:id="rIda4-pyfy7_iacq3sca-us6">
               <w:r>
                 <w:rPr>
                   <w:rFonts w:ascii="Arial" w:cs="Arial" w:eastAsia="Arial" w:hAnsi="Arial"/>
@@ -18804,7 +19194,7 @@
               <w:spacing w:after="10" w:before="0"/>
               <w:ind w:left="120"/>
             </w:pPr>
-            <w:hyperlink w:history="1" r:id="rId-a9vefhusx2qt4lit9sno">
+            <w:hyperlink w:history="1" r:id="rId8sippxbqhvui_div4j_xy">
               <w:r>
                 <w:rPr>
                   <w:rFonts w:ascii="Arial" w:cs="Arial" w:eastAsia="Arial" w:hAnsi="Arial"/>
@@ -18832,6 +19222,7 @@
           </w:tcPr>
           <w:p>
             <w:pPr>
+              <w:keepNext w:val="false"/>
               <w:spacing w:after="40" w:before="0"/>
               <w:jc w:val="left"/>
             </w:pPr>
@@ -18864,6 +19255,7 @@
           </w:tcPr>
           <w:p>
             <w:pPr>
+              <w:keepNext w:val="false"/>
               <w:spacing w:after="40" w:before="0"/>
               <w:jc w:val="left"/>
             </w:pPr>
@@ -18896,6 +19288,7 @@
           </w:tcPr>
           <w:p>
             <w:pPr>
+              <w:keepNext w:val="false"/>
               <w:spacing w:after="40" w:before="0"/>
               <w:jc w:val="left"/>
             </w:pPr>
@@ -18928,6 +19321,7 @@
           </w:tcPr>
           <w:p>
             <w:pPr>
+              <w:keepNext w:val="false"/>
               <w:spacing w:after="40" w:before="0"/>
               <w:jc w:val="left"/>
             </w:pPr>
@@ -18962,6 +19356,7 @@
           </w:tcPr>
           <w:p>
             <w:pPr>
+              <w:keepNext w:val="false"/>
               <w:spacing w:after="40" w:before="0"/>
               <w:jc w:val="left"/>
             </w:pPr>
@@ -18999,7 +19394,7 @@
             <w:pPr>
               <w:spacing w:after="20" w:before="0"/>
             </w:pPr>
-            <w:hyperlink w:history="1" r:id="rIdvns4mu3llcsjmjnubec_c">
+            <w:hyperlink w:history="1" r:id="rIdzksgp0g9nnfdvkqb1jqby">
               <w:r>
                 <w:rPr>
                   <w:rFonts w:ascii="Arial" w:cs="Arial" w:eastAsia="Arial" w:hAnsi="Arial"/>
@@ -19048,7 +19443,7 @@
               <w:spacing w:after="10" w:before="0"/>
               <w:ind w:left="120"/>
             </w:pPr>
-            <w:hyperlink w:history="1" r:id="rIdknjkn4cajucdplhoaqhat">
+            <w:hyperlink w:history="1" r:id="rIdkpvmmgkerlo0kbegckr1d">
               <w:r>
                 <w:rPr>
                   <w:rFonts w:ascii="Arial" w:cs="Arial" w:eastAsia="Arial" w:hAnsi="Arial"/>
@@ -19093,7 +19488,7 @@
             <w:pPr>
               <w:spacing w:after="20" w:before="0"/>
             </w:pPr>
-            <w:hyperlink w:history="1" r:id="rIdsuawu015fnuqaqolkzadf">
+            <w:hyperlink w:history="1" r:id="rIdc29t0z9evu4v4uu6vsaft">
               <w:r>
                 <w:rPr>
                   <w:rFonts w:ascii="Arial" w:cs="Arial" w:eastAsia="Arial" w:hAnsi="Arial"/>
@@ -19142,7 +19537,7 @@
               <w:spacing w:after="10" w:before="0"/>
               <w:ind w:left="120"/>
             </w:pPr>
-            <w:hyperlink w:history="1" r:id="rIdhn1w3iinwq8t0342uoa-b">
+            <w:hyperlink w:history="1" r:id="rIdwvpzjty-npbypz_pz-1zf">
               <w:r>
                 <w:rPr>
                   <w:rFonts w:ascii="Arial" w:cs="Arial" w:eastAsia="Arial" w:hAnsi="Arial"/>
@@ -19170,6 +19565,7 @@
           </w:tcPr>
           <w:p>
             <w:pPr>
+              <w:keepNext w:val="false"/>
               <w:spacing w:after="40" w:before="0"/>
               <w:jc w:val="left"/>
             </w:pPr>
@@ -19202,6 +19598,7 @@
           </w:tcPr>
           <w:p>
             <w:pPr>
+              <w:keepNext w:val="false"/>
               <w:spacing w:after="40" w:before="0"/>
               <w:jc w:val="left"/>
             </w:pPr>
@@ -19234,6 +19631,7 @@
           </w:tcPr>
           <w:p>
             <w:pPr>
+              <w:keepNext w:val="false"/>
               <w:spacing w:after="40" w:before="0"/>
               <w:jc w:val="left"/>
             </w:pPr>
@@ -19266,6 +19664,7 @@
           </w:tcPr>
           <w:p>
             <w:pPr>
+              <w:keepNext w:val="false"/>
               <w:spacing w:after="40" w:before="0"/>
               <w:jc w:val="left"/>
             </w:pPr>
@@ -19325,6 +19724,7 @@
           </w:tcPr>
           <w:p>
             <w:pPr>
+              <w:keepNext w:val="false"/>
               <w:spacing w:after="40" w:before="0"/>
               <w:jc w:val="center"/>
             </w:pPr>
@@ -19359,6 +19759,7 @@
           </w:tcPr>
           <w:p>
             <w:pPr>
+              <w:keepNext w:val="false"/>
               <w:spacing w:after="40" w:before="0"/>
               <w:jc w:val="left"/>
             </w:pPr>
@@ -19420,6 +19821,7 @@
           </w:tcPr>
           <w:p>
             <w:pPr>
+              <w:keepNext w:val="false"/>
               <w:spacing w:after="40" w:before="0"/>
               <w:jc w:val="center"/>
             </w:pPr>
@@ -19454,6 +19856,7 @@
           </w:tcPr>
           <w:p>
             <w:pPr>
+              <w:keepNext w:val="false"/>
               <w:spacing w:after="40" w:before="0"/>
               <w:jc w:val="left"/>
             </w:pPr>
@@ -19486,6 +19889,7 @@
           </w:tcPr>
           <w:p>
             <w:pPr>
+              <w:keepNext w:val="false"/>
               <w:spacing w:after="40" w:before="0"/>
               <w:jc w:val="left"/>
             </w:pPr>
@@ -19520,6 +19924,7 @@
           </w:tcPr>
           <w:p>
             <w:pPr>
+              <w:keepNext w:val="false"/>
               <w:spacing w:after="40" w:before="0"/>
               <w:jc w:val="left"/>
             </w:pPr>
@@ -19552,6 +19957,7 @@
           </w:tcPr>
           <w:p>
             <w:pPr>
+              <w:keepNext w:val="false"/>
               <w:spacing w:after="40" w:before="0"/>
               <w:jc w:val="left"/>
             </w:pPr>
@@ -19586,6 +19992,7 @@
           </w:tcPr>
           <w:p>
             <w:pPr>
+              <w:keepNext w:val="false"/>
               <w:spacing w:after="40" w:before="0"/>
               <w:jc w:val="left"/>
             </w:pPr>
@@ -19618,6 +20025,7 @@
           </w:tcPr>
           <w:p>
             <w:pPr>
+              <w:keepNext w:val="false"/>
               <w:spacing w:after="40" w:before="0"/>
               <w:jc w:val="left"/>
             </w:pPr>
@@ -19654,7 +20062,7 @@
         </w:rPr>
         <w:t xml:space="preserve">© 2026 SeaVuria and ARES. Aligned with KICD objectives. Developed by SeaVuria; technical implementation by ARES (with AI assistance from Claude). Licensed under </w:t>
       </w:r>
-      <w:hyperlink w:history="1" r:id="rIdzr5hrwr24909ffi8mvcf7">
+      <w:hyperlink w:history="1" r:id="rIddacy5w-u_l1pg8zfzh8tc">
         <w:r>
           <w:rPr>
             <w:rFonts w:ascii="Arial" w:cs="Arial" w:eastAsia="Arial" w:hAnsi="Arial"/>
@@ -19675,7 +20083,7 @@
         </w:rPr>
         <w:t xml:space="preserve"> (</w:t>
       </w:r>
-      <w:hyperlink w:history="1" r:id="rIdfn8r0mkht7cpm6y8h5qje">
+      <w:hyperlink w:history="1" r:id="rId7qhn2iessgdhiybqr_k_q">
         <w:r>
           <w:rPr>
             <w:rFonts w:ascii="Arial" w:cs="Arial" w:eastAsia="Arial" w:hAnsi="Arial"/>
@@ -19735,6 +20143,7 @@
           </w:tcPr>
           <w:p>
             <w:pPr>
+              <w:keepNext w:val="false"/>
               <w:spacing w:after="40" w:before="0"/>
               <w:jc w:val="center"/>
             </w:pPr>
@@ -19770,6 +20179,7 @@
           </w:tcPr>
           <w:p>
             <w:pPr>
+              <w:keepNext w:val="false"/>
               <w:spacing w:after="40" w:before="0"/>
               <w:jc w:val="center"/>
             </w:pPr>
@@ -19804,6 +20214,7 @@
           </w:tcPr>
           <w:p>
             <w:pPr>
+              <w:keepNext w:val="false"/>
               <w:spacing w:after="40" w:before="0"/>
               <w:jc w:val="left"/>
             </w:pPr>
@@ -19836,6 +20247,7 @@
           </w:tcPr>
           <w:p>
             <w:pPr>
+              <w:keepNext w:val="false"/>
               <w:spacing w:after="40" w:before="0"/>
               <w:jc w:val="left"/>
             </w:pPr>
@@ -19870,6 +20282,7 @@
           </w:tcPr>
           <w:p>
             <w:pPr>
+              <w:keepNext w:val="false"/>
               <w:spacing w:after="40" w:before="0"/>
               <w:jc w:val="left"/>
             </w:pPr>
@@ -19902,6 +20315,7 @@
           </w:tcPr>
           <w:p>
             <w:pPr>
+              <w:keepNext w:val="false"/>
               <w:spacing w:after="40" w:before="0"/>
               <w:jc w:val="left"/>
             </w:pPr>
@@ -19936,6 +20350,7 @@
           </w:tcPr>
           <w:p>
             <w:pPr>
+              <w:keepNext w:val="false"/>
               <w:spacing w:after="40" w:before="0"/>
               <w:jc w:val="left"/>
             </w:pPr>
@@ -19968,6 +20383,7 @@
           </w:tcPr>
           <w:p>
             <w:pPr>
+              <w:keepNext w:val="false"/>
               <w:spacing w:after="40" w:before="0"/>
               <w:jc w:val="left"/>
             </w:pPr>
@@ -20002,6 +20418,7 @@
           </w:tcPr>
           <w:p>
             <w:pPr>
+              <w:keepNext w:val="false"/>
               <w:spacing w:after="40" w:before="0"/>
               <w:jc w:val="left"/>
             </w:pPr>
@@ -20034,6 +20451,7 @@
           </w:tcPr>
           <w:p>
             <w:pPr>
+              <w:keepNext w:val="false"/>
               <w:spacing w:after="40" w:before="0"/>
               <w:jc w:val="left"/>
             </w:pPr>
@@ -20068,6 +20486,7 @@
           </w:tcPr>
           <w:p>
             <w:pPr>
+              <w:keepNext w:val="false"/>
               <w:spacing w:after="40" w:before="0"/>
               <w:jc w:val="left"/>
             </w:pPr>
@@ -20100,6 +20519,7 @@
           </w:tcPr>
           <w:p>
             <w:pPr>
+              <w:keepNext w:val="false"/>
               <w:spacing w:after="40" w:before="0"/>
               <w:jc w:val="left"/>
             </w:pPr>
@@ -20134,6 +20554,7 @@
           </w:tcPr>
           <w:p>
             <w:pPr>
+              <w:keepNext w:val="false"/>
               <w:spacing w:after="40" w:before="0"/>
               <w:jc w:val="left"/>
             </w:pPr>
@@ -20166,6 +20587,7 @@
           </w:tcPr>
           <w:p>
             <w:pPr>
+              <w:keepNext w:val="false"/>
               <w:spacing w:after="40" w:before="0"/>
               <w:jc w:val="left"/>
             </w:pPr>
@@ -20200,6 +20622,7 @@
           </w:tcPr>
           <w:p>
             <w:pPr>
+              <w:keepNext w:val="false"/>
               <w:spacing w:after="40" w:before="0"/>
               <w:jc w:val="left"/>
             </w:pPr>
@@ -20232,6 +20655,7 @@
           </w:tcPr>
           <w:p>
             <w:pPr>
+              <w:keepNext w:val="false"/>
               <w:spacing w:after="40" w:before="0"/>
               <w:jc w:val="left"/>
             </w:pPr>
@@ -20266,6 +20690,7 @@
           </w:tcPr>
           <w:p>
             <w:pPr>
+              <w:keepNext w:val="false"/>
               <w:spacing w:after="40" w:before="0"/>
               <w:jc w:val="left"/>
             </w:pPr>
@@ -20298,6 +20723,7 @@
           </w:tcPr>
           <w:p>
             <w:pPr>
+              <w:keepNext w:val="false"/>
               <w:spacing w:after="40" w:before="0"/>
               <w:jc w:val="left"/>
             </w:pPr>
@@ -20357,6 +20783,7 @@
           </w:tcPr>
           <w:p>
             <w:pPr>
+              <w:keepNext w:val="false"/>
               <w:spacing w:after="40" w:before="0"/>
               <w:jc w:val="center"/>
             </w:pPr>
@@ -20391,6 +20818,7 @@
           </w:tcPr>
           <w:p>
             <w:pPr>
+              <w:keepNext w:val="false"/>
               <w:spacing w:after="40" w:before="0"/>
               <w:jc w:val="left"/>
             </w:pPr>
@@ -20455,6 +20883,7 @@
           </w:tcPr>
           <w:p>
             <w:pPr>
+              <w:keepNext w:val="false"/>
               <w:spacing w:after="40" w:before="0"/>
               <w:jc w:val="center"/>
             </w:pPr>
@@ -20489,6 +20918,7 @@
           </w:tcPr>
           <w:p>
             <w:pPr>
+              <w:keepNext w:val="false"/>
               <w:spacing w:after="40" w:before="0"/>
               <w:jc w:val="left"/>
             </w:pPr>
@@ -20521,6 +20951,7 @@
           </w:tcPr>
           <w:p>
             <w:pPr>
+              <w:keepNext w:val="false"/>
               <w:spacing w:after="40" w:before="0"/>
               <w:jc w:val="left"/>
             </w:pPr>
@@ -20553,6 +20984,7 @@
           </w:tcPr>
           <w:p>
             <w:pPr>
+              <w:keepNext w:val="false"/>
               <w:spacing w:after="40" w:before="0"/>
               <w:jc w:val="left"/>
             </w:pPr>
@@ -20585,6 +21017,7 @@
           </w:tcPr>
           <w:p>
             <w:pPr>
+              <w:keepNext w:val="false"/>
               <w:spacing w:after="40" w:before="0"/>
               <w:jc w:val="left"/>
             </w:pPr>
@@ -20617,6 +21050,7 @@
           </w:tcPr>
           <w:p>
             <w:pPr>
+              <w:keepNext w:val="false"/>
               <w:spacing w:after="40" w:before="0"/>
               <w:jc w:val="left"/>
             </w:pPr>
@@ -20651,6 +21085,7 @@
           </w:tcPr>
           <w:p>
             <w:pPr>
+              <w:keepNext w:val="false"/>
               <w:spacing w:after="40" w:before="0"/>
               <w:jc w:val="left"/>
             </w:pPr>
@@ -20688,7 +21123,7 @@
             <w:pPr>
               <w:spacing w:after="20" w:before="0"/>
             </w:pPr>
-            <w:hyperlink w:history="1" r:id="rIdppb0irhusnm4m590cp_9v">
+            <w:hyperlink w:history="1" r:id="rIdldo51o8ghtothz8quj90a">
               <w:r>
                 <w:rPr>
                   <w:rFonts w:ascii="Arial" w:cs="Arial" w:eastAsia="Arial" w:hAnsi="Arial"/>
@@ -20721,7 +21156,7 @@
               <w:spacing w:after="10" w:before="0"/>
               <w:ind w:left="120"/>
             </w:pPr>
-            <w:hyperlink w:history="1" r:id="rIdfl5yyovx8ljtntskg_30o">
+            <w:hyperlink w:history="1" r:id="rIdeekx0dbxma6ldm_hemiho">
               <w:r>
                 <w:rPr>
                   <w:rFonts w:ascii="Arial" w:cs="Arial" w:eastAsia="Arial" w:hAnsi="Arial"/>
@@ -20766,7 +21201,7 @@
             <w:pPr>
               <w:spacing w:after="20" w:before="0"/>
             </w:pPr>
-            <w:hyperlink w:history="1" r:id="rIdc7p4winjnorrt-ibk9jy3">
+            <w:hyperlink w:history="1" r:id="rIdy2y_ah6tgekbr_7ruwvqb">
               <w:r>
                 <w:rPr>
                   <w:rFonts w:ascii="Arial" w:cs="Arial" w:eastAsia="Arial" w:hAnsi="Arial"/>
@@ -20799,7 +21234,7 @@
               <w:spacing w:after="10" w:before="0"/>
               <w:ind w:left="120"/>
             </w:pPr>
-            <w:hyperlink w:history="1" r:id="rIdndvwgok2x9loscwusiqjf">
+            <w:hyperlink w:history="1" r:id="rId1aap6drdoycx_gdrwj28m">
               <w:r>
                 <w:rPr>
                   <w:rFonts w:ascii="Arial" w:cs="Arial" w:eastAsia="Arial" w:hAnsi="Arial"/>
@@ -20827,6 +21262,7 @@
           </w:tcPr>
           <w:p>
             <w:pPr>
+              <w:keepNext w:val="false"/>
               <w:spacing w:after="40" w:before="0"/>
               <w:jc w:val="left"/>
             </w:pPr>
@@ -20859,6 +21295,7 @@
           </w:tcPr>
           <w:p>
             <w:pPr>
+              <w:keepNext w:val="false"/>
               <w:spacing w:after="40" w:before="0"/>
               <w:jc w:val="left"/>
             </w:pPr>
@@ -20891,6 +21328,7 @@
           </w:tcPr>
           <w:p>
             <w:pPr>
+              <w:keepNext w:val="false"/>
               <w:spacing w:after="40" w:before="0"/>
               <w:jc w:val="left"/>
             </w:pPr>
@@ -20923,6 +21361,7 @@
           </w:tcPr>
           <w:p>
             <w:pPr>
+              <w:keepNext w:val="false"/>
               <w:spacing w:after="40" w:before="0"/>
               <w:jc w:val="left"/>
             </w:pPr>
@@ -20957,6 +21396,7 @@
           </w:tcPr>
           <w:p>
             <w:pPr>
+              <w:keepNext w:val="false"/>
               <w:spacing w:after="40" w:before="0"/>
               <w:jc w:val="left"/>
             </w:pPr>
@@ -20994,7 +21434,7 @@
             <w:pPr>
               <w:spacing w:after="20" w:before="0"/>
             </w:pPr>
-            <w:hyperlink w:history="1" r:id="rIdyia0jeyhjam4swu-8tasu">
+            <w:hyperlink w:history="1" r:id="rIdf46ousqvrt7izdas9s2pk">
               <w:r>
                 <w:rPr>
                   <w:rFonts w:ascii="Arial" w:cs="Arial" w:eastAsia="Arial" w:hAnsi="Arial"/>
@@ -21027,7 +21467,7 @@
               <w:spacing w:after="10" w:before="0"/>
               <w:ind w:left="120"/>
             </w:pPr>
-            <w:hyperlink w:history="1" r:id="rIdzk-9_nwtrg_futbstfvlq">
+            <w:hyperlink w:history="1" r:id="rId5_acwad3kt4y0hutee7rv">
               <w:r>
                 <w:rPr>
                   <w:rFonts w:ascii="Arial" w:cs="Arial" w:eastAsia="Arial" w:hAnsi="Arial"/>
@@ -21072,7 +21512,7 @@
             <w:pPr>
               <w:spacing w:after="20" w:before="0"/>
             </w:pPr>
-            <w:hyperlink w:history="1" r:id="rIdynxidqx9qllzgrfne9r_f">
+            <w:hyperlink w:history="1" r:id="rIdvrkfrjtqnqwtert1wib1z">
               <w:r>
                 <w:rPr>
                   <w:rFonts w:ascii="Arial" w:cs="Arial" w:eastAsia="Arial" w:hAnsi="Arial"/>
@@ -21105,7 +21545,7 @@
               <w:spacing w:after="10" w:before="0"/>
               <w:ind w:left="120"/>
             </w:pPr>
-            <w:hyperlink w:history="1" r:id="rIdnnyh0lkvedly7xvi_oqit">
+            <w:hyperlink w:history="1" r:id="rId4sdrbod_d6jle-beeys8g">
               <w:r>
                 <w:rPr>
                   <w:rFonts w:ascii="Arial" w:cs="Arial" w:eastAsia="Arial" w:hAnsi="Arial"/>
@@ -21133,6 +21573,7 @@
           </w:tcPr>
           <w:p>
             <w:pPr>
+              <w:keepNext w:val="false"/>
               <w:spacing w:after="40" w:before="0"/>
               <w:jc w:val="left"/>
             </w:pPr>
@@ -21165,6 +21606,7 @@
           </w:tcPr>
           <w:p>
             <w:pPr>
+              <w:keepNext w:val="false"/>
               <w:spacing w:after="40" w:before="0"/>
               <w:jc w:val="left"/>
             </w:pPr>
@@ -21197,6 +21639,7 @@
           </w:tcPr>
           <w:p>
             <w:pPr>
+              <w:keepNext w:val="false"/>
               <w:spacing w:after="40" w:before="0"/>
               <w:jc w:val="left"/>
             </w:pPr>
@@ -21229,6 +21672,7 @@
           </w:tcPr>
           <w:p>
             <w:pPr>
+              <w:keepNext w:val="false"/>
               <w:spacing w:after="40" w:before="0"/>
               <w:jc w:val="left"/>
             </w:pPr>
@@ -21263,6 +21707,7 @@
           </w:tcPr>
           <w:p>
             <w:pPr>
+              <w:keepNext w:val="false"/>
               <w:spacing w:after="40" w:before="0"/>
               <w:jc w:val="left"/>
             </w:pPr>
@@ -21300,7 +21745,7 @@
             <w:pPr>
               <w:spacing w:after="20" w:before="0"/>
             </w:pPr>
-            <w:hyperlink w:history="1" r:id="rIdpgcdsad8-h8w_rpbnxehp">
+            <w:hyperlink w:history="1" r:id="rIdtb9xmroijtrswj0mcjim6">
               <w:r>
                 <w:rPr>
                   <w:rFonts w:ascii="Arial" w:cs="Arial" w:eastAsia="Arial" w:hAnsi="Arial"/>
@@ -21333,7 +21778,7 @@
               <w:spacing w:after="10" w:before="0"/>
               <w:ind w:left="120"/>
             </w:pPr>
-            <w:hyperlink w:history="1" r:id="rIdntr82jwurqhwdb8fgpcye">
+            <w:hyperlink w:history="1" r:id="rIdt2mebqj7ororyv_3oaxya">
               <w:r>
                 <w:rPr>
                   <w:rFonts w:ascii="Arial" w:cs="Arial" w:eastAsia="Arial" w:hAnsi="Arial"/>
@@ -21378,7 +21823,7 @@
             <w:pPr>
               <w:spacing w:after="20" w:before="0"/>
             </w:pPr>
-            <w:hyperlink w:history="1" r:id="rIdlsv1bkgjczrb1e3exor6s">
+            <w:hyperlink w:history="1" r:id="rId1u0dvq122uh9h9x80osk4">
               <w:r>
                 <w:rPr>
                   <w:rFonts w:ascii="Arial" w:cs="Arial" w:eastAsia="Arial" w:hAnsi="Arial"/>
@@ -21411,7 +21856,7 @@
               <w:spacing w:after="10" w:before="0"/>
               <w:ind w:left="120"/>
             </w:pPr>
-            <w:hyperlink w:history="1" r:id="rIdc2pp_uaaw1omwtahgzrzr">
+            <w:hyperlink w:history="1" r:id="rIdrtbo91ser4qrntlr5dquj">
               <w:r>
                 <w:rPr>
                   <w:rFonts w:ascii="Arial" w:cs="Arial" w:eastAsia="Arial" w:hAnsi="Arial"/>
@@ -21439,6 +21884,7 @@
           </w:tcPr>
           <w:p>
             <w:pPr>
+              <w:keepNext w:val="false"/>
               <w:spacing w:after="40" w:before="0"/>
               <w:jc w:val="left"/>
             </w:pPr>
@@ -21471,6 +21917,7 @@
           </w:tcPr>
           <w:p>
             <w:pPr>
+              <w:keepNext w:val="false"/>
               <w:spacing w:after="40" w:before="0"/>
               <w:jc w:val="left"/>
             </w:pPr>
@@ -21503,6 +21950,7 @@
           </w:tcPr>
           <w:p>
             <w:pPr>
+              <w:keepNext w:val="false"/>
               <w:spacing w:after="40" w:before="0"/>
               <w:jc w:val="left"/>
             </w:pPr>
@@ -21535,6 +21983,7 @@
           </w:tcPr>
           <w:p>
             <w:pPr>
+              <w:keepNext w:val="false"/>
               <w:spacing w:after="40" w:before="0"/>
               <w:jc w:val="left"/>
             </w:pPr>
@@ -21569,6 +22018,7 @@
           </w:tcPr>
           <w:p>
             <w:pPr>
+              <w:keepNext w:val="false"/>
               <w:spacing w:after="40" w:before="0"/>
               <w:jc w:val="left"/>
             </w:pPr>
@@ -21606,7 +22056,7 @@
             <w:pPr>
               <w:spacing w:after="20" w:before="0"/>
             </w:pPr>
-            <w:hyperlink w:history="1" r:id="rIdhq-0cklo3hzwuwgsaeae8">
+            <w:hyperlink w:history="1" r:id="rIdvhozqqqsrpxdn1__ugely">
               <w:r>
                 <w:rPr>
                   <w:rFonts w:ascii="Arial" w:cs="Arial" w:eastAsia="Arial" w:hAnsi="Arial"/>
@@ -21639,7 +22089,7 @@
               <w:spacing w:after="10" w:before="0"/>
               <w:ind w:left="120"/>
             </w:pPr>
-            <w:hyperlink w:history="1" r:id="rId4bhpmalj2zzcdmebpc1qr">
+            <w:hyperlink w:history="1" r:id="rIdupirmkwhnyibnyjicqxvn">
               <w:r>
                 <w:rPr>
                   <w:rFonts w:ascii="Arial" w:cs="Arial" w:eastAsia="Arial" w:hAnsi="Arial"/>
@@ -21684,7 +22134,7 @@
             <w:pPr>
               <w:spacing w:after="20" w:before="0"/>
             </w:pPr>
-            <w:hyperlink w:history="1" r:id="rId0nzhj1zrfeu_45kh9nmyr">
+            <w:hyperlink w:history="1" r:id="rIdr_ww-n6g4idw91qymu4e2">
               <w:r>
                 <w:rPr>
                   <w:rFonts w:ascii="Arial" w:cs="Arial" w:eastAsia="Arial" w:hAnsi="Arial"/>
@@ -21717,7 +22167,7 @@
               <w:spacing w:after="10" w:before="0"/>
               <w:ind w:left="120"/>
             </w:pPr>
-            <w:hyperlink w:history="1" r:id="rIdye6hre-9f7d6rnbjzmsa_">
+            <w:hyperlink w:history="1" r:id="rIdppzijty2328elxa3x3n_h">
               <w:r>
                 <w:rPr>
                   <w:rFonts w:ascii="Arial" w:cs="Arial" w:eastAsia="Arial" w:hAnsi="Arial"/>
@@ -21745,6 +22195,7 @@
           </w:tcPr>
           <w:p>
             <w:pPr>
+              <w:keepNext w:val="false"/>
               <w:spacing w:after="40" w:before="0"/>
               <w:jc w:val="left"/>
             </w:pPr>
@@ -21777,6 +22228,7 @@
           </w:tcPr>
           <w:p>
             <w:pPr>
+              <w:keepNext w:val="false"/>
               <w:spacing w:after="40" w:before="0"/>
               <w:jc w:val="left"/>
             </w:pPr>
@@ -21809,6 +22261,7 @@
           </w:tcPr>
           <w:p>
             <w:pPr>
+              <w:keepNext w:val="false"/>
               <w:spacing w:after="40" w:before="0"/>
               <w:jc w:val="left"/>
             </w:pPr>
@@ -21841,6 +22294,7 @@
           </w:tcPr>
           <w:p>
             <w:pPr>
+              <w:keepNext w:val="false"/>
               <w:spacing w:after="40" w:before="0"/>
               <w:jc w:val="left"/>
             </w:pPr>
@@ -21875,6 +22329,7 @@
           </w:tcPr>
           <w:p>
             <w:pPr>
+              <w:keepNext w:val="false"/>
               <w:spacing w:after="40" w:before="0"/>
               <w:jc w:val="left"/>
             </w:pPr>
@@ -21912,7 +22367,7 @@
             <w:pPr>
               <w:spacing w:after="20" w:before="0"/>
             </w:pPr>
-            <w:hyperlink w:history="1" r:id="rIdk2xofsppcdu8esmkcstw_">
+            <w:hyperlink w:history="1" r:id="rIdvwt9czycguzpy1phfnckw">
               <w:r>
                 <w:rPr>
                   <w:rFonts w:ascii="Arial" w:cs="Arial" w:eastAsia="Arial" w:hAnsi="Arial"/>
@@ -21945,7 +22400,7 @@
               <w:spacing w:after="10" w:before="0"/>
               <w:ind w:left="120"/>
             </w:pPr>
-            <w:hyperlink w:history="1" r:id="rIdul9pxc3odnpiul0qangft">
+            <w:hyperlink w:history="1" r:id="rId-i5tfgob8cxoqzaj5ojha">
               <w:r>
                 <w:rPr>
                   <w:rFonts w:ascii="Arial" w:cs="Arial" w:eastAsia="Arial" w:hAnsi="Arial"/>
@@ -21990,7 +22445,7 @@
             <w:pPr>
               <w:spacing w:after="20" w:before="0"/>
             </w:pPr>
-            <w:hyperlink w:history="1" r:id="rIdtyt8u5xinvrjww2hwiy-l">
+            <w:hyperlink w:history="1" r:id="rIdge70ep4yunrnnn4xdslfq">
               <w:r>
                 <w:rPr>
                   <w:rFonts w:ascii="Arial" w:cs="Arial" w:eastAsia="Arial" w:hAnsi="Arial"/>
@@ -22039,7 +22494,7 @@
               <w:spacing w:after="10" w:before="0"/>
               <w:ind w:left="120"/>
             </w:pPr>
-            <w:hyperlink w:history="1" r:id="rIdsv5ce6h2wehrfangsthif">
+            <w:hyperlink w:history="1" r:id="rIdapm8ac8nstrsiwtfuxg35">
               <w:r>
                 <w:rPr>
                   <w:rFonts w:ascii="Arial" w:cs="Arial" w:eastAsia="Arial" w:hAnsi="Arial"/>
@@ -22067,6 +22522,7 @@
           </w:tcPr>
           <w:p>
             <w:pPr>
+              <w:keepNext w:val="false"/>
               <w:spacing w:after="40" w:before="0"/>
               <w:jc w:val="left"/>
             </w:pPr>
@@ -22099,6 +22555,7 @@
           </w:tcPr>
           <w:p>
             <w:pPr>
+              <w:keepNext w:val="false"/>
               <w:spacing w:after="40" w:before="0"/>
               <w:jc w:val="left"/>
             </w:pPr>
@@ -22131,6 +22588,7 @@
           </w:tcPr>
           <w:p>
             <w:pPr>
+              <w:keepNext w:val="false"/>
               <w:spacing w:after="40" w:before="0"/>
               <w:jc w:val="left"/>
             </w:pPr>
@@ -22163,6 +22621,7 @@
           </w:tcPr>
           <w:p>
             <w:pPr>
+              <w:keepNext w:val="false"/>
               <w:spacing w:after="40" w:before="0"/>
               <w:jc w:val="left"/>
             </w:pPr>
@@ -22222,6 +22681,7 @@
           </w:tcPr>
           <w:p>
             <w:pPr>
+              <w:keepNext w:val="false"/>
               <w:spacing w:after="40" w:before="0"/>
               <w:jc w:val="center"/>
             </w:pPr>
@@ -22256,6 +22716,7 @@
           </w:tcPr>
           <w:p>
             <w:pPr>
+              <w:keepNext w:val="false"/>
               <w:spacing w:after="40" w:before="0"/>
               <w:jc w:val="left"/>
             </w:pPr>
@@ -22317,6 +22778,7 @@
           </w:tcPr>
           <w:p>
             <w:pPr>
+              <w:keepNext w:val="false"/>
               <w:spacing w:after="40" w:before="0"/>
               <w:jc w:val="center"/>
             </w:pPr>
@@ -22351,6 +22813,7 @@
           </w:tcPr>
           <w:p>
             <w:pPr>
+              <w:keepNext w:val="false"/>
               <w:spacing w:after="40" w:before="0"/>
               <w:jc w:val="left"/>
             </w:pPr>
@@ -22383,6 +22846,7 @@
           </w:tcPr>
           <w:p>
             <w:pPr>
+              <w:keepNext w:val="false"/>
               <w:spacing w:after="40" w:before="0"/>
               <w:jc w:val="left"/>
             </w:pPr>
@@ -22417,6 +22881,7 @@
           </w:tcPr>
           <w:p>
             <w:pPr>
+              <w:keepNext w:val="false"/>
               <w:spacing w:after="40" w:before="0"/>
               <w:jc w:val="left"/>
             </w:pPr>
@@ -22449,6 +22914,7 @@
           </w:tcPr>
           <w:p>
             <w:pPr>
+              <w:keepNext w:val="false"/>
               <w:spacing w:after="40" w:before="0"/>
               <w:jc w:val="left"/>
             </w:pPr>
@@ -22483,6 +22949,7 @@
           </w:tcPr>
           <w:p>
             <w:pPr>
+              <w:keepNext w:val="false"/>
               <w:spacing w:after="40" w:before="0"/>
               <w:jc w:val="left"/>
             </w:pPr>
@@ -22515,6 +22982,7 @@
           </w:tcPr>
           <w:p>
             <w:pPr>
+              <w:keepNext w:val="false"/>
               <w:spacing w:after="40" w:before="0"/>
               <w:jc w:val="left"/>
             </w:pPr>
@@ -22551,7 +23019,7 @@
         </w:rPr>
         <w:t xml:space="preserve">© 2026 SeaVuria and ARES. Aligned with KICD objectives. Developed by SeaVuria; technical implementation by ARES (with AI assistance from Claude). Licensed under </w:t>
       </w:r>
-      <w:hyperlink w:history="1" r:id="rIdamf4yqe2lthzem9pin_ps">
+      <w:hyperlink w:history="1" r:id="rIdp6wseh8ejgplsczpwi0pk">
         <w:r>
           <w:rPr>
             <w:rFonts w:ascii="Arial" w:cs="Arial" w:eastAsia="Arial" w:hAnsi="Arial"/>
@@ -22572,7 +23040,7 @@
         </w:rPr>
         <w:t xml:space="preserve"> (</w:t>
       </w:r>
-      <w:hyperlink w:history="1" r:id="rId1x18t2ggkemnw77c4ynr0">
+      <w:hyperlink w:history="1" r:id="rIdqxbk-kfcgmfmmw2phsjo9">
         <w:r>
           <w:rPr>
             <w:rFonts w:ascii="Arial" w:cs="Arial" w:eastAsia="Arial" w:hAnsi="Arial"/>
@@ -22632,6 +23100,7 @@
           </w:tcPr>
           <w:p>
             <w:pPr>
+              <w:keepNext w:val="false"/>
               <w:spacing w:after="40" w:before="0"/>
               <w:jc w:val="center"/>
             </w:pPr>
@@ -22667,6 +23136,7 @@
           </w:tcPr>
           <w:p>
             <w:pPr>
+              <w:keepNext w:val="false"/>
               <w:spacing w:after="40" w:before="0"/>
               <w:jc w:val="center"/>
             </w:pPr>
@@ -22701,6 +23171,7 @@
           </w:tcPr>
           <w:p>
             <w:pPr>
+              <w:keepNext w:val="false"/>
               <w:spacing w:after="40" w:before="0"/>
               <w:jc w:val="left"/>
             </w:pPr>
@@ -22733,6 +23204,7 @@
           </w:tcPr>
           <w:p>
             <w:pPr>
+              <w:keepNext w:val="false"/>
               <w:spacing w:after="40" w:before="0"/>
               <w:jc w:val="left"/>
             </w:pPr>
@@ -22767,6 +23239,7 @@
           </w:tcPr>
           <w:p>
             <w:pPr>
+              <w:keepNext w:val="false"/>
               <w:spacing w:after="40" w:before="0"/>
               <w:jc w:val="left"/>
             </w:pPr>
@@ -22799,6 +23272,7 @@
           </w:tcPr>
           <w:p>
             <w:pPr>
+              <w:keepNext w:val="false"/>
               <w:spacing w:after="40" w:before="0"/>
               <w:jc w:val="left"/>
             </w:pPr>
@@ -22833,6 +23307,7 @@
           </w:tcPr>
           <w:p>
             <w:pPr>
+              <w:keepNext w:val="false"/>
               <w:spacing w:after="40" w:before="0"/>
               <w:jc w:val="left"/>
             </w:pPr>
@@ -22865,6 +23340,7 @@
           </w:tcPr>
           <w:p>
             <w:pPr>
+              <w:keepNext w:val="false"/>
               <w:spacing w:after="40" w:before="0"/>
               <w:jc w:val="left"/>
             </w:pPr>
@@ -22899,6 +23375,7 @@
           </w:tcPr>
           <w:p>
             <w:pPr>
+              <w:keepNext w:val="false"/>
               <w:spacing w:after="40" w:before="0"/>
               <w:jc w:val="left"/>
             </w:pPr>
@@ -22931,6 +23408,7 @@
           </w:tcPr>
           <w:p>
             <w:pPr>
+              <w:keepNext w:val="false"/>
               <w:spacing w:after="40" w:before="0"/>
               <w:jc w:val="left"/>
             </w:pPr>
@@ -22965,6 +23443,7 @@
           </w:tcPr>
           <w:p>
             <w:pPr>
+              <w:keepNext w:val="false"/>
               <w:spacing w:after="40" w:before="0"/>
               <w:jc w:val="left"/>
             </w:pPr>
@@ -22997,6 +23476,7 @@
           </w:tcPr>
           <w:p>
             <w:pPr>
+              <w:keepNext w:val="false"/>
               <w:spacing w:after="40" w:before="0"/>
               <w:jc w:val="left"/>
             </w:pPr>
@@ -23031,6 +23511,7 @@
           </w:tcPr>
           <w:p>
             <w:pPr>
+              <w:keepNext w:val="false"/>
               <w:spacing w:after="40" w:before="0"/>
               <w:jc w:val="left"/>
             </w:pPr>
@@ -23063,6 +23544,7 @@
           </w:tcPr>
           <w:p>
             <w:pPr>
+              <w:keepNext w:val="false"/>
               <w:spacing w:after="40" w:before="0"/>
               <w:jc w:val="left"/>
             </w:pPr>
@@ -23097,6 +23579,7 @@
           </w:tcPr>
           <w:p>
             <w:pPr>
+              <w:keepNext w:val="false"/>
               <w:spacing w:after="40" w:before="0"/>
               <w:jc w:val="left"/>
             </w:pPr>
@@ -23129,6 +23612,7 @@
           </w:tcPr>
           <w:p>
             <w:pPr>
+              <w:keepNext w:val="false"/>
               <w:spacing w:after="40" w:before="0"/>
               <w:jc w:val="left"/>
             </w:pPr>
@@ -23163,6 +23647,7 @@
           </w:tcPr>
           <w:p>
             <w:pPr>
+              <w:keepNext w:val="false"/>
               <w:spacing w:after="40" w:before="0"/>
               <w:jc w:val="left"/>
             </w:pPr>
@@ -23195,6 +23680,7 @@
           </w:tcPr>
           <w:p>
             <w:pPr>
+              <w:keepNext w:val="false"/>
               <w:spacing w:after="40" w:before="0"/>
               <w:jc w:val="left"/>
             </w:pPr>
@@ -23254,6 +23740,7 @@
           </w:tcPr>
           <w:p>
             <w:pPr>
+              <w:keepNext w:val="false"/>
               <w:spacing w:after="40" w:before="0"/>
               <w:jc w:val="center"/>
             </w:pPr>
@@ -23288,6 +23775,7 @@
           </w:tcPr>
           <w:p>
             <w:pPr>
+              <w:keepNext w:val="false"/>
               <w:spacing w:after="40" w:before="0"/>
               <w:jc w:val="left"/>
             </w:pPr>
@@ -23352,6 +23840,7 @@
           </w:tcPr>
           <w:p>
             <w:pPr>
+              <w:keepNext w:val="false"/>
               <w:spacing w:after="40" w:before="0"/>
               <w:jc w:val="center"/>
             </w:pPr>
@@ -23386,6 +23875,7 @@
           </w:tcPr>
           <w:p>
             <w:pPr>
+              <w:keepNext w:val="false"/>
               <w:spacing w:after="40" w:before="0"/>
               <w:jc w:val="left"/>
             </w:pPr>
@@ -23418,6 +23908,7 @@
           </w:tcPr>
           <w:p>
             <w:pPr>
+              <w:keepNext w:val="false"/>
               <w:spacing w:after="40" w:before="0"/>
               <w:jc w:val="left"/>
             </w:pPr>
@@ -23450,6 +23941,7 @@
           </w:tcPr>
           <w:p>
             <w:pPr>
+              <w:keepNext w:val="false"/>
               <w:spacing w:after="40" w:before="0"/>
               <w:jc w:val="left"/>
             </w:pPr>
@@ -23482,6 +23974,7 @@
           </w:tcPr>
           <w:p>
             <w:pPr>
+              <w:keepNext w:val="false"/>
               <w:spacing w:after="40" w:before="0"/>
               <w:jc w:val="left"/>
             </w:pPr>
@@ -23514,6 +24007,7 @@
           </w:tcPr>
           <w:p>
             <w:pPr>
+              <w:keepNext w:val="false"/>
               <w:spacing w:after="40" w:before="0"/>
               <w:jc w:val="left"/>
             </w:pPr>
@@ -23548,6 +24042,7 @@
           </w:tcPr>
           <w:p>
             <w:pPr>
+              <w:keepNext w:val="false"/>
               <w:spacing w:after="40" w:before="0"/>
               <w:jc w:val="left"/>
             </w:pPr>
@@ -23585,7 +24080,7 @@
             <w:pPr>
               <w:spacing w:after="20" w:before="0"/>
             </w:pPr>
-            <w:hyperlink w:history="1" r:id="rIdfshmpexh1o19tfxzq8l47">
+            <w:hyperlink w:history="1" r:id="rIdwphqv7tqckj2eahc8yqxw">
               <w:r>
                 <w:rPr>
                   <w:rFonts w:ascii="Arial" w:cs="Arial" w:eastAsia="Arial" w:hAnsi="Arial"/>
@@ -23618,7 +24113,7 @@
               <w:spacing w:after="10" w:before="0"/>
               <w:ind w:left="120"/>
             </w:pPr>
-            <w:hyperlink w:history="1" r:id="rIdvrp315uc8nybdaxigfbih">
+            <w:hyperlink w:history="1" r:id="rIdqtrs6wgencau9xmi30k-_">
               <w:r>
                 <w:rPr>
                   <w:rFonts w:ascii="Arial" w:cs="Arial" w:eastAsia="Arial" w:hAnsi="Arial"/>
@@ -23663,7 +24158,7 @@
             <w:pPr>
               <w:spacing w:after="20" w:before="0"/>
             </w:pPr>
-            <w:hyperlink w:history="1" r:id="rIdmxkcupvmmfsns5mlpm22k">
+            <w:hyperlink w:history="1" r:id="rIdick4wmgnsv_s4dxmocndi">
               <w:r>
                 <w:rPr>
                   <w:rFonts w:ascii="Arial" w:cs="Arial" w:eastAsia="Arial" w:hAnsi="Arial"/>
@@ -23696,7 +24191,7 @@
               <w:spacing w:after="10" w:before="0"/>
               <w:ind w:left="120"/>
             </w:pPr>
-            <w:hyperlink w:history="1" r:id="rIdtkzkxaoiccbyu7jarqal5">
+            <w:hyperlink w:history="1" r:id="rIdf-ynschpxhhc2asfs7ez6">
               <w:r>
                 <w:rPr>
                   <w:rFonts w:ascii="Arial" w:cs="Arial" w:eastAsia="Arial" w:hAnsi="Arial"/>
@@ -23724,6 +24219,7 @@
           </w:tcPr>
           <w:p>
             <w:pPr>
+              <w:keepNext w:val="false"/>
               <w:spacing w:after="40" w:before="0"/>
               <w:jc w:val="left"/>
             </w:pPr>
@@ -23756,6 +24252,7 @@
           </w:tcPr>
           <w:p>
             <w:pPr>
+              <w:keepNext w:val="false"/>
               <w:spacing w:after="40" w:before="0"/>
               <w:jc w:val="left"/>
             </w:pPr>
@@ -23788,6 +24285,7 @@
           </w:tcPr>
           <w:p>
             <w:pPr>
+              <w:keepNext w:val="false"/>
               <w:spacing w:after="40" w:before="0"/>
               <w:jc w:val="left"/>
             </w:pPr>
@@ -23820,6 +24318,7 @@
           </w:tcPr>
           <w:p>
             <w:pPr>
+              <w:keepNext w:val="false"/>
               <w:spacing w:after="40" w:before="0"/>
               <w:jc w:val="left"/>
             </w:pPr>
@@ -23854,6 +24353,7 @@
           </w:tcPr>
           <w:p>
             <w:pPr>
+              <w:keepNext w:val="false"/>
               <w:spacing w:after="40" w:before="0"/>
               <w:jc w:val="left"/>
             </w:pPr>
@@ -23891,7 +24391,7 @@
             <w:pPr>
               <w:spacing w:after="20" w:before="0"/>
             </w:pPr>
-            <w:hyperlink w:history="1" r:id="rIdaeta_vyyrjdzh6mecdeid">
+            <w:hyperlink w:history="1" r:id="rIdxve08tncyduvwwzhxq7wc">
               <w:r>
                 <w:rPr>
                   <w:rFonts w:ascii="Arial" w:cs="Arial" w:eastAsia="Arial" w:hAnsi="Arial"/>
@@ -23924,7 +24424,7 @@
               <w:spacing w:after="10" w:before="0"/>
               <w:ind w:left="120"/>
             </w:pPr>
-            <w:hyperlink w:history="1" r:id="rIdnwbof3tubmc756jrkwrme">
+            <w:hyperlink w:history="1" r:id="rIdr81_b4sfu3bywuy_j-twz">
               <w:r>
                 <w:rPr>
                   <w:rFonts w:ascii="Arial" w:cs="Arial" w:eastAsia="Arial" w:hAnsi="Arial"/>
@@ -23969,7 +24469,7 @@
             <w:pPr>
               <w:spacing w:after="20" w:before="0"/>
             </w:pPr>
-            <w:hyperlink w:history="1" r:id="rIdiudikrrh-xrnlzz7hmxfh">
+            <w:hyperlink w:history="1" r:id="rIdjdbxlevwix-dr8z07dv9s">
               <w:r>
                 <w:rPr>
                   <w:rFonts w:ascii="Arial" w:cs="Arial" w:eastAsia="Arial" w:hAnsi="Arial"/>
@@ -24002,7 +24502,7 @@
               <w:spacing w:after="10" w:before="0"/>
               <w:ind w:left="120"/>
             </w:pPr>
-            <w:hyperlink w:history="1" r:id="rIdaqkicl4gujpfp13lku1tg">
+            <w:hyperlink w:history="1" r:id="rIdux4vmoe9ucl7upyn_ntij">
               <w:r>
                 <w:rPr>
                   <w:rFonts w:ascii="Arial" w:cs="Arial" w:eastAsia="Arial" w:hAnsi="Arial"/>
@@ -24030,6 +24530,7 @@
           </w:tcPr>
           <w:p>
             <w:pPr>
+              <w:keepNext w:val="false"/>
               <w:spacing w:after="40" w:before="0"/>
               <w:jc w:val="left"/>
             </w:pPr>
@@ -24062,6 +24563,7 @@
           </w:tcPr>
           <w:p>
             <w:pPr>
+              <w:keepNext w:val="false"/>
               <w:spacing w:after="40" w:before="0"/>
               <w:jc w:val="left"/>
             </w:pPr>
@@ -24094,6 +24596,7 @@
           </w:tcPr>
           <w:p>
             <w:pPr>
+              <w:keepNext w:val="false"/>
               <w:spacing w:after="40" w:before="0"/>
               <w:jc w:val="left"/>
             </w:pPr>
@@ -24126,6 +24629,7 @@
           </w:tcPr>
           <w:p>
             <w:pPr>
+              <w:keepNext w:val="false"/>
               <w:spacing w:after="40" w:before="0"/>
               <w:jc w:val="left"/>
             </w:pPr>
@@ -24160,6 +24664,7 @@
           </w:tcPr>
           <w:p>
             <w:pPr>
+              <w:keepNext w:val="false"/>
               <w:spacing w:after="40" w:before="0"/>
               <w:jc w:val="left"/>
             </w:pPr>
@@ -24197,7 +24702,7 @@
             <w:pPr>
               <w:spacing w:after="20" w:before="0"/>
             </w:pPr>
-            <w:hyperlink w:history="1" r:id="rIdktba9nx687yx2papzgo61">
+            <w:hyperlink w:history="1" r:id="rIdvt2cfppdoy-cfc-tohiqk">
               <w:r>
                 <w:rPr>
                   <w:rFonts w:ascii="Arial" w:cs="Arial" w:eastAsia="Arial" w:hAnsi="Arial"/>
@@ -24246,7 +24751,7 @@
               <w:spacing w:after="10" w:before="0"/>
               <w:ind w:left="120"/>
             </w:pPr>
-            <w:hyperlink w:history="1" r:id="rIdngsiz9ygvly5vlcdcskii">
+            <w:hyperlink w:history="1" r:id="rIdyiu3ths3yo4wshmupqvoe">
               <w:r>
                 <w:rPr>
                   <w:rFonts w:ascii="Arial" w:cs="Arial" w:eastAsia="Arial" w:hAnsi="Arial"/>
@@ -24291,7 +24796,7 @@
             <w:pPr>
               <w:spacing w:after="20" w:before="0"/>
             </w:pPr>
-            <w:hyperlink w:history="1" r:id="rId5jh1kfd5dl5euajmxul10">
+            <w:hyperlink w:history="1" r:id="rId8dhhtoxkj-jupswqj_bsw">
               <w:r>
                 <w:rPr>
                   <w:rFonts w:ascii="Arial" w:cs="Arial" w:eastAsia="Arial" w:hAnsi="Arial"/>
@@ -24340,7 +24845,7 @@
               <w:spacing w:after="10" w:before="0"/>
               <w:ind w:left="120"/>
             </w:pPr>
-            <w:hyperlink w:history="1" r:id="rIdsxubc7h0ej2zjdooufslr">
+            <w:hyperlink w:history="1" r:id="rIdny6m0le3vui8crc4ynwz5">
               <w:r>
                 <w:rPr>
                   <w:rFonts w:ascii="Arial" w:cs="Arial" w:eastAsia="Arial" w:hAnsi="Arial"/>
@@ -24368,6 +24873,7 @@
           </w:tcPr>
           <w:p>
             <w:pPr>
+              <w:keepNext w:val="false"/>
               <w:spacing w:after="40" w:before="0"/>
               <w:jc w:val="left"/>
             </w:pPr>
@@ -24400,6 +24906,7 @@
           </w:tcPr>
           <w:p>
             <w:pPr>
+              <w:keepNext w:val="false"/>
               <w:spacing w:after="40" w:before="0"/>
               <w:jc w:val="left"/>
             </w:pPr>
@@ -24432,6 +24939,7 @@
           </w:tcPr>
           <w:p>
             <w:pPr>
+              <w:keepNext w:val="false"/>
               <w:spacing w:after="40" w:before="0"/>
               <w:jc w:val="left"/>
             </w:pPr>
@@ -24464,6 +24972,7 @@
           </w:tcPr>
           <w:p>
             <w:pPr>
+              <w:keepNext w:val="false"/>
               <w:spacing w:after="40" w:before="0"/>
               <w:jc w:val="left"/>
             </w:pPr>
@@ -24498,6 +25007,7 @@
           </w:tcPr>
           <w:p>
             <w:pPr>
+              <w:keepNext w:val="false"/>
               <w:spacing w:after="40" w:before="0"/>
               <w:jc w:val="left"/>
             </w:pPr>
@@ -24535,7 +25045,7 @@
             <w:pPr>
               <w:spacing w:after="20" w:before="0"/>
             </w:pPr>
-            <w:hyperlink w:history="1" r:id="rIdyblal4di5o_ad7kgiuivy">
+            <w:hyperlink w:history="1" r:id="rIdw_0eoilbww9rpqcfaeexp">
               <w:r>
                 <w:rPr>
                   <w:rFonts w:ascii="Arial" w:cs="Arial" w:eastAsia="Arial" w:hAnsi="Arial"/>
@@ -24584,7 +25094,7 @@
               <w:spacing w:after="10" w:before="0"/>
               <w:ind w:left="120"/>
             </w:pPr>
-            <w:hyperlink w:history="1" r:id="rId-p8ekgd9xi89md4u2pbro">
+            <w:hyperlink w:history="1" r:id="rIdd1gln3emjgc2u2ragd37m">
               <w:r>
                 <w:rPr>
                   <w:rFonts w:ascii="Arial" w:cs="Arial" w:eastAsia="Arial" w:hAnsi="Arial"/>
@@ -24629,7 +25139,7 @@
             <w:pPr>
               <w:spacing w:after="20" w:before="0"/>
             </w:pPr>
-            <w:hyperlink w:history="1" r:id="rIdaud53hh1pipijtvrftv4-">
+            <w:hyperlink w:history="1" r:id="rIdpd6djogr0njzegsifnuax">
               <w:r>
                 <w:rPr>
                   <w:rFonts w:ascii="Arial" w:cs="Arial" w:eastAsia="Arial" w:hAnsi="Arial"/>
@@ -24678,7 +25188,7 @@
               <w:spacing w:after="10" w:before="0"/>
               <w:ind w:left="120"/>
             </w:pPr>
-            <w:hyperlink w:history="1" r:id="rIdxjftlodjg_fugavyocty7">
+            <w:hyperlink w:history="1" r:id="rIdf-s9rxaf86vcjjxoyiqf3">
               <w:r>
                 <w:rPr>
                   <w:rFonts w:ascii="Arial" w:cs="Arial" w:eastAsia="Arial" w:hAnsi="Arial"/>
@@ -24706,6 +25216,7 @@
           </w:tcPr>
           <w:p>
             <w:pPr>
+              <w:keepNext w:val="false"/>
               <w:spacing w:after="40" w:before="0"/>
               <w:jc w:val="left"/>
             </w:pPr>
@@ -24738,6 +25249,7 @@
           </w:tcPr>
           <w:p>
             <w:pPr>
+              <w:keepNext w:val="false"/>
               <w:spacing w:after="40" w:before="0"/>
               <w:jc w:val="left"/>
             </w:pPr>
@@ -24770,6 +25282,7 @@
           </w:tcPr>
           <w:p>
             <w:pPr>
+              <w:keepNext w:val="false"/>
               <w:spacing w:after="40" w:before="0"/>
               <w:jc w:val="left"/>
             </w:pPr>
@@ -24802,6 +25315,7 @@
           </w:tcPr>
           <w:p>
             <w:pPr>
+              <w:keepNext w:val="false"/>
               <w:spacing w:after="40" w:before="0"/>
               <w:jc w:val="left"/>
             </w:pPr>
@@ -24836,6 +25350,7 @@
           </w:tcPr>
           <w:p>
             <w:pPr>
+              <w:keepNext w:val="false"/>
               <w:spacing w:after="40" w:before="0"/>
               <w:jc w:val="left"/>
             </w:pPr>
@@ -24873,7 +25388,7 @@
             <w:pPr>
               <w:spacing w:after="20" w:before="0"/>
             </w:pPr>
-            <w:hyperlink w:history="1" r:id="rId9heh2bp0_f5zvava0rtst">
+            <w:hyperlink w:history="1" r:id="rIdawvod0x_forspmo-peepb">
               <w:r>
                 <w:rPr>
                   <w:rFonts w:ascii="Arial" w:cs="Arial" w:eastAsia="Arial" w:hAnsi="Arial"/>
@@ -24922,7 +25437,7 @@
               <w:spacing w:after="10" w:before="0"/>
               <w:ind w:left="120"/>
             </w:pPr>
-            <w:hyperlink w:history="1" r:id="rIdgvdo8_wpecyxvouk64dgf">
+            <w:hyperlink w:history="1" r:id="rIdpeqltksl7hewiila9h-m9">
               <w:r>
                 <w:rPr>
                   <w:rFonts w:ascii="Arial" w:cs="Arial" w:eastAsia="Arial" w:hAnsi="Arial"/>
@@ -24967,7 +25482,7 @@
             <w:pPr>
               <w:spacing w:after="20" w:before="0"/>
             </w:pPr>
-            <w:hyperlink w:history="1" r:id="rIdhc6ogqmame78jdzcklpau">
+            <w:hyperlink w:history="1" r:id="rIdbi32v2ukgmhnzq4st7spt">
               <w:r>
                 <w:rPr>
                   <w:rFonts w:ascii="Arial" w:cs="Arial" w:eastAsia="Arial" w:hAnsi="Arial"/>
@@ -25016,7 +25531,7 @@
               <w:spacing w:after="10" w:before="0"/>
               <w:ind w:left="120"/>
             </w:pPr>
-            <w:hyperlink w:history="1" r:id="rIdolbvq3ojbn6lbsi3z7uy6">
+            <w:hyperlink w:history="1" r:id="rId7xf8hw6d0rgibahiuhw8d">
               <w:r>
                 <w:rPr>
                   <w:rFonts w:ascii="Arial" w:cs="Arial" w:eastAsia="Arial" w:hAnsi="Arial"/>
@@ -25044,6 +25559,7 @@
           </w:tcPr>
           <w:p>
             <w:pPr>
+              <w:keepNext w:val="false"/>
               <w:spacing w:after="40" w:before="0"/>
               <w:jc w:val="left"/>
             </w:pPr>
@@ -25076,6 +25592,7 @@
           </w:tcPr>
           <w:p>
             <w:pPr>
+              <w:keepNext w:val="false"/>
               <w:spacing w:after="40" w:before="0"/>
               <w:jc w:val="left"/>
             </w:pPr>
@@ -25108,6 +25625,7 @@
           </w:tcPr>
           <w:p>
             <w:pPr>
+              <w:keepNext w:val="false"/>
               <w:spacing w:after="40" w:before="0"/>
               <w:jc w:val="left"/>
             </w:pPr>
@@ -25140,6 +25658,7 @@
           </w:tcPr>
           <w:p>
             <w:pPr>
+              <w:keepNext w:val="false"/>
               <w:spacing w:after="40" w:before="0"/>
               <w:jc w:val="left"/>
             </w:pPr>
@@ -25199,6 +25718,7 @@
           </w:tcPr>
           <w:p>
             <w:pPr>
+              <w:keepNext w:val="false"/>
               <w:spacing w:after="40" w:before="0"/>
               <w:jc w:val="center"/>
             </w:pPr>
@@ -25233,6 +25753,7 @@
           </w:tcPr>
           <w:p>
             <w:pPr>
+              <w:keepNext w:val="false"/>
               <w:spacing w:after="40" w:before="0"/>
               <w:jc w:val="left"/>
             </w:pPr>
@@ -25294,6 +25815,7 @@
           </w:tcPr>
           <w:p>
             <w:pPr>
+              <w:keepNext w:val="false"/>
               <w:spacing w:after="40" w:before="0"/>
               <w:jc w:val="center"/>
             </w:pPr>
@@ -25328,6 +25850,7 @@
           </w:tcPr>
           <w:p>
             <w:pPr>
+              <w:keepNext w:val="false"/>
               <w:spacing w:after="40" w:before="0"/>
               <w:jc w:val="left"/>
             </w:pPr>
@@ -25360,6 +25883,7 @@
           </w:tcPr>
           <w:p>
             <w:pPr>
+              <w:keepNext w:val="false"/>
               <w:spacing w:after="40" w:before="0"/>
               <w:jc w:val="left"/>
             </w:pPr>
@@ -25394,6 +25918,7 @@
           </w:tcPr>
           <w:p>
             <w:pPr>
+              <w:keepNext w:val="false"/>
               <w:spacing w:after="40" w:before="0"/>
               <w:jc w:val="left"/>
             </w:pPr>
@@ -25426,6 +25951,7 @@
           </w:tcPr>
           <w:p>
             <w:pPr>
+              <w:keepNext w:val="false"/>
               <w:spacing w:after="40" w:before="0"/>
               <w:jc w:val="left"/>
             </w:pPr>
@@ -25460,6 +25986,7 @@
           </w:tcPr>
           <w:p>
             <w:pPr>
+              <w:keepNext w:val="false"/>
               <w:spacing w:after="40" w:before="0"/>
               <w:jc w:val="left"/>
             </w:pPr>
@@ -25492,6 +26019,7 @@
           </w:tcPr>
           <w:p>
             <w:pPr>
+              <w:keepNext w:val="false"/>
               <w:spacing w:after="40" w:before="0"/>
               <w:jc w:val="left"/>
             </w:pPr>
@@ -25528,7 +26056,7 @@
         </w:rPr>
         <w:t xml:space="preserve">© 2026 SeaVuria and ARES. Aligned with KICD objectives. Developed by SeaVuria; technical implementation by ARES (with AI assistance from Claude). Licensed under </w:t>
       </w:r>
-      <w:hyperlink w:history="1" r:id="rIdjby-0kf1ymwsfkbv978kr">
+      <w:hyperlink w:history="1" r:id="rIdnzqohlzzxfyam6zfjfnbe">
         <w:r>
           <w:rPr>
             <w:rFonts w:ascii="Arial" w:cs="Arial" w:eastAsia="Arial" w:hAnsi="Arial"/>
@@ -25549,7 +26077,7 @@
         </w:rPr>
         <w:t xml:space="preserve"> (</w:t>
       </w:r>
-      <w:hyperlink w:history="1" r:id="rIdie2svkzahxzw4wfgch9pe">
+      <w:hyperlink w:history="1" r:id="rId6vqfxdr-dam-q40nu_pdg">
         <w:r>
           <w:rPr>
             <w:rFonts w:ascii="Arial" w:cs="Arial" w:eastAsia="Arial" w:hAnsi="Arial"/>
@@ -25610,6 +26138,7 @@
           </w:tcPr>
           <w:p>
             <w:pPr>
+              <w:keepNext w:val="false"/>
               <w:spacing w:after="40" w:before="0"/>
               <w:jc w:val="center"/>
             </w:pPr>
@@ -25644,6 +26173,7 @@
           </w:tcPr>
           <w:p>
             <w:pPr>
+              <w:keepNext w:val="false"/>
               <w:spacing w:after="40" w:before="0"/>
               <w:jc w:val="left"/>
             </w:pPr>
@@ -25676,6 +26206,7 @@
           </w:tcPr>
           <w:p>
             <w:pPr>
+              <w:keepNext w:val="false"/>
               <w:spacing w:after="40" w:before="0"/>
               <w:jc w:val="left"/>
             </w:pPr>
@@ -25708,6 +26239,7 @@
           </w:tcPr>
           <w:p>
             <w:pPr>
+              <w:keepNext w:val="false"/>
               <w:spacing w:after="40" w:before="0"/>
               <w:jc w:val="left"/>
             </w:pPr>
@@ -25742,6 +26274,7 @@
           </w:tcPr>
           <w:p>
             <w:pPr>
+              <w:keepNext w:val="false"/>
               <w:spacing w:after="40" w:before="0"/>
               <w:jc w:val="left"/>
             </w:pPr>
@@ -25774,6 +26307,7 @@
           </w:tcPr>
           <w:p>
             <w:pPr>
+              <w:keepNext w:val="false"/>
               <w:spacing w:after="40" w:before="0"/>
               <w:jc w:val="left"/>
             </w:pPr>
@@ -25806,6 +26340,7 @@
           </w:tcPr>
           <w:p>
             <w:pPr>
+              <w:keepNext w:val="false"/>
               <w:spacing w:after="40" w:before="0"/>
               <w:jc w:val="left"/>
             </w:pPr>
@@ -25840,6 +26375,7 @@
           </w:tcPr>
           <w:p>
             <w:pPr>
+              <w:keepNext w:val="false"/>
               <w:spacing w:after="40" w:before="0"/>
               <w:jc w:val="left"/>
             </w:pPr>
@@ -25872,6 +26408,7 @@
           </w:tcPr>
           <w:p>
             <w:pPr>
+              <w:keepNext w:val="false"/>
               <w:spacing w:after="40" w:before="0"/>
               <w:jc w:val="left"/>
             </w:pPr>
@@ -25904,6 +26441,7 @@
           </w:tcPr>
           <w:p>
             <w:pPr>
+              <w:keepNext w:val="false"/>
               <w:spacing w:after="40" w:before="0"/>
               <w:jc w:val="left"/>
             </w:pPr>
@@ -25938,6 +26476,7 @@
           </w:tcPr>
           <w:p>
             <w:pPr>
+              <w:keepNext w:val="false"/>
               <w:spacing w:after="40" w:before="0"/>
               <w:jc w:val="left"/>
             </w:pPr>
@@ -25970,6 +26509,7 @@
           </w:tcPr>
           <w:p>
             <w:pPr>
+              <w:keepNext w:val="false"/>
               <w:spacing w:after="40" w:before="0"/>
               <w:jc w:val="left"/>
             </w:pPr>
@@ -26002,6 +26542,7 @@
           </w:tcPr>
           <w:p>
             <w:pPr>
+              <w:keepNext w:val="false"/>
               <w:spacing w:after="40" w:before="0"/>
               <w:jc w:val="left"/>
             </w:pPr>

--- a/data/outputs/v2/Essential_Mathematics/SS2.1_Similarity_and_Enlargement/Essential_Mathematics_Similarity_and_Enlargement_CBE_LessonSequence.docx
+++ b/data/outputs/v2/Essential_Mathematics/SS2.1_Similarity_and_Enlargement/Essential_Mathematics_Similarity_and_Enlargement_CBE_LessonSequence.docx
@@ -2078,7 +2078,7 @@
         </w:rPr>
         <w:t xml:space="preserve">© 2026 SeaVuria and ARES. This work is licensed under a </w:t>
       </w:r>
-      <w:hyperlink w:history="1" r:id="rIdyrk98dlz0kgk8dik7mvgp">
+      <w:hyperlink w:history="1" r:id="rIdcp8q4x2bbi00ndikrly7i">
         <w:r>
           <w:rPr>
             <w:rFonts w:ascii="Arial" w:cs="Arial" w:eastAsia="Arial" w:hAnsi="Arial"/>
@@ -2098,7 +2098,7 @@
         </w:rPr>
         <w:t xml:space="preserve"> (</w:t>
       </w:r>
-      <w:hyperlink w:history="1" r:id="rId54lcbs0lt6llaofve9ycx">
+      <w:hyperlink w:history="1" r:id="rId8ib_kqyp8snbkdloqduwf">
         <w:r>
           <w:rPr>
             <w:rFonts w:ascii="Arial" w:cs="Arial" w:eastAsia="Arial" w:hAnsi="Arial"/>
@@ -2118,7 +2118,7 @@
         </w:rPr>
         <w:t xml:space="preserve">). To view a copy of this license, visit </w:t>
       </w:r>
-      <w:hyperlink w:history="1" r:id="rId1ophdchroowxwhrugrygm">
+      <w:hyperlink w:history="1" r:id="rIdd3nbrn9g2pq2qitor8pxe">
         <w:r>
           <w:rPr>
             <w:rFonts w:ascii="Arial" w:cs="Arial" w:eastAsia="Arial" w:hAnsi="Arial"/>
@@ -3157,7 +3157,7 @@
             <w:pPr>
               <w:spacing w:after="20" w:before="0"/>
             </w:pPr>
-            <w:hyperlink w:history="1" r:id="rIdl6q_hd97n_o7k1nrqbcvf">
+            <w:hyperlink w:history="1" r:id="rIdtavytktx7yrmxyulekebu">
               <w:r>
                 <w:rPr>
                   <w:rFonts w:ascii="Arial" w:cs="Arial" w:eastAsia="Arial" w:hAnsi="Arial"/>
@@ -3190,7 +3190,7 @@
               <w:spacing w:after="10" w:before="0"/>
               <w:ind w:left="120"/>
             </w:pPr>
-            <w:hyperlink w:history="1" r:id="rIdjnbkayswwzgbcmv66pnl4">
+            <w:hyperlink w:history="1" r:id="rId7uxyuqizdipena6f1pmx9">
               <w:r>
                 <w:rPr>
                   <w:rFonts w:ascii="Arial" w:cs="Arial" w:eastAsia="Arial" w:hAnsi="Arial"/>
@@ -3235,7 +3235,7 @@
             <w:pPr>
               <w:spacing w:after="20" w:before="0"/>
             </w:pPr>
-            <w:hyperlink w:history="1" r:id="rIdulnyvu5zfo-plud4dzbr_">
+            <w:hyperlink w:history="1" r:id="rIdhqmeiatf_cl5ajdwxwgzd">
               <w:r>
                 <w:rPr>
                   <w:rFonts w:ascii="Arial" w:cs="Arial" w:eastAsia="Arial" w:hAnsi="Arial"/>
@@ -3268,7 +3268,7 @@
               <w:spacing w:after="10" w:before="0"/>
               <w:ind w:left="120"/>
             </w:pPr>
-            <w:hyperlink w:history="1" r:id="rIdxvwhqac69zxxtbon805j5">
+            <w:hyperlink w:history="1" r:id="rId4aubul-ozsfnlgkoenmv5">
               <w:r>
                 <w:rPr>
                   <w:rFonts w:ascii="Arial" w:cs="Arial" w:eastAsia="Arial" w:hAnsi="Arial"/>
@@ -3468,7 +3468,7 @@
             <w:pPr>
               <w:spacing w:after="20" w:before="0"/>
             </w:pPr>
-            <w:hyperlink w:history="1" r:id="rIdbj8lmvzikqldjvfs6jduw">
+            <w:hyperlink w:history="1" r:id="rIdvy6qjhezhfn7xhn4scynk">
               <w:r>
                 <w:rPr>
                   <w:rFonts w:ascii="Arial" w:cs="Arial" w:eastAsia="Arial" w:hAnsi="Arial"/>
@@ -3501,7 +3501,7 @@
               <w:spacing w:after="10" w:before="0"/>
               <w:ind w:left="120"/>
             </w:pPr>
-            <w:hyperlink w:history="1" r:id="rId1cwqmeti0upnhg3eqpn_t">
+            <w:hyperlink w:history="1" r:id="rIdcqnhqa-q8gwhb2n7icttk">
               <w:r>
                 <w:rPr>
                   <w:rFonts w:ascii="Arial" w:cs="Arial" w:eastAsia="Arial" w:hAnsi="Arial"/>
@@ -3546,7 +3546,7 @@
             <w:pPr>
               <w:spacing w:after="20" w:before="0"/>
             </w:pPr>
-            <w:hyperlink w:history="1" r:id="rIdrwvspk6ch7muxnrgqrwkv">
+            <w:hyperlink w:history="1" r:id="rIdx3abarc_6ycwhuzz0e1ox">
               <w:r>
                 <w:rPr>
                   <w:rFonts w:ascii="Arial" w:cs="Arial" w:eastAsia="Arial" w:hAnsi="Arial"/>
@@ -3579,7 +3579,7 @@
               <w:spacing w:after="10" w:before="0"/>
               <w:ind w:left="120"/>
             </w:pPr>
-            <w:hyperlink w:history="1" r:id="rIdsrq5cpqwospov7pmmul_g">
+            <w:hyperlink w:history="1" r:id="rIdgwpo_xch_9ozz17x9bgma">
               <w:r>
                 <w:rPr>
                   <w:rFonts w:ascii="Arial" w:cs="Arial" w:eastAsia="Arial" w:hAnsi="Arial"/>
@@ -3779,7 +3779,7 @@
             <w:pPr>
               <w:spacing w:after="20" w:before="0"/>
             </w:pPr>
-            <w:hyperlink w:history="1" r:id="rIdnxyr-mp3lmjtz8dzhdqhv">
+            <w:hyperlink w:history="1" r:id="rIdklvjmxy5y1igyzmlscgtr">
               <w:r>
                 <w:rPr>
                   <w:rFonts w:ascii="Arial" w:cs="Arial" w:eastAsia="Arial" w:hAnsi="Arial"/>
@@ -3828,7 +3828,7 @@
               <w:spacing w:after="10" w:before="0"/>
               <w:ind w:left="120"/>
             </w:pPr>
-            <w:hyperlink w:history="1" r:id="rIdliuljuofb8jntiqv1iahq">
+            <w:hyperlink w:history="1" r:id="rIdwgpat5j-n3smowh60l-m4">
               <w:r>
                 <w:rPr>
                   <w:rFonts w:ascii="Arial" w:cs="Arial" w:eastAsia="Arial" w:hAnsi="Arial"/>
@@ -3873,7 +3873,7 @@
             <w:pPr>
               <w:spacing w:after="20" w:before="0"/>
             </w:pPr>
-            <w:hyperlink w:history="1" r:id="rIdwhqyaaiq5u0-6tpbl9mm_">
+            <w:hyperlink w:history="1" r:id="rIdx4unz4vmdmb5omyd6qvwk">
               <w:r>
                 <w:rPr>
                   <w:rFonts w:ascii="Arial" w:cs="Arial" w:eastAsia="Arial" w:hAnsi="Arial"/>
@@ -3922,7 +3922,7 @@
               <w:spacing w:after="10" w:before="0"/>
               <w:ind w:left="120"/>
             </w:pPr>
-            <w:hyperlink w:history="1" r:id="rIdzaqsgeavimfwkcwuk0u6b">
+            <w:hyperlink w:history="1" r:id="rIdbxmxjaczrn7baplsgnhbv">
               <w:r>
                 <w:rPr>
                   <w:rFonts w:ascii="Arial" w:cs="Arial" w:eastAsia="Arial" w:hAnsi="Arial"/>
@@ -4122,7 +4122,7 @@
             <w:pPr>
               <w:spacing w:after="20" w:before="0"/>
             </w:pPr>
-            <w:hyperlink w:history="1" r:id="rIdjjhzupefja6tjuzfnxmny">
+            <w:hyperlink w:history="1" r:id="rIdtkzepse1a4ydm_7hgwnma">
               <w:r>
                 <w:rPr>
                   <w:rFonts w:ascii="Arial" w:cs="Arial" w:eastAsia="Arial" w:hAnsi="Arial"/>
@@ -4171,7 +4171,7 @@
               <w:spacing w:after="10" w:before="0"/>
               <w:ind w:left="120"/>
             </w:pPr>
-            <w:hyperlink w:history="1" r:id="rIdt_yqycdyovkbyull253ju">
+            <w:hyperlink w:history="1" r:id="rIdwlhfbooa6zuo5ji769d37">
               <w:r>
                 <w:rPr>
                   <w:rFonts w:ascii="Arial" w:cs="Arial" w:eastAsia="Arial" w:hAnsi="Arial"/>
@@ -4216,7 +4216,7 @@
             <w:pPr>
               <w:spacing w:after="20" w:before="0"/>
             </w:pPr>
-            <w:hyperlink w:history="1" r:id="rIdqaidlp9ameekhi1qo-3fe">
+            <w:hyperlink w:history="1" r:id="rIdaztcettqjph_ghwbdcqvf">
               <w:r>
                 <w:rPr>
                   <w:rFonts w:ascii="Arial" w:cs="Arial" w:eastAsia="Arial" w:hAnsi="Arial"/>
@@ -4265,7 +4265,7 @@
               <w:spacing w:after="10" w:before="0"/>
               <w:ind w:left="120"/>
             </w:pPr>
-            <w:hyperlink w:history="1" r:id="rIdke-l1r6yvargxbwf_dzwd">
+            <w:hyperlink w:history="1" r:id="rIdbxle9hs37shauu1ao7yaz">
               <w:r>
                 <w:rPr>
                   <w:rFonts w:ascii="Arial" w:cs="Arial" w:eastAsia="Arial" w:hAnsi="Arial"/>
@@ -4465,7 +4465,7 @@
             <w:pPr>
               <w:spacing w:after="20" w:before="0"/>
             </w:pPr>
-            <w:hyperlink w:history="1" r:id="rIdoioqm9yps1qek_ntbniin">
+            <w:hyperlink w:history="1" r:id="rIdshy7gstmgfy18ezd4dzeh">
               <w:r>
                 <w:rPr>
                   <w:rFonts w:ascii="Arial" w:cs="Arial" w:eastAsia="Arial" w:hAnsi="Arial"/>
@@ -4514,7 +4514,7 @@
               <w:spacing w:after="10" w:before="0"/>
               <w:ind w:left="120"/>
             </w:pPr>
-            <w:hyperlink w:history="1" r:id="rId0rohcczw1xuplgsogxlfx">
+            <w:hyperlink w:history="1" r:id="rIdba-pe_eco2p3goypx5hiy">
               <w:r>
                 <w:rPr>
                   <w:rFonts w:ascii="Arial" w:cs="Arial" w:eastAsia="Arial" w:hAnsi="Arial"/>
@@ -4559,7 +4559,7 @@
             <w:pPr>
               <w:spacing w:after="20" w:before="0"/>
             </w:pPr>
-            <w:hyperlink w:history="1" r:id="rIdvxhevaedyksehe4thxyyl">
+            <w:hyperlink w:history="1" r:id="rIdsodbzekjp3jdllkzs3c3u">
               <w:r>
                 <w:rPr>
                   <w:rFonts w:ascii="Arial" w:cs="Arial" w:eastAsia="Arial" w:hAnsi="Arial"/>
@@ -4608,7 +4608,7 @@
               <w:spacing w:after="10" w:before="0"/>
               <w:ind w:left="120"/>
             </w:pPr>
-            <w:hyperlink w:history="1" r:id="rIdp94frb4fyvbgpzzukth66">
+            <w:hyperlink w:history="1" r:id="rIdr5ut_cjjpzqgttrpvojt-">
               <w:r>
                 <w:rPr>
                   <w:rFonts w:ascii="Arial" w:cs="Arial" w:eastAsia="Arial" w:hAnsi="Arial"/>
@@ -5133,7 +5133,7 @@
         </w:rPr>
         <w:t xml:space="preserve">© 2026 SeaVuria and ARES. Aligned with KICD objectives. Developed by SeaVuria; technical implementation by ARES (with AI assistance from Claude). Licensed under </w:t>
       </w:r>
-      <w:hyperlink w:history="1" r:id="rIdobk8tmzegtjs7pg85forr">
+      <w:hyperlink w:history="1" r:id="rId3crbbg_dorigzzgr67pof">
         <w:r>
           <w:rPr>
             <w:rFonts w:ascii="Arial" w:cs="Arial" w:eastAsia="Arial" w:hAnsi="Arial"/>
@@ -5154,7 +5154,7 @@
         </w:rPr>
         <w:t xml:space="preserve"> (</w:t>
       </w:r>
-      <w:hyperlink w:history="1" r:id="rIdztjrnefzxfhbw9k4zpuq3">
+      <w:hyperlink w:history="1" r:id="rIdtu0mjhkvso_fhmwzmgwpl">
         <w:r>
           <w:rPr>
             <w:rFonts w:ascii="Arial" w:cs="Arial" w:eastAsia="Arial" w:hAnsi="Arial"/>
@@ -6194,7 +6194,7 @@
             <w:pPr>
               <w:spacing w:after="20" w:before="0"/>
             </w:pPr>
-            <w:hyperlink w:history="1" r:id="rId232k9wqbjwym5jcfdpevb">
+            <w:hyperlink w:history="1" r:id="rIdewvholmudekjswybxj20f">
               <w:r>
                 <w:rPr>
                   <w:rFonts w:ascii="Arial" w:cs="Arial" w:eastAsia="Arial" w:hAnsi="Arial"/>
@@ -6227,7 +6227,7 @@
               <w:spacing w:after="10" w:before="0"/>
               <w:ind w:left="120"/>
             </w:pPr>
-            <w:hyperlink w:history="1" r:id="rIdyepka43eg6sypdtntii4t">
+            <w:hyperlink w:history="1" r:id="rIdesckwuh7wa3ahjygo9am0">
               <w:r>
                 <w:rPr>
                   <w:rFonts w:ascii="Arial" w:cs="Arial" w:eastAsia="Arial" w:hAnsi="Arial"/>
@@ -6272,7 +6272,7 @@
             <w:pPr>
               <w:spacing w:after="20" w:before="0"/>
             </w:pPr>
-            <w:hyperlink w:history="1" r:id="rIdeuuy6jn7yh3dww38po1gj">
+            <w:hyperlink w:history="1" r:id="rIdahjp0vqqrs5e6vvn67sqj">
               <w:r>
                 <w:rPr>
                   <w:rFonts w:ascii="Arial" w:cs="Arial" w:eastAsia="Arial" w:hAnsi="Arial"/>
@@ -6305,7 +6305,7 @@
               <w:spacing w:after="10" w:before="0"/>
               <w:ind w:left="120"/>
             </w:pPr>
-            <w:hyperlink w:history="1" r:id="rId0wvr_a19o9qfgzoaqzbjw">
+            <w:hyperlink w:history="1" r:id="rId8dypv4xhwgtidlhxciyjq">
               <w:r>
                 <w:rPr>
                   <w:rFonts w:ascii="Arial" w:cs="Arial" w:eastAsia="Arial" w:hAnsi="Arial"/>
@@ -6505,7 +6505,7 @@
             <w:pPr>
               <w:spacing w:after="20" w:before="0"/>
             </w:pPr>
-            <w:hyperlink w:history="1" r:id="rIdfcbrw-wdxrrcnzbgf0ma-">
+            <w:hyperlink w:history="1" r:id="rId1u9u5kstesyc_qz8hqsjl">
               <w:r>
                 <w:rPr>
                   <w:rFonts w:ascii="Arial" w:cs="Arial" w:eastAsia="Arial" w:hAnsi="Arial"/>
@@ -6538,7 +6538,7 @@
               <w:spacing w:after="10" w:before="0"/>
               <w:ind w:left="120"/>
             </w:pPr>
-            <w:hyperlink w:history="1" r:id="rIdah6dpyajfvijobngbxntn">
+            <w:hyperlink w:history="1" r:id="rId_dksq-lnuevi4rxdvy3xs">
               <w:r>
                 <w:rPr>
                   <w:rFonts w:ascii="Arial" w:cs="Arial" w:eastAsia="Arial" w:hAnsi="Arial"/>
@@ -6583,7 +6583,7 @@
             <w:pPr>
               <w:spacing w:after="20" w:before="0"/>
             </w:pPr>
-            <w:hyperlink w:history="1" r:id="rIdo3amgi13mz96vegmjxcuw">
+            <w:hyperlink w:history="1" r:id="rIdchazopf6-otkd952dczdf">
               <w:r>
                 <w:rPr>
                   <w:rFonts w:ascii="Arial" w:cs="Arial" w:eastAsia="Arial" w:hAnsi="Arial"/>
@@ -6616,7 +6616,7 @@
               <w:spacing w:after="10" w:before="0"/>
               <w:ind w:left="120"/>
             </w:pPr>
-            <w:hyperlink w:history="1" r:id="rId9qdx7qytoanfgwnp2-wsh">
+            <w:hyperlink w:history="1" r:id="rIdgmqgr-qkygjhwl-jesqoc">
               <w:r>
                 <w:rPr>
                   <w:rFonts w:ascii="Arial" w:cs="Arial" w:eastAsia="Arial" w:hAnsi="Arial"/>
@@ -6816,7 +6816,7 @@
             <w:pPr>
               <w:spacing w:after="20" w:before="0"/>
             </w:pPr>
-            <w:hyperlink w:history="1" r:id="rIdhfoicowgwuqpeynemhhue">
+            <w:hyperlink w:history="1" r:id="rIdgctvva_lo0qo6tamv_cbn">
               <w:r>
                 <w:rPr>
                   <w:rFonts w:ascii="Arial" w:cs="Arial" w:eastAsia="Arial" w:hAnsi="Arial"/>
@@ -6849,7 +6849,7 @@
               <w:spacing w:after="10" w:before="0"/>
               <w:ind w:left="120"/>
             </w:pPr>
-            <w:hyperlink w:history="1" r:id="rId5mbkdtobdberk1pqztohz">
+            <w:hyperlink w:history="1" r:id="rIdl2nuhe7ycxysonoblpidl">
               <w:r>
                 <w:rPr>
                   <w:rFonts w:ascii="Arial" w:cs="Arial" w:eastAsia="Arial" w:hAnsi="Arial"/>
@@ -6894,7 +6894,7 @@
             <w:pPr>
               <w:spacing w:after="20" w:before="0"/>
             </w:pPr>
-            <w:hyperlink w:history="1" r:id="rIduraspgi86qlnmepyeuyr3">
+            <w:hyperlink w:history="1" r:id="rIdva2-gtarsuzccfwozxvbb">
               <w:r>
                 <w:rPr>
                   <w:rFonts w:ascii="Arial" w:cs="Arial" w:eastAsia="Arial" w:hAnsi="Arial"/>
@@ -6927,7 +6927,7 @@
               <w:spacing w:after="10" w:before="0"/>
               <w:ind w:left="120"/>
             </w:pPr>
-            <w:hyperlink w:history="1" r:id="rIdql7moslytmhqftqsnneie">
+            <w:hyperlink w:history="1" r:id="rIdcwbmms6mwntrjz12eiua7">
               <w:r>
                 <w:rPr>
                   <w:rFonts w:ascii="Arial" w:cs="Arial" w:eastAsia="Arial" w:hAnsi="Arial"/>
@@ -7127,7 +7127,7 @@
             <w:pPr>
               <w:spacing w:after="20" w:before="0"/>
             </w:pPr>
-            <w:hyperlink w:history="1" r:id="rId88ypyruzbuogsyyty6qdl">
+            <w:hyperlink w:history="1" r:id="rId3om44cc8xh5fyypzesbqr">
               <w:r>
                 <w:rPr>
                   <w:rFonts w:ascii="Arial" w:cs="Arial" w:eastAsia="Arial" w:hAnsi="Arial"/>
@@ -7160,7 +7160,7 @@
               <w:spacing w:after="10" w:before="0"/>
               <w:ind w:left="120"/>
             </w:pPr>
-            <w:hyperlink w:history="1" r:id="rIdx5gsoggf3xqafpc2_2lg9">
+            <w:hyperlink w:history="1" r:id="rIdiwazfqmz1dzed6xhen0as">
               <w:r>
                 <w:rPr>
                   <w:rFonts w:ascii="Arial" w:cs="Arial" w:eastAsia="Arial" w:hAnsi="Arial"/>
@@ -7205,7 +7205,7 @@
             <w:pPr>
               <w:spacing w:after="20" w:before="0"/>
             </w:pPr>
-            <w:hyperlink w:history="1" r:id="rIdikachxd2o3u9b-se9qdr5">
+            <w:hyperlink w:history="1" r:id="rIdqlrltidy8oklx6wn3wr15">
               <w:r>
                 <w:rPr>
                   <w:rFonts w:ascii="Arial" w:cs="Arial" w:eastAsia="Arial" w:hAnsi="Arial"/>
@@ -7238,7 +7238,7 @@
               <w:spacing w:after="10" w:before="0"/>
               <w:ind w:left="120"/>
             </w:pPr>
-            <w:hyperlink w:history="1" r:id="rIdwhgjujafkha7bsc3d3xrn">
+            <w:hyperlink w:history="1" r:id="rIdaq7laxqaxqees3cguhlj8">
               <w:r>
                 <w:rPr>
                   <w:rFonts w:ascii="Arial" w:cs="Arial" w:eastAsia="Arial" w:hAnsi="Arial"/>
@@ -7438,7 +7438,7 @@
             <w:pPr>
               <w:spacing w:after="20" w:before="0"/>
             </w:pPr>
-            <w:hyperlink w:history="1" r:id="rIda9c8yggfdhg_7s6ta7ktn">
+            <w:hyperlink w:history="1" r:id="rIdybpkgaho-t1ksriypahxx">
               <w:r>
                 <w:rPr>
                   <w:rFonts w:ascii="Arial" w:cs="Arial" w:eastAsia="Arial" w:hAnsi="Arial"/>
@@ -7471,7 +7471,7 @@
               <w:spacing w:after="10" w:before="0"/>
               <w:ind w:left="120"/>
             </w:pPr>
-            <w:hyperlink w:history="1" r:id="rId0rq_pfvf-exvepsnyjyy9">
+            <w:hyperlink w:history="1" r:id="rIdwrp4bcv6bojswwaebsyjh">
               <w:r>
                 <w:rPr>
                   <w:rFonts w:ascii="Arial" w:cs="Arial" w:eastAsia="Arial" w:hAnsi="Arial"/>
@@ -7516,7 +7516,7 @@
             <w:pPr>
               <w:spacing w:after="20" w:before="0"/>
             </w:pPr>
-            <w:hyperlink w:history="1" r:id="rIdkcmboucrsk6hvweop1s3x">
+            <w:hyperlink w:history="1" r:id="rIdqc9j2aemynn1n3qj7sewj">
               <w:r>
                 <w:rPr>
                   <w:rFonts w:ascii="Arial" w:cs="Arial" w:eastAsia="Arial" w:hAnsi="Arial"/>
@@ -7549,7 +7549,7 @@
               <w:spacing w:after="10" w:before="0"/>
               <w:ind w:left="120"/>
             </w:pPr>
-            <w:hyperlink w:history="1" r:id="rIdcwpjmwv4bbdkzl_emotvl">
+            <w:hyperlink w:history="1" r:id="rIdqew1pgawihevphfn5wph4">
               <w:r>
                 <w:rPr>
                   <w:rFonts w:ascii="Arial" w:cs="Arial" w:eastAsia="Arial" w:hAnsi="Arial"/>
@@ -8074,7 +8074,7 @@
         </w:rPr>
         <w:t xml:space="preserve">© 2026 SeaVuria and ARES. Aligned with KICD objectives. Developed by SeaVuria; technical implementation by ARES (with AI assistance from Claude). Licensed under </w:t>
       </w:r>
-      <w:hyperlink w:history="1" r:id="rIdfrvzbqfn85nnhavc-kf0j">
+      <w:hyperlink w:history="1" r:id="rIddtnpscfbcj1q9zqe-wvtg">
         <w:r>
           <w:rPr>
             <w:rFonts w:ascii="Arial" w:cs="Arial" w:eastAsia="Arial" w:hAnsi="Arial"/>
@@ -8095,7 +8095,7 @@
         </w:rPr>
         <w:t xml:space="preserve"> (</w:t>
       </w:r>
-      <w:hyperlink w:history="1" r:id="rIdwggqhodyduz25qg34lf1k">
+      <w:hyperlink w:history="1" r:id="rIduren1b9b0tmfuwwg9itid">
         <w:r>
           <w:rPr>
             <w:rFonts w:ascii="Arial" w:cs="Arial" w:eastAsia="Arial" w:hAnsi="Arial"/>
@@ -9135,7 +9135,7 @@
             <w:pPr>
               <w:spacing w:after="20" w:before="0"/>
             </w:pPr>
-            <w:hyperlink w:history="1" r:id="rIdl_pvbmxi3o-qbooqyps5n">
+            <w:hyperlink w:history="1" r:id="rIdgzyqlpnbl_qipjicerziq">
               <w:r>
                 <w:rPr>
                   <w:rFonts w:ascii="Arial" w:cs="Arial" w:eastAsia="Arial" w:hAnsi="Arial"/>
@@ -9168,7 +9168,7 @@
               <w:spacing w:after="10" w:before="0"/>
               <w:ind w:left="120"/>
             </w:pPr>
-            <w:hyperlink w:history="1" r:id="rId4nozsiougwapuzcbpu00o">
+            <w:hyperlink w:history="1" r:id="rIdq74zdvgyvcfsgruhqsd7g">
               <w:r>
                 <w:rPr>
                   <w:rFonts w:ascii="Arial" w:cs="Arial" w:eastAsia="Arial" w:hAnsi="Arial"/>
@@ -9213,7 +9213,7 @@
             <w:pPr>
               <w:spacing w:after="20" w:before="0"/>
             </w:pPr>
-            <w:hyperlink w:history="1" r:id="rId0sxq5slhrxy-em9ijhzj1">
+            <w:hyperlink w:history="1" r:id="rIdsyujz6g1i_z7-ni2f3uno">
               <w:r>
                 <w:rPr>
                   <w:rFonts w:ascii="Arial" w:cs="Arial" w:eastAsia="Arial" w:hAnsi="Arial"/>
@@ -9246,7 +9246,7 @@
               <w:spacing w:after="10" w:before="0"/>
               <w:ind w:left="120"/>
             </w:pPr>
-            <w:hyperlink w:history="1" r:id="rIdfsdvjtv09kp99_jodsoaf">
+            <w:hyperlink w:history="1" r:id="rId4oo93sk8l4t-xezeo-bn0">
               <w:r>
                 <w:rPr>
                   <w:rFonts w:ascii="Arial" w:cs="Arial" w:eastAsia="Arial" w:hAnsi="Arial"/>
@@ -9446,7 +9446,7 @@
             <w:pPr>
               <w:spacing w:after="20" w:before="0"/>
             </w:pPr>
-            <w:hyperlink w:history="1" r:id="rIdxiugkincmneamr9jhvhi7">
+            <w:hyperlink w:history="1" r:id="rIdyffmgfb5wluiildzpxyd8">
               <w:r>
                 <w:rPr>
                   <w:rFonts w:ascii="Arial" w:cs="Arial" w:eastAsia="Arial" w:hAnsi="Arial"/>
@@ -9479,7 +9479,7 @@
               <w:spacing w:after="10" w:before="0"/>
               <w:ind w:left="120"/>
             </w:pPr>
-            <w:hyperlink w:history="1" r:id="rIdafgz5fejbevcbjb6lzlzy">
+            <w:hyperlink w:history="1" r:id="rIdgdfr9odyntrsyj5t8hjcx">
               <w:r>
                 <w:rPr>
                   <w:rFonts w:ascii="Arial" w:cs="Arial" w:eastAsia="Arial" w:hAnsi="Arial"/>
@@ -9524,7 +9524,7 @@
             <w:pPr>
               <w:spacing w:after="20" w:before="0"/>
             </w:pPr>
-            <w:hyperlink w:history="1" r:id="rIdwlurh6_lwa1qaa61itx5v">
+            <w:hyperlink w:history="1" r:id="rIdeahsd-rrcegj4lp9cnxvt">
               <w:r>
                 <w:rPr>
                   <w:rFonts w:ascii="Arial" w:cs="Arial" w:eastAsia="Arial" w:hAnsi="Arial"/>
@@ -9557,7 +9557,7 @@
               <w:spacing w:after="10" w:before="0"/>
               <w:ind w:left="120"/>
             </w:pPr>
-            <w:hyperlink w:history="1" r:id="rIdxiklugxq1dee8ygjv5hlj">
+            <w:hyperlink w:history="1" r:id="rId4tttfplopsckwygi77we1">
               <w:r>
                 <w:rPr>
                   <w:rFonts w:ascii="Arial" w:cs="Arial" w:eastAsia="Arial" w:hAnsi="Arial"/>
@@ -9757,7 +9757,7 @@
             <w:pPr>
               <w:spacing w:after="20" w:before="0"/>
             </w:pPr>
-            <w:hyperlink w:history="1" r:id="rIdswwbwgq07vqffzxlludk9">
+            <w:hyperlink w:history="1" r:id="rId87csrhpzh8qyqn8wucjef">
               <w:r>
                 <w:rPr>
                   <w:rFonts w:ascii="Arial" w:cs="Arial" w:eastAsia="Arial" w:hAnsi="Arial"/>
@@ -9790,7 +9790,7 @@
               <w:spacing w:after="10" w:before="0"/>
               <w:ind w:left="120"/>
             </w:pPr>
-            <w:hyperlink w:history="1" r:id="rId8nl39nwoljudjiqkjgdzk">
+            <w:hyperlink w:history="1" r:id="rId67rionhv_thr-fbrkcgzn">
               <w:r>
                 <w:rPr>
                   <w:rFonts w:ascii="Arial" w:cs="Arial" w:eastAsia="Arial" w:hAnsi="Arial"/>
@@ -9835,7 +9835,7 @@
             <w:pPr>
               <w:spacing w:after="20" w:before="0"/>
             </w:pPr>
-            <w:hyperlink w:history="1" r:id="rId4p_klw-g4dosp-gnzfvee">
+            <w:hyperlink w:history="1" r:id="rIdpmtouxwqvxemgrbgu_pc3">
               <w:r>
                 <w:rPr>
                   <w:rFonts w:ascii="Arial" w:cs="Arial" w:eastAsia="Arial" w:hAnsi="Arial"/>
@@ -9868,7 +9868,7 @@
               <w:spacing w:after="10" w:before="0"/>
               <w:ind w:left="120"/>
             </w:pPr>
-            <w:hyperlink w:history="1" r:id="rIdirqdn9o63t3rhzjiwndhb">
+            <w:hyperlink w:history="1" r:id="rIdukdqxkbdykhybk09im44g">
               <w:r>
                 <w:rPr>
                   <w:rFonts w:ascii="Arial" w:cs="Arial" w:eastAsia="Arial" w:hAnsi="Arial"/>
@@ -10068,7 +10068,7 @@
             <w:pPr>
               <w:spacing w:after="20" w:before="0"/>
             </w:pPr>
-            <w:hyperlink w:history="1" r:id="rIdky8fgfhgfai8u8lx6rl5b">
+            <w:hyperlink w:history="1" r:id="rId7o1lgcfqfus-r87md7bi-">
               <w:r>
                 <w:rPr>
                   <w:rFonts w:ascii="Arial" w:cs="Arial" w:eastAsia="Arial" w:hAnsi="Arial"/>
@@ -10101,7 +10101,7 @@
               <w:spacing w:after="10" w:before="0"/>
               <w:ind w:left="120"/>
             </w:pPr>
-            <w:hyperlink w:history="1" r:id="rIdnij3j5ed-9pybti9cd9d6">
+            <w:hyperlink w:history="1" r:id="rIdziuofkwvord8e0agdpxvy">
               <w:r>
                 <w:rPr>
                   <w:rFonts w:ascii="Arial" w:cs="Arial" w:eastAsia="Arial" w:hAnsi="Arial"/>
@@ -10146,7 +10146,7 @@
             <w:pPr>
               <w:spacing w:after="20" w:before="0"/>
             </w:pPr>
-            <w:hyperlink w:history="1" r:id="rIdkknbq2brn-g6jiqufvhe2">
+            <w:hyperlink w:history="1" r:id="rId_gftzbyyjh_0s0tr2snwi">
               <w:r>
                 <w:rPr>
                   <w:rFonts w:ascii="Arial" w:cs="Arial" w:eastAsia="Arial" w:hAnsi="Arial"/>
@@ -10179,7 +10179,7 @@
               <w:spacing w:after="10" w:before="0"/>
               <w:ind w:left="120"/>
             </w:pPr>
-            <w:hyperlink w:history="1" r:id="rIdinu4835lpps-2fqobpaqu">
+            <w:hyperlink w:history="1" r:id="rId9hbdvbpa3o9tqajxwxbuh">
               <w:r>
                 <w:rPr>
                   <w:rFonts w:ascii="Arial" w:cs="Arial" w:eastAsia="Arial" w:hAnsi="Arial"/>
@@ -10379,7 +10379,7 @@
             <w:pPr>
               <w:spacing w:after="20" w:before="0"/>
             </w:pPr>
-            <w:hyperlink w:history="1" r:id="rIdhwdtvxm1a4wfqbssulxi8">
+            <w:hyperlink w:history="1" r:id="rIdgnkl1xq3zjopmjll2zmht">
               <w:r>
                 <w:rPr>
                   <w:rFonts w:ascii="Arial" w:cs="Arial" w:eastAsia="Arial" w:hAnsi="Arial"/>
@@ -10412,7 +10412,7 @@
               <w:spacing w:after="10" w:before="0"/>
               <w:ind w:left="120"/>
             </w:pPr>
-            <w:hyperlink w:history="1" r:id="rIduqamtsrj7h0pidnvi1y4c">
+            <w:hyperlink w:history="1" r:id="rIdgpruoshgcyc9gcf5t-70s">
               <w:r>
                 <w:rPr>
                   <w:rFonts w:ascii="Arial" w:cs="Arial" w:eastAsia="Arial" w:hAnsi="Arial"/>
@@ -10457,7 +10457,7 @@
             <w:pPr>
               <w:spacing w:after="20" w:before="0"/>
             </w:pPr>
-            <w:hyperlink w:history="1" r:id="rIdu-0jawmgag6kydowneiay">
+            <w:hyperlink w:history="1" r:id="rIdu5r5hnqeezpculiujvljp">
               <w:r>
                 <w:rPr>
                   <w:rFonts w:ascii="Arial" w:cs="Arial" w:eastAsia="Arial" w:hAnsi="Arial"/>
@@ -10506,7 +10506,7 @@
               <w:spacing w:after="10" w:before="0"/>
               <w:ind w:left="120"/>
             </w:pPr>
-            <w:hyperlink w:history="1" r:id="rIdnfjt7gdgqbhpmpp-bv15s">
+            <w:hyperlink w:history="1" r:id="rIditkcwxb0oqjqtwzmn80pq">
               <w:r>
                 <w:rPr>
                   <w:rFonts w:ascii="Arial" w:cs="Arial" w:eastAsia="Arial" w:hAnsi="Arial"/>
@@ -11031,7 +11031,7 @@
         </w:rPr>
         <w:t xml:space="preserve">© 2026 SeaVuria and ARES. Aligned with KICD objectives. Developed by SeaVuria; technical implementation by ARES (with AI assistance from Claude). Licensed under </w:t>
       </w:r>
-      <w:hyperlink w:history="1" r:id="rId-jd5wwl8cxnhaavrqhudf">
+      <w:hyperlink w:history="1" r:id="rIdym35877l7l8jdn0jeufao">
         <w:r>
           <w:rPr>
             <w:rFonts w:ascii="Arial" w:cs="Arial" w:eastAsia="Arial" w:hAnsi="Arial"/>
@@ -11052,7 +11052,7 @@
         </w:rPr>
         <w:t xml:space="preserve"> (</w:t>
       </w:r>
-      <w:hyperlink w:history="1" r:id="rIdurxas1x_cmtahdefr7sd5">
+      <w:hyperlink w:history="1" r:id="rIdflhmnzd9tpzuzwnwly1a9">
         <w:r>
           <w:rPr>
             <w:rFonts w:ascii="Arial" w:cs="Arial" w:eastAsia="Arial" w:hAnsi="Arial"/>
@@ -12092,7 +12092,7 @@
             <w:pPr>
               <w:spacing w:after="20" w:before="0"/>
             </w:pPr>
-            <w:hyperlink w:history="1" r:id="rIdij4rqcvozwhqh71f26zkf">
+            <w:hyperlink w:history="1" r:id="rIdj2nbqapcg3mwjk9mustm7">
               <w:r>
                 <w:rPr>
                   <w:rFonts w:ascii="Arial" w:cs="Arial" w:eastAsia="Arial" w:hAnsi="Arial"/>
@@ -12125,7 +12125,7 @@
               <w:spacing w:after="10" w:before="0"/>
               <w:ind w:left="120"/>
             </w:pPr>
-            <w:hyperlink w:history="1" r:id="rIdovdgegrcq0arngahgfyt3">
+            <w:hyperlink w:history="1" r:id="rId8s2tvjky29n-dive78ctb">
               <w:r>
                 <w:rPr>
                   <w:rFonts w:ascii="Arial" w:cs="Arial" w:eastAsia="Arial" w:hAnsi="Arial"/>
@@ -12170,7 +12170,7 @@
             <w:pPr>
               <w:spacing w:after="20" w:before="0"/>
             </w:pPr>
-            <w:hyperlink w:history="1" r:id="rIdj4bqu44v_pqgt0r65acod">
+            <w:hyperlink w:history="1" r:id="rId4h5ywqd10kwk4efe_w9ms">
               <w:r>
                 <w:rPr>
                   <w:rFonts w:ascii="Arial" w:cs="Arial" w:eastAsia="Arial" w:hAnsi="Arial"/>
@@ -12203,7 +12203,7 @@
               <w:spacing w:after="10" w:before="0"/>
               <w:ind w:left="120"/>
             </w:pPr>
-            <w:hyperlink w:history="1" r:id="rIdap6kcdjtcf_1lhbpyes-7">
+            <w:hyperlink w:history="1" r:id="rIdc9ap1qt2-h-o-dxgtbppr">
               <w:r>
                 <w:rPr>
                   <w:rFonts w:ascii="Arial" w:cs="Arial" w:eastAsia="Arial" w:hAnsi="Arial"/>
@@ -12403,7 +12403,7 @@
             <w:pPr>
               <w:spacing w:after="20" w:before="0"/>
             </w:pPr>
-            <w:hyperlink w:history="1" r:id="rIdbwgiwhrymx-k7duzpe4tr">
+            <w:hyperlink w:history="1" r:id="rId9ahmsvgt3vwgaprcf2tco">
               <w:r>
                 <w:rPr>
                   <w:rFonts w:ascii="Arial" w:cs="Arial" w:eastAsia="Arial" w:hAnsi="Arial"/>
@@ -12436,7 +12436,7 @@
               <w:spacing w:after="10" w:before="0"/>
               <w:ind w:left="120"/>
             </w:pPr>
-            <w:hyperlink w:history="1" r:id="rIdwgsxqqfteh-l6oe4pne-6">
+            <w:hyperlink w:history="1" r:id="rIdnwy2uigapjs9a3q4t-qku">
               <w:r>
                 <w:rPr>
                   <w:rFonts w:ascii="Arial" w:cs="Arial" w:eastAsia="Arial" w:hAnsi="Arial"/>
@@ -12481,7 +12481,7 @@
             <w:pPr>
               <w:spacing w:after="20" w:before="0"/>
             </w:pPr>
-            <w:hyperlink w:history="1" r:id="rIdpo7odrh4xdxlnbxlkppk7">
+            <w:hyperlink w:history="1" r:id="rId4wk2miqqecgnl1l-mprbd">
               <w:r>
                 <w:rPr>
                   <w:rFonts w:ascii="Arial" w:cs="Arial" w:eastAsia="Arial" w:hAnsi="Arial"/>
@@ -12514,7 +12514,7 @@
               <w:spacing w:after="10" w:before="0"/>
               <w:ind w:left="120"/>
             </w:pPr>
-            <w:hyperlink w:history="1" r:id="rIdrzxpyqaqqfhkr3qfealjy">
+            <w:hyperlink w:history="1" r:id="rIdrlr_5cltvelxmsl1ubjks">
               <w:r>
                 <w:rPr>
                   <w:rFonts w:ascii="Arial" w:cs="Arial" w:eastAsia="Arial" w:hAnsi="Arial"/>
@@ -12714,7 +12714,7 @@
             <w:pPr>
               <w:spacing w:after="20" w:before="0"/>
             </w:pPr>
-            <w:hyperlink w:history="1" r:id="rIdym8ldlmyd7humdod773ok">
+            <w:hyperlink w:history="1" r:id="rId-hvi38sdclrkinr4riaon">
               <w:r>
                 <w:rPr>
                   <w:rFonts w:ascii="Arial" w:cs="Arial" w:eastAsia="Arial" w:hAnsi="Arial"/>
@@ -12747,7 +12747,7 @@
               <w:spacing w:after="10" w:before="0"/>
               <w:ind w:left="120"/>
             </w:pPr>
-            <w:hyperlink w:history="1" r:id="rIdj56c5hpw3wocl9aiviv0d">
+            <w:hyperlink w:history="1" r:id="rIdmqoudmp9jpknxxud3zlth">
               <w:r>
                 <w:rPr>
                   <w:rFonts w:ascii="Arial" w:cs="Arial" w:eastAsia="Arial" w:hAnsi="Arial"/>
@@ -12792,7 +12792,7 @@
             <w:pPr>
               <w:spacing w:after="20" w:before="0"/>
             </w:pPr>
-            <w:hyperlink w:history="1" r:id="rIdynsbbe6gfc6po59rconul">
+            <w:hyperlink w:history="1" r:id="rId1xz4dwj3aapizbczezpum">
               <w:r>
                 <w:rPr>
                   <w:rFonts w:ascii="Arial" w:cs="Arial" w:eastAsia="Arial" w:hAnsi="Arial"/>
@@ -12841,7 +12841,7 @@
               <w:spacing w:after="10" w:before="0"/>
               <w:ind w:left="120"/>
             </w:pPr>
-            <w:hyperlink w:history="1" r:id="rIdinxccrelroms0lt3ompnz">
+            <w:hyperlink w:history="1" r:id="rIdb8eubdwkydiitxhngryre">
               <w:r>
                 <w:rPr>
                   <w:rFonts w:ascii="Arial" w:cs="Arial" w:eastAsia="Arial" w:hAnsi="Arial"/>
@@ -13041,7 +13041,7 @@
             <w:pPr>
               <w:spacing w:after="20" w:before="0"/>
             </w:pPr>
-            <w:hyperlink w:history="1" r:id="rIde0tlhcaasbpljflt0r6ve">
+            <w:hyperlink w:history="1" r:id="rIdqkgii-vrbop4cflnfuyha">
               <w:r>
                 <w:rPr>
                   <w:rFonts w:ascii="Arial" w:cs="Arial" w:eastAsia="Arial" w:hAnsi="Arial"/>
@@ -13074,7 +13074,7 @@
               <w:spacing w:after="10" w:before="0"/>
               <w:ind w:left="120"/>
             </w:pPr>
-            <w:hyperlink w:history="1" r:id="rIdwtrljadbuj1ixuczfrawk">
+            <w:hyperlink w:history="1" r:id="rIds7-xhw7wymzaazj4qzjul">
               <w:r>
                 <w:rPr>
                   <w:rFonts w:ascii="Arial" w:cs="Arial" w:eastAsia="Arial" w:hAnsi="Arial"/>
@@ -13119,7 +13119,7 @@
             <w:pPr>
               <w:spacing w:after="20" w:before="0"/>
             </w:pPr>
-            <w:hyperlink w:history="1" r:id="rIdfsafw_avslvknl3tikonq">
+            <w:hyperlink w:history="1" r:id="rIdv-vtqo1gjlewgo9_psy3c">
               <w:r>
                 <w:rPr>
                   <w:rFonts w:ascii="Arial" w:cs="Arial" w:eastAsia="Arial" w:hAnsi="Arial"/>
@@ -13168,7 +13168,7 @@
               <w:spacing w:after="10" w:before="0"/>
               <w:ind w:left="120"/>
             </w:pPr>
-            <w:hyperlink w:history="1" r:id="rIdevxnlpkq4b6s10tprmwym">
+            <w:hyperlink w:history="1" r:id="rIdhytcum5xnxza1pxjpp41-">
               <w:r>
                 <w:rPr>
                   <w:rFonts w:ascii="Arial" w:cs="Arial" w:eastAsia="Arial" w:hAnsi="Arial"/>
@@ -13368,7 +13368,7 @@
             <w:pPr>
               <w:spacing w:after="20" w:before="0"/>
             </w:pPr>
-            <w:hyperlink w:history="1" r:id="rIdbvskgumgy-4atcxkczemz">
+            <w:hyperlink w:history="1" r:id="rIdp6olqbdvptuxliycyxngq">
               <w:r>
                 <w:rPr>
                   <w:rFonts w:ascii="Arial" w:cs="Arial" w:eastAsia="Arial" w:hAnsi="Arial"/>
@@ -13401,7 +13401,7 @@
               <w:spacing w:after="10" w:before="0"/>
               <w:ind w:left="120"/>
             </w:pPr>
-            <w:hyperlink w:history="1" r:id="rIdifdchno4ogpxgvv5p1qjz">
+            <w:hyperlink w:history="1" r:id="rIdwksh3kvywyusfiykw9kwr">
               <w:r>
                 <w:rPr>
                   <w:rFonts w:ascii="Arial" w:cs="Arial" w:eastAsia="Arial" w:hAnsi="Arial"/>
@@ -13446,7 +13446,7 @@
             <w:pPr>
               <w:spacing w:after="20" w:before="0"/>
             </w:pPr>
-            <w:hyperlink w:history="1" r:id="rIdsud5vrljkwi5azpg-o6ux">
+            <w:hyperlink w:history="1" r:id="rIdxo4vtfwhmlpj0xjdaqulu">
               <w:r>
                 <w:rPr>
                   <w:rFonts w:ascii="Arial" w:cs="Arial" w:eastAsia="Arial" w:hAnsi="Arial"/>
@@ -13495,7 +13495,7 @@
               <w:spacing w:after="10" w:before="0"/>
               <w:ind w:left="120"/>
             </w:pPr>
-            <w:hyperlink w:history="1" r:id="rIdp_fyzkv_cj2bwqo1nyuv6">
+            <w:hyperlink w:history="1" r:id="rIduzc88rd_jk4gr5qe2nox_">
               <w:r>
                 <w:rPr>
                   <w:rFonts w:ascii="Arial" w:cs="Arial" w:eastAsia="Arial" w:hAnsi="Arial"/>
@@ -14020,7 +14020,7 @@
         </w:rPr>
         <w:t xml:space="preserve">© 2026 SeaVuria and ARES. Aligned with KICD objectives. Developed by SeaVuria; technical implementation by ARES (with AI assistance from Claude). Licensed under </w:t>
       </w:r>
-      <w:hyperlink w:history="1" r:id="rIdstici-qgugutrzx_sdfzf">
+      <w:hyperlink w:history="1" r:id="rIdudakfhdsr_anssdmorg_s">
         <w:r>
           <w:rPr>
             <w:rFonts w:ascii="Arial" w:cs="Arial" w:eastAsia="Arial" w:hAnsi="Arial"/>
@@ -14041,7 +14041,7 @@
         </w:rPr>
         <w:t xml:space="preserve"> (</w:t>
       </w:r>
-      <w:hyperlink w:history="1" r:id="rIdoccjae2s3ua5wcdrfjnjc">
+      <w:hyperlink w:history="1" r:id="rIdmdaohmnueonkgbb2imb5k">
         <w:r>
           <w:rPr>
             <w:rFonts w:ascii="Arial" w:cs="Arial" w:eastAsia="Arial" w:hAnsi="Arial"/>
@@ -15081,7 +15081,7 @@
             <w:pPr>
               <w:spacing w:after="20" w:before="0"/>
             </w:pPr>
-            <w:hyperlink w:history="1" r:id="rId7oztlk_jptasge54egnef">
+            <w:hyperlink w:history="1" r:id="rIdcvbcxhafn281ov5-4klr7">
               <w:r>
                 <w:rPr>
                   <w:rFonts w:ascii="Arial" w:cs="Arial" w:eastAsia="Arial" w:hAnsi="Arial"/>
@@ -15114,7 +15114,7 @@
               <w:spacing w:after="10" w:before="0"/>
               <w:ind w:left="120"/>
             </w:pPr>
-            <w:hyperlink w:history="1" r:id="rIdwcmutsprs_qynrpijcoif">
+            <w:hyperlink w:history="1" r:id="rId9kyff3fgdxxptatttgd8g">
               <w:r>
                 <w:rPr>
                   <w:rFonts w:ascii="Arial" w:cs="Arial" w:eastAsia="Arial" w:hAnsi="Arial"/>
@@ -15159,7 +15159,7 @@
             <w:pPr>
               <w:spacing w:after="20" w:before="0"/>
             </w:pPr>
-            <w:hyperlink w:history="1" r:id="rIdrmp9jxpskduc_-op7hvt_">
+            <w:hyperlink w:history="1" r:id="rId4bwndx9mfrzih5ar8oydn">
               <w:r>
                 <w:rPr>
                   <w:rFonts w:ascii="Arial" w:cs="Arial" w:eastAsia="Arial" w:hAnsi="Arial"/>
@@ -15192,7 +15192,7 @@
               <w:spacing w:after="10" w:before="0"/>
               <w:ind w:left="120"/>
             </w:pPr>
-            <w:hyperlink w:history="1" r:id="rId6u-mnturocfox1hypuwug">
+            <w:hyperlink w:history="1" r:id="rIdsxykabuexnpu_yo5zjfy4">
               <w:r>
                 <w:rPr>
                   <w:rFonts w:ascii="Arial" w:cs="Arial" w:eastAsia="Arial" w:hAnsi="Arial"/>
@@ -15392,7 +15392,7 @@
             <w:pPr>
               <w:spacing w:after="20" w:before="0"/>
             </w:pPr>
-            <w:hyperlink w:history="1" r:id="rIdjyxe9p-j_zn170bbkgf6o">
+            <w:hyperlink w:history="1" r:id="rIdl1ko78409aukrg3fui7rh">
               <w:r>
                 <w:rPr>
                   <w:rFonts w:ascii="Arial" w:cs="Arial" w:eastAsia="Arial" w:hAnsi="Arial"/>
@@ -15425,7 +15425,7 @@
               <w:spacing w:after="10" w:before="0"/>
               <w:ind w:left="120"/>
             </w:pPr>
-            <w:hyperlink w:history="1" r:id="rId0lg8_vndvjc8iifxkufdn">
+            <w:hyperlink w:history="1" r:id="rId84eisrsiena1k0q5oqase">
               <w:r>
                 <w:rPr>
                   <w:rFonts w:ascii="Arial" w:cs="Arial" w:eastAsia="Arial" w:hAnsi="Arial"/>
@@ -15470,7 +15470,7 @@
             <w:pPr>
               <w:spacing w:after="20" w:before="0"/>
             </w:pPr>
-            <w:hyperlink w:history="1" r:id="rIds1l_dbxf9btpfqmzt0c9w">
+            <w:hyperlink w:history="1" r:id="rIdqp0_fbxd_xs66x5jkwesm">
               <w:r>
                 <w:rPr>
                   <w:rFonts w:ascii="Arial" w:cs="Arial" w:eastAsia="Arial" w:hAnsi="Arial"/>
@@ -15503,7 +15503,7 @@
               <w:spacing w:after="10" w:before="0"/>
               <w:ind w:left="120"/>
             </w:pPr>
-            <w:hyperlink w:history="1" r:id="rIdugvaqf5r2y95pnxg-mn3o">
+            <w:hyperlink w:history="1" r:id="rIdf5gouhq_qglqsixrrnfhx">
               <w:r>
                 <w:rPr>
                   <w:rFonts w:ascii="Arial" w:cs="Arial" w:eastAsia="Arial" w:hAnsi="Arial"/>
@@ -15703,7 +15703,7 @@
             <w:pPr>
               <w:spacing w:after="20" w:before="0"/>
             </w:pPr>
-            <w:hyperlink w:history="1" r:id="rIdwkbiot5bqzaorbucxhpen">
+            <w:hyperlink w:history="1" r:id="rIdcl7-46iygibsd_i_u5r_9">
               <w:r>
                 <w:rPr>
                   <w:rFonts w:ascii="Arial" w:cs="Arial" w:eastAsia="Arial" w:hAnsi="Arial"/>
@@ -15752,7 +15752,7 @@
               <w:spacing w:after="10" w:before="0"/>
               <w:ind w:left="120"/>
             </w:pPr>
-            <w:hyperlink w:history="1" r:id="rId8yjnwzqrzkfsbdjwiyqpb">
+            <w:hyperlink w:history="1" r:id="rIdd4uhjpaabrpygk7puibrw">
               <w:r>
                 <w:rPr>
                   <w:rFonts w:ascii="Arial" w:cs="Arial" w:eastAsia="Arial" w:hAnsi="Arial"/>
@@ -15797,7 +15797,7 @@
             <w:pPr>
               <w:spacing w:after="20" w:before="0"/>
             </w:pPr>
-            <w:hyperlink w:history="1" r:id="rIda2ktyuzhexkhkhfqpzmpz">
+            <w:hyperlink w:history="1" r:id="rIdmgdyu5n2kim1tjd4wddcj">
               <w:r>
                 <w:rPr>
                   <w:rFonts w:ascii="Arial" w:cs="Arial" w:eastAsia="Arial" w:hAnsi="Arial"/>
@@ -15846,7 +15846,7 @@
               <w:spacing w:after="10" w:before="0"/>
               <w:ind w:left="120"/>
             </w:pPr>
-            <w:hyperlink w:history="1" r:id="rId1r85nkauf6dji_zwwpfgf">
+            <w:hyperlink w:history="1" r:id="rId8meka4ooo-habvqyva22p">
               <w:r>
                 <w:rPr>
                   <w:rFonts w:ascii="Arial" w:cs="Arial" w:eastAsia="Arial" w:hAnsi="Arial"/>
@@ -16046,7 +16046,7 @@
             <w:pPr>
               <w:spacing w:after="20" w:before="0"/>
             </w:pPr>
-            <w:hyperlink w:history="1" r:id="rIdypqqn4vd7m83xltih1fgr">
+            <w:hyperlink w:history="1" r:id="rIdpfgcpapdpsuirbabbo3nq">
               <w:r>
                 <w:rPr>
                   <w:rFonts w:ascii="Arial" w:cs="Arial" w:eastAsia="Arial" w:hAnsi="Arial"/>
@@ -16095,7 +16095,7 @@
               <w:spacing w:after="10" w:before="0"/>
               <w:ind w:left="120"/>
             </w:pPr>
-            <w:hyperlink w:history="1" r:id="rIda3f_rqpmz8l5hg8xdwiet">
+            <w:hyperlink w:history="1" r:id="rId9y2mk1vkdxkib923iv92c">
               <w:r>
                 <w:rPr>
                   <w:rFonts w:ascii="Arial" w:cs="Arial" w:eastAsia="Arial" w:hAnsi="Arial"/>
@@ -16140,7 +16140,7 @@
             <w:pPr>
               <w:spacing w:after="20" w:before="0"/>
             </w:pPr>
-            <w:hyperlink w:history="1" r:id="rIdhsigcjrtcvryywiofp7sp">
+            <w:hyperlink w:history="1" r:id="rId4qo5onblwmdz7yetalylo">
               <w:r>
                 <w:rPr>
                   <w:rFonts w:ascii="Arial" w:cs="Arial" w:eastAsia="Arial" w:hAnsi="Arial"/>
@@ -16189,7 +16189,7 @@
               <w:spacing w:after="10" w:before="0"/>
               <w:ind w:left="120"/>
             </w:pPr>
-            <w:hyperlink w:history="1" r:id="rIdt60dzfnuwgwyxzm9pv-7d">
+            <w:hyperlink w:history="1" r:id="rIdvdqs3l4fdvlhlsadmlgxa">
               <w:r>
                 <w:rPr>
                   <w:rFonts w:ascii="Arial" w:cs="Arial" w:eastAsia="Arial" w:hAnsi="Arial"/>
@@ -16389,7 +16389,7 @@
             <w:pPr>
               <w:spacing w:after="20" w:before="0"/>
             </w:pPr>
-            <w:hyperlink w:history="1" r:id="rId6jh06uvidhcuazbd4sra3">
+            <w:hyperlink w:history="1" r:id="rIdhfgessuqzzxvi5ghmlcai">
               <w:r>
                 <w:rPr>
                   <w:rFonts w:ascii="Arial" w:cs="Arial" w:eastAsia="Arial" w:hAnsi="Arial"/>
@@ -16438,7 +16438,7 @@
               <w:spacing w:after="10" w:before="0"/>
               <w:ind w:left="120"/>
             </w:pPr>
-            <w:hyperlink w:history="1" r:id="rIdekn-ovdazkbpqc0v_exzg">
+            <w:hyperlink w:history="1" r:id="rId0hygk9avhzjx8vnyh4f_h">
               <w:r>
                 <w:rPr>
                   <w:rFonts w:ascii="Arial" w:cs="Arial" w:eastAsia="Arial" w:hAnsi="Arial"/>
@@ -16483,7 +16483,7 @@
             <w:pPr>
               <w:spacing w:after="20" w:before="0"/>
             </w:pPr>
-            <w:hyperlink w:history="1" r:id="rIdf49tpoepfaxkw7q3cz7qq">
+            <w:hyperlink w:history="1" r:id="rIdgbfaa-ymdy2glehi0xp2m">
               <w:r>
                 <w:rPr>
                   <w:rFonts w:ascii="Arial" w:cs="Arial" w:eastAsia="Arial" w:hAnsi="Arial"/>
@@ -16532,7 +16532,7 @@
               <w:spacing w:after="10" w:before="0"/>
               <w:ind w:left="120"/>
             </w:pPr>
-            <w:hyperlink w:history="1" r:id="rIdzgvi_lrr9shbmfh2gscq1">
+            <w:hyperlink w:history="1" r:id="rIdoy1mv0j16v_ewmqc6qcwe">
               <w:r>
                 <w:rPr>
                   <w:rFonts w:ascii="Arial" w:cs="Arial" w:eastAsia="Arial" w:hAnsi="Arial"/>
@@ -17057,7 +17057,7 @@
         </w:rPr>
         <w:t xml:space="preserve">© 2026 SeaVuria and ARES. Aligned with KICD objectives. Developed by SeaVuria; technical implementation by ARES (with AI assistance from Claude). Licensed under </w:t>
       </w:r>
-      <w:hyperlink w:history="1" r:id="rIdophuk2vei9hardohp_ibp">
+      <w:hyperlink w:history="1" r:id="rIde1exuoow78jlsvkdvc9vk">
         <w:r>
           <w:rPr>
             <w:rFonts w:ascii="Arial" w:cs="Arial" w:eastAsia="Arial" w:hAnsi="Arial"/>
@@ -17078,7 +17078,7 @@
         </w:rPr>
         <w:t xml:space="preserve"> (</w:t>
       </w:r>
-      <w:hyperlink w:history="1" r:id="rIdpty6w-znjygi7mtl6cpxn">
+      <w:hyperlink w:history="1" r:id="rIdnwnuhivvw3gbrnbmkacev">
         <w:r>
           <w:rPr>
             <w:rFonts w:ascii="Arial" w:cs="Arial" w:eastAsia="Arial" w:hAnsi="Arial"/>
@@ -18118,7 +18118,7 @@
             <w:pPr>
               <w:spacing w:after="20" w:before="0"/>
             </w:pPr>
-            <w:hyperlink w:history="1" r:id="rIdsmpoowehqqznmceslobn3">
+            <w:hyperlink w:history="1" r:id="rIdsr6mvgfl-aeb5cs2yk-dj">
               <w:r>
                 <w:rPr>
                   <w:rFonts w:ascii="Arial" w:cs="Arial" w:eastAsia="Arial" w:hAnsi="Arial"/>
@@ -18151,7 +18151,7 @@
               <w:spacing w:after="10" w:before="0"/>
               <w:ind w:left="120"/>
             </w:pPr>
-            <w:hyperlink w:history="1" r:id="rIdud8ofr_esx3gpx1z3meyw">
+            <w:hyperlink w:history="1" r:id="rIdpultupn99f32m99bcard_">
               <w:r>
                 <w:rPr>
                   <w:rFonts w:ascii="Arial" w:cs="Arial" w:eastAsia="Arial" w:hAnsi="Arial"/>
@@ -18196,7 +18196,7 @@
             <w:pPr>
               <w:spacing w:after="20" w:before="0"/>
             </w:pPr>
-            <w:hyperlink w:history="1" r:id="rIdxfotmeln7mlxotldpi6fb">
+            <w:hyperlink w:history="1" r:id="rId72ch02im1n250vy_6emst">
               <w:r>
                 <w:rPr>
                   <w:rFonts w:ascii="Arial" w:cs="Arial" w:eastAsia="Arial" w:hAnsi="Arial"/>
@@ -18229,7 +18229,7 @@
               <w:spacing w:after="10" w:before="0"/>
               <w:ind w:left="120"/>
             </w:pPr>
-            <w:hyperlink w:history="1" r:id="rIddxw8cqjcfwfgrkfnb-cln">
+            <w:hyperlink w:history="1" r:id="rId3n-yfq-aaif70hbz3aqlb">
               <w:r>
                 <w:rPr>
                   <w:rFonts w:ascii="Arial" w:cs="Arial" w:eastAsia="Arial" w:hAnsi="Arial"/>
@@ -18429,7 +18429,7 @@
             <w:pPr>
               <w:spacing w:after="20" w:before="0"/>
             </w:pPr>
-            <w:hyperlink w:history="1" r:id="rIdtxtinpxbw2xl6vctjoumz">
+            <w:hyperlink w:history="1" r:id="rIdiwj7llaaqluexd2857k7l">
               <w:r>
                 <w:rPr>
                   <w:rFonts w:ascii="Arial" w:cs="Arial" w:eastAsia="Arial" w:hAnsi="Arial"/>
@@ -18462,7 +18462,7 @@
               <w:spacing w:after="10" w:before="0"/>
               <w:ind w:left="120"/>
             </w:pPr>
-            <w:hyperlink w:history="1" r:id="rIdandtentvmgni-xd4ayhfk">
+            <w:hyperlink w:history="1" r:id="rIdjwxzlfq7xi3jljeubvuzj">
               <w:r>
                 <w:rPr>
                   <w:rFonts w:ascii="Arial" w:cs="Arial" w:eastAsia="Arial" w:hAnsi="Arial"/>
@@ -18507,7 +18507,7 @@
             <w:pPr>
               <w:spacing w:after="20" w:before="0"/>
             </w:pPr>
-            <w:hyperlink w:history="1" r:id="rIdfz3m2jzuvw4cdvqlre_fz">
+            <w:hyperlink w:history="1" r:id="rId6yd8pdpfuaalfwnf6jibd">
               <w:r>
                 <w:rPr>
                   <w:rFonts w:ascii="Arial" w:cs="Arial" w:eastAsia="Arial" w:hAnsi="Arial"/>
@@ -18540,7 +18540,7 @@
               <w:spacing w:after="10" w:before="0"/>
               <w:ind w:left="120"/>
             </w:pPr>
-            <w:hyperlink w:history="1" r:id="rIdohtvmfirxsj9li6neju4f">
+            <w:hyperlink w:history="1" r:id="rIdn01ma2u77pwo2kz2usadt">
               <w:r>
                 <w:rPr>
                   <w:rFonts w:ascii="Arial" w:cs="Arial" w:eastAsia="Arial" w:hAnsi="Arial"/>
@@ -18740,7 +18740,7 @@
             <w:pPr>
               <w:spacing w:after="20" w:before="0"/>
             </w:pPr>
-            <w:hyperlink w:history="1" r:id="rIdakqsbcgcmoxrpyn3lq-qx">
+            <w:hyperlink w:history="1" r:id="rIdavgmqw1_gtb7lpowfv6ub">
               <w:r>
                 <w:rPr>
                   <w:rFonts w:ascii="Arial" w:cs="Arial" w:eastAsia="Arial" w:hAnsi="Arial"/>
@@ -18789,7 +18789,7 @@
               <w:spacing w:after="10" w:before="0"/>
               <w:ind w:left="120"/>
             </w:pPr>
-            <w:hyperlink w:history="1" r:id="rIdxqwdm6ztck3l3fhitkmep">
+            <w:hyperlink w:history="1" r:id="rIdnvikgvtf-frij0cphp136">
               <w:r>
                 <w:rPr>
                   <w:rFonts w:ascii="Arial" w:cs="Arial" w:eastAsia="Arial" w:hAnsi="Arial"/>
@@ -18834,7 +18834,7 @@
             <w:pPr>
               <w:spacing w:after="20" w:before="0"/>
             </w:pPr>
-            <w:hyperlink w:history="1" r:id="rIdbirb4qpftgo9v5c5eiff1">
+            <w:hyperlink w:history="1" r:id="rIdr3iumod0k-xoengazkuy1">
               <w:r>
                 <w:rPr>
                   <w:rFonts w:ascii="Arial" w:cs="Arial" w:eastAsia="Arial" w:hAnsi="Arial"/>
@@ -18867,7 +18867,7 @@
               <w:spacing w:after="10" w:before="0"/>
               <w:ind w:left="120"/>
             </w:pPr>
-            <w:hyperlink w:history="1" r:id="rIdx2fflx7viandgjg2oayni">
+            <w:hyperlink w:history="1" r:id="rId8ahnzz_v3go_gozv-58d8">
               <w:r>
                 <w:rPr>
                   <w:rFonts w:ascii="Arial" w:cs="Arial" w:eastAsia="Arial" w:hAnsi="Arial"/>
@@ -19067,7 +19067,7 @@
             <w:pPr>
               <w:spacing w:after="20" w:before="0"/>
             </w:pPr>
-            <w:hyperlink w:history="1" r:id="rIdeh-jfz0i20gtixx5bayka">
+            <w:hyperlink w:history="1" r:id="rIdnivchbz1jtrcuaegu7_tf">
               <w:r>
                 <w:rPr>
                   <w:rFonts w:ascii="Arial" w:cs="Arial" w:eastAsia="Arial" w:hAnsi="Arial"/>
@@ -19116,7 +19116,7 @@
               <w:spacing w:after="10" w:before="0"/>
               <w:ind w:left="120"/>
             </w:pPr>
-            <w:hyperlink w:history="1" r:id="rId95lud-b8kce8rohs_dcm8">
+            <w:hyperlink w:history="1" r:id="rIdvexn60rncxa6bxirb7luj">
               <w:r>
                 <w:rPr>
                   <w:rFonts w:ascii="Arial" w:cs="Arial" w:eastAsia="Arial" w:hAnsi="Arial"/>
@@ -19161,7 +19161,7 @@
             <w:pPr>
               <w:spacing w:after="20" w:before="0"/>
             </w:pPr>
-            <w:hyperlink w:history="1" r:id="rIda4-pyfy7_iacq3sca-us6">
+            <w:hyperlink w:history="1" r:id="rIdrgii_p-ywrga2bbjrc9wg">
               <w:r>
                 <w:rPr>
                   <w:rFonts w:ascii="Arial" w:cs="Arial" w:eastAsia="Arial" w:hAnsi="Arial"/>
@@ -19194,7 +19194,7 @@
               <w:spacing w:after="10" w:before="0"/>
               <w:ind w:left="120"/>
             </w:pPr>
-            <w:hyperlink w:history="1" r:id="rId8sippxbqhvui_div4j_xy">
+            <w:hyperlink w:history="1" r:id="rIducrgwr9tvcp622pngcpkb">
               <w:r>
                 <w:rPr>
                   <w:rFonts w:ascii="Arial" w:cs="Arial" w:eastAsia="Arial" w:hAnsi="Arial"/>
@@ -19394,7 +19394,7 @@
             <w:pPr>
               <w:spacing w:after="20" w:before="0"/>
             </w:pPr>
-            <w:hyperlink w:history="1" r:id="rIdzksgp0g9nnfdvkqb1jqby">
+            <w:hyperlink w:history="1" r:id="rIdfcbzuttq1uvhpom8v2g3d">
               <w:r>
                 <w:rPr>
                   <w:rFonts w:ascii="Arial" w:cs="Arial" w:eastAsia="Arial" w:hAnsi="Arial"/>
@@ -19443,7 +19443,7 @@
               <w:spacing w:after="10" w:before="0"/>
               <w:ind w:left="120"/>
             </w:pPr>
-            <w:hyperlink w:history="1" r:id="rIdkpvmmgkerlo0kbegckr1d">
+            <w:hyperlink w:history="1" r:id="rIdj3ejl6xlnnxe9jspbtlso">
               <w:r>
                 <w:rPr>
                   <w:rFonts w:ascii="Arial" w:cs="Arial" w:eastAsia="Arial" w:hAnsi="Arial"/>
@@ -19488,7 +19488,7 @@
             <w:pPr>
               <w:spacing w:after="20" w:before="0"/>
             </w:pPr>
-            <w:hyperlink w:history="1" r:id="rIdc29t0z9evu4v4uu6vsaft">
+            <w:hyperlink w:history="1" r:id="rIdj6hqzxjb5cwo7pk2z5atz">
               <w:r>
                 <w:rPr>
                   <w:rFonts w:ascii="Arial" w:cs="Arial" w:eastAsia="Arial" w:hAnsi="Arial"/>
@@ -19537,7 +19537,7 @@
               <w:spacing w:after="10" w:before="0"/>
               <w:ind w:left="120"/>
             </w:pPr>
-            <w:hyperlink w:history="1" r:id="rIdwvpzjty-npbypz_pz-1zf">
+            <w:hyperlink w:history="1" r:id="rIdap24k5-_amkeawfbq-07t">
               <w:r>
                 <w:rPr>
                   <w:rFonts w:ascii="Arial" w:cs="Arial" w:eastAsia="Arial" w:hAnsi="Arial"/>
@@ -20062,7 +20062,7 @@
         </w:rPr>
         <w:t xml:space="preserve">© 2026 SeaVuria and ARES. Aligned with KICD objectives. Developed by SeaVuria; technical implementation by ARES (with AI assistance from Claude). Licensed under </w:t>
       </w:r>
-      <w:hyperlink w:history="1" r:id="rIddacy5w-u_l1pg8zfzh8tc">
+      <w:hyperlink w:history="1" r:id="rIdpczeycjxfoesphrjvosce">
         <w:r>
           <w:rPr>
             <w:rFonts w:ascii="Arial" w:cs="Arial" w:eastAsia="Arial" w:hAnsi="Arial"/>
@@ -20083,7 +20083,7 @@
         </w:rPr>
         <w:t xml:space="preserve"> (</w:t>
       </w:r>
-      <w:hyperlink w:history="1" r:id="rId7qhn2iessgdhiybqr_k_q">
+      <w:hyperlink w:history="1" r:id="rIddf5_bgchjbn4nunavlinp">
         <w:r>
           <w:rPr>
             <w:rFonts w:ascii="Arial" w:cs="Arial" w:eastAsia="Arial" w:hAnsi="Arial"/>
@@ -21123,7 +21123,7 @@
             <w:pPr>
               <w:spacing w:after="20" w:before="0"/>
             </w:pPr>
-            <w:hyperlink w:history="1" r:id="rIdldo51o8ghtothz8quj90a">
+            <w:hyperlink w:history="1" r:id="rIdvurrhdpbf1vdcnunsup4x">
               <w:r>
                 <w:rPr>
                   <w:rFonts w:ascii="Arial" w:cs="Arial" w:eastAsia="Arial" w:hAnsi="Arial"/>
@@ -21156,7 +21156,7 @@
               <w:spacing w:after="10" w:before="0"/>
               <w:ind w:left="120"/>
             </w:pPr>
-            <w:hyperlink w:history="1" r:id="rIdeekx0dbxma6ldm_hemiho">
+            <w:hyperlink w:history="1" r:id="rIdkbxhshirsa-grn4itsqip">
               <w:r>
                 <w:rPr>
                   <w:rFonts w:ascii="Arial" w:cs="Arial" w:eastAsia="Arial" w:hAnsi="Arial"/>
@@ -21201,7 +21201,7 @@
             <w:pPr>
               <w:spacing w:after="20" w:before="0"/>
             </w:pPr>
-            <w:hyperlink w:history="1" r:id="rIdy2y_ah6tgekbr_7ruwvqb">
+            <w:hyperlink w:history="1" r:id="rIdtqtyhvwakr6veylzdimhf">
               <w:r>
                 <w:rPr>
                   <w:rFonts w:ascii="Arial" w:cs="Arial" w:eastAsia="Arial" w:hAnsi="Arial"/>
@@ -21234,7 +21234,7 @@
               <w:spacing w:after="10" w:before="0"/>
               <w:ind w:left="120"/>
             </w:pPr>
-            <w:hyperlink w:history="1" r:id="rId1aap6drdoycx_gdrwj28m">
+            <w:hyperlink w:history="1" r:id="rId_3dqoxshqx5p6mokff4rc">
               <w:r>
                 <w:rPr>
                   <w:rFonts w:ascii="Arial" w:cs="Arial" w:eastAsia="Arial" w:hAnsi="Arial"/>
@@ -21434,7 +21434,7 @@
             <w:pPr>
               <w:spacing w:after="20" w:before="0"/>
             </w:pPr>
-            <w:hyperlink w:history="1" r:id="rIdf46ousqvrt7izdas9s2pk">
+            <w:hyperlink w:history="1" r:id="rIdf-fwpohngi_qy_zziex68">
               <w:r>
                 <w:rPr>
                   <w:rFonts w:ascii="Arial" w:cs="Arial" w:eastAsia="Arial" w:hAnsi="Arial"/>
@@ -21467,7 +21467,7 @@
               <w:spacing w:after="10" w:before="0"/>
               <w:ind w:left="120"/>
             </w:pPr>
-            <w:hyperlink w:history="1" r:id="rId5_acwad3kt4y0hutee7rv">
+            <w:hyperlink w:history="1" r:id="rIdbtkr6kli5ztllrd0bel_a">
               <w:r>
                 <w:rPr>
                   <w:rFonts w:ascii="Arial" w:cs="Arial" w:eastAsia="Arial" w:hAnsi="Arial"/>
@@ -21512,7 +21512,7 @@
             <w:pPr>
               <w:spacing w:after="20" w:before="0"/>
             </w:pPr>
-            <w:hyperlink w:history="1" r:id="rIdvrkfrjtqnqwtert1wib1z">
+            <w:hyperlink w:history="1" r:id="rIdduns6uq7rr3gj8rh4itzo">
               <w:r>
                 <w:rPr>
                   <w:rFonts w:ascii="Arial" w:cs="Arial" w:eastAsia="Arial" w:hAnsi="Arial"/>
@@ -21545,7 +21545,7 @@
               <w:spacing w:after="10" w:before="0"/>
               <w:ind w:left="120"/>
             </w:pPr>
-            <w:hyperlink w:history="1" r:id="rId4sdrbod_d6jle-beeys8g">
+            <w:hyperlink w:history="1" r:id="rId3g_haruvdovl4h1icoj-p">
               <w:r>
                 <w:rPr>
                   <w:rFonts w:ascii="Arial" w:cs="Arial" w:eastAsia="Arial" w:hAnsi="Arial"/>
@@ -21745,7 +21745,7 @@
             <w:pPr>
               <w:spacing w:after="20" w:before="0"/>
             </w:pPr>
-            <w:hyperlink w:history="1" r:id="rIdtb9xmroijtrswj0mcjim6">
+            <w:hyperlink w:history="1" r:id="rIduebvxsypvnvcban6ng9gp">
               <w:r>
                 <w:rPr>
                   <w:rFonts w:ascii="Arial" w:cs="Arial" w:eastAsia="Arial" w:hAnsi="Arial"/>
@@ -21778,7 +21778,7 @@
               <w:spacing w:after="10" w:before="0"/>
               <w:ind w:left="120"/>
             </w:pPr>
-            <w:hyperlink w:history="1" r:id="rIdt2mebqj7ororyv_3oaxya">
+            <w:hyperlink w:history="1" r:id="rIdp2vold-hsgvzay36cdnz8">
               <w:r>
                 <w:rPr>
                   <w:rFonts w:ascii="Arial" w:cs="Arial" w:eastAsia="Arial" w:hAnsi="Arial"/>
@@ -21823,7 +21823,7 @@
             <w:pPr>
               <w:spacing w:after="20" w:before="0"/>
             </w:pPr>
-            <w:hyperlink w:history="1" r:id="rId1u0dvq122uh9h9x80osk4">
+            <w:hyperlink w:history="1" r:id="rIdzmcn61hoxstr_bufeeotm">
               <w:r>
                 <w:rPr>
                   <w:rFonts w:ascii="Arial" w:cs="Arial" w:eastAsia="Arial" w:hAnsi="Arial"/>
@@ -21856,7 +21856,7 @@
               <w:spacing w:after="10" w:before="0"/>
               <w:ind w:left="120"/>
             </w:pPr>
-            <w:hyperlink w:history="1" r:id="rIdrtbo91ser4qrntlr5dquj">
+            <w:hyperlink w:history="1" r:id="rIdaz7yevx76ebdlsueunohm">
               <w:r>
                 <w:rPr>
                   <w:rFonts w:ascii="Arial" w:cs="Arial" w:eastAsia="Arial" w:hAnsi="Arial"/>
@@ -22056,7 +22056,7 @@
             <w:pPr>
               <w:spacing w:after="20" w:before="0"/>
             </w:pPr>
-            <w:hyperlink w:history="1" r:id="rIdvhozqqqsrpxdn1__ugely">
+            <w:hyperlink w:history="1" r:id="rIdtsq-cmfnkwttmcrr-1e_d">
               <w:r>
                 <w:rPr>
                   <w:rFonts w:ascii="Arial" w:cs="Arial" w:eastAsia="Arial" w:hAnsi="Arial"/>
@@ -22089,7 +22089,7 @@
               <w:spacing w:after="10" w:before="0"/>
               <w:ind w:left="120"/>
             </w:pPr>
-            <w:hyperlink w:history="1" r:id="rIdupirmkwhnyibnyjicqxvn">
+            <w:hyperlink w:history="1" r:id="rIdx6rgoajdswd_g__yw9ieo">
               <w:r>
                 <w:rPr>
                   <w:rFonts w:ascii="Arial" w:cs="Arial" w:eastAsia="Arial" w:hAnsi="Arial"/>
@@ -22134,7 +22134,7 @@
             <w:pPr>
               <w:spacing w:after="20" w:before="0"/>
             </w:pPr>
-            <w:hyperlink w:history="1" r:id="rIdr_ww-n6g4idw91qymu4e2">
+            <w:hyperlink w:history="1" r:id="rIddonlb64stbc5bo7rsafy-">
               <w:r>
                 <w:rPr>
                   <w:rFonts w:ascii="Arial" w:cs="Arial" w:eastAsia="Arial" w:hAnsi="Arial"/>
@@ -22167,7 +22167,7 @@
               <w:spacing w:after="10" w:before="0"/>
               <w:ind w:left="120"/>
             </w:pPr>
-            <w:hyperlink w:history="1" r:id="rIdppzijty2328elxa3x3n_h">
+            <w:hyperlink w:history="1" r:id="rIdzqrxc9y26etpebhc-e7l2">
               <w:r>
                 <w:rPr>
                   <w:rFonts w:ascii="Arial" w:cs="Arial" w:eastAsia="Arial" w:hAnsi="Arial"/>
@@ -22367,7 +22367,7 @@
             <w:pPr>
               <w:spacing w:after="20" w:before="0"/>
             </w:pPr>
-            <w:hyperlink w:history="1" r:id="rIdvwt9czycguzpy1phfnckw">
+            <w:hyperlink w:history="1" r:id="rIdwufvrdygvbwyl8ewx01zb">
               <w:r>
                 <w:rPr>
                   <w:rFonts w:ascii="Arial" w:cs="Arial" w:eastAsia="Arial" w:hAnsi="Arial"/>
@@ -22400,7 +22400,7 @@
               <w:spacing w:after="10" w:before="0"/>
               <w:ind w:left="120"/>
             </w:pPr>
-            <w:hyperlink w:history="1" r:id="rId-i5tfgob8cxoqzaj5ojha">
+            <w:hyperlink w:history="1" r:id="rIdivvigz2vcqwls2eehtrlo">
               <w:r>
                 <w:rPr>
                   <w:rFonts w:ascii="Arial" w:cs="Arial" w:eastAsia="Arial" w:hAnsi="Arial"/>
@@ -22445,7 +22445,7 @@
             <w:pPr>
               <w:spacing w:after="20" w:before="0"/>
             </w:pPr>
-            <w:hyperlink w:history="1" r:id="rIdge70ep4yunrnnn4xdslfq">
+            <w:hyperlink w:history="1" r:id="rIdcmqptiyx0wy-4hehwn_f3">
               <w:r>
                 <w:rPr>
                   <w:rFonts w:ascii="Arial" w:cs="Arial" w:eastAsia="Arial" w:hAnsi="Arial"/>
@@ -22494,7 +22494,7 @@
               <w:spacing w:after="10" w:before="0"/>
               <w:ind w:left="120"/>
             </w:pPr>
-            <w:hyperlink w:history="1" r:id="rIdapm8ac8nstrsiwtfuxg35">
+            <w:hyperlink w:history="1" r:id="rIdbdjndfcli_kujft9or6s9">
               <w:r>
                 <w:rPr>
                   <w:rFonts w:ascii="Arial" w:cs="Arial" w:eastAsia="Arial" w:hAnsi="Arial"/>
@@ -23019,7 +23019,7 @@
         </w:rPr>
         <w:t xml:space="preserve">© 2026 SeaVuria and ARES. Aligned with KICD objectives. Developed by SeaVuria; technical implementation by ARES (with AI assistance from Claude). Licensed under </w:t>
       </w:r>
-      <w:hyperlink w:history="1" r:id="rIdp6wseh8ejgplsczpwi0pk">
+      <w:hyperlink w:history="1" r:id="rIdqybcldoauwbhxgmf3qjyz">
         <w:r>
           <w:rPr>
             <w:rFonts w:ascii="Arial" w:cs="Arial" w:eastAsia="Arial" w:hAnsi="Arial"/>
@@ -23040,7 +23040,7 @@
         </w:rPr>
         <w:t xml:space="preserve"> (</w:t>
       </w:r>
-      <w:hyperlink w:history="1" r:id="rIdqxbk-kfcgmfmmw2phsjo9">
+      <w:hyperlink w:history="1" r:id="rIdojbpwly3roejrlei-wqr3">
         <w:r>
           <w:rPr>
             <w:rFonts w:ascii="Arial" w:cs="Arial" w:eastAsia="Arial" w:hAnsi="Arial"/>
@@ -24080,7 +24080,7 @@
             <w:pPr>
               <w:spacing w:after="20" w:before="0"/>
             </w:pPr>
-            <w:hyperlink w:history="1" r:id="rIdwphqv7tqckj2eahc8yqxw">
+            <w:hyperlink w:history="1" r:id="rIdkual76zg3gup2v5330ki7">
               <w:r>
                 <w:rPr>
                   <w:rFonts w:ascii="Arial" w:cs="Arial" w:eastAsia="Arial" w:hAnsi="Arial"/>
@@ -24113,7 +24113,7 @@
               <w:spacing w:after="10" w:before="0"/>
               <w:ind w:left="120"/>
             </w:pPr>
-            <w:hyperlink w:history="1" r:id="rIdqtrs6wgencau9xmi30k-_">
+            <w:hyperlink w:history="1" r:id="rId9qj4lkb_2r91zzclibv_c">
               <w:r>
                 <w:rPr>
                   <w:rFonts w:ascii="Arial" w:cs="Arial" w:eastAsia="Arial" w:hAnsi="Arial"/>
@@ -24158,7 +24158,7 @@
             <w:pPr>
               <w:spacing w:after="20" w:before="0"/>
             </w:pPr>
-            <w:hyperlink w:history="1" r:id="rIdick4wmgnsv_s4dxmocndi">
+            <w:hyperlink w:history="1" r:id="rIdeqku_tom5aucpjvki9fad">
               <w:r>
                 <w:rPr>
                   <w:rFonts w:ascii="Arial" w:cs="Arial" w:eastAsia="Arial" w:hAnsi="Arial"/>
@@ -24191,7 +24191,7 @@
               <w:spacing w:after="10" w:before="0"/>
               <w:ind w:left="120"/>
             </w:pPr>
-            <w:hyperlink w:history="1" r:id="rIdf-ynschpxhhc2asfs7ez6">
+            <w:hyperlink w:history="1" r:id="rIdpxi89-vtwlnwmrip1fs39">
               <w:r>
                 <w:rPr>
                   <w:rFonts w:ascii="Arial" w:cs="Arial" w:eastAsia="Arial" w:hAnsi="Arial"/>
@@ -24391,7 +24391,7 @@
             <w:pPr>
               <w:spacing w:after="20" w:before="0"/>
             </w:pPr>
-            <w:hyperlink w:history="1" r:id="rIdxve08tncyduvwwzhxq7wc">
+            <w:hyperlink w:history="1" r:id="rIdmt1go-1eooc7yvy-qnqzs">
               <w:r>
                 <w:rPr>
                   <w:rFonts w:ascii="Arial" w:cs="Arial" w:eastAsia="Arial" w:hAnsi="Arial"/>
@@ -24424,7 +24424,7 @@
               <w:spacing w:after="10" w:before="0"/>
               <w:ind w:left="120"/>
             </w:pPr>
-            <w:hyperlink w:history="1" r:id="rIdr81_b4sfu3bywuy_j-twz">
+            <w:hyperlink w:history="1" r:id="rIdmtsq1k_nxzcmrnx6s5aex">
               <w:r>
                 <w:rPr>
                   <w:rFonts w:ascii="Arial" w:cs="Arial" w:eastAsia="Arial" w:hAnsi="Arial"/>
@@ -24469,7 +24469,7 @@
             <w:pPr>
               <w:spacing w:after="20" w:before="0"/>
             </w:pPr>
-            <w:hyperlink w:history="1" r:id="rIdjdbxlevwix-dr8z07dv9s">
+            <w:hyperlink w:history="1" r:id="rId-y_agpcat2qiyzq8hwd5o">
               <w:r>
                 <w:rPr>
                   <w:rFonts w:ascii="Arial" w:cs="Arial" w:eastAsia="Arial" w:hAnsi="Arial"/>
@@ -24502,7 +24502,7 @@
               <w:spacing w:after="10" w:before="0"/>
               <w:ind w:left="120"/>
             </w:pPr>
-            <w:hyperlink w:history="1" r:id="rIdux4vmoe9ucl7upyn_ntij">
+            <w:hyperlink w:history="1" r:id="rIdsehhjldjjbvfhculidlld">
               <w:r>
                 <w:rPr>
                   <w:rFonts w:ascii="Arial" w:cs="Arial" w:eastAsia="Arial" w:hAnsi="Arial"/>
@@ -24702,7 +24702,7 @@
             <w:pPr>
               <w:spacing w:after="20" w:before="0"/>
             </w:pPr>
-            <w:hyperlink w:history="1" r:id="rIdvt2cfppdoy-cfc-tohiqk">
+            <w:hyperlink w:history="1" r:id="rIdhakw7caut6n9hkruwcpvx">
               <w:r>
                 <w:rPr>
                   <w:rFonts w:ascii="Arial" w:cs="Arial" w:eastAsia="Arial" w:hAnsi="Arial"/>
@@ -24751,7 +24751,7 @@
               <w:spacing w:after="10" w:before="0"/>
               <w:ind w:left="120"/>
             </w:pPr>
-            <w:hyperlink w:history="1" r:id="rIdyiu3ths3yo4wshmupqvoe">
+            <w:hyperlink w:history="1" r:id="rIdyxg0xw1-elghwk9tozych">
               <w:r>
                 <w:rPr>
                   <w:rFonts w:ascii="Arial" w:cs="Arial" w:eastAsia="Arial" w:hAnsi="Arial"/>
@@ -24796,7 +24796,7 @@
             <w:pPr>
               <w:spacing w:after="20" w:before="0"/>
             </w:pPr>
-            <w:hyperlink w:history="1" r:id="rId8dhhtoxkj-jupswqj_bsw">
+            <w:hyperlink w:history="1" r:id="rIdubieki6d7kcrdlbg_yqtw">
               <w:r>
                 <w:rPr>
                   <w:rFonts w:ascii="Arial" w:cs="Arial" w:eastAsia="Arial" w:hAnsi="Arial"/>
@@ -24845,7 +24845,7 @@
               <w:spacing w:after="10" w:before="0"/>
               <w:ind w:left="120"/>
             </w:pPr>
-            <w:hyperlink w:history="1" r:id="rIdny6m0le3vui8crc4ynwz5">
+            <w:hyperlink w:history="1" r:id="rId9mjsdvjryaq9wgpkuszyv">
               <w:r>
                 <w:rPr>
                   <w:rFonts w:ascii="Arial" w:cs="Arial" w:eastAsia="Arial" w:hAnsi="Arial"/>
@@ -25045,7 +25045,7 @@
             <w:pPr>
               <w:spacing w:after="20" w:before="0"/>
             </w:pPr>
-            <w:hyperlink w:history="1" r:id="rIdw_0eoilbww9rpqcfaeexp">
+            <w:hyperlink w:history="1" r:id="rIdtvd_rookhsdcslumwefpo">
               <w:r>
                 <w:rPr>
                   <w:rFonts w:ascii="Arial" w:cs="Arial" w:eastAsia="Arial" w:hAnsi="Arial"/>
@@ -25094,7 +25094,7 @@
               <w:spacing w:after="10" w:before="0"/>
               <w:ind w:left="120"/>
             </w:pPr>
-            <w:hyperlink w:history="1" r:id="rIdd1gln3emjgc2u2ragd37m">
+            <w:hyperlink w:history="1" r:id="rIdcs61sgar01j7rn08pcq-4">
               <w:r>
                 <w:rPr>
                   <w:rFonts w:ascii="Arial" w:cs="Arial" w:eastAsia="Arial" w:hAnsi="Arial"/>
@@ -25139,7 +25139,7 @@
             <w:pPr>
               <w:spacing w:after="20" w:before="0"/>
             </w:pPr>
-            <w:hyperlink w:history="1" r:id="rIdpd6djogr0njzegsifnuax">
+            <w:hyperlink w:history="1" r:id="rId_wm5jfmios2cnjkzttzbq">
               <w:r>
                 <w:rPr>
                   <w:rFonts w:ascii="Arial" w:cs="Arial" w:eastAsia="Arial" w:hAnsi="Arial"/>
@@ -25188,7 +25188,7 @@
               <w:spacing w:after="10" w:before="0"/>
               <w:ind w:left="120"/>
             </w:pPr>
-            <w:hyperlink w:history="1" r:id="rIdf-s9rxaf86vcjjxoyiqf3">
+            <w:hyperlink w:history="1" r:id="rIdye4fogr_mv0bnkgfvyp-2">
               <w:r>
                 <w:rPr>
                   <w:rFonts w:ascii="Arial" w:cs="Arial" w:eastAsia="Arial" w:hAnsi="Arial"/>
@@ -25388,7 +25388,7 @@
             <w:pPr>
               <w:spacing w:after="20" w:before="0"/>
             </w:pPr>
-            <w:hyperlink w:history="1" r:id="rIdawvod0x_forspmo-peepb">
+            <w:hyperlink w:history="1" r:id="rIdqi3n7qlltnnd_hz9lwdjw">
               <w:r>
                 <w:rPr>
                   <w:rFonts w:ascii="Arial" w:cs="Arial" w:eastAsia="Arial" w:hAnsi="Arial"/>
@@ -25437,7 +25437,7 @@
               <w:spacing w:after="10" w:before="0"/>
               <w:ind w:left="120"/>
             </w:pPr>
-            <w:hyperlink w:history="1" r:id="rIdpeqltksl7hewiila9h-m9">
+            <w:hyperlink w:history="1" r:id="rIdduu5t5sknjzoa4fma9vnq">
               <w:r>
                 <w:rPr>
                   <w:rFonts w:ascii="Arial" w:cs="Arial" w:eastAsia="Arial" w:hAnsi="Arial"/>
@@ -25482,7 +25482,7 @@
             <w:pPr>
               <w:spacing w:after="20" w:before="0"/>
             </w:pPr>
-            <w:hyperlink w:history="1" r:id="rIdbi32v2ukgmhnzq4st7spt">
+            <w:hyperlink w:history="1" r:id="rIdhsgb1n4vuqkp2earj-iee">
               <w:r>
                 <w:rPr>
                   <w:rFonts w:ascii="Arial" w:cs="Arial" w:eastAsia="Arial" w:hAnsi="Arial"/>
@@ -25531,7 +25531,7 @@
               <w:spacing w:after="10" w:before="0"/>
               <w:ind w:left="120"/>
             </w:pPr>
-            <w:hyperlink w:history="1" r:id="rId7xf8hw6d0rgibahiuhw8d">
+            <w:hyperlink w:history="1" r:id="rIdztjtknxxnaappowc8rb1n">
               <w:r>
                 <w:rPr>
                   <w:rFonts w:ascii="Arial" w:cs="Arial" w:eastAsia="Arial" w:hAnsi="Arial"/>
@@ -26056,7 +26056,7 @@
         </w:rPr>
         <w:t xml:space="preserve">© 2026 SeaVuria and ARES. Aligned with KICD objectives. Developed by SeaVuria; technical implementation by ARES (with AI assistance from Claude). Licensed under </w:t>
       </w:r>
-      <w:hyperlink w:history="1" r:id="rIdnzqohlzzxfyam6zfjfnbe">
+      <w:hyperlink w:history="1" r:id="rIdvnvyhtwa0khc-6dqhogkq">
         <w:r>
           <w:rPr>
             <w:rFonts w:ascii="Arial" w:cs="Arial" w:eastAsia="Arial" w:hAnsi="Arial"/>
@@ -26077,7 +26077,7 @@
         </w:rPr>
         <w:t xml:space="preserve"> (</w:t>
       </w:r>
-      <w:hyperlink w:history="1" r:id="rId6vqfxdr-dam-q40nu_pdg">
+      <w:hyperlink w:history="1" r:id="rIddhez5rpxpuadi_dgb0ozv">
         <w:r>
           <w:rPr>
             <w:rFonts w:ascii="Arial" w:cs="Arial" w:eastAsia="Arial" w:hAnsi="Arial"/>
